--- a/crear_documentos/services/doc_101/plantilla.docx
+++ b/crear_documentos/services/doc_101/plantilla.docx
@@ -6885,7 +6885,19 @@
         <w:rPr>
           <w:szCs w:val="22"/>
         </w:rPr>
-        <w:t>en esta sección se describe la arquitectura las sondas oceanográficas</w:t>
+        <w:t xml:space="preserve">en esta sección se describe la arquitectura </w:t>
+      </w:r>
+      <w:r>
+        <w:rPr>
+          <w:szCs w:val="22"/>
+        </w:rPr>
+        <w:t xml:space="preserve">de </w:t>
+      </w:r>
+      <w:r>
+        <w:rPr>
+          <w:szCs w:val="22"/>
+        </w:rPr>
+        <w:t>las sondas oceanográficas</w:t>
       </w:r>
       <w:r>
         <w:rPr>
@@ -7463,13 +7475,11 @@
         <w:jc w:val="center"/>
       </w:pPr>
       <w:r>
-        <w:t>&lt;&lt;</w:t>
-      </w:r>
-      <w:proofErr w:type="spellStart"/>
-      <w:r>
-        <w:t>fig_descripcion_arquitectura</w:t>
-      </w:r>
-      <w:proofErr w:type="spellEnd"/>
+        <w:t>&lt;&lt;fig_descripcion_arquitectura</w:t>
+      </w:r>
+      <w:r>
+        <w:t>_1</w:t>
+      </w:r>
       <w:r>
         <w:t>&gt;&gt;</w:t>
       </w:r>
@@ -7485,39 +7495,24 @@
       <w:r>
         <w:t xml:space="preserve">Figura </w:t>
       </w:r>
-      <w:r>
-        <w:fldChar w:fldCharType="begin"/>
-      </w:r>
-      <w:r>
-        <w:instrText xml:space="preserve"> SEQ Figura \* ARABIC </w:instrText>
-      </w:r>
-      <w:r>
-        <w:fldChar w:fldCharType="separate"/>
-      </w:r>
-      <w:r>
-        <w:rPr>
-          <w:noProof/>
-        </w:rPr>
-        <w:t>1</w:t>
-      </w:r>
-      <w:r>
-        <w:rPr>
-          <w:noProof/>
-        </w:rPr>
-        <w:fldChar w:fldCharType="end"/>
-      </w:r>
+      <w:fldSimple w:instr=" SEQ Figura \* ARABIC ">
+        <w:r>
+          <w:rPr>
+            <w:noProof/>
+          </w:rPr>
+          <w:t>1</w:t>
+        </w:r>
+      </w:fldSimple>
       <w:bookmarkEnd w:id="69"/>
       <w:r>
         <w:t xml:space="preserve">. </w:t>
       </w:r>
       <w:r>
-        <w:t>&lt;&lt;</w:t>
-      </w:r>
-      <w:proofErr w:type="spellStart"/>
-      <w:r>
-        <w:t>pie_descripcion_arquitectura</w:t>
-      </w:r>
-      <w:proofErr w:type="spellEnd"/>
+        <w:t>&lt;&lt;pie_descripcion_arquitectura</w:t>
+      </w:r>
+      <w:r>
+        <w:t>_1</w:t>
+      </w:r>
       <w:r>
         <w:t>&gt;&gt;</w:t>
       </w:r>
@@ -7784,27 +7779,14 @@
       <w:r>
         <w:t xml:space="preserve">Figura </w:t>
       </w:r>
-      <w:r>
-        <w:fldChar w:fldCharType="begin"/>
-      </w:r>
-      <w:r>
-        <w:instrText xml:space="preserve"> SEQ Figura \* ARABIC </w:instrText>
-      </w:r>
-      <w:r>
-        <w:fldChar w:fldCharType="separate"/>
-      </w:r>
-      <w:r>
-        <w:rPr>
-          <w:noProof/>
-        </w:rPr>
-        <w:t>2</w:t>
-      </w:r>
-      <w:r>
-        <w:rPr>
-          <w:noProof/>
-        </w:rPr>
-        <w:fldChar w:fldCharType="end"/>
-      </w:r>
+      <w:fldSimple w:instr=" SEQ Figura \* ARABIC ">
+        <w:r>
+          <w:rPr>
+            <w:noProof/>
+          </w:rPr>
+          <w:t>2</w:t>
+        </w:r>
+      </w:fldSimple>
       <w:bookmarkEnd w:id="71"/>
       <w:bookmarkEnd w:id="73"/>
       <w:r>
@@ -8006,27 +7988,14 @@
       <w:r>
         <w:t xml:space="preserve">Figura </w:t>
       </w:r>
-      <w:r>
-        <w:fldChar w:fldCharType="begin"/>
-      </w:r>
-      <w:r>
-        <w:instrText xml:space="preserve"> SEQ Figura \* ARABIC </w:instrText>
-      </w:r>
-      <w:r>
-        <w:fldChar w:fldCharType="separate"/>
-      </w:r>
-      <w:r>
-        <w:rPr>
-          <w:noProof/>
-        </w:rPr>
-        <w:t>3</w:t>
-      </w:r>
-      <w:r>
-        <w:rPr>
-          <w:noProof/>
-        </w:rPr>
-        <w:fldChar w:fldCharType="end"/>
-      </w:r>
+      <w:fldSimple w:instr=" SEQ Figura \* ARABIC ">
+        <w:r>
+          <w:rPr>
+            <w:noProof/>
+          </w:rPr>
+          <w:t>3</w:t>
+        </w:r>
+      </w:fldSimple>
       <w:bookmarkEnd w:id="75"/>
       <w:r>
         <w:t>.</w:t>
@@ -8207,27 +8176,14 @@
       <w:r>
         <w:t xml:space="preserve">Figura </w:t>
       </w:r>
-      <w:r>
-        <w:fldChar w:fldCharType="begin"/>
-      </w:r>
-      <w:r>
-        <w:instrText xml:space="preserve"> SEQ Figura \* ARABIC </w:instrText>
-      </w:r>
-      <w:r>
-        <w:fldChar w:fldCharType="separate"/>
-      </w:r>
-      <w:r>
-        <w:rPr>
-          <w:noProof/>
-        </w:rPr>
-        <w:t>4</w:t>
-      </w:r>
-      <w:r>
-        <w:rPr>
-          <w:noProof/>
-        </w:rPr>
-        <w:fldChar w:fldCharType="end"/>
-      </w:r>
+      <w:fldSimple w:instr=" SEQ Figura \* ARABIC ">
+        <w:r>
+          <w:rPr>
+            <w:noProof/>
+          </w:rPr>
+          <w:t>4</w:t>
+        </w:r>
+      </w:fldSimple>
       <w:bookmarkEnd w:id="77"/>
       <w:r>
         <w:t xml:space="preserve">. </w:t>
@@ -8364,27 +8320,14 @@
       <w:r>
         <w:t xml:space="preserve">Figura </w:t>
       </w:r>
-      <w:r>
-        <w:fldChar w:fldCharType="begin"/>
-      </w:r>
-      <w:r>
-        <w:instrText xml:space="preserve"> SEQ Figura \* ARABIC </w:instrText>
-      </w:r>
-      <w:r>
-        <w:fldChar w:fldCharType="separate"/>
-      </w:r>
-      <w:r>
-        <w:rPr>
-          <w:noProof/>
-        </w:rPr>
-        <w:t>5</w:t>
-      </w:r>
-      <w:r>
-        <w:rPr>
-          <w:noProof/>
-        </w:rPr>
-        <w:fldChar w:fldCharType="end"/>
-      </w:r>
+      <w:fldSimple w:instr=" SEQ Figura \* ARABIC ">
+        <w:r>
+          <w:rPr>
+            <w:noProof/>
+          </w:rPr>
+          <w:t>5</w:t>
+        </w:r>
+      </w:fldSimple>
       <w:bookmarkEnd w:id="79"/>
       <w:r>
         <w:t xml:space="preserve">. </w:t>
@@ -8637,27 +8580,14 @@
       <w:r>
         <w:t xml:space="preserve">Figura </w:t>
       </w:r>
-      <w:r>
-        <w:fldChar w:fldCharType="begin"/>
-      </w:r>
-      <w:r>
-        <w:instrText xml:space="preserve"> SEQ Figura \* ARABIC </w:instrText>
-      </w:r>
-      <w:r>
-        <w:fldChar w:fldCharType="separate"/>
-      </w:r>
-      <w:r>
-        <w:rPr>
-          <w:noProof/>
-        </w:rPr>
-        <w:t>6</w:t>
-      </w:r>
-      <w:r>
-        <w:rPr>
-          <w:noProof/>
-        </w:rPr>
-        <w:fldChar w:fldCharType="end"/>
-      </w:r>
+      <w:fldSimple w:instr=" SEQ Figura \* ARABIC ">
+        <w:r>
+          <w:rPr>
+            <w:noProof/>
+          </w:rPr>
+          <w:t>6</w:t>
+        </w:r>
+      </w:fldSimple>
       <w:bookmarkEnd w:id="81"/>
       <w:r>
         <w:t xml:space="preserve">. </w:t>
@@ -8835,27 +8765,14 @@
       <w:r>
         <w:t xml:space="preserve">Tabla </w:t>
       </w:r>
-      <w:r>
-        <w:fldChar w:fldCharType="begin"/>
-      </w:r>
-      <w:r>
-        <w:instrText xml:space="preserve"> SEQ Tabla \* ARABIC </w:instrText>
-      </w:r>
-      <w:r>
-        <w:fldChar w:fldCharType="separate"/>
-      </w:r>
-      <w:r>
-        <w:rPr>
-          <w:noProof/>
-        </w:rPr>
-        <w:t>1</w:t>
-      </w:r>
-      <w:r>
-        <w:rPr>
-          <w:noProof/>
-        </w:rPr>
-        <w:fldChar w:fldCharType="end"/>
-      </w:r>
+      <w:fldSimple w:instr=" SEQ Tabla \* ARABIC ">
+        <w:r>
+          <w:rPr>
+            <w:noProof/>
+          </w:rPr>
+          <w:t>1</w:t>
+        </w:r>
+      </w:fldSimple>
       <w:bookmarkEnd w:id="83"/>
       <w:r>
         <w:t>. Información de los parámetros que miden las sondas.</w:t>
@@ -9832,27 +9749,14 @@
       <w:r>
         <w:t xml:space="preserve">Figura </w:t>
       </w:r>
-      <w:r>
-        <w:fldChar w:fldCharType="begin"/>
-      </w:r>
-      <w:r>
-        <w:instrText xml:space="preserve"> SEQ Figura \* ARABIC </w:instrText>
-      </w:r>
-      <w:r>
-        <w:fldChar w:fldCharType="separate"/>
-      </w:r>
-      <w:r>
-        <w:rPr>
-          <w:noProof/>
-        </w:rPr>
-        <w:t>7</w:t>
-      </w:r>
-      <w:r>
-        <w:rPr>
-          <w:noProof/>
-        </w:rPr>
-        <w:fldChar w:fldCharType="end"/>
-      </w:r>
+      <w:fldSimple w:instr=" SEQ Figura \* ARABIC ">
+        <w:r>
+          <w:rPr>
+            <w:noProof/>
+          </w:rPr>
+          <w:t>7</w:t>
+        </w:r>
+      </w:fldSimple>
       <w:bookmarkEnd w:id="88"/>
       <w:r>
         <w:t xml:space="preserve">. </w:t>
@@ -10928,27 +10832,14 @@
       <w:r>
         <w:t xml:space="preserve">Figura </w:t>
       </w:r>
-      <w:r>
-        <w:fldChar w:fldCharType="begin"/>
-      </w:r>
-      <w:r>
-        <w:instrText xml:space="preserve"> SEQ Figura \* ARABIC </w:instrText>
-      </w:r>
-      <w:r>
-        <w:fldChar w:fldCharType="separate"/>
-      </w:r>
-      <w:r>
-        <w:rPr>
-          <w:noProof/>
-        </w:rPr>
-        <w:t>8</w:t>
-      </w:r>
-      <w:r>
-        <w:rPr>
-          <w:noProof/>
-        </w:rPr>
-        <w:fldChar w:fldCharType="end"/>
-      </w:r>
+      <w:fldSimple w:instr=" SEQ Figura \* ARABIC ">
+        <w:r>
+          <w:rPr>
+            <w:noProof/>
+          </w:rPr>
+          <w:t>8</w:t>
+        </w:r>
+      </w:fldSimple>
       <w:bookmarkEnd w:id="100"/>
       <w:r>
         <w:t xml:space="preserve">. </w:t>
@@ -10958,10 +10849,7 @@
       </w:r>
       <w:proofErr w:type="spellStart"/>
       <w:r>
-        <w:t>pie</w:t>
-      </w:r>
-      <w:r>
-        <w:t>_mapa_de_despliegue</w:t>
+        <w:t>pie_mapa_de_despliegue</w:t>
       </w:r>
       <w:proofErr w:type="spellEnd"/>
       <w:r>
@@ -11173,27 +11061,14 @@
       <w:r>
         <w:t xml:space="preserve">Figura </w:t>
       </w:r>
-      <w:r>
-        <w:fldChar w:fldCharType="begin"/>
-      </w:r>
-      <w:r>
-        <w:instrText xml:space="preserve"> SEQ Figura \* ARABIC </w:instrText>
-      </w:r>
-      <w:r>
-        <w:fldChar w:fldCharType="separate"/>
-      </w:r>
-      <w:r>
-        <w:rPr>
-          <w:noProof/>
-        </w:rPr>
-        <w:t>10</w:t>
-      </w:r>
-      <w:r>
-        <w:rPr>
-          <w:noProof/>
-        </w:rPr>
-        <w:fldChar w:fldCharType="end"/>
-      </w:r>
+      <w:fldSimple w:instr=" SEQ Figura \* ARABIC ">
+        <w:r>
+          <w:rPr>
+            <w:noProof/>
+          </w:rPr>
+          <w:t>10</w:t>
+        </w:r>
+      </w:fldSimple>
       <w:bookmarkEnd w:id="102"/>
       <w:r>
         <w:t>.</w:t>
@@ -11206,15 +11081,7 @@
           <w:sz w:val="20"/>
           <w:szCs w:val="22"/>
         </w:rPr>
-        <w:t xml:space="preserve"> </w:t>
-      </w:r>
-      <w:r>
-        <w:rPr>
-          <w:rFonts w:cs="Microsoft Sans Serif"/>
-          <w:sz w:val="20"/>
-          <w:szCs w:val="22"/>
-        </w:rPr>
-        <w:t>&lt;&lt;</w:t>
+        <w:t xml:space="preserve"> &lt;&lt;</w:t>
       </w:r>
       <w:proofErr w:type="spellStart"/>
       <w:r>
@@ -11332,27 +11199,14 @@
       <w:r>
         <w:t xml:space="preserve">Tabla </w:t>
       </w:r>
-      <w:r>
-        <w:fldChar w:fldCharType="begin"/>
-      </w:r>
-      <w:r>
-        <w:instrText xml:space="preserve"> SEQ Tabla \* ARABIC </w:instrText>
-      </w:r>
-      <w:r>
-        <w:fldChar w:fldCharType="separate"/>
-      </w:r>
-      <w:r>
-        <w:rPr>
-          <w:noProof/>
-        </w:rPr>
-        <w:t>2</w:t>
-      </w:r>
-      <w:r>
-        <w:rPr>
-          <w:noProof/>
-        </w:rPr>
-        <w:fldChar w:fldCharType="end"/>
-      </w:r>
+      <w:fldSimple w:instr=" SEQ Tabla \* ARABIC ">
+        <w:r>
+          <w:rPr>
+            <w:noProof/>
+          </w:rPr>
+          <w:t>2</w:t>
+        </w:r>
+      </w:fldSimple>
       <w:bookmarkEnd w:id="105"/>
       <w:r>
         <w:t xml:space="preserve">. Coordenadas geográficas de </w:t>
@@ -11813,15 +11667,7 @@
                 <w:sz w:val="20"/>
                 <w:szCs w:val="20"/>
               </w:rPr>
-              <w:t>lat_</w:t>
-            </w:r>
-            <w:r>
-              <w:rPr>
-                <w:rFonts w:cs="Microsoft Sans Serif"/>
-                <w:sz w:val="20"/>
-                <w:szCs w:val="20"/>
-              </w:rPr>
-              <w:t>plan</w:t>
+              <w:t>lat_plan</w:t>
             </w:r>
             <w:proofErr w:type="spellEnd"/>
             <w:r>
@@ -11866,15 +11712,7 @@
                 <w:sz w:val="20"/>
                 <w:szCs w:val="20"/>
               </w:rPr>
-              <w:t>lon_</w:t>
-            </w:r>
-            <w:r>
-              <w:rPr>
-                <w:rFonts w:cs="Microsoft Sans Serif"/>
-                <w:sz w:val="20"/>
-                <w:szCs w:val="20"/>
-              </w:rPr>
-              <w:t>plan</w:t>
+              <w:t>lon_plan</w:t>
             </w:r>
             <w:proofErr w:type="spellEnd"/>
             <w:r>
@@ -12008,27 +11846,14 @@
       <w:r>
         <w:t xml:space="preserve">Tabla </w:t>
       </w:r>
-      <w:r>
-        <w:fldChar w:fldCharType="begin"/>
-      </w:r>
-      <w:r>
-        <w:instrText xml:space="preserve"> SEQ Tabla \* ARABIC </w:instrText>
-      </w:r>
-      <w:r>
-        <w:fldChar w:fldCharType="separate"/>
-      </w:r>
-      <w:r>
-        <w:rPr>
-          <w:noProof/>
-        </w:rPr>
-        <w:t>3</w:t>
-      </w:r>
-      <w:r>
-        <w:rPr>
-          <w:noProof/>
-        </w:rPr>
-        <w:fldChar w:fldCharType="end"/>
-      </w:r>
+      <w:fldSimple w:instr=" SEQ Tabla \* ARABIC ">
+        <w:r>
+          <w:rPr>
+            <w:noProof/>
+          </w:rPr>
+          <w:t>3</w:t>
+        </w:r>
+      </w:fldSimple>
       <w:bookmarkEnd w:id="112"/>
       <w:r>
         <w:t xml:space="preserve">. </w:t>
@@ -12660,27 +12485,14 @@
       <w:r>
         <w:t xml:space="preserve">Tabla </w:t>
       </w:r>
-      <w:r>
-        <w:fldChar w:fldCharType="begin"/>
-      </w:r>
-      <w:r>
-        <w:instrText xml:space="preserve"> SEQ Tabla \* ARABIC </w:instrText>
-      </w:r>
-      <w:r>
-        <w:fldChar w:fldCharType="separate"/>
-      </w:r>
-      <w:r>
-        <w:rPr>
-          <w:noProof/>
-        </w:rPr>
-        <w:t>4</w:t>
-      </w:r>
-      <w:r>
-        <w:rPr>
-          <w:noProof/>
-        </w:rPr>
-        <w:fldChar w:fldCharType="end"/>
-      </w:r>
+      <w:fldSimple w:instr=" SEQ Tabla \* ARABIC ">
+        <w:r>
+          <w:rPr>
+            <w:noProof/>
+          </w:rPr>
+          <w:t>4</w:t>
+        </w:r>
+      </w:fldSimple>
       <w:bookmarkEnd w:id="114"/>
       <w:bookmarkEnd w:id="115"/>
       <w:r>
@@ -13945,27 +13757,14 @@
       <w:r>
         <w:t xml:space="preserve">Figura </w:t>
       </w:r>
-      <w:r>
-        <w:fldChar w:fldCharType="begin"/>
-      </w:r>
-      <w:r>
-        <w:instrText xml:space="preserve"> SEQ Figura \* ARABIC </w:instrText>
-      </w:r>
-      <w:r>
-        <w:fldChar w:fldCharType="separate"/>
-      </w:r>
-      <w:r>
-        <w:rPr>
-          <w:noProof/>
-        </w:rPr>
-        <w:t>17</w:t>
-      </w:r>
-      <w:r>
-        <w:rPr>
-          <w:noProof/>
-        </w:rPr>
-        <w:fldChar w:fldCharType="end"/>
-      </w:r>
+      <w:fldSimple w:instr=" SEQ Figura \* ARABIC ">
+        <w:r>
+          <w:rPr>
+            <w:noProof/>
+          </w:rPr>
+          <w:t>17</w:t>
+        </w:r>
+      </w:fldSimple>
       <w:bookmarkEnd w:id="124"/>
       <w:bookmarkEnd w:id="125"/>
       <w:r>
@@ -13976,10 +13775,7 @@
       </w:r>
       <w:proofErr w:type="spellStart"/>
       <w:r>
-        <w:t>pie_despliegue_</w:t>
-      </w:r>
-      <w:r>
-        <w:t>de_sonda_oceanografica</w:t>
+        <w:t>pie_despliegue_de_sonda_oceanografica</w:t>
       </w:r>
       <w:proofErr w:type="spellEnd"/>
       <w:r>
@@ -14688,27 +14484,14 @@
       <w:r>
         <w:t xml:space="preserve">Figura </w:t>
       </w:r>
-      <w:r>
-        <w:fldChar w:fldCharType="begin"/>
-      </w:r>
-      <w:r>
-        <w:instrText xml:space="preserve"> SEQ Figura \* ARABIC </w:instrText>
-      </w:r>
-      <w:r>
-        <w:fldChar w:fldCharType="separate"/>
-      </w:r>
-      <w:r>
-        <w:rPr>
-          <w:noProof/>
-        </w:rPr>
-        <w:t>24</w:t>
-      </w:r>
-      <w:r>
-        <w:rPr>
-          <w:noProof/>
-        </w:rPr>
-        <w:fldChar w:fldCharType="end"/>
-      </w:r>
+      <w:fldSimple w:instr=" SEQ Figura \* ARABIC ">
+        <w:r>
+          <w:rPr>
+            <w:noProof/>
+          </w:rPr>
+          <w:t>24</w:t>
+        </w:r>
+      </w:fldSimple>
       <w:bookmarkEnd w:id="131"/>
       <w:r>
         <w:t xml:space="preserve">. </w:t>
@@ -14773,27 +14556,14 @@
       <w:r>
         <w:t xml:space="preserve">Figura </w:t>
       </w:r>
-      <w:r>
-        <w:fldChar w:fldCharType="begin"/>
-      </w:r>
-      <w:r>
-        <w:instrText xml:space="preserve"> SEQ Figura \* ARABIC </w:instrText>
-      </w:r>
-      <w:r>
-        <w:fldChar w:fldCharType="separate"/>
-      </w:r>
-      <w:r>
-        <w:rPr>
-          <w:noProof/>
-        </w:rPr>
-        <w:t>26</w:t>
-      </w:r>
-      <w:r>
-        <w:rPr>
-          <w:noProof/>
-        </w:rPr>
-        <w:fldChar w:fldCharType="end"/>
-      </w:r>
+      <w:fldSimple w:instr=" SEQ Figura \* ARABIC ">
+        <w:r>
+          <w:rPr>
+            <w:noProof/>
+          </w:rPr>
+          <w:t>26</w:t>
+        </w:r>
+      </w:fldSimple>
       <w:bookmarkEnd w:id="133"/>
       <w:r>
         <w:t>.</w:t>
@@ -15123,11 +14893,19 @@
         </w:rPr>
         <w:t xml:space="preserve">durante el despliegue en el mar. </w:t>
       </w:r>
+      <w:proofErr w:type="gramStart"/>
       <w:r>
         <w:rPr>
           <w:szCs w:val="22"/>
         </w:rPr>
-        <w:t>Asimismo se anexó una copia del plan de crucero el cual fue entregado con antelación a PEMEX.</w:t>
+        <w:t>Asimismo</w:t>
+      </w:r>
+      <w:proofErr w:type="gramEnd"/>
+      <w:r>
+        <w:rPr>
+          <w:szCs w:val="22"/>
+        </w:rPr>
+        <w:t xml:space="preserve"> se anexó una copia del plan de crucero el cual fue entregado con antelación a PEMEX.</w:t>
       </w:r>
     </w:p>
     <w:p>
@@ -16115,7 +15893,25 @@
           <w:rFonts w:ascii="Microsoft Sans Serif" w:hAnsi="Microsoft Sans Serif" w:cs="Microsoft Sans Serif"/>
           <w:vertAlign w:val="baseline"/>
         </w:rPr>
-        <w:t>YYYY-MM-DD-THH:mm:ss.sssz</w:t>
+        <w:t>YYYY-MM-DD-THH:</w:t>
+      </w:r>
+      <w:proofErr w:type="gramStart"/>
+      <w:r>
+        <w:rPr>
+          <w:rStyle w:val="Caracteresdenotaalpie"/>
+          <w:rFonts w:ascii="Microsoft Sans Serif" w:hAnsi="Microsoft Sans Serif" w:cs="Microsoft Sans Serif"/>
+          <w:vertAlign w:val="baseline"/>
+        </w:rPr>
+        <w:t>mm:ss</w:t>
+      </w:r>
+      <w:proofErr w:type="gramEnd"/>
+      <w:r>
+        <w:rPr>
+          <w:rStyle w:val="Caracteresdenotaalpie"/>
+          <w:rFonts w:ascii="Microsoft Sans Serif" w:hAnsi="Microsoft Sans Serif" w:cs="Microsoft Sans Serif"/>
+          <w:vertAlign w:val="baseline"/>
+        </w:rPr>
+        <w:t>.sssz</w:t>
       </w:r>
       <w:proofErr w:type="spellEnd"/>
       <w:r>

--- a/crear_documentos/services/doc_101/plantilla.docx
+++ b/crear_documentos/services/doc_101/plantilla.docx
@@ -9495,55 +9495,22 @@
         </w:rPr>
       </w:pPr>
       <w:r>
-        <w:t>Las actividades previas a la</w:t>
-      </w:r>
-      <w:r>
-        <w:t>s</w:t>
-      </w:r>
-      <w:r>
-        <w:t xml:space="preserve"> campaña</w:t>
-      </w:r>
-      <w:r>
-        <w:t>s</w:t>
-      </w:r>
-      <w:r>
-        <w:t xml:space="preserve"> de </w:t>
-      </w:r>
-      <w:r>
-        <w:t>liberación</w:t>
-      </w:r>
-      <w:r>
-        <w:t xml:space="preserve">, comenzaron una vez que PEMEX proporcionó al personal de ASM-CICESE las coordenadas para el despliegue de las </w:t>
-      </w:r>
-      <w:r>
-        <w:t>siete</w:t>
-      </w:r>
-      <w:r>
-        <w:t xml:space="preserve"> sondas oceanográficas, </w:t>
-      </w:r>
-      <w:r>
-        <w:t>diseñadas</w:t>
-      </w:r>
-      <w:r>
-        <w:t xml:space="preserve"> conforme a las necesidades específicas de PEMEX. </w:t>
-      </w:r>
-      <w:r>
-        <w:rPr>
-          <w:rFonts w:cs="Arial"/>
-        </w:rPr>
-        <w:t>Previo al despliegue de las sondas se realizaron las actividades determinadas de acuerdo al plan de trabajo del personal y, en la medida de lo posible, se consideraron los tiempos programados en el Plan de Campaña</w:t>
-      </w:r>
-      <w:r>
-        <w:rPr>
-          <w:rFonts w:cs="Arial"/>
-        </w:rPr>
-        <w:t xml:space="preserve"> de cada despliegue</w:t>
-      </w:r>
-      <w:r>
-        <w:rPr>
-          <w:rFonts w:cs="Arial"/>
-        </w:rPr>
-        <w:t xml:space="preserve">. </w:t>
+        <w:rPr>
+          <w:rFonts w:cs="Arial"/>
+        </w:rPr>
+        <w:t>&lt;&lt;descripción_actividades_previas_parrafo</w:t>
+      </w:r>
+      <w:r>
+        <w:rPr>
+          <w:rFonts w:cs="Arial"/>
+        </w:rPr>
+        <w:t>2</w:t>
+      </w:r>
+      <w:r>
+        <w:rPr>
+          <w:rFonts w:cs="Arial"/>
+        </w:rPr>
+        <w:t>&gt;&gt;</w:t>
       </w:r>
     </w:p>
     <w:p>
@@ -9559,7 +9526,13 @@
         <w:ind w:firstLine="360"/>
       </w:pPr>
       <w:r>
-        <w:t>&lt;&lt;descrpcion_actividades_previas_parrafo2&gt;&gt;</w:t>
+        <w:t>&lt;&lt;descrpcion_actividades_previas_parrafo</w:t>
+      </w:r>
+      <w:r>
+        <w:t>3</w:t>
+      </w:r>
+      <w:r>
+        <w:t>&gt;&gt;</w:t>
       </w:r>
     </w:p>
     <w:p>
@@ -9581,19 +9554,7 @@
         <w:t xml:space="preserve">de </w:t>
       </w:r>
       <w:r>
-        <w:t>campaña</w:t>
-      </w:r>
-      <w:r>
-        <w:t xml:space="preserve"> d</w:t>
-      </w:r>
-      <w:r>
-        <w:t>urante</w:t>
-      </w:r>
-      <w:r>
-        <w:t xml:space="preserve"> ambas etapas</w:t>
-      </w:r>
-      <w:r>
-        <w:t>,</w:t>
+        <w:t>campaña,</w:t>
       </w:r>
       <w:r>
         <w:t xml:space="preserve"> </w:t>
@@ -9736,13 +9697,38 @@
         <w:spacing w:line="240" w:lineRule="auto"/>
         <w:jc w:val="center"/>
         <w:rPr>
-          <w:rFonts w:ascii="Times New Roman" w:hAnsi="Times New Roman"/>
-        </w:rPr>
-      </w:pPr>
+          <w:rFonts w:cs="Microsoft Sans Serif"/>
+        </w:rPr>
+      </w:pPr>
+      <w:r>
+        <w:rPr>
+          <w:rFonts w:cs="Microsoft Sans Serif"/>
+        </w:rPr>
+        <w:t>&lt;&lt;</w:t>
+      </w:r>
+      <w:proofErr w:type="spellStart"/>
+      <w:r>
+        <w:rPr>
+          <w:rFonts w:cs="Microsoft Sans Serif"/>
+        </w:rPr>
+        <w:t>fig_actividades_previas</w:t>
+      </w:r>
+      <w:proofErr w:type="spellEnd"/>
+      <w:r>
+        <w:rPr>
+          <w:rFonts w:cs="Microsoft Sans Serif"/>
+        </w:rPr>
+        <w:t>&gt;&gt;</w:t>
+      </w:r>
     </w:p>
     <w:p>
       <w:pPr>
-        <w:pStyle w:val="Descripcin"/>
+        <w:suppressAutoHyphens w:val="0"/>
+        <w:spacing w:line="240" w:lineRule="auto"/>
+        <w:jc w:val="center"/>
+        <w:rPr>
+          <w:rFonts w:cs="Microsoft Sans Serif"/>
+        </w:rPr>
       </w:pPr>
       <w:bookmarkStart w:id="88" w:name="_Ref217389348"/>
       <w:bookmarkStart w:id="89" w:name="_Toc229049291"/>
@@ -9761,27 +9747,37 @@
       <w:r>
         <w:t xml:space="preserve">. </w:t>
       </w:r>
-      <w:r>
-        <w:t xml:space="preserve">Proceso de sellado de la boya, </w:t>
-      </w:r>
-      <w:r>
-        <w:t>limpieza de</w:t>
-      </w:r>
-      <w:r>
-        <w:t xml:space="preserve"> la orilla antes de aplicar el pegamento</w:t>
-      </w:r>
-      <w:r>
-        <w:t xml:space="preserve"> que une el domo con la base</w:t>
-      </w:r>
-      <w:r>
-        <w:t>.</w:t>
-      </w:r>
       <w:bookmarkEnd w:id="89"/>
+      <w:r>
+        <w:rPr>
+          <w:rFonts w:cs="Microsoft Sans Serif"/>
+        </w:rPr>
+        <w:t>&lt;&lt;</w:t>
+      </w:r>
+      <w:proofErr w:type="spellStart"/>
+      <w:r>
+        <w:rPr>
+          <w:rFonts w:cs="Microsoft Sans Serif"/>
+        </w:rPr>
+        <w:t>pie</w:t>
+      </w:r>
+      <w:r>
+        <w:rPr>
+          <w:rFonts w:cs="Microsoft Sans Serif"/>
+        </w:rPr>
+        <w:t>_actividades_previas</w:t>
+      </w:r>
+      <w:proofErr w:type="spellEnd"/>
+      <w:r>
+        <w:rPr>
+          <w:rFonts w:cs="Microsoft Sans Serif"/>
+        </w:rPr>
+        <w:t>&gt;&gt;</w:t>
+      </w:r>
     </w:p>
     <w:p>
       <w:pPr>
         <w:spacing w:before="240"/>
-        <w:ind w:firstLine="360"/>
       </w:pPr>
     </w:p>
     <w:p>
@@ -9835,11 +9831,7 @@
         <w:t>dañado</w:t>
       </w:r>
       <w:r>
-        <w:t xml:space="preserve"> durante el sellado. Las pruebas de </w:t>
-      </w:r>
-      <w:r>
-        <w:lastRenderedPageBreak/>
-        <w:t xml:space="preserve">transmisión se </w:t>
+        <w:t xml:space="preserve"> durante el sellado. Las pruebas de transmisión se </w:t>
       </w:r>
       <w:r>
         <w:t>hicieron</w:t>
@@ -9874,7 +9866,13 @@
         <w:ind w:firstLine="360"/>
       </w:pPr>
       <w:r>
-        <w:t>&lt;&lt;descripcion_actividades_previas_parrafo3&gt;&gt;</w:t>
+        <w:t>&lt;&lt;descripcion_actividades_previas_parrafo</w:t>
+      </w:r>
+      <w:r>
+        <w:t>4</w:t>
+      </w:r>
+      <w:r>
+        <w:t>&gt;&gt;</w:t>
       </w:r>
       <w:r>
         <w:t xml:space="preserve"> </w:t>
@@ -9915,6 +9913,7 @@
         <w:t xml:space="preserve">. La documentación correspondiente a las pruebas de funcionamiento se muestra en el </w:t>
       </w:r>
       <w:r>
+        <w:lastRenderedPageBreak/>
         <w:fldChar w:fldCharType="begin"/>
       </w:r>
       <w:r>
@@ -10144,7 +10143,11 @@
       </w:r>
       <w:proofErr w:type="spellEnd"/>
       <w:r>
-        <w:t>, basada en una constelación de satélites en órbita baja (LEO) que operan en banda L. Mediante servicios simplex de bajo consumo energético, se transmiten paquetes periódicos de información desde zonas remotas, lo que permite una comunicación confiable y con tiempos de transmisión reducidos. Este sistema resultó adecuado para plataformas autónomas y funcionó de manera exitosa durante las pruebas de 24 horas realizadas en el centro de operaciones del consorcio ASM-CICESE, donde los datos fueron recibidos de forma continua.</w:t>
+        <w:t xml:space="preserve">, basada en una constelación de satélites en órbita baja (LEO) que operan en banda L. Mediante servicios simplex de bajo consumo energético, se transmiten paquetes periódicos de información desde zonas remotas, lo que permite una comunicación confiable y con tiempos de transmisión reducidos. Este sistema resultó adecuado para plataformas autónomas y funcionó de manera exitosa durante las </w:t>
+      </w:r>
+      <w:r>
+        <w:lastRenderedPageBreak/>
+        <w:t>pruebas de 24 horas realizadas en el centro de operaciones del consorcio ASM-CICESE, donde los datos fueron recibidos de forma continua.</w:t>
       </w:r>
     </w:p>
     <w:p>
@@ -10262,21 +10265,7 @@
           <w:rFonts w:ascii="Microsoft Sans Serif" w:eastAsia="Times New Roman" w:hAnsi="Microsoft Sans Serif" w:cs="Times New Roman"/>
           <w:color w:val="auto"/>
         </w:rPr>
-        <w:t xml:space="preserve">. De acuerdo a lo anterior, </w:t>
-      </w:r>
-      <w:r>
-        <w:rPr>
-          <w:rFonts w:ascii="Microsoft Sans Serif" w:eastAsia="Times New Roman" w:hAnsi="Microsoft Sans Serif" w:cs="Times New Roman"/>
-          <w:color w:val="auto"/>
-        </w:rPr>
-        <w:t>la ejecución de las campañas de liberación siguió</w:t>
-      </w:r>
-      <w:r>
-        <w:rPr>
-          <w:rFonts w:ascii="Microsoft Sans Serif" w:eastAsia="Times New Roman" w:hAnsi="Microsoft Sans Serif" w:cs="Times New Roman"/>
-          <w:color w:val="auto"/>
-        </w:rPr>
-        <w:t xml:space="preserve"> un procedimiento seguro en todas las actividades que involucran la travesía y las maniobras del despliegue. </w:t>
+        <w:t xml:space="preserve">. </w:t>
       </w:r>
     </w:p>
     <w:p>
@@ -10292,207 +10281,84 @@
     </w:p>
     <w:p>
       <w:pPr>
-        <w:ind w:firstLine="360"/>
+        <w:pStyle w:val="Normal1"/>
+        <w:spacing w:line="360" w:lineRule="auto"/>
+        <w:ind w:firstLine="432"/>
+        <w:jc w:val="both"/>
+        <w:rPr>
+          <w:rFonts w:ascii="Microsoft Sans Serif" w:eastAsia="Times New Roman" w:hAnsi="Microsoft Sans Serif" w:cs="Times New Roman"/>
+          <w:color w:val="auto"/>
+        </w:rPr>
+      </w:pPr>
+      <w:r>
+        <w:rPr>
+          <w:rFonts w:ascii="Microsoft Sans Serif" w:eastAsia="Times New Roman" w:hAnsi="Microsoft Sans Serif" w:cs="Times New Roman"/>
+          <w:color w:val="auto"/>
+        </w:rPr>
+        <w:t>&lt;&lt;ejecucion_de_la_campania_parrafo</w:t>
+      </w:r>
+      <w:r>
+        <w:rPr>
+          <w:rFonts w:ascii="Microsoft Sans Serif" w:eastAsia="Times New Roman" w:hAnsi="Microsoft Sans Serif" w:cs="Times New Roman"/>
+          <w:color w:val="auto"/>
+        </w:rPr>
+        <w:t>2</w:t>
+      </w:r>
+      <w:r>
+        <w:rPr>
+          <w:rFonts w:ascii="Microsoft Sans Serif" w:eastAsia="Times New Roman" w:hAnsi="Microsoft Sans Serif" w:cs="Times New Roman"/>
+          <w:color w:val="auto"/>
+        </w:rPr>
+        <w:t>&gt;&gt;</w:t>
+      </w:r>
+      <w:bookmarkEnd w:id="98"/>
+      <w:r>
+        <w:t xml:space="preserve"> (ver </w:t>
+      </w:r>
+      <w:r>
+        <w:fldChar w:fldCharType="begin"/>
+      </w:r>
+      <w:r>
+        <w:instrText xml:space="preserve"> REF _Ref219907034 \h </w:instrText>
+      </w:r>
+      <w:r>
+        <w:instrText xml:space="preserve"> \* MERGEFORMAT </w:instrText>
+      </w:r>
+      <w:r>
+        <w:fldChar w:fldCharType="separate"/>
+      </w:r>
+      <w:r>
+        <w:rPr>
+          <w:rStyle w:val="Title1"/>
+        </w:rPr>
+        <w:t>ANEXO 3: PLAN DE CRUCERO</w:t>
+      </w:r>
+      <w:r>
+        <w:fldChar w:fldCharType="end"/>
+      </w:r>
+      <w:r>
+        <w:t>).</w:t>
+      </w:r>
+      <w:r>
+        <w:t xml:space="preserve"> </w:t>
+      </w:r>
+      <w:r>
+        <w:t>&lt;&lt;ejecución_de_la_campania_parrafo</w:t>
+      </w:r>
+      <w:r>
+        <w:t>3</w:t>
+      </w:r>
+      <w:r>
+        <w:t xml:space="preserve">&gt;&gt;. </w:t>
+      </w:r>
+      <w:r>
+        <w:t>&lt;&lt;ejecucion_de_la_campania_parrafo4&gt;&gt;</w:t>
+      </w:r>
+      <w:r>
         <w:rPr>
           <w:szCs w:val="22"/>
         </w:rPr>
-      </w:pPr>
-      <w:r>
-        <w:t>La ejecuci</w:t>
-      </w:r>
-      <w:r>
-        <w:t>ó</w:t>
-      </w:r>
-      <w:r>
-        <w:t>n de la</w:t>
-      </w:r>
-      <w:r>
-        <w:t>s</w:t>
-      </w:r>
-      <w:r>
-        <w:t xml:space="preserve"> campaña</w:t>
-      </w:r>
-      <w:r>
-        <w:t>s</w:t>
-      </w:r>
-      <w:r>
-        <w:t xml:space="preserve"> de </w:t>
-      </w:r>
-      <w:r>
-        <w:t>despliegue</w:t>
-      </w:r>
-      <w:r>
-        <w:t xml:space="preserve"> de las sondas oceanográficas; se efectuó de acuerdo con la planeación de la logística y derrotero de la embarcación</w:t>
-      </w:r>
-      <w:bookmarkEnd w:id="98"/>
-      <w:r>
-        <w:t xml:space="preserve"> (ver </w:t>
-      </w:r>
-      <w:r>
-        <w:fldChar w:fldCharType="begin"/>
-      </w:r>
-      <w:r>
-        <w:instrText xml:space="preserve"> REF _Ref219907034 \h </w:instrText>
-      </w:r>
-      <w:r>
-        <w:instrText xml:space="preserve"> \* MERGEFORMAT </w:instrText>
-      </w:r>
-      <w:r>
-        <w:fldChar w:fldCharType="separate"/>
-      </w:r>
-      <w:r>
-        <w:rPr>
-          <w:rStyle w:val="Title1"/>
-        </w:rPr>
-        <w:t>ANEXO 3: PLAN DE CRUCERO</w:t>
-      </w:r>
-      <w:r>
-        <w:fldChar w:fldCharType="end"/>
-      </w:r>
-      <w:r>
-        <w:t>).</w:t>
-      </w:r>
-      <w:r>
-        <w:t xml:space="preserve"> </w:t>
-      </w:r>
-      <w:r>
-        <w:t>En cada campaña, e</w:t>
-      </w:r>
-      <w:r>
-        <w:t xml:space="preserve">l líder del </w:t>
-      </w:r>
-      <w:r>
-        <w:t>e</w:t>
-      </w:r>
-      <w:r>
-        <w:t>quipo de instalación le informó al personal las actividades que se realizarían durante el despliegue de la</w:t>
-      </w:r>
-      <w:r>
-        <w:t>s</w:t>
-      </w:r>
-      <w:r>
-        <w:t xml:space="preserve"> sonda</w:t>
-      </w:r>
-      <w:r>
-        <w:t>s</w:t>
-      </w:r>
-      <w:r>
-        <w:t xml:space="preserve"> con el fin de que cada miembro del equipo conociera los detalles de la operación, propiciando la integridad del personal y de los equipos de dicha</w:t>
-      </w:r>
-      <w:r>
-        <w:t>s</w:t>
-      </w:r>
-      <w:r>
-        <w:t xml:space="preserve"> sonda</w:t>
-      </w:r>
-      <w:r>
-        <w:t>s</w:t>
-      </w:r>
-      <w:r>
-        <w:t xml:space="preserve">; asimismo se siguieron los procedimientos de seguridad durante </w:t>
-      </w:r>
-      <w:r>
-        <w:t>todas las campañas</w:t>
-      </w:r>
-      <w:r>
-        <w:t xml:space="preserve"> de despliegue de las sondas oceanográficas. </w:t>
-      </w:r>
-      <w:r>
-        <w:t xml:space="preserve">&lt;&lt;ejecución_de_la_campania_parrafo2&gt;&gt;. </w:t>
-      </w:r>
-      <w:r>
-        <w:rPr>
-          <w:szCs w:val="22"/>
-        </w:rPr>
-        <w:t xml:space="preserve">La </w:t>
-      </w:r>
-      <w:r>
-        <w:rPr>
-          <w:szCs w:val="22"/>
-        </w:rPr>
-        <w:fldChar w:fldCharType="begin"/>
-      </w:r>
-      <w:r>
-        <w:rPr>
-          <w:szCs w:val="22"/>
-        </w:rPr>
-        <w:instrText xml:space="preserve"> REF _Ref217465608 \h </w:instrText>
-      </w:r>
-      <w:r>
-        <w:rPr>
-          <w:szCs w:val="22"/>
-        </w:rPr>
-      </w:r>
-      <w:r>
-        <w:rPr>
-          <w:szCs w:val="22"/>
-        </w:rPr>
-        <w:fldChar w:fldCharType="separate"/>
-      </w:r>
-      <w:r>
-        <w:t xml:space="preserve">Figura </w:t>
-      </w:r>
-      <w:r>
-        <w:rPr>
-          <w:noProof/>
-        </w:rPr>
-        <w:t>8</w:t>
-      </w:r>
-      <w:r>
-        <w:rPr>
-          <w:szCs w:val="22"/>
-        </w:rPr>
-        <w:fldChar w:fldCharType="end"/>
-      </w:r>
-      <w:r>
-        <w:rPr>
-          <w:szCs w:val="22"/>
-        </w:rPr>
-        <w:t xml:space="preserve"> y </w:t>
-      </w:r>
-      <w:r>
-        <w:rPr>
-          <w:szCs w:val="22"/>
-        </w:rPr>
-        <w:fldChar w:fldCharType="begin"/>
-      </w:r>
-      <w:r>
-        <w:rPr>
-          <w:szCs w:val="22"/>
-        </w:rPr>
-        <w:instrText xml:space="preserve"> REF _Ref228975474 \h </w:instrText>
-      </w:r>
-      <w:r>
-        <w:rPr>
-          <w:szCs w:val="22"/>
-        </w:rPr>
-      </w:r>
-      <w:r>
-        <w:rPr>
-          <w:szCs w:val="22"/>
-        </w:rPr>
-        <w:fldChar w:fldCharType="separate"/>
-      </w:r>
-      <w:r>
-        <w:t xml:space="preserve">Figura </w:t>
-      </w:r>
-      <w:r>
-        <w:rPr>
-          <w:noProof/>
-        </w:rPr>
-        <w:t>9</w:t>
-      </w:r>
-      <w:r>
-        <w:rPr>
-          <w:szCs w:val="22"/>
-        </w:rPr>
-        <w:fldChar w:fldCharType="end"/>
-      </w:r>
-      <w:r>
-        <w:rPr>
-          <w:szCs w:val="22"/>
-        </w:rPr>
-        <w:t xml:space="preserve"> muestran las localizaciones </w:t>
+        <w:t xml:space="preserve"> las localizaciones </w:t>
       </w:r>
       <w:r>
         <w:rPr>
@@ -10586,7 +10452,6 @@
         <w:rPr>
           <w:szCs w:val="22"/>
         </w:rPr>
-        <w:lastRenderedPageBreak/>
         <w:t>Antes de iniciar las operaciones para el despliegue de la primera sonda, se pusieron en marcha los protocolos de seguridad tanto para el personal como para mantener seguras las sondas oceanográficas. Antes de iniciar las operaciones, se revisaron con el personal las actividades previamente asignadas.</w:t>
       </w:r>
     </w:p>
@@ -10616,7 +10481,19 @@
         <w:rPr>
           <w:szCs w:val="22"/>
         </w:rPr>
-        <w:t>Se corroboraron las coordenadas y el tirante de liberación de la primera sonda con el GPS de la embarcación.</w:t>
+        <w:t>Se corroboraron las coordenadas y el tirante de liberación de la sonda</w:t>
+      </w:r>
+      <w:r>
+        <w:rPr>
+          <w:szCs w:val="22"/>
+        </w:rPr>
+        <w:t xml:space="preserve"> a desplegar</w:t>
+      </w:r>
+      <w:r>
+        <w:rPr>
+          <w:szCs w:val="22"/>
+        </w:rPr>
+        <w:t xml:space="preserve"> con el GPS de la embarcación.</w:t>
       </w:r>
     </w:p>
     <w:p>
@@ -10715,6 +10592,7 @@
         <w:rPr>
           <w:szCs w:val="22"/>
         </w:rPr>
+        <w:lastRenderedPageBreak/>
         <w:t>Posteriormente, el personal liberó la sonda oceanográfica sobre la superficie del mar y se tomó nota de las coordenadas del punto de liberación.</w:t>
       </w:r>
     </w:p>
@@ -10797,7 +10675,7 @@
         <w:rPr>
           <w:szCs w:val="22"/>
         </w:rPr>
-        <w:t xml:space="preserve"> al terminar de liberar todas las sondas se regresó al lugar de zarpe. </w:t>
+        <w:t xml:space="preserve"> al terminar de liberar las sondas se regresó al lugar de zarpe. </w:t>
       </w:r>
     </w:p>
     <w:p/>
@@ -11749,7 +11627,19 @@
         <w:ind w:firstLine="360"/>
       </w:pPr>
       <w:r>
-        <w:t>&lt;&lt;ejecución_de_la_camapnia_parrafo3&gt;&gt;</w:t>
+        <w:t>&lt;&lt;ejecuci</w:t>
+      </w:r>
+      <w:r>
+        <w:t>o</w:t>
+      </w:r>
+      <w:r>
+        <w:t>n_de_la_camapnia_parrafo</w:t>
+      </w:r>
+      <w:r>
+        <w:t>5</w:t>
+      </w:r>
+      <w:r>
+        <w:t>&gt;&gt;</w:t>
       </w:r>
       <w:r>
         <w:t xml:space="preserve"> </w:t>
@@ -11844,6 +11734,7 @@
       <w:bookmarkStart w:id="112" w:name="_Ref217401548"/>
       <w:bookmarkStart w:id="113" w:name="_Toc229049320"/>
       <w:r>
+        <w:lastRenderedPageBreak/>
         <w:t xml:space="preserve">Tabla </w:t>
       </w:r>
       <w:fldSimple w:instr=" SEQ Tabla \* ARABIC ">
@@ -13670,7 +13561,6 @@
         <w:ind w:firstLine="426"/>
       </w:pPr>
       <w:r>
-        <w:lastRenderedPageBreak/>
         <w:t>D</w:t>
       </w:r>
       <w:r>
@@ -14810,7 +14700,13 @@
         </w:rPr>
       </w:pPr>
       <w:r>
-        <w:t>&lt;&lt;conclsuiones_parrafo2&gt;&gt;</w:t>
+        <w:t>&lt;&lt;conclu</w:t>
+      </w:r>
+      <w:r>
+        <w:t>s</w:t>
+      </w:r>
+      <w:r>
+        <w:t>iones_parrafo2&gt;&gt;</w:t>
       </w:r>
     </w:p>
     <w:p>
@@ -14893,14 +14789,12 @@
         </w:rPr>
         <w:t xml:space="preserve">durante el despliegue en el mar. </w:t>
       </w:r>
-      <w:proofErr w:type="gramStart"/>
       <w:r>
         <w:rPr>
           <w:szCs w:val="22"/>
         </w:rPr>
-        <w:t>Asimismo</w:t>
-      </w:r>
-      <w:proofErr w:type="gramEnd"/>
+        <w:t>Asimismo,</w:t>
+      </w:r>
       <w:r>
         <w:rPr>
           <w:szCs w:val="22"/>

--- a/crear_documentos/services/doc_101/plantilla.docx
+++ b/crear_documentos/services/doc_101/plantilla.docx
@@ -364,11 +364,15 @@
               <w:t>PEMEX-ASM-CICESE-658225821-</w:t>
             </w:r>
             <w:r>
-              <w:rPr>
-                <w:sz w:val="20"/>
-                <w:szCs w:val="20"/>
-              </w:rPr>
-              <w:t>238</w:t>
+              <w:t>&lt;&lt;</w:t>
+            </w:r>
+            <w:proofErr w:type="spellStart"/>
+            <w:r>
+              <w:t>orden_de_servicio</w:t>
+            </w:r>
+            <w:proofErr w:type="spellEnd"/>
+            <w:r>
+              <w:t>&gt;&gt;</w:t>
             </w:r>
           </w:p>
         </w:tc>
@@ -6084,6 +6088,48 @@
         <w:ind w:firstLine="360"/>
       </w:pPr>
       <w:r>
+        <w:t xml:space="preserve">Este reporte describe y enumera las actividades realizadas por el consorcio </w:t>
+      </w:r>
+      <w:proofErr w:type="spellStart"/>
+      <w:r>
+        <w:t>All</w:t>
+      </w:r>
+      <w:proofErr w:type="spellEnd"/>
+      <w:r>
+        <w:t xml:space="preserve"> </w:t>
+      </w:r>
+      <w:proofErr w:type="spellStart"/>
+      <w:r>
+        <w:t>Solutions</w:t>
+      </w:r>
+      <w:proofErr w:type="spellEnd"/>
+      <w:r>
+        <w:t xml:space="preserve"> de México S. A. de C. V. (en lo sucesivo ASM) y el Centro de Investigación Científica y Educación Superior de Ensenada (en lo sucesivo CICESE) para la preparación, movilización y finalmente el</w:t>
+      </w:r>
+      <w:r>
+        <w:t xml:space="preserve"> </w:t>
+      </w:r>
+      <w:r>
+        <w:t>despliegue satisfactorio de sondas oceanográficas; dando cumplimiento así al compromiso establecido en la sección 10.1 del contrato No. 658225821 “Reporte del protocolo de liberación de las sondas oceanográficas y transmisión de datos.” y específicamente a la Orden de Servicio PEMEX-ASM-CICESE-658225821-</w:t>
+      </w:r>
+      <w:r>
+        <w:t>&lt;&lt;</w:t>
+      </w:r>
+      <w:proofErr w:type="spellStart"/>
+      <w:r>
+        <w:t>orden_de_servicio</w:t>
+      </w:r>
+      <w:proofErr w:type="spellEnd"/>
+      <w:r>
+        <w:t>&gt;&gt;</w:t>
+      </w:r>
+    </w:p>
+    <w:p>
+      <w:pPr>
+        <w:ind w:firstLine="360"/>
+      </w:pPr>
+      <w:r>
+        <w:lastRenderedPageBreak/>
         <w:t>&lt;&lt;intro_</w:t>
       </w:r>
       <w:r>
@@ -9498,19 +9544,7 @@
         <w:rPr>
           <w:rFonts w:cs="Arial"/>
         </w:rPr>
-        <w:t>&lt;&lt;descripción_actividades_previas_parrafo</w:t>
-      </w:r>
-      <w:r>
-        <w:rPr>
-          <w:rFonts w:cs="Arial"/>
-        </w:rPr>
-        <w:t>2</w:t>
-      </w:r>
-      <w:r>
-        <w:rPr>
-          <w:rFonts w:cs="Arial"/>
-        </w:rPr>
-        <w:t>&gt;&gt;</w:t>
+        <w:t>&lt;&lt;descripción_actividades_previas_parrafo2&gt;&gt;</w:t>
       </w:r>
     </w:p>
     <w:p>
@@ -10295,21 +10329,7 @@
           <w:rFonts w:ascii="Microsoft Sans Serif" w:eastAsia="Times New Roman" w:hAnsi="Microsoft Sans Serif" w:cs="Times New Roman"/>
           <w:color w:val="auto"/>
         </w:rPr>
-        <w:t>&lt;&lt;ejecucion_de_la_campania_parrafo</w:t>
-      </w:r>
-      <w:r>
-        <w:rPr>
-          <w:rFonts w:ascii="Microsoft Sans Serif" w:eastAsia="Times New Roman" w:hAnsi="Microsoft Sans Serif" w:cs="Times New Roman"/>
-          <w:color w:val="auto"/>
-        </w:rPr>
-        <w:t>2</w:t>
-      </w:r>
-      <w:r>
-        <w:rPr>
-          <w:rFonts w:ascii="Microsoft Sans Serif" w:eastAsia="Times New Roman" w:hAnsi="Microsoft Sans Serif" w:cs="Times New Roman"/>
-          <w:color w:val="auto"/>
-        </w:rPr>
-        <w:t>&gt;&gt;</w:t>
+        <w:t>&lt;&lt;ejecucion_de_la_campania_parrafo2&gt;&gt;</w:t>
       </w:r>
       <w:bookmarkEnd w:id="98"/>
       <w:r>
@@ -10343,15 +10363,30 @@
         <w:t xml:space="preserve"> </w:t>
       </w:r>
       <w:r>
+        <w:rPr>
+          <w:rFonts w:ascii="Microsoft Sans Serif" w:hAnsi="Microsoft Sans Serif" w:cs="Microsoft Sans Serif"/>
+        </w:rPr>
         <w:t>&lt;&lt;ejecución_de_la_campania_parrafo</w:t>
       </w:r>
       <w:r>
+        <w:rPr>
+          <w:rFonts w:ascii="Microsoft Sans Serif" w:hAnsi="Microsoft Sans Serif" w:cs="Microsoft Sans Serif"/>
+        </w:rPr>
         <w:t>3</w:t>
       </w:r>
       <w:r>
-        <w:t xml:space="preserve">&gt;&gt;. </w:t>
-      </w:r>
-      <w:r>
+        <w:rPr>
+          <w:rFonts w:ascii="Microsoft Sans Serif" w:hAnsi="Microsoft Sans Serif" w:cs="Microsoft Sans Serif"/>
+        </w:rPr>
+        <w:t>&gt;&gt;.</w:t>
+      </w:r>
+      <w:r>
+        <w:t xml:space="preserve"> </w:t>
+      </w:r>
+      <w:r>
+        <w:rPr>
+          <w:rFonts w:ascii="Microsoft Sans Serif" w:hAnsi="Microsoft Sans Serif" w:cs="Microsoft Sans Serif"/>
+        </w:rPr>
         <w:t>&lt;&lt;ejecucion_de_la_campania_parrafo4&gt;&gt;</w:t>
       </w:r>
       <w:r>
@@ -14631,7 +14666,41 @@
           <w:bCs/>
           <w:szCs w:val="22"/>
         </w:rPr>
-        <w:t>&lt;&lt;conclusiones_parrafo1&gt;&gt;</w:t>
+        <w:t>PEMEX-ASM-CICESE-658225821-</w:t>
+      </w:r>
+    </w:p>
+    <w:p>
+      <w:pPr>
+        <w:ind w:firstLine="360"/>
+        <w:rPr>
+          <w:szCs w:val="22"/>
+        </w:rPr>
+      </w:pPr>
+      <w:r>
+        <w:rPr>
+          <w:b/>
+          <w:bCs/>
+          <w:szCs w:val="22"/>
+        </w:rPr>
+        <w:t>&lt;&lt;</w:t>
+      </w:r>
+      <w:proofErr w:type="spellStart"/>
+      <w:r>
+        <w:rPr>
+          <w:b/>
+          <w:bCs/>
+          <w:szCs w:val="22"/>
+        </w:rPr>
+        <w:t>orden_de_servicio</w:t>
+      </w:r>
+      <w:proofErr w:type="spellEnd"/>
+      <w:r>
+        <w:rPr>
+          <w:b/>
+          <w:bCs/>
+          <w:szCs w:val="22"/>
+        </w:rPr>
+        <w:t>&gt;&gt;</w:t>
       </w:r>
     </w:p>
     <w:p>
@@ -14706,7 +14775,13 @@
         <w:t>s</w:t>
       </w:r>
       <w:r>
-        <w:t>iones_parrafo2&gt;&gt;</w:t>
+        <w:t>iones_parrafo</w:t>
+      </w:r>
+      <w:r>
+        <w:t>1</w:t>
+      </w:r>
+      <w:r>
+        <w:t>&gt;&gt;</w:t>
       </w:r>
     </w:p>
     <w:p>
@@ -24778,7 +24853,6 @@
   <w:style w:type="character" w:default="1" w:styleId="Fuentedeprrafopredeter">
     <w:name w:val="Default Paragraph Font"/>
     <w:uiPriority w:val="1"/>
-    <w:semiHidden/>
     <w:unhideWhenUsed/>
   </w:style>
   <w:style w:type="table" w:default="1" w:styleId="Tablanormal">

--- a/crear_documentos/services/doc_101/plantilla.docx
+++ b/crear_documentos/services/doc_101/plantilla.docx
@@ -7516,29 +7516,29 @@
     </w:p>
     <w:p>
       <w:pPr>
+        <w:pStyle w:val="Carjustificado"/>
+        <w:jc w:val="center"/>
+      </w:pPr>
+      <w:r>
+        <w:t>&lt;&lt;fig_descripcion_arquitectura</w:t>
+      </w:r>
+      <w:r>
+        <w:t>_1</w:t>
+      </w:r>
+      <w:r>
+        <w:t>&gt;&gt;</w:t>
+      </w:r>
+    </w:p>
+    <w:p>
+      <w:pPr>
         <w:keepNext/>
         <w:ind w:firstLine="360"/>
         <w:jc w:val="center"/>
       </w:pPr>
-      <w:r>
-        <w:t>&lt;&lt;fig_descripcion_arquitectura</w:t>
-      </w:r>
-      <w:r>
-        <w:t>_1</w:t>
-      </w:r>
-      <w:r>
-        <w:t>&gt;&gt;</w:t>
-      </w:r>
-    </w:p>
-    <w:p>
-      <w:pPr>
-        <w:keepNext/>
-        <w:ind w:firstLine="360"/>
-        <w:jc w:val="center"/>
-      </w:pPr>
       <w:bookmarkStart w:id="69" w:name="_Ref221789083"/>
       <w:bookmarkStart w:id="70" w:name="_Toc229049285"/>
       <w:r>
+        <w:lastRenderedPageBreak/>
         <w:t xml:space="preserve">Figura </w:t>
       </w:r>
       <w:fldSimple w:instr=" SEQ Figura \* ARABIC ">
@@ -8096,6 +8096,7 @@
         <w:rPr>
           <w:rFonts w:cs="Arial"/>
         </w:rPr>
+        <w:lastRenderedPageBreak/>
         <w:t>En la parte superior interna de la boya se instalaron paneles solares de 6.2 V y 1 A</w:t>
       </w:r>
       <w:r>
@@ -8403,7 +8404,6 @@
         <w:rPr>
           <w:rFonts w:cs="Arial"/>
         </w:rPr>
-        <w:lastRenderedPageBreak/>
         <w:t>Dado que la boya se encuentra sellada herméticamente y no es posible su apertura una vez cerrada, se incorpora un interruptor magnético que permite el encendido y apagado de la sonda sin necesidad de contacto físico directo. De igual forma, el sistema integra un módulo de comunicación Bluetooth, el cual permite la programación de la sonda y la descarga de datos una vez concluido el cierre de la estructura esférica.</w:t>
       </w:r>
     </w:p>
@@ -8428,6 +8428,7 @@
           <w:b/>
           <w:bCs/>
         </w:rPr>
+        <w:lastRenderedPageBreak/>
         <w:t>Sistema de telemetría y posicionamiento</w:t>
       </w:r>
     </w:p>
@@ -8965,7 +8966,6 @@
                 <w:sz w:val="20"/>
                 <w:szCs w:val="20"/>
               </w:rPr>
-              <w:lastRenderedPageBreak/>
               <w:t>Temperatura del agua</w:t>
             </w:r>
           </w:p>
@@ -9507,6 +9507,7 @@
         <w:rPr>
           <w:rStyle w:val="Title1"/>
         </w:rPr>
+        <w:lastRenderedPageBreak/>
         <w:t>DESCRIPCIÓN DE LAS ACTIVIDADES PREVIAS A</w:t>
       </w:r>
       <w:bookmarkEnd w:id="86"/>
@@ -9947,7 +9948,6 @@
         <w:t xml:space="preserve">. La documentación correspondiente a las pruebas de funcionamiento se muestra en el </w:t>
       </w:r>
       <w:r>
-        <w:lastRenderedPageBreak/>
         <w:fldChar w:fldCharType="begin"/>
       </w:r>
       <w:r>
@@ -10177,11 +10177,7 @@
       </w:r>
       <w:proofErr w:type="spellEnd"/>
       <w:r>
-        <w:t xml:space="preserve">, basada en una constelación de satélites en órbita baja (LEO) que operan en banda L. Mediante servicios simplex de bajo consumo energético, se transmiten paquetes periódicos de información desde zonas remotas, lo que permite una comunicación confiable y con tiempos de transmisión reducidos. Este sistema resultó adecuado para plataformas autónomas y funcionó de manera exitosa durante las </w:t>
-      </w:r>
-      <w:r>
-        <w:lastRenderedPageBreak/>
-        <w:t>pruebas de 24 horas realizadas en el centro de operaciones del consorcio ASM-CICESE, donde los datos fueron recibidos de forma continua.</w:t>
+        <w:t>, basada en una constelación de satélites en órbita baja (LEO) que operan en banda L. Mediante servicios simplex de bajo consumo energético, se transmiten paquetes periódicos de información desde zonas remotas, lo que permite una comunicación confiable y con tiempos de transmisión reducidos. Este sistema resultó adecuado para plataformas autónomas y funcionó de manera exitosa durante las pruebas de 24 horas realizadas en el centro de operaciones del consorcio ASM-CICESE, donde los datos fueron recibidos de forma continua.</w:t>
       </w:r>
     </w:p>
     <w:p>
@@ -10332,6 +10328,19 @@
         <w:t>&lt;&lt;ejecucion_de_la_campania_parrafo2&gt;&gt;</w:t>
       </w:r>
       <w:bookmarkEnd w:id="98"/>
+      <w:r>
+        <w:rPr>
+          <w:rFonts w:ascii="Microsoft Sans Serif" w:eastAsia="Times New Roman" w:hAnsi="Microsoft Sans Serif" w:cs="Times New Roman"/>
+          <w:color w:val="auto"/>
+        </w:rPr>
+        <w:t xml:space="preserve"> </w:t>
+      </w:r>
+      <w:r>
+        <w:t xml:space="preserve">El </w:t>
+      </w:r>
+      <w:r>
+        <w:t>líder del equipo de instalación le informó al personal las actividades que se realizarían durante el despliegue de las sondas con el fin de que cada miembro del equipo conociera los detalles de la operación, propiciando la integridad del personal y de los equipos de dichas sondas; asimismo se siguieron los procedimientos de seguridad durante todas las campañas de despliegue de las sondas oceanográficas</w:t>
+      </w:r>
       <w:r>
         <w:t xml:space="preserve"> (ver </w:t>
       </w:r>
@@ -10627,7 +10636,6 @@
         <w:rPr>
           <w:szCs w:val="22"/>
         </w:rPr>
-        <w:lastRenderedPageBreak/>
         <w:t>Posteriormente, el personal liberó la sonda oceanográfica sobre la superficie del mar y se tomó nota de las coordenadas del punto de liberación.</w:t>
       </w:r>
     </w:p>
@@ -10657,6 +10665,7 @@
         <w:rPr>
           <w:szCs w:val="22"/>
         </w:rPr>
+        <w:lastRenderedPageBreak/>
         <w:t xml:space="preserve">Una vez liberada la sonda oceanográfica el personal se comunicó mediante telefonía satelital con el personal en tierra para avisar de la maniobra. Posteriormente el personal en tierra realizó el despliegue de la información en el </w:t>
       </w:r>
       <w:r>
@@ -30369,6 +30378,55 @@
       <w:lang w:eastAsia="en-US"/>
     </w:rPr>
   </w:style>
+  <w:style w:type="paragraph" w:customStyle="1" w:styleId="Carcentrado">
+    <w:name w:val="Car_centrado"/>
+    <w:basedOn w:val="Normal"/>
+    <w:next w:val="Normal"/>
+    <w:link w:val="CarcentradoCar"/>
+    <w:qFormat/>
+    <w:rsid w:val="000D0457"/>
+    <w:pPr>
+      <w:keepNext/>
+      <w:ind w:firstLine="360"/>
+      <w:jc w:val="center"/>
+    </w:pPr>
+    <w:rPr>
+      <w:color w:val="000000" w:themeColor="text1"/>
+      <w:sz w:val="20"/>
+    </w:rPr>
+  </w:style>
+  <w:style w:type="character" w:customStyle="1" w:styleId="CarcentradoCar">
+    <w:name w:val="Car_centrado Car"/>
+    <w:basedOn w:val="Fuentedeprrafopredeter"/>
+    <w:link w:val="Carcentrado"/>
+    <w:rsid w:val="000D0457"/>
+    <w:rPr>
+      <w:color w:val="000000" w:themeColor="text1"/>
+      <w:sz w:val="20"/>
+    </w:rPr>
+  </w:style>
+  <w:style w:type="paragraph" w:customStyle="1" w:styleId="Carjustificado">
+    <w:name w:val="Car_justificado"/>
+    <w:basedOn w:val="Normal"/>
+    <w:next w:val="Normal"/>
+    <w:link w:val="CarjustificadoCar"/>
+    <w:qFormat/>
+    <w:rsid w:val="000D0457"/>
+    <w:rPr>
+      <w:color w:val="000000" w:themeColor="text1"/>
+      <w:sz w:val="20"/>
+    </w:rPr>
+  </w:style>
+  <w:style w:type="character" w:customStyle="1" w:styleId="CarjustificadoCar">
+    <w:name w:val="Car_justificado Car"/>
+    <w:basedOn w:val="Fuentedeprrafopredeter"/>
+    <w:link w:val="Carjustificado"/>
+    <w:rsid w:val="000D0457"/>
+    <w:rPr>
+      <w:color w:val="000000" w:themeColor="text1"/>
+      <w:sz w:val="20"/>
+    </w:rPr>
+  </w:style>
 </w:styles>
 </file>
 

--- a/crear_documentos/services/doc_101/plantilla.docx
+++ b/crear_documentos/services/doc_101/plantilla.docx
@@ -13672,7 +13672,13 @@
       </w:r>
       <w:proofErr w:type="spellStart"/>
       <w:r>
-        <w:t>fig_despliegue_de_sonda_oceanografica</w:t>
+        <w:t>fig_</w:t>
+      </w:r>
+      <w:r>
+        <w:t>esquema</w:t>
+      </w:r>
+      <w:r>
+        <w:t>_de_sonda_oceanografica</w:t>
       </w:r>
       <w:proofErr w:type="spellEnd"/>
       <w:r>
@@ -13709,7 +13715,13 @@
       </w:r>
       <w:proofErr w:type="spellStart"/>
       <w:r>
-        <w:t>pie_despliegue_de_sonda_oceanografica</w:t>
+        <w:t>pie_</w:t>
+      </w:r>
+      <w:r>
+        <w:t>esquema</w:t>
+      </w:r>
+      <w:r>
+        <w:t>_de_sonda_oceanografica</w:t>
       </w:r>
       <w:proofErr w:type="spellEnd"/>
       <w:r>
@@ -16418,7 +16430,21 @@
           <w:noProof/>
           <w14:ligatures w14:val="standardContextual"/>
         </w:rPr>
-        <w:t>&lt;&lt;plan_de_crucero&gt;&gt;</w:t>
+        <w:t>&lt;&lt;</w:t>
+      </w:r>
+      <w:r>
+        <w:rPr>
+          <w:noProof/>
+          <w14:ligatures w14:val="standardContextual"/>
+        </w:rPr>
+        <w:t>ruta_</w:t>
+      </w:r>
+      <w:r>
+        <w:rPr>
+          <w:noProof/>
+          <w14:ligatures w14:val="standardContextual"/>
+        </w:rPr>
+        <w:t>plan_de_crucero&gt;&gt;</w:t>
       </w:r>
     </w:p>
     <w:p>
@@ -16474,119 +16500,39 @@
       </w:r>
       <w:bookmarkEnd w:id="166"/>
     </w:p>
-    <w:tbl>
-      <w:tblPr>
-        <w:tblStyle w:val="Tablaconcuadrcula"/>
-        <w:tblW w:w="0" w:type="auto"/>
-        <w:tblLook w:val="04A0" w:firstRow="1" w:lastRow="0" w:firstColumn="1" w:lastColumn="0" w:noHBand="0" w:noVBand="1"/>
-      </w:tblPr>
-      <w:tblGrid>
-        <w:gridCol w:w="2895"/>
-        <w:gridCol w:w="6783"/>
-      </w:tblGrid>
-      <w:tr>
-        <w:trPr>
-          <w:trHeight w:val="3992"/>
-        </w:trPr>
-        <w:tc>
-          <w:tcPr>
-            <w:tcW w:w="2895" w:type="dxa"/>
-            <w:vAlign w:val="center"/>
-          </w:tcPr>
-          <w:p>
-            <w:pPr>
-              <w:pStyle w:val="Normal1"/>
-              <w:jc w:val="center"/>
-              <w:rPr>
-                <w:rStyle w:val="Title1"/>
-              </w:rPr>
-            </w:pPr>
-            <w:r>
-              <w:rPr>
-                <w:rStyle w:val="Title1"/>
-              </w:rPr>
-              <w:t>&lt;&lt;</w:t>
-            </w:r>
-            <w:proofErr w:type="spellStart"/>
-            <w:r>
-              <w:rPr>
-                <w:rStyle w:val="Title1"/>
-              </w:rPr>
-              <w:t>pie_anexo_fotografico</w:t>
-            </w:r>
-            <w:proofErr w:type="spellEnd"/>
-            <w:r>
-              <w:rPr>
-                <w:rStyle w:val="Title1"/>
-              </w:rPr>
-              <w:t>&gt;&gt;</w:t>
-            </w:r>
-            <w:r>
-              <w:rPr>
-                <w:rStyle w:val="Title1"/>
-              </w:rPr>
-              <w:t xml:space="preserve"> </w:t>
-            </w:r>
-          </w:p>
-        </w:tc>
-        <w:tc>
-          <w:tcPr>
-            <w:tcW w:w="6783" w:type="dxa"/>
-            <w:vAlign w:val="center"/>
-          </w:tcPr>
-          <w:p>
-            <w:pPr>
-              <w:pStyle w:val="Normal1"/>
-              <w:jc w:val="center"/>
-              <w:rPr>
-                <w:sz w:val="16"/>
-                <w:szCs w:val="16"/>
-              </w:rPr>
-            </w:pPr>
-          </w:p>
-          <w:p>
-            <w:pPr>
-              <w:pStyle w:val="Normal1"/>
-              <w:jc w:val="center"/>
-              <w:rPr>
-                <w:szCs w:val="22"/>
-              </w:rPr>
-            </w:pPr>
-            <w:r>
-              <w:rPr>
-                <w:szCs w:val="22"/>
-              </w:rPr>
-              <w:t>&lt;&lt;</w:t>
-            </w:r>
-            <w:proofErr w:type="spellStart"/>
-            <w:r>
-              <w:rPr>
-                <w:szCs w:val="22"/>
-              </w:rPr>
-              <w:t>fig_anexo_fotografico</w:t>
-            </w:r>
-            <w:proofErr w:type="spellEnd"/>
-            <w:r>
-              <w:rPr>
-                <w:szCs w:val="22"/>
-              </w:rPr>
-              <w:t>&gt;&gt;</w:t>
-            </w:r>
-          </w:p>
-          <w:p>
-            <w:pPr>
-              <w:pStyle w:val="Normal1"/>
-              <w:jc w:val="center"/>
-              <w:rPr>
-                <w:rStyle w:val="Title1"/>
-                <w:sz w:val="16"/>
-                <w:szCs w:val="16"/>
-              </w:rPr>
-            </w:pPr>
-          </w:p>
-        </w:tc>
-      </w:tr>
-    </w:tbl>
+    <w:p>
+      <w:pPr>
+        <w:pStyle w:val="Normal1"/>
+        <w:jc w:val="center"/>
+        <w:rPr>
+          <w:rFonts w:ascii="Microsoft Sans Serif" w:hAnsi="Microsoft Sans Serif" w:cs="Microsoft Sans Serif"/>
+          <w:szCs w:val="22"/>
+        </w:rPr>
+      </w:pPr>
+      <w:r>
+        <w:rPr>
+          <w:rFonts w:ascii="Microsoft Sans Serif" w:hAnsi="Microsoft Sans Serif" w:cs="Microsoft Sans Serif"/>
+          <w:szCs w:val="22"/>
+        </w:rPr>
+        <w:t>&lt;&lt;</w:t>
+      </w:r>
+      <w:proofErr w:type="spellStart"/>
+      <w:r>
+        <w:rPr>
+          <w:rFonts w:ascii="Microsoft Sans Serif" w:hAnsi="Microsoft Sans Serif" w:cs="Microsoft Sans Serif"/>
+          <w:szCs w:val="22"/>
+        </w:rPr>
+        <w:t>fig_anexo_fotografico</w:t>
+      </w:r>
+      <w:proofErr w:type="spellEnd"/>
+      <w:r>
+        <w:rPr>
+          <w:rFonts w:ascii="Microsoft Sans Serif" w:hAnsi="Microsoft Sans Serif" w:cs="Microsoft Sans Serif"/>
+          <w:szCs w:val="22"/>
+        </w:rPr>
+        <w:t>&gt;&gt;</w:t>
+      </w:r>
+    </w:p>
     <w:p>
       <w:pPr>
         <w:pStyle w:val="Normal1"/>
@@ -24862,6 +24808,7 @@
   <w:style w:type="character" w:default="1" w:styleId="Fuentedeprrafopredeter">
     <w:name w:val="Default Paragraph Font"/>
     <w:uiPriority w:val="1"/>
+    <w:semiHidden/>
     <w:unhideWhenUsed/>
   </w:style>
   <w:style w:type="table" w:default="1" w:styleId="Tablanormal">

--- a/crear_documentos/services/doc_101/plantilla.docx
+++ b/crear_documentos/services/doc_101/plantilla.docx
@@ -7043,125 +7043,94 @@
         <w:rPr>
           <w:rFonts w:cs="Arial"/>
         </w:rPr>
-        <w:fldChar w:fldCharType="begin"/>
+        <w:t>&lt;&lt;ref_</w:t>
+      </w:r>
+      <w:r>
+        <w:t>descripcion_arquitectura_1</w:t>
       </w:r>
       <w:r>
         <w:rPr>
           <w:rFonts w:cs="Arial"/>
         </w:rPr>
-        <w:instrText xml:space="preserve"> REF _Ref221789083 \h </w:instrText>
+        <w:t>&gt;&gt;</w:t>
       </w:r>
       <w:r>
         <w:rPr>
           <w:rFonts w:cs="Arial"/>
         </w:rPr>
-        <w:instrText xml:space="preserve"> \* MERGEFORMAT </w:instrText>
+        <w:t>)</w:t>
       </w:r>
       <w:r>
         <w:rPr>
           <w:rFonts w:cs="Arial"/>
         </w:rPr>
+        <w:t xml:space="preserve"> diseñad</w:t>
       </w:r>
       <w:r>
         <w:rPr>
           <w:rFonts w:cs="Arial"/>
         </w:rPr>
-        <w:fldChar w:fldCharType="separate"/>
+        <w:t>a</w:t>
       </w:r>
       <w:r>
         <w:rPr>
           <w:rFonts w:cs="Arial"/>
         </w:rPr>
-        <w:t>Figura 1</w:t>
+        <w:t xml:space="preserve"> para operar </w:t>
       </w:r>
       <w:r>
         <w:rPr>
           <w:rFonts w:cs="Arial"/>
         </w:rPr>
-        <w:fldChar w:fldCharType="end"/>
+        <w:t>a</w:t>
       </w:r>
       <w:r>
         <w:rPr>
           <w:rFonts w:cs="Arial"/>
         </w:rPr>
+        <w:t xml:space="preserve"> la deriva y una draga de arrastre subsuperficial</w:t>
+      </w:r>
+      <w:r>
+        <w:rPr>
+          <w:rFonts w:cs="Arial"/>
+        </w:rPr>
+        <w:t xml:space="preserve"> </w:t>
+      </w:r>
+      <w:r>
+        <w:rPr>
+          <w:rFonts w:cs="Arial"/>
+        </w:rPr>
+        <w:t>(</w:t>
+      </w:r>
+      <w:r>
+        <w:rPr>
+          <w:rFonts w:cs="Arial"/>
+        </w:rPr>
+        <w:t>&lt;&lt;ref_</w:t>
+      </w:r>
+      <w:r>
+        <w:t>descripcion_arquitectura_</w:t>
+      </w:r>
+      <w:r>
+        <w:t>2</w:t>
+      </w:r>
+      <w:r>
+        <w:rPr>
+          <w:rFonts w:cs="Arial"/>
+        </w:rPr>
+        <w:t>&gt;&gt;</w:t>
+      </w:r>
+      <w:r>
+        <w:rPr>
+          <w:rFonts w:cs="Arial"/>
+        </w:rPr>
         <w:t>)</w:t>
       </w:r>
       <w:r>
         <w:rPr>
           <w:rFonts w:cs="Arial"/>
         </w:rPr>
-        <w:t xml:space="preserve"> diseñad</w:t>
-      </w:r>
-      <w:r>
-        <w:rPr>
-          <w:rFonts w:cs="Arial"/>
-        </w:rPr>
-        <w:t>a</w:t>
-      </w:r>
-      <w:r>
-        <w:rPr>
-          <w:rFonts w:cs="Arial"/>
-        </w:rPr>
-        <w:t xml:space="preserve"> para operar </w:t>
-      </w:r>
-      <w:r>
-        <w:rPr>
-          <w:rFonts w:cs="Arial"/>
-        </w:rPr>
-        <w:t>a</w:t>
-      </w:r>
-      <w:r>
-        <w:rPr>
-          <w:rFonts w:cs="Arial"/>
-        </w:rPr>
-        <w:t xml:space="preserve"> la deriva y una draga de arrastre subsuperficial</w:t>
-      </w:r>
-      <w:r>
-        <w:rPr>
-          <w:rFonts w:cs="Arial"/>
-        </w:rPr>
-        <w:t xml:space="preserve"> (</w:t>
-      </w:r>
-      <w:r>
-        <w:rPr>
-          <w:rFonts w:cs="Arial"/>
-        </w:rPr>
-        <w:fldChar w:fldCharType="begin"/>
-      </w:r>
-      <w:r>
-        <w:rPr>
-          <w:rFonts w:cs="Arial"/>
-        </w:rPr>
-        <w:instrText xml:space="preserve"> REF _Ref224403897 \h  \* MERGEFORMAT </w:instrText>
-      </w:r>
-      <w:r>
-        <w:rPr>
-          <w:rFonts w:cs="Arial"/>
-        </w:rPr>
-      </w:r>
-      <w:r>
-        <w:rPr>
-          <w:rFonts w:cs="Arial"/>
-        </w:rPr>
-        <w:fldChar w:fldCharType="separate"/>
-      </w:r>
-      <w:r>
-        <w:rPr>
-          <w:rFonts w:cs="Arial"/>
-        </w:rPr>
-        <w:t>Figura 2</w:t>
-      </w:r>
-      <w:r>
-        <w:rPr>
-          <w:rFonts w:cs="Arial"/>
-        </w:rPr>
-        <w:fldChar w:fldCharType="end"/>
-      </w:r>
-      <w:r>
-        <w:rPr>
-          <w:rFonts w:cs="Arial"/>
-        </w:rPr>
-        <w:t xml:space="preserve">). </w:t>
+        <w:t xml:space="preserve">. </w:t>
       </w:r>
       <w:r>
         <w:rPr>
@@ -7356,45 +7325,16 @@
         <w:rPr>
           <w:rFonts w:cs="Arial"/>
         </w:rPr>
-        <w:fldChar w:fldCharType="begin"/>
+        <w:t>&lt;&lt;ref_</w:t>
+      </w:r>
+      <w:r>
+        <w:t>descripcion_arquitectura_1</w:t>
       </w:r>
       <w:r>
         <w:rPr>
           <w:rFonts w:cs="Arial"/>
         </w:rPr>
-        <w:instrText xml:space="preserve"> REF _Ref221789083 \h </w:instrText>
-      </w:r>
-      <w:r>
-        <w:rPr>
-          <w:rFonts w:cs="Arial"/>
-        </w:rPr>
-        <w:instrText xml:space="preserve"> \* MERGEFORMAT </w:instrText>
-      </w:r>
-      <w:r>
-        <w:rPr>
-          <w:rFonts w:cs="Arial"/>
-        </w:rPr>
-      </w:r>
-      <w:r>
-        <w:rPr>
-          <w:rFonts w:cs="Arial"/>
-        </w:rPr>
-        <w:fldChar w:fldCharType="separate"/>
-      </w:r>
-      <w:r>
-        <w:t xml:space="preserve">Figura </w:t>
-      </w:r>
-      <w:r>
-        <w:rPr>
-          <w:noProof/>
-        </w:rPr>
-        <w:t>1</w:t>
-      </w:r>
-      <w:r>
-        <w:rPr>
-          <w:rFonts w:cs="Arial"/>
-        </w:rPr>
-        <w:fldChar w:fldCharType="end"/>
+        <w:t>&gt;&gt;</w:t>
       </w:r>
       <w:r>
         <w:rPr>
@@ -7528,48 +7468,6 @@
       <w:r>
         <w:t>&gt;&gt;</w:t>
       </w:r>
-    </w:p>
-    <w:p>
-      <w:pPr>
-        <w:keepNext/>
-        <w:ind w:firstLine="360"/>
-        <w:jc w:val="center"/>
-      </w:pPr>
-      <w:bookmarkStart w:id="69" w:name="_Ref221789083"/>
-      <w:bookmarkStart w:id="70" w:name="_Toc229049285"/>
-      <w:r>
-        <w:lastRenderedPageBreak/>
-        <w:t xml:space="preserve">Figura </w:t>
-      </w:r>
-      <w:fldSimple w:instr=" SEQ Figura \* ARABIC ">
-        <w:r>
-          <w:rPr>
-            <w:noProof/>
-          </w:rPr>
-          <w:t>1</w:t>
-        </w:r>
-      </w:fldSimple>
-      <w:bookmarkEnd w:id="69"/>
-      <w:r>
-        <w:t xml:space="preserve">. </w:t>
-      </w:r>
-      <w:r>
-        <w:t>&lt;&lt;pie_descripcion_arquitectura</w:t>
-      </w:r>
-      <w:r>
-        <w:t>_1</w:t>
-      </w:r>
-      <w:r>
-        <w:t>&gt;&gt;</w:t>
-      </w:r>
-      <w:bookmarkEnd w:id="70"/>
-    </w:p>
-    <w:p>
-      <w:pPr>
-        <w:rPr>
-          <w:rFonts w:cs="Arial"/>
-        </w:rPr>
-      </w:pPr>
     </w:p>
     <w:p>
       <w:pPr>
@@ -7631,36 +7529,13 @@
         <w:rPr>
           <w:rFonts w:cs="Arial"/>
         </w:rPr>
-        <w:fldChar w:fldCharType="begin"/>
-      </w:r>
-      <w:r>
-        <w:rPr>
-          <w:rFonts w:cs="Arial"/>
-        </w:rPr>
-        <w:instrText xml:space="preserve"> REF _Ref224403897 \h  \* MERGEFORMAT </w:instrText>
-      </w:r>
-      <w:r>
-        <w:rPr>
-          <w:rFonts w:cs="Arial"/>
-        </w:rPr>
-      </w:r>
-      <w:r>
-        <w:rPr>
-          <w:rFonts w:cs="Arial"/>
-        </w:rPr>
-        <w:fldChar w:fldCharType="separate"/>
-      </w:r>
-      <w:r>
-        <w:rPr>
-          <w:rFonts w:cs="Arial"/>
-        </w:rPr>
-        <w:t>Figura 2</w:t>
-      </w:r>
-      <w:r>
-        <w:rPr>
-          <w:rFonts w:cs="Arial"/>
-        </w:rPr>
-        <w:fldChar w:fldCharType="end"/>
+        <w:t>&lt;&lt;ref_</w:t>
+      </w:r>
+      <w:r>
+        <w:t>descripcion_arquitectura_</w:t>
+      </w:r>
+      <w:r>
+        <w:t>2&gt;&gt;</w:t>
       </w:r>
       <w:r>
         <w:rPr>
@@ -7801,8 +7676,8 @@
           <w:noProof/>
         </w:rPr>
       </w:pPr>
-      <w:bookmarkStart w:id="71" w:name="_Ref220060808"/>
-      <w:bookmarkStart w:id="72" w:name="_Ref220060798"/>
+      <w:bookmarkStart w:id="69" w:name="_Ref220060808"/>
+      <w:bookmarkStart w:id="70" w:name="_Ref220060798"/>
     </w:p>
     <w:p>
       <w:pPr>
@@ -7814,39 +7689,8 @@
         <w:t>&lt;&lt;fig_descripcion_arquitectura_2&gt;&gt;</w:t>
       </w:r>
     </w:p>
-    <w:p>
-      <w:pPr>
-        <w:keepNext/>
-        <w:ind w:firstLine="360"/>
-        <w:jc w:val="center"/>
-      </w:pPr>
-      <w:bookmarkStart w:id="73" w:name="_Ref224403897"/>
-      <w:bookmarkStart w:id="74" w:name="_Toc229049286"/>
-      <w:r>
-        <w:t xml:space="preserve">Figura </w:t>
-      </w:r>
-      <w:fldSimple w:instr=" SEQ Figura \* ARABIC ">
-        <w:r>
-          <w:rPr>
-            <w:noProof/>
-          </w:rPr>
-          <w:t>2</w:t>
-        </w:r>
-      </w:fldSimple>
-      <w:bookmarkEnd w:id="71"/>
-      <w:bookmarkEnd w:id="73"/>
-      <w:r>
-        <w:t>.</w:t>
-      </w:r>
-      <w:r>
-        <w:t xml:space="preserve"> </w:t>
-      </w:r>
-      <w:r>
-        <w:t>&lt;&lt;pie_descripcion_arquitectura_2&gt;&gt;</w:t>
-      </w:r>
-    </w:p>
-    <w:bookmarkEnd w:id="72"/>
-    <w:bookmarkEnd w:id="74"/>
+    <w:bookmarkEnd w:id="69"/>
+    <w:bookmarkEnd w:id="70"/>
     <w:p/>
     <w:p>
       <w:pPr>
@@ -7908,102 +7752,62 @@
         <w:rPr>
           <w:rFonts w:cs="Arial"/>
         </w:rPr>
-        <w:fldChar w:fldCharType="begin"/>
+        <w:t>&lt;&lt;ref_</w:t>
+      </w:r>
+      <w:r>
+        <w:t>descripcion_arquitectura_</w:t>
+      </w:r>
+      <w:r>
+        <w:t>3&gt;&gt;</w:t>
       </w:r>
       <w:r>
         <w:rPr>
           <w:rFonts w:cs="Arial"/>
         </w:rPr>
-        <w:instrText xml:space="preserve"> REF _Ref224111497 \h </w:instrText>
+        <w:t>)</w:t>
       </w:r>
       <w:r>
         <w:rPr>
           <w:rFonts w:cs="Arial"/>
         </w:rPr>
-        <w:instrText xml:space="preserve"> \* MERGEFORMAT </w:instrText>
+        <w:t>, de frecuencia y fase cerrada con 256 Kb de memoria flash programable y 32 Kb de SRAM</w:t>
       </w:r>
       <w:r>
         <w:rPr>
           <w:rFonts w:cs="Arial"/>
         </w:rPr>
+        <w:t>; el instrumento cuenta con una capacidad de seis comunicaciones seriales (SERCOM) y i²C de 3.4 MHz. Este microcontrolador es la unidad central de control de la sonda, se encarga de la adquisición, procesamiento y gestión de los datos provenientes de los sensores en tiempo real. Sus características permiten comunicaciones confiables y rápidas entre el microprocesador y los sensores</w:t>
       </w:r>
       <w:r>
         <w:rPr>
           <w:rFonts w:cs="Arial"/>
         </w:rPr>
-        <w:fldChar w:fldCharType="separate"/>
-      </w:r>
-      <w:r>
-        <w:t xml:space="preserve">Figura </w:t>
-      </w:r>
-      <w:r>
-        <w:rPr>
-          <w:noProof/>
-        </w:rPr>
-        <w:t>3</w:t>
+        <w:t>, mientras que la arquitectura de 32 bits y velocidad de 48 MHz permite un manejo eficiente de múltiples dispositivos, mientras que su capacidad de memoria y múltiples interfaces de comunicación facilitan la integración y transmisión de datos en tiempo real</w:t>
       </w:r>
       <w:r>
         <w:rPr>
           <w:rFonts w:cs="Arial"/>
         </w:rPr>
-        <w:fldChar w:fldCharType="end"/>
+        <w:t>.</w:t>
       </w:r>
       <w:r>
         <w:rPr>
           <w:rFonts w:cs="Arial"/>
         </w:rPr>
-        <w:t>)</w:t>
+        <w:t xml:space="preserve"> Adicional a lo anterior, la sonda cuenta con tarjeta compact flash de 32 G</w:t>
       </w:r>
       <w:r>
         <w:rPr>
           <w:rFonts w:cs="Arial"/>
         </w:rPr>
-        <w:t>, de frecuencia y fase cerrada con 256 Kb de memoria flash programable y 32 Kb de SRAM</w:t>
+        <w:t>B</w:t>
       </w:r>
       <w:r>
         <w:rPr>
           <w:rFonts w:cs="Arial"/>
         </w:rPr>
-        <w:t>; el instrumento cuenta con una capacidad de seis comunicaciones seriales (SERCOM) y i²C de 3.4 MHz. Este microcontrolador es la unidad central de control de la sonda, se encarga de la adquisición, procesamiento y gestión de los datos provenientes de los sensores en tiempo real. Sus características permiten comunicaciones confiables y rápidas entre el microprocesador y los sensores</w:t>
-      </w:r>
-      <w:r>
-        <w:rPr>
-          <w:rFonts w:cs="Arial"/>
-        </w:rPr>
-        <w:t>, mientras que la arquitectura de 32 bits y velocidad de 48 MHz permite un manejo eficiente de múltiples dispositivos, mientras que su capacidad de memoria y múltiples interfaces de comunicación facilitan la integración y transmisión de datos en tiempo real</w:t>
-      </w:r>
-      <w:r>
-        <w:rPr>
-          <w:rFonts w:cs="Arial"/>
-        </w:rPr>
-        <w:t>.</w:t>
-      </w:r>
-      <w:r>
-        <w:rPr>
-          <w:rFonts w:cs="Arial"/>
-        </w:rPr>
-        <w:t xml:space="preserve"> Adicional a lo anterior, la sonda cuenta con tarjeta compact flash de 32 G</w:t>
-      </w:r>
-      <w:r>
-        <w:rPr>
-          <w:rFonts w:cs="Arial"/>
-        </w:rPr>
-        <w:t>B</w:t>
-      </w:r>
-      <w:r>
-        <w:rPr>
-          <w:rFonts w:cs="Arial"/>
-        </w:rPr>
         <w:t xml:space="preserve"> para el almacenamiento de datos.</w:t>
       </w:r>
-    </w:p>
-    <w:p>
-      <w:pPr>
-        <w:ind w:firstLine="360"/>
-        <w:rPr>
-          <w:rFonts w:cs="Arial"/>
-        </w:rPr>
-      </w:pPr>
     </w:p>
     <w:p>
       <w:pPr>
@@ -8023,37 +7827,6 @@
         <w:t>&lt;&lt;fig_descripcion_arquitectura_3&gt;&gt;</w:t>
       </w:r>
     </w:p>
-    <w:p>
-      <w:pPr>
-        <w:keepNext/>
-        <w:ind w:firstLine="360"/>
-        <w:jc w:val="center"/>
-      </w:pPr>
-      <w:bookmarkStart w:id="75" w:name="_Ref224111497"/>
-      <w:bookmarkStart w:id="76" w:name="_Toc229049287"/>
-      <w:r>
-        <w:t xml:space="preserve">Figura </w:t>
-      </w:r>
-      <w:fldSimple w:instr=" SEQ Figura \* ARABIC ">
-        <w:r>
-          <w:rPr>
-            <w:noProof/>
-          </w:rPr>
-          <w:t>3</w:t>
-        </w:r>
-      </w:fldSimple>
-      <w:bookmarkEnd w:id="75"/>
-      <w:r>
-        <w:t>.</w:t>
-      </w:r>
-      <w:r>
-        <w:t xml:space="preserve"> </w:t>
-      </w:r>
-      <w:r>
-        <w:t>&lt;&lt;pie_descripcion_arquitectura_3&gt;&gt;</w:t>
-      </w:r>
-    </w:p>
-    <w:bookmarkEnd w:id="76"/>
     <w:p>
       <w:pPr>
         <w:ind w:firstLine="360"/>
@@ -8096,70 +7869,47 @@
         <w:rPr>
           <w:rFonts w:cs="Arial"/>
         </w:rPr>
+        <w:t>En la parte superior interna de la boya se instalaron paneles solares de 6.2 V y 1 A</w:t>
+      </w:r>
+      <w:r>
+        <w:rPr>
+          <w:rFonts w:cs="Arial"/>
+        </w:rPr>
+        <w:t xml:space="preserve"> (</w:t>
+      </w:r>
+      <w:r>
+        <w:rPr>
+          <w:rFonts w:cs="Arial"/>
+        </w:rPr>
+        <w:t>&lt;&lt;ref_</w:t>
+      </w:r>
+      <w:r>
+        <w:t>descripcion_arquitectura_</w:t>
+      </w:r>
+      <w:r>
+        <w:t>4</w:t>
+      </w:r>
+      <w:r>
+        <w:t>&gt;&gt;</w:t>
+      </w:r>
+      <w:r>
+        <w:rPr>
+          <w:rFonts w:cs="Arial"/>
+        </w:rPr>
+        <w:t>)</w:t>
+      </w:r>
+      <w:r>
+        <w:rPr>
+          <w:rFonts w:cs="Arial"/>
+        </w:rPr>
+        <w:t xml:space="preserve">, los cuales permiten la recarga de un paquete de baterías de litio de 4.2 V y 18,000 mAh, ubicado en el interior de la esfera. Este sistema proporciona una </w:t>
+      </w:r>
+      <w:r>
+        <w:rPr>
+          <w:rFonts w:cs="Arial"/>
+        </w:rPr>
         <w:lastRenderedPageBreak/>
-        <w:t>En la parte superior interna de la boya se instalaron paneles solares de 6.2 V y 1 A</w:t>
-      </w:r>
-      <w:r>
-        <w:rPr>
-          <w:rFonts w:cs="Arial"/>
-        </w:rPr>
-        <w:t xml:space="preserve"> (</w:t>
-      </w:r>
-      <w:r>
-        <w:rPr>
-          <w:rFonts w:cs="Arial"/>
-        </w:rPr>
-        <w:fldChar w:fldCharType="begin"/>
-      </w:r>
-      <w:r>
-        <w:rPr>
-          <w:rFonts w:cs="Arial"/>
-        </w:rPr>
-        <w:instrText xml:space="preserve"> REF _Ref220060846 \h </w:instrText>
-      </w:r>
-      <w:r>
-        <w:rPr>
-          <w:rFonts w:cs="Arial"/>
-        </w:rPr>
-        <w:instrText xml:space="preserve"> \* MERGEFORMAT </w:instrText>
-      </w:r>
-      <w:r>
-        <w:rPr>
-          <w:rFonts w:cs="Arial"/>
-        </w:rPr>
-      </w:r>
-      <w:r>
-        <w:rPr>
-          <w:rFonts w:cs="Arial"/>
-        </w:rPr>
-        <w:fldChar w:fldCharType="separate"/>
-      </w:r>
-      <w:r>
-        <w:t xml:space="preserve">Figura </w:t>
-      </w:r>
-      <w:r>
-        <w:rPr>
-          <w:noProof/>
-        </w:rPr>
-        <w:t>4</w:t>
-      </w:r>
-      <w:r>
-        <w:rPr>
-          <w:rFonts w:cs="Arial"/>
-        </w:rPr>
-        <w:fldChar w:fldCharType="end"/>
-      </w:r>
-      <w:r>
-        <w:rPr>
-          <w:rFonts w:cs="Arial"/>
-        </w:rPr>
-        <w:t>)</w:t>
-      </w:r>
-      <w:r>
-        <w:rPr>
-          <w:rFonts w:cs="Arial"/>
-        </w:rPr>
-        <w:t xml:space="preserve">, los cuales permiten la recarga de un paquete de baterías de litio de 4.2 V y 18,000 mAh, ubicado en el interior de la esfera. Este sistema proporciona una autonomía energética de hasta tres días de operación continua sin necesidad de recarga externa. Asimismo, </w:t>
+        <w:t xml:space="preserve">autonomía energética de hasta tres días de operación continua sin necesidad de recarga externa. Asimismo, </w:t>
       </w:r>
       <w:r>
         <w:rPr>
@@ -8193,14 +7943,6 @@
         <w:rPr>
           <w:rFonts w:cs="Arial"/>
         </w:rPr>
-      </w:pPr>
-    </w:p>
-    <w:p>
-      <w:pPr>
-        <w:keepNext/>
-        <w:suppressAutoHyphens w:val="0"/>
-        <w:spacing w:before="100" w:beforeAutospacing="1" w:line="240" w:lineRule="auto"/>
-        <w:jc w:val="center"/>
       </w:pPr>
     </w:p>
     <w:p>
@@ -8213,33 +7955,6 @@
         <w:t>&lt;&lt;fig_descripcion_arquitectura_4&gt;&gt;</w:t>
       </w:r>
     </w:p>
-    <w:p>
-      <w:pPr>
-        <w:pStyle w:val="Descripcin"/>
-        <w:jc w:val="center"/>
-      </w:pPr>
-      <w:bookmarkStart w:id="77" w:name="_Ref220060846"/>
-      <w:bookmarkStart w:id="78" w:name="_Toc229049288"/>
-      <w:r>
-        <w:t xml:space="preserve">Figura </w:t>
-      </w:r>
-      <w:fldSimple w:instr=" SEQ Figura \* ARABIC ">
-        <w:r>
-          <w:rPr>
-            <w:noProof/>
-          </w:rPr>
-          <w:t>4</w:t>
-        </w:r>
-      </w:fldSimple>
-      <w:bookmarkEnd w:id="77"/>
-      <w:r>
-        <w:t xml:space="preserve">. </w:t>
-      </w:r>
-      <w:r>
-        <w:t>&lt;&lt;pie_descripcion_arquitectura_4&gt;&gt;</w:t>
-      </w:r>
-    </w:p>
-    <w:bookmarkEnd w:id="78"/>
     <w:p/>
     <w:p>
       <w:pPr>
@@ -8287,45 +8002,16 @@
         <w:rPr>
           <w:rFonts w:cs="Arial"/>
         </w:rPr>
-        <w:fldChar w:fldCharType="begin"/>
-      </w:r>
-      <w:r>
-        <w:rPr>
-          <w:rFonts w:cs="Arial"/>
-        </w:rPr>
-        <w:instrText xml:space="preserve"> REF _Ref224288114 \h </w:instrText>
-      </w:r>
-      <w:r>
-        <w:rPr>
-          <w:rFonts w:cs="Arial"/>
-        </w:rPr>
-        <w:instrText xml:space="preserve"> \* MERGEFORMAT </w:instrText>
-      </w:r>
-      <w:r>
-        <w:rPr>
-          <w:rFonts w:cs="Arial"/>
-        </w:rPr>
-      </w:r>
-      <w:r>
-        <w:rPr>
-          <w:rFonts w:cs="Arial"/>
-        </w:rPr>
-        <w:fldChar w:fldCharType="separate"/>
-      </w:r>
-      <w:r>
-        <w:t xml:space="preserve">Figura </w:t>
-      </w:r>
-      <w:r>
-        <w:rPr>
-          <w:noProof/>
-        </w:rPr>
+        <w:t>&lt;&lt;ref_</w:t>
+      </w:r>
+      <w:r>
+        <w:t>descripcion_arquitectura_</w:t>
+      </w:r>
+      <w:r>
         <w:t>5</w:t>
       </w:r>
       <w:r>
-        <w:rPr>
-          <w:rFonts w:cs="Arial"/>
-        </w:rPr>
-        <w:fldChar w:fldCharType="end"/>
+        <w:t>&gt;&gt;</w:t>
       </w:r>
       <w:r>
         <w:rPr>
@@ -8357,33 +8043,6 @@
         <w:t>&lt;&lt;fig_descripcion_arquitectura_5&gt;&gt;</w:t>
       </w:r>
     </w:p>
-    <w:p>
-      <w:pPr>
-        <w:pStyle w:val="Descripcin"/>
-        <w:jc w:val="center"/>
-      </w:pPr>
-      <w:bookmarkStart w:id="79" w:name="_Ref224288114"/>
-      <w:bookmarkStart w:id="80" w:name="_Toc229049289"/>
-      <w:r>
-        <w:t xml:space="preserve">Figura </w:t>
-      </w:r>
-      <w:fldSimple w:instr=" SEQ Figura \* ARABIC ">
-        <w:r>
-          <w:rPr>
-            <w:noProof/>
-          </w:rPr>
-          <w:t>5</w:t>
-        </w:r>
-      </w:fldSimple>
-      <w:bookmarkEnd w:id="79"/>
-      <w:r>
-        <w:t xml:space="preserve">. </w:t>
-      </w:r>
-      <w:r>
-        <w:t>&lt;&lt;pie_descripcion_arquitectura_5&gt;&gt;</w:t>
-      </w:r>
-    </w:p>
-    <w:bookmarkEnd w:id="80"/>
     <w:p>
       <w:pPr>
         <w:ind w:firstLine="360"/>
@@ -8428,7 +8087,6 @@
           <w:b/>
           <w:bCs/>
         </w:rPr>
-        <w:lastRenderedPageBreak/>
         <w:t>Sistema de telemetría y posicionamiento</w:t>
       </w:r>
     </w:p>
@@ -8469,71 +8127,49 @@
         <w:rPr>
           <w:rFonts w:cs="Arial"/>
         </w:rPr>
-        <w:fldChar w:fldCharType="begin"/>
+        <w:t>&lt;&lt;ref_</w:t>
+      </w:r>
+      <w:r>
+        <w:t>descripcion_arquitectura_</w:t>
+      </w:r>
+      <w:r>
+        <w:t>6</w:t>
+      </w:r>
+      <w:r>
+        <w:t>&gt;&gt;</w:t>
       </w:r>
       <w:r>
         <w:rPr>
           <w:rFonts w:cs="Arial"/>
         </w:rPr>
-        <w:instrText xml:space="preserve"> REF _Ref220061236 \h </w:instrText>
+        <w:t>)</w:t>
       </w:r>
       <w:r>
         <w:rPr>
           <w:rFonts w:cs="Arial"/>
         </w:rPr>
-        <w:instrText xml:space="preserve"> \* MERGEFORMAT </w:instrText>
-      </w:r>
+        <w:t xml:space="preserve">, GLONASS, </w:t>
+      </w:r>
+      <w:proofErr w:type="spellStart"/>
       <w:r>
         <w:rPr>
           <w:rFonts w:cs="Arial"/>
         </w:rPr>
-      </w:r>
+        <w:t>BeiDou</w:t>
+      </w:r>
+      <w:proofErr w:type="spellEnd"/>
       <w:r>
         <w:rPr>
           <w:rFonts w:cs="Arial"/>
         </w:rPr>
-        <w:fldChar w:fldCharType="separate"/>
-      </w:r>
-      <w:r>
-        <w:t xml:space="preserve">Figura </w:t>
-      </w:r>
-      <w:r>
-        <w:rPr>
-          <w:noProof/>
-        </w:rPr>
-        <w:t>6</w:t>
+        <w:t xml:space="preserve"> y Galileo, así como correcciones mediante sistemas SBAS, como WAAS, lo que permite alcanzar una precisión inferior a 3 m el 90 % </w:t>
       </w:r>
       <w:r>
         <w:rPr>
           <w:rFonts w:cs="Arial"/>
         </w:rPr>
-        <w:fldChar w:fldCharType="end"/>
-      </w:r>
-      <w:r>
-        <w:rPr>
-          <w:rFonts w:cs="Arial"/>
-        </w:rPr>
-        <w:t>)</w:t>
-      </w:r>
-      <w:r>
-        <w:rPr>
-          <w:rFonts w:cs="Arial"/>
-        </w:rPr>
-        <w:t xml:space="preserve">, GLONASS, </w:t>
-      </w:r>
-      <w:proofErr w:type="spellStart"/>
-      <w:r>
-        <w:rPr>
-          <w:rFonts w:cs="Arial"/>
-        </w:rPr>
-        <w:t>BeiDou</w:t>
-      </w:r>
-      <w:proofErr w:type="spellEnd"/>
-      <w:r>
-        <w:rPr>
-          <w:rFonts w:cs="Arial"/>
-        </w:rPr>
-        <w:t xml:space="preserve"> y Galileo, así como correcciones mediante sistemas SBAS, como WAAS, lo que permite alcanzar una precisión inferior a 3 m el 90 % del tiempo, con una tasa de muestreo </w:t>
+        <w:lastRenderedPageBreak/>
+        <w:t xml:space="preserve">del tiempo, con una tasa de muestreo </w:t>
       </w:r>
       <w:r>
         <w:rPr>
@@ -8617,33 +8253,6 @@
         <w:t>&lt;&lt;fig_descripcion_arquitectura_6&gt;&gt;</w:t>
       </w:r>
     </w:p>
-    <w:p>
-      <w:pPr>
-        <w:pStyle w:val="Descripcin"/>
-        <w:jc w:val="center"/>
-      </w:pPr>
-      <w:bookmarkStart w:id="81" w:name="_Ref220061236"/>
-      <w:bookmarkStart w:id="82" w:name="_Toc229049290"/>
-      <w:r>
-        <w:t xml:space="preserve">Figura </w:t>
-      </w:r>
-      <w:fldSimple w:instr=" SEQ Figura \* ARABIC ">
-        <w:r>
-          <w:rPr>
-            <w:noProof/>
-          </w:rPr>
-          <w:t>6</w:t>
-        </w:r>
-      </w:fldSimple>
-      <w:bookmarkEnd w:id="81"/>
-      <w:r>
-        <w:t xml:space="preserve">. </w:t>
-      </w:r>
-      <w:r>
-        <w:t>&lt;&lt;pie_descripcion_arquitectura_6&gt;&gt;</w:t>
-      </w:r>
-    </w:p>
-    <w:bookmarkEnd w:id="82"/>
     <w:p>
       <w:pPr>
         <w:ind w:firstLine="360"/>
@@ -8807,8 +8416,8 @@
         <w:pStyle w:val="Descripcin"/>
         <w:jc w:val="center"/>
       </w:pPr>
-      <w:bookmarkStart w:id="83" w:name="_Ref220056477"/>
-      <w:bookmarkStart w:id="84" w:name="_Toc229049318"/>
+      <w:bookmarkStart w:id="71" w:name="_Ref220056477"/>
+      <w:bookmarkStart w:id="72" w:name="_Toc229049318"/>
       <w:r>
         <w:t xml:space="preserve">Tabla </w:t>
       </w:r>
@@ -8820,11 +8429,11 @@
           <w:t>1</w:t>
         </w:r>
       </w:fldSimple>
-      <w:bookmarkEnd w:id="83"/>
+      <w:bookmarkEnd w:id="71"/>
       <w:r>
         <w:t>. Información de los parámetros que miden las sondas.</w:t>
       </w:r>
-      <w:bookmarkEnd w:id="84"/>
+      <w:bookmarkEnd w:id="72"/>
     </w:p>
     <w:tbl>
       <w:tblPr>
@@ -9499,25 +9108,24 @@
           <w:rStyle w:val="Title1"/>
         </w:rPr>
       </w:pPr>
-      <w:bookmarkStart w:id="85" w:name="_Hlk133576791"/>
-      <w:bookmarkStart w:id="86" w:name="_Ref219907209"/>
-      <w:bookmarkStart w:id="87" w:name="_Toc229049274"/>
-      <w:bookmarkEnd w:id="85"/>
+      <w:bookmarkStart w:id="73" w:name="_Hlk133576791"/>
+      <w:bookmarkStart w:id="74" w:name="_Ref219907209"/>
+      <w:bookmarkStart w:id="75" w:name="_Toc229049274"/>
+      <w:bookmarkEnd w:id="73"/>
       <w:r>
         <w:rPr>
           <w:rStyle w:val="Title1"/>
         </w:rPr>
-        <w:lastRenderedPageBreak/>
         <w:t>DESCRIPCIÓN DE LAS ACTIVIDADES PREVIAS A</w:t>
       </w:r>
-      <w:bookmarkEnd w:id="86"/>
+      <w:bookmarkEnd w:id="74"/>
       <w:r>
         <w:rPr>
           <w:rStyle w:val="Title1"/>
         </w:rPr>
         <w:t>L DESPLIEGUE</w:t>
       </w:r>
-      <w:bookmarkEnd w:id="87"/>
+      <w:bookmarkEnd w:id="75"/>
     </w:p>
     <w:p>
       <w:pPr>
@@ -9580,6 +9188,7 @@
         <w:ind w:firstLine="360"/>
       </w:pPr>
       <w:r>
+        <w:lastRenderedPageBreak/>
         <w:t xml:space="preserve">Siguiendo </w:t>
       </w:r>
       <w:r>
@@ -9688,28 +9297,24 @@
         <w:t xml:space="preserve"> (</w:t>
       </w:r>
       <w:r>
-        <w:fldChar w:fldCharType="begin"/>
-      </w:r>
-      <w:r>
-        <w:instrText xml:space="preserve"> REF _Ref217389348 \h </w:instrText>
-      </w:r>
-      <w:r>
-        <w:instrText xml:space="preserve"> \* MERGEFORMAT </w:instrText>
-      </w:r>
-      <w:r>
-        <w:fldChar w:fldCharType="separate"/>
-      </w:r>
-      <w:r>
-        <w:t xml:space="preserve">Figura </w:t>
-      </w:r>
-      <w:r>
-        <w:rPr>
-          <w:noProof/>
-        </w:rPr>
-        <w:t>7</w:t>
-      </w:r>
-      <w:r>
-        <w:fldChar w:fldCharType="end"/>
+        <w:rPr>
+          <w:rFonts w:cs="Arial"/>
+        </w:rPr>
+        <w:t>&lt;&lt;</w:t>
+      </w:r>
+      <w:proofErr w:type="spellStart"/>
+      <w:r>
+        <w:rPr>
+          <w:rFonts w:cs="Arial"/>
+        </w:rPr>
+        <w:t>ref_</w:t>
+      </w:r>
+      <w:r>
+        <w:t>actividades_previas</w:t>
+      </w:r>
+      <w:proofErr w:type="spellEnd"/>
+      <w:r>
+        <w:t>&gt;&gt;</w:t>
       </w:r>
       <w:r>
         <w:t>)</w:t>
@@ -9758,491 +9363,438 @@
     </w:p>
     <w:p>
       <w:pPr>
-        <w:suppressAutoHyphens w:val="0"/>
-        <w:spacing w:line="240" w:lineRule="auto"/>
-        <w:jc w:val="center"/>
-        <w:rPr>
-          <w:rFonts w:cs="Microsoft Sans Serif"/>
-        </w:rPr>
-      </w:pPr>
-      <w:bookmarkStart w:id="88" w:name="_Ref217389348"/>
-      <w:bookmarkStart w:id="89" w:name="_Toc229049291"/>
-      <w:r>
-        <w:t xml:space="preserve">Figura </w:t>
-      </w:r>
-      <w:fldSimple w:instr=" SEQ Figura \* ARABIC ">
-        <w:r>
-          <w:rPr>
-            <w:noProof/>
-          </w:rPr>
-          <w:t>7</w:t>
-        </w:r>
-      </w:fldSimple>
-      <w:bookmarkEnd w:id="88"/>
-      <w:r>
-        <w:t xml:space="preserve">. </w:t>
-      </w:r>
-      <w:bookmarkEnd w:id="89"/>
-      <w:r>
-        <w:rPr>
-          <w:rFonts w:cs="Microsoft Sans Serif"/>
-        </w:rPr>
-        <w:t>&lt;&lt;</w:t>
-      </w:r>
-      <w:proofErr w:type="spellStart"/>
-      <w:r>
-        <w:rPr>
-          <w:rFonts w:cs="Microsoft Sans Serif"/>
-        </w:rPr>
-        <w:t>pie</w:t>
-      </w:r>
-      <w:r>
-        <w:rPr>
-          <w:rFonts w:cs="Microsoft Sans Serif"/>
-        </w:rPr>
-        <w:t>_actividades_previas</w:t>
-      </w:r>
-      <w:proofErr w:type="spellEnd"/>
-      <w:r>
-        <w:rPr>
-          <w:rFonts w:cs="Microsoft Sans Serif"/>
-        </w:rPr>
-        <w:t>&gt;&gt;</w:t>
-      </w:r>
+        <w:spacing w:before="240"/>
+      </w:pPr>
     </w:p>
     <w:p>
       <w:pPr>
-        <w:spacing w:before="240"/>
+        <w:ind w:firstLine="360"/>
+      </w:pPr>
+      <w:bookmarkStart w:id="76" w:name="_Hlk224374835"/>
+      <w:r>
+        <w:t xml:space="preserve">Una vez que las pruebas de </w:t>
+      </w:r>
+      <w:r>
+        <w:t xml:space="preserve">funcionalidad y verificación de las conexiones </w:t>
+      </w:r>
+      <w:r>
+        <w:t xml:space="preserve">se </w:t>
+      </w:r>
+      <w:r>
+        <w:t>terminaron</w:t>
+      </w:r>
+      <w:r>
+        <w:t>,</w:t>
+      </w:r>
+      <w:r>
+        <w:t xml:space="preserve"> se procedió a sellar herméticamente </w:t>
+      </w:r>
+      <w:r>
+        <w:t>cada</w:t>
+      </w:r>
+      <w:r>
+        <w:t xml:space="preserve"> sonda oceanográfica. </w:t>
+      </w:r>
+      <w:r>
+        <w:t>Posteriormente</w:t>
+      </w:r>
+      <w:r>
+        <w:t>, se someti</w:t>
+      </w:r>
+      <w:r>
+        <w:t>eron</w:t>
+      </w:r>
+      <w:r>
+        <w:t xml:space="preserve"> a pruebas de transmisión para verificar que nada fue</w:t>
+      </w:r>
+      <w:r>
+        <w:t>ra</w:t>
+      </w:r>
+      <w:r>
+        <w:t xml:space="preserve"> </w:t>
+      </w:r>
+      <w:r>
+        <w:t>dañado</w:t>
+      </w:r>
+      <w:r>
+        <w:t xml:space="preserve"> durante el sellado. Las pruebas de transmisión se </w:t>
+      </w:r>
+      <w:r>
+        <w:t>hicieron</w:t>
+      </w:r>
+      <w:r>
+        <w:t xml:space="preserve"> junto con las pruebas de energía para verificar que l</w:t>
+      </w:r>
+      <w:r>
+        <w:t xml:space="preserve">as sondas </w:t>
+      </w:r>
+      <w:r>
+        <w:t xml:space="preserve">se </w:t>
+      </w:r>
+      <w:r>
+        <w:t>encontrara</w:t>
+      </w:r>
+      <w:r>
+        <w:t>n</w:t>
+      </w:r>
+      <w:r>
+        <w:t xml:space="preserve"> midiendo, transmitiendo y cargando perfectamente.</w:t>
+      </w:r>
+    </w:p>
+    <w:bookmarkEnd w:id="76"/>
+    <w:p>
+      <w:pPr>
+        <w:ind w:firstLine="360"/>
       </w:pPr>
     </w:p>
     <w:p>
       <w:pPr>
         <w:ind w:firstLine="360"/>
       </w:pPr>
-      <w:bookmarkStart w:id="90" w:name="_Hlk224374835"/>
-      <w:r>
-        <w:t xml:space="preserve">Una vez que las pruebas de </w:t>
-      </w:r>
-      <w:r>
-        <w:t xml:space="preserve">funcionalidad y verificación de las conexiones </w:t>
-      </w:r>
-      <w:r>
-        <w:t xml:space="preserve">se </w:t>
-      </w:r>
-      <w:r>
-        <w:t>terminaron</w:t>
-      </w:r>
-      <w:r>
-        <w:t>,</w:t>
-      </w:r>
-      <w:r>
-        <w:t xml:space="preserve"> se procedió a sellar herméticamente </w:t>
-      </w:r>
-      <w:r>
-        <w:t>cada</w:t>
-      </w:r>
-      <w:r>
-        <w:t xml:space="preserve"> sonda oceanográfica. </w:t>
-      </w:r>
-      <w:r>
-        <w:t>Posteriormente</w:t>
-      </w:r>
-      <w:r>
-        <w:t>, se someti</w:t>
-      </w:r>
-      <w:r>
-        <w:t>eron</w:t>
-      </w:r>
-      <w:r>
-        <w:t xml:space="preserve"> a pruebas de transmisión para verificar que nada fue</w:t>
-      </w:r>
-      <w:r>
-        <w:t>ra</w:t>
+      <w:r>
+        <w:t>&lt;&lt;descripcion_actividades_previas_parrafo</w:t>
+      </w:r>
+      <w:r>
+        <w:t>4</w:t>
+      </w:r>
+      <w:r>
+        <w:t>&gt;&gt;</w:t>
       </w:r>
       <w:r>
         <w:t xml:space="preserve"> </w:t>
       </w:r>
-      <w:r>
-        <w:t>dañado</w:t>
-      </w:r>
-      <w:r>
-        <w:t xml:space="preserve"> durante el sellado. Las pruebas de transmisión se </w:t>
-      </w:r>
-      <w:r>
-        <w:t>hicieron</w:t>
-      </w:r>
-      <w:r>
-        <w:t xml:space="preserve"> junto con las pruebas de energía para verificar que l</w:t>
-      </w:r>
-      <w:r>
-        <w:t xml:space="preserve">as sondas </w:t>
-      </w:r>
-      <w:r>
-        <w:t xml:space="preserve">se </w:t>
-      </w:r>
-      <w:r>
-        <w:t>encontrara</w:t>
-      </w:r>
-      <w:r>
-        <w:t>n</w:t>
-      </w:r>
-      <w:r>
-        <w:t xml:space="preserve"> midiendo, transmitiendo y cargando perfectamente.</w:t>
-      </w:r>
-    </w:p>
-    <w:bookmarkEnd w:id="90"/>
-    <w:p>
-      <w:pPr>
-        <w:ind w:firstLine="360"/>
-      </w:pPr>
+      <w:bookmarkStart w:id="77" w:name="_Hlk224322141"/>
+      <w:r>
+        <w:t>Como parte de las evidencias se presentan los reportes de funcionamiento de cada una de ellas</w:t>
+      </w:r>
+      <w:r>
+        <w:t>, l</w:t>
+      </w:r>
+      <w:r>
+        <w:t>o</w:t>
+      </w:r>
+      <w:r>
+        <w:t xml:space="preserve">s cuales aseguran que los instrumentos </w:t>
+      </w:r>
+      <w:r>
+        <w:t>funcionaron</w:t>
+      </w:r>
+      <w:r>
+        <w:t xml:space="preserve"> de manera correcta y se </w:t>
+      </w:r>
+      <w:r>
+        <w:t>encontraban</w:t>
+      </w:r>
+      <w:r>
+        <w:t xml:space="preserve"> </w:t>
+      </w:r>
+      <w:r>
+        <w:t>operando</w:t>
+      </w:r>
+      <w:r>
+        <w:t xml:space="preserve"> según los estándares de calidad esperados</w:t>
+      </w:r>
+      <w:bookmarkEnd w:id="77"/>
+      <w:r>
+        <w:t xml:space="preserve">. La documentación correspondiente a las pruebas de funcionamiento se muestra en el </w:t>
+      </w:r>
+      <w:r>
+        <w:fldChar w:fldCharType="begin"/>
+      </w:r>
+      <w:r>
+        <w:instrText xml:space="preserve"> REF _Ref221185985 \h </w:instrText>
+      </w:r>
+      <w:r>
+        <w:instrText xml:space="preserve"> \* MERGEFORMAT </w:instrText>
+      </w:r>
+      <w:r>
+        <w:fldChar w:fldCharType="separate"/>
+      </w:r>
+      <w:r>
+        <w:t>ANEXO 2: PRUEBAS DE TRANSMISIÓN PREVIAS AL DESPLIEGUE</w:t>
+      </w:r>
+      <w:r>
+        <w:fldChar w:fldCharType="end"/>
+      </w:r>
+      <w:r>
+        <w:t>, como parte del presente documento.</w:t>
+      </w:r>
     </w:p>
     <w:p>
       <w:pPr>
         <w:ind w:firstLine="360"/>
       </w:pPr>
-      <w:r>
-        <w:t>&lt;&lt;descripcion_actividades_previas_parrafo</w:t>
-      </w:r>
-      <w:r>
-        <w:t>4</w:t>
-      </w:r>
-      <w:r>
-        <w:t>&gt;&gt;</w:t>
-      </w:r>
-      <w:r>
-        <w:t xml:space="preserve"> </w:t>
-      </w:r>
-      <w:bookmarkStart w:id="91" w:name="_Hlk224322141"/>
-      <w:r>
-        <w:t>Como parte de las evidencias se presentan los reportes de funcionamiento de cada una de ellas</w:t>
-      </w:r>
-      <w:r>
-        <w:t>, l</w:t>
-      </w:r>
-      <w:r>
-        <w:t>o</w:t>
-      </w:r>
-      <w:r>
-        <w:t xml:space="preserve">s cuales aseguran que los instrumentos </w:t>
-      </w:r>
-      <w:r>
-        <w:t>funcionaron</w:t>
-      </w:r>
-      <w:r>
-        <w:t xml:space="preserve"> de manera correcta y se </w:t>
-      </w:r>
-      <w:r>
-        <w:t>encontraban</w:t>
-      </w:r>
-      <w:r>
-        <w:t xml:space="preserve"> </w:t>
-      </w:r>
-      <w:r>
-        <w:t>operando</w:t>
-      </w:r>
-      <w:r>
-        <w:t xml:space="preserve"> según los estándares de calidad esperados</w:t>
-      </w:r>
-      <w:bookmarkEnd w:id="91"/>
-      <w:r>
-        <w:t xml:space="preserve">. La documentación correspondiente a las pruebas de funcionamiento se muestra en el </w:t>
-      </w:r>
-      <w:r>
-        <w:fldChar w:fldCharType="begin"/>
-      </w:r>
-      <w:r>
-        <w:instrText xml:space="preserve"> REF _Ref221185985 \h </w:instrText>
-      </w:r>
-      <w:r>
-        <w:instrText xml:space="preserve"> \* MERGEFORMAT </w:instrText>
-      </w:r>
-      <w:r>
-        <w:fldChar w:fldCharType="separate"/>
-      </w:r>
-      <w:r>
-        <w:t>ANEXO 2: PRUEBAS DE TRANSMISIÓN PREVIAS AL DESPLIEGUE</w:t>
-      </w:r>
-      <w:r>
-        <w:fldChar w:fldCharType="end"/>
-      </w:r>
-      <w:r>
-        <w:t>, como parte del presente documento.</w:t>
-      </w:r>
     </w:p>
     <w:p>
       <w:pPr>
         <w:ind w:firstLine="360"/>
       </w:pPr>
+      <w:r>
+        <w:t xml:space="preserve">Finalmente, cuando se comprobó que las </w:t>
+      </w:r>
+      <w:r>
+        <w:t>sondas</w:t>
+      </w:r>
+      <w:r>
+        <w:t xml:space="preserve"> se encontraban en perfecto estado, fueron transportadas a la embarcación junto con todas las herramientas y componentes necesarios para el despliegue. </w:t>
+      </w:r>
     </w:p>
     <w:p>
       <w:pPr>
         <w:ind w:firstLine="360"/>
       </w:pPr>
-      <w:r>
-        <w:t xml:space="preserve">Finalmente, cuando se comprobó que las </w:t>
-      </w:r>
-      <w:r>
-        <w:t>sondas</w:t>
-      </w:r>
-      <w:r>
-        <w:t xml:space="preserve"> se encontraban en perfecto estado, fueron transportadas a la embarcación junto con todas las herramientas y componentes necesarios para el despliegue. </w:t>
-      </w:r>
     </w:p>
     <w:p>
       <w:pPr>
-        <w:ind w:firstLine="360"/>
-      </w:pPr>
+        <w:pStyle w:val="Ttulo1"/>
+        <w:rPr>
+          <w:rStyle w:val="Title1"/>
+        </w:rPr>
+      </w:pPr>
+      <w:bookmarkStart w:id="78" w:name="_Toc221259429"/>
+      <w:bookmarkStart w:id="79" w:name="_Ref219907290"/>
+      <w:bookmarkStart w:id="80" w:name="_Toc229049275"/>
+      <w:bookmarkEnd w:id="78"/>
+      <w:r>
+        <w:rPr>
+          <w:rStyle w:val="Title1"/>
+        </w:rPr>
+        <w:t>PRUEBAS</w:t>
+      </w:r>
+      <w:r>
+        <w:rPr>
+          <w:rStyle w:val="Title1"/>
+        </w:rPr>
+        <w:t xml:space="preserve"> DE FUNCIONAMIENTO DE LAS SONDAS OCEANOGRÁFICAS</w:t>
+      </w:r>
+      <w:r>
+        <w:rPr>
+          <w:rStyle w:val="Title1"/>
+        </w:rPr>
+        <w:t xml:space="preserve"> PREVIAS AL DESPLIEGUE</w:t>
+      </w:r>
+      <w:bookmarkEnd w:id="79"/>
+      <w:bookmarkEnd w:id="80"/>
+      <w:r>
+        <w:rPr>
+          <w:rStyle w:val="Title1"/>
+        </w:rPr>
+        <w:t xml:space="preserve"> </w:t>
+      </w:r>
     </w:p>
     <w:p>
       <w:pPr>
-        <w:pStyle w:val="Ttulo1"/>
-        <w:rPr>
-          <w:rStyle w:val="Title1"/>
-        </w:rPr>
-      </w:pPr>
-      <w:bookmarkStart w:id="92" w:name="_Toc221259429"/>
-      <w:bookmarkStart w:id="93" w:name="_Ref219907290"/>
-      <w:bookmarkStart w:id="94" w:name="_Toc229049275"/>
-      <w:bookmarkEnd w:id="92"/>
-      <w:r>
-        <w:rPr>
-          <w:rStyle w:val="Title1"/>
-        </w:rPr>
-        <w:t>PRUEBAS</w:t>
-      </w:r>
-      <w:r>
-        <w:rPr>
-          <w:rStyle w:val="Title1"/>
-        </w:rPr>
-        <w:t xml:space="preserve"> DE FUNCIONAMIENTO DE LAS SONDAS OCEANOGRÁFICAS</w:t>
-      </w:r>
-      <w:r>
-        <w:rPr>
-          <w:rStyle w:val="Title1"/>
-        </w:rPr>
-        <w:t xml:space="preserve"> PREVIAS AL DESPLIEGUE</w:t>
-      </w:r>
-      <w:bookmarkEnd w:id="93"/>
-      <w:bookmarkEnd w:id="94"/>
-      <w:r>
-        <w:rPr>
-          <w:rStyle w:val="Title1"/>
-        </w:rPr>
-        <w:t xml:space="preserve"> </w:t>
+        <w:ind w:firstLine="360"/>
+      </w:pPr>
+      <w:r>
+        <w:t>Como parte de las pruebas previas al despliegue de las sondas, se verificó el correcto funcionamiento de los sensores instalados, así como de los sistemas de energía, electrónica, posicionamiento y telemetría.</w:t>
       </w:r>
     </w:p>
     <w:p>
       <w:pPr>
         <w:ind w:firstLine="360"/>
       </w:pPr>
-      <w:r>
-        <w:t>Como parte de las pruebas previas al despliegue de las sondas, se verificó el correcto funcionamiento de los sensores instalados, así como de los sistemas de energía, electrónica, posicionamiento y telemetría.</w:t>
-      </w:r>
     </w:p>
     <w:p>
       <w:pPr>
         <w:ind w:firstLine="360"/>
       </w:pPr>
+      <w:r>
+        <w:lastRenderedPageBreak/>
+        <w:t>Una vez</w:t>
+      </w:r>
+      <w:r>
+        <w:t xml:space="preserve"> que estuvieron</w:t>
+      </w:r>
+      <w:r>
+        <w:t xml:space="preserve"> </w:t>
+      </w:r>
+      <w:proofErr w:type="spellStart"/>
+      <w:r>
+        <w:t>pre-armada</w:t>
+      </w:r>
+      <w:r>
+        <w:t>s</w:t>
+      </w:r>
+      <w:proofErr w:type="spellEnd"/>
+      <w:r>
+        <w:t xml:space="preserve"> la</w:t>
+      </w:r>
+      <w:r>
+        <w:t>s</w:t>
+      </w:r>
+      <w:r>
+        <w:t xml:space="preserve"> sonda</w:t>
+      </w:r>
+      <w:r>
+        <w:t>s</w:t>
+      </w:r>
+      <w:r>
+        <w:t xml:space="preserve">, se realizaron pruebas del sistema integral, comenzando con la verificación de las conexiones electrónicas y los sensores de medición. En esta etapa, </w:t>
+      </w:r>
+      <w:r>
+        <w:t xml:space="preserve">se verificó que todos </w:t>
+      </w:r>
+      <w:r>
+        <w:t xml:space="preserve">los sensores </w:t>
+      </w:r>
+      <w:r>
+        <w:t>y</w:t>
+      </w:r>
+      <w:r>
+        <w:t xml:space="preserve"> componentes operaran de manera adecuada y de forma conjunta.</w:t>
+      </w:r>
     </w:p>
     <w:p>
       <w:pPr>
         <w:ind w:firstLine="360"/>
       </w:pPr>
-      <w:r>
-        <w:t>Una vez</w:t>
-      </w:r>
-      <w:r>
-        <w:t xml:space="preserve"> que estuvieron</w:t>
-      </w:r>
-      <w:r>
-        <w:t xml:space="preserve"> </w:t>
-      </w:r>
-      <w:proofErr w:type="spellStart"/>
-      <w:r>
-        <w:t>pre-armada</w:t>
-      </w:r>
-      <w:r>
-        <w:t>s</w:t>
-      </w:r>
-      <w:proofErr w:type="spellEnd"/>
-      <w:r>
-        <w:t xml:space="preserve"> la</w:t>
-      </w:r>
-      <w:r>
-        <w:t>s</w:t>
-      </w:r>
-      <w:r>
-        <w:t xml:space="preserve"> sonda</w:t>
-      </w:r>
-      <w:r>
-        <w:t>s</w:t>
-      </w:r>
-      <w:r>
-        <w:t xml:space="preserve">, se realizaron pruebas del sistema integral, comenzando con la verificación de las conexiones electrónicas y los sensores de medición. En esta etapa, </w:t>
-      </w:r>
-      <w:r>
-        <w:t xml:space="preserve">se verificó que todos </w:t>
-      </w:r>
-      <w:r>
-        <w:t xml:space="preserve">los sensores </w:t>
-      </w:r>
-      <w:r>
-        <w:t>y</w:t>
-      </w:r>
-      <w:r>
-        <w:t xml:space="preserve"> componentes operaran de manera adecuada y de forma conjunta.</w:t>
-      </w:r>
     </w:p>
     <w:p>
       <w:pPr>
         <w:ind w:firstLine="360"/>
       </w:pPr>
+      <w:r>
+        <w:t xml:space="preserve">Posteriormente, se conectó el panel solar al sistema de energía para confirmar la correcta carga de las baterías. </w:t>
+      </w:r>
+      <w:bookmarkStart w:id="81" w:name="_Hlk224323341"/>
+      <w:r>
+        <w:t>La</w:t>
+      </w:r>
+      <w:r>
+        <w:t>s</w:t>
+      </w:r>
+      <w:r>
+        <w:t xml:space="preserve"> sonda</w:t>
+      </w:r>
+      <w:r>
+        <w:t>s</w:t>
+      </w:r>
+      <w:r>
+        <w:t xml:space="preserve"> fue</w:t>
+      </w:r>
+      <w:r>
+        <w:t>ron</w:t>
+      </w:r>
+      <w:r>
+        <w:t xml:space="preserve"> expuesta</w:t>
+      </w:r>
+      <w:r>
+        <w:t>s</w:t>
+      </w:r>
+      <w:r>
+        <w:t xml:space="preserve"> a la radiación solar durante el día y se mantuv</w:t>
+      </w:r>
+      <w:r>
+        <w:t>ieron</w:t>
+      </w:r>
+      <w:r>
+        <w:t xml:space="preserve"> en operación continua, con el fin de evaluar el desempeño de los sistemas de energía y posicionamiento, así como la operatividad de los sensores y la transmisión de datos</w:t>
+      </w:r>
+      <w:bookmarkEnd w:id="81"/>
+      <w:r>
+        <w:t>. Todos los sistemas respondieron satisfactoriamente durante este periodo.</w:t>
+      </w:r>
+      <w:r>
+        <w:t xml:space="preserve"> Una vez terminadas las pruebas de funcionamiento las </w:t>
+      </w:r>
+      <w:r>
+        <w:t>sondas</w:t>
+      </w:r>
+      <w:r>
+        <w:t xml:space="preserve"> fueron selladas y expuestas al sol durante 24 horas más mientras se revisaba la transmisión de la información y se verificaba </w:t>
+      </w:r>
+      <w:r>
+        <w:t xml:space="preserve">nuevamente </w:t>
+      </w:r>
+      <w:r>
+        <w:t xml:space="preserve">la carga de las baterías. </w:t>
+      </w:r>
     </w:p>
     <w:p>
       <w:pPr>
         <w:ind w:firstLine="360"/>
       </w:pPr>
-      <w:r>
-        <w:t xml:space="preserve">Posteriormente, se conectó el panel solar al sistema de energía para confirmar la correcta carga de las baterías. </w:t>
-      </w:r>
-      <w:bookmarkStart w:id="95" w:name="_Hlk224323341"/>
-      <w:r>
-        <w:t>La</w:t>
-      </w:r>
-      <w:r>
-        <w:t>s</w:t>
-      </w:r>
-      <w:r>
-        <w:t xml:space="preserve"> sonda</w:t>
-      </w:r>
-      <w:r>
-        <w:t>s</w:t>
-      </w:r>
-      <w:r>
-        <w:t xml:space="preserve"> fue</w:t>
-      </w:r>
-      <w:r>
-        <w:t>ron</w:t>
-      </w:r>
-      <w:r>
-        <w:t xml:space="preserve"> expuesta</w:t>
-      </w:r>
-      <w:r>
-        <w:t>s</w:t>
-      </w:r>
-      <w:r>
-        <w:t xml:space="preserve"> a la radiación solar durante el día y se mantuv</w:t>
-      </w:r>
-      <w:r>
-        <w:t>ieron</w:t>
-      </w:r>
-      <w:r>
-        <w:t xml:space="preserve"> en operación continua, con el fin de evaluar el desempeño de los sistemas de energía y posicionamiento, así como la operatividad de los sensores y la transmisión de datos</w:t>
-      </w:r>
-      <w:bookmarkEnd w:id="95"/>
-      <w:r>
-        <w:t>. Todos los sistemas respondieron satisfactoriamente durante este periodo.</w:t>
-      </w:r>
-      <w:r>
-        <w:t xml:space="preserve"> Una vez terminadas las pruebas de funcionamiento las </w:t>
-      </w:r>
-      <w:r>
-        <w:t>sondas</w:t>
-      </w:r>
-      <w:r>
-        <w:t xml:space="preserve"> fueron selladas y expuestas al sol durante 24 horas más mientras se revisaba la transmisión de la información y se verificaba </w:t>
-      </w:r>
-      <w:r>
-        <w:t xml:space="preserve">nuevamente </w:t>
-      </w:r>
-      <w:r>
-        <w:t xml:space="preserve">la carga de las baterías. </w:t>
-      </w:r>
     </w:p>
     <w:p>
       <w:pPr>
         <w:ind w:firstLine="360"/>
       </w:pPr>
+      <w:r>
+        <w:t xml:space="preserve">En cuanto al sistema de telemetría, la sonda emplea tecnología satelital </w:t>
+      </w:r>
+      <w:proofErr w:type="spellStart"/>
+      <w:r>
+        <w:t>Globalstar</w:t>
+      </w:r>
+      <w:proofErr w:type="spellEnd"/>
+      <w:r>
+        <w:t>, basada en una constelación de satélites en órbita baja (LEO) que operan en banda L. Mediante servicios simplex de bajo consumo energético, se transmiten paquetes periódicos de información desde zonas remotas, lo que permite una comunicación confiable y con tiempos de transmisión reducidos. Este sistema resultó adecuado para plataformas autónomas y funcionó de manera exitosa durante las pruebas de 24 horas realizadas en el centro de operaciones del consorcio ASM-CICESE, donde los datos fueron recibidos de forma continua.</w:t>
+      </w:r>
     </w:p>
     <w:p>
       <w:pPr>
         <w:ind w:firstLine="360"/>
       </w:pPr>
-      <w:r>
-        <w:t xml:space="preserve">En cuanto al sistema de telemetría, la sonda emplea tecnología satelital </w:t>
-      </w:r>
-      <w:proofErr w:type="spellStart"/>
-      <w:r>
-        <w:t>Globalstar</w:t>
-      </w:r>
-      <w:proofErr w:type="spellEnd"/>
-      <w:r>
-        <w:t>, basada en una constelación de satélites en órbita baja (LEO) que operan en banda L. Mediante servicios simplex de bajo consumo energético, se transmiten paquetes periódicos de información desde zonas remotas, lo que permite una comunicación confiable y con tiempos de transmisión reducidos. Este sistema resultó adecuado para plataformas autónomas y funcionó de manera exitosa durante las pruebas de 24 horas realizadas en el centro de operaciones del consorcio ASM-CICESE, donde los datos fueron recibidos de forma continua.</w:t>
-      </w:r>
     </w:p>
     <w:p>
       <w:pPr>
         <w:ind w:firstLine="360"/>
       </w:pPr>
+      <w:r>
+        <w:t>Finalmente, los sensores de medición, como el acelerómetro y los termómetros instalados en la</w:t>
+      </w:r>
+      <w:r>
+        <w:t>s</w:t>
+      </w:r>
+      <w:r>
+        <w:t xml:space="preserve"> sonda</w:t>
+      </w:r>
+      <w:r>
+        <w:t>s</w:t>
+      </w:r>
+      <w:r>
+        <w:t xml:space="preserve">, fueron evaluados durante las pruebas de funcionamiento. La evidencia correspondiente se presenta en el </w:t>
+      </w:r>
+      <w:r>
+        <w:fldChar w:fldCharType="begin"/>
+      </w:r>
+      <w:r>
+        <w:instrText xml:space="preserve"> REF _Ref221185985 \h </w:instrText>
+      </w:r>
+      <w:r>
+        <w:instrText xml:space="preserve"> \* MERGEFORMAT </w:instrText>
+      </w:r>
+      <w:r>
+        <w:fldChar w:fldCharType="separate"/>
+      </w:r>
+      <w:r>
+        <w:rPr>
+          <w:rStyle w:val="Title1"/>
+        </w:rPr>
+        <w:t>ANEXO 2: PRUEBAS DE TRANSMISIÓN PREVIAS AL DESPLIEGUE</w:t>
+      </w:r>
+      <w:r>
+        <w:fldChar w:fldCharType="end"/>
+      </w:r>
+      <w:r>
+        <w:t>, como parte del presente documento.</w:t>
+      </w:r>
     </w:p>
     <w:p>
       <w:pPr>
-        <w:ind w:firstLine="360"/>
-      </w:pPr>
-      <w:r>
-        <w:t>Finalmente, los sensores de medición, como el acelerómetro y los termómetros instalados en la</w:t>
-      </w:r>
-      <w:r>
-        <w:t>s</w:t>
-      </w:r>
-      <w:r>
-        <w:t xml:space="preserve"> sonda</w:t>
-      </w:r>
-      <w:r>
-        <w:t>s</w:t>
-      </w:r>
-      <w:r>
-        <w:t xml:space="preserve">, fueron evaluados durante las pruebas de funcionamiento. La evidencia correspondiente se presenta en el </w:t>
-      </w:r>
-      <w:r>
-        <w:fldChar w:fldCharType="begin"/>
-      </w:r>
-      <w:r>
-        <w:instrText xml:space="preserve"> REF _Ref221185985 \h </w:instrText>
-      </w:r>
-      <w:r>
-        <w:instrText xml:space="preserve"> \* MERGEFORMAT </w:instrText>
-      </w:r>
-      <w:r>
-        <w:fldChar w:fldCharType="separate"/>
-      </w:r>
-      <w:r>
-        <w:rPr>
-          <w:rStyle w:val="Title1"/>
-        </w:rPr>
-        <w:t>ANEXO 2: PRUEBAS DE TRANSMISIÓN PREVIAS AL DESPLIEGUE</w:t>
-      </w:r>
-      <w:r>
-        <w:fldChar w:fldCharType="end"/>
-      </w:r>
-      <w:r>
-        <w:t>, como parte del presente documento.</w:t>
-      </w:r>
+        <w:spacing w:before="240"/>
+      </w:pPr>
     </w:p>
     <w:p>
       <w:pPr>
-        <w:spacing w:before="240"/>
-      </w:pPr>
-    </w:p>
-    <w:p>
-      <w:pPr>
         <w:pStyle w:val="Ttulo1"/>
         <w:rPr>
           <w:rStyle w:val="Title1"/>
         </w:rPr>
       </w:pPr>
-      <w:bookmarkStart w:id="96" w:name="_Ref217472609"/>
-      <w:bookmarkStart w:id="97" w:name="_Toc229049276"/>
+      <w:bookmarkStart w:id="82" w:name="_Ref217472609"/>
+      <w:bookmarkStart w:id="83" w:name="_Toc229049276"/>
       <w:r>
         <w:rPr>
           <w:rStyle w:val="Title1"/>
@@ -10267,8 +9819,8 @@
         </w:rPr>
         <w:t>DESPLIEGUE DE LAS SONDAS OCEANOGRÁFICAS</w:t>
       </w:r>
-      <w:bookmarkEnd w:id="96"/>
-      <w:bookmarkEnd w:id="97"/>
+      <w:bookmarkEnd w:id="82"/>
+      <w:bookmarkEnd w:id="83"/>
     </w:p>
     <w:p>
       <w:pPr>
@@ -10281,8 +9833,8 @@
           <w:color w:val="auto"/>
         </w:rPr>
       </w:pPr>
-      <w:bookmarkStart w:id="98" w:name="_Ref217472780"/>
-      <w:bookmarkStart w:id="99" w:name="_Hlk204704390"/>
+      <w:bookmarkStart w:id="84" w:name="_Ref217472780"/>
+      <w:bookmarkStart w:id="85" w:name="_Hlk204704390"/>
       <w:r>
         <w:rPr>
           <w:rFonts w:ascii="Microsoft Sans Serif" w:eastAsia="Times New Roman" w:hAnsi="Microsoft Sans Serif" w:cs="Times New Roman"/>
@@ -10325,9 +9877,10 @@
           <w:rFonts w:ascii="Microsoft Sans Serif" w:eastAsia="Times New Roman" w:hAnsi="Microsoft Sans Serif" w:cs="Times New Roman"/>
           <w:color w:val="auto"/>
         </w:rPr>
+        <w:lastRenderedPageBreak/>
         <w:t>&lt;&lt;ejecucion_de_la_campania_parrafo2&gt;&gt;</w:t>
       </w:r>
-      <w:bookmarkEnd w:id="98"/>
+      <w:bookmarkEnd w:id="84"/>
       <w:r>
         <w:rPr>
           <w:rFonts w:ascii="Microsoft Sans Serif" w:eastAsia="Times New Roman" w:hAnsi="Microsoft Sans Serif" w:cs="Times New Roman"/>
@@ -10665,7 +10218,6 @@
         <w:rPr>
           <w:szCs w:val="22"/>
         </w:rPr>
-        <w:lastRenderedPageBreak/>
         <w:t xml:space="preserve">Una vez liberada la sonda oceanográfica el personal se comunicó mediante telefonía satelital con el personal en tierra para avisar de la maniobra. Posteriormente el personal en tierra realizó el despliegue de la información en el </w:t>
       </w:r>
       <w:r>
@@ -10731,6 +10283,7 @@
         <w:jc w:val="center"/>
       </w:pPr>
       <w:r>
+        <w:lastRenderedPageBreak/>
         <w:t>&lt;&lt;</w:t>
       </w:r>
       <w:proofErr w:type="spellStart"/>
@@ -10742,189 +10295,69 @@
         <w:t>&gt;&gt;</w:t>
       </w:r>
     </w:p>
+    <w:p/>
     <w:p>
       <w:pPr>
-        <w:keepNext/>
+        <w:ind w:left="360" w:firstLine="360"/>
+        <w:rPr>
+          <w:szCs w:val="22"/>
+        </w:rPr>
+      </w:pPr>
+      <w:r>
+        <w:rPr>
+          <w:szCs w:val="22"/>
+        </w:rPr>
+        <w:t xml:space="preserve">A continuación, de la </w:t>
+      </w:r>
+      <w:r>
+        <w:rPr>
+          <w:rFonts w:cs="Arial"/>
+        </w:rPr>
+        <w:t>&lt;&lt;</w:t>
+      </w:r>
+      <w:proofErr w:type="spellStart"/>
+      <w:r>
+        <w:rPr>
+          <w:rFonts w:cs="Arial"/>
+        </w:rPr>
+        <w:t>ref_</w:t>
+      </w:r>
+      <w:r>
+        <w:t>ejecucion_de_la_campania</w:t>
+      </w:r>
+      <w:proofErr w:type="spellEnd"/>
+      <w:r>
+        <w:t>&gt;&gt;</w:t>
+      </w:r>
+      <w:r>
+        <w:t xml:space="preserve"> </w:t>
+      </w:r>
+      <w:r>
+        <w:rPr>
+          <w:szCs w:val="22"/>
+        </w:rPr>
+        <w:t xml:space="preserve">se presentan las evidencias fotográficas del despliegue de las </w:t>
+      </w:r>
+      <w:r>
+        <w:rPr>
+          <w:szCs w:val="22"/>
+        </w:rPr>
+        <w:t>sondas</w:t>
+      </w:r>
+      <w:r>
+        <w:rPr>
+          <w:szCs w:val="22"/>
+        </w:rPr>
+        <w:t>.</w:t>
+      </w:r>
+      <w:bookmarkEnd w:id="85"/>
+    </w:p>
+    <w:p/>
+    <w:p>
+      <w:pPr>
         <w:suppressAutoHyphens w:val="0"/>
         <w:spacing w:line="240" w:lineRule="auto"/>
         <w:jc w:val="center"/>
-      </w:pPr>
-      <w:bookmarkStart w:id="100" w:name="_Ref217465608"/>
-      <w:bookmarkStart w:id="101" w:name="_Toc229049292"/>
-      <w:r>
-        <w:t xml:space="preserve">Figura </w:t>
-      </w:r>
-      <w:fldSimple w:instr=" SEQ Figura \* ARABIC ">
-        <w:r>
-          <w:rPr>
-            <w:noProof/>
-          </w:rPr>
-          <w:t>8</w:t>
-        </w:r>
-      </w:fldSimple>
-      <w:bookmarkEnd w:id="100"/>
-      <w:r>
-        <w:t xml:space="preserve">. </w:t>
-      </w:r>
-      <w:r>
-        <w:t>&lt;&lt;</w:t>
-      </w:r>
-      <w:proofErr w:type="spellStart"/>
-      <w:r>
-        <w:t>pie_mapa_de_despliegue</w:t>
-      </w:r>
-      <w:proofErr w:type="spellEnd"/>
-      <w:r>
-        <w:t>&gt;&gt;</w:t>
-      </w:r>
-      <w:bookmarkEnd w:id="101"/>
-    </w:p>
-    <w:p/>
-    <w:p>
-      <w:pPr>
-        <w:ind w:left="360" w:firstLine="360"/>
-        <w:rPr>
-          <w:szCs w:val="22"/>
-        </w:rPr>
-      </w:pPr>
-      <w:r>
-        <w:rPr>
-          <w:szCs w:val="22"/>
-        </w:rPr>
-        <w:t xml:space="preserve">A continuación, de la </w:t>
-      </w:r>
-      <w:r>
-        <w:rPr>
-          <w:szCs w:val="22"/>
-        </w:rPr>
-        <w:fldChar w:fldCharType="begin"/>
-      </w:r>
-      <w:r>
-        <w:rPr>
-          <w:szCs w:val="22"/>
-        </w:rPr>
-        <w:instrText xml:space="preserve"> REF _Ref218072764 \h </w:instrText>
-      </w:r>
-      <w:r>
-        <w:rPr>
-          <w:szCs w:val="22"/>
-        </w:rPr>
-        <w:instrText xml:space="preserve"> \* MERGEFORMAT </w:instrText>
-      </w:r>
-      <w:r>
-        <w:rPr>
-          <w:szCs w:val="22"/>
-        </w:rPr>
-      </w:r>
-      <w:r>
-        <w:rPr>
-          <w:szCs w:val="22"/>
-        </w:rPr>
-        <w:fldChar w:fldCharType="separate"/>
-      </w:r>
-      <w:r>
-        <w:t xml:space="preserve">Figura </w:t>
-      </w:r>
-      <w:r>
-        <w:rPr>
-          <w:noProof/>
-        </w:rPr>
-        <w:t>10</w:t>
-      </w:r>
-      <w:r>
-        <w:rPr>
-          <w:szCs w:val="22"/>
-        </w:rPr>
-        <w:fldChar w:fldCharType="end"/>
-      </w:r>
-      <w:r>
-        <w:rPr>
-          <w:szCs w:val="22"/>
-        </w:rPr>
-        <w:t xml:space="preserve"> </w:t>
-      </w:r>
-      <w:r>
-        <w:rPr>
-          <w:szCs w:val="22"/>
-        </w:rPr>
-        <w:t xml:space="preserve">a la </w:t>
-      </w:r>
-      <w:r>
-        <w:rPr>
-          <w:szCs w:val="22"/>
-        </w:rPr>
-        <w:fldChar w:fldCharType="begin"/>
-      </w:r>
-      <w:r>
-        <w:rPr>
-          <w:szCs w:val="22"/>
-        </w:rPr>
-        <w:instrText xml:space="preserve"> REF _Ref218072782 \h </w:instrText>
-      </w:r>
-      <w:r>
-        <w:rPr>
-          <w:szCs w:val="22"/>
-        </w:rPr>
-        <w:instrText xml:space="preserve"> \* MERGEFORMAT </w:instrText>
-      </w:r>
-      <w:r>
-        <w:rPr>
-          <w:szCs w:val="22"/>
-        </w:rPr>
-      </w:r>
-      <w:r>
-        <w:rPr>
-          <w:szCs w:val="22"/>
-        </w:rPr>
-        <w:fldChar w:fldCharType="separate"/>
-      </w:r>
-      <w:r>
-        <w:t xml:space="preserve">Figura </w:t>
-      </w:r>
-      <w:r>
-        <w:rPr>
-          <w:noProof/>
-        </w:rPr>
-        <w:t>16</w:t>
-      </w:r>
-      <w:r>
-        <w:rPr>
-          <w:szCs w:val="22"/>
-        </w:rPr>
-        <w:fldChar w:fldCharType="end"/>
-      </w:r>
-      <w:r>
-        <w:rPr>
-          <w:szCs w:val="22"/>
-        </w:rPr>
-        <w:t xml:space="preserve"> </w:t>
-      </w:r>
-      <w:r>
-        <w:rPr>
-          <w:szCs w:val="22"/>
-        </w:rPr>
-        <w:t xml:space="preserve">se presentan las evidencias fotográficas del despliegue de las </w:t>
-      </w:r>
-      <w:r>
-        <w:rPr>
-          <w:szCs w:val="22"/>
-        </w:rPr>
-        <w:t>sondas</w:t>
-      </w:r>
-      <w:r>
-        <w:rPr>
-          <w:szCs w:val="22"/>
-        </w:rPr>
-        <w:t>.</w:t>
-      </w:r>
-      <w:bookmarkEnd w:id="99"/>
-    </w:p>
-    <w:p/>
-    <w:p>
-      <w:pPr>
-        <w:suppressAutoHyphens w:val="0"/>
-        <w:spacing w:line="240" w:lineRule="auto"/>
-        <w:jc w:val="center"/>
         <w:rPr>
           <w:rFonts w:cs="Microsoft Sans Serif"/>
           <w:sz w:val="20"/>
@@ -10947,80 +10380,6 @@
           <w:szCs w:val="22"/>
         </w:rPr>
         <w:t>fig_ejecucion_</w:t>
-      </w:r>
-      <w:r>
-        <w:rPr>
-          <w:rFonts w:cs="Microsoft Sans Serif"/>
-          <w:sz w:val="20"/>
-          <w:szCs w:val="22"/>
-        </w:rPr>
-        <w:t>de_la_campania</w:t>
-      </w:r>
-      <w:proofErr w:type="spellEnd"/>
-      <w:r>
-        <w:rPr>
-          <w:rFonts w:cs="Microsoft Sans Serif"/>
-          <w:sz w:val="20"/>
-          <w:szCs w:val="22"/>
-        </w:rPr>
-        <w:t>&gt;&gt;</w:t>
-      </w:r>
-    </w:p>
-    <w:p>
-      <w:pPr>
-        <w:suppressAutoHyphens w:val="0"/>
-        <w:spacing w:line="240" w:lineRule="auto"/>
-        <w:jc w:val="center"/>
-        <w:rPr>
-          <w:rFonts w:cs="Microsoft Sans Serif"/>
-          <w:sz w:val="20"/>
-          <w:szCs w:val="22"/>
-        </w:rPr>
-      </w:pPr>
-      <w:bookmarkStart w:id="102" w:name="_Ref218072764"/>
-      <w:bookmarkStart w:id="103" w:name="_Toc224230754"/>
-      <w:bookmarkStart w:id="104" w:name="_Toc229049294"/>
-      <w:r>
-        <w:t xml:space="preserve">Figura </w:t>
-      </w:r>
-      <w:fldSimple w:instr=" SEQ Figura \* ARABIC ">
-        <w:r>
-          <w:rPr>
-            <w:noProof/>
-          </w:rPr>
-          <w:t>10</w:t>
-        </w:r>
-      </w:fldSimple>
-      <w:bookmarkEnd w:id="102"/>
-      <w:r>
-        <w:t>.</w:t>
-      </w:r>
-      <w:bookmarkEnd w:id="103"/>
-      <w:bookmarkEnd w:id="104"/>
-      <w:r>
-        <w:rPr>
-          <w:rFonts w:cs="Microsoft Sans Serif"/>
-          <w:sz w:val="20"/>
-          <w:szCs w:val="22"/>
-        </w:rPr>
-        <w:t xml:space="preserve"> &lt;&lt;</w:t>
-      </w:r>
-      <w:proofErr w:type="spellStart"/>
-      <w:r>
-        <w:rPr>
-          <w:rFonts w:cs="Microsoft Sans Serif"/>
-          <w:sz w:val="20"/>
-          <w:szCs w:val="22"/>
-        </w:rPr>
-        <w:t>pie</w:t>
-      </w:r>
-      <w:r>
-        <w:rPr>
-          <w:rFonts w:cs="Microsoft Sans Serif"/>
-          <w:sz w:val="20"/>
-          <w:szCs w:val="22"/>
-        </w:rPr>
-        <w:t>_ejecucion_</w:t>
       </w:r>
       <w:r>
         <w:rPr>
@@ -11115,9 +10474,9 @@
         <w:keepLines/>
         <w:jc w:val="center"/>
       </w:pPr>
-      <w:bookmarkStart w:id="105" w:name="_Ref204082582"/>
-      <w:bookmarkStart w:id="106" w:name="_Toc215827128"/>
-      <w:bookmarkStart w:id="107" w:name="_Toc229049319"/>
+      <w:bookmarkStart w:id="86" w:name="_Ref204082582"/>
+      <w:bookmarkStart w:id="87" w:name="_Toc215827128"/>
+      <w:bookmarkStart w:id="88" w:name="_Toc229049319"/>
       <w:r>
         <w:t xml:space="preserve">Tabla </w:t>
       </w:r>
@@ -11129,7 +10488,7 @@
           <w:t>2</w:t>
         </w:r>
       </w:fldSimple>
-      <w:bookmarkEnd w:id="105"/>
+      <w:bookmarkEnd w:id="86"/>
       <w:r>
         <w:t xml:space="preserve">. Coordenadas geográficas de </w:t>
       </w:r>
@@ -11151,8 +10510,8 @@
       <w:r>
         <w:t>.</w:t>
       </w:r>
-      <w:bookmarkEnd w:id="106"/>
-      <w:bookmarkEnd w:id="107"/>
+      <w:bookmarkEnd w:id="87"/>
+      <w:bookmarkEnd w:id="88"/>
     </w:p>
     <w:tbl>
       <w:tblPr>
@@ -11654,17 +11013,17 @@
       <w:pPr>
         <w:pStyle w:val="Ttulo2"/>
       </w:pPr>
-      <w:bookmarkStart w:id="108" w:name="_Ref217472664"/>
-      <w:bookmarkStart w:id="109" w:name="_Ref224230591"/>
-      <w:bookmarkStart w:id="110" w:name="_Ref224230599"/>
-      <w:bookmarkStart w:id="111" w:name="_Toc229049277"/>
+      <w:bookmarkStart w:id="89" w:name="_Ref217472664"/>
+      <w:bookmarkStart w:id="90" w:name="_Ref224230591"/>
+      <w:bookmarkStart w:id="91" w:name="_Ref224230599"/>
+      <w:bookmarkStart w:id="92" w:name="_Toc229049277"/>
       <w:r>
         <w:t>INFORMACIÓN DEL DESPLIEGUE DE LAS SONDAS OCEANOGRÁFICAS</w:t>
       </w:r>
-      <w:bookmarkEnd w:id="108"/>
-      <w:bookmarkEnd w:id="109"/>
-      <w:bookmarkEnd w:id="110"/>
-      <w:bookmarkEnd w:id="111"/>
+      <w:bookmarkEnd w:id="89"/>
+      <w:bookmarkEnd w:id="90"/>
+      <w:bookmarkEnd w:id="91"/>
+      <w:bookmarkEnd w:id="92"/>
     </w:p>
     <w:p>
       <w:pPr>
@@ -11677,7 +11036,13 @@
         <w:t>o</w:t>
       </w:r>
       <w:r>
-        <w:t>n_de_la_camapnia_parrafo</w:t>
+        <w:t>n_de_la_cam</w:t>
+      </w:r>
+      <w:r>
+        <w:t>pan</w:t>
+      </w:r>
+      <w:r>
+        <w:t>ia_parrafo</w:t>
       </w:r>
       <w:r>
         <w:t>5</w:t>
@@ -11775,10 +11140,9 @@
         <w:keepNext/>
         <w:jc w:val="center"/>
       </w:pPr>
-      <w:bookmarkStart w:id="112" w:name="_Ref217401548"/>
-      <w:bookmarkStart w:id="113" w:name="_Toc229049320"/>
-      <w:r>
-        <w:lastRenderedPageBreak/>
+      <w:bookmarkStart w:id="93" w:name="_Ref217401548"/>
+      <w:bookmarkStart w:id="94" w:name="_Toc229049320"/>
+      <w:r>
         <w:t xml:space="preserve">Tabla </w:t>
       </w:r>
       <w:fldSimple w:instr=" SEQ Tabla \* ARABIC ">
@@ -11789,7 +11153,7 @@
           <w:t>3</w:t>
         </w:r>
       </w:fldSimple>
-      <w:bookmarkEnd w:id="112"/>
+      <w:bookmarkEnd w:id="93"/>
       <w:r>
         <w:t xml:space="preserve">. </w:t>
       </w:r>
@@ -11811,7 +11175,7 @@
       <w:r>
         <w:t>.</w:t>
       </w:r>
-      <w:bookmarkEnd w:id="113"/>
+      <w:bookmarkEnd w:id="94"/>
     </w:p>
     <w:tbl>
       <w:tblPr>
@@ -12407,7 +11771,7 @@
       </w:tr>
     </w:tbl>
     <w:p>
-      <w:bookmarkStart w:id="114" w:name="_Ref217469988"/>
+      <w:bookmarkStart w:id="95" w:name="_Ref217469988"/>
     </w:p>
     <w:p>
       <w:pPr>
@@ -12415,8 +11779,8 @@
         <w:keepNext/>
         <w:jc w:val="center"/>
       </w:pPr>
-      <w:bookmarkStart w:id="115" w:name="_Ref229050865"/>
-      <w:bookmarkStart w:id="116" w:name="_Toc229049321"/>
+      <w:bookmarkStart w:id="96" w:name="_Ref229050865"/>
+      <w:bookmarkStart w:id="97" w:name="_Toc229049321"/>
       <w:r>
         <w:t xml:space="preserve">Tabla </w:t>
       </w:r>
@@ -12428,8 +11792,8 @@
           <w:t>4</w:t>
         </w:r>
       </w:fldSimple>
-      <w:bookmarkEnd w:id="114"/>
-      <w:bookmarkEnd w:id="115"/>
+      <w:bookmarkEnd w:id="95"/>
+      <w:bookmarkEnd w:id="96"/>
       <w:r>
         <w:t xml:space="preserve">. </w:t>
       </w:r>
@@ -12445,7 +11809,7 @@
       <w:r>
         <w:t>.</w:t>
       </w:r>
-      <w:bookmarkEnd w:id="116"/>
+      <w:bookmarkEnd w:id="97"/>
     </w:p>
     <w:tbl>
       <w:tblPr>
@@ -13587,1086 +12951,841 @@
           <w:rStyle w:val="Title1"/>
         </w:rPr>
       </w:pPr>
-      <w:bookmarkStart w:id="117" w:name="_DATOS_DE_LA"/>
-      <w:bookmarkStart w:id="118" w:name="_Toc219903453"/>
-      <w:bookmarkStart w:id="119" w:name="_Toc221259433"/>
-      <w:bookmarkStart w:id="120" w:name="_Toc219903490"/>
-      <w:bookmarkStart w:id="121" w:name="_Toc221259470"/>
-      <w:bookmarkStart w:id="122" w:name="_Ref217473600"/>
-      <w:bookmarkStart w:id="123" w:name="_Ref219907446"/>
+      <w:bookmarkStart w:id="98" w:name="_DATOS_DE_LA"/>
+      <w:bookmarkStart w:id="99" w:name="_Toc219903453"/>
+      <w:bookmarkStart w:id="100" w:name="_Toc221259433"/>
+      <w:bookmarkStart w:id="101" w:name="_Toc219903490"/>
+      <w:bookmarkStart w:id="102" w:name="_Toc221259470"/>
+      <w:bookmarkStart w:id="103" w:name="_Ref217473600"/>
+      <w:bookmarkStart w:id="104" w:name="_Ref219907446"/>
+      <w:bookmarkEnd w:id="98"/>
+      <w:bookmarkEnd w:id="99"/>
+      <w:bookmarkEnd w:id="100"/>
+      <w:bookmarkEnd w:id="101"/>
+      <w:bookmarkEnd w:id="102"/>
+    </w:p>
+    <w:p>
+      <w:pPr>
+        <w:ind w:firstLine="426"/>
+      </w:pPr>
+      <w:r>
+        <w:t>D</w:t>
+      </w:r>
+      <w:r>
+        <w:t xml:space="preserve">e la </w:t>
+      </w:r>
+      <w:r>
+        <w:t>&lt;&lt;</w:t>
+      </w:r>
+      <w:proofErr w:type="spellStart"/>
+      <w:r>
+        <w:t>ref_esquema_de_sonda</w:t>
+      </w:r>
+      <w:proofErr w:type="spellEnd"/>
+      <w:r>
+        <w:t xml:space="preserve">&gt;&gt; </w:t>
+      </w:r>
+      <w:r>
+        <w:t xml:space="preserve">se presentan los esquemas de despliegues de las sondas, con la información importante obtenida durante las actividades del despliegue y las notas de campo. </w:t>
+      </w:r>
+    </w:p>
+    <w:p>
+      <w:pPr>
+        <w:ind w:firstLine="426"/>
+      </w:pPr>
+    </w:p>
+    <w:p>
+      <w:pPr>
+        <w:ind w:firstLine="426"/>
+        <w:jc w:val="center"/>
+      </w:pPr>
+      <w:bookmarkStart w:id="105" w:name="_Ref224117752"/>
+      <w:r>
+        <w:t>&lt;&lt;</w:t>
+      </w:r>
+      <w:proofErr w:type="spellStart"/>
+      <w:r>
+        <w:t>fig_</w:t>
+      </w:r>
+      <w:r>
+        <w:t>esquema</w:t>
+      </w:r>
+      <w:r>
+        <w:t>_de_sonda</w:t>
+      </w:r>
+      <w:proofErr w:type="spellEnd"/>
+      <w:r>
+        <w:t>&gt;&gt;</w:t>
+      </w:r>
+      <w:bookmarkEnd w:id="105"/>
+    </w:p>
+    <w:p>
+      <w:pPr>
+        <w:jc w:val="center"/>
+      </w:pPr>
+      <w:bookmarkStart w:id="106" w:name="_Toc229049307"/>
+      <w:r>
+        <w:t>.</w:t>
+      </w:r>
+      <w:bookmarkEnd w:id="106"/>
+      <w:r>
+        <w:br w:type="page"/>
+      </w:r>
+    </w:p>
+    <w:p>
+      <w:pPr>
+        <w:pStyle w:val="Ttulo1"/>
+        <w:rPr>
+          <w:rStyle w:val="Title1"/>
+        </w:rPr>
+      </w:pPr>
+      <w:bookmarkStart w:id="107" w:name="_Ref223695225"/>
+      <w:bookmarkStart w:id="108" w:name="_Toc229049278"/>
+      <w:r>
+        <w:rPr>
+          <w:rStyle w:val="Title1"/>
+        </w:rPr>
+        <w:lastRenderedPageBreak/>
+        <w:t>TELEMETRÍA, R</w:t>
+      </w:r>
+      <w:r>
+        <w:rPr>
+          <w:rStyle w:val="Title1"/>
+        </w:rPr>
+        <w:t xml:space="preserve">ECEPCIÓN Y ALMACENAMIENTO DE DATOS </w:t>
+      </w:r>
+      <w:bookmarkEnd w:id="103"/>
+      <w:r>
+        <w:rPr>
+          <w:rStyle w:val="Title1"/>
+        </w:rPr>
+        <w:t>PREVIOS</w:t>
+      </w:r>
+      <w:r>
+        <w:rPr>
+          <w:rStyle w:val="Title1"/>
+        </w:rPr>
+        <w:t xml:space="preserve"> AL DESPLIEGUE</w:t>
+      </w:r>
+      <w:r>
+        <w:rPr>
+          <w:rStyle w:val="Title1"/>
+        </w:rPr>
+        <w:t xml:space="preserve"> DE LA SONDA</w:t>
+      </w:r>
+      <w:bookmarkEnd w:id="104"/>
+      <w:bookmarkEnd w:id="107"/>
+      <w:r>
+        <w:rPr>
+          <w:rStyle w:val="Title1"/>
+        </w:rPr>
+        <w:t>.</w:t>
+      </w:r>
+      <w:bookmarkEnd w:id="108"/>
+    </w:p>
+    <w:p>
+      <w:pPr>
+        <w:ind w:firstLine="360"/>
+        <w:rPr>
+          <w:rFonts w:cs="Arial"/>
+        </w:rPr>
+      </w:pPr>
+      <w:r>
+        <w:rPr>
+          <w:rFonts w:cs="Arial"/>
+        </w:rPr>
+        <w:t xml:space="preserve">Antes de desplegar las sondas </w:t>
+      </w:r>
+      <w:r>
+        <w:rPr>
+          <w:rFonts w:cs="Arial"/>
+        </w:rPr>
+        <w:t>oceanográficas</w:t>
+      </w:r>
+      <w:r>
+        <w:rPr>
+          <w:rFonts w:cs="Arial"/>
+        </w:rPr>
+        <w:t xml:space="preserve"> se realizaron pruebas </w:t>
+      </w:r>
+      <w:r>
+        <w:rPr>
+          <w:rFonts w:cs="Arial"/>
+        </w:rPr>
+        <w:t xml:space="preserve">en el laboratorio </w:t>
+      </w:r>
+      <w:r>
+        <w:rPr>
+          <w:rFonts w:cs="Arial"/>
+        </w:rPr>
+        <w:t xml:space="preserve">para garantizar el correcto funcionamiento de </w:t>
+      </w:r>
+      <w:r>
+        <w:rPr>
+          <w:rFonts w:cs="Arial"/>
+        </w:rPr>
+        <w:t>las mismas</w:t>
+      </w:r>
+      <w:r>
+        <w:rPr>
+          <w:rFonts w:cs="Arial"/>
+        </w:rPr>
+        <w:t xml:space="preserve">. Una vez que las sondas </w:t>
+      </w:r>
+      <w:r>
+        <w:rPr>
+          <w:rFonts w:cs="Arial"/>
+        </w:rPr>
+        <w:t>estuvieron</w:t>
+      </w:r>
+      <w:r>
+        <w:rPr>
+          <w:rFonts w:cs="Arial"/>
+        </w:rPr>
+        <w:t xml:space="preserve"> ensambladas y selladas, éstas se </w:t>
+      </w:r>
+      <w:r>
+        <w:rPr>
+          <w:rFonts w:cs="Arial"/>
+        </w:rPr>
+        <w:t>encendieron</w:t>
+      </w:r>
+      <w:r>
+        <w:rPr>
+          <w:rFonts w:cs="Arial"/>
+        </w:rPr>
+        <w:t xml:space="preserve"> para comprobar que el sistema de telemetría, recepción y almacenamiento de </w:t>
+      </w:r>
+      <w:r>
+        <w:rPr>
+          <w:rFonts w:cs="Arial"/>
+        </w:rPr>
+        <w:t xml:space="preserve">datos </w:t>
+      </w:r>
+      <w:r>
+        <w:rPr>
+          <w:rFonts w:cs="Arial"/>
+        </w:rPr>
+        <w:t>funcion</w:t>
+      </w:r>
+      <w:r>
+        <w:rPr>
+          <w:rFonts w:cs="Arial"/>
+        </w:rPr>
+        <w:t>ara</w:t>
+      </w:r>
+      <w:r>
+        <w:rPr>
+          <w:rFonts w:cs="Arial"/>
+        </w:rPr>
+        <w:t xml:space="preserve"> correctamente. </w:t>
+      </w:r>
+    </w:p>
+    <w:p>
+      <w:pPr>
+        <w:ind w:firstLine="360"/>
+        <w:rPr>
+          <w:rFonts w:cs="Arial"/>
+        </w:rPr>
+      </w:pPr>
+    </w:p>
+    <w:p>
+      <w:pPr>
+        <w:ind w:firstLine="360"/>
+        <w:rPr>
+          <w:szCs w:val="22"/>
+        </w:rPr>
+      </w:pPr>
+      <w:r>
+        <w:rPr>
+          <w:rFonts w:cs="Arial"/>
+        </w:rPr>
+        <w:t>Durante las primeras 24 horas, las sondas se mantuvieron en pruebas de telemetría y carga de energía, con el objetivo de verificar la correcta transmisión y almacenamiento de la información, así como el adecuado almacenamiento de energía solar en las baterías. La frecuencia de comunicación de la sonda está configurada para realizarse cada media hora; es decir, en ese intervalo la sonda se comunica con el satélite, el cual envía la información a los servidores de ASM-CICESE asignados al proyecto. En dichos servidores se almacenan los mensajes con el estado de la sonda y los datos medidos correspondientes a ese intervalo de tiempo</w:t>
+      </w:r>
+      <w:r>
+        <w:rPr>
+          <w:szCs w:val="22"/>
+        </w:rPr>
+        <w:t>.</w:t>
+      </w:r>
+    </w:p>
+    <w:p>
+      <w:pPr>
+        <w:ind w:firstLine="360"/>
+        <w:rPr>
+          <w:rFonts w:cs="Arial"/>
+        </w:rPr>
+      </w:pPr>
+    </w:p>
+    <w:p>
+      <w:pPr>
+        <w:ind w:firstLine="360"/>
+        <w:rPr>
+          <w:rFonts w:cs="Arial"/>
+        </w:rPr>
+      </w:pPr>
+      <w:r>
+        <w:rPr>
+          <w:rFonts w:cs="Arial"/>
+        </w:rPr>
+        <w:t>La información enviada por las sondas está</w:t>
+      </w:r>
+      <w:r>
+        <w:rPr>
+          <w:rFonts w:cs="Arial"/>
+        </w:rPr>
+        <w:t xml:space="preserve"> </w:t>
+      </w:r>
+      <w:r>
+        <w:rPr>
+          <w:rFonts w:cs="Arial"/>
+        </w:rPr>
+        <w:t>compuesta</w:t>
+      </w:r>
+      <w:r>
+        <w:rPr>
+          <w:rFonts w:cs="Arial"/>
+        </w:rPr>
+        <w:t xml:space="preserve"> por: </w:t>
+      </w:r>
+      <w:r>
+        <w:rPr>
+          <w:rFonts w:cs="Arial"/>
+        </w:rPr>
+        <w:t>vector</w:t>
+      </w:r>
+      <w:r>
+        <w:rPr>
+          <w:rFonts w:cs="Arial"/>
+        </w:rPr>
+        <w:t xml:space="preserve"> de tiempo, posición (latitud y longitud</w:t>
+      </w:r>
+      <w:r>
+        <w:rPr>
+          <w:rFonts w:cs="Arial"/>
+        </w:rPr>
+        <w:t>, grados decimales</w:t>
+      </w:r>
+      <w:r>
+        <w:rPr>
+          <w:rFonts w:cs="Arial"/>
+        </w:rPr>
+        <w:t>), velocidad</w:t>
+      </w:r>
+      <w:r>
+        <w:rPr>
+          <w:rFonts w:cs="Arial"/>
+        </w:rPr>
+        <w:t xml:space="preserve"> (m/s)</w:t>
+      </w:r>
+      <w:r>
+        <w:rPr>
+          <w:rFonts w:cs="Arial"/>
+        </w:rPr>
+        <w:t>, distancia recorrida</w:t>
+      </w:r>
+      <w:r>
+        <w:rPr>
+          <w:rFonts w:cs="Arial"/>
+        </w:rPr>
+        <w:t xml:space="preserve"> (m)</w:t>
+      </w:r>
+      <w:r>
+        <w:rPr>
+          <w:rFonts w:cs="Arial"/>
+        </w:rPr>
+        <w:t>, dirección del desplazamiento (grados), dirección del desplazamiento (</w:t>
+      </w:r>
+      <w:r>
+        <w:rPr>
+          <w:rFonts w:cs="Arial"/>
+        </w:rPr>
+        <w:t xml:space="preserve">cadena de </w:t>
+      </w:r>
+      <w:r>
+        <w:rPr>
+          <w:rFonts w:cs="Arial"/>
+        </w:rPr>
+        <w:t>texto), temperatura</w:t>
+      </w:r>
+      <w:r>
+        <w:rPr>
+          <w:rFonts w:cs="Arial"/>
+        </w:rPr>
+        <w:t xml:space="preserve"> </w:t>
+      </w:r>
+      <w:r>
+        <w:rPr>
+          <w:rFonts w:cs="Arial"/>
+        </w:rPr>
+        <w:t xml:space="preserve">sensor primario </w:t>
+      </w:r>
+      <w:r>
+        <w:rPr>
+          <w:rFonts w:cs="Arial"/>
+        </w:rPr>
+        <w:t>(grados centígrados)</w:t>
+      </w:r>
+      <w:r>
+        <w:rPr>
+          <w:rFonts w:cs="Arial"/>
+        </w:rPr>
+        <w:t>, temperatura sensor secundario (grados centígrados), aceleraciones horizontales y verticales en m/s</w:t>
+      </w:r>
+      <w:r>
+        <w:rPr>
+          <w:rFonts w:cs="Arial"/>
+          <w:vertAlign w:val="superscript"/>
+        </w:rPr>
+        <w:t>2</w:t>
+      </w:r>
+      <w:r>
+        <w:rPr>
+          <w:rFonts w:cs="Arial"/>
+        </w:rPr>
+        <w:t xml:space="preserve"> y voltaje</w:t>
+      </w:r>
+      <w:r>
+        <w:rPr>
+          <w:rFonts w:cs="Arial"/>
+        </w:rPr>
+        <w:t xml:space="preserve"> (voltios).</w:t>
+      </w:r>
+      <w:r>
+        <w:rPr>
+          <w:rFonts w:cs="Arial"/>
+        </w:rPr>
+        <w:t xml:space="preserve"> </w:t>
+      </w:r>
+      <w:r>
+        <w:rPr>
+          <w:rFonts w:cs="Arial"/>
+        </w:rPr>
+        <w:t xml:space="preserve">La evidencia de la información de las primeras 24 horas de transmisión de cada sonda se encuentra en el </w:t>
+      </w:r>
+      <w:r>
+        <w:rPr>
+          <w:rFonts w:cs="Arial"/>
+        </w:rPr>
+        <w:fldChar w:fldCharType="begin"/>
+      </w:r>
+      <w:r>
+        <w:rPr>
+          <w:rFonts w:cs="Arial"/>
+        </w:rPr>
+        <w:instrText xml:space="preserve"> REF _Ref221185985 \h </w:instrText>
+      </w:r>
+      <w:r>
+        <w:rPr>
+          <w:rFonts w:cs="Arial"/>
+        </w:rPr>
+        <w:instrText xml:space="preserve"> \* MERGEFORMAT </w:instrText>
+      </w:r>
+      <w:r>
+        <w:rPr>
+          <w:rFonts w:cs="Arial"/>
+        </w:rPr>
+      </w:r>
+      <w:r>
+        <w:rPr>
+          <w:rFonts w:cs="Arial"/>
+        </w:rPr>
+        <w:fldChar w:fldCharType="separate"/>
+      </w:r>
+      <w:r>
+        <w:rPr>
+          <w:rStyle w:val="Title1"/>
+        </w:rPr>
+        <w:t>ANEXO 2: PRUEBAS DE TRANSMISIÓN PREVIAS AL DESPLIEGUE</w:t>
+      </w:r>
+      <w:r>
+        <w:rPr>
+          <w:rFonts w:cs="Arial"/>
+        </w:rPr>
+        <w:fldChar w:fldCharType="end"/>
+      </w:r>
+      <w:r>
+        <w:rPr>
+          <w:rFonts w:cs="Arial"/>
+        </w:rPr>
+        <w:t xml:space="preserve">. </w:t>
+      </w:r>
+      <w:r>
+        <w:rPr>
+          <w:rFonts w:cs="Arial"/>
+        </w:rPr>
+        <w:t>A continuación</w:t>
+      </w:r>
+      <w:r>
+        <w:rPr>
+          <w:rFonts w:cs="Arial"/>
+        </w:rPr>
+        <w:t>,</w:t>
+      </w:r>
+      <w:r>
+        <w:rPr>
+          <w:rFonts w:cs="Arial"/>
+        </w:rPr>
+        <w:t xml:space="preserve"> se muestra</w:t>
+      </w:r>
+      <w:r>
+        <w:rPr>
+          <w:rFonts w:cs="Arial"/>
+        </w:rPr>
+        <w:t>n</w:t>
+      </w:r>
+      <w:r>
+        <w:rPr>
+          <w:rFonts w:cs="Arial"/>
+        </w:rPr>
+        <w:t xml:space="preserve"> la</w:t>
+      </w:r>
+      <w:r>
+        <w:rPr>
+          <w:rFonts w:cs="Arial"/>
+        </w:rPr>
+        <w:t>s</w:t>
+      </w:r>
+      <w:r>
+        <w:rPr>
+          <w:rFonts w:cs="Arial"/>
+        </w:rPr>
+        <w:t xml:space="preserve"> serie</w:t>
+      </w:r>
+      <w:r>
+        <w:rPr>
+          <w:rFonts w:cs="Arial"/>
+        </w:rPr>
+        <w:t>s</w:t>
+      </w:r>
+      <w:r>
+        <w:rPr>
+          <w:rFonts w:cs="Arial"/>
+        </w:rPr>
+        <w:t xml:space="preserve"> de tiempo</w:t>
+      </w:r>
+      <w:r>
+        <w:rPr>
+          <w:rFonts w:cs="Arial"/>
+        </w:rPr>
+        <w:t xml:space="preserve"> </w:t>
+      </w:r>
+      <w:r>
+        <w:rPr>
+          <w:rFonts w:cs="Arial"/>
+        </w:rPr>
+        <w:t>con el</w:t>
+      </w:r>
+      <w:r>
+        <w:rPr>
+          <w:rFonts w:cs="Arial"/>
+        </w:rPr>
+        <w:t xml:space="preserve"> estado de las baterías</w:t>
+      </w:r>
+      <w:r>
+        <w:rPr>
+          <w:rFonts w:cs="Arial"/>
+        </w:rPr>
+        <w:t xml:space="preserve"> </w:t>
+      </w:r>
+      <w:r>
+        <w:rPr>
+          <w:rFonts w:cs="Arial"/>
+        </w:rPr>
+        <w:t xml:space="preserve">durante las pruebas de funcionamiento </w:t>
+      </w:r>
+      <w:r>
+        <w:rPr>
+          <w:rFonts w:cs="Arial"/>
+        </w:rPr>
+        <w:t>para cada una de las sondas</w:t>
+      </w:r>
+      <w:r>
+        <w:rPr>
+          <w:rFonts w:cs="Arial"/>
+        </w:rPr>
+        <w:t xml:space="preserve"> </w:t>
+      </w:r>
+      <w:r>
+        <w:rPr>
+          <w:rFonts w:cs="Arial"/>
+        </w:rPr>
+        <w:t xml:space="preserve">oceanográficas </w:t>
+      </w:r>
+      <w:r>
+        <w:rPr>
+          <w:rFonts w:cs="Arial"/>
+        </w:rPr>
+        <w:t>(</w:t>
+      </w:r>
+      <w:r>
+        <w:rPr>
+          <w:rFonts w:cs="Arial"/>
+        </w:rPr>
+        <w:t>&lt;&lt;</w:t>
+      </w:r>
+      <w:proofErr w:type="spellStart"/>
+      <w:r>
+        <w:rPr>
+          <w:rFonts w:cs="Arial"/>
+        </w:rPr>
+        <w:t>ref_pruebas_baterias</w:t>
+      </w:r>
+      <w:proofErr w:type="spellEnd"/>
+      <w:r>
+        <w:rPr>
+          <w:rFonts w:cs="Arial"/>
+        </w:rPr>
+        <w:t>&gt;&gt;</w:t>
+      </w:r>
+      <w:r>
+        <w:rPr>
+          <w:rFonts w:cs="Arial"/>
+        </w:rPr>
+        <w:t>)</w:t>
+      </w:r>
+      <w:r>
+        <w:rPr>
+          <w:rFonts w:cs="Arial"/>
+        </w:rPr>
+        <w:t xml:space="preserve">, y los mapas de las posiciones </w:t>
+      </w:r>
+      <w:r>
+        <w:rPr>
+          <w:rFonts w:cs="Arial"/>
+        </w:rPr>
+        <w:t>transmitidas (</w:t>
+      </w:r>
+      <w:r>
+        <w:rPr>
+          <w:rFonts w:cs="Arial"/>
+        </w:rPr>
+        <w:t>&lt;&lt;</w:t>
+      </w:r>
+      <w:proofErr w:type="spellStart"/>
+      <w:r>
+        <w:rPr>
+          <w:rFonts w:cs="Arial"/>
+        </w:rPr>
+        <w:t>ref_ubicac</w:t>
+      </w:r>
+      <w:r>
+        <w:rPr>
+          <w:rFonts w:cs="Arial"/>
+        </w:rPr>
+        <w:t>i</w:t>
+      </w:r>
+      <w:r>
+        <w:rPr>
+          <w:rFonts w:cs="Arial"/>
+        </w:rPr>
+        <w:t>on_durante_pruebas</w:t>
+      </w:r>
+      <w:proofErr w:type="spellEnd"/>
+      <w:r>
+        <w:rPr>
+          <w:rFonts w:cs="Arial"/>
+        </w:rPr>
+        <w:t>&gt;&gt;</w:t>
+      </w:r>
+      <w:r>
+        <w:rPr>
+          <w:rFonts w:cs="Arial"/>
+        </w:rPr>
+        <w:t xml:space="preserve">) </w:t>
+      </w:r>
+      <w:r>
+        <w:rPr>
+          <w:rFonts w:cs="Arial"/>
+        </w:rPr>
+        <w:t>durante las pruebas en laboratorio</w:t>
+      </w:r>
+      <w:r>
+        <w:rPr>
+          <w:rFonts w:cs="Arial"/>
+        </w:rPr>
+        <w:t>.</w:t>
+      </w:r>
+    </w:p>
+    <w:p>
+      <w:pPr>
+        <w:spacing w:line="240" w:lineRule="auto"/>
+        <w:jc w:val="left"/>
+      </w:pPr>
+    </w:p>
+    <w:p>
+      <w:pPr>
+        <w:pStyle w:val="Textoindependiente"/>
+        <w:keepNext/>
+        <w:jc w:val="center"/>
+      </w:pPr>
+      <w:r>
+        <w:rPr>
+          <w:noProof/>
+        </w:rPr>
+        <w:t>&lt;&lt;fig_pruebas_baterias&gt;&gt;</w:t>
+      </w:r>
+    </w:p>
+    <w:p>
+      <w:pPr>
+        <w:spacing w:line="240" w:lineRule="auto"/>
+        <w:jc w:val="center"/>
+      </w:pPr>
+    </w:p>
+    <w:p>
+      <w:pPr>
+        <w:spacing w:line="240" w:lineRule="auto"/>
+        <w:jc w:val="center"/>
+      </w:pPr>
+      <w:r>
+        <w:t>&lt;&lt;</w:t>
+      </w:r>
+      <w:proofErr w:type="spellStart"/>
+      <w:r>
+        <w:t>fig_ubicacion_durante_pruebas</w:t>
+      </w:r>
+      <w:proofErr w:type="spellEnd"/>
+      <w:r>
+        <w:t>&gt;&gt;</w:t>
+      </w:r>
+    </w:p>
+    <w:p>
+      <w:pPr>
+        <w:pStyle w:val="Descripcin"/>
+        <w:jc w:val="center"/>
+      </w:pPr>
+    </w:p>
+    <w:p>
+      <w:pPr>
+        <w:pStyle w:val="Textoindependiente"/>
+        <w:rPr>
+          <w:lang w:eastAsia="es-MX"/>
+        </w:rPr>
+      </w:pPr>
+    </w:p>
+    <w:p>
+      <w:pPr>
+        <w:pStyle w:val="Textoindependiente"/>
+        <w:ind w:firstLine="349"/>
+        <w:rPr>
+          <w:rFonts w:cs="Arial"/>
+          <w:lang w:eastAsia="es-MX"/>
+        </w:rPr>
+      </w:pPr>
+      <w:r>
+        <w:rPr>
+          <w:lang w:eastAsia="es-MX"/>
+        </w:rPr>
+        <w:lastRenderedPageBreak/>
+        <w:t xml:space="preserve">El almacenamiento de la información se realiza en los servidores del consorcio ASM-CICESE y es resguardada en duplicado para evitar la pérdida de información. Asimismo, la información se despliega en el sitio WEB del proyecto </w:t>
+      </w:r>
+      <w:hyperlink r:id="rId17" w:history="1">
+        <w:r>
+          <w:rPr>
+            <w:rStyle w:val="Hipervnculo"/>
+            <w:rFonts w:ascii="Microsoft Sans Serif" w:hAnsi="Microsoft Sans Serif"/>
+            <w:sz w:val="22"/>
+            <w:szCs w:val="22"/>
+            <w:lang w:eastAsia="es-MX"/>
+          </w:rPr>
+          <w:t>https://www.boyas.asm-cicese.mx</w:t>
+        </w:r>
+      </w:hyperlink>
+      <w:r>
+        <w:rPr>
+          <w:szCs w:val="22"/>
+          <w:lang w:eastAsia="es-MX"/>
+        </w:rPr>
+        <w:t xml:space="preserve"> y puede visualizarse desde el momento en que la boya es desplegada hasta el momento en que se pierde comunicación con la misma. </w:t>
+      </w:r>
+      <w:r>
+        <w:rPr>
+          <w:rFonts w:cs="Arial"/>
+        </w:rPr>
+        <w:t xml:space="preserve">Para ingresar al sitio web el </w:t>
+      </w:r>
+      <w:r>
+        <w:rPr>
+          <w:rFonts w:cs="Microsoft Sans Serif"/>
+        </w:rPr>
+        <w:t xml:space="preserve">usuario debe contar con el nombre de usuario y la contraseña asignada por el personal del consorcio ASM-CICESE. </w:t>
+      </w:r>
+    </w:p>
+    <w:p>
+      <w:pPr>
+        <w:spacing w:line="240" w:lineRule="auto"/>
+        <w:jc w:val="left"/>
+      </w:pPr>
+      <w:r>
+        <w:br w:type="page"/>
+      </w:r>
+    </w:p>
+    <w:p>
+      <w:pPr>
+        <w:pStyle w:val="Ttulo1"/>
+        <w:rPr>
+          <w:rStyle w:val="Title1"/>
+        </w:rPr>
+      </w:pPr>
+      <w:bookmarkStart w:id="109" w:name="_Toc229049279"/>
+      <w:r>
+        <w:rPr>
+          <w:rStyle w:val="Title1"/>
+        </w:rPr>
+        <w:lastRenderedPageBreak/>
+        <w:t>CONCLUSION</w:t>
+      </w:r>
+      <w:bookmarkStart w:id="110" w:name="_Toc239048372"/>
+      <w:bookmarkStart w:id="111" w:name="_Toc239003245"/>
+      <w:bookmarkStart w:id="112" w:name="_Toc238907546"/>
+      <w:bookmarkStart w:id="113" w:name="_Toc216302232"/>
+      <w:bookmarkStart w:id="114" w:name="_Toc216225393"/>
+      <w:bookmarkStart w:id="115" w:name="_Toc216223757"/>
+      <w:bookmarkStart w:id="116" w:name="_Toc216223366"/>
+      <w:bookmarkStart w:id="117" w:name="_Toc215712797"/>
+      <w:bookmarkStart w:id="118" w:name="_Toc215682794"/>
+      <w:bookmarkStart w:id="119" w:name="_Toc215682689"/>
+      <w:bookmarkStart w:id="120" w:name="_Toc215675354"/>
+      <w:bookmarkStart w:id="121" w:name="_Toc215578727"/>
+      <w:bookmarkStart w:id="122" w:name="_Toc215548253"/>
+      <w:bookmarkStart w:id="123" w:name="_Toc215370590"/>
+      <w:bookmarkEnd w:id="110"/>
+      <w:bookmarkEnd w:id="111"/>
+      <w:bookmarkEnd w:id="112"/>
+      <w:bookmarkEnd w:id="113"/>
+      <w:bookmarkEnd w:id="114"/>
+      <w:bookmarkEnd w:id="115"/>
+      <w:bookmarkEnd w:id="116"/>
       <w:bookmarkEnd w:id="117"/>
       <w:bookmarkEnd w:id="118"/>
       <w:bookmarkEnd w:id="119"/>
       <w:bookmarkEnd w:id="120"/>
       <w:bookmarkEnd w:id="121"/>
+      <w:bookmarkEnd w:id="122"/>
+      <w:bookmarkEnd w:id="123"/>
+      <w:r>
+        <w:rPr>
+          <w:rStyle w:val="Title1"/>
+        </w:rPr>
+        <w:t>ES</w:t>
+      </w:r>
+      <w:bookmarkEnd w:id="109"/>
     </w:p>
     <w:p>
       <w:pPr>
-        <w:ind w:firstLine="426"/>
-      </w:pPr>
-      <w:r>
-        <w:t>D</w:t>
-      </w:r>
-      <w:r>
-        <w:t xml:space="preserve">e la </w:t>
-      </w:r>
-      <w:r>
-        <w:fldChar w:fldCharType="begin"/>
-      </w:r>
-      <w:r>
-        <w:instrText xml:space="preserve"> REF _Ref229050778 \h </w:instrText>
-      </w:r>
-      <w:r>
-        <w:fldChar w:fldCharType="separate"/>
-      </w:r>
-      <w:r>
-        <w:t xml:space="preserve">Figura </w:t>
-      </w:r>
-      <w:r>
-        <w:rPr>
-          <w:noProof/>
-        </w:rPr>
-        <w:t>17</w:t>
-      </w:r>
-      <w:r>
-        <w:fldChar w:fldCharType="end"/>
-      </w:r>
-      <w:r>
-        <w:t xml:space="preserve"> </w:t>
-      </w:r>
-      <w:r>
-        <w:t xml:space="preserve">a la </w:t>
-      </w:r>
-      <w:r>
-        <w:fldChar w:fldCharType="begin"/>
-      </w:r>
-      <w:r>
-        <w:instrText xml:space="preserve"> REF _Ref229050784 \h  \* MERGEFORMAT </w:instrText>
-      </w:r>
-      <w:r>
-        <w:fldChar w:fldCharType="separate"/>
-      </w:r>
-      <w:r>
-        <w:t>Figura 23</w:t>
-      </w:r>
-      <w:r>
-        <w:fldChar w:fldCharType="end"/>
-      </w:r>
-      <w:r>
-        <w:t xml:space="preserve"> se presentan los esquemas de despliegues de las sondas, con la información importante obtenida durante las actividades del despliegue y las notas de campo. </w:t>
-      </w:r>
-    </w:p>
-    <w:p>
-      <w:pPr>
-        <w:ind w:firstLine="426"/>
-      </w:pPr>
-    </w:p>
-    <w:p>
-      <w:pPr>
-        <w:ind w:firstLine="426"/>
-        <w:jc w:val="center"/>
-      </w:pPr>
-      <w:bookmarkStart w:id="124" w:name="_Ref224117752"/>
-      <w:r>
-        <w:t>&lt;&lt;</w:t>
-      </w:r>
-      <w:proofErr w:type="spellStart"/>
-      <w:r>
-        <w:t>fig_</w:t>
-      </w:r>
-      <w:r>
-        <w:t>esquema</w:t>
-      </w:r>
-      <w:r>
-        <w:t>_de_sonda_oceanografica</w:t>
-      </w:r>
-      <w:proofErr w:type="spellEnd"/>
-      <w:r>
-        <w:t>&gt;&gt;</w:t>
-      </w:r>
-    </w:p>
-    <w:p>
-      <w:pPr>
-        <w:pStyle w:val="Descripcin"/>
-        <w:keepNext/>
-        <w:jc w:val="center"/>
-      </w:pPr>
-      <w:bookmarkStart w:id="125" w:name="_Ref229050778"/>
-      <w:bookmarkStart w:id="126" w:name="_Toc229049301"/>
-      <w:bookmarkStart w:id="127" w:name="_Ref229050770"/>
-      <w:r>
-        <w:t xml:space="preserve">Figura </w:t>
-      </w:r>
-      <w:fldSimple w:instr=" SEQ Figura \* ARABIC ">
-        <w:r>
-          <w:rPr>
-            <w:noProof/>
-          </w:rPr>
-          <w:t>17</w:t>
-        </w:r>
-      </w:fldSimple>
+        <w:ind w:firstLine="360"/>
+        <w:rPr>
+          <w:szCs w:val="22"/>
+        </w:rPr>
+      </w:pPr>
+      <w:bookmarkStart w:id="124" w:name="_Hlk209524998"/>
+      <w:r>
+        <w:rPr>
+          <w:szCs w:val="22"/>
+        </w:rPr>
+        <w:t xml:space="preserve">En este reporte se describen los trabajos realizados dentro del Contrato No. 658225821 “Servicio de Medición y Análisis Metoceánicos del Golfo de México” celebrado entre PEMEX Exploración y Extracción y el consorcio All Solutions de México S. A. de C. V. (ASM) y el Centro de Investigación Científica y de Educación Superior de Ensenada (CICESE), relacionados con el concepto </w:t>
+      </w:r>
       <w:bookmarkEnd w:id="124"/>
-      <w:bookmarkEnd w:id="125"/>
-      <w:r>
-        <w:t xml:space="preserve">. </w:t>
-      </w:r>
-      <w:r>
-        <w:t>&lt;&lt;</w:t>
-      </w:r>
-      <w:proofErr w:type="spellStart"/>
-      <w:r>
-        <w:t>pie_</w:t>
-      </w:r>
-      <w:r>
-        <w:t>esquema</w:t>
-      </w:r>
-      <w:r>
-        <w:t>_de_sonda_oceanografica</w:t>
-      </w:r>
-      <w:proofErr w:type="spellEnd"/>
-      <w:r>
-        <w:t xml:space="preserve"> &gt;&gt;</w:t>
-      </w:r>
-      <w:r>
-        <w:t>.</w:t>
-      </w:r>
-      <w:bookmarkEnd w:id="126"/>
-      <w:bookmarkEnd w:id="127"/>
-    </w:p>
-    <w:p/>
-    <w:p>
-      <w:pPr>
-        <w:jc w:val="center"/>
-      </w:pPr>
-    </w:p>
-    <w:p>
-      <w:pPr>
-        <w:jc w:val="center"/>
-      </w:pPr>
-      <w:bookmarkStart w:id="128" w:name="_Toc229049307"/>
-      <w:r>
-        <w:t>.</w:t>
-      </w:r>
-      <w:bookmarkEnd w:id="128"/>
-      <w:r>
-        <w:br w:type="page"/>
-      </w:r>
-    </w:p>
-    <w:p>
-      <w:pPr>
-        <w:pStyle w:val="Ttulo1"/>
-        <w:rPr>
-          <w:rStyle w:val="Title1"/>
-        </w:rPr>
-      </w:pPr>
-      <w:bookmarkStart w:id="129" w:name="_Ref223695225"/>
-      <w:bookmarkStart w:id="130" w:name="_Toc229049278"/>
-      <w:r>
-        <w:rPr>
-          <w:rStyle w:val="Title1"/>
-        </w:rPr>
-        <w:lastRenderedPageBreak/>
-        <w:t>TELEMETRÍA, R</w:t>
-      </w:r>
-      <w:r>
-        <w:rPr>
-          <w:rStyle w:val="Title1"/>
-        </w:rPr>
-        <w:t xml:space="preserve">ECEPCIÓN Y ALMACENAMIENTO DE DATOS </w:t>
-      </w:r>
-      <w:bookmarkEnd w:id="122"/>
-      <w:r>
-        <w:rPr>
-          <w:rStyle w:val="Title1"/>
-        </w:rPr>
-        <w:t>PREVIOS</w:t>
-      </w:r>
-      <w:r>
-        <w:rPr>
-          <w:rStyle w:val="Title1"/>
-        </w:rPr>
-        <w:t xml:space="preserve"> AL DESPLIEGUE</w:t>
-      </w:r>
-      <w:r>
-        <w:rPr>
-          <w:rStyle w:val="Title1"/>
-        </w:rPr>
-        <w:t xml:space="preserve"> DE LA SONDA</w:t>
-      </w:r>
-      <w:bookmarkEnd w:id="123"/>
-      <w:bookmarkEnd w:id="129"/>
-      <w:r>
-        <w:rPr>
-          <w:rStyle w:val="Title1"/>
-        </w:rPr>
-        <w:t>.</w:t>
-      </w:r>
-      <w:bookmarkEnd w:id="130"/>
-    </w:p>
-    <w:p>
-      <w:pPr>
-        <w:ind w:firstLine="360"/>
-        <w:rPr>
-          <w:rFonts w:cs="Arial"/>
-        </w:rPr>
-      </w:pPr>
-      <w:r>
-        <w:rPr>
-          <w:rFonts w:cs="Arial"/>
-        </w:rPr>
-        <w:t xml:space="preserve">Antes de desplegar las sondas </w:t>
-      </w:r>
-      <w:r>
-        <w:rPr>
-          <w:rFonts w:cs="Arial"/>
-        </w:rPr>
-        <w:t>oceanográficas</w:t>
-      </w:r>
-      <w:r>
-        <w:rPr>
-          <w:rFonts w:cs="Arial"/>
-        </w:rPr>
-        <w:t xml:space="preserve"> se realizaron pruebas </w:t>
-      </w:r>
-      <w:r>
-        <w:rPr>
-          <w:rFonts w:cs="Arial"/>
-        </w:rPr>
-        <w:t xml:space="preserve">en el laboratorio </w:t>
-      </w:r>
-      <w:r>
-        <w:rPr>
-          <w:rFonts w:cs="Arial"/>
-        </w:rPr>
-        <w:t xml:space="preserve">para garantizar el correcto funcionamiento de </w:t>
-      </w:r>
-      <w:r>
-        <w:rPr>
-          <w:rFonts w:cs="Arial"/>
-        </w:rPr>
-        <w:t>las mismas</w:t>
-      </w:r>
-      <w:r>
-        <w:rPr>
-          <w:rFonts w:cs="Arial"/>
-        </w:rPr>
-        <w:t xml:space="preserve">. Una vez que las sondas </w:t>
-      </w:r>
-      <w:r>
-        <w:rPr>
-          <w:rFonts w:cs="Arial"/>
-        </w:rPr>
-        <w:t>estuvieron</w:t>
-      </w:r>
-      <w:r>
-        <w:rPr>
-          <w:rFonts w:cs="Arial"/>
-        </w:rPr>
-        <w:t xml:space="preserve"> ensambladas y selladas, éstas se </w:t>
-      </w:r>
-      <w:r>
-        <w:rPr>
-          <w:rFonts w:cs="Arial"/>
-        </w:rPr>
-        <w:t>encendieron</w:t>
-      </w:r>
-      <w:r>
-        <w:rPr>
-          <w:rFonts w:cs="Arial"/>
-        </w:rPr>
-        <w:t xml:space="preserve"> para comprobar que el sistema de telemetría, recepción y almacenamiento de </w:t>
-      </w:r>
-      <w:r>
-        <w:rPr>
-          <w:rFonts w:cs="Arial"/>
-        </w:rPr>
-        <w:t xml:space="preserve">datos </w:t>
-      </w:r>
-      <w:r>
-        <w:rPr>
-          <w:rFonts w:cs="Arial"/>
-        </w:rPr>
-        <w:t>funcion</w:t>
-      </w:r>
-      <w:r>
-        <w:rPr>
-          <w:rFonts w:cs="Arial"/>
-        </w:rPr>
-        <w:t>ara</w:t>
-      </w:r>
-      <w:r>
-        <w:rPr>
-          <w:rFonts w:cs="Arial"/>
-        </w:rPr>
-        <w:t xml:space="preserve"> correctamente. </w:t>
-      </w:r>
-    </w:p>
-    <w:p>
-      <w:pPr>
-        <w:ind w:firstLine="360"/>
-        <w:rPr>
-          <w:rFonts w:cs="Arial"/>
-        </w:rPr>
-      </w:pPr>
-    </w:p>
-    <w:p>
-      <w:pPr>
-        <w:ind w:firstLine="360"/>
-        <w:rPr>
-          <w:szCs w:val="22"/>
-        </w:rPr>
-      </w:pPr>
-      <w:r>
-        <w:rPr>
-          <w:rFonts w:cs="Arial"/>
-        </w:rPr>
-        <w:t>Durante las primeras 24 horas, las sondas se mantuvieron en pruebas de telemetría y carga de energía, con el objetivo de verificar la correcta transmisión y almacenamiento de la información, así como el adecuado almacenamiento de energía solar en las baterías. La frecuencia de comunicación de la sonda está configurada para realizarse cada media hora; es decir, en ese intervalo la sonda se comunica con el satélite, el cual envía la información a los servidores de ASM-CICESE asignados al proyecto. En dichos servidores se almacenan los mensajes con el estado de la sonda y los datos medidos correspondientes a ese intervalo de tiempo</w:t>
-      </w:r>
-      <w:r>
-        <w:rPr>
-          <w:szCs w:val="22"/>
-        </w:rPr>
-        <w:t>.</w:t>
-      </w:r>
-    </w:p>
-    <w:p>
-      <w:pPr>
-        <w:ind w:firstLine="360"/>
-        <w:rPr>
-          <w:rFonts w:cs="Arial"/>
-        </w:rPr>
-      </w:pPr>
-    </w:p>
-    <w:p>
-      <w:pPr>
-        <w:ind w:firstLine="360"/>
-        <w:rPr>
-          <w:rFonts w:cs="Arial"/>
-        </w:rPr>
-      </w:pPr>
-      <w:r>
-        <w:rPr>
-          <w:rFonts w:cs="Arial"/>
-        </w:rPr>
-        <w:t>La información enviada por las sondas está</w:t>
-      </w:r>
-      <w:r>
-        <w:rPr>
-          <w:rFonts w:cs="Arial"/>
-        </w:rPr>
-        <w:t xml:space="preserve"> </w:t>
-      </w:r>
-      <w:r>
-        <w:rPr>
-          <w:rFonts w:cs="Arial"/>
-        </w:rPr>
-        <w:t>compuesta</w:t>
-      </w:r>
-      <w:r>
-        <w:rPr>
-          <w:rFonts w:cs="Arial"/>
-        </w:rPr>
-        <w:t xml:space="preserve"> por: </w:t>
-      </w:r>
-      <w:r>
-        <w:rPr>
-          <w:rFonts w:cs="Arial"/>
-        </w:rPr>
-        <w:t>vector</w:t>
-      </w:r>
-      <w:r>
-        <w:rPr>
-          <w:rFonts w:cs="Arial"/>
-        </w:rPr>
-        <w:t xml:space="preserve"> de tiempo, posición (latitud y longitud</w:t>
-      </w:r>
-      <w:r>
-        <w:rPr>
-          <w:rFonts w:cs="Arial"/>
-        </w:rPr>
-        <w:t>, grados decimales</w:t>
-      </w:r>
-      <w:r>
-        <w:rPr>
-          <w:rFonts w:cs="Arial"/>
-        </w:rPr>
-        <w:t>), velocidad</w:t>
-      </w:r>
-      <w:r>
-        <w:rPr>
-          <w:rFonts w:cs="Arial"/>
-        </w:rPr>
-        <w:t xml:space="preserve"> (m/s)</w:t>
-      </w:r>
-      <w:r>
-        <w:rPr>
-          <w:rFonts w:cs="Arial"/>
-        </w:rPr>
-        <w:t>, distancia recorrida</w:t>
-      </w:r>
-      <w:r>
-        <w:rPr>
-          <w:rFonts w:cs="Arial"/>
-        </w:rPr>
-        <w:t xml:space="preserve"> (m)</w:t>
-      </w:r>
-      <w:r>
-        <w:rPr>
-          <w:rFonts w:cs="Arial"/>
-        </w:rPr>
-        <w:t>, dirección del desplazamiento (grados), dirección del desplazamiento (</w:t>
-      </w:r>
-      <w:r>
-        <w:rPr>
-          <w:rFonts w:cs="Arial"/>
-        </w:rPr>
-        <w:t xml:space="preserve">cadena de </w:t>
-      </w:r>
-      <w:r>
-        <w:rPr>
-          <w:rFonts w:cs="Arial"/>
-        </w:rPr>
-        <w:t>texto), temperatura</w:t>
-      </w:r>
-      <w:r>
-        <w:rPr>
-          <w:rFonts w:cs="Arial"/>
-        </w:rPr>
-        <w:t xml:space="preserve"> </w:t>
-      </w:r>
-      <w:r>
-        <w:rPr>
-          <w:rFonts w:cs="Arial"/>
-        </w:rPr>
-        <w:t xml:space="preserve">sensor primario </w:t>
-      </w:r>
-      <w:r>
-        <w:rPr>
-          <w:rFonts w:cs="Arial"/>
-        </w:rPr>
-        <w:t>(grados centígrados)</w:t>
-      </w:r>
-      <w:r>
-        <w:rPr>
-          <w:rFonts w:cs="Arial"/>
-        </w:rPr>
-        <w:t>, temperatura sensor secundario (grados centígrados), aceleraciones horizontales y verticales en m/s</w:t>
-      </w:r>
-      <w:r>
-        <w:rPr>
-          <w:rFonts w:cs="Arial"/>
-          <w:vertAlign w:val="superscript"/>
-        </w:rPr>
-        <w:t>2</w:t>
-      </w:r>
-      <w:r>
-        <w:rPr>
-          <w:rFonts w:cs="Arial"/>
-        </w:rPr>
-        <w:t xml:space="preserve"> y voltaje</w:t>
-      </w:r>
-      <w:r>
-        <w:rPr>
-          <w:rFonts w:cs="Arial"/>
-        </w:rPr>
-        <w:t xml:space="preserve"> (voltios).</w:t>
-      </w:r>
-      <w:r>
-        <w:rPr>
-          <w:rFonts w:cs="Arial"/>
-        </w:rPr>
-        <w:t xml:space="preserve"> </w:t>
-      </w:r>
-      <w:r>
-        <w:rPr>
-          <w:rFonts w:cs="Arial"/>
-        </w:rPr>
-        <w:t xml:space="preserve">La evidencia de la información de las primeras 24 horas de transmisión de cada sonda se encuentra en el </w:t>
-      </w:r>
-      <w:r>
-        <w:rPr>
-          <w:rFonts w:cs="Arial"/>
-        </w:rPr>
-        <w:fldChar w:fldCharType="begin"/>
-      </w:r>
-      <w:r>
-        <w:rPr>
-          <w:rFonts w:cs="Arial"/>
-        </w:rPr>
-        <w:instrText xml:space="preserve"> REF _Ref221185985 \h </w:instrText>
-      </w:r>
-      <w:r>
-        <w:rPr>
-          <w:rFonts w:cs="Arial"/>
-        </w:rPr>
-        <w:instrText xml:space="preserve"> \* MERGEFORMAT </w:instrText>
-      </w:r>
-      <w:r>
-        <w:rPr>
-          <w:rFonts w:cs="Arial"/>
-        </w:rPr>
-      </w:r>
-      <w:r>
-        <w:rPr>
-          <w:rFonts w:cs="Arial"/>
-        </w:rPr>
-        <w:fldChar w:fldCharType="separate"/>
-      </w:r>
-      <w:r>
-        <w:rPr>
-          <w:rStyle w:val="Title1"/>
-        </w:rPr>
-        <w:t>ANEXO 2: PRUEBAS DE TRANSMISIÓN PREVIAS AL DESPLIEGUE</w:t>
-      </w:r>
-      <w:r>
-        <w:rPr>
-          <w:rFonts w:cs="Arial"/>
-        </w:rPr>
-        <w:fldChar w:fldCharType="end"/>
-      </w:r>
-      <w:r>
-        <w:rPr>
-          <w:rFonts w:cs="Arial"/>
-        </w:rPr>
-        <w:t xml:space="preserve">. </w:t>
-      </w:r>
-      <w:r>
-        <w:rPr>
-          <w:rFonts w:cs="Arial"/>
-        </w:rPr>
-        <w:t>A continuación</w:t>
-      </w:r>
-      <w:r>
-        <w:rPr>
-          <w:rFonts w:cs="Arial"/>
-        </w:rPr>
-        <w:t>,</w:t>
-      </w:r>
-      <w:r>
-        <w:rPr>
-          <w:rFonts w:cs="Arial"/>
-        </w:rPr>
-        <w:t xml:space="preserve"> se muestra</w:t>
-      </w:r>
-      <w:r>
-        <w:rPr>
-          <w:rFonts w:cs="Arial"/>
-        </w:rPr>
-        <w:t>n</w:t>
-      </w:r>
-      <w:r>
-        <w:rPr>
-          <w:rFonts w:cs="Arial"/>
-        </w:rPr>
-        <w:t xml:space="preserve"> la</w:t>
-      </w:r>
-      <w:r>
-        <w:rPr>
-          <w:rFonts w:cs="Arial"/>
-        </w:rPr>
-        <w:t>s</w:t>
-      </w:r>
-      <w:r>
-        <w:rPr>
-          <w:rFonts w:cs="Arial"/>
-        </w:rPr>
-        <w:t xml:space="preserve"> serie</w:t>
-      </w:r>
-      <w:r>
-        <w:rPr>
-          <w:rFonts w:cs="Arial"/>
-        </w:rPr>
-        <w:t>s</w:t>
-      </w:r>
-      <w:r>
-        <w:rPr>
-          <w:rFonts w:cs="Arial"/>
-        </w:rPr>
-        <w:t xml:space="preserve"> de tiempo</w:t>
-      </w:r>
-      <w:r>
-        <w:rPr>
-          <w:rFonts w:cs="Arial"/>
-        </w:rPr>
-        <w:t xml:space="preserve"> </w:t>
-      </w:r>
-      <w:r>
-        <w:rPr>
-          <w:rFonts w:cs="Arial"/>
-        </w:rPr>
-        <w:t>con el</w:t>
-      </w:r>
-      <w:r>
-        <w:rPr>
-          <w:rFonts w:cs="Arial"/>
-        </w:rPr>
-        <w:t xml:space="preserve"> estado de las baterías</w:t>
-      </w:r>
-      <w:r>
-        <w:rPr>
-          <w:rFonts w:cs="Arial"/>
-        </w:rPr>
-        <w:t xml:space="preserve"> </w:t>
-      </w:r>
-      <w:r>
-        <w:rPr>
-          <w:rFonts w:cs="Arial"/>
-        </w:rPr>
-        <w:t xml:space="preserve">durante las pruebas de funcionamiento </w:t>
-      </w:r>
-      <w:r>
-        <w:rPr>
-          <w:rFonts w:cs="Arial"/>
-        </w:rPr>
-        <w:t>para cada una de las sondas</w:t>
-      </w:r>
-      <w:r>
-        <w:rPr>
-          <w:rFonts w:cs="Arial"/>
-        </w:rPr>
-        <w:t xml:space="preserve"> </w:t>
-      </w:r>
-      <w:r>
-        <w:rPr>
-          <w:rFonts w:cs="Arial"/>
-        </w:rPr>
-        <w:t xml:space="preserve">oceanográficas </w:t>
-      </w:r>
-      <w:r>
-        <w:rPr>
-          <w:rFonts w:cs="Arial"/>
-        </w:rPr>
-        <w:t>(</w:t>
-      </w:r>
-      <w:r>
-        <w:rPr>
-          <w:rFonts w:cs="Arial"/>
-        </w:rPr>
-        <w:fldChar w:fldCharType="begin"/>
-      </w:r>
-      <w:r>
-        <w:rPr>
-          <w:rFonts w:cs="Arial"/>
-        </w:rPr>
-        <w:instrText xml:space="preserve"> REF _Ref221810327 \h </w:instrText>
-      </w:r>
-      <w:r>
-        <w:rPr>
-          <w:rFonts w:cs="Arial"/>
-        </w:rPr>
-        <w:instrText xml:space="preserve"> \* MERGEFORMAT </w:instrText>
-      </w:r>
-      <w:r>
-        <w:rPr>
-          <w:rFonts w:cs="Arial"/>
-        </w:rPr>
-      </w:r>
-      <w:r>
-        <w:rPr>
-          <w:rFonts w:cs="Arial"/>
-        </w:rPr>
-        <w:fldChar w:fldCharType="separate"/>
-      </w:r>
-      <w:r>
-        <w:rPr>
-          <w:rFonts w:cs="Arial"/>
-        </w:rPr>
-        <w:t>Figura 24</w:t>
-      </w:r>
-      <w:r>
-        <w:rPr>
-          <w:rFonts w:cs="Arial"/>
-        </w:rPr>
-        <w:fldChar w:fldCharType="end"/>
-      </w:r>
-      <w:r>
-        <w:rPr>
-          <w:rFonts w:cs="Arial"/>
-        </w:rPr>
-        <w:t xml:space="preserve"> y </w:t>
-      </w:r>
-      <w:r>
-        <w:rPr>
-          <w:rFonts w:cs="Arial"/>
-        </w:rPr>
-        <w:fldChar w:fldCharType="begin"/>
-      </w:r>
-      <w:r>
-        <w:rPr>
-          <w:rFonts w:cs="Arial"/>
-        </w:rPr>
-        <w:instrText xml:space="preserve"> REF _Ref228962900 \h </w:instrText>
-      </w:r>
-      <w:r>
-        <w:rPr>
-          <w:rFonts w:cs="Arial"/>
-        </w:rPr>
-      </w:r>
-      <w:r>
-        <w:rPr>
-          <w:rFonts w:cs="Arial"/>
-        </w:rPr>
-        <w:fldChar w:fldCharType="separate"/>
-      </w:r>
-      <w:r>
-        <w:t xml:space="preserve">Figura </w:t>
-      </w:r>
-      <w:r>
-        <w:rPr>
-          <w:noProof/>
-        </w:rPr>
-        <w:t>25</w:t>
-      </w:r>
-      <w:r>
-        <w:rPr>
-          <w:rFonts w:cs="Arial"/>
-        </w:rPr>
-        <w:fldChar w:fldCharType="end"/>
-      </w:r>
-      <w:r>
-        <w:rPr>
-          <w:rFonts w:cs="Arial"/>
-        </w:rPr>
-        <w:t>)</w:t>
-      </w:r>
-      <w:r>
-        <w:rPr>
-          <w:rFonts w:cs="Arial"/>
-        </w:rPr>
-        <w:t xml:space="preserve">, y los mapas de las posiciones </w:t>
-      </w:r>
-      <w:r>
-        <w:rPr>
-          <w:rFonts w:cs="Arial"/>
-        </w:rPr>
-        <w:t>transmitidas (</w:t>
-      </w:r>
-      <w:r>
-        <w:rPr>
-          <w:rFonts w:cs="Arial"/>
-        </w:rPr>
-        <w:fldChar w:fldCharType="begin"/>
-      </w:r>
-      <w:r>
-        <w:rPr>
-          <w:rFonts w:cs="Arial"/>
-        </w:rPr>
-        <w:instrText xml:space="preserve"> REF _Ref221810355 \h </w:instrText>
-      </w:r>
-      <w:r>
-        <w:rPr>
-          <w:rFonts w:cs="Arial"/>
-        </w:rPr>
-        <w:instrText xml:space="preserve"> \* MERGEFORMAT </w:instrText>
-      </w:r>
-      <w:r>
-        <w:rPr>
-          <w:rFonts w:cs="Arial"/>
-        </w:rPr>
-      </w:r>
-      <w:r>
-        <w:rPr>
-          <w:rFonts w:cs="Arial"/>
-        </w:rPr>
-        <w:fldChar w:fldCharType="separate"/>
-      </w:r>
-      <w:r>
-        <w:rPr>
-          <w:rFonts w:cs="Arial"/>
-        </w:rPr>
-        <w:t>Figura 26</w:t>
-      </w:r>
-      <w:r>
-        <w:rPr>
-          <w:rFonts w:cs="Arial"/>
-        </w:rPr>
-        <w:fldChar w:fldCharType="end"/>
-      </w:r>
-      <w:r>
-        <w:rPr>
-          <w:rFonts w:cs="Arial"/>
-        </w:rPr>
-        <w:t xml:space="preserve">) </w:t>
-      </w:r>
-      <w:r>
-        <w:rPr>
-          <w:rFonts w:cs="Arial"/>
-        </w:rPr>
-        <w:t>durante las pruebas en laboratorio</w:t>
-      </w:r>
-      <w:r>
-        <w:rPr>
-          <w:rFonts w:cs="Arial"/>
-        </w:rPr>
-        <w:t>.</w:t>
-      </w:r>
-    </w:p>
-    <w:p>
-      <w:pPr>
-        <w:spacing w:line="240" w:lineRule="auto"/>
-        <w:jc w:val="left"/>
-      </w:pPr>
-    </w:p>
-    <w:p>
-      <w:pPr>
-        <w:pStyle w:val="Textoindependiente"/>
-        <w:keepNext/>
-        <w:jc w:val="center"/>
-      </w:pPr>
-      <w:r>
-        <w:rPr>
-          <w:noProof/>
-        </w:rPr>
-        <w:t>&lt;&lt;fig_pruebas_baterias&gt;&gt;</w:t>
-      </w:r>
-    </w:p>
-    <w:p>
-      <w:pPr>
-        <w:pStyle w:val="Descripcin"/>
-        <w:jc w:val="center"/>
-      </w:pPr>
-      <w:bookmarkStart w:id="131" w:name="_Ref221810327"/>
-      <w:bookmarkStart w:id="132" w:name="_Toc229049308"/>
-      <w:r>
-        <w:t xml:space="preserve">Figura </w:t>
-      </w:r>
-      <w:fldSimple w:instr=" SEQ Figura \* ARABIC ">
-        <w:r>
-          <w:rPr>
-            <w:noProof/>
-          </w:rPr>
-          <w:t>24</w:t>
-        </w:r>
-      </w:fldSimple>
-      <w:bookmarkEnd w:id="131"/>
-      <w:r>
-        <w:t xml:space="preserve">. </w:t>
-      </w:r>
-      <w:bookmarkEnd w:id="132"/>
-      <w:r>
-        <w:rPr>
-          <w:rStyle w:val="DescripcinCar"/>
-        </w:rPr>
-        <w:t>&lt;&lt;</w:t>
-      </w:r>
-      <w:proofErr w:type="spellStart"/>
-      <w:r>
-        <w:rPr>
-          <w:rStyle w:val="DescripcinCar"/>
-        </w:rPr>
-        <w:t>pie_pruebas_baterias</w:t>
-      </w:r>
-      <w:proofErr w:type="spellEnd"/>
-      <w:r>
-        <w:rPr>
-          <w:rStyle w:val="DescripcinCar"/>
-        </w:rPr>
-        <w:t>&gt;&gt;</w:t>
-      </w:r>
-    </w:p>
-    <w:p>
-      <w:pPr>
-        <w:spacing w:line="240" w:lineRule="auto"/>
-      </w:pPr>
-    </w:p>
-    <w:p>
-      <w:pPr>
-        <w:spacing w:line="240" w:lineRule="auto"/>
-        <w:jc w:val="center"/>
-      </w:pPr>
-    </w:p>
-    <w:p>
-      <w:pPr>
-        <w:spacing w:line="240" w:lineRule="auto"/>
-        <w:jc w:val="center"/>
-      </w:pPr>
-      <w:r>
-        <w:t>&lt;&lt;</w:t>
-      </w:r>
-      <w:proofErr w:type="spellStart"/>
-      <w:r>
-        <w:t>fig_ubicacion_durante_pruebas</w:t>
-      </w:r>
-      <w:proofErr w:type="spellEnd"/>
-      <w:r>
-        <w:t>&gt;&gt;</w:t>
-      </w:r>
-    </w:p>
-    <w:p>
-      <w:pPr>
-        <w:spacing w:line="240" w:lineRule="auto"/>
-        <w:jc w:val="center"/>
-      </w:pPr>
-      <w:bookmarkStart w:id="133" w:name="_Ref221810355"/>
-      <w:bookmarkStart w:id="134" w:name="_Toc229049310"/>
-      <w:r>
-        <w:t xml:space="preserve">Figura </w:t>
-      </w:r>
-      <w:fldSimple w:instr=" SEQ Figura \* ARABIC ">
-        <w:r>
-          <w:rPr>
-            <w:noProof/>
-          </w:rPr>
-          <w:t>26</w:t>
-        </w:r>
-      </w:fldSimple>
-      <w:bookmarkEnd w:id="133"/>
-      <w:r>
-        <w:t>.</w:t>
-      </w:r>
-      <w:r>
-        <w:t xml:space="preserve"> </w:t>
-      </w:r>
-      <w:bookmarkEnd w:id="134"/>
-      <w:r>
-        <w:t>&lt;&lt;</w:t>
-      </w:r>
-      <w:proofErr w:type="spellStart"/>
-      <w:r>
-        <w:t>pie_ubicacion_durante_pruebas</w:t>
-      </w:r>
-      <w:proofErr w:type="spellEnd"/>
-      <w:r>
-        <w:t>&gt;&gt;</w:t>
-      </w:r>
-    </w:p>
-    <w:p>
-      <w:pPr>
-        <w:pStyle w:val="Descripcin"/>
-        <w:jc w:val="center"/>
-      </w:pPr>
-    </w:p>
-    <w:p>
-      <w:pPr>
-        <w:pStyle w:val="Textoindependiente"/>
-        <w:rPr>
-          <w:lang w:eastAsia="es-MX"/>
-        </w:rPr>
-      </w:pPr>
-    </w:p>
-    <w:p>
-      <w:pPr>
-        <w:pStyle w:val="Textoindependiente"/>
-        <w:ind w:firstLine="349"/>
-        <w:rPr>
-          <w:rFonts w:cs="Arial"/>
-          <w:lang w:eastAsia="es-MX"/>
-        </w:rPr>
-      </w:pPr>
-      <w:r>
-        <w:rPr>
-          <w:lang w:eastAsia="es-MX"/>
-        </w:rPr>
-        <w:lastRenderedPageBreak/>
-        <w:t xml:space="preserve">El almacenamiento de la información se realiza en los servidores del consorcio ASM-CICESE y es resguardada en duplicado para evitar la pérdida de información. Asimismo, la información se despliega en el sitio WEB del proyecto </w:t>
-      </w:r>
-      <w:hyperlink r:id="rId17" w:history="1">
-        <w:r>
-          <w:rPr>
-            <w:rStyle w:val="Hipervnculo"/>
-            <w:rFonts w:ascii="Microsoft Sans Serif" w:hAnsi="Microsoft Sans Serif"/>
-            <w:sz w:val="22"/>
-            <w:szCs w:val="22"/>
-            <w:lang w:eastAsia="es-MX"/>
-          </w:rPr>
-          <w:t>https://www.boyas.asm-cicese.mx</w:t>
-        </w:r>
-      </w:hyperlink>
-      <w:r>
-        <w:rPr>
-          <w:szCs w:val="22"/>
-          <w:lang w:eastAsia="es-MX"/>
-        </w:rPr>
-        <w:t xml:space="preserve"> y puede visualizarse desde el momento en que la boya es desplegada hasta el momento en que se pierde comunicación con la misma. </w:t>
-      </w:r>
-      <w:r>
-        <w:rPr>
-          <w:rFonts w:cs="Arial"/>
-        </w:rPr>
-        <w:t xml:space="preserve">Para ingresar al sitio web el </w:t>
-      </w:r>
-      <w:r>
-        <w:rPr>
-          <w:rFonts w:cs="Microsoft Sans Serif"/>
-        </w:rPr>
-        <w:t xml:space="preserve">usuario debe contar con el nombre de usuario y la contraseña asignada por el personal del consorcio ASM-CICESE. </w:t>
-      </w:r>
-    </w:p>
-    <w:p>
-      <w:pPr>
-        <w:spacing w:line="240" w:lineRule="auto"/>
-        <w:jc w:val="left"/>
-      </w:pPr>
-      <w:r>
-        <w:br w:type="page"/>
-      </w:r>
-    </w:p>
-    <w:p>
-      <w:pPr>
-        <w:pStyle w:val="Ttulo1"/>
-        <w:rPr>
-          <w:rStyle w:val="Title1"/>
-        </w:rPr>
-      </w:pPr>
-      <w:bookmarkStart w:id="135" w:name="_Toc229049279"/>
-      <w:r>
-        <w:rPr>
-          <w:rStyle w:val="Title1"/>
-        </w:rPr>
-        <w:lastRenderedPageBreak/>
-        <w:t>CONCLUSION</w:t>
-      </w:r>
-      <w:bookmarkStart w:id="136" w:name="_Toc239048372"/>
-      <w:bookmarkStart w:id="137" w:name="_Toc239003245"/>
-      <w:bookmarkStart w:id="138" w:name="_Toc238907546"/>
-      <w:bookmarkStart w:id="139" w:name="_Toc216302232"/>
-      <w:bookmarkStart w:id="140" w:name="_Toc216225393"/>
-      <w:bookmarkStart w:id="141" w:name="_Toc216223757"/>
-      <w:bookmarkStart w:id="142" w:name="_Toc216223366"/>
-      <w:bookmarkStart w:id="143" w:name="_Toc215712797"/>
-      <w:bookmarkStart w:id="144" w:name="_Toc215682794"/>
-      <w:bookmarkStart w:id="145" w:name="_Toc215682689"/>
-      <w:bookmarkStart w:id="146" w:name="_Toc215675354"/>
-      <w:bookmarkStart w:id="147" w:name="_Toc215578727"/>
-      <w:bookmarkStart w:id="148" w:name="_Toc215548253"/>
-      <w:bookmarkStart w:id="149" w:name="_Toc215370590"/>
-      <w:bookmarkEnd w:id="136"/>
-      <w:bookmarkEnd w:id="137"/>
-      <w:bookmarkEnd w:id="138"/>
-      <w:bookmarkEnd w:id="139"/>
-      <w:bookmarkEnd w:id="140"/>
-      <w:bookmarkEnd w:id="141"/>
-      <w:bookmarkEnd w:id="142"/>
-      <w:bookmarkEnd w:id="143"/>
-      <w:bookmarkEnd w:id="144"/>
-      <w:bookmarkEnd w:id="145"/>
-      <w:bookmarkEnd w:id="146"/>
-      <w:bookmarkEnd w:id="147"/>
-      <w:bookmarkEnd w:id="148"/>
-      <w:bookmarkEnd w:id="149"/>
-      <w:r>
-        <w:rPr>
-          <w:rStyle w:val="Title1"/>
-        </w:rPr>
-        <w:t>ES</w:t>
-      </w:r>
-      <w:bookmarkEnd w:id="135"/>
-    </w:p>
-    <w:p>
-      <w:pPr>
-        <w:ind w:firstLine="360"/>
-        <w:rPr>
-          <w:szCs w:val="22"/>
-        </w:rPr>
-      </w:pPr>
-      <w:bookmarkStart w:id="150" w:name="_Hlk209524998"/>
-      <w:r>
-        <w:rPr>
-          <w:szCs w:val="22"/>
-        </w:rPr>
-        <w:t xml:space="preserve">En este reporte se describen los trabajos realizados dentro del Contrato No. 658225821 “Servicio de Medición y Análisis Metoceánicos del Golfo de México” celebrado entre PEMEX Exploración y Extracción y el consorcio All Solutions de México S. A. de C. V. (ASM) y el Centro de Investigación Científica y de Educación Superior de Ensenada (CICESE), relacionados con el concepto </w:t>
-      </w:r>
-      <w:bookmarkEnd w:id="150"/>
       <w:r>
         <w:rPr>
           <w:i/>
@@ -14689,14 +13808,6 @@
         </w:rPr>
         <w:t>PEMEX-ASM-CICESE-658225821-</w:t>
       </w:r>
-    </w:p>
-    <w:p>
-      <w:pPr>
-        <w:ind w:firstLine="360"/>
-        <w:rPr>
-          <w:szCs w:val="22"/>
-        </w:rPr>
-      </w:pPr>
       <w:r>
         <w:rPr>
           <w:b/>
@@ -14866,7 +13977,7 @@
           <w:szCs w:val="22"/>
         </w:rPr>
       </w:pPr>
-      <w:bookmarkStart w:id="151" w:name="_Hlk209525103"/>
+      <w:bookmarkStart w:id="125" w:name="_Hlk209525103"/>
       <w:r>
         <w:rPr>
           <w:szCs w:val="22"/>
@@ -14925,7 +14036,7 @@
         <w:t>Se describieron las pruebas de funcionamiento realizadas a las sondas para verificar el buen funcionamiento previo al despliegue.</w:t>
       </w:r>
     </w:p>
-    <w:bookmarkEnd w:id="151"/>
+    <w:bookmarkEnd w:id="125"/>
     <w:p>
       <w:pPr>
         <w:rPr>
@@ -14997,14 +14108,14 @@
         </w:rPr>
         <w:t xml:space="preserve"> se trasmitieran por telemetría y se recibieran por los servidores </w:t>
       </w:r>
-      <w:bookmarkStart w:id="152" w:name="_Hlk209525171"/>
+      <w:bookmarkStart w:id="126" w:name="_Hlk209525171"/>
       <w:r>
         <w:rPr>
           <w:szCs w:val="22"/>
         </w:rPr>
         <w:t xml:space="preserve">en tierra </w:t>
       </w:r>
-      <w:bookmarkEnd w:id="152"/>
+      <w:bookmarkEnd w:id="126"/>
       <w:r>
         <w:rPr>
           <w:szCs w:val="22"/>
@@ -15022,12 +14133,12 @@
       <w:pPr>
         <w:pStyle w:val="Ttulo1"/>
       </w:pPr>
-      <w:bookmarkStart w:id="153" w:name="_Toc229049280"/>
+      <w:bookmarkStart w:id="127" w:name="_Toc229049280"/>
       <w:r>
         <w:lastRenderedPageBreak/>
         <w:t>REFERENCIAS</w:t>
       </w:r>
-      <w:bookmarkEnd w:id="153"/>
+      <w:bookmarkEnd w:id="127"/>
     </w:p>
     <w:p>
       <w:pPr>
@@ -15344,7 +14455,7 @@
                 <w:lang w:val="en-US"/>
               </w:rPr>
             </w:pPr>
-            <w:bookmarkStart w:id="154" w:name="_Hlk218066363"/>
+            <w:bookmarkStart w:id="128" w:name="_Hlk218066363"/>
           </w:p>
           <w:p>
             <w:pPr>
@@ -15369,7 +14480,7 @@
                 <w:rFonts w:cs="Microsoft Sans Serif"/>
               </w:rPr>
             </w:pPr>
-            <w:bookmarkStart w:id="155" w:name="_Hlk121125304"/>
+            <w:bookmarkStart w:id="129" w:name="_Hlk121125304"/>
             <w:r>
               <w:rPr>
                 <w:rFonts w:cs="Microsoft Sans Serif"/>
@@ -15405,8 +14516,8 @@
               <w:t>+52 646 1750500, x27865</w:t>
             </w:r>
           </w:p>
-          <w:bookmarkStart w:id="156" w:name="_Hlk218066398"/>
-          <w:bookmarkEnd w:id="154"/>
+          <w:bookmarkStart w:id="130" w:name="_Hlk218066398"/>
+          <w:bookmarkEnd w:id="128"/>
           <w:p>
             <w:pPr>
               <w:jc w:val="center"/>
@@ -15439,8 +14550,8 @@
               <w:fldChar w:fldCharType="end"/>
             </w:r>
           </w:p>
-          <w:bookmarkEnd w:id="155"/>
-          <w:bookmarkEnd w:id="156"/>
+          <w:bookmarkEnd w:id="129"/>
+          <w:bookmarkEnd w:id="130"/>
           <w:p>
             <w:pPr>
               <w:jc w:val="center"/>
@@ -15476,7 +14587,7 @@
           <w:rStyle w:val="Title1"/>
         </w:rPr>
       </w:pPr>
-      <w:bookmarkStart w:id="157" w:name="_Toc229049281"/>
+      <w:bookmarkStart w:id="131" w:name="_Toc229049281"/>
       <w:r>
         <w:rPr>
           <w:rStyle w:val="Title1"/>
@@ -15484,7 +14595,7 @@
         <w:lastRenderedPageBreak/>
         <w:t>ANEXO 1: PRUEBAS DE FUNCIONAMIENTO PREVIAS AL DESPLIEGUE</w:t>
       </w:r>
-      <w:bookmarkEnd w:id="157"/>
+      <w:bookmarkEnd w:id="131"/>
     </w:p>
     <w:p>
       <w:pPr>
@@ -15605,10 +14716,10 @@
           <w:rStyle w:val="Title1"/>
         </w:rPr>
       </w:pPr>
-      <w:bookmarkStart w:id="158" w:name="_Ref221185985"/>
-      <w:bookmarkStart w:id="159" w:name="_Ref217405568"/>
-      <w:bookmarkStart w:id="160" w:name="_Ref217405581"/>
-      <w:bookmarkStart w:id="161" w:name="_Toc229049282"/>
+      <w:bookmarkStart w:id="132" w:name="_Ref221185985"/>
+      <w:bookmarkStart w:id="133" w:name="_Ref217405568"/>
+      <w:bookmarkStart w:id="134" w:name="_Ref217405581"/>
+      <w:bookmarkStart w:id="135" w:name="_Toc229049282"/>
       <w:r>
         <w:rPr>
           <w:rStyle w:val="Title1"/>
@@ -15646,10 +14757,10 @@
         </w:rPr>
         <w:t xml:space="preserve"> PREVIAS AL DESPLIEGUE</w:t>
       </w:r>
-      <w:bookmarkEnd w:id="158"/>
-      <w:bookmarkEnd w:id="159"/>
-      <w:bookmarkEnd w:id="160"/>
-      <w:bookmarkEnd w:id="161"/>
+      <w:bookmarkEnd w:id="132"/>
+      <w:bookmarkEnd w:id="133"/>
+      <w:bookmarkEnd w:id="134"/>
+      <w:bookmarkEnd w:id="135"/>
     </w:p>
     <w:p>
       <w:pPr>
@@ -15717,83 +14828,19 @@
         <w:rPr>
           <w:rFonts w:ascii="Microsoft Sans Serif" w:hAnsi="Microsoft Sans Serif" w:cs="Microsoft Sans Serif"/>
         </w:rPr>
-        <w:t>fig_pruebas_transmision</w:t>
-      </w:r>
-      <w:proofErr w:type="spellEnd"/>
+        <w:t>fig_pruebas_</w:t>
+      </w:r>
       <w:r>
         <w:rPr>
           <w:rFonts w:ascii="Microsoft Sans Serif" w:hAnsi="Microsoft Sans Serif" w:cs="Microsoft Sans Serif"/>
         </w:rPr>
-        <w:t>&gt;&gt;</w:t>
-      </w:r>
-    </w:p>
-    <w:p>
-      <w:pPr>
-        <w:pStyle w:val="NormalWeb"/>
-        <w:keepNext/>
-        <w:jc w:val="center"/>
+        <w:t>de_</w:t>
+      </w:r>
+      <w:r>
         <w:rPr>
           <w:rFonts w:ascii="Microsoft Sans Serif" w:hAnsi="Microsoft Sans Serif" w:cs="Microsoft Sans Serif"/>
         </w:rPr>
-      </w:pPr>
-      <w:bookmarkStart w:id="162" w:name="_Toc229049311"/>
-      <w:r>
-        <w:rPr>
-          <w:rFonts w:ascii="Microsoft Sans Serif" w:hAnsi="Microsoft Sans Serif" w:cs="Microsoft Sans Serif"/>
-        </w:rPr>
-        <w:t xml:space="preserve">Figura </w:t>
-      </w:r>
-      <w:r>
-        <w:rPr>
-          <w:rFonts w:ascii="Microsoft Sans Serif" w:hAnsi="Microsoft Sans Serif" w:cs="Microsoft Sans Serif"/>
-        </w:rPr>
-        <w:fldChar w:fldCharType="begin"/>
-      </w:r>
-      <w:r>
-        <w:rPr>
-          <w:rFonts w:ascii="Microsoft Sans Serif" w:hAnsi="Microsoft Sans Serif" w:cs="Microsoft Sans Serif"/>
-        </w:rPr>
-        <w:instrText xml:space="preserve"> SEQ Figura \* ARABIC </w:instrText>
-      </w:r>
-      <w:r>
-        <w:rPr>
-          <w:rFonts w:ascii="Microsoft Sans Serif" w:hAnsi="Microsoft Sans Serif" w:cs="Microsoft Sans Serif"/>
-        </w:rPr>
-        <w:fldChar w:fldCharType="separate"/>
-      </w:r>
-      <w:r>
-        <w:rPr>
-          <w:rFonts w:ascii="Microsoft Sans Serif" w:hAnsi="Microsoft Sans Serif" w:cs="Microsoft Sans Serif"/>
-          <w:noProof/>
-        </w:rPr>
-        <w:t>27</w:t>
-      </w:r>
-      <w:r>
-        <w:rPr>
-          <w:rFonts w:ascii="Microsoft Sans Serif" w:hAnsi="Microsoft Sans Serif" w:cs="Microsoft Sans Serif"/>
-          <w:noProof/>
-        </w:rPr>
-        <w:fldChar w:fldCharType="end"/>
-      </w:r>
-      <w:r>
-        <w:rPr>
-          <w:rFonts w:ascii="Microsoft Sans Serif" w:hAnsi="Microsoft Sans Serif" w:cs="Microsoft Sans Serif"/>
-        </w:rPr>
-        <w:t xml:space="preserve">. </w:t>
-      </w:r>
-      <w:bookmarkEnd w:id="162"/>
-      <w:r>
-        <w:rPr>
-          <w:rFonts w:ascii="Microsoft Sans Serif" w:hAnsi="Microsoft Sans Serif" w:cs="Microsoft Sans Serif"/>
-        </w:rPr>
-        <w:t>&lt;&lt;</w:t>
-      </w:r>
-      <w:proofErr w:type="spellStart"/>
-      <w:r>
-        <w:rPr>
-          <w:rFonts w:ascii="Microsoft Sans Serif" w:hAnsi="Microsoft Sans Serif" w:cs="Microsoft Sans Serif"/>
-        </w:rPr>
-        <w:t>pie_pruebas_transmision</w:t>
+        <w:t>transmision</w:t>
       </w:r>
       <w:proofErr w:type="spellEnd"/>
       <w:r>
@@ -16391,9 +15438,9 @@
           <w:rStyle w:val="Title1"/>
         </w:rPr>
       </w:pPr>
-      <w:bookmarkStart w:id="163" w:name="_Ref219907034"/>
-      <w:bookmarkStart w:id="164" w:name="_Ref220316895"/>
-      <w:bookmarkStart w:id="165" w:name="_Toc229049283"/>
+      <w:bookmarkStart w:id="136" w:name="_Ref219907034"/>
+      <w:bookmarkStart w:id="137" w:name="_Ref220316895"/>
+      <w:bookmarkStart w:id="138" w:name="_Toc229049283"/>
       <w:r>
         <w:rPr>
           <w:rStyle w:val="Title1"/>
@@ -16413,9 +15460,9 @@
         </w:rPr>
         <w:t>: PLAN DE CRUCERO</w:t>
       </w:r>
-      <w:bookmarkEnd w:id="163"/>
-      <w:bookmarkEnd w:id="164"/>
-      <w:bookmarkEnd w:id="165"/>
+      <w:bookmarkEnd w:id="136"/>
+      <w:bookmarkEnd w:id="137"/>
+      <w:bookmarkEnd w:id="138"/>
     </w:p>
     <w:p>
       <w:pPr>
@@ -16478,7 +15525,7 @@
           <w:rStyle w:val="Title1"/>
         </w:rPr>
       </w:pPr>
-      <w:bookmarkStart w:id="166" w:name="_Toc229049284"/>
+      <w:bookmarkStart w:id="139" w:name="_Toc229049284"/>
       <w:r>
         <w:rPr>
           <w:rStyle w:val="Title1"/>
@@ -16498,7 +15545,7 @@
         </w:rPr>
         <w:t>: ANEXO FOTOGRÁFICO</w:t>
       </w:r>
-      <w:bookmarkEnd w:id="166"/>
+      <w:bookmarkEnd w:id="139"/>
     </w:p>
     <w:p>
       <w:pPr>
@@ -19397,8 +18444,8 @@
             <w:ind w:hanging="107"/>
             <w:jc w:val="left"/>
           </w:pPr>
-          <w:bookmarkStart w:id="167" w:name="_Hlk218267088"/>
-          <w:bookmarkStart w:id="168" w:name="_Hlk218267089"/>
+          <w:bookmarkStart w:id="140" w:name="_Hlk218267088"/>
+          <w:bookmarkStart w:id="141" w:name="_Hlk218267089"/>
           <w:r>
             <w:rPr>
               <w:noProof/>
@@ -19669,8 +18716,8 @@
         </mc:Fallback>
       </mc:AlternateContent>
     </w:r>
-    <w:bookmarkEnd w:id="167"/>
-    <w:bookmarkEnd w:id="168"/>
+    <w:bookmarkEnd w:id="140"/>
+    <w:bookmarkEnd w:id="141"/>
   </w:p>
 </w:hdr>
 </file>

--- a/crear_documentos/services/doc_101/plantilla.docx
+++ b/crear_documentos/services/doc_101/plantilla.docx
@@ -7046,7 +7046,10 @@
         <w:t>&lt;&lt;ref_</w:t>
       </w:r>
       <w:r>
-        <w:t>descripcion_arquitectura_1</w:t>
+        <w:t>descripcion_arquitectura_</w:t>
+      </w:r>
+      <w:r>
+        <w:t>1</w:t>
       </w:r>
       <w:r>
         <w:rPr>
@@ -7109,22 +7112,13 @@
         <w:t>&lt;&lt;ref_</w:t>
       </w:r>
       <w:r>
-        <w:t>descripcion_arquitectura_</w:t>
-      </w:r>
-      <w:r>
-        <w:t>2</w:t>
+        <w:t>descripcion_arquitectura_2</w:t>
       </w:r>
       <w:r>
         <w:rPr>
           <w:rFonts w:cs="Arial"/>
         </w:rPr>
-        <w:t>&gt;&gt;</w:t>
-      </w:r>
-      <w:r>
-        <w:rPr>
-          <w:rFonts w:cs="Arial"/>
-        </w:rPr>
-        <w:t>)</w:t>
+        <w:t>&gt;&gt;)</w:t>
       </w:r>
       <w:r>
         <w:rPr>
@@ -7460,7 +7454,13 @@
         <w:jc w:val="center"/>
       </w:pPr>
       <w:r>
-        <w:t>&lt;&lt;fig_descripcion_arquitectura</w:t>
+        <w:t>&lt;&lt;fig</w:t>
+      </w:r>
+      <w:r>
+        <w:t>_</w:t>
+      </w:r>
+      <w:r>
+        <w:t>descripcion_arquitectura</w:t>
       </w:r>
       <w:r>
         <w:t>_1</w:t>
@@ -7532,10 +7532,10 @@
         <w:t>&lt;&lt;ref_</w:t>
       </w:r>
       <w:r>
-        <w:t>descripcion_arquitectura_</w:t>
-      </w:r>
-      <w:r>
-        <w:t>2&gt;&gt;</w:t>
+        <w:t>descripcion_arquitectura_2</w:t>
+      </w:r>
+      <w:r>
+        <w:t>&gt;&gt;</w:t>
       </w:r>
       <w:r>
         <w:rPr>
@@ -7688,10 +7688,9 @@
       <w:r>
         <w:t>&lt;&lt;fig_descripcion_arquitectura_2&gt;&gt;</w:t>
       </w:r>
+      <w:bookmarkEnd w:id="69"/>
+      <w:bookmarkEnd w:id="70"/>
     </w:p>
-    <w:bookmarkEnd w:id="69"/>
-    <w:bookmarkEnd w:id="70"/>
-    <w:p/>
     <w:p>
       <w:pPr>
         <w:pStyle w:val="Prrafodelista"/>
@@ -7755,10 +7754,7 @@
         <w:t>&lt;&lt;ref_</w:t>
       </w:r>
       <w:r>
-        <w:t>descripcion_arquitectura_</w:t>
-      </w:r>
-      <w:r>
-        <w:t>3&gt;&gt;</w:t>
+        <w:t>descripcion_arquitectura_3&gt;&gt;</w:t>
       </w:r>
       <w:r>
         <w:rPr>
@@ -7826,14 +7822,6 @@
       <w:r>
         <w:t>&lt;&lt;fig_descripcion_arquitectura_3&gt;&gt;</w:t>
       </w:r>
-    </w:p>
-    <w:p>
-      <w:pPr>
-        <w:ind w:firstLine="360"/>
-        <w:rPr>
-          <w:rFonts w:cs="Arial"/>
-        </w:rPr>
-      </w:pPr>
     </w:p>
     <w:p>
       <w:pPr>
@@ -7884,13 +7872,7 @@
         <w:t>&lt;&lt;ref_</w:t>
       </w:r>
       <w:r>
-        <w:t>descripcion_arquitectura_</w:t>
-      </w:r>
-      <w:r>
-        <w:t>4</w:t>
-      </w:r>
-      <w:r>
-        <w:t>&gt;&gt;</w:t>
+        <w:t>descripcion_arquitectura_4&gt;&gt;</w:t>
       </w:r>
       <w:r>
         <w:rPr>
@@ -7902,26 +7884,26 @@
         <w:rPr>
           <w:rFonts w:cs="Arial"/>
         </w:rPr>
-        <w:t xml:space="preserve">, los cuales permiten la recarga de un paquete de baterías de litio de 4.2 V y 18,000 mAh, ubicado en el interior de la esfera. Este sistema proporciona una </w:t>
+        <w:t xml:space="preserve">, los cuales permiten la recarga de un paquete de baterías de litio de 4.2 V y 18,000 mAh, ubicado en el interior de la esfera. Este sistema proporciona una autonomía energética de hasta tres días de operación continua sin necesidad de recarga externa. Asimismo, </w:t>
       </w:r>
       <w:r>
         <w:rPr>
           <w:rFonts w:cs="Arial"/>
         </w:rPr>
+        <w:t xml:space="preserve">incluido en los paneles solares, </w:t>
+      </w:r>
+      <w:r>
+        <w:rPr>
+          <w:rFonts w:cs="Arial"/>
+        </w:rPr>
+        <w:t xml:space="preserve">se integra un regulador de seguimiento del punto de </w:t>
+      </w:r>
+      <w:r>
+        <w:rPr>
+          <w:rFonts w:cs="Arial"/>
+        </w:rPr>
         <w:lastRenderedPageBreak/>
-        <w:t xml:space="preserve">autonomía energética de hasta tres días de operación continua sin necesidad de recarga externa. Asimismo, </w:t>
-      </w:r>
-      <w:r>
-        <w:rPr>
-          <w:rFonts w:cs="Arial"/>
-        </w:rPr>
-        <w:t xml:space="preserve">incluido en los paneles solares, </w:t>
-      </w:r>
-      <w:r>
-        <w:rPr>
-          <w:rFonts w:cs="Arial"/>
-        </w:rPr>
-        <w:t xml:space="preserve">se integra un regulador de seguimiento del punto de máxima potencia (MPPT), encargado de optimizar el aprovechamiento de la energía solar y asegurar una carga eficiente </w:t>
+        <w:t xml:space="preserve">máxima potencia (MPPT), encargado de optimizar el aprovechamiento de la energía solar y asegurar una carga eficiente </w:t>
       </w:r>
       <w:r>
         <w:rPr>
@@ -7955,7 +7937,6 @@
         <w:t>&lt;&lt;fig_descripcion_arquitectura_4&gt;&gt;</w:t>
       </w:r>
     </w:p>
-    <w:p/>
     <w:p>
       <w:pPr>
         <w:pStyle w:val="Prrafodelista"/>
@@ -8005,13 +7986,7 @@
         <w:t>&lt;&lt;ref_</w:t>
       </w:r>
       <w:r>
-        <w:t>descripcion_arquitectura_</w:t>
-      </w:r>
-      <w:r>
-        <w:t>5</w:t>
-      </w:r>
-      <w:r>
-        <w:t>&gt;&gt;</w:t>
+        <w:t>descripcion_arquitectura_5&gt;&gt;</w:t>
       </w:r>
       <w:r>
         <w:rPr>
@@ -8042,14 +8017,6 @@
       <w:r>
         <w:t>&lt;&lt;fig_descripcion_arquitectura_5&gt;&gt;</w:t>
       </w:r>
-    </w:p>
-    <w:p>
-      <w:pPr>
-        <w:ind w:firstLine="360"/>
-        <w:rPr>
-          <w:rFonts w:cs="Arial"/>
-        </w:rPr>
-      </w:pPr>
     </w:p>
     <w:p>
       <w:pPr>
@@ -8130,13 +8097,7 @@
         <w:t>&lt;&lt;ref_</w:t>
       </w:r>
       <w:r>
-        <w:t>descripcion_arquitectura_</w:t>
-      </w:r>
-      <w:r>
-        <w:t>6</w:t>
-      </w:r>
-      <w:r>
-        <w:t>&gt;&gt;</w:t>
+        <w:t>descripcion_arquitectura_6&gt;&gt;</w:t>
       </w:r>
       <w:r>
         <w:rPr>
@@ -8162,68 +8123,68 @@
         <w:rPr>
           <w:rFonts w:cs="Arial"/>
         </w:rPr>
-        <w:t xml:space="preserve"> y Galileo, así como correcciones mediante sistemas SBAS, como WAAS, lo que permite alcanzar una precisión inferior a 3 m el 90 % </w:t>
+        <w:t xml:space="preserve"> y Galileo, así como correcciones mediante sistemas SBAS, como WAAS, lo que permite alcanzar una precisión inferior a 3 m el 90 % del tiempo, con una tasa de muestreo </w:t>
       </w:r>
       <w:r>
         <w:rPr>
           <w:rFonts w:cs="Arial"/>
         </w:rPr>
+        <w:t>mínima</w:t>
+      </w:r>
+      <w:r>
+        <w:rPr>
+          <w:rFonts w:cs="Arial"/>
+        </w:rPr>
+        <w:t xml:space="preserve"> 10 Hz. Adicionalmente, cuenta con un sistema de telemetría satelital, compatible con redes </w:t>
+      </w:r>
+      <w:proofErr w:type="spellStart"/>
+      <w:r>
+        <w:rPr>
+          <w:rFonts w:cs="Arial"/>
+        </w:rPr>
+        <w:t>Iridium</w:t>
+      </w:r>
+      <w:proofErr w:type="spellEnd"/>
+      <w:r>
+        <w:rPr>
+          <w:rFonts w:cs="Arial"/>
+        </w:rPr>
+        <w:t xml:space="preserve">, </w:t>
+      </w:r>
+      <w:proofErr w:type="spellStart"/>
+      <w:r>
+        <w:rPr>
+          <w:rFonts w:cs="Arial"/>
+        </w:rPr>
+        <w:t>GlobalStar</w:t>
+      </w:r>
+      <w:proofErr w:type="spellEnd"/>
+      <w:r>
+        <w:rPr>
+          <w:rFonts w:cs="Arial"/>
+        </w:rPr>
+        <w:t xml:space="preserve"> o </w:t>
+      </w:r>
+      <w:proofErr w:type="spellStart"/>
+      <w:r>
+        <w:rPr>
+          <w:rFonts w:cs="Arial"/>
+        </w:rPr>
+        <w:t>IsatData</w:t>
+      </w:r>
+      <w:proofErr w:type="spellEnd"/>
+      <w:r>
+        <w:rPr>
+          <w:rFonts w:cs="Arial"/>
+        </w:rPr>
+        <w:t xml:space="preserve"> Pro, que permite la transmisión de datos en tiempo real en zonas de mar abierto. Asimismo, la sonda integra un sistema </w:t>
+      </w:r>
+      <w:r>
+        <w:rPr>
+          <w:rFonts w:cs="Arial"/>
+        </w:rPr>
         <w:lastRenderedPageBreak/>
-        <w:t xml:space="preserve">del tiempo, con una tasa de muestreo </w:t>
-      </w:r>
-      <w:r>
-        <w:rPr>
-          <w:rFonts w:cs="Arial"/>
-        </w:rPr>
-        <w:t>mínima</w:t>
-      </w:r>
-      <w:r>
-        <w:rPr>
-          <w:rFonts w:cs="Arial"/>
-        </w:rPr>
-        <w:t xml:space="preserve"> 10 Hz. Adicionalmente, cuenta con un sistema de telemetría satelital, compatible con redes </w:t>
-      </w:r>
-      <w:proofErr w:type="spellStart"/>
-      <w:r>
-        <w:rPr>
-          <w:rFonts w:cs="Arial"/>
-        </w:rPr>
-        <w:t>Iridium</w:t>
-      </w:r>
-      <w:proofErr w:type="spellEnd"/>
-      <w:r>
-        <w:rPr>
-          <w:rFonts w:cs="Arial"/>
-        </w:rPr>
-        <w:t xml:space="preserve">, </w:t>
-      </w:r>
-      <w:proofErr w:type="spellStart"/>
-      <w:r>
-        <w:rPr>
-          <w:rFonts w:cs="Arial"/>
-        </w:rPr>
-        <w:t>GlobalStar</w:t>
-      </w:r>
-      <w:proofErr w:type="spellEnd"/>
-      <w:r>
-        <w:rPr>
-          <w:rFonts w:cs="Arial"/>
-        </w:rPr>
-        <w:t xml:space="preserve"> o </w:t>
-      </w:r>
-      <w:proofErr w:type="spellStart"/>
-      <w:r>
-        <w:rPr>
-          <w:rFonts w:cs="Arial"/>
-        </w:rPr>
-        <w:t>IsatData</w:t>
-      </w:r>
-      <w:proofErr w:type="spellEnd"/>
-      <w:r>
-        <w:rPr>
-          <w:rFonts w:cs="Arial"/>
-        </w:rPr>
-        <w:t xml:space="preserve"> Pro, que permite la transmisión de datos en tiempo real en zonas de mar abierto. Asimismo, la sonda integra un sistema de telemetría mediante red celular (GSM), compatible con tecnologías SIM900, 3G y 4G, el cual se emplea en áreas con cobertura terrestre, optimizando los costos de comunicación.</w:t>
+        <w:t>de telemetría mediante red celular (GSM), compatible con tecnologías SIM900, 3G y 4G, el cual se emplea en áreas con cobertura terrestre, optimizando los costos de comunicación.</w:t>
       </w:r>
     </w:p>
     <w:p>
@@ -8252,14 +8213,6 @@
       <w:r>
         <w:t>&lt;&lt;fig_descripcion_arquitectura_6&gt;&gt;</w:t>
       </w:r>
-    </w:p>
-    <w:p>
-      <w:pPr>
-        <w:ind w:firstLine="360"/>
-        <w:rPr>
-          <w:rFonts w:cs="Arial"/>
-        </w:rPr>
-      </w:pPr>
     </w:p>
     <w:p>
       <w:pPr>
@@ -9103,7 +9056,6 @@
     </w:tbl>
     <w:p>
       <w:pPr>
-        <w:pStyle w:val="Ttulo1"/>
         <w:rPr>
           <w:rStyle w:val="Title1"/>
         </w:rPr>
@@ -9112,10 +9064,34 @@
       <w:bookmarkStart w:id="74" w:name="_Ref219907209"/>
       <w:bookmarkStart w:id="75" w:name="_Toc229049274"/>
       <w:bookmarkEnd w:id="73"/>
-      <w:r>
+    </w:p>
+    <w:p>
+      <w:pPr>
+        <w:spacing w:line="240" w:lineRule="auto"/>
+        <w:jc w:val="left"/>
         <w:rPr>
           <w:rStyle w:val="Title1"/>
         </w:rPr>
+      </w:pPr>
+      <w:r>
+        <w:rPr>
+          <w:rStyle w:val="Title1"/>
+        </w:rPr>
+        <w:br w:type="page"/>
+      </w:r>
+    </w:p>
+    <w:p>
+      <w:pPr>
+        <w:pStyle w:val="Ttulo1"/>
+        <w:rPr>
+          <w:rStyle w:val="Title1"/>
+        </w:rPr>
+      </w:pPr>
+      <w:r>
+        <w:rPr>
+          <w:rStyle w:val="Title1"/>
+        </w:rPr>
+        <w:lastRenderedPageBreak/>
         <w:t>DESCRIPCIÓN DE LAS ACTIVIDADES PREVIAS A</w:t>
       </w:r>
       <w:bookmarkEnd w:id="74"/>
@@ -9188,7 +9164,6 @@
         <w:ind w:firstLine="360"/>
       </w:pPr>
       <w:r>
-        <w:lastRenderedPageBreak/>
         <w:t xml:space="preserve">Siguiendo </w:t>
       </w:r>
       <w:r>
@@ -9360,11 +9335,6 @@
         </w:rPr>
         <w:t>&gt;&gt;</w:t>
       </w:r>
-    </w:p>
-    <w:p>
-      <w:pPr>
-        <w:spacing w:before="240"/>
-      </w:pPr>
     </w:p>
     <w:p>
       <w:pPr>
@@ -9559,6 +9529,7 @@
         <w:rPr>
           <w:rStyle w:val="Title1"/>
         </w:rPr>
+        <w:lastRenderedPageBreak/>
         <w:t>PRUEBAS</w:t>
       </w:r>
       <w:r>
@@ -9600,7 +9571,6 @@
         <w:ind w:firstLine="360"/>
       </w:pPr>
       <w:r>
-        <w:lastRenderedPageBreak/>
         <w:t>Una vez</w:t>
       </w:r>
       <w:r>
@@ -9877,7 +9847,6 @@
           <w:rFonts w:ascii="Microsoft Sans Serif" w:eastAsia="Times New Roman" w:hAnsi="Microsoft Sans Serif" w:cs="Times New Roman"/>
           <w:color w:val="auto"/>
         </w:rPr>
-        <w:lastRenderedPageBreak/>
         <w:t>&lt;&lt;ejecucion_de_la_campania_parrafo2&gt;&gt;</w:t>
       </w:r>
       <w:bookmarkEnd w:id="84"/>
@@ -10218,6 +10187,7 @@
         <w:rPr>
           <w:szCs w:val="22"/>
         </w:rPr>
+        <w:lastRenderedPageBreak/>
         <w:t xml:space="preserve">Una vez liberada la sonda oceanográfica el personal se comunicó mediante telefonía satelital con el personal en tierra para avisar de la maniobra. Posteriormente el personal en tierra realizó el despliegue de la información en el </w:t>
       </w:r>
       <w:r>
@@ -10283,7 +10253,6 @@
         <w:jc w:val="center"/>
       </w:pPr>
       <w:r>
-        <w:lastRenderedPageBreak/>
         <w:t>&lt;&lt;</w:t>
       </w:r>
       <w:proofErr w:type="spellStart"/>
@@ -10295,7 +10264,6 @@
         <w:t>&gt;&gt;</w:t>
       </w:r>
     </w:p>
-    <w:p/>
     <w:p>
       <w:pPr>
         <w:ind w:left="360" w:firstLine="360"/>
@@ -10327,10 +10295,7 @@
       </w:r>
       <w:proofErr w:type="spellEnd"/>
       <w:r>
-        <w:t>&gt;&gt;</w:t>
-      </w:r>
-      <w:r>
-        <w:t xml:space="preserve"> </w:t>
+        <w:t xml:space="preserve">&gt;&gt; </w:t>
       </w:r>
       <w:r>
         <w:rPr>
@@ -10398,17 +10363,6 @@
         </w:rPr>
         <w:t>&gt;&gt;</w:t>
       </w:r>
-    </w:p>
-    <w:p>
-      <w:pPr>
-        <w:suppressAutoHyphens w:val="0"/>
-        <w:spacing w:line="240" w:lineRule="auto"/>
-        <w:jc w:val="center"/>
-        <w:rPr>
-          <w:rFonts w:ascii="Times New Roman" w:hAnsi="Times New Roman"/>
-          <w:noProof/>
-        </w:rPr>
-      </w:pPr>
     </w:p>
     <w:p>
       <w:pPr>
@@ -11782,6 +11736,7 @@
       <w:bookmarkStart w:id="96" w:name="_Ref229050865"/>
       <w:bookmarkStart w:id="97" w:name="_Toc229049321"/>
       <w:r>
+        <w:lastRenderedPageBreak/>
         <w:t xml:space="preserve">Tabla </w:t>
       </w:r>
       <w:fldSimple w:instr=" SEQ Tabla \* ARABIC ">
@@ -13631,40 +13586,20 @@
         <w:spacing w:line="240" w:lineRule="auto"/>
         <w:jc w:val="center"/>
       </w:pPr>
+      <w:r>
+        <w:t>&lt;&lt;</w:t>
+      </w:r>
+      <w:proofErr w:type="spellStart"/>
+      <w:r>
+        <w:t>fig_ubicacion_durante_pruebas</w:t>
+      </w:r>
+      <w:proofErr w:type="spellEnd"/>
+      <w:r>
+        <w:t>&gt;&gt;</w:t>
+      </w:r>
     </w:p>
     <w:p>
       <w:pPr>
-        <w:spacing w:line="240" w:lineRule="auto"/>
-        <w:jc w:val="center"/>
-      </w:pPr>
-      <w:r>
-        <w:t>&lt;&lt;</w:t>
-      </w:r>
-      <w:proofErr w:type="spellStart"/>
-      <w:r>
-        <w:t>fig_ubicacion_durante_pruebas</w:t>
-      </w:r>
-      <w:proofErr w:type="spellEnd"/>
-      <w:r>
-        <w:t>&gt;&gt;</w:t>
-      </w:r>
-    </w:p>
-    <w:p>
-      <w:pPr>
-        <w:pStyle w:val="Descripcin"/>
-        <w:jc w:val="center"/>
-      </w:pPr>
-    </w:p>
-    <w:p>
-      <w:pPr>
-        <w:pStyle w:val="Textoindependiente"/>
-        <w:rPr>
-          <w:lang w:eastAsia="es-MX"/>
-        </w:rPr>
-      </w:pPr>
-    </w:p>
-    <w:p>
-      <w:pPr>
         <w:pStyle w:val="Textoindependiente"/>
         <w:ind w:firstLine="349"/>
         <w:rPr>
@@ -13676,7 +13611,6 @@
         <w:rPr>
           <w:lang w:eastAsia="es-MX"/>
         </w:rPr>
-        <w:lastRenderedPageBreak/>
         <w:t xml:space="preserve">El almacenamiento de la información se realiza en los servidores del consorcio ASM-CICESE y es resguardada en duplicado para evitar la pérdida de información. Asimismo, la información se despliega en el sitio WEB del proyecto </w:t>
       </w:r>
       <w:hyperlink r:id="rId17" w:history="1">
@@ -13696,7 +13630,15 @@
           <w:szCs w:val="22"/>
           <w:lang w:eastAsia="es-MX"/>
         </w:rPr>
-        <w:t xml:space="preserve"> y puede visualizarse desde el momento en que la boya es desplegada hasta el momento en que se pierde comunicación con la misma. </w:t>
+        <w:t xml:space="preserve"> y puede visualizarse desde el momento en que la boya es desplegada hasta el momento en que se pierde comunicación con la </w:t>
+      </w:r>
+      <w:r>
+        <w:rPr>
+          <w:szCs w:val="22"/>
+          <w:lang w:eastAsia="es-MX"/>
+        </w:rPr>
+        <w:lastRenderedPageBreak/>
+        <w:t xml:space="preserve">misma. </w:t>
       </w:r>
       <w:r>
         <w:rPr>
@@ -14765,6 +14707,7 @@
     <w:p>
       <w:pPr>
         <w:pStyle w:val="NormalWeb"/>
+        <w:spacing w:beforeAutospacing="0" w:afterAutospacing="0"/>
         <w:ind w:firstLine="284"/>
         <w:jc w:val="both"/>
         <w:rPr>
@@ -14800,60 +14743,62 @@
     </w:p>
     <w:p>
       <w:pPr>
+        <w:rPr>
+          <w:rStyle w:val="Caracteresdenotaalpie"/>
+          <w:rFonts w:cs="Microsoft Sans Serif"/>
+          <w:vertAlign w:val="baseline"/>
+        </w:rPr>
+      </w:pPr>
+    </w:p>
+    <w:p>
+      <w:pPr>
         <w:pStyle w:val="NormalWeb"/>
         <w:keepNext/>
+        <w:spacing w:beforeAutospacing="0" w:afterAutospacing="0"/>
         <w:jc w:val="center"/>
         <w:rPr>
           <w:rFonts w:ascii="Microsoft Sans Serif" w:hAnsi="Microsoft Sans Serif" w:cs="Microsoft Sans Serif"/>
         </w:rPr>
       </w:pPr>
+      <w:r>
+        <w:rPr>
+          <w:rFonts w:ascii="Microsoft Sans Serif" w:hAnsi="Microsoft Sans Serif" w:cs="Microsoft Sans Serif"/>
+        </w:rPr>
+        <w:t>&lt;&lt;</w:t>
+      </w:r>
+      <w:proofErr w:type="spellStart"/>
+      <w:r>
+        <w:rPr>
+          <w:rFonts w:ascii="Microsoft Sans Serif" w:hAnsi="Microsoft Sans Serif" w:cs="Microsoft Sans Serif"/>
+        </w:rPr>
+        <w:t>fig_pruebas_</w:t>
+      </w:r>
+      <w:r>
+        <w:rPr>
+          <w:rFonts w:ascii="Microsoft Sans Serif" w:hAnsi="Microsoft Sans Serif" w:cs="Microsoft Sans Serif"/>
+        </w:rPr>
+        <w:t>de_</w:t>
+      </w:r>
+      <w:r>
+        <w:rPr>
+          <w:rFonts w:ascii="Microsoft Sans Serif" w:hAnsi="Microsoft Sans Serif" w:cs="Microsoft Sans Serif"/>
+        </w:rPr>
+        <w:t>transmision</w:t>
+      </w:r>
+      <w:proofErr w:type="spellEnd"/>
+      <w:r>
+        <w:rPr>
+          <w:rFonts w:ascii="Microsoft Sans Serif" w:hAnsi="Microsoft Sans Serif" w:cs="Microsoft Sans Serif"/>
+        </w:rPr>
+        <w:t>&gt;&gt;</w:t>
+      </w:r>
     </w:p>
     <w:p>
       <w:pPr>
         <w:pStyle w:val="NormalWeb"/>
         <w:keepNext/>
+        <w:spacing w:beforeAutospacing="0" w:afterAutospacing="0"/>
         <w:jc w:val="center"/>
-        <w:rPr>
-          <w:rFonts w:ascii="Microsoft Sans Serif" w:hAnsi="Microsoft Sans Serif" w:cs="Microsoft Sans Serif"/>
-        </w:rPr>
-      </w:pPr>
-      <w:r>
-        <w:rPr>
-          <w:rFonts w:ascii="Microsoft Sans Serif" w:hAnsi="Microsoft Sans Serif" w:cs="Microsoft Sans Serif"/>
-        </w:rPr>
-        <w:t>&lt;&lt;</w:t>
-      </w:r>
-      <w:proofErr w:type="spellStart"/>
-      <w:r>
-        <w:rPr>
-          <w:rFonts w:ascii="Microsoft Sans Serif" w:hAnsi="Microsoft Sans Serif" w:cs="Microsoft Sans Serif"/>
-        </w:rPr>
-        <w:t>fig_pruebas_</w:t>
-      </w:r>
-      <w:r>
-        <w:rPr>
-          <w:rFonts w:ascii="Microsoft Sans Serif" w:hAnsi="Microsoft Sans Serif" w:cs="Microsoft Sans Serif"/>
-        </w:rPr>
-        <w:t>de_</w:t>
-      </w:r>
-      <w:r>
-        <w:rPr>
-          <w:rFonts w:ascii="Microsoft Sans Serif" w:hAnsi="Microsoft Sans Serif" w:cs="Microsoft Sans Serif"/>
-        </w:rPr>
-        <w:t>transmision</w:t>
-      </w:r>
-      <w:proofErr w:type="spellEnd"/>
-      <w:r>
-        <w:rPr>
-          <w:rFonts w:ascii="Microsoft Sans Serif" w:hAnsi="Microsoft Sans Serif" w:cs="Microsoft Sans Serif"/>
-        </w:rPr>
-        <w:t>&gt;&gt;</w:t>
-      </w:r>
-    </w:p>
-    <w:p>
-      <w:pPr>
-        <w:pStyle w:val="NormalWeb"/>
-        <w:ind w:firstLine="284"/>
         <w:rPr>
           <w:rStyle w:val="Caracteresdenotaalpie"/>
           <w:rFonts w:ascii="Microsoft Sans Serif" w:hAnsi="Microsoft Sans Serif" w:cs="Microsoft Sans Serif"/>
@@ -15502,15 +15447,6 @@
           <w:rFonts w:cs="Microsoft Sans Serif"/>
         </w:rPr>
       </w:pPr>
-    </w:p>
-    <w:p>
-      <w:pPr>
-        <w:spacing w:line="240" w:lineRule="auto"/>
-        <w:jc w:val="left"/>
-        <w:rPr>
-          <w:rFonts w:cs="Microsoft Sans Serif"/>
-        </w:rPr>
-      </w:pPr>
       <w:r>
         <w:rPr>
           <w:rFonts w:cs="Microsoft Sans Serif"/>
@@ -15579,14 +15515,6 @@
         </w:rPr>
         <w:t>&gt;&gt;</w:t>
       </w:r>
-    </w:p>
-    <w:p>
-      <w:pPr>
-        <w:pStyle w:val="Normal1"/>
-        <w:rPr>
-          <w:rStyle w:val="Title1"/>
-        </w:rPr>
-      </w:pPr>
     </w:p>
     <w:sectPr>
       <w:headerReference w:type="default" r:id="rId19"/>

--- a/crear_documentos/services/doc_101/plantilla.docx
+++ b/crear_documentos/services/doc_101/plantilla.docx
@@ -6123,20 +6123,8 @@
       <w:r>
         <w:t>&gt;&gt;</w:t>
       </w:r>
-    </w:p>
-    <w:p>
-      <w:pPr>
-        <w:ind w:firstLine="360"/>
-      </w:pPr>
-      <w:r>
-        <w:lastRenderedPageBreak/>
-        <w:t>&lt;&lt;intro_</w:t>
-      </w:r>
-      <w:r>
-        <w:t>parrafo1</w:t>
-      </w:r>
-      <w:r>
-        <w:t>&gt;&gt;</w:t>
+      <w:r>
+        <w:t>.</w:t>
       </w:r>
       <w:r>
         <w:br w:type="page"/>
@@ -7046,10 +7034,7 @@
         <w:t>&lt;&lt;ref_</w:t>
       </w:r>
       <w:r>
-        <w:t>descripcion_arquitectura_</w:t>
-      </w:r>
-      <w:r>
-        <w:t>1</w:t>
+        <w:t>descripcion_arquitectura_1</w:t>
       </w:r>
       <w:r>
         <w:rPr>

--- a/crear_documentos/services/doc_101/plantilla.docx
+++ b/crear_documentos/services/doc_101/plantilla.docx
@@ -7025,22 +7025,7 @@
         <w:rPr>
           <w:rFonts w:cs="Arial"/>
         </w:rPr>
-        <w:t xml:space="preserve"> (</w:t>
-      </w:r>
-      <w:r>
-        <w:rPr>
-          <w:rFonts w:cs="Arial"/>
-        </w:rPr>
-        <w:t>&lt;&lt;ref_</w:t>
-      </w:r>
-      <w:r>
-        <w:t>descripcion_arquitectura_1</w:t>
-      </w:r>
-      <w:r>
-        <w:rPr>
-          <w:rFonts w:cs="Arial"/>
-        </w:rPr>
-        <w:t>&gt;&gt;</w:t>
+        <w:t xml:space="preserve"> (&lt;&lt;ref_descripcion_arquictectura_1&gt;&gt;</w:t>
       </w:r>
       <w:r>
         <w:rPr>
@@ -7304,16 +7289,7 @@
         <w:rPr>
           <w:rFonts w:cs="Arial"/>
         </w:rPr>
-        <w:t>&lt;&lt;ref_</w:t>
-      </w:r>
-      <w:r>
-        <w:t>descripcion_arquitectura_1</w:t>
-      </w:r>
-      <w:r>
-        <w:rPr>
-          <w:rFonts w:cs="Arial"/>
-        </w:rPr>
-        <w:t>&gt;&gt;</w:t>
+        <w:t>&lt;&lt;ref_descripcion_arquitectura_1&gt;&gt;</w:t>
       </w:r>
       <w:r>
         <w:rPr>
@@ -7424,13 +7400,6 @@
         <w:rPr>
           <w:rFonts w:cs="Arial"/>
         </w:rPr>
-      </w:pPr>
-    </w:p>
-    <w:p>
-      <w:pPr>
-        <w:keepNext/>
-        <w:ind w:firstLine="360"/>
-        <w:jc w:val="center"/>
       </w:pPr>
     </w:p>
     <w:p>
@@ -7474,6 +7443,7 @@
           <w:b/>
           <w:bCs/>
         </w:rPr>
+        <w:lastRenderedPageBreak/>
         <w:t>Draga de arrastre</w:t>
       </w:r>
     </w:p>
@@ -7502,31 +7472,13 @@
         <w:rPr>
           <w:rFonts w:cs="Arial"/>
         </w:rPr>
+        <w:t xml:space="preserve"> (&lt;&lt;ref_descripcion_arquitectura_2&gt;&gt;)</w:t>
+      </w:r>
+      <w:r>
+        <w:rPr>
+          <w:rFonts w:cs="Arial"/>
+        </w:rPr>
         <w:t xml:space="preserve"> </w:t>
-      </w:r>
-      <w:r>
-        <w:rPr>
-          <w:rFonts w:cs="Arial"/>
-        </w:rPr>
-        <w:t>(</w:t>
-      </w:r>
-      <w:r>
-        <w:rPr>
-          <w:rFonts w:cs="Arial"/>
-        </w:rPr>
-        <w:t>&lt;&lt;ref_</w:t>
-      </w:r>
-      <w:r>
-        <w:t>descripcion_arquitectura_2</w:t>
-      </w:r>
-      <w:r>
-        <w:t>&gt;&gt;</w:t>
-      </w:r>
-      <w:r>
-        <w:rPr>
-          <w:rFonts w:cs="Arial"/>
-        </w:rPr>
-        <w:t xml:space="preserve">) </w:t>
       </w:r>
       <w:r>
         <w:rPr>
@@ -7881,36 +7833,20 @@
         <w:rPr>
           <w:rFonts w:cs="Arial"/>
         </w:rPr>
-        <w:t xml:space="preserve">se integra un regulador de seguimiento del punto de </w:t>
+        <w:t xml:space="preserve">se integra un regulador de seguimiento del punto de máxima potencia (MPPT), encargado de optimizar el aprovechamiento de la energía solar y asegurar una carga eficiente </w:t>
       </w:r>
       <w:r>
         <w:rPr>
           <w:rFonts w:cs="Arial"/>
         </w:rPr>
-        <w:lastRenderedPageBreak/>
-        <w:t xml:space="preserve">máxima potencia (MPPT), encargado de optimizar el aprovechamiento de la energía solar y asegurar una carga eficiente </w:t>
+        <w:t>aún</w:t>
       </w:r>
       <w:r>
         <w:rPr>
           <w:rFonts w:cs="Arial"/>
         </w:rPr>
-        <w:t>aún</w:t>
-      </w:r>
-      <w:r>
-        <w:rPr>
-          <w:rFonts w:cs="Arial"/>
-        </w:rPr>
         <w:t xml:space="preserve"> bajo condiciones de radiación variable.</w:t>
       </w:r>
-    </w:p>
-    <w:p>
-      <w:pPr>
-        <w:spacing w:line="240" w:lineRule="auto"/>
-        <w:ind w:firstLine="360"/>
-        <w:rPr>
-          <w:rFonts w:cs="Arial"/>
-        </w:rPr>
-      </w:pPr>
     </w:p>
     <w:p>
       <w:pPr>
@@ -7919,6 +7855,7 @@
         <w:jc w:val="center"/>
       </w:pPr>
       <w:r>
+        <w:lastRenderedPageBreak/>
         <w:t>&lt;&lt;fig_descripcion_arquitectura_4&gt;&gt;</w:t>
       </w:r>
     </w:p>
@@ -8162,14 +8099,7 @@
         <w:rPr>
           <w:rFonts w:cs="Arial"/>
         </w:rPr>
-        <w:t xml:space="preserve"> Pro, que permite la transmisión de datos en tiempo real en zonas de mar abierto. Asimismo, la sonda integra un sistema </w:t>
-      </w:r>
-      <w:r>
-        <w:rPr>
-          <w:rFonts w:cs="Arial"/>
-        </w:rPr>
-        <w:lastRenderedPageBreak/>
-        <w:t>de telemetría mediante red celular (GSM), compatible con tecnologías SIM900, 3G y 4G, el cual se emplea en áreas con cobertura terrestre, optimizando los costos de comunicación.</w:t>
+        <w:t xml:space="preserve"> Pro, que permite la transmisión de datos en tiempo real en zonas de mar abierto. Asimismo, la sonda integra un sistema de telemetría mediante red celular (GSM), compatible con tecnologías SIM900, 3G y 4G, el cual se emplea en áreas con cobertura terrestre, optimizando los costos de comunicación.</w:t>
       </w:r>
     </w:p>
     <w:p>
@@ -8186,6 +8116,7 @@
         <w:rPr>
           <w:noProof/>
         </w:rPr>
+        <w:lastRenderedPageBreak/>
         <w:t xml:space="preserve"> </w:t>
       </w:r>
     </w:p>
@@ -9496,8 +9427,12 @@
     </w:p>
     <w:p>
       <w:pPr>
-        <w:ind w:firstLine="360"/>
-      </w:pPr>
+        <w:spacing w:line="240" w:lineRule="auto"/>
+        <w:jc w:val="left"/>
+      </w:pPr>
+      <w:r>
+        <w:br w:type="page"/>
+      </w:r>
     </w:p>
     <w:p>
       <w:pPr>
@@ -9738,8 +9673,12 @@
     </w:p>
     <w:p>
       <w:pPr>
-        <w:spacing w:before="240"/>
-      </w:pPr>
+        <w:spacing w:line="240" w:lineRule="auto"/>
+        <w:jc w:val="left"/>
+      </w:pPr>
+      <w:r>
+        <w:br w:type="page"/>
+      </w:r>
     </w:p>
     <w:p>
       <w:pPr>
@@ -9754,6 +9693,7 @@
         <w:rPr>
           <w:rStyle w:val="Title1"/>
         </w:rPr>
+        <w:lastRenderedPageBreak/>
         <w:t>DESCRIPCIÓN DE LA</w:t>
       </w:r>
       <w:r>
@@ -13469,7 +13409,13 @@
         <w:rPr>
           <w:rFonts w:cs="Arial"/>
         </w:rPr>
-        <w:t>ref_pruebas_baterias</w:t>
+        <w:t>ref_pruebas_</w:t>
+      </w:r>
+      <w:r>
+        <w:rPr>
+          <w:rFonts w:cs="Arial"/>
+        </w:rPr>
+        <w:t>baterias</w:t>
       </w:r>
       <w:proofErr w:type="spellEnd"/>
       <w:r>
@@ -13585,6 +13531,38 @@
     </w:p>
     <w:p>
       <w:pPr>
+        <w:spacing w:line="240" w:lineRule="auto"/>
+        <w:jc w:val="center"/>
+      </w:pPr>
+      <w:r>
+        <w:t>&lt;&lt;</w:t>
+      </w:r>
+      <w:proofErr w:type="spellStart"/>
+      <w:r>
+        <w:t>ref_ubicacion_durante_pruebas</w:t>
+      </w:r>
+      <w:proofErr w:type="spellEnd"/>
+      <w:r>
+        <w:t xml:space="preserve">&gt;&gt;. </w:t>
+      </w:r>
+      <w:r>
+        <w:t>Mapa con la información de las primeras 24 horas de transmisión de la</w:t>
+      </w:r>
+      <w:r>
+        <w:t>s sondas</w:t>
+      </w:r>
+      <w:r>
+        <w:t>.</w:t>
+      </w:r>
+    </w:p>
+    <w:p>
+      <w:pPr>
+        <w:spacing w:line="240" w:lineRule="auto"/>
+        <w:jc w:val="center"/>
+      </w:pPr>
+    </w:p>
+    <w:p>
+      <w:pPr>
         <w:pStyle w:val="Textoindependiente"/>
         <w:ind w:firstLine="349"/>
         <w:rPr>
@@ -13596,7 +13574,14 @@
         <w:rPr>
           <w:lang w:eastAsia="es-MX"/>
         </w:rPr>
-        <w:t xml:space="preserve">El almacenamiento de la información se realiza en los servidores del consorcio ASM-CICESE y es resguardada en duplicado para evitar la pérdida de información. Asimismo, la información se despliega en el sitio WEB del proyecto </w:t>
+        <w:t xml:space="preserve">El almacenamiento de la información se realiza en los servidores del consorcio ASM-CICESE y es resguardada en duplicado para evitar la pérdida de información. Asimismo, la información se </w:t>
+      </w:r>
+      <w:r>
+        <w:rPr>
+          <w:lang w:eastAsia="es-MX"/>
+        </w:rPr>
+        <w:lastRenderedPageBreak/>
+        <w:t xml:space="preserve">despliega en el sitio WEB del proyecto </w:t>
       </w:r>
       <w:hyperlink r:id="rId17" w:history="1">
         <w:r>
@@ -13615,15 +13600,7 @@
           <w:szCs w:val="22"/>
           <w:lang w:eastAsia="es-MX"/>
         </w:rPr>
-        <w:t xml:space="preserve"> y puede visualizarse desde el momento en que la boya es desplegada hasta el momento en que se pierde comunicación con la </w:t>
-      </w:r>
-      <w:r>
-        <w:rPr>
-          <w:szCs w:val="22"/>
-          <w:lang w:eastAsia="es-MX"/>
-        </w:rPr>
-        <w:lastRenderedPageBreak/>
-        <w:t xml:space="preserve">misma. </w:t>
+        <w:t xml:space="preserve"> y puede visualizarse desde el momento en que la boya es desplegada hasta el momento en que se pierde comunicación con la misma. </w:t>
       </w:r>
       <w:r>
         <w:rPr>
@@ -23768,7 +23745,6 @@
   <w:style w:type="character" w:default="1" w:styleId="Fuentedeprrafopredeter">
     <w:name w:val="Default Paragraph Font"/>
     <w:uiPriority w:val="1"/>
-    <w:semiHidden/>
     <w:unhideWhenUsed/>
   </w:style>
   <w:style w:type="table" w:default="1" w:styleId="Tablanormal">

--- a/crear_documentos/services/doc_101/plantilla.docx
+++ b/crear_documentos/services/doc_101/plantilla.docx
@@ -364,15 +364,7 @@
               <w:t>PEMEX-ASM-CICESE-658225821-</w:t>
             </w:r>
             <w:r>
-              <w:t>&lt;&lt;</w:t>
-            </w:r>
-            <w:proofErr w:type="spellStart"/>
-            <w:r>
-              <w:t>orden_de_servicio</w:t>
-            </w:r>
-            <w:proofErr w:type="spellEnd"/>
-            <w:r>
-              <w:t>&gt;&gt;</w:t>
+              <w:t>&lt;&lt;orden_de_servicio&gt;&gt;</w:t>
             </w:r>
           </w:p>
         </w:tc>
@@ -5946,23 +5938,7 @@
         <w:t>Servicio de Medición y Análisis Metoceánicos del Golfo de México”</w:t>
       </w:r>
       <w:r>
-        <w:t xml:space="preserve"> inició en 2007 con un enfoque orientado al monitoreo de aguas profundas e intermedias, regiones en las que la información metoceánica disponible era limitada o inexistente, como en las áreas de Perdido y </w:t>
-      </w:r>
-      <w:proofErr w:type="spellStart"/>
-      <w:r>
-        <w:t>Lakach</w:t>
-      </w:r>
-      <w:proofErr w:type="spellEnd"/>
-      <w:r>
-        <w:t xml:space="preserve">. Posteriormente, el alcance del proyecto se amplió para incluir el monitoreo en aguas someras, sin descuidar las regiones profundas, incorporando además un enfoque más operativo. Una etapa adicional relevante se presentó cuando el proyecto se adaptó para atender nuevas áreas donde PEMEX tenía asignaciones directas para exploración y producción y/o donde compartía algún tipo de asociación con alguna otra empresa (por citar un ejemplo, </w:t>
-      </w:r>
-      <w:proofErr w:type="spellStart"/>
-      <w:r>
-        <w:t>Trión</w:t>
-      </w:r>
-      <w:proofErr w:type="spellEnd"/>
-      <w:r>
-        <w:t xml:space="preserve">). Para la etapa 2024-2025, a solicitud de PEMEX, el proyecto se enfocó a la disponibilidad inmediata de información </w:t>
+        <w:t xml:space="preserve"> inició en 2007 con un enfoque orientado al monitoreo de aguas profundas e intermedias, regiones en las que la información metoceánica disponible era limitada o inexistente, como en las áreas de Perdido y Lakach. Posteriormente, el alcance del proyecto se amplió para incluir el monitoreo en aguas someras, sin descuidar las regiones profundas, incorporando además un enfoque más operativo. Una etapa adicional relevante se presentó cuando el proyecto se adaptó para atender nuevas áreas donde PEMEX tenía asignaciones directas para exploración y producción y/o donde compartía algún tipo de asociación con alguna otra empresa (por citar un ejemplo, Trión). Para la etapa 2024-2025, a solicitud de PEMEX, el proyecto se enfocó a la disponibilidad inmediata de información </w:t>
       </w:r>
       <w:r>
         <w:lastRenderedPageBreak/>
@@ -6088,40 +6064,16 @@
         <w:ind w:firstLine="360"/>
       </w:pPr>
       <w:r>
-        <w:t xml:space="preserve">Este reporte describe y enumera las actividades realizadas por el consorcio </w:t>
-      </w:r>
-      <w:proofErr w:type="spellStart"/>
-      <w:r>
-        <w:t>All</w:t>
-      </w:r>
-      <w:proofErr w:type="spellEnd"/>
+        <w:t>Este reporte describe y enumera las actividades realizadas por el consorcio All Solutions de México S. A. de C. V. (en lo sucesivo ASM) y el Centro de Investigación Científica y Educación Superior de Ensenada (en lo sucesivo CICESE) para la preparación, movilización y finalmente el</w:t>
+      </w:r>
       <w:r>
         <w:t xml:space="preserve"> </w:t>
       </w:r>
-      <w:proofErr w:type="spellStart"/>
-      <w:r>
-        <w:t>Solutions</w:t>
-      </w:r>
-      <w:proofErr w:type="spellEnd"/>
-      <w:r>
-        <w:t xml:space="preserve"> de México S. A. de C. V. (en lo sucesivo ASM) y el Centro de Investigación Científica y Educación Superior de Ensenada (en lo sucesivo CICESE) para la preparación, movilización y finalmente el</w:t>
-      </w:r>
-      <w:r>
-        <w:t xml:space="preserve"> </w:t>
-      </w:r>
       <w:r>
         <w:t>despliegue satisfactorio de sondas oceanográficas; dando cumplimiento así al compromiso establecido en la sección 10.1 del contrato No. 658225821 “Reporte del protocolo de liberación de las sondas oceanográficas y transmisión de datos.” y específicamente a la Orden de Servicio PEMEX-ASM-CICESE-658225821-</w:t>
       </w:r>
       <w:r>
-        <w:t>&lt;&lt;</w:t>
-      </w:r>
-      <w:proofErr w:type="spellStart"/>
-      <w:r>
-        <w:t>orden_de_servicio</w:t>
-      </w:r>
-      <w:proofErr w:type="spellEnd"/>
-      <w:r>
-        <w:t>&gt;&gt;</w:t>
+        <w:t>&lt;&lt;orden_de_servicio&gt;&gt;</w:t>
       </w:r>
       <w:r>
         <w:t>.</w:t>
@@ -7025,7 +6977,7 @@
         <w:rPr>
           <w:rFonts w:cs="Arial"/>
         </w:rPr>
-        <w:t xml:space="preserve"> (&lt;&lt;ref_descripcion_arquictectura_1&gt;&gt;</w:t>
+        <w:t xml:space="preserve"> (&lt;&lt;ref_descripcion_arquitectura_1&gt;&gt;</w:t>
       </w:r>
       <w:r>
         <w:rPr>
@@ -7458,21 +7410,34 @@
         <w:rPr>
           <w:rFonts w:cs="Arial"/>
         </w:rPr>
-        <w:t xml:space="preserve">La draga de arrastre </w:t>
-      </w:r>
-      <w:proofErr w:type="spellStart"/>
+        <w:t>La draga de arrastre sub-superficial</w:t>
+      </w:r>
       <w:r>
         <w:rPr>
           <w:rFonts w:cs="Arial"/>
         </w:rPr>
-        <w:t>sub-superficial</w:t>
-      </w:r>
-      <w:proofErr w:type="spellEnd"/>
+        <w:t xml:space="preserve"> </w:t>
+      </w:r>
       <w:r>
         <w:rPr>
           <w:rFonts w:cs="Arial"/>
         </w:rPr>
-        <w:t xml:space="preserve"> (&lt;&lt;ref_descripcion_arquitectura_2&gt;&gt;)</w:t>
+        <w:t>(</w:t>
+      </w:r>
+      <w:r>
+        <w:rPr>
+          <w:rFonts w:cs="Arial"/>
+        </w:rPr>
+        <w:t>&lt;&lt;ref_</w:t>
+      </w:r>
+      <w:r>
+        <w:t>descripcion_arquitectura_2</w:t>
+      </w:r>
+      <w:r>
+        <w:rPr>
+          <w:rFonts w:cs="Arial"/>
+        </w:rPr>
+        <w:t>&gt;&gt;)</w:t>
       </w:r>
       <w:r>
         <w:rPr>
@@ -7662,21 +7627,7 @@
         <w:rPr>
           <w:rFonts w:cs="Arial"/>
         </w:rPr>
-        <w:t xml:space="preserve">Dentro del compartimiento interior de la sonda se resguarda un microcontrolador de 32 bits </w:t>
-      </w:r>
-      <w:proofErr w:type="spellStart"/>
-      <w:r>
-        <w:rPr>
-          <w:rFonts w:cs="Arial"/>
-        </w:rPr>
-        <w:t>Cortex</w:t>
-      </w:r>
-      <w:proofErr w:type="spellEnd"/>
-      <w:r>
-        <w:rPr>
-          <w:rFonts w:cs="Arial"/>
-        </w:rPr>
-        <w:t xml:space="preserve"> de 48 MHz</w:t>
+        <w:t>Dentro del compartimiento interior de la sonda se resguarda un microcontrolador de 32 bits Cortex de 48 MHz</w:t>
       </w:r>
       <w:r>
         <w:rPr>
@@ -7990,116 +7941,46 @@
         <w:rPr>
           <w:rFonts w:cs="Arial"/>
         </w:rPr>
-        <w:t xml:space="preserve">La sonda oceanográfica incorpora un sistema redundante de posicionamiento global basado en receptores GNSS </w:t>
-      </w:r>
-      <w:proofErr w:type="spellStart"/>
+        <w:t>La sonda oceanográfica incorpora un sistema redundante de posicionamiento global basado en receptores GNSS multiconstelación, que integran los sistemas GPS</w:t>
+      </w:r>
       <w:r>
         <w:rPr>
           <w:rFonts w:cs="Arial"/>
         </w:rPr>
-        <w:t>multiconstelación</w:t>
-      </w:r>
-      <w:proofErr w:type="spellEnd"/>
+        <w:t xml:space="preserve"> (</w:t>
+      </w:r>
       <w:r>
         <w:rPr>
           <w:rFonts w:cs="Arial"/>
         </w:rPr>
-        <w:t>, que integran los sistemas GPS</w:t>
+        <w:t>&lt;&lt;ref_</w:t>
+      </w:r>
+      <w:r>
+        <w:t>descripcion_arquitectura_6&gt;&gt;</w:t>
       </w:r>
       <w:r>
         <w:rPr>
           <w:rFonts w:cs="Arial"/>
         </w:rPr>
-        <w:t xml:space="preserve"> (</w:t>
+        <w:t>)</w:t>
       </w:r>
       <w:r>
         <w:rPr>
           <w:rFonts w:cs="Arial"/>
         </w:rPr>
-        <w:t>&lt;&lt;ref_</w:t>
-      </w:r>
-      <w:r>
-        <w:t>descripcion_arquitectura_6&gt;&gt;</w:t>
+        <w:t xml:space="preserve">, GLONASS, BeiDou y Galileo, así como correcciones mediante sistemas SBAS, como WAAS, lo que permite alcanzar una precisión inferior a 3 m el 90 % del tiempo, con una tasa de muestreo </w:t>
       </w:r>
       <w:r>
         <w:rPr>
           <w:rFonts w:cs="Arial"/>
         </w:rPr>
-        <w:t>)</w:t>
+        <w:t>mínima</w:t>
       </w:r>
       <w:r>
         <w:rPr>
           <w:rFonts w:cs="Arial"/>
         </w:rPr>
-        <w:t xml:space="preserve">, GLONASS, </w:t>
-      </w:r>
-      <w:proofErr w:type="spellStart"/>
-      <w:r>
-        <w:rPr>
-          <w:rFonts w:cs="Arial"/>
-        </w:rPr>
-        <w:t>BeiDou</w:t>
-      </w:r>
-      <w:proofErr w:type="spellEnd"/>
-      <w:r>
-        <w:rPr>
-          <w:rFonts w:cs="Arial"/>
-        </w:rPr>
-        <w:t xml:space="preserve"> y Galileo, así como correcciones mediante sistemas SBAS, como WAAS, lo que permite alcanzar una precisión inferior a 3 m el 90 % del tiempo, con una tasa de muestreo </w:t>
-      </w:r>
-      <w:r>
-        <w:rPr>
-          <w:rFonts w:cs="Arial"/>
-        </w:rPr>
-        <w:t>mínima</w:t>
-      </w:r>
-      <w:r>
-        <w:rPr>
-          <w:rFonts w:cs="Arial"/>
-        </w:rPr>
-        <w:t xml:space="preserve"> 10 Hz. Adicionalmente, cuenta con un sistema de telemetría satelital, compatible con redes </w:t>
-      </w:r>
-      <w:proofErr w:type="spellStart"/>
-      <w:r>
-        <w:rPr>
-          <w:rFonts w:cs="Arial"/>
-        </w:rPr>
-        <w:t>Iridium</w:t>
-      </w:r>
-      <w:proofErr w:type="spellEnd"/>
-      <w:r>
-        <w:rPr>
-          <w:rFonts w:cs="Arial"/>
-        </w:rPr>
-        <w:t xml:space="preserve">, </w:t>
-      </w:r>
-      <w:proofErr w:type="spellStart"/>
-      <w:r>
-        <w:rPr>
-          <w:rFonts w:cs="Arial"/>
-        </w:rPr>
-        <w:t>GlobalStar</w:t>
-      </w:r>
-      <w:proofErr w:type="spellEnd"/>
-      <w:r>
-        <w:rPr>
-          <w:rFonts w:cs="Arial"/>
-        </w:rPr>
-        <w:t xml:space="preserve"> o </w:t>
-      </w:r>
-      <w:proofErr w:type="spellStart"/>
-      <w:r>
-        <w:rPr>
-          <w:rFonts w:cs="Arial"/>
-        </w:rPr>
-        <w:t>IsatData</w:t>
-      </w:r>
-      <w:proofErr w:type="spellEnd"/>
-      <w:r>
-        <w:rPr>
-          <w:rFonts w:cs="Arial"/>
-        </w:rPr>
-        <w:t xml:space="preserve"> Pro, que permite la transmisión de datos en tiempo real en zonas de mar abierto. Asimismo, la sonda integra un sistema de telemetría mediante red celular (GSM), compatible con tecnologías SIM900, 3G y 4G, el cual se emplea en áreas con cobertura terrestre, optimizando los costos de comunicación.</w:t>
+        <w:t xml:space="preserve"> 10 Hz. Adicionalmente, cuenta con un sistema de telemetría satelital, compatible con redes Iridium, GlobalStar o IsatData Pro, que permite la transmisión de datos en tiempo real en zonas de mar abierto. Asimismo, la sonda integra un sistema de telemetría mediante red celular (GSM), compatible con tecnologías SIM900, 3G y 4G, el cual se emplea en áreas con cobertura terrestre, optimizando los costos de comunicación.</w:t>
       </w:r>
     </w:p>
     <w:p>
@@ -9191,21 +9072,10 @@
         <w:rPr>
           <w:rFonts w:cs="Arial"/>
         </w:rPr>
-        <w:t>&lt;&lt;</w:t>
-      </w:r>
-      <w:proofErr w:type="spellStart"/>
-      <w:r>
-        <w:rPr>
-          <w:rFonts w:cs="Arial"/>
-        </w:rPr>
-        <w:t>ref_</w:t>
-      </w:r>
-      <w:r>
-        <w:t>actividades_previas</w:t>
-      </w:r>
-      <w:proofErr w:type="spellEnd"/>
-      <w:r>
-        <w:t>&gt;&gt;</w:t>
+        <w:t>&lt;&lt;ref_</w:t>
+      </w:r>
+      <w:r>
+        <w:t>actividades_previas&gt;&gt;</w:t>
       </w:r>
       <w:r>
         <w:t>)</w:t>
@@ -9235,21 +9105,7 @@
         <w:rPr>
           <w:rFonts w:cs="Microsoft Sans Serif"/>
         </w:rPr>
-        <w:t>&lt;&lt;</w:t>
-      </w:r>
-      <w:proofErr w:type="spellStart"/>
-      <w:r>
-        <w:rPr>
-          <w:rFonts w:cs="Microsoft Sans Serif"/>
-        </w:rPr>
-        <w:t>fig_actividades_previas</w:t>
-      </w:r>
-      <w:proofErr w:type="spellEnd"/>
-      <w:r>
-        <w:rPr>
-          <w:rFonts w:cs="Microsoft Sans Serif"/>
-        </w:rPr>
-        <w:t>&gt;&gt;</w:t>
+        <w:t>&lt;&lt;fig_actividades_previas&gt;&gt;</w:t>
       </w:r>
     </w:p>
     <w:p>
@@ -9497,16 +9353,11 @@
         <w:t xml:space="preserve"> que estuvieron</w:t>
       </w:r>
       <w:r>
-        <w:t xml:space="preserve"> </w:t>
-      </w:r>
-      <w:proofErr w:type="spellStart"/>
-      <w:r>
-        <w:t>pre-armada</w:t>
+        <w:t xml:space="preserve"> pre-armada</w:t>
       </w:r>
       <w:r>
         <w:t>s</w:t>
       </w:r>
-      <w:proofErr w:type="spellEnd"/>
       <w:r>
         <w:t xml:space="preserve"> la</w:t>
       </w:r>
@@ -9611,15 +9462,7 @@
         <w:ind w:firstLine="360"/>
       </w:pPr>
       <w:r>
-        <w:t xml:space="preserve">En cuanto al sistema de telemetría, la sonda emplea tecnología satelital </w:t>
-      </w:r>
-      <w:proofErr w:type="spellStart"/>
-      <w:r>
-        <w:t>Globalstar</w:t>
-      </w:r>
-      <w:proofErr w:type="spellEnd"/>
-      <w:r>
-        <w:t>, basada en una constelación de satélites en órbita baja (LEO) que operan en banda L. Mediante servicios simplex de bajo consumo energético, se transmiten paquetes periódicos de información desde zonas remotas, lo que permite una comunicación confiable y con tiempos de transmisión reducidos. Este sistema resultó adecuado para plataformas autónomas y funcionó de manera exitosa durante las pruebas de 24 horas realizadas en el centro de operaciones del consorcio ASM-CICESE, donde los datos fueron recibidos de forma continua.</w:t>
+        <w:t>En cuanto al sistema de telemetría, la sonda emplea tecnología satelital Globalstar, basada en una constelación de satélites en órbita baja (LEO) que operan en banda L. Mediante servicios simplex de bajo consumo energético, se transmiten paquetes periódicos de información desde zonas remotas, lo que permite una comunicación confiable y con tiempos de transmisión reducidos. Este sistema resultó adecuado para plataformas autónomas y funcionó de manera exitosa durante las pruebas de 24 horas realizadas en el centro de operaciones del consorcio ASM-CICESE, donde los datos fueron recibidos de forma continua.</w:t>
       </w:r>
     </w:p>
     <w:p>
@@ -10178,15 +10021,7 @@
         <w:jc w:val="center"/>
       </w:pPr>
       <w:r>
-        <w:t>&lt;&lt;</w:t>
-      </w:r>
-      <w:proofErr w:type="spellStart"/>
-      <w:r>
-        <w:t>fig_mapa_de_despliegue</w:t>
-      </w:r>
-      <w:proofErr w:type="spellEnd"/>
-      <w:r>
-        <w:t>&gt;&gt;</w:t>
+        <w:t>&lt;&lt;fig_mapa_de_despliegue&gt;&gt;</w:t>
       </w:r>
     </w:p>
     <w:p>
@@ -10206,21 +10041,10 @@
         <w:rPr>
           <w:rFonts w:cs="Arial"/>
         </w:rPr>
-        <w:t>&lt;&lt;</w:t>
-      </w:r>
-      <w:proofErr w:type="spellStart"/>
-      <w:r>
-        <w:rPr>
-          <w:rFonts w:cs="Arial"/>
-        </w:rPr>
-        <w:t>ref_</w:t>
-      </w:r>
-      <w:r>
-        <w:t>ejecucion_de_la_campania</w:t>
-      </w:r>
-      <w:proofErr w:type="spellEnd"/>
-      <w:r>
-        <w:t xml:space="preserve">&gt;&gt; </w:t>
+        <w:t>&lt;&lt;ref_</w:t>
+      </w:r>
+      <w:r>
+        <w:t xml:space="preserve">ejecucion_de_la_campania&gt;&gt; </w:t>
       </w:r>
       <w:r>
         <w:rPr>
@@ -10260,26 +10084,16 @@
           <w:sz w:val="20"/>
           <w:szCs w:val="22"/>
         </w:rPr>
-        <w:t>&lt;&lt;</w:t>
-      </w:r>
-      <w:proofErr w:type="spellStart"/>
+        <w:t>&lt;&lt;fig_ejecucion_</w:t>
+      </w:r>
       <w:r>
         <w:rPr>
           <w:rFonts w:cs="Microsoft Sans Serif"/>
           <w:sz w:val="20"/>
           <w:szCs w:val="22"/>
         </w:rPr>
-        <w:t>fig_ejecucion_</w:t>
-      </w:r>
-      <w:r>
-        <w:rPr>
-          <w:rFonts w:cs="Microsoft Sans Serif"/>
-          <w:sz w:val="20"/>
-          <w:szCs w:val="22"/>
-        </w:rPr>
         <w:t>de_la_campania</w:t>
       </w:r>
-      <w:proofErr w:type="spellEnd"/>
       <w:r>
         <w:rPr>
           <w:rFonts w:cs="Microsoft Sans Serif"/>
@@ -10773,25 +10587,7 @@
                 <w:sz w:val="20"/>
                 <w:szCs w:val="20"/>
               </w:rPr>
-              <w:t>&lt;&lt;</w:t>
-            </w:r>
-            <w:proofErr w:type="spellStart"/>
-            <w:r>
-              <w:rPr>
-                <w:rFonts w:cs="Microsoft Sans Serif"/>
-                <w:sz w:val="20"/>
-                <w:szCs w:val="20"/>
-              </w:rPr>
-              <w:t>numero_de_serie_de_sonda</w:t>
-            </w:r>
-            <w:proofErr w:type="spellEnd"/>
-            <w:r>
-              <w:rPr>
-                <w:rFonts w:cs="Microsoft Sans Serif"/>
-                <w:sz w:val="20"/>
-                <w:szCs w:val="20"/>
-              </w:rPr>
-              <w:t>&gt;&gt;</w:t>
+              <w:t>&lt;&lt;numero_de_serie_de_sonda&gt;&gt;</w:t>
             </w:r>
           </w:p>
         </w:tc>
@@ -10818,25 +10614,7 @@
                 <w:sz w:val="20"/>
                 <w:szCs w:val="20"/>
               </w:rPr>
-              <w:t>&lt;&lt;</w:t>
-            </w:r>
-            <w:proofErr w:type="spellStart"/>
-            <w:r>
-              <w:rPr>
-                <w:rFonts w:cs="Microsoft Sans Serif"/>
-                <w:sz w:val="20"/>
-                <w:szCs w:val="20"/>
-              </w:rPr>
-              <w:t>lat_plan</w:t>
-            </w:r>
-            <w:proofErr w:type="spellEnd"/>
-            <w:r>
-              <w:rPr>
-                <w:rFonts w:cs="Microsoft Sans Serif"/>
-                <w:sz w:val="20"/>
-                <w:szCs w:val="20"/>
-              </w:rPr>
-              <w:t>&gt;&gt;</w:t>
+              <w:t>&lt;&lt;lat_plan&gt;&gt;</w:t>
             </w:r>
           </w:p>
         </w:tc>
@@ -10863,25 +10641,7 @@
                 <w:sz w:val="20"/>
                 <w:szCs w:val="20"/>
               </w:rPr>
-              <w:t>&lt;&lt;</w:t>
-            </w:r>
-            <w:proofErr w:type="spellStart"/>
-            <w:r>
-              <w:rPr>
-                <w:rFonts w:cs="Microsoft Sans Serif"/>
-                <w:sz w:val="20"/>
-                <w:szCs w:val="20"/>
-              </w:rPr>
-              <w:t>lon_plan</w:t>
-            </w:r>
-            <w:proofErr w:type="spellEnd"/>
-            <w:r>
-              <w:rPr>
-                <w:rFonts w:cs="Microsoft Sans Serif"/>
-                <w:sz w:val="20"/>
-                <w:szCs w:val="20"/>
-              </w:rPr>
-              <w:t>&gt;&gt;</w:t>
+              <w:t>&lt;&lt;lon_plan&gt;&gt;</w:t>
             </w:r>
           </w:p>
         </w:tc>
@@ -11469,25 +11229,7 @@
                 <w:sz w:val="20"/>
                 <w:szCs w:val="20"/>
               </w:rPr>
-              <w:t>&lt;&lt;</w:t>
-            </w:r>
-            <w:proofErr w:type="spellStart"/>
-            <w:r>
-              <w:rPr>
-                <w:rFonts w:cs="Microsoft Sans Serif"/>
-                <w:sz w:val="20"/>
-                <w:szCs w:val="20"/>
-              </w:rPr>
-              <w:t>numero_de_serie_de_sonda</w:t>
-            </w:r>
-            <w:proofErr w:type="spellEnd"/>
-            <w:r>
-              <w:rPr>
-                <w:rFonts w:cs="Microsoft Sans Serif"/>
-                <w:sz w:val="20"/>
-                <w:szCs w:val="20"/>
-              </w:rPr>
-              <w:t>&gt;&gt;</w:t>
+              <w:t>&lt;&lt;numero_de_serie_de_sonda&gt;&gt;</w:t>
             </w:r>
           </w:p>
         </w:tc>
@@ -11513,25 +11255,7 @@
                 <w:sz w:val="20"/>
                 <w:szCs w:val="20"/>
               </w:rPr>
-              <w:t>&lt;&lt;</w:t>
-            </w:r>
-            <w:proofErr w:type="spellStart"/>
-            <w:r>
-              <w:rPr>
-                <w:rFonts w:cs="Microsoft Sans Serif"/>
-                <w:sz w:val="20"/>
-                <w:szCs w:val="20"/>
-              </w:rPr>
-              <w:t>lat_maniobra</w:t>
-            </w:r>
-            <w:proofErr w:type="spellEnd"/>
-            <w:r>
-              <w:rPr>
-                <w:rFonts w:cs="Microsoft Sans Serif"/>
-                <w:sz w:val="20"/>
-                <w:szCs w:val="20"/>
-              </w:rPr>
-              <w:t>&gt;&gt;</w:t>
+              <w:t>&lt;&lt;lat_maniobra&gt;&gt;</w:t>
             </w:r>
           </w:p>
         </w:tc>
@@ -11557,25 +11281,7 @@
                 <w:sz w:val="20"/>
                 <w:szCs w:val="20"/>
               </w:rPr>
-              <w:t>&lt;&lt;</w:t>
-            </w:r>
-            <w:proofErr w:type="spellStart"/>
-            <w:r>
-              <w:rPr>
-                <w:rFonts w:cs="Microsoft Sans Serif"/>
-                <w:sz w:val="20"/>
-                <w:szCs w:val="20"/>
-              </w:rPr>
-              <w:t>lon_maniobra</w:t>
-            </w:r>
-            <w:proofErr w:type="spellEnd"/>
-            <w:r>
-              <w:rPr>
-                <w:rFonts w:cs="Microsoft Sans Serif"/>
-                <w:sz w:val="20"/>
-                <w:szCs w:val="20"/>
-              </w:rPr>
-              <w:t>&gt;&gt;</w:t>
+              <w:t>&lt;&lt;lon_maniobra&gt;&gt;</w:t>
             </w:r>
           </w:p>
         </w:tc>
@@ -11600,25 +11306,7 @@
                 <w:sz w:val="20"/>
                 <w:szCs w:val="20"/>
               </w:rPr>
-              <w:t>&lt;&lt;</w:t>
-            </w:r>
-            <w:proofErr w:type="spellStart"/>
-            <w:r>
-              <w:rPr>
-                <w:rFonts w:cs="Microsoft Sans Serif"/>
-                <w:sz w:val="20"/>
-                <w:szCs w:val="20"/>
-              </w:rPr>
-              <w:t>fecha_y_hora_de_maniobra</w:t>
-            </w:r>
-            <w:proofErr w:type="spellEnd"/>
-            <w:r>
-              <w:rPr>
-                <w:rFonts w:cs="Microsoft Sans Serif"/>
-                <w:sz w:val="20"/>
-                <w:szCs w:val="20"/>
-              </w:rPr>
-              <w:t>&gt;&gt;</w:t>
+              <w:t>&lt;&lt;fecha_y_hora_de_maniobra&gt;&gt;</w:t>
             </w:r>
           </w:p>
         </w:tc>
@@ -11946,25 +11634,7 @@
                 <w:sz w:val="20"/>
                 <w:szCs w:val="20"/>
               </w:rPr>
-              <w:t>&lt;&lt;</w:t>
-            </w:r>
-            <w:proofErr w:type="spellStart"/>
-            <w:r>
-              <w:rPr>
-                <w:rFonts w:cs="Microsoft Sans Serif"/>
-                <w:sz w:val="20"/>
-                <w:szCs w:val="20"/>
-              </w:rPr>
-              <w:t>numero_de_serie_de_sonda</w:t>
-            </w:r>
-            <w:proofErr w:type="spellEnd"/>
-            <w:r>
-              <w:rPr>
-                <w:rFonts w:cs="Microsoft Sans Serif"/>
-                <w:sz w:val="20"/>
-                <w:szCs w:val="20"/>
-              </w:rPr>
-              <w:t>&gt;&gt;</w:t>
+              <w:t>&lt;&lt;numero_de_serie_de_sonda&gt;&gt;</w:t>
             </w:r>
           </w:p>
         </w:tc>
@@ -12047,7 +11717,6 @@
               </w:rPr>
               <w:t>&lt;&lt;</w:t>
             </w:r>
-            <w:proofErr w:type="spellStart"/>
             <w:r>
               <w:rPr>
                 <w:rFonts w:cs="Microsoft Sans Serif"/>
@@ -12057,7 +11726,6 @@
               </w:rPr>
               <w:t>ns_equipo</w:t>
             </w:r>
-            <w:proofErr w:type="spellEnd"/>
             <w:r>
               <w:rPr>
                 <w:rFonts w:cs="Microsoft Sans Serif"/>
@@ -12857,11 +12525,9 @@
       <w:r>
         <w:t>&lt;&lt;</w:t>
       </w:r>
-      <w:proofErr w:type="spellStart"/>
       <w:r>
         <w:t>ref_esquema_de_sonda</w:t>
       </w:r>
-      <w:proofErr w:type="spellEnd"/>
       <w:r>
         <w:t xml:space="preserve">&gt;&gt; </w:t>
       </w:r>
@@ -12881,21 +12547,13 @@
       </w:pPr>
       <w:bookmarkStart w:id="105" w:name="_Ref224117752"/>
       <w:r>
-        <w:t>&lt;&lt;</w:t>
-      </w:r>
-      <w:proofErr w:type="spellStart"/>
-      <w:r>
-        <w:t>fig_</w:t>
+        <w:t>&lt;&lt;fig_</w:t>
       </w:r>
       <w:r>
         <w:t>esquema</w:t>
       </w:r>
       <w:r>
-        <w:t>_de_sonda</w:t>
-      </w:r>
-      <w:proofErr w:type="spellEnd"/>
-      <w:r>
-        <w:t>&gt;&gt;</w:t>
+        <w:t>_de_sonda&gt;&gt;</w:t>
       </w:r>
       <w:bookmarkEnd w:id="105"/>
     </w:p>
@@ -13402,72 +13060,47 @@
         <w:rPr>
           <w:rFonts w:cs="Arial"/>
         </w:rPr>
-        <w:t>&lt;&lt;</w:t>
-      </w:r>
-      <w:proofErr w:type="spellStart"/>
+        <w:t>&lt;&lt;ref_pruebas_</w:t>
+      </w:r>
       <w:r>
         <w:rPr>
           <w:rFonts w:cs="Arial"/>
         </w:rPr>
-        <w:t>ref_pruebas_</w:t>
+        <w:t>baterias</w:t>
       </w:r>
       <w:r>
         <w:rPr>
           <w:rFonts w:cs="Arial"/>
         </w:rPr>
-        <w:t>baterias</w:t>
-      </w:r>
-      <w:proofErr w:type="spellEnd"/>
+        <w:t>&gt;&gt;</w:t>
+      </w:r>
       <w:r>
         <w:rPr>
           <w:rFonts w:cs="Arial"/>
         </w:rPr>
-        <w:t>&gt;&gt;</w:t>
+        <w:t>)</w:t>
       </w:r>
       <w:r>
         <w:rPr>
           <w:rFonts w:cs="Arial"/>
         </w:rPr>
-        <w:t>)</w:t>
+        <w:t xml:space="preserve">, y los mapas de las posiciones </w:t>
       </w:r>
       <w:r>
         <w:rPr>
           <w:rFonts w:cs="Arial"/>
         </w:rPr>
-        <w:t xml:space="preserve">, y los mapas de las posiciones </w:t>
+        <w:t>transmitidas (</w:t>
       </w:r>
       <w:r>
         <w:rPr>
           <w:rFonts w:cs="Arial"/>
         </w:rPr>
-        <w:t>transmitidas (</w:t>
-      </w:r>
-      <w:r>
-        <w:rPr>
-          <w:rFonts w:cs="Arial"/>
-        </w:rPr>
-        <w:t>&lt;&lt;</w:t>
-      </w:r>
-      <w:proofErr w:type="spellStart"/>
-      <w:r>
-        <w:rPr>
-          <w:rFonts w:cs="Arial"/>
-        </w:rPr>
-        <w:t>ref_ubicac</w:t>
-      </w:r>
-      <w:r>
-        <w:rPr>
-          <w:rFonts w:cs="Arial"/>
-        </w:rPr>
-        <w:t>i</w:t>
-      </w:r>
-      <w:r>
-        <w:rPr>
-          <w:rFonts w:cs="Arial"/>
-        </w:rPr>
-        <w:t>on_durante_pruebas</w:t>
-      </w:r>
-      <w:proofErr w:type="spellEnd"/>
+        <w:t>&lt;&lt;ref_</w:t>
+      </w:r>
+      <w:r>
+        <w:t>ubicacion_durante_pruebas</w:t>
+      </w:r>
       <w:r>
         <w:rPr>
           <w:rFonts w:cs="Arial"/>
@@ -13509,7 +13142,19 @@
         <w:rPr>
           <w:noProof/>
         </w:rPr>
-        <w:t>&lt;&lt;fig_pruebas_baterias&gt;&gt;</w:t>
+        <w:t>&lt;&lt;</w:t>
+      </w:r>
+      <w:r>
+        <w:rPr>
+          <w:noProof/>
+        </w:rPr>
+        <w:t>fig_pruebas_baterias</w:t>
+      </w:r>
+      <w:r>
+        <w:rPr>
+          <w:noProof/>
+        </w:rPr>
+        <w:t>&gt;&gt;</w:t>
       </w:r>
     </w:p>
     <w:p>
@@ -13520,11 +13165,12 @@
       <w:r>
         <w:t>&lt;&lt;</w:t>
       </w:r>
-      <w:proofErr w:type="spellStart"/>
-      <w:r>
-        <w:t>fig_ubicacion_durante_pruebas</w:t>
-      </w:r>
-      <w:proofErr w:type="spellEnd"/>
+      <w:r>
+        <w:t>fi</w:t>
+      </w:r>
+      <w:r>
+        <w:t>g_ubicacion_durante_pruebas</w:t>
+      </w:r>
       <w:r>
         <w:t>&gt;&gt;</w:t>
       </w:r>
@@ -13535,15 +13181,7 @@
         <w:jc w:val="center"/>
       </w:pPr>
       <w:r>
-        <w:t>&lt;&lt;</w:t>
-      </w:r>
-      <w:proofErr w:type="spellStart"/>
-      <w:r>
-        <w:t>ref_ubicacion_durante_pruebas</w:t>
-      </w:r>
-      <w:proofErr w:type="spellEnd"/>
-      <w:r>
-        <w:t xml:space="preserve">&gt;&gt;. </w:t>
+        <w:t xml:space="preserve">&lt;&lt;ref_ubicacion_durante_pruebas&gt;&gt;. </w:t>
       </w:r>
       <w:r>
         <w:t>Mapa con la información de las primeras 24 horas de transmisión de la</w:t>
@@ -13554,12 +13192,6 @@
       <w:r>
         <w:t>.</w:t>
       </w:r>
-    </w:p>
-    <w:p>
-      <w:pPr>
-        <w:spacing w:line="240" w:lineRule="auto"/>
-        <w:jc w:val="center"/>
-      </w:pPr>
     </w:p>
     <w:p>
       <w:pPr>
@@ -13720,7 +13352,6 @@
         </w:rPr>
         <w:t>&lt;&lt;</w:t>
       </w:r>
-      <w:proofErr w:type="spellStart"/>
       <w:r>
         <w:rPr>
           <w:b/>
@@ -13729,7 +13360,6 @@
         </w:rPr>
         <w:t>orden_de_servicio</w:t>
       </w:r>
-      <w:proofErr w:type="spellEnd"/>
       <w:r>
         <w:rPr>
           <w:b/>
@@ -14726,33 +14356,19 @@
         <w:rPr>
           <w:rFonts w:ascii="Microsoft Sans Serif" w:hAnsi="Microsoft Sans Serif" w:cs="Microsoft Sans Serif"/>
         </w:rPr>
-        <w:t>&lt;&lt;</w:t>
-      </w:r>
-      <w:proofErr w:type="spellStart"/>
+        <w:t>&lt;&lt;fig_pruebas_</w:t>
+      </w:r>
       <w:r>
         <w:rPr>
           <w:rFonts w:ascii="Microsoft Sans Serif" w:hAnsi="Microsoft Sans Serif" w:cs="Microsoft Sans Serif"/>
         </w:rPr>
-        <w:t>fig_pruebas_</w:t>
+        <w:t>de_</w:t>
       </w:r>
       <w:r>
         <w:rPr>
           <w:rFonts w:ascii="Microsoft Sans Serif" w:hAnsi="Microsoft Sans Serif" w:cs="Microsoft Sans Serif"/>
         </w:rPr>
-        <w:t>de_</w:t>
-      </w:r>
-      <w:r>
-        <w:rPr>
-          <w:rFonts w:ascii="Microsoft Sans Serif" w:hAnsi="Microsoft Sans Serif" w:cs="Microsoft Sans Serif"/>
-        </w:rPr>
-        <w:t>transmision</w:t>
-      </w:r>
-      <w:proofErr w:type="spellEnd"/>
-      <w:r>
-        <w:rPr>
-          <w:rFonts w:ascii="Microsoft Sans Serif" w:hAnsi="Microsoft Sans Serif" w:cs="Microsoft Sans Serif"/>
-        </w:rPr>
-        <w:t>&gt;&gt;</w:t>
+        <w:t>transmision&gt;&gt;</w:t>
       </w:r>
     </w:p>
     <w:p>
@@ -14828,43 +14444,7 @@
           <w:rFonts w:ascii="Microsoft Sans Serif" w:hAnsi="Microsoft Sans Serif" w:cs="Microsoft Sans Serif"/>
           <w:vertAlign w:val="baseline"/>
         </w:rPr>
-        <w:t xml:space="preserve"> estampa de tiempo en formato </w:t>
-      </w:r>
-      <w:proofErr w:type="spellStart"/>
-      <w:r>
-        <w:rPr>
-          <w:rStyle w:val="Caracteresdenotaalpie"/>
-          <w:rFonts w:ascii="Microsoft Sans Serif" w:hAnsi="Microsoft Sans Serif" w:cs="Microsoft Sans Serif"/>
-          <w:vertAlign w:val="baseline"/>
-        </w:rPr>
-        <w:t>YYYY-MM-DD-THH:</w:t>
-      </w:r>
-      <w:proofErr w:type="gramStart"/>
-      <w:r>
-        <w:rPr>
-          <w:rStyle w:val="Caracteresdenotaalpie"/>
-          <w:rFonts w:ascii="Microsoft Sans Serif" w:hAnsi="Microsoft Sans Serif" w:cs="Microsoft Sans Serif"/>
-          <w:vertAlign w:val="baseline"/>
-        </w:rPr>
-        <w:t>mm:ss</w:t>
-      </w:r>
-      <w:proofErr w:type="gramEnd"/>
-      <w:r>
-        <w:rPr>
-          <w:rStyle w:val="Caracteresdenotaalpie"/>
-          <w:rFonts w:ascii="Microsoft Sans Serif" w:hAnsi="Microsoft Sans Serif" w:cs="Microsoft Sans Serif"/>
-          <w:vertAlign w:val="baseline"/>
-        </w:rPr>
-        <w:t>.sssz</w:t>
-      </w:r>
-      <w:proofErr w:type="spellEnd"/>
-      <w:r>
-        <w:rPr>
-          <w:rStyle w:val="Caracteresdenotaalpie"/>
-          <w:rFonts w:ascii="Microsoft Sans Serif" w:hAnsi="Microsoft Sans Serif" w:cs="Microsoft Sans Serif"/>
-          <w:vertAlign w:val="baseline"/>
-        </w:rPr>
-        <w:t>.</w:t>
+        <w:t xml:space="preserve"> estampa de tiempo en formato YYYY-MM-DD-THH:mm:ss.sssz.</w:t>
       </w:r>
     </w:p>
     <w:p>
@@ -15005,23 +14585,13 @@
           <w:vertAlign w:val="baseline"/>
         </w:rPr>
       </w:pPr>
-      <w:proofErr w:type="spellStart"/>
       <w:r>
         <w:rPr>
           <w:rStyle w:val="Caracteresdenotaalpie"/>
           <w:rFonts w:ascii="Microsoft Sans Serif" w:hAnsi="Microsoft Sans Serif" w:cs="Microsoft Sans Serif"/>
           <w:vertAlign w:val="baseline"/>
         </w:rPr>
-        <w:t>Direction</w:t>
-      </w:r>
-      <w:proofErr w:type="spellEnd"/>
-      <w:r>
-        <w:rPr>
-          <w:rStyle w:val="Caracteresdenotaalpie"/>
-          <w:rFonts w:ascii="Microsoft Sans Serif" w:hAnsi="Microsoft Sans Serif" w:cs="Microsoft Sans Serif"/>
-          <w:vertAlign w:val="baseline"/>
-        </w:rPr>
-        <w:t>:</w:t>
+        <w:t>Direction:</w:t>
       </w:r>
       <w:r>
         <w:rPr>
@@ -15046,7 +14616,6 @@
           <w:vertAlign w:val="baseline"/>
         </w:rPr>
       </w:pPr>
-      <w:proofErr w:type="spellStart"/>
       <w:r>
         <w:rPr>
           <w:rStyle w:val="Caracteresdenotaalpie"/>
@@ -15055,7 +14624,6 @@
         </w:rPr>
         <w:t>Direction_gen</w:t>
       </w:r>
-      <w:proofErr w:type="spellEnd"/>
       <w:r>
         <w:rPr>
           <w:rStyle w:val="Caracteresdenotaalpie"/>
@@ -15118,7 +14686,6 @@
           <w:vertAlign w:val="baseline"/>
         </w:rPr>
       </w:pPr>
-      <w:proofErr w:type="spellStart"/>
       <w:r>
         <w:rPr>
           <w:rStyle w:val="Caracteresdenotaalpie"/>
@@ -15127,7 +14694,6 @@
         </w:rPr>
         <w:t>Temp_s</w:t>
       </w:r>
-      <w:proofErr w:type="spellEnd"/>
       <w:r>
         <w:rPr>
           <w:rStyle w:val="Caracteresdenotaalpie"/>
@@ -15151,7 +14717,6 @@
           <w:vertAlign w:val="baseline"/>
         </w:rPr>
       </w:pPr>
-      <w:proofErr w:type="spellStart"/>
       <w:r>
         <w:rPr>
           <w:rStyle w:val="Caracteresdenotaalpie"/>
@@ -15160,7 +14725,6 @@
         </w:rPr>
         <w:t>Acc_x</w:t>
       </w:r>
-      <w:proofErr w:type="spellEnd"/>
       <w:r>
         <w:rPr>
           <w:rStyle w:val="Caracteresdenotaalpie"/>
@@ -15199,7 +14763,6 @@
           <w:vertAlign w:val="baseline"/>
         </w:rPr>
       </w:pPr>
-      <w:proofErr w:type="spellStart"/>
       <w:r>
         <w:rPr>
           <w:rStyle w:val="Caracteresdenotaalpie"/>
@@ -15208,7 +14771,6 @@
         </w:rPr>
         <w:t>Acc_y</w:t>
       </w:r>
-      <w:proofErr w:type="spellEnd"/>
       <w:r>
         <w:rPr>
           <w:rStyle w:val="Caracteresdenotaalpie"/>
@@ -15247,7 +14809,6 @@
           <w:vertAlign w:val="baseline"/>
         </w:rPr>
       </w:pPr>
-      <w:proofErr w:type="spellStart"/>
       <w:r>
         <w:rPr>
           <w:rStyle w:val="Caracteresdenotaalpie"/>
@@ -15256,7 +14817,6 @@
         </w:rPr>
         <w:t>Acc_z</w:t>
       </w:r>
-      <w:proofErr w:type="spellEnd"/>
       <w:r>
         <w:rPr>
           <w:rStyle w:val="Caracteresdenotaalpie"/>
@@ -15459,23 +15019,7 @@
           <w:rFonts w:ascii="Microsoft Sans Serif" w:hAnsi="Microsoft Sans Serif" w:cs="Microsoft Sans Serif"/>
           <w:szCs w:val="22"/>
         </w:rPr>
-        <w:t>&lt;&lt;</w:t>
-      </w:r>
-      <w:proofErr w:type="spellStart"/>
-      <w:r>
-        <w:rPr>
-          <w:rFonts w:ascii="Microsoft Sans Serif" w:hAnsi="Microsoft Sans Serif" w:cs="Microsoft Sans Serif"/>
-          <w:szCs w:val="22"/>
-        </w:rPr>
-        <w:t>fig_anexo_fotografico</w:t>
-      </w:r>
-      <w:proofErr w:type="spellEnd"/>
-      <w:r>
-        <w:rPr>
-          <w:rFonts w:ascii="Microsoft Sans Serif" w:hAnsi="Microsoft Sans Serif" w:cs="Microsoft Sans Serif"/>
-          <w:szCs w:val="22"/>
-        </w:rPr>
-        <w:t>&gt;&gt;</w:t>
+        <w:t>&lt;&lt;fig_anexo_fotografico&gt;&gt;</w:t>
       </w:r>
     </w:p>
     <w:sectPr>
@@ -23745,6 +23289,7 @@
   <w:style w:type="character" w:default="1" w:styleId="Fuentedeprrafopredeter">
     <w:name w:val="Default Paragraph Font"/>
     <w:uiPriority w:val="1"/>
+    <w:semiHidden/>
     <w:unhideWhenUsed/>
   </w:style>
   <w:style w:type="table" w:default="1" w:styleId="Tablanormal">

--- a/crear_documentos/services/doc_101/plantilla.docx
+++ b/crear_documentos/services/doc_101/plantilla.docx
@@ -364,7 +364,15 @@
               <w:t>PEMEX-ASM-CICESE-658225821-</w:t>
             </w:r>
             <w:r>
-              <w:t>&lt;&lt;orden_de_servicio&gt;&gt;</w:t>
+              <w:t>&lt;&lt;</w:t>
+            </w:r>
+            <w:proofErr w:type="spellStart"/>
+            <w:r>
+              <w:t>orden_de_servicio</w:t>
+            </w:r>
+            <w:proofErr w:type="spellEnd"/>
+            <w:r>
+              <w:t>&gt;&gt;</w:t>
             </w:r>
           </w:p>
         </w:tc>
@@ -5938,7 +5946,23 @@
         <w:t>Servicio de Medición y Análisis Metoceánicos del Golfo de México”</w:t>
       </w:r>
       <w:r>
-        <w:t xml:space="preserve"> inició en 2007 con un enfoque orientado al monitoreo de aguas profundas e intermedias, regiones en las que la información metoceánica disponible era limitada o inexistente, como en las áreas de Perdido y Lakach. Posteriormente, el alcance del proyecto se amplió para incluir el monitoreo en aguas someras, sin descuidar las regiones profundas, incorporando además un enfoque más operativo. Una etapa adicional relevante se presentó cuando el proyecto se adaptó para atender nuevas áreas donde PEMEX tenía asignaciones directas para exploración y producción y/o donde compartía algún tipo de asociación con alguna otra empresa (por citar un ejemplo, Trión). Para la etapa 2024-2025, a solicitud de PEMEX, el proyecto se enfocó a la disponibilidad inmediata de información </w:t>
+        <w:t xml:space="preserve"> inició en 2007 con un enfoque orientado al monitoreo de aguas profundas e intermedias, regiones en las que la información metoceánica disponible era limitada o inexistente, como en las áreas de Perdido y </w:t>
+      </w:r>
+      <w:proofErr w:type="spellStart"/>
+      <w:r>
+        <w:t>Lakach</w:t>
+      </w:r>
+      <w:proofErr w:type="spellEnd"/>
+      <w:r>
+        <w:t xml:space="preserve">. Posteriormente, el alcance del proyecto se amplió para incluir el monitoreo en aguas someras, sin descuidar las regiones profundas, incorporando además un enfoque más operativo. Una etapa adicional relevante se presentó cuando el proyecto se adaptó para atender nuevas áreas donde PEMEX tenía asignaciones directas para exploración y producción y/o donde compartía algún tipo de asociación con alguna otra empresa (por citar un ejemplo, </w:t>
+      </w:r>
+      <w:proofErr w:type="spellStart"/>
+      <w:r>
+        <w:t>Trión</w:t>
+      </w:r>
+      <w:proofErr w:type="spellEnd"/>
+      <w:r>
+        <w:t xml:space="preserve">). Para la etapa 2024-2025, a solicitud de PEMEX, el proyecto se enfocó a la disponibilidad inmediata de información </w:t>
       </w:r>
       <w:r>
         <w:lastRenderedPageBreak/>
@@ -6064,16 +6088,40 @@
         <w:ind w:firstLine="360"/>
       </w:pPr>
       <w:r>
-        <w:t>Este reporte describe y enumera las actividades realizadas por el consorcio All Solutions de México S. A. de C. V. (en lo sucesivo ASM) y el Centro de Investigación Científica y Educación Superior de Ensenada (en lo sucesivo CICESE) para la preparación, movilización y finalmente el</w:t>
-      </w:r>
+        <w:t xml:space="preserve">Este reporte describe y enumera las actividades realizadas por el consorcio </w:t>
+      </w:r>
+      <w:proofErr w:type="spellStart"/>
+      <w:r>
+        <w:t>All</w:t>
+      </w:r>
+      <w:proofErr w:type="spellEnd"/>
       <w:r>
         <w:t xml:space="preserve"> </w:t>
       </w:r>
+      <w:proofErr w:type="spellStart"/>
+      <w:r>
+        <w:t>Solutions</w:t>
+      </w:r>
+      <w:proofErr w:type="spellEnd"/>
+      <w:r>
+        <w:t xml:space="preserve"> de México S. A. de C. V. (en lo sucesivo ASM) y el Centro de Investigación Científica y Educación Superior de Ensenada (en lo sucesivo CICESE) para la preparación, movilización y finalmente el</w:t>
+      </w:r>
+      <w:r>
+        <w:t xml:space="preserve"> </w:t>
+      </w:r>
       <w:r>
         <w:t>despliegue satisfactorio de sondas oceanográficas; dando cumplimiento así al compromiso establecido en la sección 10.1 del contrato No. 658225821 “Reporte del protocolo de liberación de las sondas oceanográficas y transmisión de datos.” y específicamente a la Orden de Servicio PEMEX-ASM-CICESE-658225821-</w:t>
       </w:r>
       <w:r>
-        <w:t>&lt;&lt;orden_de_servicio&gt;&gt;</w:t>
+        <w:t>&lt;&lt;</w:t>
+      </w:r>
+      <w:proofErr w:type="spellStart"/>
+      <w:r>
+        <w:t>orden_de_servicio</w:t>
+      </w:r>
+      <w:proofErr w:type="spellEnd"/>
+      <w:r>
+        <w:t>&gt;&gt;</w:t>
       </w:r>
       <w:r>
         <w:t>.</w:t>
@@ -7410,12 +7458,20 @@
         <w:rPr>
           <w:rFonts w:cs="Arial"/>
         </w:rPr>
-        <w:t>La draga de arrastre sub-superficial</w:t>
-      </w:r>
+        <w:t xml:space="preserve">La draga de arrastre </w:t>
+      </w:r>
+      <w:proofErr w:type="spellStart"/>
       <w:r>
         <w:rPr>
           <w:rFonts w:cs="Arial"/>
         </w:rPr>
+        <w:t>sub-superficial</w:t>
+      </w:r>
+      <w:proofErr w:type="spellEnd"/>
+      <w:r>
+        <w:rPr>
+          <w:rFonts w:cs="Arial"/>
+        </w:rPr>
         <w:t xml:space="preserve"> </w:t>
       </w:r>
       <w:r>
@@ -7437,13 +7493,7 @@
         <w:rPr>
           <w:rFonts w:cs="Arial"/>
         </w:rPr>
-        <w:t>&gt;&gt;)</w:t>
-      </w:r>
-      <w:r>
-        <w:rPr>
-          <w:rFonts w:cs="Arial"/>
-        </w:rPr>
-        <w:t xml:space="preserve"> </w:t>
+        <w:t xml:space="preserve">&gt;&gt;) </w:t>
       </w:r>
       <w:r>
         <w:rPr>
@@ -7627,7 +7677,21 @@
         <w:rPr>
           <w:rFonts w:cs="Arial"/>
         </w:rPr>
-        <w:t>Dentro del compartimiento interior de la sonda se resguarda un microcontrolador de 32 bits Cortex de 48 MHz</w:t>
+        <w:t xml:space="preserve">Dentro del compartimiento interior de la sonda se resguarda un microcontrolador de 32 bits </w:t>
+      </w:r>
+      <w:proofErr w:type="spellStart"/>
+      <w:r>
+        <w:rPr>
+          <w:rFonts w:cs="Arial"/>
+        </w:rPr>
+        <w:t>Cortex</w:t>
+      </w:r>
+      <w:proofErr w:type="spellEnd"/>
+      <w:r>
+        <w:rPr>
+          <w:rFonts w:cs="Arial"/>
+        </w:rPr>
+        <w:t xml:space="preserve"> de 48 MHz</w:t>
       </w:r>
       <w:r>
         <w:rPr>
@@ -7941,12 +8005,26 @@
         <w:rPr>
           <w:rFonts w:cs="Arial"/>
         </w:rPr>
-        <w:t>La sonda oceanográfica incorpora un sistema redundante de posicionamiento global basado en receptores GNSS multiconstelación, que integran los sistemas GPS</w:t>
-      </w:r>
+        <w:t xml:space="preserve">La sonda oceanográfica incorpora un sistema redundante de posicionamiento global basado en receptores GNSS </w:t>
+      </w:r>
+      <w:proofErr w:type="spellStart"/>
       <w:r>
         <w:rPr>
           <w:rFonts w:cs="Arial"/>
         </w:rPr>
+        <w:t>multiconstelación</w:t>
+      </w:r>
+      <w:proofErr w:type="spellEnd"/>
+      <w:r>
+        <w:rPr>
+          <w:rFonts w:cs="Arial"/>
+        </w:rPr>
+        <w:t>, que integran los sistemas GPS</w:t>
+      </w:r>
+      <w:r>
+        <w:rPr>
+          <w:rFonts w:cs="Arial"/>
+        </w:rPr>
         <w:t xml:space="preserve"> (</w:t>
       </w:r>
       <w:r>
@@ -7968,19 +8046,75 @@
         <w:rPr>
           <w:rFonts w:cs="Arial"/>
         </w:rPr>
-        <w:t xml:space="preserve">, GLONASS, BeiDou y Galileo, así como correcciones mediante sistemas SBAS, como WAAS, lo que permite alcanzar una precisión inferior a 3 m el 90 % del tiempo, con una tasa de muestreo </w:t>
-      </w:r>
+        <w:t xml:space="preserve">, GLONASS, </w:t>
+      </w:r>
+      <w:proofErr w:type="spellStart"/>
       <w:r>
         <w:rPr>
           <w:rFonts w:cs="Arial"/>
         </w:rPr>
+        <w:t>BeiDou</w:t>
+      </w:r>
+      <w:proofErr w:type="spellEnd"/>
+      <w:r>
+        <w:rPr>
+          <w:rFonts w:cs="Arial"/>
+        </w:rPr>
+        <w:t xml:space="preserve"> y Galileo, así como correcciones mediante sistemas SBAS, como WAAS, lo que permite alcanzar una precisión inferior a 3 m el 90 % del tiempo, con una tasa de muestreo </w:t>
+      </w:r>
+      <w:r>
+        <w:rPr>
+          <w:rFonts w:cs="Arial"/>
+        </w:rPr>
         <w:t>mínima</w:t>
       </w:r>
       <w:r>
         <w:rPr>
           <w:rFonts w:cs="Arial"/>
         </w:rPr>
-        <w:t xml:space="preserve"> 10 Hz. Adicionalmente, cuenta con un sistema de telemetría satelital, compatible con redes Iridium, GlobalStar o IsatData Pro, que permite la transmisión de datos en tiempo real en zonas de mar abierto. Asimismo, la sonda integra un sistema de telemetría mediante red celular (GSM), compatible con tecnologías SIM900, 3G y 4G, el cual se emplea en áreas con cobertura terrestre, optimizando los costos de comunicación.</w:t>
+        <w:t xml:space="preserve"> 10 Hz. Adicionalmente, cuenta con un sistema de telemetría satelital, compatible con redes </w:t>
+      </w:r>
+      <w:proofErr w:type="spellStart"/>
+      <w:r>
+        <w:rPr>
+          <w:rFonts w:cs="Arial"/>
+        </w:rPr>
+        <w:t>Iridium</w:t>
+      </w:r>
+      <w:proofErr w:type="spellEnd"/>
+      <w:r>
+        <w:rPr>
+          <w:rFonts w:cs="Arial"/>
+        </w:rPr>
+        <w:t xml:space="preserve">, </w:t>
+      </w:r>
+      <w:proofErr w:type="spellStart"/>
+      <w:r>
+        <w:rPr>
+          <w:rFonts w:cs="Arial"/>
+        </w:rPr>
+        <w:t>GlobalStar</w:t>
+      </w:r>
+      <w:proofErr w:type="spellEnd"/>
+      <w:r>
+        <w:rPr>
+          <w:rFonts w:cs="Arial"/>
+        </w:rPr>
+        <w:t xml:space="preserve"> o </w:t>
+      </w:r>
+      <w:proofErr w:type="spellStart"/>
+      <w:r>
+        <w:rPr>
+          <w:rFonts w:cs="Arial"/>
+        </w:rPr>
+        <w:t>IsatData</w:t>
+      </w:r>
+      <w:proofErr w:type="spellEnd"/>
+      <w:r>
+        <w:rPr>
+          <w:rFonts w:cs="Arial"/>
+        </w:rPr>
+        <w:t xml:space="preserve"> Pro, que permite la transmisión de datos en tiempo real en zonas de mar abierto. Asimismo, la sonda integra un sistema de telemetría mediante red celular (GSM), compatible con tecnologías SIM900, 3G y 4G, el cual se emplea en áreas con cobertura terrestre, optimizando los costos de comunicación.</w:t>
       </w:r>
     </w:p>
     <w:p>
@@ -9072,10 +9206,21 @@
         <w:rPr>
           <w:rFonts w:cs="Arial"/>
         </w:rPr>
-        <w:t>&lt;&lt;ref_</w:t>
-      </w:r>
-      <w:r>
-        <w:t>actividades_previas&gt;&gt;</w:t>
+        <w:t>&lt;&lt;</w:t>
+      </w:r>
+      <w:proofErr w:type="spellStart"/>
+      <w:r>
+        <w:rPr>
+          <w:rFonts w:cs="Arial"/>
+        </w:rPr>
+        <w:t>ref_</w:t>
+      </w:r>
+      <w:r>
+        <w:t>actividades_previas</w:t>
+      </w:r>
+      <w:proofErr w:type="spellEnd"/>
+      <w:r>
+        <w:t>&gt;&gt;</w:t>
       </w:r>
       <w:r>
         <w:t>)</w:t>
@@ -9105,7 +9250,21 @@
         <w:rPr>
           <w:rFonts w:cs="Microsoft Sans Serif"/>
         </w:rPr>
-        <w:t>&lt;&lt;fig_actividades_previas&gt;&gt;</w:t>
+        <w:t>&lt;&lt;</w:t>
+      </w:r>
+      <w:proofErr w:type="spellStart"/>
+      <w:r>
+        <w:rPr>
+          <w:rFonts w:cs="Microsoft Sans Serif"/>
+        </w:rPr>
+        <w:t>fig_actividades_previas</w:t>
+      </w:r>
+      <w:proofErr w:type="spellEnd"/>
+      <w:r>
+        <w:rPr>
+          <w:rFonts w:cs="Microsoft Sans Serif"/>
+        </w:rPr>
+        <w:t>&gt;&gt;</w:t>
       </w:r>
     </w:p>
     <w:p>
@@ -9353,11 +9512,16 @@
         <w:t xml:space="preserve"> que estuvieron</w:t>
       </w:r>
       <w:r>
-        <w:t xml:space="preserve"> pre-armada</w:t>
+        <w:t xml:space="preserve"> </w:t>
+      </w:r>
+      <w:proofErr w:type="spellStart"/>
+      <w:r>
+        <w:t>pre-armada</w:t>
       </w:r>
       <w:r>
         <w:t>s</w:t>
       </w:r>
+      <w:proofErr w:type="spellEnd"/>
       <w:r>
         <w:t xml:space="preserve"> la</w:t>
       </w:r>
@@ -9462,7 +9626,15 @@
         <w:ind w:firstLine="360"/>
       </w:pPr>
       <w:r>
-        <w:t>En cuanto al sistema de telemetría, la sonda emplea tecnología satelital Globalstar, basada en una constelación de satélites en órbita baja (LEO) que operan en banda L. Mediante servicios simplex de bajo consumo energético, se transmiten paquetes periódicos de información desde zonas remotas, lo que permite una comunicación confiable y con tiempos de transmisión reducidos. Este sistema resultó adecuado para plataformas autónomas y funcionó de manera exitosa durante las pruebas de 24 horas realizadas en el centro de operaciones del consorcio ASM-CICESE, donde los datos fueron recibidos de forma continua.</w:t>
+        <w:t xml:space="preserve">En cuanto al sistema de telemetría, la sonda emplea tecnología satelital </w:t>
+      </w:r>
+      <w:proofErr w:type="spellStart"/>
+      <w:r>
+        <w:t>Globalstar</w:t>
+      </w:r>
+      <w:proofErr w:type="spellEnd"/>
+      <w:r>
+        <w:t>, basada en una constelación de satélites en órbita baja (LEO) que operan en banda L. Mediante servicios simplex de bajo consumo energético, se transmiten paquetes periódicos de información desde zonas remotas, lo que permite una comunicación confiable y con tiempos de transmisión reducidos. Este sistema resultó adecuado para plataformas autónomas y funcionó de manera exitosa durante las pruebas de 24 horas realizadas en el centro de operaciones del consorcio ASM-CICESE, donde los datos fueron recibidos de forma continua.</w:t>
       </w:r>
     </w:p>
     <w:p>
@@ -10021,7 +10193,15 @@
         <w:jc w:val="center"/>
       </w:pPr>
       <w:r>
-        <w:t>&lt;&lt;fig_mapa_de_despliegue&gt;&gt;</w:t>
+        <w:t>&lt;&lt;</w:t>
+      </w:r>
+      <w:proofErr w:type="spellStart"/>
+      <w:r>
+        <w:t>fig_mapa_de_despliegue</w:t>
+      </w:r>
+      <w:proofErr w:type="spellEnd"/>
+      <w:r>
+        <w:t>&gt;&gt;</w:t>
       </w:r>
     </w:p>
     <w:p>
@@ -10041,10 +10221,21 @@
         <w:rPr>
           <w:rFonts w:cs="Arial"/>
         </w:rPr>
-        <w:t>&lt;&lt;ref_</w:t>
-      </w:r>
-      <w:r>
-        <w:t xml:space="preserve">ejecucion_de_la_campania&gt;&gt; </w:t>
+        <w:t>&lt;&lt;</w:t>
+      </w:r>
+      <w:proofErr w:type="spellStart"/>
+      <w:r>
+        <w:rPr>
+          <w:rFonts w:cs="Arial"/>
+        </w:rPr>
+        <w:t>ref_</w:t>
+      </w:r>
+      <w:r>
+        <w:t>ejecucion_de_la_campania</w:t>
+      </w:r>
+      <w:proofErr w:type="spellEnd"/>
+      <w:r>
+        <w:t xml:space="preserve">&gt;&gt; </w:t>
       </w:r>
       <w:r>
         <w:rPr>
@@ -10084,16 +10275,26 @@
           <w:sz w:val="20"/>
           <w:szCs w:val="22"/>
         </w:rPr>
-        <w:t>&lt;&lt;fig_ejecucion_</w:t>
-      </w:r>
+        <w:t>&lt;&lt;</w:t>
+      </w:r>
+      <w:proofErr w:type="spellStart"/>
       <w:r>
         <w:rPr>
           <w:rFonts w:cs="Microsoft Sans Serif"/>
           <w:sz w:val="20"/>
           <w:szCs w:val="22"/>
         </w:rPr>
+        <w:t>fig_ejecucion_</w:t>
+      </w:r>
+      <w:r>
+        <w:rPr>
+          <w:rFonts w:cs="Microsoft Sans Serif"/>
+          <w:sz w:val="20"/>
+          <w:szCs w:val="22"/>
+        </w:rPr>
         <w:t>de_la_campania</w:t>
       </w:r>
+      <w:proofErr w:type="spellEnd"/>
       <w:r>
         <w:rPr>
           <w:rFonts w:cs="Microsoft Sans Serif"/>
@@ -10587,7 +10788,25 @@
                 <w:sz w:val="20"/>
                 <w:szCs w:val="20"/>
               </w:rPr>
-              <w:t>&lt;&lt;numero_de_serie_de_sonda&gt;&gt;</w:t>
+              <w:t>&lt;&lt;</w:t>
+            </w:r>
+            <w:proofErr w:type="spellStart"/>
+            <w:r>
+              <w:rPr>
+                <w:rFonts w:cs="Microsoft Sans Serif"/>
+                <w:sz w:val="20"/>
+                <w:szCs w:val="20"/>
+              </w:rPr>
+              <w:t>numero_de_serie_de_sonda</w:t>
+            </w:r>
+            <w:proofErr w:type="spellEnd"/>
+            <w:r>
+              <w:rPr>
+                <w:rFonts w:cs="Microsoft Sans Serif"/>
+                <w:sz w:val="20"/>
+                <w:szCs w:val="20"/>
+              </w:rPr>
+              <w:t>&gt;&gt;</w:t>
             </w:r>
           </w:p>
         </w:tc>
@@ -10614,7 +10833,25 @@
                 <w:sz w:val="20"/>
                 <w:szCs w:val="20"/>
               </w:rPr>
-              <w:t>&lt;&lt;lat_plan&gt;&gt;</w:t>
+              <w:t>&lt;&lt;</w:t>
+            </w:r>
+            <w:proofErr w:type="spellStart"/>
+            <w:r>
+              <w:rPr>
+                <w:rFonts w:cs="Microsoft Sans Serif"/>
+                <w:sz w:val="20"/>
+                <w:szCs w:val="20"/>
+              </w:rPr>
+              <w:t>lat_plan</w:t>
+            </w:r>
+            <w:proofErr w:type="spellEnd"/>
+            <w:r>
+              <w:rPr>
+                <w:rFonts w:cs="Microsoft Sans Serif"/>
+                <w:sz w:val="20"/>
+                <w:szCs w:val="20"/>
+              </w:rPr>
+              <w:t>&gt;&gt;</w:t>
             </w:r>
           </w:p>
         </w:tc>
@@ -10641,7 +10878,25 @@
                 <w:sz w:val="20"/>
                 <w:szCs w:val="20"/>
               </w:rPr>
-              <w:t>&lt;&lt;lon_plan&gt;&gt;</w:t>
+              <w:t>&lt;&lt;</w:t>
+            </w:r>
+            <w:proofErr w:type="spellStart"/>
+            <w:r>
+              <w:rPr>
+                <w:rFonts w:cs="Microsoft Sans Serif"/>
+                <w:sz w:val="20"/>
+                <w:szCs w:val="20"/>
+              </w:rPr>
+              <w:t>lon_plan</w:t>
+            </w:r>
+            <w:proofErr w:type="spellEnd"/>
+            <w:r>
+              <w:rPr>
+                <w:rFonts w:cs="Microsoft Sans Serif"/>
+                <w:sz w:val="20"/>
+                <w:szCs w:val="20"/>
+              </w:rPr>
+              <w:t>&gt;&gt;</w:t>
             </w:r>
           </w:p>
         </w:tc>
@@ -11229,7 +11484,25 @@
                 <w:sz w:val="20"/>
                 <w:szCs w:val="20"/>
               </w:rPr>
-              <w:t>&lt;&lt;numero_de_serie_de_sonda&gt;&gt;</w:t>
+              <w:t>&lt;&lt;</w:t>
+            </w:r>
+            <w:proofErr w:type="spellStart"/>
+            <w:r>
+              <w:rPr>
+                <w:rFonts w:cs="Microsoft Sans Serif"/>
+                <w:sz w:val="20"/>
+                <w:szCs w:val="20"/>
+              </w:rPr>
+              <w:t>numero_de_serie_de_sonda</w:t>
+            </w:r>
+            <w:proofErr w:type="spellEnd"/>
+            <w:r>
+              <w:rPr>
+                <w:rFonts w:cs="Microsoft Sans Serif"/>
+                <w:sz w:val="20"/>
+                <w:szCs w:val="20"/>
+              </w:rPr>
+              <w:t>&gt;&gt;</w:t>
             </w:r>
           </w:p>
         </w:tc>
@@ -11255,7 +11528,25 @@
                 <w:sz w:val="20"/>
                 <w:szCs w:val="20"/>
               </w:rPr>
-              <w:t>&lt;&lt;lat_maniobra&gt;&gt;</w:t>
+              <w:t>&lt;&lt;</w:t>
+            </w:r>
+            <w:proofErr w:type="spellStart"/>
+            <w:r>
+              <w:rPr>
+                <w:rFonts w:cs="Microsoft Sans Serif"/>
+                <w:sz w:val="20"/>
+                <w:szCs w:val="20"/>
+              </w:rPr>
+              <w:t>lat_maniobra</w:t>
+            </w:r>
+            <w:proofErr w:type="spellEnd"/>
+            <w:r>
+              <w:rPr>
+                <w:rFonts w:cs="Microsoft Sans Serif"/>
+                <w:sz w:val="20"/>
+                <w:szCs w:val="20"/>
+              </w:rPr>
+              <w:t>&gt;&gt;</w:t>
             </w:r>
           </w:p>
         </w:tc>
@@ -11281,7 +11572,25 @@
                 <w:sz w:val="20"/>
                 <w:szCs w:val="20"/>
               </w:rPr>
-              <w:t>&lt;&lt;lon_maniobra&gt;&gt;</w:t>
+              <w:t>&lt;&lt;</w:t>
+            </w:r>
+            <w:proofErr w:type="spellStart"/>
+            <w:r>
+              <w:rPr>
+                <w:rFonts w:cs="Microsoft Sans Serif"/>
+                <w:sz w:val="20"/>
+                <w:szCs w:val="20"/>
+              </w:rPr>
+              <w:t>lon_maniobra</w:t>
+            </w:r>
+            <w:proofErr w:type="spellEnd"/>
+            <w:r>
+              <w:rPr>
+                <w:rFonts w:cs="Microsoft Sans Serif"/>
+                <w:sz w:val="20"/>
+                <w:szCs w:val="20"/>
+              </w:rPr>
+              <w:t>&gt;&gt;</w:t>
             </w:r>
           </w:p>
         </w:tc>
@@ -11306,7 +11615,25 @@
                 <w:sz w:val="20"/>
                 <w:szCs w:val="20"/>
               </w:rPr>
-              <w:t>&lt;&lt;fecha_y_hora_de_maniobra&gt;&gt;</w:t>
+              <w:t>&lt;&lt;</w:t>
+            </w:r>
+            <w:proofErr w:type="spellStart"/>
+            <w:r>
+              <w:rPr>
+                <w:rFonts w:cs="Microsoft Sans Serif"/>
+                <w:sz w:val="20"/>
+                <w:szCs w:val="20"/>
+              </w:rPr>
+              <w:t>fecha_y_hora_de_maniobra</w:t>
+            </w:r>
+            <w:proofErr w:type="spellEnd"/>
+            <w:r>
+              <w:rPr>
+                <w:rFonts w:cs="Microsoft Sans Serif"/>
+                <w:sz w:val="20"/>
+                <w:szCs w:val="20"/>
+              </w:rPr>
+              <w:t>&gt;&gt;</w:t>
             </w:r>
           </w:p>
         </w:tc>
@@ -11634,7 +11961,25 @@
                 <w:sz w:val="20"/>
                 <w:szCs w:val="20"/>
               </w:rPr>
-              <w:t>&lt;&lt;numero_de_serie_de_sonda&gt;&gt;</w:t>
+              <w:t>&lt;&lt;</w:t>
+            </w:r>
+            <w:proofErr w:type="spellStart"/>
+            <w:r>
+              <w:rPr>
+                <w:rFonts w:cs="Microsoft Sans Serif"/>
+                <w:sz w:val="20"/>
+                <w:szCs w:val="20"/>
+              </w:rPr>
+              <w:t>numero_de_serie_de_sonda</w:t>
+            </w:r>
+            <w:proofErr w:type="spellEnd"/>
+            <w:r>
+              <w:rPr>
+                <w:rFonts w:cs="Microsoft Sans Serif"/>
+                <w:sz w:val="20"/>
+                <w:szCs w:val="20"/>
+              </w:rPr>
+              <w:t>&gt;&gt;</w:t>
             </w:r>
           </w:p>
         </w:tc>
@@ -11717,6 +12062,7 @@
               </w:rPr>
               <w:t>&lt;&lt;</w:t>
             </w:r>
+            <w:proofErr w:type="spellStart"/>
             <w:r>
               <w:rPr>
                 <w:rFonts w:cs="Microsoft Sans Serif"/>
@@ -11726,6 +12072,7 @@
               </w:rPr>
               <w:t>ns_equipo</w:t>
             </w:r>
+            <w:proofErr w:type="spellEnd"/>
             <w:r>
               <w:rPr>
                 <w:rFonts w:cs="Microsoft Sans Serif"/>
@@ -12525,9 +12872,11 @@
       <w:r>
         <w:t>&lt;&lt;</w:t>
       </w:r>
+      <w:proofErr w:type="spellStart"/>
       <w:r>
         <w:t>ref_esquema_de_sonda</w:t>
       </w:r>
+      <w:proofErr w:type="spellEnd"/>
       <w:r>
         <w:t xml:space="preserve">&gt;&gt; </w:t>
       </w:r>
@@ -12547,13 +12896,21 @@
       </w:pPr>
       <w:bookmarkStart w:id="105" w:name="_Ref224117752"/>
       <w:r>
-        <w:t>&lt;&lt;fig_</w:t>
+        <w:t>&lt;&lt;</w:t>
+      </w:r>
+      <w:proofErr w:type="spellStart"/>
+      <w:r>
+        <w:t>fig_</w:t>
       </w:r>
       <w:r>
         <w:t>esquema</w:t>
       </w:r>
       <w:r>
-        <w:t>_de_sonda&gt;&gt;</w:t>
+        <w:t>_de_sonda</w:t>
+      </w:r>
+      <w:proofErr w:type="spellEnd"/>
+      <w:r>
+        <w:t>&gt;&gt;</w:t>
       </w:r>
       <w:bookmarkEnd w:id="105"/>
     </w:p>
@@ -13060,14 +13417,22 @@
         <w:rPr>
           <w:rFonts w:cs="Arial"/>
         </w:rPr>
-        <w:t>&lt;&lt;ref_pruebas_</w:t>
-      </w:r>
+        <w:t>&lt;&lt;</w:t>
+      </w:r>
+      <w:proofErr w:type="spellStart"/>
       <w:r>
         <w:rPr>
           <w:rFonts w:cs="Arial"/>
         </w:rPr>
+        <w:t>ref_pruebas_</w:t>
+      </w:r>
+      <w:r>
+        <w:rPr>
+          <w:rFonts w:cs="Arial"/>
+        </w:rPr>
         <w:t>baterias</w:t>
       </w:r>
+      <w:proofErr w:type="spellEnd"/>
       <w:r>
         <w:rPr>
           <w:rFonts w:cs="Arial"/>
@@ -13096,11 +13461,19 @@
         <w:rPr>
           <w:rFonts w:cs="Arial"/>
         </w:rPr>
-        <w:t>&lt;&lt;ref_</w:t>
+        <w:t>&lt;&lt;</w:t>
+      </w:r>
+      <w:proofErr w:type="spellStart"/>
+      <w:r>
+        <w:rPr>
+          <w:rFonts w:cs="Arial"/>
+        </w:rPr>
+        <w:t>ref_</w:t>
       </w:r>
       <w:r>
         <w:t>ubicacion_durante_pruebas</w:t>
       </w:r>
+      <w:proofErr w:type="spellEnd"/>
       <w:r>
         <w:rPr>
           <w:rFonts w:cs="Arial"/>
@@ -13128,73 +13501,47 @@
     </w:p>
     <w:p>
       <w:pPr>
-        <w:spacing w:line="240" w:lineRule="auto"/>
-        <w:jc w:val="left"/>
-      </w:pPr>
+        <w:rPr>
+          <w:rFonts w:cs="Arial"/>
+        </w:rPr>
+      </w:pPr>
+      <w:r>
+        <w:rPr>
+          <w:noProof/>
+        </w:rPr>
+        <w:t>&lt;&lt;</w:t>
+      </w:r>
+      <w:r>
+        <w:rPr>
+          <w:noProof/>
+        </w:rPr>
+        <w:t>fig_pruebas_baterias</w:t>
+      </w:r>
+      <w:r>
+        <w:rPr>
+          <w:noProof/>
+        </w:rPr>
+        <w:t>&gt;&gt;</w:t>
+      </w:r>
     </w:p>
     <w:p>
-      <w:pPr>
-        <w:pStyle w:val="Textoindependiente"/>
-        <w:keepNext/>
-        <w:jc w:val="center"/>
-      </w:pPr>
-      <w:r>
-        <w:rPr>
-          <w:noProof/>
-        </w:rPr>
+      <w:r>
         <w:t>&lt;&lt;</w:t>
       </w:r>
-      <w:r>
-        <w:rPr>
-          <w:noProof/>
-        </w:rPr>
-        <w:t>fig_pruebas_baterias</w:t>
-      </w:r>
-      <w:r>
-        <w:rPr>
-          <w:noProof/>
-        </w:rPr>
+      <w:proofErr w:type="spellStart"/>
+      <w:r>
+        <w:t>fi</w:t>
+      </w:r>
+      <w:r>
+        <w:t>g_ubicacion_durante_pruebas</w:t>
+      </w:r>
+      <w:proofErr w:type="spellEnd"/>
+      <w:r>
         <w:t>&gt;&gt;</w:t>
       </w:r>
     </w:p>
     <w:p>
       <w:pPr>
-        <w:spacing w:line="240" w:lineRule="auto"/>
-        <w:jc w:val="center"/>
-      </w:pPr>
-      <w:r>
-        <w:t>&lt;&lt;</w:t>
-      </w:r>
-      <w:r>
-        <w:t>fi</w:t>
-      </w:r>
-      <w:r>
-        <w:t>g_ubicacion_durante_pruebas</w:t>
-      </w:r>
-      <w:r>
-        <w:t>&gt;&gt;</w:t>
-      </w:r>
-    </w:p>
-    <w:p>
-      <w:pPr>
-        <w:spacing w:line="240" w:lineRule="auto"/>
-        <w:jc w:val="center"/>
-      </w:pPr>
-      <w:r>
-        <w:t xml:space="preserve">&lt;&lt;ref_ubicacion_durante_pruebas&gt;&gt;. </w:t>
-      </w:r>
-      <w:r>
-        <w:t>Mapa con la información de las primeras 24 horas de transmisión de la</w:t>
-      </w:r>
-      <w:r>
-        <w:t>s sondas</w:t>
-      </w:r>
-      <w:r>
-        <w:t>.</w:t>
-      </w:r>
-    </w:p>
-    <w:p>
-      <w:pPr>
         <w:pStyle w:val="Textoindependiente"/>
         <w:ind w:firstLine="349"/>
         <w:rPr>
@@ -13206,14 +13553,7 @@
         <w:rPr>
           <w:lang w:eastAsia="es-MX"/>
         </w:rPr>
-        <w:t xml:space="preserve">El almacenamiento de la información se realiza en los servidores del consorcio ASM-CICESE y es resguardada en duplicado para evitar la pérdida de información. Asimismo, la información se </w:t>
-      </w:r>
-      <w:r>
-        <w:rPr>
-          <w:lang w:eastAsia="es-MX"/>
-        </w:rPr>
-        <w:lastRenderedPageBreak/>
-        <w:t xml:space="preserve">despliega en el sitio WEB del proyecto </w:t>
+        <w:t xml:space="preserve">El almacenamiento de la información se realiza en los servidores del consorcio ASM-CICESE y es resguardada en duplicado para evitar la pérdida de información. Asimismo, la información se despliega en el sitio WEB del proyecto </w:t>
       </w:r>
       <w:hyperlink r:id="rId17" w:history="1">
         <w:r>
@@ -13232,7 +13572,15 @@
           <w:szCs w:val="22"/>
           <w:lang w:eastAsia="es-MX"/>
         </w:rPr>
-        <w:t xml:space="preserve"> y puede visualizarse desde el momento en que la boya es desplegada hasta el momento en que se pierde comunicación con la misma. </w:t>
+        <w:t xml:space="preserve"> y puede visualizarse desde el momento en que la boya es desplegada hasta el momento en que se pierde comunicación con la </w:t>
+      </w:r>
+      <w:r>
+        <w:rPr>
+          <w:szCs w:val="22"/>
+          <w:lang w:eastAsia="es-MX"/>
+        </w:rPr>
+        <w:lastRenderedPageBreak/>
+        <w:t xml:space="preserve">misma. </w:t>
       </w:r>
       <w:r>
         <w:rPr>
@@ -13319,7 +13667,35 @@
         <w:rPr>
           <w:szCs w:val="22"/>
         </w:rPr>
-        <w:t xml:space="preserve">En este reporte se describen los trabajos realizados dentro del Contrato No. 658225821 “Servicio de Medición y Análisis Metoceánicos del Golfo de México” celebrado entre PEMEX Exploración y Extracción y el consorcio All Solutions de México S. A. de C. V. (ASM) y el Centro de Investigación Científica y de Educación Superior de Ensenada (CICESE), relacionados con el concepto </w:t>
+        <w:t xml:space="preserve">En este reporte se describen los trabajos realizados dentro del Contrato No. 658225821 “Servicio de Medición y Análisis Metoceánicos del Golfo de México” celebrado entre PEMEX Exploración y Extracción y el consorcio </w:t>
+      </w:r>
+      <w:proofErr w:type="spellStart"/>
+      <w:r>
+        <w:rPr>
+          <w:szCs w:val="22"/>
+        </w:rPr>
+        <w:t>All</w:t>
+      </w:r>
+      <w:proofErr w:type="spellEnd"/>
+      <w:r>
+        <w:rPr>
+          <w:szCs w:val="22"/>
+        </w:rPr>
+        <w:t xml:space="preserve"> </w:t>
+      </w:r>
+      <w:proofErr w:type="spellStart"/>
+      <w:r>
+        <w:rPr>
+          <w:szCs w:val="22"/>
+        </w:rPr>
+        <w:t>Solutions</w:t>
+      </w:r>
+      <w:proofErr w:type="spellEnd"/>
+      <w:r>
+        <w:rPr>
+          <w:szCs w:val="22"/>
+        </w:rPr>
+        <w:t xml:space="preserve"> de México S. A. de C. V. (ASM) y el Centro de Investigación Científica y de Educación Superior de Ensenada (CICESE), relacionados con el concepto </w:t>
       </w:r>
       <w:bookmarkEnd w:id="124"/>
       <w:r>
@@ -13352,6 +13728,7 @@
         </w:rPr>
         <w:t>&lt;&lt;</w:t>
       </w:r>
+      <w:proofErr w:type="spellStart"/>
       <w:r>
         <w:rPr>
           <w:b/>
@@ -13360,6 +13737,7 @@
         </w:rPr>
         <w:t>orden_de_servicio</w:t>
       </w:r>
+      <w:proofErr w:type="spellEnd"/>
       <w:r>
         <w:rPr>
           <w:b/>
@@ -14356,19 +14734,33 @@
         <w:rPr>
           <w:rFonts w:ascii="Microsoft Sans Serif" w:hAnsi="Microsoft Sans Serif" w:cs="Microsoft Sans Serif"/>
         </w:rPr>
-        <w:t>&lt;&lt;fig_pruebas_</w:t>
-      </w:r>
+        <w:t>&lt;&lt;</w:t>
+      </w:r>
+      <w:proofErr w:type="spellStart"/>
       <w:r>
         <w:rPr>
           <w:rFonts w:ascii="Microsoft Sans Serif" w:hAnsi="Microsoft Sans Serif" w:cs="Microsoft Sans Serif"/>
         </w:rPr>
+        <w:t>fig_pruebas_</w:t>
+      </w:r>
+      <w:r>
+        <w:rPr>
+          <w:rFonts w:ascii="Microsoft Sans Serif" w:hAnsi="Microsoft Sans Serif" w:cs="Microsoft Sans Serif"/>
+        </w:rPr>
         <w:t>de_</w:t>
       </w:r>
       <w:r>
         <w:rPr>
           <w:rFonts w:ascii="Microsoft Sans Serif" w:hAnsi="Microsoft Sans Serif" w:cs="Microsoft Sans Serif"/>
         </w:rPr>
-        <w:t>transmision&gt;&gt;</w:t>
+        <w:t>transmision</w:t>
+      </w:r>
+      <w:proofErr w:type="spellEnd"/>
+      <w:r>
+        <w:rPr>
+          <w:rFonts w:ascii="Microsoft Sans Serif" w:hAnsi="Microsoft Sans Serif" w:cs="Microsoft Sans Serif"/>
+        </w:rPr>
+        <w:t>&gt;&gt;</w:t>
       </w:r>
     </w:p>
     <w:p>
@@ -14444,7 +14836,43 @@
           <w:rFonts w:ascii="Microsoft Sans Serif" w:hAnsi="Microsoft Sans Serif" w:cs="Microsoft Sans Serif"/>
           <w:vertAlign w:val="baseline"/>
         </w:rPr>
-        <w:t xml:space="preserve"> estampa de tiempo en formato YYYY-MM-DD-THH:mm:ss.sssz.</w:t>
+        <w:t xml:space="preserve"> estampa de tiempo en formato </w:t>
+      </w:r>
+      <w:proofErr w:type="spellStart"/>
+      <w:r>
+        <w:rPr>
+          <w:rStyle w:val="Caracteresdenotaalpie"/>
+          <w:rFonts w:ascii="Microsoft Sans Serif" w:hAnsi="Microsoft Sans Serif" w:cs="Microsoft Sans Serif"/>
+          <w:vertAlign w:val="baseline"/>
+        </w:rPr>
+        <w:t>YYYY-MM-DD-THH:</w:t>
+      </w:r>
+      <w:proofErr w:type="gramStart"/>
+      <w:r>
+        <w:rPr>
+          <w:rStyle w:val="Caracteresdenotaalpie"/>
+          <w:rFonts w:ascii="Microsoft Sans Serif" w:hAnsi="Microsoft Sans Serif" w:cs="Microsoft Sans Serif"/>
+          <w:vertAlign w:val="baseline"/>
+        </w:rPr>
+        <w:t>mm:ss</w:t>
+      </w:r>
+      <w:proofErr w:type="gramEnd"/>
+      <w:r>
+        <w:rPr>
+          <w:rStyle w:val="Caracteresdenotaalpie"/>
+          <w:rFonts w:ascii="Microsoft Sans Serif" w:hAnsi="Microsoft Sans Serif" w:cs="Microsoft Sans Serif"/>
+          <w:vertAlign w:val="baseline"/>
+        </w:rPr>
+        <w:t>.sssz</w:t>
+      </w:r>
+      <w:proofErr w:type="spellEnd"/>
+      <w:r>
+        <w:rPr>
+          <w:rStyle w:val="Caracteresdenotaalpie"/>
+          <w:rFonts w:ascii="Microsoft Sans Serif" w:hAnsi="Microsoft Sans Serif" w:cs="Microsoft Sans Serif"/>
+          <w:vertAlign w:val="baseline"/>
+        </w:rPr>
+        <w:t>.</w:t>
       </w:r>
     </w:p>
     <w:p>
@@ -14585,13 +15013,23 @@
           <w:vertAlign w:val="baseline"/>
         </w:rPr>
       </w:pPr>
+      <w:proofErr w:type="spellStart"/>
       <w:r>
         <w:rPr>
           <w:rStyle w:val="Caracteresdenotaalpie"/>
           <w:rFonts w:ascii="Microsoft Sans Serif" w:hAnsi="Microsoft Sans Serif" w:cs="Microsoft Sans Serif"/>
           <w:vertAlign w:val="baseline"/>
         </w:rPr>
-        <w:t>Direction:</w:t>
+        <w:t>Direction</w:t>
+      </w:r>
+      <w:proofErr w:type="spellEnd"/>
+      <w:r>
+        <w:rPr>
+          <w:rStyle w:val="Caracteresdenotaalpie"/>
+          <w:rFonts w:ascii="Microsoft Sans Serif" w:hAnsi="Microsoft Sans Serif" w:cs="Microsoft Sans Serif"/>
+          <w:vertAlign w:val="baseline"/>
+        </w:rPr>
+        <w:t>:</w:t>
       </w:r>
       <w:r>
         <w:rPr>
@@ -14616,6 +15054,7 @@
           <w:vertAlign w:val="baseline"/>
         </w:rPr>
       </w:pPr>
+      <w:proofErr w:type="spellStart"/>
       <w:r>
         <w:rPr>
           <w:rStyle w:val="Caracteresdenotaalpie"/>
@@ -14624,6 +15063,7 @@
         </w:rPr>
         <w:t>Direction_gen</w:t>
       </w:r>
+      <w:proofErr w:type="spellEnd"/>
       <w:r>
         <w:rPr>
           <w:rStyle w:val="Caracteresdenotaalpie"/>
@@ -14686,6 +15126,7 @@
           <w:vertAlign w:val="baseline"/>
         </w:rPr>
       </w:pPr>
+      <w:proofErr w:type="spellStart"/>
       <w:r>
         <w:rPr>
           <w:rStyle w:val="Caracteresdenotaalpie"/>
@@ -14694,6 +15135,7 @@
         </w:rPr>
         <w:t>Temp_s</w:t>
       </w:r>
+      <w:proofErr w:type="spellEnd"/>
       <w:r>
         <w:rPr>
           <w:rStyle w:val="Caracteresdenotaalpie"/>
@@ -14717,6 +15159,7 @@
           <w:vertAlign w:val="baseline"/>
         </w:rPr>
       </w:pPr>
+      <w:proofErr w:type="spellStart"/>
       <w:r>
         <w:rPr>
           <w:rStyle w:val="Caracteresdenotaalpie"/>
@@ -14725,6 +15168,7 @@
         </w:rPr>
         <w:t>Acc_x</w:t>
       </w:r>
+      <w:proofErr w:type="spellEnd"/>
       <w:r>
         <w:rPr>
           <w:rStyle w:val="Caracteresdenotaalpie"/>
@@ -14763,6 +15207,7 @@
           <w:vertAlign w:val="baseline"/>
         </w:rPr>
       </w:pPr>
+      <w:proofErr w:type="spellStart"/>
       <w:r>
         <w:rPr>
           <w:rStyle w:val="Caracteresdenotaalpie"/>
@@ -14771,6 +15216,7 @@
         </w:rPr>
         <w:t>Acc_y</w:t>
       </w:r>
+      <w:proofErr w:type="spellEnd"/>
       <w:r>
         <w:rPr>
           <w:rStyle w:val="Caracteresdenotaalpie"/>
@@ -14809,6 +15255,7 @@
           <w:vertAlign w:val="baseline"/>
         </w:rPr>
       </w:pPr>
+      <w:proofErr w:type="spellStart"/>
       <w:r>
         <w:rPr>
           <w:rStyle w:val="Caracteresdenotaalpie"/>
@@ -14817,6 +15264,7 @@
         </w:rPr>
         <w:t>Acc_z</w:t>
       </w:r>
+      <w:proofErr w:type="spellEnd"/>
       <w:r>
         <w:rPr>
           <w:rStyle w:val="Caracteresdenotaalpie"/>
@@ -15019,7 +15467,23 @@
           <w:rFonts w:ascii="Microsoft Sans Serif" w:hAnsi="Microsoft Sans Serif" w:cs="Microsoft Sans Serif"/>
           <w:szCs w:val="22"/>
         </w:rPr>
-        <w:t>&lt;&lt;fig_anexo_fotografico&gt;&gt;</w:t>
+        <w:t>&lt;&lt;</w:t>
+      </w:r>
+      <w:proofErr w:type="spellStart"/>
+      <w:r>
+        <w:rPr>
+          <w:rFonts w:ascii="Microsoft Sans Serif" w:hAnsi="Microsoft Sans Serif" w:cs="Microsoft Sans Serif"/>
+          <w:szCs w:val="22"/>
+        </w:rPr>
+        <w:t>fig_anexo_fotografico</w:t>
+      </w:r>
+      <w:proofErr w:type="spellEnd"/>
+      <w:r>
+        <w:rPr>
+          <w:rFonts w:ascii="Microsoft Sans Serif" w:hAnsi="Microsoft Sans Serif" w:cs="Microsoft Sans Serif"/>
+          <w:szCs w:val="22"/>
+        </w:rPr>
+        <w:t>&gt;&gt;</w:t>
       </w:r>
     </w:p>
     <w:sectPr>

--- a/crear_documentos/services/doc_101/plantilla.docx
+++ b/crear_documentos/services/doc_101/plantilla.docx
@@ -1482,7 +1482,7 @@
           <w:pPr>
             <w:pStyle w:val="TDC1"/>
             <w:rPr>
-              <w:rFonts w:eastAsiaTheme="minorEastAsia" w:cs="Microsoft Sans Serif"/>
+              <w:rFonts w:asciiTheme="minorHAnsi" w:eastAsiaTheme="minorEastAsia" w:hAnsiTheme="minorHAnsi" w:cstheme="minorBidi"/>
               <w:b w:val="0"/>
               <w:bCs w:val="0"/>
               <w:iCs w:val="0"/>
@@ -1512,18 +1512,17 @@
             </w:rPr>
             <w:fldChar w:fldCharType="separate"/>
           </w:r>
-          <w:hyperlink w:anchor="_Toc229049271" w:history="1">
+          <w:hyperlink w:anchor="_Toc230097843" w:history="1">
             <w:r>
               <w:rPr>
                 <w:rStyle w:val="Hipervnculo"/>
-                <w:rFonts w:ascii="Microsoft Sans Serif" w:hAnsi="Microsoft Sans Serif" w:cs="Microsoft Sans Serif"/>
                 <w:noProof/>
               </w:rPr>
               <w:t>1.</w:t>
             </w:r>
             <w:r>
               <w:rPr>
-                <w:rFonts w:eastAsiaTheme="minorEastAsia" w:cs="Microsoft Sans Serif"/>
+                <w:rFonts w:asciiTheme="minorHAnsi" w:eastAsiaTheme="minorEastAsia" w:hAnsiTheme="minorHAnsi" w:cstheme="minorBidi"/>
                 <w:b w:val="0"/>
                 <w:bCs w:val="0"/>
                 <w:iCs w:val="0"/>
@@ -1537,14 +1536,12 @@
             <w:r>
               <w:rPr>
                 <w:rStyle w:val="Hipervnculo"/>
-                <w:rFonts w:ascii="Microsoft Sans Serif" w:hAnsi="Microsoft Sans Serif" w:cs="Microsoft Sans Serif"/>
                 <w:noProof/>
               </w:rPr>
               <w:t>INTRODUCCIÓN</w:t>
             </w:r>
             <w:r>
               <w:rPr>
-                <w:rFonts w:cs="Microsoft Sans Serif"/>
                 <w:noProof/>
                 <w:webHidden/>
               </w:rPr>
@@ -1552,7 +1549,6 @@
             </w:r>
             <w:r>
               <w:rPr>
-                <w:rFonts w:cs="Microsoft Sans Serif"/>
                 <w:noProof/>
                 <w:webHidden/>
               </w:rPr>
@@ -1560,22 +1556,19 @@
             </w:r>
             <w:r>
               <w:rPr>
-                <w:rFonts w:cs="Microsoft Sans Serif"/>
                 <w:noProof/>
                 <w:webHidden/>
               </w:rPr>
-              <w:instrText xml:space="preserve"> PAGEREF _Toc229049271 \h </w:instrText>
-            </w:r>
-            <w:r>
-              <w:rPr>
-                <w:rFonts w:cs="Microsoft Sans Serif"/>
+              <w:instrText xml:space="preserve"> PAGEREF _Toc230097843 \h </w:instrText>
+            </w:r>
+            <w:r>
+              <w:rPr>
                 <w:noProof/>
                 <w:webHidden/>
               </w:rPr>
             </w:r>
             <w:r>
               <w:rPr>
-                <w:rFonts w:cs="Microsoft Sans Serif"/>
                 <w:noProof/>
                 <w:webHidden/>
               </w:rPr>
@@ -1583,7 +1576,6 @@
             </w:r>
             <w:r>
               <w:rPr>
-                <w:rFonts w:cs="Microsoft Sans Serif"/>
                 <w:noProof/>
                 <w:webHidden/>
               </w:rPr>
@@ -1591,7 +1583,6 @@
             </w:r>
             <w:r>
               <w:rPr>
-                <w:rFonts w:cs="Microsoft Sans Serif"/>
                 <w:noProof/>
                 <w:webHidden/>
               </w:rPr>
@@ -1603,7 +1594,7 @@
           <w:pPr>
             <w:pStyle w:val="TDC1"/>
             <w:rPr>
-              <w:rFonts w:eastAsiaTheme="minorEastAsia" w:cs="Microsoft Sans Serif"/>
+              <w:rFonts w:asciiTheme="minorHAnsi" w:eastAsiaTheme="minorEastAsia" w:hAnsiTheme="minorHAnsi" w:cstheme="minorBidi"/>
               <w:b w:val="0"/>
               <w:bCs w:val="0"/>
               <w:iCs w:val="0"/>
@@ -1613,18 +1604,17 @@
               <w14:ligatures w14:val="standardContextual"/>
             </w:rPr>
           </w:pPr>
-          <w:hyperlink w:anchor="_Toc229049272" w:history="1">
+          <w:hyperlink w:anchor="_Toc230097844" w:history="1">
             <w:r>
               <w:rPr>
                 <w:rStyle w:val="Hipervnculo"/>
-                <w:rFonts w:ascii="Microsoft Sans Serif" w:hAnsi="Microsoft Sans Serif" w:cs="Microsoft Sans Serif"/>
                 <w:noProof/>
               </w:rPr>
               <w:t>2.</w:t>
             </w:r>
             <w:r>
               <w:rPr>
-                <w:rFonts w:eastAsiaTheme="minorEastAsia" w:cs="Microsoft Sans Serif"/>
+                <w:rFonts w:asciiTheme="minorHAnsi" w:eastAsiaTheme="minorEastAsia" w:hAnsiTheme="minorHAnsi" w:cstheme="minorBidi"/>
                 <w:b w:val="0"/>
                 <w:bCs w:val="0"/>
                 <w:iCs w:val="0"/>
@@ -1638,14 +1628,12 @@
             <w:r>
               <w:rPr>
                 <w:rStyle w:val="Hipervnculo"/>
-                <w:rFonts w:ascii="Microsoft Sans Serif" w:hAnsi="Microsoft Sans Serif" w:cs="Microsoft Sans Serif"/>
                 <w:noProof/>
               </w:rPr>
               <w:t>ALCANCES</w:t>
             </w:r>
             <w:r>
               <w:rPr>
-                <w:rFonts w:cs="Microsoft Sans Serif"/>
                 <w:noProof/>
                 <w:webHidden/>
               </w:rPr>
@@ -1653,7 +1641,6 @@
             </w:r>
             <w:r>
               <w:rPr>
-                <w:rFonts w:cs="Microsoft Sans Serif"/>
                 <w:noProof/>
                 <w:webHidden/>
               </w:rPr>
@@ -1661,22 +1648,19 @@
             </w:r>
             <w:r>
               <w:rPr>
-                <w:rFonts w:cs="Microsoft Sans Serif"/>
                 <w:noProof/>
                 <w:webHidden/>
               </w:rPr>
-              <w:instrText xml:space="preserve"> PAGEREF _Toc229049272 \h </w:instrText>
-            </w:r>
-            <w:r>
-              <w:rPr>
-                <w:rFonts w:cs="Microsoft Sans Serif"/>
+              <w:instrText xml:space="preserve"> PAGEREF _Toc230097844 \h </w:instrText>
+            </w:r>
+            <w:r>
+              <w:rPr>
                 <w:noProof/>
                 <w:webHidden/>
               </w:rPr>
             </w:r>
             <w:r>
               <w:rPr>
-                <w:rFonts w:cs="Microsoft Sans Serif"/>
                 <w:noProof/>
                 <w:webHidden/>
               </w:rPr>
@@ -1684,7 +1668,6 @@
             </w:r>
             <w:r>
               <w:rPr>
-                <w:rFonts w:cs="Microsoft Sans Serif"/>
                 <w:noProof/>
                 <w:webHidden/>
               </w:rPr>
@@ -1692,7 +1675,6 @@
             </w:r>
             <w:r>
               <w:rPr>
-                <w:rFonts w:cs="Microsoft Sans Serif"/>
                 <w:noProof/>
                 <w:webHidden/>
               </w:rPr>
@@ -1704,7 +1686,7 @@
           <w:pPr>
             <w:pStyle w:val="TDC1"/>
             <w:rPr>
-              <w:rFonts w:eastAsiaTheme="minorEastAsia" w:cs="Microsoft Sans Serif"/>
+              <w:rFonts w:asciiTheme="minorHAnsi" w:eastAsiaTheme="minorEastAsia" w:hAnsiTheme="minorHAnsi" w:cstheme="minorBidi"/>
               <w:b w:val="0"/>
               <w:bCs w:val="0"/>
               <w:iCs w:val="0"/>
@@ -1714,18 +1696,17 @@
               <w14:ligatures w14:val="standardContextual"/>
             </w:rPr>
           </w:pPr>
-          <w:hyperlink w:anchor="_Toc229049273" w:history="1">
+          <w:hyperlink w:anchor="_Toc230097845" w:history="1">
             <w:r>
               <w:rPr>
                 <w:rStyle w:val="Hipervnculo"/>
-                <w:rFonts w:ascii="Microsoft Sans Serif" w:hAnsi="Microsoft Sans Serif" w:cs="Microsoft Sans Serif"/>
                 <w:noProof/>
               </w:rPr>
               <w:t>3.</w:t>
             </w:r>
             <w:r>
               <w:rPr>
-                <w:rFonts w:eastAsiaTheme="minorEastAsia" w:cs="Microsoft Sans Serif"/>
+                <w:rFonts w:asciiTheme="minorHAnsi" w:eastAsiaTheme="minorEastAsia" w:hAnsiTheme="minorHAnsi" w:cstheme="minorBidi"/>
                 <w:b w:val="0"/>
                 <w:bCs w:val="0"/>
                 <w:iCs w:val="0"/>
@@ -1739,14 +1720,12 @@
             <w:r>
               <w:rPr>
                 <w:rStyle w:val="Hipervnculo"/>
-                <w:rFonts w:ascii="Microsoft Sans Serif" w:hAnsi="Microsoft Sans Serif" w:cs="Microsoft Sans Serif"/>
                 <w:noProof/>
               </w:rPr>
               <w:t>DESCRIPCIÓN DE LA ARQUITECTURA DE LA SONDA OCEANOGRÁFICA</w:t>
             </w:r>
             <w:r>
               <w:rPr>
-                <w:rFonts w:cs="Microsoft Sans Serif"/>
                 <w:noProof/>
                 <w:webHidden/>
               </w:rPr>
@@ -1754,7 +1733,6 @@
             </w:r>
             <w:r>
               <w:rPr>
-                <w:rFonts w:cs="Microsoft Sans Serif"/>
                 <w:noProof/>
                 <w:webHidden/>
               </w:rPr>
@@ -1762,22 +1740,19 @@
             </w:r>
             <w:r>
               <w:rPr>
-                <w:rFonts w:cs="Microsoft Sans Serif"/>
                 <w:noProof/>
                 <w:webHidden/>
               </w:rPr>
-              <w:instrText xml:space="preserve"> PAGEREF _Toc229049273 \h </w:instrText>
-            </w:r>
-            <w:r>
-              <w:rPr>
-                <w:rFonts w:cs="Microsoft Sans Serif"/>
+              <w:instrText xml:space="preserve"> PAGEREF _Toc230097845 \h </w:instrText>
+            </w:r>
+            <w:r>
+              <w:rPr>
                 <w:noProof/>
                 <w:webHidden/>
               </w:rPr>
             </w:r>
             <w:r>
               <w:rPr>
-                <w:rFonts w:cs="Microsoft Sans Serif"/>
                 <w:noProof/>
                 <w:webHidden/>
               </w:rPr>
@@ -1785,7 +1760,6 @@
             </w:r>
             <w:r>
               <w:rPr>
-                <w:rFonts w:cs="Microsoft Sans Serif"/>
                 <w:noProof/>
                 <w:webHidden/>
               </w:rPr>
@@ -1793,7 +1767,6 @@
             </w:r>
             <w:r>
               <w:rPr>
-                <w:rFonts w:cs="Microsoft Sans Serif"/>
                 <w:noProof/>
                 <w:webHidden/>
               </w:rPr>
@@ -1805,7 +1778,7 @@
           <w:pPr>
             <w:pStyle w:val="TDC1"/>
             <w:rPr>
-              <w:rFonts w:eastAsiaTheme="minorEastAsia" w:cs="Microsoft Sans Serif"/>
+              <w:rFonts w:asciiTheme="minorHAnsi" w:eastAsiaTheme="minorEastAsia" w:hAnsiTheme="minorHAnsi" w:cstheme="minorBidi"/>
               <w:b w:val="0"/>
               <w:bCs w:val="0"/>
               <w:iCs w:val="0"/>
@@ -1815,18 +1788,17 @@
               <w14:ligatures w14:val="standardContextual"/>
             </w:rPr>
           </w:pPr>
-          <w:hyperlink w:anchor="_Toc229049274" w:history="1">
+          <w:hyperlink w:anchor="_Toc230097846" w:history="1">
             <w:r>
               <w:rPr>
                 <w:rStyle w:val="Hipervnculo"/>
-                <w:rFonts w:ascii="Microsoft Sans Serif" w:hAnsi="Microsoft Sans Serif" w:cs="Microsoft Sans Serif"/>
                 <w:noProof/>
               </w:rPr>
               <w:t>4.</w:t>
             </w:r>
             <w:r>
               <w:rPr>
-                <w:rFonts w:eastAsiaTheme="minorEastAsia" w:cs="Microsoft Sans Serif"/>
+                <w:rFonts w:asciiTheme="minorHAnsi" w:eastAsiaTheme="minorEastAsia" w:hAnsiTheme="minorHAnsi" w:cstheme="minorBidi"/>
                 <w:b w:val="0"/>
                 <w:bCs w:val="0"/>
                 <w:iCs w:val="0"/>
@@ -1840,14 +1812,12 @@
             <w:r>
               <w:rPr>
                 <w:rStyle w:val="Hipervnculo"/>
-                <w:rFonts w:ascii="Microsoft Sans Serif" w:hAnsi="Microsoft Sans Serif" w:cs="Microsoft Sans Serif"/>
                 <w:noProof/>
               </w:rPr>
               <w:t>DESCRIPCIÓN DE LAS ACTIVIDADES PREVIAS AL DESPLIEGUE</w:t>
             </w:r>
             <w:r>
               <w:rPr>
-                <w:rFonts w:cs="Microsoft Sans Serif"/>
                 <w:noProof/>
                 <w:webHidden/>
               </w:rPr>
@@ -1855,7 +1825,6 @@
             </w:r>
             <w:r>
               <w:rPr>
-                <w:rFonts w:cs="Microsoft Sans Serif"/>
                 <w:noProof/>
                 <w:webHidden/>
               </w:rPr>
@@ -1863,22 +1832,19 @@
             </w:r>
             <w:r>
               <w:rPr>
-                <w:rFonts w:cs="Microsoft Sans Serif"/>
                 <w:noProof/>
                 <w:webHidden/>
               </w:rPr>
-              <w:instrText xml:space="preserve"> PAGEREF _Toc229049274 \h </w:instrText>
-            </w:r>
-            <w:r>
-              <w:rPr>
-                <w:rFonts w:cs="Microsoft Sans Serif"/>
+              <w:instrText xml:space="preserve"> PAGEREF _Toc230097846 \h </w:instrText>
+            </w:r>
+            <w:r>
+              <w:rPr>
                 <w:noProof/>
                 <w:webHidden/>
               </w:rPr>
             </w:r>
             <w:r>
               <w:rPr>
-                <w:rFonts w:cs="Microsoft Sans Serif"/>
                 <w:noProof/>
                 <w:webHidden/>
               </w:rPr>
@@ -1886,15 +1852,13 @@
             </w:r>
             <w:r>
               <w:rPr>
-                <w:rFonts w:cs="Microsoft Sans Serif"/>
                 <w:noProof/>
                 <w:webHidden/>
               </w:rPr>
-              <w:t>11</w:t>
-            </w:r>
-            <w:r>
-              <w:rPr>
-                <w:rFonts w:cs="Microsoft Sans Serif"/>
+              <w:t>8</w:t>
+            </w:r>
+            <w:r>
+              <w:rPr>
                 <w:noProof/>
                 <w:webHidden/>
               </w:rPr>
@@ -1906,7 +1870,7 @@
           <w:pPr>
             <w:pStyle w:val="TDC1"/>
             <w:rPr>
-              <w:rFonts w:eastAsiaTheme="minorEastAsia" w:cs="Microsoft Sans Serif"/>
+              <w:rFonts w:asciiTheme="minorHAnsi" w:eastAsiaTheme="minorEastAsia" w:hAnsiTheme="minorHAnsi" w:cstheme="minorBidi"/>
               <w:b w:val="0"/>
               <w:bCs w:val="0"/>
               <w:iCs w:val="0"/>
@@ -1916,18 +1880,17 @@
               <w14:ligatures w14:val="standardContextual"/>
             </w:rPr>
           </w:pPr>
-          <w:hyperlink w:anchor="_Toc229049275" w:history="1">
+          <w:hyperlink w:anchor="_Toc230097847" w:history="1">
             <w:r>
               <w:rPr>
                 <w:rStyle w:val="Hipervnculo"/>
-                <w:rFonts w:ascii="Microsoft Sans Serif" w:hAnsi="Microsoft Sans Serif" w:cs="Microsoft Sans Serif"/>
                 <w:noProof/>
               </w:rPr>
               <w:t>5.</w:t>
             </w:r>
             <w:r>
               <w:rPr>
-                <w:rFonts w:eastAsiaTheme="minorEastAsia" w:cs="Microsoft Sans Serif"/>
+                <w:rFonts w:asciiTheme="minorHAnsi" w:eastAsiaTheme="minorEastAsia" w:hAnsiTheme="minorHAnsi" w:cstheme="minorBidi"/>
                 <w:b w:val="0"/>
                 <w:bCs w:val="0"/>
                 <w:iCs w:val="0"/>
@@ -1941,14 +1904,12 @@
             <w:r>
               <w:rPr>
                 <w:rStyle w:val="Hipervnculo"/>
-                <w:rFonts w:ascii="Microsoft Sans Serif" w:hAnsi="Microsoft Sans Serif" w:cs="Microsoft Sans Serif"/>
                 <w:noProof/>
               </w:rPr>
               <w:t>PRUEBAS DE FUNCIONAMIENTO DE LAS SONDAS OCEANOGRÁFICAS PREVIAS AL DESPLIEGUE</w:t>
             </w:r>
             <w:r>
               <w:rPr>
-                <w:rFonts w:cs="Microsoft Sans Serif"/>
                 <w:noProof/>
                 <w:webHidden/>
               </w:rPr>
@@ -1956,7 +1917,6 @@
             </w:r>
             <w:r>
               <w:rPr>
-                <w:rFonts w:cs="Microsoft Sans Serif"/>
                 <w:noProof/>
                 <w:webHidden/>
               </w:rPr>
@@ -1964,22 +1924,19 @@
             </w:r>
             <w:r>
               <w:rPr>
-                <w:rFonts w:cs="Microsoft Sans Serif"/>
                 <w:noProof/>
                 <w:webHidden/>
               </w:rPr>
-              <w:instrText xml:space="preserve"> PAGEREF _Toc229049275 \h </w:instrText>
-            </w:r>
-            <w:r>
-              <w:rPr>
-                <w:rFonts w:cs="Microsoft Sans Serif"/>
+              <w:instrText xml:space="preserve"> PAGEREF _Toc230097847 \h </w:instrText>
+            </w:r>
+            <w:r>
+              <w:rPr>
                 <w:noProof/>
                 <w:webHidden/>
               </w:rPr>
             </w:r>
             <w:r>
               <w:rPr>
-                <w:rFonts w:cs="Microsoft Sans Serif"/>
                 <w:noProof/>
                 <w:webHidden/>
               </w:rPr>
@@ -1987,15 +1944,13 @@
             </w:r>
             <w:r>
               <w:rPr>
-                <w:rFonts w:cs="Microsoft Sans Serif"/>
                 <w:noProof/>
                 <w:webHidden/>
               </w:rPr>
-              <w:t>13</w:t>
-            </w:r>
-            <w:r>
-              <w:rPr>
-                <w:rFonts w:cs="Microsoft Sans Serif"/>
+              <w:t>9</w:t>
+            </w:r>
+            <w:r>
+              <w:rPr>
                 <w:noProof/>
                 <w:webHidden/>
               </w:rPr>
@@ -2007,7 +1962,7 @@
           <w:pPr>
             <w:pStyle w:val="TDC1"/>
             <w:rPr>
-              <w:rFonts w:eastAsiaTheme="minorEastAsia" w:cs="Microsoft Sans Serif"/>
+              <w:rFonts w:asciiTheme="minorHAnsi" w:eastAsiaTheme="minorEastAsia" w:hAnsiTheme="minorHAnsi" w:cstheme="minorBidi"/>
               <w:b w:val="0"/>
               <w:bCs w:val="0"/>
               <w:iCs w:val="0"/>
@@ -2017,18 +1972,17 @@
               <w14:ligatures w14:val="standardContextual"/>
             </w:rPr>
           </w:pPr>
-          <w:hyperlink w:anchor="_Toc229049276" w:history="1">
+          <w:hyperlink w:anchor="_Toc230097848" w:history="1">
             <w:r>
               <w:rPr>
                 <w:rStyle w:val="Hipervnculo"/>
-                <w:rFonts w:ascii="Microsoft Sans Serif" w:hAnsi="Microsoft Sans Serif" w:cs="Microsoft Sans Serif"/>
                 <w:noProof/>
               </w:rPr>
               <w:t>6.</w:t>
             </w:r>
             <w:r>
               <w:rPr>
-                <w:rFonts w:eastAsiaTheme="minorEastAsia" w:cs="Microsoft Sans Serif"/>
+                <w:rFonts w:asciiTheme="minorHAnsi" w:eastAsiaTheme="minorEastAsia" w:hAnsiTheme="minorHAnsi" w:cstheme="minorBidi"/>
                 <w:b w:val="0"/>
                 <w:bCs w:val="0"/>
                 <w:iCs w:val="0"/>
@@ -2042,14 +1996,12 @@
             <w:r>
               <w:rPr>
                 <w:rStyle w:val="Hipervnculo"/>
-                <w:rFonts w:ascii="Microsoft Sans Serif" w:hAnsi="Microsoft Sans Serif" w:cs="Microsoft Sans Serif"/>
                 <w:noProof/>
               </w:rPr>
               <w:t>DESCRIPCIÓN DE LA EJECUCIÓN DE LA CAMPAÑA PARA EL DESPLIEGUE DE LAS SONDAS OCEANOGRÁFICAS</w:t>
             </w:r>
             <w:r>
               <w:rPr>
-                <w:rFonts w:cs="Microsoft Sans Serif"/>
                 <w:noProof/>
                 <w:webHidden/>
               </w:rPr>
@@ -2057,7 +2009,6 @@
             </w:r>
             <w:r>
               <w:rPr>
-                <w:rFonts w:cs="Microsoft Sans Serif"/>
                 <w:noProof/>
                 <w:webHidden/>
               </w:rPr>
@@ -2065,22 +2016,19 @@
             </w:r>
             <w:r>
               <w:rPr>
-                <w:rFonts w:cs="Microsoft Sans Serif"/>
                 <w:noProof/>
                 <w:webHidden/>
               </w:rPr>
-              <w:instrText xml:space="preserve"> PAGEREF _Toc229049276 \h </w:instrText>
-            </w:r>
-            <w:r>
-              <w:rPr>
-                <w:rFonts w:cs="Microsoft Sans Serif"/>
+              <w:instrText xml:space="preserve"> PAGEREF _Toc230097848 \h </w:instrText>
+            </w:r>
+            <w:r>
+              <w:rPr>
                 <w:noProof/>
                 <w:webHidden/>
               </w:rPr>
             </w:r>
             <w:r>
               <w:rPr>
-                <w:rFonts w:cs="Microsoft Sans Serif"/>
                 <w:noProof/>
                 <w:webHidden/>
               </w:rPr>
@@ -2088,15 +2036,13 @@
             </w:r>
             <w:r>
               <w:rPr>
-                <w:rFonts w:cs="Microsoft Sans Serif"/>
                 <w:noProof/>
                 <w:webHidden/>
               </w:rPr>
-              <w:t>14</w:t>
-            </w:r>
-            <w:r>
-              <w:rPr>
-                <w:rFonts w:cs="Microsoft Sans Serif"/>
+              <w:t>10</w:t>
+            </w:r>
+            <w:r>
+              <w:rPr>
                 <w:noProof/>
                 <w:webHidden/>
               </w:rPr>
@@ -2108,7 +2054,7 @@
           <w:pPr>
             <w:pStyle w:val="TDC2"/>
             <w:rPr>
-              <w:rFonts w:eastAsiaTheme="minorEastAsia" w:cs="Microsoft Sans Serif"/>
+              <w:rFonts w:asciiTheme="minorHAnsi" w:eastAsiaTheme="minorEastAsia" w:hAnsiTheme="minorHAnsi" w:cstheme="minorBidi"/>
               <w:bCs w:val="0"/>
               <w:noProof/>
               <w:kern w:val="2"/>
@@ -2117,18 +2063,17 @@
               <w14:ligatures w14:val="standardContextual"/>
             </w:rPr>
           </w:pPr>
-          <w:hyperlink w:anchor="_Toc229049277" w:history="1">
+          <w:hyperlink w:anchor="_Toc230097849" w:history="1">
             <w:r>
               <w:rPr>
                 <w:rStyle w:val="Hipervnculo"/>
-                <w:rFonts w:ascii="Microsoft Sans Serif" w:hAnsi="Microsoft Sans Serif" w:cs="Microsoft Sans Serif"/>
                 <w:noProof/>
               </w:rPr>
               <w:t>6.1.</w:t>
             </w:r>
             <w:r>
               <w:rPr>
-                <w:rFonts w:eastAsiaTheme="minorEastAsia" w:cs="Microsoft Sans Serif"/>
+                <w:rFonts w:asciiTheme="minorHAnsi" w:eastAsiaTheme="minorEastAsia" w:hAnsiTheme="minorHAnsi" w:cstheme="minorBidi"/>
                 <w:bCs w:val="0"/>
                 <w:noProof/>
                 <w:kern w:val="2"/>
@@ -2141,14 +2086,12 @@
             <w:r>
               <w:rPr>
                 <w:rStyle w:val="Hipervnculo"/>
-                <w:rFonts w:ascii="Microsoft Sans Serif" w:hAnsi="Microsoft Sans Serif" w:cs="Microsoft Sans Serif"/>
                 <w:noProof/>
               </w:rPr>
               <w:t>INFORMACIÓN DEL DESPLIEGUE DE LAS SONDAS OCEANOGRÁFICAS</w:t>
             </w:r>
             <w:r>
               <w:rPr>
-                <w:rFonts w:cs="Microsoft Sans Serif"/>
                 <w:noProof/>
                 <w:webHidden/>
               </w:rPr>
@@ -2156,7 +2099,6 @@
             </w:r>
             <w:r>
               <w:rPr>
-                <w:rFonts w:cs="Microsoft Sans Serif"/>
                 <w:noProof/>
                 <w:webHidden/>
               </w:rPr>
@@ -2164,22 +2106,19 @@
             </w:r>
             <w:r>
               <w:rPr>
-                <w:rFonts w:cs="Microsoft Sans Serif"/>
                 <w:noProof/>
                 <w:webHidden/>
               </w:rPr>
-              <w:instrText xml:space="preserve"> PAGEREF _Toc229049277 \h </w:instrText>
-            </w:r>
-            <w:r>
-              <w:rPr>
-                <w:rFonts w:cs="Microsoft Sans Serif"/>
+              <w:instrText xml:space="preserve"> PAGEREF _Toc230097849 \h </w:instrText>
+            </w:r>
+            <w:r>
+              <w:rPr>
                 <w:noProof/>
                 <w:webHidden/>
               </w:rPr>
             </w:r>
             <w:r>
               <w:rPr>
-                <w:rFonts w:cs="Microsoft Sans Serif"/>
                 <w:noProof/>
                 <w:webHidden/>
               </w:rPr>
@@ -2187,15 +2126,13 @@
             </w:r>
             <w:r>
               <w:rPr>
-                <w:rFonts w:cs="Microsoft Sans Serif"/>
                 <w:noProof/>
                 <w:webHidden/>
               </w:rPr>
-              <w:t>21</w:t>
-            </w:r>
-            <w:r>
-              <w:rPr>
-                <w:rFonts w:cs="Microsoft Sans Serif"/>
+              <w:t>11</w:t>
+            </w:r>
+            <w:r>
+              <w:rPr>
                 <w:noProof/>
                 <w:webHidden/>
               </w:rPr>
@@ -2207,7 +2144,7 @@
           <w:pPr>
             <w:pStyle w:val="TDC1"/>
             <w:rPr>
-              <w:rFonts w:eastAsiaTheme="minorEastAsia" w:cs="Microsoft Sans Serif"/>
+              <w:rFonts w:asciiTheme="minorHAnsi" w:eastAsiaTheme="minorEastAsia" w:hAnsiTheme="minorHAnsi" w:cstheme="minorBidi"/>
               <w:b w:val="0"/>
               <w:bCs w:val="0"/>
               <w:iCs w:val="0"/>
@@ -2217,18 +2154,17 @@
               <w14:ligatures w14:val="standardContextual"/>
             </w:rPr>
           </w:pPr>
-          <w:hyperlink w:anchor="_Toc229049278" w:history="1">
+          <w:hyperlink w:anchor="_Toc230097850" w:history="1">
             <w:r>
               <w:rPr>
                 <w:rStyle w:val="Hipervnculo"/>
-                <w:rFonts w:ascii="Microsoft Sans Serif" w:hAnsi="Microsoft Sans Serif" w:cs="Microsoft Sans Serif"/>
                 <w:noProof/>
               </w:rPr>
               <w:t>7.</w:t>
             </w:r>
             <w:r>
               <w:rPr>
-                <w:rFonts w:eastAsiaTheme="minorEastAsia" w:cs="Microsoft Sans Serif"/>
+                <w:rFonts w:asciiTheme="minorHAnsi" w:eastAsiaTheme="minorEastAsia" w:hAnsiTheme="minorHAnsi" w:cstheme="minorBidi"/>
                 <w:b w:val="0"/>
                 <w:bCs w:val="0"/>
                 <w:iCs w:val="0"/>
@@ -2242,14 +2178,12 @@
             <w:r>
               <w:rPr>
                 <w:rStyle w:val="Hipervnculo"/>
-                <w:rFonts w:ascii="Microsoft Sans Serif" w:hAnsi="Microsoft Sans Serif" w:cs="Microsoft Sans Serif"/>
                 <w:noProof/>
               </w:rPr>
               <w:t>TELEMETRÍA, RECEPCIÓN Y ALMACENAMIENTO DE DATOS PREVIOS AL DESPLIEGUE DE LA SONDA.</w:t>
             </w:r>
             <w:r>
               <w:rPr>
-                <w:rFonts w:cs="Microsoft Sans Serif"/>
                 <w:noProof/>
                 <w:webHidden/>
               </w:rPr>
@@ -2257,7 +2191,6 @@
             </w:r>
             <w:r>
               <w:rPr>
-                <w:rFonts w:cs="Microsoft Sans Serif"/>
                 <w:noProof/>
                 <w:webHidden/>
               </w:rPr>
@@ -2265,22 +2198,19 @@
             </w:r>
             <w:r>
               <w:rPr>
-                <w:rFonts w:cs="Microsoft Sans Serif"/>
                 <w:noProof/>
                 <w:webHidden/>
               </w:rPr>
-              <w:instrText xml:space="preserve"> PAGEREF _Toc229049278 \h </w:instrText>
-            </w:r>
-            <w:r>
-              <w:rPr>
-                <w:rFonts w:cs="Microsoft Sans Serif"/>
+              <w:instrText xml:space="preserve"> PAGEREF _Toc230097850 \h </w:instrText>
+            </w:r>
+            <w:r>
+              <w:rPr>
                 <w:noProof/>
                 <w:webHidden/>
               </w:rPr>
             </w:r>
             <w:r>
               <w:rPr>
-                <w:rFonts w:cs="Microsoft Sans Serif"/>
                 <w:noProof/>
                 <w:webHidden/>
               </w:rPr>
@@ -2288,15 +2218,13 @@
             </w:r>
             <w:r>
               <w:rPr>
-                <w:rFonts w:cs="Microsoft Sans Serif"/>
                 <w:noProof/>
                 <w:webHidden/>
               </w:rPr>
-              <w:t>27</w:t>
-            </w:r>
-            <w:r>
-              <w:rPr>
-                <w:rFonts w:cs="Microsoft Sans Serif"/>
+              <w:t>13</w:t>
+            </w:r>
+            <w:r>
+              <w:rPr>
                 <w:noProof/>
                 <w:webHidden/>
               </w:rPr>
@@ -2308,7 +2236,7 @@
           <w:pPr>
             <w:pStyle w:val="TDC1"/>
             <w:rPr>
-              <w:rFonts w:eastAsiaTheme="minorEastAsia" w:cs="Microsoft Sans Serif"/>
+              <w:rFonts w:asciiTheme="minorHAnsi" w:eastAsiaTheme="minorEastAsia" w:hAnsiTheme="minorHAnsi" w:cstheme="minorBidi"/>
               <w:b w:val="0"/>
               <w:bCs w:val="0"/>
               <w:iCs w:val="0"/>
@@ -2318,18 +2246,17 @@
               <w14:ligatures w14:val="standardContextual"/>
             </w:rPr>
           </w:pPr>
-          <w:hyperlink w:anchor="_Toc229049279" w:history="1">
+          <w:hyperlink w:anchor="_Toc230097851" w:history="1">
             <w:r>
               <w:rPr>
                 <w:rStyle w:val="Hipervnculo"/>
-                <w:rFonts w:ascii="Microsoft Sans Serif" w:hAnsi="Microsoft Sans Serif" w:cs="Microsoft Sans Serif"/>
                 <w:noProof/>
               </w:rPr>
               <w:t>8.</w:t>
             </w:r>
             <w:r>
               <w:rPr>
-                <w:rFonts w:eastAsiaTheme="minorEastAsia" w:cs="Microsoft Sans Serif"/>
+                <w:rFonts w:asciiTheme="minorHAnsi" w:eastAsiaTheme="minorEastAsia" w:hAnsiTheme="minorHAnsi" w:cstheme="minorBidi"/>
                 <w:b w:val="0"/>
                 <w:bCs w:val="0"/>
                 <w:iCs w:val="0"/>
@@ -2343,14 +2270,12 @@
             <w:r>
               <w:rPr>
                 <w:rStyle w:val="Hipervnculo"/>
-                <w:rFonts w:ascii="Microsoft Sans Serif" w:hAnsi="Microsoft Sans Serif" w:cs="Microsoft Sans Serif"/>
                 <w:noProof/>
               </w:rPr>
               <w:t>CONCLUSIONES</w:t>
             </w:r>
             <w:r>
               <w:rPr>
-                <w:rFonts w:cs="Microsoft Sans Serif"/>
                 <w:noProof/>
                 <w:webHidden/>
               </w:rPr>
@@ -2358,7 +2283,6 @@
             </w:r>
             <w:r>
               <w:rPr>
-                <w:rFonts w:cs="Microsoft Sans Serif"/>
                 <w:noProof/>
                 <w:webHidden/>
               </w:rPr>
@@ -2366,22 +2290,19 @@
             </w:r>
             <w:r>
               <w:rPr>
-                <w:rFonts w:cs="Microsoft Sans Serif"/>
                 <w:noProof/>
                 <w:webHidden/>
               </w:rPr>
-              <w:instrText xml:space="preserve"> PAGEREF _Toc229049279 \h </w:instrText>
-            </w:r>
-            <w:r>
-              <w:rPr>
-                <w:rFonts w:cs="Microsoft Sans Serif"/>
+              <w:instrText xml:space="preserve"> PAGEREF _Toc230097851 \h </w:instrText>
+            </w:r>
+            <w:r>
+              <w:rPr>
                 <w:noProof/>
                 <w:webHidden/>
               </w:rPr>
             </w:r>
             <w:r>
               <w:rPr>
-                <w:rFonts w:cs="Microsoft Sans Serif"/>
                 <w:noProof/>
                 <w:webHidden/>
               </w:rPr>
@@ -2389,15 +2310,13 @@
             </w:r>
             <w:r>
               <w:rPr>
-                <w:rFonts w:cs="Microsoft Sans Serif"/>
                 <w:noProof/>
                 <w:webHidden/>
               </w:rPr>
-              <w:t>30</w:t>
-            </w:r>
-            <w:r>
-              <w:rPr>
-                <w:rFonts w:cs="Microsoft Sans Serif"/>
+              <w:t>15</w:t>
+            </w:r>
+            <w:r>
+              <w:rPr>
                 <w:noProof/>
                 <w:webHidden/>
               </w:rPr>
@@ -2409,7 +2328,7 @@
           <w:pPr>
             <w:pStyle w:val="TDC1"/>
             <w:rPr>
-              <w:rFonts w:eastAsiaTheme="minorEastAsia" w:cs="Microsoft Sans Serif"/>
+              <w:rFonts w:asciiTheme="minorHAnsi" w:eastAsiaTheme="minorEastAsia" w:hAnsiTheme="minorHAnsi" w:cstheme="minorBidi"/>
               <w:b w:val="0"/>
               <w:bCs w:val="0"/>
               <w:iCs w:val="0"/>
@@ -2419,18 +2338,17 @@
               <w14:ligatures w14:val="standardContextual"/>
             </w:rPr>
           </w:pPr>
-          <w:hyperlink w:anchor="_Toc229049280" w:history="1">
+          <w:hyperlink w:anchor="_Toc230097852" w:history="1">
             <w:r>
               <w:rPr>
                 <w:rStyle w:val="Hipervnculo"/>
-                <w:rFonts w:ascii="Microsoft Sans Serif" w:hAnsi="Microsoft Sans Serif" w:cs="Microsoft Sans Serif"/>
                 <w:noProof/>
               </w:rPr>
               <w:t>9.</w:t>
             </w:r>
             <w:r>
               <w:rPr>
-                <w:rFonts w:eastAsiaTheme="minorEastAsia" w:cs="Microsoft Sans Serif"/>
+                <w:rFonts w:asciiTheme="minorHAnsi" w:eastAsiaTheme="minorEastAsia" w:hAnsiTheme="minorHAnsi" w:cstheme="minorBidi"/>
                 <w:b w:val="0"/>
                 <w:bCs w:val="0"/>
                 <w:iCs w:val="0"/>
@@ -2444,14 +2362,12 @@
             <w:r>
               <w:rPr>
                 <w:rStyle w:val="Hipervnculo"/>
-                <w:rFonts w:ascii="Microsoft Sans Serif" w:hAnsi="Microsoft Sans Serif" w:cs="Microsoft Sans Serif"/>
                 <w:noProof/>
               </w:rPr>
               <w:t>REFERENCIAS</w:t>
             </w:r>
             <w:r>
               <w:rPr>
-                <w:rFonts w:cs="Microsoft Sans Serif"/>
                 <w:noProof/>
                 <w:webHidden/>
               </w:rPr>
@@ -2459,7 +2375,6 @@
             </w:r>
             <w:r>
               <w:rPr>
-                <w:rFonts w:cs="Microsoft Sans Serif"/>
                 <w:noProof/>
                 <w:webHidden/>
               </w:rPr>
@@ -2467,22 +2382,19 @@
             </w:r>
             <w:r>
               <w:rPr>
-                <w:rFonts w:cs="Microsoft Sans Serif"/>
                 <w:noProof/>
                 <w:webHidden/>
               </w:rPr>
-              <w:instrText xml:space="preserve"> PAGEREF _Toc229049280 \h </w:instrText>
-            </w:r>
-            <w:r>
-              <w:rPr>
-                <w:rFonts w:cs="Microsoft Sans Serif"/>
+              <w:instrText xml:space="preserve"> PAGEREF _Toc230097852 \h </w:instrText>
+            </w:r>
+            <w:r>
+              <w:rPr>
                 <w:noProof/>
                 <w:webHidden/>
               </w:rPr>
             </w:r>
             <w:r>
               <w:rPr>
-                <w:rFonts w:cs="Microsoft Sans Serif"/>
                 <w:noProof/>
                 <w:webHidden/>
               </w:rPr>
@@ -2490,15 +2402,13 @@
             </w:r>
             <w:r>
               <w:rPr>
-                <w:rFonts w:cs="Microsoft Sans Serif"/>
                 <w:noProof/>
                 <w:webHidden/>
               </w:rPr>
-              <w:t>31</w:t>
-            </w:r>
-            <w:r>
-              <w:rPr>
-                <w:rFonts w:cs="Microsoft Sans Serif"/>
+              <w:t>16</w:t>
+            </w:r>
+            <w:r>
+              <w:rPr>
                 <w:noProof/>
                 <w:webHidden/>
               </w:rPr>
@@ -2510,7 +2420,7 @@
           <w:pPr>
             <w:pStyle w:val="TDC1"/>
             <w:rPr>
-              <w:rFonts w:eastAsiaTheme="minorEastAsia" w:cs="Microsoft Sans Serif"/>
+              <w:rFonts w:asciiTheme="minorHAnsi" w:eastAsiaTheme="minorEastAsia" w:hAnsiTheme="minorHAnsi" w:cstheme="minorBidi"/>
               <w:b w:val="0"/>
               <w:bCs w:val="0"/>
               <w:iCs w:val="0"/>
@@ -2520,18 +2430,17 @@
               <w14:ligatures w14:val="standardContextual"/>
             </w:rPr>
           </w:pPr>
-          <w:hyperlink w:anchor="_Toc229049281" w:history="1">
+          <w:hyperlink w:anchor="_Toc230097853" w:history="1">
             <w:r>
               <w:rPr>
                 <w:rStyle w:val="Hipervnculo"/>
-                <w:rFonts w:ascii="Microsoft Sans Serif" w:hAnsi="Microsoft Sans Serif" w:cs="Microsoft Sans Serif"/>
                 <w:noProof/>
               </w:rPr>
               <w:t>10.</w:t>
             </w:r>
             <w:r>
               <w:rPr>
-                <w:rFonts w:eastAsiaTheme="minorEastAsia" w:cs="Microsoft Sans Serif"/>
+                <w:rFonts w:asciiTheme="minorHAnsi" w:eastAsiaTheme="minorEastAsia" w:hAnsiTheme="minorHAnsi" w:cstheme="minorBidi"/>
                 <w:b w:val="0"/>
                 <w:bCs w:val="0"/>
                 <w:iCs w:val="0"/>
@@ -2545,14 +2454,12 @@
             <w:r>
               <w:rPr>
                 <w:rStyle w:val="Hipervnculo"/>
-                <w:rFonts w:ascii="Microsoft Sans Serif" w:hAnsi="Microsoft Sans Serif" w:cs="Microsoft Sans Serif"/>
                 <w:noProof/>
               </w:rPr>
               <w:t>ANEXO 1: PRUEBAS DE FUNCIONAMIENTO PREVIAS AL DESPLIEGUE</w:t>
             </w:r>
             <w:r>
               <w:rPr>
-                <w:rFonts w:cs="Microsoft Sans Serif"/>
                 <w:noProof/>
                 <w:webHidden/>
               </w:rPr>
@@ -2560,7 +2467,6 @@
             </w:r>
             <w:r>
               <w:rPr>
-                <w:rFonts w:cs="Microsoft Sans Serif"/>
                 <w:noProof/>
                 <w:webHidden/>
               </w:rPr>
@@ -2568,22 +2474,19 @@
             </w:r>
             <w:r>
               <w:rPr>
-                <w:rFonts w:cs="Microsoft Sans Serif"/>
                 <w:noProof/>
                 <w:webHidden/>
               </w:rPr>
-              <w:instrText xml:space="preserve"> PAGEREF _Toc229049281 \h </w:instrText>
-            </w:r>
-            <w:r>
-              <w:rPr>
-                <w:rFonts w:cs="Microsoft Sans Serif"/>
+              <w:instrText xml:space="preserve"> PAGEREF _Toc230097853 \h </w:instrText>
+            </w:r>
+            <w:r>
+              <w:rPr>
                 <w:noProof/>
                 <w:webHidden/>
               </w:rPr>
             </w:r>
             <w:r>
               <w:rPr>
-                <w:rFonts w:cs="Microsoft Sans Serif"/>
                 <w:noProof/>
                 <w:webHidden/>
               </w:rPr>
@@ -2591,15 +2494,13 @@
             </w:r>
             <w:r>
               <w:rPr>
-                <w:rFonts w:cs="Microsoft Sans Serif"/>
                 <w:noProof/>
                 <w:webHidden/>
               </w:rPr>
-              <w:t>32</w:t>
-            </w:r>
-            <w:r>
-              <w:rPr>
-                <w:rFonts w:cs="Microsoft Sans Serif"/>
+              <w:t>17</w:t>
+            </w:r>
+            <w:r>
+              <w:rPr>
                 <w:noProof/>
                 <w:webHidden/>
               </w:rPr>
@@ -2611,7 +2512,7 @@
           <w:pPr>
             <w:pStyle w:val="TDC1"/>
             <w:rPr>
-              <w:rFonts w:eastAsiaTheme="minorEastAsia" w:cs="Microsoft Sans Serif"/>
+              <w:rFonts w:asciiTheme="minorHAnsi" w:eastAsiaTheme="minorEastAsia" w:hAnsiTheme="minorHAnsi" w:cstheme="minorBidi"/>
               <w:b w:val="0"/>
               <w:bCs w:val="0"/>
               <w:iCs w:val="0"/>
@@ -2621,18 +2522,17 @@
               <w14:ligatures w14:val="standardContextual"/>
             </w:rPr>
           </w:pPr>
-          <w:hyperlink w:anchor="_Toc229049282" w:history="1">
+          <w:hyperlink w:anchor="_Toc230097854" w:history="1">
             <w:r>
               <w:rPr>
                 <w:rStyle w:val="Hipervnculo"/>
-                <w:rFonts w:ascii="Microsoft Sans Serif" w:hAnsi="Microsoft Sans Serif" w:cs="Microsoft Sans Serif"/>
                 <w:noProof/>
               </w:rPr>
               <w:t>11.</w:t>
             </w:r>
             <w:r>
               <w:rPr>
-                <w:rFonts w:eastAsiaTheme="minorEastAsia" w:cs="Microsoft Sans Serif"/>
+                <w:rFonts w:asciiTheme="minorHAnsi" w:eastAsiaTheme="minorEastAsia" w:hAnsiTheme="minorHAnsi" w:cstheme="minorBidi"/>
                 <w:b w:val="0"/>
                 <w:bCs w:val="0"/>
                 <w:iCs w:val="0"/>
@@ -2646,14 +2546,12 @@
             <w:r>
               <w:rPr>
                 <w:rStyle w:val="Hipervnculo"/>
-                <w:rFonts w:ascii="Microsoft Sans Serif" w:hAnsi="Microsoft Sans Serif" w:cs="Microsoft Sans Serif"/>
                 <w:noProof/>
               </w:rPr>
               <w:t>ANEXO 2: PRUEBAS DE TRANSMISIÓN PREVIAS AL DESPLIEGUE</w:t>
             </w:r>
             <w:r>
               <w:rPr>
-                <w:rFonts w:cs="Microsoft Sans Serif"/>
                 <w:noProof/>
                 <w:webHidden/>
               </w:rPr>
@@ -2661,7 +2559,6 @@
             </w:r>
             <w:r>
               <w:rPr>
-                <w:rFonts w:cs="Microsoft Sans Serif"/>
                 <w:noProof/>
                 <w:webHidden/>
               </w:rPr>
@@ -2669,22 +2566,19 @@
             </w:r>
             <w:r>
               <w:rPr>
-                <w:rFonts w:cs="Microsoft Sans Serif"/>
                 <w:noProof/>
                 <w:webHidden/>
               </w:rPr>
-              <w:instrText xml:space="preserve"> PAGEREF _Toc229049282 \h </w:instrText>
-            </w:r>
-            <w:r>
-              <w:rPr>
-                <w:rFonts w:cs="Microsoft Sans Serif"/>
+              <w:instrText xml:space="preserve"> PAGEREF _Toc230097854 \h </w:instrText>
+            </w:r>
+            <w:r>
+              <w:rPr>
                 <w:noProof/>
                 <w:webHidden/>
               </w:rPr>
             </w:r>
             <w:r>
               <w:rPr>
-                <w:rFonts w:cs="Microsoft Sans Serif"/>
                 <w:noProof/>
                 <w:webHidden/>
               </w:rPr>
@@ -2692,15 +2586,13 @@
             </w:r>
             <w:r>
               <w:rPr>
-                <w:rFonts w:cs="Microsoft Sans Serif"/>
                 <w:noProof/>
                 <w:webHidden/>
               </w:rPr>
-              <w:t>53</w:t>
-            </w:r>
-            <w:r>
-              <w:rPr>
-                <w:rFonts w:cs="Microsoft Sans Serif"/>
+              <w:t>18</w:t>
+            </w:r>
+            <w:r>
+              <w:rPr>
                 <w:noProof/>
                 <w:webHidden/>
               </w:rPr>
@@ -2712,7 +2604,7 @@
           <w:pPr>
             <w:pStyle w:val="TDC1"/>
             <w:rPr>
-              <w:rFonts w:eastAsiaTheme="minorEastAsia" w:cs="Microsoft Sans Serif"/>
+              <w:rFonts w:asciiTheme="minorHAnsi" w:eastAsiaTheme="minorEastAsia" w:hAnsiTheme="minorHAnsi" w:cstheme="minorBidi"/>
               <w:b w:val="0"/>
               <w:bCs w:val="0"/>
               <w:iCs w:val="0"/>
@@ -2722,18 +2614,17 @@
               <w14:ligatures w14:val="standardContextual"/>
             </w:rPr>
           </w:pPr>
-          <w:hyperlink w:anchor="_Toc229049283" w:history="1">
+          <w:hyperlink w:anchor="_Toc230097855" w:history="1">
             <w:r>
               <w:rPr>
                 <w:rStyle w:val="Hipervnculo"/>
-                <w:rFonts w:ascii="Microsoft Sans Serif" w:hAnsi="Microsoft Sans Serif" w:cs="Microsoft Sans Serif"/>
                 <w:noProof/>
               </w:rPr>
               <w:t>12.</w:t>
             </w:r>
             <w:r>
               <w:rPr>
-                <w:rFonts w:eastAsiaTheme="minorEastAsia" w:cs="Microsoft Sans Serif"/>
+                <w:rFonts w:asciiTheme="minorHAnsi" w:eastAsiaTheme="minorEastAsia" w:hAnsiTheme="minorHAnsi" w:cstheme="minorBidi"/>
                 <w:b w:val="0"/>
                 <w:bCs w:val="0"/>
                 <w:iCs w:val="0"/>
@@ -2747,14 +2638,12 @@
             <w:r>
               <w:rPr>
                 <w:rStyle w:val="Hipervnculo"/>
-                <w:rFonts w:ascii="Microsoft Sans Serif" w:hAnsi="Microsoft Sans Serif" w:cs="Microsoft Sans Serif"/>
                 <w:noProof/>
               </w:rPr>
               <w:t>ANEXO 3: PLAN DE CRUCERO</w:t>
             </w:r>
             <w:r>
               <w:rPr>
-                <w:rFonts w:cs="Microsoft Sans Serif"/>
                 <w:noProof/>
                 <w:webHidden/>
               </w:rPr>
@@ -2762,7 +2651,6 @@
             </w:r>
             <w:r>
               <w:rPr>
-                <w:rFonts w:cs="Microsoft Sans Serif"/>
                 <w:noProof/>
                 <w:webHidden/>
               </w:rPr>
@@ -2770,22 +2658,19 @@
             </w:r>
             <w:r>
               <w:rPr>
-                <w:rFonts w:cs="Microsoft Sans Serif"/>
                 <w:noProof/>
                 <w:webHidden/>
               </w:rPr>
-              <w:instrText xml:space="preserve"> PAGEREF _Toc229049283 \h </w:instrText>
-            </w:r>
-            <w:r>
-              <w:rPr>
-                <w:rFonts w:cs="Microsoft Sans Serif"/>
+              <w:instrText xml:space="preserve"> PAGEREF _Toc230097855 \h </w:instrText>
+            </w:r>
+            <w:r>
+              <w:rPr>
                 <w:noProof/>
                 <w:webHidden/>
               </w:rPr>
             </w:r>
             <w:r>
               <w:rPr>
-                <w:rFonts w:cs="Microsoft Sans Serif"/>
                 <w:noProof/>
                 <w:webHidden/>
               </w:rPr>
@@ -2793,15 +2678,13 @@
             </w:r>
             <w:r>
               <w:rPr>
-                <w:rFonts w:cs="Microsoft Sans Serif"/>
                 <w:noProof/>
                 <w:webHidden/>
               </w:rPr>
-              <w:t>57</w:t>
-            </w:r>
-            <w:r>
-              <w:rPr>
-                <w:rFonts w:cs="Microsoft Sans Serif"/>
+              <w:t>19</w:t>
+            </w:r>
+            <w:r>
+              <w:rPr>
                 <w:noProof/>
                 <w:webHidden/>
               </w:rPr>
@@ -2813,7 +2696,7 @@
           <w:pPr>
             <w:pStyle w:val="TDC1"/>
             <w:rPr>
-              <w:rFonts w:eastAsiaTheme="minorEastAsia" w:cs="Microsoft Sans Serif"/>
+              <w:rFonts w:asciiTheme="minorHAnsi" w:eastAsiaTheme="minorEastAsia" w:hAnsiTheme="minorHAnsi" w:cstheme="minorBidi"/>
               <w:b w:val="0"/>
               <w:bCs w:val="0"/>
               <w:iCs w:val="0"/>
@@ -2823,18 +2706,17 @@
               <w14:ligatures w14:val="standardContextual"/>
             </w:rPr>
           </w:pPr>
-          <w:hyperlink w:anchor="_Toc229049284" w:history="1">
+          <w:hyperlink w:anchor="_Toc230097856" w:history="1">
             <w:r>
               <w:rPr>
                 <w:rStyle w:val="Hipervnculo"/>
-                <w:rFonts w:ascii="Microsoft Sans Serif" w:hAnsi="Microsoft Sans Serif" w:cs="Microsoft Sans Serif"/>
                 <w:noProof/>
               </w:rPr>
               <w:t>13.</w:t>
             </w:r>
             <w:r>
               <w:rPr>
-                <w:rFonts w:eastAsiaTheme="minorEastAsia" w:cs="Microsoft Sans Serif"/>
+                <w:rFonts w:asciiTheme="minorHAnsi" w:eastAsiaTheme="minorEastAsia" w:hAnsiTheme="minorHAnsi" w:cstheme="minorBidi"/>
                 <w:b w:val="0"/>
                 <w:bCs w:val="0"/>
                 <w:iCs w:val="0"/>
@@ -2848,14 +2730,12 @@
             <w:r>
               <w:rPr>
                 <w:rStyle w:val="Hipervnculo"/>
-                <w:rFonts w:ascii="Microsoft Sans Serif" w:hAnsi="Microsoft Sans Serif" w:cs="Microsoft Sans Serif"/>
                 <w:noProof/>
               </w:rPr>
               <w:t>ANEXO 4: ANEXO FOTOGRÁFICO</w:t>
             </w:r>
             <w:r>
               <w:rPr>
-                <w:rFonts w:cs="Microsoft Sans Serif"/>
                 <w:noProof/>
                 <w:webHidden/>
               </w:rPr>
@@ -2863,7 +2743,6 @@
             </w:r>
             <w:r>
               <w:rPr>
-                <w:rFonts w:cs="Microsoft Sans Serif"/>
                 <w:noProof/>
                 <w:webHidden/>
               </w:rPr>
@@ -2871,22 +2750,19 @@
             </w:r>
             <w:r>
               <w:rPr>
-                <w:rFonts w:cs="Microsoft Sans Serif"/>
                 <w:noProof/>
                 <w:webHidden/>
               </w:rPr>
-              <w:instrText xml:space="preserve"> PAGEREF _Toc229049284 \h </w:instrText>
-            </w:r>
-            <w:r>
-              <w:rPr>
-                <w:rFonts w:cs="Microsoft Sans Serif"/>
+              <w:instrText xml:space="preserve"> PAGEREF _Toc230097856 \h </w:instrText>
+            </w:r>
+            <w:r>
+              <w:rPr>
                 <w:noProof/>
                 <w:webHidden/>
               </w:rPr>
             </w:r>
             <w:r>
               <w:rPr>
-                <w:rFonts w:cs="Microsoft Sans Serif"/>
                 <w:noProof/>
                 <w:webHidden/>
               </w:rPr>
@@ -2894,15 +2770,13 @@
             </w:r>
             <w:r>
               <w:rPr>
-                <w:rFonts w:cs="Microsoft Sans Serif"/>
                 <w:noProof/>
                 <w:webHidden/>
               </w:rPr>
-              <w:t>65</w:t>
-            </w:r>
-            <w:r>
-              <w:rPr>
-                <w:rFonts w:cs="Microsoft Sans Serif"/>
+              <w:t>20</w:t>
+            </w:r>
+            <w:r>
+              <w:rPr>
                 <w:noProof/>
                 <w:webHidden/>
               </w:rPr>
@@ -2978,7 +2852,88 @@
       <w:pPr>
         <w:pStyle w:val="Tabladeilustraciones"/>
         <w:rPr>
-          <w:rFonts w:eastAsiaTheme="minorEastAsia" w:cs="Microsoft Sans Serif"/>
+          <w:rFonts w:cs="Microsoft Sans Serif"/>
+        </w:rPr>
+      </w:pPr>
+      <w:r>
+        <w:fldChar w:fldCharType="begin"/>
+      </w:r>
+      <w:r>
+        <w:rPr>
+          <w:rStyle w:val="Enlacedelndice"/>
+          <w:rFonts w:cs="Microsoft Sans Serif"/>
+          <w:szCs w:val="24"/>
+        </w:rPr>
+        <w:instrText xml:space="preserve"> TOC \c "Figura" \h </w:instrText>
+      </w:r>
+      <w:r>
+        <w:rPr>
+          <w:rStyle w:val="Enlacedelndice"/>
+          <w:rFonts w:cs="Microsoft Sans Serif"/>
+          <w:szCs w:val="24"/>
+        </w:rPr>
+        <w:fldChar w:fldCharType="separate"/>
+      </w:r>
+      <w:r>
+        <w:rPr>
+          <w:rStyle w:val="Enlacedelndice"/>
+          <w:rFonts w:cs="Microsoft Sans Serif"/>
+          <w:b/>
+          <w:bCs/>
+          <w:noProof/>
+          <w:szCs w:val="24"/>
+          <w:lang w:val="es-ES"/>
+        </w:rPr>
+        <w:t>No se encuentran elementos de tabla de ilustraciones.</w:t>
+      </w:r>
+      <w:r>
+        <w:rPr>
+          <w:rStyle w:val="Enlacedelndice"/>
+          <w:rFonts w:cs="Microsoft Sans Serif"/>
+          <w:szCs w:val="24"/>
+        </w:rPr>
+        <w:fldChar w:fldCharType="end"/>
+      </w:r>
+      <w:r>
+        <w:rPr>
+          <w:rFonts w:cs="Microsoft Sans Serif"/>
+        </w:rPr>
+        <w:br w:type="page"/>
+      </w:r>
+    </w:p>
+    <w:p>
+      <w:pPr>
+        <w:ind w:left="851" w:hanging="851"/>
+        <w:jc w:val="center"/>
+        <w:rPr>
+          <w:rFonts w:cs="Microsoft Sans Serif"/>
+          <w:b/>
+        </w:rPr>
+      </w:pPr>
+      <w:r>
+        <w:rPr>
+          <w:rFonts w:cs="Microsoft Sans Serif"/>
+          <w:b/>
+        </w:rPr>
+        <w:lastRenderedPageBreak/>
+        <w:t>ÍNDICE DE TABLAS</w:t>
+      </w:r>
+    </w:p>
+    <w:p>
+      <w:pPr>
+        <w:spacing w:line="240" w:lineRule="auto"/>
+        <w:ind w:left="851" w:hanging="851"/>
+        <w:jc w:val="center"/>
+        <w:rPr>
+          <w:rFonts w:cs="Microsoft Sans Serif"/>
+        </w:rPr>
+      </w:pPr>
+    </w:p>
+    <w:p>
+      <w:pPr>
+        <w:pStyle w:val="Tabladeilustraciones"/>
+        <w:rPr>
+          <w:rFonts w:asciiTheme="minorHAnsi" w:eastAsiaTheme="minorEastAsia" w:hAnsiTheme="minorHAnsi" w:cstheme="minorBidi"/>
           <w:noProof/>
           <w:kern w:val="2"/>
           <w:sz w:val="24"/>
@@ -2995,7 +2950,7 @@
           <w:rFonts w:cs="Microsoft Sans Serif"/>
           <w:szCs w:val="24"/>
         </w:rPr>
-        <w:instrText xml:space="preserve"> TOC \c "Figura" \h </w:instrText>
+        <w:instrText xml:space="preserve"> TOC \c "Tabla" \h </w:instrText>
       </w:r>
       <w:r>
         <w:rPr>
@@ -3005,59 +2960,51 @@
         </w:rPr>
         <w:fldChar w:fldCharType="separate"/>
       </w:r>
-      <w:hyperlink w:anchor="_Toc229049285" w:history="1">
+      <w:hyperlink w:anchor="_Toc230097857" w:history="1">
         <w:r>
           <w:rPr>
             <w:rStyle w:val="Hipervnculo"/>
-            <w:rFonts w:ascii="Microsoft Sans Serif" w:hAnsi="Microsoft Sans Serif" w:cs="Microsoft Sans Serif"/>
             <w:noProof/>
           </w:rPr>
-          <w:t>Figura 1. Esfera de flotación durante el sellado.</w:t>
+          <w:t>Tabla 1. Información de los parámetros que miden las sondas.</w:t>
         </w:r>
         <w:r>
           <w:rPr>
-            <w:rFonts w:cs="Microsoft Sans Serif"/>
             <w:noProof/>
           </w:rPr>
           <w:tab/>
         </w:r>
         <w:r>
           <w:rPr>
-            <w:rFonts w:cs="Microsoft Sans Serif"/>
             <w:noProof/>
           </w:rPr>
           <w:fldChar w:fldCharType="begin"/>
         </w:r>
         <w:r>
           <w:rPr>
-            <w:rFonts w:cs="Microsoft Sans Serif"/>
             <w:noProof/>
           </w:rPr>
-          <w:instrText xml:space="preserve"> PAGEREF _Toc229049285 \h </w:instrText>
+          <w:instrText xml:space="preserve"> PAGEREF _Toc230097857 \h </w:instrText>
         </w:r>
         <w:r>
           <w:rPr>
-            <w:rFonts w:cs="Microsoft Sans Serif"/>
             <w:noProof/>
           </w:rPr>
         </w:r>
         <w:r>
           <w:rPr>
-            <w:rFonts w:cs="Microsoft Sans Serif"/>
             <w:noProof/>
           </w:rPr>
           <w:fldChar w:fldCharType="separate"/>
         </w:r>
         <w:r>
           <w:rPr>
-            <w:rFonts w:cs="Microsoft Sans Serif"/>
             <w:noProof/>
           </w:rPr>
-          <w:t>5</w:t>
+          <w:t>7</w:t>
         </w:r>
         <w:r>
           <w:rPr>
-            <w:rFonts w:cs="Microsoft Sans Serif"/>
             <w:noProof/>
           </w:rPr>
           <w:fldChar w:fldCharType="end"/>
@@ -3068,7 +3015,7 @@
       <w:pPr>
         <w:pStyle w:val="Tabladeilustraciones"/>
         <w:rPr>
-          <w:rFonts w:eastAsiaTheme="minorEastAsia" w:cs="Microsoft Sans Serif"/>
+          <w:rFonts w:asciiTheme="minorHAnsi" w:eastAsiaTheme="minorEastAsia" w:hAnsiTheme="minorHAnsi" w:cstheme="minorBidi"/>
           <w:noProof/>
           <w:kern w:val="2"/>
           <w:sz w:val="24"/>
@@ -3076,59 +3023,51 @@
           <w14:ligatures w14:val="standardContextual"/>
         </w:rPr>
       </w:pPr>
-      <w:hyperlink w:anchor="_Toc229049286" w:history="1">
+      <w:hyperlink w:anchor="_Toc230097858" w:history="1">
         <w:r>
           <w:rPr>
             <w:rStyle w:val="Hipervnculo"/>
-            <w:rFonts w:ascii="Microsoft Sans Serif" w:hAnsi="Microsoft Sans Serif" w:cs="Microsoft Sans Serif"/>
             <w:noProof/>
           </w:rPr>
-          <w:t>Figura 2. Draga de arrastre durante las pruebas de funcionamiento.</w:t>
+          <w:t>Tabla 2. Coordenadas geográficas de despliegue solicitadas por PEMEX para las sondas oceanográficas.</w:t>
         </w:r>
         <w:r>
           <w:rPr>
-            <w:rFonts w:cs="Microsoft Sans Serif"/>
             <w:noProof/>
           </w:rPr>
           <w:tab/>
         </w:r>
         <w:r>
           <w:rPr>
-            <w:rFonts w:cs="Microsoft Sans Serif"/>
             <w:noProof/>
           </w:rPr>
           <w:fldChar w:fldCharType="begin"/>
         </w:r>
         <w:r>
           <w:rPr>
-            <w:rFonts w:cs="Microsoft Sans Serif"/>
             <w:noProof/>
           </w:rPr>
-          <w:instrText xml:space="preserve"> PAGEREF _Toc229049286 \h </w:instrText>
+          <w:instrText xml:space="preserve"> PAGEREF _Toc230097858 \h </w:instrText>
         </w:r>
         <w:r>
           <w:rPr>
-            <w:rFonts w:cs="Microsoft Sans Serif"/>
             <w:noProof/>
           </w:rPr>
         </w:r>
         <w:r>
           <w:rPr>
-            <w:rFonts w:cs="Microsoft Sans Serif"/>
             <w:noProof/>
           </w:rPr>
           <w:fldChar w:fldCharType="separate"/>
         </w:r>
         <w:r>
           <w:rPr>
-            <w:rFonts w:cs="Microsoft Sans Serif"/>
             <w:noProof/>
           </w:rPr>
-          <w:t>6</w:t>
+          <w:t>11</w:t>
         </w:r>
         <w:r>
           <w:rPr>
-            <w:rFonts w:cs="Microsoft Sans Serif"/>
             <w:noProof/>
           </w:rPr>
           <w:fldChar w:fldCharType="end"/>
@@ -3139,7 +3078,7 @@
       <w:pPr>
         <w:pStyle w:val="Tabladeilustraciones"/>
         <w:rPr>
-          <w:rFonts w:eastAsiaTheme="minorEastAsia" w:cs="Microsoft Sans Serif"/>
+          <w:rFonts w:asciiTheme="minorHAnsi" w:eastAsiaTheme="minorEastAsia" w:hAnsiTheme="minorHAnsi" w:cstheme="minorBidi"/>
           <w:noProof/>
           <w:kern w:val="2"/>
           <w:sz w:val="24"/>
@@ -3147,59 +3086,51 @@
           <w14:ligatures w14:val="standardContextual"/>
         </w:rPr>
       </w:pPr>
-      <w:hyperlink w:anchor="_Toc229049287" w:history="1">
+      <w:hyperlink w:anchor="_Toc230097859" w:history="1">
         <w:r>
           <w:rPr>
             <w:rStyle w:val="Hipervnculo"/>
-            <w:rFonts w:ascii="Microsoft Sans Serif" w:hAnsi="Microsoft Sans Serif" w:cs="Microsoft Sans Serif"/>
             <w:noProof/>
           </w:rPr>
-          <w:t>Figura 3. Tarjeta madre con microcontrolador de 32 bits.</w:t>
+          <w:t>Tabla 3. Información geográfica del despliegue de las sondas oceanográficas.</w:t>
         </w:r>
         <w:r>
           <w:rPr>
-            <w:rFonts w:cs="Microsoft Sans Serif"/>
             <w:noProof/>
           </w:rPr>
           <w:tab/>
         </w:r>
         <w:r>
           <w:rPr>
-            <w:rFonts w:cs="Microsoft Sans Serif"/>
             <w:noProof/>
           </w:rPr>
           <w:fldChar w:fldCharType="begin"/>
         </w:r>
         <w:r>
           <w:rPr>
-            <w:rFonts w:cs="Microsoft Sans Serif"/>
             <w:noProof/>
           </w:rPr>
-          <w:instrText xml:space="preserve"> PAGEREF _Toc229049287 \h </w:instrText>
+          <w:instrText xml:space="preserve"> PAGEREF _Toc230097859 \h </w:instrText>
         </w:r>
         <w:r>
           <w:rPr>
-            <w:rFonts w:cs="Microsoft Sans Serif"/>
             <w:noProof/>
           </w:rPr>
         </w:r>
         <w:r>
           <w:rPr>
-            <w:rFonts w:cs="Microsoft Sans Serif"/>
             <w:noProof/>
           </w:rPr>
           <w:fldChar w:fldCharType="separate"/>
         </w:r>
         <w:r>
           <w:rPr>
-            <w:rFonts w:cs="Microsoft Sans Serif"/>
             <w:noProof/>
           </w:rPr>
-          <w:t>7</w:t>
+          <w:t>11</w:t>
         </w:r>
         <w:r>
           <w:rPr>
-            <w:rFonts w:cs="Microsoft Sans Serif"/>
             <w:noProof/>
           </w:rPr>
           <w:fldChar w:fldCharType="end"/>
@@ -3210,7 +3141,7 @@
       <w:pPr>
         <w:pStyle w:val="Tabladeilustraciones"/>
         <w:rPr>
-          <w:rFonts w:eastAsiaTheme="minorEastAsia" w:cs="Microsoft Sans Serif"/>
+          <w:rFonts w:asciiTheme="minorHAnsi" w:eastAsiaTheme="minorEastAsia" w:hAnsiTheme="minorHAnsi" w:cstheme="minorBidi"/>
           <w:noProof/>
           <w:kern w:val="2"/>
           <w:sz w:val="24"/>
@@ -3218,2520 +3149,51 @@
           <w14:ligatures w14:val="standardContextual"/>
         </w:rPr>
       </w:pPr>
-      <w:hyperlink w:anchor="_Toc229049288" w:history="1">
+      <w:hyperlink w:anchor="_Toc230097860" w:history="1">
         <w:r>
           <w:rPr>
             <w:rStyle w:val="Hipervnculo"/>
-            <w:rFonts w:ascii="Microsoft Sans Serif" w:hAnsi="Microsoft Sans Serif" w:cs="Microsoft Sans Serif"/>
             <w:noProof/>
           </w:rPr>
-          <w:t>Figura 4. Panel solar de la sonda oceanográfica, equipo de telemetría satelital y GPS.</w:t>
+          <w:t>Tabla 4. Número de serie de los equipos instalados en las sondas oceanográficas.</w:t>
         </w:r>
         <w:r>
           <w:rPr>
-            <w:rFonts w:cs="Microsoft Sans Serif"/>
             <w:noProof/>
           </w:rPr>
           <w:tab/>
         </w:r>
         <w:r>
           <w:rPr>
-            <w:rFonts w:cs="Microsoft Sans Serif"/>
             <w:noProof/>
           </w:rPr>
           <w:fldChar w:fldCharType="begin"/>
         </w:r>
         <w:r>
           <w:rPr>
-            <w:rFonts w:cs="Microsoft Sans Serif"/>
             <w:noProof/>
           </w:rPr>
-          <w:instrText xml:space="preserve"> PAGEREF _Toc229049288 \h </w:instrText>
+          <w:instrText xml:space="preserve"> PAGEREF _Toc230097860 \h </w:instrText>
         </w:r>
         <w:r>
           <w:rPr>
-            <w:rFonts w:cs="Microsoft Sans Serif"/>
             <w:noProof/>
           </w:rPr>
         </w:r>
         <w:r>
           <w:rPr>
-            <w:rFonts w:cs="Microsoft Sans Serif"/>
             <w:noProof/>
           </w:rPr>
           <w:fldChar w:fldCharType="separate"/>
         </w:r>
         <w:r>
           <w:rPr>
-            <w:rFonts w:cs="Microsoft Sans Serif"/>
-            <w:noProof/>
-          </w:rPr>
-          <w:t>8</w:t>
-        </w:r>
-        <w:r>
-          <w:rPr>
-            <w:rFonts w:cs="Microsoft Sans Serif"/>
-            <w:noProof/>
-          </w:rPr>
-          <w:fldChar w:fldCharType="end"/>
-        </w:r>
-      </w:hyperlink>
-    </w:p>
-    <w:p>
-      <w:pPr>
-        <w:pStyle w:val="Tabladeilustraciones"/>
-        <w:rPr>
-          <w:rFonts w:eastAsiaTheme="minorEastAsia" w:cs="Microsoft Sans Serif"/>
-          <w:noProof/>
-          <w:kern w:val="2"/>
-          <w:sz w:val="24"/>
-          <w:szCs w:val="24"/>
-          <w14:ligatures w14:val="standardContextual"/>
-        </w:rPr>
-      </w:pPr>
-      <w:hyperlink w:anchor="_Toc229049289" w:history="1">
-        <w:r>
-          <w:rPr>
-            <w:rStyle w:val="Hipervnculo"/>
-            <w:rFonts w:ascii="Microsoft Sans Serif" w:hAnsi="Microsoft Sans Serif" w:cs="Microsoft Sans Serif"/>
-            <w:noProof/>
-          </w:rPr>
-          <w:t>Figura 5. Interior de la boya rellena de poliuretano después de colocar los instrumentos.</w:t>
-        </w:r>
-        <w:r>
-          <w:rPr>
-            <w:rFonts w:cs="Microsoft Sans Serif"/>
-            <w:noProof/>
-          </w:rPr>
-          <w:tab/>
-        </w:r>
-        <w:r>
-          <w:rPr>
-            <w:rFonts w:cs="Microsoft Sans Serif"/>
-            <w:noProof/>
-          </w:rPr>
-          <w:fldChar w:fldCharType="begin"/>
-        </w:r>
-        <w:r>
-          <w:rPr>
-            <w:rFonts w:cs="Microsoft Sans Serif"/>
-            <w:noProof/>
-          </w:rPr>
-          <w:instrText xml:space="preserve"> PAGEREF _Toc229049289 \h </w:instrText>
-        </w:r>
-        <w:r>
-          <w:rPr>
-            <w:rFonts w:cs="Microsoft Sans Serif"/>
-            <w:noProof/>
-          </w:rPr>
-        </w:r>
-        <w:r>
-          <w:rPr>
-            <w:rFonts w:cs="Microsoft Sans Serif"/>
-            <w:noProof/>
-          </w:rPr>
-          <w:fldChar w:fldCharType="separate"/>
-        </w:r>
-        <w:r>
-          <w:rPr>
-            <w:rFonts w:cs="Microsoft Sans Serif"/>
-            <w:noProof/>
-          </w:rPr>
-          <w:t>9</w:t>
-        </w:r>
-        <w:r>
-          <w:rPr>
-            <w:rFonts w:cs="Microsoft Sans Serif"/>
-            <w:noProof/>
-          </w:rPr>
-          <w:fldChar w:fldCharType="end"/>
-        </w:r>
-      </w:hyperlink>
-    </w:p>
-    <w:p>
-      <w:pPr>
-        <w:pStyle w:val="Tabladeilustraciones"/>
-        <w:rPr>
-          <w:rFonts w:eastAsiaTheme="minorEastAsia" w:cs="Microsoft Sans Serif"/>
-          <w:noProof/>
-          <w:kern w:val="2"/>
-          <w:sz w:val="24"/>
-          <w:szCs w:val="24"/>
-          <w14:ligatures w14:val="standardContextual"/>
-        </w:rPr>
-      </w:pPr>
-      <w:hyperlink w:anchor="_Toc229049290" w:history="1">
-        <w:r>
-          <w:rPr>
-            <w:rStyle w:val="Hipervnculo"/>
-            <w:rFonts w:ascii="Microsoft Sans Serif" w:hAnsi="Microsoft Sans Serif" w:cs="Microsoft Sans Serif"/>
-            <w:noProof/>
-          </w:rPr>
-          <w:t>Figura 6. Módulo de posicionamiento GPS listo.</w:t>
-        </w:r>
-        <w:r>
-          <w:rPr>
-            <w:rFonts w:cs="Microsoft Sans Serif"/>
-            <w:noProof/>
-          </w:rPr>
-          <w:tab/>
-        </w:r>
-        <w:r>
-          <w:rPr>
-            <w:rFonts w:cs="Microsoft Sans Serif"/>
-            <w:noProof/>
-          </w:rPr>
-          <w:fldChar w:fldCharType="begin"/>
-        </w:r>
-        <w:r>
-          <w:rPr>
-            <w:rFonts w:cs="Microsoft Sans Serif"/>
-            <w:noProof/>
-          </w:rPr>
-          <w:instrText xml:space="preserve"> PAGEREF _Toc229049290 \h </w:instrText>
-        </w:r>
-        <w:r>
-          <w:rPr>
-            <w:rFonts w:cs="Microsoft Sans Serif"/>
-            <w:noProof/>
-          </w:rPr>
-        </w:r>
-        <w:r>
-          <w:rPr>
-            <w:rFonts w:cs="Microsoft Sans Serif"/>
-            <w:noProof/>
-          </w:rPr>
-          <w:fldChar w:fldCharType="separate"/>
-        </w:r>
-        <w:r>
-          <w:rPr>
-            <w:rFonts w:cs="Microsoft Sans Serif"/>
-            <w:noProof/>
-          </w:rPr>
-          <w:t>10</w:t>
-        </w:r>
-        <w:r>
-          <w:rPr>
-            <w:rFonts w:cs="Microsoft Sans Serif"/>
-            <w:noProof/>
-          </w:rPr>
-          <w:fldChar w:fldCharType="end"/>
-        </w:r>
-      </w:hyperlink>
-    </w:p>
-    <w:p>
-      <w:pPr>
-        <w:pStyle w:val="Tabladeilustraciones"/>
-        <w:rPr>
-          <w:rFonts w:eastAsiaTheme="minorEastAsia" w:cs="Microsoft Sans Serif"/>
-          <w:noProof/>
-          <w:kern w:val="2"/>
-          <w:sz w:val="24"/>
-          <w:szCs w:val="24"/>
-          <w14:ligatures w14:val="standardContextual"/>
-        </w:rPr>
-      </w:pPr>
-      <w:hyperlink w:anchor="_Toc229049291" w:history="1">
-        <w:r>
-          <w:rPr>
-            <w:rStyle w:val="Hipervnculo"/>
-            <w:rFonts w:ascii="Microsoft Sans Serif" w:hAnsi="Microsoft Sans Serif" w:cs="Microsoft Sans Serif"/>
-            <w:noProof/>
-          </w:rPr>
-          <w:t>Figura 7. Proceso de sellado de la boya, limpieza de la orilla antes de aplicar el pegamento que une el domo con la base.</w:t>
-        </w:r>
-        <w:r>
-          <w:rPr>
-            <w:rFonts w:cs="Microsoft Sans Serif"/>
-            <w:noProof/>
-          </w:rPr>
-          <w:tab/>
-        </w:r>
-        <w:r>
-          <w:rPr>
-            <w:rFonts w:cs="Microsoft Sans Serif"/>
-            <w:noProof/>
-          </w:rPr>
-          <w:fldChar w:fldCharType="begin"/>
-        </w:r>
-        <w:r>
-          <w:rPr>
-            <w:rFonts w:cs="Microsoft Sans Serif"/>
-            <w:noProof/>
-          </w:rPr>
-          <w:instrText xml:space="preserve"> PAGEREF _Toc229049291 \h </w:instrText>
-        </w:r>
-        <w:r>
-          <w:rPr>
-            <w:rFonts w:cs="Microsoft Sans Serif"/>
-            <w:noProof/>
-          </w:rPr>
-        </w:r>
-        <w:r>
-          <w:rPr>
-            <w:rFonts w:cs="Microsoft Sans Serif"/>
-            <w:noProof/>
-          </w:rPr>
-          <w:fldChar w:fldCharType="separate"/>
-        </w:r>
-        <w:r>
-          <w:rPr>
-            <w:rFonts w:cs="Microsoft Sans Serif"/>
             <w:noProof/>
           </w:rPr>
           <w:t>12</w:t>
         </w:r>
         <w:r>
           <w:rPr>
-            <w:rFonts w:cs="Microsoft Sans Serif"/>
-            <w:noProof/>
-          </w:rPr>
-          <w:fldChar w:fldCharType="end"/>
-        </w:r>
-      </w:hyperlink>
-    </w:p>
-    <w:p>
-      <w:pPr>
-        <w:pStyle w:val="Tabladeilustraciones"/>
-        <w:rPr>
-          <w:rFonts w:eastAsiaTheme="minorEastAsia" w:cs="Microsoft Sans Serif"/>
-          <w:noProof/>
-          <w:kern w:val="2"/>
-          <w:sz w:val="24"/>
-          <w:szCs w:val="24"/>
-          <w14:ligatures w14:val="standardContextual"/>
-        </w:rPr>
-      </w:pPr>
-      <w:hyperlink w:anchor="_Toc229049292" w:history="1">
-        <w:r>
-          <w:rPr>
-            <w:rStyle w:val="Hipervnculo"/>
-            <w:rFonts w:ascii="Microsoft Sans Serif" w:hAnsi="Microsoft Sans Serif" w:cs="Microsoft Sans Serif"/>
-            <w:noProof/>
-          </w:rPr>
-          <w:t>Figura 8. Localizaciones de despliegue de las sondas durante el ASM-193.</w:t>
-        </w:r>
-        <w:r>
-          <w:rPr>
-            <w:rFonts w:cs="Microsoft Sans Serif"/>
-            <w:noProof/>
-          </w:rPr>
-          <w:tab/>
-        </w:r>
-        <w:r>
-          <w:rPr>
-            <w:rFonts w:cs="Microsoft Sans Serif"/>
-            <w:noProof/>
-          </w:rPr>
-          <w:fldChar w:fldCharType="begin"/>
-        </w:r>
-        <w:r>
-          <w:rPr>
-            <w:rFonts w:cs="Microsoft Sans Serif"/>
-            <w:noProof/>
-          </w:rPr>
-          <w:instrText xml:space="preserve"> PAGEREF _Toc229049292 \h </w:instrText>
-        </w:r>
-        <w:r>
-          <w:rPr>
-            <w:rFonts w:cs="Microsoft Sans Serif"/>
-            <w:noProof/>
-          </w:rPr>
-        </w:r>
-        <w:r>
-          <w:rPr>
-            <w:rFonts w:cs="Microsoft Sans Serif"/>
-            <w:noProof/>
-          </w:rPr>
-          <w:fldChar w:fldCharType="separate"/>
-        </w:r>
-        <w:r>
-          <w:rPr>
-            <w:rFonts w:cs="Microsoft Sans Serif"/>
-            <w:noProof/>
-          </w:rPr>
-          <w:t>16</w:t>
-        </w:r>
-        <w:r>
-          <w:rPr>
-            <w:rFonts w:cs="Microsoft Sans Serif"/>
-            <w:noProof/>
-          </w:rPr>
-          <w:fldChar w:fldCharType="end"/>
-        </w:r>
-      </w:hyperlink>
-    </w:p>
-    <w:p>
-      <w:pPr>
-        <w:pStyle w:val="Tabladeilustraciones"/>
-        <w:rPr>
-          <w:rFonts w:eastAsiaTheme="minorEastAsia" w:cs="Microsoft Sans Serif"/>
-          <w:noProof/>
-          <w:kern w:val="2"/>
-          <w:sz w:val="24"/>
-          <w:szCs w:val="24"/>
-          <w14:ligatures w14:val="standardContextual"/>
-        </w:rPr>
-      </w:pPr>
-      <w:hyperlink w:anchor="_Toc229049293" w:history="1">
-        <w:r>
-          <w:rPr>
-            <w:rStyle w:val="Hipervnculo"/>
-            <w:rFonts w:ascii="Microsoft Sans Serif" w:hAnsi="Microsoft Sans Serif" w:cs="Microsoft Sans Serif"/>
-            <w:noProof/>
-          </w:rPr>
-          <w:t>Figura 9. Localizaciones de despliegue de las sondas durante el ASM-196.</w:t>
-        </w:r>
-        <w:r>
-          <w:rPr>
-            <w:rFonts w:cs="Microsoft Sans Serif"/>
-            <w:noProof/>
-          </w:rPr>
-          <w:tab/>
-        </w:r>
-        <w:r>
-          <w:rPr>
-            <w:rFonts w:cs="Microsoft Sans Serif"/>
-            <w:noProof/>
-          </w:rPr>
-          <w:fldChar w:fldCharType="begin"/>
-        </w:r>
-        <w:r>
-          <w:rPr>
-            <w:rFonts w:cs="Microsoft Sans Serif"/>
-            <w:noProof/>
-          </w:rPr>
-          <w:instrText xml:space="preserve"> PAGEREF _Toc229049293 \h </w:instrText>
-        </w:r>
-        <w:r>
-          <w:rPr>
-            <w:rFonts w:cs="Microsoft Sans Serif"/>
-            <w:noProof/>
-          </w:rPr>
-        </w:r>
-        <w:r>
-          <w:rPr>
-            <w:rFonts w:cs="Microsoft Sans Serif"/>
-            <w:noProof/>
-          </w:rPr>
-          <w:fldChar w:fldCharType="separate"/>
-        </w:r>
-        <w:r>
-          <w:rPr>
-            <w:rFonts w:cs="Microsoft Sans Serif"/>
-            <w:noProof/>
-          </w:rPr>
-          <w:t>16</w:t>
-        </w:r>
-        <w:r>
-          <w:rPr>
-            <w:rFonts w:cs="Microsoft Sans Serif"/>
-            <w:noProof/>
-          </w:rPr>
-          <w:fldChar w:fldCharType="end"/>
-        </w:r>
-      </w:hyperlink>
-    </w:p>
-    <w:p>
-      <w:pPr>
-        <w:pStyle w:val="Tabladeilustraciones"/>
-        <w:rPr>
-          <w:rFonts w:eastAsiaTheme="minorEastAsia" w:cs="Microsoft Sans Serif"/>
-          <w:noProof/>
-          <w:kern w:val="2"/>
-          <w:sz w:val="24"/>
-          <w:szCs w:val="24"/>
-          <w14:ligatures w14:val="standardContextual"/>
-        </w:rPr>
-      </w:pPr>
-      <w:hyperlink w:anchor="_Toc229049294" w:history="1">
-        <w:r>
-          <w:rPr>
-            <w:rStyle w:val="Hipervnculo"/>
-            <w:rFonts w:ascii="Microsoft Sans Serif" w:hAnsi="Microsoft Sans Serif" w:cs="Microsoft Sans Serif"/>
-            <w:noProof/>
-          </w:rPr>
-          <w:t>Figura 10. Sondas oceanográficas en tierra antes de ser transportadas para su despliegue.</w:t>
-        </w:r>
-        <w:r>
-          <w:rPr>
-            <w:rFonts w:cs="Microsoft Sans Serif"/>
-            <w:noProof/>
-          </w:rPr>
-          <w:tab/>
-        </w:r>
-        <w:r>
-          <w:rPr>
-            <w:rFonts w:cs="Microsoft Sans Serif"/>
-            <w:noProof/>
-          </w:rPr>
-          <w:fldChar w:fldCharType="begin"/>
-        </w:r>
-        <w:r>
-          <w:rPr>
-            <w:rFonts w:cs="Microsoft Sans Serif"/>
-            <w:noProof/>
-          </w:rPr>
-          <w:instrText xml:space="preserve"> PAGEREF _Toc229049294 \h </w:instrText>
-        </w:r>
-        <w:r>
-          <w:rPr>
-            <w:rFonts w:cs="Microsoft Sans Serif"/>
-            <w:noProof/>
-          </w:rPr>
-        </w:r>
-        <w:r>
-          <w:rPr>
-            <w:rFonts w:cs="Microsoft Sans Serif"/>
-            <w:noProof/>
-          </w:rPr>
-          <w:fldChar w:fldCharType="separate"/>
-        </w:r>
-        <w:r>
-          <w:rPr>
-            <w:rFonts w:cs="Microsoft Sans Serif"/>
-            <w:noProof/>
-          </w:rPr>
-          <w:t>17</w:t>
-        </w:r>
-        <w:r>
-          <w:rPr>
-            <w:rFonts w:cs="Microsoft Sans Serif"/>
-            <w:noProof/>
-          </w:rPr>
-          <w:fldChar w:fldCharType="end"/>
-        </w:r>
-      </w:hyperlink>
-    </w:p>
-    <w:p>
-      <w:pPr>
-        <w:pStyle w:val="Tabladeilustraciones"/>
-        <w:rPr>
-          <w:rFonts w:eastAsiaTheme="minorEastAsia" w:cs="Microsoft Sans Serif"/>
-          <w:noProof/>
-          <w:kern w:val="2"/>
-          <w:sz w:val="24"/>
-          <w:szCs w:val="24"/>
-          <w14:ligatures w14:val="standardContextual"/>
-        </w:rPr>
-      </w:pPr>
-      <w:hyperlink w:anchor="_Toc229049295" w:history="1">
-        <w:r>
-          <w:rPr>
-            <w:rStyle w:val="Hipervnculo"/>
-            <w:rFonts w:ascii="Microsoft Sans Serif" w:hAnsi="Microsoft Sans Serif" w:cs="Microsoft Sans Serif"/>
-            <w:noProof/>
-          </w:rPr>
-          <w:t>Figura 11. Preparación de las sondas en la embarcación antes del despliegue de la primera sonda oceanográfica.</w:t>
-        </w:r>
-        <w:r>
-          <w:rPr>
-            <w:rFonts w:cs="Microsoft Sans Serif"/>
-            <w:noProof/>
-          </w:rPr>
-          <w:tab/>
-        </w:r>
-        <w:r>
-          <w:rPr>
-            <w:rFonts w:cs="Microsoft Sans Serif"/>
-            <w:noProof/>
-          </w:rPr>
-          <w:fldChar w:fldCharType="begin"/>
-        </w:r>
-        <w:r>
-          <w:rPr>
-            <w:rFonts w:cs="Microsoft Sans Serif"/>
-            <w:noProof/>
-          </w:rPr>
-          <w:instrText xml:space="preserve"> PAGEREF _Toc229049295 \h </w:instrText>
-        </w:r>
-        <w:r>
-          <w:rPr>
-            <w:rFonts w:cs="Microsoft Sans Serif"/>
-            <w:noProof/>
-          </w:rPr>
-        </w:r>
-        <w:r>
-          <w:rPr>
-            <w:rFonts w:cs="Microsoft Sans Serif"/>
-            <w:noProof/>
-          </w:rPr>
-          <w:fldChar w:fldCharType="separate"/>
-        </w:r>
-        <w:r>
-          <w:rPr>
-            <w:rFonts w:cs="Microsoft Sans Serif"/>
-            <w:noProof/>
-          </w:rPr>
-          <w:t>17</w:t>
-        </w:r>
-        <w:r>
-          <w:rPr>
-            <w:rFonts w:cs="Microsoft Sans Serif"/>
-            <w:noProof/>
-          </w:rPr>
-          <w:fldChar w:fldCharType="end"/>
-        </w:r>
-      </w:hyperlink>
-    </w:p>
-    <w:p>
-      <w:pPr>
-        <w:pStyle w:val="Tabladeilustraciones"/>
-        <w:rPr>
-          <w:rFonts w:eastAsiaTheme="minorEastAsia" w:cs="Microsoft Sans Serif"/>
-          <w:noProof/>
-          <w:kern w:val="2"/>
-          <w:sz w:val="24"/>
-          <w:szCs w:val="24"/>
-          <w14:ligatures w14:val="standardContextual"/>
-        </w:rPr>
-      </w:pPr>
-      <w:hyperlink w:anchor="_Toc229049296" w:history="1">
-        <w:r>
-          <w:rPr>
-            <w:rStyle w:val="Hipervnculo"/>
-            <w:rFonts w:ascii="Microsoft Sans Serif" w:hAnsi="Microsoft Sans Serif" w:cs="Microsoft Sans Serif"/>
-            <w:noProof/>
-          </w:rPr>
-          <w:t>Figura 12. Inicio del despliegue de una sonda en las coordenadas indicadas por PEMEX.</w:t>
-        </w:r>
-        <w:r>
-          <w:rPr>
-            <w:rFonts w:cs="Microsoft Sans Serif"/>
-            <w:noProof/>
-          </w:rPr>
-          <w:tab/>
-        </w:r>
-        <w:r>
-          <w:rPr>
-            <w:rFonts w:cs="Microsoft Sans Serif"/>
-            <w:noProof/>
-          </w:rPr>
-          <w:fldChar w:fldCharType="begin"/>
-        </w:r>
-        <w:r>
-          <w:rPr>
-            <w:rFonts w:cs="Microsoft Sans Serif"/>
-            <w:noProof/>
-          </w:rPr>
-          <w:instrText xml:space="preserve"> PAGEREF _Toc229049296 \h </w:instrText>
-        </w:r>
-        <w:r>
-          <w:rPr>
-            <w:rFonts w:cs="Microsoft Sans Serif"/>
-            <w:noProof/>
-          </w:rPr>
-        </w:r>
-        <w:r>
-          <w:rPr>
-            <w:rFonts w:cs="Microsoft Sans Serif"/>
-            <w:noProof/>
-          </w:rPr>
-          <w:fldChar w:fldCharType="separate"/>
-        </w:r>
-        <w:r>
-          <w:rPr>
-            <w:rFonts w:cs="Microsoft Sans Serif"/>
-            <w:noProof/>
-          </w:rPr>
-          <w:t>18</w:t>
-        </w:r>
-        <w:r>
-          <w:rPr>
-            <w:rFonts w:cs="Microsoft Sans Serif"/>
-            <w:noProof/>
-          </w:rPr>
-          <w:fldChar w:fldCharType="end"/>
-        </w:r>
-      </w:hyperlink>
-    </w:p>
-    <w:p>
-      <w:pPr>
-        <w:pStyle w:val="Tabladeilustraciones"/>
-        <w:rPr>
-          <w:rFonts w:eastAsiaTheme="minorEastAsia" w:cs="Microsoft Sans Serif"/>
-          <w:noProof/>
-          <w:kern w:val="2"/>
-          <w:sz w:val="24"/>
-          <w:szCs w:val="24"/>
-          <w14:ligatures w14:val="standardContextual"/>
-        </w:rPr>
-      </w:pPr>
-      <w:hyperlink w:anchor="_Toc229049297" w:history="1">
-        <w:r>
-          <w:rPr>
-            <w:rStyle w:val="Hipervnculo"/>
-            <w:rFonts w:ascii="Microsoft Sans Serif" w:hAnsi="Microsoft Sans Serif" w:cs="Microsoft Sans Serif"/>
-            <w:noProof/>
-          </w:rPr>
-          <w:t>Figura 13. Inicio del despliegue de una sonda (draga de arrastre) en las coordenadas indicadas por PEMEX.</w:t>
-        </w:r>
-        <w:r>
-          <w:rPr>
-            <w:rFonts w:cs="Microsoft Sans Serif"/>
-            <w:noProof/>
-          </w:rPr>
-          <w:tab/>
-        </w:r>
-        <w:r>
-          <w:rPr>
-            <w:rFonts w:cs="Microsoft Sans Serif"/>
-            <w:noProof/>
-          </w:rPr>
-          <w:fldChar w:fldCharType="begin"/>
-        </w:r>
-        <w:r>
-          <w:rPr>
-            <w:rFonts w:cs="Microsoft Sans Serif"/>
-            <w:noProof/>
-          </w:rPr>
-          <w:instrText xml:space="preserve"> PAGEREF _Toc229049297 \h </w:instrText>
-        </w:r>
-        <w:r>
-          <w:rPr>
-            <w:rFonts w:cs="Microsoft Sans Serif"/>
-            <w:noProof/>
-          </w:rPr>
-        </w:r>
-        <w:r>
-          <w:rPr>
-            <w:rFonts w:cs="Microsoft Sans Serif"/>
-            <w:noProof/>
-          </w:rPr>
-          <w:fldChar w:fldCharType="separate"/>
-        </w:r>
-        <w:r>
-          <w:rPr>
-            <w:rFonts w:cs="Microsoft Sans Serif"/>
-            <w:noProof/>
-          </w:rPr>
-          <w:t>18</w:t>
-        </w:r>
-        <w:r>
-          <w:rPr>
-            <w:rFonts w:cs="Microsoft Sans Serif"/>
-            <w:noProof/>
-          </w:rPr>
-          <w:fldChar w:fldCharType="end"/>
-        </w:r>
-      </w:hyperlink>
-    </w:p>
-    <w:p>
-      <w:pPr>
-        <w:pStyle w:val="Tabladeilustraciones"/>
-        <w:rPr>
-          <w:rFonts w:eastAsiaTheme="minorEastAsia" w:cs="Microsoft Sans Serif"/>
-          <w:noProof/>
-          <w:kern w:val="2"/>
-          <w:sz w:val="24"/>
-          <w:szCs w:val="24"/>
-          <w14:ligatures w14:val="standardContextual"/>
-        </w:rPr>
-      </w:pPr>
-      <w:hyperlink w:anchor="_Toc229049298" w:history="1">
-        <w:r>
-          <w:rPr>
-            <w:rStyle w:val="Hipervnculo"/>
-            <w:rFonts w:ascii="Microsoft Sans Serif" w:hAnsi="Microsoft Sans Serif" w:cs="Microsoft Sans Serif"/>
-            <w:noProof/>
-          </w:rPr>
-          <w:t>Figura 14. Pruebas de conexión bluetooth antes de liberada.</w:t>
-        </w:r>
-        <w:r>
-          <w:rPr>
-            <w:rFonts w:cs="Microsoft Sans Serif"/>
-            <w:noProof/>
-          </w:rPr>
-          <w:tab/>
-        </w:r>
-        <w:r>
-          <w:rPr>
-            <w:rFonts w:cs="Microsoft Sans Serif"/>
-            <w:noProof/>
-          </w:rPr>
-          <w:fldChar w:fldCharType="begin"/>
-        </w:r>
-        <w:r>
-          <w:rPr>
-            <w:rFonts w:cs="Microsoft Sans Serif"/>
-            <w:noProof/>
-          </w:rPr>
-          <w:instrText xml:space="preserve"> PAGEREF _Toc229049298 \h </w:instrText>
-        </w:r>
-        <w:r>
-          <w:rPr>
-            <w:rFonts w:cs="Microsoft Sans Serif"/>
-            <w:noProof/>
-          </w:rPr>
-        </w:r>
-        <w:r>
-          <w:rPr>
-            <w:rFonts w:cs="Microsoft Sans Serif"/>
-            <w:noProof/>
-          </w:rPr>
-          <w:fldChar w:fldCharType="separate"/>
-        </w:r>
-        <w:r>
-          <w:rPr>
-            <w:rFonts w:cs="Microsoft Sans Serif"/>
-            <w:noProof/>
-          </w:rPr>
-          <w:t>19</w:t>
-        </w:r>
-        <w:r>
-          <w:rPr>
-            <w:rFonts w:cs="Microsoft Sans Serif"/>
-            <w:noProof/>
-          </w:rPr>
-          <w:fldChar w:fldCharType="end"/>
-        </w:r>
-      </w:hyperlink>
-    </w:p>
-    <w:p>
-      <w:pPr>
-        <w:pStyle w:val="Tabladeilustraciones"/>
-        <w:rPr>
-          <w:rFonts w:eastAsiaTheme="minorEastAsia" w:cs="Microsoft Sans Serif"/>
-          <w:noProof/>
-          <w:kern w:val="2"/>
-          <w:sz w:val="24"/>
-          <w:szCs w:val="24"/>
-          <w14:ligatures w14:val="standardContextual"/>
-        </w:rPr>
-      </w:pPr>
-      <w:hyperlink w:anchor="_Toc229049299" w:history="1">
-        <w:r>
-          <w:rPr>
-            <w:rStyle w:val="Hipervnculo"/>
-            <w:rFonts w:ascii="Microsoft Sans Serif" w:hAnsi="Microsoft Sans Serif" w:cs="Microsoft Sans Serif"/>
-            <w:noProof/>
-          </w:rPr>
-          <w:t>Figura 15. Despliegue de sonda oceanográfica en el primer punto.</w:t>
-        </w:r>
-        <w:r>
-          <w:rPr>
-            <w:rFonts w:cs="Microsoft Sans Serif"/>
-            <w:noProof/>
-          </w:rPr>
-          <w:tab/>
-        </w:r>
-        <w:r>
-          <w:rPr>
-            <w:rFonts w:cs="Microsoft Sans Serif"/>
-            <w:noProof/>
-          </w:rPr>
-          <w:fldChar w:fldCharType="begin"/>
-        </w:r>
-        <w:r>
-          <w:rPr>
-            <w:rFonts w:cs="Microsoft Sans Serif"/>
-            <w:noProof/>
-          </w:rPr>
-          <w:instrText xml:space="preserve"> PAGEREF _Toc229049299 \h </w:instrText>
-        </w:r>
-        <w:r>
-          <w:rPr>
-            <w:rFonts w:cs="Microsoft Sans Serif"/>
-            <w:noProof/>
-          </w:rPr>
-        </w:r>
-        <w:r>
-          <w:rPr>
-            <w:rFonts w:cs="Microsoft Sans Serif"/>
-            <w:noProof/>
-          </w:rPr>
-          <w:fldChar w:fldCharType="separate"/>
-        </w:r>
-        <w:r>
-          <w:rPr>
-            <w:rFonts w:cs="Microsoft Sans Serif"/>
-            <w:noProof/>
-          </w:rPr>
-          <w:t>19</w:t>
-        </w:r>
-        <w:r>
-          <w:rPr>
-            <w:rFonts w:cs="Microsoft Sans Serif"/>
-            <w:noProof/>
-          </w:rPr>
-          <w:fldChar w:fldCharType="end"/>
-        </w:r>
-      </w:hyperlink>
-    </w:p>
-    <w:p>
-      <w:pPr>
-        <w:pStyle w:val="Tabladeilustraciones"/>
-        <w:rPr>
-          <w:rFonts w:eastAsiaTheme="minorEastAsia" w:cs="Microsoft Sans Serif"/>
-          <w:noProof/>
-          <w:kern w:val="2"/>
-          <w:sz w:val="24"/>
-          <w:szCs w:val="24"/>
-          <w14:ligatures w14:val="standardContextual"/>
-        </w:rPr>
-      </w:pPr>
-      <w:hyperlink w:anchor="_Toc229049300" w:history="1">
-        <w:r>
-          <w:rPr>
-            <w:rStyle w:val="Hipervnculo"/>
-            <w:rFonts w:ascii="Microsoft Sans Serif" w:hAnsi="Microsoft Sans Serif" w:cs="Microsoft Sans Serif"/>
-            <w:noProof/>
-          </w:rPr>
-          <w:t>Figura 16. Despliegue de sonda oceanográfica en el último punto.</w:t>
-        </w:r>
-        <w:r>
-          <w:rPr>
-            <w:rFonts w:cs="Microsoft Sans Serif"/>
-            <w:noProof/>
-          </w:rPr>
-          <w:tab/>
-        </w:r>
-        <w:r>
-          <w:rPr>
-            <w:rFonts w:cs="Microsoft Sans Serif"/>
-            <w:noProof/>
-          </w:rPr>
-          <w:fldChar w:fldCharType="begin"/>
-        </w:r>
-        <w:r>
-          <w:rPr>
-            <w:rFonts w:cs="Microsoft Sans Serif"/>
-            <w:noProof/>
-          </w:rPr>
-          <w:instrText xml:space="preserve"> PAGEREF _Toc229049300 \h </w:instrText>
-        </w:r>
-        <w:r>
-          <w:rPr>
-            <w:rFonts w:cs="Microsoft Sans Serif"/>
-            <w:noProof/>
-          </w:rPr>
-        </w:r>
-        <w:r>
-          <w:rPr>
-            <w:rFonts w:cs="Microsoft Sans Serif"/>
-            <w:noProof/>
-          </w:rPr>
-          <w:fldChar w:fldCharType="separate"/>
-        </w:r>
-        <w:r>
-          <w:rPr>
-            <w:rFonts w:cs="Microsoft Sans Serif"/>
-            <w:noProof/>
-          </w:rPr>
-          <w:t>20</w:t>
-        </w:r>
-        <w:r>
-          <w:rPr>
-            <w:rFonts w:cs="Microsoft Sans Serif"/>
-            <w:noProof/>
-          </w:rPr>
-          <w:fldChar w:fldCharType="end"/>
-        </w:r>
-      </w:hyperlink>
-    </w:p>
-    <w:p>
-      <w:pPr>
-        <w:pStyle w:val="Tabladeilustraciones"/>
-        <w:rPr>
-          <w:rFonts w:eastAsiaTheme="minorEastAsia" w:cs="Microsoft Sans Serif"/>
-          <w:noProof/>
-          <w:kern w:val="2"/>
-          <w:sz w:val="24"/>
-          <w:szCs w:val="24"/>
-          <w14:ligatures w14:val="standardContextual"/>
-        </w:rPr>
-      </w:pPr>
-      <w:hyperlink w:anchor="_Toc229049301" w:history="1">
-        <w:r>
-          <w:rPr>
-            <w:rStyle w:val="Hipervnculo"/>
-            <w:rFonts w:ascii="Microsoft Sans Serif" w:hAnsi="Microsoft Sans Serif" w:cs="Microsoft Sans Serif"/>
-            <w:noProof/>
-          </w:rPr>
-          <w:t>Figura 17. Despliegue de sonda oceanográfica 9878221.</w:t>
-        </w:r>
-        <w:r>
-          <w:rPr>
-            <w:rFonts w:cs="Microsoft Sans Serif"/>
-            <w:noProof/>
-          </w:rPr>
-          <w:tab/>
-        </w:r>
-        <w:r>
-          <w:rPr>
-            <w:rFonts w:cs="Microsoft Sans Serif"/>
-            <w:noProof/>
-          </w:rPr>
-          <w:fldChar w:fldCharType="begin"/>
-        </w:r>
-        <w:r>
-          <w:rPr>
-            <w:rFonts w:cs="Microsoft Sans Serif"/>
-            <w:noProof/>
-          </w:rPr>
-          <w:instrText xml:space="preserve"> PAGEREF _Toc229049301 \h </w:instrText>
-        </w:r>
-        <w:r>
-          <w:rPr>
-            <w:rFonts w:cs="Microsoft Sans Serif"/>
-            <w:noProof/>
-          </w:rPr>
-        </w:r>
-        <w:r>
-          <w:rPr>
-            <w:rFonts w:cs="Microsoft Sans Serif"/>
-            <w:noProof/>
-          </w:rPr>
-          <w:fldChar w:fldCharType="separate"/>
-        </w:r>
-        <w:r>
-          <w:rPr>
-            <w:rFonts w:cs="Microsoft Sans Serif"/>
-            <w:noProof/>
-          </w:rPr>
-          <w:t>23</w:t>
-        </w:r>
-        <w:r>
-          <w:rPr>
-            <w:rFonts w:cs="Microsoft Sans Serif"/>
-            <w:noProof/>
-          </w:rPr>
-          <w:fldChar w:fldCharType="end"/>
-        </w:r>
-      </w:hyperlink>
-    </w:p>
-    <w:p>
-      <w:pPr>
-        <w:pStyle w:val="Tabladeilustraciones"/>
-        <w:rPr>
-          <w:rFonts w:eastAsiaTheme="minorEastAsia" w:cs="Microsoft Sans Serif"/>
-          <w:noProof/>
-          <w:kern w:val="2"/>
-          <w:sz w:val="24"/>
-          <w:szCs w:val="24"/>
-          <w14:ligatures w14:val="standardContextual"/>
-        </w:rPr>
-      </w:pPr>
-      <w:hyperlink w:anchor="_Toc229049302" w:history="1">
-        <w:r>
-          <w:rPr>
-            <w:rStyle w:val="Hipervnculo"/>
-            <w:rFonts w:ascii="Microsoft Sans Serif" w:hAnsi="Microsoft Sans Serif" w:cs="Microsoft Sans Serif"/>
-            <w:noProof/>
-          </w:rPr>
-          <w:t>Figura 18. Despliegue de sonda oceanográfica 9878504.</w:t>
-        </w:r>
-        <w:r>
-          <w:rPr>
-            <w:rFonts w:cs="Microsoft Sans Serif"/>
-            <w:noProof/>
-          </w:rPr>
-          <w:tab/>
-        </w:r>
-        <w:r>
-          <w:rPr>
-            <w:rFonts w:cs="Microsoft Sans Serif"/>
-            <w:noProof/>
-          </w:rPr>
-          <w:fldChar w:fldCharType="begin"/>
-        </w:r>
-        <w:r>
-          <w:rPr>
-            <w:rFonts w:cs="Microsoft Sans Serif"/>
-            <w:noProof/>
-          </w:rPr>
-          <w:instrText xml:space="preserve"> PAGEREF _Toc229049302 \h </w:instrText>
-        </w:r>
-        <w:r>
-          <w:rPr>
-            <w:rFonts w:cs="Microsoft Sans Serif"/>
-            <w:noProof/>
-          </w:rPr>
-        </w:r>
-        <w:r>
-          <w:rPr>
-            <w:rFonts w:cs="Microsoft Sans Serif"/>
-            <w:noProof/>
-          </w:rPr>
-          <w:fldChar w:fldCharType="separate"/>
-        </w:r>
-        <w:r>
-          <w:rPr>
-            <w:rFonts w:cs="Microsoft Sans Serif"/>
-            <w:noProof/>
-          </w:rPr>
-          <w:t>24</w:t>
-        </w:r>
-        <w:r>
-          <w:rPr>
-            <w:rFonts w:cs="Microsoft Sans Serif"/>
-            <w:noProof/>
-          </w:rPr>
-          <w:fldChar w:fldCharType="end"/>
-        </w:r>
-      </w:hyperlink>
-    </w:p>
-    <w:p>
-      <w:pPr>
-        <w:pStyle w:val="Tabladeilustraciones"/>
-        <w:rPr>
-          <w:rFonts w:eastAsiaTheme="minorEastAsia" w:cs="Microsoft Sans Serif"/>
-          <w:noProof/>
-          <w:kern w:val="2"/>
-          <w:sz w:val="24"/>
-          <w:szCs w:val="24"/>
-          <w14:ligatures w14:val="standardContextual"/>
-        </w:rPr>
-      </w:pPr>
-      <w:hyperlink w:anchor="_Toc229049303" w:history="1">
-        <w:r>
-          <w:rPr>
-            <w:rStyle w:val="Hipervnculo"/>
-            <w:rFonts w:ascii="Microsoft Sans Serif" w:hAnsi="Microsoft Sans Serif" w:cs="Microsoft Sans Serif"/>
-            <w:noProof/>
-          </w:rPr>
-          <w:t>Figura 19. Despliegue de sonda oceanográfica 9878225.</w:t>
-        </w:r>
-        <w:r>
-          <w:rPr>
-            <w:rFonts w:cs="Microsoft Sans Serif"/>
-            <w:noProof/>
-          </w:rPr>
-          <w:tab/>
-        </w:r>
-        <w:r>
-          <w:rPr>
-            <w:rFonts w:cs="Microsoft Sans Serif"/>
-            <w:noProof/>
-          </w:rPr>
-          <w:fldChar w:fldCharType="begin"/>
-        </w:r>
-        <w:r>
-          <w:rPr>
-            <w:rFonts w:cs="Microsoft Sans Serif"/>
-            <w:noProof/>
-          </w:rPr>
-          <w:instrText xml:space="preserve"> PAGEREF _Toc229049303 \h </w:instrText>
-        </w:r>
-        <w:r>
-          <w:rPr>
-            <w:rFonts w:cs="Microsoft Sans Serif"/>
-            <w:noProof/>
-          </w:rPr>
-        </w:r>
-        <w:r>
-          <w:rPr>
-            <w:rFonts w:cs="Microsoft Sans Serif"/>
-            <w:noProof/>
-          </w:rPr>
-          <w:fldChar w:fldCharType="separate"/>
-        </w:r>
-        <w:r>
-          <w:rPr>
-            <w:rFonts w:cs="Microsoft Sans Serif"/>
-            <w:noProof/>
-          </w:rPr>
-          <w:t>24</w:t>
-        </w:r>
-        <w:r>
-          <w:rPr>
-            <w:rFonts w:cs="Microsoft Sans Serif"/>
-            <w:noProof/>
-          </w:rPr>
-          <w:fldChar w:fldCharType="end"/>
-        </w:r>
-      </w:hyperlink>
-    </w:p>
-    <w:p>
-      <w:pPr>
-        <w:pStyle w:val="Tabladeilustraciones"/>
-        <w:rPr>
-          <w:rFonts w:eastAsiaTheme="minorEastAsia" w:cs="Microsoft Sans Serif"/>
-          <w:noProof/>
-          <w:kern w:val="2"/>
-          <w:sz w:val="24"/>
-          <w:szCs w:val="24"/>
-          <w14:ligatures w14:val="standardContextual"/>
-        </w:rPr>
-      </w:pPr>
-      <w:hyperlink w:anchor="_Toc229049304" w:history="1">
-        <w:r>
-          <w:rPr>
-            <w:rStyle w:val="Hipervnculo"/>
-            <w:rFonts w:ascii="Microsoft Sans Serif" w:hAnsi="Microsoft Sans Serif" w:cs="Microsoft Sans Serif"/>
-            <w:bCs/>
-            <w:iCs/>
-            <w:noProof/>
-          </w:rPr>
-          <w:t>Figura 20. Despliegue de sonda oceanográfica 9876178</w:t>
-        </w:r>
-        <w:r>
-          <w:rPr>
-            <w:rStyle w:val="Hipervnculo"/>
-            <w:rFonts w:ascii="Microsoft Sans Serif" w:hAnsi="Microsoft Sans Serif" w:cs="Microsoft Sans Serif"/>
-            <w:noProof/>
-          </w:rPr>
-          <w:t>.</w:t>
-        </w:r>
-        <w:r>
-          <w:rPr>
-            <w:rFonts w:cs="Microsoft Sans Serif"/>
-            <w:noProof/>
-          </w:rPr>
-          <w:tab/>
-        </w:r>
-        <w:r>
-          <w:rPr>
-            <w:rFonts w:cs="Microsoft Sans Serif"/>
-            <w:noProof/>
-          </w:rPr>
-          <w:fldChar w:fldCharType="begin"/>
-        </w:r>
-        <w:r>
-          <w:rPr>
-            <w:rFonts w:cs="Microsoft Sans Serif"/>
-            <w:noProof/>
-          </w:rPr>
-          <w:instrText xml:space="preserve"> PAGEREF _Toc229049304 \h </w:instrText>
-        </w:r>
-        <w:r>
-          <w:rPr>
-            <w:rFonts w:cs="Microsoft Sans Serif"/>
-            <w:noProof/>
-          </w:rPr>
-        </w:r>
-        <w:r>
-          <w:rPr>
-            <w:rFonts w:cs="Microsoft Sans Serif"/>
-            <w:noProof/>
-          </w:rPr>
-          <w:fldChar w:fldCharType="separate"/>
-        </w:r>
-        <w:r>
-          <w:rPr>
-            <w:rFonts w:cs="Microsoft Sans Serif"/>
-            <w:noProof/>
-          </w:rPr>
-          <w:t>25</w:t>
-        </w:r>
-        <w:r>
-          <w:rPr>
-            <w:rFonts w:cs="Microsoft Sans Serif"/>
-            <w:noProof/>
-          </w:rPr>
-          <w:fldChar w:fldCharType="end"/>
-        </w:r>
-      </w:hyperlink>
-    </w:p>
-    <w:p>
-      <w:pPr>
-        <w:pStyle w:val="Tabladeilustraciones"/>
-        <w:rPr>
-          <w:rFonts w:eastAsiaTheme="minorEastAsia" w:cs="Microsoft Sans Serif"/>
-          <w:noProof/>
-          <w:kern w:val="2"/>
-          <w:sz w:val="24"/>
-          <w:szCs w:val="24"/>
-          <w14:ligatures w14:val="standardContextual"/>
-        </w:rPr>
-      </w:pPr>
-      <w:hyperlink w:anchor="_Toc229049305" w:history="1">
-        <w:r>
-          <w:rPr>
-            <w:rStyle w:val="Hipervnculo"/>
-            <w:rFonts w:ascii="Microsoft Sans Serif" w:hAnsi="Microsoft Sans Serif" w:cs="Microsoft Sans Serif"/>
-            <w:bCs/>
-            <w:iCs/>
-            <w:noProof/>
-          </w:rPr>
-          <w:t>Figura 21. Despliegue de sonda oceanográfica 9878203</w:t>
-        </w:r>
-        <w:r>
-          <w:rPr>
-            <w:rStyle w:val="Hipervnculo"/>
-            <w:rFonts w:ascii="Microsoft Sans Serif" w:hAnsi="Microsoft Sans Serif" w:cs="Microsoft Sans Serif"/>
-            <w:noProof/>
-          </w:rPr>
-          <w:t>.</w:t>
-        </w:r>
-        <w:r>
-          <w:rPr>
-            <w:rFonts w:cs="Microsoft Sans Serif"/>
-            <w:noProof/>
-          </w:rPr>
-          <w:tab/>
-        </w:r>
-        <w:r>
-          <w:rPr>
-            <w:rFonts w:cs="Microsoft Sans Serif"/>
-            <w:noProof/>
-          </w:rPr>
-          <w:fldChar w:fldCharType="begin"/>
-        </w:r>
-        <w:r>
-          <w:rPr>
-            <w:rFonts w:cs="Microsoft Sans Serif"/>
-            <w:noProof/>
-          </w:rPr>
-          <w:instrText xml:space="preserve"> PAGEREF _Toc229049305 \h </w:instrText>
-        </w:r>
-        <w:r>
-          <w:rPr>
-            <w:rFonts w:cs="Microsoft Sans Serif"/>
-            <w:noProof/>
-          </w:rPr>
-        </w:r>
-        <w:r>
-          <w:rPr>
-            <w:rFonts w:cs="Microsoft Sans Serif"/>
-            <w:noProof/>
-          </w:rPr>
-          <w:fldChar w:fldCharType="separate"/>
-        </w:r>
-        <w:r>
-          <w:rPr>
-            <w:rFonts w:cs="Microsoft Sans Serif"/>
-            <w:noProof/>
-          </w:rPr>
-          <w:t>25</w:t>
-        </w:r>
-        <w:r>
-          <w:rPr>
-            <w:rFonts w:cs="Microsoft Sans Serif"/>
-            <w:noProof/>
-          </w:rPr>
-          <w:fldChar w:fldCharType="end"/>
-        </w:r>
-      </w:hyperlink>
-    </w:p>
-    <w:p>
-      <w:pPr>
-        <w:pStyle w:val="Tabladeilustraciones"/>
-        <w:rPr>
-          <w:rFonts w:eastAsiaTheme="minorEastAsia" w:cs="Microsoft Sans Serif"/>
-          <w:noProof/>
-          <w:kern w:val="2"/>
-          <w:sz w:val="24"/>
-          <w:szCs w:val="24"/>
-          <w14:ligatures w14:val="standardContextual"/>
-        </w:rPr>
-      </w:pPr>
-      <w:hyperlink w:anchor="_Toc229049306" w:history="1">
-        <w:r>
-          <w:rPr>
-            <w:rStyle w:val="Hipervnculo"/>
-            <w:rFonts w:ascii="Microsoft Sans Serif" w:hAnsi="Microsoft Sans Serif" w:cs="Microsoft Sans Serif"/>
-            <w:bCs/>
-            <w:iCs/>
-            <w:noProof/>
-          </w:rPr>
-          <w:t>Figura 22. Despliegue de sonda oceanográfica 4878505.</w:t>
-        </w:r>
-        <w:r>
-          <w:rPr>
-            <w:rFonts w:cs="Microsoft Sans Serif"/>
-            <w:noProof/>
-          </w:rPr>
-          <w:tab/>
-        </w:r>
-        <w:r>
-          <w:rPr>
-            <w:rFonts w:cs="Microsoft Sans Serif"/>
-            <w:noProof/>
-          </w:rPr>
-          <w:fldChar w:fldCharType="begin"/>
-        </w:r>
-        <w:r>
-          <w:rPr>
-            <w:rFonts w:cs="Microsoft Sans Serif"/>
-            <w:noProof/>
-          </w:rPr>
-          <w:instrText xml:space="preserve"> PAGEREF _Toc229049306 \h </w:instrText>
-        </w:r>
-        <w:r>
-          <w:rPr>
-            <w:rFonts w:cs="Microsoft Sans Serif"/>
-            <w:noProof/>
-          </w:rPr>
-        </w:r>
-        <w:r>
-          <w:rPr>
-            <w:rFonts w:cs="Microsoft Sans Serif"/>
-            <w:noProof/>
-          </w:rPr>
-          <w:fldChar w:fldCharType="separate"/>
-        </w:r>
-        <w:r>
-          <w:rPr>
-            <w:rFonts w:cs="Microsoft Sans Serif"/>
-            <w:noProof/>
-          </w:rPr>
-          <w:t>26</w:t>
-        </w:r>
-        <w:r>
-          <w:rPr>
-            <w:rFonts w:cs="Microsoft Sans Serif"/>
-            <w:noProof/>
-          </w:rPr>
-          <w:fldChar w:fldCharType="end"/>
-        </w:r>
-      </w:hyperlink>
-    </w:p>
-    <w:p>
-      <w:pPr>
-        <w:pStyle w:val="Tabladeilustraciones"/>
-        <w:rPr>
-          <w:rFonts w:eastAsiaTheme="minorEastAsia" w:cs="Microsoft Sans Serif"/>
-          <w:noProof/>
-          <w:kern w:val="2"/>
-          <w:sz w:val="24"/>
-          <w:szCs w:val="24"/>
-          <w14:ligatures w14:val="standardContextual"/>
-        </w:rPr>
-      </w:pPr>
-      <w:hyperlink w:anchor="_Toc229049307" w:history="1">
-        <w:r>
-          <w:rPr>
-            <w:rStyle w:val="Hipervnculo"/>
-            <w:rFonts w:ascii="Microsoft Sans Serif" w:hAnsi="Microsoft Sans Serif" w:cs="Microsoft Sans Serif"/>
-            <w:bCs/>
-            <w:iCs/>
-            <w:noProof/>
-          </w:rPr>
-          <w:t>Figura 23. Despliegue de sonda oceanográfica 9878218</w:t>
-        </w:r>
-        <w:r>
-          <w:rPr>
-            <w:rStyle w:val="Hipervnculo"/>
-            <w:rFonts w:ascii="Microsoft Sans Serif" w:hAnsi="Microsoft Sans Serif" w:cs="Microsoft Sans Serif"/>
-            <w:noProof/>
-          </w:rPr>
-          <w:t>.</w:t>
-        </w:r>
-        <w:r>
-          <w:rPr>
-            <w:rFonts w:cs="Microsoft Sans Serif"/>
-            <w:noProof/>
-          </w:rPr>
-          <w:tab/>
-        </w:r>
-        <w:r>
-          <w:rPr>
-            <w:rFonts w:cs="Microsoft Sans Serif"/>
-            <w:noProof/>
-          </w:rPr>
-          <w:fldChar w:fldCharType="begin"/>
-        </w:r>
-        <w:r>
-          <w:rPr>
-            <w:rFonts w:cs="Microsoft Sans Serif"/>
-            <w:noProof/>
-          </w:rPr>
-          <w:instrText xml:space="preserve"> PAGEREF _Toc229049307 \h </w:instrText>
-        </w:r>
-        <w:r>
-          <w:rPr>
-            <w:rFonts w:cs="Microsoft Sans Serif"/>
-            <w:noProof/>
-          </w:rPr>
-        </w:r>
-        <w:r>
-          <w:rPr>
-            <w:rFonts w:cs="Microsoft Sans Serif"/>
-            <w:noProof/>
-          </w:rPr>
-          <w:fldChar w:fldCharType="separate"/>
-        </w:r>
-        <w:r>
-          <w:rPr>
-            <w:rFonts w:cs="Microsoft Sans Serif"/>
-            <w:noProof/>
-          </w:rPr>
-          <w:t>26</w:t>
-        </w:r>
-        <w:r>
-          <w:rPr>
-            <w:rFonts w:cs="Microsoft Sans Serif"/>
-            <w:noProof/>
-          </w:rPr>
-          <w:fldChar w:fldCharType="end"/>
-        </w:r>
-      </w:hyperlink>
-    </w:p>
-    <w:p>
-      <w:pPr>
-        <w:pStyle w:val="Tabladeilustraciones"/>
-        <w:rPr>
-          <w:rFonts w:eastAsiaTheme="minorEastAsia" w:cs="Microsoft Sans Serif"/>
-          <w:noProof/>
-          <w:kern w:val="2"/>
-          <w:sz w:val="24"/>
-          <w:szCs w:val="24"/>
-          <w14:ligatures w14:val="standardContextual"/>
-        </w:rPr>
-      </w:pPr>
-      <w:hyperlink w:anchor="_Toc229049308" w:history="1">
-        <w:r>
-          <w:rPr>
-            <w:rStyle w:val="Hipervnculo"/>
-            <w:rFonts w:ascii="Microsoft Sans Serif" w:hAnsi="Microsoft Sans Serif" w:cs="Microsoft Sans Serif"/>
-            <w:noProof/>
-          </w:rPr>
-          <w:t>Figura 24. Datos transmitidos del estado de las baterías durante las 24 horas de las pruebas de funcionamiento.</w:t>
-        </w:r>
-        <w:r>
-          <w:rPr>
-            <w:rFonts w:cs="Microsoft Sans Serif"/>
-            <w:noProof/>
-          </w:rPr>
-          <w:tab/>
-        </w:r>
-        <w:r>
-          <w:rPr>
-            <w:rFonts w:cs="Microsoft Sans Serif"/>
-            <w:noProof/>
-          </w:rPr>
-          <w:fldChar w:fldCharType="begin"/>
-        </w:r>
-        <w:r>
-          <w:rPr>
-            <w:rFonts w:cs="Microsoft Sans Serif"/>
-            <w:noProof/>
-          </w:rPr>
-          <w:instrText xml:space="preserve"> PAGEREF _Toc229049308 \h </w:instrText>
-        </w:r>
-        <w:r>
-          <w:rPr>
-            <w:rFonts w:cs="Microsoft Sans Serif"/>
-            <w:noProof/>
-          </w:rPr>
-        </w:r>
-        <w:r>
-          <w:rPr>
-            <w:rFonts w:cs="Microsoft Sans Serif"/>
-            <w:noProof/>
-          </w:rPr>
-          <w:fldChar w:fldCharType="separate"/>
-        </w:r>
-        <w:r>
-          <w:rPr>
-            <w:rFonts w:cs="Microsoft Sans Serif"/>
-            <w:noProof/>
-          </w:rPr>
-          <w:t>28</w:t>
-        </w:r>
-        <w:r>
-          <w:rPr>
-            <w:rFonts w:cs="Microsoft Sans Serif"/>
-            <w:noProof/>
-          </w:rPr>
-          <w:fldChar w:fldCharType="end"/>
-        </w:r>
-      </w:hyperlink>
-    </w:p>
-    <w:p>
-      <w:pPr>
-        <w:pStyle w:val="Tabladeilustraciones"/>
-        <w:rPr>
-          <w:rFonts w:eastAsiaTheme="minorEastAsia" w:cs="Microsoft Sans Serif"/>
-          <w:noProof/>
-          <w:kern w:val="2"/>
-          <w:sz w:val="24"/>
-          <w:szCs w:val="24"/>
-          <w14:ligatures w14:val="standardContextual"/>
-        </w:rPr>
-      </w:pPr>
-      <w:hyperlink w:anchor="_Toc229049309" w:history="1">
-        <w:r>
-          <w:rPr>
-            <w:rStyle w:val="Hipervnculo"/>
-            <w:rFonts w:ascii="Microsoft Sans Serif" w:hAnsi="Microsoft Sans Serif" w:cs="Microsoft Sans Serif"/>
-            <w:noProof/>
-          </w:rPr>
-          <w:t>Figura 25. Datos transmitidos del estado de las baterías durante las 24 horas de las pruebas de funcionamiento.</w:t>
-        </w:r>
-        <w:r>
-          <w:rPr>
-            <w:rFonts w:cs="Microsoft Sans Serif"/>
-            <w:noProof/>
-          </w:rPr>
-          <w:tab/>
-        </w:r>
-        <w:r>
-          <w:rPr>
-            <w:rFonts w:cs="Microsoft Sans Serif"/>
-            <w:noProof/>
-          </w:rPr>
-          <w:fldChar w:fldCharType="begin"/>
-        </w:r>
-        <w:r>
-          <w:rPr>
-            <w:rFonts w:cs="Microsoft Sans Serif"/>
-            <w:noProof/>
-          </w:rPr>
-          <w:instrText xml:space="preserve"> PAGEREF _Toc229049309 \h </w:instrText>
-        </w:r>
-        <w:r>
-          <w:rPr>
-            <w:rFonts w:cs="Microsoft Sans Serif"/>
-            <w:noProof/>
-          </w:rPr>
-        </w:r>
-        <w:r>
-          <w:rPr>
-            <w:rFonts w:cs="Microsoft Sans Serif"/>
-            <w:noProof/>
-          </w:rPr>
-          <w:fldChar w:fldCharType="separate"/>
-        </w:r>
-        <w:r>
-          <w:rPr>
-            <w:rFonts w:cs="Microsoft Sans Serif"/>
-            <w:noProof/>
-          </w:rPr>
-          <w:t>28</w:t>
-        </w:r>
-        <w:r>
-          <w:rPr>
-            <w:rFonts w:cs="Microsoft Sans Serif"/>
-            <w:noProof/>
-          </w:rPr>
-          <w:fldChar w:fldCharType="end"/>
-        </w:r>
-      </w:hyperlink>
-    </w:p>
-    <w:p>
-      <w:pPr>
-        <w:pStyle w:val="Tabladeilustraciones"/>
-        <w:rPr>
-          <w:rFonts w:eastAsiaTheme="minorEastAsia" w:cs="Microsoft Sans Serif"/>
-          <w:noProof/>
-          <w:kern w:val="2"/>
-          <w:sz w:val="24"/>
-          <w:szCs w:val="24"/>
-          <w14:ligatures w14:val="standardContextual"/>
-        </w:rPr>
-      </w:pPr>
-      <w:hyperlink w:anchor="_Toc229049310" w:history="1">
-        <w:r>
-          <w:rPr>
-            <w:rStyle w:val="Hipervnculo"/>
-            <w:rFonts w:ascii="Microsoft Sans Serif" w:hAnsi="Microsoft Sans Serif" w:cs="Microsoft Sans Serif"/>
-            <w:noProof/>
-          </w:rPr>
-          <w:t xml:space="preserve">Figura 26. Mapa con la información de las primeras 24 horas de transmisión de la boya </w:t>
-        </w:r>
-        <w:r>
-          <w:rPr>
-            <w:rStyle w:val="Hipervnculo"/>
-            <w:rFonts w:ascii="Microsoft Sans Serif" w:hAnsi="Microsoft Sans Serif" w:cs="Microsoft Sans Serif"/>
-            <w:noProof/>
-            <w:lang w:val="es-ES"/>
-          </w:rPr>
-          <w:t>9878221</w:t>
-        </w:r>
-        <w:r>
-          <w:rPr>
-            <w:rStyle w:val="Hipervnculo"/>
-            <w:rFonts w:ascii="Microsoft Sans Serif" w:hAnsi="Microsoft Sans Serif" w:cs="Microsoft Sans Serif"/>
-            <w:noProof/>
-          </w:rPr>
-          <w:t>.</w:t>
-        </w:r>
-        <w:r>
-          <w:rPr>
-            <w:rFonts w:cs="Microsoft Sans Serif"/>
-            <w:noProof/>
-          </w:rPr>
-          <w:tab/>
-        </w:r>
-        <w:r>
-          <w:rPr>
-            <w:rFonts w:cs="Microsoft Sans Serif"/>
-            <w:noProof/>
-          </w:rPr>
-          <w:fldChar w:fldCharType="begin"/>
-        </w:r>
-        <w:r>
-          <w:rPr>
-            <w:rFonts w:cs="Microsoft Sans Serif"/>
-            <w:noProof/>
-          </w:rPr>
-          <w:instrText xml:space="preserve"> PAGEREF _Toc229049310 \h </w:instrText>
-        </w:r>
-        <w:r>
-          <w:rPr>
-            <w:rFonts w:cs="Microsoft Sans Serif"/>
-            <w:noProof/>
-          </w:rPr>
-        </w:r>
-        <w:r>
-          <w:rPr>
-            <w:rFonts w:cs="Microsoft Sans Serif"/>
-            <w:noProof/>
-          </w:rPr>
-          <w:fldChar w:fldCharType="separate"/>
-        </w:r>
-        <w:r>
-          <w:rPr>
-            <w:rFonts w:cs="Microsoft Sans Serif"/>
-            <w:noProof/>
-          </w:rPr>
-          <w:t>29</w:t>
-        </w:r>
-        <w:r>
-          <w:rPr>
-            <w:rFonts w:cs="Microsoft Sans Serif"/>
-            <w:noProof/>
-          </w:rPr>
-          <w:fldChar w:fldCharType="end"/>
-        </w:r>
-      </w:hyperlink>
-    </w:p>
-    <w:p>
-      <w:pPr>
-        <w:pStyle w:val="Tabladeilustraciones"/>
-        <w:rPr>
-          <w:rFonts w:eastAsiaTheme="minorEastAsia" w:cs="Microsoft Sans Serif"/>
-          <w:noProof/>
-          <w:kern w:val="2"/>
-          <w:sz w:val="24"/>
-          <w:szCs w:val="24"/>
-          <w14:ligatures w14:val="standardContextual"/>
-        </w:rPr>
-      </w:pPr>
-      <w:hyperlink w:anchor="_Toc229049311" w:history="1">
-        <w:r>
-          <w:rPr>
-            <w:rStyle w:val="Hipervnculo"/>
-            <w:rFonts w:ascii="Microsoft Sans Serif" w:hAnsi="Microsoft Sans Serif" w:cs="Microsoft Sans Serif"/>
-            <w:noProof/>
-          </w:rPr>
-          <w:t>Figura 33. Datos enviados durante las pruebas de laboratorio para la sonda 9878221.</w:t>
-        </w:r>
-        <w:r>
-          <w:rPr>
-            <w:rFonts w:cs="Microsoft Sans Serif"/>
-            <w:noProof/>
-          </w:rPr>
-          <w:tab/>
-        </w:r>
-        <w:r>
-          <w:rPr>
-            <w:rFonts w:cs="Microsoft Sans Serif"/>
-            <w:noProof/>
-          </w:rPr>
-          <w:fldChar w:fldCharType="begin"/>
-        </w:r>
-        <w:r>
-          <w:rPr>
-            <w:rFonts w:cs="Microsoft Sans Serif"/>
-            <w:noProof/>
-          </w:rPr>
-          <w:instrText xml:space="preserve"> PAGEREF _Toc229049311 \h </w:instrText>
-        </w:r>
-        <w:r>
-          <w:rPr>
-            <w:rFonts w:cs="Microsoft Sans Serif"/>
-            <w:noProof/>
-          </w:rPr>
-        </w:r>
-        <w:r>
-          <w:rPr>
-            <w:rFonts w:cs="Microsoft Sans Serif"/>
-            <w:noProof/>
-          </w:rPr>
-          <w:fldChar w:fldCharType="separate"/>
-        </w:r>
-        <w:r>
-          <w:rPr>
-            <w:rFonts w:cs="Microsoft Sans Serif"/>
-            <w:noProof/>
-          </w:rPr>
-          <w:t>53</w:t>
-        </w:r>
-        <w:r>
-          <w:rPr>
-            <w:rFonts w:cs="Microsoft Sans Serif"/>
-            <w:noProof/>
-          </w:rPr>
-          <w:fldChar w:fldCharType="end"/>
-        </w:r>
-      </w:hyperlink>
-    </w:p>
-    <w:p>
-      <w:pPr>
-        <w:pStyle w:val="Tabladeilustraciones"/>
-        <w:rPr>
-          <w:rFonts w:eastAsiaTheme="minorEastAsia" w:cs="Microsoft Sans Serif"/>
-          <w:noProof/>
-          <w:kern w:val="2"/>
-          <w:sz w:val="24"/>
-          <w:szCs w:val="24"/>
-          <w14:ligatures w14:val="standardContextual"/>
-        </w:rPr>
-      </w:pPr>
-      <w:hyperlink w:anchor="_Toc229049312" w:history="1">
-        <w:r>
-          <w:rPr>
-            <w:rStyle w:val="Hipervnculo"/>
-            <w:rFonts w:ascii="Microsoft Sans Serif" w:hAnsi="Microsoft Sans Serif" w:cs="Microsoft Sans Serif"/>
-            <w:noProof/>
-          </w:rPr>
-          <w:t>Figura 34. Datos enviados durante las pruebas de laboratorio para la sonda 9878504.</w:t>
-        </w:r>
-        <w:r>
-          <w:rPr>
-            <w:rFonts w:cs="Microsoft Sans Serif"/>
-            <w:noProof/>
-          </w:rPr>
-          <w:tab/>
-        </w:r>
-        <w:r>
-          <w:rPr>
-            <w:rFonts w:cs="Microsoft Sans Serif"/>
-            <w:noProof/>
-          </w:rPr>
-          <w:fldChar w:fldCharType="begin"/>
-        </w:r>
-        <w:r>
-          <w:rPr>
-            <w:rFonts w:cs="Microsoft Sans Serif"/>
-            <w:noProof/>
-          </w:rPr>
-          <w:instrText xml:space="preserve"> PAGEREF _Toc229049312 \h </w:instrText>
-        </w:r>
-        <w:r>
-          <w:rPr>
-            <w:rFonts w:cs="Microsoft Sans Serif"/>
-            <w:noProof/>
-          </w:rPr>
-        </w:r>
-        <w:r>
-          <w:rPr>
-            <w:rFonts w:cs="Microsoft Sans Serif"/>
-            <w:noProof/>
-          </w:rPr>
-          <w:fldChar w:fldCharType="separate"/>
-        </w:r>
-        <w:r>
-          <w:rPr>
-            <w:rFonts w:cs="Microsoft Sans Serif"/>
-            <w:noProof/>
-          </w:rPr>
-          <w:t>53</w:t>
-        </w:r>
-        <w:r>
-          <w:rPr>
-            <w:rFonts w:cs="Microsoft Sans Serif"/>
-            <w:noProof/>
-          </w:rPr>
-          <w:fldChar w:fldCharType="end"/>
-        </w:r>
-      </w:hyperlink>
-    </w:p>
-    <w:p>
-      <w:pPr>
-        <w:pStyle w:val="Tabladeilustraciones"/>
-        <w:rPr>
-          <w:rFonts w:eastAsiaTheme="minorEastAsia" w:cs="Microsoft Sans Serif"/>
-          <w:noProof/>
-          <w:kern w:val="2"/>
-          <w:sz w:val="24"/>
-          <w:szCs w:val="24"/>
-          <w14:ligatures w14:val="standardContextual"/>
-        </w:rPr>
-      </w:pPr>
-      <w:hyperlink w:anchor="_Toc229049313" w:history="1">
-        <w:r>
-          <w:rPr>
-            <w:rStyle w:val="Hipervnculo"/>
-            <w:rFonts w:ascii="Microsoft Sans Serif" w:hAnsi="Microsoft Sans Serif" w:cs="Microsoft Sans Serif"/>
-            <w:noProof/>
-          </w:rPr>
-          <w:t>Figura 35. Datos enviados durante las pruebas de laboratorio para la sonda 9878225.</w:t>
-        </w:r>
-        <w:r>
-          <w:rPr>
-            <w:rFonts w:cs="Microsoft Sans Serif"/>
-            <w:noProof/>
-          </w:rPr>
-          <w:tab/>
-        </w:r>
-        <w:r>
-          <w:rPr>
-            <w:rFonts w:cs="Microsoft Sans Serif"/>
-            <w:noProof/>
-          </w:rPr>
-          <w:fldChar w:fldCharType="begin"/>
-        </w:r>
-        <w:r>
-          <w:rPr>
-            <w:rFonts w:cs="Microsoft Sans Serif"/>
-            <w:noProof/>
-          </w:rPr>
-          <w:instrText xml:space="preserve"> PAGEREF _Toc229049313 \h </w:instrText>
-        </w:r>
-        <w:r>
-          <w:rPr>
-            <w:rFonts w:cs="Microsoft Sans Serif"/>
-            <w:noProof/>
-          </w:rPr>
-        </w:r>
-        <w:r>
-          <w:rPr>
-            <w:rFonts w:cs="Microsoft Sans Serif"/>
-            <w:noProof/>
-          </w:rPr>
-          <w:fldChar w:fldCharType="separate"/>
-        </w:r>
-        <w:r>
-          <w:rPr>
-            <w:rFonts w:cs="Microsoft Sans Serif"/>
-            <w:noProof/>
-          </w:rPr>
-          <w:t>54</w:t>
-        </w:r>
-        <w:r>
-          <w:rPr>
-            <w:rFonts w:cs="Microsoft Sans Serif"/>
-            <w:noProof/>
-          </w:rPr>
-          <w:fldChar w:fldCharType="end"/>
-        </w:r>
-      </w:hyperlink>
-    </w:p>
-    <w:p>
-      <w:pPr>
-        <w:pStyle w:val="Tabladeilustraciones"/>
-        <w:rPr>
-          <w:rFonts w:eastAsiaTheme="minorEastAsia" w:cs="Microsoft Sans Serif"/>
-          <w:noProof/>
-          <w:kern w:val="2"/>
-          <w:sz w:val="24"/>
-          <w:szCs w:val="24"/>
-          <w14:ligatures w14:val="standardContextual"/>
-        </w:rPr>
-      </w:pPr>
-      <w:hyperlink w:anchor="_Toc229049314" w:history="1">
-        <w:r>
-          <w:rPr>
-            <w:rStyle w:val="Hipervnculo"/>
-            <w:rFonts w:ascii="Microsoft Sans Serif" w:hAnsi="Microsoft Sans Serif" w:cs="Microsoft Sans Serif"/>
-            <w:noProof/>
-          </w:rPr>
-          <w:t>Figura 36. Datos enviados durante las pruebas de laboratorio para la sonda 9876178.</w:t>
-        </w:r>
-        <w:r>
-          <w:rPr>
-            <w:rFonts w:cs="Microsoft Sans Serif"/>
-            <w:noProof/>
-          </w:rPr>
-          <w:tab/>
-        </w:r>
-        <w:r>
-          <w:rPr>
-            <w:rFonts w:cs="Microsoft Sans Serif"/>
-            <w:noProof/>
-          </w:rPr>
-          <w:fldChar w:fldCharType="begin"/>
-        </w:r>
-        <w:r>
-          <w:rPr>
-            <w:rFonts w:cs="Microsoft Sans Serif"/>
-            <w:noProof/>
-          </w:rPr>
-          <w:instrText xml:space="preserve"> PAGEREF _Toc229049314 \h </w:instrText>
-        </w:r>
-        <w:r>
-          <w:rPr>
-            <w:rFonts w:cs="Microsoft Sans Serif"/>
-            <w:noProof/>
-          </w:rPr>
-        </w:r>
-        <w:r>
-          <w:rPr>
-            <w:rFonts w:cs="Microsoft Sans Serif"/>
-            <w:noProof/>
-          </w:rPr>
-          <w:fldChar w:fldCharType="separate"/>
-        </w:r>
-        <w:r>
-          <w:rPr>
-            <w:rFonts w:cs="Microsoft Sans Serif"/>
-            <w:noProof/>
-          </w:rPr>
-          <w:t>54</w:t>
-        </w:r>
-        <w:r>
-          <w:rPr>
-            <w:rFonts w:cs="Microsoft Sans Serif"/>
-            <w:noProof/>
-          </w:rPr>
-          <w:fldChar w:fldCharType="end"/>
-        </w:r>
-      </w:hyperlink>
-    </w:p>
-    <w:p>
-      <w:pPr>
-        <w:pStyle w:val="Tabladeilustraciones"/>
-        <w:rPr>
-          <w:rFonts w:eastAsiaTheme="minorEastAsia" w:cs="Microsoft Sans Serif"/>
-          <w:noProof/>
-          <w:kern w:val="2"/>
-          <w:sz w:val="24"/>
-          <w:szCs w:val="24"/>
-          <w14:ligatures w14:val="standardContextual"/>
-        </w:rPr>
-      </w:pPr>
-      <w:hyperlink w:anchor="_Toc229049315" w:history="1">
-        <w:r>
-          <w:rPr>
-            <w:rStyle w:val="Hipervnculo"/>
-            <w:rFonts w:ascii="Microsoft Sans Serif" w:hAnsi="Microsoft Sans Serif" w:cs="Microsoft Sans Serif"/>
-            <w:noProof/>
-          </w:rPr>
-          <w:t>Figura 37. Datos enviados durante las pruebas de laboratorio para la sonda 9878203.</w:t>
-        </w:r>
-        <w:r>
-          <w:rPr>
-            <w:rFonts w:cs="Microsoft Sans Serif"/>
-            <w:noProof/>
-          </w:rPr>
-          <w:tab/>
-        </w:r>
-        <w:r>
-          <w:rPr>
-            <w:rFonts w:cs="Microsoft Sans Serif"/>
-            <w:noProof/>
-          </w:rPr>
-          <w:fldChar w:fldCharType="begin"/>
-        </w:r>
-        <w:r>
-          <w:rPr>
-            <w:rFonts w:cs="Microsoft Sans Serif"/>
-            <w:noProof/>
-          </w:rPr>
-          <w:instrText xml:space="preserve"> PAGEREF _Toc229049315 \h </w:instrText>
-        </w:r>
-        <w:r>
-          <w:rPr>
-            <w:rFonts w:cs="Microsoft Sans Serif"/>
-            <w:noProof/>
-          </w:rPr>
-        </w:r>
-        <w:r>
-          <w:rPr>
-            <w:rFonts w:cs="Microsoft Sans Serif"/>
-            <w:noProof/>
-          </w:rPr>
-          <w:fldChar w:fldCharType="separate"/>
-        </w:r>
-        <w:r>
-          <w:rPr>
-            <w:rFonts w:cs="Microsoft Sans Serif"/>
-            <w:noProof/>
-          </w:rPr>
-          <w:t>55</w:t>
-        </w:r>
-        <w:r>
-          <w:rPr>
-            <w:rFonts w:cs="Microsoft Sans Serif"/>
-            <w:noProof/>
-          </w:rPr>
-          <w:fldChar w:fldCharType="end"/>
-        </w:r>
-      </w:hyperlink>
-    </w:p>
-    <w:p>
-      <w:pPr>
-        <w:pStyle w:val="Tabladeilustraciones"/>
-        <w:rPr>
-          <w:rFonts w:eastAsiaTheme="minorEastAsia" w:cs="Microsoft Sans Serif"/>
-          <w:noProof/>
-          <w:kern w:val="2"/>
-          <w:sz w:val="24"/>
-          <w:szCs w:val="24"/>
-          <w14:ligatures w14:val="standardContextual"/>
-        </w:rPr>
-      </w:pPr>
-      <w:hyperlink w:anchor="_Toc229049316" w:history="1">
-        <w:r>
-          <w:rPr>
-            <w:rStyle w:val="Hipervnculo"/>
-            <w:rFonts w:ascii="Microsoft Sans Serif" w:hAnsi="Microsoft Sans Serif" w:cs="Microsoft Sans Serif"/>
-            <w:noProof/>
-          </w:rPr>
-          <w:t>Figura 38. Datos enviados durante las pruebas de laboratorio para la sonda 4878505.</w:t>
-        </w:r>
-        <w:r>
-          <w:rPr>
-            <w:rFonts w:cs="Microsoft Sans Serif"/>
-            <w:noProof/>
-          </w:rPr>
-          <w:tab/>
-        </w:r>
-        <w:r>
-          <w:rPr>
-            <w:rFonts w:cs="Microsoft Sans Serif"/>
-            <w:noProof/>
-          </w:rPr>
-          <w:fldChar w:fldCharType="begin"/>
-        </w:r>
-        <w:r>
-          <w:rPr>
-            <w:rFonts w:cs="Microsoft Sans Serif"/>
-            <w:noProof/>
-          </w:rPr>
-          <w:instrText xml:space="preserve"> PAGEREF _Toc229049316 \h </w:instrText>
-        </w:r>
-        <w:r>
-          <w:rPr>
-            <w:rFonts w:cs="Microsoft Sans Serif"/>
-            <w:noProof/>
-          </w:rPr>
-        </w:r>
-        <w:r>
-          <w:rPr>
-            <w:rFonts w:cs="Microsoft Sans Serif"/>
-            <w:noProof/>
-          </w:rPr>
-          <w:fldChar w:fldCharType="separate"/>
-        </w:r>
-        <w:r>
-          <w:rPr>
-            <w:rFonts w:cs="Microsoft Sans Serif"/>
-            <w:noProof/>
-          </w:rPr>
-          <w:t>55</w:t>
-        </w:r>
-        <w:r>
-          <w:rPr>
-            <w:rFonts w:cs="Microsoft Sans Serif"/>
-            <w:noProof/>
-          </w:rPr>
-          <w:fldChar w:fldCharType="end"/>
-        </w:r>
-      </w:hyperlink>
-    </w:p>
-    <w:p>
-      <w:pPr>
-        <w:pStyle w:val="Tabladeilustraciones"/>
-        <w:rPr>
-          <w:rFonts w:eastAsiaTheme="minorEastAsia" w:cs="Microsoft Sans Serif"/>
-          <w:noProof/>
-          <w:kern w:val="2"/>
-          <w:sz w:val="24"/>
-          <w:szCs w:val="24"/>
-          <w14:ligatures w14:val="standardContextual"/>
-        </w:rPr>
-      </w:pPr>
-      <w:hyperlink w:anchor="_Toc229049317" w:history="1">
-        <w:r>
-          <w:rPr>
-            <w:rStyle w:val="Hipervnculo"/>
-            <w:rFonts w:ascii="Microsoft Sans Serif" w:hAnsi="Microsoft Sans Serif" w:cs="Microsoft Sans Serif"/>
-            <w:noProof/>
-          </w:rPr>
-          <w:t>Figura 39. Datos enviados durante las pruebas de laboratorio para la sonda 9878218.</w:t>
-        </w:r>
-        <w:r>
-          <w:rPr>
-            <w:rFonts w:cs="Microsoft Sans Serif"/>
-            <w:noProof/>
-          </w:rPr>
-          <w:tab/>
-        </w:r>
-        <w:r>
-          <w:rPr>
-            <w:rFonts w:cs="Microsoft Sans Serif"/>
-            <w:noProof/>
-          </w:rPr>
-          <w:fldChar w:fldCharType="begin"/>
-        </w:r>
-        <w:r>
-          <w:rPr>
-            <w:rFonts w:cs="Microsoft Sans Serif"/>
-            <w:noProof/>
-          </w:rPr>
-          <w:instrText xml:space="preserve"> PAGEREF _Toc229049317 \h </w:instrText>
-        </w:r>
-        <w:r>
-          <w:rPr>
-            <w:rFonts w:cs="Microsoft Sans Serif"/>
-            <w:noProof/>
-          </w:rPr>
-        </w:r>
-        <w:r>
-          <w:rPr>
-            <w:rFonts w:cs="Microsoft Sans Serif"/>
-            <w:noProof/>
-          </w:rPr>
-          <w:fldChar w:fldCharType="separate"/>
-        </w:r>
-        <w:r>
-          <w:rPr>
-            <w:rFonts w:cs="Microsoft Sans Serif"/>
-            <w:noProof/>
-          </w:rPr>
-          <w:t>56</w:t>
-        </w:r>
-        <w:r>
-          <w:rPr>
-            <w:rFonts w:cs="Microsoft Sans Serif"/>
-            <w:noProof/>
-          </w:rPr>
-          <w:fldChar w:fldCharType="end"/>
-        </w:r>
-      </w:hyperlink>
-    </w:p>
-    <w:p>
-      <w:pPr>
-        <w:pStyle w:val="Tabladeilustraciones"/>
-        <w:rPr>
-          <w:rFonts w:cs="Microsoft Sans Serif"/>
-        </w:rPr>
-      </w:pPr>
-      <w:r>
-        <w:rPr>
-          <w:rStyle w:val="Enlacedelndice"/>
-          <w:rFonts w:cs="Microsoft Sans Serif"/>
-          <w:szCs w:val="24"/>
-        </w:rPr>
-        <w:fldChar w:fldCharType="end"/>
-      </w:r>
-      <w:r>
-        <w:rPr>
-          <w:rFonts w:cs="Microsoft Sans Serif"/>
-        </w:rPr>
-        <w:br w:type="page"/>
-      </w:r>
-    </w:p>
-    <w:p>
-      <w:pPr>
-        <w:ind w:left="851" w:hanging="851"/>
-        <w:jc w:val="center"/>
-        <w:rPr>
-          <w:rFonts w:cs="Microsoft Sans Serif"/>
-          <w:b/>
-        </w:rPr>
-      </w:pPr>
-      <w:r>
-        <w:rPr>
-          <w:rFonts w:cs="Microsoft Sans Serif"/>
-          <w:b/>
-        </w:rPr>
-        <w:lastRenderedPageBreak/>
-        <w:t>ÍNDICE DE TABLAS</w:t>
-      </w:r>
-    </w:p>
-    <w:p>
-      <w:pPr>
-        <w:spacing w:line="240" w:lineRule="auto"/>
-        <w:ind w:left="851" w:hanging="851"/>
-        <w:jc w:val="center"/>
-        <w:rPr>
-          <w:rFonts w:cs="Microsoft Sans Serif"/>
-        </w:rPr>
-      </w:pPr>
-    </w:p>
-    <w:p>
-      <w:pPr>
-        <w:pStyle w:val="Tabladeilustraciones"/>
-        <w:rPr>
-          <w:rFonts w:eastAsiaTheme="minorEastAsia" w:cs="Microsoft Sans Serif"/>
-          <w:noProof/>
-          <w:kern w:val="2"/>
-          <w:sz w:val="24"/>
-          <w:szCs w:val="24"/>
-          <w14:ligatures w14:val="standardContextual"/>
-        </w:rPr>
-      </w:pPr>
-      <w:r>
-        <w:fldChar w:fldCharType="begin"/>
-      </w:r>
-      <w:r>
-        <w:rPr>
-          <w:rStyle w:val="Enlacedelndice"/>
-          <w:rFonts w:cs="Microsoft Sans Serif"/>
-          <w:szCs w:val="24"/>
-        </w:rPr>
-        <w:instrText xml:space="preserve"> TOC \c "Tabla" \h </w:instrText>
-      </w:r>
-      <w:r>
-        <w:rPr>
-          <w:rStyle w:val="Enlacedelndice"/>
-          <w:rFonts w:cs="Microsoft Sans Serif"/>
-          <w:szCs w:val="24"/>
-        </w:rPr>
-        <w:fldChar w:fldCharType="separate"/>
-      </w:r>
-      <w:hyperlink w:anchor="_Toc229049318" w:history="1">
-        <w:r>
-          <w:rPr>
-            <w:rStyle w:val="Hipervnculo"/>
-            <w:rFonts w:ascii="Microsoft Sans Serif" w:hAnsi="Microsoft Sans Serif" w:cs="Microsoft Sans Serif"/>
-            <w:noProof/>
-          </w:rPr>
-          <w:t>Tabla 1. Información de los parámetros que miden las sondas.</w:t>
-        </w:r>
-        <w:r>
-          <w:rPr>
-            <w:rFonts w:cs="Microsoft Sans Serif"/>
-            <w:noProof/>
-          </w:rPr>
-          <w:tab/>
-        </w:r>
-        <w:r>
-          <w:rPr>
-            <w:rFonts w:cs="Microsoft Sans Serif"/>
-            <w:noProof/>
-          </w:rPr>
-          <w:fldChar w:fldCharType="begin"/>
-        </w:r>
-        <w:r>
-          <w:rPr>
-            <w:rFonts w:cs="Microsoft Sans Serif"/>
-            <w:noProof/>
-          </w:rPr>
-          <w:instrText xml:space="preserve"> PAGEREF _Toc229049318 \h </w:instrText>
-        </w:r>
-        <w:r>
-          <w:rPr>
-            <w:rFonts w:cs="Microsoft Sans Serif"/>
-            <w:noProof/>
-          </w:rPr>
-        </w:r>
-        <w:r>
-          <w:rPr>
-            <w:rFonts w:cs="Microsoft Sans Serif"/>
-            <w:noProof/>
-          </w:rPr>
-          <w:fldChar w:fldCharType="separate"/>
-        </w:r>
-        <w:r>
-          <w:rPr>
-            <w:rFonts w:cs="Microsoft Sans Serif"/>
-            <w:noProof/>
-          </w:rPr>
-          <w:t>10</w:t>
-        </w:r>
-        <w:r>
-          <w:rPr>
-            <w:rFonts w:cs="Microsoft Sans Serif"/>
-            <w:noProof/>
-          </w:rPr>
-          <w:fldChar w:fldCharType="end"/>
-        </w:r>
-      </w:hyperlink>
-    </w:p>
-    <w:p>
-      <w:pPr>
-        <w:pStyle w:val="Tabladeilustraciones"/>
-        <w:rPr>
-          <w:rFonts w:eastAsiaTheme="minorEastAsia" w:cs="Microsoft Sans Serif"/>
-          <w:noProof/>
-          <w:kern w:val="2"/>
-          <w:sz w:val="24"/>
-          <w:szCs w:val="24"/>
-          <w14:ligatures w14:val="standardContextual"/>
-        </w:rPr>
-      </w:pPr>
-      <w:hyperlink w:anchor="_Toc229049319" w:history="1">
-        <w:r>
-          <w:rPr>
-            <w:rStyle w:val="Hipervnculo"/>
-            <w:rFonts w:ascii="Microsoft Sans Serif" w:hAnsi="Microsoft Sans Serif" w:cs="Microsoft Sans Serif"/>
-            <w:noProof/>
-          </w:rPr>
-          <w:t>Tabla 2. Coordenadas geográficas de despliegue solicitadas por PEMEX para las sondas oceanográficas.</w:t>
-        </w:r>
-        <w:r>
-          <w:rPr>
-            <w:rFonts w:cs="Microsoft Sans Serif"/>
-            <w:noProof/>
-          </w:rPr>
-          <w:tab/>
-        </w:r>
-        <w:r>
-          <w:rPr>
-            <w:rFonts w:cs="Microsoft Sans Serif"/>
-            <w:noProof/>
-          </w:rPr>
-          <w:fldChar w:fldCharType="begin"/>
-        </w:r>
-        <w:r>
-          <w:rPr>
-            <w:rFonts w:cs="Microsoft Sans Serif"/>
-            <w:noProof/>
-          </w:rPr>
-          <w:instrText xml:space="preserve"> PAGEREF _Toc229049319 \h </w:instrText>
-        </w:r>
-        <w:r>
-          <w:rPr>
-            <w:rFonts w:cs="Microsoft Sans Serif"/>
-            <w:noProof/>
-          </w:rPr>
-        </w:r>
-        <w:r>
-          <w:rPr>
-            <w:rFonts w:cs="Microsoft Sans Serif"/>
-            <w:noProof/>
-          </w:rPr>
-          <w:fldChar w:fldCharType="separate"/>
-        </w:r>
-        <w:r>
-          <w:rPr>
-            <w:rFonts w:cs="Microsoft Sans Serif"/>
-            <w:noProof/>
-          </w:rPr>
-          <w:t>20</w:t>
-        </w:r>
-        <w:r>
-          <w:rPr>
-            <w:rFonts w:cs="Microsoft Sans Serif"/>
-            <w:noProof/>
-          </w:rPr>
-          <w:fldChar w:fldCharType="end"/>
-        </w:r>
-      </w:hyperlink>
-    </w:p>
-    <w:p>
-      <w:pPr>
-        <w:pStyle w:val="Tabladeilustraciones"/>
-        <w:rPr>
-          <w:rFonts w:eastAsiaTheme="minorEastAsia" w:cs="Microsoft Sans Serif"/>
-          <w:noProof/>
-          <w:kern w:val="2"/>
-          <w:sz w:val="24"/>
-          <w:szCs w:val="24"/>
-          <w14:ligatures w14:val="standardContextual"/>
-        </w:rPr>
-      </w:pPr>
-      <w:hyperlink w:anchor="_Toc229049320" w:history="1">
-        <w:r>
-          <w:rPr>
-            <w:rStyle w:val="Hipervnculo"/>
-            <w:rFonts w:ascii="Microsoft Sans Serif" w:hAnsi="Microsoft Sans Serif" w:cs="Microsoft Sans Serif"/>
-            <w:noProof/>
-          </w:rPr>
-          <w:t>Tabla 3. Información geográfica del despliegue de las sondas oceanográficas.</w:t>
-        </w:r>
-        <w:r>
-          <w:rPr>
-            <w:rFonts w:cs="Microsoft Sans Serif"/>
-            <w:noProof/>
-          </w:rPr>
-          <w:tab/>
-        </w:r>
-        <w:r>
-          <w:rPr>
-            <w:rFonts w:cs="Microsoft Sans Serif"/>
-            <w:noProof/>
-          </w:rPr>
-          <w:fldChar w:fldCharType="begin"/>
-        </w:r>
-        <w:r>
-          <w:rPr>
-            <w:rFonts w:cs="Microsoft Sans Serif"/>
-            <w:noProof/>
-          </w:rPr>
-          <w:instrText xml:space="preserve"> PAGEREF _Toc229049320 \h </w:instrText>
-        </w:r>
-        <w:r>
-          <w:rPr>
-            <w:rFonts w:cs="Microsoft Sans Serif"/>
-            <w:noProof/>
-          </w:rPr>
-        </w:r>
-        <w:r>
-          <w:rPr>
-            <w:rFonts w:cs="Microsoft Sans Serif"/>
-            <w:noProof/>
-          </w:rPr>
-          <w:fldChar w:fldCharType="separate"/>
-        </w:r>
-        <w:r>
-          <w:rPr>
-            <w:rFonts w:cs="Microsoft Sans Serif"/>
-            <w:noProof/>
-          </w:rPr>
-          <w:t>21</w:t>
-        </w:r>
-        <w:r>
-          <w:rPr>
-            <w:rFonts w:cs="Microsoft Sans Serif"/>
-            <w:noProof/>
-          </w:rPr>
-          <w:fldChar w:fldCharType="end"/>
-        </w:r>
-      </w:hyperlink>
-    </w:p>
-    <w:p>
-      <w:pPr>
-        <w:pStyle w:val="Tabladeilustraciones"/>
-        <w:rPr>
-          <w:rFonts w:eastAsiaTheme="minorEastAsia" w:cs="Microsoft Sans Serif"/>
-          <w:noProof/>
-          <w:kern w:val="2"/>
-          <w:sz w:val="24"/>
-          <w:szCs w:val="24"/>
-          <w14:ligatures w14:val="standardContextual"/>
-        </w:rPr>
-      </w:pPr>
-      <w:hyperlink w:anchor="_Toc229049321" w:history="1">
-        <w:r>
-          <w:rPr>
-            <w:rStyle w:val="Hipervnculo"/>
-            <w:rFonts w:ascii="Microsoft Sans Serif" w:hAnsi="Microsoft Sans Serif" w:cs="Microsoft Sans Serif"/>
-            <w:noProof/>
-          </w:rPr>
-          <w:t>Tabla 4. Número de serie de los equipos instalados en las sondas oceanográficas.</w:t>
-        </w:r>
-        <w:r>
-          <w:rPr>
-            <w:rFonts w:cs="Microsoft Sans Serif"/>
-            <w:noProof/>
-          </w:rPr>
-          <w:tab/>
-        </w:r>
-        <w:r>
-          <w:rPr>
-            <w:rFonts w:cs="Microsoft Sans Serif"/>
-            <w:noProof/>
-          </w:rPr>
-          <w:fldChar w:fldCharType="begin"/>
-        </w:r>
-        <w:r>
-          <w:rPr>
-            <w:rFonts w:cs="Microsoft Sans Serif"/>
-            <w:noProof/>
-          </w:rPr>
-          <w:instrText xml:space="preserve"> PAGEREF _Toc229049321 \h </w:instrText>
-        </w:r>
-        <w:r>
-          <w:rPr>
-            <w:rFonts w:cs="Microsoft Sans Serif"/>
-            <w:noProof/>
-          </w:rPr>
-        </w:r>
-        <w:r>
-          <w:rPr>
-            <w:rFonts w:cs="Microsoft Sans Serif"/>
-            <w:noProof/>
-          </w:rPr>
-          <w:fldChar w:fldCharType="separate"/>
-        </w:r>
-        <w:r>
-          <w:rPr>
-            <w:rFonts w:cs="Microsoft Sans Serif"/>
-            <w:noProof/>
-          </w:rPr>
-          <w:t>21</w:t>
-        </w:r>
-        <w:r>
-          <w:rPr>
-            <w:rFonts w:cs="Microsoft Sans Serif"/>
             <w:noProof/>
           </w:rPr>
           <w:fldChar w:fldCharType="end"/>
@@ -5842,7 +3304,7 @@
       <w:bookmarkStart w:id="60" w:name="_Toc418853287"/>
       <w:bookmarkStart w:id="61" w:name="_Toc423450253"/>
       <w:bookmarkStart w:id="62" w:name="_Ref438141022"/>
-      <w:bookmarkStart w:id="63" w:name="_Toc229049271"/>
+      <w:bookmarkStart w:id="63" w:name="_Toc230097843"/>
       <w:r>
         <w:rPr>
           <w:rStyle w:val="Title1"/>
@@ -6137,7 +3599,7 @@
           <w:rStyle w:val="Title1"/>
         </w:rPr>
       </w:pPr>
-      <w:bookmarkStart w:id="64" w:name="_Toc229049272"/>
+      <w:bookmarkStart w:id="64" w:name="_Toc230097844"/>
       <w:r>
         <w:rPr>
           <w:rStyle w:val="Title1"/>
@@ -6341,7 +3803,7 @@
           <w:rFonts w:cs="Microsoft Sans Serif"/>
           <w:szCs w:val="22"/>
         </w:rPr>
-        <w:t>4</w:t>
+        <w:t>0</w:t>
       </w:r>
       <w:r>
         <w:rPr>
@@ -6857,7 +4319,7 @@
         </w:rPr>
       </w:pPr>
       <w:bookmarkStart w:id="67" w:name="_Ref219903711"/>
-      <w:bookmarkStart w:id="68" w:name="_Toc229049273"/>
+      <w:bookmarkStart w:id="68" w:name="_Toc230097845"/>
       <w:r>
         <w:rPr>
           <w:rStyle w:val="Title1"/>
@@ -6942,7 +4404,6 @@
     </w:p>
     <w:p>
       <w:pPr>
-        <w:ind w:firstLine="360"/>
         <w:rPr>
           <w:szCs w:val="22"/>
         </w:rPr>
@@ -7025,70 +4486,67 @@
         <w:rPr>
           <w:rFonts w:cs="Arial"/>
         </w:rPr>
-        <w:t xml:space="preserve"> (&lt;&lt;ref_descripcion_arquitectura_1&gt;&gt;</w:t>
+        <w:t xml:space="preserve"> (</w:t>
+      </w:r>
+      <w:r>
+        <w:t>fig_descripcion_arquitectura_</w:t>
+      </w:r>
+      <w:r>
+        <w:t xml:space="preserve">1) </w:t>
+      </w:r>
+      <w:r>
+        <w:rPr>
+          <w:rFonts w:cs="Arial"/>
+        </w:rPr>
+        <w:t>diseñad</w:t>
+      </w:r>
+      <w:r>
+        <w:rPr>
+          <w:rFonts w:cs="Arial"/>
+        </w:rPr>
+        <w:t>a</w:t>
+      </w:r>
+      <w:r>
+        <w:rPr>
+          <w:rFonts w:cs="Arial"/>
+        </w:rPr>
+        <w:t xml:space="preserve"> para operar </w:t>
+      </w:r>
+      <w:r>
+        <w:rPr>
+          <w:rFonts w:cs="Arial"/>
+        </w:rPr>
+        <w:t>a</w:t>
+      </w:r>
+      <w:r>
+        <w:rPr>
+          <w:rFonts w:cs="Arial"/>
+        </w:rPr>
+        <w:t xml:space="preserve"> la deriva y una draga de arrastre subsuperficial</w:t>
+      </w:r>
+      <w:r>
+        <w:rPr>
+          <w:rFonts w:cs="Arial"/>
+        </w:rPr>
+        <w:t xml:space="preserve"> </w:t>
+      </w:r>
+      <w:r>
+        <w:rPr>
+          <w:rFonts w:cs="Arial"/>
+        </w:rPr>
+        <w:t>(</w:t>
+      </w:r>
+      <w:r>
+        <w:t>fig_descripcion_arquitectura_</w:t>
+      </w:r>
+      <w:r>
+        <w:t>2</w:t>
       </w:r>
       <w:r>
         <w:rPr>
           <w:rFonts w:cs="Arial"/>
         </w:rPr>
         <w:t>)</w:t>
-      </w:r>
-      <w:r>
-        <w:rPr>
-          <w:rFonts w:cs="Arial"/>
-        </w:rPr>
-        <w:t xml:space="preserve"> diseñad</w:t>
-      </w:r>
-      <w:r>
-        <w:rPr>
-          <w:rFonts w:cs="Arial"/>
-        </w:rPr>
-        <w:t>a</w:t>
-      </w:r>
-      <w:r>
-        <w:rPr>
-          <w:rFonts w:cs="Arial"/>
-        </w:rPr>
-        <w:t xml:space="preserve"> para operar </w:t>
-      </w:r>
-      <w:r>
-        <w:rPr>
-          <w:rFonts w:cs="Arial"/>
-        </w:rPr>
-        <w:t>a</w:t>
-      </w:r>
-      <w:r>
-        <w:rPr>
-          <w:rFonts w:cs="Arial"/>
-        </w:rPr>
-        <w:t xml:space="preserve"> la deriva y una draga de arrastre subsuperficial</w:t>
-      </w:r>
-      <w:r>
-        <w:rPr>
-          <w:rFonts w:cs="Arial"/>
-        </w:rPr>
-        <w:t xml:space="preserve"> </w:t>
-      </w:r>
-      <w:r>
-        <w:rPr>
-          <w:rFonts w:cs="Arial"/>
-        </w:rPr>
-        <w:t>(</w:t>
-      </w:r>
-      <w:r>
-        <w:rPr>
-          <w:rFonts w:cs="Arial"/>
-        </w:rPr>
-        <w:t>&lt;&lt;ref_</w:t>
-      </w:r>
-      <w:r>
-        <w:t>descripcion_arquitectura_2</w:t>
-      </w:r>
-      <w:r>
-        <w:rPr>
-          <w:rFonts w:cs="Arial"/>
-        </w:rPr>
-        <w:t>&gt;&gt;)</w:t>
       </w:r>
       <w:r>
         <w:rPr>
@@ -7237,7 +4695,6 @@
     </w:p>
     <w:p>
       <w:pPr>
-        <w:ind w:firstLine="360"/>
         <w:rPr>
           <w:rFonts w:cs="Arial"/>
         </w:rPr>
@@ -7283,25 +4740,25 @@
         <w:rPr>
           <w:rFonts w:cs="Arial"/>
         </w:rPr>
-        <w:t xml:space="preserve"> (</w:t>
-      </w:r>
-      <w:r>
-        <w:rPr>
-          <w:rFonts w:cs="Arial"/>
-        </w:rPr>
-        <w:t>&lt;&lt;ref_descripcion_arquitectura_1&gt;&gt;</w:t>
-      </w:r>
-      <w:r>
-        <w:rPr>
-          <w:rFonts w:cs="Arial"/>
-        </w:rPr>
-        <w:t>)</w:t>
-      </w:r>
-      <w:r>
-        <w:rPr>
-          <w:rFonts w:cs="Arial"/>
-        </w:rPr>
-        <w:t xml:space="preserve"> está conformada por una estructura esférica dividida en dos secciones que, una vez ensambladas, presentan un diámetro aproximado de 20 cm. </w:t>
+        <w:t xml:space="preserve"> </w:t>
+      </w:r>
+      <w:r>
+        <w:rPr>
+          <w:rFonts w:cs="Arial"/>
+        </w:rPr>
+        <w:t>(</w:t>
+      </w:r>
+      <w:r>
+        <w:t>fig_descripcion_arquitectura_</w:t>
+      </w:r>
+      <w:r>
+        <w:t xml:space="preserve">1) </w:t>
+      </w:r>
+      <w:r>
+        <w:rPr>
+          <w:rFonts w:cs="Arial"/>
+        </w:rPr>
+        <w:t xml:space="preserve">está conformada por una estructura esférica dividida en dos secciones que, una vez ensambladas, presentan un diámetro aproximado de 20 cm. </w:t>
       </w:r>
       <w:r>
         <w:rPr>
@@ -7396,7 +4853,6 @@
     </w:p>
     <w:p>
       <w:pPr>
-        <w:ind w:firstLine="360"/>
         <w:rPr>
           <w:rFonts w:cs="Arial"/>
         </w:rPr>
@@ -7405,7 +4861,7 @@
     <w:p>
       <w:pPr>
         <w:pStyle w:val="Carjustificado"/>
-        <w:jc w:val="center"/>
+        <w:jc w:val="left"/>
       </w:pPr>
       <w:r>
         <w:t>&lt;&lt;fig</w:t>
@@ -7449,7 +4905,6 @@
     </w:p>
     <w:p>
       <w:pPr>
-        <w:ind w:firstLine="360"/>
         <w:rPr>
           <w:rFonts w:cs="Arial"/>
         </w:rPr>
@@ -7621,21 +5076,21 @@
         </w:rPr>
         <w:t xml:space="preserve">. </w:t>
       </w:r>
-    </w:p>
-    <w:p>
-      <w:pPr>
-        <w:rPr>
-          <w:noProof/>
-        </w:rPr>
-      </w:pPr>
       <w:bookmarkStart w:id="69" w:name="_Ref220060808"/>
       <w:bookmarkStart w:id="70" w:name="_Ref220060798"/>
     </w:p>
     <w:p>
       <w:pPr>
-        <w:keepNext/>
-        <w:ind w:firstLine="360"/>
-        <w:jc w:val="center"/>
+        <w:rPr>
+          <w:rFonts w:cs="Arial"/>
+        </w:rPr>
+      </w:pPr>
+    </w:p>
+    <w:p>
+      <w:pPr>
+        <w:rPr>
+          <w:rFonts w:cs="Arial"/>
+        </w:rPr>
       </w:pPr>
       <w:r>
         <w:t>&lt;&lt;fig_descripcion_arquitectura_2&gt;&gt;</w:t>
@@ -7759,17 +5214,9 @@
     </w:p>
     <w:p>
       <w:pPr>
-        <w:keepNext/>
-        <w:spacing w:line="240" w:lineRule="auto"/>
-        <w:ind w:firstLine="360"/>
-        <w:jc w:val="center"/>
-      </w:pPr>
-    </w:p>
-    <w:p>
-      <w:pPr>
-        <w:keepNext/>
-        <w:ind w:firstLine="360"/>
-        <w:jc w:val="center"/>
+        <w:rPr>
+          <w:rFonts w:cs="Arial"/>
+        </w:rPr>
       </w:pPr>
       <w:r>
         <w:t>&lt;&lt;fig_descripcion_arquitectura_3&gt;&gt;</w:t>
@@ -7865,9 +5312,9 @@
     </w:p>
     <w:p>
       <w:pPr>
-        <w:keepNext/>
-        <w:ind w:firstLine="360"/>
-        <w:jc w:val="center"/>
+        <w:rPr>
+          <w:rFonts w:cs="Arial"/>
+        </w:rPr>
       </w:pPr>
       <w:r>
         <w:lastRenderedPageBreak/>
@@ -7940,16 +5387,9 @@
     </w:p>
     <w:p>
       <w:pPr>
-        <w:keepNext/>
-        <w:suppressAutoHyphens w:val="0"/>
-        <w:spacing w:before="100" w:beforeAutospacing="1" w:line="240" w:lineRule="auto"/>
-      </w:pPr>
-    </w:p>
-    <w:p>
-      <w:pPr>
-        <w:keepNext/>
-        <w:ind w:firstLine="360"/>
-        <w:jc w:val="center"/>
+        <w:rPr>
+          <w:rFonts w:cs="Arial"/>
+        </w:rPr>
       </w:pPr>
       <w:r>
         <w:t>&lt;&lt;fig_descripcion_arquitectura_5&gt;&gt;</w:t>
@@ -8119,27 +5559,9 @@
     </w:p>
     <w:p>
       <w:pPr>
-        <w:keepNext/>
-        <w:suppressAutoHyphens w:val="0"/>
-        <w:spacing w:line="240" w:lineRule="auto"/>
-        <w:jc w:val="center"/>
-        <w:rPr>
-          <w:noProof/>
-        </w:rPr>
-      </w:pPr>
-      <w:r>
-        <w:rPr>
-          <w:noProof/>
-        </w:rPr>
-        <w:lastRenderedPageBreak/>
-        <w:t xml:space="preserve"> </w:t>
-      </w:r>
-    </w:p>
-    <w:p>
-      <w:pPr>
-        <w:keepNext/>
-        <w:ind w:firstLine="360"/>
-        <w:jc w:val="center"/>
+        <w:rPr>
+          <w:rFonts w:cs="Arial"/>
+        </w:rPr>
       </w:pPr>
       <w:r>
         <w:t>&lt;&lt;fig_descripcion_arquitectura_6&gt;&gt;</w:t>
@@ -8179,6 +5601,7 @@
         <w:rPr>
           <w:rFonts w:cs="Arial"/>
         </w:rPr>
+        <w:lastRenderedPageBreak/>
         <w:t xml:space="preserve">La sonda oceanográfica incorpora un sistema redundante de medición de temperatura del agua, conformado por dos sensores </w:t>
       </w:r>
       <w:r>
@@ -8301,7 +5724,7 @@
         <w:jc w:val="center"/>
       </w:pPr>
       <w:bookmarkStart w:id="71" w:name="_Ref220056477"/>
-      <w:bookmarkStart w:id="72" w:name="_Toc229049318"/>
+      <w:bookmarkStart w:id="72" w:name="_Toc230097857"/>
       <w:r>
         <w:t xml:space="preserve">Tabla </w:t>
       </w:r>
@@ -8993,7 +6416,6 @@
       </w:pPr>
       <w:bookmarkStart w:id="73" w:name="_Hlk133576791"/>
       <w:bookmarkStart w:id="74" w:name="_Ref219907209"/>
-      <w:bookmarkStart w:id="75" w:name="_Toc229049274"/>
       <w:bookmarkEnd w:id="73"/>
     </w:p>
     <w:p>
@@ -9018,6 +6440,7 @@
           <w:rStyle w:val="Title1"/>
         </w:rPr>
       </w:pPr>
+      <w:bookmarkStart w:id="75" w:name="_Toc230097846"/>
       <w:r>
         <w:rPr>
           <w:rStyle w:val="Title1"/>
@@ -9234,14 +6657,14 @@
     </w:p>
     <w:p>
       <w:pPr>
-        <w:ind w:firstLine="360"/>
+        <w:suppressAutoHyphens w:val="0"/>
+        <w:spacing w:line="240" w:lineRule="auto"/>
       </w:pPr>
     </w:p>
     <w:p>
       <w:pPr>
         <w:suppressAutoHyphens w:val="0"/>
         <w:spacing w:line="240" w:lineRule="auto"/>
-        <w:jc w:val="center"/>
         <w:rPr>
           <w:rFonts w:cs="Microsoft Sans Serif"/>
         </w:rPr>
@@ -9458,7 +6881,7 @@
       </w:pPr>
       <w:bookmarkStart w:id="78" w:name="_Toc221259429"/>
       <w:bookmarkStart w:id="79" w:name="_Ref219907290"/>
-      <w:bookmarkStart w:id="80" w:name="_Toc229049275"/>
+      <w:bookmarkStart w:id="80" w:name="_Toc230097847"/>
       <w:bookmarkEnd w:id="78"/>
       <w:r>
         <w:rPr>
@@ -9703,7 +7126,7 @@
         </w:rPr>
       </w:pPr>
       <w:bookmarkStart w:id="82" w:name="_Ref217472609"/>
-      <w:bookmarkStart w:id="83" w:name="_Toc229049276"/>
+      <w:bookmarkStart w:id="83" w:name="_Toc230097848"/>
       <w:r>
         <w:rPr>
           <w:rStyle w:val="Title1"/>
@@ -10184,13 +7607,17 @@
         <w:t xml:space="preserve"> al terminar de liberar las sondas se regresó al lugar de zarpe. </w:t>
       </w:r>
     </w:p>
-    <w:p/>
     <w:p>
       <w:pPr>
-        <w:keepNext/>
+        <w:pStyle w:val="Prrafodelista"/>
+      </w:pPr>
+    </w:p>
+    <w:p>
+      <w:pPr>
         <w:suppressAutoHyphens w:val="0"/>
-        <w:spacing w:line="240" w:lineRule="auto"/>
-        <w:jc w:val="center"/>
+        <w:rPr>
+          <w:szCs w:val="22"/>
+        </w:rPr>
       </w:pPr>
       <w:r>
         <w:t>&lt;&lt;</w:t>
@@ -10262,7 +7689,7 @@
       <w:pPr>
         <w:suppressAutoHyphens w:val="0"/>
         <w:spacing w:line="240" w:lineRule="auto"/>
-        <w:jc w:val="center"/>
+        <w:jc w:val="left"/>
         <w:rPr>
           <w:rFonts w:cs="Microsoft Sans Serif"/>
           <w:sz w:val="20"/>
@@ -10370,7 +7797,7 @@
       </w:pPr>
       <w:bookmarkStart w:id="86" w:name="_Ref204082582"/>
       <w:bookmarkStart w:id="87" w:name="_Toc215827128"/>
-      <w:bookmarkStart w:id="88" w:name="_Toc229049319"/>
+      <w:bookmarkStart w:id="88" w:name="_Toc230097858"/>
       <w:r>
         <w:t xml:space="preserve">Tabla </w:t>
       </w:r>
@@ -10910,7 +8337,7 @@
       <w:bookmarkStart w:id="89" w:name="_Ref217472664"/>
       <w:bookmarkStart w:id="90" w:name="_Ref224230591"/>
       <w:bookmarkStart w:id="91" w:name="_Ref224230599"/>
-      <w:bookmarkStart w:id="92" w:name="_Toc229049277"/>
+      <w:bookmarkStart w:id="92" w:name="_Toc230097849"/>
       <w:r>
         <w:t>INFORMACIÓN DEL DESPLIEGUE DE LAS SONDAS OCEANOGRÁFICAS</w:t>
       </w:r>
@@ -11035,7 +8462,7 @@
         <w:jc w:val="center"/>
       </w:pPr>
       <w:bookmarkStart w:id="93" w:name="_Ref217401548"/>
-      <w:bookmarkStart w:id="94" w:name="_Toc229049320"/>
+      <w:bookmarkStart w:id="94" w:name="_Toc230097859"/>
       <w:r>
         <w:t xml:space="preserve">Tabla </w:t>
       </w:r>
@@ -11674,9 +9101,8 @@
         <w:jc w:val="center"/>
       </w:pPr>
       <w:bookmarkStart w:id="96" w:name="_Ref229050865"/>
-      <w:bookmarkStart w:id="97" w:name="_Toc229049321"/>
-      <w:r>
-        <w:lastRenderedPageBreak/>
+      <w:bookmarkStart w:id="97" w:name="_Toc230097860"/>
+      <w:r>
         <w:t xml:space="preserve">Tabla </w:t>
       </w:r>
       <w:fldSimple w:instr=" SEQ Tabla \* ARABIC ">
@@ -12881,20 +10307,11 @@
         <w:t xml:space="preserve">&gt;&gt; </w:t>
       </w:r>
       <w:r>
-        <w:t xml:space="preserve">se presentan los esquemas de despliegues de las sondas, con la información importante obtenida durante las actividades del despliegue y las notas de campo. </w:t>
-      </w:r>
+        <w:t>se presentan los esquemas de despliegues de las sondas, con la información importante obtenida durante las actividades del despliegue y las notas de campo.</w:t>
+      </w:r>
+      <w:bookmarkStart w:id="105" w:name="_Ref224117752"/>
     </w:p>
     <w:p>
-      <w:pPr>
-        <w:ind w:firstLine="426"/>
-      </w:pPr>
-    </w:p>
-    <w:p>
-      <w:pPr>
-        <w:ind w:firstLine="426"/>
-        <w:jc w:val="center"/>
-      </w:pPr>
-      <w:bookmarkStart w:id="105" w:name="_Ref224117752"/>
       <w:r>
         <w:t>&lt;&lt;</w:t>
       </w:r>
@@ -12918,11 +10335,9 @@
       <w:pPr>
         <w:jc w:val="center"/>
       </w:pPr>
-      <w:bookmarkStart w:id="106" w:name="_Toc229049307"/>
       <w:r>
         <w:t>.</w:t>
       </w:r>
-      <w:bookmarkEnd w:id="106"/>
       <w:r>
         <w:br w:type="page"/>
       </w:r>
@@ -12934,8 +10349,8 @@
           <w:rStyle w:val="Title1"/>
         </w:rPr>
       </w:pPr>
-      <w:bookmarkStart w:id="107" w:name="_Ref223695225"/>
-      <w:bookmarkStart w:id="108" w:name="_Toc229049278"/>
+      <w:bookmarkStart w:id="106" w:name="_Ref223695225"/>
+      <w:bookmarkStart w:id="107" w:name="_Toc230097850"/>
       <w:r>
         <w:rPr>
           <w:rStyle w:val="Title1"/>
@@ -12969,14 +10384,14 @@
         <w:t xml:space="preserve"> DE LA SONDA</w:t>
       </w:r>
       <w:bookmarkEnd w:id="104"/>
+      <w:bookmarkEnd w:id="106"/>
+      <w:r>
+        <w:rPr>
+          <w:rStyle w:val="Title1"/>
+        </w:rPr>
+        <w:t>.</w:t>
+      </w:r>
       <w:bookmarkEnd w:id="107"/>
-      <w:r>
-        <w:rPr>
-          <w:rStyle w:val="Title1"/>
-        </w:rPr>
-        <w:t>.</w:t>
-      </w:r>
-      <w:bookmarkEnd w:id="108"/>
     </w:p>
     <w:p>
       <w:pPr>
@@ -13611,7 +11026,7 @@
           <w:rStyle w:val="Title1"/>
         </w:rPr>
       </w:pPr>
-      <w:bookmarkStart w:id="109" w:name="_Toc229049279"/>
+      <w:bookmarkStart w:id="108" w:name="_Toc230097851"/>
       <w:r>
         <w:rPr>
           <w:rStyle w:val="Title1"/>
@@ -13619,20 +11034,21 @@
         <w:lastRenderedPageBreak/>
         <w:t>CONCLUSION</w:t>
       </w:r>
-      <w:bookmarkStart w:id="110" w:name="_Toc239048372"/>
-      <w:bookmarkStart w:id="111" w:name="_Toc239003245"/>
-      <w:bookmarkStart w:id="112" w:name="_Toc238907546"/>
-      <w:bookmarkStart w:id="113" w:name="_Toc216302232"/>
-      <w:bookmarkStart w:id="114" w:name="_Toc216225393"/>
-      <w:bookmarkStart w:id="115" w:name="_Toc216223757"/>
-      <w:bookmarkStart w:id="116" w:name="_Toc216223366"/>
-      <w:bookmarkStart w:id="117" w:name="_Toc215712797"/>
-      <w:bookmarkStart w:id="118" w:name="_Toc215682794"/>
-      <w:bookmarkStart w:id="119" w:name="_Toc215682689"/>
-      <w:bookmarkStart w:id="120" w:name="_Toc215675354"/>
-      <w:bookmarkStart w:id="121" w:name="_Toc215578727"/>
-      <w:bookmarkStart w:id="122" w:name="_Toc215548253"/>
-      <w:bookmarkStart w:id="123" w:name="_Toc215370590"/>
+      <w:bookmarkStart w:id="109" w:name="_Toc239048372"/>
+      <w:bookmarkStart w:id="110" w:name="_Toc239003245"/>
+      <w:bookmarkStart w:id="111" w:name="_Toc238907546"/>
+      <w:bookmarkStart w:id="112" w:name="_Toc216302232"/>
+      <w:bookmarkStart w:id="113" w:name="_Toc216225393"/>
+      <w:bookmarkStart w:id="114" w:name="_Toc216223757"/>
+      <w:bookmarkStart w:id="115" w:name="_Toc216223366"/>
+      <w:bookmarkStart w:id="116" w:name="_Toc215712797"/>
+      <w:bookmarkStart w:id="117" w:name="_Toc215682794"/>
+      <w:bookmarkStart w:id="118" w:name="_Toc215682689"/>
+      <w:bookmarkStart w:id="119" w:name="_Toc215675354"/>
+      <w:bookmarkStart w:id="120" w:name="_Toc215578727"/>
+      <w:bookmarkStart w:id="121" w:name="_Toc215548253"/>
+      <w:bookmarkStart w:id="122" w:name="_Toc215370590"/>
+      <w:bookmarkEnd w:id="109"/>
       <w:bookmarkEnd w:id="110"/>
       <w:bookmarkEnd w:id="111"/>
       <w:bookmarkEnd w:id="112"/>
@@ -13646,14 +11062,13 @@
       <w:bookmarkEnd w:id="120"/>
       <w:bookmarkEnd w:id="121"/>
       <w:bookmarkEnd w:id="122"/>
-      <w:bookmarkEnd w:id="123"/>
       <w:r>
         <w:rPr>
           <w:rStyle w:val="Title1"/>
         </w:rPr>
         <w:t>ES</w:t>
       </w:r>
-      <w:bookmarkEnd w:id="109"/>
+      <w:bookmarkEnd w:id="108"/>
     </w:p>
     <w:p>
       <w:pPr>
@@ -13662,7 +11077,7 @@
           <w:szCs w:val="22"/>
         </w:rPr>
       </w:pPr>
-      <w:bookmarkStart w:id="124" w:name="_Hlk209524998"/>
+      <w:bookmarkStart w:id="123" w:name="_Hlk209524998"/>
       <w:r>
         <w:rPr>
           <w:szCs w:val="22"/>
@@ -13697,7 +11112,7 @@
         </w:rPr>
         <w:t xml:space="preserve"> de México S. A. de C. V. (ASM) y el Centro de Investigación Científica y de Educación Superior de Ensenada (CICESE), relacionados con el concepto </w:t>
       </w:r>
-      <w:bookmarkEnd w:id="124"/>
+      <w:bookmarkEnd w:id="123"/>
       <w:r>
         <w:rPr>
           <w:i/>
@@ -13889,7 +11304,7 @@
           <w:szCs w:val="22"/>
         </w:rPr>
       </w:pPr>
-      <w:bookmarkStart w:id="125" w:name="_Hlk209525103"/>
+      <w:bookmarkStart w:id="124" w:name="_Hlk209525103"/>
       <w:r>
         <w:rPr>
           <w:szCs w:val="22"/>
@@ -13948,7 +11363,7 @@
         <w:t>Se describieron las pruebas de funcionamiento realizadas a las sondas para verificar el buen funcionamiento previo al despliegue.</w:t>
       </w:r>
     </w:p>
-    <w:bookmarkEnd w:id="125"/>
+    <w:bookmarkEnd w:id="124"/>
     <w:p>
       <w:pPr>
         <w:rPr>
@@ -14020,14 +11435,14 @@
         </w:rPr>
         <w:t xml:space="preserve"> se trasmitieran por telemetría y se recibieran por los servidores </w:t>
       </w:r>
-      <w:bookmarkStart w:id="126" w:name="_Hlk209525171"/>
+      <w:bookmarkStart w:id="125" w:name="_Hlk209525171"/>
       <w:r>
         <w:rPr>
           <w:szCs w:val="22"/>
         </w:rPr>
         <w:t xml:space="preserve">en tierra </w:t>
       </w:r>
-      <w:bookmarkEnd w:id="126"/>
+      <w:bookmarkEnd w:id="125"/>
       <w:r>
         <w:rPr>
           <w:szCs w:val="22"/>
@@ -14045,12 +11460,12 @@
       <w:pPr>
         <w:pStyle w:val="Ttulo1"/>
       </w:pPr>
-      <w:bookmarkStart w:id="127" w:name="_Toc229049280"/>
+      <w:bookmarkStart w:id="126" w:name="_Toc230097852"/>
       <w:r>
         <w:lastRenderedPageBreak/>
         <w:t>REFERENCIAS</w:t>
       </w:r>
-      <w:bookmarkEnd w:id="127"/>
+      <w:bookmarkEnd w:id="126"/>
     </w:p>
     <w:p>
       <w:pPr>
@@ -14367,7 +11782,7 @@
                 <w:lang w:val="en-US"/>
               </w:rPr>
             </w:pPr>
-            <w:bookmarkStart w:id="128" w:name="_Hlk218066363"/>
+            <w:bookmarkStart w:id="127" w:name="_Hlk218066363"/>
           </w:p>
           <w:p>
             <w:pPr>
@@ -14392,7 +11807,7 @@
                 <w:rFonts w:cs="Microsoft Sans Serif"/>
               </w:rPr>
             </w:pPr>
-            <w:bookmarkStart w:id="129" w:name="_Hlk121125304"/>
+            <w:bookmarkStart w:id="128" w:name="_Hlk121125304"/>
             <w:r>
               <w:rPr>
                 <w:rFonts w:cs="Microsoft Sans Serif"/>
@@ -14428,8 +11843,8 @@
               <w:t>+52 646 1750500, x27865</w:t>
             </w:r>
           </w:p>
-          <w:bookmarkStart w:id="130" w:name="_Hlk218066398"/>
-          <w:bookmarkEnd w:id="128"/>
+          <w:bookmarkStart w:id="129" w:name="_Hlk218066398"/>
+          <w:bookmarkEnd w:id="127"/>
           <w:p>
             <w:pPr>
               <w:jc w:val="center"/>
@@ -14462,8 +11877,8 @@
               <w:fldChar w:fldCharType="end"/>
             </w:r>
           </w:p>
+          <w:bookmarkEnd w:id="128"/>
           <w:bookmarkEnd w:id="129"/>
-          <w:bookmarkEnd w:id="130"/>
           <w:p>
             <w:pPr>
               <w:jc w:val="center"/>
@@ -14499,7 +11914,7 @@
           <w:rStyle w:val="Title1"/>
         </w:rPr>
       </w:pPr>
-      <w:bookmarkStart w:id="131" w:name="_Toc229049281"/>
+      <w:bookmarkStart w:id="130" w:name="_Toc230097853"/>
       <w:r>
         <w:rPr>
           <w:rStyle w:val="Title1"/>
@@ -14507,7 +11922,7 @@
         <w:lastRenderedPageBreak/>
         <w:t>ANEXO 1: PRUEBAS DE FUNCIONAMIENTO PREVIAS AL DESPLIEGUE</w:t>
       </w:r>
-      <w:bookmarkEnd w:id="131"/>
+      <w:bookmarkEnd w:id="130"/>
     </w:p>
     <w:p>
       <w:pPr>
@@ -14580,8 +11995,7 @@
     <w:p>
       <w:pPr>
         <w:pStyle w:val="NormalWeb"/>
-        <w:ind w:firstLine="284"/>
-        <w:jc w:val="center"/>
+        <w:jc w:val="both"/>
         <w:rPr>
           <w:rFonts w:ascii="Microsoft Sans Serif" w:hAnsi="Microsoft Sans Serif" w:cs="Microsoft Sans Serif"/>
         </w:rPr>
@@ -14628,10 +12042,10 @@
           <w:rStyle w:val="Title1"/>
         </w:rPr>
       </w:pPr>
-      <w:bookmarkStart w:id="132" w:name="_Ref221185985"/>
-      <w:bookmarkStart w:id="133" w:name="_Ref217405568"/>
-      <w:bookmarkStart w:id="134" w:name="_Ref217405581"/>
-      <w:bookmarkStart w:id="135" w:name="_Toc229049282"/>
+      <w:bookmarkStart w:id="131" w:name="_Ref221185985"/>
+      <w:bookmarkStart w:id="132" w:name="_Ref217405568"/>
+      <w:bookmarkStart w:id="133" w:name="_Ref217405581"/>
+      <w:bookmarkStart w:id="134" w:name="_Toc230097854"/>
       <w:r>
         <w:rPr>
           <w:rStyle w:val="Title1"/>
@@ -14669,10 +12083,10 @@
         </w:rPr>
         <w:t xml:space="preserve"> PREVIAS AL DESPLIEGUE</w:t>
       </w:r>
+      <w:bookmarkEnd w:id="131"/>
       <w:bookmarkEnd w:id="132"/>
       <w:bookmarkEnd w:id="133"/>
       <w:bookmarkEnd w:id="134"/>
-      <w:bookmarkEnd w:id="135"/>
     </w:p>
     <w:p>
       <w:pPr>
@@ -14713,19 +12127,9 @@
     </w:p>
     <w:p>
       <w:pPr>
-        <w:rPr>
-          <w:rStyle w:val="Caracteresdenotaalpie"/>
-          <w:rFonts w:cs="Microsoft Sans Serif"/>
-          <w:vertAlign w:val="baseline"/>
-        </w:rPr>
-      </w:pPr>
-    </w:p>
-    <w:p>
-      <w:pPr>
         <w:pStyle w:val="NormalWeb"/>
-        <w:keepNext/>
         <w:spacing w:beforeAutospacing="0" w:afterAutospacing="0"/>
-        <w:jc w:val="center"/>
+        <w:jc w:val="both"/>
         <w:rPr>
           <w:rFonts w:ascii="Microsoft Sans Serif" w:hAnsi="Microsoft Sans Serif" w:cs="Microsoft Sans Serif"/>
         </w:rPr>
@@ -15353,9 +12757,9 @@
           <w:rStyle w:val="Title1"/>
         </w:rPr>
       </w:pPr>
-      <w:bookmarkStart w:id="136" w:name="_Ref219907034"/>
-      <w:bookmarkStart w:id="137" w:name="_Ref220316895"/>
-      <w:bookmarkStart w:id="138" w:name="_Toc229049283"/>
+      <w:bookmarkStart w:id="135" w:name="_Ref219907034"/>
+      <w:bookmarkStart w:id="136" w:name="_Ref220316895"/>
+      <w:bookmarkStart w:id="137" w:name="_Toc230097855"/>
       <w:r>
         <w:rPr>
           <w:rStyle w:val="Title1"/>
@@ -15375,114 +12779,84 @@
         </w:rPr>
         <w:t>: PLAN DE CRUCERO</w:t>
       </w:r>
+      <w:bookmarkEnd w:id="135"/>
       <w:bookmarkEnd w:id="136"/>
       <w:bookmarkEnd w:id="137"/>
+    </w:p>
+    <w:p>
+      <w:r>
+        <w:rPr>
+          <w:noProof/>
+        </w:rPr>
+        <w:t>&lt;&lt;</w:t>
+      </w:r>
+      <w:r>
+        <w:rPr>
+          <w:noProof/>
+        </w:rPr>
+        <w:t>ruta_</w:t>
+      </w:r>
+      <w:r>
+        <w:rPr>
+          <w:noProof/>
+        </w:rPr>
+        <w:t>plan_de_crucero&gt;&gt;</w:t>
+      </w:r>
+    </w:p>
+    <w:p>
+      <w:pPr>
+        <w:spacing w:line="240" w:lineRule="auto"/>
+        <w:jc w:val="left"/>
+        <w:rPr>
+          <w:rFonts w:cs="Microsoft Sans Serif"/>
+        </w:rPr>
+      </w:pPr>
+      <w:r>
+        <w:rPr>
+          <w:rFonts w:cs="Microsoft Sans Serif"/>
+        </w:rPr>
+        <w:br w:type="page"/>
+      </w:r>
+    </w:p>
+    <w:p>
+      <w:pPr>
+        <w:pStyle w:val="Ttulo1"/>
+        <w:rPr>
+          <w:rStyle w:val="Title1"/>
+        </w:rPr>
+      </w:pPr>
+      <w:bookmarkStart w:id="138" w:name="_Toc230097856"/>
+      <w:r>
+        <w:rPr>
+          <w:rStyle w:val="Title1"/>
+        </w:rPr>
+        <w:lastRenderedPageBreak/>
+        <w:t xml:space="preserve">ANEXO </w:t>
+      </w:r>
+      <w:r>
+        <w:rPr>
+          <w:rStyle w:val="Title1"/>
+        </w:rPr>
+        <w:t>4</w:t>
+      </w:r>
+      <w:r>
+        <w:rPr>
+          <w:rStyle w:val="Title1"/>
+        </w:rPr>
+        <w:t>: ANEXO FOTOGRÁFICO</w:t>
+      </w:r>
       <w:bookmarkEnd w:id="138"/>
     </w:p>
     <w:p>
-      <w:pPr>
-        <w:keepNext/>
-        <w:rPr>
-          <w:noProof/>
-          <w14:ligatures w14:val="standardContextual"/>
-        </w:rPr>
-      </w:pPr>
-      <w:r>
-        <w:rPr>
-          <w:noProof/>
-          <w14:ligatures w14:val="standardContextual"/>
-        </w:rPr>
+      <w:r>
         <w:t>&lt;&lt;</w:t>
       </w:r>
-      <w:r>
-        <w:rPr>
-          <w:noProof/>
-          <w14:ligatures w14:val="standardContextual"/>
-        </w:rPr>
-        <w:t>ruta_</w:t>
-      </w:r>
-      <w:r>
-        <w:rPr>
-          <w:noProof/>
-          <w14:ligatures w14:val="standardContextual"/>
-        </w:rPr>
-        <w:t>plan_de_crucero&gt;&gt;</w:t>
-      </w:r>
-    </w:p>
-    <w:p>
-      <w:pPr>
-        <w:spacing w:line="240" w:lineRule="auto"/>
-        <w:jc w:val="left"/>
-        <w:rPr>
-          <w:rFonts w:cs="Microsoft Sans Serif"/>
-        </w:rPr>
-      </w:pPr>
-      <w:r>
-        <w:rPr>
-          <w:rFonts w:cs="Microsoft Sans Serif"/>
-        </w:rPr>
-        <w:br w:type="page"/>
-      </w:r>
-    </w:p>
-    <w:p>
-      <w:pPr>
-        <w:pStyle w:val="Ttulo1"/>
-        <w:rPr>
-          <w:rStyle w:val="Title1"/>
-        </w:rPr>
-      </w:pPr>
-      <w:bookmarkStart w:id="139" w:name="_Toc229049284"/>
-      <w:r>
-        <w:rPr>
-          <w:rStyle w:val="Title1"/>
-        </w:rPr>
-        <w:lastRenderedPageBreak/>
-        <w:t xml:space="preserve">ANEXO </w:t>
-      </w:r>
-      <w:r>
-        <w:rPr>
-          <w:rStyle w:val="Title1"/>
-        </w:rPr>
-        <w:t>4</w:t>
-      </w:r>
-      <w:r>
-        <w:rPr>
-          <w:rStyle w:val="Title1"/>
-        </w:rPr>
-        <w:t>: ANEXO FOTOGRÁFICO</w:t>
-      </w:r>
-      <w:bookmarkEnd w:id="139"/>
-    </w:p>
-    <w:p>
-      <w:pPr>
-        <w:pStyle w:val="Normal1"/>
-        <w:jc w:val="center"/>
-        <w:rPr>
-          <w:rFonts w:ascii="Microsoft Sans Serif" w:hAnsi="Microsoft Sans Serif" w:cs="Microsoft Sans Serif"/>
-          <w:szCs w:val="22"/>
-        </w:rPr>
-      </w:pPr>
-      <w:r>
-        <w:rPr>
-          <w:rFonts w:ascii="Microsoft Sans Serif" w:hAnsi="Microsoft Sans Serif" w:cs="Microsoft Sans Serif"/>
-          <w:szCs w:val="22"/>
-        </w:rPr>
-        <w:t>&lt;&lt;</w:t>
-      </w:r>
       <w:proofErr w:type="spellStart"/>
       <w:r>
-        <w:rPr>
-          <w:rFonts w:ascii="Microsoft Sans Serif" w:hAnsi="Microsoft Sans Serif" w:cs="Microsoft Sans Serif"/>
-          <w:szCs w:val="22"/>
-        </w:rPr>
         <w:t>fig_anexo_fotografico</w:t>
       </w:r>
       <w:proofErr w:type="spellEnd"/>
       <w:r>
-        <w:rPr>
-          <w:rFonts w:ascii="Microsoft Sans Serif" w:hAnsi="Microsoft Sans Serif" w:cs="Microsoft Sans Serif"/>
-          <w:szCs w:val="22"/>
-        </w:rPr>
         <w:t>&gt;&gt;</w:t>
       </w:r>
     </w:p>
@@ -18342,8 +15716,8 @@
             <w:ind w:hanging="107"/>
             <w:jc w:val="left"/>
           </w:pPr>
-          <w:bookmarkStart w:id="140" w:name="_Hlk218267088"/>
-          <w:bookmarkStart w:id="141" w:name="_Hlk218267089"/>
+          <w:bookmarkStart w:id="139" w:name="_Hlk218267088"/>
+          <w:bookmarkStart w:id="140" w:name="_Hlk218267089"/>
           <w:r>
             <w:rPr>
               <w:noProof/>
@@ -18614,8 +15988,8 @@
         </mc:Fallback>
       </mc:AlternateContent>
     </w:r>
+    <w:bookmarkEnd w:id="139"/>
     <w:bookmarkEnd w:id="140"/>
-    <w:bookmarkEnd w:id="141"/>
   </w:p>
 </w:hdr>
 </file>

--- a/crear_documentos/services/doc_101/plantilla.docx
+++ b/crear_documentos/services/doc_101/plantilla.docx
@@ -6149,16 +6149,63 @@
     </w:p>
     <w:p>
       <w:pPr>
-        <w:ind w:firstLine="207"/>
-      </w:pPr>
-      <w:r>
-        <w:t>&lt;&lt;alcances_</w:t>
-      </w:r>
-      <w:r>
-        <w:t>parrafo1</w:t>
-      </w:r>
+        <w:ind w:firstLine="360"/>
+      </w:pPr>
+      <w:r>
+        <w:t>Con base en las especificaciones particulares del Contrato No. 658225821</w:t>
+      </w:r>
+      <w:r>
+        <w:t xml:space="preserve"> </w:t>
+      </w:r>
+      <w:r>
+        <w:t xml:space="preserve">en este documento se reportan las actividades asociadas al concepto “10.1 Protocolo de liberación de las sondas oceanográficas y transmisión de datos”, relacionadas con las sondas oceanográficas liberadas en </w:t>
+      </w:r>
+      <w:r>
+        <w:t>&lt;&lt;</w:t>
+      </w:r>
+      <w:proofErr w:type="spellStart"/>
+      <w:r>
+        <w:t>mes_y_anio</w:t>
+      </w:r>
+      <w:proofErr w:type="spellEnd"/>
       <w:r>
         <w:t>&gt;&gt;</w:t>
+      </w:r>
+      <w:r>
+        <w:t xml:space="preserve">, las cuales se ejecutaron para dar cumplimiento a la orden de servicio </w:t>
+      </w:r>
+      <w:r>
+        <w:rPr>
+          <w:b/>
+          <w:bCs/>
+        </w:rPr>
+        <w:t>PEMEX-ASM-CICESE-658225821-</w:t>
+      </w:r>
+      <w:r>
+        <w:rPr>
+          <w:b/>
+          <w:bCs/>
+        </w:rPr>
+        <w:t>&lt;&lt;</w:t>
+      </w:r>
+      <w:proofErr w:type="spellStart"/>
+      <w:r>
+        <w:rPr>
+          <w:b/>
+          <w:bCs/>
+        </w:rPr>
+        <w:t>orden_de_servicio</w:t>
+      </w:r>
+      <w:proofErr w:type="spellEnd"/>
+      <w:r>
+        <w:rPr>
+          <w:b/>
+          <w:bCs/>
+        </w:rPr>
+        <w:t>&gt;&gt;</w:t>
+      </w:r>
+      <w:r>
+        <w:t xml:space="preserve"> e incluyen los siguientes alcances:</w:t>
       </w:r>
     </w:p>
     <w:p/>
@@ -7458,16 +7505,8 @@
         <w:rPr>
           <w:rFonts w:cs="Arial"/>
         </w:rPr>
-        <w:t xml:space="preserve">La draga de arrastre </w:t>
-      </w:r>
-      <w:proofErr w:type="spellStart"/>
-      <w:r>
-        <w:rPr>
-          <w:rFonts w:cs="Arial"/>
-        </w:rPr>
-        <w:t>sub-superficial</w:t>
-      </w:r>
-      <w:proofErr w:type="spellEnd"/>
+        <w:t>La draga de arrastre sub-superficial</w:t>
+      </w:r>
       <w:r>
         <w:rPr>
           <w:rFonts w:cs="Arial"/>
@@ -9626,15 +9665,7 @@
         <w:ind w:firstLine="360"/>
       </w:pPr>
       <w:r>
-        <w:t xml:space="preserve">En cuanto al sistema de telemetría, la sonda emplea tecnología satelital </w:t>
-      </w:r>
-      <w:proofErr w:type="spellStart"/>
-      <w:r>
-        <w:t>Globalstar</w:t>
-      </w:r>
-      <w:proofErr w:type="spellEnd"/>
-      <w:r>
-        <w:t>, basada en una constelación de satélites en órbita baja (LEO) que operan en banda L. Mediante servicios simplex de bajo consumo energético, se transmiten paquetes periódicos de información desde zonas remotas, lo que permite una comunicación confiable y con tiempos de transmisión reducidos. Este sistema resultó adecuado para plataformas autónomas y funcionó de manera exitosa durante las pruebas de 24 horas realizadas en el centro de operaciones del consorcio ASM-CICESE, donde los datos fueron recibidos de forma continua.</w:t>
+        <w:t>En cuanto al sistema de telemetría, la sonda emplea tecnología satelital Globalstar, basada en una constelación de satélites en órbita baja (LEO) que operan en banda L. Mediante servicios simplex de bajo consumo energético, se transmiten paquetes periódicos de información desde zonas remotas, lo que permite una comunicación confiable y con tiempos de transmisión reducidos. Este sistema resultó adecuado para plataformas autónomas y funcionó de manera exitosa durante las pruebas de 24 horas realizadas en el centro de operaciones del consorcio ASM-CICESE, donde los datos fueron recibidos de forma continua.</w:t>
       </w:r>
     </w:p>
     <w:p>
@@ -14836,43 +14867,7 @@
           <w:rFonts w:ascii="Microsoft Sans Serif" w:hAnsi="Microsoft Sans Serif" w:cs="Microsoft Sans Serif"/>
           <w:vertAlign w:val="baseline"/>
         </w:rPr>
-        <w:t xml:space="preserve"> estampa de tiempo en formato </w:t>
-      </w:r>
-      <w:proofErr w:type="spellStart"/>
-      <w:r>
-        <w:rPr>
-          <w:rStyle w:val="Caracteresdenotaalpie"/>
-          <w:rFonts w:ascii="Microsoft Sans Serif" w:hAnsi="Microsoft Sans Serif" w:cs="Microsoft Sans Serif"/>
-          <w:vertAlign w:val="baseline"/>
-        </w:rPr>
-        <w:t>YYYY-MM-DD-THH:</w:t>
-      </w:r>
-      <w:proofErr w:type="gramStart"/>
-      <w:r>
-        <w:rPr>
-          <w:rStyle w:val="Caracteresdenotaalpie"/>
-          <w:rFonts w:ascii="Microsoft Sans Serif" w:hAnsi="Microsoft Sans Serif" w:cs="Microsoft Sans Serif"/>
-          <w:vertAlign w:val="baseline"/>
-        </w:rPr>
-        <w:t>mm:ss</w:t>
-      </w:r>
-      <w:proofErr w:type="gramEnd"/>
-      <w:r>
-        <w:rPr>
-          <w:rStyle w:val="Caracteresdenotaalpie"/>
-          <w:rFonts w:ascii="Microsoft Sans Serif" w:hAnsi="Microsoft Sans Serif" w:cs="Microsoft Sans Serif"/>
-          <w:vertAlign w:val="baseline"/>
-        </w:rPr>
-        <w:t>.sssz</w:t>
-      </w:r>
-      <w:proofErr w:type="spellEnd"/>
-      <w:r>
-        <w:rPr>
-          <w:rStyle w:val="Caracteresdenotaalpie"/>
-          <w:rFonts w:ascii="Microsoft Sans Serif" w:hAnsi="Microsoft Sans Serif" w:cs="Microsoft Sans Serif"/>
-          <w:vertAlign w:val="baseline"/>
-        </w:rPr>
-        <w:t>.</w:t>
+        <w:t xml:space="preserve"> estampa de tiempo en formato YYYY-MM-DD-THH:mm:ss.sssz.</w:t>
       </w:r>
     </w:p>
     <w:p>
@@ -23753,7 +23748,6 @@
   <w:style w:type="character" w:default="1" w:styleId="Fuentedeprrafopredeter">
     <w:name w:val="Default Paragraph Font"/>
     <w:uiPriority w:val="1"/>
-    <w:semiHidden/>
     <w:unhideWhenUsed/>
   </w:style>
   <w:style w:type="table" w:default="1" w:styleId="Tablanormal">
@@ -24455,10 +24449,10 @@
       <w:szCs w:val="24"/>
     </w:rPr>
   </w:style>
-  <w:style w:type="character" w:customStyle="1" w:styleId="FirmadecorreoelectrnicoCar">
-    <w:name w:val="Firma de correo electrónico Car"/>
+  <w:style w:type="character" w:customStyle="1" w:styleId="FirmadecorreoCar">
+    <w:name w:val="Firma de correo Car"/>
     <w:basedOn w:val="Fuentedeprrafopredeter"/>
-    <w:link w:val="Firmadecorreoelectrnico"/>
+    <w:link w:val="Firmadecorreo"/>
     <w:uiPriority w:val="99"/>
     <w:semiHidden/>
     <w:qFormat/>
@@ -26806,10 +26800,10 @@
       <w:ind w:left="4252"/>
     </w:pPr>
   </w:style>
-  <w:style w:type="paragraph" w:styleId="Firmadecorreoelectrnico">
+  <w:style w:type="paragraph" w:styleId="Firmadecorreo">
     <w:name w:val="E-mail Signature"/>
     <w:basedOn w:val="Normal"/>
-    <w:link w:val="FirmadecorreoelectrnicoCar"/>
+    <w:link w:val="FirmadecorreoCar"/>
     <w:uiPriority w:val="99"/>
     <w:semiHidden/>
     <w:unhideWhenUsed/>

--- a/crear_documentos/services/doc_101/plantilla.docx
+++ b/crear_documentos/services/doc_101/plantilla.docx
@@ -6167,6 +6167,9 @@
       <w:r>
         <w:t>mes_y_anio</w:t>
       </w:r>
+      <w:r>
+        <w:t>_de_liberacion</w:t>
+      </w:r>
       <w:proofErr w:type="spellEnd"/>
       <w:r>
         <w:t>&gt;&gt;</w:t>
@@ -7443,7 +7446,6 @@
     </w:p>
     <w:p>
       <w:pPr>
-        <w:ind w:firstLine="360"/>
         <w:rPr>
           <w:rFonts w:cs="Arial"/>
         </w:rPr>
@@ -7451,8 +7453,7 @@
     </w:p>
     <w:p>
       <w:pPr>
-        <w:pStyle w:val="Carjustificado"/>
-        <w:jc w:val="center"/>
+        <w:pStyle w:val="Figura"/>
       </w:pPr>
       <w:r>
         <w:t>&lt;&lt;fig</w:t>
@@ -7461,7 +7462,10 @@
         <w:t>_</w:t>
       </w:r>
       <w:r>
-        <w:t>descripcion_arquitectura</w:t>
+        <w:t>descripcion</w:t>
+      </w:r>
+      <w:r>
+        <w:t>_arquitectura</w:t>
       </w:r>
       <w:r>
         <w:t>_1</w:t>
@@ -7664,20 +7668,24 @@
     <w:p>
       <w:pPr>
         <w:rPr>
-          <w:noProof/>
-        </w:rPr>
+          <w:rFonts w:cs="Arial"/>
+        </w:rPr>
+      </w:pPr>
+    </w:p>
+    <w:p>
+      <w:pPr>
+        <w:pStyle w:val="Figura"/>
       </w:pPr>
       <w:bookmarkStart w:id="69" w:name="_Ref220060808"/>
       <w:bookmarkStart w:id="70" w:name="_Ref220060798"/>
-    </w:p>
-    <w:p>
-      <w:pPr>
-        <w:keepNext/>
-        <w:ind w:firstLine="360"/>
-        <w:jc w:val="center"/>
-      </w:pPr>
-      <w:r>
-        <w:t>&lt;&lt;fig_descripcion_arquitectura_2&gt;&gt;</w:t>
+      <w:r>
+        <w:t>&lt;&lt;fig_</w:t>
+      </w:r>
+      <w:r>
+        <w:t>descripcion</w:t>
+      </w:r>
+      <w:r>
+        <w:t>_arquitectura_2&gt;&gt;</w:t>
       </w:r>
       <w:bookmarkEnd w:id="69"/>
       <w:bookmarkEnd w:id="70"/>
@@ -7796,22 +7804,16 @@
         <w:t xml:space="preserve"> para el almacenamiento de datos.</w:t>
       </w:r>
     </w:p>
+    <w:p/>
     <w:p>
       <w:pPr>
-        <w:keepNext/>
-        <w:spacing w:line="240" w:lineRule="auto"/>
-        <w:ind w:firstLine="360"/>
-        <w:jc w:val="center"/>
-      </w:pPr>
-    </w:p>
-    <w:p>
-      <w:pPr>
-        <w:keepNext/>
-        <w:ind w:firstLine="360"/>
-        <w:jc w:val="center"/>
-      </w:pPr>
-      <w:r>
-        <w:t>&lt;&lt;fig_descripcion_arquitectura_3&gt;&gt;</w:t>
+        <w:pStyle w:val="Figura"/>
+      </w:pPr>
+      <w:r>
+        <w:t>&lt;&lt;fig_descripcion</w:t>
+      </w:r>
+      <w:r>
+        <w:t>_arquitectura_3&gt;&gt;</w:t>
       </w:r>
     </w:p>
     <w:p>
@@ -7887,7 +7889,14 @@
         <w:rPr>
           <w:rFonts w:cs="Arial"/>
         </w:rPr>
-        <w:t xml:space="preserve">se integra un regulador de seguimiento del punto de máxima potencia (MPPT), encargado de optimizar el aprovechamiento de la energía solar y asegurar una carga eficiente </w:t>
+        <w:t xml:space="preserve">se integra un regulador de seguimiento del punto de </w:t>
+      </w:r>
+      <w:r>
+        <w:rPr>
+          <w:rFonts w:cs="Arial"/>
+        </w:rPr>
+        <w:lastRenderedPageBreak/>
+        <w:t xml:space="preserve">máxima potencia (MPPT), encargado de optimizar el aprovechamiento de la energía solar y asegurar una carga eficiente </w:t>
       </w:r>
       <w:r>
         <w:rPr>
@@ -7904,13 +7913,19 @@
     </w:p>
     <w:p>
       <w:pPr>
-        <w:keepNext/>
-        <w:ind w:firstLine="360"/>
-        <w:jc w:val="center"/>
-      </w:pPr>
-      <w:r>
-        <w:lastRenderedPageBreak/>
-        <w:t>&lt;&lt;fig_descripcion_arquitectura_4&gt;&gt;</w:t>
+        <w:pStyle w:val="Figura"/>
+        <w:jc w:val="both"/>
+      </w:pPr>
+    </w:p>
+    <w:p>
+      <w:pPr>
+        <w:pStyle w:val="Figura"/>
+      </w:pPr>
+      <w:r>
+        <w:t>&lt;&lt;fig_descripcion</w:t>
+      </w:r>
+      <w:r>
+        <w:t>_arquitectura_4&gt;&gt;</w:t>
       </w:r>
     </w:p>
     <w:p>
@@ -7979,19 +7994,22 @@
     </w:p>
     <w:p>
       <w:pPr>
-        <w:keepNext/>
-        <w:suppressAutoHyphens w:val="0"/>
-        <w:spacing w:before="100" w:beforeAutospacing="1" w:line="240" w:lineRule="auto"/>
+        <w:pStyle w:val="Figura"/>
+        <w:jc w:val="both"/>
       </w:pPr>
     </w:p>
     <w:p>
       <w:pPr>
-        <w:keepNext/>
-        <w:ind w:firstLine="360"/>
-        <w:jc w:val="center"/>
-      </w:pPr>
-      <w:r>
-        <w:t>&lt;&lt;fig_descripcion_arquitectura_5&gt;&gt;</w:t>
+        <w:pStyle w:val="Figura"/>
+      </w:pPr>
+      <w:r>
+        <w:t>&lt;&lt;fig_</w:t>
+      </w:r>
+      <w:r>
+        <w:t>descripcion</w:t>
+      </w:r>
+      <w:r>
+        <w:t>_arquitectura_5&gt;&gt;</w:t>
       </w:r>
     </w:p>
     <w:p>
@@ -8153,32 +8171,31 @@
         <w:rPr>
           <w:rFonts w:cs="Arial"/>
         </w:rPr>
-        <w:t xml:space="preserve"> Pro, que permite la transmisión de datos en tiempo real en zonas de mar abierto. Asimismo, la sonda integra un sistema de telemetría mediante red celular (GSM), compatible con tecnologías SIM900, 3G y 4G, el cual se emplea en áreas con cobertura terrestre, optimizando los costos de comunicación.</w:t>
+        <w:t xml:space="preserve"> Pro, que permite la transmisión de datos en tiempo real en zonas de mar abierto. Asimismo, la sonda integra un sistema </w:t>
+      </w:r>
+      <w:r>
+        <w:rPr>
+          <w:rFonts w:cs="Arial"/>
+        </w:rPr>
+        <w:lastRenderedPageBreak/>
+        <w:t>de telemetría mediante red celular (GSM), compatible con tecnologías SIM900, 3G y 4G, el cual se emplea en áreas con cobertura terrestre, optimizando los costos de comunicación.</w:t>
+      </w:r>
+      <w:r>
+        <w:rPr>
+          <w:noProof/>
+        </w:rPr>
+        <w:t xml:space="preserve"> </w:t>
       </w:r>
     </w:p>
     <w:p>
       <w:pPr>
-        <w:keepNext/>
-        <w:suppressAutoHyphens w:val="0"/>
-        <w:spacing w:line="240" w:lineRule="auto"/>
-        <w:jc w:val="center"/>
-        <w:rPr>
-          <w:noProof/>
-        </w:rPr>
-      </w:pPr>
-      <w:r>
-        <w:rPr>
-          <w:noProof/>
-        </w:rPr>
-        <w:lastRenderedPageBreak/>
-        <w:t xml:space="preserve"> </w:t>
-      </w:r>
+        <w:pStyle w:val="Figura"/>
+        <w:jc w:val="both"/>
+      </w:pPr>
     </w:p>
     <w:p>
       <w:pPr>
-        <w:keepNext/>
-        <w:ind w:firstLine="360"/>
-        <w:jc w:val="center"/>
+        <w:pStyle w:val="Figura"/>
       </w:pPr>
       <w:r>
         <w:t>&lt;&lt;fig_descripcion_arquitectura_6&gt;&gt;</w:t>
@@ -9273,36 +9290,29 @@
     </w:p>
     <w:p>
       <w:pPr>
-        <w:ind w:firstLine="360"/>
+        <w:pStyle w:val="Figura"/>
+        <w:jc w:val="both"/>
       </w:pPr>
     </w:p>
     <w:p>
       <w:pPr>
-        <w:suppressAutoHyphens w:val="0"/>
-        <w:spacing w:line="240" w:lineRule="auto"/>
-        <w:jc w:val="center"/>
-        <w:rPr>
-          <w:rFonts w:cs="Microsoft Sans Serif"/>
-        </w:rPr>
-      </w:pPr>
-      <w:r>
-        <w:rPr>
-          <w:rFonts w:cs="Microsoft Sans Serif"/>
-        </w:rPr>
+        <w:pStyle w:val="Figura"/>
+      </w:pPr>
+      <w:r>
         <w:t>&lt;&lt;</w:t>
       </w:r>
       <w:proofErr w:type="spellStart"/>
       <w:r>
-        <w:rPr>
-          <w:rFonts w:cs="Microsoft Sans Serif"/>
-        </w:rPr>
-        <w:t>fig_actividades_previas</w:t>
+        <w:t>fig_</w:t>
+      </w:r>
+      <w:r>
+        <w:t>actividades</w:t>
+      </w:r>
+      <w:r>
+        <w:t>_previas</w:t>
       </w:r>
       <w:proofErr w:type="spellEnd"/>
       <w:r>
-        <w:rPr>
-          <w:rFonts w:cs="Microsoft Sans Serif"/>
-        </w:rPr>
         <w:t>&gt;&gt;</w:t>
       </w:r>
     </w:p>
@@ -10218,17 +10228,20 @@
     <w:p/>
     <w:p>
       <w:pPr>
-        <w:keepNext/>
-        <w:suppressAutoHyphens w:val="0"/>
-        <w:spacing w:line="240" w:lineRule="auto"/>
-        <w:jc w:val="center"/>
+        <w:pStyle w:val="Figura"/>
       </w:pPr>
       <w:r>
         <w:t>&lt;&lt;</w:t>
       </w:r>
       <w:proofErr w:type="spellStart"/>
       <w:r>
-        <w:t>fig_mapa_de_despliegue</w:t>
+        <w:t>fig_</w:t>
+      </w:r>
+      <w:r>
+        <w:t>mapa</w:t>
+      </w:r>
+      <w:r>
+        <w:t>_de_despliegue</w:t>
       </w:r>
       <w:proofErr w:type="spellEnd"/>
       <w:r>
@@ -10291,47 +10304,20 @@
     <w:p/>
     <w:p>
       <w:pPr>
-        <w:suppressAutoHyphens w:val="0"/>
-        <w:spacing w:line="240" w:lineRule="auto"/>
-        <w:jc w:val="center"/>
-        <w:rPr>
-          <w:rFonts w:cs="Microsoft Sans Serif"/>
-          <w:sz w:val="20"/>
-          <w:szCs w:val="22"/>
-        </w:rPr>
-      </w:pPr>
-      <w:r>
-        <w:rPr>
-          <w:rFonts w:cs="Microsoft Sans Serif"/>
-          <w:sz w:val="20"/>
-          <w:szCs w:val="22"/>
-        </w:rPr>
+        <w:pStyle w:val="Figura"/>
+      </w:pPr>
+      <w:r>
         <w:t>&lt;&lt;</w:t>
       </w:r>
       <w:proofErr w:type="spellStart"/>
       <w:r>
-        <w:rPr>
-          <w:rFonts w:cs="Microsoft Sans Serif"/>
-          <w:sz w:val="20"/>
-          <w:szCs w:val="22"/>
-        </w:rPr>
         <w:t>fig_ejecucion_</w:t>
       </w:r>
       <w:r>
-        <w:rPr>
-          <w:rFonts w:cs="Microsoft Sans Serif"/>
-          <w:sz w:val="20"/>
-          <w:szCs w:val="22"/>
-        </w:rPr>
         <w:t>de_la_campania</w:t>
       </w:r>
       <w:proofErr w:type="spellEnd"/>
       <w:r>
-        <w:rPr>
-          <w:rFonts w:cs="Microsoft Sans Serif"/>
-          <w:sz w:val="20"/>
-          <w:szCs w:val="22"/>
-        </w:rPr>
         <w:t>&gt;&gt;</w:t>
       </w:r>
     </w:p>
@@ -11068,6 +11054,7 @@
       <w:bookmarkStart w:id="93" w:name="_Ref217401548"/>
       <w:bookmarkStart w:id="94" w:name="_Toc229049320"/>
       <w:r>
+        <w:lastRenderedPageBreak/>
         <w:t xml:space="preserve">Tabla </w:t>
       </w:r>
       <w:fldSimple w:instr=" SEQ Tabla \* ARABIC ">
@@ -11707,7 +11694,6 @@
       <w:bookmarkStart w:id="96" w:name="_Ref229050865"/>
       <w:bookmarkStart w:id="97" w:name="_Toc229049321"/>
       <w:r>
-        <w:lastRenderedPageBreak/>
         <w:t xml:space="preserve">Tabla </w:t>
       </w:r>
       <w:fldSimple w:instr=" SEQ Tabla \* ARABIC ">
@@ -12922,8 +12908,7 @@
     </w:p>
     <w:p>
       <w:pPr>
-        <w:ind w:firstLine="426"/>
-        <w:jc w:val="center"/>
+        <w:pStyle w:val="Figura"/>
       </w:pPr>
       <w:bookmarkStart w:id="105" w:name="_Ref224117752"/>
       <w:r>
@@ -12944,70 +12929,158 @@
         <w:t>&gt;&gt;</w:t>
       </w:r>
       <w:bookmarkEnd w:id="105"/>
+      <w:r>
+        <w:br w:type="page"/>
+      </w:r>
     </w:p>
     <w:p>
       <w:pPr>
-        <w:jc w:val="center"/>
-      </w:pPr>
-      <w:bookmarkStart w:id="106" w:name="_Toc229049307"/>
-      <w:r>
+        <w:pStyle w:val="Ttulo1"/>
+        <w:rPr>
+          <w:rStyle w:val="Title1"/>
+        </w:rPr>
+      </w:pPr>
+      <w:bookmarkStart w:id="106" w:name="_Ref223695225"/>
+      <w:bookmarkStart w:id="107" w:name="_Toc229049278"/>
+      <w:r>
+        <w:rPr>
+          <w:rStyle w:val="Title1"/>
+        </w:rPr>
+        <w:lastRenderedPageBreak/>
+        <w:t>TELEMETRÍA, R</w:t>
+      </w:r>
+      <w:r>
+        <w:rPr>
+          <w:rStyle w:val="Title1"/>
+        </w:rPr>
+        <w:t xml:space="preserve">ECEPCIÓN Y ALMACENAMIENTO DE DATOS </w:t>
+      </w:r>
+      <w:bookmarkEnd w:id="103"/>
+      <w:r>
+        <w:rPr>
+          <w:rStyle w:val="Title1"/>
+        </w:rPr>
+        <w:t>PREVIOS</w:t>
+      </w:r>
+      <w:r>
+        <w:rPr>
+          <w:rStyle w:val="Title1"/>
+        </w:rPr>
+        <w:t xml:space="preserve"> AL DESPLIEGUE</w:t>
+      </w:r>
+      <w:r>
+        <w:rPr>
+          <w:rStyle w:val="Title1"/>
+        </w:rPr>
+        <w:t xml:space="preserve"> DE LA SONDA</w:t>
+      </w:r>
+      <w:bookmarkEnd w:id="104"/>
+      <w:bookmarkEnd w:id="106"/>
+      <w:r>
+        <w:rPr>
+          <w:rStyle w:val="Title1"/>
+        </w:rPr>
         <w:t>.</w:t>
       </w:r>
-      <w:bookmarkEnd w:id="106"/>
-      <w:r>
-        <w:br w:type="page"/>
-      </w:r>
+      <w:bookmarkEnd w:id="107"/>
     </w:p>
     <w:p>
       <w:pPr>
-        <w:pStyle w:val="Ttulo1"/>
-        <w:rPr>
-          <w:rStyle w:val="Title1"/>
-        </w:rPr>
-      </w:pPr>
-      <w:bookmarkStart w:id="107" w:name="_Ref223695225"/>
-      <w:bookmarkStart w:id="108" w:name="_Toc229049278"/>
-      <w:r>
-        <w:rPr>
-          <w:rStyle w:val="Title1"/>
-        </w:rPr>
-        <w:lastRenderedPageBreak/>
-        <w:t>TELEMETRÍA, R</w:t>
-      </w:r>
-      <w:r>
-        <w:rPr>
-          <w:rStyle w:val="Title1"/>
-        </w:rPr>
-        <w:t xml:space="preserve">ECEPCIÓN Y ALMACENAMIENTO DE DATOS </w:t>
-      </w:r>
-      <w:bookmarkEnd w:id="103"/>
-      <w:r>
-        <w:rPr>
-          <w:rStyle w:val="Title1"/>
-        </w:rPr>
-        <w:t>PREVIOS</w:t>
-      </w:r>
-      <w:r>
-        <w:rPr>
-          <w:rStyle w:val="Title1"/>
-        </w:rPr>
-        <w:t xml:space="preserve"> AL DESPLIEGUE</w:t>
-      </w:r>
-      <w:r>
-        <w:rPr>
-          <w:rStyle w:val="Title1"/>
-        </w:rPr>
-        <w:t xml:space="preserve"> DE LA SONDA</w:t>
-      </w:r>
-      <w:bookmarkEnd w:id="104"/>
-      <w:bookmarkEnd w:id="107"/>
-      <w:r>
-        <w:rPr>
-          <w:rStyle w:val="Title1"/>
-        </w:rPr>
-        <w:t>.</w:t>
-      </w:r>
-      <w:bookmarkEnd w:id="108"/>
+        <w:ind w:firstLine="360"/>
+        <w:rPr>
+          <w:rFonts w:cs="Arial"/>
+        </w:rPr>
+      </w:pPr>
+      <w:r>
+        <w:rPr>
+          <w:rFonts w:cs="Arial"/>
+        </w:rPr>
+        <w:t xml:space="preserve">Antes de desplegar las sondas </w:t>
+      </w:r>
+      <w:r>
+        <w:rPr>
+          <w:rFonts w:cs="Arial"/>
+        </w:rPr>
+        <w:t>oceanográficas</w:t>
+      </w:r>
+      <w:r>
+        <w:rPr>
+          <w:rFonts w:cs="Arial"/>
+        </w:rPr>
+        <w:t xml:space="preserve"> se realizaron pruebas </w:t>
+      </w:r>
+      <w:r>
+        <w:rPr>
+          <w:rFonts w:cs="Arial"/>
+        </w:rPr>
+        <w:t xml:space="preserve">en el laboratorio </w:t>
+      </w:r>
+      <w:r>
+        <w:rPr>
+          <w:rFonts w:cs="Arial"/>
+        </w:rPr>
+        <w:t xml:space="preserve">para garantizar el correcto funcionamiento de </w:t>
+      </w:r>
+      <w:r>
+        <w:rPr>
+          <w:rFonts w:cs="Arial"/>
+        </w:rPr>
+        <w:t>las mismas</w:t>
+      </w:r>
+      <w:r>
+        <w:rPr>
+          <w:rFonts w:cs="Arial"/>
+        </w:rPr>
+        <w:t xml:space="preserve">. Una vez que las sondas </w:t>
+      </w:r>
+      <w:r>
+        <w:rPr>
+          <w:rFonts w:cs="Arial"/>
+        </w:rPr>
+        <w:t>estuvieron</w:t>
+      </w:r>
+      <w:r>
+        <w:rPr>
+          <w:rFonts w:cs="Arial"/>
+        </w:rPr>
+        <w:t xml:space="preserve"> ensambladas y selladas, éstas se </w:t>
+      </w:r>
+      <w:r>
+        <w:rPr>
+          <w:rFonts w:cs="Arial"/>
+        </w:rPr>
+        <w:t>encendieron</w:t>
+      </w:r>
+      <w:r>
+        <w:rPr>
+          <w:rFonts w:cs="Arial"/>
+        </w:rPr>
+        <w:t xml:space="preserve"> para comprobar que el sistema de telemetría, recepción y almacenamiento de </w:t>
+      </w:r>
+      <w:r>
+        <w:rPr>
+          <w:rFonts w:cs="Arial"/>
+        </w:rPr>
+        <w:t xml:space="preserve">datos </w:t>
+      </w:r>
+      <w:r>
+        <w:rPr>
+          <w:rFonts w:cs="Arial"/>
+        </w:rPr>
+        <w:t>funcion</w:t>
+      </w:r>
+      <w:r>
+        <w:rPr>
+          <w:rFonts w:cs="Arial"/>
+        </w:rPr>
+        <w:t>ara</w:t>
+      </w:r>
+      <w:r>
+        <w:rPr>
+          <w:rFonts w:cs="Arial"/>
+        </w:rPr>
+        <w:t xml:space="preserve"> correctamente. </w:t>
+      </w:r>
     </w:p>
     <w:p>
       <w:pPr>
@@ -13016,124 +13089,34 @@
           <w:rFonts w:cs="Arial"/>
         </w:rPr>
       </w:pPr>
-      <w:r>
-        <w:rPr>
-          <w:rFonts w:cs="Arial"/>
-        </w:rPr>
-        <w:t xml:space="preserve">Antes de desplegar las sondas </w:t>
-      </w:r>
-      <w:r>
-        <w:rPr>
-          <w:rFonts w:cs="Arial"/>
-        </w:rPr>
-        <w:t>oceanográficas</w:t>
-      </w:r>
-      <w:r>
-        <w:rPr>
-          <w:rFonts w:cs="Arial"/>
-        </w:rPr>
-        <w:t xml:space="preserve"> se realizaron pruebas </w:t>
-      </w:r>
-      <w:r>
-        <w:rPr>
-          <w:rFonts w:cs="Arial"/>
-        </w:rPr>
-        <w:t xml:space="preserve">en el laboratorio </w:t>
-      </w:r>
-      <w:r>
-        <w:rPr>
-          <w:rFonts w:cs="Arial"/>
-        </w:rPr>
-        <w:t xml:space="preserve">para garantizar el correcto funcionamiento de </w:t>
-      </w:r>
-      <w:r>
-        <w:rPr>
-          <w:rFonts w:cs="Arial"/>
-        </w:rPr>
-        <w:t>las mismas</w:t>
-      </w:r>
-      <w:r>
-        <w:rPr>
-          <w:rFonts w:cs="Arial"/>
-        </w:rPr>
-        <w:t xml:space="preserve">. Una vez que las sondas </w:t>
-      </w:r>
-      <w:r>
-        <w:rPr>
-          <w:rFonts w:cs="Arial"/>
-        </w:rPr>
-        <w:t>estuvieron</w:t>
-      </w:r>
-      <w:r>
-        <w:rPr>
-          <w:rFonts w:cs="Arial"/>
-        </w:rPr>
-        <w:t xml:space="preserve"> ensambladas y selladas, éstas se </w:t>
-      </w:r>
-      <w:r>
-        <w:rPr>
-          <w:rFonts w:cs="Arial"/>
-        </w:rPr>
-        <w:t>encendieron</w:t>
-      </w:r>
-      <w:r>
-        <w:rPr>
-          <w:rFonts w:cs="Arial"/>
-        </w:rPr>
-        <w:t xml:space="preserve"> para comprobar que el sistema de telemetría, recepción y almacenamiento de </w:t>
-      </w:r>
-      <w:r>
-        <w:rPr>
-          <w:rFonts w:cs="Arial"/>
-        </w:rPr>
-        <w:t xml:space="preserve">datos </w:t>
-      </w:r>
-      <w:r>
-        <w:rPr>
-          <w:rFonts w:cs="Arial"/>
-        </w:rPr>
-        <w:t>funcion</w:t>
-      </w:r>
-      <w:r>
-        <w:rPr>
-          <w:rFonts w:cs="Arial"/>
-        </w:rPr>
-        <w:t>ara</w:t>
-      </w:r>
-      <w:r>
-        <w:rPr>
-          <w:rFonts w:cs="Arial"/>
-        </w:rPr>
-        <w:t xml:space="preserve"> correctamente. </w:t>
-      </w:r>
     </w:p>
     <w:p>
       <w:pPr>
         <w:ind w:firstLine="360"/>
         <w:rPr>
+          <w:szCs w:val="22"/>
+        </w:rPr>
+      </w:pPr>
+      <w:r>
+        <w:rPr>
           <w:rFonts w:cs="Arial"/>
         </w:rPr>
-      </w:pPr>
+        <w:t>Durante las primeras 24 horas, las sondas se mantuvieron en pruebas de telemetría y carga de energía, con el objetivo de verificar la correcta transmisión y almacenamiento de la información, así como el adecuado almacenamiento de energía solar en las baterías. La frecuencia de comunicación de la sonda está configurada para realizarse cada media hora; es decir, en ese intervalo la sonda se comunica con el satélite, el cual envía la información a los servidores de ASM-CICESE asignados al proyecto. En dichos servidores se almacenan los mensajes con el estado de la sonda y los datos medidos correspondientes a ese intervalo de tiempo</w:t>
+      </w:r>
+      <w:r>
+        <w:rPr>
+          <w:szCs w:val="22"/>
+        </w:rPr>
+        <w:t>.</w:t>
+      </w:r>
     </w:p>
     <w:p>
       <w:pPr>
         <w:ind w:firstLine="360"/>
         <w:rPr>
-          <w:szCs w:val="22"/>
-        </w:rPr>
-      </w:pPr>
-      <w:r>
-        <w:rPr>
           <w:rFonts w:cs="Arial"/>
         </w:rPr>
-        <w:t>Durante las primeras 24 horas, las sondas se mantuvieron en pruebas de telemetría y carga de energía, con el objetivo de verificar la correcta transmisión y almacenamiento de la información, así como el adecuado almacenamiento de energía solar en las baterías. La frecuencia de comunicación de la sonda está configurada para realizarse cada media hora; es decir, en ese intervalo la sonda se comunica con el satélite, el cual envía la información a los servidores de ASM-CICESE asignados al proyecto. En dichos servidores se almacenan los mensajes con el estado de la sonda y los datos medidos correspondientes a ese intervalo de tiempo</w:t>
-      </w:r>
-      <w:r>
-        <w:rPr>
-          <w:szCs w:val="22"/>
-        </w:rPr>
-        <w:t>.</w:t>
-      </w:r>
+      </w:pPr>
     </w:p>
     <w:p>
       <w:pPr>
@@ -13142,398 +13125,398 @@
           <w:rFonts w:cs="Arial"/>
         </w:rPr>
       </w:pPr>
+      <w:r>
+        <w:rPr>
+          <w:rFonts w:cs="Arial"/>
+        </w:rPr>
+        <w:t>La información enviada por las sondas está</w:t>
+      </w:r>
+      <w:r>
+        <w:rPr>
+          <w:rFonts w:cs="Arial"/>
+        </w:rPr>
+        <w:t xml:space="preserve"> </w:t>
+      </w:r>
+      <w:r>
+        <w:rPr>
+          <w:rFonts w:cs="Arial"/>
+        </w:rPr>
+        <w:t>compuesta</w:t>
+      </w:r>
+      <w:r>
+        <w:rPr>
+          <w:rFonts w:cs="Arial"/>
+        </w:rPr>
+        <w:t xml:space="preserve"> por: </w:t>
+      </w:r>
+      <w:r>
+        <w:rPr>
+          <w:rFonts w:cs="Arial"/>
+        </w:rPr>
+        <w:t>vector</w:t>
+      </w:r>
+      <w:r>
+        <w:rPr>
+          <w:rFonts w:cs="Arial"/>
+        </w:rPr>
+        <w:t xml:space="preserve"> de tiempo, posición (latitud y longitud</w:t>
+      </w:r>
+      <w:r>
+        <w:rPr>
+          <w:rFonts w:cs="Arial"/>
+        </w:rPr>
+        <w:t>, grados decimales</w:t>
+      </w:r>
+      <w:r>
+        <w:rPr>
+          <w:rFonts w:cs="Arial"/>
+        </w:rPr>
+        <w:t>), velocidad</w:t>
+      </w:r>
+      <w:r>
+        <w:rPr>
+          <w:rFonts w:cs="Arial"/>
+        </w:rPr>
+        <w:t xml:space="preserve"> (m/s)</w:t>
+      </w:r>
+      <w:r>
+        <w:rPr>
+          <w:rFonts w:cs="Arial"/>
+        </w:rPr>
+        <w:t>, distancia recorrida</w:t>
+      </w:r>
+      <w:r>
+        <w:rPr>
+          <w:rFonts w:cs="Arial"/>
+        </w:rPr>
+        <w:t xml:space="preserve"> (m)</w:t>
+      </w:r>
+      <w:r>
+        <w:rPr>
+          <w:rFonts w:cs="Arial"/>
+        </w:rPr>
+        <w:t>, dirección del desplazamiento (grados), dirección del desplazamiento (</w:t>
+      </w:r>
+      <w:r>
+        <w:rPr>
+          <w:rFonts w:cs="Arial"/>
+        </w:rPr>
+        <w:t xml:space="preserve">cadena de </w:t>
+      </w:r>
+      <w:r>
+        <w:rPr>
+          <w:rFonts w:cs="Arial"/>
+        </w:rPr>
+        <w:t>texto), temperatura</w:t>
+      </w:r>
+      <w:r>
+        <w:rPr>
+          <w:rFonts w:cs="Arial"/>
+        </w:rPr>
+        <w:t xml:space="preserve"> </w:t>
+      </w:r>
+      <w:r>
+        <w:rPr>
+          <w:rFonts w:cs="Arial"/>
+        </w:rPr>
+        <w:t xml:space="preserve">sensor primario </w:t>
+      </w:r>
+      <w:r>
+        <w:rPr>
+          <w:rFonts w:cs="Arial"/>
+        </w:rPr>
+        <w:t>(grados centígrados)</w:t>
+      </w:r>
+      <w:r>
+        <w:rPr>
+          <w:rFonts w:cs="Arial"/>
+        </w:rPr>
+        <w:t>, temperatura sensor secundario (grados centígrados), aceleraciones horizontales y verticales en m/s</w:t>
+      </w:r>
+      <w:r>
+        <w:rPr>
+          <w:rFonts w:cs="Arial"/>
+          <w:vertAlign w:val="superscript"/>
+        </w:rPr>
+        <w:t>2</w:t>
+      </w:r>
+      <w:r>
+        <w:rPr>
+          <w:rFonts w:cs="Arial"/>
+        </w:rPr>
+        <w:t xml:space="preserve"> y voltaje</w:t>
+      </w:r>
+      <w:r>
+        <w:rPr>
+          <w:rFonts w:cs="Arial"/>
+        </w:rPr>
+        <w:t xml:space="preserve"> (voltios).</w:t>
+      </w:r>
+      <w:r>
+        <w:rPr>
+          <w:rFonts w:cs="Arial"/>
+        </w:rPr>
+        <w:t xml:space="preserve"> </w:t>
+      </w:r>
+      <w:r>
+        <w:rPr>
+          <w:rFonts w:cs="Arial"/>
+        </w:rPr>
+        <w:t xml:space="preserve">La evidencia de la información de las primeras 24 horas de transmisión de cada sonda se encuentra en el </w:t>
+      </w:r>
+      <w:r>
+        <w:rPr>
+          <w:rFonts w:cs="Arial"/>
+        </w:rPr>
+        <w:fldChar w:fldCharType="begin"/>
+      </w:r>
+      <w:r>
+        <w:rPr>
+          <w:rFonts w:cs="Arial"/>
+        </w:rPr>
+        <w:instrText xml:space="preserve"> REF _Ref221185985 \h </w:instrText>
+      </w:r>
+      <w:r>
+        <w:rPr>
+          <w:rFonts w:cs="Arial"/>
+        </w:rPr>
+        <w:instrText xml:space="preserve"> \* MERGEFORMAT </w:instrText>
+      </w:r>
+      <w:r>
+        <w:rPr>
+          <w:rFonts w:cs="Arial"/>
+        </w:rPr>
+      </w:r>
+      <w:r>
+        <w:rPr>
+          <w:rFonts w:cs="Arial"/>
+        </w:rPr>
+        <w:fldChar w:fldCharType="separate"/>
+      </w:r>
+      <w:r>
+        <w:rPr>
+          <w:rStyle w:val="Title1"/>
+        </w:rPr>
+        <w:t>ANEXO 2: PRUEBAS DE TRANSMISIÓN PREVIAS AL DESPLIEGUE</w:t>
+      </w:r>
+      <w:r>
+        <w:rPr>
+          <w:rFonts w:cs="Arial"/>
+        </w:rPr>
+        <w:fldChar w:fldCharType="end"/>
+      </w:r>
+      <w:r>
+        <w:rPr>
+          <w:rFonts w:cs="Arial"/>
+        </w:rPr>
+        <w:t xml:space="preserve">. </w:t>
+      </w:r>
+      <w:r>
+        <w:rPr>
+          <w:rFonts w:cs="Arial"/>
+        </w:rPr>
+        <w:t>A continuación</w:t>
+      </w:r>
+      <w:r>
+        <w:rPr>
+          <w:rFonts w:cs="Arial"/>
+        </w:rPr>
+        <w:t>,</w:t>
+      </w:r>
+      <w:r>
+        <w:rPr>
+          <w:rFonts w:cs="Arial"/>
+        </w:rPr>
+        <w:t xml:space="preserve"> se muestra</w:t>
+      </w:r>
+      <w:r>
+        <w:rPr>
+          <w:rFonts w:cs="Arial"/>
+        </w:rPr>
+        <w:t>n</w:t>
+      </w:r>
+      <w:r>
+        <w:rPr>
+          <w:rFonts w:cs="Arial"/>
+        </w:rPr>
+        <w:t xml:space="preserve"> la</w:t>
+      </w:r>
+      <w:r>
+        <w:rPr>
+          <w:rFonts w:cs="Arial"/>
+        </w:rPr>
+        <w:t>s</w:t>
+      </w:r>
+      <w:r>
+        <w:rPr>
+          <w:rFonts w:cs="Arial"/>
+        </w:rPr>
+        <w:t xml:space="preserve"> serie</w:t>
+      </w:r>
+      <w:r>
+        <w:rPr>
+          <w:rFonts w:cs="Arial"/>
+        </w:rPr>
+        <w:t>s</w:t>
+      </w:r>
+      <w:r>
+        <w:rPr>
+          <w:rFonts w:cs="Arial"/>
+        </w:rPr>
+        <w:t xml:space="preserve"> de tiempo</w:t>
+      </w:r>
+      <w:r>
+        <w:rPr>
+          <w:rFonts w:cs="Arial"/>
+        </w:rPr>
+        <w:t xml:space="preserve"> </w:t>
+      </w:r>
+      <w:r>
+        <w:rPr>
+          <w:rFonts w:cs="Arial"/>
+        </w:rPr>
+        <w:t>con el</w:t>
+      </w:r>
+      <w:r>
+        <w:rPr>
+          <w:rFonts w:cs="Arial"/>
+        </w:rPr>
+        <w:t xml:space="preserve"> estado de las baterías</w:t>
+      </w:r>
+      <w:r>
+        <w:rPr>
+          <w:rFonts w:cs="Arial"/>
+        </w:rPr>
+        <w:t xml:space="preserve"> </w:t>
+      </w:r>
+      <w:r>
+        <w:rPr>
+          <w:rFonts w:cs="Arial"/>
+        </w:rPr>
+        <w:t xml:space="preserve">durante las pruebas de funcionamiento </w:t>
+      </w:r>
+      <w:r>
+        <w:rPr>
+          <w:rFonts w:cs="Arial"/>
+        </w:rPr>
+        <w:t>para cada una de las sondas</w:t>
+      </w:r>
+      <w:r>
+        <w:rPr>
+          <w:rFonts w:cs="Arial"/>
+        </w:rPr>
+        <w:t xml:space="preserve"> </w:t>
+      </w:r>
+      <w:r>
+        <w:rPr>
+          <w:rFonts w:cs="Arial"/>
+        </w:rPr>
+        <w:t xml:space="preserve">oceanográficas </w:t>
+      </w:r>
+      <w:r>
+        <w:rPr>
+          <w:rFonts w:cs="Arial"/>
+        </w:rPr>
+        <w:t>(</w:t>
+      </w:r>
+      <w:r>
+        <w:rPr>
+          <w:rFonts w:cs="Arial"/>
+        </w:rPr>
+        <w:t>&lt;&lt;</w:t>
+      </w:r>
+      <w:proofErr w:type="spellStart"/>
+      <w:r>
+        <w:rPr>
+          <w:rFonts w:cs="Arial"/>
+        </w:rPr>
+        <w:t>ref_pruebas_</w:t>
+      </w:r>
+      <w:r>
+        <w:rPr>
+          <w:rFonts w:cs="Arial"/>
+        </w:rPr>
+        <w:t>baterias</w:t>
+      </w:r>
+      <w:proofErr w:type="spellEnd"/>
+      <w:r>
+        <w:rPr>
+          <w:rFonts w:cs="Arial"/>
+        </w:rPr>
+        <w:t>&gt;&gt;</w:t>
+      </w:r>
+      <w:r>
+        <w:rPr>
+          <w:rFonts w:cs="Arial"/>
+        </w:rPr>
+        <w:t>)</w:t>
+      </w:r>
+      <w:r>
+        <w:rPr>
+          <w:rFonts w:cs="Arial"/>
+        </w:rPr>
+        <w:t xml:space="preserve">, y los mapas de las posiciones </w:t>
+      </w:r>
+      <w:r>
+        <w:rPr>
+          <w:rFonts w:cs="Arial"/>
+        </w:rPr>
+        <w:t>transmitidas (</w:t>
+      </w:r>
+      <w:r>
+        <w:rPr>
+          <w:rFonts w:cs="Arial"/>
+        </w:rPr>
+        <w:t>&lt;&lt;</w:t>
+      </w:r>
+      <w:proofErr w:type="spellStart"/>
+      <w:r>
+        <w:rPr>
+          <w:rFonts w:cs="Arial"/>
+        </w:rPr>
+        <w:t>ref_</w:t>
+      </w:r>
+      <w:r>
+        <w:t>ubicacion_durante_pruebas</w:t>
+      </w:r>
+      <w:proofErr w:type="spellEnd"/>
+      <w:r>
+        <w:rPr>
+          <w:rFonts w:cs="Arial"/>
+        </w:rPr>
+        <w:t>&gt;&gt;</w:t>
+      </w:r>
+      <w:r>
+        <w:rPr>
+          <w:rFonts w:cs="Arial"/>
+        </w:rPr>
+        <w:t xml:space="preserve">) </w:t>
+      </w:r>
+      <w:r>
+        <w:rPr>
+          <w:rFonts w:cs="Arial"/>
+        </w:rPr>
+        <w:t>durante las pruebas en laboratorio</w:t>
+      </w:r>
+      <w:r>
+        <w:rPr>
+          <w:rFonts w:cs="Arial"/>
+        </w:rPr>
+        <w:t>.</w:t>
+      </w:r>
     </w:p>
     <w:p>
       <w:pPr>
-        <w:ind w:firstLine="360"/>
-        <w:rPr>
-          <w:rFonts w:cs="Arial"/>
-        </w:rPr>
-      </w:pPr>
-      <w:r>
-        <w:rPr>
-          <w:rFonts w:cs="Arial"/>
-        </w:rPr>
-        <w:t>La información enviada por las sondas está</w:t>
-      </w:r>
-      <w:r>
-        <w:rPr>
-          <w:rFonts w:cs="Arial"/>
-        </w:rPr>
-        <w:t xml:space="preserve"> </w:t>
-      </w:r>
-      <w:r>
-        <w:rPr>
-          <w:rFonts w:cs="Arial"/>
-        </w:rPr>
-        <w:t>compuesta</w:t>
-      </w:r>
-      <w:r>
-        <w:rPr>
-          <w:rFonts w:cs="Arial"/>
-        </w:rPr>
-        <w:t xml:space="preserve"> por: </w:t>
-      </w:r>
-      <w:r>
-        <w:rPr>
-          <w:rFonts w:cs="Arial"/>
-        </w:rPr>
-        <w:t>vector</w:t>
-      </w:r>
-      <w:r>
-        <w:rPr>
-          <w:rFonts w:cs="Arial"/>
-        </w:rPr>
-        <w:t xml:space="preserve"> de tiempo, posición (latitud y longitud</w:t>
-      </w:r>
-      <w:r>
-        <w:rPr>
-          <w:rFonts w:cs="Arial"/>
-        </w:rPr>
-        <w:t>, grados decimales</w:t>
-      </w:r>
-      <w:r>
-        <w:rPr>
-          <w:rFonts w:cs="Arial"/>
-        </w:rPr>
-        <w:t>), velocidad</w:t>
-      </w:r>
-      <w:r>
-        <w:rPr>
-          <w:rFonts w:cs="Arial"/>
-        </w:rPr>
-        <w:t xml:space="preserve"> (m/s)</w:t>
-      </w:r>
-      <w:r>
-        <w:rPr>
-          <w:rFonts w:cs="Arial"/>
-        </w:rPr>
-        <w:t>, distancia recorrida</w:t>
-      </w:r>
-      <w:r>
-        <w:rPr>
-          <w:rFonts w:cs="Arial"/>
-        </w:rPr>
-        <w:t xml:space="preserve"> (m)</w:t>
-      </w:r>
-      <w:r>
-        <w:rPr>
-          <w:rFonts w:cs="Arial"/>
-        </w:rPr>
-        <w:t>, dirección del desplazamiento (grados), dirección del desplazamiento (</w:t>
-      </w:r>
-      <w:r>
-        <w:rPr>
-          <w:rFonts w:cs="Arial"/>
-        </w:rPr>
-        <w:t xml:space="preserve">cadena de </w:t>
-      </w:r>
-      <w:r>
-        <w:rPr>
-          <w:rFonts w:cs="Arial"/>
-        </w:rPr>
-        <w:t>texto), temperatura</w:t>
-      </w:r>
-      <w:r>
-        <w:rPr>
-          <w:rFonts w:cs="Arial"/>
-        </w:rPr>
-        <w:t xml:space="preserve"> </w:t>
-      </w:r>
-      <w:r>
-        <w:rPr>
-          <w:rFonts w:cs="Arial"/>
-        </w:rPr>
-        <w:t xml:space="preserve">sensor primario </w:t>
-      </w:r>
-      <w:r>
-        <w:rPr>
-          <w:rFonts w:cs="Arial"/>
-        </w:rPr>
-        <w:t>(grados centígrados)</w:t>
-      </w:r>
-      <w:r>
-        <w:rPr>
-          <w:rFonts w:cs="Arial"/>
-        </w:rPr>
-        <w:t>, temperatura sensor secundario (grados centígrados), aceleraciones horizontales y verticales en m/s</w:t>
-      </w:r>
-      <w:r>
-        <w:rPr>
-          <w:rFonts w:cs="Arial"/>
-          <w:vertAlign w:val="superscript"/>
-        </w:rPr>
-        <w:t>2</w:t>
-      </w:r>
-      <w:r>
-        <w:rPr>
-          <w:rFonts w:cs="Arial"/>
-        </w:rPr>
-        <w:t xml:space="preserve"> y voltaje</w:t>
-      </w:r>
-      <w:r>
-        <w:rPr>
-          <w:rFonts w:cs="Arial"/>
-        </w:rPr>
-        <w:t xml:space="preserve"> (voltios).</w:t>
-      </w:r>
-      <w:r>
-        <w:rPr>
-          <w:rFonts w:cs="Arial"/>
-        </w:rPr>
-        <w:t xml:space="preserve"> </w:t>
-      </w:r>
-      <w:r>
-        <w:rPr>
-          <w:rFonts w:cs="Arial"/>
-        </w:rPr>
-        <w:t xml:space="preserve">La evidencia de la información de las primeras 24 horas de transmisión de cada sonda se encuentra en el </w:t>
-      </w:r>
-      <w:r>
-        <w:rPr>
-          <w:rFonts w:cs="Arial"/>
-        </w:rPr>
-        <w:fldChar w:fldCharType="begin"/>
-      </w:r>
-      <w:r>
-        <w:rPr>
-          <w:rFonts w:cs="Arial"/>
-        </w:rPr>
-        <w:instrText xml:space="preserve"> REF _Ref221185985 \h </w:instrText>
-      </w:r>
-      <w:r>
-        <w:rPr>
-          <w:rFonts w:cs="Arial"/>
-        </w:rPr>
-        <w:instrText xml:space="preserve"> \* MERGEFORMAT </w:instrText>
-      </w:r>
-      <w:r>
-        <w:rPr>
-          <w:rFonts w:cs="Arial"/>
-        </w:rPr>
-      </w:r>
-      <w:r>
-        <w:rPr>
-          <w:rFonts w:cs="Arial"/>
-        </w:rPr>
-        <w:fldChar w:fldCharType="separate"/>
-      </w:r>
-      <w:r>
-        <w:rPr>
-          <w:rStyle w:val="Title1"/>
-        </w:rPr>
-        <w:t>ANEXO 2: PRUEBAS DE TRANSMISIÓN PREVIAS AL DESPLIEGUE</w:t>
-      </w:r>
-      <w:r>
-        <w:rPr>
-          <w:rFonts w:cs="Arial"/>
-        </w:rPr>
-        <w:fldChar w:fldCharType="end"/>
-      </w:r>
-      <w:r>
-        <w:rPr>
-          <w:rFonts w:cs="Arial"/>
-        </w:rPr>
-        <w:t xml:space="preserve">. </w:t>
-      </w:r>
-      <w:r>
-        <w:rPr>
-          <w:rFonts w:cs="Arial"/>
-        </w:rPr>
-        <w:t>A continuación</w:t>
-      </w:r>
-      <w:r>
-        <w:rPr>
-          <w:rFonts w:cs="Arial"/>
-        </w:rPr>
-        <w:t>,</w:t>
-      </w:r>
-      <w:r>
-        <w:rPr>
-          <w:rFonts w:cs="Arial"/>
-        </w:rPr>
-        <w:t xml:space="preserve"> se muestra</w:t>
-      </w:r>
-      <w:r>
-        <w:rPr>
-          <w:rFonts w:cs="Arial"/>
-        </w:rPr>
-        <w:t>n</w:t>
-      </w:r>
-      <w:r>
-        <w:rPr>
-          <w:rFonts w:cs="Arial"/>
-        </w:rPr>
-        <w:t xml:space="preserve"> la</w:t>
-      </w:r>
-      <w:r>
-        <w:rPr>
-          <w:rFonts w:cs="Arial"/>
-        </w:rPr>
-        <w:t>s</w:t>
-      </w:r>
-      <w:r>
-        <w:rPr>
-          <w:rFonts w:cs="Arial"/>
-        </w:rPr>
-        <w:t xml:space="preserve"> serie</w:t>
-      </w:r>
-      <w:r>
-        <w:rPr>
-          <w:rFonts w:cs="Arial"/>
-        </w:rPr>
-        <w:t>s</w:t>
-      </w:r>
-      <w:r>
-        <w:rPr>
-          <w:rFonts w:cs="Arial"/>
-        </w:rPr>
-        <w:t xml:space="preserve"> de tiempo</w:t>
-      </w:r>
-      <w:r>
-        <w:rPr>
-          <w:rFonts w:cs="Arial"/>
-        </w:rPr>
-        <w:t xml:space="preserve"> </w:t>
-      </w:r>
-      <w:r>
-        <w:rPr>
-          <w:rFonts w:cs="Arial"/>
-        </w:rPr>
-        <w:t>con el</w:t>
-      </w:r>
-      <w:r>
-        <w:rPr>
-          <w:rFonts w:cs="Arial"/>
-        </w:rPr>
-        <w:t xml:space="preserve"> estado de las baterías</w:t>
-      </w:r>
-      <w:r>
-        <w:rPr>
-          <w:rFonts w:cs="Arial"/>
-        </w:rPr>
-        <w:t xml:space="preserve"> </w:t>
-      </w:r>
-      <w:r>
-        <w:rPr>
-          <w:rFonts w:cs="Arial"/>
-        </w:rPr>
-        <w:t xml:space="preserve">durante las pruebas de funcionamiento </w:t>
-      </w:r>
-      <w:r>
-        <w:rPr>
-          <w:rFonts w:cs="Arial"/>
-        </w:rPr>
-        <w:t>para cada una de las sondas</w:t>
-      </w:r>
-      <w:r>
-        <w:rPr>
-          <w:rFonts w:cs="Arial"/>
-        </w:rPr>
-        <w:t xml:space="preserve"> </w:t>
-      </w:r>
-      <w:r>
-        <w:rPr>
-          <w:rFonts w:cs="Arial"/>
-        </w:rPr>
-        <w:t xml:space="preserve">oceanográficas </w:t>
-      </w:r>
-      <w:r>
-        <w:rPr>
-          <w:rFonts w:cs="Arial"/>
-        </w:rPr>
-        <w:t>(</w:t>
-      </w:r>
-      <w:r>
-        <w:rPr>
-          <w:rFonts w:cs="Arial"/>
-        </w:rPr>
-        <w:t>&lt;&lt;</w:t>
-      </w:r>
-      <w:proofErr w:type="spellStart"/>
-      <w:r>
-        <w:rPr>
-          <w:rFonts w:cs="Arial"/>
-        </w:rPr>
-        <w:t>ref_pruebas_</w:t>
-      </w:r>
-      <w:r>
-        <w:rPr>
-          <w:rFonts w:cs="Arial"/>
-        </w:rPr>
-        <w:t>baterias</w:t>
-      </w:r>
-      <w:proofErr w:type="spellEnd"/>
-      <w:r>
-        <w:rPr>
-          <w:rFonts w:cs="Arial"/>
-        </w:rPr>
-        <w:t>&gt;&gt;</w:t>
-      </w:r>
-      <w:r>
-        <w:rPr>
-          <w:rFonts w:cs="Arial"/>
-        </w:rPr>
-        <w:t>)</w:t>
-      </w:r>
-      <w:r>
-        <w:rPr>
-          <w:rFonts w:cs="Arial"/>
-        </w:rPr>
-        <w:t xml:space="preserve">, y los mapas de las posiciones </w:t>
-      </w:r>
-      <w:r>
-        <w:rPr>
-          <w:rFonts w:cs="Arial"/>
-        </w:rPr>
-        <w:t>transmitidas (</w:t>
-      </w:r>
-      <w:r>
-        <w:rPr>
-          <w:rFonts w:cs="Arial"/>
-        </w:rPr>
-        <w:t>&lt;&lt;</w:t>
-      </w:r>
-      <w:proofErr w:type="spellStart"/>
-      <w:r>
-        <w:rPr>
-          <w:rFonts w:cs="Arial"/>
-        </w:rPr>
-        <w:t>ref_</w:t>
-      </w:r>
-      <w:r>
-        <w:t>ubicacion_durante_pruebas</w:t>
-      </w:r>
-      <w:proofErr w:type="spellEnd"/>
-      <w:r>
-        <w:rPr>
-          <w:rFonts w:cs="Arial"/>
-        </w:rPr>
-        <w:t>&gt;&gt;</w:t>
-      </w:r>
-      <w:r>
-        <w:rPr>
-          <w:rFonts w:cs="Arial"/>
-        </w:rPr>
-        <w:t xml:space="preserve">) </w:t>
-      </w:r>
-      <w:r>
-        <w:rPr>
-          <w:rFonts w:cs="Arial"/>
-        </w:rPr>
-        <w:t>durante las pruebas en laboratorio</w:t>
-      </w:r>
-      <w:r>
-        <w:rPr>
-          <w:rFonts w:cs="Arial"/>
-        </w:rPr>
-        <w:t>.</w:t>
-      </w:r>
+        <w:rPr>
+          <w:noProof/>
+        </w:rPr>
+      </w:pPr>
     </w:p>
     <w:p>
       <w:pPr>
-        <w:rPr>
-          <w:rFonts w:cs="Arial"/>
+        <w:pStyle w:val="Figura"/>
+        <w:rPr>
+          <w:noProof/>
         </w:rPr>
       </w:pPr>
       <w:r>
@@ -13556,6 +13539,9 @@
       </w:r>
     </w:p>
     <w:p>
+      <w:pPr>
+        <w:pStyle w:val="Figura"/>
+      </w:pPr>
       <w:r>
         <w:t>&lt;&lt;</w:t>
       </w:r>
@@ -13603,7 +13589,7 @@
           <w:szCs w:val="22"/>
           <w:lang w:eastAsia="es-MX"/>
         </w:rPr>
-        <w:t xml:space="preserve"> y puede visualizarse desde el momento en que la boya es desplegada hasta el momento en que se pierde comunicación con la </w:t>
+        <w:t xml:space="preserve"> y puede visualizarse desde </w:t>
       </w:r>
       <w:r>
         <w:rPr>
@@ -13611,7 +13597,7 @@
           <w:lang w:eastAsia="es-MX"/>
         </w:rPr>
         <w:lastRenderedPageBreak/>
-        <w:t xml:space="preserve">misma. </w:t>
+        <w:t xml:space="preserve">el momento en que la boya es desplegada hasta el momento en que se pierde comunicación con la misma. </w:t>
       </w:r>
       <w:r>
         <w:rPr>
@@ -13642,7 +13628,7 @@
           <w:rStyle w:val="Title1"/>
         </w:rPr>
       </w:pPr>
-      <w:bookmarkStart w:id="109" w:name="_Toc229049279"/>
+      <w:bookmarkStart w:id="108" w:name="_Toc229049279"/>
       <w:r>
         <w:rPr>
           <w:rStyle w:val="Title1"/>
@@ -13650,20 +13636,21 @@
         <w:lastRenderedPageBreak/>
         <w:t>CONCLUSION</w:t>
       </w:r>
-      <w:bookmarkStart w:id="110" w:name="_Toc239048372"/>
-      <w:bookmarkStart w:id="111" w:name="_Toc239003245"/>
-      <w:bookmarkStart w:id="112" w:name="_Toc238907546"/>
-      <w:bookmarkStart w:id="113" w:name="_Toc216302232"/>
-      <w:bookmarkStart w:id="114" w:name="_Toc216225393"/>
-      <w:bookmarkStart w:id="115" w:name="_Toc216223757"/>
-      <w:bookmarkStart w:id="116" w:name="_Toc216223366"/>
-      <w:bookmarkStart w:id="117" w:name="_Toc215712797"/>
-      <w:bookmarkStart w:id="118" w:name="_Toc215682794"/>
-      <w:bookmarkStart w:id="119" w:name="_Toc215682689"/>
-      <w:bookmarkStart w:id="120" w:name="_Toc215675354"/>
-      <w:bookmarkStart w:id="121" w:name="_Toc215578727"/>
-      <w:bookmarkStart w:id="122" w:name="_Toc215548253"/>
-      <w:bookmarkStart w:id="123" w:name="_Toc215370590"/>
+      <w:bookmarkStart w:id="109" w:name="_Toc239048372"/>
+      <w:bookmarkStart w:id="110" w:name="_Toc239003245"/>
+      <w:bookmarkStart w:id="111" w:name="_Toc238907546"/>
+      <w:bookmarkStart w:id="112" w:name="_Toc216302232"/>
+      <w:bookmarkStart w:id="113" w:name="_Toc216225393"/>
+      <w:bookmarkStart w:id="114" w:name="_Toc216223757"/>
+      <w:bookmarkStart w:id="115" w:name="_Toc216223366"/>
+      <w:bookmarkStart w:id="116" w:name="_Toc215712797"/>
+      <w:bookmarkStart w:id="117" w:name="_Toc215682794"/>
+      <w:bookmarkStart w:id="118" w:name="_Toc215682689"/>
+      <w:bookmarkStart w:id="119" w:name="_Toc215675354"/>
+      <w:bookmarkStart w:id="120" w:name="_Toc215578727"/>
+      <w:bookmarkStart w:id="121" w:name="_Toc215548253"/>
+      <w:bookmarkStart w:id="122" w:name="_Toc215370590"/>
+      <w:bookmarkEnd w:id="109"/>
       <w:bookmarkEnd w:id="110"/>
       <w:bookmarkEnd w:id="111"/>
       <w:bookmarkEnd w:id="112"/>
@@ -13677,14 +13664,13 @@
       <w:bookmarkEnd w:id="120"/>
       <w:bookmarkEnd w:id="121"/>
       <w:bookmarkEnd w:id="122"/>
-      <w:bookmarkEnd w:id="123"/>
       <w:r>
         <w:rPr>
           <w:rStyle w:val="Title1"/>
         </w:rPr>
         <w:t>ES</w:t>
       </w:r>
-      <w:bookmarkEnd w:id="109"/>
+      <w:bookmarkEnd w:id="108"/>
     </w:p>
     <w:p>
       <w:pPr>
@@ -13693,7 +13679,7 @@
           <w:szCs w:val="22"/>
         </w:rPr>
       </w:pPr>
-      <w:bookmarkStart w:id="124" w:name="_Hlk209524998"/>
+      <w:bookmarkStart w:id="123" w:name="_Hlk209524998"/>
       <w:r>
         <w:rPr>
           <w:szCs w:val="22"/>
@@ -13728,7 +13714,7 @@
         </w:rPr>
         <w:t xml:space="preserve"> de México S. A. de C. V. (ASM) y el Centro de Investigación Científica y de Educación Superior de Ensenada (CICESE), relacionados con el concepto </w:t>
       </w:r>
-      <w:bookmarkEnd w:id="124"/>
+      <w:bookmarkEnd w:id="123"/>
       <w:r>
         <w:rPr>
           <w:i/>
@@ -13920,7 +13906,7 @@
           <w:szCs w:val="22"/>
         </w:rPr>
       </w:pPr>
-      <w:bookmarkStart w:id="125" w:name="_Hlk209525103"/>
+      <w:bookmarkStart w:id="124" w:name="_Hlk209525103"/>
       <w:r>
         <w:rPr>
           <w:szCs w:val="22"/>
@@ -13979,7 +13965,7 @@
         <w:t>Se describieron las pruebas de funcionamiento realizadas a las sondas para verificar el buen funcionamiento previo al despliegue.</w:t>
       </w:r>
     </w:p>
-    <w:bookmarkEnd w:id="125"/>
+    <w:bookmarkEnd w:id="124"/>
     <w:p>
       <w:pPr>
         <w:rPr>
@@ -14051,14 +14037,14 @@
         </w:rPr>
         <w:t xml:space="preserve"> se trasmitieran por telemetría y se recibieran por los servidores </w:t>
       </w:r>
-      <w:bookmarkStart w:id="126" w:name="_Hlk209525171"/>
+      <w:bookmarkStart w:id="125" w:name="_Hlk209525171"/>
       <w:r>
         <w:rPr>
           <w:szCs w:val="22"/>
         </w:rPr>
         <w:t xml:space="preserve">en tierra </w:t>
       </w:r>
-      <w:bookmarkEnd w:id="126"/>
+      <w:bookmarkEnd w:id="125"/>
       <w:r>
         <w:rPr>
           <w:szCs w:val="22"/>
@@ -14076,12 +14062,12 @@
       <w:pPr>
         <w:pStyle w:val="Ttulo1"/>
       </w:pPr>
-      <w:bookmarkStart w:id="127" w:name="_Toc229049280"/>
+      <w:bookmarkStart w:id="126" w:name="_Toc229049280"/>
       <w:r>
         <w:lastRenderedPageBreak/>
         <w:t>REFERENCIAS</w:t>
       </w:r>
-      <w:bookmarkEnd w:id="127"/>
+      <w:bookmarkEnd w:id="126"/>
     </w:p>
     <w:p>
       <w:pPr>
@@ -14398,7 +14384,7 @@
                 <w:lang w:val="en-US"/>
               </w:rPr>
             </w:pPr>
-            <w:bookmarkStart w:id="128" w:name="_Hlk218066363"/>
+            <w:bookmarkStart w:id="127" w:name="_Hlk218066363"/>
           </w:p>
           <w:p>
             <w:pPr>
@@ -14423,7 +14409,7 @@
                 <w:rFonts w:cs="Microsoft Sans Serif"/>
               </w:rPr>
             </w:pPr>
-            <w:bookmarkStart w:id="129" w:name="_Hlk121125304"/>
+            <w:bookmarkStart w:id="128" w:name="_Hlk121125304"/>
             <w:r>
               <w:rPr>
                 <w:rFonts w:cs="Microsoft Sans Serif"/>
@@ -14459,8 +14445,8 @@
               <w:t>+52 646 1750500, x27865</w:t>
             </w:r>
           </w:p>
-          <w:bookmarkStart w:id="130" w:name="_Hlk218066398"/>
-          <w:bookmarkEnd w:id="128"/>
+          <w:bookmarkStart w:id="129" w:name="_Hlk218066398"/>
+          <w:bookmarkEnd w:id="127"/>
           <w:p>
             <w:pPr>
               <w:jc w:val="center"/>
@@ -14493,8 +14479,8 @@
               <w:fldChar w:fldCharType="end"/>
             </w:r>
           </w:p>
+          <w:bookmarkEnd w:id="128"/>
           <w:bookmarkEnd w:id="129"/>
-          <w:bookmarkEnd w:id="130"/>
           <w:p>
             <w:pPr>
               <w:jc w:val="center"/>
@@ -14530,7 +14516,7 @@
           <w:rStyle w:val="Title1"/>
         </w:rPr>
       </w:pPr>
-      <w:bookmarkStart w:id="131" w:name="_Toc229049281"/>
+      <w:bookmarkStart w:id="130" w:name="_Toc229049281"/>
       <w:r>
         <w:rPr>
           <w:rStyle w:val="Title1"/>
@@ -14538,172 +14524,7 @@
         <w:lastRenderedPageBreak/>
         <w:t>ANEXO 1: PRUEBAS DE FUNCIONAMIENTO PREVIAS AL DESPLIEGUE</w:t>
       </w:r>
-      <w:bookmarkEnd w:id="131"/>
-    </w:p>
-    <w:p>
-      <w:pPr>
-        <w:pStyle w:val="NormalWeb"/>
-        <w:ind w:firstLine="284"/>
-        <w:jc w:val="both"/>
-        <w:rPr>
-          <w:rStyle w:val="Caracteresdenotaalpie"/>
-          <w:rFonts w:ascii="Microsoft Sans Serif" w:hAnsi="Microsoft Sans Serif" w:cs="Microsoft Sans Serif"/>
-          <w:vertAlign w:val="baseline"/>
-        </w:rPr>
-      </w:pPr>
-      <w:r>
-        <w:rPr>
-          <w:rStyle w:val="Caracteresdenotaalpie"/>
-          <w:rFonts w:ascii="Microsoft Sans Serif" w:hAnsi="Microsoft Sans Serif" w:cs="Microsoft Sans Serif"/>
-          <w:vertAlign w:val="baseline"/>
-        </w:rPr>
-        <w:t>A continuación</w:t>
-      </w:r>
-      <w:r>
-        <w:rPr>
-          <w:rStyle w:val="Caracteresdenotaalpie"/>
-          <w:rFonts w:ascii="Microsoft Sans Serif" w:hAnsi="Microsoft Sans Serif" w:cs="Microsoft Sans Serif"/>
-          <w:vertAlign w:val="baseline"/>
-        </w:rPr>
-        <w:t>,</w:t>
-      </w:r>
-      <w:r>
-        <w:rPr>
-          <w:rStyle w:val="Caracteresdenotaalpie"/>
-          <w:rFonts w:ascii="Microsoft Sans Serif" w:hAnsi="Microsoft Sans Serif" w:cs="Microsoft Sans Serif"/>
-          <w:vertAlign w:val="baseline"/>
-        </w:rPr>
-        <w:t xml:space="preserve"> se presentan la</w:t>
-      </w:r>
-      <w:r>
-        <w:rPr>
-          <w:rStyle w:val="Caracteresdenotaalpie"/>
-          <w:rFonts w:ascii="Microsoft Sans Serif" w:hAnsi="Microsoft Sans Serif" w:cs="Microsoft Sans Serif"/>
-          <w:vertAlign w:val="baseline"/>
-        </w:rPr>
-        <w:t>s</w:t>
-      </w:r>
-      <w:r>
-        <w:rPr>
-          <w:rStyle w:val="Caracteresdenotaalpie"/>
-          <w:rFonts w:ascii="Microsoft Sans Serif" w:hAnsi="Microsoft Sans Serif" w:cs="Microsoft Sans Serif"/>
-          <w:vertAlign w:val="baseline"/>
-        </w:rPr>
-        <w:t xml:space="preserve"> evidencia</w:t>
-      </w:r>
-      <w:r>
-        <w:rPr>
-          <w:rStyle w:val="Caracteresdenotaalpie"/>
-          <w:rFonts w:ascii="Microsoft Sans Serif" w:hAnsi="Microsoft Sans Serif" w:cs="Microsoft Sans Serif"/>
-          <w:vertAlign w:val="baseline"/>
-        </w:rPr>
-        <w:t>s</w:t>
-      </w:r>
-      <w:r>
-        <w:rPr>
-          <w:rStyle w:val="Caracteresdenotaalpie"/>
-          <w:rFonts w:ascii="Microsoft Sans Serif" w:hAnsi="Microsoft Sans Serif" w:cs="Microsoft Sans Serif"/>
-          <w:vertAlign w:val="baseline"/>
-        </w:rPr>
-        <w:t xml:space="preserve"> de las pruebas de funcionamiento realizadas en el laboratorio, las cuales incluyen las pruebas de las conexiones físicas, el cableado, el montaje y el sellado hermético, así como las pruebas de transmisión y carga de energía.</w:t>
-      </w:r>
-    </w:p>
-    <w:p>
-      <w:pPr>
-        <w:pStyle w:val="NormalWeb"/>
-        <w:ind w:firstLine="284"/>
-        <w:jc w:val="center"/>
-        <w:rPr>
-          <w:rFonts w:ascii="Microsoft Sans Serif" w:hAnsi="Microsoft Sans Serif" w:cs="Microsoft Sans Serif"/>
-        </w:rPr>
-      </w:pPr>
-      <w:r>
-        <w:rPr>
-          <w:rFonts w:ascii="Microsoft Sans Serif" w:hAnsi="Microsoft Sans Serif" w:cs="Microsoft Sans Serif"/>
-          <w:noProof/>
-        </w:rPr>
-        <w:t>&lt;&lt;fig_pruebas_de_funcionamiento&gt;</w:t>
-      </w:r>
-      <w:r>
-        <w:rPr>
-          <w:rFonts w:ascii="Microsoft Sans Serif" w:hAnsi="Microsoft Sans Serif" w:cs="Microsoft Sans Serif"/>
-          <w:noProof/>
-        </w:rPr>
-        <w:t>&gt;</w:t>
-      </w:r>
-    </w:p>
-    <w:p>
-      <w:pPr>
-        <w:pStyle w:val="NormalWeb"/>
-        <w:ind w:firstLine="284"/>
-        <w:jc w:val="center"/>
-        <w:rPr>
-          <w:rStyle w:val="Caracteresdenotaalpie"/>
-          <w:rFonts w:cs="Microsoft Sans Serif"/>
-          <w:vertAlign w:val="baseline"/>
-        </w:rPr>
-      </w:pPr>
-      <w:r>
-        <w:rPr>
-          <w:rStyle w:val="Caracteresdenotaalpie"/>
-          <w:rFonts w:cs="Microsoft Sans Serif"/>
-          <w:vertAlign w:val="baseline"/>
-        </w:rPr>
-        <w:br w:type="page"/>
-      </w:r>
-    </w:p>
-    <w:p>
-      <w:pPr>
-        <w:pStyle w:val="Ttulo1"/>
-        <w:rPr>
-          <w:rStyle w:val="Title1"/>
-        </w:rPr>
-      </w:pPr>
-      <w:bookmarkStart w:id="132" w:name="_Ref221185985"/>
-      <w:bookmarkStart w:id="133" w:name="_Ref217405568"/>
-      <w:bookmarkStart w:id="134" w:name="_Ref217405581"/>
-      <w:bookmarkStart w:id="135" w:name="_Toc229049282"/>
-      <w:r>
-        <w:rPr>
-          <w:rStyle w:val="Title1"/>
-        </w:rPr>
-        <w:lastRenderedPageBreak/>
-        <w:t xml:space="preserve">ANEXO </w:t>
-      </w:r>
-      <w:r>
-        <w:rPr>
-          <w:rStyle w:val="Title1"/>
-        </w:rPr>
-        <w:t>2</w:t>
-      </w:r>
-      <w:r>
-        <w:rPr>
-          <w:rStyle w:val="Title1"/>
-        </w:rPr>
-        <w:t>:</w:t>
-      </w:r>
-      <w:r>
-        <w:rPr>
-          <w:rStyle w:val="Title1"/>
-        </w:rPr>
-        <w:t xml:space="preserve"> PRUEBAS DE </w:t>
-      </w:r>
-      <w:r>
-        <w:rPr>
-          <w:rStyle w:val="Title1"/>
-        </w:rPr>
-        <w:t>TRANSMISIÓN</w:t>
-      </w:r>
-      <w:r>
-        <w:rPr>
-          <w:rStyle w:val="Title1"/>
-        </w:rPr>
-        <w:t xml:space="preserve"> PREVIAS AL DESPLIEGUE</w:t>
-      </w:r>
-      <w:bookmarkEnd w:id="132"/>
-      <w:bookmarkEnd w:id="133"/>
-      <w:bookmarkEnd w:id="134"/>
-      <w:bookmarkEnd w:id="135"/>
+      <w:bookmarkEnd w:id="130"/>
     </w:p>
     <w:p>
       <w:pPr>
@@ -14723,7 +14544,7 @@
           <w:rFonts w:ascii="Microsoft Sans Serif" w:hAnsi="Microsoft Sans Serif" w:cs="Microsoft Sans Serif"/>
           <w:vertAlign w:val="baseline"/>
         </w:rPr>
-        <w:t xml:space="preserve">Los datos de las pruebas de transmisión, recepción y almacenamiento realizadas en el laboratorio se almacenan en archivos separados por coma (CSV). </w:t>
+        <w:t>A continuación</w:t>
       </w:r>
       <w:r>
         <w:rPr>
@@ -14731,7 +14552,7 @@
           <w:rFonts w:ascii="Microsoft Sans Serif" w:hAnsi="Microsoft Sans Serif" w:cs="Microsoft Sans Serif"/>
           <w:vertAlign w:val="baseline"/>
         </w:rPr>
-        <w:t>Las siguientes figuras muestran un ejemplo de los datos transmitidos por cada una de las sondas durante las pruebas de funcionamiento en el laboratorio</w:t>
+        <w:t>,</w:t>
       </w:r>
       <w:r>
         <w:rPr>
@@ -14739,58 +14560,203 @@
           <w:rFonts w:ascii="Microsoft Sans Serif" w:hAnsi="Microsoft Sans Serif" w:cs="Microsoft Sans Serif"/>
           <w:vertAlign w:val="baseline"/>
         </w:rPr>
-        <w:t>.</w:t>
+        <w:t xml:space="preserve"> se presentan la</w:t>
+      </w:r>
+      <w:r>
+        <w:rPr>
+          <w:rStyle w:val="Caracteresdenotaalpie"/>
+          <w:rFonts w:ascii="Microsoft Sans Serif" w:hAnsi="Microsoft Sans Serif" w:cs="Microsoft Sans Serif"/>
+          <w:vertAlign w:val="baseline"/>
+        </w:rPr>
+        <w:t>s</w:t>
+      </w:r>
+      <w:r>
+        <w:rPr>
+          <w:rStyle w:val="Caracteresdenotaalpie"/>
+          <w:rFonts w:ascii="Microsoft Sans Serif" w:hAnsi="Microsoft Sans Serif" w:cs="Microsoft Sans Serif"/>
+          <w:vertAlign w:val="baseline"/>
+        </w:rPr>
+        <w:t xml:space="preserve"> evidencia</w:t>
+      </w:r>
+      <w:r>
+        <w:rPr>
+          <w:rStyle w:val="Caracteresdenotaalpie"/>
+          <w:rFonts w:ascii="Microsoft Sans Serif" w:hAnsi="Microsoft Sans Serif" w:cs="Microsoft Sans Serif"/>
+          <w:vertAlign w:val="baseline"/>
+        </w:rPr>
+        <w:t>s</w:t>
+      </w:r>
+      <w:r>
+        <w:rPr>
+          <w:rStyle w:val="Caracteresdenotaalpie"/>
+          <w:rFonts w:ascii="Microsoft Sans Serif" w:hAnsi="Microsoft Sans Serif" w:cs="Microsoft Sans Serif"/>
+          <w:vertAlign w:val="baseline"/>
+        </w:rPr>
+        <w:t xml:space="preserve"> de las pruebas de funcionamiento realizadas en el laboratorio, las cuales incluyen las pruebas de las conexiones físicas, el cableado, el montaje y el sellado hermético, así como las pruebas de transmisión y carga de energía.</w:t>
       </w:r>
     </w:p>
     <w:p>
       <w:pPr>
+        <w:pStyle w:val="NormalWeb"/>
+        <w:spacing w:beforeAutospacing="0" w:afterAutospacing="0"/>
+        <w:jc w:val="both"/>
+        <w:rPr>
+          <w:rStyle w:val="Caracteresdenotaalpie"/>
+          <w:rFonts w:ascii="Microsoft Sans Serif" w:hAnsi="Microsoft Sans Serif" w:cs="Microsoft Sans Serif"/>
+          <w:vertAlign w:val="baseline"/>
+        </w:rPr>
+      </w:pPr>
+    </w:p>
+    <w:p>
+      <w:pPr>
+        <w:pStyle w:val="Figura"/>
+        <w:rPr>
+          <w:rStyle w:val="Caracteresdenotaalpie"/>
+          <w:vertAlign w:val="baseline"/>
+        </w:rPr>
+      </w:pPr>
+      <w:r>
+        <w:rPr>
+          <w:noProof/>
+        </w:rPr>
+        <w:t>&lt;&lt;fig_pruebas_de_funcionamiento&gt;</w:t>
+      </w:r>
+      <w:r>
+        <w:rPr>
+          <w:noProof/>
+        </w:rPr>
+        <w:t>&gt;</w:t>
+      </w:r>
+      <w:r>
         <w:rPr>
           <w:rStyle w:val="Caracteresdenotaalpie"/>
           <w:rFonts w:cs="Microsoft Sans Serif"/>
           <w:vertAlign w:val="baseline"/>
         </w:rPr>
-      </w:pPr>
+        <w:br w:type="page"/>
+      </w:r>
     </w:p>
     <w:p>
       <w:pPr>
+        <w:pStyle w:val="Ttulo1"/>
+        <w:rPr>
+          <w:rStyle w:val="Title1"/>
+        </w:rPr>
+      </w:pPr>
+      <w:bookmarkStart w:id="131" w:name="_Ref221185985"/>
+      <w:bookmarkStart w:id="132" w:name="_Ref217405568"/>
+      <w:bookmarkStart w:id="133" w:name="_Ref217405581"/>
+      <w:bookmarkStart w:id="134" w:name="_Toc229049282"/>
+      <w:r>
+        <w:rPr>
+          <w:rStyle w:val="Title1"/>
+        </w:rPr>
+        <w:lastRenderedPageBreak/>
+        <w:t xml:space="preserve">ANEXO </w:t>
+      </w:r>
+      <w:r>
+        <w:rPr>
+          <w:rStyle w:val="Title1"/>
+        </w:rPr>
+        <w:t>2</w:t>
+      </w:r>
+      <w:r>
+        <w:rPr>
+          <w:rStyle w:val="Title1"/>
+        </w:rPr>
+        <w:t>:</w:t>
+      </w:r>
+      <w:r>
+        <w:rPr>
+          <w:rStyle w:val="Title1"/>
+        </w:rPr>
+        <w:t xml:space="preserve"> PRUEBAS DE </w:t>
+      </w:r>
+      <w:r>
+        <w:rPr>
+          <w:rStyle w:val="Title1"/>
+        </w:rPr>
+        <w:t>TRANSMISIÓN</w:t>
+      </w:r>
+      <w:r>
+        <w:rPr>
+          <w:rStyle w:val="Title1"/>
+        </w:rPr>
+        <w:t xml:space="preserve"> PREVIAS AL DESPLIEGUE</w:t>
+      </w:r>
+      <w:bookmarkEnd w:id="131"/>
+      <w:bookmarkEnd w:id="132"/>
+      <w:bookmarkEnd w:id="133"/>
+      <w:bookmarkEnd w:id="134"/>
+    </w:p>
+    <w:p>
+      <w:pPr>
         <w:pStyle w:val="NormalWeb"/>
-        <w:keepNext/>
         <w:spacing w:beforeAutospacing="0" w:afterAutospacing="0"/>
-        <w:jc w:val="center"/>
-        <w:rPr>
+        <w:ind w:firstLine="284"/>
+        <w:jc w:val="both"/>
+        <w:rPr>
+          <w:rStyle w:val="Caracteresdenotaalpie"/>
           <w:rFonts w:ascii="Microsoft Sans Serif" w:hAnsi="Microsoft Sans Serif" w:cs="Microsoft Sans Serif"/>
-        </w:rPr>
-      </w:pPr>
-      <w:r>
-        <w:rPr>
+          <w:vertAlign w:val="baseline"/>
+        </w:rPr>
+      </w:pPr>
+      <w:r>
+        <w:rPr>
+          <w:rStyle w:val="Caracteresdenotaalpie"/>
           <w:rFonts w:ascii="Microsoft Sans Serif" w:hAnsi="Microsoft Sans Serif" w:cs="Microsoft Sans Serif"/>
-        </w:rPr>
+          <w:vertAlign w:val="baseline"/>
+        </w:rPr>
+        <w:t xml:space="preserve">Los datos de las pruebas de transmisión, recepción y almacenamiento realizadas en el laboratorio se almacenan en archivos separados por coma (CSV). </w:t>
+      </w:r>
+      <w:r>
+        <w:rPr>
+          <w:rStyle w:val="Caracteresdenotaalpie"/>
+          <w:rFonts w:ascii="Microsoft Sans Serif" w:hAnsi="Microsoft Sans Serif" w:cs="Microsoft Sans Serif"/>
+          <w:vertAlign w:val="baseline"/>
+        </w:rPr>
+        <w:t>Las siguientes figuras muestran un ejemplo de los datos transmitidos por cada una de las sondas durante las pruebas de funcionamiento en el laboratorio</w:t>
+      </w:r>
+      <w:r>
+        <w:rPr>
+          <w:rStyle w:val="Caracteresdenotaalpie"/>
+          <w:rFonts w:ascii="Microsoft Sans Serif" w:hAnsi="Microsoft Sans Serif" w:cs="Microsoft Sans Serif"/>
+          <w:vertAlign w:val="baseline"/>
+        </w:rPr>
+        <w:t>.</w:t>
+      </w:r>
+    </w:p>
+    <w:p>
+      <w:pPr>
+        <w:rPr>
+          <w:rStyle w:val="Caracteresdenotaalpie"/>
+          <w:rFonts w:cs="Microsoft Sans Serif"/>
+          <w:vertAlign w:val="baseline"/>
+        </w:rPr>
+      </w:pPr>
+    </w:p>
+    <w:p>
+      <w:pPr>
+        <w:pStyle w:val="Figura"/>
+      </w:pPr>
+      <w:r>
         <w:t>&lt;&lt;</w:t>
       </w:r>
       <w:proofErr w:type="spellStart"/>
       <w:r>
-        <w:rPr>
-          <w:rFonts w:ascii="Microsoft Sans Serif" w:hAnsi="Microsoft Sans Serif" w:cs="Microsoft Sans Serif"/>
-        </w:rPr>
         <w:t>fig_pruebas_</w:t>
       </w:r>
       <w:r>
-        <w:rPr>
-          <w:rFonts w:ascii="Microsoft Sans Serif" w:hAnsi="Microsoft Sans Serif" w:cs="Microsoft Sans Serif"/>
-        </w:rPr>
-        <w:t>de_</w:t>
-      </w:r>
-      <w:r>
-        <w:rPr>
-          <w:rFonts w:ascii="Microsoft Sans Serif" w:hAnsi="Microsoft Sans Serif" w:cs="Microsoft Sans Serif"/>
-        </w:rPr>
+        <w:t>de</w:t>
+      </w:r>
+      <w:r>
+        <w:t>_</w:t>
+      </w:r>
+      <w:r>
         <w:t>transmision</w:t>
       </w:r>
       <w:proofErr w:type="spellEnd"/>
       <w:r>
-        <w:rPr>
-          <w:rFonts w:ascii="Microsoft Sans Serif" w:hAnsi="Microsoft Sans Serif" w:cs="Microsoft Sans Serif"/>
-        </w:rPr>
         <w:t>&gt;&gt;</w:t>
       </w:r>
     </w:p>
@@ -15348,9 +15314,9 @@
           <w:rStyle w:val="Title1"/>
         </w:rPr>
       </w:pPr>
-      <w:bookmarkStart w:id="136" w:name="_Ref219907034"/>
-      <w:bookmarkStart w:id="137" w:name="_Ref220316895"/>
-      <w:bookmarkStart w:id="138" w:name="_Toc229049283"/>
+      <w:bookmarkStart w:id="135" w:name="_Ref219907034"/>
+      <w:bookmarkStart w:id="136" w:name="_Ref220316895"/>
+      <w:bookmarkStart w:id="137" w:name="_Toc229049283"/>
       <w:r>
         <w:rPr>
           <w:rStyle w:val="Title1"/>
@@ -15370,114 +15336,100 @@
         </w:rPr>
         <w:t>: PLAN DE CRUCERO</w:t>
       </w:r>
+      <w:bookmarkEnd w:id="135"/>
       <w:bookmarkEnd w:id="136"/>
       <w:bookmarkEnd w:id="137"/>
+    </w:p>
+    <w:p>
+      <w:pPr>
+        <w:keepNext/>
+        <w:rPr>
+          <w:noProof/>
+          <w14:ligatures w14:val="standardContextual"/>
+        </w:rPr>
+      </w:pPr>
+      <w:r>
+        <w:rPr>
+          <w:noProof/>
+          <w14:ligatures w14:val="standardContextual"/>
+        </w:rPr>
+        <w:t>&lt;&lt;</w:t>
+      </w:r>
+      <w:r>
+        <w:rPr>
+          <w:noProof/>
+          <w14:ligatures w14:val="standardContextual"/>
+        </w:rPr>
+        <w:t>ruta_</w:t>
+      </w:r>
+      <w:r>
+        <w:rPr>
+          <w:noProof/>
+          <w14:ligatures w14:val="standardContextual"/>
+        </w:rPr>
+        <w:t>plan_de_crucero&gt;&gt;</w:t>
+      </w:r>
+    </w:p>
+    <w:p>
+      <w:pPr>
+        <w:spacing w:line="240" w:lineRule="auto"/>
+        <w:jc w:val="left"/>
+        <w:rPr>
+          <w:rFonts w:cs="Microsoft Sans Serif"/>
+        </w:rPr>
+      </w:pPr>
+      <w:r>
+        <w:rPr>
+          <w:rFonts w:cs="Microsoft Sans Serif"/>
+        </w:rPr>
+        <w:br w:type="page"/>
+      </w:r>
+    </w:p>
+    <w:p>
+      <w:pPr>
+        <w:pStyle w:val="Ttulo1"/>
+        <w:rPr>
+          <w:rStyle w:val="Title1"/>
+        </w:rPr>
+      </w:pPr>
+      <w:bookmarkStart w:id="138" w:name="_Toc229049284"/>
+      <w:r>
+        <w:rPr>
+          <w:rStyle w:val="Title1"/>
+        </w:rPr>
+        <w:lastRenderedPageBreak/>
+        <w:t xml:space="preserve">ANEXO </w:t>
+      </w:r>
+      <w:r>
+        <w:rPr>
+          <w:rStyle w:val="Title1"/>
+        </w:rPr>
+        <w:t>4</w:t>
+      </w:r>
+      <w:r>
+        <w:rPr>
+          <w:rStyle w:val="Title1"/>
+        </w:rPr>
+        <w:t>: ANEXO FOTOGRÁFICO</w:t>
+      </w:r>
       <w:bookmarkEnd w:id="138"/>
     </w:p>
     <w:p>
       <w:pPr>
-        <w:keepNext/>
-        <w:rPr>
-          <w:noProof/>
-          <w14:ligatures w14:val="standardContextual"/>
-        </w:rPr>
-      </w:pPr>
-      <w:r>
-        <w:rPr>
-          <w:noProof/>
-          <w14:ligatures w14:val="standardContextual"/>
-        </w:rPr>
+        <w:pStyle w:val="Figura"/>
+      </w:pPr>
+      <w:r>
         <w:t>&lt;&lt;</w:t>
       </w:r>
-      <w:r>
-        <w:rPr>
-          <w:noProof/>
-          <w14:ligatures w14:val="standardContextual"/>
-        </w:rPr>
-        <w:t>ruta_</w:t>
-      </w:r>
-      <w:r>
-        <w:rPr>
-          <w:noProof/>
-          <w14:ligatures w14:val="standardContextual"/>
-        </w:rPr>
-        <w:t>plan_de_crucero&gt;&gt;</w:t>
-      </w:r>
-    </w:p>
-    <w:p>
-      <w:pPr>
-        <w:spacing w:line="240" w:lineRule="auto"/>
-        <w:jc w:val="left"/>
-        <w:rPr>
-          <w:rFonts w:cs="Microsoft Sans Serif"/>
-        </w:rPr>
-      </w:pPr>
-      <w:r>
-        <w:rPr>
-          <w:rFonts w:cs="Microsoft Sans Serif"/>
-        </w:rPr>
-        <w:br w:type="page"/>
-      </w:r>
-    </w:p>
-    <w:p>
-      <w:pPr>
-        <w:pStyle w:val="Ttulo1"/>
-        <w:rPr>
-          <w:rStyle w:val="Title1"/>
-        </w:rPr>
-      </w:pPr>
-      <w:bookmarkStart w:id="139" w:name="_Toc229049284"/>
-      <w:r>
-        <w:rPr>
-          <w:rStyle w:val="Title1"/>
-        </w:rPr>
-        <w:lastRenderedPageBreak/>
-        <w:t xml:space="preserve">ANEXO </w:t>
-      </w:r>
-      <w:r>
-        <w:rPr>
-          <w:rStyle w:val="Title1"/>
-        </w:rPr>
-        <w:t>4</w:t>
-      </w:r>
-      <w:r>
-        <w:rPr>
-          <w:rStyle w:val="Title1"/>
-        </w:rPr>
-        <w:t>: ANEXO FOTOGRÁFICO</w:t>
-      </w:r>
-      <w:bookmarkEnd w:id="139"/>
-    </w:p>
-    <w:p>
-      <w:pPr>
-        <w:pStyle w:val="Normal1"/>
-        <w:jc w:val="center"/>
-        <w:rPr>
-          <w:rFonts w:ascii="Microsoft Sans Serif" w:hAnsi="Microsoft Sans Serif" w:cs="Microsoft Sans Serif"/>
-          <w:szCs w:val="22"/>
-        </w:rPr>
-      </w:pPr>
-      <w:r>
-        <w:rPr>
-          <w:rFonts w:ascii="Microsoft Sans Serif" w:hAnsi="Microsoft Sans Serif" w:cs="Microsoft Sans Serif"/>
-          <w:szCs w:val="22"/>
-        </w:rPr>
-        <w:t>&lt;&lt;</w:t>
-      </w:r>
       <w:proofErr w:type="spellStart"/>
       <w:r>
-        <w:rPr>
-          <w:rFonts w:ascii="Microsoft Sans Serif" w:hAnsi="Microsoft Sans Serif" w:cs="Microsoft Sans Serif"/>
-          <w:szCs w:val="22"/>
-        </w:rPr>
-        <w:t>fig_anexo_fotografico</w:t>
+        <w:t>fig_anexo_</w:t>
+      </w:r>
+      <w:r>
+        <w:t>fotografico</w:t>
       </w:r>
       <w:proofErr w:type="spellEnd"/>
       <w:r>
-        <w:rPr>
-          <w:rFonts w:ascii="Microsoft Sans Serif" w:hAnsi="Microsoft Sans Serif" w:cs="Microsoft Sans Serif"/>
-          <w:szCs w:val="22"/>
-        </w:rPr>
         <w:t>&gt;&gt;</w:t>
       </w:r>
     </w:p>
@@ -18337,8 +18289,8 @@
             <w:ind w:hanging="107"/>
             <w:jc w:val="left"/>
           </w:pPr>
-          <w:bookmarkStart w:id="140" w:name="_Hlk218267088"/>
-          <w:bookmarkStart w:id="141" w:name="_Hlk218267089"/>
+          <w:bookmarkStart w:id="139" w:name="_Hlk218267088"/>
+          <w:bookmarkStart w:id="140" w:name="_Hlk218267089"/>
           <w:r>
             <w:rPr>
               <w:noProof/>
@@ -18609,8 +18561,8 @@
         </mc:Fallback>
       </mc:AlternateContent>
     </w:r>
+    <w:bookmarkEnd w:id="139"/>
     <w:bookmarkEnd w:id="140"/>
-    <w:bookmarkEnd w:id="141"/>
   </w:p>
 </w:hdr>
 </file>
@@ -23748,6 +23700,7 @@
   <w:style w:type="character" w:default="1" w:styleId="Fuentedeprrafopredeter">
     <w:name w:val="Default Paragraph Font"/>
     <w:uiPriority w:val="1"/>
+    <w:semiHidden/>
     <w:unhideWhenUsed/>
   </w:style>
   <w:style w:type="table" w:default="1" w:styleId="Tablanormal">
@@ -29270,10 +29223,10 @@
     <w:next w:val="Normal"/>
     <w:link w:val="CarcentradoCar"/>
     <w:qFormat/>
-    <w:rsid w:val="000D0457"/>
+    <w:rsid w:val="00EE4BC8"/>
     <w:pPr>
       <w:keepNext/>
-      <w:ind w:firstLine="360"/>
+      <w:spacing w:line="240" w:lineRule="auto"/>
       <w:jc w:val="center"/>
     </w:pPr>
     <w:rPr>
@@ -29285,7 +29238,7 @@
     <w:name w:val="Car_centrado Car"/>
     <w:basedOn w:val="Fuentedeprrafopredeter"/>
     <w:link w:val="Carcentrado"/>
-    <w:rsid w:val="000D0457"/>
+    <w:rsid w:val="00EE4BC8"/>
     <w:rPr>
       <w:color w:val="000000" w:themeColor="text1"/>
       <w:sz w:val="20"/>
@@ -29297,7 +29250,10 @@
     <w:next w:val="Normal"/>
     <w:link w:val="CarjustificadoCar"/>
     <w:qFormat/>
-    <w:rsid w:val="000D0457"/>
+    <w:rsid w:val="00EE4BC8"/>
+    <w:pPr>
+      <w:spacing w:line="240" w:lineRule="auto"/>
+    </w:pPr>
     <w:rPr>
       <w:color w:val="000000" w:themeColor="text1"/>
       <w:sz w:val="20"/>
@@ -29307,7 +29263,7 @@
     <w:name w:val="Car_justificado Car"/>
     <w:basedOn w:val="Fuentedeprrafopredeter"/>
     <w:link w:val="Carjustificado"/>
-    <w:rsid w:val="000D0457"/>
+    <w:rsid w:val="00EE4BC8"/>
     <w:rPr>
       <w:color w:val="000000" w:themeColor="text1"/>
       <w:sz w:val="20"/>

--- a/crear_documentos/services/doc_101/plantilla.docx
+++ b/crear_documentos/services/doc_101/plantilla.docx
@@ -9101,7 +9101,19 @@
         <w:rPr>
           <w:rFonts w:cs="Arial"/>
         </w:rPr>
-        <w:t>&lt;&lt;descripción_actividades_previas_parrafo1&gt;&gt;</w:t>
+        <w:t>&lt;&lt;descripci</w:t>
+      </w:r>
+      <w:r>
+        <w:rPr>
+          <w:rFonts w:cs="Arial"/>
+        </w:rPr>
+        <w:t>o</w:t>
+      </w:r>
+      <w:r>
+        <w:rPr>
+          <w:rFonts w:cs="Arial"/>
+        </w:rPr>
+        <w:t>n_actividades_previas_parrafo1&gt;&gt;</w:t>
       </w:r>
     </w:p>
     <w:p/>
@@ -9116,7 +9128,19 @@
         <w:rPr>
           <w:rFonts w:cs="Arial"/>
         </w:rPr>
-        <w:t>&lt;&lt;descripción_actividades_previas_parrafo2&gt;&gt;</w:t>
+        <w:t>&lt;&lt;descripci</w:t>
+      </w:r>
+      <w:r>
+        <w:rPr>
+          <w:rFonts w:cs="Arial"/>
+        </w:rPr>
+        <w:t>o</w:t>
+      </w:r>
+      <w:r>
+        <w:rPr>
+          <w:rFonts w:cs="Arial"/>
+        </w:rPr>
+        <w:t>n_actividades_previas_parrafo2&gt;&gt;</w:t>
       </w:r>
     </w:p>
     <w:p>
@@ -9139,6 +9163,30 @@
       </w:r>
       <w:r>
         <w:t>&gt;&gt;</w:t>
+      </w:r>
+      <w:r>
+        <w:t xml:space="preserve"> (ver </w:t>
+      </w:r>
+      <w:r>
+        <w:fldChar w:fldCharType="begin"/>
+      </w:r>
+      <w:r>
+        <w:instrText xml:space="preserve"> REF _Ref219907034 \h  \* MERGEFORMAT </w:instrText>
+      </w:r>
+      <w:r>
+        <w:fldChar w:fldCharType="separate"/>
+      </w:r>
+      <w:r>
+        <w:t>ANEXO 3: PLAN DE CRUCERO</w:t>
+      </w:r>
+      <w:r>
+        <w:fldChar w:fldCharType="end"/>
+      </w:r>
+      <w:r>
+        <w:t>)</w:t>
+      </w:r>
+      <w:r>
+        <w:t>.</w:t>
       </w:r>
     </w:p>
     <w:p>
@@ -9402,18 +9450,51 @@
         <w:ind w:firstLine="360"/>
       </w:pPr>
       <w:r>
-        <w:t>&lt;&lt;descripcion_actividades_previas_parrafo</w:t>
-      </w:r>
-      <w:r>
-        <w:t>4</w:t>
-      </w:r>
+        <w:t xml:space="preserve">De esta forma se realizaron las pruebas de funcionamiento en las </w:t>
+      </w:r>
+      <w:r>
+        <w:t>&lt;&lt;</w:t>
+      </w:r>
+      <w:proofErr w:type="spellStart"/>
+      <w:r>
+        <w:t>numero_de_sondas</w:t>
+      </w:r>
+      <w:proofErr w:type="spellEnd"/>
       <w:r>
         <w:t>&gt;&gt;</w:t>
       </w:r>
       <w:r>
+        <w:t xml:space="preserve"> sondas que se desplegaron correspondientes a la </w:t>
+      </w:r>
+      <w:r>
+        <w:t>Orden de Servicio PEMEX-ASM-CICESE-658225821-</w:t>
+      </w:r>
+      <w:r>
+        <w:t>&lt;&lt;</w:t>
+      </w:r>
+      <w:proofErr w:type="spellStart"/>
+      <w:r>
+        <w:t>orden_de_servicio</w:t>
+      </w:r>
+      <w:proofErr w:type="spellEnd"/>
+      <w:r>
+        <w:t>&gt;&gt; del mes de</w:t>
+      </w:r>
+      <w:r>
         <w:t xml:space="preserve"> </w:t>
       </w:r>
       <w:bookmarkStart w:id="77" w:name="_Hlk224322141"/>
+      <w:r>
+        <w:t>&lt;&lt;</w:t>
+      </w:r>
+      <w:proofErr w:type="spellStart"/>
+      <w:r>
+        <w:t>mes_y_anio_de_liberacion</w:t>
+      </w:r>
+      <w:proofErr w:type="spellEnd"/>
+      <w:r>
+        <w:t xml:space="preserve">&gt;&gt;. </w:t>
+      </w:r>
       <w:r>
         <w:t>Como parte de las evidencias se presentan los reportes de funcionamiento de cada una de ellas</w:t>
       </w:r>
@@ -9480,6 +9561,7 @@
         <w:ind w:firstLine="360"/>
       </w:pPr>
       <w:r>
+        <w:lastRenderedPageBreak/>
         <w:t xml:space="preserve">Finalmente, cuando se comprobó que las </w:t>
       </w:r>
       <w:r>
@@ -9488,12 +9570,6 @@
       <w:r>
         <w:t xml:space="preserve"> se encontraban en perfecto estado, fueron transportadas a la embarcación junto con todas las herramientas y componentes necesarios para el despliegue. </w:t>
       </w:r>
-    </w:p>
-    <w:p>
-      <w:pPr>
-        <w:spacing w:line="240" w:lineRule="auto"/>
-        <w:jc w:val="left"/>
-      </w:pPr>
       <w:r>
         <w:br w:type="page"/>
       </w:r>
@@ -9775,209 +9851,155 @@
     </w:p>
     <w:p>
       <w:pPr>
+        <w:ind w:firstLine="426"/>
+      </w:pPr>
+      <w:bookmarkStart w:id="84" w:name="_Ref217472780"/>
+      <w:bookmarkStart w:id="85" w:name="_Hlk204704390"/>
+      <w:r>
+        <w:t>La logística para la preparación y despliegue de las sondas fue</w:t>
+      </w:r>
+      <w:r>
+        <w:t xml:space="preserve"> planeada</w:t>
+      </w:r>
+      <w:r>
+        <w:t xml:space="preserve"> y enviada con </w:t>
+      </w:r>
+      <w:r>
+        <w:t>antelación a PEMEX para su a</w:t>
+      </w:r>
+      <w:r>
+        <w:t>pr</w:t>
+      </w:r>
+      <w:r>
+        <w:t>obación. El derrotero o ruta de liberación de las sondas consideró</w:t>
+      </w:r>
+      <w:r>
+        <w:t xml:space="preserve"> el trayecto desde tierra hasta el lugar de despliegue de las &lt;&lt;</w:t>
+      </w:r>
+      <w:proofErr w:type="spellStart"/>
+      <w:r>
+        <w:t>numero_de_sondas</w:t>
+      </w:r>
+      <w:proofErr w:type="spellEnd"/>
+      <w:r>
+        <w:t>&gt;&gt;</w:t>
+      </w:r>
+      <w:r>
+        <w:t xml:space="preserve"> </w:t>
+      </w:r>
+      <w:r>
+        <w:t>sondas oceanográficas liberadas en el &lt;&lt;</w:t>
+      </w:r>
+      <w:proofErr w:type="spellStart"/>
+      <w:r>
+        <w:t>mes_y_anio_de_liberacion</w:t>
+      </w:r>
+      <w:proofErr w:type="spellEnd"/>
+      <w:r>
+        <w:t>&gt;&gt; tomando en cuenta las condiciones ambientales y la posición de despliegue. &lt;&lt;ejecucion</w:t>
+      </w:r>
+      <w:r>
+        <w:t>_de_la_campania_parrafo1&gt;&gt;.</w:t>
+      </w:r>
+    </w:p>
+    <w:p>
+      <w:pPr>
+        <w:pStyle w:val="Normal1"/>
+        <w:spacing w:line="360" w:lineRule="auto"/>
+        <w:jc w:val="both"/>
+        <w:rPr>
+          <w:rFonts w:ascii="Microsoft Sans Serif" w:eastAsia="Times New Roman" w:hAnsi="Microsoft Sans Serif" w:cs="Times New Roman"/>
+          <w:color w:val="auto"/>
+        </w:rPr>
+      </w:pPr>
+    </w:p>
+    <w:p>
+      <w:pPr>
+        <w:ind w:firstLine="426"/>
+      </w:pPr>
+      <w:r>
+        <w:t>&lt;&lt;ejecucion_de_la_campania_parrafo2&gt;&gt;</w:t>
+      </w:r>
+      <w:bookmarkEnd w:id="84"/>
+      <w:r>
+        <w:t xml:space="preserve">; se efectuó de acuerdo con la planeación de la logística y derrotero de la embarcación. El </w:t>
+      </w:r>
+      <w:r>
+        <w:t>líder del equipo de instalación le informó al personal las actividades que se realizarían durante el despliegue de las sondas con el fin de que cada miembro del equipo conociera los detalles de la operación, propiciando la integridad del personal y de los equipos de dichas sondas; asimismo se siguieron los procedimientos de seguridad durante todas las campañas de despliegue de las sondas oceanográficas</w:t>
+      </w:r>
+      <w:r>
+        <w:t xml:space="preserve">. </w:t>
+      </w:r>
+      <w:r>
+        <w:t xml:space="preserve">Para más detalles sobre las campañas vea el </w:t>
+      </w:r>
+      <w:r>
+        <w:fldChar w:fldCharType="begin"/>
+      </w:r>
+      <w:r>
+        <w:instrText xml:space="preserve"> REF _Ref219907034 \h </w:instrText>
+      </w:r>
+      <w:r>
+        <w:instrText xml:space="preserve"> \* MERGEFORMAT </w:instrText>
+      </w:r>
+      <w:r>
+        <w:fldChar w:fldCharType="separate"/>
+      </w:r>
+      <w:r>
+        <w:rPr>
+          <w:rStyle w:val="Title1"/>
+        </w:rPr>
+        <w:t>ANEXO 3: PLAN DE CRUCERO</w:t>
+      </w:r>
+      <w:r>
+        <w:fldChar w:fldCharType="end"/>
+      </w:r>
+      <w:r>
+        <w:t>.</w:t>
+      </w:r>
+    </w:p>
+    <w:p>
+      <w:pPr>
         <w:pStyle w:val="Normal1"/>
         <w:spacing w:line="360" w:lineRule="auto"/>
         <w:ind w:firstLine="432"/>
         <w:jc w:val="both"/>
-        <w:rPr>
-          <w:rFonts w:ascii="Microsoft Sans Serif" w:eastAsia="Times New Roman" w:hAnsi="Microsoft Sans Serif" w:cs="Times New Roman"/>
-          <w:color w:val="auto"/>
-        </w:rPr>
-      </w:pPr>
-      <w:bookmarkStart w:id="84" w:name="_Ref217472780"/>
-      <w:bookmarkStart w:id="85" w:name="_Hlk204704390"/>
-      <w:r>
-        <w:rPr>
-          <w:rFonts w:ascii="Microsoft Sans Serif" w:eastAsia="Times New Roman" w:hAnsi="Microsoft Sans Serif" w:cs="Times New Roman"/>
-          <w:color w:val="auto"/>
-        </w:rPr>
-        <w:t>&lt;&lt;ejecucion_de_la_campania_parrafo1&gt;&gt;</w:t>
-      </w:r>
-      <w:r>
-        <w:rPr>
-          <w:rFonts w:ascii="Microsoft Sans Serif" w:eastAsia="Times New Roman" w:hAnsi="Microsoft Sans Serif" w:cs="Times New Roman"/>
-          <w:color w:val="auto"/>
-        </w:rPr>
-        <w:t xml:space="preserve">. </w:t>
-      </w:r>
+      </w:pPr>
     </w:p>
     <w:p>
       <w:pPr>
-        <w:pStyle w:val="Normal1"/>
-        <w:spacing w:line="360" w:lineRule="auto"/>
-        <w:jc w:val="both"/>
-        <w:rPr>
-          <w:rFonts w:ascii="Microsoft Sans Serif" w:eastAsia="Times New Roman" w:hAnsi="Microsoft Sans Serif" w:cs="Times New Roman"/>
-          <w:color w:val="auto"/>
-        </w:rPr>
-      </w:pPr>
+        <w:ind w:firstLine="426"/>
+      </w:pPr>
+      <w:r>
+        <w:t xml:space="preserve">Las actividades asociadas a la ejecución de las campañas para la liberación de sondas oceanográficas son similares entre ellas. </w:t>
+      </w:r>
+      <w:r>
+        <w:t xml:space="preserve">A continuación, se describen las actividades asociadas a la ejecución de </w:t>
+      </w:r>
+      <w:r>
+        <w:t xml:space="preserve">la campaña </w:t>
+      </w:r>
+      <w:r>
+        <w:t>&lt;&lt;</w:t>
+      </w:r>
+      <w:r>
+        <w:t>ejecucion_de_la_campania_parrafo3</w:t>
+      </w:r>
+      <w:r>
+        <w:t xml:space="preserve">&gt;&gt; para el despliegue de </w:t>
+      </w:r>
+      <w:r>
+        <w:t xml:space="preserve">las </w:t>
+      </w:r>
+      <w:r>
+        <w:t>sondas oceanográficas</w:t>
+      </w:r>
+      <w:r>
+        <w:t xml:space="preserve">. </w:t>
+      </w:r>
     </w:p>
     <w:p>
       <w:pPr>
-        <w:pStyle w:val="Normal1"/>
-        <w:spacing w:line="360" w:lineRule="auto"/>
-        <w:ind w:firstLine="432"/>
-        <w:jc w:val="both"/>
-        <w:rPr>
-          <w:rFonts w:ascii="Microsoft Sans Serif" w:eastAsia="Times New Roman" w:hAnsi="Microsoft Sans Serif" w:cs="Times New Roman"/>
-          <w:color w:val="auto"/>
-        </w:rPr>
-      </w:pPr>
-      <w:r>
-        <w:rPr>
-          <w:rFonts w:ascii="Microsoft Sans Serif" w:eastAsia="Times New Roman" w:hAnsi="Microsoft Sans Serif" w:cs="Times New Roman"/>
-          <w:color w:val="auto"/>
-        </w:rPr>
-        <w:t>&lt;&lt;ejecucion_de_la_campania_parrafo2&gt;&gt;</w:t>
-      </w:r>
-      <w:bookmarkEnd w:id="84"/>
-      <w:r>
-        <w:rPr>
-          <w:rFonts w:ascii="Microsoft Sans Serif" w:eastAsia="Times New Roman" w:hAnsi="Microsoft Sans Serif" w:cs="Times New Roman"/>
-          <w:color w:val="auto"/>
-        </w:rPr>
-        <w:t xml:space="preserve"> </w:t>
-      </w:r>
-      <w:r>
-        <w:t xml:space="preserve">El </w:t>
-      </w:r>
-      <w:r>
-        <w:t>líder del equipo de instalación le informó al personal las actividades que se realizarían durante el despliegue de las sondas con el fin de que cada miembro del equipo conociera los detalles de la operación, propiciando la integridad del personal y de los equipos de dichas sondas; asimismo se siguieron los procedimientos de seguridad durante todas las campañas de despliegue de las sondas oceanográficas</w:t>
-      </w:r>
-      <w:r>
-        <w:t xml:space="preserve"> (ver </w:t>
-      </w:r>
-      <w:r>
-        <w:fldChar w:fldCharType="begin"/>
-      </w:r>
-      <w:r>
-        <w:instrText xml:space="preserve"> REF _Ref219907034 \h </w:instrText>
-      </w:r>
-      <w:r>
-        <w:instrText xml:space="preserve"> \* MERGEFORMAT </w:instrText>
-      </w:r>
-      <w:r>
-        <w:fldChar w:fldCharType="separate"/>
-      </w:r>
-      <w:r>
-        <w:rPr>
-          <w:rStyle w:val="Title1"/>
-        </w:rPr>
-        <w:t>ANEXO 3: PLAN DE CRUCERO</w:t>
-      </w:r>
-      <w:r>
-        <w:fldChar w:fldCharType="end"/>
-      </w:r>
-      <w:r>
-        <w:t>).</w:t>
-      </w:r>
-      <w:r>
-        <w:t xml:space="preserve"> </w:t>
-      </w:r>
-      <w:r>
-        <w:rPr>
-          <w:rFonts w:ascii="Microsoft Sans Serif" w:hAnsi="Microsoft Sans Serif" w:cs="Microsoft Sans Serif"/>
-        </w:rPr>
-        <w:t>&lt;&lt;ejecución_de_la_campania_parrafo</w:t>
-      </w:r>
-      <w:r>
-        <w:rPr>
-          <w:rFonts w:ascii="Microsoft Sans Serif" w:hAnsi="Microsoft Sans Serif" w:cs="Microsoft Sans Serif"/>
-        </w:rPr>
-        <w:t>3</w:t>
-      </w:r>
-      <w:r>
-        <w:rPr>
-          <w:rFonts w:ascii="Microsoft Sans Serif" w:hAnsi="Microsoft Sans Serif" w:cs="Microsoft Sans Serif"/>
-        </w:rPr>
-        <w:t>&gt;&gt;.</w:t>
-      </w:r>
-      <w:r>
-        <w:t xml:space="preserve"> </w:t>
-      </w:r>
-      <w:r>
-        <w:rPr>
-          <w:rFonts w:ascii="Microsoft Sans Serif" w:hAnsi="Microsoft Sans Serif" w:cs="Microsoft Sans Serif"/>
-        </w:rPr>
-        <w:t>&lt;&lt;ejecucion_de_la_campania_parrafo4&gt;&gt;</w:t>
-      </w:r>
-      <w:r>
-        <w:rPr>
-          <w:szCs w:val="22"/>
-        </w:rPr>
-        <w:t xml:space="preserve"> las localizaciones </w:t>
-      </w:r>
-      <w:r>
-        <w:rPr>
-          <w:szCs w:val="22"/>
-        </w:rPr>
-        <w:t>solicitada</w:t>
-      </w:r>
-      <w:r>
-        <w:rPr>
-          <w:szCs w:val="22"/>
-        </w:rPr>
-        <w:t>s</w:t>
-      </w:r>
-      <w:r>
-        <w:rPr>
-          <w:szCs w:val="22"/>
-        </w:rPr>
-        <w:t xml:space="preserve"> por </w:t>
-      </w:r>
-      <w:r>
-        <w:rPr>
-          <w:szCs w:val="22"/>
-        </w:rPr>
-        <w:t>PEMEX</w:t>
-      </w:r>
-      <w:r>
-        <w:rPr>
-          <w:szCs w:val="22"/>
-        </w:rPr>
-        <w:t xml:space="preserve"> para </w:t>
-      </w:r>
-      <w:r>
-        <w:rPr>
-          <w:szCs w:val="22"/>
-        </w:rPr>
-        <w:t xml:space="preserve">el despliegue </w:t>
-      </w:r>
-      <w:r>
-        <w:rPr>
-          <w:szCs w:val="22"/>
-        </w:rPr>
-        <w:t>de la</w:t>
-      </w:r>
-      <w:r>
-        <w:rPr>
-          <w:szCs w:val="22"/>
-        </w:rPr>
-        <w:t>s</w:t>
-      </w:r>
-      <w:r>
-        <w:rPr>
-          <w:szCs w:val="22"/>
-        </w:rPr>
-        <w:t xml:space="preserve"> </w:t>
-      </w:r>
-      <w:r>
-        <w:rPr>
-          <w:szCs w:val="22"/>
-        </w:rPr>
-        <w:t>sondas oceanográficas</w:t>
-      </w:r>
-      <w:r>
-        <w:rPr>
-          <w:szCs w:val="22"/>
-        </w:rPr>
-        <w:t>.</w:t>
-      </w:r>
-    </w:p>
-    <w:p>
-      <w:pPr>
-        <w:pStyle w:val="Prrafodelista"/>
-        <w:ind w:left="720"/>
         <w:rPr>
           <w:szCs w:val="22"/>
         </w:rPr>
@@ -10110,6 +10132,7 @@
         <w:rPr>
           <w:szCs w:val="22"/>
         </w:rPr>
+        <w:lastRenderedPageBreak/>
         <w:t>Antes de poner la sonda en el agua, se hicieron las pruebas de conexión bluetooth in situ para asegurar el correcto funcionamiento de la sonda oceanográfica.</w:t>
       </w:r>
     </w:p>
@@ -10168,7 +10191,6 @@
         <w:rPr>
           <w:szCs w:val="22"/>
         </w:rPr>
-        <w:lastRenderedPageBreak/>
         <w:t xml:space="preserve">Una vez liberada la sonda oceanográfica el personal se comunicó mediante telefonía satelital con el personal en tierra para avisar de la maniobra. Posteriormente el personal en tierra realizó el despliegue de la información en el </w:t>
       </w:r>
       <w:r>
@@ -10228,6 +10250,29 @@
     <w:p/>
     <w:p>
       <w:pPr>
+        <w:ind w:firstLine="426"/>
+      </w:pPr>
+      <w:r>
+        <w:t>L</w:t>
+      </w:r>
+      <w:r>
+        <w:t>as localizaciones de despliegue se muestran en la &lt;&lt;</w:t>
+      </w:r>
+      <w:proofErr w:type="spellStart"/>
+      <w:r>
+        <w:t>ref_mapa_de_despliegue</w:t>
+      </w:r>
+      <w:proofErr w:type="spellEnd"/>
+      <w:r>
+        <w:t>&gt;&gt;</w:t>
+      </w:r>
+      <w:r>
+        <w:t xml:space="preserve"> </w:t>
+      </w:r>
+    </w:p>
+    <w:p/>
+    <w:p>
+      <w:pPr>
         <w:pStyle w:val="Figura"/>
       </w:pPr>
       <w:r>
@@ -10250,15 +10295,9 @@
     </w:p>
     <w:p>
       <w:pPr>
-        <w:ind w:left="360" w:firstLine="360"/>
-        <w:rPr>
-          <w:szCs w:val="22"/>
-        </w:rPr>
-      </w:pPr>
-      <w:r>
-        <w:rPr>
-          <w:szCs w:val="22"/>
-        </w:rPr>
+        <w:ind w:firstLine="426"/>
+      </w:pPr>
+      <w:r>
         <w:t xml:space="preserve">A continuación, de la </w:t>
       </w:r>
       <w:r>
@@ -10282,21 +10321,12 @@
         <w:t xml:space="preserve">&gt;&gt; </w:t>
       </w:r>
       <w:r>
-        <w:rPr>
-          <w:szCs w:val="22"/>
-        </w:rPr>
         <w:t xml:space="preserve">se presentan las evidencias fotográficas del despliegue de las </w:t>
       </w:r>
       <w:r>
-        <w:rPr>
-          <w:szCs w:val="22"/>
-        </w:rPr>
         <w:t>sondas</w:t>
       </w:r>
       <w:r>
-        <w:rPr>
-          <w:szCs w:val="22"/>
-        </w:rPr>
         <w:t>.</w:t>
       </w:r>
       <w:bookmarkEnd w:id="85"/>
@@ -10929,6 +10959,7 @@
       <w:bookmarkStart w:id="91" w:name="_Ref224230599"/>
       <w:bookmarkStart w:id="92" w:name="_Toc229049277"/>
       <w:r>
+        <w:lastRenderedPageBreak/>
         <w:t>INFORMACIÓN DEL DESPLIEGUE DE LAS SONDAS OCEANOGRÁFICAS</w:t>
       </w:r>
       <w:bookmarkEnd w:id="89"/>
@@ -10956,13 +10987,13 @@
         <w:t>ia_parrafo</w:t>
       </w:r>
       <w:r>
-        <w:t>5</w:t>
+        <w:t>4</w:t>
       </w:r>
       <w:r>
         <w:t>&gt;&gt;</w:t>
       </w:r>
       <w:r>
-        <w:t xml:space="preserve"> </w:t>
+        <w:t xml:space="preserve">; todas las sondas funcionaron perfectamente durante y después del despliegue. </w:t>
       </w:r>
       <w:r>
         <w:t xml:space="preserve">En la </w:t>
@@ -11054,7 +11085,6 @@
       <w:bookmarkStart w:id="93" w:name="_Ref217401548"/>
       <w:bookmarkStart w:id="94" w:name="_Toc229049320"/>
       <w:r>
-        <w:lastRenderedPageBreak/>
         <w:t xml:space="preserve">Tabla </w:t>
       </w:r>
       <w:fldSimple w:instr=" SEQ Tabla \* ARABIC ">
@@ -12929,6 +12959,12 @@
         <w:t>&gt;&gt;</w:t>
       </w:r>
       <w:bookmarkEnd w:id="105"/>
+    </w:p>
+    <w:p>
+      <w:pPr>
+        <w:pStyle w:val="Figura"/>
+        <w:jc w:val="both"/>
+      </w:pPr>
       <w:r>
         <w:br w:type="page"/>
       </w:r>
@@ -13830,19 +13866,15 @@
         </w:rPr>
       </w:pPr>
       <w:r>
-        <w:t>&lt;&lt;conclu</w:t>
-      </w:r>
-      <w:r>
-        <w:t>s</w:t>
-      </w:r>
-      <w:r>
-        <w:t>iones_parrafo</w:t>
-      </w:r>
-      <w:r>
-        <w:t>1</w:t>
-      </w:r>
-      <w:r>
-        <w:t>&gt;&gt;</w:t>
+        <w:t>Se desplegaron exitosamente &lt;&lt;</w:t>
+      </w:r>
+      <w:proofErr w:type="spellStart"/>
+      <w:r>
+        <w:t>numero_de_sondas</w:t>
+      </w:r>
+      <w:proofErr w:type="spellEnd"/>
+      <w:r>
+        <w:t>&gt;&gt; sondas oceanográficas en las localizaciones solicitadas por PEMEX.</w:t>
       </w:r>
     </w:p>
     <w:p>

--- a/crear_documentos/services/doc_101/plantilla.docx
+++ b/crear_documentos/services/doc_101/plantilla.docx
@@ -4,14 +4,7 @@
   <w:body>
     <w:p>
       <w:pPr>
-        <w:jc w:val="center"/>
-        <w:rPr>
-          <w:rFonts w:ascii="Arial" w:hAnsi="Arial" w:cs="Arial"/>
-          <w:b/>
-          <w:bCs/>
-          <w:sz w:val="40"/>
-          <w:szCs w:val="40"/>
-        </w:rPr>
+        <w:pStyle w:val="Estilo9ptoNegritaNegroCentradoAntes72ptoDespus7"/>
       </w:pPr>
     </w:p>
     <w:p>
@@ -1458,6 +1451,8 @@
           <w:b/>
           <w:bCs/>
           <w:iCs/>
+          <w:noProof/>
+          <w:color w:val="000000" w:themeColor="text1"/>
           <w:sz w:val="24"/>
         </w:rPr>
         <w:id w:val="1685270458"/>
@@ -1482,23 +1477,25 @@
           <w:pPr>
             <w:pStyle w:val="TDC1"/>
             <w:rPr>
-              <w:rFonts w:eastAsiaTheme="minorEastAsia" w:cs="Microsoft Sans Serif"/>
+              <w:rFonts w:asciiTheme="minorHAnsi" w:eastAsiaTheme="minorEastAsia" w:hAnsiTheme="minorHAnsi" w:cstheme="minorBidi"/>
               <w:b w:val="0"/>
               <w:bCs w:val="0"/>
               <w:iCs w:val="0"/>
-              <w:noProof/>
+              <w:color w:val="auto"/>
               <w:kern w:val="2"/>
               <w:sz w:val="24"/>
               <w14:ligatures w14:val="standardContextual"/>
             </w:rPr>
           </w:pPr>
           <w:r>
+            <w:rPr>
+              <w:rFonts w:cs="Times New Roman"/>
+            </w:rPr>
             <w:fldChar w:fldCharType="begin"/>
           </w:r>
           <w:r>
             <w:rPr>
               <w:rStyle w:val="Enlacedelndice"/>
-              <w:rFonts w:cs="Microsoft Sans Serif"/>
               <w:webHidden/>
               <w:sz w:val="24"/>
             </w:rPr>
@@ -1507,27 +1504,24 @@
           <w:r>
             <w:rPr>
               <w:rStyle w:val="Enlacedelndice"/>
-              <w:rFonts w:cs="Microsoft Sans Serif"/>
               <w:sz w:val="24"/>
             </w:rPr>
             <w:fldChar w:fldCharType="separate"/>
           </w:r>
-          <w:hyperlink w:anchor="_Toc229049271" w:history="1">
+          <w:hyperlink w:anchor="_Toc230346478" w:history="1">
             <w:r>
               <w:rPr>
                 <w:rStyle w:val="Hipervnculo"/>
-                <w:rFonts w:ascii="Microsoft Sans Serif" w:hAnsi="Microsoft Sans Serif" w:cs="Microsoft Sans Serif"/>
-                <w:noProof/>
               </w:rPr>
               <w:t>1.</w:t>
             </w:r>
             <w:r>
               <w:rPr>
-                <w:rFonts w:eastAsiaTheme="minorEastAsia" w:cs="Microsoft Sans Serif"/>
+                <w:rFonts w:asciiTheme="minorHAnsi" w:eastAsiaTheme="minorEastAsia" w:hAnsiTheme="minorHAnsi" w:cstheme="minorBidi"/>
                 <w:b w:val="0"/>
                 <w:bCs w:val="0"/>
                 <w:iCs w:val="0"/>
-                <w:noProof/>
+                <w:color w:val="auto"/>
                 <w:kern w:val="2"/>
                 <w:sz w:val="24"/>
                 <w14:ligatures w14:val="standardContextual"/>
@@ -1537,62 +1531,46 @@
             <w:r>
               <w:rPr>
                 <w:rStyle w:val="Hipervnculo"/>
-                <w:rFonts w:ascii="Microsoft Sans Serif" w:hAnsi="Microsoft Sans Serif" w:cs="Microsoft Sans Serif"/>
-                <w:noProof/>
               </w:rPr>
               <w:t>INTRODUCCIÓN</w:t>
             </w:r>
             <w:r>
               <w:rPr>
-                <w:rFonts w:cs="Microsoft Sans Serif"/>
-                <w:noProof/>
                 <w:webHidden/>
               </w:rPr>
               <w:tab/>
             </w:r>
             <w:r>
               <w:rPr>
-                <w:rFonts w:cs="Microsoft Sans Serif"/>
-                <w:noProof/>
                 <w:webHidden/>
               </w:rPr>
               <w:fldChar w:fldCharType="begin"/>
             </w:r>
             <w:r>
               <w:rPr>
-                <w:rFonts w:cs="Microsoft Sans Serif"/>
-                <w:noProof/>
                 <w:webHidden/>
               </w:rPr>
-              <w:instrText xml:space="preserve"> PAGEREF _Toc229049271 \h </w:instrText>
+              <w:instrText xml:space="preserve"> PAGEREF _Toc230346478 \h </w:instrText>
             </w:r>
             <w:r>
               <w:rPr>
-                <w:rFonts w:cs="Microsoft Sans Serif"/>
-                <w:noProof/>
                 <w:webHidden/>
               </w:rPr>
             </w:r>
             <w:r>
               <w:rPr>
-                <w:rFonts w:cs="Microsoft Sans Serif"/>
-                <w:noProof/>
                 <w:webHidden/>
               </w:rPr>
               <w:fldChar w:fldCharType="separate"/>
             </w:r>
             <w:r>
               <w:rPr>
-                <w:rFonts w:cs="Microsoft Sans Serif"/>
-                <w:noProof/>
                 <w:webHidden/>
               </w:rPr>
               <w:t>1</w:t>
             </w:r>
             <w:r>
               <w:rPr>
-                <w:rFonts w:cs="Microsoft Sans Serif"/>
-                <w:noProof/>
                 <w:webHidden/>
               </w:rPr>
               <w:fldChar w:fldCharType="end"/>
@@ -1603,32 +1581,30 @@
           <w:pPr>
             <w:pStyle w:val="TDC1"/>
             <w:rPr>
-              <w:rFonts w:eastAsiaTheme="minorEastAsia" w:cs="Microsoft Sans Serif"/>
+              <w:rFonts w:asciiTheme="minorHAnsi" w:eastAsiaTheme="minorEastAsia" w:hAnsiTheme="minorHAnsi" w:cstheme="minorBidi"/>
               <w:b w:val="0"/>
               <w:bCs w:val="0"/>
               <w:iCs w:val="0"/>
-              <w:noProof/>
+              <w:color w:val="auto"/>
               <w:kern w:val="2"/>
               <w:sz w:val="24"/>
               <w14:ligatures w14:val="standardContextual"/>
             </w:rPr>
           </w:pPr>
-          <w:hyperlink w:anchor="_Toc229049272" w:history="1">
+          <w:hyperlink w:anchor="_Toc230346479" w:history="1">
             <w:r>
               <w:rPr>
                 <w:rStyle w:val="Hipervnculo"/>
-                <w:rFonts w:ascii="Microsoft Sans Serif" w:hAnsi="Microsoft Sans Serif" w:cs="Microsoft Sans Serif"/>
-                <w:noProof/>
               </w:rPr>
               <w:t>2.</w:t>
             </w:r>
             <w:r>
               <w:rPr>
-                <w:rFonts w:eastAsiaTheme="minorEastAsia" w:cs="Microsoft Sans Serif"/>
+                <w:rFonts w:asciiTheme="minorHAnsi" w:eastAsiaTheme="minorEastAsia" w:hAnsiTheme="minorHAnsi" w:cstheme="minorBidi"/>
                 <w:b w:val="0"/>
                 <w:bCs w:val="0"/>
                 <w:iCs w:val="0"/>
-                <w:noProof/>
+                <w:color w:val="auto"/>
                 <w:kern w:val="2"/>
                 <w:sz w:val="24"/>
                 <w14:ligatures w14:val="standardContextual"/>
@@ -1638,62 +1614,46 @@
             <w:r>
               <w:rPr>
                 <w:rStyle w:val="Hipervnculo"/>
-                <w:rFonts w:ascii="Microsoft Sans Serif" w:hAnsi="Microsoft Sans Serif" w:cs="Microsoft Sans Serif"/>
-                <w:noProof/>
               </w:rPr>
               <w:t>ALCANCES</w:t>
             </w:r>
             <w:r>
               <w:rPr>
-                <w:rFonts w:cs="Microsoft Sans Serif"/>
-                <w:noProof/>
                 <w:webHidden/>
               </w:rPr>
               <w:tab/>
             </w:r>
             <w:r>
               <w:rPr>
-                <w:rFonts w:cs="Microsoft Sans Serif"/>
-                <w:noProof/>
                 <w:webHidden/>
               </w:rPr>
               <w:fldChar w:fldCharType="begin"/>
             </w:r>
             <w:r>
               <w:rPr>
-                <w:rFonts w:cs="Microsoft Sans Serif"/>
-                <w:noProof/>
                 <w:webHidden/>
               </w:rPr>
-              <w:instrText xml:space="preserve"> PAGEREF _Toc229049272 \h </w:instrText>
+              <w:instrText xml:space="preserve"> PAGEREF _Toc230346479 \h </w:instrText>
             </w:r>
             <w:r>
               <w:rPr>
-                <w:rFonts w:cs="Microsoft Sans Serif"/>
-                <w:noProof/>
                 <w:webHidden/>
               </w:rPr>
             </w:r>
             <w:r>
               <w:rPr>
-                <w:rFonts w:cs="Microsoft Sans Serif"/>
-                <w:noProof/>
                 <w:webHidden/>
               </w:rPr>
               <w:fldChar w:fldCharType="separate"/>
             </w:r>
             <w:r>
               <w:rPr>
-                <w:rFonts w:cs="Microsoft Sans Serif"/>
-                <w:noProof/>
                 <w:webHidden/>
               </w:rPr>
               <w:t>3</w:t>
             </w:r>
             <w:r>
               <w:rPr>
-                <w:rFonts w:cs="Microsoft Sans Serif"/>
-                <w:noProof/>
                 <w:webHidden/>
               </w:rPr>
               <w:fldChar w:fldCharType="end"/>
@@ -1704,32 +1664,31 @@
           <w:pPr>
             <w:pStyle w:val="TDC1"/>
             <w:rPr>
-              <w:rFonts w:eastAsiaTheme="minorEastAsia" w:cs="Microsoft Sans Serif"/>
+              <w:rFonts w:asciiTheme="minorHAnsi" w:eastAsiaTheme="minorEastAsia" w:hAnsiTheme="minorHAnsi" w:cstheme="minorBidi"/>
               <w:b w:val="0"/>
               <w:bCs w:val="0"/>
               <w:iCs w:val="0"/>
-              <w:noProof/>
+              <w:color w:val="auto"/>
               <w:kern w:val="2"/>
               <w:sz w:val="24"/>
               <w14:ligatures w14:val="standardContextual"/>
             </w:rPr>
           </w:pPr>
-          <w:hyperlink w:anchor="_Toc229049273" w:history="1">
+          <w:hyperlink w:anchor="_Toc230346480" w:history="1">
             <w:r>
               <w:rPr>
                 <w:rStyle w:val="Hipervnculo"/>
-                <w:rFonts w:ascii="Microsoft Sans Serif" w:hAnsi="Microsoft Sans Serif" w:cs="Microsoft Sans Serif"/>
-                <w:noProof/>
+                <w:rFonts w:cs="Times New Roman"/>
               </w:rPr>
               <w:t>3.</w:t>
             </w:r>
             <w:r>
               <w:rPr>
-                <w:rFonts w:eastAsiaTheme="minorEastAsia" w:cs="Microsoft Sans Serif"/>
+                <w:rFonts w:asciiTheme="minorHAnsi" w:eastAsiaTheme="minorEastAsia" w:hAnsiTheme="minorHAnsi" w:cstheme="minorBidi"/>
                 <w:b w:val="0"/>
                 <w:bCs w:val="0"/>
                 <w:iCs w:val="0"/>
-                <w:noProof/>
+                <w:color w:val="auto"/>
                 <w:kern w:val="2"/>
                 <w:sz w:val="24"/>
                 <w14:ligatures w14:val="standardContextual"/>
@@ -1739,62 +1698,46 @@
             <w:r>
               <w:rPr>
                 <w:rStyle w:val="Hipervnculo"/>
-                <w:rFonts w:ascii="Microsoft Sans Serif" w:hAnsi="Microsoft Sans Serif" w:cs="Microsoft Sans Serif"/>
-                <w:noProof/>
               </w:rPr>
               <w:t>DESCRIPCIÓN DE LA ARQUITECTURA DE LA SONDA OCEANOGRÁFICA</w:t>
             </w:r>
             <w:r>
               <w:rPr>
-                <w:rFonts w:cs="Microsoft Sans Serif"/>
-                <w:noProof/>
                 <w:webHidden/>
               </w:rPr>
               <w:tab/>
             </w:r>
             <w:r>
               <w:rPr>
-                <w:rFonts w:cs="Microsoft Sans Serif"/>
-                <w:noProof/>
                 <w:webHidden/>
               </w:rPr>
               <w:fldChar w:fldCharType="begin"/>
             </w:r>
             <w:r>
               <w:rPr>
-                <w:rFonts w:cs="Microsoft Sans Serif"/>
-                <w:noProof/>
                 <w:webHidden/>
               </w:rPr>
-              <w:instrText xml:space="preserve"> PAGEREF _Toc229049273 \h </w:instrText>
+              <w:instrText xml:space="preserve"> PAGEREF _Toc230346480 \h </w:instrText>
             </w:r>
             <w:r>
               <w:rPr>
-                <w:rFonts w:cs="Microsoft Sans Serif"/>
-                <w:noProof/>
                 <w:webHidden/>
               </w:rPr>
             </w:r>
             <w:r>
               <w:rPr>
-                <w:rFonts w:cs="Microsoft Sans Serif"/>
-                <w:noProof/>
                 <w:webHidden/>
               </w:rPr>
               <w:fldChar w:fldCharType="separate"/>
             </w:r>
             <w:r>
               <w:rPr>
-                <w:rFonts w:cs="Microsoft Sans Serif"/>
-                <w:noProof/>
                 <w:webHidden/>
               </w:rPr>
               <w:t>4</w:t>
             </w:r>
             <w:r>
               <w:rPr>
-                <w:rFonts w:cs="Microsoft Sans Serif"/>
-                <w:noProof/>
                 <w:webHidden/>
               </w:rPr>
               <w:fldChar w:fldCharType="end"/>
@@ -1805,32 +1748,30 @@
           <w:pPr>
             <w:pStyle w:val="TDC1"/>
             <w:rPr>
-              <w:rFonts w:eastAsiaTheme="minorEastAsia" w:cs="Microsoft Sans Serif"/>
+              <w:rFonts w:asciiTheme="minorHAnsi" w:eastAsiaTheme="minorEastAsia" w:hAnsiTheme="minorHAnsi" w:cstheme="minorBidi"/>
               <w:b w:val="0"/>
               <w:bCs w:val="0"/>
               <w:iCs w:val="0"/>
-              <w:noProof/>
+              <w:color w:val="auto"/>
               <w:kern w:val="2"/>
               <w:sz w:val="24"/>
               <w14:ligatures w14:val="standardContextual"/>
             </w:rPr>
           </w:pPr>
-          <w:hyperlink w:anchor="_Toc229049274" w:history="1">
+          <w:hyperlink w:anchor="_Toc230346481" w:history="1">
             <w:r>
               <w:rPr>
                 <w:rStyle w:val="Hipervnculo"/>
-                <w:rFonts w:ascii="Microsoft Sans Serif" w:hAnsi="Microsoft Sans Serif" w:cs="Microsoft Sans Serif"/>
-                <w:noProof/>
               </w:rPr>
               <w:t>4.</w:t>
             </w:r>
             <w:r>
               <w:rPr>
-                <w:rFonts w:eastAsiaTheme="minorEastAsia" w:cs="Microsoft Sans Serif"/>
+                <w:rFonts w:asciiTheme="minorHAnsi" w:eastAsiaTheme="minorEastAsia" w:hAnsiTheme="minorHAnsi" w:cstheme="minorBidi"/>
                 <w:b w:val="0"/>
                 <w:bCs w:val="0"/>
                 <w:iCs w:val="0"/>
-                <w:noProof/>
+                <w:color w:val="auto"/>
                 <w:kern w:val="2"/>
                 <w:sz w:val="24"/>
                 <w14:ligatures w14:val="standardContextual"/>
@@ -1840,62 +1781,46 @@
             <w:r>
               <w:rPr>
                 <w:rStyle w:val="Hipervnculo"/>
-                <w:rFonts w:ascii="Microsoft Sans Serif" w:hAnsi="Microsoft Sans Serif" w:cs="Microsoft Sans Serif"/>
-                <w:noProof/>
               </w:rPr>
               <w:t>DESCRIPCIÓN DE LAS ACTIVIDADES PREVIAS AL DESPLIEGUE</w:t>
             </w:r>
             <w:r>
               <w:rPr>
-                <w:rFonts w:cs="Microsoft Sans Serif"/>
-                <w:noProof/>
                 <w:webHidden/>
               </w:rPr>
               <w:tab/>
             </w:r>
             <w:r>
               <w:rPr>
-                <w:rFonts w:cs="Microsoft Sans Serif"/>
-                <w:noProof/>
                 <w:webHidden/>
               </w:rPr>
               <w:fldChar w:fldCharType="begin"/>
             </w:r>
             <w:r>
               <w:rPr>
-                <w:rFonts w:cs="Microsoft Sans Serif"/>
-                <w:noProof/>
                 <w:webHidden/>
               </w:rPr>
-              <w:instrText xml:space="preserve"> PAGEREF _Toc229049274 \h </w:instrText>
+              <w:instrText xml:space="preserve"> PAGEREF _Toc230346481 \h </w:instrText>
             </w:r>
             <w:r>
               <w:rPr>
-                <w:rFonts w:cs="Microsoft Sans Serif"/>
-                <w:noProof/>
                 <w:webHidden/>
               </w:rPr>
             </w:r>
             <w:r>
               <w:rPr>
-                <w:rFonts w:cs="Microsoft Sans Serif"/>
-                <w:noProof/>
                 <w:webHidden/>
               </w:rPr>
               <w:fldChar w:fldCharType="separate"/>
             </w:r>
             <w:r>
               <w:rPr>
-                <w:rFonts w:cs="Microsoft Sans Serif"/>
-                <w:noProof/>
                 <w:webHidden/>
               </w:rPr>
-              <w:t>11</w:t>
+              <w:t>8</w:t>
             </w:r>
             <w:r>
               <w:rPr>
-                <w:rFonts w:cs="Microsoft Sans Serif"/>
-                <w:noProof/>
                 <w:webHidden/>
               </w:rPr>
               <w:fldChar w:fldCharType="end"/>
@@ -1906,32 +1831,30 @@
           <w:pPr>
             <w:pStyle w:val="TDC1"/>
             <w:rPr>
-              <w:rFonts w:eastAsiaTheme="minorEastAsia" w:cs="Microsoft Sans Serif"/>
+              <w:rFonts w:asciiTheme="minorHAnsi" w:eastAsiaTheme="minorEastAsia" w:hAnsiTheme="minorHAnsi" w:cstheme="minorBidi"/>
               <w:b w:val="0"/>
               <w:bCs w:val="0"/>
               <w:iCs w:val="0"/>
-              <w:noProof/>
+              <w:color w:val="auto"/>
               <w:kern w:val="2"/>
               <w:sz w:val="24"/>
               <w14:ligatures w14:val="standardContextual"/>
             </w:rPr>
           </w:pPr>
-          <w:hyperlink w:anchor="_Toc229049275" w:history="1">
+          <w:hyperlink w:anchor="_Toc230346482" w:history="1">
             <w:r>
               <w:rPr>
                 <w:rStyle w:val="Hipervnculo"/>
-                <w:rFonts w:ascii="Microsoft Sans Serif" w:hAnsi="Microsoft Sans Serif" w:cs="Microsoft Sans Serif"/>
-                <w:noProof/>
               </w:rPr>
               <w:t>5.</w:t>
             </w:r>
             <w:r>
               <w:rPr>
-                <w:rFonts w:eastAsiaTheme="minorEastAsia" w:cs="Microsoft Sans Serif"/>
+                <w:rFonts w:asciiTheme="minorHAnsi" w:eastAsiaTheme="minorEastAsia" w:hAnsiTheme="minorHAnsi" w:cstheme="minorBidi"/>
                 <w:b w:val="0"/>
                 <w:bCs w:val="0"/>
                 <w:iCs w:val="0"/>
-                <w:noProof/>
+                <w:color w:val="auto"/>
                 <w:kern w:val="2"/>
                 <w:sz w:val="24"/>
                 <w14:ligatures w14:val="standardContextual"/>
@@ -1941,62 +1864,46 @@
             <w:r>
               <w:rPr>
                 <w:rStyle w:val="Hipervnculo"/>
-                <w:rFonts w:ascii="Microsoft Sans Serif" w:hAnsi="Microsoft Sans Serif" w:cs="Microsoft Sans Serif"/>
-                <w:noProof/>
               </w:rPr>
               <w:t>PRUEBAS DE FUNCIONAMIENTO DE LAS SONDAS OCEANOGRÁFICAS PREVIAS AL DESPLIEGUE</w:t>
             </w:r>
             <w:r>
               <w:rPr>
-                <w:rFonts w:cs="Microsoft Sans Serif"/>
-                <w:noProof/>
                 <w:webHidden/>
               </w:rPr>
               <w:tab/>
             </w:r>
             <w:r>
               <w:rPr>
-                <w:rFonts w:cs="Microsoft Sans Serif"/>
-                <w:noProof/>
                 <w:webHidden/>
               </w:rPr>
               <w:fldChar w:fldCharType="begin"/>
             </w:r>
             <w:r>
               <w:rPr>
-                <w:rFonts w:cs="Microsoft Sans Serif"/>
-                <w:noProof/>
                 <w:webHidden/>
               </w:rPr>
-              <w:instrText xml:space="preserve"> PAGEREF _Toc229049275 \h </w:instrText>
+              <w:instrText xml:space="preserve"> PAGEREF _Toc230346482 \h </w:instrText>
             </w:r>
             <w:r>
               <w:rPr>
-                <w:rFonts w:cs="Microsoft Sans Serif"/>
-                <w:noProof/>
                 <w:webHidden/>
               </w:rPr>
             </w:r>
             <w:r>
               <w:rPr>
-                <w:rFonts w:cs="Microsoft Sans Serif"/>
-                <w:noProof/>
                 <w:webHidden/>
               </w:rPr>
               <w:fldChar w:fldCharType="separate"/>
             </w:r>
             <w:r>
               <w:rPr>
-                <w:rFonts w:cs="Microsoft Sans Serif"/>
-                <w:noProof/>
                 <w:webHidden/>
               </w:rPr>
-              <w:t>13</w:t>
+              <w:t>10</w:t>
             </w:r>
             <w:r>
               <w:rPr>
-                <w:rFonts w:cs="Microsoft Sans Serif"/>
-                <w:noProof/>
                 <w:webHidden/>
               </w:rPr>
               <w:fldChar w:fldCharType="end"/>
@@ -2007,32 +1914,30 @@
           <w:pPr>
             <w:pStyle w:val="TDC1"/>
             <w:rPr>
-              <w:rFonts w:eastAsiaTheme="minorEastAsia" w:cs="Microsoft Sans Serif"/>
+              <w:rFonts w:asciiTheme="minorHAnsi" w:eastAsiaTheme="minorEastAsia" w:hAnsiTheme="minorHAnsi" w:cstheme="minorBidi"/>
               <w:b w:val="0"/>
               <w:bCs w:val="0"/>
               <w:iCs w:val="0"/>
-              <w:noProof/>
+              <w:color w:val="auto"/>
               <w:kern w:val="2"/>
               <w:sz w:val="24"/>
               <w14:ligatures w14:val="standardContextual"/>
             </w:rPr>
           </w:pPr>
-          <w:hyperlink w:anchor="_Toc229049276" w:history="1">
+          <w:hyperlink w:anchor="_Toc230346483" w:history="1">
             <w:r>
               <w:rPr>
                 <w:rStyle w:val="Hipervnculo"/>
-                <w:rFonts w:ascii="Microsoft Sans Serif" w:hAnsi="Microsoft Sans Serif" w:cs="Microsoft Sans Serif"/>
-                <w:noProof/>
               </w:rPr>
               <w:t>6.</w:t>
             </w:r>
             <w:r>
               <w:rPr>
-                <w:rFonts w:eastAsiaTheme="minorEastAsia" w:cs="Microsoft Sans Serif"/>
+                <w:rFonts w:asciiTheme="minorHAnsi" w:eastAsiaTheme="minorEastAsia" w:hAnsiTheme="minorHAnsi" w:cstheme="minorBidi"/>
                 <w:b w:val="0"/>
                 <w:bCs w:val="0"/>
                 <w:iCs w:val="0"/>
-                <w:noProof/>
+                <w:color w:val="auto"/>
                 <w:kern w:val="2"/>
                 <w:sz w:val="24"/>
                 <w14:ligatures w14:val="standardContextual"/>
@@ -2042,62 +1947,46 @@
             <w:r>
               <w:rPr>
                 <w:rStyle w:val="Hipervnculo"/>
-                <w:rFonts w:ascii="Microsoft Sans Serif" w:hAnsi="Microsoft Sans Serif" w:cs="Microsoft Sans Serif"/>
-                <w:noProof/>
               </w:rPr>
               <w:t>DESCRIPCIÓN DE LA EJECUCIÓN DE LA CAMPAÑA PARA EL DESPLIEGUE DE LAS SONDAS OCEANOGRÁFICAS</w:t>
             </w:r>
             <w:r>
               <w:rPr>
-                <w:rFonts w:cs="Microsoft Sans Serif"/>
-                <w:noProof/>
                 <w:webHidden/>
               </w:rPr>
               <w:tab/>
             </w:r>
             <w:r>
               <w:rPr>
-                <w:rFonts w:cs="Microsoft Sans Serif"/>
-                <w:noProof/>
                 <w:webHidden/>
               </w:rPr>
               <w:fldChar w:fldCharType="begin"/>
             </w:r>
             <w:r>
               <w:rPr>
-                <w:rFonts w:cs="Microsoft Sans Serif"/>
-                <w:noProof/>
                 <w:webHidden/>
               </w:rPr>
-              <w:instrText xml:space="preserve"> PAGEREF _Toc229049276 \h </w:instrText>
+              <w:instrText xml:space="preserve"> PAGEREF _Toc230346483 \h </w:instrText>
             </w:r>
             <w:r>
               <w:rPr>
-                <w:rFonts w:cs="Microsoft Sans Serif"/>
-                <w:noProof/>
                 <w:webHidden/>
               </w:rPr>
             </w:r>
             <w:r>
               <w:rPr>
-                <w:rFonts w:cs="Microsoft Sans Serif"/>
-                <w:noProof/>
                 <w:webHidden/>
               </w:rPr>
               <w:fldChar w:fldCharType="separate"/>
             </w:r>
             <w:r>
               <w:rPr>
-                <w:rFonts w:cs="Microsoft Sans Serif"/>
-                <w:noProof/>
                 <w:webHidden/>
               </w:rPr>
-              <w:t>14</w:t>
+              <w:t>11</w:t>
             </w:r>
             <w:r>
               <w:rPr>
-                <w:rFonts w:cs="Microsoft Sans Serif"/>
-                <w:noProof/>
                 <w:webHidden/>
               </w:rPr>
               <w:fldChar w:fldCharType="end"/>
@@ -2108,7 +1997,7 @@
           <w:pPr>
             <w:pStyle w:val="TDC2"/>
             <w:rPr>
-              <w:rFonts w:eastAsiaTheme="minorEastAsia" w:cs="Microsoft Sans Serif"/>
+              <w:rFonts w:asciiTheme="minorHAnsi" w:eastAsiaTheme="minorEastAsia" w:hAnsiTheme="minorHAnsi" w:cstheme="minorBidi"/>
               <w:bCs w:val="0"/>
               <w:noProof/>
               <w:kern w:val="2"/>
@@ -2117,18 +2006,17 @@
               <w14:ligatures w14:val="standardContextual"/>
             </w:rPr>
           </w:pPr>
-          <w:hyperlink w:anchor="_Toc229049277" w:history="1">
+          <w:hyperlink w:anchor="_Toc230346484" w:history="1">
             <w:r>
               <w:rPr>
                 <w:rStyle w:val="Hipervnculo"/>
-                <w:rFonts w:ascii="Microsoft Sans Serif" w:hAnsi="Microsoft Sans Serif" w:cs="Microsoft Sans Serif"/>
                 <w:noProof/>
               </w:rPr>
               <w:t>6.1.</w:t>
             </w:r>
             <w:r>
               <w:rPr>
-                <w:rFonts w:eastAsiaTheme="minorEastAsia" w:cs="Microsoft Sans Serif"/>
+                <w:rFonts w:asciiTheme="minorHAnsi" w:eastAsiaTheme="minorEastAsia" w:hAnsiTheme="minorHAnsi" w:cstheme="minorBidi"/>
                 <w:bCs w:val="0"/>
                 <w:noProof/>
                 <w:kern w:val="2"/>
@@ -2141,14 +2029,12 @@
             <w:r>
               <w:rPr>
                 <w:rStyle w:val="Hipervnculo"/>
-                <w:rFonts w:ascii="Microsoft Sans Serif" w:hAnsi="Microsoft Sans Serif" w:cs="Microsoft Sans Serif"/>
                 <w:noProof/>
               </w:rPr>
               <w:t>INFORMACIÓN DEL DESPLIEGUE DE LAS SONDAS OCEANOGRÁFICAS</w:t>
             </w:r>
             <w:r>
               <w:rPr>
-                <w:rFonts w:cs="Microsoft Sans Serif"/>
                 <w:noProof/>
                 <w:webHidden/>
               </w:rPr>
@@ -2156,7 +2042,6 @@
             </w:r>
             <w:r>
               <w:rPr>
-                <w:rFonts w:cs="Microsoft Sans Serif"/>
                 <w:noProof/>
                 <w:webHidden/>
               </w:rPr>
@@ -2164,22 +2049,19 @@
             </w:r>
             <w:r>
               <w:rPr>
-                <w:rFonts w:cs="Microsoft Sans Serif"/>
                 <w:noProof/>
                 <w:webHidden/>
               </w:rPr>
-              <w:instrText xml:space="preserve"> PAGEREF _Toc229049277 \h </w:instrText>
+              <w:instrText xml:space="preserve"> PAGEREF _Toc230346484 \h </w:instrText>
             </w:r>
             <w:r>
               <w:rPr>
-                <w:rFonts w:cs="Microsoft Sans Serif"/>
                 <w:noProof/>
                 <w:webHidden/>
               </w:rPr>
             </w:r>
             <w:r>
               <w:rPr>
-                <w:rFonts w:cs="Microsoft Sans Serif"/>
                 <w:noProof/>
                 <w:webHidden/>
               </w:rPr>
@@ -2187,15 +2069,13 @@
             </w:r>
             <w:r>
               <w:rPr>
-                <w:rFonts w:cs="Microsoft Sans Serif"/>
                 <w:noProof/>
                 <w:webHidden/>
               </w:rPr>
-              <w:t>21</w:t>
+              <w:t>13</w:t>
             </w:r>
             <w:r>
               <w:rPr>
-                <w:rFonts w:cs="Microsoft Sans Serif"/>
                 <w:noProof/>
                 <w:webHidden/>
               </w:rPr>
@@ -2207,32 +2087,30 @@
           <w:pPr>
             <w:pStyle w:val="TDC1"/>
             <w:rPr>
-              <w:rFonts w:eastAsiaTheme="minorEastAsia" w:cs="Microsoft Sans Serif"/>
+              <w:rFonts w:asciiTheme="minorHAnsi" w:eastAsiaTheme="minorEastAsia" w:hAnsiTheme="minorHAnsi" w:cstheme="minorBidi"/>
               <w:b w:val="0"/>
               <w:bCs w:val="0"/>
               <w:iCs w:val="0"/>
-              <w:noProof/>
+              <w:color w:val="auto"/>
               <w:kern w:val="2"/>
               <w:sz w:val="24"/>
               <w14:ligatures w14:val="standardContextual"/>
             </w:rPr>
           </w:pPr>
-          <w:hyperlink w:anchor="_Toc229049278" w:history="1">
+          <w:hyperlink w:anchor="_Toc230346485" w:history="1">
             <w:r>
               <w:rPr>
                 <w:rStyle w:val="Hipervnculo"/>
-                <w:rFonts w:ascii="Microsoft Sans Serif" w:hAnsi="Microsoft Sans Serif" w:cs="Microsoft Sans Serif"/>
-                <w:noProof/>
               </w:rPr>
               <w:t>7.</w:t>
             </w:r>
             <w:r>
               <w:rPr>
-                <w:rFonts w:eastAsiaTheme="minorEastAsia" w:cs="Microsoft Sans Serif"/>
+                <w:rFonts w:asciiTheme="minorHAnsi" w:eastAsiaTheme="minorEastAsia" w:hAnsiTheme="minorHAnsi" w:cstheme="minorBidi"/>
                 <w:b w:val="0"/>
                 <w:bCs w:val="0"/>
                 <w:iCs w:val="0"/>
-                <w:noProof/>
+                <w:color w:val="auto"/>
                 <w:kern w:val="2"/>
                 <w:sz w:val="24"/>
                 <w14:ligatures w14:val="standardContextual"/>
@@ -2242,62 +2120,46 @@
             <w:r>
               <w:rPr>
                 <w:rStyle w:val="Hipervnculo"/>
-                <w:rFonts w:ascii="Microsoft Sans Serif" w:hAnsi="Microsoft Sans Serif" w:cs="Microsoft Sans Serif"/>
-                <w:noProof/>
               </w:rPr>
               <w:t>TELEMETRÍA, RECEPCIÓN Y ALMACENAMIENTO DE DATOS PREVIOS AL DESPLIEGUE DE LA SONDA.</w:t>
             </w:r>
             <w:r>
               <w:rPr>
-                <w:rFonts w:cs="Microsoft Sans Serif"/>
-                <w:noProof/>
                 <w:webHidden/>
               </w:rPr>
               <w:tab/>
             </w:r>
             <w:r>
               <w:rPr>
-                <w:rFonts w:cs="Microsoft Sans Serif"/>
-                <w:noProof/>
                 <w:webHidden/>
               </w:rPr>
               <w:fldChar w:fldCharType="begin"/>
             </w:r>
             <w:r>
               <w:rPr>
-                <w:rFonts w:cs="Microsoft Sans Serif"/>
-                <w:noProof/>
                 <w:webHidden/>
               </w:rPr>
-              <w:instrText xml:space="preserve"> PAGEREF _Toc229049278 \h </w:instrText>
+              <w:instrText xml:space="preserve"> PAGEREF _Toc230346485 \h </w:instrText>
             </w:r>
             <w:r>
               <w:rPr>
-                <w:rFonts w:cs="Microsoft Sans Serif"/>
-                <w:noProof/>
                 <w:webHidden/>
               </w:rPr>
             </w:r>
             <w:r>
               <w:rPr>
-                <w:rFonts w:cs="Microsoft Sans Serif"/>
-                <w:noProof/>
                 <w:webHidden/>
               </w:rPr>
               <w:fldChar w:fldCharType="separate"/>
             </w:r>
             <w:r>
               <w:rPr>
-                <w:rFonts w:cs="Microsoft Sans Serif"/>
-                <w:noProof/>
                 <w:webHidden/>
               </w:rPr>
-              <w:t>27</w:t>
+              <w:t>14</w:t>
             </w:r>
             <w:r>
               <w:rPr>
-                <w:rFonts w:cs="Microsoft Sans Serif"/>
-                <w:noProof/>
                 <w:webHidden/>
               </w:rPr>
               <w:fldChar w:fldCharType="end"/>
@@ -2308,32 +2170,30 @@
           <w:pPr>
             <w:pStyle w:val="TDC1"/>
             <w:rPr>
-              <w:rFonts w:eastAsiaTheme="minorEastAsia" w:cs="Microsoft Sans Serif"/>
+              <w:rFonts w:asciiTheme="minorHAnsi" w:eastAsiaTheme="minorEastAsia" w:hAnsiTheme="minorHAnsi" w:cstheme="minorBidi"/>
               <w:b w:val="0"/>
               <w:bCs w:val="0"/>
               <w:iCs w:val="0"/>
-              <w:noProof/>
+              <w:color w:val="auto"/>
               <w:kern w:val="2"/>
               <w:sz w:val="24"/>
               <w14:ligatures w14:val="standardContextual"/>
             </w:rPr>
           </w:pPr>
-          <w:hyperlink w:anchor="_Toc229049279" w:history="1">
+          <w:hyperlink w:anchor="_Toc230346486" w:history="1">
             <w:r>
               <w:rPr>
                 <w:rStyle w:val="Hipervnculo"/>
-                <w:rFonts w:ascii="Microsoft Sans Serif" w:hAnsi="Microsoft Sans Serif" w:cs="Microsoft Sans Serif"/>
-                <w:noProof/>
               </w:rPr>
               <w:t>8.</w:t>
             </w:r>
             <w:r>
               <w:rPr>
-                <w:rFonts w:eastAsiaTheme="minorEastAsia" w:cs="Microsoft Sans Serif"/>
+                <w:rFonts w:asciiTheme="minorHAnsi" w:eastAsiaTheme="minorEastAsia" w:hAnsiTheme="minorHAnsi" w:cstheme="minorBidi"/>
                 <w:b w:val="0"/>
                 <w:bCs w:val="0"/>
                 <w:iCs w:val="0"/>
-                <w:noProof/>
+                <w:color w:val="auto"/>
                 <w:kern w:val="2"/>
                 <w:sz w:val="24"/>
                 <w14:ligatures w14:val="standardContextual"/>
@@ -2343,62 +2203,46 @@
             <w:r>
               <w:rPr>
                 <w:rStyle w:val="Hipervnculo"/>
-                <w:rFonts w:ascii="Microsoft Sans Serif" w:hAnsi="Microsoft Sans Serif" w:cs="Microsoft Sans Serif"/>
-                <w:noProof/>
               </w:rPr>
               <w:t>CONCLUSIONES</w:t>
             </w:r>
             <w:r>
               <w:rPr>
-                <w:rFonts w:cs="Microsoft Sans Serif"/>
-                <w:noProof/>
                 <w:webHidden/>
               </w:rPr>
               <w:tab/>
             </w:r>
             <w:r>
               <w:rPr>
-                <w:rFonts w:cs="Microsoft Sans Serif"/>
-                <w:noProof/>
                 <w:webHidden/>
               </w:rPr>
               <w:fldChar w:fldCharType="begin"/>
             </w:r>
             <w:r>
               <w:rPr>
-                <w:rFonts w:cs="Microsoft Sans Serif"/>
-                <w:noProof/>
                 <w:webHidden/>
               </w:rPr>
-              <w:instrText xml:space="preserve"> PAGEREF _Toc229049279 \h </w:instrText>
+              <w:instrText xml:space="preserve"> PAGEREF _Toc230346486 \h </w:instrText>
             </w:r>
             <w:r>
               <w:rPr>
-                <w:rFonts w:cs="Microsoft Sans Serif"/>
-                <w:noProof/>
                 <w:webHidden/>
               </w:rPr>
             </w:r>
             <w:r>
               <w:rPr>
-                <w:rFonts w:cs="Microsoft Sans Serif"/>
-                <w:noProof/>
                 <w:webHidden/>
               </w:rPr>
               <w:fldChar w:fldCharType="separate"/>
             </w:r>
             <w:r>
               <w:rPr>
-                <w:rFonts w:cs="Microsoft Sans Serif"/>
-                <w:noProof/>
                 <w:webHidden/>
               </w:rPr>
-              <w:t>30</w:t>
+              <w:t>16</w:t>
             </w:r>
             <w:r>
               <w:rPr>
-                <w:rFonts w:cs="Microsoft Sans Serif"/>
-                <w:noProof/>
                 <w:webHidden/>
               </w:rPr>
               <w:fldChar w:fldCharType="end"/>
@@ -2409,32 +2253,30 @@
           <w:pPr>
             <w:pStyle w:val="TDC1"/>
             <w:rPr>
-              <w:rFonts w:eastAsiaTheme="minorEastAsia" w:cs="Microsoft Sans Serif"/>
+              <w:rFonts w:asciiTheme="minorHAnsi" w:eastAsiaTheme="minorEastAsia" w:hAnsiTheme="minorHAnsi" w:cstheme="minorBidi"/>
               <w:b w:val="0"/>
               <w:bCs w:val="0"/>
               <w:iCs w:val="0"/>
-              <w:noProof/>
+              <w:color w:val="auto"/>
               <w:kern w:val="2"/>
               <w:sz w:val="24"/>
               <w14:ligatures w14:val="standardContextual"/>
             </w:rPr>
           </w:pPr>
-          <w:hyperlink w:anchor="_Toc229049280" w:history="1">
+          <w:hyperlink w:anchor="_Toc230346487" w:history="1">
             <w:r>
               <w:rPr>
                 <w:rStyle w:val="Hipervnculo"/>
-                <w:rFonts w:ascii="Microsoft Sans Serif" w:hAnsi="Microsoft Sans Serif" w:cs="Microsoft Sans Serif"/>
-                <w:noProof/>
               </w:rPr>
               <w:t>9.</w:t>
             </w:r>
             <w:r>
               <w:rPr>
-                <w:rFonts w:eastAsiaTheme="minorEastAsia" w:cs="Microsoft Sans Serif"/>
+                <w:rFonts w:asciiTheme="minorHAnsi" w:eastAsiaTheme="minorEastAsia" w:hAnsiTheme="minorHAnsi" w:cstheme="minorBidi"/>
                 <w:b w:val="0"/>
                 <w:bCs w:val="0"/>
                 <w:iCs w:val="0"/>
-                <w:noProof/>
+                <w:color w:val="auto"/>
                 <w:kern w:val="2"/>
                 <w:sz w:val="24"/>
                 <w14:ligatures w14:val="standardContextual"/>
@@ -2444,62 +2286,46 @@
             <w:r>
               <w:rPr>
                 <w:rStyle w:val="Hipervnculo"/>
-                <w:rFonts w:ascii="Microsoft Sans Serif" w:hAnsi="Microsoft Sans Serif" w:cs="Microsoft Sans Serif"/>
-                <w:noProof/>
               </w:rPr>
               <w:t>REFERENCIAS</w:t>
             </w:r>
             <w:r>
               <w:rPr>
-                <w:rFonts w:cs="Microsoft Sans Serif"/>
-                <w:noProof/>
                 <w:webHidden/>
               </w:rPr>
               <w:tab/>
             </w:r>
             <w:r>
               <w:rPr>
-                <w:rFonts w:cs="Microsoft Sans Serif"/>
-                <w:noProof/>
                 <w:webHidden/>
               </w:rPr>
               <w:fldChar w:fldCharType="begin"/>
             </w:r>
             <w:r>
               <w:rPr>
-                <w:rFonts w:cs="Microsoft Sans Serif"/>
-                <w:noProof/>
                 <w:webHidden/>
               </w:rPr>
-              <w:instrText xml:space="preserve"> PAGEREF _Toc229049280 \h </w:instrText>
+              <w:instrText xml:space="preserve"> PAGEREF _Toc230346487 \h </w:instrText>
             </w:r>
             <w:r>
               <w:rPr>
-                <w:rFonts w:cs="Microsoft Sans Serif"/>
-                <w:noProof/>
                 <w:webHidden/>
               </w:rPr>
             </w:r>
             <w:r>
               <w:rPr>
-                <w:rFonts w:cs="Microsoft Sans Serif"/>
-                <w:noProof/>
                 <w:webHidden/>
               </w:rPr>
               <w:fldChar w:fldCharType="separate"/>
             </w:r>
             <w:r>
               <w:rPr>
-                <w:rFonts w:cs="Microsoft Sans Serif"/>
-                <w:noProof/>
                 <w:webHidden/>
               </w:rPr>
-              <w:t>31</w:t>
+              <w:t>17</w:t>
             </w:r>
             <w:r>
               <w:rPr>
-                <w:rFonts w:cs="Microsoft Sans Serif"/>
-                <w:noProof/>
                 <w:webHidden/>
               </w:rPr>
               <w:fldChar w:fldCharType="end"/>
@@ -2510,32 +2336,30 @@
           <w:pPr>
             <w:pStyle w:val="TDC1"/>
             <w:rPr>
-              <w:rFonts w:eastAsiaTheme="minorEastAsia" w:cs="Microsoft Sans Serif"/>
+              <w:rFonts w:asciiTheme="minorHAnsi" w:eastAsiaTheme="minorEastAsia" w:hAnsiTheme="minorHAnsi" w:cstheme="minorBidi"/>
               <w:b w:val="0"/>
               <w:bCs w:val="0"/>
               <w:iCs w:val="0"/>
-              <w:noProof/>
+              <w:color w:val="auto"/>
               <w:kern w:val="2"/>
               <w:sz w:val="24"/>
               <w14:ligatures w14:val="standardContextual"/>
             </w:rPr>
           </w:pPr>
-          <w:hyperlink w:anchor="_Toc229049281" w:history="1">
+          <w:hyperlink w:anchor="_Toc230346488" w:history="1">
             <w:r>
               <w:rPr>
                 <w:rStyle w:val="Hipervnculo"/>
-                <w:rFonts w:ascii="Microsoft Sans Serif" w:hAnsi="Microsoft Sans Serif" w:cs="Microsoft Sans Serif"/>
-                <w:noProof/>
               </w:rPr>
               <w:t>10.</w:t>
             </w:r>
             <w:r>
               <w:rPr>
-                <w:rFonts w:eastAsiaTheme="minorEastAsia" w:cs="Microsoft Sans Serif"/>
+                <w:rFonts w:asciiTheme="minorHAnsi" w:eastAsiaTheme="minorEastAsia" w:hAnsiTheme="minorHAnsi" w:cstheme="minorBidi"/>
                 <w:b w:val="0"/>
                 <w:bCs w:val="0"/>
                 <w:iCs w:val="0"/>
-                <w:noProof/>
+                <w:color w:val="auto"/>
                 <w:kern w:val="2"/>
                 <w:sz w:val="24"/>
                 <w14:ligatures w14:val="standardContextual"/>
@@ -2545,62 +2369,46 @@
             <w:r>
               <w:rPr>
                 <w:rStyle w:val="Hipervnculo"/>
-                <w:rFonts w:ascii="Microsoft Sans Serif" w:hAnsi="Microsoft Sans Serif" w:cs="Microsoft Sans Serif"/>
-                <w:noProof/>
               </w:rPr>
               <w:t>ANEXO 1: PRUEBAS DE FUNCIONAMIENTO PREVIAS AL DESPLIEGUE</w:t>
             </w:r>
             <w:r>
               <w:rPr>
-                <w:rFonts w:cs="Microsoft Sans Serif"/>
-                <w:noProof/>
                 <w:webHidden/>
               </w:rPr>
               <w:tab/>
             </w:r>
             <w:r>
               <w:rPr>
-                <w:rFonts w:cs="Microsoft Sans Serif"/>
-                <w:noProof/>
                 <w:webHidden/>
               </w:rPr>
               <w:fldChar w:fldCharType="begin"/>
             </w:r>
             <w:r>
               <w:rPr>
-                <w:rFonts w:cs="Microsoft Sans Serif"/>
-                <w:noProof/>
                 <w:webHidden/>
               </w:rPr>
-              <w:instrText xml:space="preserve"> PAGEREF _Toc229049281 \h </w:instrText>
+              <w:instrText xml:space="preserve"> PAGEREF _Toc230346488 \h </w:instrText>
             </w:r>
             <w:r>
               <w:rPr>
-                <w:rFonts w:cs="Microsoft Sans Serif"/>
-                <w:noProof/>
                 <w:webHidden/>
               </w:rPr>
             </w:r>
             <w:r>
               <w:rPr>
-                <w:rFonts w:cs="Microsoft Sans Serif"/>
-                <w:noProof/>
                 <w:webHidden/>
               </w:rPr>
               <w:fldChar w:fldCharType="separate"/>
             </w:r>
             <w:r>
               <w:rPr>
-                <w:rFonts w:cs="Microsoft Sans Serif"/>
-                <w:noProof/>
                 <w:webHidden/>
               </w:rPr>
-              <w:t>32</w:t>
+              <w:t>18</w:t>
             </w:r>
             <w:r>
               <w:rPr>
-                <w:rFonts w:cs="Microsoft Sans Serif"/>
-                <w:noProof/>
                 <w:webHidden/>
               </w:rPr>
               <w:fldChar w:fldCharType="end"/>
@@ -2611,32 +2419,30 @@
           <w:pPr>
             <w:pStyle w:val="TDC1"/>
             <w:rPr>
-              <w:rFonts w:eastAsiaTheme="minorEastAsia" w:cs="Microsoft Sans Serif"/>
+              <w:rFonts w:asciiTheme="minorHAnsi" w:eastAsiaTheme="minorEastAsia" w:hAnsiTheme="minorHAnsi" w:cstheme="minorBidi"/>
               <w:b w:val="0"/>
               <w:bCs w:val="0"/>
               <w:iCs w:val="0"/>
-              <w:noProof/>
+              <w:color w:val="auto"/>
               <w:kern w:val="2"/>
               <w:sz w:val="24"/>
               <w14:ligatures w14:val="standardContextual"/>
             </w:rPr>
           </w:pPr>
-          <w:hyperlink w:anchor="_Toc229049282" w:history="1">
+          <w:hyperlink w:anchor="_Toc230346489" w:history="1">
             <w:r>
               <w:rPr>
                 <w:rStyle w:val="Hipervnculo"/>
-                <w:rFonts w:ascii="Microsoft Sans Serif" w:hAnsi="Microsoft Sans Serif" w:cs="Microsoft Sans Serif"/>
-                <w:noProof/>
               </w:rPr>
               <w:t>11.</w:t>
             </w:r>
             <w:r>
               <w:rPr>
-                <w:rFonts w:eastAsiaTheme="minorEastAsia" w:cs="Microsoft Sans Serif"/>
+                <w:rFonts w:asciiTheme="minorHAnsi" w:eastAsiaTheme="minorEastAsia" w:hAnsiTheme="minorHAnsi" w:cstheme="minorBidi"/>
                 <w:b w:val="0"/>
                 <w:bCs w:val="0"/>
                 <w:iCs w:val="0"/>
-                <w:noProof/>
+                <w:color w:val="auto"/>
                 <w:kern w:val="2"/>
                 <w:sz w:val="24"/>
                 <w14:ligatures w14:val="standardContextual"/>
@@ -2646,62 +2452,46 @@
             <w:r>
               <w:rPr>
                 <w:rStyle w:val="Hipervnculo"/>
-                <w:rFonts w:ascii="Microsoft Sans Serif" w:hAnsi="Microsoft Sans Serif" w:cs="Microsoft Sans Serif"/>
-                <w:noProof/>
               </w:rPr>
               <w:t>ANEXO 2: PRUEBAS DE TRANSMISIÓN PREVIAS AL DESPLIEGUE</w:t>
             </w:r>
             <w:r>
               <w:rPr>
-                <w:rFonts w:cs="Microsoft Sans Serif"/>
-                <w:noProof/>
                 <w:webHidden/>
               </w:rPr>
               <w:tab/>
             </w:r>
             <w:r>
               <w:rPr>
-                <w:rFonts w:cs="Microsoft Sans Serif"/>
-                <w:noProof/>
                 <w:webHidden/>
               </w:rPr>
               <w:fldChar w:fldCharType="begin"/>
             </w:r>
             <w:r>
               <w:rPr>
-                <w:rFonts w:cs="Microsoft Sans Serif"/>
-                <w:noProof/>
                 <w:webHidden/>
               </w:rPr>
-              <w:instrText xml:space="preserve"> PAGEREF _Toc229049282 \h </w:instrText>
+              <w:instrText xml:space="preserve"> PAGEREF _Toc230346489 \h </w:instrText>
             </w:r>
             <w:r>
               <w:rPr>
-                <w:rFonts w:cs="Microsoft Sans Serif"/>
-                <w:noProof/>
                 <w:webHidden/>
               </w:rPr>
             </w:r>
             <w:r>
               <w:rPr>
-                <w:rFonts w:cs="Microsoft Sans Serif"/>
-                <w:noProof/>
                 <w:webHidden/>
               </w:rPr>
               <w:fldChar w:fldCharType="separate"/>
             </w:r>
             <w:r>
               <w:rPr>
-                <w:rFonts w:cs="Microsoft Sans Serif"/>
-                <w:noProof/>
                 <w:webHidden/>
               </w:rPr>
-              <w:t>53</w:t>
+              <w:t>19</w:t>
             </w:r>
             <w:r>
               <w:rPr>
-                <w:rFonts w:cs="Microsoft Sans Serif"/>
-                <w:noProof/>
                 <w:webHidden/>
               </w:rPr>
               <w:fldChar w:fldCharType="end"/>
@@ -2712,32 +2502,30 @@
           <w:pPr>
             <w:pStyle w:val="TDC1"/>
             <w:rPr>
-              <w:rFonts w:eastAsiaTheme="minorEastAsia" w:cs="Microsoft Sans Serif"/>
+              <w:rFonts w:asciiTheme="minorHAnsi" w:eastAsiaTheme="minorEastAsia" w:hAnsiTheme="minorHAnsi" w:cstheme="minorBidi"/>
               <w:b w:val="0"/>
               <w:bCs w:val="0"/>
               <w:iCs w:val="0"/>
-              <w:noProof/>
+              <w:color w:val="auto"/>
               <w:kern w:val="2"/>
               <w:sz w:val="24"/>
               <w14:ligatures w14:val="standardContextual"/>
             </w:rPr>
           </w:pPr>
-          <w:hyperlink w:anchor="_Toc229049283" w:history="1">
+          <w:hyperlink w:anchor="_Toc230346490" w:history="1">
             <w:r>
               <w:rPr>
                 <w:rStyle w:val="Hipervnculo"/>
-                <w:rFonts w:ascii="Microsoft Sans Serif" w:hAnsi="Microsoft Sans Serif" w:cs="Microsoft Sans Serif"/>
-                <w:noProof/>
               </w:rPr>
               <w:t>12.</w:t>
             </w:r>
             <w:r>
               <w:rPr>
-                <w:rFonts w:eastAsiaTheme="minorEastAsia" w:cs="Microsoft Sans Serif"/>
+                <w:rFonts w:asciiTheme="minorHAnsi" w:eastAsiaTheme="minorEastAsia" w:hAnsiTheme="minorHAnsi" w:cstheme="minorBidi"/>
                 <w:b w:val="0"/>
                 <w:bCs w:val="0"/>
                 <w:iCs w:val="0"/>
-                <w:noProof/>
+                <w:color w:val="auto"/>
                 <w:kern w:val="2"/>
                 <w:sz w:val="24"/>
                 <w14:ligatures w14:val="standardContextual"/>
@@ -2747,62 +2535,46 @@
             <w:r>
               <w:rPr>
                 <w:rStyle w:val="Hipervnculo"/>
-                <w:rFonts w:ascii="Microsoft Sans Serif" w:hAnsi="Microsoft Sans Serif" w:cs="Microsoft Sans Serif"/>
-                <w:noProof/>
               </w:rPr>
               <w:t>ANEXO 3: PLAN DE CRUCERO</w:t>
             </w:r>
             <w:r>
               <w:rPr>
-                <w:rFonts w:cs="Microsoft Sans Serif"/>
-                <w:noProof/>
                 <w:webHidden/>
               </w:rPr>
               <w:tab/>
             </w:r>
             <w:r>
               <w:rPr>
-                <w:rFonts w:cs="Microsoft Sans Serif"/>
-                <w:noProof/>
                 <w:webHidden/>
               </w:rPr>
               <w:fldChar w:fldCharType="begin"/>
             </w:r>
             <w:r>
               <w:rPr>
-                <w:rFonts w:cs="Microsoft Sans Serif"/>
-                <w:noProof/>
                 <w:webHidden/>
               </w:rPr>
-              <w:instrText xml:space="preserve"> PAGEREF _Toc229049283 \h </w:instrText>
+              <w:instrText xml:space="preserve"> PAGEREF _Toc230346490 \h </w:instrText>
             </w:r>
             <w:r>
               <w:rPr>
-                <w:rFonts w:cs="Microsoft Sans Serif"/>
-                <w:noProof/>
                 <w:webHidden/>
               </w:rPr>
             </w:r>
             <w:r>
               <w:rPr>
-                <w:rFonts w:cs="Microsoft Sans Serif"/>
-                <w:noProof/>
                 <w:webHidden/>
               </w:rPr>
               <w:fldChar w:fldCharType="separate"/>
             </w:r>
             <w:r>
               <w:rPr>
-                <w:rFonts w:cs="Microsoft Sans Serif"/>
-                <w:noProof/>
                 <w:webHidden/>
               </w:rPr>
-              <w:t>57</w:t>
+              <w:t>20</w:t>
             </w:r>
             <w:r>
               <w:rPr>
-                <w:rFonts w:cs="Microsoft Sans Serif"/>
-                <w:noProof/>
                 <w:webHidden/>
               </w:rPr>
               <w:fldChar w:fldCharType="end"/>
@@ -2813,32 +2585,30 @@
           <w:pPr>
             <w:pStyle w:val="TDC1"/>
             <w:rPr>
-              <w:rFonts w:eastAsiaTheme="minorEastAsia" w:cs="Microsoft Sans Serif"/>
+              <w:rFonts w:asciiTheme="minorHAnsi" w:eastAsiaTheme="minorEastAsia" w:hAnsiTheme="minorHAnsi" w:cstheme="minorBidi"/>
               <w:b w:val="0"/>
               <w:bCs w:val="0"/>
               <w:iCs w:val="0"/>
-              <w:noProof/>
+              <w:color w:val="auto"/>
               <w:kern w:val="2"/>
               <w:sz w:val="24"/>
               <w14:ligatures w14:val="standardContextual"/>
             </w:rPr>
           </w:pPr>
-          <w:hyperlink w:anchor="_Toc229049284" w:history="1">
+          <w:hyperlink w:anchor="_Toc230346491" w:history="1">
             <w:r>
               <w:rPr>
                 <w:rStyle w:val="Hipervnculo"/>
-                <w:rFonts w:ascii="Microsoft Sans Serif" w:hAnsi="Microsoft Sans Serif" w:cs="Microsoft Sans Serif"/>
-                <w:noProof/>
               </w:rPr>
               <w:t>13.</w:t>
             </w:r>
             <w:r>
               <w:rPr>
-                <w:rFonts w:eastAsiaTheme="minorEastAsia" w:cs="Microsoft Sans Serif"/>
+                <w:rFonts w:asciiTheme="minorHAnsi" w:eastAsiaTheme="minorEastAsia" w:hAnsiTheme="minorHAnsi" w:cstheme="minorBidi"/>
                 <w:b w:val="0"/>
                 <w:bCs w:val="0"/>
                 <w:iCs w:val="0"/>
-                <w:noProof/>
+                <w:color w:val="auto"/>
                 <w:kern w:val="2"/>
                 <w:sz w:val="24"/>
                 <w14:ligatures w14:val="standardContextual"/>
@@ -2848,62 +2618,46 @@
             <w:r>
               <w:rPr>
                 <w:rStyle w:val="Hipervnculo"/>
-                <w:rFonts w:ascii="Microsoft Sans Serif" w:hAnsi="Microsoft Sans Serif" w:cs="Microsoft Sans Serif"/>
-                <w:noProof/>
               </w:rPr>
               <w:t>ANEXO 4: ANEXO FOTOGRÁFICO</w:t>
             </w:r>
             <w:r>
               <w:rPr>
-                <w:rFonts w:cs="Microsoft Sans Serif"/>
-                <w:noProof/>
                 <w:webHidden/>
               </w:rPr>
               <w:tab/>
             </w:r>
             <w:r>
               <w:rPr>
-                <w:rFonts w:cs="Microsoft Sans Serif"/>
-                <w:noProof/>
                 <w:webHidden/>
               </w:rPr>
               <w:fldChar w:fldCharType="begin"/>
             </w:r>
             <w:r>
               <w:rPr>
-                <w:rFonts w:cs="Microsoft Sans Serif"/>
-                <w:noProof/>
                 <w:webHidden/>
               </w:rPr>
-              <w:instrText xml:space="preserve"> PAGEREF _Toc229049284 \h </w:instrText>
+              <w:instrText xml:space="preserve"> PAGEREF _Toc230346491 \h </w:instrText>
             </w:r>
             <w:r>
               <w:rPr>
-                <w:rFonts w:cs="Microsoft Sans Serif"/>
-                <w:noProof/>
                 <w:webHidden/>
               </w:rPr>
             </w:r>
             <w:r>
               <w:rPr>
-                <w:rFonts w:cs="Microsoft Sans Serif"/>
-                <w:noProof/>
                 <w:webHidden/>
               </w:rPr>
               <w:fldChar w:fldCharType="separate"/>
             </w:r>
             <w:r>
               <w:rPr>
-                <w:rFonts w:cs="Microsoft Sans Serif"/>
-                <w:noProof/>
                 <w:webHidden/>
               </w:rPr>
-              <w:t>65</w:t>
+              <w:t>21</w:t>
             </w:r>
             <w:r>
               <w:rPr>
-                <w:rFonts w:cs="Microsoft Sans Serif"/>
-                <w:noProof/>
                 <w:webHidden/>
               </w:rPr>
               <w:fldChar w:fldCharType="end"/>
@@ -2914,14 +2668,12 @@
           <w:pPr>
             <w:pStyle w:val="TDC1"/>
             <w:rPr>
-              <w:rFonts w:cs="Microsoft Sans Serif"/>
               <w:sz w:val="24"/>
             </w:rPr>
           </w:pPr>
           <w:r>
             <w:rPr>
               <w:rStyle w:val="Enlacedelndice"/>
-              <w:rFonts w:cs="Microsoft Sans Serif"/>
               <w:sz w:val="24"/>
             </w:rPr>
             <w:fldChar w:fldCharType="end"/>
@@ -3009,7 +2761,7 @@
         <w:r>
           <w:rPr>
             <w:rStyle w:val="Hipervnculo"/>
-            <w:rFonts w:ascii="Microsoft Sans Serif" w:hAnsi="Microsoft Sans Serif" w:cs="Microsoft Sans Serif"/>
+            <w:rFonts w:cs="Microsoft Sans Serif"/>
             <w:noProof/>
           </w:rPr>
           <w:t>Figura 1. Esfera de flotación durante el sellado.</w:t>
@@ -3080,7 +2832,7 @@
         <w:r>
           <w:rPr>
             <w:rStyle w:val="Hipervnculo"/>
-            <w:rFonts w:ascii="Microsoft Sans Serif" w:hAnsi="Microsoft Sans Serif" w:cs="Microsoft Sans Serif"/>
+            <w:rFonts w:cs="Microsoft Sans Serif"/>
             <w:noProof/>
           </w:rPr>
           <w:t>Figura 2. Draga de arrastre durante las pruebas de funcionamiento.</w:t>
@@ -3151,7 +2903,7 @@
         <w:r>
           <w:rPr>
             <w:rStyle w:val="Hipervnculo"/>
-            <w:rFonts w:ascii="Microsoft Sans Serif" w:hAnsi="Microsoft Sans Serif" w:cs="Microsoft Sans Serif"/>
+            <w:rFonts w:cs="Microsoft Sans Serif"/>
             <w:noProof/>
           </w:rPr>
           <w:t>Figura 3. Tarjeta madre con microcontrolador de 32 bits.</w:t>
@@ -3222,7 +2974,7 @@
         <w:r>
           <w:rPr>
             <w:rStyle w:val="Hipervnculo"/>
-            <w:rFonts w:ascii="Microsoft Sans Serif" w:hAnsi="Microsoft Sans Serif" w:cs="Microsoft Sans Serif"/>
+            <w:rFonts w:cs="Microsoft Sans Serif"/>
             <w:noProof/>
           </w:rPr>
           <w:t>Figura 4. Panel solar de la sonda oceanográfica, equipo de telemetría satelital y GPS.</w:t>
@@ -3293,7 +3045,7 @@
         <w:r>
           <w:rPr>
             <w:rStyle w:val="Hipervnculo"/>
-            <w:rFonts w:ascii="Microsoft Sans Serif" w:hAnsi="Microsoft Sans Serif" w:cs="Microsoft Sans Serif"/>
+            <w:rFonts w:cs="Microsoft Sans Serif"/>
             <w:noProof/>
           </w:rPr>
           <w:t>Figura 5. Interior de la boya rellena de poliuretano después de colocar los instrumentos.</w:t>
@@ -3364,7 +3116,7 @@
         <w:r>
           <w:rPr>
             <w:rStyle w:val="Hipervnculo"/>
-            <w:rFonts w:ascii="Microsoft Sans Serif" w:hAnsi="Microsoft Sans Serif" w:cs="Microsoft Sans Serif"/>
+            <w:rFonts w:cs="Microsoft Sans Serif"/>
             <w:noProof/>
           </w:rPr>
           <w:t>Figura 6. Módulo de posicionamiento GPS listo.</w:t>
@@ -3435,7 +3187,7 @@
         <w:r>
           <w:rPr>
             <w:rStyle w:val="Hipervnculo"/>
-            <w:rFonts w:ascii="Microsoft Sans Serif" w:hAnsi="Microsoft Sans Serif" w:cs="Microsoft Sans Serif"/>
+            <w:rFonts w:cs="Microsoft Sans Serif"/>
             <w:noProof/>
           </w:rPr>
           <w:t>Figura 7. Proceso de sellado de la boya, limpieza de la orilla antes de aplicar el pegamento que une el domo con la base.</w:t>
@@ -3506,7 +3258,7 @@
         <w:r>
           <w:rPr>
             <w:rStyle w:val="Hipervnculo"/>
-            <w:rFonts w:ascii="Microsoft Sans Serif" w:hAnsi="Microsoft Sans Serif" w:cs="Microsoft Sans Serif"/>
+            <w:rFonts w:cs="Microsoft Sans Serif"/>
             <w:noProof/>
           </w:rPr>
           <w:t>Figura 8. Localizaciones de despliegue de las sondas durante el ASM-193.</w:t>
@@ -3577,7 +3329,7 @@
         <w:r>
           <w:rPr>
             <w:rStyle w:val="Hipervnculo"/>
-            <w:rFonts w:ascii="Microsoft Sans Serif" w:hAnsi="Microsoft Sans Serif" w:cs="Microsoft Sans Serif"/>
+            <w:rFonts w:cs="Microsoft Sans Serif"/>
             <w:noProof/>
           </w:rPr>
           <w:t>Figura 9. Localizaciones de despliegue de las sondas durante el ASM-196.</w:t>
@@ -3648,7 +3400,7 @@
         <w:r>
           <w:rPr>
             <w:rStyle w:val="Hipervnculo"/>
-            <w:rFonts w:ascii="Microsoft Sans Serif" w:hAnsi="Microsoft Sans Serif" w:cs="Microsoft Sans Serif"/>
+            <w:rFonts w:cs="Microsoft Sans Serif"/>
             <w:noProof/>
           </w:rPr>
           <w:t>Figura 10. Sondas oceanográficas en tierra antes de ser transportadas para su despliegue.</w:t>
@@ -3719,7 +3471,7 @@
         <w:r>
           <w:rPr>
             <w:rStyle w:val="Hipervnculo"/>
-            <w:rFonts w:ascii="Microsoft Sans Serif" w:hAnsi="Microsoft Sans Serif" w:cs="Microsoft Sans Serif"/>
+            <w:rFonts w:cs="Microsoft Sans Serif"/>
             <w:noProof/>
           </w:rPr>
           <w:t>Figura 11. Preparación de las sondas en la embarcación antes del despliegue de la primera sonda oceanográfica.</w:t>
@@ -3790,7 +3542,7 @@
         <w:r>
           <w:rPr>
             <w:rStyle w:val="Hipervnculo"/>
-            <w:rFonts w:ascii="Microsoft Sans Serif" w:hAnsi="Microsoft Sans Serif" w:cs="Microsoft Sans Serif"/>
+            <w:rFonts w:cs="Microsoft Sans Serif"/>
             <w:noProof/>
           </w:rPr>
           <w:t>Figura 12. Inicio del despliegue de una sonda en las coordenadas indicadas por PEMEX.</w:t>
@@ -3861,7 +3613,7 @@
         <w:r>
           <w:rPr>
             <w:rStyle w:val="Hipervnculo"/>
-            <w:rFonts w:ascii="Microsoft Sans Serif" w:hAnsi="Microsoft Sans Serif" w:cs="Microsoft Sans Serif"/>
+            <w:rFonts w:cs="Microsoft Sans Serif"/>
             <w:noProof/>
           </w:rPr>
           <w:t>Figura 13. Inicio del despliegue de una sonda (draga de arrastre) en las coordenadas indicadas por PEMEX.</w:t>
@@ -3932,7 +3684,7 @@
         <w:r>
           <w:rPr>
             <w:rStyle w:val="Hipervnculo"/>
-            <w:rFonts w:ascii="Microsoft Sans Serif" w:hAnsi="Microsoft Sans Serif" w:cs="Microsoft Sans Serif"/>
+            <w:rFonts w:cs="Microsoft Sans Serif"/>
             <w:noProof/>
           </w:rPr>
           <w:t>Figura 14. Pruebas de conexión bluetooth antes de liberada.</w:t>
@@ -4003,7 +3755,7 @@
         <w:r>
           <w:rPr>
             <w:rStyle w:val="Hipervnculo"/>
-            <w:rFonts w:ascii="Microsoft Sans Serif" w:hAnsi="Microsoft Sans Serif" w:cs="Microsoft Sans Serif"/>
+            <w:rFonts w:cs="Microsoft Sans Serif"/>
             <w:noProof/>
           </w:rPr>
           <w:t>Figura 15. Despliegue de sonda oceanográfica en el primer punto.</w:t>
@@ -4074,7 +3826,7 @@
         <w:r>
           <w:rPr>
             <w:rStyle w:val="Hipervnculo"/>
-            <w:rFonts w:ascii="Microsoft Sans Serif" w:hAnsi="Microsoft Sans Serif" w:cs="Microsoft Sans Serif"/>
+            <w:rFonts w:cs="Microsoft Sans Serif"/>
             <w:noProof/>
           </w:rPr>
           <w:t>Figura 16. Despliegue de sonda oceanográfica en el último punto.</w:t>
@@ -4145,7 +3897,7 @@
         <w:r>
           <w:rPr>
             <w:rStyle w:val="Hipervnculo"/>
-            <w:rFonts w:ascii="Microsoft Sans Serif" w:hAnsi="Microsoft Sans Serif" w:cs="Microsoft Sans Serif"/>
+            <w:rFonts w:cs="Microsoft Sans Serif"/>
             <w:noProof/>
           </w:rPr>
           <w:t>Figura 17. Despliegue de sonda oceanográfica 9878221.</w:t>
@@ -4216,7 +3968,7 @@
         <w:r>
           <w:rPr>
             <w:rStyle w:val="Hipervnculo"/>
-            <w:rFonts w:ascii="Microsoft Sans Serif" w:hAnsi="Microsoft Sans Serif" w:cs="Microsoft Sans Serif"/>
+            <w:rFonts w:cs="Microsoft Sans Serif"/>
             <w:noProof/>
           </w:rPr>
           <w:t>Figura 18. Despliegue de sonda oceanográfica 9878504.</w:t>
@@ -4287,7 +4039,7 @@
         <w:r>
           <w:rPr>
             <w:rStyle w:val="Hipervnculo"/>
-            <w:rFonts w:ascii="Microsoft Sans Serif" w:hAnsi="Microsoft Sans Serif" w:cs="Microsoft Sans Serif"/>
+            <w:rFonts w:cs="Microsoft Sans Serif"/>
             <w:noProof/>
           </w:rPr>
           <w:t>Figura 19. Despliegue de sonda oceanográfica 9878225.</w:t>
@@ -4358,7 +4110,7 @@
         <w:r>
           <w:rPr>
             <w:rStyle w:val="Hipervnculo"/>
-            <w:rFonts w:ascii="Microsoft Sans Serif" w:hAnsi="Microsoft Sans Serif" w:cs="Microsoft Sans Serif"/>
+            <w:rFonts w:cs="Microsoft Sans Serif"/>
             <w:bCs/>
             <w:iCs/>
             <w:noProof/>
@@ -4368,7 +4120,7 @@
         <w:r>
           <w:rPr>
             <w:rStyle w:val="Hipervnculo"/>
-            <w:rFonts w:ascii="Microsoft Sans Serif" w:hAnsi="Microsoft Sans Serif" w:cs="Microsoft Sans Serif"/>
+            <w:rFonts w:cs="Microsoft Sans Serif"/>
             <w:noProof/>
           </w:rPr>
           <w:t>.</w:t>
@@ -4439,7 +4191,7 @@
         <w:r>
           <w:rPr>
             <w:rStyle w:val="Hipervnculo"/>
-            <w:rFonts w:ascii="Microsoft Sans Serif" w:hAnsi="Microsoft Sans Serif" w:cs="Microsoft Sans Serif"/>
+            <w:rFonts w:cs="Microsoft Sans Serif"/>
             <w:bCs/>
             <w:iCs/>
             <w:noProof/>
@@ -4449,7 +4201,7 @@
         <w:r>
           <w:rPr>
             <w:rStyle w:val="Hipervnculo"/>
-            <w:rFonts w:ascii="Microsoft Sans Serif" w:hAnsi="Microsoft Sans Serif" w:cs="Microsoft Sans Serif"/>
+            <w:rFonts w:cs="Microsoft Sans Serif"/>
             <w:noProof/>
           </w:rPr>
           <w:t>.</w:t>
@@ -4520,7 +4272,7 @@
         <w:r>
           <w:rPr>
             <w:rStyle w:val="Hipervnculo"/>
-            <w:rFonts w:ascii="Microsoft Sans Serif" w:hAnsi="Microsoft Sans Serif" w:cs="Microsoft Sans Serif"/>
+            <w:rFonts w:cs="Microsoft Sans Serif"/>
             <w:bCs/>
             <w:iCs/>
             <w:noProof/>
@@ -4593,7 +4345,7 @@
         <w:r>
           <w:rPr>
             <w:rStyle w:val="Hipervnculo"/>
-            <w:rFonts w:ascii="Microsoft Sans Serif" w:hAnsi="Microsoft Sans Serif" w:cs="Microsoft Sans Serif"/>
+            <w:rFonts w:cs="Microsoft Sans Serif"/>
             <w:bCs/>
             <w:iCs/>
             <w:noProof/>
@@ -4603,7 +4355,7 @@
         <w:r>
           <w:rPr>
             <w:rStyle w:val="Hipervnculo"/>
-            <w:rFonts w:ascii="Microsoft Sans Serif" w:hAnsi="Microsoft Sans Serif" w:cs="Microsoft Sans Serif"/>
+            <w:rFonts w:cs="Microsoft Sans Serif"/>
             <w:noProof/>
           </w:rPr>
           <w:t>.</w:t>
@@ -4674,7 +4426,7 @@
         <w:r>
           <w:rPr>
             <w:rStyle w:val="Hipervnculo"/>
-            <w:rFonts w:ascii="Microsoft Sans Serif" w:hAnsi="Microsoft Sans Serif" w:cs="Microsoft Sans Serif"/>
+            <w:rFonts w:cs="Microsoft Sans Serif"/>
             <w:noProof/>
           </w:rPr>
           <w:t>Figura 24. Datos transmitidos del estado de las baterías durante las 24 horas de las pruebas de funcionamiento.</w:t>
@@ -4745,7 +4497,7 @@
         <w:r>
           <w:rPr>
             <w:rStyle w:val="Hipervnculo"/>
-            <w:rFonts w:ascii="Microsoft Sans Serif" w:hAnsi="Microsoft Sans Serif" w:cs="Microsoft Sans Serif"/>
+            <w:rFonts w:cs="Microsoft Sans Serif"/>
             <w:noProof/>
           </w:rPr>
           <w:t>Figura 25. Datos transmitidos del estado de las baterías durante las 24 horas de las pruebas de funcionamiento.</w:t>
@@ -4816,7 +4568,7 @@
         <w:r>
           <w:rPr>
             <w:rStyle w:val="Hipervnculo"/>
-            <w:rFonts w:ascii="Microsoft Sans Serif" w:hAnsi="Microsoft Sans Serif" w:cs="Microsoft Sans Serif"/>
+            <w:rFonts w:cs="Microsoft Sans Serif"/>
             <w:noProof/>
           </w:rPr>
           <w:t xml:space="preserve">Figura 26. Mapa con la información de las primeras 24 horas de transmisión de la boya </w:t>
@@ -4824,7 +4576,7 @@
         <w:r>
           <w:rPr>
             <w:rStyle w:val="Hipervnculo"/>
-            <w:rFonts w:ascii="Microsoft Sans Serif" w:hAnsi="Microsoft Sans Serif" w:cs="Microsoft Sans Serif"/>
+            <w:rFonts w:cs="Microsoft Sans Serif"/>
             <w:noProof/>
             <w:lang w:val="es-ES"/>
           </w:rPr>
@@ -4833,7 +4585,7 @@
         <w:r>
           <w:rPr>
             <w:rStyle w:val="Hipervnculo"/>
-            <w:rFonts w:ascii="Microsoft Sans Serif" w:hAnsi="Microsoft Sans Serif" w:cs="Microsoft Sans Serif"/>
+            <w:rFonts w:cs="Microsoft Sans Serif"/>
             <w:noProof/>
           </w:rPr>
           <w:t>.</w:t>
@@ -4904,7 +4656,7 @@
         <w:r>
           <w:rPr>
             <w:rStyle w:val="Hipervnculo"/>
-            <w:rFonts w:ascii="Microsoft Sans Serif" w:hAnsi="Microsoft Sans Serif" w:cs="Microsoft Sans Serif"/>
+            <w:rFonts w:cs="Microsoft Sans Serif"/>
             <w:noProof/>
           </w:rPr>
           <w:t>Figura 33. Datos enviados durante las pruebas de laboratorio para la sonda 9878221.</w:t>
@@ -4975,7 +4727,7 @@
         <w:r>
           <w:rPr>
             <w:rStyle w:val="Hipervnculo"/>
-            <w:rFonts w:ascii="Microsoft Sans Serif" w:hAnsi="Microsoft Sans Serif" w:cs="Microsoft Sans Serif"/>
+            <w:rFonts w:cs="Microsoft Sans Serif"/>
             <w:noProof/>
           </w:rPr>
           <w:t>Figura 34. Datos enviados durante las pruebas de laboratorio para la sonda 9878504.</w:t>
@@ -5046,7 +4798,7 @@
         <w:r>
           <w:rPr>
             <w:rStyle w:val="Hipervnculo"/>
-            <w:rFonts w:ascii="Microsoft Sans Serif" w:hAnsi="Microsoft Sans Serif" w:cs="Microsoft Sans Serif"/>
+            <w:rFonts w:cs="Microsoft Sans Serif"/>
             <w:noProof/>
           </w:rPr>
           <w:t>Figura 35. Datos enviados durante las pruebas de laboratorio para la sonda 9878225.</w:t>
@@ -5117,7 +4869,7 @@
         <w:r>
           <w:rPr>
             <w:rStyle w:val="Hipervnculo"/>
-            <w:rFonts w:ascii="Microsoft Sans Serif" w:hAnsi="Microsoft Sans Serif" w:cs="Microsoft Sans Serif"/>
+            <w:rFonts w:cs="Microsoft Sans Serif"/>
             <w:noProof/>
           </w:rPr>
           <w:t>Figura 36. Datos enviados durante las pruebas de laboratorio para la sonda 9876178.</w:t>
@@ -5188,7 +4940,7 @@
         <w:r>
           <w:rPr>
             <w:rStyle w:val="Hipervnculo"/>
-            <w:rFonts w:ascii="Microsoft Sans Serif" w:hAnsi="Microsoft Sans Serif" w:cs="Microsoft Sans Serif"/>
+            <w:rFonts w:cs="Microsoft Sans Serif"/>
             <w:noProof/>
           </w:rPr>
           <w:t>Figura 37. Datos enviados durante las pruebas de laboratorio para la sonda 9878203.</w:t>
@@ -5259,7 +5011,7 @@
         <w:r>
           <w:rPr>
             <w:rStyle w:val="Hipervnculo"/>
-            <w:rFonts w:ascii="Microsoft Sans Serif" w:hAnsi="Microsoft Sans Serif" w:cs="Microsoft Sans Serif"/>
+            <w:rFonts w:cs="Microsoft Sans Serif"/>
             <w:noProof/>
           </w:rPr>
           <w:t>Figura 38. Datos enviados durante las pruebas de laboratorio para la sonda 4878505.</w:t>
@@ -5330,7 +5082,7 @@
         <w:r>
           <w:rPr>
             <w:rStyle w:val="Hipervnculo"/>
-            <w:rFonts w:ascii="Microsoft Sans Serif" w:hAnsi="Microsoft Sans Serif" w:cs="Microsoft Sans Serif"/>
+            <w:rFonts w:cs="Microsoft Sans Serif"/>
             <w:noProof/>
           </w:rPr>
           <w:t>Figura 39. Datos enviados durante las pruebas de laboratorio para la sonda 9878218.</w:t>
@@ -5439,7 +5191,7 @@
       <w:pPr>
         <w:pStyle w:val="Tabladeilustraciones"/>
         <w:rPr>
-          <w:rFonts w:eastAsiaTheme="minorEastAsia" w:cs="Microsoft Sans Serif"/>
+          <w:rFonts w:asciiTheme="minorHAnsi" w:eastAsiaTheme="minorEastAsia" w:hAnsiTheme="minorHAnsi" w:cstheme="minorBidi"/>
           <w:noProof/>
           <w:kern w:val="2"/>
           <w:sz w:val="24"/>
@@ -5466,59 +5218,51 @@
         </w:rPr>
         <w:fldChar w:fldCharType="separate"/>
       </w:r>
-      <w:hyperlink w:anchor="_Toc229049318" w:history="1">
+      <w:hyperlink w:anchor="_Toc230346469" w:history="1">
         <w:r>
           <w:rPr>
             <w:rStyle w:val="Hipervnculo"/>
-            <w:rFonts w:ascii="Microsoft Sans Serif" w:hAnsi="Microsoft Sans Serif" w:cs="Microsoft Sans Serif"/>
             <w:noProof/>
           </w:rPr>
           <w:t>Tabla 1. Información de los parámetros que miden las sondas.</w:t>
         </w:r>
         <w:r>
           <w:rPr>
-            <w:rFonts w:cs="Microsoft Sans Serif"/>
             <w:noProof/>
           </w:rPr>
           <w:tab/>
         </w:r>
         <w:r>
           <w:rPr>
-            <w:rFonts w:cs="Microsoft Sans Serif"/>
             <w:noProof/>
           </w:rPr>
           <w:fldChar w:fldCharType="begin"/>
         </w:r>
         <w:r>
           <w:rPr>
-            <w:rFonts w:cs="Microsoft Sans Serif"/>
-            <w:noProof/>
-          </w:rPr>
-          <w:instrText xml:space="preserve"> PAGEREF _Toc229049318 \h </w:instrText>
-        </w:r>
-        <w:r>
-          <w:rPr>
-            <w:rFonts w:cs="Microsoft Sans Serif"/>
-            <w:noProof/>
-          </w:rPr>
-        </w:r>
-        <w:r>
-          <w:rPr>
-            <w:rFonts w:cs="Microsoft Sans Serif"/>
+            <w:noProof/>
+          </w:rPr>
+          <w:instrText xml:space="preserve"> PAGEREF _Toc230346469 \h </w:instrText>
+        </w:r>
+        <w:r>
+          <w:rPr>
+            <w:noProof/>
+          </w:rPr>
+        </w:r>
+        <w:r>
+          <w:rPr>
             <w:noProof/>
           </w:rPr>
           <w:fldChar w:fldCharType="separate"/>
         </w:r>
         <w:r>
           <w:rPr>
-            <w:rFonts w:cs="Microsoft Sans Serif"/>
-            <w:noProof/>
-          </w:rPr>
-          <w:t>10</w:t>
-        </w:r>
-        <w:r>
-          <w:rPr>
-            <w:rFonts w:cs="Microsoft Sans Serif"/>
+            <w:noProof/>
+          </w:rPr>
+          <w:t>7</w:t>
+        </w:r>
+        <w:r>
+          <w:rPr>
             <w:noProof/>
           </w:rPr>
           <w:fldChar w:fldCharType="end"/>
@@ -5529,7 +5273,7 @@
       <w:pPr>
         <w:pStyle w:val="Tabladeilustraciones"/>
         <w:rPr>
-          <w:rFonts w:eastAsiaTheme="minorEastAsia" w:cs="Microsoft Sans Serif"/>
+          <w:rFonts w:asciiTheme="minorHAnsi" w:eastAsiaTheme="minorEastAsia" w:hAnsiTheme="minorHAnsi" w:cstheme="minorBidi"/>
           <w:noProof/>
           <w:kern w:val="2"/>
           <w:sz w:val="24"/>
@@ -5537,59 +5281,51 @@
           <w14:ligatures w14:val="standardContextual"/>
         </w:rPr>
       </w:pPr>
-      <w:hyperlink w:anchor="_Toc229049319" w:history="1">
+      <w:hyperlink w:anchor="_Toc230346470" w:history="1">
         <w:r>
           <w:rPr>
             <w:rStyle w:val="Hipervnculo"/>
-            <w:rFonts w:ascii="Microsoft Sans Serif" w:hAnsi="Microsoft Sans Serif" w:cs="Microsoft Sans Serif"/>
             <w:noProof/>
           </w:rPr>
           <w:t>Tabla 2. Coordenadas geográficas de despliegue solicitadas por PEMEX para las sondas oceanográficas.</w:t>
         </w:r>
         <w:r>
           <w:rPr>
-            <w:rFonts w:cs="Microsoft Sans Serif"/>
             <w:noProof/>
           </w:rPr>
           <w:tab/>
         </w:r>
         <w:r>
           <w:rPr>
-            <w:rFonts w:cs="Microsoft Sans Serif"/>
             <w:noProof/>
           </w:rPr>
           <w:fldChar w:fldCharType="begin"/>
         </w:r>
         <w:r>
           <w:rPr>
-            <w:rFonts w:cs="Microsoft Sans Serif"/>
-            <w:noProof/>
-          </w:rPr>
-          <w:instrText xml:space="preserve"> PAGEREF _Toc229049319 \h </w:instrText>
-        </w:r>
-        <w:r>
-          <w:rPr>
-            <w:rFonts w:cs="Microsoft Sans Serif"/>
-            <w:noProof/>
-          </w:rPr>
-        </w:r>
-        <w:r>
-          <w:rPr>
-            <w:rFonts w:cs="Microsoft Sans Serif"/>
+            <w:noProof/>
+          </w:rPr>
+          <w:instrText xml:space="preserve"> PAGEREF _Toc230346470 \h </w:instrText>
+        </w:r>
+        <w:r>
+          <w:rPr>
+            <w:noProof/>
+          </w:rPr>
+        </w:r>
+        <w:r>
+          <w:rPr>
             <w:noProof/>
           </w:rPr>
           <w:fldChar w:fldCharType="separate"/>
         </w:r>
         <w:r>
           <w:rPr>
-            <w:rFonts w:cs="Microsoft Sans Serif"/>
-            <w:noProof/>
-          </w:rPr>
-          <w:t>20</w:t>
-        </w:r>
-        <w:r>
-          <w:rPr>
-            <w:rFonts w:cs="Microsoft Sans Serif"/>
+            <w:noProof/>
+          </w:rPr>
+          <w:t>12</w:t>
+        </w:r>
+        <w:r>
+          <w:rPr>
             <w:noProof/>
           </w:rPr>
           <w:fldChar w:fldCharType="end"/>
@@ -5600,7 +5336,7 @@
       <w:pPr>
         <w:pStyle w:val="Tabladeilustraciones"/>
         <w:rPr>
-          <w:rFonts w:eastAsiaTheme="minorEastAsia" w:cs="Microsoft Sans Serif"/>
+          <w:rFonts w:asciiTheme="minorHAnsi" w:eastAsiaTheme="minorEastAsia" w:hAnsiTheme="minorHAnsi" w:cstheme="minorBidi"/>
           <w:noProof/>
           <w:kern w:val="2"/>
           <w:sz w:val="24"/>
@@ -5608,59 +5344,51 @@
           <w14:ligatures w14:val="standardContextual"/>
         </w:rPr>
       </w:pPr>
-      <w:hyperlink w:anchor="_Toc229049320" w:history="1">
+      <w:hyperlink w:anchor="_Toc230346471" w:history="1">
         <w:r>
           <w:rPr>
             <w:rStyle w:val="Hipervnculo"/>
-            <w:rFonts w:ascii="Microsoft Sans Serif" w:hAnsi="Microsoft Sans Serif" w:cs="Microsoft Sans Serif"/>
             <w:noProof/>
           </w:rPr>
           <w:t>Tabla 3. Información geográfica del despliegue de las sondas oceanográficas.</w:t>
         </w:r>
         <w:r>
           <w:rPr>
-            <w:rFonts w:cs="Microsoft Sans Serif"/>
             <w:noProof/>
           </w:rPr>
           <w:tab/>
         </w:r>
         <w:r>
           <w:rPr>
-            <w:rFonts w:cs="Microsoft Sans Serif"/>
             <w:noProof/>
           </w:rPr>
           <w:fldChar w:fldCharType="begin"/>
         </w:r>
         <w:r>
           <w:rPr>
-            <w:rFonts w:cs="Microsoft Sans Serif"/>
-            <w:noProof/>
-          </w:rPr>
-          <w:instrText xml:space="preserve"> PAGEREF _Toc229049320 \h </w:instrText>
-        </w:r>
-        <w:r>
-          <w:rPr>
-            <w:rFonts w:cs="Microsoft Sans Serif"/>
-            <w:noProof/>
-          </w:rPr>
-        </w:r>
-        <w:r>
-          <w:rPr>
-            <w:rFonts w:cs="Microsoft Sans Serif"/>
+            <w:noProof/>
+          </w:rPr>
+          <w:instrText xml:space="preserve"> PAGEREF _Toc230346471 \h </w:instrText>
+        </w:r>
+        <w:r>
+          <w:rPr>
+            <w:noProof/>
+          </w:rPr>
+        </w:r>
+        <w:r>
+          <w:rPr>
             <w:noProof/>
           </w:rPr>
           <w:fldChar w:fldCharType="separate"/>
         </w:r>
         <w:r>
           <w:rPr>
-            <w:rFonts w:cs="Microsoft Sans Serif"/>
-            <w:noProof/>
-          </w:rPr>
-          <w:t>21</w:t>
-        </w:r>
-        <w:r>
-          <w:rPr>
-            <w:rFonts w:cs="Microsoft Sans Serif"/>
+            <w:noProof/>
+          </w:rPr>
+          <w:t>13</w:t>
+        </w:r>
+        <w:r>
+          <w:rPr>
             <w:noProof/>
           </w:rPr>
           <w:fldChar w:fldCharType="end"/>
@@ -5671,7 +5399,7 @@
       <w:pPr>
         <w:pStyle w:val="Tabladeilustraciones"/>
         <w:rPr>
-          <w:rFonts w:eastAsiaTheme="minorEastAsia" w:cs="Microsoft Sans Serif"/>
+          <w:rFonts w:asciiTheme="minorHAnsi" w:eastAsiaTheme="minorEastAsia" w:hAnsiTheme="minorHAnsi" w:cstheme="minorBidi"/>
           <w:noProof/>
           <w:kern w:val="2"/>
           <w:sz w:val="24"/>
@@ -5679,59 +5407,51 @@
           <w14:ligatures w14:val="standardContextual"/>
         </w:rPr>
       </w:pPr>
-      <w:hyperlink w:anchor="_Toc229049321" w:history="1">
+      <w:hyperlink w:anchor="_Toc230346472" w:history="1">
         <w:r>
           <w:rPr>
             <w:rStyle w:val="Hipervnculo"/>
-            <w:rFonts w:ascii="Microsoft Sans Serif" w:hAnsi="Microsoft Sans Serif" w:cs="Microsoft Sans Serif"/>
             <w:noProof/>
           </w:rPr>
           <w:t>Tabla 4. Número de serie de los equipos instalados en las sondas oceanográficas.</w:t>
         </w:r>
         <w:r>
           <w:rPr>
-            <w:rFonts w:cs="Microsoft Sans Serif"/>
             <w:noProof/>
           </w:rPr>
           <w:tab/>
         </w:r>
         <w:r>
           <w:rPr>
-            <w:rFonts w:cs="Microsoft Sans Serif"/>
             <w:noProof/>
           </w:rPr>
           <w:fldChar w:fldCharType="begin"/>
         </w:r>
         <w:r>
           <w:rPr>
-            <w:rFonts w:cs="Microsoft Sans Serif"/>
-            <w:noProof/>
-          </w:rPr>
-          <w:instrText xml:space="preserve"> PAGEREF _Toc229049321 \h </w:instrText>
-        </w:r>
-        <w:r>
-          <w:rPr>
-            <w:rFonts w:cs="Microsoft Sans Serif"/>
-            <w:noProof/>
-          </w:rPr>
-        </w:r>
-        <w:r>
-          <w:rPr>
-            <w:rFonts w:cs="Microsoft Sans Serif"/>
+            <w:noProof/>
+          </w:rPr>
+          <w:instrText xml:space="preserve"> PAGEREF _Toc230346472 \h </w:instrText>
+        </w:r>
+        <w:r>
+          <w:rPr>
+            <w:noProof/>
+          </w:rPr>
+        </w:r>
+        <w:r>
+          <w:rPr>
             <w:noProof/>
           </w:rPr>
           <w:fldChar w:fldCharType="separate"/>
         </w:r>
         <w:r>
           <w:rPr>
-            <w:rFonts w:cs="Microsoft Sans Serif"/>
-            <w:noProof/>
-          </w:rPr>
-          <w:t>21</w:t>
-        </w:r>
-        <w:r>
-          <w:rPr>
-            <w:rFonts w:cs="Microsoft Sans Serif"/>
+            <w:noProof/>
+          </w:rPr>
+          <w:t>13</w:t>
+        </w:r>
+        <w:r>
+          <w:rPr>
             <w:noProof/>
           </w:rPr>
           <w:fldChar w:fldCharType="end"/>
@@ -5777,7 +5497,7 @@
     </w:p>
     <w:p>
       <w:pPr>
-        <w:pStyle w:val="Ttulo1"/>
+        <w:pStyle w:val="Ttulo10"/>
         <w:rPr>
           <w:rStyle w:val="Title1"/>
         </w:rPr>
@@ -5842,7 +5562,7 @@
       <w:bookmarkStart w:id="60" w:name="_Toc418853287"/>
       <w:bookmarkStart w:id="61" w:name="_Toc423450253"/>
       <w:bookmarkStart w:id="62" w:name="_Ref438141022"/>
-      <w:bookmarkStart w:id="63" w:name="_Toc229049271"/>
+      <w:bookmarkStart w:id="63" w:name="_Toc230346478"/>
       <w:r>
         <w:rPr>
           <w:rStyle w:val="Title1"/>
@@ -6137,7 +5857,7 @@
           <w:rStyle w:val="Title1"/>
         </w:rPr>
       </w:pPr>
-      <w:bookmarkStart w:id="64" w:name="_Toc229049272"/>
+      <w:bookmarkStart w:id="64" w:name="_Toc230346479"/>
       <w:r>
         <w:rPr>
           <w:rStyle w:val="Title1"/>
@@ -6907,7 +6627,7 @@
         </w:rPr>
       </w:pPr>
       <w:bookmarkStart w:id="67" w:name="_Ref219903711"/>
-      <w:bookmarkStart w:id="68" w:name="_Toc229049273"/>
+      <w:bookmarkStart w:id="68" w:name="_Toc230346480"/>
       <w:r>
         <w:rPr>
           <w:rStyle w:val="Title1"/>
@@ -8357,7 +8077,7 @@
         <w:jc w:val="center"/>
       </w:pPr>
       <w:bookmarkStart w:id="71" w:name="_Ref220056477"/>
-      <w:bookmarkStart w:id="72" w:name="_Toc229049318"/>
+      <w:bookmarkStart w:id="72" w:name="_Toc230346469"/>
       <w:r>
         <w:t xml:space="preserve">Tabla </w:t>
       </w:r>
@@ -9049,7 +8769,6 @@
       </w:pPr>
       <w:bookmarkStart w:id="73" w:name="_Hlk133576791"/>
       <w:bookmarkStart w:id="74" w:name="_Ref219907209"/>
-      <w:bookmarkStart w:id="75" w:name="_Toc229049274"/>
       <w:bookmarkEnd w:id="73"/>
     </w:p>
     <w:p>
@@ -9074,6 +8793,7 @@
           <w:rStyle w:val="Title1"/>
         </w:rPr>
       </w:pPr>
+      <w:bookmarkStart w:id="75" w:name="_Toc230346481"/>
       <w:r>
         <w:rPr>
           <w:rStyle w:val="Title1"/>
@@ -9583,7 +9303,7 @@
       </w:pPr>
       <w:bookmarkStart w:id="78" w:name="_Toc221259429"/>
       <w:bookmarkStart w:id="79" w:name="_Ref219907290"/>
-      <w:bookmarkStart w:id="80" w:name="_Toc229049275"/>
+      <w:bookmarkStart w:id="80" w:name="_Toc230346482"/>
       <w:bookmarkEnd w:id="78"/>
       <w:r>
         <w:rPr>
@@ -9820,7 +9540,7 @@
         </w:rPr>
       </w:pPr>
       <w:bookmarkStart w:id="82" w:name="_Ref217472609"/>
-      <w:bookmarkStart w:id="83" w:name="_Toc229049276"/>
+      <w:bookmarkStart w:id="83" w:name="_Toc230346483"/>
       <w:r>
         <w:rPr>
           <w:rStyle w:val="Title1"/>
@@ -10417,7 +10137,7 @@
       </w:pPr>
       <w:bookmarkStart w:id="86" w:name="_Ref204082582"/>
       <w:bookmarkStart w:id="87" w:name="_Toc215827128"/>
-      <w:bookmarkStart w:id="88" w:name="_Toc229049319"/>
+      <w:bookmarkStart w:id="88" w:name="_Toc230346470"/>
       <w:r>
         <w:t xml:space="preserve">Tabla </w:t>
       </w:r>
@@ -10473,10 +10193,10 @@
         <w:tblLook w:val="04A0" w:firstRow="1" w:lastRow="0" w:firstColumn="1" w:lastColumn="0" w:noHBand="0" w:noVBand="1"/>
       </w:tblPr>
       <w:tblGrid>
-        <w:gridCol w:w="1509"/>
-        <w:gridCol w:w="3152"/>
-        <w:gridCol w:w="2557"/>
-        <w:gridCol w:w="2174"/>
+        <w:gridCol w:w="1271"/>
+        <w:gridCol w:w="2835"/>
+        <w:gridCol w:w="2835"/>
+        <w:gridCol w:w="2451"/>
       </w:tblGrid>
       <w:tr>
         <w:trPr>
@@ -10786,6 +10506,7 @@
           <w:trHeight w:val="340"/>
           <w:tblHeader/>
           <w:jc w:val="center"/>
+          <w:hidden/>
         </w:trPr>
         <w:tc>
           <w:tcPr>
@@ -10797,7 +10518,6 @@
               <w:keepNext/>
               <w:keepLines/>
               <w:spacing w:line="240" w:lineRule="auto"/>
-              <w:jc w:val="center"/>
               <w:rPr>
                 <w:sz w:val="20"/>
                 <w:szCs w:val="20"/>
@@ -10806,10 +10526,31 @@
             <w:r>
               <w:rPr>
                 <w:rFonts w:cs="Microsoft Sans Serif"/>
+                <w:vanish/>
                 <w:sz w:val="20"/>
                 <w:szCs w:val="20"/>
               </w:rPr>
-              <w:t>&lt;&lt;secuencia&gt;&gt;</w:t>
+              <w:t>&lt;&lt;</w:t>
+            </w:r>
+            <w:proofErr w:type="spellStart"/>
+            <w:r>
+              <w:rPr>
+                <w:rFonts w:cs="Microsoft Sans Serif"/>
+                <w:vanish/>
+                <w:sz w:val="20"/>
+                <w:szCs w:val="20"/>
+              </w:rPr>
+              <w:t>tabla_plan</w:t>
+            </w:r>
+            <w:proofErr w:type="spellEnd"/>
+            <w:r>
+              <w:rPr>
+                <w:rFonts w:cs="Microsoft Sans Serif"/>
+                <w:vanish/>
+                <w:sz w:val="20"/>
+                <w:szCs w:val="20"/>
+              </w:rPr>
+              <w:t>&gt;&gt;</w:t>
             </w:r>
           </w:p>
         </w:tc>
@@ -10829,32 +10570,6 @@
                 <w:szCs w:val="20"/>
               </w:rPr>
             </w:pPr>
-            <w:r>
-              <w:rPr>
-                <w:rFonts w:cs="Microsoft Sans Serif"/>
-                <w:sz w:val="20"/>
-                <w:szCs w:val="20"/>
-              </w:rPr>
-              <w:t>&lt;&lt;</w:t>
-            </w:r>
-            <w:proofErr w:type="spellStart"/>
-            <w:r>
-              <w:rPr>
-                <w:rFonts w:cs="Microsoft Sans Serif"/>
-                <w:sz w:val="20"/>
-                <w:szCs w:val="20"/>
-              </w:rPr>
-              <w:t>numero_de_serie_de_sonda</w:t>
-            </w:r>
-            <w:proofErr w:type="spellEnd"/>
-            <w:r>
-              <w:rPr>
-                <w:rFonts w:cs="Microsoft Sans Serif"/>
-                <w:sz w:val="20"/>
-                <w:szCs w:val="20"/>
-              </w:rPr>
-              <w:t>&gt;&gt;</w:t>
-            </w:r>
           </w:p>
         </w:tc>
         <w:tc>
@@ -10874,32 +10589,6 @@
                 <w:szCs w:val="22"/>
               </w:rPr>
             </w:pPr>
-            <w:r>
-              <w:rPr>
-                <w:rFonts w:cs="Microsoft Sans Serif"/>
-                <w:sz w:val="20"/>
-                <w:szCs w:val="20"/>
-              </w:rPr>
-              <w:t>&lt;&lt;</w:t>
-            </w:r>
-            <w:proofErr w:type="spellStart"/>
-            <w:r>
-              <w:rPr>
-                <w:rFonts w:cs="Microsoft Sans Serif"/>
-                <w:sz w:val="20"/>
-                <w:szCs w:val="20"/>
-              </w:rPr>
-              <w:t>lat_plan</w:t>
-            </w:r>
-            <w:proofErr w:type="spellEnd"/>
-            <w:r>
-              <w:rPr>
-                <w:rFonts w:cs="Microsoft Sans Serif"/>
-                <w:sz w:val="20"/>
-                <w:szCs w:val="20"/>
-              </w:rPr>
-              <w:t>&gt;&gt;</w:t>
-            </w:r>
           </w:p>
         </w:tc>
         <w:tc>
@@ -10919,32 +10608,6 @@
                 <w:szCs w:val="22"/>
               </w:rPr>
             </w:pPr>
-            <w:r>
-              <w:rPr>
-                <w:rFonts w:cs="Microsoft Sans Serif"/>
-                <w:sz w:val="20"/>
-                <w:szCs w:val="20"/>
-              </w:rPr>
-              <w:t>&lt;&lt;</w:t>
-            </w:r>
-            <w:proofErr w:type="spellStart"/>
-            <w:r>
-              <w:rPr>
-                <w:rFonts w:cs="Microsoft Sans Serif"/>
-                <w:sz w:val="20"/>
-                <w:szCs w:val="20"/>
-              </w:rPr>
-              <w:t>lon_plan</w:t>
-            </w:r>
-            <w:proofErr w:type="spellEnd"/>
-            <w:r>
-              <w:rPr>
-                <w:rFonts w:cs="Microsoft Sans Serif"/>
-                <w:sz w:val="20"/>
-                <w:szCs w:val="20"/>
-              </w:rPr>
-              <w:t>&gt;&gt;</w:t>
-            </w:r>
           </w:p>
         </w:tc>
       </w:tr>
@@ -10957,7 +10620,7 @@
       <w:bookmarkStart w:id="89" w:name="_Ref217472664"/>
       <w:bookmarkStart w:id="90" w:name="_Ref224230591"/>
       <w:bookmarkStart w:id="91" w:name="_Ref224230599"/>
-      <w:bookmarkStart w:id="92" w:name="_Toc229049277"/>
+      <w:bookmarkStart w:id="92" w:name="_Toc230346484"/>
       <w:r>
         <w:lastRenderedPageBreak/>
         <w:t>INFORMACIÓN DEL DESPLIEGUE DE LAS SONDAS OCEANOGRÁFICAS</w:t>
@@ -11083,7 +10746,7 @@
         <w:jc w:val="center"/>
       </w:pPr>
       <w:bookmarkStart w:id="93" w:name="_Ref217401548"/>
-      <w:bookmarkStart w:id="94" w:name="_Toc229049320"/>
+      <w:bookmarkStart w:id="94" w:name="_Toc230346471"/>
       <w:r>
         <w:t xml:space="preserve">Tabla </w:t>
       </w:r>
@@ -11485,6 +11148,7 @@
           <w:trHeight w:val="622"/>
           <w:tblHeader/>
           <w:jc w:val="center"/>
+          <w:hidden/>
         </w:trPr>
         <w:tc>
           <w:tcPr>
@@ -11493,21 +11157,30 @@
           </w:tcPr>
           <w:p>
             <w:pPr>
-              <w:spacing w:line="240" w:lineRule="auto"/>
-              <w:jc w:val="center"/>
-              <w:rPr>
-                <w:rFonts w:cs="Microsoft Sans Serif"/>
-                <w:sz w:val="20"/>
-                <w:szCs w:val="20"/>
-              </w:rPr>
+              <w:pStyle w:val="textotablascentrado"/>
             </w:pPr>
             <w:r>
               <w:rPr>
-                <w:rFonts w:cs="Microsoft Sans Serif"/>
-                <w:sz w:val="20"/>
+                <w:vanish/>
                 <w:szCs w:val="20"/>
               </w:rPr>
-              <w:t>&lt;&lt;secuencia&gt;&gt;</w:t>
+              <w:t>&lt;&lt;</w:t>
+            </w:r>
+            <w:proofErr w:type="spellStart"/>
+            <w:r>
+              <w:rPr>
+                <w:vanish/>
+                <w:szCs w:val="20"/>
+              </w:rPr>
+              <w:t>tabla_maniobra</w:t>
+            </w:r>
+            <w:proofErr w:type="spellEnd"/>
+            <w:r>
+              <w:rPr>
+                <w:vanish/>
+                <w:szCs w:val="20"/>
+              </w:rPr>
+              <w:t>&gt;&gt;</w:t>
             </w:r>
           </w:p>
         </w:tc>
@@ -11526,32 +11199,6 @@
                 <w:szCs w:val="20"/>
               </w:rPr>
             </w:pPr>
-            <w:r>
-              <w:rPr>
-                <w:rFonts w:cs="Microsoft Sans Serif"/>
-                <w:sz w:val="20"/>
-                <w:szCs w:val="20"/>
-              </w:rPr>
-              <w:t>&lt;&lt;</w:t>
-            </w:r>
-            <w:proofErr w:type="spellStart"/>
-            <w:r>
-              <w:rPr>
-                <w:rFonts w:cs="Microsoft Sans Serif"/>
-                <w:sz w:val="20"/>
-                <w:szCs w:val="20"/>
-              </w:rPr>
-              <w:t>numero_de_serie_de_sonda</w:t>
-            </w:r>
-            <w:proofErr w:type="spellEnd"/>
-            <w:r>
-              <w:rPr>
-                <w:rFonts w:cs="Microsoft Sans Serif"/>
-                <w:sz w:val="20"/>
-                <w:szCs w:val="20"/>
-              </w:rPr>
-              <w:t>&gt;&gt;</w:t>
-            </w:r>
           </w:p>
         </w:tc>
         <w:tc>
@@ -11570,32 +11217,6 @@
                 <w:szCs w:val="20"/>
               </w:rPr>
             </w:pPr>
-            <w:r>
-              <w:rPr>
-                <w:rFonts w:cs="Microsoft Sans Serif"/>
-                <w:sz w:val="20"/>
-                <w:szCs w:val="20"/>
-              </w:rPr>
-              <w:t>&lt;&lt;</w:t>
-            </w:r>
-            <w:proofErr w:type="spellStart"/>
-            <w:r>
-              <w:rPr>
-                <w:rFonts w:cs="Microsoft Sans Serif"/>
-                <w:sz w:val="20"/>
-                <w:szCs w:val="20"/>
-              </w:rPr>
-              <w:t>lat_maniobra</w:t>
-            </w:r>
-            <w:proofErr w:type="spellEnd"/>
-            <w:r>
-              <w:rPr>
-                <w:rFonts w:cs="Microsoft Sans Serif"/>
-                <w:sz w:val="20"/>
-                <w:szCs w:val="20"/>
-              </w:rPr>
-              <w:t>&gt;&gt;</w:t>
-            </w:r>
           </w:p>
         </w:tc>
         <w:tc>
@@ -11614,32 +11235,6 @@
                 <w:szCs w:val="20"/>
               </w:rPr>
             </w:pPr>
-            <w:r>
-              <w:rPr>
-                <w:rFonts w:cs="Microsoft Sans Serif"/>
-                <w:sz w:val="20"/>
-                <w:szCs w:val="20"/>
-              </w:rPr>
-              <w:t>&lt;&lt;</w:t>
-            </w:r>
-            <w:proofErr w:type="spellStart"/>
-            <w:r>
-              <w:rPr>
-                <w:rFonts w:cs="Microsoft Sans Serif"/>
-                <w:sz w:val="20"/>
-                <w:szCs w:val="20"/>
-              </w:rPr>
-              <w:t>lon_maniobra</w:t>
-            </w:r>
-            <w:proofErr w:type="spellEnd"/>
-            <w:r>
-              <w:rPr>
-                <w:rFonts w:cs="Microsoft Sans Serif"/>
-                <w:sz w:val="20"/>
-                <w:szCs w:val="20"/>
-              </w:rPr>
-              <w:t>&gt;&gt;</w:t>
-            </w:r>
           </w:p>
         </w:tc>
         <w:tc>
@@ -11657,32 +11252,6 @@
                 <w:szCs w:val="20"/>
               </w:rPr>
             </w:pPr>
-            <w:r>
-              <w:rPr>
-                <w:rFonts w:cs="Microsoft Sans Serif"/>
-                <w:sz w:val="20"/>
-                <w:szCs w:val="20"/>
-              </w:rPr>
-              <w:t>&lt;&lt;</w:t>
-            </w:r>
-            <w:proofErr w:type="spellStart"/>
-            <w:r>
-              <w:rPr>
-                <w:rFonts w:cs="Microsoft Sans Serif"/>
-                <w:sz w:val="20"/>
-                <w:szCs w:val="20"/>
-              </w:rPr>
-              <w:t>fecha_y_hora_de_maniobra</w:t>
-            </w:r>
-            <w:proofErr w:type="spellEnd"/>
-            <w:r>
-              <w:rPr>
-                <w:rFonts w:cs="Microsoft Sans Serif"/>
-                <w:sz w:val="20"/>
-                <w:szCs w:val="20"/>
-              </w:rPr>
-              <w:t>&gt;&gt;</w:t>
-            </w:r>
           </w:p>
         </w:tc>
         <w:tc>
@@ -11700,14 +11269,6 @@
                 <w:szCs w:val="20"/>
               </w:rPr>
             </w:pPr>
-            <w:r>
-              <w:rPr>
-                <w:rFonts w:cs="Microsoft Sans Serif"/>
-                <w:sz w:val="20"/>
-                <w:szCs w:val="20"/>
-              </w:rPr>
-              <w:t>&lt;&lt;estado&gt;&gt;</w:t>
-            </w:r>
           </w:p>
         </w:tc>
       </w:tr>
@@ -11722,7 +11283,7 @@
         <w:jc w:val="center"/>
       </w:pPr>
       <w:bookmarkStart w:id="96" w:name="_Ref229050865"/>
-      <w:bookmarkStart w:id="97" w:name="_Toc229049321"/>
+      <w:bookmarkStart w:id="97" w:name="_Toc230346472"/>
       <w:r>
         <w:t xml:space="preserve">Tabla </w:t>
       </w:r>
@@ -11763,10 +11324,10 @@
         <w:tblLook w:val="04A0" w:firstRow="1" w:lastRow="0" w:firstColumn="1" w:lastColumn="0" w:noHBand="0" w:noVBand="1"/>
       </w:tblPr>
       <w:tblGrid>
-        <w:gridCol w:w="1509"/>
-        <w:gridCol w:w="3152"/>
-        <w:gridCol w:w="3214"/>
-        <w:gridCol w:w="1793"/>
+        <w:gridCol w:w="1855"/>
+        <w:gridCol w:w="1314"/>
+        <w:gridCol w:w="3651"/>
+        <w:gridCol w:w="2848"/>
       </w:tblGrid>
       <w:tr>
         <w:trPr>
@@ -11775,7 +11336,7 @@
         </w:trPr>
         <w:tc>
           <w:tcPr>
-            <w:tcW w:w="362" w:type="pct"/>
+            <w:tcW w:w="959" w:type="pct"/>
             <w:tcBorders>
               <w:top w:val="single" w:sz="8" w:space="0" w:color="auto"/>
               <w:left w:val="single" w:sz="8" w:space="0" w:color="auto"/>
@@ -11815,7 +11376,7 @@
         </w:tc>
         <w:tc>
           <w:tcPr>
-            <w:tcW w:w="879" w:type="pct"/>
+            <w:tcW w:w="680" w:type="pct"/>
             <w:tcBorders>
               <w:top w:val="single" w:sz="8" w:space="0" w:color="auto"/>
               <w:left w:val="nil"/>
@@ -11855,7 +11416,7 @@
         </w:tc>
         <w:tc>
           <w:tcPr>
-            <w:tcW w:w="2087" w:type="pct"/>
+            <w:tcW w:w="1888" w:type="pct"/>
             <w:tcBorders>
               <w:top w:val="single" w:sz="8" w:space="0" w:color="auto"/>
               <w:left w:val="nil"/>
@@ -11895,7 +11456,7 @@
         </w:tc>
         <w:tc>
           <w:tcPr>
-            <w:tcW w:w="1672" w:type="pct"/>
+            <w:tcW w:w="1473" w:type="pct"/>
             <w:tcBorders>
               <w:top w:val="single" w:sz="8" w:space="0" w:color="auto"/>
               <w:left w:val="nil"/>
@@ -11940,45 +11501,7 @@
         </w:trPr>
         <w:tc>
           <w:tcPr>
-            <w:tcW w:w="362" w:type="pct"/>
-            <w:vMerge w:val="restart"/>
-            <w:tcBorders>
-              <w:top w:val="single" w:sz="4" w:space="0" w:color="auto"/>
-              <w:left w:val="single" w:sz="4" w:space="0" w:color="auto"/>
-              <w:bottom w:val="single" w:sz="4" w:space="0" w:color="000000"/>
-              <w:right w:val="single" w:sz="4" w:space="0" w:color="auto"/>
-            </w:tcBorders>
-            <w:shd w:val="clear" w:color="auto" w:fill="FFFFFF" w:themeFill="background1"/>
-            <w:noWrap/>
-            <w:vAlign w:val="center"/>
-            <w:hideMark/>
-          </w:tcPr>
-          <w:p>
-            <w:pPr>
-              <w:suppressAutoHyphens w:val="0"/>
-              <w:spacing w:line="240" w:lineRule="auto"/>
-              <w:jc w:val="center"/>
-              <w:rPr>
-                <w:rFonts w:cs="Microsoft Sans Serif"/>
-                <w:color w:val="000000"/>
-                <w:sz w:val="20"/>
-                <w:szCs w:val="20"/>
-              </w:rPr>
-            </w:pPr>
-            <w:r>
-              <w:rPr>
-                <w:rFonts w:cs="Microsoft Sans Serif"/>
-                <w:sz w:val="20"/>
-                <w:szCs w:val="20"/>
-              </w:rPr>
-              <w:t>&lt;&lt;secuencia&gt;&gt;</w:t>
-            </w:r>
-          </w:p>
-        </w:tc>
-        <w:tc>
-          <w:tcPr>
-            <w:tcW w:w="879" w:type="pct"/>
-            <w:vMerge w:val="restart"/>
+            <w:tcW w:w="959" w:type="pct"/>
             <w:tcBorders>
               <w:top w:val="single" w:sz="4" w:space="0" w:color="auto"/>
               <w:left w:val="single" w:sz="4" w:space="0" w:color="auto"/>
@@ -12017,7 +11540,7 @@
                 <w:sz w:val="20"/>
                 <w:szCs w:val="20"/>
               </w:rPr>
-              <w:t>numero_de_serie_de_sonda</w:t>
+              <w:t>tabla_equipos</w:t>
             </w:r>
             <w:proofErr w:type="spellEnd"/>
             <w:r>
@@ -12032,23 +11555,22 @@
         </w:tc>
         <w:tc>
           <w:tcPr>
-            <w:tcW w:w="2087" w:type="pct"/>
+            <w:tcW w:w="680" w:type="pct"/>
             <w:tcBorders>
               <w:top w:val="single" w:sz="4" w:space="0" w:color="auto"/>
-              <w:left w:val="nil"/>
+              <w:left w:val="single" w:sz="4" w:space="0" w:color="auto"/>
               <w:bottom w:val="single" w:sz="4" w:space="0" w:color="auto"/>
               <w:right w:val="single" w:sz="4" w:space="0" w:color="auto"/>
             </w:tcBorders>
             <w:shd w:val="clear" w:color="auto" w:fill="FFFFFF" w:themeFill="background1"/>
             <w:noWrap/>
             <w:vAlign w:val="center"/>
-            <w:hideMark/>
           </w:tcPr>
           <w:p>
             <w:pPr>
               <w:suppressAutoHyphens w:val="0"/>
               <w:spacing w:line="240" w:lineRule="auto"/>
-              <w:jc w:val="left"/>
+              <w:jc w:val="center"/>
               <w:rPr>
                 <w:rFonts w:cs="Microsoft Sans Serif"/>
                 <w:color w:val="000000"/>
@@ -12056,29 +11578,11 @@
                 <w:szCs w:val="20"/>
               </w:rPr>
             </w:pPr>
-            <w:r>
-              <w:rPr>
-                <w:rFonts w:cs="Microsoft Sans Serif"/>
-                <w:color w:val="000000"/>
-                <w:sz w:val="20"/>
-                <w:szCs w:val="20"/>
-              </w:rPr>
-              <w:t>GPS</w:t>
-            </w:r>
-            <w:r>
-              <w:rPr>
-                <w:rFonts w:cs="Microsoft Sans Serif"/>
-                <w:color w:val="000000"/>
-                <w:sz w:val="20"/>
-                <w:szCs w:val="20"/>
-              </w:rPr>
-              <w:t xml:space="preserve"> primario</w:t>
-            </w:r>
           </w:p>
         </w:tc>
         <w:tc>
           <w:tcPr>
-            <w:tcW w:w="1672" w:type="pct"/>
+            <w:tcW w:w="1888" w:type="pct"/>
             <w:tcBorders>
               <w:top w:val="single" w:sz="4" w:space="0" w:color="auto"/>
               <w:left w:val="nil"/>
@@ -12093,67 +11597,6 @@
             <w:pPr>
               <w:suppressAutoHyphens w:val="0"/>
               <w:spacing w:line="240" w:lineRule="auto"/>
-              <w:rPr>
-                <w:rFonts w:cs="Microsoft Sans Serif"/>
-                <w:color w:val="000000"/>
-                <w:sz w:val="20"/>
-                <w:szCs w:val="20"/>
-              </w:rPr>
-            </w:pPr>
-            <w:r>
-              <w:rPr>
-                <w:rFonts w:cs="Microsoft Sans Serif"/>
-                <w:color w:val="000000"/>
-                <w:sz w:val="20"/>
-                <w:szCs w:val="20"/>
-              </w:rPr>
-              <w:t>&lt;&lt;</w:t>
-            </w:r>
-            <w:proofErr w:type="spellStart"/>
-            <w:r>
-              <w:rPr>
-                <w:rFonts w:cs="Microsoft Sans Serif"/>
-                <w:color w:val="000000"/>
-                <w:sz w:val="20"/>
-                <w:szCs w:val="20"/>
-              </w:rPr>
-              <w:t>ns_equipo</w:t>
-            </w:r>
-            <w:proofErr w:type="spellEnd"/>
-            <w:r>
-              <w:rPr>
-                <w:rFonts w:cs="Microsoft Sans Serif"/>
-                <w:color w:val="000000"/>
-                <w:sz w:val="20"/>
-                <w:szCs w:val="20"/>
-              </w:rPr>
-              <w:t>&gt;&gt;</w:t>
-            </w:r>
-          </w:p>
-        </w:tc>
-      </w:tr>
-      <w:tr>
-        <w:trPr>
-          <w:trHeight w:val="300"/>
-        </w:trPr>
-        <w:tc>
-          <w:tcPr>
-            <w:tcW w:w="362" w:type="pct"/>
-            <w:vMerge/>
-            <w:tcBorders>
-              <w:top w:val="single" w:sz="4" w:space="0" w:color="auto"/>
-              <w:left w:val="single" w:sz="4" w:space="0" w:color="auto"/>
-              <w:bottom w:val="single" w:sz="4" w:space="0" w:color="000000"/>
-              <w:right w:val="single" w:sz="4" w:space="0" w:color="auto"/>
-            </w:tcBorders>
-            <w:shd w:val="clear" w:color="auto" w:fill="FFFFFF" w:themeFill="background1"/>
-            <w:vAlign w:val="center"/>
-            <w:hideMark/>
-          </w:tcPr>
-          <w:p>
-            <w:pPr>
-              <w:suppressAutoHyphens w:val="0"/>
-              <w:spacing w:line="240" w:lineRule="auto"/>
               <w:jc w:val="left"/>
               <w:rPr>
                 <w:rFonts w:cs="Microsoft Sans Serif"/>
@@ -12166,703 +11609,9 @@
         </w:tc>
         <w:tc>
           <w:tcPr>
-            <w:tcW w:w="879" w:type="pct"/>
-            <w:vMerge/>
+            <w:tcW w:w="1473" w:type="pct"/>
             <w:tcBorders>
               <w:top w:val="single" w:sz="4" w:space="0" w:color="auto"/>
-              <w:left w:val="single" w:sz="4" w:space="0" w:color="auto"/>
-              <w:bottom w:val="single" w:sz="4" w:space="0" w:color="auto"/>
-              <w:right w:val="single" w:sz="4" w:space="0" w:color="auto"/>
-            </w:tcBorders>
-            <w:shd w:val="clear" w:color="auto" w:fill="FFFFFF" w:themeFill="background1"/>
-            <w:vAlign w:val="center"/>
-            <w:hideMark/>
-          </w:tcPr>
-          <w:p>
-            <w:pPr>
-              <w:suppressAutoHyphens w:val="0"/>
-              <w:spacing w:line="240" w:lineRule="auto"/>
-              <w:jc w:val="left"/>
-              <w:rPr>
-                <w:rFonts w:cs="Microsoft Sans Serif"/>
-                <w:color w:val="000000"/>
-                <w:sz w:val="20"/>
-                <w:szCs w:val="20"/>
-              </w:rPr>
-            </w:pPr>
-          </w:p>
-        </w:tc>
-        <w:tc>
-          <w:tcPr>
-            <w:tcW w:w="2087" w:type="pct"/>
-            <w:tcBorders>
-              <w:top w:val="nil"/>
-              <w:left w:val="nil"/>
-              <w:bottom w:val="single" w:sz="4" w:space="0" w:color="auto"/>
-              <w:right w:val="single" w:sz="4" w:space="0" w:color="auto"/>
-            </w:tcBorders>
-            <w:shd w:val="clear" w:color="auto" w:fill="FFFFFF" w:themeFill="background1"/>
-            <w:noWrap/>
-            <w:vAlign w:val="center"/>
-            <w:hideMark/>
-          </w:tcPr>
-          <w:p>
-            <w:pPr>
-              <w:suppressAutoHyphens w:val="0"/>
-              <w:spacing w:line="240" w:lineRule="auto"/>
-              <w:jc w:val="left"/>
-              <w:rPr>
-                <w:rFonts w:cs="Microsoft Sans Serif"/>
-                <w:color w:val="000000"/>
-                <w:sz w:val="20"/>
-                <w:szCs w:val="20"/>
-              </w:rPr>
-            </w:pPr>
-            <w:r>
-              <w:rPr>
-                <w:rFonts w:cs="Microsoft Sans Serif"/>
-                <w:color w:val="000000"/>
-                <w:sz w:val="20"/>
-                <w:szCs w:val="20"/>
-              </w:rPr>
-              <w:t xml:space="preserve">GPS </w:t>
-            </w:r>
-            <w:r>
-              <w:rPr>
-                <w:rFonts w:cs="Microsoft Sans Serif"/>
-                <w:color w:val="000000"/>
-                <w:sz w:val="20"/>
-                <w:szCs w:val="20"/>
-              </w:rPr>
-              <w:t>secundario</w:t>
-            </w:r>
-          </w:p>
-        </w:tc>
-        <w:tc>
-          <w:tcPr>
-            <w:tcW w:w="1672" w:type="pct"/>
-            <w:tcBorders>
-              <w:top w:val="nil"/>
-              <w:left w:val="nil"/>
-              <w:bottom w:val="single" w:sz="4" w:space="0" w:color="auto"/>
-              <w:right w:val="single" w:sz="4" w:space="0" w:color="auto"/>
-            </w:tcBorders>
-            <w:shd w:val="clear" w:color="auto" w:fill="FFFFFF" w:themeFill="background1"/>
-            <w:noWrap/>
-            <w:vAlign w:val="center"/>
-          </w:tcPr>
-          <w:p>
-            <w:pPr>
-              <w:suppressAutoHyphens w:val="0"/>
-              <w:spacing w:line="240" w:lineRule="auto"/>
-              <w:rPr>
-                <w:rFonts w:cs="Microsoft Sans Serif"/>
-                <w:color w:val="000000"/>
-                <w:sz w:val="20"/>
-                <w:szCs w:val="20"/>
-              </w:rPr>
-            </w:pPr>
-          </w:p>
-        </w:tc>
-      </w:tr>
-      <w:tr>
-        <w:trPr>
-          <w:trHeight w:val="300"/>
-        </w:trPr>
-        <w:tc>
-          <w:tcPr>
-            <w:tcW w:w="362" w:type="pct"/>
-            <w:vMerge/>
-            <w:tcBorders>
-              <w:top w:val="single" w:sz="4" w:space="0" w:color="auto"/>
-              <w:left w:val="single" w:sz="4" w:space="0" w:color="auto"/>
-              <w:bottom w:val="single" w:sz="4" w:space="0" w:color="000000"/>
-              <w:right w:val="single" w:sz="4" w:space="0" w:color="auto"/>
-            </w:tcBorders>
-            <w:shd w:val="clear" w:color="auto" w:fill="FFFFFF" w:themeFill="background1"/>
-            <w:vAlign w:val="center"/>
-            <w:hideMark/>
-          </w:tcPr>
-          <w:p>
-            <w:pPr>
-              <w:suppressAutoHyphens w:val="0"/>
-              <w:spacing w:line="240" w:lineRule="auto"/>
-              <w:jc w:val="left"/>
-              <w:rPr>
-                <w:rFonts w:cs="Microsoft Sans Serif"/>
-                <w:color w:val="000000"/>
-                <w:sz w:val="20"/>
-                <w:szCs w:val="20"/>
-              </w:rPr>
-            </w:pPr>
-          </w:p>
-        </w:tc>
-        <w:tc>
-          <w:tcPr>
-            <w:tcW w:w="879" w:type="pct"/>
-            <w:vMerge/>
-            <w:tcBorders>
-              <w:top w:val="single" w:sz="4" w:space="0" w:color="auto"/>
-              <w:left w:val="single" w:sz="4" w:space="0" w:color="auto"/>
-              <w:bottom w:val="single" w:sz="4" w:space="0" w:color="auto"/>
-              <w:right w:val="single" w:sz="4" w:space="0" w:color="auto"/>
-            </w:tcBorders>
-            <w:shd w:val="clear" w:color="auto" w:fill="FFFFFF" w:themeFill="background1"/>
-            <w:vAlign w:val="center"/>
-            <w:hideMark/>
-          </w:tcPr>
-          <w:p>
-            <w:pPr>
-              <w:suppressAutoHyphens w:val="0"/>
-              <w:spacing w:line="240" w:lineRule="auto"/>
-              <w:jc w:val="left"/>
-              <w:rPr>
-                <w:rFonts w:cs="Microsoft Sans Serif"/>
-                <w:color w:val="000000"/>
-                <w:sz w:val="20"/>
-                <w:szCs w:val="20"/>
-              </w:rPr>
-            </w:pPr>
-          </w:p>
-        </w:tc>
-        <w:tc>
-          <w:tcPr>
-            <w:tcW w:w="2087" w:type="pct"/>
-            <w:tcBorders>
-              <w:top w:val="nil"/>
-              <w:left w:val="nil"/>
-              <w:bottom w:val="single" w:sz="4" w:space="0" w:color="auto"/>
-              <w:right w:val="single" w:sz="4" w:space="0" w:color="auto"/>
-            </w:tcBorders>
-            <w:shd w:val="clear" w:color="auto" w:fill="FFFFFF" w:themeFill="background1"/>
-            <w:noWrap/>
-            <w:vAlign w:val="center"/>
-            <w:hideMark/>
-          </w:tcPr>
-          <w:p>
-            <w:pPr>
-              <w:suppressAutoHyphens w:val="0"/>
-              <w:spacing w:line="240" w:lineRule="auto"/>
-              <w:jc w:val="left"/>
-              <w:rPr>
-                <w:rFonts w:cs="Microsoft Sans Serif"/>
-                <w:color w:val="000000"/>
-                <w:sz w:val="20"/>
-                <w:szCs w:val="20"/>
-              </w:rPr>
-            </w:pPr>
-            <w:r>
-              <w:rPr>
-                <w:rFonts w:cs="Microsoft Sans Serif"/>
-                <w:color w:val="000000"/>
-                <w:sz w:val="20"/>
-                <w:szCs w:val="20"/>
-              </w:rPr>
-              <w:t>Sistema de telemetría primario</w:t>
-            </w:r>
-          </w:p>
-        </w:tc>
-        <w:tc>
-          <w:tcPr>
-            <w:tcW w:w="1672" w:type="pct"/>
-            <w:tcBorders>
-              <w:top w:val="nil"/>
-              <w:left w:val="nil"/>
-              <w:bottom w:val="single" w:sz="4" w:space="0" w:color="auto"/>
-              <w:right w:val="single" w:sz="4" w:space="0" w:color="auto"/>
-            </w:tcBorders>
-            <w:shd w:val="clear" w:color="auto" w:fill="FFFFFF" w:themeFill="background1"/>
-            <w:noWrap/>
-            <w:vAlign w:val="center"/>
-          </w:tcPr>
-          <w:p>
-            <w:pPr>
-              <w:suppressAutoHyphens w:val="0"/>
-              <w:spacing w:line="240" w:lineRule="auto"/>
-              <w:rPr>
-                <w:rFonts w:cs="Microsoft Sans Serif"/>
-                <w:color w:val="000000"/>
-                <w:sz w:val="20"/>
-                <w:szCs w:val="20"/>
-              </w:rPr>
-            </w:pPr>
-          </w:p>
-        </w:tc>
-      </w:tr>
-      <w:tr>
-        <w:trPr>
-          <w:trHeight w:val="300"/>
-        </w:trPr>
-        <w:tc>
-          <w:tcPr>
-            <w:tcW w:w="362" w:type="pct"/>
-            <w:vMerge/>
-            <w:tcBorders>
-              <w:top w:val="single" w:sz="4" w:space="0" w:color="auto"/>
-              <w:left w:val="single" w:sz="4" w:space="0" w:color="auto"/>
-              <w:bottom w:val="single" w:sz="4" w:space="0" w:color="000000"/>
-              <w:right w:val="single" w:sz="4" w:space="0" w:color="auto"/>
-            </w:tcBorders>
-            <w:shd w:val="clear" w:color="auto" w:fill="FFFFFF" w:themeFill="background1"/>
-            <w:vAlign w:val="center"/>
-            <w:hideMark/>
-          </w:tcPr>
-          <w:p>
-            <w:pPr>
-              <w:suppressAutoHyphens w:val="0"/>
-              <w:spacing w:line="240" w:lineRule="auto"/>
-              <w:jc w:val="left"/>
-              <w:rPr>
-                <w:rFonts w:cs="Microsoft Sans Serif"/>
-                <w:color w:val="000000"/>
-                <w:sz w:val="20"/>
-                <w:szCs w:val="20"/>
-              </w:rPr>
-            </w:pPr>
-          </w:p>
-        </w:tc>
-        <w:tc>
-          <w:tcPr>
-            <w:tcW w:w="879" w:type="pct"/>
-            <w:vMerge/>
-            <w:tcBorders>
-              <w:top w:val="single" w:sz="4" w:space="0" w:color="auto"/>
-              <w:left w:val="single" w:sz="4" w:space="0" w:color="auto"/>
-              <w:bottom w:val="single" w:sz="4" w:space="0" w:color="auto"/>
-              <w:right w:val="single" w:sz="4" w:space="0" w:color="auto"/>
-            </w:tcBorders>
-            <w:shd w:val="clear" w:color="auto" w:fill="FFFFFF" w:themeFill="background1"/>
-            <w:vAlign w:val="center"/>
-            <w:hideMark/>
-          </w:tcPr>
-          <w:p>
-            <w:pPr>
-              <w:suppressAutoHyphens w:val="0"/>
-              <w:spacing w:line="240" w:lineRule="auto"/>
-              <w:jc w:val="left"/>
-              <w:rPr>
-                <w:rFonts w:cs="Microsoft Sans Serif"/>
-                <w:color w:val="000000"/>
-                <w:sz w:val="20"/>
-                <w:szCs w:val="20"/>
-              </w:rPr>
-            </w:pPr>
-          </w:p>
-        </w:tc>
-        <w:tc>
-          <w:tcPr>
-            <w:tcW w:w="2087" w:type="pct"/>
-            <w:tcBorders>
-              <w:top w:val="nil"/>
-              <w:left w:val="nil"/>
-              <w:bottom w:val="single" w:sz="4" w:space="0" w:color="auto"/>
-              <w:right w:val="single" w:sz="4" w:space="0" w:color="auto"/>
-            </w:tcBorders>
-            <w:shd w:val="clear" w:color="auto" w:fill="FFFFFF" w:themeFill="background1"/>
-            <w:noWrap/>
-            <w:vAlign w:val="center"/>
-            <w:hideMark/>
-          </w:tcPr>
-          <w:p>
-            <w:pPr>
-              <w:suppressAutoHyphens w:val="0"/>
-              <w:spacing w:line="240" w:lineRule="auto"/>
-              <w:jc w:val="left"/>
-              <w:rPr>
-                <w:rFonts w:cs="Microsoft Sans Serif"/>
-                <w:color w:val="000000"/>
-                <w:sz w:val="20"/>
-                <w:szCs w:val="20"/>
-              </w:rPr>
-            </w:pPr>
-            <w:r>
-              <w:rPr>
-                <w:rFonts w:cs="Microsoft Sans Serif"/>
-                <w:color w:val="000000"/>
-                <w:sz w:val="20"/>
-                <w:szCs w:val="20"/>
-              </w:rPr>
-              <w:t>Sistema de telemetría secundario</w:t>
-            </w:r>
-          </w:p>
-        </w:tc>
-        <w:tc>
-          <w:tcPr>
-            <w:tcW w:w="1672" w:type="pct"/>
-            <w:tcBorders>
-              <w:top w:val="nil"/>
-              <w:left w:val="nil"/>
-              <w:bottom w:val="single" w:sz="4" w:space="0" w:color="auto"/>
-              <w:right w:val="single" w:sz="4" w:space="0" w:color="auto"/>
-            </w:tcBorders>
-            <w:shd w:val="clear" w:color="auto" w:fill="FFFFFF" w:themeFill="background1"/>
-            <w:noWrap/>
-            <w:vAlign w:val="center"/>
-          </w:tcPr>
-          <w:p>
-            <w:pPr>
-              <w:suppressAutoHyphens w:val="0"/>
-              <w:spacing w:line="240" w:lineRule="auto"/>
-              <w:rPr>
-                <w:rFonts w:cs="Microsoft Sans Serif"/>
-                <w:color w:val="000000"/>
-                <w:sz w:val="20"/>
-                <w:szCs w:val="20"/>
-              </w:rPr>
-            </w:pPr>
-          </w:p>
-        </w:tc>
-      </w:tr>
-      <w:tr>
-        <w:trPr>
-          <w:trHeight w:val="300"/>
-        </w:trPr>
-        <w:tc>
-          <w:tcPr>
-            <w:tcW w:w="362" w:type="pct"/>
-            <w:vMerge/>
-            <w:tcBorders>
-              <w:top w:val="single" w:sz="4" w:space="0" w:color="auto"/>
-              <w:left w:val="single" w:sz="4" w:space="0" w:color="auto"/>
-              <w:bottom w:val="single" w:sz="4" w:space="0" w:color="000000"/>
-              <w:right w:val="single" w:sz="4" w:space="0" w:color="auto"/>
-            </w:tcBorders>
-            <w:shd w:val="clear" w:color="auto" w:fill="FFFFFF" w:themeFill="background1"/>
-            <w:vAlign w:val="center"/>
-            <w:hideMark/>
-          </w:tcPr>
-          <w:p>
-            <w:pPr>
-              <w:suppressAutoHyphens w:val="0"/>
-              <w:spacing w:line="240" w:lineRule="auto"/>
-              <w:jc w:val="left"/>
-              <w:rPr>
-                <w:rFonts w:cs="Microsoft Sans Serif"/>
-                <w:color w:val="000000"/>
-                <w:sz w:val="20"/>
-                <w:szCs w:val="20"/>
-              </w:rPr>
-            </w:pPr>
-          </w:p>
-        </w:tc>
-        <w:tc>
-          <w:tcPr>
-            <w:tcW w:w="879" w:type="pct"/>
-            <w:vMerge/>
-            <w:tcBorders>
-              <w:top w:val="single" w:sz="4" w:space="0" w:color="auto"/>
-              <w:left w:val="single" w:sz="4" w:space="0" w:color="auto"/>
-              <w:bottom w:val="single" w:sz="4" w:space="0" w:color="auto"/>
-              <w:right w:val="single" w:sz="4" w:space="0" w:color="auto"/>
-            </w:tcBorders>
-            <w:shd w:val="clear" w:color="auto" w:fill="FFFFFF" w:themeFill="background1"/>
-            <w:vAlign w:val="center"/>
-            <w:hideMark/>
-          </w:tcPr>
-          <w:p>
-            <w:pPr>
-              <w:suppressAutoHyphens w:val="0"/>
-              <w:spacing w:line="240" w:lineRule="auto"/>
-              <w:jc w:val="left"/>
-              <w:rPr>
-                <w:rFonts w:cs="Microsoft Sans Serif"/>
-                <w:color w:val="000000"/>
-                <w:sz w:val="20"/>
-                <w:szCs w:val="20"/>
-              </w:rPr>
-            </w:pPr>
-          </w:p>
-        </w:tc>
-        <w:tc>
-          <w:tcPr>
-            <w:tcW w:w="2087" w:type="pct"/>
-            <w:tcBorders>
-              <w:top w:val="nil"/>
-              <w:left w:val="nil"/>
-              <w:bottom w:val="single" w:sz="4" w:space="0" w:color="auto"/>
-              <w:right w:val="single" w:sz="4" w:space="0" w:color="auto"/>
-            </w:tcBorders>
-            <w:shd w:val="clear" w:color="auto" w:fill="FFFFFF" w:themeFill="background1"/>
-            <w:noWrap/>
-            <w:vAlign w:val="center"/>
-            <w:hideMark/>
-          </w:tcPr>
-          <w:p>
-            <w:pPr>
-              <w:suppressAutoHyphens w:val="0"/>
-              <w:spacing w:line="240" w:lineRule="auto"/>
-              <w:jc w:val="left"/>
-              <w:rPr>
-                <w:rFonts w:cs="Microsoft Sans Serif"/>
-                <w:color w:val="000000"/>
-                <w:sz w:val="20"/>
-                <w:szCs w:val="20"/>
-              </w:rPr>
-            </w:pPr>
-            <w:r>
-              <w:rPr>
-                <w:rFonts w:cs="Microsoft Sans Serif"/>
-                <w:color w:val="000000"/>
-                <w:sz w:val="20"/>
-                <w:szCs w:val="20"/>
-              </w:rPr>
-              <w:t>Sensor de temperatura primario</w:t>
-            </w:r>
-          </w:p>
-        </w:tc>
-        <w:tc>
-          <w:tcPr>
-            <w:tcW w:w="1672" w:type="pct"/>
-            <w:tcBorders>
-              <w:top w:val="nil"/>
-              <w:left w:val="nil"/>
-              <w:bottom w:val="single" w:sz="4" w:space="0" w:color="auto"/>
-              <w:right w:val="single" w:sz="4" w:space="0" w:color="auto"/>
-            </w:tcBorders>
-            <w:shd w:val="clear" w:color="auto" w:fill="FFFFFF" w:themeFill="background1"/>
-            <w:noWrap/>
-            <w:vAlign w:val="center"/>
-          </w:tcPr>
-          <w:p>
-            <w:pPr>
-              <w:suppressAutoHyphens w:val="0"/>
-              <w:spacing w:line="240" w:lineRule="auto"/>
-              <w:rPr>
-                <w:rFonts w:cs="Microsoft Sans Serif"/>
-                <w:color w:val="000000"/>
-                <w:sz w:val="20"/>
-                <w:szCs w:val="20"/>
-              </w:rPr>
-            </w:pPr>
-          </w:p>
-        </w:tc>
-      </w:tr>
-      <w:tr>
-        <w:trPr>
-          <w:trHeight w:val="300"/>
-        </w:trPr>
-        <w:tc>
-          <w:tcPr>
-            <w:tcW w:w="362" w:type="pct"/>
-            <w:vMerge/>
-            <w:tcBorders>
-              <w:top w:val="single" w:sz="4" w:space="0" w:color="auto"/>
-              <w:left w:val="single" w:sz="4" w:space="0" w:color="auto"/>
-              <w:bottom w:val="single" w:sz="4" w:space="0" w:color="000000"/>
-              <w:right w:val="single" w:sz="4" w:space="0" w:color="auto"/>
-            </w:tcBorders>
-            <w:shd w:val="clear" w:color="auto" w:fill="FFFFFF" w:themeFill="background1"/>
-            <w:vAlign w:val="center"/>
-            <w:hideMark/>
-          </w:tcPr>
-          <w:p>
-            <w:pPr>
-              <w:suppressAutoHyphens w:val="0"/>
-              <w:spacing w:line="240" w:lineRule="auto"/>
-              <w:jc w:val="left"/>
-              <w:rPr>
-                <w:rFonts w:cs="Microsoft Sans Serif"/>
-                <w:color w:val="000000"/>
-                <w:sz w:val="20"/>
-                <w:szCs w:val="20"/>
-              </w:rPr>
-            </w:pPr>
-          </w:p>
-        </w:tc>
-        <w:tc>
-          <w:tcPr>
-            <w:tcW w:w="879" w:type="pct"/>
-            <w:vMerge/>
-            <w:tcBorders>
-              <w:top w:val="single" w:sz="4" w:space="0" w:color="auto"/>
-              <w:left w:val="single" w:sz="4" w:space="0" w:color="auto"/>
-              <w:bottom w:val="single" w:sz="4" w:space="0" w:color="auto"/>
-              <w:right w:val="single" w:sz="4" w:space="0" w:color="auto"/>
-            </w:tcBorders>
-            <w:shd w:val="clear" w:color="auto" w:fill="FFFFFF" w:themeFill="background1"/>
-            <w:vAlign w:val="center"/>
-            <w:hideMark/>
-          </w:tcPr>
-          <w:p>
-            <w:pPr>
-              <w:suppressAutoHyphens w:val="0"/>
-              <w:spacing w:line="240" w:lineRule="auto"/>
-              <w:jc w:val="left"/>
-              <w:rPr>
-                <w:rFonts w:cs="Microsoft Sans Serif"/>
-                <w:color w:val="000000"/>
-                <w:sz w:val="20"/>
-                <w:szCs w:val="20"/>
-              </w:rPr>
-            </w:pPr>
-          </w:p>
-        </w:tc>
-        <w:tc>
-          <w:tcPr>
-            <w:tcW w:w="2087" w:type="pct"/>
-            <w:tcBorders>
-              <w:top w:val="nil"/>
-              <w:left w:val="nil"/>
-              <w:bottom w:val="single" w:sz="4" w:space="0" w:color="auto"/>
-              <w:right w:val="single" w:sz="4" w:space="0" w:color="auto"/>
-            </w:tcBorders>
-            <w:shd w:val="clear" w:color="auto" w:fill="FFFFFF" w:themeFill="background1"/>
-            <w:noWrap/>
-            <w:vAlign w:val="center"/>
-            <w:hideMark/>
-          </w:tcPr>
-          <w:p>
-            <w:pPr>
-              <w:suppressAutoHyphens w:val="0"/>
-              <w:spacing w:line="240" w:lineRule="auto"/>
-              <w:jc w:val="left"/>
-              <w:rPr>
-                <w:rFonts w:cs="Microsoft Sans Serif"/>
-                <w:color w:val="000000"/>
-                <w:sz w:val="20"/>
-                <w:szCs w:val="20"/>
-              </w:rPr>
-            </w:pPr>
-            <w:r>
-              <w:rPr>
-                <w:rFonts w:cs="Microsoft Sans Serif"/>
-                <w:color w:val="000000"/>
-                <w:sz w:val="20"/>
-                <w:szCs w:val="20"/>
-              </w:rPr>
-              <w:t>Sensor de temperatura secundario</w:t>
-            </w:r>
-          </w:p>
-        </w:tc>
-        <w:tc>
-          <w:tcPr>
-            <w:tcW w:w="1672" w:type="pct"/>
-            <w:tcBorders>
-              <w:top w:val="nil"/>
-              <w:left w:val="nil"/>
-              <w:bottom w:val="single" w:sz="4" w:space="0" w:color="auto"/>
-              <w:right w:val="single" w:sz="4" w:space="0" w:color="auto"/>
-            </w:tcBorders>
-            <w:shd w:val="clear" w:color="auto" w:fill="FFFFFF" w:themeFill="background1"/>
-            <w:noWrap/>
-            <w:vAlign w:val="center"/>
-          </w:tcPr>
-          <w:p>
-            <w:pPr>
-              <w:suppressAutoHyphens w:val="0"/>
-              <w:spacing w:line="240" w:lineRule="auto"/>
-              <w:rPr>
-                <w:rFonts w:cs="Microsoft Sans Serif"/>
-                <w:color w:val="000000"/>
-                <w:sz w:val="20"/>
-                <w:szCs w:val="20"/>
-              </w:rPr>
-            </w:pPr>
-          </w:p>
-        </w:tc>
-      </w:tr>
-      <w:tr>
-        <w:trPr>
-          <w:trHeight w:val="300"/>
-        </w:trPr>
-        <w:tc>
-          <w:tcPr>
-            <w:tcW w:w="362" w:type="pct"/>
-            <w:vMerge/>
-            <w:tcBorders>
-              <w:top w:val="single" w:sz="4" w:space="0" w:color="auto"/>
-              <w:left w:val="single" w:sz="4" w:space="0" w:color="auto"/>
-              <w:bottom w:val="single" w:sz="4" w:space="0" w:color="000000"/>
-              <w:right w:val="single" w:sz="4" w:space="0" w:color="auto"/>
-            </w:tcBorders>
-            <w:shd w:val="clear" w:color="auto" w:fill="FFFFFF" w:themeFill="background1"/>
-            <w:vAlign w:val="center"/>
-            <w:hideMark/>
-          </w:tcPr>
-          <w:p>
-            <w:pPr>
-              <w:suppressAutoHyphens w:val="0"/>
-              <w:spacing w:line="240" w:lineRule="auto"/>
-              <w:jc w:val="left"/>
-              <w:rPr>
-                <w:rFonts w:cs="Microsoft Sans Serif"/>
-                <w:color w:val="000000"/>
-                <w:sz w:val="20"/>
-                <w:szCs w:val="20"/>
-              </w:rPr>
-            </w:pPr>
-          </w:p>
-        </w:tc>
-        <w:tc>
-          <w:tcPr>
-            <w:tcW w:w="879" w:type="pct"/>
-            <w:vMerge/>
-            <w:tcBorders>
-              <w:top w:val="single" w:sz="4" w:space="0" w:color="auto"/>
-              <w:left w:val="single" w:sz="4" w:space="0" w:color="auto"/>
-              <w:bottom w:val="single" w:sz="4" w:space="0" w:color="auto"/>
-              <w:right w:val="single" w:sz="4" w:space="0" w:color="auto"/>
-            </w:tcBorders>
-            <w:shd w:val="clear" w:color="auto" w:fill="FFFFFF" w:themeFill="background1"/>
-            <w:vAlign w:val="center"/>
-            <w:hideMark/>
-          </w:tcPr>
-          <w:p>
-            <w:pPr>
-              <w:suppressAutoHyphens w:val="0"/>
-              <w:spacing w:line="240" w:lineRule="auto"/>
-              <w:jc w:val="left"/>
-              <w:rPr>
-                <w:rFonts w:cs="Microsoft Sans Serif"/>
-                <w:color w:val="000000"/>
-                <w:sz w:val="20"/>
-                <w:szCs w:val="20"/>
-              </w:rPr>
-            </w:pPr>
-          </w:p>
-        </w:tc>
-        <w:tc>
-          <w:tcPr>
-            <w:tcW w:w="2087" w:type="pct"/>
-            <w:tcBorders>
-              <w:top w:val="nil"/>
-              <w:left w:val="nil"/>
-              <w:bottom w:val="single" w:sz="4" w:space="0" w:color="auto"/>
-              <w:right w:val="single" w:sz="4" w:space="0" w:color="auto"/>
-            </w:tcBorders>
-            <w:shd w:val="clear" w:color="auto" w:fill="FFFFFF" w:themeFill="background1"/>
-            <w:noWrap/>
-            <w:vAlign w:val="center"/>
-            <w:hideMark/>
-          </w:tcPr>
-          <w:p>
-            <w:pPr>
-              <w:suppressAutoHyphens w:val="0"/>
-              <w:spacing w:line="240" w:lineRule="auto"/>
-              <w:jc w:val="left"/>
-              <w:rPr>
-                <w:rFonts w:cs="Microsoft Sans Serif"/>
-                <w:color w:val="000000"/>
-                <w:sz w:val="20"/>
-                <w:szCs w:val="20"/>
-              </w:rPr>
-            </w:pPr>
-            <w:r>
-              <w:rPr>
-                <w:rFonts w:cs="Microsoft Sans Serif"/>
-                <w:color w:val="000000"/>
-                <w:sz w:val="20"/>
-                <w:szCs w:val="20"/>
-              </w:rPr>
-              <w:t>Acelerómetro</w:t>
-            </w:r>
-          </w:p>
-        </w:tc>
-        <w:tc>
-          <w:tcPr>
-            <w:tcW w:w="1672" w:type="pct"/>
-            <w:tcBorders>
-              <w:top w:val="nil"/>
               <w:left w:val="nil"/>
               <w:bottom w:val="single" w:sz="4" w:space="0" w:color="auto"/>
               <w:right w:val="single" w:sz="4" w:space="0" w:color="auto"/>
@@ -12977,7 +11726,7 @@
         </w:rPr>
       </w:pPr>
       <w:bookmarkStart w:id="106" w:name="_Ref223695225"/>
-      <w:bookmarkStart w:id="107" w:name="_Toc229049278"/>
+      <w:bookmarkStart w:id="107" w:name="_Toc230346485"/>
       <w:r>
         <w:rPr>
           <w:rStyle w:val="Title1"/>
@@ -13612,8 +12361,6 @@
         <w:r>
           <w:rPr>
             <w:rStyle w:val="Hipervnculo"/>
-            <w:rFonts w:ascii="Microsoft Sans Serif" w:hAnsi="Microsoft Sans Serif"/>
-            <w:sz w:val="22"/>
             <w:szCs w:val="22"/>
             <w:lang w:eastAsia="es-MX"/>
           </w:rPr>
@@ -13664,7 +12411,7 @@
           <w:rStyle w:val="Title1"/>
         </w:rPr>
       </w:pPr>
-      <w:bookmarkStart w:id="108" w:name="_Toc229049279"/>
+      <w:bookmarkStart w:id="108" w:name="_Toc230346486"/>
       <w:r>
         <w:rPr>
           <w:rStyle w:val="Title1"/>
@@ -14094,7 +12841,7 @@
       <w:pPr>
         <w:pStyle w:val="Ttulo1"/>
       </w:pPr>
-      <w:bookmarkStart w:id="126" w:name="_Toc229049280"/>
+      <w:bookmarkStart w:id="126" w:name="_Toc230346487"/>
       <w:r>
         <w:lastRenderedPageBreak/>
         <w:t>REFERENCIAS</w:t>
@@ -14215,9 +12962,7 @@
         <w:r>
           <w:rPr>
             <w:rStyle w:val="Hipervnculo"/>
-            <w:rFonts w:ascii="Microsoft Sans Serif" w:hAnsi="Microsoft Sans Serif"/>
             <w:color w:val="auto"/>
-            <w:sz w:val="22"/>
             <w:u w:val="single"/>
             <w:lang w:val="en-US"/>
           </w:rPr>
@@ -14548,7 +13293,7 @@
           <w:rStyle w:val="Title1"/>
         </w:rPr>
       </w:pPr>
-      <w:bookmarkStart w:id="130" w:name="_Toc229049281"/>
+      <w:bookmarkStart w:id="130" w:name="_Toc230346488"/>
       <w:r>
         <w:rPr>
           <w:rStyle w:val="Title1"/>
@@ -14678,7 +13423,7 @@
       <w:bookmarkStart w:id="131" w:name="_Ref221185985"/>
       <w:bookmarkStart w:id="132" w:name="_Ref217405568"/>
       <w:bookmarkStart w:id="133" w:name="_Ref217405581"/>
-      <w:bookmarkStart w:id="134" w:name="_Toc229049282"/>
+      <w:bookmarkStart w:id="134" w:name="_Toc230346489"/>
       <w:r>
         <w:rPr>
           <w:rStyle w:val="Title1"/>
@@ -15348,7 +14093,7 @@
       </w:pPr>
       <w:bookmarkStart w:id="135" w:name="_Ref219907034"/>
       <w:bookmarkStart w:id="136" w:name="_Ref220316895"/>
-      <w:bookmarkStart w:id="137" w:name="_Toc229049283"/>
+      <w:bookmarkStart w:id="137" w:name="_Toc230346490"/>
       <w:r>
         <w:rPr>
           <w:rStyle w:val="Title1"/>
@@ -15392,13 +14137,20 @@
           <w:noProof/>
           <w14:ligatures w14:val="standardContextual"/>
         </w:rPr>
-        <w:t>ruta_</w:t>
+        <w:t>external_doc</w:t>
       </w:r>
       <w:r>
         <w:rPr>
           <w:noProof/>
           <w14:ligatures w14:val="standardContextual"/>
         </w:rPr>
+        <w:t>_</w:t>
+      </w:r>
+      <w:r>
+        <w:rPr>
+          <w:noProof/>
+          <w14:ligatures w14:val="standardContextual"/>
+        </w:rPr>
         <w:t>plan_de_crucero&gt;&gt;</w:t>
       </w:r>
     </w:p>
@@ -15424,7 +14176,7 @@
           <w:rStyle w:val="Title1"/>
         </w:rPr>
       </w:pPr>
-      <w:bookmarkStart w:id="138" w:name="_Toc229049284"/>
+      <w:bookmarkStart w:id="138" w:name="_Toc230346491"/>
       <w:r>
         <w:rPr>
           <w:rStyle w:val="Title1"/>
@@ -16241,19 +14993,32 @@
               <w:lang w:val="en-US"/>
             </w:rPr>
           </w:pPr>
-          <w:hyperlink r:id="rId1">
-            <w:r>
-              <w:rPr>
-                <w:rStyle w:val="Hipervnculo"/>
-                <w:rFonts w:ascii="Arial Narrow" w:hAnsi="Arial Narrow" w:cs="Arial"/>
-                <w:b/>
-                <w:sz w:val="14"/>
-                <w:szCs w:val="14"/>
-                <w:lang w:val="en-US"/>
-              </w:rPr>
-              <w:t>https://www.asm.mx</w:t>
-            </w:r>
-          </w:hyperlink>
+          <w:r>
+            <w:fldChar w:fldCharType="begin"/>
+          </w:r>
+          <w:r>
+            <w:rPr>
+              <w:lang w:val="en-US"/>
+            </w:rPr>
+            <w:instrText>HYPERLINK "https://www.asm.mx/" \h</w:instrText>
+          </w:r>
+          <w:r>
+            <w:fldChar w:fldCharType="separate"/>
+          </w:r>
+          <w:r>
+            <w:rPr>
+              <w:rStyle w:val="Hipervnculo"/>
+              <w:rFonts w:ascii="Arial Narrow" w:hAnsi="Arial Narrow" w:cs="Arial"/>
+              <w:b/>
+              <w:sz w:val="14"/>
+              <w:szCs w:val="14"/>
+              <w:lang w:val="en-US"/>
+            </w:rPr>
+            <w:t>https://www.asm.mx</w:t>
+          </w:r>
+          <w:r>
+            <w:fldChar w:fldCharType="end"/>
+          </w:r>
           <w:r>
             <w:rPr>
               <w:rFonts w:ascii="Arial Narrow" w:hAnsi="Arial Narrow" w:cs="Arial"/>
@@ -16273,19 +15038,7 @@
             </w:rPr>
             <w:t xml:space="preserve">   </w:t>
           </w:r>
-          <w:hyperlink r:id="rId2">
-            <w:r>
-              <w:rPr>
-                <w:rStyle w:val="Hipervnculo"/>
-                <w:rFonts w:ascii="Arial Narrow" w:hAnsi="Arial Narrow" w:cs="Arial"/>
-                <w:b/>
-                <w:color w:val="000000" w:themeColor="text1"/>
-                <w:sz w:val="14"/>
-                <w:szCs w:val="14"/>
-                <w:lang w:val="en-US"/>
-              </w:rPr>
-              <w:t>y</w:t>
-            </w:r>
+          <w:hyperlink r:id="rId1">
             <w:r>
               <w:rPr>
                 <w:rStyle w:val="Hipervnculo"/>
@@ -16295,7 +15048,7 @@
                 <w:szCs w:val="14"/>
                 <w:lang w:val="en-US"/>
               </w:rPr>
-              <w:t xml:space="preserve"> </w:t>
+              <w:t xml:space="preserve">y </w:t>
             </w:r>
             <w:r>
               <w:rPr>
@@ -19579,7 +18332,7 @@
   <w:abstractNum w:abstractNumId="9" w15:restartNumberingAfterBreak="0">
     <w:nsid w:val="15F7622A"/>
     <w:multiLevelType w:val="multilevel"/>
-    <w:tmpl w:val="6D7EE1F4"/>
+    <w:tmpl w:val="0CF46A9A"/>
     <w:lvl w:ilvl="0">
       <w:start w:val="1"/>
       <w:numFmt w:val="decimal"/>
@@ -23143,13 +21896,13 @@
     <w:lsdException w:name="Normal" w:uiPriority="0" w:qFormat="1"/>
     <w:lsdException w:name="heading 1" w:uiPriority="9" w:qFormat="1"/>
     <w:lsdException w:name="heading 2" w:uiPriority="9" w:qFormat="1"/>
-    <w:lsdException w:name="heading 3" w:uiPriority="9" w:qFormat="1"/>
-    <w:lsdException w:name="heading 4" w:uiPriority="9" w:qFormat="1"/>
-    <w:lsdException w:name="heading 5" w:uiPriority="9" w:qFormat="1"/>
-    <w:lsdException w:name="heading 6" w:uiPriority="0" w:qFormat="1"/>
-    <w:lsdException w:name="heading 7" w:uiPriority="9" w:qFormat="1"/>
-    <w:lsdException w:name="heading 8" w:uiPriority="9" w:qFormat="1"/>
-    <w:lsdException w:name="heading 9" w:uiPriority="9" w:qFormat="1"/>
+    <w:lsdException w:name="heading 3" w:uiPriority="9"/>
+    <w:lsdException w:name="heading 4" w:uiPriority="9"/>
+    <w:lsdException w:name="heading 5" w:uiPriority="9"/>
+    <w:lsdException w:name="heading 6" w:uiPriority="0"/>
+    <w:lsdException w:name="heading 7" w:uiPriority="9"/>
+    <w:lsdException w:name="heading 8" w:uiPriority="9"/>
+    <w:lsdException w:name="heading 9" w:uiPriority="9"/>
     <w:lsdException w:name="index 1" w:semiHidden="1" w:unhideWhenUsed="1"/>
     <w:lsdException w:name="index 2" w:semiHidden="1" w:unhideWhenUsed="1"/>
     <w:lsdException w:name="index 3" w:semiHidden="1" w:unhideWhenUsed="1"/>
@@ -23159,9 +21912,9 @@
     <w:lsdException w:name="index 7" w:semiHidden="1" w:unhideWhenUsed="1"/>
     <w:lsdException w:name="index 8" w:semiHidden="1" w:unhideWhenUsed="1"/>
     <w:lsdException w:name="index 9" w:semiHidden="1" w:unhideWhenUsed="1"/>
-    <w:lsdException w:name="toc 1" w:semiHidden="1" w:uiPriority="39" w:unhideWhenUsed="1" w:qFormat="1"/>
-    <w:lsdException w:name="toc 2" w:semiHidden="1" w:uiPriority="39" w:unhideWhenUsed="1" w:qFormat="1"/>
-    <w:lsdException w:name="toc 3" w:semiHidden="1" w:uiPriority="39" w:unhideWhenUsed="1" w:qFormat="1"/>
+    <w:lsdException w:name="toc 1" w:semiHidden="1" w:uiPriority="39" w:unhideWhenUsed="1"/>
+    <w:lsdException w:name="toc 2" w:semiHidden="1" w:uiPriority="39" w:unhideWhenUsed="1"/>
+    <w:lsdException w:name="toc 3" w:semiHidden="1" w:uiPriority="39" w:unhideWhenUsed="1"/>
     <w:lsdException w:name="toc 4" w:semiHidden="1" w:uiPriority="0" w:unhideWhenUsed="1"/>
     <w:lsdException w:name="toc 5" w:semiHidden="1" w:uiPriority="0" w:unhideWhenUsed="1"/>
     <w:lsdException w:name="toc 6" w:semiHidden="1" w:uiPriority="0" w:unhideWhenUsed="1"/>
@@ -23174,8 +21927,8 @@
     <w:lsdException w:name="header" w:semiHidden="1" w:unhideWhenUsed="1"/>
     <w:lsdException w:name="footer" w:semiHidden="1" w:unhideWhenUsed="1"/>
     <w:lsdException w:name="index heading" w:semiHidden="1" w:unhideWhenUsed="1"/>
-    <w:lsdException w:name="caption" w:uiPriority="0" w:qFormat="1"/>
-    <w:lsdException w:name="table of figures" w:semiHidden="1" w:unhideWhenUsed="1" w:qFormat="1"/>
+    <w:lsdException w:name="caption" w:uiPriority="0"/>
+    <w:lsdException w:name="table of figures" w:semiHidden="1" w:unhideWhenUsed="1"/>
     <w:lsdException w:name="envelope address" w:semiHidden="1" w:unhideWhenUsed="1"/>
     <w:lsdException w:name="envelope return" w:semiHidden="1" w:unhideWhenUsed="1"/>
     <w:lsdException w:name="footnote reference" w:semiHidden="1" w:uiPriority="0" w:unhideWhenUsed="1"/>
@@ -23202,7 +21955,7 @@
     <w:lsdException w:name="List Number 3" w:semiHidden="1" w:unhideWhenUsed="1"/>
     <w:lsdException w:name="List Number 4" w:semiHidden="1" w:unhideWhenUsed="1"/>
     <w:lsdException w:name="List Number 5" w:semiHidden="1" w:unhideWhenUsed="1"/>
-    <w:lsdException w:name="Title" w:uiPriority="0" w:qFormat="1"/>
+    <w:lsdException w:name="Title" w:uiPriority="0"/>
     <w:lsdException w:name="Closing" w:semiHidden="1" w:unhideWhenUsed="1"/>
     <w:lsdException w:name="Signature" w:semiHidden="1" w:unhideWhenUsed="1"/>
     <w:lsdException w:name="Default Paragraph Font" w:semiHidden="1" w:uiPriority="1" w:unhideWhenUsed="1"/>
@@ -23214,7 +21967,7 @@
     <w:lsdException w:name="List Continue 4" w:semiHidden="1" w:unhideWhenUsed="1"/>
     <w:lsdException w:name="List Continue 5" w:semiHidden="1" w:unhideWhenUsed="1"/>
     <w:lsdException w:name="Message Header" w:semiHidden="1" w:unhideWhenUsed="1"/>
-    <w:lsdException w:name="Subtitle" w:uiPriority="0" w:qFormat="1"/>
+    <w:lsdException w:name="Subtitle" w:uiPriority="0"/>
     <w:lsdException w:name="Salutation" w:semiHidden="1" w:unhideWhenUsed="1"/>
     <w:lsdException w:name="Date" w:semiHidden="1" w:unhideWhenUsed="1"/>
     <w:lsdException w:name="Body Text First Indent" w:semiHidden="1" w:unhideWhenUsed="1"/>
@@ -23227,7 +21980,7 @@
     <w:lsdException w:name="Block Text" w:semiHidden="1" w:unhideWhenUsed="1"/>
     <w:lsdException w:name="Hyperlink" w:semiHidden="1" w:unhideWhenUsed="1"/>
     <w:lsdException w:name="FollowedHyperlink" w:semiHidden="1" w:unhideWhenUsed="1"/>
-    <w:lsdException w:name="Strong" w:uiPriority="0" w:qFormat="1"/>
+    <w:lsdException w:name="Strong" w:uiPriority="0"/>
     <w:lsdException w:name="Emphasis" w:uiPriority="0" w:qFormat="1"/>
     <w:lsdException w:name="Document Map" w:semiHidden="1" w:uiPriority="0" w:unhideWhenUsed="1"/>
     <w:lsdException w:name="Plain Text" w:semiHidden="1" w:unhideWhenUsed="1"/>
@@ -23297,7 +22050,7 @@
     <w:lsdException w:name="Table Grid" w:uiPriority="59"/>
     <w:lsdException w:name="Table Theme" w:semiHidden="1" w:unhideWhenUsed="1"/>
     <w:lsdException w:name="Placeholder Text" w:semiHidden="1"/>
-    <w:lsdException w:name="No Spacing" w:uiPriority="1" w:qFormat="1"/>
+    <w:lsdException w:name="No Spacing" w:uiPriority="1"/>
     <w:lsdException w:name="Light Shading" w:uiPriority="60"/>
     <w:lsdException w:name="Light List" w:uiPriority="61"/>
     <w:lsdException w:name="Light Grid" w:uiPriority="62"/>
@@ -23319,9 +22072,9 @@
     <w:lsdException w:name="Medium Shading 2 Accent 1" w:uiPriority="64"/>
     <w:lsdException w:name="Medium List 1 Accent 1" w:uiPriority="65"/>
     <w:lsdException w:name="Revision" w:semiHidden="1"/>
-    <w:lsdException w:name="List Paragraph" w:uiPriority="34" w:qFormat="1"/>
+    <w:lsdException w:name="List Paragraph" w:uiPriority="34"/>
     <w:lsdException w:name="Quote" w:uiPriority="0" w:qFormat="1"/>
-    <w:lsdException w:name="Intense Quote" w:uiPriority="0" w:qFormat="1"/>
+    <w:lsdException w:name="Intense Quote" w:uiPriority="0"/>
     <w:lsdException w:name="Medium List 2 Accent 1" w:uiPriority="66"/>
     <w:lsdException w:name="Medium Grid 1 Accent 1" w:uiPriority="67"/>
     <w:lsdException w:name="Medium Grid 2 Accent 1" w:uiPriority="68"/>
@@ -23400,13 +22153,13 @@
     <w:lsdException w:name="Colorful Shading Accent 6" w:uiPriority="71"/>
     <w:lsdException w:name="Colorful List Accent 6" w:uiPriority="72"/>
     <w:lsdException w:name="Colorful Grid Accent 6" w:uiPriority="73"/>
-    <w:lsdException w:name="Subtle Emphasis" w:uiPriority="0" w:qFormat="1"/>
-    <w:lsdException w:name="Intense Emphasis" w:uiPriority="0" w:qFormat="1"/>
-    <w:lsdException w:name="Subtle Reference" w:uiPriority="0" w:qFormat="1"/>
-    <w:lsdException w:name="Intense Reference" w:uiPriority="0" w:qFormat="1"/>
-    <w:lsdException w:name="Book Title" w:uiPriority="0" w:qFormat="1"/>
+    <w:lsdException w:name="Subtle Emphasis" w:uiPriority="0"/>
+    <w:lsdException w:name="Intense Emphasis" w:uiPriority="0"/>
+    <w:lsdException w:name="Subtle Reference" w:uiPriority="0"/>
+    <w:lsdException w:name="Intense Reference" w:uiPriority="0"/>
+    <w:lsdException w:name="Book Title" w:uiPriority="0"/>
     <w:lsdException w:name="Bibliography" w:semiHidden="1" w:uiPriority="37" w:unhideWhenUsed="1"/>
-    <w:lsdException w:name="TOC Heading" w:semiHidden="1" w:uiPriority="0" w:unhideWhenUsed="1" w:qFormat="1"/>
+    <w:lsdException w:name="TOC Heading" w:semiHidden="1" w:uiPriority="0" w:unhideWhenUsed="1"/>
     <w:lsdException w:name="Plain Table 1" w:uiPriority="41"/>
     <w:lsdException w:name="Plain Table 2" w:uiPriority="42"/>
     <w:lsdException w:name="Plain Table 3" w:uiPriority="43"/>
@@ -23588,7 +22341,6 @@
     <w:link w:val="Ttulo3Car"/>
     <w:autoRedefine/>
     <w:uiPriority w:val="9"/>
-    <w:qFormat/>
     <w:rsid w:val="00CA5F35"/>
     <w:pPr>
       <w:numPr>
@@ -23611,7 +22363,6 @@
     <w:link w:val="Ttulo4Car"/>
     <w:autoRedefine/>
     <w:uiPriority w:val="9"/>
-    <w:qFormat/>
     <w:rsid w:val="00CA5D7F"/>
     <w:pPr>
       <w:keepNext/>
@@ -23635,7 +22386,6 @@
     <w:link w:val="Ttulo5Car"/>
     <w:autoRedefine/>
     <w:uiPriority w:val="9"/>
-    <w:qFormat/>
     <w:rsid w:val="00CA5D7F"/>
     <w:pPr>
       <w:numPr>
@@ -23656,7 +22406,6 @@
     <w:basedOn w:val="Normal"/>
     <w:link w:val="Ttulo6Car"/>
     <w:autoRedefine/>
-    <w:qFormat/>
     <w:rsid w:val="00BD7428"/>
     <w:pPr>
       <w:numPr>
@@ -23676,7 +22425,6 @@
     <w:next w:val="Normal"/>
     <w:link w:val="Ttulo7Car"/>
     <w:uiPriority w:val="9"/>
-    <w:qFormat/>
     <w:rsid w:val="003F54D7"/>
     <w:pPr>
       <w:numPr>
@@ -23693,7 +22441,6 @@
     <w:next w:val="Normal"/>
     <w:link w:val="Ttulo8Car"/>
     <w:uiPriority w:val="9"/>
-    <w:qFormat/>
     <w:rsid w:val="003F54D7"/>
     <w:pPr>
       <w:numPr>
@@ -23714,7 +22461,6 @@
     <w:next w:val="Normal"/>
     <w:link w:val="Ttulo9Car"/>
     <w:uiPriority w:val="9"/>
-    <w:qFormat/>
     <w:rsid w:val="003F54D7"/>
     <w:pPr>
       <w:numPr>
@@ -23759,7 +22505,6 @@
   <w:style w:type="character" w:styleId="Nmerodepgina">
     <w:name w:val="page number"/>
     <w:basedOn w:val="Fuentedeprrafopredeter"/>
-    <w:qFormat/>
     <w:rsid w:val="004E4802"/>
   </w:style>
   <w:style w:type="character" w:customStyle="1" w:styleId="Caracteresdenotaalpie">
@@ -23827,7 +22572,6 @@
     <w:name w:val="annotation reference"/>
     <w:basedOn w:val="Fuentedeprrafopredeter"/>
     <w:uiPriority w:val="99"/>
-    <w:qFormat/>
     <w:rsid w:val="00433D40"/>
     <w:rPr>
       <w:sz w:val="16"/>
@@ -23839,11 +22583,11 @@
     <w:basedOn w:val="Fuentedeprrafopredeter"/>
     <w:uiPriority w:val="99"/>
     <w:unhideWhenUsed/>
-    <w:rsid w:val="00D145C3"/>
+    <w:rsid w:val="00AB201A"/>
     <w:rPr>
-      <w:rFonts w:ascii="Book Antiqua" w:hAnsi="Book Antiqua"/>
-      <w:color w:val="0000FF"/>
-      <w:sz w:val="24"/>
+      <w:rFonts w:ascii="Microsoft Sans Serif" w:hAnsi="Microsoft Sans Serif"/>
+      <w:color w:val="000000" w:themeColor="text1"/>
+      <w:sz w:val="22"/>
       <w:u w:val="none"/>
     </w:rPr>
   </w:style>
@@ -23900,7 +22644,6 @@
   <w:style w:type="character" w:styleId="Fuerte">
     <w:name w:val="Strong"/>
     <w:basedOn w:val="Fuentedeprrafopredeter"/>
-    <w:qFormat/>
     <w:rsid w:val="00214BEA"/>
     <w:rPr>
       <w:b/>
@@ -23944,7 +22687,6 @@
   <w:style w:type="character" w:customStyle="1" w:styleId="EstiloEpgrafe11pt1CarCar">
     <w:name w:val="Estilo Epígrafe + 11 pt1 Car Car"/>
     <w:basedOn w:val="DescripcinCar"/>
-    <w:qFormat/>
     <w:rsid w:val="00214BEA"/>
     <w:rPr>
       <w:rFonts w:ascii="Arial" w:hAnsi="Arial" w:cs="Microsoft Sans Serif"/>
@@ -23985,7 +22727,6 @@
   <w:style w:type="character" w:customStyle="1" w:styleId="BodyTextIndentChar">
     <w:name w:val="Body Text Indent Char"/>
     <w:basedOn w:val="Fuentedeprrafopredeter"/>
-    <w:qFormat/>
     <w:rsid w:val="00F41F76"/>
     <w:rPr>
       <w:rFonts w:ascii="Microsoft Sans Serif" w:hAnsi="Microsoft Sans Serif"/>
@@ -24023,7 +22764,6 @@
   <w:style w:type="character" w:customStyle="1" w:styleId="mark">
     <w:name w:val="mark"/>
     <w:basedOn w:val="Fuentedeprrafopredeter"/>
-    <w:qFormat/>
     <w:rsid w:val="00214BEA"/>
   </w:style>
   <w:style w:type="character" w:customStyle="1" w:styleId="TextosinformatoCar">
@@ -24209,31 +22949,26 @@
   <w:style w:type="character" w:customStyle="1" w:styleId="thread-snippet">
     <w:name w:val="thread-snippet"/>
     <w:basedOn w:val="Fuentedeprrafopredeter"/>
-    <w:qFormat/>
     <w:rsid w:val="0063749D"/>
   </w:style>
   <w:style w:type="character" w:customStyle="1" w:styleId="hps">
     <w:name w:val="hps"/>
     <w:basedOn w:val="Fuentedeprrafopredeter"/>
-    <w:qFormat/>
     <w:rsid w:val="00563D19"/>
   </w:style>
   <w:style w:type="character" w:customStyle="1" w:styleId="normaltextrun">
     <w:name w:val="normaltextrun"/>
     <w:basedOn w:val="Fuentedeprrafopredeter"/>
-    <w:qFormat/>
     <w:rsid w:val="003D1BD2"/>
   </w:style>
   <w:style w:type="character" w:customStyle="1" w:styleId="spellingerror">
     <w:name w:val="spellingerror"/>
     <w:basedOn w:val="Fuentedeprrafopredeter"/>
-    <w:qFormat/>
     <w:rsid w:val="003D1BD2"/>
   </w:style>
   <w:style w:type="character" w:customStyle="1" w:styleId="eop">
     <w:name w:val="eop"/>
     <w:basedOn w:val="Fuentedeprrafopredeter"/>
-    <w:qFormat/>
     <w:rsid w:val="003D1BD2"/>
   </w:style>
   <w:style w:type="character" w:customStyle="1" w:styleId="TtuloCar">
@@ -24294,7 +23029,6 @@
   <w:style w:type="character" w:customStyle="1" w:styleId="intellitxt">
     <w:name w:val="intellitxt"/>
     <w:basedOn w:val="Fuentedeprrafopredeter"/>
-    <w:qFormat/>
     <w:rsid w:val="003D1BD2"/>
   </w:style>
   <w:style w:type="character" w:customStyle="1" w:styleId="RutasyarchivosChar">
@@ -24561,7 +23295,6 @@
   <w:style w:type="character" w:styleId="nfasissutil">
     <w:name w:val="Subtle Emphasis"/>
     <w:basedOn w:val="Fuentedeprrafopredeter"/>
-    <w:qFormat/>
     <w:rsid w:val="003D1BD2"/>
     <w:rPr>
       <w:i/>
@@ -24572,7 +23305,6 @@
   <w:style w:type="character" w:customStyle="1" w:styleId="il">
     <w:name w:val="il"/>
     <w:basedOn w:val="Fuentedeprrafopredeter"/>
-    <w:qFormat/>
     <w:rsid w:val="003B5724"/>
   </w:style>
   <w:style w:type="character" w:customStyle="1" w:styleId="Mencinsinresolver1">
@@ -24591,7 +23323,6 @@
   <w:style w:type="character" w:customStyle="1" w:styleId="m6538863837720569691msohyperlink">
     <w:name w:val="m_6538863837720569691msohyperlink"/>
     <w:basedOn w:val="Fuentedeprrafopredeter"/>
-    <w:qFormat/>
     <w:rsid w:val="00202592"/>
   </w:style>
   <w:style w:type="character" w:customStyle="1" w:styleId="Mencinsinresolver2">
@@ -24610,7 +23341,6 @@
   <w:style w:type="character" w:customStyle="1" w:styleId="Heading31">
     <w:name w:val="Heading 31"/>
     <w:basedOn w:val="Fuentedeprrafopredeter"/>
-    <w:qFormat/>
     <w:rsid w:val="0015350D"/>
     <w:rPr>
       <w:rFonts w:ascii="Arial" w:hAnsi="Arial" w:cs="Arial"/>
@@ -24620,7 +23350,6 @@
   <w:style w:type="character" w:customStyle="1" w:styleId="FiguraCar">
     <w:name w:val="Figura Car"/>
     <w:basedOn w:val="Fuentedeprrafopredeter"/>
-    <w:qFormat/>
     <w:rsid w:val="0015350D"/>
     <w:rPr>
       <w:rFonts w:ascii="Arial" w:hAnsi="Arial" w:cs="Arial"/>
@@ -24633,7 +23362,6 @@
   <w:style w:type="character" w:customStyle="1" w:styleId="normalCar">
     <w:name w:val="normal Car"/>
     <w:basedOn w:val="Fuentedeprrafopredeter"/>
-    <w:qFormat/>
     <w:rsid w:val="0015350D"/>
     <w:rPr>
       <w:rFonts w:ascii="Arial" w:hAnsi="Arial" w:cs="Arial"/>
@@ -24645,7 +23373,6 @@
   <w:style w:type="character" w:customStyle="1" w:styleId="QuoteChar">
     <w:name w:val="Quote Char"/>
     <w:basedOn w:val="Fuentedeprrafopredeter"/>
-    <w:qFormat/>
     <w:rsid w:val="0015350D"/>
     <w:rPr>
       <w:rFonts w:eastAsia="Times New Roman"/>
@@ -24658,7 +23385,6 @@
   <w:style w:type="character" w:styleId="Referenciasutil">
     <w:name w:val="Subtle Reference"/>
     <w:basedOn w:val="Fuentedeprrafopredeter"/>
-    <w:qFormat/>
     <w:rsid w:val="0015350D"/>
     <w:rPr>
       <w:smallCaps/>
@@ -24669,7 +23395,6 @@
   <w:style w:type="character" w:styleId="Referenciaintensa">
     <w:name w:val="Intense Reference"/>
     <w:basedOn w:val="Fuentedeprrafopredeter"/>
-    <w:qFormat/>
     <w:rsid w:val="0015350D"/>
     <w:rPr>
       <w:b/>
@@ -24683,7 +23408,6 @@
   <w:style w:type="character" w:styleId="Ttulodellibro">
     <w:name w:val="Book Title"/>
     <w:basedOn w:val="Fuentedeprrafopredeter"/>
-    <w:qFormat/>
     <w:rsid w:val="0015350D"/>
     <w:rPr>
       <w:b/>
@@ -24695,7 +23419,6 @@
   <w:style w:type="character" w:customStyle="1" w:styleId="IntenseQuoteChar">
     <w:name w:val="Intense Quote Char"/>
     <w:basedOn w:val="Fuentedeprrafopredeter"/>
-    <w:qFormat/>
     <w:rsid w:val="0015350D"/>
     <w:rPr>
       <w:rFonts w:eastAsia="Times New Roman"/>
@@ -24710,7 +23433,6 @@
   <w:style w:type="character" w:styleId="nfasisintenso">
     <w:name w:val="Intense Emphasis"/>
     <w:basedOn w:val="Fuentedeprrafopredeter"/>
-    <w:qFormat/>
     <w:rsid w:val="0015350D"/>
     <w:rPr>
       <w:b/>
@@ -24723,7 +23445,6 @@
   <w:style w:type="character" w:customStyle="1" w:styleId="SubtitleChar">
     <w:name w:val="Subtitle Char"/>
     <w:basedOn w:val="Fuentedeprrafopredeter"/>
-    <w:qFormat/>
     <w:rsid w:val="0015350D"/>
     <w:rPr>
       <w:rFonts w:ascii="Cambria" w:eastAsia="Times New Roman" w:hAnsi="Cambria" w:cs="Times New Roman"/>
@@ -24735,7 +23456,6 @@
   <w:style w:type="character" w:customStyle="1" w:styleId="TitleChar">
     <w:name w:val="Title Char"/>
     <w:basedOn w:val="Fuentedeprrafopredeter"/>
-    <w:qFormat/>
     <w:rsid w:val="0015350D"/>
     <w:rPr>
       <w:rFonts w:ascii="Cambria" w:eastAsia="Times New Roman" w:hAnsi="Cambria" w:cs="Times New Roman"/>
@@ -24750,17 +23470,14 @@
   <w:style w:type="character" w:customStyle="1" w:styleId="go">
     <w:name w:val="go"/>
     <w:basedOn w:val="Fuentedeprrafopredeter"/>
-    <w:qFormat/>
     <w:rsid w:val="0015350D"/>
   </w:style>
   <w:style w:type="character" w:customStyle="1" w:styleId="greentext">
     <w:name w:val="greentext"/>
-    <w:qFormat/>
     <w:rsid w:val="0015350D"/>
   </w:style>
   <w:style w:type="character" w:customStyle="1" w:styleId="Title1">
     <w:name w:val="Title1"/>
-    <w:qFormat/>
     <w:rsid w:val="006D78DC"/>
     <w:rPr>
       <w:sz w:val="22"/>
@@ -24770,13 +23487,11 @@
   <w:style w:type="character" w:customStyle="1" w:styleId="gi">
     <w:name w:val="gi"/>
     <w:basedOn w:val="Fuentedeprrafopredeter"/>
-    <w:qFormat/>
     <w:rsid w:val="0015350D"/>
   </w:style>
   <w:style w:type="character" w:customStyle="1" w:styleId="gd">
     <w:name w:val="gd"/>
     <w:basedOn w:val="Fuentedeprrafopredeter"/>
-    <w:qFormat/>
     <w:rsid w:val="0015350D"/>
   </w:style>
   <w:style w:type="character" w:customStyle="1" w:styleId="gmail-il">
@@ -24819,7 +23534,6 @@
     <w:name w:val="Título1"/>
     <w:basedOn w:val="Ttulo1"/>
     <w:next w:val="Textoindependiente"/>
-    <w:qFormat/>
     <w:rsid w:val="0057526F"/>
   </w:style>
   <w:style w:type="paragraph" w:styleId="Textoindependiente">
@@ -24854,7 +23568,6 @@
     <w:basedOn w:val="Normal"/>
     <w:next w:val="Normal"/>
     <w:link w:val="DescripcinCar"/>
-    <w:qFormat/>
     <w:rsid w:val="00A15A9B"/>
     <w:pPr>
       <w:suppressAutoHyphens w:val="0"/>
@@ -24871,7 +23584,6 @@
   <w:style w:type="paragraph" w:customStyle="1" w:styleId="ndice">
     <w:name w:val="Índice"/>
     <w:basedOn w:val="Normal"/>
-    <w:qFormat/>
     <w:pPr>
       <w:suppressLineNumbers/>
     </w:pPr>
@@ -24884,7 +23596,6 @@
     <w:basedOn w:val="Encabezado"/>
     <w:autoRedefine/>
     <w:uiPriority w:val="99"/>
-    <w:qFormat/>
     <w:rsid w:val="00661E89"/>
     <w:pPr>
       <w:ind w:firstLine="708"/>
@@ -24900,7 +23611,6 @@
   <w:style w:type="paragraph" w:customStyle="1" w:styleId="Cabeceraypie">
     <w:name w:val="Cabecera y pie"/>
     <w:basedOn w:val="Normal"/>
-    <w:qFormat/>
   </w:style>
   <w:style w:type="paragraph" w:styleId="Encabezado">
     <w:name w:val="header"/>
@@ -24920,7 +23630,6 @@
     <w:basedOn w:val="Normal"/>
     <w:autoRedefine/>
     <w:uiPriority w:val="99"/>
-    <w:qFormat/>
     <w:rsid w:val="001972A9"/>
     <w:pPr>
       <w:ind w:right="-29"/>
@@ -24938,7 +23647,6 @@
     <w:basedOn w:val="Normal"/>
     <w:next w:val="Normal"/>
     <w:autoRedefine/>
-    <w:qFormat/>
     <w:rsid w:val="00340BB7"/>
     <w:rPr>
       <w:rFonts w:cs="Arial"/>
@@ -24951,7 +23659,6 @@
     <w:name w:val="TABLA"/>
     <w:basedOn w:val="Normal"/>
     <w:autoRedefine/>
-    <w:qFormat/>
     <w:rsid w:val="001D5ACD"/>
     <w:rPr>
       <w:rFonts w:cs="Arial"/>
@@ -24977,7 +23684,6 @@
     <w:basedOn w:val="Normal"/>
     <w:autoRedefine/>
     <w:uiPriority w:val="99"/>
-    <w:qFormat/>
     <w:rsid w:val="006D76C2"/>
     <w:pPr>
       <w:jc w:val="center"/>
@@ -24991,7 +23697,6 @@
     <w:name w:val="Estilo6"/>
     <w:basedOn w:val="Normal"/>
     <w:uiPriority w:val="99"/>
-    <w:qFormat/>
     <w:rsid w:val="007F7163"/>
     <w:pPr>
       <w:numPr>
@@ -25008,8 +23713,7 @@
     <w:next w:val="Normal"/>
     <w:autoRedefine/>
     <w:uiPriority w:val="39"/>
-    <w:qFormat/>
-    <w:rsid w:val="00B05837"/>
+    <w:rsid w:val="00AB201A"/>
     <w:pPr>
       <w:tabs>
         <w:tab w:val="left" w:pos="567"/>
@@ -25019,9 +23723,12 @@
       <w:ind w:right="49"/>
     </w:pPr>
     <w:rPr>
+      <w:rFonts w:cs="Microsoft Sans Serif"/>
       <w:b/>
       <w:bCs/>
       <w:iCs/>
+      <w:noProof/>
+      <w:color w:val="000000" w:themeColor="text1"/>
     </w:rPr>
   </w:style>
   <w:style w:type="paragraph" w:styleId="TDC2">
@@ -25030,7 +23737,6 @@
     <w:next w:val="Normal"/>
     <w:autoRedefine/>
     <w:uiPriority w:val="39"/>
-    <w:qFormat/>
     <w:rsid w:val="00B05837"/>
     <w:pPr>
       <w:tabs>
@@ -25051,7 +23757,6 @@
     <w:next w:val="Normal"/>
     <w:autoRedefine/>
     <w:uiPriority w:val="39"/>
-    <w:qFormat/>
     <w:rsid w:val="000315C4"/>
     <w:pPr>
       <w:tabs>
@@ -25164,7 +23869,6 @@
     <w:basedOn w:val="Encabezado"/>
     <w:autoRedefine/>
     <w:uiPriority w:val="99"/>
-    <w:qFormat/>
     <w:rsid w:val="00B02B6A"/>
     <w:pPr>
       <w:tabs>
@@ -25216,7 +23920,6 @@
     <w:name w:val="Estilo Interlineado:  15 líneas"/>
     <w:basedOn w:val="Normal"/>
     <w:uiPriority w:val="99"/>
-    <w:qFormat/>
     <w:rsid w:val="004F297E"/>
     <w:rPr>
       <w:szCs w:val="20"/>
@@ -25237,7 +23940,6 @@
     <w:basedOn w:val="Normal"/>
     <w:autoRedefine/>
     <w:uiPriority w:val="99"/>
-    <w:qFormat/>
     <w:rsid w:val="00062813"/>
     <w:rPr>
       <w:rFonts w:cs="Arial"/>
@@ -25250,7 +23952,6 @@
     <w:basedOn w:val="Descripcin"/>
     <w:link w:val="EstiloEpgrafe11ptCar"/>
     <w:autoRedefine/>
-    <w:qFormat/>
     <w:rsid w:val="00ED1A9E"/>
     <w:rPr>
       <w:bCs w:val="0"/>
@@ -25275,7 +23976,6 @@
     <w:next w:val="Normal"/>
     <w:autoRedefine/>
     <w:uiPriority w:val="99"/>
-    <w:qFormat/>
     <w:rsid w:val="00D945D3"/>
     <w:pPr>
       <w:tabs>
@@ -25293,7 +23993,6 @@
     <w:basedOn w:val="Normal"/>
     <w:link w:val="TextocomentarioCar"/>
     <w:uiPriority w:val="99"/>
-    <w:qFormat/>
     <w:rsid w:val="00433D40"/>
     <w:rPr>
       <w:sz w:val="20"/>
@@ -25319,7 +24018,6 @@
     <w:basedOn w:val="Normal"/>
     <w:link w:val="PrrafodelistaCar"/>
     <w:uiPriority w:val="34"/>
-    <w:qFormat/>
     <w:rsid w:val="0037040C"/>
     <w:pPr>
       <w:ind w:left="708"/>
@@ -25339,7 +24037,6 @@
     <w:name w:val="List Bullet"/>
     <w:basedOn w:val="Normal"/>
     <w:uiPriority w:val="99"/>
-    <w:qFormat/>
     <w:rsid w:val="00586525"/>
     <w:pPr>
       <w:numPr>
@@ -25367,7 +24064,6 @@
     <w:name w:val="TOC Heading"/>
     <w:basedOn w:val="Ttulo1"/>
     <w:next w:val="Normal"/>
-    <w:qFormat/>
     <w:rsid w:val="00CE275B"/>
     <w:pPr>
       <w:keepLines/>
@@ -25390,7 +24086,6 @@
     <w:basedOn w:val="Ttulo1"/>
     <w:autoRedefine/>
     <w:uiPriority w:val="99"/>
-    <w:qFormat/>
     <w:rsid w:val="000A697B"/>
     <w:pPr>
       <w:numPr>
@@ -25407,7 +24102,6 @@
     <w:basedOn w:val="Tabladeilustraciones"/>
     <w:autoRedefine/>
     <w:uiPriority w:val="99"/>
-    <w:qFormat/>
     <w:rsid w:val="002117D3"/>
     <w:pPr>
       <w:ind w:right="567"/>
@@ -25426,7 +24120,6 @@
     <w:name w:val="Párrafo de lista1"/>
     <w:basedOn w:val="Normal"/>
     <w:uiPriority w:val="34"/>
-    <w:qFormat/>
     <w:rsid w:val="007A7F56"/>
     <w:pPr>
       <w:overflowPunct w:val="0"/>
@@ -25445,7 +24138,6 @@
     <w:name w:val="Figura 1"/>
     <w:basedOn w:val="Normal"/>
     <w:uiPriority w:val="99"/>
-    <w:qFormat/>
     <w:rsid w:val="00214BEA"/>
     <w:pPr>
       <w:tabs>
@@ -25462,7 +24154,6 @@
     <w:name w:val="Figura 2a"/>
     <w:basedOn w:val="Normal"/>
     <w:uiPriority w:val="99"/>
-    <w:qFormat/>
     <w:rsid w:val="00214BEA"/>
     <w:pPr>
       <w:tabs>
@@ -25479,7 +24170,6 @@
     <w:name w:val="Figura 2"/>
     <w:basedOn w:val="Normal"/>
     <w:uiPriority w:val="99"/>
-    <w:qFormat/>
     <w:rsid w:val="00214BEA"/>
     <w:pPr>
       <w:tabs>
@@ -25495,7 +24185,6 @@
     <w:name w:val="Figura 3"/>
     <w:basedOn w:val="Normal"/>
     <w:uiPriority w:val="99"/>
-    <w:qFormat/>
     <w:rsid w:val="00214BEA"/>
     <w:pPr>
       <w:tabs>
@@ -25511,7 +24200,6 @@
     <w:name w:val="titulos 2"/>
     <w:basedOn w:val="TDC2"/>
     <w:uiPriority w:val="99"/>
-    <w:qFormat/>
     <w:rsid w:val="00214BEA"/>
     <w:pPr>
       <w:tabs>
@@ -25531,7 +24219,6 @@
     <w:name w:val="titulos 3"/>
     <w:basedOn w:val="TDC3"/>
     <w:uiPriority w:val="99"/>
-    <w:qFormat/>
     <w:rsid w:val="00214BEA"/>
     <w:pPr>
       <w:tabs>
@@ -25549,7 +24236,6 @@
     <w:name w:val="Figura 4"/>
     <w:basedOn w:val="Normal"/>
     <w:uiPriority w:val="99"/>
-    <w:qFormat/>
     <w:rsid w:val="00214BEA"/>
     <w:pPr>
       <w:tabs>
@@ -25566,7 +24252,6 @@
     <w:name w:val="Figura 3a"/>
     <w:basedOn w:val="Normal"/>
     <w:link w:val="Figura3aCar"/>
-    <w:qFormat/>
     <w:rsid w:val="00214BEA"/>
     <w:pPr>
       <w:tabs>
@@ -25583,7 +24268,6 @@
     <w:name w:val="Figura 10"/>
     <w:basedOn w:val="Normal"/>
     <w:uiPriority w:val="99"/>
-    <w:qFormat/>
     <w:rsid w:val="00214BEA"/>
     <w:pPr>
       <w:spacing w:before="40" w:after="40"/>
@@ -25593,7 +24277,6 @@
     <w:name w:val="Pie de figuras y tablas"/>
     <w:basedOn w:val="Descripcin"/>
     <w:link w:val="PiedefigurasytablasCar"/>
-    <w:qFormat/>
     <w:rsid w:val="00214BEA"/>
     <w:pPr>
       <w:spacing w:before="40" w:after="40"/>
@@ -25606,7 +24289,6 @@
     <w:name w:val="Estilo Epígrafe + 11 pt1"/>
     <w:basedOn w:val="Descripcin"/>
     <w:link w:val="EstiloEpgrafe11pt1Car"/>
-    <w:qFormat/>
     <w:rsid w:val="00214BEA"/>
     <w:pPr>
       <w:spacing w:before="40" w:after="40"/>
@@ -25619,7 +24301,6 @@
     <w:name w:val="Formato figuras"/>
     <w:basedOn w:val="EstiloEpgrafe11pt1"/>
     <w:uiPriority w:val="99"/>
-    <w:qFormat/>
     <w:rsid w:val="00214BEA"/>
     <w:rPr>
       <w:bCs/>
@@ -25629,7 +24310,6 @@
     <w:name w:val="Estilo Negrita Después:  10 pto Interlineado:  Múltiple 1.15 lín.1"/>
     <w:basedOn w:val="Normal"/>
     <w:uiPriority w:val="99"/>
-    <w:qFormat/>
     <w:rsid w:val="00214BEA"/>
     <w:pPr>
       <w:numPr>
@@ -25665,7 +24345,6 @@
     <w:name w:val="List Bullet 2"/>
     <w:basedOn w:val="Normal"/>
     <w:uiPriority w:val="99"/>
-    <w:qFormat/>
     <w:rsid w:val="00214BEA"/>
     <w:pPr>
       <w:numPr>
@@ -25700,7 +24379,6 @@
     <w:basedOn w:val="Sangradetextonormal"/>
     <w:link w:val="Textoindependienteprimerasangra2Car"/>
     <w:uiPriority w:val="99"/>
-    <w:qFormat/>
     <w:rsid w:val="00214BEA"/>
     <w:pPr>
       <w:ind w:left="283" w:firstLine="210"/>
@@ -25709,7 +24387,6 @@
   <w:style w:type="paragraph" w:customStyle="1" w:styleId="xl65">
     <w:name w:val="xl65"/>
     <w:basedOn w:val="Normal"/>
-    <w:qFormat/>
     <w:rsid w:val="00214BEA"/>
     <w:pPr>
       <w:pBdr>
@@ -25730,7 +24407,6 @@
   <w:style w:type="paragraph" w:customStyle="1" w:styleId="xl66">
     <w:name w:val="xl66"/>
     <w:basedOn w:val="Normal"/>
-    <w:qFormat/>
     <w:rsid w:val="00214BEA"/>
     <w:pPr>
       <w:pBdr>
@@ -25751,7 +24427,6 @@
   <w:style w:type="paragraph" w:customStyle="1" w:styleId="xl67">
     <w:name w:val="xl67"/>
     <w:basedOn w:val="Normal"/>
-    <w:qFormat/>
     <w:rsid w:val="00214BEA"/>
     <w:pPr>
       <w:pBdr>
@@ -25772,7 +24447,6 @@
   <w:style w:type="paragraph" w:customStyle="1" w:styleId="xl68">
     <w:name w:val="xl68"/>
     <w:basedOn w:val="Normal"/>
-    <w:qFormat/>
     <w:rsid w:val="00214BEA"/>
     <w:pPr>
       <w:pBdr>
@@ -25797,7 +24471,6 @@
     <w:basedOn w:val="Normal"/>
     <w:uiPriority w:val="99"/>
     <w:unhideWhenUsed/>
-    <w:qFormat/>
     <w:rsid w:val="00214BEA"/>
     <w:pPr>
       <w:spacing w:beforeAutospacing="1" w:afterAutospacing="1"/>
@@ -25812,7 +24485,6 @@
     <w:name w:val="texto"/>
     <w:basedOn w:val="Normal"/>
     <w:uiPriority w:val="99"/>
-    <w:qFormat/>
     <w:rsid w:val="00214BEA"/>
     <w:pPr>
       <w:spacing w:beforeAutospacing="1" w:afterAutospacing="1"/>
@@ -25827,7 +24499,6 @@
     <w:name w:val="Texto"/>
     <w:basedOn w:val="Normal"/>
     <w:uiPriority w:val="99"/>
-    <w:qFormat/>
     <w:rsid w:val="00214BEA"/>
     <w:pPr>
       <w:spacing w:before="40" w:after="120"/>
@@ -25842,7 +24513,6 @@
     <w:name w:val="xl63"/>
     <w:basedOn w:val="Normal"/>
     <w:uiPriority w:val="99"/>
-    <w:qFormat/>
     <w:rsid w:val="00214BEA"/>
     <w:pPr>
       <w:spacing w:beforeAutospacing="1" w:afterAutospacing="1"/>
@@ -25857,7 +24527,6 @@
     <w:name w:val="xl64"/>
     <w:basedOn w:val="Normal"/>
     <w:uiPriority w:val="99"/>
-    <w:qFormat/>
     <w:rsid w:val="00214BEA"/>
     <w:pPr>
       <w:spacing w:beforeAutospacing="1" w:afterAutospacing="1"/>
@@ -25872,7 +24541,6 @@
   <w:style w:type="paragraph" w:customStyle="1" w:styleId="xl69">
     <w:name w:val="xl69"/>
     <w:basedOn w:val="Normal"/>
-    <w:qFormat/>
     <w:rsid w:val="00214BEA"/>
     <w:pPr>
       <w:pBdr>
@@ -25894,7 +24562,6 @@
   <w:style w:type="paragraph" w:customStyle="1" w:styleId="xl70">
     <w:name w:val="xl70"/>
     <w:basedOn w:val="Normal"/>
-    <w:qFormat/>
     <w:rsid w:val="00214BEA"/>
     <w:pPr>
       <w:pBdr>
@@ -25917,7 +24584,6 @@
   <w:style w:type="paragraph" w:customStyle="1" w:styleId="xl71">
     <w:name w:val="xl71"/>
     <w:basedOn w:val="Normal"/>
-    <w:qFormat/>
     <w:rsid w:val="00214BEA"/>
     <w:pPr>
       <w:pBdr>
@@ -25939,7 +24605,6 @@
   <w:style w:type="paragraph" w:customStyle="1" w:styleId="xl72">
     <w:name w:val="xl72"/>
     <w:basedOn w:val="Normal"/>
-    <w:qFormat/>
     <w:rsid w:val="00214BEA"/>
     <w:pPr>
       <w:pBdr>
@@ -25965,7 +24630,6 @@
     <w:link w:val="TextosinformatoCar"/>
     <w:uiPriority w:val="99"/>
     <w:unhideWhenUsed/>
-    <w:qFormat/>
     <w:rsid w:val="00214BEA"/>
     <w:pPr>
       <w:jc w:val="left"/>
@@ -25980,7 +24644,6 @@
   <w:style w:type="paragraph" w:customStyle="1" w:styleId="xl73">
     <w:name w:val="xl73"/>
     <w:basedOn w:val="Normal"/>
-    <w:qFormat/>
     <w:rsid w:val="009713A8"/>
     <w:pPr>
       <w:pBdr>
@@ -26000,7 +24663,6 @@
   <w:style w:type="paragraph" w:customStyle="1" w:styleId="xl74">
     <w:name w:val="xl74"/>
     <w:basedOn w:val="Normal"/>
-    <w:qFormat/>
     <w:rsid w:val="009713A8"/>
     <w:pPr>
       <w:pBdr>
@@ -26020,7 +24682,6 @@
   <w:style w:type="paragraph" w:customStyle="1" w:styleId="xl75">
     <w:name w:val="xl75"/>
     <w:basedOn w:val="Normal"/>
-    <w:qFormat/>
     <w:rsid w:val="009713A8"/>
     <w:pPr>
       <w:pBdr>
@@ -26039,7 +24700,6 @@
   <w:style w:type="paragraph" w:customStyle="1" w:styleId="xl76">
     <w:name w:val="xl76"/>
     <w:basedOn w:val="Normal"/>
-    <w:qFormat/>
     <w:rsid w:val="009713A8"/>
     <w:pPr>
       <w:spacing w:beforeAutospacing="1" w:afterAutospacing="1"/>
@@ -26052,7 +24712,6 @@
   <w:style w:type="paragraph" w:customStyle="1" w:styleId="xl77">
     <w:name w:val="xl77"/>
     <w:basedOn w:val="Normal"/>
-    <w:qFormat/>
     <w:rsid w:val="009713A8"/>
     <w:pPr>
       <w:pBdr>
@@ -26073,7 +24732,6 @@
   <w:style w:type="paragraph" w:customStyle="1" w:styleId="EstiloPrrafodelistaInterlineado15lneas">
     <w:name w:val="Estilo Párrafo de lista + Interlineado:  1.5 líneas"/>
     <w:basedOn w:val="Prrafodelista"/>
-    <w:qFormat/>
     <w:rsid w:val="00BF7962"/>
     <w:rPr>
       <w:szCs w:val="20"/>
@@ -26096,7 +24754,6 @@
   <w:style w:type="paragraph" w:customStyle="1" w:styleId="Contenidodelatabla">
     <w:name w:val="Contenido de la tabla"/>
     <w:basedOn w:val="Normal"/>
-    <w:qFormat/>
     <w:rsid w:val="00202926"/>
     <w:pPr>
       <w:widowControl w:val="0"/>
@@ -26112,7 +24769,6 @@
   <w:style w:type="paragraph" w:customStyle="1" w:styleId="xl78">
     <w:name w:val="xl78"/>
     <w:basedOn w:val="Normal"/>
-    <w:qFormat/>
     <w:rsid w:val="00794234"/>
     <w:pPr>
       <w:pBdr>
@@ -26133,7 +24789,6 @@
   <w:style w:type="paragraph" w:customStyle="1" w:styleId="xl79">
     <w:name w:val="xl79"/>
     <w:basedOn w:val="Normal"/>
-    <w:qFormat/>
     <w:rsid w:val="00794234"/>
     <w:pPr>
       <w:pBdr>
@@ -26154,7 +24809,6 @@
   <w:style w:type="paragraph" w:customStyle="1" w:styleId="xl80">
     <w:name w:val="xl80"/>
     <w:basedOn w:val="Normal"/>
-    <w:qFormat/>
     <w:rsid w:val="00794234"/>
     <w:pPr>
       <w:pBdr>
@@ -26175,7 +24829,6 @@
   <w:style w:type="paragraph" w:customStyle="1" w:styleId="xl81">
     <w:name w:val="xl81"/>
     <w:basedOn w:val="Normal"/>
-    <w:qFormat/>
     <w:rsid w:val="00794234"/>
     <w:pPr>
       <w:pBdr>
@@ -26196,7 +24849,6 @@
   <w:style w:type="paragraph" w:customStyle="1" w:styleId="xl82">
     <w:name w:val="xl82"/>
     <w:basedOn w:val="Normal"/>
-    <w:qFormat/>
     <w:rsid w:val="00794234"/>
     <w:pPr>
       <w:pBdr>
@@ -26218,7 +24870,6 @@
   <w:style w:type="paragraph" w:customStyle="1" w:styleId="xl83">
     <w:name w:val="xl83"/>
     <w:basedOn w:val="Normal"/>
-    <w:qFormat/>
     <w:rsid w:val="00794234"/>
     <w:pPr>
       <w:pBdr>
@@ -26239,7 +24890,6 @@
   <w:style w:type="paragraph" w:customStyle="1" w:styleId="xl84">
     <w:name w:val="xl84"/>
     <w:basedOn w:val="Normal"/>
-    <w:qFormat/>
     <w:rsid w:val="00794234"/>
     <w:pPr>
       <w:pBdr>
@@ -26259,7 +24909,6 @@
   <w:style w:type="paragraph" w:customStyle="1" w:styleId="xl85">
     <w:name w:val="xl85"/>
     <w:basedOn w:val="Normal"/>
-    <w:qFormat/>
     <w:rsid w:val="00794234"/>
     <w:pPr>
       <w:pBdr>
@@ -26281,7 +24930,6 @@
   <w:style w:type="paragraph" w:customStyle="1" w:styleId="xl86">
     <w:name w:val="xl86"/>
     <w:basedOn w:val="Normal"/>
-    <w:qFormat/>
     <w:rsid w:val="00794234"/>
     <w:pPr>
       <w:pBdr>
@@ -26303,7 +24951,6 @@
   <w:style w:type="paragraph" w:styleId="Sinespaciado">
     <w:name w:val="No Spacing"/>
     <w:uiPriority w:val="1"/>
-    <w:qFormat/>
     <w:rsid w:val="00AF34F2"/>
     <w:pPr>
       <w:jc w:val="both"/>
@@ -26318,14 +24965,12 @@
     <w:next w:val="Normal"/>
     <w:uiPriority w:val="37"/>
     <w:unhideWhenUsed/>
-    <w:qFormat/>
     <w:rsid w:val="00B9285B"/>
   </w:style>
   <w:style w:type="paragraph" w:customStyle="1" w:styleId="EstiloDescripcinCarIzquierda">
     <w:name w:val="Estilo DescripciónCar + Izquierda"/>
     <w:basedOn w:val="Descripcin"/>
     <w:uiPriority w:val="99"/>
-    <w:qFormat/>
     <w:rsid w:val="00387B67"/>
     <w:pPr>
       <w:jc w:val="left"/>
@@ -26337,7 +24982,6 @@
   <w:style w:type="paragraph" w:customStyle="1" w:styleId="EstiloDescripcinCarCentrado">
     <w:name w:val="Estilo DescripciónCar + Centrado"/>
     <w:basedOn w:val="Descripcin"/>
-    <w:qFormat/>
     <w:rsid w:val="00387B67"/>
     <w:rPr>
       <w:bCs w:val="0"/>
@@ -26346,7 +24990,6 @@
   <w:style w:type="paragraph" w:customStyle="1" w:styleId="paragraph">
     <w:name w:val="paragraph"/>
     <w:basedOn w:val="Normal"/>
-    <w:qFormat/>
     <w:rsid w:val="003D1BD2"/>
     <w:pPr>
       <w:spacing w:beforeAutospacing="1" w:afterAutospacing="1" w:line="240" w:lineRule="auto"/>
@@ -26360,7 +25003,6 @@
   <w:style w:type="paragraph" w:customStyle="1" w:styleId="yiv4895752486msonormal">
     <w:name w:val="yiv4895752486msonormal"/>
     <w:basedOn w:val="Normal"/>
-    <w:qFormat/>
     <w:rsid w:val="003D1BD2"/>
     <w:pPr>
       <w:spacing w:beforeAutospacing="1" w:afterAutospacing="1" w:line="240" w:lineRule="auto"/>
@@ -26373,7 +25015,6 @@
   <w:style w:type="paragraph" w:customStyle="1" w:styleId="yiv4151939901msonormal">
     <w:name w:val="yiv4151939901msonormal"/>
     <w:basedOn w:val="Normal"/>
-    <w:qFormat/>
     <w:rsid w:val="003D1BD2"/>
     <w:pPr>
       <w:spacing w:beforeAutospacing="1" w:afterAutospacing="1" w:line="240" w:lineRule="auto"/>
@@ -26385,7 +25026,6 @@
   </w:style>
   <w:style w:type="paragraph" w:customStyle="1" w:styleId="Normal1">
     <w:name w:val="Normal1"/>
-    <w:qFormat/>
     <w:rsid w:val="003D1BD2"/>
     <w:pPr>
       <w:spacing w:line="276" w:lineRule="auto"/>
@@ -26401,7 +25041,6 @@
     <w:basedOn w:val="Normal1"/>
     <w:next w:val="Normal1"/>
     <w:link w:val="TtuloCar"/>
-    <w:qFormat/>
     <w:rsid w:val="003D1BD2"/>
     <w:pPr>
       <w:keepNext/>
@@ -26418,7 +25057,6 @@
     <w:basedOn w:val="Normal1"/>
     <w:next w:val="Normal1"/>
     <w:link w:val="SubttuloCar"/>
-    <w:qFormat/>
     <w:rsid w:val="003D1BD2"/>
     <w:pPr>
       <w:keepNext/>
@@ -26456,7 +25094,6 @@
     <w:name w:val="Párrafo de lista2"/>
     <w:basedOn w:val="Normal"/>
     <w:uiPriority w:val="34"/>
-    <w:qFormat/>
     <w:rsid w:val="003D1BD2"/>
     <w:pPr>
       <w:spacing w:after="120" w:line="240" w:lineRule="auto"/>
@@ -26473,7 +25110,6 @@
     <w:name w:val="Rutas y archivos"/>
     <w:basedOn w:val="Normal"/>
     <w:link w:val="RutasyarchivosChar"/>
-    <w:qFormat/>
     <w:rsid w:val="003D1BD2"/>
     <w:pPr>
       <w:tabs>
@@ -26488,7 +25124,6 @@
   <w:style w:type="paragraph" w:customStyle="1" w:styleId="Estilo10ptoNegritaNegroCentradoAntes3ptoDespus3">
     <w:name w:val="Estilo 10 pto Negrita Negro Centrado Antes:  3 pto Después:  3 ..."/>
     <w:basedOn w:val="Normal"/>
-    <w:qFormat/>
     <w:rsid w:val="003D1BD2"/>
     <w:pPr>
       <w:spacing w:before="60" w:after="60" w:line="240" w:lineRule="auto"/>
@@ -26505,7 +25140,6 @@
   <w:style w:type="paragraph" w:customStyle="1" w:styleId="Estilo10ptoNegroCentradoAntes3ptoDespus3ptoInte">
     <w:name w:val="Estilo 10 pto Negro Centrado Antes:  3 pto Después:  3 pto Inte..."/>
     <w:basedOn w:val="Normal"/>
-    <w:qFormat/>
     <w:rsid w:val="003D1BD2"/>
     <w:pPr>
       <w:spacing w:before="60" w:after="60" w:line="240" w:lineRule="auto"/>
@@ -26520,7 +25154,6 @@
   <w:style w:type="paragraph" w:customStyle="1" w:styleId="Estilo9ptoNegroCentradoAntes72ptoDespus72ptoI">
     <w:name w:val="Estilo 9 pto Negro Centrado Antes:  7.2 pto Después:  7.2 pto I..."/>
     <w:basedOn w:val="Normal"/>
-    <w:qFormat/>
     <w:rsid w:val="003D1BD2"/>
     <w:pPr>
       <w:spacing w:before="60" w:after="60" w:line="240" w:lineRule="auto"/>
@@ -26535,7 +25168,6 @@
   <w:style w:type="paragraph" w:customStyle="1" w:styleId="Estilo9ptoNegritaNegroCentradoAntes72ptoDespus7">
     <w:name w:val="Estilo 9 pto Negrita Negro Centrado Antes:  7.2 pto Después:  7..."/>
     <w:basedOn w:val="Normal"/>
-    <w:qFormat/>
     <w:rsid w:val="003D1BD2"/>
     <w:pPr>
       <w:spacing w:before="60" w:after="60" w:line="240" w:lineRule="auto"/>
@@ -26586,7 +25218,6 @@
     <w:basedOn w:val="Normal"/>
     <w:next w:val="Normal"/>
     <w:link w:val="CitadestacadaCar"/>
-    <w:qFormat/>
     <w:rsid w:val="003D1BD2"/>
     <w:pPr>
       <w:pBdr>
@@ -27071,7 +25702,6 @@
     <w:basedOn w:val="Normal"/>
     <w:link w:val="Sangra2detindependienteCar"/>
     <w:unhideWhenUsed/>
-    <w:qFormat/>
     <w:rsid w:val="003D1BD2"/>
     <w:pPr>
       <w:spacing w:after="120" w:line="480" w:lineRule="auto"/>
@@ -27083,7 +25713,6 @@
     <w:basedOn w:val="Normal"/>
     <w:link w:val="Sangra3detindependienteCar"/>
     <w:unhideWhenUsed/>
-    <w:qFormat/>
     <w:rsid w:val="003D1BD2"/>
     <w:pPr>
       <w:spacing w:after="120"/>
@@ -27148,7 +25777,6 @@
     <w:basedOn w:val="Normal"/>
     <w:link w:val="Textoindependiente2Car"/>
     <w:unhideWhenUsed/>
-    <w:qFormat/>
     <w:rsid w:val="003D1BD2"/>
     <w:pPr>
       <w:spacing w:after="120" w:line="480" w:lineRule="auto"/>
@@ -27203,7 +25831,6 @@
     <w:name w:val="Cuadrícula media 1 - Énfasis 21"/>
     <w:basedOn w:val="Normal"/>
     <w:uiPriority w:val="34"/>
-    <w:qFormat/>
     <w:rsid w:val="00DE0653"/>
     <w:pPr>
       <w:ind w:left="720"/>
@@ -27219,7 +25846,6 @@
     <w:name w:val="Estilo Justificado2"/>
     <w:basedOn w:val="Normal"/>
     <w:autoRedefine/>
-    <w:qFormat/>
     <w:rsid w:val="004F188B"/>
     <w:pPr>
       <w:widowControl w:val="0"/>
@@ -27238,7 +25864,6 @@
   <w:style w:type="paragraph" w:customStyle="1" w:styleId="Estilo20">
     <w:name w:val="Estilo 2"/>
     <w:basedOn w:val="Normal"/>
-    <w:qFormat/>
     <w:rsid w:val="0015350D"/>
     <w:pPr>
       <w:tabs>
@@ -27254,14 +25879,12 @@
   <w:style w:type="paragraph" w:customStyle="1" w:styleId="Estilo12">
     <w:name w:val="Estilo12"/>
     <w:basedOn w:val="Estilo20"/>
-    <w:qFormat/>
     <w:rsid w:val="0015350D"/>
   </w:style>
   <w:style w:type="paragraph" w:customStyle="1" w:styleId="Estilo4">
     <w:name w:val="Estilo4"/>
     <w:basedOn w:val="Normal"/>
     <w:autoRedefine/>
-    <w:qFormat/>
     <w:rsid w:val="0015350D"/>
     <w:pPr>
       <w:spacing w:line="360" w:lineRule="atLeast"/>
@@ -27275,7 +25898,6 @@
   <w:style w:type="paragraph" w:customStyle="1" w:styleId="listafig">
     <w:name w:val="lista_fig"/>
     <w:basedOn w:val="Descripcin"/>
-    <w:qFormat/>
     <w:rsid w:val="0015350D"/>
     <w:pPr>
       <w:widowControl w:val="0"/>
@@ -27291,7 +25913,6 @@
   <w:style w:type="paragraph" w:customStyle="1" w:styleId="Timesroman">
     <w:name w:val="Times roman"/>
     <w:basedOn w:val="Normal"/>
-    <w:qFormat/>
     <w:rsid w:val="0015350D"/>
     <w:pPr>
       <w:spacing w:after="120" w:line="240" w:lineRule="auto"/>
@@ -27310,7 +25931,6 @@
   <w:style w:type="paragraph" w:customStyle="1" w:styleId="Contenidodelmarco">
     <w:name w:val="Contenido del marco"/>
     <w:basedOn w:val="Normal"/>
-    <w:qFormat/>
   </w:style>
   <w:style w:type="numbering" w:customStyle="1" w:styleId="Estilo41">
     <w:name w:val="Estilo41"/>
@@ -29158,7 +27778,6 @@
   <w:style w:type="character" w:customStyle="1" w:styleId="hgkelc">
     <w:name w:val="hgkelc"/>
     <w:basedOn w:val="Fuentedeprrafopredeter"/>
-    <w:qFormat/>
     <w:rsid w:val="00F93CD3"/>
   </w:style>
   <w:style w:type="paragraph" w:customStyle="1" w:styleId="msonormal0">
@@ -29200,7 +27819,7 @@
     <w:basedOn w:val="Normal"/>
     <w:link w:val="textotablascentradoCar"/>
     <w:qFormat/>
-    <w:rsid w:val="00B96311"/>
+    <w:rsid w:val="000D620C"/>
     <w:pPr>
       <w:suppressAutoHyphens w:val="0"/>
       <w:spacing w:line="240" w:lineRule="auto"/>
@@ -29209,6 +27828,7 @@
     <w:rPr>
       <w:rFonts w:eastAsiaTheme="minorHAnsi" w:cs="Microsoft Sans Serif"/>
       <w:color w:val="000000" w:themeColor="text1"/>
+      <w:sz w:val="20"/>
       <w:szCs w:val="22"/>
       <w:lang w:eastAsia="en-US"/>
     </w:rPr>
@@ -29217,11 +27837,11 @@
     <w:name w:val="texto_tablas_centrado Car"/>
     <w:basedOn w:val="Fuentedeprrafopredeter"/>
     <w:link w:val="textotablascentrado"/>
-    <w:rsid w:val="00B96311"/>
+    <w:rsid w:val="000D620C"/>
     <w:rPr>
       <w:rFonts w:eastAsiaTheme="minorHAnsi" w:cs="Microsoft Sans Serif"/>
       <w:color w:val="000000" w:themeColor="text1"/>
-      <w:sz w:val="22"/>
+      <w:sz w:val="20"/>
       <w:szCs w:val="22"/>
       <w:lang w:eastAsia="en-US"/>
     </w:rPr>

--- a/crear_documentos/services/doc_101/plantilla.docx
+++ b/crear_documentos/services/doc_101/plantilla.docx
@@ -231,8 +231,9 @@
           <w:sz w:val="28"/>
           <w:szCs w:val="28"/>
         </w:rPr>
-        <w:t>9878221</w:t>
-      </w:r>
+        <w:t>&lt;&lt;</w:t>
+      </w:r>
+      <w:proofErr w:type="spellStart"/>
       <w:r>
         <w:rPr>
           <w:rFonts w:cs="Microsoft Sans Serif"/>
@@ -240,8 +241,9 @@
           <w:sz w:val="28"/>
           <w:szCs w:val="28"/>
         </w:rPr>
-        <w:t xml:space="preserve">, </w:t>
-      </w:r>
+        <w:t>seriales_de_sondas</w:t>
+      </w:r>
+      <w:proofErr w:type="spellEnd"/>
       <w:r>
         <w:rPr>
           <w:rFonts w:cs="Microsoft Sans Serif"/>
@@ -249,61 +251,7 @@
           <w:sz w:val="28"/>
           <w:szCs w:val="28"/>
         </w:rPr>
-        <w:t>9878504</w:t>
-      </w:r>
-      <w:r>
-        <w:rPr>
-          <w:rFonts w:cs="Microsoft Sans Serif"/>
-          <w:b/>
-          <w:sz w:val="28"/>
-          <w:szCs w:val="28"/>
-        </w:rPr>
-        <w:t xml:space="preserve">, </w:t>
-      </w:r>
-      <w:r>
-        <w:rPr>
-          <w:rFonts w:cs="Microsoft Sans Serif"/>
-          <w:b/>
-          <w:sz w:val="28"/>
-          <w:szCs w:val="28"/>
-        </w:rPr>
-        <w:t>9878225</w:t>
-      </w:r>
-      <w:r>
-        <w:rPr>
-          <w:rFonts w:cs="Microsoft Sans Serif"/>
-          <w:b/>
-          <w:sz w:val="28"/>
-          <w:szCs w:val="28"/>
-        </w:rPr>
-        <w:t xml:space="preserve">, </w:t>
-      </w:r>
-      <w:r>
-        <w:rPr>
-          <w:rFonts w:cs="Microsoft Sans Serif"/>
-          <w:b/>
-          <w:sz w:val="28"/>
-          <w:szCs w:val="28"/>
-        </w:rPr>
-        <w:t>9876178</w:t>
-      </w:r>
-      <w:r>
-        <w:rPr>
-          <w:rFonts w:cs="Microsoft Sans Serif"/>
-          <w:b/>
-          <w:sz w:val="28"/>
-          <w:szCs w:val="28"/>
-        </w:rPr>
-        <w:t xml:space="preserve">, </w:t>
-      </w:r>
-      <w:r>
-        <w:rPr>
-          <w:rFonts w:cs="Microsoft Sans Serif"/>
-          <w:b/>
-          <w:sz w:val="28"/>
-          <w:szCs w:val="28"/>
-        </w:rPr>
-        <w:t>9878203, 4878505, 9878218</w:t>
+        <w:t>&gt;&gt;</w:t>
       </w:r>
     </w:p>
     <w:tbl>
@@ -422,15 +370,16 @@
                 <w:sz w:val="20"/>
                 <w:szCs w:val="20"/>
               </w:rPr>
-              <w:t>1</w:t>
+              <w:t>&lt;&lt;</w:t>
             </w:r>
+            <w:proofErr w:type="spellStart"/>
             <w:r>
               <w:rPr>
                 <w:rFonts w:cs="Microsoft Sans Serif"/>
                 <w:sz w:val="20"/>
                 <w:szCs w:val="20"/>
               </w:rPr>
-              <w:t>0</w:t>
+              <w:t>fe</w:t>
             </w:r>
             <w:r>
               <w:rPr>
@@ -438,39 +387,16 @@
                 <w:sz w:val="20"/>
                 <w:szCs w:val="20"/>
               </w:rPr>
-              <w:t xml:space="preserve"> de </w:t>
+              <w:t>cha_de_solicitud</w:t>
             </w:r>
+            <w:proofErr w:type="spellEnd"/>
             <w:r>
               <w:rPr>
                 <w:rFonts w:cs="Microsoft Sans Serif"/>
                 <w:sz w:val="20"/>
                 <w:szCs w:val="20"/>
               </w:rPr>
-              <w:t>marzo</w:t>
-            </w:r>
-            <w:r>
-              <w:rPr>
-                <w:rFonts w:cs="Microsoft Sans Serif"/>
-                <w:sz w:val="20"/>
-                <w:szCs w:val="20"/>
-              </w:rPr>
-              <w:t xml:space="preserve"> </w:t>
-            </w:r>
-            <w:r>
-              <w:rPr>
-                <w:rFonts w:cs="Microsoft Sans Serif"/>
-                <w:sz w:val="20"/>
-                <w:szCs w:val="20"/>
-              </w:rPr>
-              <w:t>de 202</w:t>
-            </w:r>
-            <w:r>
-              <w:rPr>
-                <w:rFonts w:cs="Microsoft Sans Serif"/>
-                <w:sz w:val="20"/>
-                <w:szCs w:val="20"/>
-              </w:rPr>
-              <w:t>6</w:t>
+              <w:t>&gt;&gt;</w:t>
             </w:r>
           </w:p>
         </w:tc>
@@ -529,31 +455,25 @@
                 <w:sz w:val="20"/>
                 <w:szCs w:val="20"/>
               </w:rPr>
-              <w:t xml:space="preserve">01 de </w:t>
+              <w:t>&lt;&lt;</w:t>
             </w:r>
+            <w:proofErr w:type="spellStart"/>
             <w:r>
               <w:rPr>
                 <w:rFonts w:cs="Microsoft Sans Serif"/>
                 <w:sz w:val="20"/>
                 <w:szCs w:val="20"/>
               </w:rPr>
-              <w:t>abril</w:t>
+              <w:t>fecha_inicio_vigencia</w:t>
             </w:r>
+            <w:proofErr w:type="spellEnd"/>
             <w:r>
               <w:rPr>
                 <w:rFonts w:cs="Microsoft Sans Serif"/>
                 <w:sz w:val="20"/>
                 <w:szCs w:val="20"/>
               </w:rPr>
-              <w:t xml:space="preserve"> de 202</w:t>
-            </w:r>
-            <w:r>
-              <w:rPr>
-                <w:rFonts w:cs="Microsoft Sans Serif"/>
-                <w:sz w:val="20"/>
-                <w:szCs w:val="20"/>
-              </w:rPr>
-              <w:t>6</w:t>
+              <w:t>&gt;&gt;</w:t>
             </w:r>
           </w:p>
         </w:tc>
@@ -595,10 +515,8 @@
               <w:jc w:val="left"/>
               <w:rPr>
                 <w:rFonts w:cs="Microsoft Sans Serif"/>
-                <w:b/>
                 <w:sz w:val="20"/>
                 <w:szCs w:val="20"/>
-                <w:lang w:eastAsia="es-ES"/>
               </w:rPr>
             </w:pPr>
             <w:r>
@@ -607,39 +525,25 @@
                 <w:sz w:val="20"/>
                 <w:szCs w:val="20"/>
               </w:rPr>
-              <w:t>3</w:t>
+              <w:t>&lt;&lt;</w:t>
             </w:r>
+            <w:proofErr w:type="spellStart"/>
             <w:r>
               <w:rPr>
                 <w:rFonts w:cs="Microsoft Sans Serif"/>
                 <w:sz w:val="20"/>
                 <w:szCs w:val="20"/>
               </w:rPr>
-              <w:t>0</w:t>
+              <w:t>fecha_final_vigencia</w:t>
             </w:r>
+            <w:proofErr w:type="spellEnd"/>
             <w:r>
               <w:rPr>
                 <w:rFonts w:cs="Microsoft Sans Serif"/>
                 <w:sz w:val="20"/>
                 <w:szCs w:val="20"/>
               </w:rPr>
-              <w:t xml:space="preserve"> de </w:t>
-            </w:r>
-            <w:r>
-              <w:rPr>
-                <w:rFonts w:cs="Microsoft Sans Serif"/>
-                <w:sz w:val="20"/>
-                <w:szCs w:val="20"/>
-              </w:rPr>
-              <w:t>abril</w:t>
-            </w:r>
-            <w:r>
-              <w:rPr>
-                <w:rFonts w:cs="Microsoft Sans Serif"/>
-                <w:sz w:val="20"/>
-                <w:szCs w:val="20"/>
-              </w:rPr>
-              <w:t xml:space="preserve"> de 2026</w:t>
+              <w:t>&gt;&gt;</w:t>
             </w:r>
           </w:p>
         </w:tc>
@@ -716,31 +620,25 @@
                 <w:sz w:val="20"/>
                 <w:szCs w:val="20"/>
               </w:rPr>
-              <w:t xml:space="preserve">01 de </w:t>
+              <w:t>&lt;&lt;</w:t>
             </w:r>
+            <w:proofErr w:type="spellStart"/>
             <w:r>
               <w:rPr>
                 <w:rFonts w:cs="Microsoft Sans Serif"/>
                 <w:sz w:val="20"/>
                 <w:szCs w:val="20"/>
               </w:rPr>
-              <w:t>mayo</w:t>
+              <w:t>fecha_de_entrega</w:t>
             </w:r>
+            <w:proofErr w:type="spellEnd"/>
             <w:r>
               <w:rPr>
                 <w:rFonts w:cs="Microsoft Sans Serif"/>
                 <w:sz w:val="20"/>
                 <w:szCs w:val="20"/>
               </w:rPr>
-              <w:t xml:space="preserve"> de 202</w:t>
-            </w:r>
-            <w:r>
-              <w:rPr>
-                <w:rFonts w:cs="Microsoft Sans Serif"/>
-                <w:sz w:val="20"/>
-                <w:szCs w:val="20"/>
-              </w:rPr>
-              <w:t>6</w:t>
+              <w:t>&gt;&gt;</w:t>
             </w:r>
           </w:p>
         </w:tc>
@@ -974,33 +872,35 @@
               <w:cnfStyle w:val="000000000000" w:firstRow="0" w:lastRow="0" w:firstColumn="0" w:lastColumn="0" w:oddVBand="0" w:evenVBand="0" w:oddHBand="0" w:evenHBand="0" w:firstRowFirstColumn="0" w:firstRowLastColumn="0" w:lastRowFirstColumn="0" w:lastRowLastColumn="0"/>
               <w:rPr>
                 <w:rFonts w:cs="Microsoft Sans Serif"/>
-                <w:color w:val="auto"/>
+                <w:color w:val="000000" w:themeColor="text1"/>
                 <w:szCs w:val="22"/>
               </w:rPr>
             </w:pPr>
             <w:r>
               <w:rPr>
                 <w:rFonts w:cs="Microsoft Sans Serif"/>
-                <w:color w:val="auto"/>
+                <w:color w:val="000000" w:themeColor="text1"/>
                 <w:szCs w:val="22"/>
               </w:rPr>
-              <w:t xml:space="preserve">01 de </w:t>
+              <w:t>&lt;&lt;</w:t>
             </w:r>
+            <w:proofErr w:type="spellStart"/>
             <w:r>
               <w:rPr>
                 <w:rFonts w:cs="Microsoft Sans Serif"/>
-                <w:color w:val="auto"/>
+                <w:color w:val="000000" w:themeColor="text1"/>
                 <w:szCs w:val="22"/>
               </w:rPr>
-              <w:t>may</w:t>
+              <w:t>fecha_de_entrega</w:t>
             </w:r>
+            <w:proofErr w:type="spellEnd"/>
             <w:r>
               <w:rPr>
                 <w:rFonts w:cs="Microsoft Sans Serif"/>
-                <w:color w:val="auto"/>
+                <w:color w:val="000000" w:themeColor="text1"/>
                 <w:szCs w:val="22"/>
               </w:rPr>
-              <w:t>o de 2026</w:t>
+              <w:t>&gt;&gt;</w:t>
             </w:r>
           </w:p>
         </w:tc>
@@ -14993,32 +14893,19 @@
               <w:lang w:val="en-US"/>
             </w:rPr>
           </w:pPr>
-          <w:r>
-            <w:fldChar w:fldCharType="begin"/>
-          </w:r>
-          <w:r>
-            <w:rPr>
-              <w:lang w:val="en-US"/>
-            </w:rPr>
-            <w:instrText>HYPERLINK "https://www.asm.mx/" \h</w:instrText>
-          </w:r>
-          <w:r>
-            <w:fldChar w:fldCharType="separate"/>
-          </w:r>
-          <w:r>
-            <w:rPr>
-              <w:rStyle w:val="Hipervnculo"/>
-              <w:rFonts w:ascii="Arial Narrow" w:hAnsi="Arial Narrow" w:cs="Arial"/>
-              <w:b/>
-              <w:sz w:val="14"/>
-              <w:szCs w:val="14"/>
-              <w:lang w:val="en-US"/>
-            </w:rPr>
-            <w:t>https://www.asm.mx</w:t>
-          </w:r>
-          <w:r>
-            <w:fldChar w:fldCharType="end"/>
-          </w:r>
+          <w:hyperlink r:id="rId1">
+            <w:r>
+              <w:rPr>
+                <w:rStyle w:val="Hipervnculo"/>
+                <w:rFonts w:ascii="Arial Narrow" w:hAnsi="Arial Narrow" w:cs="Arial"/>
+                <w:b/>
+                <w:sz w:val="14"/>
+                <w:szCs w:val="14"/>
+                <w:lang w:val="en-US"/>
+              </w:rPr>
+              <w:t>https://www.asm.mx</w:t>
+            </w:r>
+          </w:hyperlink>
           <w:r>
             <w:rPr>
               <w:rFonts w:ascii="Arial Narrow" w:hAnsi="Arial Narrow" w:cs="Arial"/>
@@ -15038,7 +14925,7 @@
             </w:rPr>
             <w:t xml:space="preserve">   </w:t>
           </w:r>
-          <w:hyperlink r:id="rId1">
+          <w:hyperlink r:id="rId2">
             <w:r>
               <w:rPr>
                 <w:rStyle w:val="Hipervnculo"/>
@@ -22478,7 +22365,6 @@
   <w:style w:type="character" w:default="1" w:styleId="Fuentedeprrafopredeter">
     <w:name w:val="Default Paragraph Font"/>
     <w:uiPriority w:val="1"/>
-    <w:semiHidden/>
     <w:unhideWhenUsed/>
   </w:style>
   <w:style w:type="table" w:default="1" w:styleId="Tablanormal">

--- a/crear_documentos/services/doc_101/plantilla.docx
+++ b/crear_documentos/services/doc_101/plantilla.docx
@@ -4489,10 +4489,7 @@
         <w:t xml:space="preserve"> (</w:t>
       </w:r>
       <w:r>
-        <w:t>fig_descripcion_arquitectura_</w:t>
-      </w:r>
-      <w:r>
-        <w:t xml:space="preserve">1) </w:t>
+        <w:t xml:space="preserve">fig_descripcion_arquitectura_1) </w:t>
       </w:r>
       <w:r>
         <w:rPr>
@@ -4537,10 +4534,7 @@
         <w:t>(</w:t>
       </w:r>
       <w:r>
-        <w:t>fig_descripcion_arquitectura_</w:t>
-      </w:r>
-      <w:r>
-        <w:t>2</w:t>
+        <w:t>fig_descripcion_arquitectura_2</w:t>
       </w:r>
       <w:r>
         <w:rPr>
@@ -4749,10 +4743,7 @@
         <w:t>(</w:t>
       </w:r>
       <w:r>
-        <w:t>fig_descripcion_arquitectura_</w:t>
-      </w:r>
-      <w:r>
-        <w:t xml:space="preserve">1) </w:t>
+        <w:t xml:space="preserve">fig_descripcion_arquitectura_1) </w:t>
       </w:r>
       <w:r>
         <w:rPr>
@@ -11997,35 +11988,25 @@
         <w:pStyle w:val="NormalWeb"/>
         <w:jc w:val="both"/>
         <w:rPr>
-          <w:rFonts w:ascii="Microsoft Sans Serif" w:hAnsi="Microsoft Sans Serif" w:cs="Microsoft Sans Serif"/>
-        </w:rPr>
-      </w:pPr>
-      <w:r>
-        <w:rPr>
-          <w:rFonts w:ascii="Microsoft Sans Serif" w:hAnsi="Microsoft Sans Serif" w:cs="Microsoft Sans Serif"/>
-          <w:noProof/>
-        </w:rPr>
-        <w:t>&lt;&lt;fig_pruebas_de_funcionamiento&gt;</w:t>
-      </w:r>
-      <w:r>
-        <w:rPr>
-          <w:rFonts w:ascii="Microsoft Sans Serif" w:hAnsi="Microsoft Sans Serif" w:cs="Microsoft Sans Serif"/>
-          <w:noProof/>
-        </w:rPr>
-        <w:t>&gt;</w:t>
-      </w:r>
-    </w:p>
-    <w:p>
-      <w:pPr>
-        <w:pStyle w:val="NormalWeb"/>
-        <w:ind w:firstLine="284"/>
-        <w:jc w:val="center"/>
-        <w:rPr>
           <w:rStyle w:val="Caracteresdenotaalpie"/>
           <w:rFonts w:cs="Microsoft Sans Serif"/>
           <w:vertAlign w:val="baseline"/>
         </w:rPr>
       </w:pPr>
+      <w:r>
+        <w:rPr>
+          <w:rFonts w:ascii="Microsoft Sans Serif" w:hAnsi="Microsoft Sans Serif" w:cs="Microsoft Sans Serif"/>
+          <w:noProof/>
+        </w:rPr>
+        <w:t>&lt;&lt;fig_pruebas_de_funcionamiento&gt;</w:t>
+      </w:r>
+      <w:r>
+        <w:rPr>
+          <w:rFonts w:ascii="Microsoft Sans Serif" w:hAnsi="Microsoft Sans Serif" w:cs="Microsoft Sans Serif"/>
+          <w:noProof/>
+        </w:rPr>
+        <w:t>&gt;</w:t>
+      </w:r>
       <w:r>
         <w:rPr>
           <w:rStyle w:val="Caracteresdenotaalpie"/>

--- a/crear_documentos/services/doc_101/plantilla.docx
+++ b/crear_documentos/services/doc_101/plantilla.docx
@@ -4,7 +4,20 @@
   <w:body>
     <w:p>
       <w:pPr>
+        <w:pStyle w:val="Estilo9ptoNegritaNegroCentradoAntes72ptoDespus7"/>
+      </w:pPr>
+    </w:p>
+    <w:p>
+      <w:pPr>
         <w:jc w:val="center"/>
+        <w:rPr>
+          <w:rFonts w:ascii="Arial" w:hAnsi="Arial" w:cs="Arial"/>
+          <w:b/>
+          <w:sz w:val="28"/>
+          <w:szCs w:val="28"/>
+        </w:rPr>
+      </w:pPr>
+      <w:r>
         <w:rPr>
           <w:rFonts w:ascii="Arial" w:hAnsi="Arial" w:cs="Arial"/>
           <w:b/>
@@ -12,18 +25,8 @@
           <w:sz w:val="40"/>
           <w:szCs w:val="40"/>
         </w:rPr>
-      </w:pPr>
-    </w:p>
-    <w:p>
-      <w:pPr>
-        <w:jc w:val="center"/>
-        <w:rPr>
-          <w:rFonts w:ascii="Arial" w:hAnsi="Arial" w:cs="Arial"/>
-          <w:b/>
-          <w:sz w:val="28"/>
-          <w:szCs w:val="28"/>
-        </w:rPr>
-      </w:pPr>
+        <w:t>SERVICIO DE MEDICIÓN Y ANÁLISIS METOCEÁNICO DEL GOLFO DE MÉXIC</w:t>
+      </w:r>
       <w:r>
         <w:rPr>
           <w:rFonts w:ascii="Arial" w:hAnsi="Arial" w:cs="Arial"/>
@@ -32,16 +35,6 @@
           <w:sz w:val="40"/>
           <w:szCs w:val="40"/>
         </w:rPr>
-        <w:t>SERVICIO DE MEDICIÓN Y ANÁLISIS METOCEÁNICO DEL GOLFO DE MÉXIC</w:t>
-      </w:r>
-      <w:r>
-        <w:rPr>
-          <w:rFonts w:ascii="Arial" w:hAnsi="Arial" w:cs="Arial"/>
-          <w:b/>
-          <w:bCs/>
-          <w:sz w:val="40"/>
-          <w:szCs w:val="40"/>
-        </w:rPr>
         <w:t>O</w:t>
       </w:r>
       <w:r>
@@ -238,8 +231,9 @@
           <w:sz w:val="28"/>
           <w:szCs w:val="28"/>
         </w:rPr>
-        <w:t>9878221</w:t>
-      </w:r>
+        <w:t>&lt;&lt;</w:t>
+      </w:r>
+      <w:proofErr w:type="spellStart"/>
       <w:r>
         <w:rPr>
           <w:rFonts w:cs="Microsoft Sans Serif"/>
@@ -247,8 +241,9 @@
           <w:sz w:val="28"/>
           <w:szCs w:val="28"/>
         </w:rPr>
-        <w:t xml:space="preserve">, </w:t>
-      </w:r>
+        <w:t>seriales_de_sondas</w:t>
+      </w:r>
+      <w:proofErr w:type="spellEnd"/>
       <w:r>
         <w:rPr>
           <w:rFonts w:cs="Microsoft Sans Serif"/>
@@ -256,61 +251,7 @@
           <w:sz w:val="28"/>
           <w:szCs w:val="28"/>
         </w:rPr>
-        <w:t>9878504</w:t>
-      </w:r>
-      <w:r>
-        <w:rPr>
-          <w:rFonts w:cs="Microsoft Sans Serif"/>
-          <w:b/>
-          <w:sz w:val="28"/>
-          <w:szCs w:val="28"/>
-        </w:rPr>
-        <w:t xml:space="preserve">, </w:t>
-      </w:r>
-      <w:r>
-        <w:rPr>
-          <w:rFonts w:cs="Microsoft Sans Serif"/>
-          <w:b/>
-          <w:sz w:val="28"/>
-          <w:szCs w:val="28"/>
-        </w:rPr>
-        <w:t>9878225</w:t>
-      </w:r>
-      <w:r>
-        <w:rPr>
-          <w:rFonts w:cs="Microsoft Sans Serif"/>
-          <w:b/>
-          <w:sz w:val="28"/>
-          <w:szCs w:val="28"/>
-        </w:rPr>
-        <w:t xml:space="preserve">, </w:t>
-      </w:r>
-      <w:r>
-        <w:rPr>
-          <w:rFonts w:cs="Microsoft Sans Serif"/>
-          <w:b/>
-          <w:sz w:val="28"/>
-          <w:szCs w:val="28"/>
-        </w:rPr>
-        <w:t>9876178</w:t>
-      </w:r>
-      <w:r>
-        <w:rPr>
-          <w:rFonts w:cs="Microsoft Sans Serif"/>
-          <w:b/>
-          <w:sz w:val="28"/>
-          <w:szCs w:val="28"/>
-        </w:rPr>
-        <w:t xml:space="preserve">, </w:t>
-      </w:r>
-      <w:r>
-        <w:rPr>
-          <w:rFonts w:cs="Microsoft Sans Serif"/>
-          <w:b/>
-          <w:sz w:val="28"/>
-          <w:szCs w:val="28"/>
-        </w:rPr>
-        <w:t>9878203, 4878505, 9878218</w:t>
+        <w:t>&gt;&gt;</w:t>
       </w:r>
     </w:p>
     <w:tbl>
@@ -429,15 +370,16 @@
                 <w:sz w:val="20"/>
                 <w:szCs w:val="20"/>
               </w:rPr>
-              <w:t>1</w:t>
+              <w:t>&lt;&lt;</w:t>
             </w:r>
+            <w:proofErr w:type="spellStart"/>
             <w:r>
               <w:rPr>
                 <w:rFonts w:cs="Microsoft Sans Serif"/>
                 <w:sz w:val="20"/>
                 <w:szCs w:val="20"/>
               </w:rPr>
-              <w:t>0</w:t>
+              <w:t>fe</w:t>
             </w:r>
             <w:r>
               <w:rPr>
@@ -445,39 +387,16 @@
                 <w:sz w:val="20"/>
                 <w:szCs w:val="20"/>
               </w:rPr>
-              <w:t xml:space="preserve"> de </w:t>
+              <w:t>cha_de_solicitud</w:t>
             </w:r>
+            <w:proofErr w:type="spellEnd"/>
             <w:r>
               <w:rPr>
                 <w:rFonts w:cs="Microsoft Sans Serif"/>
                 <w:sz w:val="20"/>
                 <w:szCs w:val="20"/>
               </w:rPr>
-              <w:t>marzo</w:t>
-            </w:r>
-            <w:r>
-              <w:rPr>
-                <w:rFonts w:cs="Microsoft Sans Serif"/>
-                <w:sz w:val="20"/>
-                <w:szCs w:val="20"/>
-              </w:rPr>
-              <w:t xml:space="preserve"> </w:t>
-            </w:r>
-            <w:r>
-              <w:rPr>
-                <w:rFonts w:cs="Microsoft Sans Serif"/>
-                <w:sz w:val="20"/>
-                <w:szCs w:val="20"/>
-              </w:rPr>
-              <w:t>de 202</w:t>
-            </w:r>
-            <w:r>
-              <w:rPr>
-                <w:rFonts w:cs="Microsoft Sans Serif"/>
-                <w:sz w:val="20"/>
-                <w:szCs w:val="20"/>
-              </w:rPr>
-              <w:t>6</w:t>
+              <w:t>&gt;&gt;</w:t>
             </w:r>
           </w:p>
         </w:tc>
@@ -536,31 +455,25 @@
                 <w:sz w:val="20"/>
                 <w:szCs w:val="20"/>
               </w:rPr>
-              <w:t xml:space="preserve">01 de </w:t>
+              <w:t>&lt;&lt;</w:t>
             </w:r>
+            <w:proofErr w:type="spellStart"/>
             <w:r>
               <w:rPr>
                 <w:rFonts w:cs="Microsoft Sans Serif"/>
                 <w:sz w:val="20"/>
                 <w:szCs w:val="20"/>
               </w:rPr>
-              <w:t>abril</w:t>
+              <w:t>fecha_inicio_vigencia</w:t>
             </w:r>
+            <w:proofErr w:type="spellEnd"/>
             <w:r>
               <w:rPr>
                 <w:rFonts w:cs="Microsoft Sans Serif"/>
                 <w:sz w:val="20"/>
                 <w:szCs w:val="20"/>
               </w:rPr>
-              <w:t xml:space="preserve"> de 202</w:t>
-            </w:r>
-            <w:r>
-              <w:rPr>
-                <w:rFonts w:cs="Microsoft Sans Serif"/>
-                <w:sz w:val="20"/>
-                <w:szCs w:val="20"/>
-              </w:rPr>
-              <w:t>6</w:t>
+              <w:t>&gt;&gt;</w:t>
             </w:r>
           </w:p>
         </w:tc>
@@ -602,10 +515,8 @@
               <w:jc w:val="left"/>
               <w:rPr>
                 <w:rFonts w:cs="Microsoft Sans Serif"/>
-                <w:b/>
                 <w:sz w:val="20"/>
                 <w:szCs w:val="20"/>
-                <w:lang w:eastAsia="es-ES"/>
               </w:rPr>
             </w:pPr>
             <w:r>
@@ -614,39 +525,25 @@
                 <w:sz w:val="20"/>
                 <w:szCs w:val="20"/>
               </w:rPr>
-              <w:t>3</w:t>
+              <w:t>&lt;&lt;</w:t>
             </w:r>
+            <w:proofErr w:type="spellStart"/>
             <w:r>
               <w:rPr>
                 <w:rFonts w:cs="Microsoft Sans Serif"/>
                 <w:sz w:val="20"/>
                 <w:szCs w:val="20"/>
               </w:rPr>
-              <w:t>0</w:t>
+              <w:t>fecha_final_vigencia</w:t>
             </w:r>
+            <w:proofErr w:type="spellEnd"/>
             <w:r>
               <w:rPr>
                 <w:rFonts w:cs="Microsoft Sans Serif"/>
                 <w:sz w:val="20"/>
                 <w:szCs w:val="20"/>
               </w:rPr>
-              <w:t xml:space="preserve"> de </w:t>
-            </w:r>
-            <w:r>
-              <w:rPr>
-                <w:rFonts w:cs="Microsoft Sans Serif"/>
-                <w:sz w:val="20"/>
-                <w:szCs w:val="20"/>
-              </w:rPr>
-              <w:t>abril</w:t>
-            </w:r>
-            <w:r>
-              <w:rPr>
-                <w:rFonts w:cs="Microsoft Sans Serif"/>
-                <w:sz w:val="20"/>
-                <w:szCs w:val="20"/>
-              </w:rPr>
-              <w:t xml:space="preserve"> de 2026</w:t>
+              <w:t>&gt;&gt;</w:t>
             </w:r>
           </w:p>
         </w:tc>
@@ -723,31 +620,25 @@
                 <w:sz w:val="20"/>
                 <w:szCs w:val="20"/>
               </w:rPr>
-              <w:t xml:space="preserve">01 de </w:t>
+              <w:t>&lt;&lt;</w:t>
             </w:r>
+            <w:proofErr w:type="spellStart"/>
             <w:r>
               <w:rPr>
                 <w:rFonts w:cs="Microsoft Sans Serif"/>
                 <w:sz w:val="20"/>
                 <w:szCs w:val="20"/>
               </w:rPr>
-              <w:t>mayo</w:t>
+              <w:t>fecha_de_entrega</w:t>
             </w:r>
+            <w:proofErr w:type="spellEnd"/>
             <w:r>
               <w:rPr>
                 <w:rFonts w:cs="Microsoft Sans Serif"/>
                 <w:sz w:val="20"/>
                 <w:szCs w:val="20"/>
               </w:rPr>
-              <w:t xml:space="preserve"> de 202</w:t>
-            </w:r>
-            <w:r>
-              <w:rPr>
-                <w:rFonts w:cs="Microsoft Sans Serif"/>
-                <w:sz w:val="20"/>
-                <w:szCs w:val="20"/>
-              </w:rPr>
-              <w:t>6</w:t>
+              <w:t>&gt;&gt;</w:t>
             </w:r>
           </w:p>
         </w:tc>
@@ -981,33 +872,35 @@
               <w:cnfStyle w:val="000000000000" w:firstRow="0" w:lastRow="0" w:firstColumn="0" w:lastColumn="0" w:oddVBand="0" w:evenVBand="0" w:oddHBand="0" w:evenHBand="0" w:firstRowFirstColumn="0" w:firstRowLastColumn="0" w:lastRowFirstColumn="0" w:lastRowLastColumn="0"/>
               <w:rPr>
                 <w:rFonts w:cs="Microsoft Sans Serif"/>
-                <w:color w:val="auto"/>
+                <w:color w:val="000000" w:themeColor="text1"/>
                 <w:szCs w:val="22"/>
               </w:rPr>
             </w:pPr>
             <w:r>
               <w:rPr>
                 <w:rFonts w:cs="Microsoft Sans Serif"/>
-                <w:color w:val="auto"/>
+                <w:color w:val="000000" w:themeColor="text1"/>
                 <w:szCs w:val="22"/>
               </w:rPr>
-              <w:t xml:space="preserve">01 de </w:t>
+              <w:t>&lt;&lt;</w:t>
             </w:r>
+            <w:proofErr w:type="spellStart"/>
             <w:r>
               <w:rPr>
                 <w:rFonts w:cs="Microsoft Sans Serif"/>
-                <w:color w:val="auto"/>
+                <w:color w:val="000000" w:themeColor="text1"/>
                 <w:szCs w:val="22"/>
               </w:rPr>
-              <w:t>may</w:t>
+              <w:t>fecha_de_entrega</w:t>
             </w:r>
+            <w:proofErr w:type="spellEnd"/>
             <w:r>
               <w:rPr>
                 <w:rFonts w:cs="Microsoft Sans Serif"/>
-                <w:color w:val="auto"/>
+                <w:color w:val="000000" w:themeColor="text1"/>
                 <w:szCs w:val="22"/>
               </w:rPr>
-              <w:t>o de 2026</w:t>
+              <w:t>&gt;&gt;</w:t>
             </w:r>
           </w:p>
         </w:tc>
@@ -1458,6 +1351,8 @@
           <w:b/>
           <w:bCs/>
           <w:iCs/>
+          <w:noProof/>
+          <w:color w:val="000000" w:themeColor="text1"/>
           <w:sz w:val="24"/>
         </w:rPr>
         <w:id w:val="1685270458"/>
@@ -1486,19 +1381,21 @@
               <w:b w:val="0"/>
               <w:bCs w:val="0"/>
               <w:iCs w:val="0"/>
-              <w:noProof/>
+              <w:color w:val="auto"/>
               <w:kern w:val="2"/>
               <w:sz w:val="24"/>
               <w14:ligatures w14:val="standardContextual"/>
             </w:rPr>
           </w:pPr>
           <w:r>
+            <w:rPr>
+              <w:rFonts w:cs="Times New Roman"/>
+            </w:rPr>
             <w:fldChar w:fldCharType="begin"/>
           </w:r>
           <w:r>
             <w:rPr>
               <w:rStyle w:val="Enlacedelndice"/>
-              <w:rFonts w:cs="Microsoft Sans Serif"/>
               <w:webHidden/>
               <w:sz w:val="24"/>
             </w:rPr>
@@ -1507,16 +1404,14 @@
           <w:r>
             <w:rPr>
               <w:rStyle w:val="Enlacedelndice"/>
-              <w:rFonts w:cs="Microsoft Sans Serif"/>
               <w:sz w:val="24"/>
             </w:rPr>
             <w:fldChar w:fldCharType="separate"/>
           </w:r>
-          <w:hyperlink w:anchor="_Toc230097843" w:history="1">
+          <w:hyperlink w:anchor="_Toc230346478" w:history="1">
             <w:r>
               <w:rPr>
                 <w:rStyle w:val="Hipervnculo"/>
-                <w:noProof/>
               </w:rPr>
               <w:t>1.</w:t>
             </w:r>
@@ -1526,7 +1421,7 @@
                 <w:b w:val="0"/>
                 <w:bCs w:val="0"/>
                 <w:iCs w:val="0"/>
-                <w:noProof/>
+                <w:color w:val="auto"/>
                 <w:kern w:val="2"/>
                 <w:sz w:val="24"/>
                 <w14:ligatures w14:val="standardContextual"/>
@@ -1536,54 +1431,46 @@
             <w:r>
               <w:rPr>
                 <w:rStyle w:val="Hipervnculo"/>
-                <w:noProof/>
               </w:rPr>
               <w:t>INTRODUCCIÓN</w:t>
             </w:r>
             <w:r>
               <w:rPr>
-                <w:noProof/>
                 <w:webHidden/>
               </w:rPr>
               <w:tab/>
             </w:r>
             <w:r>
               <w:rPr>
-                <w:noProof/>
                 <w:webHidden/>
               </w:rPr>
               <w:fldChar w:fldCharType="begin"/>
             </w:r>
             <w:r>
               <w:rPr>
-                <w:noProof/>
                 <w:webHidden/>
               </w:rPr>
-              <w:instrText xml:space="preserve"> PAGEREF _Toc230097843 \h </w:instrText>
+              <w:instrText xml:space="preserve"> PAGEREF _Toc230346478 \h </w:instrText>
             </w:r>
             <w:r>
               <w:rPr>
-                <w:noProof/>
                 <w:webHidden/>
               </w:rPr>
             </w:r>
             <w:r>
               <w:rPr>
-                <w:noProof/>
                 <w:webHidden/>
               </w:rPr>
               <w:fldChar w:fldCharType="separate"/>
             </w:r>
             <w:r>
               <w:rPr>
-                <w:noProof/>
                 <w:webHidden/>
               </w:rPr>
               <w:t>1</w:t>
             </w:r>
             <w:r>
               <w:rPr>
-                <w:noProof/>
                 <w:webHidden/>
               </w:rPr>
               <w:fldChar w:fldCharType="end"/>
@@ -1598,17 +1485,16 @@
               <w:b w:val="0"/>
               <w:bCs w:val="0"/>
               <w:iCs w:val="0"/>
-              <w:noProof/>
+              <w:color w:val="auto"/>
               <w:kern w:val="2"/>
               <w:sz w:val="24"/>
               <w14:ligatures w14:val="standardContextual"/>
             </w:rPr>
           </w:pPr>
-          <w:hyperlink w:anchor="_Toc230097844" w:history="1">
+          <w:hyperlink w:anchor="_Toc230346479" w:history="1">
             <w:r>
               <w:rPr>
                 <w:rStyle w:val="Hipervnculo"/>
-                <w:noProof/>
               </w:rPr>
               <w:t>2.</w:t>
             </w:r>
@@ -1618,7 +1504,7 @@
                 <w:b w:val="0"/>
                 <w:bCs w:val="0"/>
                 <w:iCs w:val="0"/>
-                <w:noProof/>
+                <w:color w:val="auto"/>
                 <w:kern w:val="2"/>
                 <w:sz w:val="24"/>
                 <w14:ligatures w14:val="standardContextual"/>
@@ -1628,54 +1514,46 @@
             <w:r>
               <w:rPr>
                 <w:rStyle w:val="Hipervnculo"/>
-                <w:noProof/>
               </w:rPr>
               <w:t>ALCANCES</w:t>
             </w:r>
             <w:r>
               <w:rPr>
-                <w:noProof/>
                 <w:webHidden/>
               </w:rPr>
               <w:tab/>
             </w:r>
             <w:r>
               <w:rPr>
-                <w:noProof/>
                 <w:webHidden/>
               </w:rPr>
               <w:fldChar w:fldCharType="begin"/>
             </w:r>
             <w:r>
               <w:rPr>
-                <w:noProof/>
                 <w:webHidden/>
               </w:rPr>
-              <w:instrText xml:space="preserve"> PAGEREF _Toc230097844 \h </w:instrText>
+              <w:instrText xml:space="preserve"> PAGEREF _Toc230346479 \h </w:instrText>
             </w:r>
             <w:r>
               <w:rPr>
-                <w:noProof/>
                 <w:webHidden/>
               </w:rPr>
             </w:r>
             <w:r>
               <w:rPr>
-                <w:noProof/>
                 <w:webHidden/>
               </w:rPr>
               <w:fldChar w:fldCharType="separate"/>
             </w:r>
             <w:r>
               <w:rPr>
-                <w:noProof/>
                 <w:webHidden/>
               </w:rPr>
               <w:t>3</w:t>
             </w:r>
             <w:r>
               <w:rPr>
-                <w:noProof/>
                 <w:webHidden/>
               </w:rPr>
               <w:fldChar w:fldCharType="end"/>
@@ -1690,17 +1568,17 @@
               <w:b w:val="0"/>
               <w:bCs w:val="0"/>
               <w:iCs w:val="0"/>
-              <w:noProof/>
+              <w:color w:val="auto"/>
               <w:kern w:val="2"/>
               <w:sz w:val="24"/>
               <w14:ligatures w14:val="standardContextual"/>
             </w:rPr>
           </w:pPr>
-          <w:hyperlink w:anchor="_Toc230097845" w:history="1">
+          <w:hyperlink w:anchor="_Toc230346480" w:history="1">
             <w:r>
               <w:rPr>
                 <w:rStyle w:val="Hipervnculo"/>
-                <w:noProof/>
+                <w:rFonts w:cs="Times New Roman"/>
               </w:rPr>
               <w:t>3.</w:t>
             </w:r>
@@ -1710,7 +1588,7 @@
                 <w:b w:val="0"/>
                 <w:bCs w:val="0"/>
                 <w:iCs w:val="0"/>
-                <w:noProof/>
+                <w:color w:val="auto"/>
                 <w:kern w:val="2"/>
                 <w:sz w:val="24"/>
                 <w14:ligatures w14:val="standardContextual"/>
@@ -1720,54 +1598,46 @@
             <w:r>
               <w:rPr>
                 <w:rStyle w:val="Hipervnculo"/>
-                <w:noProof/>
               </w:rPr>
               <w:t>DESCRIPCIÓN DE LA ARQUITECTURA DE LA SONDA OCEANOGRÁFICA</w:t>
             </w:r>
             <w:r>
               <w:rPr>
-                <w:noProof/>
                 <w:webHidden/>
               </w:rPr>
               <w:tab/>
             </w:r>
             <w:r>
               <w:rPr>
-                <w:noProof/>
                 <w:webHidden/>
               </w:rPr>
               <w:fldChar w:fldCharType="begin"/>
             </w:r>
             <w:r>
               <w:rPr>
-                <w:noProof/>
                 <w:webHidden/>
               </w:rPr>
-              <w:instrText xml:space="preserve"> PAGEREF _Toc230097845 \h </w:instrText>
+              <w:instrText xml:space="preserve"> PAGEREF _Toc230346480 \h </w:instrText>
             </w:r>
             <w:r>
               <w:rPr>
-                <w:noProof/>
                 <w:webHidden/>
               </w:rPr>
             </w:r>
             <w:r>
               <w:rPr>
-                <w:noProof/>
                 <w:webHidden/>
               </w:rPr>
               <w:fldChar w:fldCharType="separate"/>
             </w:r>
             <w:r>
               <w:rPr>
-                <w:noProof/>
                 <w:webHidden/>
               </w:rPr>
               <w:t>4</w:t>
             </w:r>
             <w:r>
               <w:rPr>
-                <w:noProof/>
                 <w:webHidden/>
               </w:rPr>
               <w:fldChar w:fldCharType="end"/>
@@ -1782,17 +1652,16 @@
               <w:b w:val="0"/>
               <w:bCs w:val="0"/>
               <w:iCs w:val="0"/>
-              <w:noProof/>
+              <w:color w:val="auto"/>
               <w:kern w:val="2"/>
               <w:sz w:val="24"/>
               <w14:ligatures w14:val="standardContextual"/>
             </w:rPr>
           </w:pPr>
-          <w:hyperlink w:anchor="_Toc230097846" w:history="1">
+          <w:hyperlink w:anchor="_Toc230346481" w:history="1">
             <w:r>
               <w:rPr>
                 <w:rStyle w:val="Hipervnculo"/>
-                <w:noProof/>
               </w:rPr>
               <w:t>4.</w:t>
             </w:r>
@@ -1802,7 +1671,7 @@
                 <w:b w:val="0"/>
                 <w:bCs w:val="0"/>
                 <w:iCs w:val="0"/>
-                <w:noProof/>
+                <w:color w:val="auto"/>
                 <w:kern w:val="2"/>
                 <w:sz w:val="24"/>
                 <w14:ligatures w14:val="standardContextual"/>
@@ -1812,54 +1681,46 @@
             <w:r>
               <w:rPr>
                 <w:rStyle w:val="Hipervnculo"/>
-                <w:noProof/>
               </w:rPr>
               <w:t>DESCRIPCIÓN DE LAS ACTIVIDADES PREVIAS AL DESPLIEGUE</w:t>
             </w:r>
             <w:r>
               <w:rPr>
-                <w:noProof/>
                 <w:webHidden/>
               </w:rPr>
               <w:tab/>
             </w:r>
             <w:r>
               <w:rPr>
-                <w:noProof/>
                 <w:webHidden/>
               </w:rPr>
               <w:fldChar w:fldCharType="begin"/>
             </w:r>
             <w:r>
               <w:rPr>
-                <w:noProof/>
                 <w:webHidden/>
               </w:rPr>
-              <w:instrText xml:space="preserve"> PAGEREF _Toc230097846 \h </w:instrText>
+              <w:instrText xml:space="preserve"> PAGEREF _Toc230346481 \h </w:instrText>
             </w:r>
             <w:r>
               <w:rPr>
-                <w:noProof/>
                 <w:webHidden/>
               </w:rPr>
             </w:r>
             <w:r>
               <w:rPr>
-                <w:noProof/>
                 <w:webHidden/>
               </w:rPr>
               <w:fldChar w:fldCharType="separate"/>
             </w:r>
             <w:r>
               <w:rPr>
-                <w:noProof/>
                 <w:webHidden/>
               </w:rPr>
               <w:t>8</w:t>
             </w:r>
             <w:r>
               <w:rPr>
-                <w:noProof/>
                 <w:webHidden/>
               </w:rPr>
               <w:fldChar w:fldCharType="end"/>
@@ -1874,17 +1735,16 @@
               <w:b w:val="0"/>
               <w:bCs w:val="0"/>
               <w:iCs w:val="0"/>
-              <w:noProof/>
+              <w:color w:val="auto"/>
               <w:kern w:val="2"/>
               <w:sz w:val="24"/>
               <w14:ligatures w14:val="standardContextual"/>
             </w:rPr>
           </w:pPr>
-          <w:hyperlink w:anchor="_Toc230097847" w:history="1">
+          <w:hyperlink w:anchor="_Toc230346482" w:history="1">
             <w:r>
               <w:rPr>
                 <w:rStyle w:val="Hipervnculo"/>
-                <w:noProof/>
               </w:rPr>
               <w:t>5.</w:t>
             </w:r>
@@ -1894,7 +1754,7 @@
                 <w:b w:val="0"/>
                 <w:bCs w:val="0"/>
                 <w:iCs w:val="0"/>
-                <w:noProof/>
+                <w:color w:val="auto"/>
                 <w:kern w:val="2"/>
                 <w:sz w:val="24"/>
                 <w14:ligatures w14:val="standardContextual"/>
@@ -1904,54 +1764,46 @@
             <w:r>
               <w:rPr>
                 <w:rStyle w:val="Hipervnculo"/>
-                <w:noProof/>
               </w:rPr>
               <w:t>PRUEBAS DE FUNCIONAMIENTO DE LAS SONDAS OCEANOGRÁFICAS PREVIAS AL DESPLIEGUE</w:t>
             </w:r>
             <w:r>
               <w:rPr>
-                <w:noProof/>
                 <w:webHidden/>
               </w:rPr>
               <w:tab/>
             </w:r>
             <w:r>
               <w:rPr>
-                <w:noProof/>
                 <w:webHidden/>
               </w:rPr>
               <w:fldChar w:fldCharType="begin"/>
             </w:r>
             <w:r>
               <w:rPr>
-                <w:noProof/>
                 <w:webHidden/>
               </w:rPr>
-              <w:instrText xml:space="preserve"> PAGEREF _Toc230097847 \h </w:instrText>
+              <w:instrText xml:space="preserve"> PAGEREF _Toc230346482 \h </w:instrText>
             </w:r>
             <w:r>
               <w:rPr>
-                <w:noProof/>
                 <w:webHidden/>
               </w:rPr>
             </w:r>
             <w:r>
               <w:rPr>
-                <w:noProof/>
                 <w:webHidden/>
               </w:rPr>
               <w:fldChar w:fldCharType="separate"/>
             </w:r>
             <w:r>
               <w:rPr>
-                <w:noProof/>
                 <w:webHidden/>
               </w:rPr>
-              <w:t>9</w:t>
+              <w:t>10</w:t>
             </w:r>
             <w:r>
               <w:rPr>
-                <w:noProof/>
                 <w:webHidden/>
               </w:rPr>
               <w:fldChar w:fldCharType="end"/>
@@ -1966,17 +1818,16 @@
               <w:b w:val="0"/>
               <w:bCs w:val="0"/>
               <w:iCs w:val="0"/>
-              <w:noProof/>
+              <w:color w:val="auto"/>
               <w:kern w:val="2"/>
               <w:sz w:val="24"/>
               <w14:ligatures w14:val="standardContextual"/>
             </w:rPr>
           </w:pPr>
-          <w:hyperlink w:anchor="_Toc230097848" w:history="1">
+          <w:hyperlink w:anchor="_Toc230346483" w:history="1">
             <w:r>
               <w:rPr>
                 <w:rStyle w:val="Hipervnculo"/>
-                <w:noProof/>
               </w:rPr>
               <w:t>6.</w:t>
             </w:r>
@@ -1986,7 +1837,7 @@
                 <w:b w:val="0"/>
                 <w:bCs w:val="0"/>
                 <w:iCs w:val="0"/>
-                <w:noProof/>
+                <w:color w:val="auto"/>
                 <w:kern w:val="2"/>
                 <w:sz w:val="24"/>
                 <w14:ligatures w14:val="standardContextual"/>
@@ -1996,54 +1847,46 @@
             <w:r>
               <w:rPr>
                 <w:rStyle w:val="Hipervnculo"/>
-                <w:noProof/>
               </w:rPr>
               <w:t>DESCRIPCIÓN DE LA EJECUCIÓN DE LA CAMPAÑA PARA EL DESPLIEGUE DE LAS SONDAS OCEANOGRÁFICAS</w:t>
             </w:r>
             <w:r>
               <w:rPr>
-                <w:noProof/>
                 <w:webHidden/>
               </w:rPr>
               <w:tab/>
             </w:r>
             <w:r>
               <w:rPr>
-                <w:noProof/>
                 <w:webHidden/>
               </w:rPr>
               <w:fldChar w:fldCharType="begin"/>
             </w:r>
             <w:r>
               <w:rPr>
-                <w:noProof/>
                 <w:webHidden/>
               </w:rPr>
-              <w:instrText xml:space="preserve"> PAGEREF _Toc230097848 \h </w:instrText>
+              <w:instrText xml:space="preserve"> PAGEREF _Toc230346483 \h </w:instrText>
             </w:r>
             <w:r>
               <w:rPr>
-                <w:noProof/>
                 <w:webHidden/>
               </w:rPr>
             </w:r>
             <w:r>
               <w:rPr>
-                <w:noProof/>
                 <w:webHidden/>
               </w:rPr>
               <w:fldChar w:fldCharType="separate"/>
             </w:r>
             <w:r>
               <w:rPr>
-                <w:noProof/>
                 <w:webHidden/>
               </w:rPr>
-              <w:t>10</w:t>
+              <w:t>11</w:t>
             </w:r>
             <w:r>
               <w:rPr>
-                <w:noProof/>
                 <w:webHidden/>
               </w:rPr>
               <w:fldChar w:fldCharType="end"/>
@@ -2063,7 +1906,7 @@
               <w14:ligatures w14:val="standardContextual"/>
             </w:rPr>
           </w:pPr>
-          <w:hyperlink w:anchor="_Toc230097849" w:history="1">
+          <w:hyperlink w:anchor="_Toc230346484" w:history="1">
             <w:r>
               <w:rPr>
                 <w:rStyle w:val="Hipervnculo"/>
@@ -2109,7 +1952,7 @@
                 <w:noProof/>
                 <w:webHidden/>
               </w:rPr>
-              <w:instrText xml:space="preserve"> PAGEREF _Toc230097849 \h </w:instrText>
+              <w:instrText xml:space="preserve"> PAGEREF _Toc230346484 \h </w:instrText>
             </w:r>
             <w:r>
               <w:rPr>
@@ -2129,7 +1972,7 @@
                 <w:noProof/>
                 <w:webHidden/>
               </w:rPr>
-              <w:t>11</w:t>
+              <w:t>13</w:t>
             </w:r>
             <w:r>
               <w:rPr>
@@ -2148,17 +1991,16 @@
               <w:b w:val="0"/>
               <w:bCs w:val="0"/>
               <w:iCs w:val="0"/>
-              <w:noProof/>
+              <w:color w:val="auto"/>
               <w:kern w:val="2"/>
               <w:sz w:val="24"/>
               <w14:ligatures w14:val="standardContextual"/>
             </w:rPr>
           </w:pPr>
-          <w:hyperlink w:anchor="_Toc230097850" w:history="1">
+          <w:hyperlink w:anchor="_Toc230346485" w:history="1">
             <w:r>
               <w:rPr>
                 <w:rStyle w:val="Hipervnculo"/>
-                <w:noProof/>
               </w:rPr>
               <w:t>7.</w:t>
             </w:r>
@@ -2168,7 +2010,7 @@
                 <w:b w:val="0"/>
                 <w:bCs w:val="0"/>
                 <w:iCs w:val="0"/>
-                <w:noProof/>
+                <w:color w:val="auto"/>
                 <w:kern w:val="2"/>
                 <w:sz w:val="24"/>
                 <w14:ligatures w14:val="standardContextual"/>
@@ -2178,54 +2020,46 @@
             <w:r>
               <w:rPr>
                 <w:rStyle w:val="Hipervnculo"/>
-                <w:noProof/>
               </w:rPr>
               <w:t>TELEMETRÍA, RECEPCIÓN Y ALMACENAMIENTO DE DATOS PREVIOS AL DESPLIEGUE DE LA SONDA.</w:t>
             </w:r>
             <w:r>
               <w:rPr>
-                <w:noProof/>
                 <w:webHidden/>
               </w:rPr>
               <w:tab/>
             </w:r>
             <w:r>
               <w:rPr>
-                <w:noProof/>
                 <w:webHidden/>
               </w:rPr>
               <w:fldChar w:fldCharType="begin"/>
             </w:r>
             <w:r>
               <w:rPr>
-                <w:noProof/>
                 <w:webHidden/>
               </w:rPr>
-              <w:instrText xml:space="preserve"> PAGEREF _Toc230097850 \h </w:instrText>
+              <w:instrText xml:space="preserve"> PAGEREF _Toc230346485 \h </w:instrText>
             </w:r>
             <w:r>
               <w:rPr>
-                <w:noProof/>
                 <w:webHidden/>
               </w:rPr>
             </w:r>
             <w:r>
               <w:rPr>
-                <w:noProof/>
                 <w:webHidden/>
               </w:rPr>
               <w:fldChar w:fldCharType="separate"/>
             </w:r>
             <w:r>
               <w:rPr>
-                <w:noProof/>
                 <w:webHidden/>
               </w:rPr>
-              <w:t>13</w:t>
+              <w:t>14</w:t>
             </w:r>
             <w:r>
               <w:rPr>
-                <w:noProof/>
                 <w:webHidden/>
               </w:rPr>
               <w:fldChar w:fldCharType="end"/>
@@ -2240,17 +2074,16 @@
               <w:b w:val="0"/>
               <w:bCs w:val="0"/>
               <w:iCs w:val="0"/>
-              <w:noProof/>
+              <w:color w:val="auto"/>
               <w:kern w:val="2"/>
               <w:sz w:val="24"/>
               <w14:ligatures w14:val="standardContextual"/>
             </w:rPr>
           </w:pPr>
-          <w:hyperlink w:anchor="_Toc230097851" w:history="1">
+          <w:hyperlink w:anchor="_Toc230346486" w:history="1">
             <w:r>
               <w:rPr>
                 <w:rStyle w:val="Hipervnculo"/>
-                <w:noProof/>
               </w:rPr>
               <w:t>8.</w:t>
             </w:r>
@@ -2260,7 +2093,7 @@
                 <w:b w:val="0"/>
                 <w:bCs w:val="0"/>
                 <w:iCs w:val="0"/>
-                <w:noProof/>
+                <w:color w:val="auto"/>
                 <w:kern w:val="2"/>
                 <w:sz w:val="24"/>
                 <w14:ligatures w14:val="standardContextual"/>
@@ -2270,54 +2103,46 @@
             <w:r>
               <w:rPr>
                 <w:rStyle w:val="Hipervnculo"/>
-                <w:noProof/>
               </w:rPr>
               <w:t>CONCLUSIONES</w:t>
             </w:r>
             <w:r>
               <w:rPr>
-                <w:noProof/>
                 <w:webHidden/>
               </w:rPr>
               <w:tab/>
             </w:r>
             <w:r>
               <w:rPr>
-                <w:noProof/>
                 <w:webHidden/>
               </w:rPr>
               <w:fldChar w:fldCharType="begin"/>
             </w:r>
             <w:r>
               <w:rPr>
-                <w:noProof/>
                 <w:webHidden/>
               </w:rPr>
-              <w:instrText xml:space="preserve"> PAGEREF _Toc230097851 \h </w:instrText>
+              <w:instrText xml:space="preserve"> PAGEREF _Toc230346486 \h </w:instrText>
             </w:r>
             <w:r>
               <w:rPr>
-                <w:noProof/>
                 <w:webHidden/>
               </w:rPr>
             </w:r>
             <w:r>
               <w:rPr>
-                <w:noProof/>
                 <w:webHidden/>
               </w:rPr>
               <w:fldChar w:fldCharType="separate"/>
             </w:r>
             <w:r>
               <w:rPr>
-                <w:noProof/>
                 <w:webHidden/>
               </w:rPr>
-              <w:t>15</w:t>
+              <w:t>16</w:t>
             </w:r>
             <w:r>
               <w:rPr>
-                <w:noProof/>
                 <w:webHidden/>
               </w:rPr>
               <w:fldChar w:fldCharType="end"/>
@@ -2332,17 +2157,16 @@
               <w:b w:val="0"/>
               <w:bCs w:val="0"/>
               <w:iCs w:val="0"/>
-              <w:noProof/>
+              <w:color w:val="auto"/>
               <w:kern w:val="2"/>
               <w:sz w:val="24"/>
               <w14:ligatures w14:val="standardContextual"/>
             </w:rPr>
           </w:pPr>
-          <w:hyperlink w:anchor="_Toc230097852" w:history="1">
+          <w:hyperlink w:anchor="_Toc230346487" w:history="1">
             <w:r>
               <w:rPr>
                 <w:rStyle w:val="Hipervnculo"/>
-                <w:noProof/>
               </w:rPr>
               <w:t>9.</w:t>
             </w:r>
@@ -2352,7 +2176,7 @@
                 <w:b w:val="0"/>
                 <w:bCs w:val="0"/>
                 <w:iCs w:val="0"/>
-                <w:noProof/>
+                <w:color w:val="auto"/>
                 <w:kern w:val="2"/>
                 <w:sz w:val="24"/>
                 <w14:ligatures w14:val="standardContextual"/>
@@ -2362,54 +2186,46 @@
             <w:r>
               <w:rPr>
                 <w:rStyle w:val="Hipervnculo"/>
-                <w:noProof/>
               </w:rPr>
               <w:t>REFERENCIAS</w:t>
             </w:r>
             <w:r>
               <w:rPr>
-                <w:noProof/>
                 <w:webHidden/>
               </w:rPr>
               <w:tab/>
             </w:r>
             <w:r>
               <w:rPr>
-                <w:noProof/>
                 <w:webHidden/>
               </w:rPr>
               <w:fldChar w:fldCharType="begin"/>
             </w:r>
             <w:r>
               <w:rPr>
-                <w:noProof/>
                 <w:webHidden/>
               </w:rPr>
-              <w:instrText xml:space="preserve"> PAGEREF _Toc230097852 \h </w:instrText>
+              <w:instrText xml:space="preserve"> PAGEREF _Toc230346487 \h </w:instrText>
             </w:r>
             <w:r>
               <w:rPr>
-                <w:noProof/>
                 <w:webHidden/>
               </w:rPr>
             </w:r>
             <w:r>
               <w:rPr>
-                <w:noProof/>
                 <w:webHidden/>
               </w:rPr>
               <w:fldChar w:fldCharType="separate"/>
             </w:r>
             <w:r>
               <w:rPr>
-                <w:noProof/>
                 <w:webHidden/>
               </w:rPr>
-              <w:t>16</w:t>
+              <w:t>17</w:t>
             </w:r>
             <w:r>
               <w:rPr>
-                <w:noProof/>
                 <w:webHidden/>
               </w:rPr>
               <w:fldChar w:fldCharType="end"/>
@@ -2424,17 +2240,16 @@
               <w:b w:val="0"/>
               <w:bCs w:val="0"/>
               <w:iCs w:val="0"/>
-              <w:noProof/>
+              <w:color w:val="auto"/>
               <w:kern w:val="2"/>
               <w:sz w:val="24"/>
               <w14:ligatures w14:val="standardContextual"/>
             </w:rPr>
           </w:pPr>
-          <w:hyperlink w:anchor="_Toc230097853" w:history="1">
+          <w:hyperlink w:anchor="_Toc230346488" w:history="1">
             <w:r>
               <w:rPr>
                 <w:rStyle w:val="Hipervnculo"/>
-                <w:noProof/>
               </w:rPr>
               <w:t>10.</w:t>
             </w:r>
@@ -2444,7 +2259,7 @@
                 <w:b w:val="0"/>
                 <w:bCs w:val="0"/>
                 <w:iCs w:val="0"/>
-                <w:noProof/>
+                <w:color w:val="auto"/>
                 <w:kern w:val="2"/>
                 <w:sz w:val="24"/>
                 <w14:ligatures w14:val="standardContextual"/>
@@ -2454,54 +2269,46 @@
             <w:r>
               <w:rPr>
                 <w:rStyle w:val="Hipervnculo"/>
-                <w:noProof/>
               </w:rPr>
               <w:t>ANEXO 1: PRUEBAS DE FUNCIONAMIENTO PREVIAS AL DESPLIEGUE</w:t>
             </w:r>
             <w:r>
               <w:rPr>
-                <w:noProof/>
                 <w:webHidden/>
               </w:rPr>
               <w:tab/>
             </w:r>
             <w:r>
               <w:rPr>
-                <w:noProof/>
                 <w:webHidden/>
               </w:rPr>
               <w:fldChar w:fldCharType="begin"/>
             </w:r>
             <w:r>
               <w:rPr>
-                <w:noProof/>
                 <w:webHidden/>
               </w:rPr>
-              <w:instrText xml:space="preserve"> PAGEREF _Toc230097853 \h </w:instrText>
+              <w:instrText xml:space="preserve"> PAGEREF _Toc230346488 \h </w:instrText>
             </w:r>
             <w:r>
               <w:rPr>
-                <w:noProof/>
                 <w:webHidden/>
               </w:rPr>
             </w:r>
             <w:r>
               <w:rPr>
-                <w:noProof/>
                 <w:webHidden/>
               </w:rPr>
               <w:fldChar w:fldCharType="separate"/>
             </w:r>
             <w:r>
               <w:rPr>
-                <w:noProof/>
                 <w:webHidden/>
               </w:rPr>
-              <w:t>17</w:t>
+              <w:t>18</w:t>
             </w:r>
             <w:r>
               <w:rPr>
-                <w:noProof/>
                 <w:webHidden/>
               </w:rPr>
               <w:fldChar w:fldCharType="end"/>
@@ -2516,17 +2323,16 @@
               <w:b w:val="0"/>
               <w:bCs w:val="0"/>
               <w:iCs w:val="0"/>
-              <w:noProof/>
+              <w:color w:val="auto"/>
               <w:kern w:val="2"/>
               <w:sz w:val="24"/>
               <w14:ligatures w14:val="standardContextual"/>
             </w:rPr>
           </w:pPr>
-          <w:hyperlink w:anchor="_Toc230097854" w:history="1">
+          <w:hyperlink w:anchor="_Toc230346489" w:history="1">
             <w:r>
               <w:rPr>
                 <w:rStyle w:val="Hipervnculo"/>
-                <w:noProof/>
               </w:rPr>
               <w:t>11.</w:t>
             </w:r>
@@ -2536,7 +2342,7 @@
                 <w:b w:val="0"/>
                 <w:bCs w:val="0"/>
                 <w:iCs w:val="0"/>
-                <w:noProof/>
+                <w:color w:val="auto"/>
                 <w:kern w:val="2"/>
                 <w:sz w:val="24"/>
                 <w14:ligatures w14:val="standardContextual"/>
@@ -2546,54 +2352,46 @@
             <w:r>
               <w:rPr>
                 <w:rStyle w:val="Hipervnculo"/>
-                <w:noProof/>
               </w:rPr>
               <w:t>ANEXO 2: PRUEBAS DE TRANSMISIÓN PREVIAS AL DESPLIEGUE</w:t>
             </w:r>
             <w:r>
               <w:rPr>
-                <w:noProof/>
                 <w:webHidden/>
               </w:rPr>
               <w:tab/>
             </w:r>
             <w:r>
               <w:rPr>
-                <w:noProof/>
                 <w:webHidden/>
               </w:rPr>
               <w:fldChar w:fldCharType="begin"/>
             </w:r>
             <w:r>
               <w:rPr>
-                <w:noProof/>
                 <w:webHidden/>
               </w:rPr>
-              <w:instrText xml:space="preserve"> PAGEREF _Toc230097854 \h </w:instrText>
+              <w:instrText xml:space="preserve"> PAGEREF _Toc230346489 \h </w:instrText>
             </w:r>
             <w:r>
               <w:rPr>
-                <w:noProof/>
                 <w:webHidden/>
               </w:rPr>
             </w:r>
             <w:r>
               <w:rPr>
-                <w:noProof/>
                 <w:webHidden/>
               </w:rPr>
               <w:fldChar w:fldCharType="separate"/>
             </w:r>
             <w:r>
               <w:rPr>
-                <w:noProof/>
                 <w:webHidden/>
               </w:rPr>
-              <w:t>18</w:t>
+              <w:t>19</w:t>
             </w:r>
             <w:r>
               <w:rPr>
-                <w:noProof/>
                 <w:webHidden/>
               </w:rPr>
               <w:fldChar w:fldCharType="end"/>
@@ -2608,17 +2406,16 @@
               <w:b w:val="0"/>
               <w:bCs w:val="0"/>
               <w:iCs w:val="0"/>
-              <w:noProof/>
+              <w:color w:val="auto"/>
               <w:kern w:val="2"/>
               <w:sz w:val="24"/>
               <w14:ligatures w14:val="standardContextual"/>
             </w:rPr>
           </w:pPr>
-          <w:hyperlink w:anchor="_Toc230097855" w:history="1">
+          <w:hyperlink w:anchor="_Toc230346490" w:history="1">
             <w:r>
               <w:rPr>
                 <w:rStyle w:val="Hipervnculo"/>
-                <w:noProof/>
               </w:rPr>
               <w:t>12.</w:t>
             </w:r>
@@ -2628,7 +2425,7 @@
                 <w:b w:val="0"/>
                 <w:bCs w:val="0"/>
                 <w:iCs w:val="0"/>
-                <w:noProof/>
+                <w:color w:val="auto"/>
                 <w:kern w:val="2"/>
                 <w:sz w:val="24"/>
                 <w14:ligatures w14:val="standardContextual"/>
@@ -2638,54 +2435,46 @@
             <w:r>
               <w:rPr>
                 <w:rStyle w:val="Hipervnculo"/>
-                <w:noProof/>
               </w:rPr>
               <w:t>ANEXO 3: PLAN DE CRUCERO</w:t>
             </w:r>
             <w:r>
               <w:rPr>
-                <w:noProof/>
                 <w:webHidden/>
               </w:rPr>
               <w:tab/>
             </w:r>
             <w:r>
               <w:rPr>
-                <w:noProof/>
                 <w:webHidden/>
               </w:rPr>
               <w:fldChar w:fldCharType="begin"/>
             </w:r>
             <w:r>
               <w:rPr>
-                <w:noProof/>
                 <w:webHidden/>
               </w:rPr>
-              <w:instrText xml:space="preserve"> PAGEREF _Toc230097855 \h </w:instrText>
+              <w:instrText xml:space="preserve"> PAGEREF _Toc230346490 \h </w:instrText>
             </w:r>
             <w:r>
               <w:rPr>
-                <w:noProof/>
                 <w:webHidden/>
               </w:rPr>
             </w:r>
             <w:r>
               <w:rPr>
-                <w:noProof/>
                 <w:webHidden/>
               </w:rPr>
               <w:fldChar w:fldCharType="separate"/>
             </w:r>
             <w:r>
               <w:rPr>
-                <w:noProof/>
                 <w:webHidden/>
               </w:rPr>
-              <w:t>19</w:t>
+              <w:t>20</w:t>
             </w:r>
             <w:r>
               <w:rPr>
-                <w:noProof/>
                 <w:webHidden/>
               </w:rPr>
               <w:fldChar w:fldCharType="end"/>
@@ -2700,17 +2489,16 @@
               <w:b w:val="0"/>
               <w:bCs w:val="0"/>
               <w:iCs w:val="0"/>
-              <w:noProof/>
+              <w:color w:val="auto"/>
               <w:kern w:val="2"/>
               <w:sz w:val="24"/>
               <w14:ligatures w14:val="standardContextual"/>
             </w:rPr>
           </w:pPr>
-          <w:hyperlink w:anchor="_Toc230097856" w:history="1">
+          <w:hyperlink w:anchor="_Toc230346491" w:history="1">
             <w:r>
               <w:rPr>
                 <w:rStyle w:val="Hipervnculo"/>
-                <w:noProof/>
               </w:rPr>
               <w:t>13.</w:t>
             </w:r>
@@ -2720,7 +2508,7 @@
                 <w:b w:val="0"/>
                 <w:bCs w:val="0"/>
                 <w:iCs w:val="0"/>
-                <w:noProof/>
+                <w:color w:val="auto"/>
                 <w:kern w:val="2"/>
                 <w:sz w:val="24"/>
                 <w14:ligatures w14:val="standardContextual"/>
@@ -2730,54 +2518,46 @@
             <w:r>
               <w:rPr>
                 <w:rStyle w:val="Hipervnculo"/>
-                <w:noProof/>
               </w:rPr>
               <w:t>ANEXO 4: ANEXO FOTOGRÁFICO</w:t>
             </w:r>
             <w:r>
               <w:rPr>
-                <w:noProof/>
                 <w:webHidden/>
               </w:rPr>
               <w:tab/>
             </w:r>
             <w:r>
               <w:rPr>
-                <w:noProof/>
                 <w:webHidden/>
               </w:rPr>
               <w:fldChar w:fldCharType="begin"/>
             </w:r>
             <w:r>
               <w:rPr>
-                <w:noProof/>
                 <w:webHidden/>
               </w:rPr>
-              <w:instrText xml:space="preserve"> PAGEREF _Toc230097856 \h </w:instrText>
+              <w:instrText xml:space="preserve"> PAGEREF _Toc230346491 \h </w:instrText>
             </w:r>
             <w:r>
               <w:rPr>
-                <w:noProof/>
                 <w:webHidden/>
               </w:rPr>
             </w:r>
             <w:r>
               <w:rPr>
-                <w:noProof/>
                 <w:webHidden/>
               </w:rPr>
               <w:fldChar w:fldCharType="separate"/>
             </w:r>
             <w:r>
               <w:rPr>
-                <w:noProof/>
                 <w:webHidden/>
               </w:rPr>
-              <w:t>20</w:t>
+              <w:t>21</w:t>
             </w:r>
             <w:r>
               <w:rPr>
-                <w:noProof/>
                 <w:webHidden/>
               </w:rPr>
               <w:fldChar w:fldCharType="end"/>
@@ -2788,14 +2568,12 @@
           <w:pPr>
             <w:pStyle w:val="TDC1"/>
             <w:rPr>
-              <w:rFonts w:cs="Microsoft Sans Serif"/>
               <w:sz w:val="24"/>
             </w:rPr>
           </w:pPr>
           <w:r>
             <w:rPr>
               <w:rStyle w:val="Enlacedelndice"/>
-              <w:rFonts w:cs="Microsoft Sans Serif"/>
               <w:sz w:val="24"/>
             </w:rPr>
             <w:fldChar w:fldCharType="end"/>
@@ -2852,7 +2630,12 @@
       <w:pPr>
         <w:pStyle w:val="Tabladeilustraciones"/>
         <w:rPr>
-          <w:rFonts w:cs="Microsoft Sans Serif"/>
+          <w:rFonts w:eastAsiaTheme="minorEastAsia" w:cs="Microsoft Sans Serif"/>
+          <w:noProof/>
+          <w:kern w:val="2"/>
+          <w:sz w:val="24"/>
+          <w:szCs w:val="24"/>
+          <w14:ligatures w14:val="standardContextual"/>
         </w:rPr>
       </w:pPr>
       <w:r>
@@ -2874,18 +2657,2393 @@
         </w:rPr>
         <w:fldChar w:fldCharType="separate"/>
       </w:r>
-      <w:r>
-        <w:rPr>
-          <w:rStyle w:val="Enlacedelndice"/>
+      <w:hyperlink w:anchor="_Toc229049285" w:history="1">
+        <w:r>
+          <w:rPr>
+            <w:rStyle w:val="Hipervnculo"/>
+            <w:rFonts w:cs="Microsoft Sans Serif"/>
+            <w:noProof/>
+          </w:rPr>
+          <w:t>Figura 1. Esfera de flotación durante el sellado.</w:t>
+        </w:r>
+        <w:r>
+          <w:rPr>
+            <w:rFonts w:cs="Microsoft Sans Serif"/>
+            <w:noProof/>
+          </w:rPr>
+          <w:tab/>
+        </w:r>
+        <w:r>
+          <w:rPr>
+            <w:rFonts w:cs="Microsoft Sans Serif"/>
+            <w:noProof/>
+          </w:rPr>
+          <w:fldChar w:fldCharType="begin"/>
+        </w:r>
+        <w:r>
+          <w:rPr>
+            <w:rFonts w:cs="Microsoft Sans Serif"/>
+            <w:noProof/>
+          </w:rPr>
+          <w:instrText xml:space="preserve"> PAGEREF _Toc229049285 \h </w:instrText>
+        </w:r>
+        <w:r>
+          <w:rPr>
+            <w:rFonts w:cs="Microsoft Sans Serif"/>
+            <w:noProof/>
+          </w:rPr>
+        </w:r>
+        <w:r>
+          <w:rPr>
+            <w:rFonts w:cs="Microsoft Sans Serif"/>
+            <w:noProof/>
+          </w:rPr>
+          <w:fldChar w:fldCharType="separate"/>
+        </w:r>
+        <w:r>
+          <w:rPr>
+            <w:rFonts w:cs="Microsoft Sans Serif"/>
+            <w:noProof/>
+          </w:rPr>
+          <w:t>5</w:t>
+        </w:r>
+        <w:r>
+          <w:rPr>
+            <w:rFonts w:cs="Microsoft Sans Serif"/>
+            <w:noProof/>
+          </w:rPr>
+          <w:fldChar w:fldCharType="end"/>
+        </w:r>
+      </w:hyperlink>
+    </w:p>
+    <w:p>
+      <w:pPr>
+        <w:pStyle w:val="Tabladeilustraciones"/>
+        <w:rPr>
+          <w:rFonts w:eastAsiaTheme="minorEastAsia" w:cs="Microsoft Sans Serif"/>
+          <w:noProof/>
+          <w:kern w:val="2"/>
+          <w:sz w:val="24"/>
+          <w:szCs w:val="24"/>
+          <w14:ligatures w14:val="standardContextual"/>
+        </w:rPr>
+      </w:pPr>
+      <w:hyperlink w:anchor="_Toc229049286" w:history="1">
+        <w:r>
+          <w:rPr>
+            <w:rStyle w:val="Hipervnculo"/>
+            <w:rFonts w:cs="Microsoft Sans Serif"/>
+            <w:noProof/>
+          </w:rPr>
+          <w:t>Figura 2. Draga de arrastre durante las pruebas de funcionamiento.</w:t>
+        </w:r>
+        <w:r>
+          <w:rPr>
+            <w:rFonts w:cs="Microsoft Sans Serif"/>
+            <w:noProof/>
+          </w:rPr>
+          <w:tab/>
+        </w:r>
+        <w:r>
+          <w:rPr>
+            <w:rFonts w:cs="Microsoft Sans Serif"/>
+            <w:noProof/>
+          </w:rPr>
+          <w:fldChar w:fldCharType="begin"/>
+        </w:r>
+        <w:r>
+          <w:rPr>
+            <w:rFonts w:cs="Microsoft Sans Serif"/>
+            <w:noProof/>
+          </w:rPr>
+          <w:instrText xml:space="preserve"> PAGEREF _Toc229049286 \h </w:instrText>
+        </w:r>
+        <w:r>
+          <w:rPr>
+            <w:rFonts w:cs="Microsoft Sans Serif"/>
+            <w:noProof/>
+          </w:rPr>
+        </w:r>
+        <w:r>
+          <w:rPr>
+            <w:rFonts w:cs="Microsoft Sans Serif"/>
+            <w:noProof/>
+          </w:rPr>
+          <w:fldChar w:fldCharType="separate"/>
+        </w:r>
+        <w:r>
+          <w:rPr>
+            <w:rFonts w:cs="Microsoft Sans Serif"/>
+            <w:noProof/>
+          </w:rPr>
+          <w:t>6</w:t>
+        </w:r>
+        <w:r>
+          <w:rPr>
+            <w:rFonts w:cs="Microsoft Sans Serif"/>
+            <w:noProof/>
+          </w:rPr>
+          <w:fldChar w:fldCharType="end"/>
+        </w:r>
+      </w:hyperlink>
+    </w:p>
+    <w:p>
+      <w:pPr>
+        <w:pStyle w:val="Tabladeilustraciones"/>
+        <w:rPr>
+          <w:rFonts w:eastAsiaTheme="minorEastAsia" w:cs="Microsoft Sans Serif"/>
+          <w:noProof/>
+          <w:kern w:val="2"/>
+          <w:sz w:val="24"/>
+          <w:szCs w:val="24"/>
+          <w14:ligatures w14:val="standardContextual"/>
+        </w:rPr>
+      </w:pPr>
+      <w:hyperlink w:anchor="_Toc229049287" w:history="1">
+        <w:r>
+          <w:rPr>
+            <w:rStyle w:val="Hipervnculo"/>
+            <w:rFonts w:cs="Microsoft Sans Serif"/>
+            <w:noProof/>
+          </w:rPr>
+          <w:t>Figura 3. Tarjeta madre con microcontrolador de 32 bits.</w:t>
+        </w:r>
+        <w:r>
+          <w:rPr>
+            <w:rFonts w:cs="Microsoft Sans Serif"/>
+            <w:noProof/>
+          </w:rPr>
+          <w:tab/>
+        </w:r>
+        <w:r>
+          <w:rPr>
+            <w:rFonts w:cs="Microsoft Sans Serif"/>
+            <w:noProof/>
+          </w:rPr>
+          <w:fldChar w:fldCharType="begin"/>
+        </w:r>
+        <w:r>
+          <w:rPr>
+            <w:rFonts w:cs="Microsoft Sans Serif"/>
+            <w:noProof/>
+          </w:rPr>
+          <w:instrText xml:space="preserve"> PAGEREF _Toc229049287 \h </w:instrText>
+        </w:r>
+        <w:r>
+          <w:rPr>
+            <w:rFonts w:cs="Microsoft Sans Serif"/>
+            <w:noProof/>
+          </w:rPr>
+        </w:r>
+        <w:r>
+          <w:rPr>
+            <w:rFonts w:cs="Microsoft Sans Serif"/>
+            <w:noProof/>
+          </w:rPr>
+          <w:fldChar w:fldCharType="separate"/>
+        </w:r>
+        <w:r>
+          <w:rPr>
+            <w:rFonts w:cs="Microsoft Sans Serif"/>
+            <w:noProof/>
+          </w:rPr>
+          <w:t>7</w:t>
+        </w:r>
+        <w:r>
+          <w:rPr>
+            <w:rFonts w:cs="Microsoft Sans Serif"/>
+            <w:noProof/>
+          </w:rPr>
+          <w:fldChar w:fldCharType="end"/>
+        </w:r>
+      </w:hyperlink>
+    </w:p>
+    <w:p>
+      <w:pPr>
+        <w:pStyle w:val="Tabladeilustraciones"/>
+        <w:rPr>
+          <w:rFonts w:eastAsiaTheme="minorEastAsia" w:cs="Microsoft Sans Serif"/>
+          <w:noProof/>
+          <w:kern w:val="2"/>
+          <w:sz w:val="24"/>
+          <w:szCs w:val="24"/>
+          <w14:ligatures w14:val="standardContextual"/>
+        </w:rPr>
+      </w:pPr>
+      <w:hyperlink w:anchor="_Toc229049288" w:history="1">
+        <w:r>
+          <w:rPr>
+            <w:rStyle w:val="Hipervnculo"/>
+            <w:rFonts w:cs="Microsoft Sans Serif"/>
+            <w:noProof/>
+          </w:rPr>
+          <w:t>Figura 4. Panel solar de la sonda oceanográfica, equipo de telemetría satelital y GPS.</w:t>
+        </w:r>
+        <w:r>
+          <w:rPr>
+            <w:rFonts w:cs="Microsoft Sans Serif"/>
+            <w:noProof/>
+          </w:rPr>
+          <w:tab/>
+        </w:r>
+        <w:r>
+          <w:rPr>
+            <w:rFonts w:cs="Microsoft Sans Serif"/>
+            <w:noProof/>
+          </w:rPr>
+          <w:fldChar w:fldCharType="begin"/>
+        </w:r>
+        <w:r>
+          <w:rPr>
+            <w:rFonts w:cs="Microsoft Sans Serif"/>
+            <w:noProof/>
+          </w:rPr>
+          <w:instrText xml:space="preserve"> PAGEREF _Toc229049288 \h </w:instrText>
+        </w:r>
+        <w:r>
+          <w:rPr>
+            <w:rFonts w:cs="Microsoft Sans Serif"/>
+            <w:noProof/>
+          </w:rPr>
+        </w:r>
+        <w:r>
+          <w:rPr>
+            <w:rFonts w:cs="Microsoft Sans Serif"/>
+            <w:noProof/>
+          </w:rPr>
+          <w:fldChar w:fldCharType="separate"/>
+        </w:r>
+        <w:r>
+          <w:rPr>
+            <w:rFonts w:cs="Microsoft Sans Serif"/>
+            <w:noProof/>
+          </w:rPr>
+          <w:t>8</w:t>
+        </w:r>
+        <w:r>
+          <w:rPr>
+            <w:rFonts w:cs="Microsoft Sans Serif"/>
+            <w:noProof/>
+          </w:rPr>
+          <w:fldChar w:fldCharType="end"/>
+        </w:r>
+      </w:hyperlink>
+    </w:p>
+    <w:p>
+      <w:pPr>
+        <w:pStyle w:val="Tabladeilustraciones"/>
+        <w:rPr>
+          <w:rFonts w:eastAsiaTheme="minorEastAsia" w:cs="Microsoft Sans Serif"/>
+          <w:noProof/>
+          <w:kern w:val="2"/>
+          <w:sz w:val="24"/>
+          <w:szCs w:val="24"/>
+          <w14:ligatures w14:val="standardContextual"/>
+        </w:rPr>
+      </w:pPr>
+      <w:hyperlink w:anchor="_Toc229049289" w:history="1">
+        <w:r>
+          <w:rPr>
+            <w:rStyle w:val="Hipervnculo"/>
+            <w:rFonts w:cs="Microsoft Sans Serif"/>
+            <w:noProof/>
+          </w:rPr>
+          <w:t>Figura 5. Interior de la boya rellena de poliuretano después de colocar los instrumentos.</w:t>
+        </w:r>
+        <w:r>
+          <w:rPr>
+            <w:rFonts w:cs="Microsoft Sans Serif"/>
+            <w:noProof/>
+          </w:rPr>
+          <w:tab/>
+        </w:r>
+        <w:r>
+          <w:rPr>
+            <w:rFonts w:cs="Microsoft Sans Serif"/>
+            <w:noProof/>
+          </w:rPr>
+          <w:fldChar w:fldCharType="begin"/>
+        </w:r>
+        <w:r>
+          <w:rPr>
+            <w:rFonts w:cs="Microsoft Sans Serif"/>
+            <w:noProof/>
+          </w:rPr>
+          <w:instrText xml:space="preserve"> PAGEREF _Toc229049289 \h </w:instrText>
+        </w:r>
+        <w:r>
+          <w:rPr>
+            <w:rFonts w:cs="Microsoft Sans Serif"/>
+            <w:noProof/>
+          </w:rPr>
+        </w:r>
+        <w:r>
+          <w:rPr>
+            <w:rFonts w:cs="Microsoft Sans Serif"/>
+            <w:noProof/>
+          </w:rPr>
+          <w:fldChar w:fldCharType="separate"/>
+        </w:r>
+        <w:r>
+          <w:rPr>
+            <w:rFonts w:cs="Microsoft Sans Serif"/>
+            <w:noProof/>
+          </w:rPr>
+          <w:t>9</w:t>
+        </w:r>
+        <w:r>
+          <w:rPr>
+            <w:rFonts w:cs="Microsoft Sans Serif"/>
+            <w:noProof/>
+          </w:rPr>
+          <w:fldChar w:fldCharType="end"/>
+        </w:r>
+      </w:hyperlink>
+    </w:p>
+    <w:p>
+      <w:pPr>
+        <w:pStyle w:val="Tabladeilustraciones"/>
+        <w:rPr>
+          <w:rFonts w:eastAsiaTheme="minorEastAsia" w:cs="Microsoft Sans Serif"/>
+          <w:noProof/>
+          <w:kern w:val="2"/>
+          <w:sz w:val="24"/>
+          <w:szCs w:val="24"/>
+          <w14:ligatures w14:val="standardContextual"/>
+        </w:rPr>
+      </w:pPr>
+      <w:hyperlink w:anchor="_Toc229049290" w:history="1">
+        <w:r>
+          <w:rPr>
+            <w:rStyle w:val="Hipervnculo"/>
+            <w:rFonts w:cs="Microsoft Sans Serif"/>
+            <w:noProof/>
+          </w:rPr>
+          <w:t>Figura 6. Módulo de posicionamiento GPS listo.</w:t>
+        </w:r>
+        <w:r>
+          <w:rPr>
+            <w:rFonts w:cs="Microsoft Sans Serif"/>
+            <w:noProof/>
+          </w:rPr>
+          <w:tab/>
+        </w:r>
+        <w:r>
+          <w:rPr>
+            <w:rFonts w:cs="Microsoft Sans Serif"/>
+            <w:noProof/>
+          </w:rPr>
+          <w:fldChar w:fldCharType="begin"/>
+        </w:r>
+        <w:r>
+          <w:rPr>
+            <w:rFonts w:cs="Microsoft Sans Serif"/>
+            <w:noProof/>
+          </w:rPr>
+          <w:instrText xml:space="preserve"> PAGEREF _Toc229049290 \h </w:instrText>
+        </w:r>
+        <w:r>
+          <w:rPr>
+            <w:rFonts w:cs="Microsoft Sans Serif"/>
+            <w:noProof/>
+          </w:rPr>
+        </w:r>
+        <w:r>
+          <w:rPr>
+            <w:rFonts w:cs="Microsoft Sans Serif"/>
+            <w:noProof/>
+          </w:rPr>
+          <w:fldChar w:fldCharType="separate"/>
+        </w:r>
+        <w:r>
+          <w:rPr>
+            <w:rFonts w:cs="Microsoft Sans Serif"/>
+            <w:noProof/>
+          </w:rPr>
+          <w:t>10</w:t>
+        </w:r>
+        <w:r>
+          <w:rPr>
+            <w:rFonts w:cs="Microsoft Sans Serif"/>
+            <w:noProof/>
+          </w:rPr>
+          <w:fldChar w:fldCharType="end"/>
+        </w:r>
+      </w:hyperlink>
+    </w:p>
+    <w:p>
+      <w:pPr>
+        <w:pStyle w:val="Tabladeilustraciones"/>
+        <w:rPr>
+          <w:rFonts w:eastAsiaTheme="minorEastAsia" w:cs="Microsoft Sans Serif"/>
+          <w:noProof/>
+          <w:kern w:val="2"/>
+          <w:sz w:val="24"/>
+          <w:szCs w:val="24"/>
+          <w14:ligatures w14:val="standardContextual"/>
+        </w:rPr>
+      </w:pPr>
+      <w:hyperlink w:anchor="_Toc229049291" w:history="1">
+        <w:r>
+          <w:rPr>
+            <w:rStyle w:val="Hipervnculo"/>
+            <w:rFonts w:cs="Microsoft Sans Serif"/>
+            <w:noProof/>
+          </w:rPr>
+          <w:t>Figura 7. Proceso de sellado de la boya, limpieza de la orilla antes de aplicar el pegamento que une el domo con la base.</w:t>
+        </w:r>
+        <w:r>
+          <w:rPr>
+            <w:rFonts w:cs="Microsoft Sans Serif"/>
+            <w:noProof/>
+          </w:rPr>
+          <w:tab/>
+        </w:r>
+        <w:r>
+          <w:rPr>
+            <w:rFonts w:cs="Microsoft Sans Serif"/>
+            <w:noProof/>
+          </w:rPr>
+          <w:fldChar w:fldCharType="begin"/>
+        </w:r>
+        <w:r>
+          <w:rPr>
+            <w:rFonts w:cs="Microsoft Sans Serif"/>
+            <w:noProof/>
+          </w:rPr>
+          <w:instrText xml:space="preserve"> PAGEREF _Toc229049291 \h </w:instrText>
+        </w:r>
+        <w:r>
+          <w:rPr>
+            <w:rFonts w:cs="Microsoft Sans Serif"/>
+            <w:noProof/>
+          </w:rPr>
+        </w:r>
+        <w:r>
+          <w:rPr>
+            <w:rFonts w:cs="Microsoft Sans Serif"/>
+            <w:noProof/>
+          </w:rPr>
+          <w:fldChar w:fldCharType="separate"/>
+        </w:r>
+        <w:r>
+          <w:rPr>
+            <w:rFonts w:cs="Microsoft Sans Serif"/>
+            <w:noProof/>
+          </w:rPr>
+          <w:t>12</w:t>
+        </w:r>
+        <w:r>
+          <w:rPr>
+            <w:rFonts w:cs="Microsoft Sans Serif"/>
+            <w:noProof/>
+          </w:rPr>
+          <w:fldChar w:fldCharType="end"/>
+        </w:r>
+      </w:hyperlink>
+    </w:p>
+    <w:p>
+      <w:pPr>
+        <w:pStyle w:val="Tabladeilustraciones"/>
+        <w:rPr>
+          <w:rFonts w:eastAsiaTheme="minorEastAsia" w:cs="Microsoft Sans Serif"/>
+          <w:noProof/>
+          <w:kern w:val="2"/>
+          <w:sz w:val="24"/>
+          <w:szCs w:val="24"/>
+          <w14:ligatures w14:val="standardContextual"/>
+        </w:rPr>
+      </w:pPr>
+      <w:hyperlink w:anchor="_Toc229049292" w:history="1">
+        <w:r>
+          <w:rPr>
+            <w:rStyle w:val="Hipervnculo"/>
+            <w:rFonts w:cs="Microsoft Sans Serif"/>
+            <w:noProof/>
+          </w:rPr>
+          <w:t>Figura 8. Localizaciones de despliegue de las sondas durante el ASM-193.</w:t>
+        </w:r>
+        <w:r>
+          <w:rPr>
+            <w:rFonts w:cs="Microsoft Sans Serif"/>
+            <w:noProof/>
+          </w:rPr>
+          <w:tab/>
+        </w:r>
+        <w:r>
+          <w:rPr>
+            <w:rFonts w:cs="Microsoft Sans Serif"/>
+            <w:noProof/>
+          </w:rPr>
+          <w:fldChar w:fldCharType="begin"/>
+        </w:r>
+        <w:r>
+          <w:rPr>
+            <w:rFonts w:cs="Microsoft Sans Serif"/>
+            <w:noProof/>
+          </w:rPr>
+          <w:instrText xml:space="preserve"> PAGEREF _Toc229049292 \h </w:instrText>
+        </w:r>
+        <w:r>
+          <w:rPr>
+            <w:rFonts w:cs="Microsoft Sans Serif"/>
+            <w:noProof/>
+          </w:rPr>
+        </w:r>
+        <w:r>
+          <w:rPr>
+            <w:rFonts w:cs="Microsoft Sans Serif"/>
+            <w:noProof/>
+          </w:rPr>
+          <w:fldChar w:fldCharType="separate"/>
+        </w:r>
+        <w:r>
+          <w:rPr>
+            <w:rFonts w:cs="Microsoft Sans Serif"/>
+            <w:noProof/>
+          </w:rPr>
+          <w:t>16</w:t>
+        </w:r>
+        <w:r>
+          <w:rPr>
+            <w:rFonts w:cs="Microsoft Sans Serif"/>
+            <w:noProof/>
+          </w:rPr>
+          <w:fldChar w:fldCharType="end"/>
+        </w:r>
+      </w:hyperlink>
+    </w:p>
+    <w:p>
+      <w:pPr>
+        <w:pStyle w:val="Tabladeilustraciones"/>
+        <w:rPr>
+          <w:rFonts w:eastAsiaTheme="minorEastAsia" w:cs="Microsoft Sans Serif"/>
+          <w:noProof/>
+          <w:kern w:val="2"/>
+          <w:sz w:val="24"/>
+          <w:szCs w:val="24"/>
+          <w14:ligatures w14:val="standardContextual"/>
+        </w:rPr>
+      </w:pPr>
+      <w:hyperlink w:anchor="_Toc229049293" w:history="1">
+        <w:r>
+          <w:rPr>
+            <w:rStyle w:val="Hipervnculo"/>
+            <w:rFonts w:cs="Microsoft Sans Serif"/>
+            <w:noProof/>
+          </w:rPr>
+          <w:t>Figura 9. Localizaciones de despliegue de las sondas durante el ASM-196.</w:t>
+        </w:r>
+        <w:r>
+          <w:rPr>
+            <w:rFonts w:cs="Microsoft Sans Serif"/>
+            <w:noProof/>
+          </w:rPr>
+          <w:tab/>
+        </w:r>
+        <w:r>
+          <w:rPr>
+            <w:rFonts w:cs="Microsoft Sans Serif"/>
+            <w:noProof/>
+          </w:rPr>
+          <w:fldChar w:fldCharType="begin"/>
+        </w:r>
+        <w:r>
+          <w:rPr>
+            <w:rFonts w:cs="Microsoft Sans Serif"/>
+            <w:noProof/>
+          </w:rPr>
+          <w:instrText xml:space="preserve"> PAGEREF _Toc229049293 \h </w:instrText>
+        </w:r>
+        <w:r>
+          <w:rPr>
+            <w:rFonts w:cs="Microsoft Sans Serif"/>
+            <w:noProof/>
+          </w:rPr>
+        </w:r>
+        <w:r>
+          <w:rPr>
+            <w:rFonts w:cs="Microsoft Sans Serif"/>
+            <w:noProof/>
+          </w:rPr>
+          <w:fldChar w:fldCharType="separate"/>
+        </w:r>
+        <w:r>
+          <w:rPr>
+            <w:rFonts w:cs="Microsoft Sans Serif"/>
+            <w:noProof/>
+          </w:rPr>
+          <w:t>16</w:t>
+        </w:r>
+        <w:r>
+          <w:rPr>
+            <w:rFonts w:cs="Microsoft Sans Serif"/>
+            <w:noProof/>
+          </w:rPr>
+          <w:fldChar w:fldCharType="end"/>
+        </w:r>
+      </w:hyperlink>
+    </w:p>
+    <w:p>
+      <w:pPr>
+        <w:pStyle w:val="Tabladeilustraciones"/>
+        <w:rPr>
+          <w:rFonts w:eastAsiaTheme="minorEastAsia" w:cs="Microsoft Sans Serif"/>
+          <w:noProof/>
+          <w:kern w:val="2"/>
+          <w:sz w:val="24"/>
+          <w:szCs w:val="24"/>
+          <w14:ligatures w14:val="standardContextual"/>
+        </w:rPr>
+      </w:pPr>
+      <w:hyperlink w:anchor="_Toc229049294" w:history="1">
+        <w:r>
+          <w:rPr>
+            <w:rStyle w:val="Hipervnculo"/>
+            <w:rFonts w:cs="Microsoft Sans Serif"/>
+            <w:noProof/>
+          </w:rPr>
+          <w:t>Figura 10. Sondas oceanográficas en tierra antes de ser transportadas para su despliegue.</w:t>
+        </w:r>
+        <w:r>
+          <w:rPr>
+            <w:rFonts w:cs="Microsoft Sans Serif"/>
+            <w:noProof/>
+          </w:rPr>
+          <w:tab/>
+        </w:r>
+        <w:r>
+          <w:rPr>
+            <w:rFonts w:cs="Microsoft Sans Serif"/>
+            <w:noProof/>
+          </w:rPr>
+          <w:fldChar w:fldCharType="begin"/>
+        </w:r>
+        <w:r>
+          <w:rPr>
+            <w:rFonts w:cs="Microsoft Sans Serif"/>
+            <w:noProof/>
+          </w:rPr>
+          <w:instrText xml:space="preserve"> PAGEREF _Toc229049294 \h </w:instrText>
+        </w:r>
+        <w:r>
+          <w:rPr>
+            <w:rFonts w:cs="Microsoft Sans Serif"/>
+            <w:noProof/>
+          </w:rPr>
+        </w:r>
+        <w:r>
+          <w:rPr>
+            <w:rFonts w:cs="Microsoft Sans Serif"/>
+            <w:noProof/>
+          </w:rPr>
+          <w:fldChar w:fldCharType="separate"/>
+        </w:r>
+        <w:r>
+          <w:rPr>
+            <w:rFonts w:cs="Microsoft Sans Serif"/>
+            <w:noProof/>
+          </w:rPr>
+          <w:t>17</w:t>
+        </w:r>
+        <w:r>
+          <w:rPr>
+            <w:rFonts w:cs="Microsoft Sans Serif"/>
+            <w:noProof/>
+          </w:rPr>
+          <w:fldChar w:fldCharType="end"/>
+        </w:r>
+      </w:hyperlink>
+    </w:p>
+    <w:p>
+      <w:pPr>
+        <w:pStyle w:val="Tabladeilustraciones"/>
+        <w:rPr>
+          <w:rFonts w:eastAsiaTheme="minorEastAsia" w:cs="Microsoft Sans Serif"/>
+          <w:noProof/>
+          <w:kern w:val="2"/>
+          <w:sz w:val="24"/>
+          <w:szCs w:val="24"/>
+          <w14:ligatures w14:val="standardContextual"/>
+        </w:rPr>
+      </w:pPr>
+      <w:hyperlink w:anchor="_Toc229049295" w:history="1">
+        <w:r>
+          <w:rPr>
+            <w:rStyle w:val="Hipervnculo"/>
+            <w:rFonts w:cs="Microsoft Sans Serif"/>
+            <w:noProof/>
+          </w:rPr>
+          <w:t>Figura 11. Preparación de las sondas en la embarcación antes del despliegue de la primera sonda oceanográfica.</w:t>
+        </w:r>
+        <w:r>
+          <w:rPr>
+            <w:rFonts w:cs="Microsoft Sans Serif"/>
+            <w:noProof/>
+          </w:rPr>
+          <w:tab/>
+        </w:r>
+        <w:r>
+          <w:rPr>
+            <w:rFonts w:cs="Microsoft Sans Serif"/>
+            <w:noProof/>
+          </w:rPr>
+          <w:fldChar w:fldCharType="begin"/>
+        </w:r>
+        <w:r>
+          <w:rPr>
+            <w:rFonts w:cs="Microsoft Sans Serif"/>
+            <w:noProof/>
+          </w:rPr>
+          <w:instrText xml:space="preserve"> PAGEREF _Toc229049295 \h </w:instrText>
+        </w:r>
+        <w:r>
+          <w:rPr>
+            <w:rFonts w:cs="Microsoft Sans Serif"/>
+            <w:noProof/>
+          </w:rPr>
+        </w:r>
+        <w:r>
+          <w:rPr>
+            <w:rFonts w:cs="Microsoft Sans Serif"/>
+            <w:noProof/>
+          </w:rPr>
+          <w:fldChar w:fldCharType="separate"/>
+        </w:r>
+        <w:r>
+          <w:rPr>
+            <w:rFonts w:cs="Microsoft Sans Serif"/>
+            <w:noProof/>
+          </w:rPr>
+          <w:t>17</w:t>
+        </w:r>
+        <w:r>
+          <w:rPr>
+            <w:rFonts w:cs="Microsoft Sans Serif"/>
+            <w:noProof/>
+          </w:rPr>
+          <w:fldChar w:fldCharType="end"/>
+        </w:r>
+      </w:hyperlink>
+    </w:p>
+    <w:p>
+      <w:pPr>
+        <w:pStyle w:val="Tabladeilustraciones"/>
+        <w:rPr>
+          <w:rFonts w:eastAsiaTheme="minorEastAsia" w:cs="Microsoft Sans Serif"/>
+          <w:noProof/>
+          <w:kern w:val="2"/>
+          <w:sz w:val="24"/>
+          <w:szCs w:val="24"/>
+          <w14:ligatures w14:val="standardContextual"/>
+        </w:rPr>
+      </w:pPr>
+      <w:hyperlink w:anchor="_Toc229049296" w:history="1">
+        <w:r>
+          <w:rPr>
+            <w:rStyle w:val="Hipervnculo"/>
+            <w:rFonts w:cs="Microsoft Sans Serif"/>
+            <w:noProof/>
+          </w:rPr>
+          <w:t>Figura 12. Inicio del despliegue de una sonda en las coordenadas indicadas por PEMEX.</w:t>
+        </w:r>
+        <w:r>
+          <w:rPr>
+            <w:rFonts w:cs="Microsoft Sans Serif"/>
+            <w:noProof/>
+          </w:rPr>
+          <w:tab/>
+        </w:r>
+        <w:r>
+          <w:rPr>
+            <w:rFonts w:cs="Microsoft Sans Serif"/>
+            <w:noProof/>
+          </w:rPr>
+          <w:fldChar w:fldCharType="begin"/>
+        </w:r>
+        <w:r>
+          <w:rPr>
+            <w:rFonts w:cs="Microsoft Sans Serif"/>
+            <w:noProof/>
+          </w:rPr>
+          <w:instrText xml:space="preserve"> PAGEREF _Toc229049296 \h </w:instrText>
+        </w:r>
+        <w:r>
+          <w:rPr>
+            <w:rFonts w:cs="Microsoft Sans Serif"/>
+            <w:noProof/>
+          </w:rPr>
+        </w:r>
+        <w:r>
+          <w:rPr>
+            <w:rFonts w:cs="Microsoft Sans Serif"/>
+            <w:noProof/>
+          </w:rPr>
+          <w:fldChar w:fldCharType="separate"/>
+        </w:r>
+        <w:r>
+          <w:rPr>
+            <w:rFonts w:cs="Microsoft Sans Serif"/>
+            <w:noProof/>
+          </w:rPr>
+          <w:t>18</w:t>
+        </w:r>
+        <w:r>
+          <w:rPr>
+            <w:rFonts w:cs="Microsoft Sans Serif"/>
+            <w:noProof/>
+          </w:rPr>
+          <w:fldChar w:fldCharType="end"/>
+        </w:r>
+      </w:hyperlink>
+    </w:p>
+    <w:p>
+      <w:pPr>
+        <w:pStyle w:val="Tabladeilustraciones"/>
+        <w:rPr>
+          <w:rFonts w:eastAsiaTheme="minorEastAsia" w:cs="Microsoft Sans Serif"/>
+          <w:noProof/>
+          <w:kern w:val="2"/>
+          <w:sz w:val="24"/>
+          <w:szCs w:val="24"/>
+          <w14:ligatures w14:val="standardContextual"/>
+        </w:rPr>
+      </w:pPr>
+      <w:hyperlink w:anchor="_Toc229049297" w:history="1">
+        <w:r>
+          <w:rPr>
+            <w:rStyle w:val="Hipervnculo"/>
+            <w:rFonts w:cs="Microsoft Sans Serif"/>
+            <w:noProof/>
+          </w:rPr>
+          <w:t>Figura 13. Inicio del despliegue de una sonda (draga de arrastre) en las coordenadas indicadas por PEMEX.</w:t>
+        </w:r>
+        <w:r>
+          <w:rPr>
+            <w:rFonts w:cs="Microsoft Sans Serif"/>
+            <w:noProof/>
+          </w:rPr>
+          <w:tab/>
+        </w:r>
+        <w:r>
+          <w:rPr>
+            <w:rFonts w:cs="Microsoft Sans Serif"/>
+            <w:noProof/>
+          </w:rPr>
+          <w:fldChar w:fldCharType="begin"/>
+        </w:r>
+        <w:r>
+          <w:rPr>
+            <w:rFonts w:cs="Microsoft Sans Serif"/>
+            <w:noProof/>
+          </w:rPr>
+          <w:instrText xml:space="preserve"> PAGEREF _Toc229049297 \h </w:instrText>
+        </w:r>
+        <w:r>
+          <w:rPr>
+            <w:rFonts w:cs="Microsoft Sans Serif"/>
+            <w:noProof/>
+          </w:rPr>
+        </w:r>
+        <w:r>
+          <w:rPr>
+            <w:rFonts w:cs="Microsoft Sans Serif"/>
+            <w:noProof/>
+          </w:rPr>
+          <w:fldChar w:fldCharType="separate"/>
+        </w:r>
+        <w:r>
+          <w:rPr>
+            <w:rFonts w:cs="Microsoft Sans Serif"/>
+            <w:noProof/>
+          </w:rPr>
+          <w:t>18</w:t>
+        </w:r>
+        <w:r>
+          <w:rPr>
+            <w:rFonts w:cs="Microsoft Sans Serif"/>
+            <w:noProof/>
+          </w:rPr>
+          <w:fldChar w:fldCharType="end"/>
+        </w:r>
+      </w:hyperlink>
+    </w:p>
+    <w:p>
+      <w:pPr>
+        <w:pStyle w:val="Tabladeilustraciones"/>
+        <w:rPr>
+          <w:rFonts w:eastAsiaTheme="minorEastAsia" w:cs="Microsoft Sans Serif"/>
+          <w:noProof/>
+          <w:kern w:val="2"/>
+          <w:sz w:val="24"/>
+          <w:szCs w:val="24"/>
+          <w14:ligatures w14:val="standardContextual"/>
+        </w:rPr>
+      </w:pPr>
+      <w:hyperlink w:anchor="_Toc229049298" w:history="1">
+        <w:r>
+          <w:rPr>
+            <w:rStyle w:val="Hipervnculo"/>
+            <w:rFonts w:cs="Microsoft Sans Serif"/>
+            <w:noProof/>
+          </w:rPr>
+          <w:t>Figura 14. Pruebas de conexión bluetooth antes de liberada.</w:t>
+        </w:r>
+        <w:r>
+          <w:rPr>
+            <w:rFonts w:cs="Microsoft Sans Serif"/>
+            <w:noProof/>
+          </w:rPr>
+          <w:tab/>
+        </w:r>
+        <w:r>
+          <w:rPr>
+            <w:rFonts w:cs="Microsoft Sans Serif"/>
+            <w:noProof/>
+          </w:rPr>
+          <w:fldChar w:fldCharType="begin"/>
+        </w:r>
+        <w:r>
+          <w:rPr>
+            <w:rFonts w:cs="Microsoft Sans Serif"/>
+            <w:noProof/>
+          </w:rPr>
+          <w:instrText xml:space="preserve"> PAGEREF _Toc229049298 \h </w:instrText>
+        </w:r>
+        <w:r>
+          <w:rPr>
+            <w:rFonts w:cs="Microsoft Sans Serif"/>
+            <w:noProof/>
+          </w:rPr>
+        </w:r>
+        <w:r>
+          <w:rPr>
+            <w:rFonts w:cs="Microsoft Sans Serif"/>
+            <w:noProof/>
+          </w:rPr>
+          <w:fldChar w:fldCharType="separate"/>
+        </w:r>
+        <w:r>
+          <w:rPr>
+            <w:rFonts w:cs="Microsoft Sans Serif"/>
+            <w:noProof/>
+          </w:rPr>
+          <w:t>19</w:t>
+        </w:r>
+        <w:r>
+          <w:rPr>
+            <w:rFonts w:cs="Microsoft Sans Serif"/>
+            <w:noProof/>
+          </w:rPr>
+          <w:fldChar w:fldCharType="end"/>
+        </w:r>
+      </w:hyperlink>
+    </w:p>
+    <w:p>
+      <w:pPr>
+        <w:pStyle w:val="Tabladeilustraciones"/>
+        <w:rPr>
+          <w:rFonts w:eastAsiaTheme="minorEastAsia" w:cs="Microsoft Sans Serif"/>
+          <w:noProof/>
+          <w:kern w:val="2"/>
+          <w:sz w:val="24"/>
+          <w:szCs w:val="24"/>
+          <w14:ligatures w14:val="standardContextual"/>
+        </w:rPr>
+      </w:pPr>
+      <w:hyperlink w:anchor="_Toc229049299" w:history="1">
+        <w:r>
+          <w:rPr>
+            <w:rStyle w:val="Hipervnculo"/>
+            <w:rFonts w:cs="Microsoft Sans Serif"/>
+            <w:noProof/>
+          </w:rPr>
+          <w:t>Figura 15. Despliegue de sonda oceanográfica en el primer punto.</w:t>
+        </w:r>
+        <w:r>
+          <w:rPr>
+            <w:rFonts w:cs="Microsoft Sans Serif"/>
+            <w:noProof/>
+          </w:rPr>
+          <w:tab/>
+        </w:r>
+        <w:r>
+          <w:rPr>
+            <w:rFonts w:cs="Microsoft Sans Serif"/>
+            <w:noProof/>
+          </w:rPr>
+          <w:fldChar w:fldCharType="begin"/>
+        </w:r>
+        <w:r>
+          <w:rPr>
+            <w:rFonts w:cs="Microsoft Sans Serif"/>
+            <w:noProof/>
+          </w:rPr>
+          <w:instrText xml:space="preserve"> PAGEREF _Toc229049299 \h </w:instrText>
+        </w:r>
+        <w:r>
+          <w:rPr>
+            <w:rFonts w:cs="Microsoft Sans Serif"/>
+            <w:noProof/>
+          </w:rPr>
+        </w:r>
+        <w:r>
+          <w:rPr>
+            <w:rFonts w:cs="Microsoft Sans Serif"/>
+            <w:noProof/>
+          </w:rPr>
+          <w:fldChar w:fldCharType="separate"/>
+        </w:r>
+        <w:r>
+          <w:rPr>
+            <w:rFonts w:cs="Microsoft Sans Serif"/>
+            <w:noProof/>
+          </w:rPr>
+          <w:t>19</w:t>
+        </w:r>
+        <w:r>
+          <w:rPr>
+            <w:rFonts w:cs="Microsoft Sans Serif"/>
+            <w:noProof/>
+          </w:rPr>
+          <w:fldChar w:fldCharType="end"/>
+        </w:r>
+      </w:hyperlink>
+    </w:p>
+    <w:p>
+      <w:pPr>
+        <w:pStyle w:val="Tabladeilustraciones"/>
+        <w:rPr>
+          <w:rFonts w:eastAsiaTheme="minorEastAsia" w:cs="Microsoft Sans Serif"/>
+          <w:noProof/>
+          <w:kern w:val="2"/>
+          <w:sz w:val="24"/>
+          <w:szCs w:val="24"/>
+          <w14:ligatures w14:val="standardContextual"/>
+        </w:rPr>
+      </w:pPr>
+      <w:hyperlink w:anchor="_Toc229049300" w:history="1">
+        <w:r>
+          <w:rPr>
+            <w:rStyle w:val="Hipervnculo"/>
+            <w:rFonts w:cs="Microsoft Sans Serif"/>
+            <w:noProof/>
+          </w:rPr>
+          <w:t>Figura 16. Despliegue de sonda oceanográfica en el último punto.</w:t>
+        </w:r>
+        <w:r>
+          <w:rPr>
+            <w:rFonts w:cs="Microsoft Sans Serif"/>
+            <w:noProof/>
+          </w:rPr>
+          <w:tab/>
+        </w:r>
+        <w:r>
+          <w:rPr>
+            <w:rFonts w:cs="Microsoft Sans Serif"/>
+            <w:noProof/>
+          </w:rPr>
+          <w:fldChar w:fldCharType="begin"/>
+        </w:r>
+        <w:r>
+          <w:rPr>
+            <w:rFonts w:cs="Microsoft Sans Serif"/>
+            <w:noProof/>
+          </w:rPr>
+          <w:instrText xml:space="preserve"> PAGEREF _Toc229049300 \h </w:instrText>
+        </w:r>
+        <w:r>
+          <w:rPr>
+            <w:rFonts w:cs="Microsoft Sans Serif"/>
+            <w:noProof/>
+          </w:rPr>
+        </w:r>
+        <w:r>
+          <w:rPr>
+            <w:rFonts w:cs="Microsoft Sans Serif"/>
+            <w:noProof/>
+          </w:rPr>
+          <w:fldChar w:fldCharType="separate"/>
+        </w:r>
+        <w:r>
+          <w:rPr>
+            <w:rFonts w:cs="Microsoft Sans Serif"/>
+            <w:noProof/>
+          </w:rPr>
+          <w:t>20</w:t>
+        </w:r>
+        <w:r>
+          <w:rPr>
+            <w:rFonts w:cs="Microsoft Sans Serif"/>
+            <w:noProof/>
+          </w:rPr>
+          <w:fldChar w:fldCharType="end"/>
+        </w:r>
+      </w:hyperlink>
+    </w:p>
+    <w:p>
+      <w:pPr>
+        <w:pStyle w:val="Tabladeilustraciones"/>
+        <w:rPr>
+          <w:rFonts w:eastAsiaTheme="minorEastAsia" w:cs="Microsoft Sans Serif"/>
+          <w:noProof/>
+          <w:kern w:val="2"/>
+          <w:sz w:val="24"/>
+          <w:szCs w:val="24"/>
+          <w14:ligatures w14:val="standardContextual"/>
+        </w:rPr>
+      </w:pPr>
+      <w:hyperlink w:anchor="_Toc229049301" w:history="1">
+        <w:r>
+          <w:rPr>
+            <w:rStyle w:val="Hipervnculo"/>
+            <w:rFonts w:cs="Microsoft Sans Serif"/>
+            <w:noProof/>
+          </w:rPr>
+          <w:t>Figura 17. Despliegue de sonda oceanográfica 9878221.</w:t>
+        </w:r>
+        <w:r>
+          <w:rPr>
+            <w:rFonts w:cs="Microsoft Sans Serif"/>
+            <w:noProof/>
+          </w:rPr>
+          <w:tab/>
+        </w:r>
+        <w:r>
+          <w:rPr>
+            <w:rFonts w:cs="Microsoft Sans Serif"/>
+            <w:noProof/>
+          </w:rPr>
+          <w:fldChar w:fldCharType="begin"/>
+        </w:r>
+        <w:r>
+          <w:rPr>
+            <w:rFonts w:cs="Microsoft Sans Serif"/>
+            <w:noProof/>
+          </w:rPr>
+          <w:instrText xml:space="preserve"> PAGEREF _Toc229049301 \h </w:instrText>
+        </w:r>
+        <w:r>
+          <w:rPr>
+            <w:rFonts w:cs="Microsoft Sans Serif"/>
+            <w:noProof/>
+          </w:rPr>
+        </w:r>
+        <w:r>
+          <w:rPr>
+            <w:rFonts w:cs="Microsoft Sans Serif"/>
+            <w:noProof/>
+          </w:rPr>
+          <w:fldChar w:fldCharType="separate"/>
+        </w:r>
+        <w:r>
+          <w:rPr>
+            <w:rFonts w:cs="Microsoft Sans Serif"/>
+            <w:noProof/>
+          </w:rPr>
+          <w:t>23</w:t>
+        </w:r>
+        <w:r>
+          <w:rPr>
+            <w:rFonts w:cs="Microsoft Sans Serif"/>
+            <w:noProof/>
+          </w:rPr>
+          <w:fldChar w:fldCharType="end"/>
+        </w:r>
+      </w:hyperlink>
+    </w:p>
+    <w:p>
+      <w:pPr>
+        <w:pStyle w:val="Tabladeilustraciones"/>
+        <w:rPr>
+          <w:rFonts w:eastAsiaTheme="minorEastAsia" w:cs="Microsoft Sans Serif"/>
+          <w:noProof/>
+          <w:kern w:val="2"/>
+          <w:sz w:val="24"/>
+          <w:szCs w:val="24"/>
+          <w14:ligatures w14:val="standardContextual"/>
+        </w:rPr>
+      </w:pPr>
+      <w:hyperlink w:anchor="_Toc229049302" w:history="1">
+        <w:r>
+          <w:rPr>
+            <w:rStyle w:val="Hipervnculo"/>
+            <w:rFonts w:cs="Microsoft Sans Serif"/>
+            <w:noProof/>
+          </w:rPr>
+          <w:t>Figura 18. Despliegue de sonda oceanográfica 9878504.</w:t>
+        </w:r>
+        <w:r>
+          <w:rPr>
+            <w:rFonts w:cs="Microsoft Sans Serif"/>
+            <w:noProof/>
+          </w:rPr>
+          <w:tab/>
+        </w:r>
+        <w:r>
+          <w:rPr>
+            <w:rFonts w:cs="Microsoft Sans Serif"/>
+            <w:noProof/>
+          </w:rPr>
+          <w:fldChar w:fldCharType="begin"/>
+        </w:r>
+        <w:r>
+          <w:rPr>
+            <w:rFonts w:cs="Microsoft Sans Serif"/>
+            <w:noProof/>
+          </w:rPr>
+          <w:instrText xml:space="preserve"> PAGEREF _Toc229049302 \h </w:instrText>
+        </w:r>
+        <w:r>
+          <w:rPr>
+            <w:rFonts w:cs="Microsoft Sans Serif"/>
+            <w:noProof/>
+          </w:rPr>
+        </w:r>
+        <w:r>
+          <w:rPr>
+            <w:rFonts w:cs="Microsoft Sans Serif"/>
+            <w:noProof/>
+          </w:rPr>
+          <w:fldChar w:fldCharType="separate"/>
+        </w:r>
+        <w:r>
+          <w:rPr>
+            <w:rFonts w:cs="Microsoft Sans Serif"/>
+            <w:noProof/>
+          </w:rPr>
+          <w:t>24</w:t>
+        </w:r>
+        <w:r>
+          <w:rPr>
+            <w:rFonts w:cs="Microsoft Sans Serif"/>
+            <w:noProof/>
+          </w:rPr>
+          <w:fldChar w:fldCharType="end"/>
+        </w:r>
+      </w:hyperlink>
+    </w:p>
+    <w:p>
+      <w:pPr>
+        <w:pStyle w:val="Tabladeilustraciones"/>
+        <w:rPr>
+          <w:rFonts w:eastAsiaTheme="minorEastAsia" w:cs="Microsoft Sans Serif"/>
+          <w:noProof/>
+          <w:kern w:val="2"/>
+          <w:sz w:val="24"/>
+          <w:szCs w:val="24"/>
+          <w14:ligatures w14:val="standardContextual"/>
+        </w:rPr>
+      </w:pPr>
+      <w:hyperlink w:anchor="_Toc229049303" w:history="1">
+        <w:r>
+          <w:rPr>
+            <w:rStyle w:val="Hipervnculo"/>
+            <w:rFonts w:cs="Microsoft Sans Serif"/>
+            <w:noProof/>
+          </w:rPr>
+          <w:t>Figura 19. Despliegue de sonda oceanográfica 9878225.</w:t>
+        </w:r>
+        <w:r>
+          <w:rPr>
+            <w:rFonts w:cs="Microsoft Sans Serif"/>
+            <w:noProof/>
+          </w:rPr>
+          <w:tab/>
+        </w:r>
+        <w:r>
+          <w:rPr>
+            <w:rFonts w:cs="Microsoft Sans Serif"/>
+            <w:noProof/>
+          </w:rPr>
+          <w:fldChar w:fldCharType="begin"/>
+        </w:r>
+        <w:r>
+          <w:rPr>
+            <w:rFonts w:cs="Microsoft Sans Serif"/>
+            <w:noProof/>
+          </w:rPr>
+          <w:instrText xml:space="preserve"> PAGEREF _Toc229049303 \h </w:instrText>
+        </w:r>
+        <w:r>
+          <w:rPr>
+            <w:rFonts w:cs="Microsoft Sans Serif"/>
+            <w:noProof/>
+          </w:rPr>
+        </w:r>
+        <w:r>
+          <w:rPr>
+            <w:rFonts w:cs="Microsoft Sans Serif"/>
+            <w:noProof/>
+          </w:rPr>
+          <w:fldChar w:fldCharType="separate"/>
+        </w:r>
+        <w:r>
+          <w:rPr>
+            <w:rFonts w:cs="Microsoft Sans Serif"/>
+            <w:noProof/>
+          </w:rPr>
+          <w:t>24</w:t>
+        </w:r>
+        <w:r>
+          <w:rPr>
+            <w:rFonts w:cs="Microsoft Sans Serif"/>
+            <w:noProof/>
+          </w:rPr>
+          <w:fldChar w:fldCharType="end"/>
+        </w:r>
+      </w:hyperlink>
+    </w:p>
+    <w:p>
+      <w:pPr>
+        <w:pStyle w:val="Tabladeilustraciones"/>
+        <w:rPr>
+          <w:rFonts w:eastAsiaTheme="minorEastAsia" w:cs="Microsoft Sans Serif"/>
+          <w:noProof/>
+          <w:kern w:val="2"/>
+          <w:sz w:val="24"/>
+          <w:szCs w:val="24"/>
+          <w14:ligatures w14:val="standardContextual"/>
+        </w:rPr>
+      </w:pPr>
+      <w:hyperlink w:anchor="_Toc229049304" w:history="1">
+        <w:r>
+          <w:rPr>
+            <w:rStyle w:val="Hipervnculo"/>
+            <w:rFonts w:cs="Microsoft Sans Serif"/>
+            <w:bCs/>
+            <w:iCs/>
+            <w:noProof/>
+          </w:rPr>
+          <w:t>Figura 20. Despliegue de sonda oceanográfica 9876178</w:t>
+        </w:r>
+        <w:r>
+          <w:rPr>
+            <w:rStyle w:val="Hipervnculo"/>
+            <w:rFonts w:cs="Microsoft Sans Serif"/>
+            <w:noProof/>
+          </w:rPr>
+          <w:t>.</w:t>
+        </w:r>
+        <w:r>
+          <w:rPr>
+            <w:rFonts w:cs="Microsoft Sans Serif"/>
+            <w:noProof/>
+          </w:rPr>
+          <w:tab/>
+        </w:r>
+        <w:r>
+          <w:rPr>
+            <w:rFonts w:cs="Microsoft Sans Serif"/>
+            <w:noProof/>
+          </w:rPr>
+          <w:fldChar w:fldCharType="begin"/>
+        </w:r>
+        <w:r>
+          <w:rPr>
+            <w:rFonts w:cs="Microsoft Sans Serif"/>
+            <w:noProof/>
+          </w:rPr>
+          <w:instrText xml:space="preserve"> PAGEREF _Toc229049304 \h </w:instrText>
+        </w:r>
+        <w:r>
+          <w:rPr>
+            <w:rFonts w:cs="Microsoft Sans Serif"/>
+            <w:noProof/>
+          </w:rPr>
+        </w:r>
+        <w:r>
+          <w:rPr>
+            <w:rFonts w:cs="Microsoft Sans Serif"/>
+            <w:noProof/>
+          </w:rPr>
+          <w:fldChar w:fldCharType="separate"/>
+        </w:r>
+        <w:r>
+          <w:rPr>
+            <w:rFonts w:cs="Microsoft Sans Serif"/>
+            <w:noProof/>
+          </w:rPr>
+          <w:t>25</w:t>
+        </w:r>
+        <w:r>
+          <w:rPr>
+            <w:rFonts w:cs="Microsoft Sans Serif"/>
+            <w:noProof/>
+          </w:rPr>
+          <w:fldChar w:fldCharType="end"/>
+        </w:r>
+      </w:hyperlink>
+    </w:p>
+    <w:p>
+      <w:pPr>
+        <w:pStyle w:val="Tabladeilustraciones"/>
+        <w:rPr>
+          <w:rFonts w:eastAsiaTheme="minorEastAsia" w:cs="Microsoft Sans Serif"/>
+          <w:noProof/>
+          <w:kern w:val="2"/>
+          <w:sz w:val="24"/>
+          <w:szCs w:val="24"/>
+          <w14:ligatures w14:val="standardContextual"/>
+        </w:rPr>
+      </w:pPr>
+      <w:hyperlink w:anchor="_Toc229049305" w:history="1">
+        <w:r>
+          <w:rPr>
+            <w:rStyle w:val="Hipervnculo"/>
+            <w:rFonts w:cs="Microsoft Sans Serif"/>
+            <w:bCs/>
+            <w:iCs/>
+            <w:noProof/>
+          </w:rPr>
+          <w:t>Figura 21. Despliegue de sonda oceanográfica 9878203</w:t>
+        </w:r>
+        <w:r>
+          <w:rPr>
+            <w:rStyle w:val="Hipervnculo"/>
+            <w:rFonts w:cs="Microsoft Sans Serif"/>
+            <w:noProof/>
+          </w:rPr>
+          <w:t>.</w:t>
+        </w:r>
+        <w:r>
+          <w:rPr>
+            <w:rFonts w:cs="Microsoft Sans Serif"/>
+            <w:noProof/>
+          </w:rPr>
+          <w:tab/>
+        </w:r>
+        <w:r>
+          <w:rPr>
+            <w:rFonts w:cs="Microsoft Sans Serif"/>
+            <w:noProof/>
+          </w:rPr>
+          <w:fldChar w:fldCharType="begin"/>
+        </w:r>
+        <w:r>
+          <w:rPr>
+            <w:rFonts w:cs="Microsoft Sans Serif"/>
+            <w:noProof/>
+          </w:rPr>
+          <w:instrText xml:space="preserve"> PAGEREF _Toc229049305 \h </w:instrText>
+        </w:r>
+        <w:r>
+          <w:rPr>
+            <w:rFonts w:cs="Microsoft Sans Serif"/>
+            <w:noProof/>
+          </w:rPr>
+        </w:r>
+        <w:r>
+          <w:rPr>
+            <w:rFonts w:cs="Microsoft Sans Serif"/>
+            <w:noProof/>
+          </w:rPr>
+          <w:fldChar w:fldCharType="separate"/>
+        </w:r>
+        <w:r>
+          <w:rPr>
+            <w:rFonts w:cs="Microsoft Sans Serif"/>
+            <w:noProof/>
+          </w:rPr>
+          <w:t>25</w:t>
+        </w:r>
+        <w:r>
+          <w:rPr>
+            <w:rFonts w:cs="Microsoft Sans Serif"/>
+            <w:noProof/>
+          </w:rPr>
+          <w:fldChar w:fldCharType="end"/>
+        </w:r>
+      </w:hyperlink>
+    </w:p>
+    <w:p>
+      <w:pPr>
+        <w:pStyle w:val="Tabladeilustraciones"/>
+        <w:rPr>
+          <w:rFonts w:eastAsiaTheme="minorEastAsia" w:cs="Microsoft Sans Serif"/>
+          <w:noProof/>
+          <w:kern w:val="2"/>
+          <w:sz w:val="24"/>
+          <w:szCs w:val="24"/>
+          <w14:ligatures w14:val="standardContextual"/>
+        </w:rPr>
+      </w:pPr>
+      <w:hyperlink w:anchor="_Toc229049306" w:history="1">
+        <w:r>
+          <w:rPr>
+            <w:rStyle w:val="Hipervnculo"/>
+            <w:rFonts w:cs="Microsoft Sans Serif"/>
+            <w:bCs/>
+            <w:iCs/>
+            <w:noProof/>
+          </w:rPr>
+          <w:t>Figura 22. Despliegue de sonda oceanográfica 4878505.</w:t>
+        </w:r>
+        <w:r>
+          <w:rPr>
+            <w:rFonts w:cs="Microsoft Sans Serif"/>
+            <w:noProof/>
+          </w:rPr>
+          <w:tab/>
+        </w:r>
+        <w:r>
+          <w:rPr>
+            <w:rFonts w:cs="Microsoft Sans Serif"/>
+            <w:noProof/>
+          </w:rPr>
+          <w:fldChar w:fldCharType="begin"/>
+        </w:r>
+        <w:r>
+          <w:rPr>
+            <w:rFonts w:cs="Microsoft Sans Serif"/>
+            <w:noProof/>
+          </w:rPr>
+          <w:instrText xml:space="preserve"> PAGEREF _Toc229049306 \h </w:instrText>
+        </w:r>
+        <w:r>
+          <w:rPr>
+            <w:rFonts w:cs="Microsoft Sans Serif"/>
+            <w:noProof/>
+          </w:rPr>
+        </w:r>
+        <w:r>
+          <w:rPr>
+            <w:rFonts w:cs="Microsoft Sans Serif"/>
+            <w:noProof/>
+          </w:rPr>
+          <w:fldChar w:fldCharType="separate"/>
+        </w:r>
+        <w:r>
+          <w:rPr>
+            <w:rFonts w:cs="Microsoft Sans Serif"/>
+            <w:noProof/>
+          </w:rPr>
+          <w:t>26</w:t>
+        </w:r>
+        <w:r>
+          <w:rPr>
+            <w:rFonts w:cs="Microsoft Sans Serif"/>
+            <w:noProof/>
+          </w:rPr>
+          <w:fldChar w:fldCharType="end"/>
+        </w:r>
+      </w:hyperlink>
+    </w:p>
+    <w:p>
+      <w:pPr>
+        <w:pStyle w:val="Tabladeilustraciones"/>
+        <w:rPr>
+          <w:rFonts w:eastAsiaTheme="minorEastAsia" w:cs="Microsoft Sans Serif"/>
+          <w:noProof/>
+          <w:kern w:val="2"/>
+          <w:sz w:val="24"/>
+          <w:szCs w:val="24"/>
+          <w14:ligatures w14:val="standardContextual"/>
+        </w:rPr>
+      </w:pPr>
+      <w:hyperlink w:anchor="_Toc229049307" w:history="1">
+        <w:r>
+          <w:rPr>
+            <w:rStyle w:val="Hipervnculo"/>
+            <w:rFonts w:cs="Microsoft Sans Serif"/>
+            <w:bCs/>
+            <w:iCs/>
+            <w:noProof/>
+          </w:rPr>
+          <w:t>Figura 23. Despliegue de sonda oceanográfica 9878218</w:t>
+        </w:r>
+        <w:r>
+          <w:rPr>
+            <w:rStyle w:val="Hipervnculo"/>
+            <w:rFonts w:cs="Microsoft Sans Serif"/>
+            <w:noProof/>
+          </w:rPr>
+          <w:t>.</w:t>
+        </w:r>
+        <w:r>
+          <w:rPr>
+            <w:rFonts w:cs="Microsoft Sans Serif"/>
+            <w:noProof/>
+          </w:rPr>
+          <w:tab/>
+        </w:r>
+        <w:r>
+          <w:rPr>
+            <w:rFonts w:cs="Microsoft Sans Serif"/>
+            <w:noProof/>
+          </w:rPr>
+          <w:fldChar w:fldCharType="begin"/>
+        </w:r>
+        <w:r>
+          <w:rPr>
+            <w:rFonts w:cs="Microsoft Sans Serif"/>
+            <w:noProof/>
+          </w:rPr>
+          <w:instrText xml:space="preserve"> PAGEREF _Toc229049307 \h </w:instrText>
+        </w:r>
+        <w:r>
+          <w:rPr>
+            <w:rFonts w:cs="Microsoft Sans Serif"/>
+            <w:noProof/>
+          </w:rPr>
+        </w:r>
+        <w:r>
+          <w:rPr>
+            <w:rFonts w:cs="Microsoft Sans Serif"/>
+            <w:noProof/>
+          </w:rPr>
+          <w:fldChar w:fldCharType="separate"/>
+        </w:r>
+        <w:r>
+          <w:rPr>
+            <w:rFonts w:cs="Microsoft Sans Serif"/>
+            <w:noProof/>
+          </w:rPr>
+          <w:t>26</w:t>
+        </w:r>
+        <w:r>
+          <w:rPr>
+            <w:rFonts w:cs="Microsoft Sans Serif"/>
+            <w:noProof/>
+          </w:rPr>
+          <w:fldChar w:fldCharType="end"/>
+        </w:r>
+      </w:hyperlink>
+    </w:p>
+    <w:p>
+      <w:pPr>
+        <w:pStyle w:val="Tabladeilustraciones"/>
+        <w:rPr>
+          <w:rFonts w:eastAsiaTheme="minorEastAsia" w:cs="Microsoft Sans Serif"/>
+          <w:noProof/>
+          <w:kern w:val="2"/>
+          <w:sz w:val="24"/>
+          <w:szCs w:val="24"/>
+          <w14:ligatures w14:val="standardContextual"/>
+        </w:rPr>
+      </w:pPr>
+      <w:hyperlink w:anchor="_Toc229049308" w:history="1">
+        <w:r>
+          <w:rPr>
+            <w:rStyle w:val="Hipervnculo"/>
+            <w:rFonts w:cs="Microsoft Sans Serif"/>
+            <w:noProof/>
+          </w:rPr>
+          <w:t>Figura 24. Datos transmitidos del estado de las baterías durante las 24 horas de las pruebas de funcionamiento.</w:t>
+        </w:r>
+        <w:r>
+          <w:rPr>
+            <w:rFonts w:cs="Microsoft Sans Serif"/>
+            <w:noProof/>
+          </w:rPr>
+          <w:tab/>
+        </w:r>
+        <w:r>
+          <w:rPr>
+            <w:rFonts w:cs="Microsoft Sans Serif"/>
+            <w:noProof/>
+          </w:rPr>
+          <w:fldChar w:fldCharType="begin"/>
+        </w:r>
+        <w:r>
+          <w:rPr>
+            <w:rFonts w:cs="Microsoft Sans Serif"/>
+            <w:noProof/>
+          </w:rPr>
+          <w:instrText xml:space="preserve"> PAGEREF _Toc229049308 \h </w:instrText>
+        </w:r>
+        <w:r>
+          <w:rPr>
+            <w:rFonts w:cs="Microsoft Sans Serif"/>
+            <w:noProof/>
+          </w:rPr>
+        </w:r>
+        <w:r>
+          <w:rPr>
+            <w:rFonts w:cs="Microsoft Sans Serif"/>
+            <w:noProof/>
+          </w:rPr>
+          <w:fldChar w:fldCharType="separate"/>
+        </w:r>
+        <w:r>
+          <w:rPr>
+            <w:rFonts w:cs="Microsoft Sans Serif"/>
+            <w:noProof/>
+          </w:rPr>
+          <w:t>28</w:t>
+        </w:r>
+        <w:r>
+          <w:rPr>
+            <w:rFonts w:cs="Microsoft Sans Serif"/>
+            <w:noProof/>
+          </w:rPr>
+          <w:fldChar w:fldCharType="end"/>
+        </w:r>
+      </w:hyperlink>
+    </w:p>
+    <w:p>
+      <w:pPr>
+        <w:pStyle w:val="Tabladeilustraciones"/>
+        <w:rPr>
+          <w:rFonts w:eastAsiaTheme="minorEastAsia" w:cs="Microsoft Sans Serif"/>
+          <w:noProof/>
+          <w:kern w:val="2"/>
+          <w:sz w:val="24"/>
+          <w:szCs w:val="24"/>
+          <w14:ligatures w14:val="standardContextual"/>
+        </w:rPr>
+      </w:pPr>
+      <w:hyperlink w:anchor="_Toc229049309" w:history="1">
+        <w:r>
+          <w:rPr>
+            <w:rStyle w:val="Hipervnculo"/>
+            <w:rFonts w:cs="Microsoft Sans Serif"/>
+            <w:noProof/>
+          </w:rPr>
+          <w:t>Figura 25. Datos transmitidos del estado de las baterías durante las 24 horas de las pruebas de funcionamiento.</w:t>
+        </w:r>
+        <w:r>
+          <w:rPr>
+            <w:rFonts w:cs="Microsoft Sans Serif"/>
+            <w:noProof/>
+          </w:rPr>
+          <w:tab/>
+        </w:r>
+        <w:r>
+          <w:rPr>
+            <w:rFonts w:cs="Microsoft Sans Serif"/>
+            <w:noProof/>
+          </w:rPr>
+          <w:fldChar w:fldCharType="begin"/>
+        </w:r>
+        <w:r>
+          <w:rPr>
+            <w:rFonts w:cs="Microsoft Sans Serif"/>
+            <w:noProof/>
+          </w:rPr>
+          <w:instrText xml:space="preserve"> PAGEREF _Toc229049309 \h </w:instrText>
+        </w:r>
+        <w:r>
+          <w:rPr>
+            <w:rFonts w:cs="Microsoft Sans Serif"/>
+            <w:noProof/>
+          </w:rPr>
+        </w:r>
+        <w:r>
+          <w:rPr>
+            <w:rFonts w:cs="Microsoft Sans Serif"/>
+            <w:noProof/>
+          </w:rPr>
+          <w:fldChar w:fldCharType="separate"/>
+        </w:r>
+        <w:r>
+          <w:rPr>
+            <w:rFonts w:cs="Microsoft Sans Serif"/>
+            <w:noProof/>
+          </w:rPr>
+          <w:t>28</w:t>
+        </w:r>
+        <w:r>
+          <w:rPr>
+            <w:rFonts w:cs="Microsoft Sans Serif"/>
+            <w:noProof/>
+          </w:rPr>
+          <w:fldChar w:fldCharType="end"/>
+        </w:r>
+      </w:hyperlink>
+    </w:p>
+    <w:p>
+      <w:pPr>
+        <w:pStyle w:val="Tabladeilustraciones"/>
+        <w:rPr>
+          <w:rFonts w:eastAsiaTheme="minorEastAsia" w:cs="Microsoft Sans Serif"/>
+          <w:noProof/>
+          <w:kern w:val="2"/>
+          <w:sz w:val="24"/>
+          <w:szCs w:val="24"/>
+          <w14:ligatures w14:val="standardContextual"/>
+        </w:rPr>
+      </w:pPr>
+      <w:hyperlink w:anchor="_Toc229049310" w:history="1">
+        <w:r>
+          <w:rPr>
+            <w:rStyle w:val="Hipervnculo"/>
+            <w:rFonts w:cs="Microsoft Sans Serif"/>
+            <w:noProof/>
+          </w:rPr>
+          <w:t xml:space="preserve">Figura 26. Mapa con la información de las primeras 24 horas de transmisión de la boya </w:t>
+        </w:r>
+        <w:r>
+          <w:rPr>
+            <w:rStyle w:val="Hipervnculo"/>
+            <w:rFonts w:cs="Microsoft Sans Serif"/>
+            <w:noProof/>
+            <w:lang w:val="es-ES"/>
+          </w:rPr>
+          <w:t>9878221</w:t>
+        </w:r>
+        <w:r>
+          <w:rPr>
+            <w:rStyle w:val="Hipervnculo"/>
+            <w:rFonts w:cs="Microsoft Sans Serif"/>
+            <w:noProof/>
+          </w:rPr>
+          <w:t>.</w:t>
+        </w:r>
+        <w:r>
+          <w:rPr>
+            <w:rFonts w:cs="Microsoft Sans Serif"/>
+            <w:noProof/>
+          </w:rPr>
+          <w:tab/>
+        </w:r>
+        <w:r>
+          <w:rPr>
+            <w:rFonts w:cs="Microsoft Sans Serif"/>
+            <w:noProof/>
+          </w:rPr>
+          <w:fldChar w:fldCharType="begin"/>
+        </w:r>
+        <w:r>
+          <w:rPr>
+            <w:rFonts w:cs="Microsoft Sans Serif"/>
+            <w:noProof/>
+          </w:rPr>
+          <w:instrText xml:space="preserve"> PAGEREF _Toc229049310 \h </w:instrText>
+        </w:r>
+        <w:r>
+          <w:rPr>
+            <w:rFonts w:cs="Microsoft Sans Serif"/>
+            <w:noProof/>
+          </w:rPr>
+        </w:r>
+        <w:r>
+          <w:rPr>
+            <w:rFonts w:cs="Microsoft Sans Serif"/>
+            <w:noProof/>
+          </w:rPr>
+          <w:fldChar w:fldCharType="separate"/>
+        </w:r>
+        <w:r>
+          <w:rPr>
+            <w:rFonts w:cs="Microsoft Sans Serif"/>
+            <w:noProof/>
+          </w:rPr>
+          <w:t>29</w:t>
+        </w:r>
+        <w:r>
+          <w:rPr>
+            <w:rFonts w:cs="Microsoft Sans Serif"/>
+            <w:noProof/>
+          </w:rPr>
+          <w:fldChar w:fldCharType="end"/>
+        </w:r>
+      </w:hyperlink>
+    </w:p>
+    <w:p>
+      <w:pPr>
+        <w:pStyle w:val="Tabladeilustraciones"/>
+        <w:rPr>
+          <w:rFonts w:eastAsiaTheme="minorEastAsia" w:cs="Microsoft Sans Serif"/>
+          <w:noProof/>
+          <w:kern w:val="2"/>
+          <w:sz w:val="24"/>
+          <w:szCs w:val="24"/>
+          <w14:ligatures w14:val="standardContextual"/>
+        </w:rPr>
+      </w:pPr>
+      <w:hyperlink w:anchor="_Toc229049311" w:history="1">
+        <w:r>
+          <w:rPr>
+            <w:rStyle w:val="Hipervnculo"/>
+            <w:rFonts w:cs="Microsoft Sans Serif"/>
+            <w:noProof/>
+          </w:rPr>
+          <w:t>Figura 33. Datos enviados durante las pruebas de laboratorio para la sonda 9878221.</w:t>
+        </w:r>
+        <w:r>
+          <w:rPr>
+            <w:rFonts w:cs="Microsoft Sans Serif"/>
+            <w:noProof/>
+          </w:rPr>
+          <w:tab/>
+        </w:r>
+        <w:r>
+          <w:rPr>
+            <w:rFonts w:cs="Microsoft Sans Serif"/>
+            <w:noProof/>
+          </w:rPr>
+          <w:fldChar w:fldCharType="begin"/>
+        </w:r>
+        <w:r>
+          <w:rPr>
+            <w:rFonts w:cs="Microsoft Sans Serif"/>
+            <w:noProof/>
+          </w:rPr>
+          <w:instrText xml:space="preserve"> PAGEREF _Toc229049311 \h </w:instrText>
+        </w:r>
+        <w:r>
+          <w:rPr>
+            <w:rFonts w:cs="Microsoft Sans Serif"/>
+            <w:noProof/>
+          </w:rPr>
+        </w:r>
+        <w:r>
+          <w:rPr>
+            <w:rFonts w:cs="Microsoft Sans Serif"/>
+            <w:noProof/>
+          </w:rPr>
+          <w:fldChar w:fldCharType="separate"/>
+        </w:r>
+        <w:r>
+          <w:rPr>
+            <w:rFonts w:cs="Microsoft Sans Serif"/>
+            <w:noProof/>
+          </w:rPr>
+          <w:t>53</w:t>
+        </w:r>
+        <w:r>
+          <w:rPr>
+            <w:rFonts w:cs="Microsoft Sans Serif"/>
+            <w:noProof/>
+          </w:rPr>
+          <w:fldChar w:fldCharType="end"/>
+        </w:r>
+      </w:hyperlink>
+    </w:p>
+    <w:p>
+      <w:pPr>
+        <w:pStyle w:val="Tabladeilustraciones"/>
+        <w:rPr>
+          <w:rFonts w:eastAsiaTheme="minorEastAsia" w:cs="Microsoft Sans Serif"/>
+          <w:noProof/>
+          <w:kern w:val="2"/>
+          <w:sz w:val="24"/>
+          <w:szCs w:val="24"/>
+          <w14:ligatures w14:val="standardContextual"/>
+        </w:rPr>
+      </w:pPr>
+      <w:hyperlink w:anchor="_Toc229049312" w:history="1">
+        <w:r>
+          <w:rPr>
+            <w:rStyle w:val="Hipervnculo"/>
+            <w:rFonts w:cs="Microsoft Sans Serif"/>
+            <w:noProof/>
+          </w:rPr>
+          <w:t>Figura 34. Datos enviados durante las pruebas de laboratorio para la sonda 9878504.</w:t>
+        </w:r>
+        <w:r>
+          <w:rPr>
+            <w:rFonts w:cs="Microsoft Sans Serif"/>
+            <w:noProof/>
+          </w:rPr>
+          <w:tab/>
+        </w:r>
+        <w:r>
+          <w:rPr>
+            <w:rFonts w:cs="Microsoft Sans Serif"/>
+            <w:noProof/>
+          </w:rPr>
+          <w:fldChar w:fldCharType="begin"/>
+        </w:r>
+        <w:r>
+          <w:rPr>
+            <w:rFonts w:cs="Microsoft Sans Serif"/>
+            <w:noProof/>
+          </w:rPr>
+          <w:instrText xml:space="preserve"> PAGEREF _Toc229049312 \h </w:instrText>
+        </w:r>
+        <w:r>
+          <w:rPr>
+            <w:rFonts w:cs="Microsoft Sans Serif"/>
+            <w:noProof/>
+          </w:rPr>
+        </w:r>
+        <w:r>
+          <w:rPr>
+            <w:rFonts w:cs="Microsoft Sans Serif"/>
+            <w:noProof/>
+          </w:rPr>
+          <w:fldChar w:fldCharType="separate"/>
+        </w:r>
+        <w:r>
+          <w:rPr>
+            <w:rFonts w:cs="Microsoft Sans Serif"/>
+            <w:noProof/>
+          </w:rPr>
+          <w:t>53</w:t>
+        </w:r>
+        <w:r>
+          <w:rPr>
+            <w:rFonts w:cs="Microsoft Sans Serif"/>
+            <w:noProof/>
+          </w:rPr>
+          <w:fldChar w:fldCharType="end"/>
+        </w:r>
+      </w:hyperlink>
+    </w:p>
+    <w:p>
+      <w:pPr>
+        <w:pStyle w:val="Tabladeilustraciones"/>
+        <w:rPr>
+          <w:rFonts w:eastAsiaTheme="minorEastAsia" w:cs="Microsoft Sans Serif"/>
+          <w:noProof/>
+          <w:kern w:val="2"/>
+          <w:sz w:val="24"/>
+          <w:szCs w:val="24"/>
+          <w14:ligatures w14:val="standardContextual"/>
+        </w:rPr>
+      </w:pPr>
+      <w:hyperlink w:anchor="_Toc229049313" w:history="1">
+        <w:r>
+          <w:rPr>
+            <w:rStyle w:val="Hipervnculo"/>
+            <w:rFonts w:cs="Microsoft Sans Serif"/>
+            <w:noProof/>
+          </w:rPr>
+          <w:t>Figura 35. Datos enviados durante las pruebas de laboratorio para la sonda 9878225.</w:t>
+        </w:r>
+        <w:r>
+          <w:rPr>
+            <w:rFonts w:cs="Microsoft Sans Serif"/>
+            <w:noProof/>
+          </w:rPr>
+          <w:tab/>
+        </w:r>
+        <w:r>
+          <w:rPr>
+            <w:rFonts w:cs="Microsoft Sans Serif"/>
+            <w:noProof/>
+          </w:rPr>
+          <w:fldChar w:fldCharType="begin"/>
+        </w:r>
+        <w:r>
+          <w:rPr>
+            <w:rFonts w:cs="Microsoft Sans Serif"/>
+            <w:noProof/>
+          </w:rPr>
+          <w:instrText xml:space="preserve"> PAGEREF _Toc229049313 \h </w:instrText>
+        </w:r>
+        <w:r>
+          <w:rPr>
+            <w:rFonts w:cs="Microsoft Sans Serif"/>
+            <w:noProof/>
+          </w:rPr>
+        </w:r>
+        <w:r>
+          <w:rPr>
+            <w:rFonts w:cs="Microsoft Sans Serif"/>
+            <w:noProof/>
+          </w:rPr>
+          <w:fldChar w:fldCharType="separate"/>
+        </w:r>
+        <w:r>
+          <w:rPr>
+            <w:rFonts w:cs="Microsoft Sans Serif"/>
+            <w:noProof/>
+          </w:rPr>
+          <w:t>54</w:t>
+        </w:r>
+        <w:r>
+          <w:rPr>
+            <w:rFonts w:cs="Microsoft Sans Serif"/>
+            <w:noProof/>
+          </w:rPr>
+          <w:fldChar w:fldCharType="end"/>
+        </w:r>
+      </w:hyperlink>
+    </w:p>
+    <w:p>
+      <w:pPr>
+        <w:pStyle w:val="Tabladeilustraciones"/>
+        <w:rPr>
+          <w:rFonts w:eastAsiaTheme="minorEastAsia" w:cs="Microsoft Sans Serif"/>
+          <w:noProof/>
+          <w:kern w:val="2"/>
+          <w:sz w:val="24"/>
+          <w:szCs w:val="24"/>
+          <w14:ligatures w14:val="standardContextual"/>
+        </w:rPr>
+      </w:pPr>
+      <w:hyperlink w:anchor="_Toc229049314" w:history="1">
+        <w:r>
+          <w:rPr>
+            <w:rStyle w:val="Hipervnculo"/>
+            <w:rFonts w:cs="Microsoft Sans Serif"/>
+            <w:noProof/>
+          </w:rPr>
+          <w:t>Figura 36. Datos enviados durante las pruebas de laboratorio para la sonda 9876178.</w:t>
+        </w:r>
+        <w:r>
+          <w:rPr>
+            <w:rFonts w:cs="Microsoft Sans Serif"/>
+            <w:noProof/>
+          </w:rPr>
+          <w:tab/>
+        </w:r>
+        <w:r>
+          <w:rPr>
+            <w:rFonts w:cs="Microsoft Sans Serif"/>
+            <w:noProof/>
+          </w:rPr>
+          <w:fldChar w:fldCharType="begin"/>
+        </w:r>
+        <w:r>
+          <w:rPr>
+            <w:rFonts w:cs="Microsoft Sans Serif"/>
+            <w:noProof/>
+          </w:rPr>
+          <w:instrText xml:space="preserve"> PAGEREF _Toc229049314 \h </w:instrText>
+        </w:r>
+        <w:r>
+          <w:rPr>
+            <w:rFonts w:cs="Microsoft Sans Serif"/>
+            <w:noProof/>
+          </w:rPr>
+        </w:r>
+        <w:r>
+          <w:rPr>
+            <w:rFonts w:cs="Microsoft Sans Serif"/>
+            <w:noProof/>
+          </w:rPr>
+          <w:fldChar w:fldCharType="separate"/>
+        </w:r>
+        <w:r>
+          <w:rPr>
+            <w:rFonts w:cs="Microsoft Sans Serif"/>
+            <w:noProof/>
+          </w:rPr>
+          <w:t>54</w:t>
+        </w:r>
+        <w:r>
+          <w:rPr>
+            <w:rFonts w:cs="Microsoft Sans Serif"/>
+            <w:noProof/>
+          </w:rPr>
+          <w:fldChar w:fldCharType="end"/>
+        </w:r>
+      </w:hyperlink>
+    </w:p>
+    <w:p>
+      <w:pPr>
+        <w:pStyle w:val="Tabladeilustraciones"/>
+        <w:rPr>
+          <w:rFonts w:eastAsiaTheme="minorEastAsia" w:cs="Microsoft Sans Serif"/>
+          <w:noProof/>
+          <w:kern w:val="2"/>
+          <w:sz w:val="24"/>
+          <w:szCs w:val="24"/>
+          <w14:ligatures w14:val="standardContextual"/>
+        </w:rPr>
+      </w:pPr>
+      <w:hyperlink w:anchor="_Toc229049315" w:history="1">
+        <w:r>
+          <w:rPr>
+            <w:rStyle w:val="Hipervnculo"/>
+            <w:rFonts w:cs="Microsoft Sans Serif"/>
+            <w:noProof/>
+          </w:rPr>
+          <w:t>Figura 37. Datos enviados durante las pruebas de laboratorio para la sonda 9878203.</w:t>
+        </w:r>
+        <w:r>
+          <w:rPr>
+            <w:rFonts w:cs="Microsoft Sans Serif"/>
+            <w:noProof/>
+          </w:rPr>
+          <w:tab/>
+        </w:r>
+        <w:r>
+          <w:rPr>
+            <w:rFonts w:cs="Microsoft Sans Serif"/>
+            <w:noProof/>
+          </w:rPr>
+          <w:fldChar w:fldCharType="begin"/>
+        </w:r>
+        <w:r>
+          <w:rPr>
+            <w:rFonts w:cs="Microsoft Sans Serif"/>
+            <w:noProof/>
+          </w:rPr>
+          <w:instrText xml:space="preserve"> PAGEREF _Toc229049315 \h </w:instrText>
+        </w:r>
+        <w:r>
+          <w:rPr>
+            <w:rFonts w:cs="Microsoft Sans Serif"/>
+            <w:noProof/>
+          </w:rPr>
+        </w:r>
+        <w:r>
+          <w:rPr>
+            <w:rFonts w:cs="Microsoft Sans Serif"/>
+            <w:noProof/>
+          </w:rPr>
+          <w:fldChar w:fldCharType="separate"/>
+        </w:r>
+        <w:r>
+          <w:rPr>
+            <w:rFonts w:cs="Microsoft Sans Serif"/>
+            <w:noProof/>
+          </w:rPr>
+          <w:t>55</w:t>
+        </w:r>
+        <w:r>
+          <w:rPr>
+            <w:rFonts w:cs="Microsoft Sans Serif"/>
+            <w:noProof/>
+          </w:rPr>
+          <w:fldChar w:fldCharType="end"/>
+        </w:r>
+      </w:hyperlink>
+    </w:p>
+    <w:p>
+      <w:pPr>
+        <w:pStyle w:val="Tabladeilustraciones"/>
+        <w:rPr>
+          <w:rFonts w:eastAsiaTheme="minorEastAsia" w:cs="Microsoft Sans Serif"/>
+          <w:noProof/>
+          <w:kern w:val="2"/>
+          <w:sz w:val="24"/>
+          <w:szCs w:val="24"/>
+          <w14:ligatures w14:val="standardContextual"/>
+        </w:rPr>
+      </w:pPr>
+      <w:hyperlink w:anchor="_Toc229049316" w:history="1">
+        <w:r>
+          <w:rPr>
+            <w:rStyle w:val="Hipervnculo"/>
+            <w:rFonts w:cs="Microsoft Sans Serif"/>
+            <w:noProof/>
+          </w:rPr>
+          <w:t>Figura 38. Datos enviados durante las pruebas de laboratorio para la sonda 4878505.</w:t>
+        </w:r>
+        <w:r>
+          <w:rPr>
+            <w:rFonts w:cs="Microsoft Sans Serif"/>
+            <w:noProof/>
+          </w:rPr>
+          <w:tab/>
+        </w:r>
+        <w:r>
+          <w:rPr>
+            <w:rFonts w:cs="Microsoft Sans Serif"/>
+            <w:noProof/>
+          </w:rPr>
+          <w:fldChar w:fldCharType="begin"/>
+        </w:r>
+        <w:r>
+          <w:rPr>
+            <w:rFonts w:cs="Microsoft Sans Serif"/>
+            <w:noProof/>
+          </w:rPr>
+          <w:instrText xml:space="preserve"> PAGEREF _Toc229049316 \h </w:instrText>
+        </w:r>
+        <w:r>
+          <w:rPr>
+            <w:rFonts w:cs="Microsoft Sans Serif"/>
+            <w:noProof/>
+          </w:rPr>
+        </w:r>
+        <w:r>
+          <w:rPr>
+            <w:rFonts w:cs="Microsoft Sans Serif"/>
+            <w:noProof/>
+          </w:rPr>
+          <w:fldChar w:fldCharType="separate"/>
+        </w:r>
+        <w:r>
+          <w:rPr>
+            <w:rFonts w:cs="Microsoft Sans Serif"/>
+            <w:noProof/>
+          </w:rPr>
+          <w:t>55</w:t>
+        </w:r>
+        <w:r>
+          <w:rPr>
+            <w:rFonts w:cs="Microsoft Sans Serif"/>
+            <w:noProof/>
+          </w:rPr>
+          <w:fldChar w:fldCharType="end"/>
+        </w:r>
+      </w:hyperlink>
+    </w:p>
+    <w:p>
+      <w:pPr>
+        <w:pStyle w:val="Tabladeilustraciones"/>
+        <w:rPr>
+          <w:rFonts w:eastAsiaTheme="minorEastAsia" w:cs="Microsoft Sans Serif"/>
+          <w:noProof/>
+          <w:kern w:val="2"/>
+          <w:sz w:val="24"/>
+          <w:szCs w:val="24"/>
+          <w14:ligatures w14:val="standardContextual"/>
+        </w:rPr>
+      </w:pPr>
+      <w:hyperlink w:anchor="_Toc229049317" w:history="1">
+        <w:r>
+          <w:rPr>
+            <w:rStyle w:val="Hipervnculo"/>
+            <w:rFonts w:cs="Microsoft Sans Serif"/>
+            <w:noProof/>
+          </w:rPr>
+          <w:t>Figura 39. Datos enviados durante las pruebas de laboratorio para la sonda 9878218.</w:t>
+        </w:r>
+        <w:r>
+          <w:rPr>
+            <w:rFonts w:cs="Microsoft Sans Serif"/>
+            <w:noProof/>
+          </w:rPr>
+          <w:tab/>
+        </w:r>
+        <w:r>
+          <w:rPr>
+            <w:rFonts w:cs="Microsoft Sans Serif"/>
+            <w:noProof/>
+          </w:rPr>
+          <w:fldChar w:fldCharType="begin"/>
+        </w:r>
+        <w:r>
+          <w:rPr>
+            <w:rFonts w:cs="Microsoft Sans Serif"/>
+            <w:noProof/>
+          </w:rPr>
+          <w:instrText xml:space="preserve"> PAGEREF _Toc229049317 \h </w:instrText>
+        </w:r>
+        <w:r>
+          <w:rPr>
+            <w:rFonts w:cs="Microsoft Sans Serif"/>
+            <w:noProof/>
+          </w:rPr>
+        </w:r>
+        <w:r>
+          <w:rPr>
+            <w:rFonts w:cs="Microsoft Sans Serif"/>
+            <w:noProof/>
+          </w:rPr>
+          <w:fldChar w:fldCharType="separate"/>
+        </w:r>
+        <w:r>
+          <w:rPr>
+            <w:rFonts w:cs="Microsoft Sans Serif"/>
+            <w:noProof/>
+          </w:rPr>
+          <w:t>56</w:t>
+        </w:r>
+        <w:r>
+          <w:rPr>
+            <w:rFonts w:cs="Microsoft Sans Serif"/>
+            <w:noProof/>
+          </w:rPr>
+          <w:fldChar w:fldCharType="end"/>
+        </w:r>
+      </w:hyperlink>
+    </w:p>
+    <w:p>
+      <w:pPr>
+        <w:pStyle w:val="Tabladeilustraciones"/>
+        <w:rPr>
           <w:rFonts w:cs="Microsoft Sans Serif"/>
-          <w:b/>
-          <w:bCs/>
-          <w:noProof/>
-          <w:szCs w:val="24"/>
-          <w:lang w:val="es-ES"/>
-        </w:rPr>
-        <w:t>No se encuentran elementos de tabla de ilustraciones.</w:t>
-      </w:r>
+        </w:rPr>
+      </w:pPr>
       <w:r>
         <w:rPr>
           <w:rStyle w:val="Enlacedelndice"/>
@@ -2960,7 +5118,7 @@
         </w:rPr>
         <w:fldChar w:fldCharType="separate"/>
       </w:r>
-      <w:hyperlink w:anchor="_Toc230097857" w:history="1">
+      <w:hyperlink w:anchor="_Toc230346469" w:history="1">
         <w:r>
           <w:rPr>
             <w:rStyle w:val="Hipervnculo"/>
@@ -2984,7 +5142,7 @@
           <w:rPr>
             <w:noProof/>
           </w:rPr>
-          <w:instrText xml:space="preserve"> PAGEREF _Toc230097857 \h </w:instrText>
+          <w:instrText xml:space="preserve"> PAGEREF _Toc230346469 \h </w:instrText>
         </w:r>
         <w:r>
           <w:rPr>
@@ -3023,7 +5181,7 @@
           <w14:ligatures w14:val="standardContextual"/>
         </w:rPr>
       </w:pPr>
-      <w:hyperlink w:anchor="_Toc230097858" w:history="1">
+      <w:hyperlink w:anchor="_Toc230346470" w:history="1">
         <w:r>
           <w:rPr>
             <w:rStyle w:val="Hipervnculo"/>
@@ -3047,7 +5205,7 @@
           <w:rPr>
             <w:noProof/>
           </w:rPr>
-          <w:instrText xml:space="preserve"> PAGEREF _Toc230097858 \h </w:instrText>
+          <w:instrText xml:space="preserve"> PAGEREF _Toc230346470 \h </w:instrText>
         </w:r>
         <w:r>
           <w:rPr>
@@ -3064,7 +5222,7 @@
           <w:rPr>
             <w:noProof/>
           </w:rPr>
-          <w:t>11</w:t>
+          <w:t>12</w:t>
         </w:r>
         <w:r>
           <w:rPr>
@@ -3086,7 +5244,7 @@
           <w14:ligatures w14:val="standardContextual"/>
         </w:rPr>
       </w:pPr>
-      <w:hyperlink w:anchor="_Toc230097859" w:history="1">
+      <w:hyperlink w:anchor="_Toc230346471" w:history="1">
         <w:r>
           <w:rPr>
             <w:rStyle w:val="Hipervnculo"/>
@@ -3110,7 +5268,7 @@
           <w:rPr>
             <w:noProof/>
           </w:rPr>
-          <w:instrText xml:space="preserve"> PAGEREF _Toc230097859 \h </w:instrText>
+          <w:instrText xml:space="preserve"> PAGEREF _Toc230346471 \h </w:instrText>
         </w:r>
         <w:r>
           <w:rPr>
@@ -3127,7 +5285,7 @@
           <w:rPr>
             <w:noProof/>
           </w:rPr>
-          <w:t>11</w:t>
+          <w:t>13</w:t>
         </w:r>
         <w:r>
           <w:rPr>
@@ -3149,7 +5307,7 @@
           <w14:ligatures w14:val="standardContextual"/>
         </w:rPr>
       </w:pPr>
-      <w:hyperlink w:anchor="_Toc230097860" w:history="1">
+      <w:hyperlink w:anchor="_Toc230346472" w:history="1">
         <w:r>
           <w:rPr>
             <w:rStyle w:val="Hipervnculo"/>
@@ -3173,7 +5331,7 @@
           <w:rPr>
             <w:noProof/>
           </w:rPr>
-          <w:instrText xml:space="preserve"> PAGEREF _Toc230097860 \h </w:instrText>
+          <w:instrText xml:space="preserve"> PAGEREF _Toc230346472 \h </w:instrText>
         </w:r>
         <w:r>
           <w:rPr>
@@ -3190,7 +5348,7 @@
           <w:rPr>
             <w:noProof/>
           </w:rPr>
-          <w:t>12</w:t>
+          <w:t>13</w:t>
         </w:r>
         <w:r>
           <w:rPr>
@@ -3239,7 +5397,7 @@
     </w:p>
     <w:p>
       <w:pPr>
-        <w:pStyle w:val="Ttulo1"/>
+        <w:pStyle w:val="Ttulo10"/>
         <w:rPr>
           <w:rStyle w:val="Title1"/>
         </w:rPr>
@@ -3304,7 +5462,7 @@
       <w:bookmarkStart w:id="60" w:name="_Toc418853287"/>
       <w:bookmarkStart w:id="61" w:name="_Toc423450253"/>
       <w:bookmarkStart w:id="62" w:name="_Ref438141022"/>
-      <w:bookmarkStart w:id="63" w:name="_Toc230097843"/>
+      <w:bookmarkStart w:id="63" w:name="_Toc230346478"/>
       <w:r>
         <w:rPr>
           <w:rStyle w:val="Title1"/>
@@ -3599,7 +5757,7 @@
           <w:rStyle w:val="Title1"/>
         </w:rPr>
       </w:pPr>
-      <w:bookmarkStart w:id="64" w:name="_Toc230097844"/>
+      <w:bookmarkStart w:id="64" w:name="_Toc230346479"/>
       <w:r>
         <w:rPr>
           <w:rStyle w:val="Title1"/>
@@ -3611,16 +5769,66 @@
     </w:p>
     <w:p>
       <w:pPr>
-        <w:ind w:firstLine="207"/>
-      </w:pPr>
-      <w:r>
-        <w:t>&lt;&lt;alcances_</w:t>
-      </w:r>
-      <w:r>
-        <w:t>parrafo1</w:t>
-      </w:r>
+        <w:ind w:firstLine="360"/>
+      </w:pPr>
+      <w:r>
+        <w:t>Con base en las especificaciones particulares del Contrato No. 658225821</w:t>
+      </w:r>
+      <w:r>
+        <w:t xml:space="preserve"> </w:t>
+      </w:r>
+      <w:r>
+        <w:t xml:space="preserve">en este documento se reportan las actividades asociadas al concepto “10.1 Protocolo de liberación de las sondas oceanográficas y transmisión de datos”, relacionadas con las sondas oceanográficas liberadas en </w:t>
+      </w:r>
+      <w:r>
+        <w:t>&lt;&lt;</w:t>
+      </w:r>
+      <w:proofErr w:type="spellStart"/>
+      <w:r>
+        <w:t>mes_y_anio</w:t>
+      </w:r>
+      <w:r>
+        <w:t>_de_liberacion</w:t>
+      </w:r>
+      <w:proofErr w:type="spellEnd"/>
       <w:r>
         <w:t>&gt;&gt;</w:t>
+      </w:r>
+      <w:r>
+        <w:t xml:space="preserve">, las cuales se ejecutaron para dar cumplimiento a la orden de servicio </w:t>
+      </w:r>
+      <w:r>
+        <w:rPr>
+          <w:b/>
+          <w:bCs/>
+        </w:rPr>
+        <w:t>PEMEX-ASM-CICESE-658225821-</w:t>
+      </w:r>
+      <w:r>
+        <w:rPr>
+          <w:b/>
+          <w:bCs/>
+        </w:rPr>
+        <w:t>&lt;&lt;</w:t>
+      </w:r>
+      <w:proofErr w:type="spellStart"/>
+      <w:r>
+        <w:rPr>
+          <w:b/>
+          <w:bCs/>
+        </w:rPr>
+        <w:t>orden_de_servicio</w:t>
+      </w:r>
+      <w:proofErr w:type="spellEnd"/>
+      <w:r>
+        <w:rPr>
+          <w:b/>
+          <w:bCs/>
+        </w:rPr>
+        <w:t>&gt;&gt;</w:t>
+      </w:r>
+      <w:r>
+        <w:t xml:space="preserve"> e incluyen los siguientes alcances:</w:t>
       </w:r>
     </w:p>
     <w:p/>
@@ -3803,7 +6011,7 @@
           <w:rFonts w:cs="Microsoft Sans Serif"/>
           <w:szCs w:val="22"/>
         </w:rPr>
-        <w:t>0</w:t>
+        <w:t>4</w:t>
       </w:r>
       <w:r>
         <w:rPr>
@@ -4319,7 +6527,7 @@
         </w:rPr>
       </w:pPr>
       <w:bookmarkStart w:id="67" w:name="_Ref219903711"/>
-      <w:bookmarkStart w:id="68" w:name="_Toc230097845"/>
+      <w:bookmarkStart w:id="68" w:name="_Toc230346480"/>
       <w:r>
         <w:rPr>
           <w:rStyle w:val="Title1"/>
@@ -4404,6 +6612,7 @@
     </w:p>
     <w:p>
       <w:pPr>
+        <w:ind w:firstLine="360"/>
         <w:rPr>
           <w:szCs w:val="22"/>
         </w:rPr>
@@ -4486,21 +6695,24 @@
         <w:rPr>
           <w:rFonts w:cs="Arial"/>
         </w:rPr>
-        <w:t xml:space="preserve"> (</w:t>
-      </w:r>
-      <w:r>
-        <w:t xml:space="preserve">fig_descripcion_arquitectura_1) </w:t>
+        <w:t xml:space="preserve"> (&lt;&lt;ref_descripcion_arquitectura_1&gt;&gt;</w:t>
       </w:r>
       <w:r>
         <w:rPr>
           <w:rFonts w:cs="Arial"/>
         </w:rPr>
-        <w:t>diseñad</w:t>
+        <w:t>)</w:t>
       </w:r>
       <w:r>
         <w:rPr>
           <w:rFonts w:cs="Arial"/>
         </w:rPr>
+        <w:t xml:space="preserve"> diseñad</w:t>
+      </w:r>
+      <w:r>
+        <w:rPr>
+          <w:rFonts w:cs="Arial"/>
+        </w:rPr>
         <w:t>a</w:t>
       </w:r>
       <w:r>
@@ -4534,13 +6746,19 @@
         <w:t>(</w:t>
       </w:r>
       <w:r>
-        <w:t>fig_descripcion_arquitectura_2</w:t>
-      </w:r>
-      <w:r>
         <w:rPr>
           <w:rFonts w:cs="Arial"/>
         </w:rPr>
-        <w:t>)</w:t>
+        <w:t>&lt;&lt;ref_</w:t>
+      </w:r>
+      <w:r>
+        <w:t>descripcion_arquitectura_2</w:t>
+      </w:r>
+      <w:r>
+        <w:rPr>
+          <w:rFonts w:cs="Arial"/>
+        </w:rPr>
+        <w:t>&gt;&gt;)</w:t>
       </w:r>
       <w:r>
         <w:rPr>
@@ -4689,6 +6907,7 @@
     </w:p>
     <w:p>
       <w:pPr>
+        <w:ind w:firstLine="360"/>
         <w:rPr>
           <w:rFonts w:cs="Arial"/>
         </w:rPr>
@@ -4734,22 +6953,25 @@
         <w:rPr>
           <w:rFonts w:cs="Arial"/>
         </w:rPr>
-        <w:t xml:space="preserve"> </w:t>
+        <w:t xml:space="preserve"> (</w:t>
       </w:r>
       <w:r>
         <w:rPr>
           <w:rFonts w:cs="Arial"/>
         </w:rPr>
-        <w:t>(</w:t>
-      </w:r>
-      <w:r>
-        <w:t xml:space="preserve">fig_descripcion_arquitectura_1) </w:t>
+        <w:t>&lt;&lt;ref_descripcion_arquitectura_1&gt;&gt;</w:t>
       </w:r>
       <w:r>
         <w:rPr>
           <w:rFonts w:cs="Arial"/>
         </w:rPr>
-        <w:t xml:space="preserve">está conformada por una estructura esférica dividida en dos secciones que, una vez ensambladas, presentan un diámetro aproximado de 20 cm. </w:t>
+        <w:t>)</w:t>
+      </w:r>
+      <w:r>
+        <w:rPr>
+          <w:rFonts w:cs="Arial"/>
+        </w:rPr>
+        <w:t xml:space="preserve"> está conformada por una estructura esférica dividida en dos secciones que, una vez ensambladas, presentan un diámetro aproximado de 20 cm. </w:t>
       </w:r>
       <w:r>
         <w:rPr>
@@ -4851,8 +7073,7 @@
     </w:p>
     <w:p>
       <w:pPr>
-        <w:pStyle w:val="Carjustificado"/>
-        <w:jc w:val="left"/>
+        <w:pStyle w:val="Figura"/>
       </w:pPr>
       <w:r>
         <w:t>&lt;&lt;fig</w:t>
@@ -4861,7 +7082,10 @@
         <w:t>_</w:t>
       </w:r>
       <w:r>
-        <w:t>descripcion_arquitectura</w:t>
+        <w:t>descripcion</w:t>
+      </w:r>
+      <w:r>
+        <w:t>_arquitectura</w:t>
       </w:r>
       <w:r>
         <w:t>_1</w:t>
@@ -4896,6 +7120,7 @@
     </w:p>
     <w:p>
       <w:pPr>
+        <w:ind w:firstLine="360"/>
         <w:rPr>
           <w:rFonts w:cs="Arial"/>
         </w:rPr>
@@ -4904,187 +7129,183 @@
         <w:rPr>
           <w:rFonts w:cs="Arial"/>
         </w:rPr>
-        <w:t xml:space="preserve">La draga de arrastre </w:t>
-      </w:r>
-      <w:proofErr w:type="spellStart"/>
+        <w:t>La draga de arrastre sub-superficial</w:t>
+      </w:r>
       <w:r>
         <w:rPr>
           <w:rFonts w:cs="Arial"/>
         </w:rPr>
-        <w:t>sub-superficial</w:t>
-      </w:r>
-      <w:proofErr w:type="spellEnd"/>
+        <w:t xml:space="preserve"> </w:t>
+      </w:r>
       <w:r>
         <w:rPr>
           <w:rFonts w:cs="Arial"/>
         </w:rPr>
+        <w:t>(</w:t>
+      </w:r>
+      <w:r>
+        <w:rPr>
+          <w:rFonts w:cs="Arial"/>
+        </w:rPr>
+        <w:t>&lt;&lt;ref_</w:t>
+      </w:r>
+      <w:r>
+        <w:t>descripcion_arquitectura_2</w:t>
+      </w:r>
+      <w:r>
+        <w:rPr>
+          <w:rFonts w:cs="Arial"/>
+        </w:rPr>
+        <w:t xml:space="preserve">&gt;&gt;) </w:t>
+      </w:r>
+      <w:r>
+        <w:rPr>
+          <w:rFonts w:cs="Arial"/>
+        </w:rPr>
+        <w:t>se diseñ</w:t>
+      </w:r>
+      <w:r>
+        <w:rPr>
+          <w:rFonts w:cs="Arial"/>
+        </w:rPr>
+        <w:t>ó</w:t>
+      </w:r>
+      <w:r>
+        <w:rPr>
+          <w:rFonts w:cs="Arial"/>
+        </w:rPr>
+        <w:t xml:space="preserve"> especialmente para asegurar que la sonda sea arrastrada por la corriente </w:t>
+      </w:r>
+      <w:r>
+        <w:rPr>
+          <w:rFonts w:cs="Arial"/>
+        </w:rPr>
+        <w:t>a</w:t>
+      </w:r>
+      <w:r>
+        <w:rPr>
+          <w:rFonts w:cs="Arial"/>
+        </w:rPr>
         <w:t xml:space="preserve"> </w:t>
       </w:r>
       <w:r>
         <w:rPr>
           <w:rFonts w:cs="Arial"/>
         </w:rPr>
-        <w:t>(</w:t>
+        <w:t xml:space="preserve">no </w:t>
       </w:r>
       <w:r>
         <w:rPr>
           <w:rFonts w:cs="Arial"/>
         </w:rPr>
-        <w:t>&lt;&lt;ref_</w:t>
-      </w:r>
-      <w:r>
-        <w:t>descripcion_arquitectura_2</w:t>
+        <w:t>más</w:t>
       </w:r>
       <w:r>
         <w:rPr>
           <w:rFonts w:cs="Arial"/>
         </w:rPr>
-        <w:t xml:space="preserve">&gt;&gt;) </w:t>
+        <w:t xml:space="preserve"> de 3 metros de profundidad. La draga fue construida</w:t>
       </w:r>
       <w:r>
         <w:rPr>
           <w:rFonts w:cs="Arial"/>
         </w:rPr>
-        <w:t>se diseñ</w:t>
+        <w:t xml:space="preserve"> con 4 lóbulos plegables</w:t>
       </w:r>
       <w:r>
         <w:rPr>
           <w:rFonts w:cs="Arial"/>
         </w:rPr>
-        <w:t>ó</w:t>
+        <w:t xml:space="preserve"> de </w:t>
       </w:r>
       <w:r>
         <w:rPr>
           <w:rFonts w:cs="Arial"/>
         </w:rPr>
-        <w:t xml:space="preserve"> especialmente para asegurar que la sonda sea arrastrada por la corriente </w:t>
+        <w:t>nilón de alta resistencia</w:t>
       </w:r>
       <w:r>
         <w:rPr>
           <w:rFonts w:cs="Arial"/>
         </w:rPr>
-        <w:t>a</w:t>
+        <w:t xml:space="preserve">, el cual es un material biodegradable que no afecta el medio ambiente. </w:t>
       </w:r>
       <w:r>
         <w:rPr>
           <w:rFonts w:cs="Arial"/>
         </w:rPr>
-        <w:t xml:space="preserve"> </w:t>
+        <w:t xml:space="preserve">La arquitectura de la draga </w:t>
       </w:r>
       <w:r>
         <w:rPr>
           <w:rFonts w:cs="Arial"/>
         </w:rPr>
-        <w:t xml:space="preserve">no </w:t>
+        <w:t xml:space="preserve">es </w:t>
       </w:r>
       <w:r>
         <w:rPr>
           <w:rFonts w:cs="Arial"/>
         </w:rPr>
-        <w:t>más</w:t>
+        <w:t xml:space="preserve">de material flexible, resistente y colapsable </w:t>
       </w:r>
       <w:r>
         <w:rPr>
           <w:rFonts w:cs="Arial"/>
         </w:rPr>
-        <w:t xml:space="preserve"> de 3 metros de profundidad. La draga fue construida</w:t>
+        <w:t xml:space="preserve">que </w:t>
       </w:r>
       <w:r>
         <w:rPr>
           <w:rFonts w:cs="Arial"/>
         </w:rPr>
-        <w:t xml:space="preserve"> con 4 lóbulos plegables</w:t>
+        <w:t>le permite un transporte fácil y una rápida liberación</w:t>
       </w:r>
       <w:r>
         <w:rPr>
           <w:rFonts w:cs="Arial"/>
         </w:rPr>
-        <w:t xml:space="preserve"> de </w:t>
+        <w:t xml:space="preserve"> durante el</w:t>
       </w:r>
       <w:r>
         <w:rPr>
           <w:rFonts w:cs="Arial"/>
         </w:rPr>
-        <w:t>nilón de alta resistencia</w:t>
+        <w:t xml:space="preserve"> procedimiento de </w:t>
       </w:r>
       <w:r>
         <w:rPr>
           <w:rFonts w:cs="Arial"/>
         </w:rPr>
-        <w:t xml:space="preserve">, el cual es un material biodegradable que no afecta el medio ambiente. </w:t>
+        <w:t>despliegue de la sonda</w:t>
       </w:r>
       <w:r>
         <w:rPr>
           <w:rFonts w:cs="Arial"/>
         </w:rPr>
-        <w:t xml:space="preserve">La arquitectura de la draga </w:t>
-      </w:r>
-      <w:r>
+        <w:t xml:space="preserve">. </w:t>
+      </w:r>
+    </w:p>
+    <w:p>
+      <w:pPr>
         <w:rPr>
           <w:rFonts w:cs="Arial"/>
         </w:rPr>
-        <w:t xml:space="preserve">es </w:t>
-      </w:r>
-      <w:r>
-        <w:rPr>
-          <w:rFonts w:cs="Arial"/>
-        </w:rPr>
-        <w:t xml:space="preserve">de material flexible, resistente y colapsable </w:t>
-      </w:r>
-      <w:r>
-        <w:rPr>
-          <w:rFonts w:cs="Arial"/>
-        </w:rPr>
-        <w:t xml:space="preserve">que </w:t>
-      </w:r>
-      <w:r>
-        <w:rPr>
-          <w:rFonts w:cs="Arial"/>
-        </w:rPr>
-        <w:t>le permite un transporte fácil y una rápida liberación</w:t>
-      </w:r>
-      <w:r>
-        <w:rPr>
-          <w:rFonts w:cs="Arial"/>
-        </w:rPr>
-        <w:t xml:space="preserve"> durante el</w:t>
-      </w:r>
-      <w:r>
-        <w:rPr>
-          <w:rFonts w:cs="Arial"/>
-        </w:rPr>
-        <w:t xml:space="preserve"> procedimiento de </w:t>
-      </w:r>
-      <w:r>
-        <w:rPr>
-          <w:rFonts w:cs="Arial"/>
-        </w:rPr>
-        <w:t>despliegue de la sonda</w:t>
-      </w:r>
-      <w:r>
-        <w:rPr>
-          <w:rFonts w:cs="Arial"/>
-        </w:rPr>
-        <w:t xml:space="preserve">. </w:t>
-      </w:r>
+      </w:pPr>
+    </w:p>
+    <w:p>
+      <w:pPr>
+        <w:pStyle w:val="Figura"/>
+      </w:pPr>
       <w:bookmarkStart w:id="69" w:name="_Ref220060808"/>
       <w:bookmarkStart w:id="70" w:name="_Ref220060798"/>
-    </w:p>
-    <w:p>
-      <w:pPr>
-        <w:rPr>
-          <w:rFonts w:cs="Arial"/>
-        </w:rPr>
-      </w:pPr>
-    </w:p>
-    <w:p>
-      <w:pPr>
-        <w:rPr>
-          <w:rFonts w:cs="Arial"/>
-        </w:rPr>
-      </w:pPr>
-      <w:r>
-        <w:t>&lt;&lt;fig_descripcion_arquitectura_2&gt;&gt;</w:t>
+      <w:r>
+        <w:t>&lt;&lt;fig_</w:t>
+      </w:r>
+      <w:r>
+        <w:t>descripcion</w:t>
+      </w:r>
+      <w:r>
+        <w:t>_arquitectura_2&gt;&gt;</w:t>
       </w:r>
       <w:bookmarkEnd w:id="69"/>
       <w:bookmarkEnd w:id="70"/>
@@ -5203,14 +7424,16 @@
         <w:t xml:space="preserve"> para el almacenamiento de datos.</w:t>
       </w:r>
     </w:p>
+    <w:p/>
     <w:p>
       <w:pPr>
-        <w:rPr>
-          <w:rFonts w:cs="Arial"/>
-        </w:rPr>
-      </w:pPr>
-      <w:r>
-        <w:t>&lt;&lt;fig_descripcion_arquitectura_3&gt;&gt;</w:t>
+        <w:pStyle w:val="Figura"/>
+      </w:pPr>
+      <w:r>
+        <w:t>&lt;&lt;fig_descripcion</w:t>
+      </w:r>
+      <w:r>
+        <w:t>_arquitectura_3&gt;&gt;</w:t>
       </w:r>
     </w:p>
     <w:p>
@@ -5286,7 +7509,14 @@
         <w:rPr>
           <w:rFonts w:cs="Arial"/>
         </w:rPr>
-        <w:t xml:space="preserve">se integra un regulador de seguimiento del punto de máxima potencia (MPPT), encargado de optimizar el aprovechamiento de la energía solar y asegurar una carga eficiente </w:t>
+        <w:t xml:space="preserve">se integra un regulador de seguimiento del punto de </w:t>
+      </w:r>
+      <w:r>
+        <w:rPr>
+          <w:rFonts w:cs="Arial"/>
+        </w:rPr>
+        <w:lastRenderedPageBreak/>
+        <w:t xml:space="preserve">máxima potencia (MPPT), encargado de optimizar el aprovechamiento de la energía solar y asegurar una carga eficiente </w:t>
       </w:r>
       <w:r>
         <w:rPr>
@@ -5303,13 +7533,19 @@
     </w:p>
     <w:p>
       <w:pPr>
-        <w:rPr>
-          <w:rFonts w:cs="Arial"/>
-        </w:rPr>
-      </w:pPr>
-      <w:r>
-        <w:lastRenderedPageBreak/>
-        <w:t>&lt;&lt;fig_descripcion_arquitectura_4&gt;&gt;</w:t>
+        <w:pStyle w:val="Figura"/>
+        <w:jc w:val="both"/>
+      </w:pPr>
+    </w:p>
+    <w:p>
+      <w:pPr>
+        <w:pStyle w:val="Figura"/>
+      </w:pPr>
+      <w:r>
+        <w:t>&lt;&lt;fig_descripcion</w:t>
+      </w:r>
+      <w:r>
+        <w:t>_arquitectura_4&gt;&gt;</w:t>
       </w:r>
     </w:p>
     <w:p>
@@ -5378,12 +7614,22 @@
     </w:p>
     <w:p>
       <w:pPr>
-        <w:rPr>
-          <w:rFonts w:cs="Arial"/>
-        </w:rPr>
-      </w:pPr>
-      <w:r>
-        <w:t>&lt;&lt;fig_descripcion_arquitectura_5&gt;&gt;</w:t>
+        <w:pStyle w:val="Figura"/>
+        <w:jc w:val="both"/>
+      </w:pPr>
+    </w:p>
+    <w:p>
+      <w:pPr>
+        <w:pStyle w:val="Figura"/>
+      </w:pPr>
+      <w:r>
+        <w:t>&lt;&lt;fig_</w:t>
+      </w:r>
+      <w:r>
+        <w:t>descripcion</w:t>
+      </w:r>
+      <w:r>
+        <w:t>_arquitectura_5&gt;&gt;</w:t>
       </w:r>
     </w:p>
     <w:p>
@@ -5545,14 +7791,31 @@
         <w:rPr>
           <w:rFonts w:cs="Arial"/>
         </w:rPr>
-        <w:t xml:space="preserve"> Pro, que permite la transmisión de datos en tiempo real en zonas de mar abierto. Asimismo, la sonda integra un sistema de telemetría mediante red celular (GSM), compatible con tecnologías SIM900, 3G y 4G, el cual se emplea en áreas con cobertura terrestre, optimizando los costos de comunicación.</w:t>
+        <w:t xml:space="preserve"> Pro, que permite la transmisión de datos en tiempo real en zonas de mar abierto. Asimismo, la sonda integra un sistema </w:t>
+      </w:r>
+      <w:r>
+        <w:rPr>
+          <w:rFonts w:cs="Arial"/>
+        </w:rPr>
+        <w:lastRenderedPageBreak/>
+        <w:t>de telemetría mediante red celular (GSM), compatible con tecnologías SIM900, 3G y 4G, el cual se emplea en áreas con cobertura terrestre, optimizando los costos de comunicación.</w:t>
+      </w:r>
+      <w:r>
+        <w:rPr>
+          <w:noProof/>
+        </w:rPr>
+        <w:t xml:space="preserve"> </w:t>
       </w:r>
     </w:p>
     <w:p>
       <w:pPr>
-        <w:rPr>
-          <w:rFonts w:cs="Arial"/>
-        </w:rPr>
+        <w:pStyle w:val="Figura"/>
+        <w:jc w:val="both"/>
+      </w:pPr>
+    </w:p>
+    <w:p>
+      <w:pPr>
+        <w:pStyle w:val="Figura"/>
       </w:pPr>
       <w:r>
         <w:t>&lt;&lt;fig_descripcion_arquitectura_6&gt;&gt;</w:t>
@@ -5592,7 +7855,6 @@
         <w:rPr>
           <w:rFonts w:cs="Arial"/>
         </w:rPr>
-        <w:lastRenderedPageBreak/>
         <w:t xml:space="preserve">La sonda oceanográfica incorpora un sistema redundante de medición de temperatura del agua, conformado por dos sensores </w:t>
       </w:r>
       <w:r>
@@ -5715,7 +7977,7 @@
         <w:jc w:val="center"/>
       </w:pPr>
       <w:bookmarkStart w:id="71" w:name="_Ref220056477"/>
-      <w:bookmarkStart w:id="72" w:name="_Toc230097857"/>
+      <w:bookmarkStart w:id="72" w:name="_Toc230346469"/>
       <w:r>
         <w:t xml:space="preserve">Tabla </w:t>
       </w:r>
@@ -6431,7 +8693,7 @@
           <w:rStyle w:val="Title1"/>
         </w:rPr>
       </w:pPr>
-      <w:bookmarkStart w:id="75" w:name="_Toc230097846"/>
+      <w:bookmarkStart w:id="75" w:name="_Toc230346481"/>
       <w:r>
         <w:rPr>
           <w:rStyle w:val="Title1"/>
@@ -6459,7 +8721,19 @@
         <w:rPr>
           <w:rFonts w:cs="Arial"/>
         </w:rPr>
-        <w:t>&lt;&lt;descripción_actividades_previas_parrafo1&gt;&gt;</w:t>
+        <w:t>&lt;&lt;descripci</w:t>
+      </w:r>
+      <w:r>
+        <w:rPr>
+          <w:rFonts w:cs="Arial"/>
+        </w:rPr>
+        <w:t>o</w:t>
+      </w:r>
+      <w:r>
+        <w:rPr>
+          <w:rFonts w:cs="Arial"/>
+        </w:rPr>
+        <w:t>n_actividades_previas_parrafo1&gt;&gt;</w:t>
       </w:r>
     </w:p>
     <w:p/>
@@ -6474,7 +8748,19 @@
         <w:rPr>
           <w:rFonts w:cs="Arial"/>
         </w:rPr>
-        <w:t>&lt;&lt;descripción_actividades_previas_parrafo2&gt;&gt;</w:t>
+        <w:t>&lt;&lt;descripci</w:t>
+      </w:r>
+      <w:r>
+        <w:rPr>
+          <w:rFonts w:cs="Arial"/>
+        </w:rPr>
+        <w:t>o</w:t>
+      </w:r>
+      <w:r>
+        <w:rPr>
+          <w:rFonts w:cs="Arial"/>
+        </w:rPr>
+        <w:t>n_actividades_previas_parrafo2&gt;&gt;</w:t>
       </w:r>
     </w:p>
     <w:p>
@@ -6498,6 +8784,30 @@
       <w:r>
         <w:t>&gt;&gt;</w:t>
       </w:r>
+      <w:r>
+        <w:t xml:space="preserve"> (ver </w:t>
+      </w:r>
+      <w:r>
+        <w:fldChar w:fldCharType="begin"/>
+      </w:r>
+      <w:r>
+        <w:instrText xml:space="preserve"> REF _Ref219907034 \h  \* MERGEFORMAT </w:instrText>
+      </w:r>
+      <w:r>
+        <w:fldChar w:fldCharType="separate"/>
+      </w:r>
+      <w:r>
+        <w:t>ANEXO 3: PLAN DE CRUCERO</w:t>
+      </w:r>
+      <w:r>
+        <w:fldChar w:fldCharType="end"/>
+      </w:r>
+      <w:r>
+        <w:t>)</w:t>
+      </w:r>
+      <w:r>
+        <w:t>.</w:t>
+      </w:r>
     </w:p>
     <w:p>
       <w:pPr>
@@ -6648,36 +8958,29 @@
     </w:p>
     <w:p>
       <w:pPr>
-        <w:suppressAutoHyphens w:val="0"/>
-        <w:spacing w:line="240" w:lineRule="auto"/>
+        <w:pStyle w:val="Figura"/>
+        <w:jc w:val="both"/>
       </w:pPr>
     </w:p>
     <w:p>
       <w:pPr>
-        <w:suppressAutoHyphens w:val="0"/>
-        <w:spacing w:line="240" w:lineRule="auto"/>
-        <w:rPr>
-          <w:rFonts w:cs="Microsoft Sans Serif"/>
-        </w:rPr>
-      </w:pPr>
-      <w:r>
-        <w:rPr>
-          <w:rFonts w:cs="Microsoft Sans Serif"/>
-        </w:rPr>
+        <w:pStyle w:val="Figura"/>
+      </w:pPr>
+      <w:r>
         <w:t>&lt;&lt;</w:t>
       </w:r>
       <w:proofErr w:type="spellStart"/>
       <w:r>
-        <w:rPr>
-          <w:rFonts w:cs="Microsoft Sans Serif"/>
-        </w:rPr>
-        <w:t>fig_actividades_previas</w:t>
+        <w:t>fig_</w:t>
+      </w:r>
+      <w:r>
+        <w:t>actividades</w:t>
+      </w:r>
+      <w:r>
+        <w:t>_previas</w:t>
       </w:r>
       <w:proofErr w:type="spellEnd"/>
       <w:r>
-        <w:rPr>
-          <w:rFonts w:cs="Microsoft Sans Serif"/>
-        </w:rPr>
         <w:t>&gt;&gt;</w:t>
       </w:r>
     </w:p>
@@ -6767,18 +9070,51 @@
         <w:ind w:firstLine="360"/>
       </w:pPr>
       <w:r>
-        <w:t>&lt;&lt;descripcion_actividades_previas_parrafo</w:t>
-      </w:r>
-      <w:r>
-        <w:t>4</w:t>
-      </w:r>
+        <w:t xml:space="preserve">De esta forma se realizaron las pruebas de funcionamiento en las </w:t>
+      </w:r>
+      <w:r>
+        <w:t>&lt;&lt;</w:t>
+      </w:r>
+      <w:proofErr w:type="spellStart"/>
+      <w:r>
+        <w:t>numero_de_sondas</w:t>
+      </w:r>
+      <w:proofErr w:type="spellEnd"/>
       <w:r>
         <w:t>&gt;&gt;</w:t>
       </w:r>
       <w:r>
+        <w:t xml:space="preserve"> sondas que se desplegaron correspondientes a la </w:t>
+      </w:r>
+      <w:r>
+        <w:t>Orden de Servicio PEMEX-ASM-CICESE-658225821-</w:t>
+      </w:r>
+      <w:r>
+        <w:t>&lt;&lt;</w:t>
+      </w:r>
+      <w:proofErr w:type="spellStart"/>
+      <w:r>
+        <w:t>orden_de_servicio</w:t>
+      </w:r>
+      <w:proofErr w:type="spellEnd"/>
+      <w:r>
+        <w:t>&gt;&gt; del mes de</w:t>
+      </w:r>
+      <w:r>
         <w:t xml:space="preserve"> </w:t>
       </w:r>
       <w:bookmarkStart w:id="77" w:name="_Hlk224322141"/>
+      <w:r>
+        <w:t>&lt;&lt;</w:t>
+      </w:r>
+      <w:proofErr w:type="spellStart"/>
+      <w:r>
+        <w:t>mes_y_anio_de_liberacion</w:t>
+      </w:r>
+      <w:proofErr w:type="spellEnd"/>
+      <w:r>
+        <w:t xml:space="preserve">&gt;&gt;. </w:t>
+      </w:r>
       <w:r>
         <w:t>Como parte de las evidencias se presentan los reportes de funcionamiento de cada una de ellas</w:t>
       </w:r>
@@ -6845,6 +9181,7 @@
         <w:ind w:firstLine="360"/>
       </w:pPr>
       <w:r>
+        <w:lastRenderedPageBreak/>
         <w:t xml:space="preserve">Finalmente, cuando se comprobó que las </w:t>
       </w:r>
       <w:r>
@@ -6852,10 +9189,242 @@
       </w:r>
       <w:r>
         <w:t xml:space="preserve"> se encontraban en perfecto estado, fueron transportadas a la embarcación junto con todas las herramientas y componentes necesarios para el despliegue. </w:t>
+      </w:r>
+      <w:r>
+        <w:br w:type="page"/>
       </w:r>
     </w:p>
     <w:p>
       <w:pPr>
+        <w:pStyle w:val="Ttulo1"/>
+        <w:rPr>
+          <w:rStyle w:val="Title1"/>
+        </w:rPr>
+      </w:pPr>
+      <w:bookmarkStart w:id="78" w:name="_Toc221259429"/>
+      <w:bookmarkStart w:id="79" w:name="_Ref219907290"/>
+      <w:bookmarkStart w:id="80" w:name="_Toc230346482"/>
+      <w:bookmarkEnd w:id="78"/>
+      <w:r>
+        <w:rPr>
+          <w:rStyle w:val="Title1"/>
+        </w:rPr>
+        <w:lastRenderedPageBreak/>
+        <w:t>PRUEBAS</w:t>
+      </w:r>
+      <w:r>
+        <w:rPr>
+          <w:rStyle w:val="Title1"/>
+        </w:rPr>
+        <w:t xml:space="preserve"> DE FUNCIONAMIENTO DE LAS SONDAS OCEANOGRÁFICAS</w:t>
+      </w:r>
+      <w:r>
+        <w:rPr>
+          <w:rStyle w:val="Title1"/>
+        </w:rPr>
+        <w:t xml:space="preserve"> PREVIAS AL DESPLIEGUE</w:t>
+      </w:r>
+      <w:bookmarkEnd w:id="79"/>
+      <w:bookmarkEnd w:id="80"/>
+      <w:r>
+        <w:rPr>
+          <w:rStyle w:val="Title1"/>
+        </w:rPr>
+        <w:t xml:space="preserve"> </w:t>
+      </w:r>
+    </w:p>
+    <w:p>
+      <w:pPr>
+        <w:ind w:firstLine="360"/>
+      </w:pPr>
+      <w:r>
+        <w:t>Como parte de las pruebas previas al despliegue de las sondas, se verificó el correcto funcionamiento de los sensores instalados, así como de los sistemas de energía, electrónica, posicionamiento y telemetría.</w:t>
+      </w:r>
+    </w:p>
+    <w:p>
+      <w:pPr>
+        <w:ind w:firstLine="360"/>
+      </w:pPr>
+    </w:p>
+    <w:p>
+      <w:pPr>
+        <w:ind w:firstLine="360"/>
+      </w:pPr>
+      <w:r>
+        <w:t>Una vez</w:t>
+      </w:r>
+      <w:r>
+        <w:t xml:space="preserve"> que estuvieron</w:t>
+      </w:r>
+      <w:r>
+        <w:t xml:space="preserve"> </w:t>
+      </w:r>
+      <w:proofErr w:type="spellStart"/>
+      <w:r>
+        <w:t>pre-armada</w:t>
+      </w:r>
+      <w:r>
+        <w:t>s</w:t>
+      </w:r>
+      <w:proofErr w:type="spellEnd"/>
+      <w:r>
+        <w:t xml:space="preserve"> la</w:t>
+      </w:r>
+      <w:r>
+        <w:t>s</w:t>
+      </w:r>
+      <w:r>
+        <w:t xml:space="preserve"> sonda</w:t>
+      </w:r>
+      <w:r>
+        <w:t>s</w:t>
+      </w:r>
+      <w:r>
+        <w:t xml:space="preserve">, se realizaron pruebas del sistema integral, comenzando con la verificación de las conexiones electrónicas y los sensores de medición. En esta etapa, </w:t>
+      </w:r>
+      <w:r>
+        <w:t xml:space="preserve">se verificó que todos </w:t>
+      </w:r>
+      <w:r>
+        <w:t xml:space="preserve">los sensores </w:t>
+      </w:r>
+      <w:r>
+        <w:t>y</w:t>
+      </w:r>
+      <w:r>
+        <w:t xml:space="preserve"> componentes operaran de manera adecuada y de forma conjunta.</w:t>
+      </w:r>
+    </w:p>
+    <w:p>
+      <w:pPr>
+        <w:ind w:firstLine="360"/>
+      </w:pPr>
+    </w:p>
+    <w:p>
+      <w:pPr>
+        <w:ind w:firstLine="360"/>
+      </w:pPr>
+      <w:r>
+        <w:t xml:space="preserve">Posteriormente, se conectó el panel solar al sistema de energía para confirmar la correcta carga de las baterías. </w:t>
+      </w:r>
+      <w:bookmarkStart w:id="81" w:name="_Hlk224323341"/>
+      <w:r>
+        <w:t>La</w:t>
+      </w:r>
+      <w:r>
+        <w:t>s</w:t>
+      </w:r>
+      <w:r>
+        <w:t xml:space="preserve"> sonda</w:t>
+      </w:r>
+      <w:r>
+        <w:t>s</w:t>
+      </w:r>
+      <w:r>
+        <w:t xml:space="preserve"> fue</w:t>
+      </w:r>
+      <w:r>
+        <w:t>ron</w:t>
+      </w:r>
+      <w:r>
+        <w:t xml:space="preserve"> expuesta</w:t>
+      </w:r>
+      <w:r>
+        <w:t>s</w:t>
+      </w:r>
+      <w:r>
+        <w:t xml:space="preserve"> a la radiación solar durante el día y se mantuv</w:t>
+      </w:r>
+      <w:r>
+        <w:t>ieron</w:t>
+      </w:r>
+      <w:r>
+        <w:t xml:space="preserve"> en operación continua, con el fin de evaluar el desempeño de los sistemas de energía y posicionamiento, así como la operatividad de los sensores y la transmisión de datos</w:t>
+      </w:r>
+      <w:bookmarkEnd w:id="81"/>
+      <w:r>
+        <w:t>. Todos los sistemas respondieron satisfactoriamente durante este periodo.</w:t>
+      </w:r>
+      <w:r>
+        <w:t xml:space="preserve"> Una vez terminadas las pruebas de funcionamiento las </w:t>
+      </w:r>
+      <w:r>
+        <w:t>sondas</w:t>
+      </w:r>
+      <w:r>
+        <w:t xml:space="preserve"> fueron selladas y expuestas al sol durante 24 horas más mientras se revisaba la transmisión de la información y se verificaba </w:t>
+      </w:r>
+      <w:r>
+        <w:t xml:space="preserve">nuevamente </w:t>
+      </w:r>
+      <w:r>
+        <w:t xml:space="preserve">la carga de las baterías. </w:t>
+      </w:r>
+    </w:p>
+    <w:p>
+      <w:pPr>
+        <w:ind w:firstLine="360"/>
+      </w:pPr>
+    </w:p>
+    <w:p>
+      <w:pPr>
+        <w:ind w:firstLine="360"/>
+      </w:pPr>
+      <w:r>
+        <w:t>En cuanto al sistema de telemetría, la sonda emplea tecnología satelital Globalstar, basada en una constelación de satélites en órbita baja (LEO) que operan en banda L. Mediante servicios simplex de bajo consumo energético, se transmiten paquetes periódicos de información desde zonas remotas, lo que permite una comunicación confiable y con tiempos de transmisión reducidos. Este sistema resultó adecuado para plataformas autónomas y funcionó de manera exitosa durante las pruebas de 24 horas realizadas en el centro de operaciones del consorcio ASM-CICESE, donde los datos fueron recibidos de forma continua.</w:t>
+      </w:r>
+    </w:p>
+    <w:p>
+      <w:pPr>
+        <w:ind w:firstLine="360"/>
+      </w:pPr>
+    </w:p>
+    <w:p>
+      <w:pPr>
+        <w:ind w:firstLine="360"/>
+      </w:pPr>
+      <w:r>
+        <w:t>Finalmente, los sensores de medición, como el acelerómetro y los termómetros instalados en la</w:t>
+      </w:r>
+      <w:r>
+        <w:t>s</w:t>
+      </w:r>
+      <w:r>
+        <w:t xml:space="preserve"> sonda</w:t>
+      </w:r>
+      <w:r>
+        <w:t>s</w:t>
+      </w:r>
+      <w:r>
+        <w:t xml:space="preserve">, fueron evaluados durante las pruebas de funcionamiento. La evidencia correspondiente se presenta en el </w:t>
+      </w:r>
+      <w:r>
+        <w:fldChar w:fldCharType="begin"/>
+      </w:r>
+      <w:r>
+        <w:instrText xml:space="preserve"> REF _Ref221185985 \h </w:instrText>
+      </w:r>
+      <w:r>
+        <w:instrText xml:space="preserve"> \* MERGEFORMAT </w:instrText>
+      </w:r>
+      <w:r>
+        <w:fldChar w:fldCharType="separate"/>
+      </w:r>
+      <w:r>
+        <w:rPr>
+          <w:rStyle w:val="Title1"/>
+        </w:rPr>
+        <w:t>ANEXO 2: PRUEBAS DE TRANSMISIÓN PREVIAS AL DESPLIEGUE</w:t>
+      </w:r>
+      <w:r>
+        <w:fldChar w:fldCharType="end"/>
+      </w:r>
+      <w:r>
+        <w:t>, como parte del presente documento.</w:t>
+      </w:r>
+    </w:p>
+    <w:p>
+      <w:pPr>
         <w:spacing w:line="240" w:lineRule="auto"/>
         <w:jc w:val="left"/>
       </w:pPr>
@@ -6870,254 +9439,8 @@
           <w:rStyle w:val="Title1"/>
         </w:rPr>
       </w:pPr>
-      <w:bookmarkStart w:id="78" w:name="_Toc221259429"/>
-      <w:bookmarkStart w:id="79" w:name="_Ref219907290"/>
-      <w:bookmarkStart w:id="80" w:name="_Toc230097847"/>
-      <w:bookmarkEnd w:id="78"/>
-      <w:r>
-        <w:rPr>
-          <w:rStyle w:val="Title1"/>
-        </w:rPr>
-        <w:lastRenderedPageBreak/>
-        <w:t>PRUEBAS</w:t>
-      </w:r>
-      <w:r>
-        <w:rPr>
-          <w:rStyle w:val="Title1"/>
-        </w:rPr>
-        <w:t xml:space="preserve"> DE FUNCIONAMIENTO DE LAS SONDAS OCEANOGRÁFICAS</w:t>
-      </w:r>
-      <w:r>
-        <w:rPr>
-          <w:rStyle w:val="Title1"/>
-        </w:rPr>
-        <w:t xml:space="preserve"> PREVIAS AL DESPLIEGUE</w:t>
-      </w:r>
-      <w:bookmarkEnd w:id="79"/>
-      <w:bookmarkEnd w:id="80"/>
-      <w:r>
-        <w:rPr>
-          <w:rStyle w:val="Title1"/>
-        </w:rPr>
-        <w:t xml:space="preserve"> </w:t>
-      </w:r>
-    </w:p>
-    <w:p>
-      <w:pPr>
-        <w:ind w:firstLine="360"/>
-      </w:pPr>
-      <w:r>
-        <w:t>Como parte de las pruebas previas al despliegue de las sondas, se verificó el correcto funcionamiento de los sensores instalados, así como de los sistemas de energía, electrónica, posicionamiento y telemetría.</w:t>
-      </w:r>
-    </w:p>
-    <w:p>
-      <w:pPr>
-        <w:ind w:firstLine="360"/>
-      </w:pPr>
-    </w:p>
-    <w:p>
-      <w:pPr>
-        <w:ind w:firstLine="360"/>
-      </w:pPr>
-      <w:r>
-        <w:t>Una vez</w:t>
-      </w:r>
-      <w:r>
-        <w:t xml:space="preserve"> que estuvieron</w:t>
-      </w:r>
-      <w:r>
-        <w:t xml:space="preserve"> </w:t>
-      </w:r>
-      <w:proofErr w:type="spellStart"/>
-      <w:r>
-        <w:t>pre-armada</w:t>
-      </w:r>
-      <w:r>
-        <w:t>s</w:t>
-      </w:r>
-      <w:proofErr w:type="spellEnd"/>
-      <w:r>
-        <w:t xml:space="preserve"> la</w:t>
-      </w:r>
-      <w:r>
-        <w:t>s</w:t>
-      </w:r>
-      <w:r>
-        <w:t xml:space="preserve"> sonda</w:t>
-      </w:r>
-      <w:r>
-        <w:t>s</w:t>
-      </w:r>
-      <w:r>
-        <w:t xml:space="preserve">, se realizaron pruebas del sistema integral, comenzando con la verificación de las conexiones electrónicas y los sensores de medición. En esta etapa, </w:t>
-      </w:r>
-      <w:r>
-        <w:t xml:space="preserve">se verificó que todos </w:t>
-      </w:r>
-      <w:r>
-        <w:t xml:space="preserve">los sensores </w:t>
-      </w:r>
-      <w:r>
-        <w:t>y</w:t>
-      </w:r>
-      <w:r>
-        <w:t xml:space="preserve"> componentes operaran de manera adecuada y de forma conjunta.</w:t>
-      </w:r>
-    </w:p>
-    <w:p>
-      <w:pPr>
-        <w:ind w:firstLine="360"/>
-      </w:pPr>
-    </w:p>
-    <w:p>
-      <w:pPr>
-        <w:ind w:firstLine="360"/>
-      </w:pPr>
-      <w:r>
-        <w:t xml:space="preserve">Posteriormente, se conectó el panel solar al sistema de energía para confirmar la correcta carga de las baterías. </w:t>
-      </w:r>
-      <w:bookmarkStart w:id="81" w:name="_Hlk224323341"/>
-      <w:r>
-        <w:t>La</w:t>
-      </w:r>
-      <w:r>
-        <w:t>s</w:t>
-      </w:r>
-      <w:r>
-        <w:t xml:space="preserve"> sonda</w:t>
-      </w:r>
-      <w:r>
-        <w:t>s</w:t>
-      </w:r>
-      <w:r>
-        <w:t xml:space="preserve"> fue</w:t>
-      </w:r>
-      <w:r>
-        <w:t>ron</w:t>
-      </w:r>
-      <w:r>
-        <w:t xml:space="preserve"> expuesta</w:t>
-      </w:r>
-      <w:r>
-        <w:t>s</w:t>
-      </w:r>
-      <w:r>
-        <w:t xml:space="preserve"> a la radiación solar durante el día y se mantuv</w:t>
-      </w:r>
-      <w:r>
-        <w:t>ieron</w:t>
-      </w:r>
-      <w:r>
-        <w:t xml:space="preserve"> en operación continua, con el fin de evaluar el desempeño de los sistemas de energía y posicionamiento, así como la operatividad de los sensores y la transmisión de datos</w:t>
-      </w:r>
-      <w:bookmarkEnd w:id="81"/>
-      <w:r>
-        <w:t>. Todos los sistemas respondieron satisfactoriamente durante este periodo.</w:t>
-      </w:r>
-      <w:r>
-        <w:t xml:space="preserve"> Una vez terminadas las pruebas de funcionamiento las </w:t>
-      </w:r>
-      <w:r>
-        <w:t>sondas</w:t>
-      </w:r>
-      <w:r>
-        <w:t xml:space="preserve"> fueron selladas y expuestas al sol durante 24 horas más mientras se revisaba la transmisión de la información y se verificaba </w:t>
-      </w:r>
-      <w:r>
-        <w:t xml:space="preserve">nuevamente </w:t>
-      </w:r>
-      <w:r>
-        <w:t xml:space="preserve">la carga de las baterías. </w:t>
-      </w:r>
-    </w:p>
-    <w:p>
-      <w:pPr>
-        <w:ind w:firstLine="360"/>
-      </w:pPr>
-    </w:p>
-    <w:p>
-      <w:pPr>
-        <w:ind w:firstLine="360"/>
-      </w:pPr>
-      <w:r>
-        <w:t xml:space="preserve">En cuanto al sistema de telemetría, la sonda emplea tecnología satelital </w:t>
-      </w:r>
-      <w:proofErr w:type="spellStart"/>
-      <w:r>
-        <w:t>Globalstar</w:t>
-      </w:r>
-      <w:proofErr w:type="spellEnd"/>
-      <w:r>
-        <w:t>, basada en una constelación de satélites en órbita baja (LEO) que operan en banda L. Mediante servicios simplex de bajo consumo energético, se transmiten paquetes periódicos de información desde zonas remotas, lo que permite una comunicación confiable y con tiempos de transmisión reducidos. Este sistema resultó adecuado para plataformas autónomas y funcionó de manera exitosa durante las pruebas de 24 horas realizadas en el centro de operaciones del consorcio ASM-CICESE, donde los datos fueron recibidos de forma continua.</w:t>
-      </w:r>
-    </w:p>
-    <w:p>
-      <w:pPr>
-        <w:ind w:firstLine="360"/>
-      </w:pPr>
-    </w:p>
-    <w:p>
-      <w:pPr>
-        <w:ind w:firstLine="360"/>
-      </w:pPr>
-      <w:r>
-        <w:t>Finalmente, los sensores de medición, como el acelerómetro y los termómetros instalados en la</w:t>
-      </w:r>
-      <w:r>
-        <w:t>s</w:t>
-      </w:r>
-      <w:r>
-        <w:t xml:space="preserve"> sonda</w:t>
-      </w:r>
-      <w:r>
-        <w:t>s</w:t>
-      </w:r>
-      <w:r>
-        <w:t xml:space="preserve">, fueron evaluados durante las pruebas de funcionamiento. La evidencia correspondiente se presenta en el </w:t>
-      </w:r>
-      <w:r>
-        <w:fldChar w:fldCharType="begin"/>
-      </w:r>
-      <w:r>
-        <w:instrText xml:space="preserve"> REF _Ref221185985 \h </w:instrText>
-      </w:r>
-      <w:r>
-        <w:instrText xml:space="preserve"> \* MERGEFORMAT </w:instrText>
-      </w:r>
-      <w:r>
-        <w:fldChar w:fldCharType="separate"/>
-      </w:r>
-      <w:r>
-        <w:rPr>
-          <w:rStyle w:val="Title1"/>
-        </w:rPr>
-        <w:t>ANEXO 2: PRUEBAS DE TRANSMISIÓN PREVIAS AL DESPLIEGUE</w:t>
-      </w:r>
-      <w:r>
-        <w:fldChar w:fldCharType="end"/>
-      </w:r>
-      <w:r>
-        <w:t>, como parte del presente documento.</w:t>
-      </w:r>
-    </w:p>
-    <w:p>
-      <w:pPr>
-        <w:spacing w:line="240" w:lineRule="auto"/>
-        <w:jc w:val="left"/>
-      </w:pPr>
-      <w:r>
-        <w:br w:type="page"/>
-      </w:r>
-    </w:p>
-    <w:p>
-      <w:pPr>
-        <w:pStyle w:val="Ttulo1"/>
-        <w:rPr>
-          <w:rStyle w:val="Title1"/>
-        </w:rPr>
-      </w:pPr>
       <w:bookmarkStart w:id="82" w:name="_Ref217472609"/>
-      <w:bookmarkStart w:id="83" w:name="_Toc230097848"/>
+      <w:bookmarkStart w:id="83" w:name="_Toc230346483"/>
       <w:r>
         <w:rPr>
           <w:rStyle w:val="Title1"/>
@@ -7148,209 +9471,155 @@
     </w:p>
     <w:p>
       <w:pPr>
+        <w:ind w:firstLine="426"/>
+      </w:pPr>
+      <w:bookmarkStart w:id="84" w:name="_Ref217472780"/>
+      <w:bookmarkStart w:id="85" w:name="_Hlk204704390"/>
+      <w:r>
+        <w:t>La logística para la preparación y despliegue de las sondas fue</w:t>
+      </w:r>
+      <w:r>
+        <w:t xml:space="preserve"> planeada</w:t>
+      </w:r>
+      <w:r>
+        <w:t xml:space="preserve"> y enviada con </w:t>
+      </w:r>
+      <w:r>
+        <w:t>antelación a PEMEX para su a</w:t>
+      </w:r>
+      <w:r>
+        <w:t>pr</w:t>
+      </w:r>
+      <w:r>
+        <w:t>obación. El derrotero o ruta de liberación de las sondas consideró</w:t>
+      </w:r>
+      <w:r>
+        <w:t xml:space="preserve"> el trayecto desde tierra hasta el lugar de despliegue de las &lt;&lt;</w:t>
+      </w:r>
+      <w:proofErr w:type="spellStart"/>
+      <w:r>
+        <w:t>numero_de_sondas</w:t>
+      </w:r>
+      <w:proofErr w:type="spellEnd"/>
+      <w:r>
+        <w:t>&gt;&gt;</w:t>
+      </w:r>
+      <w:r>
+        <w:t xml:space="preserve"> </w:t>
+      </w:r>
+      <w:r>
+        <w:t>sondas oceanográficas liberadas en el &lt;&lt;</w:t>
+      </w:r>
+      <w:proofErr w:type="spellStart"/>
+      <w:r>
+        <w:t>mes_y_anio_de_liberacion</w:t>
+      </w:r>
+      <w:proofErr w:type="spellEnd"/>
+      <w:r>
+        <w:t>&gt;&gt; tomando en cuenta las condiciones ambientales y la posición de despliegue. &lt;&lt;ejecucion</w:t>
+      </w:r>
+      <w:r>
+        <w:t>_de_la_campania_parrafo1&gt;&gt;.</w:t>
+      </w:r>
+    </w:p>
+    <w:p>
+      <w:pPr>
+        <w:pStyle w:val="Normal1"/>
+        <w:spacing w:line="360" w:lineRule="auto"/>
+        <w:jc w:val="both"/>
+        <w:rPr>
+          <w:rFonts w:ascii="Microsoft Sans Serif" w:eastAsia="Times New Roman" w:hAnsi="Microsoft Sans Serif" w:cs="Times New Roman"/>
+          <w:color w:val="auto"/>
+        </w:rPr>
+      </w:pPr>
+    </w:p>
+    <w:p>
+      <w:pPr>
+        <w:ind w:firstLine="426"/>
+      </w:pPr>
+      <w:r>
+        <w:t>&lt;&lt;ejecucion_de_la_campania_parrafo2&gt;&gt;</w:t>
+      </w:r>
+      <w:bookmarkEnd w:id="84"/>
+      <w:r>
+        <w:t xml:space="preserve">; se efectuó de acuerdo con la planeación de la logística y derrotero de la embarcación. El </w:t>
+      </w:r>
+      <w:r>
+        <w:t>líder del equipo de instalación le informó al personal las actividades que se realizarían durante el despliegue de las sondas con el fin de que cada miembro del equipo conociera los detalles de la operación, propiciando la integridad del personal y de los equipos de dichas sondas; asimismo se siguieron los procedimientos de seguridad durante todas las campañas de despliegue de las sondas oceanográficas</w:t>
+      </w:r>
+      <w:r>
+        <w:t xml:space="preserve">. </w:t>
+      </w:r>
+      <w:r>
+        <w:t xml:space="preserve">Para más detalles sobre las campañas vea el </w:t>
+      </w:r>
+      <w:r>
+        <w:fldChar w:fldCharType="begin"/>
+      </w:r>
+      <w:r>
+        <w:instrText xml:space="preserve"> REF _Ref219907034 \h </w:instrText>
+      </w:r>
+      <w:r>
+        <w:instrText xml:space="preserve"> \* MERGEFORMAT </w:instrText>
+      </w:r>
+      <w:r>
+        <w:fldChar w:fldCharType="separate"/>
+      </w:r>
+      <w:r>
+        <w:rPr>
+          <w:rStyle w:val="Title1"/>
+        </w:rPr>
+        <w:t>ANEXO 3: PLAN DE CRUCERO</w:t>
+      </w:r>
+      <w:r>
+        <w:fldChar w:fldCharType="end"/>
+      </w:r>
+      <w:r>
+        <w:t>.</w:t>
+      </w:r>
+    </w:p>
+    <w:p>
+      <w:pPr>
         <w:pStyle w:val="Normal1"/>
         <w:spacing w:line="360" w:lineRule="auto"/>
         <w:ind w:firstLine="432"/>
         <w:jc w:val="both"/>
-        <w:rPr>
-          <w:rFonts w:ascii="Microsoft Sans Serif" w:eastAsia="Times New Roman" w:hAnsi="Microsoft Sans Serif" w:cs="Times New Roman"/>
-          <w:color w:val="auto"/>
-        </w:rPr>
-      </w:pPr>
-      <w:bookmarkStart w:id="84" w:name="_Ref217472780"/>
-      <w:bookmarkStart w:id="85" w:name="_Hlk204704390"/>
-      <w:r>
-        <w:rPr>
-          <w:rFonts w:ascii="Microsoft Sans Serif" w:eastAsia="Times New Roman" w:hAnsi="Microsoft Sans Serif" w:cs="Times New Roman"/>
-          <w:color w:val="auto"/>
-        </w:rPr>
-        <w:t>&lt;&lt;ejecucion_de_la_campania_parrafo1&gt;&gt;</w:t>
-      </w:r>
-      <w:r>
-        <w:rPr>
-          <w:rFonts w:ascii="Microsoft Sans Serif" w:eastAsia="Times New Roman" w:hAnsi="Microsoft Sans Serif" w:cs="Times New Roman"/>
-          <w:color w:val="auto"/>
-        </w:rPr>
-        <w:t xml:space="preserve">. </w:t>
-      </w:r>
+      </w:pPr>
     </w:p>
     <w:p>
       <w:pPr>
-        <w:pStyle w:val="Normal1"/>
-        <w:spacing w:line="360" w:lineRule="auto"/>
-        <w:jc w:val="both"/>
-        <w:rPr>
-          <w:rFonts w:ascii="Microsoft Sans Serif" w:eastAsia="Times New Roman" w:hAnsi="Microsoft Sans Serif" w:cs="Times New Roman"/>
-          <w:color w:val="auto"/>
-        </w:rPr>
-      </w:pPr>
+        <w:ind w:firstLine="426"/>
+      </w:pPr>
+      <w:r>
+        <w:t xml:space="preserve">Las actividades asociadas a la ejecución de las campañas para la liberación de sondas oceanográficas son similares entre ellas. </w:t>
+      </w:r>
+      <w:r>
+        <w:t xml:space="preserve">A continuación, se describen las actividades asociadas a la ejecución de </w:t>
+      </w:r>
+      <w:r>
+        <w:t xml:space="preserve">la campaña </w:t>
+      </w:r>
+      <w:r>
+        <w:t>&lt;&lt;</w:t>
+      </w:r>
+      <w:r>
+        <w:t>ejecucion_de_la_campania_parrafo3</w:t>
+      </w:r>
+      <w:r>
+        <w:t xml:space="preserve">&gt;&gt; para el despliegue de </w:t>
+      </w:r>
+      <w:r>
+        <w:t xml:space="preserve">las </w:t>
+      </w:r>
+      <w:r>
+        <w:t>sondas oceanográficas</w:t>
+      </w:r>
+      <w:r>
+        <w:t xml:space="preserve">. </w:t>
+      </w:r>
     </w:p>
     <w:p>
       <w:pPr>
-        <w:pStyle w:val="Normal1"/>
-        <w:spacing w:line="360" w:lineRule="auto"/>
-        <w:ind w:firstLine="432"/>
-        <w:jc w:val="both"/>
-        <w:rPr>
-          <w:rFonts w:ascii="Microsoft Sans Serif" w:eastAsia="Times New Roman" w:hAnsi="Microsoft Sans Serif" w:cs="Times New Roman"/>
-          <w:color w:val="auto"/>
-        </w:rPr>
-      </w:pPr>
-      <w:r>
-        <w:rPr>
-          <w:rFonts w:ascii="Microsoft Sans Serif" w:eastAsia="Times New Roman" w:hAnsi="Microsoft Sans Serif" w:cs="Times New Roman"/>
-          <w:color w:val="auto"/>
-        </w:rPr>
-        <w:t>&lt;&lt;ejecucion_de_la_campania_parrafo2&gt;&gt;</w:t>
-      </w:r>
-      <w:bookmarkEnd w:id="84"/>
-      <w:r>
-        <w:rPr>
-          <w:rFonts w:ascii="Microsoft Sans Serif" w:eastAsia="Times New Roman" w:hAnsi="Microsoft Sans Serif" w:cs="Times New Roman"/>
-          <w:color w:val="auto"/>
-        </w:rPr>
-        <w:t xml:space="preserve"> </w:t>
-      </w:r>
-      <w:r>
-        <w:t xml:space="preserve">El </w:t>
-      </w:r>
-      <w:r>
-        <w:t>líder del equipo de instalación le informó al personal las actividades que se realizarían durante el despliegue de las sondas con el fin de que cada miembro del equipo conociera los detalles de la operación, propiciando la integridad del personal y de los equipos de dichas sondas; asimismo se siguieron los procedimientos de seguridad durante todas las campañas de despliegue de las sondas oceanográficas</w:t>
-      </w:r>
-      <w:r>
-        <w:t xml:space="preserve"> (ver </w:t>
-      </w:r>
-      <w:r>
-        <w:fldChar w:fldCharType="begin"/>
-      </w:r>
-      <w:r>
-        <w:instrText xml:space="preserve"> REF _Ref219907034 \h </w:instrText>
-      </w:r>
-      <w:r>
-        <w:instrText xml:space="preserve"> \* MERGEFORMAT </w:instrText>
-      </w:r>
-      <w:r>
-        <w:fldChar w:fldCharType="separate"/>
-      </w:r>
-      <w:r>
-        <w:rPr>
-          <w:rStyle w:val="Title1"/>
-        </w:rPr>
-        <w:t>ANEXO 3: PLAN DE CRUCERO</w:t>
-      </w:r>
-      <w:r>
-        <w:fldChar w:fldCharType="end"/>
-      </w:r>
-      <w:r>
-        <w:t>).</w:t>
-      </w:r>
-      <w:r>
-        <w:t xml:space="preserve"> </w:t>
-      </w:r>
-      <w:r>
-        <w:rPr>
-          <w:rFonts w:ascii="Microsoft Sans Serif" w:hAnsi="Microsoft Sans Serif" w:cs="Microsoft Sans Serif"/>
-        </w:rPr>
-        <w:t>&lt;&lt;ejecución_de_la_campania_parrafo</w:t>
-      </w:r>
-      <w:r>
-        <w:rPr>
-          <w:rFonts w:ascii="Microsoft Sans Serif" w:hAnsi="Microsoft Sans Serif" w:cs="Microsoft Sans Serif"/>
-        </w:rPr>
-        <w:t>3</w:t>
-      </w:r>
-      <w:r>
-        <w:rPr>
-          <w:rFonts w:ascii="Microsoft Sans Serif" w:hAnsi="Microsoft Sans Serif" w:cs="Microsoft Sans Serif"/>
-        </w:rPr>
-        <w:t>&gt;&gt;.</w:t>
-      </w:r>
-      <w:r>
-        <w:t xml:space="preserve"> </w:t>
-      </w:r>
-      <w:r>
-        <w:rPr>
-          <w:rFonts w:ascii="Microsoft Sans Serif" w:hAnsi="Microsoft Sans Serif" w:cs="Microsoft Sans Serif"/>
-        </w:rPr>
-        <w:t>&lt;&lt;ejecucion_de_la_campania_parrafo4&gt;&gt;</w:t>
-      </w:r>
-      <w:r>
-        <w:rPr>
-          <w:szCs w:val="22"/>
-        </w:rPr>
-        <w:t xml:space="preserve"> las localizaciones </w:t>
-      </w:r>
-      <w:r>
-        <w:rPr>
-          <w:szCs w:val="22"/>
-        </w:rPr>
-        <w:t>solicitada</w:t>
-      </w:r>
-      <w:r>
-        <w:rPr>
-          <w:szCs w:val="22"/>
-        </w:rPr>
-        <w:t>s</w:t>
-      </w:r>
-      <w:r>
-        <w:rPr>
-          <w:szCs w:val="22"/>
-        </w:rPr>
-        <w:t xml:space="preserve"> por </w:t>
-      </w:r>
-      <w:r>
-        <w:rPr>
-          <w:szCs w:val="22"/>
-        </w:rPr>
-        <w:t>PEMEX</w:t>
-      </w:r>
-      <w:r>
-        <w:rPr>
-          <w:szCs w:val="22"/>
-        </w:rPr>
-        <w:t xml:space="preserve"> para </w:t>
-      </w:r>
-      <w:r>
-        <w:rPr>
-          <w:szCs w:val="22"/>
-        </w:rPr>
-        <w:t xml:space="preserve">el despliegue </w:t>
-      </w:r>
-      <w:r>
-        <w:rPr>
-          <w:szCs w:val="22"/>
-        </w:rPr>
-        <w:t>de la</w:t>
-      </w:r>
-      <w:r>
-        <w:rPr>
-          <w:szCs w:val="22"/>
-        </w:rPr>
-        <w:t>s</w:t>
-      </w:r>
-      <w:r>
-        <w:rPr>
-          <w:szCs w:val="22"/>
-        </w:rPr>
-        <w:t xml:space="preserve"> </w:t>
-      </w:r>
-      <w:r>
-        <w:rPr>
-          <w:szCs w:val="22"/>
-        </w:rPr>
-        <w:t>sondas oceanográficas</w:t>
-      </w:r>
-      <w:r>
-        <w:rPr>
-          <w:szCs w:val="22"/>
-        </w:rPr>
-        <w:t>.</w:t>
-      </w:r>
-    </w:p>
-    <w:p>
-      <w:pPr>
-        <w:pStyle w:val="Prrafodelista"/>
-        <w:ind w:left="720"/>
         <w:rPr>
           <w:szCs w:val="22"/>
         </w:rPr>
@@ -7483,6 +9752,7 @@
         <w:rPr>
           <w:szCs w:val="22"/>
         </w:rPr>
+        <w:lastRenderedPageBreak/>
         <w:t>Antes de poner la sonda en el agua, se hicieron las pruebas de conexión bluetooth in situ para asegurar el correcto funcionamiento de la sonda oceanográfica.</w:t>
       </w:r>
     </w:p>
@@ -7541,7 +9811,6 @@
         <w:rPr>
           <w:szCs w:val="22"/>
         </w:rPr>
-        <w:lastRenderedPageBreak/>
         <w:t xml:space="preserve">Una vez liberada la sonda oceanográfica el personal se comunicó mediante telefonía satelital con el personal en tierra para avisar de la maniobra. Posteriormente el personal en tierra realizó el despliegue de la información en el </w:t>
       </w:r>
       <w:r>
@@ -7598,79 +9867,86 @@
         <w:t xml:space="preserve"> al terminar de liberar las sondas se regresó al lugar de zarpe. </w:t>
       </w:r>
     </w:p>
+    <w:p/>
     <w:p>
       <w:pPr>
-        <w:pStyle w:val="Prrafodelista"/>
-      </w:pPr>
+        <w:ind w:firstLine="426"/>
+      </w:pPr>
+      <w:r>
+        <w:t>L</w:t>
+      </w:r>
+      <w:r>
+        <w:t>as localizaciones de despliegue se muestran en la &lt;&lt;</w:t>
+      </w:r>
+      <w:proofErr w:type="spellStart"/>
+      <w:r>
+        <w:t>ref_mapa_de_despliegue</w:t>
+      </w:r>
+      <w:proofErr w:type="spellEnd"/>
+      <w:r>
+        <w:t>&gt;&gt;</w:t>
+      </w:r>
+      <w:r>
+        <w:t xml:space="preserve"> </w:t>
+      </w:r>
+    </w:p>
+    <w:p/>
+    <w:p>
+      <w:pPr>
+        <w:pStyle w:val="Figura"/>
+      </w:pPr>
+      <w:r>
+        <w:t>&lt;&lt;</w:t>
+      </w:r>
+      <w:proofErr w:type="spellStart"/>
+      <w:r>
+        <w:t>fig_</w:t>
+      </w:r>
+      <w:r>
+        <w:t>mapa</w:t>
+      </w:r>
+      <w:r>
+        <w:t>_de_despliegue</w:t>
+      </w:r>
+      <w:proofErr w:type="spellEnd"/>
+      <w:r>
+        <w:t>&gt;&gt;</w:t>
+      </w:r>
     </w:p>
     <w:p>
       <w:pPr>
-        <w:suppressAutoHyphens w:val="0"/>
-        <w:rPr>
-          <w:szCs w:val="22"/>
-        </w:rPr>
-      </w:pPr>
-      <w:r>
+        <w:ind w:firstLine="426"/>
+      </w:pPr>
+      <w:r>
+        <w:t xml:space="preserve">A continuación, de la </w:t>
+      </w:r>
+      <w:r>
+        <w:rPr>
+          <w:rFonts w:cs="Arial"/>
+        </w:rPr>
         <w:t>&lt;&lt;</w:t>
       </w:r>
       <w:proofErr w:type="spellStart"/>
       <w:r>
-        <w:t>fig_mapa_de_despliegue</w:t>
+        <w:rPr>
+          <w:rFonts w:cs="Arial"/>
+        </w:rPr>
+        <w:t>ref_</w:t>
+      </w:r>
+      <w:r>
+        <w:t>ejecucion_de_la_campania</w:t>
       </w:r>
       <w:proofErr w:type="spellEnd"/>
       <w:r>
-        <w:t>&gt;&gt;</w:t>
-      </w:r>
-    </w:p>
-    <w:p>
-      <w:pPr>
-        <w:ind w:left="360" w:firstLine="360"/>
-        <w:rPr>
-          <w:szCs w:val="22"/>
-        </w:rPr>
-      </w:pPr>
-      <w:r>
-        <w:rPr>
-          <w:szCs w:val="22"/>
-        </w:rPr>
-        <w:t xml:space="preserve">A continuación, de la </w:t>
-      </w:r>
-      <w:r>
-        <w:rPr>
-          <w:rFonts w:cs="Arial"/>
-        </w:rPr>
-        <w:t>&lt;&lt;</w:t>
-      </w:r>
-      <w:proofErr w:type="spellStart"/>
-      <w:r>
-        <w:rPr>
-          <w:rFonts w:cs="Arial"/>
-        </w:rPr>
-        <w:t>ref_</w:t>
-      </w:r>
-      <w:r>
-        <w:t>ejecucion_de_la_campania</w:t>
-      </w:r>
-      <w:proofErr w:type="spellEnd"/>
-      <w:r>
         <w:t xml:space="preserve">&gt;&gt; </w:t>
       </w:r>
       <w:r>
-        <w:rPr>
-          <w:szCs w:val="22"/>
-        </w:rPr>
         <w:t xml:space="preserve">se presentan las evidencias fotográficas del despliegue de las </w:t>
       </w:r>
       <w:r>
-        <w:rPr>
-          <w:szCs w:val="22"/>
-        </w:rPr>
         <w:t>sondas</w:t>
       </w:r>
       <w:r>
-        <w:rPr>
-          <w:szCs w:val="22"/>
-        </w:rPr>
         <w:t>.</w:t>
       </w:r>
       <w:bookmarkEnd w:id="85"/>
@@ -7678,47 +9954,20 @@
     <w:p/>
     <w:p>
       <w:pPr>
-        <w:suppressAutoHyphens w:val="0"/>
-        <w:spacing w:line="240" w:lineRule="auto"/>
-        <w:jc w:val="left"/>
-        <w:rPr>
-          <w:rFonts w:cs="Microsoft Sans Serif"/>
-          <w:sz w:val="20"/>
-          <w:szCs w:val="22"/>
-        </w:rPr>
-      </w:pPr>
-      <w:r>
-        <w:rPr>
-          <w:rFonts w:cs="Microsoft Sans Serif"/>
-          <w:sz w:val="20"/>
-          <w:szCs w:val="22"/>
-        </w:rPr>
+        <w:pStyle w:val="Figura"/>
+      </w:pPr>
+      <w:r>
         <w:t>&lt;&lt;</w:t>
       </w:r>
       <w:proofErr w:type="spellStart"/>
       <w:r>
-        <w:rPr>
-          <w:rFonts w:cs="Microsoft Sans Serif"/>
-          <w:sz w:val="20"/>
-          <w:szCs w:val="22"/>
-        </w:rPr>
         <w:t>fig_ejecucion_</w:t>
       </w:r>
       <w:r>
-        <w:rPr>
-          <w:rFonts w:cs="Microsoft Sans Serif"/>
-          <w:sz w:val="20"/>
-          <w:szCs w:val="22"/>
-        </w:rPr>
         <w:t>de_la_campania</w:t>
       </w:r>
       <w:proofErr w:type="spellEnd"/>
       <w:r>
-        <w:rPr>
-          <w:rFonts w:cs="Microsoft Sans Serif"/>
-          <w:sz w:val="20"/>
-          <w:szCs w:val="22"/>
-        </w:rPr>
         <w:t>&gt;&gt;</w:t>
       </w:r>
     </w:p>
@@ -7788,7 +10037,7 @@
       </w:pPr>
       <w:bookmarkStart w:id="86" w:name="_Ref204082582"/>
       <w:bookmarkStart w:id="87" w:name="_Toc215827128"/>
-      <w:bookmarkStart w:id="88" w:name="_Toc230097858"/>
+      <w:bookmarkStart w:id="88" w:name="_Toc230346470"/>
       <w:r>
         <w:t xml:space="preserve">Tabla </w:t>
       </w:r>
@@ -7844,10 +10093,10 @@
         <w:tblLook w:val="04A0" w:firstRow="1" w:lastRow="0" w:firstColumn="1" w:lastColumn="0" w:noHBand="0" w:noVBand="1"/>
       </w:tblPr>
       <w:tblGrid>
-        <w:gridCol w:w="1509"/>
-        <w:gridCol w:w="3152"/>
-        <w:gridCol w:w="2557"/>
-        <w:gridCol w:w="2174"/>
+        <w:gridCol w:w="1271"/>
+        <w:gridCol w:w="2835"/>
+        <w:gridCol w:w="2835"/>
+        <w:gridCol w:w="2451"/>
       </w:tblGrid>
       <w:tr>
         <w:trPr>
@@ -8157,6 +10406,7 @@
           <w:trHeight w:val="340"/>
           <w:tblHeader/>
           <w:jc w:val="center"/>
+          <w:hidden/>
         </w:trPr>
         <w:tc>
           <w:tcPr>
@@ -8168,7 +10418,6 @@
               <w:keepNext/>
               <w:keepLines/>
               <w:spacing w:line="240" w:lineRule="auto"/>
-              <w:jc w:val="center"/>
               <w:rPr>
                 <w:sz w:val="20"/>
                 <w:szCs w:val="20"/>
@@ -8177,10 +10426,31 @@
             <w:r>
               <w:rPr>
                 <w:rFonts w:cs="Microsoft Sans Serif"/>
+                <w:vanish/>
                 <w:sz w:val="20"/>
                 <w:szCs w:val="20"/>
               </w:rPr>
-              <w:t>&lt;&lt;secuencia&gt;&gt;</w:t>
+              <w:t>&lt;&lt;</w:t>
+            </w:r>
+            <w:proofErr w:type="spellStart"/>
+            <w:r>
+              <w:rPr>
+                <w:rFonts w:cs="Microsoft Sans Serif"/>
+                <w:vanish/>
+                <w:sz w:val="20"/>
+                <w:szCs w:val="20"/>
+              </w:rPr>
+              <w:t>tabla_plan</w:t>
+            </w:r>
+            <w:proofErr w:type="spellEnd"/>
+            <w:r>
+              <w:rPr>
+                <w:rFonts w:cs="Microsoft Sans Serif"/>
+                <w:vanish/>
+                <w:sz w:val="20"/>
+                <w:szCs w:val="20"/>
+              </w:rPr>
+              <w:t>&gt;&gt;</w:t>
             </w:r>
           </w:p>
         </w:tc>
@@ -8200,32 +10470,6 @@
                 <w:szCs w:val="20"/>
               </w:rPr>
             </w:pPr>
-            <w:r>
-              <w:rPr>
-                <w:rFonts w:cs="Microsoft Sans Serif"/>
-                <w:sz w:val="20"/>
-                <w:szCs w:val="20"/>
-              </w:rPr>
-              <w:t>&lt;&lt;</w:t>
-            </w:r>
-            <w:proofErr w:type="spellStart"/>
-            <w:r>
-              <w:rPr>
-                <w:rFonts w:cs="Microsoft Sans Serif"/>
-                <w:sz w:val="20"/>
-                <w:szCs w:val="20"/>
-              </w:rPr>
-              <w:t>numero_de_serie_de_sonda</w:t>
-            </w:r>
-            <w:proofErr w:type="spellEnd"/>
-            <w:r>
-              <w:rPr>
-                <w:rFonts w:cs="Microsoft Sans Serif"/>
-                <w:sz w:val="20"/>
-                <w:szCs w:val="20"/>
-              </w:rPr>
-              <w:t>&gt;&gt;</w:t>
-            </w:r>
           </w:p>
         </w:tc>
         <w:tc>
@@ -8245,32 +10489,6 @@
                 <w:szCs w:val="22"/>
               </w:rPr>
             </w:pPr>
-            <w:r>
-              <w:rPr>
-                <w:rFonts w:cs="Microsoft Sans Serif"/>
-                <w:sz w:val="20"/>
-                <w:szCs w:val="20"/>
-              </w:rPr>
-              <w:t>&lt;&lt;</w:t>
-            </w:r>
-            <w:proofErr w:type="spellStart"/>
-            <w:r>
-              <w:rPr>
-                <w:rFonts w:cs="Microsoft Sans Serif"/>
-                <w:sz w:val="20"/>
-                <w:szCs w:val="20"/>
-              </w:rPr>
-              <w:t>lat_plan</w:t>
-            </w:r>
-            <w:proofErr w:type="spellEnd"/>
-            <w:r>
-              <w:rPr>
-                <w:rFonts w:cs="Microsoft Sans Serif"/>
-                <w:sz w:val="20"/>
-                <w:szCs w:val="20"/>
-              </w:rPr>
-              <w:t>&gt;&gt;</w:t>
-            </w:r>
           </w:p>
         </w:tc>
         <w:tc>
@@ -8290,32 +10508,6 @@
                 <w:szCs w:val="22"/>
               </w:rPr>
             </w:pPr>
-            <w:r>
-              <w:rPr>
-                <w:rFonts w:cs="Microsoft Sans Serif"/>
-                <w:sz w:val="20"/>
-                <w:szCs w:val="20"/>
-              </w:rPr>
-              <w:t>&lt;&lt;</w:t>
-            </w:r>
-            <w:proofErr w:type="spellStart"/>
-            <w:r>
-              <w:rPr>
-                <w:rFonts w:cs="Microsoft Sans Serif"/>
-                <w:sz w:val="20"/>
-                <w:szCs w:val="20"/>
-              </w:rPr>
-              <w:t>lon_plan</w:t>
-            </w:r>
-            <w:proofErr w:type="spellEnd"/>
-            <w:r>
-              <w:rPr>
-                <w:rFonts w:cs="Microsoft Sans Serif"/>
-                <w:sz w:val="20"/>
-                <w:szCs w:val="20"/>
-              </w:rPr>
-              <w:t>&gt;&gt;</w:t>
-            </w:r>
           </w:p>
         </w:tc>
       </w:tr>
@@ -8328,8 +10520,9 @@
       <w:bookmarkStart w:id="89" w:name="_Ref217472664"/>
       <w:bookmarkStart w:id="90" w:name="_Ref224230591"/>
       <w:bookmarkStart w:id="91" w:name="_Ref224230599"/>
-      <w:bookmarkStart w:id="92" w:name="_Toc230097849"/>
-      <w:r>
+      <w:bookmarkStart w:id="92" w:name="_Toc230346484"/>
+      <w:r>
+        <w:lastRenderedPageBreak/>
         <w:t>INFORMACIÓN DEL DESPLIEGUE DE LAS SONDAS OCEANOGRÁFICAS</w:t>
       </w:r>
       <w:bookmarkEnd w:id="89"/>
@@ -8357,13 +10550,13 @@
         <w:t>ia_parrafo</w:t>
       </w:r>
       <w:r>
-        <w:t>5</w:t>
+        <w:t>4</w:t>
       </w:r>
       <w:r>
         <w:t>&gt;&gt;</w:t>
       </w:r>
       <w:r>
-        <w:t xml:space="preserve"> </w:t>
+        <w:t xml:space="preserve">; todas las sondas funcionaron perfectamente durante y después del despliegue. </w:t>
       </w:r>
       <w:r>
         <w:t xml:space="preserve">En la </w:t>
@@ -8453,7 +10646,7 @@
         <w:jc w:val="center"/>
       </w:pPr>
       <w:bookmarkStart w:id="93" w:name="_Ref217401548"/>
-      <w:bookmarkStart w:id="94" w:name="_Toc230097859"/>
+      <w:bookmarkStart w:id="94" w:name="_Toc230346471"/>
       <w:r>
         <w:t xml:space="preserve">Tabla </w:t>
       </w:r>
@@ -8855,6 +11048,7 @@
           <w:trHeight w:val="622"/>
           <w:tblHeader/>
           <w:jc w:val="center"/>
+          <w:hidden/>
         </w:trPr>
         <w:tc>
           <w:tcPr>
@@ -8863,21 +11057,30 @@
           </w:tcPr>
           <w:p>
             <w:pPr>
-              <w:spacing w:line="240" w:lineRule="auto"/>
-              <w:jc w:val="center"/>
-              <w:rPr>
-                <w:rFonts w:cs="Microsoft Sans Serif"/>
-                <w:sz w:val="20"/>
-                <w:szCs w:val="20"/>
-              </w:rPr>
+              <w:pStyle w:val="textotablascentrado"/>
             </w:pPr>
             <w:r>
               <w:rPr>
-                <w:rFonts w:cs="Microsoft Sans Serif"/>
-                <w:sz w:val="20"/>
+                <w:vanish/>
                 <w:szCs w:val="20"/>
               </w:rPr>
-              <w:t>&lt;&lt;secuencia&gt;&gt;</w:t>
+              <w:t>&lt;&lt;</w:t>
+            </w:r>
+            <w:proofErr w:type="spellStart"/>
+            <w:r>
+              <w:rPr>
+                <w:vanish/>
+                <w:szCs w:val="20"/>
+              </w:rPr>
+              <w:t>tabla_maniobra</w:t>
+            </w:r>
+            <w:proofErr w:type="spellEnd"/>
+            <w:r>
+              <w:rPr>
+                <w:vanish/>
+                <w:szCs w:val="20"/>
+              </w:rPr>
+              <w:t>&gt;&gt;</w:t>
             </w:r>
           </w:p>
         </w:tc>
@@ -8896,32 +11099,6 @@
                 <w:szCs w:val="20"/>
               </w:rPr>
             </w:pPr>
-            <w:r>
-              <w:rPr>
-                <w:rFonts w:cs="Microsoft Sans Serif"/>
-                <w:sz w:val="20"/>
-                <w:szCs w:val="20"/>
-              </w:rPr>
-              <w:t>&lt;&lt;</w:t>
-            </w:r>
-            <w:proofErr w:type="spellStart"/>
-            <w:r>
-              <w:rPr>
-                <w:rFonts w:cs="Microsoft Sans Serif"/>
-                <w:sz w:val="20"/>
-                <w:szCs w:val="20"/>
-              </w:rPr>
-              <w:t>numero_de_serie_de_sonda</w:t>
-            </w:r>
-            <w:proofErr w:type="spellEnd"/>
-            <w:r>
-              <w:rPr>
-                <w:rFonts w:cs="Microsoft Sans Serif"/>
-                <w:sz w:val="20"/>
-                <w:szCs w:val="20"/>
-              </w:rPr>
-              <w:t>&gt;&gt;</w:t>
-            </w:r>
           </w:p>
         </w:tc>
         <w:tc>
@@ -8940,32 +11117,6 @@
                 <w:szCs w:val="20"/>
               </w:rPr>
             </w:pPr>
-            <w:r>
-              <w:rPr>
-                <w:rFonts w:cs="Microsoft Sans Serif"/>
-                <w:sz w:val="20"/>
-                <w:szCs w:val="20"/>
-              </w:rPr>
-              <w:t>&lt;&lt;</w:t>
-            </w:r>
-            <w:proofErr w:type="spellStart"/>
-            <w:r>
-              <w:rPr>
-                <w:rFonts w:cs="Microsoft Sans Serif"/>
-                <w:sz w:val="20"/>
-                <w:szCs w:val="20"/>
-              </w:rPr>
-              <w:t>lat_maniobra</w:t>
-            </w:r>
-            <w:proofErr w:type="spellEnd"/>
-            <w:r>
-              <w:rPr>
-                <w:rFonts w:cs="Microsoft Sans Serif"/>
-                <w:sz w:val="20"/>
-                <w:szCs w:val="20"/>
-              </w:rPr>
-              <w:t>&gt;&gt;</w:t>
-            </w:r>
           </w:p>
         </w:tc>
         <w:tc>
@@ -8984,32 +11135,6 @@
                 <w:szCs w:val="20"/>
               </w:rPr>
             </w:pPr>
-            <w:r>
-              <w:rPr>
-                <w:rFonts w:cs="Microsoft Sans Serif"/>
-                <w:sz w:val="20"/>
-                <w:szCs w:val="20"/>
-              </w:rPr>
-              <w:t>&lt;&lt;</w:t>
-            </w:r>
-            <w:proofErr w:type="spellStart"/>
-            <w:r>
-              <w:rPr>
-                <w:rFonts w:cs="Microsoft Sans Serif"/>
-                <w:sz w:val="20"/>
-                <w:szCs w:val="20"/>
-              </w:rPr>
-              <w:t>lon_maniobra</w:t>
-            </w:r>
-            <w:proofErr w:type="spellEnd"/>
-            <w:r>
-              <w:rPr>
-                <w:rFonts w:cs="Microsoft Sans Serif"/>
-                <w:sz w:val="20"/>
-                <w:szCs w:val="20"/>
-              </w:rPr>
-              <w:t>&gt;&gt;</w:t>
-            </w:r>
           </w:p>
         </w:tc>
         <w:tc>
@@ -9027,32 +11152,6 @@
                 <w:szCs w:val="20"/>
               </w:rPr>
             </w:pPr>
-            <w:r>
-              <w:rPr>
-                <w:rFonts w:cs="Microsoft Sans Serif"/>
-                <w:sz w:val="20"/>
-                <w:szCs w:val="20"/>
-              </w:rPr>
-              <w:t>&lt;&lt;</w:t>
-            </w:r>
-            <w:proofErr w:type="spellStart"/>
-            <w:r>
-              <w:rPr>
-                <w:rFonts w:cs="Microsoft Sans Serif"/>
-                <w:sz w:val="20"/>
-                <w:szCs w:val="20"/>
-              </w:rPr>
-              <w:t>fecha_y_hora_de_maniobra</w:t>
-            </w:r>
-            <w:proofErr w:type="spellEnd"/>
-            <w:r>
-              <w:rPr>
-                <w:rFonts w:cs="Microsoft Sans Serif"/>
-                <w:sz w:val="20"/>
-                <w:szCs w:val="20"/>
-              </w:rPr>
-              <w:t>&gt;&gt;</w:t>
-            </w:r>
           </w:p>
         </w:tc>
         <w:tc>
@@ -9070,14 +11169,6 @@
                 <w:szCs w:val="20"/>
               </w:rPr>
             </w:pPr>
-            <w:r>
-              <w:rPr>
-                <w:rFonts w:cs="Microsoft Sans Serif"/>
-                <w:sz w:val="20"/>
-                <w:szCs w:val="20"/>
-              </w:rPr>
-              <w:t>&lt;&lt;estado&gt;&gt;</w:t>
-            </w:r>
           </w:p>
         </w:tc>
       </w:tr>
@@ -9092,7 +11183,7 @@
         <w:jc w:val="center"/>
       </w:pPr>
       <w:bookmarkStart w:id="96" w:name="_Ref229050865"/>
-      <w:bookmarkStart w:id="97" w:name="_Toc230097860"/>
+      <w:bookmarkStart w:id="97" w:name="_Toc230346472"/>
       <w:r>
         <w:t xml:space="preserve">Tabla </w:t>
       </w:r>
@@ -9133,10 +11224,10 @@
         <w:tblLook w:val="04A0" w:firstRow="1" w:lastRow="0" w:firstColumn="1" w:lastColumn="0" w:noHBand="0" w:noVBand="1"/>
       </w:tblPr>
       <w:tblGrid>
-        <w:gridCol w:w="1509"/>
-        <w:gridCol w:w="3152"/>
-        <w:gridCol w:w="3214"/>
-        <w:gridCol w:w="1793"/>
+        <w:gridCol w:w="1855"/>
+        <w:gridCol w:w="1314"/>
+        <w:gridCol w:w="3651"/>
+        <w:gridCol w:w="2848"/>
       </w:tblGrid>
       <w:tr>
         <w:trPr>
@@ -9145,7 +11236,7 @@
         </w:trPr>
         <w:tc>
           <w:tcPr>
-            <w:tcW w:w="362" w:type="pct"/>
+            <w:tcW w:w="959" w:type="pct"/>
             <w:tcBorders>
               <w:top w:val="single" w:sz="8" w:space="0" w:color="auto"/>
               <w:left w:val="single" w:sz="8" w:space="0" w:color="auto"/>
@@ -9185,7 +11276,7 @@
         </w:tc>
         <w:tc>
           <w:tcPr>
-            <w:tcW w:w="879" w:type="pct"/>
+            <w:tcW w:w="680" w:type="pct"/>
             <w:tcBorders>
               <w:top w:val="single" w:sz="8" w:space="0" w:color="auto"/>
               <w:left w:val="nil"/>
@@ -9225,7 +11316,7 @@
         </w:tc>
         <w:tc>
           <w:tcPr>
-            <w:tcW w:w="2087" w:type="pct"/>
+            <w:tcW w:w="1888" w:type="pct"/>
             <w:tcBorders>
               <w:top w:val="single" w:sz="8" w:space="0" w:color="auto"/>
               <w:left w:val="nil"/>
@@ -9265,7 +11356,7 @@
         </w:tc>
         <w:tc>
           <w:tcPr>
-            <w:tcW w:w="1672" w:type="pct"/>
+            <w:tcW w:w="1473" w:type="pct"/>
             <w:tcBorders>
               <w:top w:val="single" w:sz="8" w:space="0" w:color="auto"/>
               <w:left w:val="nil"/>
@@ -9310,45 +11401,7 @@
         </w:trPr>
         <w:tc>
           <w:tcPr>
-            <w:tcW w:w="362" w:type="pct"/>
-            <w:vMerge w:val="restart"/>
-            <w:tcBorders>
-              <w:top w:val="single" w:sz="4" w:space="0" w:color="auto"/>
-              <w:left w:val="single" w:sz="4" w:space="0" w:color="auto"/>
-              <w:bottom w:val="single" w:sz="4" w:space="0" w:color="000000"/>
-              <w:right w:val="single" w:sz="4" w:space="0" w:color="auto"/>
-            </w:tcBorders>
-            <w:shd w:val="clear" w:color="auto" w:fill="FFFFFF" w:themeFill="background1"/>
-            <w:noWrap/>
-            <w:vAlign w:val="center"/>
-            <w:hideMark/>
-          </w:tcPr>
-          <w:p>
-            <w:pPr>
-              <w:suppressAutoHyphens w:val="0"/>
-              <w:spacing w:line="240" w:lineRule="auto"/>
-              <w:jc w:val="center"/>
-              <w:rPr>
-                <w:rFonts w:cs="Microsoft Sans Serif"/>
-                <w:color w:val="000000"/>
-                <w:sz w:val="20"/>
-                <w:szCs w:val="20"/>
-              </w:rPr>
-            </w:pPr>
-            <w:r>
-              <w:rPr>
-                <w:rFonts w:cs="Microsoft Sans Serif"/>
-                <w:sz w:val="20"/>
-                <w:szCs w:val="20"/>
-              </w:rPr>
-              <w:t>&lt;&lt;secuencia&gt;&gt;</w:t>
-            </w:r>
-          </w:p>
-        </w:tc>
-        <w:tc>
-          <w:tcPr>
-            <w:tcW w:w="879" w:type="pct"/>
-            <w:vMerge w:val="restart"/>
+            <w:tcW w:w="959" w:type="pct"/>
             <w:tcBorders>
               <w:top w:val="single" w:sz="4" w:space="0" w:color="auto"/>
               <w:left w:val="single" w:sz="4" w:space="0" w:color="auto"/>
@@ -9387,7 +11440,7 @@
                 <w:sz w:val="20"/>
                 <w:szCs w:val="20"/>
               </w:rPr>
-              <w:t>numero_de_serie_de_sonda</w:t>
+              <w:t>tabla_equipos</w:t>
             </w:r>
             <w:proofErr w:type="spellEnd"/>
             <w:r>
@@ -9402,23 +11455,22 @@
         </w:tc>
         <w:tc>
           <w:tcPr>
-            <w:tcW w:w="2087" w:type="pct"/>
+            <w:tcW w:w="680" w:type="pct"/>
             <w:tcBorders>
               <w:top w:val="single" w:sz="4" w:space="0" w:color="auto"/>
-              <w:left w:val="nil"/>
+              <w:left w:val="single" w:sz="4" w:space="0" w:color="auto"/>
               <w:bottom w:val="single" w:sz="4" w:space="0" w:color="auto"/>
               <w:right w:val="single" w:sz="4" w:space="0" w:color="auto"/>
             </w:tcBorders>
             <w:shd w:val="clear" w:color="auto" w:fill="FFFFFF" w:themeFill="background1"/>
             <w:noWrap/>
             <w:vAlign w:val="center"/>
-            <w:hideMark/>
           </w:tcPr>
           <w:p>
             <w:pPr>
               <w:suppressAutoHyphens w:val="0"/>
               <w:spacing w:line="240" w:lineRule="auto"/>
-              <w:jc w:val="left"/>
+              <w:jc w:val="center"/>
               <w:rPr>
                 <w:rFonts w:cs="Microsoft Sans Serif"/>
                 <w:color w:val="000000"/>
@@ -9426,29 +11478,11 @@
                 <w:szCs w:val="20"/>
               </w:rPr>
             </w:pPr>
-            <w:r>
-              <w:rPr>
-                <w:rFonts w:cs="Microsoft Sans Serif"/>
-                <w:color w:val="000000"/>
-                <w:sz w:val="20"/>
-                <w:szCs w:val="20"/>
-              </w:rPr>
-              <w:t>GPS</w:t>
-            </w:r>
-            <w:r>
-              <w:rPr>
-                <w:rFonts w:cs="Microsoft Sans Serif"/>
-                <w:color w:val="000000"/>
-                <w:sz w:val="20"/>
-                <w:szCs w:val="20"/>
-              </w:rPr>
-              <w:t xml:space="preserve"> primario</w:t>
-            </w:r>
           </w:p>
         </w:tc>
         <w:tc>
           <w:tcPr>
-            <w:tcW w:w="1672" w:type="pct"/>
+            <w:tcW w:w="1888" w:type="pct"/>
             <w:tcBorders>
               <w:top w:val="single" w:sz="4" w:space="0" w:color="auto"/>
               <w:left w:val="nil"/>
@@ -9463,67 +11497,6 @@
             <w:pPr>
               <w:suppressAutoHyphens w:val="0"/>
               <w:spacing w:line="240" w:lineRule="auto"/>
-              <w:rPr>
-                <w:rFonts w:cs="Microsoft Sans Serif"/>
-                <w:color w:val="000000"/>
-                <w:sz w:val="20"/>
-                <w:szCs w:val="20"/>
-              </w:rPr>
-            </w:pPr>
-            <w:r>
-              <w:rPr>
-                <w:rFonts w:cs="Microsoft Sans Serif"/>
-                <w:color w:val="000000"/>
-                <w:sz w:val="20"/>
-                <w:szCs w:val="20"/>
-              </w:rPr>
-              <w:t>&lt;&lt;</w:t>
-            </w:r>
-            <w:proofErr w:type="spellStart"/>
-            <w:r>
-              <w:rPr>
-                <w:rFonts w:cs="Microsoft Sans Serif"/>
-                <w:color w:val="000000"/>
-                <w:sz w:val="20"/>
-                <w:szCs w:val="20"/>
-              </w:rPr>
-              <w:t>ns_equipo</w:t>
-            </w:r>
-            <w:proofErr w:type="spellEnd"/>
-            <w:r>
-              <w:rPr>
-                <w:rFonts w:cs="Microsoft Sans Serif"/>
-                <w:color w:val="000000"/>
-                <w:sz w:val="20"/>
-                <w:szCs w:val="20"/>
-              </w:rPr>
-              <w:t>&gt;&gt;</w:t>
-            </w:r>
-          </w:p>
-        </w:tc>
-      </w:tr>
-      <w:tr>
-        <w:trPr>
-          <w:trHeight w:val="300"/>
-        </w:trPr>
-        <w:tc>
-          <w:tcPr>
-            <w:tcW w:w="362" w:type="pct"/>
-            <w:vMerge/>
-            <w:tcBorders>
-              <w:top w:val="single" w:sz="4" w:space="0" w:color="auto"/>
-              <w:left w:val="single" w:sz="4" w:space="0" w:color="auto"/>
-              <w:bottom w:val="single" w:sz="4" w:space="0" w:color="000000"/>
-              <w:right w:val="single" w:sz="4" w:space="0" w:color="auto"/>
-            </w:tcBorders>
-            <w:shd w:val="clear" w:color="auto" w:fill="FFFFFF" w:themeFill="background1"/>
-            <w:vAlign w:val="center"/>
-            <w:hideMark/>
-          </w:tcPr>
-          <w:p>
-            <w:pPr>
-              <w:suppressAutoHyphens w:val="0"/>
-              <w:spacing w:line="240" w:lineRule="auto"/>
               <w:jc w:val="left"/>
               <w:rPr>
                 <w:rFonts w:cs="Microsoft Sans Serif"/>
@@ -9536,703 +11509,9 @@
         </w:tc>
         <w:tc>
           <w:tcPr>
-            <w:tcW w:w="879" w:type="pct"/>
-            <w:vMerge/>
+            <w:tcW w:w="1473" w:type="pct"/>
             <w:tcBorders>
               <w:top w:val="single" w:sz="4" w:space="0" w:color="auto"/>
-              <w:left w:val="single" w:sz="4" w:space="0" w:color="auto"/>
-              <w:bottom w:val="single" w:sz="4" w:space="0" w:color="auto"/>
-              <w:right w:val="single" w:sz="4" w:space="0" w:color="auto"/>
-            </w:tcBorders>
-            <w:shd w:val="clear" w:color="auto" w:fill="FFFFFF" w:themeFill="background1"/>
-            <w:vAlign w:val="center"/>
-            <w:hideMark/>
-          </w:tcPr>
-          <w:p>
-            <w:pPr>
-              <w:suppressAutoHyphens w:val="0"/>
-              <w:spacing w:line="240" w:lineRule="auto"/>
-              <w:jc w:val="left"/>
-              <w:rPr>
-                <w:rFonts w:cs="Microsoft Sans Serif"/>
-                <w:color w:val="000000"/>
-                <w:sz w:val="20"/>
-                <w:szCs w:val="20"/>
-              </w:rPr>
-            </w:pPr>
-          </w:p>
-        </w:tc>
-        <w:tc>
-          <w:tcPr>
-            <w:tcW w:w="2087" w:type="pct"/>
-            <w:tcBorders>
-              <w:top w:val="nil"/>
-              <w:left w:val="nil"/>
-              <w:bottom w:val="single" w:sz="4" w:space="0" w:color="auto"/>
-              <w:right w:val="single" w:sz="4" w:space="0" w:color="auto"/>
-            </w:tcBorders>
-            <w:shd w:val="clear" w:color="auto" w:fill="FFFFFF" w:themeFill="background1"/>
-            <w:noWrap/>
-            <w:vAlign w:val="center"/>
-            <w:hideMark/>
-          </w:tcPr>
-          <w:p>
-            <w:pPr>
-              <w:suppressAutoHyphens w:val="0"/>
-              <w:spacing w:line="240" w:lineRule="auto"/>
-              <w:jc w:val="left"/>
-              <w:rPr>
-                <w:rFonts w:cs="Microsoft Sans Serif"/>
-                <w:color w:val="000000"/>
-                <w:sz w:val="20"/>
-                <w:szCs w:val="20"/>
-              </w:rPr>
-            </w:pPr>
-            <w:r>
-              <w:rPr>
-                <w:rFonts w:cs="Microsoft Sans Serif"/>
-                <w:color w:val="000000"/>
-                <w:sz w:val="20"/>
-                <w:szCs w:val="20"/>
-              </w:rPr>
-              <w:t xml:space="preserve">GPS </w:t>
-            </w:r>
-            <w:r>
-              <w:rPr>
-                <w:rFonts w:cs="Microsoft Sans Serif"/>
-                <w:color w:val="000000"/>
-                <w:sz w:val="20"/>
-                <w:szCs w:val="20"/>
-              </w:rPr>
-              <w:t>secundario</w:t>
-            </w:r>
-          </w:p>
-        </w:tc>
-        <w:tc>
-          <w:tcPr>
-            <w:tcW w:w="1672" w:type="pct"/>
-            <w:tcBorders>
-              <w:top w:val="nil"/>
-              <w:left w:val="nil"/>
-              <w:bottom w:val="single" w:sz="4" w:space="0" w:color="auto"/>
-              <w:right w:val="single" w:sz="4" w:space="0" w:color="auto"/>
-            </w:tcBorders>
-            <w:shd w:val="clear" w:color="auto" w:fill="FFFFFF" w:themeFill="background1"/>
-            <w:noWrap/>
-            <w:vAlign w:val="center"/>
-          </w:tcPr>
-          <w:p>
-            <w:pPr>
-              <w:suppressAutoHyphens w:val="0"/>
-              <w:spacing w:line="240" w:lineRule="auto"/>
-              <w:rPr>
-                <w:rFonts w:cs="Microsoft Sans Serif"/>
-                <w:color w:val="000000"/>
-                <w:sz w:val="20"/>
-                <w:szCs w:val="20"/>
-              </w:rPr>
-            </w:pPr>
-          </w:p>
-        </w:tc>
-      </w:tr>
-      <w:tr>
-        <w:trPr>
-          <w:trHeight w:val="300"/>
-        </w:trPr>
-        <w:tc>
-          <w:tcPr>
-            <w:tcW w:w="362" w:type="pct"/>
-            <w:vMerge/>
-            <w:tcBorders>
-              <w:top w:val="single" w:sz="4" w:space="0" w:color="auto"/>
-              <w:left w:val="single" w:sz="4" w:space="0" w:color="auto"/>
-              <w:bottom w:val="single" w:sz="4" w:space="0" w:color="000000"/>
-              <w:right w:val="single" w:sz="4" w:space="0" w:color="auto"/>
-            </w:tcBorders>
-            <w:shd w:val="clear" w:color="auto" w:fill="FFFFFF" w:themeFill="background1"/>
-            <w:vAlign w:val="center"/>
-            <w:hideMark/>
-          </w:tcPr>
-          <w:p>
-            <w:pPr>
-              <w:suppressAutoHyphens w:val="0"/>
-              <w:spacing w:line="240" w:lineRule="auto"/>
-              <w:jc w:val="left"/>
-              <w:rPr>
-                <w:rFonts w:cs="Microsoft Sans Serif"/>
-                <w:color w:val="000000"/>
-                <w:sz w:val="20"/>
-                <w:szCs w:val="20"/>
-              </w:rPr>
-            </w:pPr>
-          </w:p>
-        </w:tc>
-        <w:tc>
-          <w:tcPr>
-            <w:tcW w:w="879" w:type="pct"/>
-            <w:vMerge/>
-            <w:tcBorders>
-              <w:top w:val="single" w:sz="4" w:space="0" w:color="auto"/>
-              <w:left w:val="single" w:sz="4" w:space="0" w:color="auto"/>
-              <w:bottom w:val="single" w:sz="4" w:space="0" w:color="auto"/>
-              <w:right w:val="single" w:sz="4" w:space="0" w:color="auto"/>
-            </w:tcBorders>
-            <w:shd w:val="clear" w:color="auto" w:fill="FFFFFF" w:themeFill="background1"/>
-            <w:vAlign w:val="center"/>
-            <w:hideMark/>
-          </w:tcPr>
-          <w:p>
-            <w:pPr>
-              <w:suppressAutoHyphens w:val="0"/>
-              <w:spacing w:line="240" w:lineRule="auto"/>
-              <w:jc w:val="left"/>
-              <w:rPr>
-                <w:rFonts w:cs="Microsoft Sans Serif"/>
-                <w:color w:val="000000"/>
-                <w:sz w:val="20"/>
-                <w:szCs w:val="20"/>
-              </w:rPr>
-            </w:pPr>
-          </w:p>
-        </w:tc>
-        <w:tc>
-          <w:tcPr>
-            <w:tcW w:w="2087" w:type="pct"/>
-            <w:tcBorders>
-              <w:top w:val="nil"/>
-              <w:left w:val="nil"/>
-              <w:bottom w:val="single" w:sz="4" w:space="0" w:color="auto"/>
-              <w:right w:val="single" w:sz="4" w:space="0" w:color="auto"/>
-            </w:tcBorders>
-            <w:shd w:val="clear" w:color="auto" w:fill="FFFFFF" w:themeFill="background1"/>
-            <w:noWrap/>
-            <w:vAlign w:val="center"/>
-            <w:hideMark/>
-          </w:tcPr>
-          <w:p>
-            <w:pPr>
-              <w:suppressAutoHyphens w:val="0"/>
-              <w:spacing w:line="240" w:lineRule="auto"/>
-              <w:jc w:val="left"/>
-              <w:rPr>
-                <w:rFonts w:cs="Microsoft Sans Serif"/>
-                <w:color w:val="000000"/>
-                <w:sz w:val="20"/>
-                <w:szCs w:val="20"/>
-              </w:rPr>
-            </w:pPr>
-            <w:r>
-              <w:rPr>
-                <w:rFonts w:cs="Microsoft Sans Serif"/>
-                <w:color w:val="000000"/>
-                <w:sz w:val="20"/>
-                <w:szCs w:val="20"/>
-              </w:rPr>
-              <w:t>Sistema de telemetría primario</w:t>
-            </w:r>
-          </w:p>
-        </w:tc>
-        <w:tc>
-          <w:tcPr>
-            <w:tcW w:w="1672" w:type="pct"/>
-            <w:tcBorders>
-              <w:top w:val="nil"/>
-              <w:left w:val="nil"/>
-              <w:bottom w:val="single" w:sz="4" w:space="0" w:color="auto"/>
-              <w:right w:val="single" w:sz="4" w:space="0" w:color="auto"/>
-            </w:tcBorders>
-            <w:shd w:val="clear" w:color="auto" w:fill="FFFFFF" w:themeFill="background1"/>
-            <w:noWrap/>
-            <w:vAlign w:val="center"/>
-          </w:tcPr>
-          <w:p>
-            <w:pPr>
-              <w:suppressAutoHyphens w:val="0"/>
-              <w:spacing w:line="240" w:lineRule="auto"/>
-              <w:rPr>
-                <w:rFonts w:cs="Microsoft Sans Serif"/>
-                <w:color w:val="000000"/>
-                <w:sz w:val="20"/>
-                <w:szCs w:val="20"/>
-              </w:rPr>
-            </w:pPr>
-          </w:p>
-        </w:tc>
-      </w:tr>
-      <w:tr>
-        <w:trPr>
-          <w:trHeight w:val="300"/>
-        </w:trPr>
-        <w:tc>
-          <w:tcPr>
-            <w:tcW w:w="362" w:type="pct"/>
-            <w:vMerge/>
-            <w:tcBorders>
-              <w:top w:val="single" w:sz="4" w:space="0" w:color="auto"/>
-              <w:left w:val="single" w:sz="4" w:space="0" w:color="auto"/>
-              <w:bottom w:val="single" w:sz="4" w:space="0" w:color="000000"/>
-              <w:right w:val="single" w:sz="4" w:space="0" w:color="auto"/>
-            </w:tcBorders>
-            <w:shd w:val="clear" w:color="auto" w:fill="FFFFFF" w:themeFill="background1"/>
-            <w:vAlign w:val="center"/>
-            <w:hideMark/>
-          </w:tcPr>
-          <w:p>
-            <w:pPr>
-              <w:suppressAutoHyphens w:val="0"/>
-              <w:spacing w:line="240" w:lineRule="auto"/>
-              <w:jc w:val="left"/>
-              <w:rPr>
-                <w:rFonts w:cs="Microsoft Sans Serif"/>
-                <w:color w:val="000000"/>
-                <w:sz w:val="20"/>
-                <w:szCs w:val="20"/>
-              </w:rPr>
-            </w:pPr>
-          </w:p>
-        </w:tc>
-        <w:tc>
-          <w:tcPr>
-            <w:tcW w:w="879" w:type="pct"/>
-            <w:vMerge/>
-            <w:tcBorders>
-              <w:top w:val="single" w:sz="4" w:space="0" w:color="auto"/>
-              <w:left w:val="single" w:sz="4" w:space="0" w:color="auto"/>
-              <w:bottom w:val="single" w:sz="4" w:space="0" w:color="auto"/>
-              <w:right w:val="single" w:sz="4" w:space="0" w:color="auto"/>
-            </w:tcBorders>
-            <w:shd w:val="clear" w:color="auto" w:fill="FFFFFF" w:themeFill="background1"/>
-            <w:vAlign w:val="center"/>
-            <w:hideMark/>
-          </w:tcPr>
-          <w:p>
-            <w:pPr>
-              <w:suppressAutoHyphens w:val="0"/>
-              <w:spacing w:line="240" w:lineRule="auto"/>
-              <w:jc w:val="left"/>
-              <w:rPr>
-                <w:rFonts w:cs="Microsoft Sans Serif"/>
-                <w:color w:val="000000"/>
-                <w:sz w:val="20"/>
-                <w:szCs w:val="20"/>
-              </w:rPr>
-            </w:pPr>
-          </w:p>
-        </w:tc>
-        <w:tc>
-          <w:tcPr>
-            <w:tcW w:w="2087" w:type="pct"/>
-            <w:tcBorders>
-              <w:top w:val="nil"/>
-              <w:left w:val="nil"/>
-              <w:bottom w:val="single" w:sz="4" w:space="0" w:color="auto"/>
-              <w:right w:val="single" w:sz="4" w:space="0" w:color="auto"/>
-            </w:tcBorders>
-            <w:shd w:val="clear" w:color="auto" w:fill="FFFFFF" w:themeFill="background1"/>
-            <w:noWrap/>
-            <w:vAlign w:val="center"/>
-            <w:hideMark/>
-          </w:tcPr>
-          <w:p>
-            <w:pPr>
-              <w:suppressAutoHyphens w:val="0"/>
-              <w:spacing w:line="240" w:lineRule="auto"/>
-              <w:jc w:val="left"/>
-              <w:rPr>
-                <w:rFonts w:cs="Microsoft Sans Serif"/>
-                <w:color w:val="000000"/>
-                <w:sz w:val="20"/>
-                <w:szCs w:val="20"/>
-              </w:rPr>
-            </w:pPr>
-            <w:r>
-              <w:rPr>
-                <w:rFonts w:cs="Microsoft Sans Serif"/>
-                <w:color w:val="000000"/>
-                <w:sz w:val="20"/>
-                <w:szCs w:val="20"/>
-              </w:rPr>
-              <w:t>Sistema de telemetría secundario</w:t>
-            </w:r>
-          </w:p>
-        </w:tc>
-        <w:tc>
-          <w:tcPr>
-            <w:tcW w:w="1672" w:type="pct"/>
-            <w:tcBorders>
-              <w:top w:val="nil"/>
-              <w:left w:val="nil"/>
-              <w:bottom w:val="single" w:sz="4" w:space="0" w:color="auto"/>
-              <w:right w:val="single" w:sz="4" w:space="0" w:color="auto"/>
-            </w:tcBorders>
-            <w:shd w:val="clear" w:color="auto" w:fill="FFFFFF" w:themeFill="background1"/>
-            <w:noWrap/>
-            <w:vAlign w:val="center"/>
-          </w:tcPr>
-          <w:p>
-            <w:pPr>
-              <w:suppressAutoHyphens w:val="0"/>
-              <w:spacing w:line="240" w:lineRule="auto"/>
-              <w:rPr>
-                <w:rFonts w:cs="Microsoft Sans Serif"/>
-                <w:color w:val="000000"/>
-                <w:sz w:val="20"/>
-                <w:szCs w:val="20"/>
-              </w:rPr>
-            </w:pPr>
-          </w:p>
-        </w:tc>
-      </w:tr>
-      <w:tr>
-        <w:trPr>
-          <w:trHeight w:val="300"/>
-        </w:trPr>
-        <w:tc>
-          <w:tcPr>
-            <w:tcW w:w="362" w:type="pct"/>
-            <w:vMerge/>
-            <w:tcBorders>
-              <w:top w:val="single" w:sz="4" w:space="0" w:color="auto"/>
-              <w:left w:val="single" w:sz="4" w:space="0" w:color="auto"/>
-              <w:bottom w:val="single" w:sz="4" w:space="0" w:color="000000"/>
-              <w:right w:val="single" w:sz="4" w:space="0" w:color="auto"/>
-            </w:tcBorders>
-            <w:shd w:val="clear" w:color="auto" w:fill="FFFFFF" w:themeFill="background1"/>
-            <w:vAlign w:val="center"/>
-            <w:hideMark/>
-          </w:tcPr>
-          <w:p>
-            <w:pPr>
-              <w:suppressAutoHyphens w:val="0"/>
-              <w:spacing w:line="240" w:lineRule="auto"/>
-              <w:jc w:val="left"/>
-              <w:rPr>
-                <w:rFonts w:cs="Microsoft Sans Serif"/>
-                <w:color w:val="000000"/>
-                <w:sz w:val="20"/>
-                <w:szCs w:val="20"/>
-              </w:rPr>
-            </w:pPr>
-          </w:p>
-        </w:tc>
-        <w:tc>
-          <w:tcPr>
-            <w:tcW w:w="879" w:type="pct"/>
-            <w:vMerge/>
-            <w:tcBorders>
-              <w:top w:val="single" w:sz="4" w:space="0" w:color="auto"/>
-              <w:left w:val="single" w:sz="4" w:space="0" w:color="auto"/>
-              <w:bottom w:val="single" w:sz="4" w:space="0" w:color="auto"/>
-              <w:right w:val="single" w:sz="4" w:space="0" w:color="auto"/>
-            </w:tcBorders>
-            <w:shd w:val="clear" w:color="auto" w:fill="FFFFFF" w:themeFill="background1"/>
-            <w:vAlign w:val="center"/>
-            <w:hideMark/>
-          </w:tcPr>
-          <w:p>
-            <w:pPr>
-              <w:suppressAutoHyphens w:val="0"/>
-              <w:spacing w:line="240" w:lineRule="auto"/>
-              <w:jc w:val="left"/>
-              <w:rPr>
-                <w:rFonts w:cs="Microsoft Sans Serif"/>
-                <w:color w:val="000000"/>
-                <w:sz w:val="20"/>
-                <w:szCs w:val="20"/>
-              </w:rPr>
-            </w:pPr>
-          </w:p>
-        </w:tc>
-        <w:tc>
-          <w:tcPr>
-            <w:tcW w:w="2087" w:type="pct"/>
-            <w:tcBorders>
-              <w:top w:val="nil"/>
-              <w:left w:val="nil"/>
-              <w:bottom w:val="single" w:sz="4" w:space="0" w:color="auto"/>
-              <w:right w:val="single" w:sz="4" w:space="0" w:color="auto"/>
-            </w:tcBorders>
-            <w:shd w:val="clear" w:color="auto" w:fill="FFFFFF" w:themeFill="background1"/>
-            <w:noWrap/>
-            <w:vAlign w:val="center"/>
-            <w:hideMark/>
-          </w:tcPr>
-          <w:p>
-            <w:pPr>
-              <w:suppressAutoHyphens w:val="0"/>
-              <w:spacing w:line="240" w:lineRule="auto"/>
-              <w:jc w:val="left"/>
-              <w:rPr>
-                <w:rFonts w:cs="Microsoft Sans Serif"/>
-                <w:color w:val="000000"/>
-                <w:sz w:val="20"/>
-                <w:szCs w:val="20"/>
-              </w:rPr>
-            </w:pPr>
-            <w:r>
-              <w:rPr>
-                <w:rFonts w:cs="Microsoft Sans Serif"/>
-                <w:color w:val="000000"/>
-                <w:sz w:val="20"/>
-                <w:szCs w:val="20"/>
-              </w:rPr>
-              <w:t>Sensor de temperatura primario</w:t>
-            </w:r>
-          </w:p>
-        </w:tc>
-        <w:tc>
-          <w:tcPr>
-            <w:tcW w:w="1672" w:type="pct"/>
-            <w:tcBorders>
-              <w:top w:val="nil"/>
-              <w:left w:val="nil"/>
-              <w:bottom w:val="single" w:sz="4" w:space="0" w:color="auto"/>
-              <w:right w:val="single" w:sz="4" w:space="0" w:color="auto"/>
-            </w:tcBorders>
-            <w:shd w:val="clear" w:color="auto" w:fill="FFFFFF" w:themeFill="background1"/>
-            <w:noWrap/>
-            <w:vAlign w:val="center"/>
-          </w:tcPr>
-          <w:p>
-            <w:pPr>
-              <w:suppressAutoHyphens w:val="0"/>
-              <w:spacing w:line="240" w:lineRule="auto"/>
-              <w:rPr>
-                <w:rFonts w:cs="Microsoft Sans Serif"/>
-                <w:color w:val="000000"/>
-                <w:sz w:val="20"/>
-                <w:szCs w:val="20"/>
-              </w:rPr>
-            </w:pPr>
-          </w:p>
-        </w:tc>
-      </w:tr>
-      <w:tr>
-        <w:trPr>
-          <w:trHeight w:val="300"/>
-        </w:trPr>
-        <w:tc>
-          <w:tcPr>
-            <w:tcW w:w="362" w:type="pct"/>
-            <w:vMerge/>
-            <w:tcBorders>
-              <w:top w:val="single" w:sz="4" w:space="0" w:color="auto"/>
-              <w:left w:val="single" w:sz="4" w:space="0" w:color="auto"/>
-              <w:bottom w:val="single" w:sz="4" w:space="0" w:color="000000"/>
-              <w:right w:val="single" w:sz="4" w:space="0" w:color="auto"/>
-            </w:tcBorders>
-            <w:shd w:val="clear" w:color="auto" w:fill="FFFFFF" w:themeFill="background1"/>
-            <w:vAlign w:val="center"/>
-            <w:hideMark/>
-          </w:tcPr>
-          <w:p>
-            <w:pPr>
-              <w:suppressAutoHyphens w:val="0"/>
-              <w:spacing w:line="240" w:lineRule="auto"/>
-              <w:jc w:val="left"/>
-              <w:rPr>
-                <w:rFonts w:cs="Microsoft Sans Serif"/>
-                <w:color w:val="000000"/>
-                <w:sz w:val="20"/>
-                <w:szCs w:val="20"/>
-              </w:rPr>
-            </w:pPr>
-          </w:p>
-        </w:tc>
-        <w:tc>
-          <w:tcPr>
-            <w:tcW w:w="879" w:type="pct"/>
-            <w:vMerge/>
-            <w:tcBorders>
-              <w:top w:val="single" w:sz="4" w:space="0" w:color="auto"/>
-              <w:left w:val="single" w:sz="4" w:space="0" w:color="auto"/>
-              <w:bottom w:val="single" w:sz="4" w:space="0" w:color="auto"/>
-              <w:right w:val="single" w:sz="4" w:space="0" w:color="auto"/>
-            </w:tcBorders>
-            <w:shd w:val="clear" w:color="auto" w:fill="FFFFFF" w:themeFill="background1"/>
-            <w:vAlign w:val="center"/>
-            <w:hideMark/>
-          </w:tcPr>
-          <w:p>
-            <w:pPr>
-              <w:suppressAutoHyphens w:val="0"/>
-              <w:spacing w:line="240" w:lineRule="auto"/>
-              <w:jc w:val="left"/>
-              <w:rPr>
-                <w:rFonts w:cs="Microsoft Sans Serif"/>
-                <w:color w:val="000000"/>
-                <w:sz w:val="20"/>
-                <w:szCs w:val="20"/>
-              </w:rPr>
-            </w:pPr>
-          </w:p>
-        </w:tc>
-        <w:tc>
-          <w:tcPr>
-            <w:tcW w:w="2087" w:type="pct"/>
-            <w:tcBorders>
-              <w:top w:val="nil"/>
-              <w:left w:val="nil"/>
-              <w:bottom w:val="single" w:sz="4" w:space="0" w:color="auto"/>
-              <w:right w:val="single" w:sz="4" w:space="0" w:color="auto"/>
-            </w:tcBorders>
-            <w:shd w:val="clear" w:color="auto" w:fill="FFFFFF" w:themeFill="background1"/>
-            <w:noWrap/>
-            <w:vAlign w:val="center"/>
-            <w:hideMark/>
-          </w:tcPr>
-          <w:p>
-            <w:pPr>
-              <w:suppressAutoHyphens w:val="0"/>
-              <w:spacing w:line="240" w:lineRule="auto"/>
-              <w:jc w:val="left"/>
-              <w:rPr>
-                <w:rFonts w:cs="Microsoft Sans Serif"/>
-                <w:color w:val="000000"/>
-                <w:sz w:val="20"/>
-                <w:szCs w:val="20"/>
-              </w:rPr>
-            </w:pPr>
-            <w:r>
-              <w:rPr>
-                <w:rFonts w:cs="Microsoft Sans Serif"/>
-                <w:color w:val="000000"/>
-                <w:sz w:val="20"/>
-                <w:szCs w:val="20"/>
-              </w:rPr>
-              <w:t>Sensor de temperatura secundario</w:t>
-            </w:r>
-          </w:p>
-        </w:tc>
-        <w:tc>
-          <w:tcPr>
-            <w:tcW w:w="1672" w:type="pct"/>
-            <w:tcBorders>
-              <w:top w:val="nil"/>
-              <w:left w:val="nil"/>
-              <w:bottom w:val="single" w:sz="4" w:space="0" w:color="auto"/>
-              <w:right w:val="single" w:sz="4" w:space="0" w:color="auto"/>
-            </w:tcBorders>
-            <w:shd w:val="clear" w:color="auto" w:fill="FFFFFF" w:themeFill="background1"/>
-            <w:noWrap/>
-            <w:vAlign w:val="center"/>
-          </w:tcPr>
-          <w:p>
-            <w:pPr>
-              <w:suppressAutoHyphens w:val="0"/>
-              <w:spacing w:line="240" w:lineRule="auto"/>
-              <w:rPr>
-                <w:rFonts w:cs="Microsoft Sans Serif"/>
-                <w:color w:val="000000"/>
-                <w:sz w:val="20"/>
-                <w:szCs w:val="20"/>
-              </w:rPr>
-            </w:pPr>
-          </w:p>
-        </w:tc>
-      </w:tr>
-      <w:tr>
-        <w:trPr>
-          <w:trHeight w:val="300"/>
-        </w:trPr>
-        <w:tc>
-          <w:tcPr>
-            <w:tcW w:w="362" w:type="pct"/>
-            <w:vMerge/>
-            <w:tcBorders>
-              <w:top w:val="single" w:sz="4" w:space="0" w:color="auto"/>
-              <w:left w:val="single" w:sz="4" w:space="0" w:color="auto"/>
-              <w:bottom w:val="single" w:sz="4" w:space="0" w:color="000000"/>
-              <w:right w:val="single" w:sz="4" w:space="0" w:color="auto"/>
-            </w:tcBorders>
-            <w:shd w:val="clear" w:color="auto" w:fill="FFFFFF" w:themeFill="background1"/>
-            <w:vAlign w:val="center"/>
-            <w:hideMark/>
-          </w:tcPr>
-          <w:p>
-            <w:pPr>
-              <w:suppressAutoHyphens w:val="0"/>
-              <w:spacing w:line="240" w:lineRule="auto"/>
-              <w:jc w:val="left"/>
-              <w:rPr>
-                <w:rFonts w:cs="Microsoft Sans Serif"/>
-                <w:color w:val="000000"/>
-                <w:sz w:val="20"/>
-                <w:szCs w:val="20"/>
-              </w:rPr>
-            </w:pPr>
-          </w:p>
-        </w:tc>
-        <w:tc>
-          <w:tcPr>
-            <w:tcW w:w="879" w:type="pct"/>
-            <w:vMerge/>
-            <w:tcBorders>
-              <w:top w:val="single" w:sz="4" w:space="0" w:color="auto"/>
-              <w:left w:val="single" w:sz="4" w:space="0" w:color="auto"/>
-              <w:bottom w:val="single" w:sz="4" w:space="0" w:color="auto"/>
-              <w:right w:val="single" w:sz="4" w:space="0" w:color="auto"/>
-            </w:tcBorders>
-            <w:shd w:val="clear" w:color="auto" w:fill="FFFFFF" w:themeFill="background1"/>
-            <w:vAlign w:val="center"/>
-            <w:hideMark/>
-          </w:tcPr>
-          <w:p>
-            <w:pPr>
-              <w:suppressAutoHyphens w:val="0"/>
-              <w:spacing w:line="240" w:lineRule="auto"/>
-              <w:jc w:val="left"/>
-              <w:rPr>
-                <w:rFonts w:cs="Microsoft Sans Serif"/>
-                <w:color w:val="000000"/>
-                <w:sz w:val="20"/>
-                <w:szCs w:val="20"/>
-              </w:rPr>
-            </w:pPr>
-          </w:p>
-        </w:tc>
-        <w:tc>
-          <w:tcPr>
-            <w:tcW w:w="2087" w:type="pct"/>
-            <w:tcBorders>
-              <w:top w:val="nil"/>
-              <w:left w:val="nil"/>
-              <w:bottom w:val="single" w:sz="4" w:space="0" w:color="auto"/>
-              <w:right w:val="single" w:sz="4" w:space="0" w:color="auto"/>
-            </w:tcBorders>
-            <w:shd w:val="clear" w:color="auto" w:fill="FFFFFF" w:themeFill="background1"/>
-            <w:noWrap/>
-            <w:vAlign w:val="center"/>
-            <w:hideMark/>
-          </w:tcPr>
-          <w:p>
-            <w:pPr>
-              <w:suppressAutoHyphens w:val="0"/>
-              <w:spacing w:line="240" w:lineRule="auto"/>
-              <w:jc w:val="left"/>
-              <w:rPr>
-                <w:rFonts w:cs="Microsoft Sans Serif"/>
-                <w:color w:val="000000"/>
-                <w:sz w:val="20"/>
-                <w:szCs w:val="20"/>
-              </w:rPr>
-            </w:pPr>
-            <w:r>
-              <w:rPr>
-                <w:rFonts w:cs="Microsoft Sans Serif"/>
-                <w:color w:val="000000"/>
-                <w:sz w:val="20"/>
-                <w:szCs w:val="20"/>
-              </w:rPr>
-              <w:t>Acelerómetro</w:t>
-            </w:r>
-          </w:p>
-        </w:tc>
-        <w:tc>
-          <w:tcPr>
-            <w:tcW w:w="1672" w:type="pct"/>
-            <w:tcBorders>
-              <w:top w:val="nil"/>
               <w:left w:val="nil"/>
               <w:bottom w:val="single" w:sz="4" w:space="0" w:color="auto"/>
               <w:right w:val="single" w:sz="4" w:space="0" w:color="auto"/>
@@ -10298,11 +11577,19 @@
         <w:t xml:space="preserve">&gt;&gt; </w:t>
       </w:r>
       <w:r>
-        <w:t>se presentan los esquemas de despliegues de las sondas, con la información importante obtenida durante las actividades del despliegue y las notas de campo.</w:t>
-      </w:r>
-      <w:bookmarkStart w:id="105" w:name="_Ref224117752"/>
+        <w:t xml:space="preserve">se presentan los esquemas de despliegues de las sondas, con la información importante obtenida durante las actividades del despliegue y las notas de campo. </w:t>
+      </w:r>
     </w:p>
     <w:p>
+      <w:pPr>
+        <w:ind w:firstLine="426"/>
+      </w:pPr>
+    </w:p>
+    <w:p>
+      <w:pPr>
+        <w:pStyle w:val="Figura"/>
+      </w:pPr>
+      <w:bookmarkStart w:id="105" w:name="_Ref224117752"/>
       <w:r>
         <w:t>&lt;&lt;</w:t>
       </w:r>
@@ -10324,11 +11611,9 @@
     </w:p>
     <w:p>
       <w:pPr>
-        <w:jc w:val="center"/>
-      </w:pPr>
-      <w:r>
-        <w:t>.</w:t>
-      </w:r>
+        <w:pStyle w:val="Figura"/>
+        <w:jc w:val="both"/>
+      </w:pPr>
       <w:r>
         <w:br w:type="page"/>
       </w:r>
@@ -10341,7 +11626,7 @@
         </w:rPr>
       </w:pPr>
       <w:bookmarkStart w:id="106" w:name="_Ref223695225"/>
-      <w:bookmarkStart w:id="107" w:name="_Toc230097850"/>
+      <w:bookmarkStart w:id="107" w:name="_Toc230346485"/>
       <w:r>
         <w:rPr>
           <w:rStyle w:val="Title1"/>
@@ -10908,46 +12193,57 @@
     <w:p>
       <w:pPr>
         <w:rPr>
-          <w:rFonts w:cs="Arial"/>
-        </w:rPr>
-      </w:pPr>
-      <w:r>
-        <w:rPr>
           <w:noProof/>
         </w:rPr>
-        <w:t>&lt;&lt;</w:t>
-      </w:r>
-      <w:r>
-        <w:rPr>
-          <w:noProof/>
-        </w:rPr>
-        <w:t>fig_pruebas_baterias</w:t>
-      </w:r>
-      <w:r>
-        <w:rPr>
-          <w:noProof/>
-        </w:rPr>
-        <w:t>&gt;&gt;</w:t>
-      </w:r>
+      </w:pPr>
     </w:p>
     <w:p>
-      <w:r>
+      <w:pPr>
+        <w:pStyle w:val="Figura"/>
+        <w:rPr>
+          <w:noProof/>
+        </w:rPr>
+      </w:pPr>
+      <w:r>
+        <w:rPr>
+          <w:noProof/>
+        </w:rPr>
         <w:t>&lt;&lt;</w:t>
       </w:r>
-      <w:proofErr w:type="spellStart"/>
-      <w:r>
-        <w:t>fi</w:t>
-      </w:r>
-      <w:r>
-        <w:t>g_ubicacion_durante_pruebas</w:t>
-      </w:r>
-      <w:proofErr w:type="spellEnd"/>
-      <w:r>
+      <w:r>
+        <w:rPr>
+          <w:noProof/>
+        </w:rPr>
+        <w:t>fig_pruebas_baterias</w:t>
+      </w:r>
+      <w:r>
+        <w:rPr>
+          <w:noProof/>
+        </w:rPr>
         <w:t>&gt;&gt;</w:t>
       </w:r>
     </w:p>
     <w:p>
       <w:pPr>
+        <w:pStyle w:val="Figura"/>
+      </w:pPr>
+      <w:r>
+        <w:t>&lt;&lt;</w:t>
+      </w:r>
+      <w:proofErr w:type="spellStart"/>
+      <w:r>
+        <w:t>fi</w:t>
+      </w:r>
+      <w:r>
+        <w:t>g_ubicacion_durante_pruebas</w:t>
+      </w:r>
+      <w:proofErr w:type="spellEnd"/>
+      <w:r>
+        <w:t>&gt;&gt;</w:t>
+      </w:r>
+    </w:p>
+    <w:p>
+      <w:pPr>
         <w:pStyle w:val="Textoindependiente"/>
         <w:ind w:firstLine="349"/>
         <w:rPr>
@@ -10965,8 +12261,6 @@
         <w:r>
           <w:rPr>
             <w:rStyle w:val="Hipervnculo"/>
-            <w:rFonts w:ascii="Microsoft Sans Serif" w:hAnsi="Microsoft Sans Serif"/>
-            <w:sz w:val="22"/>
             <w:szCs w:val="22"/>
             <w:lang w:eastAsia="es-MX"/>
           </w:rPr>
@@ -10978,7 +12272,7 @@
           <w:szCs w:val="22"/>
           <w:lang w:eastAsia="es-MX"/>
         </w:rPr>
-        <w:t xml:space="preserve"> y puede visualizarse desde el momento en que la boya es desplegada hasta el momento en que se pierde comunicación con la </w:t>
+        <w:t xml:space="preserve"> y puede visualizarse desde </w:t>
       </w:r>
       <w:r>
         <w:rPr>
@@ -10986,7 +12280,7 @@
           <w:lang w:eastAsia="es-MX"/>
         </w:rPr>
         <w:lastRenderedPageBreak/>
-        <w:t xml:space="preserve">misma. </w:t>
+        <w:t xml:space="preserve">el momento en que la boya es desplegada hasta el momento en que se pierde comunicación con la misma. </w:t>
       </w:r>
       <w:r>
         <w:rPr>
@@ -11017,7 +12311,7 @@
           <w:rStyle w:val="Title1"/>
         </w:rPr>
       </w:pPr>
-      <w:bookmarkStart w:id="108" w:name="_Toc230097851"/>
+      <w:bookmarkStart w:id="108" w:name="_Toc230346486"/>
       <w:r>
         <w:rPr>
           <w:rStyle w:val="Title1"/>
@@ -11219,19 +12513,15 @@
         </w:rPr>
       </w:pPr>
       <w:r>
-        <w:t>&lt;&lt;conclu</w:t>
-      </w:r>
-      <w:r>
-        <w:t>s</w:t>
-      </w:r>
-      <w:r>
-        <w:t>iones_parrafo</w:t>
-      </w:r>
-      <w:r>
-        <w:t>1</w:t>
-      </w:r>
-      <w:r>
-        <w:t>&gt;&gt;</w:t>
+        <w:t>Se desplegaron exitosamente &lt;&lt;</w:t>
+      </w:r>
+      <w:proofErr w:type="spellStart"/>
+      <w:r>
+        <w:t>numero_de_sondas</w:t>
+      </w:r>
+      <w:proofErr w:type="spellEnd"/>
+      <w:r>
+        <w:t>&gt;&gt; sondas oceanográficas en las localizaciones solicitadas por PEMEX.</w:t>
       </w:r>
     </w:p>
     <w:p>
@@ -11451,7 +12741,7 @@
       <w:pPr>
         <w:pStyle w:val="Ttulo1"/>
       </w:pPr>
-      <w:bookmarkStart w:id="126" w:name="_Toc230097852"/>
+      <w:bookmarkStart w:id="126" w:name="_Toc230346487"/>
       <w:r>
         <w:lastRenderedPageBreak/>
         <w:t>REFERENCIAS</w:t>
@@ -11572,9 +12862,7 @@
         <w:r>
           <w:rPr>
             <w:rStyle w:val="Hipervnculo"/>
-            <w:rFonts w:ascii="Microsoft Sans Serif" w:hAnsi="Microsoft Sans Serif"/>
             <w:color w:val="auto"/>
-            <w:sz w:val="22"/>
             <w:u w:val="single"/>
             <w:lang w:val="en-US"/>
           </w:rPr>
@@ -11905,7 +13193,7 @@
           <w:rStyle w:val="Title1"/>
         </w:rPr>
       </w:pPr>
-      <w:bookmarkStart w:id="130" w:name="_Toc230097853"/>
+      <w:bookmarkStart w:id="130" w:name="_Toc230346488"/>
       <w:r>
         <w:rPr>
           <w:rStyle w:val="Title1"/>
@@ -11918,6 +13206,7 @@
     <w:p>
       <w:pPr>
         <w:pStyle w:val="NormalWeb"/>
+        <w:spacing w:beforeAutospacing="0" w:afterAutospacing="0"/>
         <w:ind w:firstLine="284"/>
         <w:jc w:val="both"/>
         <w:rPr>
@@ -11986,33 +13275,41 @@
     <w:p>
       <w:pPr>
         <w:pStyle w:val="NormalWeb"/>
+        <w:spacing w:beforeAutospacing="0" w:afterAutospacing="0"/>
         <w:jc w:val="both"/>
+        <w:rPr>
+          <w:rStyle w:val="Caracteresdenotaalpie"/>
+          <w:rFonts w:ascii="Microsoft Sans Serif" w:hAnsi="Microsoft Sans Serif" w:cs="Microsoft Sans Serif"/>
+          <w:vertAlign w:val="baseline"/>
+        </w:rPr>
+      </w:pPr>
+    </w:p>
+    <w:p>
+      <w:pPr>
+        <w:pStyle w:val="Figura"/>
+        <w:rPr>
+          <w:rStyle w:val="Caracteresdenotaalpie"/>
+          <w:vertAlign w:val="baseline"/>
+        </w:rPr>
+      </w:pPr>
+      <w:r>
+        <w:rPr>
+          <w:noProof/>
+        </w:rPr>
+        <w:t>&lt;&lt;fig_pruebas_de_funcionamiento&gt;</w:t>
+      </w:r>
+      <w:r>
+        <w:rPr>
+          <w:noProof/>
+        </w:rPr>
+        <w:t>&gt;</w:t>
+      </w:r>
+      <w:r>
         <w:rPr>
           <w:rStyle w:val="Caracteresdenotaalpie"/>
           <w:rFonts w:cs="Microsoft Sans Serif"/>
           <w:vertAlign w:val="baseline"/>
         </w:rPr>
-      </w:pPr>
-      <w:r>
-        <w:rPr>
-          <w:rFonts w:ascii="Microsoft Sans Serif" w:hAnsi="Microsoft Sans Serif" w:cs="Microsoft Sans Serif"/>
-          <w:noProof/>
-        </w:rPr>
-        <w:t>&lt;&lt;fig_pruebas_de_funcionamiento&gt;</w:t>
-      </w:r>
-      <w:r>
-        <w:rPr>
-          <w:rFonts w:ascii="Microsoft Sans Serif" w:hAnsi="Microsoft Sans Serif" w:cs="Microsoft Sans Serif"/>
-          <w:noProof/>
-        </w:rPr>
-        <w:t>&gt;</w:t>
-      </w:r>
-      <w:r>
-        <w:rPr>
-          <w:rStyle w:val="Caracteresdenotaalpie"/>
-          <w:rFonts w:cs="Microsoft Sans Serif"/>
-          <w:vertAlign w:val="baseline"/>
-        </w:rPr>
         <w:br w:type="page"/>
       </w:r>
     </w:p>
@@ -12026,7 +13323,7 @@
       <w:bookmarkStart w:id="131" w:name="_Ref221185985"/>
       <w:bookmarkStart w:id="132" w:name="_Ref217405568"/>
       <w:bookmarkStart w:id="133" w:name="_Ref217405581"/>
-      <w:bookmarkStart w:id="134" w:name="_Toc230097854"/>
+      <w:bookmarkStart w:id="134" w:name="_Toc230346489"/>
       <w:r>
         <w:rPr>
           <w:rStyle w:val="Title1"/>
@@ -12108,43 +13405,35 @@
     </w:p>
     <w:p>
       <w:pPr>
-        <w:pStyle w:val="NormalWeb"/>
-        <w:spacing w:beforeAutospacing="0" w:afterAutospacing="0"/>
-        <w:jc w:val="both"/>
-        <w:rPr>
-          <w:rFonts w:ascii="Microsoft Sans Serif" w:hAnsi="Microsoft Sans Serif" w:cs="Microsoft Sans Serif"/>
-        </w:rPr>
-      </w:pPr>
-      <w:r>
-        <w:rPr>
-          <w:rFonts w:ascii="Microsoft Sans Serif" w:hAnsi="Microsoft Sans Serif" w:cs="Microsoft Sans Serif"/>
-        </w:rPr>
+        <w:rPr>
+          <w:rStyle w:val="Caracteresdenotaalpie"/>
+          <w:rFonts w:cs="Microsoft Sans Serif"/>
+          <w:vertAlign w:val="baseline"/>
+        </w:rPr>
+      </w:pPr>
+    </w:p>
+    <w:p>
+      <w:pPr>
+        <w:pStyle w:val="Figura"/>
+      </w:pPr>
+      <w:r>
         <w:t>&lt;&lt;</w:t>
       </w:r>
       <w:proofErr w:type="spellStart"/>
       <w:r>
-        <w:rPr>
-          <w:rFonts w:ascii="Microsoft Sans Serif" w:hAnsi="Microsoft Sans Serif" w:cs="Microsoft Sans Serif"/>
-        </w:rPr>
         <w:t>fig_pruebas_</w:t>
       </w:r>
       <w:r>
-        <w:rPr>
-          <w:rFonts w:ascii="Microsoft Sans Serif" w:hAnsi="Microsoft Sans Serif" w:cs="Microsoft Sans Serif"/>
-        </w:rPr>
-        <w:t>de_</w:t>
-      </w:r>
-      <w:r>
-        <w:rPr>
-          <w:rFonts w:ascii="Microsoft Sans Serif" w:hAnsi="Microsoft Sans Serif" w:cs="Microsoft Sans Serif"/>
-        </w:rPr>
+        <w:t>de</w:t>
+      </w:r>
+      <w:r>
+        <w:t>_</w:t>
+      </w:r>
+      <w:r>
         <w:t>transmision</w:t>
       </w:r>
       <w:proofErr w:type="spellEnd"/>
       <w:r>
-        <w:rPr>
-          <w:rFonts w:ascii="Microsoft Sans Serif" w:hAnsi="Microsoft Sans Serif" w:cs="Microsoft Sans Serif"/>
-        </w:rPr>
         <w:t>&gt;&gt;</w:t>
       </w:r>
     </w:p>
@@ -12221,43 +13510,7 @@
           <w:rFonts w:ascii="Microsoft Sans Serif" w:hAnsi="Microsoft Sans Serif" w:cs="Microsoft Sans Serif"/>
           <w:vertAlign w:val="baseline"/>
         </w:rPr>
-        <w:t xml:space="preserve"> estampa de tiempo en formato </w:t>
-      </w:r>
-      <w:proofErr w:type="spellStart"/>
-      <w:r>
-        <w:rPr>
-          <w:rStyle w:val="Caracteresdenotaalpie"/>
-          <w:rFonts w:ascii="Microsoft Sans Serif" w:hAnsi="Microsoft Sans Serif" w:cs="Microsoft Sans Serif"/>
-          <w:vertAlign w:val="baseline"/>
-        </w:rPr>
-        <w:t>YYYY-MM-DD-THH:</w:t>
-      </w:r>
-      <w:proofErr w:type="gramStart"/>
-      <w:r>
-        <w:rPr>
-          <w:rStyle w:val="Caracteresdenotaalpie"/>
-          <w:rFonts w:ascii="Microsoft Sans Serif" w:hAnsi="Microsoft Sans Serif" w:cs="Microsoft Sans Serif"/>
-          <w:vertAlign w:val="baseline"/>
-        </w:rPr>
-        <w:t>mm:ss</w:t>
-      </w:r>
-      <w:proofErr w:type="gramEnd"/>
-      <w:r>
-        <w:rPr>
-          <w:rStyle w:val="Caracteresdenotaalpie"/>
-          <w:rFonts w:ascii="Microsoft Sans Serif" w:hAnsi="Microsoft Sans Serif" w:cs="Microsoft Sans Serif"/>
-          <w:vertAlign w:val="baseline"/>
-        </w:rPr>
-        <w:t>.sssz</w:t>
-      </w:r>
-      <w:proofErr w:type="spellEnd"/>
-      <w:r>
-        <w:rPr>
-          <w:rStyle w:val="Caracteresdenotaalpie"/>
-          <w:rFonts w:ascii="Microsoft Sans Serif" w:hAnsi="Microsoft Sans Serif" w:cs="Microsoft Sans Serif"/>
-          <w:vertAlign w:val="baseline"/>
-        </w:rPr>
-        <w:t>.</w:t>
+        <w:t xml:space="preserve"> estampa de tiempo en formato YYYY-MM-DD-THH:mm:ss.sssz.</w:t>
       </w:r>
     </w:p>
     <w:p>
@@ -12740,7 +13993,7 @@
       </w:pPr>
       <w:bookmarkStart w:id="135" w:name="_Ref219907034"/>
       <w:bookmarkStart w:id="136" w:name="_Ref220316895"/>
-      <w:bookmarkStart w:id="137" w:name="_Toc230097855"/>
+      <w:bookmarkStart w:id="137" w:name="_Toc230346490"/>
       <w:r>
         <w:rPr>
           <w:rStyle w:val="Title1"/>
@@ -12765,21 +14018,38 @@
       <w:bookmarkEnd w:id="137"/>
     </w:p>
     <w:p>
-      <w:r>
+      <w:pPr>
+        <w:keepNext/>
         <w:rPr>
           <w:noProof/>
+          <w14:ligatures w14:val="standardContextual"/>
+        </w:rPr>
+      </w:pPr>
+      <w:r>
+        <w:rPr>
+          <w:noProof/>
+          <w14:ligatures w14:val="standardContextual"/>
         </w:rPr>
         <w:t>&lt;&lt;</w:t>
       </w:r>
       <w:r>
         <w:rPr>
           <w:noProof/>
-        </w:rPr>
-        <w:t>ruta_</w:t>
+          <w14:ligatures w14:val="standardContextual"/>
+        </w:rPr>
+        <w:t>external_doc</w:t>
       </w:r>
       <w:r>
         <w:rPr>
           <w:noProof/>
+          <w14:ligatures w14:val="standardContextual"/>
+        </w:rPr>
+        <w:t>_</w:t>
+      </w:r>
+      <w:r>
+        <w:rPr>
+          <w:noProof/>
+          <w14:ligatures w14:val="standardContextual"/>
         </w:rPr>
         <w:t>plan_de_crucero&gt;&gt;</w:t>
       </w:r>
@@ -12806,7 +14076,7 @@
           <w:rStyle w:val="Title1"/>
         </w:rPr>
       </w:pPr>
-      <w:bookmarkStart w:id="138" w:name="_Toc230097856"/>
+      <w:bookmarkStart w:id="138" w:name="_Toc230346491"/>
       <w:r>
         <w:rPr>
           <w:rStyle w:val="Title1"/>
@@ -12829,12 +14099,18 @@
       <w:bookmarkEnd w:id="138"/>
     </w:p>
     <w:p>
+      <w:pPr>
+        <w:pStyle w:val="Figura"/>
+      </w:pPr>
       <w:r>
         <w:t>&lt;&lt;</w:t>
       </w:r>
       <w:proofErr w:type="spellStart"/>
       <w:r>
-        <w:t>fig_anexo_fotografico</w:t>
+        <w:t>fig_anexo_</w:t>
+      </w:r>
+      <w:r>
+        <w:t>fotografico</w:t>
       </w:r>
       <w:proofErr w:type="spellEnd"/>
       <w:r>
@@ -13655,23 +14931,11 @@
                 <w:rStyle w:val="Hipervnculo"/>
                 <w:rFonts w:ascii="Arial Narrow" w:hAnsi="Arial Narrow" w:cs="Arial"/>
                 <w:b/>
-                <w:color w:val="000000" w:themeColor="text1"/>
                 <w:sz w:val="14"/>
                 <w:szCs w:val="14"/>
                 <w:lang w:val="en-US"/>
               </w:rPr>
-              <w:t>y</w:t>
-            </w:r>
-            <w:r>
-              <w:rPr>
-                <w:rStyle w:val="Hipervnculo"/>
-                <w:rFonts w:ascii="Arial Narrow" w:hAnsi="Arial Narrow" w:cs="Arial"/>
-                <w:b/>
-                <w:sz w:val="14"/>
-                <w:szCs w:val="14"/>
-                <w:lang w:val="en-US"/>
-              </w:rPr>
-              <w:t xml:space="preserve"> </w:t>
+              <w:t xml:space="preserve">y </w:t>
             </w:r>
             <w:r>
               <w:rPr>
@@ -16955,7 +18219,7 @@
   <w:abstractNum w:abstractNumId="9" w15:restartNumberingAfterBreak="0">
     <w:nsid w:val="15F7622A"/>
     <w:multiLevelType w:val="multilevel"/>
-    <w:tmpl w:val="6D7EE1F4"/>
+    <w:tmpl w:val="0CF46A9A"/>
     <w:lvl w:ilvl="0">
       <w:start w:val="1"/>
       <w:numFmt w:val="decimal"/>
@@ -20519,13 +21783,13 @@
     <w:lsdException w:name="Normal" w:uiPriority="0" w:qFormat="1"/>
     <w:lsdException w:name="heading 1" w:uiPriority="9" w:qFormat="1"/>
     <w:lsdException w:name="heading 2" w:uiPriority="9" w:qFormat="1"/>
-    <w:lsdException w:name="heading 3" w:uiPriority="9" w:qFormat="1"/>
-    <w:lsdException w:name="heading 4" w:uiPriority="9" w:qFormat="1"/>
-    <w:lsdException w:name="heading 5" w:uiPriority="9" w:qFormat="1"/>
-    <w:lsdException w:name="heading 6" w:uiPriority="0" w:qFormat="1"/>
-    <w:lsdException w:name="heading 7" w:uiPriority="9" w:qFormat="1"/>
-    <w:lsdException w:name="heading 8" w:uiPriority="9" w:qFormat="1"/>
-    <w:lsdException w:name="heading 9" w:uiPriority="9" w:qFormat="1"/>
+    <w:lsdException w:name="heading 3" w:uiPriority="9"/>
+    <w:lsdException w:name="heading 4" w:uiPriority="9"/>
+    <w:lsdException w:name="heading 5" w:uiPriority="9"/>
+    <w:lsdException w:name="heading 6" w:uiPriority="0"/>
+    <w:lsdException w:name="heading 7" w:uiPriority="9"/>
+    <w:lsdException w:name="heading 8" w:uiPriority="9"/>
+    <w:lsdException w:name="heading 9" w:uiPriority="9"/>
     <w:lsdException w:name="index 1" w:semiHidden="1" w:unhideWhenUsed="1"/>
     <w:lsdException w:name="index 2" w:semiHidden="1" w:unhideWhenUsed="1"/>
     <w:lsdException w:name="index 3" w:semiHidden="1" w:unhideWhenUsed="1"/>
@@ -20535,9 +21799,9 @@
     <w:lsdException w:name="index 7" w:semiHidden="1" w:unhideWhenUsed="1"/>
     <w:lsdException w:name="index 8" w:semiHidden="1" w:unhideWhenUsed="1"/>
     <w:lsdException w:name="index 9" w:semiHidden="1" w:unhideWhenUsed="1"/>
-    <w:lsdException w:name="toc 1" w:semiHidden="1" w:uiPriority="39" w:unhideWhenUsed="1" w:qFormat="1"/>
-    <w:lsdException w:name="toc 2" w:semiHidden="1" w:uiPriority="39" w:unhideWhenUsed="1" w:qFormat="1"/>
-    <w:lsdException w:name="toc 3" w:semiHidden="1" w:uiPriority="39" w:unhideWhenUsed="1" w:qFormat="1"/>
+    <w:lsdException w:name="toc 1" w:semiHidden="1" w:uiPriority="39" w:unhideWhenUsed="1"/>
+    <w:lsdException w:name="toc 2" w:semiHidden="1" w:uiPriority="39" w:unhideWhenUsed="1"/>
+    <w:lsdException w:name="toc 3" w:semiHidden="1" w:uiPriority="39" w:unhideWhenUsed="1"/>
     <w:lsdException w:name="toc 4" w:semiHidden="1" w:uiPriority="0" w:unhideWhenUsed="1"/>
     <w:lsdException w:name="toc 5" w:semiHidden="1" w:uiPriority="0" w:unhideWhenUsed="1"/>
     <w:lsdException w:name="toc 6" w:semiHidden="1" w:uiPriority="0" w:unhideWhenUsed="1"/>
@@ -20550,8 +21814,8 @@
     <w:lsdException w:name="header" w:semiHidden="1" w:unhideWhenUsed="1"/>
     <w:lsdException w:name="footer" w:semiHidden="1" w:unhideWhenUsed="1"/>
     <w:lsdException w:name="index heading" w:semiHidden="1" w:unhideWhenUsed="1"/>
-    <w:lsdException w:name="caption" w:uiPriority="0" w:qFormat="1"/>
-    <w:lsdException w:name="table of figures" w:semiHidden="1" w:unhideWhenUsed="1" w:qFormat="1"/>
+    <w:lsdException w:name="caption" w:uiPriority="0"/>
+    <w:lsdException w:name="table of figures" w:semiHidden="1" w:unhideWhenUsed="1"/>
     <w:lsdException w:name="envelope address" w:semiHidden="1" w:unhideWhenUsed="1"/>
     <w:lsdException w:name="envelope return" w:semiHidden="1" w:unhideWhenUsed="1"/>
     <w:lsdException w:name="footnote reference" w:semiHidden="1" w:uiPriority="0" w:unhideWhenUsed="1"/>
@@ -20578,7 +21842,7 @@
     <w:lsdException w:name="List Number 3" w:semiHidden="1" w:unhideWhenUsed="1"/>
     <w:lsdException w:name="List Number 4" w:semiHidden="1" w:unhideWhenUsed="1"/>
     <w:lsdException w:name="List Number 5" w:semiHidden="1" w:unhideWhenUsed="1"/>
-    <w:lsdException w:name="Title" w:uiPriority="0" w:qFormat="1"/>
+    <w:lsdException w:name="Title" w:uiPriority="0"/>
     <w:lsdException w:name="Closing" w:semiHidden="1" w:unhideWhenUsed="1"/>
     <w:lsdException w:name="Signature" w:semiHidden="1" w:unhideWhenUsed="1"/>
     <w:lsdException w:name="Default Paragraph Font" w:semiHidden="1" w:uiPriority="1" w:unhideWhenUsed="1"/>
@@ -20590,7 +21854,7 @@
     <w:lsdException w:name="List Continue 4" w:semiHidden="1" w:unhideWhenUsed="1"/>
     <w:lsdException w:name="List Continue 5" w:semiHidden="1" w:unhideWhenUsed="1"/>
     <w:lsdException w:name="Message Header" w:semiHidden="1" w:unhideWhenUsed="1"/>
-    <w:lsdException w:name="Subtitle" w:uiPriority="0" w:qFormat="1"/>
+    <w:lsdException w:name="Subtitle" w:uiPriority="0"/>
     <w:lsdException w:name="Salutation" w:semiHidden="1" w:unhideWhenUsed="1"/>
     <w:lsdException w:name="Date" w:semiHidden="1" w:unhideWhenUsed="1"/>
     <w:lsdException w:name="Body Text First Indent" w:semiHidden="1" w:unhideWhenUsed="1"/>
@@ -20603,7 +21867,7 @@
     <w:lsdException w:name="Block Text" w:semiHidden="1" w:unhideWhenUsed="1"/>
     <w:lsdException w:name="Hyperlink" w:semiHidden="1" w:unhideWhenUsed="1"/>
     <w:lsdException w:name="FollowedHyperlink" w:semiHidden="1" w:unhideWhenUsed="1"/>
-    <w:lsdException w:name="Strong" w:uiPriority="0" w:qFormat="1"/>
+    <w:lsdException w:name="Strong" w:uiPriority="0"/>
     <w:lsdException w:name="Emphasis" w:uiPriority="0" w:qFormat="1"/>
     <w:lsdException w:name="Document Map" w:semiHidden="1" w:uiPriority="0" w:unhideWhenUsed="1"/>
     <w:lsdException w:name="Plain Text" w:semiHidden="1" w:unhideWhenUsed="1"/>
@@ -20673,7 +21937,7 @@
     <w:lsdException w:name="Table Grid" w:uiPriority="59"/>
     <w:lsdException w:name="Table Theme" w:semiHidden="1" w:unhideWhenUsed="1"/>
     <w:lsdException w:name="Placeholder Text" w:semiHidden="1"/>
-    <w:lsdException w:name="No Spacing" w:uiPriority="1" w:qFormat="1"/>
+    <w:lsdException w:name="No Spacing" w:uiPriority="1"/>
     <w:lsdException w:name="Light Shading" w:uiPriority="60"/>
     <w:lsdException w:name="Light List" w:uiPriority="61"/>
     <w:lsdException w:name="Light Grid" w:uiPriority="62"/>
@@ -20695,9 +21959,9 @@
     <w:lsdException w:name="Medium Shading 2 Accent 1" w:uiPriority="64"/>
     <w:lsdException w:name="Medium List 1 Accent 1" w:uiPriority="65"/>
     <w:lsdException w:name="Revision" w:semiHidden="1"/>
-    <w:lsdException w:name="List Paragraph" w:uiPriority="34" w:qFormat="1"/>
+    <w:lsdException w:name="List Paragraph" w:uiPriority="34"/>
     <w:lsdException w:name="Quote" w:uiPriority="0" w:qFormat="1"/>
-    <w:lsdException w:name="Intense Quote" w:uiPriority="0" w:qFormat="1"/>
+    <w:lsdException w:name="Intense Quote" w:uiPriority="0"/>
     <w:lsdException w:name="Medium List 2 Accent 1" w:uiPriority="66"/>
     <w:lsdException w:name="Medium Grid 1 Accent 1" w:uiPriority="67"/>
     <w:lsdException w:name="Medium Grid 2 Accent 1" w:uiPriority="68"/>
@@ -20776,13 +22040,13 @@
     <w:lsdException w:name="Colorful Shading Accent 6" w:uiPriority="71"/>
     <w:lsdException w:name="Colorful List Accent 6" w:uiPriority="72"/>
     <w:lsdException w:name="Colorful Grid Accent 6" w:uiPriority="73"/>
-    <w:lsdException w:name="Subtle Emphasis" w:uiPriority="0" w:qFormat="1"/>
-    <w:lsdException w:name="Intense Emphasis" w:uiPriority="0" w:qFormat="1"/>
-    <w:lsdException w:name="Subtle Reference" w:uiPriority="0" w:qFormat="1"/>
-    <w:lsdException w:name="Intense Reference" w:uiPriority="0" w:qFormat="1"/>
-    <w:lsdException w:name="Book Title" w:uiPriority="0" w:qFormat="1"/>
+    <w:lsdException w:name="Subtle Emphasis" w:uiPriority="0"/>
+    <w:lsdException w:name="Intense Emphasis" w:uiPriority="0"/>
+    <w:lsdException w:name="Subtle Reference" w:uiPriority="0"/>
+    <w:lsdException w:name="Intense Reference" w:uiPriority="0"/>
+    <w:lsdException w:name="Book Title" w:uiPriority="0"/>
     <w:lsdException w:name="Bibliography" w:semiHidden="1" w:uiPriority="37" w:unhideWhenUsed="1"/>
-    <w:lsdException w:name="TOC Heading" w:semiHidden="1" w:uiPriority="0" w:unhideWhenUsed="1" w:qFormat="1"/>
+    <w:lsdException w:name="TOC Heading" w:semiHidden="1" w:uiPriority="0" w:unhideWhenUsed="1"/>
     <w:lsdException w:name="Plain Table 1" w:uiPriority="41"/>
     <w:lsdException w:name="Plain Table 2" w:uiPriority="42"/>
     <w:lsdException w:name="Plain Table 3" w:uiPriority="43"/>
@@ -20964,7 +22228,6 @@
     <w:link w:val="Ttulo3Car"/>
     <w:autoRedefine/>
     <w:uiPriority w:val="9"/>
-    <w:qFormat/>
     <w:rsid w:val="00CA5F35"/>
     <w:pPr>
       <w:numPr>
@@ -20987,7 +22250,6 @@
     <w:link w:val="Ttulo4Car"/>
     <w:autoRedefine/>
     <w:uiPriority w:val="9"/>
-    <w:qFormat/>
     <w:rsid w:val="00CA5D7F"/>
     <w:pPr>
       <w:keepNext/>
@@ -21011,7 +22273,6 @@
     <w:link w:val="Ttulo5Car"/>
     <w:autoRedefine/>
     <w:uiPriority w:val="9"/>
-    <w:qFormat/>
     <w:rsid w:val="00CA5D7F"/>
     <w:pPr>
       <w:numPr>
@@ -21032,7 +22293,6 @@
     <w:basedOn w:val="Normal"/>
     <w:link w:val="Ttulo6Car"/>
     <w:autoRedefine/>
-    <w:qFormat/>
     <w:rsid w:val="00BD7428"/>
     <w:pPr>
       <w:numPr>
@@ -21052,7 +22312,6 @@
     <w:next w:val="Normal"/>
     <w:link w:val="Ttulo7Car"/>
     <w:uiPriority w:val="9"/>
-    <w:qFormat/>
     <w:rsid w:val="003F54D7"/>
     <w:pPr>
       <w:numPr>
@@ -21069,7 +22328,6 @@
     <w:next w:val="Normal"/>
     <w:link w:val="Ttulo8Car"/>
     <w:uiPriority w:val="9"/>
-    <w:qFormat/>
     <w:rsid w:val="003F54D7"/>
     <w:pPr>
       <w:numPr>
@@ -21090,7 +22348,6 @@
     <w:next w:val="Normal"/>
     <w:link w:val="Ttulo9Car"/>
     <w:uiPriority w:val="9"/>
-    <w:qFormat/>
     <w:rsid w:val="003F54D7"/>
     <w:pPr>
       <w:numPr>
@@ -21108,7 +22365,6 @@
   <w:style w:type="character" w:default="1" w:styleId="Fuentedeprrafopredeter">
     <w:name w:val="Default Paragraph Font"/>
     <w:uiPriority w:val="1"/>
-    <w:semiHidden/>
     <w:unhideWhenUsed/>
   </w:style>
   <w:style w:type="table" w:default="1" w:styleId="Tablanormal">
@@ -21135,7 +22391,6 @@
   <w:style w:type="character" w:styleId="Nmerodepgina">
     <w:name w:val="page number"/>
     <w:basedOn w:val="Fuentedeprrafopredeter"/>
-    <w:qFormat/>
     <w:rsid w:val="004E4802"/>
   </w:style>
   <w:style w:type="character" w:customStyle="1" w:styleId="Caracteresdenotaalpie">
@@ -21203,7 +22458,6 @@
     <w:name w:val="annotation reference"/>
     <w:basedOn w:val="Fuentedeprrafopredeter"/>
     <w:uiPriority w:val="99"/>
-    <w:qFormat/>
     <w:rsid w:val="00433D40"/>
     <w:rPr>
       <w:sz w:val="16"/>
@@ -21215,11 +22469,11 @@
     <w:basedOn w:val="Fuentedeprrafopredeter"/>
     <w:uiPriority w:val="99"/>
     <w:unhideWhenUsed/>
-    <w:rsid w:val="00D145C3"/>
+    <w:rsid w:val="00AB201A"/>
     <w:rPr>
-      <w:rFonts w:ascii="Book Antiqua" w:hAnsi="Book Antiqua"/>
-      <w:color w:val="0000FF"/>
-      <w:sz w:val="24"/>
+      <w:rFonts w:ascii="Microsoft Sans Serif" w:hAnsi="Microsoft Sans Serif"/>
+      <w:color w:val="000000" w:themeColor="text1"/>
+      <w:sz w:val="22"/>
       <w:u w:val="none"/>
     </w:rPr>
   </w:style>
@@ -21276,7 +22530,6 @@
   <w:style w:type="character" w:styleId="Fuerte">
     <w:name w:val="Strong"/>
     <w:basedOn w:val="Fuentedeprrafopredeter"/>
-    <w:qFormat/>
     <w:rsid w:val="00214BEA"/>
     <w:rPr>
       <w:b/>
@@ -21320,7 +22573,6 @@
   <w:style w:type="character" w:customStyle="1" w:styleId="EstiloEpgrafe11pt1CarCar">
     <w:name w:val="Estilo Epígrafe + 11 pt1 Car Car"/>
     <w:basedOn w:val="DescripcinCar"/>
-    <w:qFormat/>
     <w:rsid w:val="00214BEA"/>
     <w:rPr>
       <w:rFonts w:ascii="Arial" w:hAnsi="Arial" w:cs="Microsoft Sans Serif"/>
@@ -21361,7 +22613,6 @@
   <w:style w:type="character" w:customStyle="1" w:styleId="BodyTextIndentChar">
     <w:name w:val="Body Text Indent Char"/>
     <w:basedOn w:val="Fuentedeprrafopredeter"/>
-    <w:qFormat/>
     <w:rsid w:val="00F41F76"/>
     <w:rPr>
       <w:rFonts w:ascii="Microsoft Sans Serif" w:hAnsi="Microsoft Sans Serif"/>
@@ -21399,7 +22650,6 @@
   <w:style w:type="character" w:customStyle="1" w:styleId="mark">
     <w:name w:val="mark"/>
     <w:basedOn w:val="Fuentedeprrafopredeter"/>
-    <w:qFormat/>
     <w:rsid w:val="00214BEA"/>
   </w:style>
   <w:style w:type="character" w:customStyle="1" w:styleId="TextosinformatoCar">
@@ -21585,31 +22835,26 @@
   <w:style w:type="character" w:customStyle="1" w:styleId="thread-snippet">
     <w:name w:val="thread-snippet"/>
     <w:basedOn w:val="Fuentedeprrafopredeter"/>
-    <w:qFormat/>
     <w:rsid w:val="0063749D"/>
   </w:style>
   <w:style w:type="character" w:customStyle="1" w:styleId="hps">
     <w:name w:val="hps"/>
     <w:basedOn w:val="Fuentedeprrafopredeter"/>
-    <w:qFormat/>
     <w:rsid w:val="00563D19"/>
   </w:style>
   <w:style w:type="character" w:customStyle="1" w:styleId="normaltextrun">
     <w:name w:val="normaltextrun"/>
     <w:basedOn w:val="Fuentedeprrafopredeter"/>
-    <w:qFormat/>
     <w:rsid w:val="003D1BD2"/>
   </w:style>
   <w:style w:type="character" w:customStyle="1" w:styleId="spellingerror">
     <w:name w:val="spellingerror"/>
     <w:basedOn w:val="Fuentedeprrafopredeter"/>
-    <w:qFormat/>
     <w:rsid w:val="003D1BD2"/>
   </w:style>
   <w:style w:type="character" w:customStyle="1" w:styleId="eop">
     <w:name w:val="eop"/>
     <w:basedOn w:val="Fuentedeprrafopredeter"/>
-    <w:qFormat/>
     <w:rsid w:val="003D1BD2"/>
   </w:style>
   <w:style w:type="character" w:customStyle="1" w:styleId="TtuloCar">
@@ -21670,7 +22915,6 @@
   <w:style w:type="character" w:customStyle="1" w:styleId="intellitxt">
     <w:name w:val="intellitxt"/>
     <w:basedOn w:val="Fuentedeprrafopredeter"/>
-    <w:qFormat/>
     <w:rsid w:val="003D1BD2"/>
   </w:style>
   <w:style w:type="character" w:customStyle="1" w:styleId="RutasyarchivosChar">
@@ -21810,10 +23054,10 @@
       <w:szCs w:val="24"/>
     </w:rPr>
   </w:style>
-  <w:style w:type="character" w:customStyle="1" w:styleId="FirmadecorreoelectrnicoCar">
-    <w:name w:val="Firma de correo electrónico Car"/>
+  <w:style w:type="character" w:customStyle="1" w:styleId="FirmadecorreoCar">
+    <w:name w:val="Firma de correo Car"/>
     <w:basedOn w:val="Fuentedeprrafopredeter"/>
-    <w:link w:val="Firmadecorreoelectrnico"/>
+    <w:link w:val="Firmadecorreo"/>
     <w:uiPriority w:val="99"/>
     <w:semiHidden/>
     <w:qFormat/>
@@ -21937,7 +23181,6 @@
   <w:style w:type="character" w:styleId="nfasissutil">
     <w:name w:val="Subtle Emphasis"/>
     <w:basedOn w:val="Fuentedeprrafopredeter"/>
-    <w:qFormat/>
     <w:rsid w:val="003D1BD2"/>
     <w:rPr>
       <w:i/>
@@ -21948,7 +23191,6 @@
   <w:style w:type="character" w:customStyle="1" w:styleId="il">
     <w:name w:val="il"/>
     <w:basedOn w:val="Fuentedeprrafopredeter"/>
-    <w:qFormat/>
     <w:rsid w:val="003B5724"/>
   </w:style>
   <w:style w:type="character" w:customStyle="1" w:styleId="Mencinsinresolver1">
@@ -21967,7 +23209,6 @@
   <w:style w:type="character" w:customStyle="1" w:styleId="m6538863837720569691msohyperlink">
     <w:name w:val="m_6538863837720569691msohyperlink"/>
     <w:basedOn w:val="Fuentedeprrafopredeter"/>
-    <w:qFormat/>
     <w:rsid w:val="00202592"/>
   </w:style>
   <w:style w:type="character" w:customStyle="1" w:styleId="Mencinsinresolver2">
@@ -21986,7 +23227,6 @@
   <w:style w:type="character" w:customStyle="1" w:styleId="Heading31">
     <w:name w:val="Heading 31"/>
     <w:basedOn w:val="Fuentedeprrafopredeter"/>
-    <w:qFormat/>
     <w:rsid w:val="0015350D"/>
     <w:rPr>
       <w:rFonts w:ascii="Arial" w:hAnsi="Arial" w:cs="Arial"/>
@@ -21996,7 +23236,6 @@
   <w:style w:type="character" w:customStyle="1" w:styleId="FiguraCar">
     <w:name w:val="Figura Car"/>
     <w:basedOn w:val="Fuentedeprrafopredeter"/>
-    <w:qFormat/>
     <w:rsid w:val="0015350D"/>
     <w:rPr>
       <w:rFonts w:ascii="Arial" w:hAnsi="Arial" w:cs="Arial"/>
@@ -22009,7 +23248,6 @@
   <w:style w:type="character" w:customStyle="1" w:styleId="normalCar">
     <w:name w:val="normal Car"/>
     <w:basedOn w:val="Fuentedeprrafopredeter"/>
-    <w:qFormat/>
     <w:rsid w:val="0015350D"/>
     <w:rPr>
       <w:rFonts w:ascii="Arial" w:hAnsi="Arial" w:cs="Arial"/>
@@ -22021,7 +23259,6 @@
   <w:style w:type="character" w:customStyle="1" w:styleId="QuoteChar">
     <w:name w:val="Quote Char"/>
     <w:basedOn w:val="Fuentedeprrafopredeter"/>
-    <w:qFormat/>
     <w:rsid w:val="0015350D"/>
     <w:rPr>
       <w:rFonts w:eastAsia="Times New Roman"/>
@@ -22034,7 +23271,6 @@
   <w:style w:type="character" w:styleId="Referenciasutil">
     <w:name w:val="Subtle Reference"/>
     <w:basedOn w:val="Fuentedeprrafopredeter"/>
-    <w:qFormat/>
     <w:rsid w:val="0015350D"/>
     <w:rPr>
       <w:smallCaps/>
@@ -22045,7 +23281,6 @@
   <w:style w:type="character" w:styleId="Referenciaintensa">
     <w:name w:val="Intense Reference"/>
     <w:basedOn w:val="Fuentedeprrafopredeter"/>
-    <w:qFormat/>
     <w:rsid w:val="0015350D"/>
     <w:rPr>
       <w:b/>
@@ -22059,7 +23294,6 @@
   <w:style w:type="character" w:styleId="Ttulodellibro">
     <w:name w:val="Book Title"/>
     <w:basedOn w:val="Fuentedeprrafopredeter"/>
-    <w:qFormat/>
     <w:rsid w:val="0015350D"/>
     <w:rPr>
       <w:b/>
@@ -22071,7 +23305,6 @@
   <w:style w:type="character" w:customStyle="1" w:styleId="IntenseQuoteChar">
     <w:name w:val="Intense Quote Char"/>
     <w:basedOn w:val="Fuentedeprrafopredeter"/>
-    <w:qFormat/>
     <w:rsid w:val="0015350D"/>
     <w:rPr>
       <w:rFonts w:eastAsia="Times New Roman"/>
@@ -22086,7 +23319,6 @@
   <w:style w:type="character" w:styleId="nfasisintenso">
     <w:name w:val="Intense Emphasis"/>
     <w:basedOn w:val="Fuentedeprrafopredeter"/>
-    <w:qFormat/>
     <w:rsid w:val="0015350D"/>
     <w:rPr>
       <w:b/>
@@ -22099,7 +23331,6 @@
   <w:style w:type="character" w:customStyle="1" w:styleId="SubtitleChar">
     <w:name w:val="Subtitle Char"/>
     <w:basedOn w:val="Fuentedeprrafopredeter"/>
-    <w:qFormat/>
     <w:rsid w:val="0015350D"/>
     <w:rPr>
       <w:rFonts w:ascii="Cambria" w:eastAsia="Times New Roman" w:hAnsi="Cambria" w:cs="Times New Roman"/>
@@ -22111,7 +23342,6 @@
   <w:style w:type="character" w:customStyle="1" w:styleId="TitleChar">
     <w:name w:val="Title Char"/>
     <w:basedOn w:val="Fuentedeprrafopredeter"/>
-    <w:qFormat/>
     <w:rsid w:val="0015350D"/>
     <w:rPr>
       <w:rFonts w:ascii="Cambria" w:eastAsia="Times New Roman" w:hAnsi="Cambria" w:cs="Times New Roman"/>
@@ -22126,17 +23356,14 @@
   <w:style w:type="character" w:customStyle="1" w:styleId="go">
     <w:name w:val="go"/>
     <w:basedOn w:val="Fuentedeprrafopredeter"/>
-    <w:qFormat/>
     <w:rsid w:val="0015350D"/>
   </w:style>
   <w:style w:type="character" w:customStyle="1" w:styleId="greentext">
     <w:name w:val="greentext"/>
-    <w:qFormat/>
     <w:rsid w:val="0015350D"/>
   </w:style>
   <w:style w:type="character" w:customStyle="1" w:styleId="Title1">
     <w:name w:val="Title1"/>
-    <w:qFormat/>
     <w:rsid w:val="006D78DC"/>
     <w:rPr>
       <w:sz w:val="22"/>
@@ -22146,13 +23373,11 @@
   <w:style w:type="character" w:customStyle="1" w:styleId="gi">
     <w:name w:val="gi"/>
     <w:basedOn w:val="Fuentedeprrafopredeter"/>
-    <w:qFormat/>
     <w:rsid w:val="0015350D"/>
   </w:style>
   <w:style w:type="character" w:customStyle="1" w:styleId="gd">
     <w:name w:val="gd"/>
     <w:basedOn w:val="Fuentedeprrafopredeter"/>
-    <w:qFormat/>
     <w:rsid w:val="0015350D"/>
   </w:style>
   <w:style w:type="character" w:customStyle="1" w:styleId="gmail-il">
@@ -22195,7 +23420,6 @@
     <w:name w:val="Título1"/>
     <w:basedOn w:val="Ttulo1"/>
     <w:next w:val="Textoindependiente"/>
-    <w:qFormat/>
     <w:rsid w:val="0057526F"/>
   </w:style>
   <w:style w:type="paragraph" w:styleId="Textoindependiente">
@@ -22230,7 +23454,6 @@
     <w:basedOn w:val="Normal"/>
     <w:next w:val="Normal"/>
     <w:link w:val="DescripcinCar"/>
-    <w:qFormat/>
     <w:rsid w:val="00A15A9B"/>
     <w:pPr>
       <w:suppressAutoHyphens w:val="0"/>
@@ -22247,7 +23470,6 @@
   <w:style w:type="paragraph" w:customStyle="1" w:styleId="ndice">
     <w:name w:val="Índice"/>
     <w:basedOn w:val="Normal"/>
-    <w:qFormat/>
     <w:pPr>
       <w:suppressLineNumbers/>
     </w:pPr>
@@ -22260,7 +23482,6 @@
     <w:basedOn w:val="Encabezado"/>
     <w:autoRedefine/>
     <w:uiPriority w:val="99"/>
-    <w:qFormat/>
     <w:rsid w:val="00661E89"/>
     <w:pPr>
       <w:ind w:firstLine="708"/>
@@ -22276,7 +23497,6 @@
   <w:style w:type="paragraph" w:customStyle="1" w:styleId="Cabeceraypie">
     <w:name w:val="Cabecera y pie"/>
     <w:basedOn w:val="Normal"/>
-    <w:qFormat/>
   </w:style>
   <w:style w:type="paragraph" w:styleId="Encabezado">
     <w:name w:val="header"/>
@@ -22296,7 +23516,6 @@
     <w:basedOn w:val="Normal"/>
     <w:autoRedefine/>
     <w:uiPriority w:val="99"/>
-    <w:qFormat/>
     <w:rsid w:val="001972A9"/>
     <w:pPr>
       <w:ind w:right="-29"/>
@@ -22314,7 +23533,6 @@
     <w:basedOn w:val="Normal"/>
     <w:next w:val="Normal"/>
     <w:autoRedefine/>
-    <w:qFormat/>
     <w:rsid w:val="00340BB7"/>
     <w:rPr>
       <w:rFonts w:cs="Arial"/>
@@ -22327,7 +23545,6 @@
     <w:name w:val="TABLA"/>
     <w:basedOn w:val="Normal"/>
     <w:autoRedefine/>
-    <w:qFormat/>
     <w:rsid w:val="001D5ACD"/>
     <w:rPr>
       <w:rFonts w:cs="Arial"/>
@@ -22353,7 +23570,6 @@
     <w:basedOn w:val="Normal"/>
     <w:autoRedefine/>
     <w:uiPriority w:val="99"/>
-    <w:qFormat/>
     <w:rsid w:val="006D76C2"/>
     <w:pPr>
       <w:jc w:val="center"/>
@@ -22367,7 +23583,6 @@
     <w:name w:val="Estilo6"/>
     <w:basedOn w:val="Normal"/>
     <w:uiPriority w:val="99"/>
-    <w:qFormat/>
     <w:rsid w:val="007F7163"/>
     <w:pPr>
       <w:numPr>
@@ -22384,8 +23599,7 @@
     <w:next w:val="Normal"/>
     <w:autoRedefine/>
     <w:uiPriority w:val="39"/>
-    <w:qFormat/>
-    <w:rsid w:val="00B05837"/>
+    <w:rsid w:val="00AB201A"/>
     <w:pPr>
       <w:tabs>
         <w:tab w:val="left" w:pos="567"/>
@@ -22395,9 +23609,12 @@
       <w:ind w:right="49"/>
     </w:pPr>
     <w:rPr>
+      <w:rFonts w:cs="Microsoft Sans Serif"/>
       <w:b/>
       <w:bCs/>
       <w:iCs/>
+      <w:noProof/>
+      <w:color w:val="000000" w:themeColor="text1"/>
     </w:rPr>
   </w:style>
   <w:style w:type="paragraph" w:styleId="TDC2">
@@ -22406,7 +23623,6 @@
     <w:next w:val="Normal"/>
     <w:autoRedefine/>
     <w:uiPriority w:val="39"/>
-    <w:qFormat/>
     <w:rsid w:val="00B05837"/>
     <w:pPr>
       <w:tabs>
@@ -22427,7 +23643,6 @@
     <w:next w:val="Normal"/>
     <w:autoRedefine/>
     <w:uiPriority w:val="39"/>
-    <w:qFormat/>
     <w:rsid w:val="000315C4"/>
     <w:pPr>
       <w:tabs>
@@ -22540,7 +23755,6 @@
     <w:basedOn w:val="Encabezado"/>
     <w:autoRedefine/>
     <w:uiPriority w:val="99"/>
-    <w:qFormat/>
     <w:rsid w:val="00B02B6A"/>
     <w:pPr>
       <w:tabs>
@@ -22592,7 +23806,6 @@
     <w:name w:val="Estilo Interlineado:  15 líneas"/>
     <w:basedOn w:val="Normal"/>
     <w:uiPriority w:val="99"/>
-    <w:qFormat/>
     <w:rsid w:val="004F297E"/>
     <w:rPr>
       <w:szCs w:val="20"/>
@@ -22613,7 +23826,6 @@
     <w:basedOn w:val="Normal"/>
     <w:autoRedefine/>
     <w:uiPriority w:val="99"/>
-    <w:qFormat/>
     <w:rsid w:val="00062813"/>
     <w:rPr>
       <w:rFonts w:cs="Arial"/>
@@ -22626,7 +23838,6 @@
     <w:basedOn w:val="Descripcin"/>
     <w:link w:val="EstiloEpgrafe11ptCar"/>
     <w:autoRedefine/>
-    <w:qFormat/>
     <w:rsid w:val="00ED1A9E"/>
     <w:rPr>
       <w:bCs w:val="0"/>
@@ -22651,7 +23862,6 @@
     <w:next w:val="Normal"/>
     <w:autoRedefine/>
     <w:uiPriority w:val="99"/>
-    <w:qFormat/>
     <w:rsid w:val="00D945D3"/>
     <w:pPr>
       <w:tabs>
@@ -22669,7 +23879,6 @@
     <w:basedOn w:val="Normal"/>
     <w:link w:val="TextocomentarioCar"/>
     <w:uiPriority w:val="99"/>
-    <w:qFormat/>
     <w:rsid w:val="00433D40"/>
     <w:rPr>
       <w:sz w:val="20"/>
@@ -22695,7 +23904,6 @@
     <w:basedOn w:val="Normal"/>
     <w:link w:val="PrrafodelistaCar"/>
     <w:uiPriority w:val="34"/>
-    <w:qFormat/>
     <w:rsid w:val="0037040C"/>
     <w:pPr>
       <w:ind w:left="708"/>
@@ -22715,7 +23923,6 @@
     <w:name w:val="List Bullet"/>
     <w:basedOn w:val="Normal"/>
     <w:uiPriority w:val="99"/>
-    <w:qFormat/>
     <w:rsid w:val="00586525"/>
     <w:pPr>
       <w:numPr>
@@ -22743,7 +23950,6 @@
     <w:name w:val="TOC Heading"/>
     <w:basedOn w:val="Ttulo1"/>
     <w:next w:val="Normal"/>
-    <w:qFormat/>
     <w:rsid w:val="00CE275B"/>
     <w:pPr>
       <w:keepLines/>
@@ -22766,7 +23972,6 @@
     <w:basedOn w:val="Ttulo1"/>
     <w:autoRedefine/>
     <w:uiPriority w:val="99"/>
-    <w:qFormat/>
     <w:rsid w:val="000A697B"/>
     <w:pPr>
       <w:numPr>
@@ -22783,7 +23988,6 @@
     <w:basedOn w:val="Tabladeilustraciones"/>
     <w:autoRedefine/>
     <w:uiPriority w:val="99"/>
-    <w:qFormat/>
     <w:rsid w:val="002117D3"/>
     <w:pPr>
       <w:ind w:right="567"/>
@@ -22802,7 +24006,6 @@
     <w:name w:val="Párrafo de lista1"/>
     <w:basedOn w:val="Normal"/>
     <w:uiPriority w:val="34"/>
-    <w:qFormat/>
     <w:rsid w:val="007A7F56"/>
     <w:pPr>
       <w:overflowPunct w:val="0"/>
@@ -22821,7 +24024,6 @@
     <w:name w:val="Figura 1"/>
     <w:basedOn w:val="Normal"/>
     <w:uiPriority w:val="99"/>
-    <w:qFormat/>
     <w:rsid w:val="00214BEA"/>
     <w:pPr>
       <w:tabs>
@@ -22838,7 +24040,6 @@
     <w:name w:val="Figura 2a"/>
     <w:basedOn w:val="Normal"/>
     <w:uiPriority w:val="99"/>
-    <w:qFormat/>
     <w:rsid w:val="00214BEA"/>
     <w:pPr>
       <w:tabs>
@@ -22855,7 +24056,6 @@
     <w:name w:val="Figura 2"/>
     <w:basedOn w:val="Normal"/>
     <w:uiPriority w:val="99"/>
-    <w:qFormat/>
     <w:rsid w:val="00214BEA"/>
     <w:pPr>
       <w:tabs>
@@ -22871,7 +24071,6 @@
     <w:name w:val="Figura 3"/>
     <w:basedOn w:val="Normal"/>
     <w:uiPriority w:val="99"/>
-    <w:qFormat/>
     <w:rsid w:val="00214BEA"/>
     <w:pPr>
       <w:tabs>
@@ -22887,7 +24086,6 @@
     <w:name w:val="titulos 2"/>
     <w:basedOn w:val="TDC2"/>
     <w:uiPriority w:val="99"/>
-    <w:qFormat/>
     <w:rsid w:val="00214BEA"/>
     <w:pPr>
       <w:tabs>
@@ -22907,7 +24105,6 @@
     <w:name w:val="titulos 3"/>
     <w:basedOn w:val="TDC3"/>
     <w:uiPriority w:val="99"/>
-    <w:qFormat/>
     <w:rsid w:val="00214BEA"/>
     <w:pPr>
       <w:tabs>
@@ -22925,7 +24122,6 @@
     <w:name w:val="Figura 4"/>
     <w:basedOn w:val="Normal"/>
     <w:uiPriority w:val="99"/>
-    <w:qFormat/>
     <w:rsid w:val="00214BEA"/>
     <w:pPr>
       <w:tabs>
@@ -22942,7 +24138,6 @@
     <w:name w:val="Figura 3a"/>
     <w:basedOn w:val="Normal"/>
     <w:link w:val="Figura3aCar"/>
-    <w:qFormat/>
     <w:rsid w:val="00214BEA"/>
     <w:pPr>
       <w:tabs>
@@ -22959,7 +24154,6 @@
     <w:name w:val="Figura 10"/>
     <w:basedOn w:val="Normal"/>
     <w:uiPriority w:val="99"/>
-    <w:qFormat/>
     <w:rsid w:val="00214BEA"/>
     <w:pPr>
       <w:spacing w:before="40" w:after="40"/>
@@ -22969,7 +24163,6 @@
     <w:name w:val="Pie de figuras y tablas"/>
     <w:basedOn w:val="Descripcin"/>
     <w:link w:val="PiedefigurasytablasCar"/>
-    <w:qFormat/>
     <w:rsid w:val="00214BEA"/>
     <w:pPr>
       <w:spacing w:before="40" w:after="40"/>
@@ -22982,7 +24175,6 @@
     <w:name w:val="Estilo Epígrafe + 11 pt1"/>
     <w:basedOn w:val="Descripcin"/>
     <w:link w:val="EstiloEpgrafe11pt1Car"/>
-    <w:qFormat/>
     <w:rsid w:val="00214BEA"/>
     <w:pPr>
       <w:spacing w:before="40" w:after="40"/>
@@ -22995,7 +24187,6 @@
     <w:name w:val="Formato figuras"/>
     <w:basedOn w:val="EstiloEpgrafe11pt1"/>
     <w:uiPriority w:val="99"/>
-    <w:qFormat/>
     <w:rsid w:val="00214BEA"/>
     <w:rPr>
       <w:bCs/>
@@ -23005,7 +24196,6 @@
     <w:name w:val="Estilo Negrita Después:  10 pto Interlineado:  Múltiple 1.15 lín.1"/>
     <w:basedOn w:val="Normal"/>
     <w:uiPriority w:val="99"/>
-    <w:qFormat/>
     <w:rsid w:val="00214BEA"/>
     <w:pPr>
       <w:numPr>
@@ -23041,7 +24231,6 @@
     <w:name w:val="List Bullet 2"/>
     <w:basedOn w:val="Normal"/>
     <w:uiPriority w:val="99"/>
-    <w:qFormat/>
     <w:rsid w:val="00214BEA"/>
     <w:pPr>
       <w:numPr>
@@ -23076,7 +24265,6 @@
     <w:basedOn w:val="Sangradetextonormal"/>
     <w:link w:val="Textoindependienteprimerasangra2Car"/>
     <w:uiPriority w:val="99"/>
-    <w:qFormat/>
     <w:rsid w:val="00214BEA"/>
     <w:pPr>
       <w:ind w:left="283" w:firstLine="210"/>
@@ -23085,7 +24273,6 @@
   <w:style w:type="paragraph" w:customStyle="1" w:styleId="xl65">
     <w:name w:val="xl65"/>
     <w:basedOn w:val="Normal"/>
-    <w:qFormat/>
     <w:rsid w:val="00214BEA"/>
     <w:pPr>
       <w:pBdr>
@@ -23106,7 +24293,6 @@
   <w:style w:type="paragraph" w:customStyle="1" w:styleId="xl66">
     <w:name w:val="xl66"/>
     <w:basedOn w:val="Normal"/>
-    <w:qFormat/>
     <w:rsid w:val="00214BEA"/>
     <w:pPr>
       <w:pBdr>
@@ -23127,7 +24313,6 @@
   <w:style w:type="paragraph" w:customStyle="1" w:styleId="xl67">
     <w:name w:val="xl67"/>
     <w:basedOn w:val="Normal"/>
-    <w:qFormat/>
     <w:rsid w:val="00214BEA"/>
     <w:pPr>
       <w:pBdr>
@@ -23148,7 +24333,6 @@
   <w:style w:type="paragraph" w:customStyle="1" w:styleId="xl68">
     <w:name w:val="xl68"/>
     <w:basedOn w:val="Normal"/>
-    <w:qFormat/>
     <w:rsid w:val="00214BEA"/>
     <w:pPr>
       <w:pBdr>
@@ -23173,7 +24357,6 @@
     <w:basedOn w:val="Normal"/>
     <w:uiPriority w:val="99"/>
     <w:unhideWhenUsed/>
-    <w:qFormat/>
     <w:rsid w:val="00214BEA"/>
     <w:pPr>
       <w:spacing w:beforeAutospacing="1" w:afterAutospacing="1"/>
@@ -23188,7 +24371,6 @@
     <w:name w:val="texto"/>
     <w:basedOn w:val="Normal"/>
     <w:uiPriority w:val="99"/>
-    <w:qFormat/>
     <w:rsid w:val="00214BEA"/>
     <w:pPr>
       <w:spacing w:beforeAutospacing="1" w:afterAutospacing="1"/>
@@ -23203,7 +24385,6 @@
     <w:name w:val="Texto"/>
     <w:basedOn w:val="Normal"/>
     <w:uiPriority w:val="99"/>
-    <w:qFormat/>
     <w:rsid w:val="00214BEA"/>
     <w:pPr>
       <w:spacing w:before="40" w:after="120"/>
@@ -23218,7 +24399,6 @@
     <w:name w:val="xl63"/>
     <w:basedOn w:val="Normal"/>
     <w:uiPriority w:val="99"/>
-    <w:qFormat/>
     <w:rsid w:val="00214BEA"/>
     <w:pPr>
       <w:spacing w:beforeAutospacing="1" w:afterAutospacing="1"/>
@@ -23233,7 +24413,6 @@
     <w:name w:val="xl64"/>
     <w:basedOn w:val="Normal"/>
     <w:uiPriority w:val="99"/>
-    <w:qFormat/>
     <w:rsid w:val="00214BEA"/>
     <w:pPr>
       <w:spacing w:beforeAutospacing="1" w:afterAutospacing="1"/>
@@ -23248,7 +24427,6 @@
   <w:style w:type="paragraph" w:customStyle="1" w:styleId="xl69">
     <w:name w:val="xl69"/>
     <w:basedOn w:val="Normal"/>
-    <w:qFormat/>
     <w:rsid w:val="00214BEA"/>
     <w:pPr>
       <w:pBdr>
@@ -23270,7 +24448,6 @@
   <w:style w:type="paragraph" w:customStyle="1" w:styleId="xl70">
     <w:name w:val="xl70"/>
     <w:basedOn w:val="Normal"/>
-    <w:qFormat/>
     <w:rsid w:val="00214BEA"/>
     <w:pPr>
       <w:pBdr>
@@ -23293,7 +24470,6 @@
   <w:style w:type="paragraph" w:customStyle="1" w:styleId="xl71">
     <w:name w:val="xl71"/>
     <w:basedOn w:val="Normal"/>
-    <w:qFormat/>
     <w:rsid w:val="00214BEA"/>
     <w:pPr>
       <w:pBdr>
@@ -23315,7 +24491,6 @@
   <w:style w:type="paragraph" w:customStyle="1" w:styleId="xl72">
     <w:name w:val="xl72"/>
     <w:basedOn w:val="Normal"/>
-    <w:qFormat/>
     <w:rsid w:val="00214BEA"/>
     <w:pPr>
       <w:pBdr>
@@ -23341,7 +24516,6 @@
     <w:link w:val="TextosinformatoCar"/>
     <w:uiPriority w:val="99"/>
     <w:unhideWhenUsed/>
-    <w:qFormat/>
     <w:rsid w:val="00214BEA"/>
     <w:pPr>
       <w:jc w:val="left"/>
@@ -23356,7 +24530,6 @@
   <w:style w:type="paragraph" w:customStyle="1" w:styleId="xl73">
     <w:name w:val="xl73"/>
     <w:basedOn w:val="Normal"/>
-    <w:qFormat/>
     <w:rsid w:val="009713A8"/>
     <w:pPr>
       <w:pBdr>
@@ -23376,7 +24549,6 @@
   <w:style w:type="paragraph" w:customStyle="1" w:styleId="xl74">
     <w:name w:val="xl74"/>
     <w:basedOn w:val="Normal"/>
-    <w:qFormat/>
     <w:rsid w:val="009713A8"/>
     <w:pPr>
       <w:pBdr>
@@ -23396,7 +24568,6 @@
   <w:style w:type="paragraph" w:customStyle="1" w:styleId="xl75">
     <w:name w:val="xl75"/>
     <w:basedOn w:val="Normal"/>
-    <w:qFormat/>
     <w:rsid w:val="009713A8"/>
     <w:pPr>
       <w:pBdr>
@@ -23415,7 +24586,6 @@
   <w:style w:type="paragraph" w:customStyle="1" w:styleId="xl76">
     <w:name w:val="xl76"/>
     <w:basedOn w:val="Normal"/>
-    <w:qFormat/>
     <w:rsid w:val="009713A8"/>
     <w:pPr>
       <w:spacing w:beforeAutospacing="1" w:afterAutospacing="1"/>
@@ -23428,7 +24598,6 @@
   <w:style w:type="paragraph" w:customStyle="1" w:styleId="xl77">
     <w:name w:val="xl77"/>
     <w:basedOn w:val="Normal"/>
-    <w:qFormat/>
     <w:rsid w:val="009713A8"/>
     <w:pPr>
       <w:pBdr>
@@ -23449,7 +24618,6 @@
   <w:style w:type="paragraph" w:customStyle="1" w:styleId="EstiloPrrafodelistaInterlineado15lneas">
     <w:name w:val="Estilo Párrafo de lista + Interlineado:  1.5 líneas"/>
     <w:basedOn w:val="Prrafodelista"/>
-    <w:qFormat/>
     <w:rsid w:val="00BF7962"/>
     <w:rPr>
       <w:szCs w:val="20"/>
@@ -23472,7 +24640,6 @@
   <w:style w:type="paragraph" w:customStyle="1" w:styleId="Contenidodelatabla">
     <w:name w:val="Contenido de la tabla"/>
     <w:basedOn w:val="Normal"/>
-    <w:qFormat/>
     <w:rsid w:val="00202926"/>
     <w:pPr>
       <w:widowControl w:val="0"/>
@@ -23488,7 +24655,6 @@
   <w:style w:type="paragraph" w:customStyle="1" w:styleId="xl78">
     <w:name w:val="xl78"/>
     <w:basedOn w:val="Normal"/>
-    <w:qFormat/>
     <w:rsid w:val="00794234"/>
     <w:pPr>
       <w:pBdr>
@@ -23509,7 +24675,6 @@
   <w:style w:type="paragraph" w:customStyle="1" w:styleId="xl79">
     <w:name w:val="xl79"/>
     <w:basedOn w:val="Normal"/>
-    <w:qFormat/>
     <w:rsid w:val="00794234"/>
     <w:pPr>
       <w:pBdr>
@@ -23530,7 +24695,6 @@
   <w:style w:type="paragraph" w:customStyle="1" w:styleId="xl80">
     <w:name w:val="xl80"/>
     <w:basedOn w:val="Normal"/>
-    <w:qFormat/>
     <w:rsid w:val="00794234"/>
     <w:pPr>
       <w:pBdr>
@@ -23551,7 +24715,6 @@
   <w:style w:type="paragraph" w:customStyle="1" w:styleId="xl81">
     <w:name w:val="xl81"/>
     <w:basedOn w:val="Normal"/>
-    <w:qFormat/>
     <w:rsid w:val="00794234"/>
     <w:pPr>
       <w:pBdr>
@@ -23572,7 +24735,6 @@
   <w:style w:type="paragraph" w:customStyle="1" w:styleId="xl82">
     <w:name w:val="xl82"/>
     <w:basedOn w:val="Normal"/>
-    <w:qFormat/>
     <w:rsid w:val="00794234"/>
     <w:pPr>
       <w:pBdr>
@@ -23594,7 +24756,6 @@
   <w:style w:type="paragraph" w:customStyle="1" w:styleId="xl83">
     <w:name w:val="xl83"/>
     <w:basedOn w:val="Normal"/>
-    <w:qFormat/>
     <w:rsid w:val="00794234"/>
     <w:pPr>
       <w:pBdr>
@@ -23615,7 +24776,6 @@
   <w:style w:type="paragraph" w:customStyle="1" w:styleId="xl84">
     <w:name w:val="xl84"/>
     <w:basedOn w:val="Normal"/>
-    <w:qFormat/>
     <w:rsid w:val="00794234"/>
     <w:pPr>
       <w:pBdr>
@@ -23635,7 +24795,6 @@
   <w:style w:type="paragraph" w:customStyle="1" w:styleId="xl85">
     <w:name w:val="xl85"/>
     <w:basedOn w:val="Normal"/>
-    <w:qFormat/>
     <w:rsid w:val="00794234"/>
     <w:pPr>
       <w:pBdr>
@@ -23657,7 +24816,6 @@
   <w:style w:type="paragraph" w:customStyle="1" w:styleId="xl86">
     <w:name w:val="xl86"/>
     <w:basedOn w:val="Normal"/>
-    <w:qFormat/>
     <w:rsid w:val="00794234"/>
     <w:pPr>
       <w:pBdr>
@@ -23679,7 +24837,6 @@
   <w:style w:type="paragraph" w:styleId="Sinespaciado">
     <w:name w:val="No Spacing"/>
     <w:uiPriority w:val="1"/>
-    <w:qFormat/>
     <w:rsid w:val="00AF34F2"/>
     <w:pPr>
       <w:jc w:val="both"/>
@@ -23694,14 +24851,12 @@
     <w:next w:val="Normal"/>
     <w:uiPriority w:val="37"/>
     <w:unhideWhenUsed/>
-    <w:qFormat/>
     <w:rsid w:val="00B9285B"/>
   </w:style>
   <w:style w:type="paragraph" w:customStyle="1" w:styleId="EstiloDescripcinCarIzquierda">
     <w:name w:val="Estilo DescripciónCar + Izquierda"/>
     <w:basedOn w:val="Descripcin"/>
     <w:uiPriority w:val="99"/>
-    <w:qFormat/>
     <w:rsid w:val="00387B67"/>
     <w:pPr>
       <w:jc w:val="left"/>
@@ -23713,7 +24868,6 @@
   <w:style w:type="paragraph" w:customStyle="1" w:styleId="EstiloDescripcinCarCentrado">
     <w:name w:val="Estilo DescripciónCar + Centrado"/>
     <w:basedOn w:val="Descripcin"/>
-    <w:qFormat/>
     <w:rsid w:val="00387B67"/>
     <w:rPr>
       <w:bCs w:val="0"/>
@@ -23722,7 +24876,6 @@
   <w:style w:type="paragraph" w:customStyle="1" w:styleId="paragraph">
     <w:name w:val="paragraph"/>
     <w:basedOn w:val="Normal"/>
-    <w:qFormat/>
     <w:rsid w:val="003D1BD2"/>
     <w:pPr>
       <w:spacing w:beforeAutospacing="1" w:afterAutospacing="1" w:line="240" w:lineRule="auto"/>
@@ -23736,7 +24889,6 @@
   <w:style w:type="paragraph" w:customStyle="1" w:styleId="yiv4895752486msonormal">
     <w:name w:val="yiv4895752486msonormal"/>
     <w:basedOn w:val="Normal"/>
-    <w:qFormat/>
     <w:rsid w:val="003D1BD2"/>
     <w:pPr>
       <w:spacing w:beforeAutospacing="1" w:afterAutospacing="1" w:line="240" w:lineRule="auto"/>
@@ -23749,7 +24901,6 @@
   <w:style w:type="paragraph" w:customStyle="1" w:styleId="yiv4151939901msonormal">
     <w:name w:val="yiv4151939901msonormal"/>
     <w:basedOn w:val="Normal"/>
-    <w:qFormat/>
     <w:rsid w:val="003D1BD2"/>
     <w:pPr>
       <w:spacing w:beforeAutospacing="1" w:afterAutospacing="1" w:line="240" w:lineRule="auto"/>
@@ -23761,7 +24912,6 @@
   </w:style>
   <w:style w:type="paragraph" w:customStyle="1" w:styleId="Normal1">
     <w:name w:val="Normal1"/>
-    <w:qFormat/>
     <w:rsid w:val="003D1BD2"/>
     <w:pPr>
       <w:spacing w:line="276" w:lineRule="auto"/>
@@ -23777,7 +24927,6 @@
     <w:basedOn w:val="Normal1"/>
     <w:next w:val="Normal1"/>
     <w:link w:val="TtuloCar"/>
-    <w:qFormat/>
     <w:rsid w:val="003D1BD2"/>
     <w:pPr>
       <w:keepNext/>
@@ -23794,7 +24943,6 @@
     <w:basedOn w:val="Normal1"/>
     <w:next w:val="Normal1"/>
     <w:link w:val="SubttuloCar"/>
-    <w:qFormat/>
     <w:rsid w:val="003D1BD2"/>
     <w:pPr>
       <w:keepNext/>
@@ -23832,7 +24980,6 @@
     <w:name w:val="Párrafo de lista2"/>
     <w:basedOn w:val="Normal"/>
     <w:uiPriority w:val="34"/>
-    <w:qFormat/>
     <w:rsid w:val="003D1BD2"/>
     <w:pPr>
       <w:spacing w:after="120" w:line="240" w:lineRule="auto"/>
@@ -23849,7 +24996,6 @@
     <w:name w:val="Rutas y archivos"/>
     <w:basedOn w:val="Normal"/>
     <w:link w:val="RutasyarchivosChar"/>
-    <w:qFormat/>
     <w:rsid w:val="003D1BD2"/>
     <w:pPr>
       <w:tabs>
@@ -23864,7 +25010,6 @@
   <w:style w:type="paragraph" w:customStyle="1" w:styleId="Estilo10ptoNegritaNegroCentradoAntes3ptoDespus3">
     <w:name w:val="Estilo 10 pto Negrita Negro Centrado Antes:  3 pto Después:  3 ..."/>
     <w:basedOn w:val="Normal"/>
-    <w:qFormat/>
     <w:rsid w:val="003D1BD2"/>
     <w:pPr>
       <w:spacing w:before="60" w:after="60" w:line="240" w:lineRule="auto"/>
@@ -23881,7 +25026,6 @@
   <w:style w:type="paragraph" w:customStyle="1" w:styleId="Estilo10ptoNegroCentradoAntes3ptoDespus3ptoInte">
     <w:name w:val="Estilo 10 pto Negro Centrado Antes:  3 pto Después:  3 pto Inte..."/>
     <w:basedOn w:val="Normal"/>
-    <w:qFormat/>
     <w:rsid w:val="003D1BD2"/>
     <w:pPr>
       <w:spacing w:before="60" w:after="60" w:line="240" w:lineRule="auto"/>
@@ -23896,7 +25040,6 @@
   <w:style w:type="paragraph" w:customStyle="1" w:styleId="Estilo9ptoNegroCentradoAntes72ptoDespus72ptoI">
     <w:name w:val="Estilo 9 pto Negro Centrado Antes:  7.2 pto Después:  7.2 pto I..."/>
     <w:basedOn w:val="Normal"/>
-    <w:qFormat/>
     <w:rsid w:val="003D1BD2"/>
     <w:pPr>
       <w:spacing w:before="60" w:after="60" w:line="240" w:lineRule="auto"/>
@@ -23911,7 +25054,6 @@
   <w:style w:type="paragraph" w:customStyle="1" w:styleId="Estilo9ptoNegritaNegroCentradoAntes72ptoDespus7">
     <w:name w:val="Estilo 9 pto Negrita Negro Centrado Antes:  7.2 pto Después:  7..."/>
     <w:basedOn w:val="Normal"/>
-    <w:qFormat/>
     <w:rsid w:val="003D1BD2"/>
     <w:pPr>
       <w:spacing w:before="60" w:after="60" w:line="240" w:lineRule="auto"/>
@@ -23962,7 +25104,6 @@
     <w:basedOn w:val="Normal"/>
     <w:next w:val="Normal"/>
     <w:link w:val="CitadestacadaCar"/>
-    <w:qFormat/>
     <w:rsid w:val="003D1BD2"/>
     <w:pPr>
       <w:pBdr>
@@ -24161,10 +25302,10 @@
       <w:ind w:left="4252"/>
     </w:pPr>
   </w:style>
-  <w:style w:type="paragraph" w:styleId="Firmadecorreoelectrnico">
+  <w:style w:type="paragraph" w:styleId="Firmadecorreo">
     <w:name w:val="E-mail Signature"/>
     <w:basedOn w:val="Normal"/>
-    <w:link w:val="FirmadecorreoelectrnicoCar"/>
+    <w:link w:val="FirmadecorreoCar"/>
     <w:uiPriority w:val="99"/>
     <w:semiHidden/>
     <w:unhideWhenUsed/>
@@ -24447,7 +25588,6 @@
     <w:basedOn w:val="Normal"/>
     <w:link w:val="Sangra2detindependienteCar"/>
     <w:unhideWhenUsed/>
-    <w:qFormat/>
     <w:rsid w:val="003D1BD2"/>
     <w:pPr>
       <w:spacing w:after="120" w:line="480" w:lineRule="auto"/>
@@ -24459,7 +25599,6 @@
     <w:basedOn w:val="Normal"/>
     <w:link w:val="Sangra3detindependienteCar"/>
     <w:unhideWhenUsed/>
-    <w:qFormat/>
     <w:rsid w:val="003D1BD2"/>
     <w:pPr>
       <w:spacing w:after="120"/>
@@ -24524,7 +25663,6 @@
     <w:basedOn w:val="Normal"/>
     <w:link w:val="Textoindependiente2Car"/>
     <w:unhideWhenUsed/>
-    <w:qFormat/>
     <w:rsid w:val="003D1BD2"/>
     <w:pPr>
       <w:spacing w:after="120" w:line="480" w:lineRule="auto"/>
@@ -24579,7 +25717,6 @@
     <w:name w:val="Cuadrícula media 1 - Énfasis 21"/>
     <w:basedOn w:val="Normal"/>
     <w:uiPriority w:val="34"/>
-    <w:qFormat/>
     <w:rsid w:val="00DE0653"/>
     <w:pPr>
       <w:ind w:left="720"/>
@@ -24595,7 +25732,6 @@
     <w:name w:val="Estilo Justificado2"/>
     <w:basedOn w:val="Normal"/>
     <w:autoRedefine/>
-    <w:qFormat/>
     <w:rsid w:val="004F188B"/>
     <w:pPr>
       <w:widowControl w:val="0"/>
@@ -24614,7 +25750,6 @@
   <w:style w:type="paragraph" w:customStyle="1" w:styleId="Estilo20">
     <w:name w:val="Estilo 2"/>
     <w:basedOn w:val="Normal"/>
-    <w:qFormat/>
     <w:rsid w:val="0015350D"/>
     <w:pPr>
       <w:tabs>
@@ -24630,14 +25765,12 @@
   <w:style w:type="paragraph" w:customStyle="1" w:styleId="Estilo12">
     <w:name w:val="Estilo12"/>
     <w:basedOn w:val="Estilo20"/>
-    <w:qFormat/>
     <w:rsid w:val="0015350D"/>
   </w:style>
   <w:style w:type="paragraph" w:customStyle="1" w:styleId="Estilo4">
     <w:name w:val="Estilo4"/>
     <w:basedOn w:val="Normal"/>
     <w:autoRedefine/>
-    <w:qFormat/>
     <w:rsid w:val="0015350D"/>
     <w:pPr>
       <w:spacing w:line="360" w:lineRule="atLeast"/>
@@ -24651,7 +25784,6 @@
   <w:style w:type="paragraph" w:customStyle="1" w:styleId="listafig">
     <w:name w:val="lista_fig"/>
     <w:basedOn w:val="Descripcin"/>
-    <w:qFormat/>
     <w:rsid w:val="0015350D"/>
     <w:pPr>
       <w:widowControl w:val="0"/>
@@ -24667,7 +25799,6 @@
   <w:style w:type="paragraph" w:customStyle="1" w:styleId="Timesroman">
     <w:name w:val="Times roman"/>
     <w:basedOn w:val="Normal"/>
-    <w:qFormat/>
     <w:rsid w:val="0015350D"/>
     <w:pPr>
       <w:spacing w:after="120" w:line="240" w:lineRule="auto"/>
@@ -24686,7 +25817,6 @@
   <w:style w:type="paragraph" w:customStyle="1" w:styleId="Contenidodelmarco">
     <w:name w:val="Contenido del marco"/>
     <w:basedOn w:val="Normal"/>
-    <w:qFormat/>
   </w:style>
   <w:style w:type="numbering" w:customStyle="1" w:styleId="Estilo41">
     <w:name w:val="Estilo41"/>
@@ -26534,7 +27664,6 @@
   <w:style w:type="character" w:customStyle="1" w:styleId="hgkelc">
     <w:name w:val="hgkelc"/>
     <w:basedOn w:val="Fuentedeprrafopredeter"/>
-    <w:qFormat/>
     <w:rsid w:val="00F93CD3"/>
   </w:style>
   <w:style w:type="paragraph" w:customStyle="1" w:styleId="msonormal0">
@@ -26576,7 +27705,7 @@
     <w:basedOn w:val="Normal"/>
     <w:link w:val="textotablascentradoCar"/>
     <w:qFormat/>
-    <w:rsid w:val="00B96311"/>
+    <w:rsid w:val="000D620C"/>
     <w:pPr>
       <w:suppressAutoHyphens w:val="0"/>
       <w:spacing w:line="240" w:lineRule="auto"/>
@@ -26585,6 +27714,7 @@
     <w:rPr>
       <w:rFonts w:eastAsiaTheme="minorHAnsi" w:cs="Microsoft Sans Serif"/>
       <w:color w:val="000000" w:themeColor="text1"/>
+      <w:sz w:val="20"/>
       <w:szCs w:val="22"/>
       <w:lang w:eastAsia="en-US"/>
     </w:rPr>
@@ -26593,11 +27723,11 @@
     <w:name w:val="texto_tablas_centrado Car"/>
     <w:basedOn w:val="Fuentedeprrafopredeter"/>
     <w:link w:val="textotablascentrado"/>
-    <w:rsid w:val="00B96311"/>
+    <w:rsid w:val="000D620C"/>
     <w:rPr>
       <w:rFonts w:eastAsiaTheme="minorHAnsi" w:cs="Microsoft Sans Serif"/>
       <w:color w:val="000000" w:themeColor="text1"/>
-      <w:sz w:val="22"/>
+      <w:sz w:val="20"/>
       <w:szCs w:val="22"/>
       <w:lang w:eastAsia="en-US"/>
     </w:rPr>
@@ -26631,10 +27761,10 @@
     <w:next w:val="Normal"/>
     <w:link w:val="CarcentradoCar"/>
     <w:qFormat/>
-    <w:rsid w:val="000D0457"/>
+    <w:rsid w:val="00EE4BC8"/>
     <w:pPr>
       <w:keepNext/>
-      <w:ind w:firstLine="360"/>
+      <w:spacing w:line="240" w:lineRule="auto"/>
       <w:jc w:val="center"/>
     </w:pPr>
     <w:rPr>
@@ -26646,7 +27776,7 @@
     <w:name w:val="Car_centrado Car"/>
     <w:basedOn w:val="Fuentedeprrafopredeter"/>
     <w:link w:val="Carcentrado"/>
-    <w:rsid w:val="000D0457"/>
+    <w:rsid w:val="00EE4BC8"/>
     <w:rPr>
       <w:color w:val="000000" w:themeColor="text1"/>
       <w:sz w:val="20"/>
@@ -26658,7 +27788,10 @@
     <w:next w:val="Normal"/>
     <w:link w:val="CarjustificadoCar"/>
     <w:qFormat/>
-    <w:rsid w:val="000D0457"/>
+    <w:rsid w:val="00EE4BC8"/>
+    <w:pPr>
+      <w:spacing w:line="240" w:lineRule="auto"/>
+    </w:pPr>
     <w:rPr>
       <w:color w:val="000000" w:themeColor="text1"/>
       <w:sz w:val="20"/>
@@ -26668,7 +27801,7 @@
     <w:name w:val="Car_justificado Car"/>
     <w:basedOn w:val="Fuentedeprrafopredeter"/>
     <w:link w:val="Carjustificado"/>
-    <w:rsid w:val="000D0457"/>
+    <w:rsid w:val="00EE4BC8"/>
     <w:rPr>
       <w:color w:val="000000" w:themeColor="text1"/>
       <w:sz w:val="20"/>

--- a/crear_documentos/services/doc_101/plantilla.docx
+++ b/crear_documentos/services/doc_101/plantilla.docx
@@ -231,27 +231,7 @@
           <w:sz w:val="28"/>
           <w:szCs w:val="28"/>
         </w:rPr>
-        <w:t>&lt;&lt;</w:t>
-      </w:r>
-      <w:proofErr w:type="spellStart"/>
-      <w:r>
-        <w:rPr>
-          <w:rFonts w:cs="Microsoft Sans Serif"/>
-          <w:b/>
-          <w:sz w:val="28"/>
-          <w:szCs w:val="28"/>
-        </w:rPr>
-        <w:t>seriales_de_sondas</w:t>
-      </w:r>
-      <w:proofErr w:type="spellEnd"/>
-      <w:r>
-        <w:rPr>
-          <w:rFonts w:cs="Microsoft Sans Serif"/>
-          <w:b/>
-          <w:sz w:val="28"/>
-          <w:szCs w:val="28"/>
-        </w:rPr>
-        <w:t>&gt;&gt;</w:t>
+        <w:t>&lt;&lt;seriales_de_sondas&gt;&gt;</w:t>
       </w:r>
     </w:p>
     <w:tbl>
@@ -305,15 +285,7 @@
               <w:t>PEMEX-ASM-CICESE-658225821-</w:t>
             </w:r>
             <w:r>
-              <w:t>&lt;&lt;</w:t>
-            </w:r>
-            <w:proofErr w:type="spellStart"/>
-            <w:r>
-              <w:t>orden_de_servicio</w:t>
-            </w:r>
-            <w:proofErr w:type="spellEnd"/>
-            <w:r>
-              <w:t>&gt;&gt;</w:t>
+              <w:t>&lt;&lt;orden_de_servicio&gt;&gt;</w:t>
             </w:r>
           </w:p>
         </w:tc>
@@ -370,26 +342,16 @@
                 <w:sz w:val="20"/>
                 <w:szCs w:val="20"/>
               </w:rPr>
-              <w:t>&lt;&lt;</w:t>
+              <w:t>&lt;&lt;fe</w:t>
             </w:r>
-            <w:proofErr w:type="spellStart"/>
             <w:r>
               <w:rPr>
                 <w:rFonts w:cs="Microsoft Sans Serif"/>
                 <w:sz w:val="20"/>
                 <w:szCs w:val="20"/>
               </w:rPr>
-              <w:t>fe</w:t>
-            </w:r>
-            <w:r>
-              <w:rPr>
-                <w:rFonts w:cs="Microsoft Sans Serif"/>
-                <w:sz w:val="20"/>
-                <w:szCs w:val="20"/>
-              </w:rPr>
               <w:t>cha_de_solicitud</w:t>
             </w:r>
-            <w:proofErr w:type="spellEnd"/>
             <w:r>
               <w:rPr>
                 <w:rFonts w:cs="Microsoft Sans Serif"/>
@@ -455,25 +417,7 @@
                 <w:sz w:val="20"/>
                 <w:szCs w:val="20"/>
               </w:rPr>
-              <w:t>&lt;&lt;</w:t>
-            </w:r>
-            <w:proofErr w:type="spellStart"/>
-            <w:r>
-              <w:rPr>
-                <w:rFonts w:cs="Microsoft Sans Serif"/>
-                <w:sz w:val="20"/>
-                <w:szCs w:val="20"/>
-              </w:rPr>
-              <w:t>fecha_inicio_vigencia</w:t>
-            </w:r>
-            <w:proofErr w:type="spellEnd"/>
-            <w:r>
-              <w:rPr>
-                <w:rFonts w:cs="Microsoft Sans Serif"/>
-                <w:sz w:val="20"/>
-                <w:szCs w:val="20"/>
-              </w:rPr>
-              <w:t>&gt;&gt;</w:t>
+              <w:t>&lt;&lt;fecha_inicio_vigencia&gt;&gt;</w:t>
             </w:r>
           </w:p>
         </w:tc>
@@ -525,25 +469,7 @@
                 <w:sz w:val="20"/>
                 <w:szCs w:val="20"/>
               </w:rPr>
-              <w:t>&lt;&lt;</w:t>
-            </w:r>
-            <w:proofErr w:type="spellStart"/>
-            <w:r>
-              <w:rPr>
-                <w:rFonts w:cs="Microsoft Sans Serif"/>
-                <w:sz w:val="20"/>
-                <w:szCs w:val="20"/>
-              </w:rPr>
-              <w:t>fecha_final_vigencia</w:t>
-            </w:r>
-            <w:proofErr w:type="spellEnd"/>
-            <w:r>
-              <w:rPr>
-                <w:rFonts w:cs="Microsoft Sans Serif"/>
-                <w:sz w:val="20"/>
-                <w:szCs w:val="20"/>
-              </w:rPr>
-              <w:t>&gt;&gt;</w:t>
+              <w:t>&lt;&lt;fecha_final_vigencia&gt;&gt;</w:t>
             </w:r>
           </w:p>
         </w:tc>
@@ -620,25 +546,7 @@
                 <w:sz w:val="20"/>
                 <w:szCs w:val="20"/>
               </w:rPr>
-              <w:t>&lt;&lt;</w:t>
-            </w:r>
-            <w:proofErr w:type="spellStart"/>
-            <w:r>
-              <w:rPr>
-                <w:rFonts w:cs="Microsoft Sans Serif"/>
-                <w:sz w:val="20"/>
-                <w:szCs w:val="20"/>
-              </w:rPr>
-              <w:t>fecha_de_entrega</w:t>
-            </w:r>
-            <w:proofErr w:type="spellEnd"/>
-            <w:r>
-              <w:rPr>
-                <w:rFonts w:cs="Microsoft Sans Serif"/>
-                <w:sz w:val="20"/>
-                <w:szCs w:val="20"/>
-              </w:rPr>
-              <w:t>&gt;&gt;</w:t>
+              <w:t>&lt;&lt;fecha_de_entrega&gt;&gt;</w:t>
             </w:r>
           </w:p>
         </w:tc>
@@ -882,25 +790,7 @@
                 <w:color w:val="000000" w:themeColor="text1"/>
                 <w:szCs w:val="22"/>
               </w:rPr>
-              <w:t>&lt;&lt;</w:t>
-            </w:r>
-            <w:proofErr w:type="spellStart"/>
-            <w:r>
-              <w:rPr>
-                <w:rFonts w:cs="Microsoft Sans Serif"/>
-                <w:color w:val="000000" w:themeColor="text1"/>
-                <w:szCs w:val="22"/>
-              </w:rPr>
-              <w:t>fecha_de_entrega</w:t>
-            </w:r>
-            <w:proofErr w:type="spellEnd"/>
-            <w:r>
-              <w:rPr>
-                <w:rFonts w:cs="Microsoft Sans Serif"/>
-                <w:color w:val="000000" w:themeColor="text1"/>
-                <w:szCs w:val="22"/>
-              </w:rPr>
-              <w:t>&gt;&gt;</w:t>
+              <w:t>&lt;&lt;fecha_de_entrega&gt;&gt;</w:t>
             </w:r>
           </w:p>
         </w:tc>
@@ -1361,6 +1251,7 @@
           <w:docPartUnique/>
         </w:docPartObj>
       </w:sdtPr>
+      <w:sdtEndPr/>
       <w:sdtContent>
         <w:p>
           <w:pPr>
@@ -5566,23 +5457,7 @@
         <w:t>Servicio de Medición y Análisis Metoceánicos del Golfo de México”</w:t>
       </w:r>
       <w:r>
-        <w:t xml:space="preserve"> inició en 2007 con un enfoque orientado al monitoreo de aguas profundas e intermedias, regiones en las que la información metoceánica disponible era limitada o inexistente, como en las áreas de Perdido y </w:t>
-      </w:r>
-      <w:proofErr w:type="spellStart"/>
-      <w:r>
-        <w:t>Lakach</w:t>
-      </w:r>
-      <w:proofErr w:type="spellEnd"/>
-      <w:r>
-        <w:t xml:space="preserve">. Posteriormente, el alcance del proyecto se amplió para incluir el monitoreo en aguas someras, sin descuidar las regiones profundas, incorporando además un enfoque más operativo. Una etapa adicional relevante se presentó cuando el proyecto se adaptó para atender nuevas áreas donde PEMEX tenía asignaciones directas para exploración y producción y/o donde compartía algún tipo de asociación con alguna otra empresa (por citar un ejemplo, </w:t>
-      </w:r>
-      <w:proofErr w:type="spellStart"/>
-      <w:r>
-        <w:t>Trión</w:t>
-      </w:r>
-      <w:proofErr w:type="spellEnd"/>
-      <w:r>
-        <w:t xml:space="preserve">). Para la etapa 2024-2025, a solicitud de PEMEX, el proyecto se enfocó a la disponibilidad inmediata de información </w:t>
+        <w:t xml:space="preserve"> inició en 2007 con un enfoque orientado al monitoreo de aguas profundas e intermedias, regiones en las que la información metoceánica disponible era limitada o inexistente, como en las áreas de Perdido y Lakach. Posteriormente, el alcance del proyecto se amplió para incluir el monitoreo en aguas someras, sin descuidar las regiones profundas, incorporando además un enfoque más operativo. Una etapa adicional relevante se presentó cuando el proyecto se adaptó para atender nuevas áreas donde PEMEX tenía asignaciones directas para exploración y producción y/o donde compartía algún tipo de asociación con alguna otra empresa (por citar un ejemplo, Trión). Para la etapa 2024-2025, a solicitud de PEMEX, el proyecto se enfocó a la disponibilidad inmediata de información </w:t>
       </w:r>
       <w:r>
         <w:lastRenderedPageBreak/>
@@ -5708,40 +5583,26 @@
         <w:ind w:firstLine="360"/>
       </w:pPr>
       <w:r>
-        <w:t xml:space="preserve">Este reporte describe y enumera las actividades realizadas por el consorcio </w:t>
-      </w:r>
-      <w:proofErr w:type="spellStart"/>
-      <w:r>
-        <w:t>All</w:t>
-      </w:r>
-      <w:proofErr w:type="spellEnd"/>
+        <w:t>Este reporte describe y enumera las actividades realizadas por el consorcio All Solutions de México S. A. de C. V. (en lo sucesivo ASM) y el Centro de Investigación Científica y Educación Superior de Ensenada (en lo sucesivo CICESE) para la preparación, movilización y finalmente el</w:t>
+      </w:r>
       <w:r>
         <w:t xml:space="preserve"> </w:t>
       </w:r>
-      <w:proofErr w:type="spellStart"/>
-      <w:r>
-        <w:t>Solutions</w:t>
-      </w:r>
-      <w:proofErr w:type="spellEnd"/>
-      <w:r>
-        <w:t xml:space="preserve"> de México S. A. de C. V. (en lo sucesivo ASM) y el Centro de Investigación Científica y Educación Superior de Ensenada (en lo sucesivo CICESE) para la preparación, movilización y finalmente el</w:t>
-      </w:r>
-      <w:r>
-        <w:t xml:space="preserve"> </w:t>
-      </w:r>
-      <w:r>
-        <w:t>despliegue satisfactorio de sondas oceanográficas; dando cumplimiento así al compromiso establecido en la sección 10.1 del contrato No. 658225821 “Reporte del protocolo de liberación de las sondas oceanográficas y transmisión de datos.” y específicamente a la Orden de Servicio PEMEX-ASM-CICESE-658225821-</w:t>
-      </w:r>
-      <w:r>
-        <w:t>&lt;&lt;</w:t>
-      </w:r>
-      <w:proofErr w:type="spellStart"/>
-      <w:r>
-        <w:t>orden_de_servicio</w:t>
-      </w:r>
-      <w:proofErr w:type="spellEnd"/>
-      <w:r>
-        <w:t>&gt;&gt;</w:t>
+      <w:r>
+        <w:t>despliegue satisfactorio de sondas oceanográficas; dando cumplimiento así al compromiso establecido en la sección 10.1 del contrato No. 658225821 “</w:t>
+      </w:r>
+      <w:r>
+        <w:rPr>
+          <w:i/>
+          <w:iCs/>
+        </w:rPr>
+        <w:t>Reporte del protocolo de liberación de las sondas oceanográficas y transmisión de datos</w:t>
+      </w:r>
+      <w:r>
+        <w:t>.” y específicamente a la Orden de Servicio PEMEX-ASM-CICESE-658225821-</w:t>
+      </w:r>
+      <w:r>
+        <w:t>&lt;&lt;orden_de_servicio&gt;&gt;</w:t>
       </w:r>
       <w:r>
         <w:t>.</w:t>
@@ -5778,21 +5639,26 @@
         <w:t xml:space="preserve"> </w:t>
       </w:r>
       <w:r>
-        <w:t xml:space="preserve">en este documento se reportan las actividades asociadas al concepto “10.1 Protocolo de liberación de las sondas oceanográficas y transmisión de datos”, relacionadas con las sondas oceanográficas liberadas en </w:t>
+        <w:t>en este documento se reportan las actividades asociadas al concepto “</w:t>
+      </w:r>
+      <w:r>
+        <w:rPr>
+          <w:i/>
+          <w:iCs/>
+        </w:rPr>
+        <w:t>10.1 Protocolo de liberación de las sondas oceanográficas y transmisión de datos</w:t>
+      </w:r>
+      <w:r>
+        <w:t xml:space="preserve">”, relacionadas con las sondas oceanográficas liberadas en </w:t>
       </w:r>
       <w:r>
         <w:t>&lt;&lt;</w:t>
       </w:r>
-      <w:proofErr w:type="spellStart"/>
       <w:r>
         <w:t>mes_y_anio</w:t>
       </w:r>
       <w:r>
-        <w:t>_de_liberacion</w:t>
-      </w:r>
-      <w:proofErr w:type="spellEnd"/>
-      <w:r>
-        <w:t>&gt;&gt;</w:t>
+        <w:t>_de_liberacion&gt;&gt;</w:t>
       </w:r>
       <w:r>
         <w:t xml:space="preserve">, las cuales se ejecutaron para dar cumplimiento a la orden de servicio </w:t>
@@ -5811,7 +5677,6 @@
         </w:rPr>
         <w:t>&lt;&lt;</w:t>
       </w:r>
-      <w:proofErr w:type="spellStart"/>
       <w:r>
         <w:rPr>
           <w:b/>
@@ -5819,7 +5684,6 @@
         </w:rPr>
         <w:t>orden_de_servicio</w:t>
       </w:r>
-      <w:proofErr w:type="spellEnd"/>
       <w:r>
         <w:rPr>
           <w:b/>
@@ -6770,7 +6634,19 @@
         <w:rPr>
           <w:rFonts w:cs="Arial"/>
         </w:rPr>
-        <w:t xml:space="preserve">El cuerpo de la boya está diseñado para aguantar estados de mar </w:t>
+        <w:t xml:space="preserve">El cuerpo de la </w:t>
+      </w:r>
+      <w:r>
+        <w:rPr>
+          <w:rFonts w:cs="Arial"/>
+        </w:rPr>
+        <w:t>sonda</w:t>
+      </w:r>
+      <w:r>
+        <w:rPr>
+          <w:rFonts w:cs="Arial"/>
+        </w:rPr>
+        <w:t xml:space="preserve"> está diseñado para aguantar estados de mar </w:t>
       </w:r>
       <w:r>
         <w:rPr>
@@ -7061,7 +6937,19 @@
         <w:rPr>
           <w:rFonts w:cs="Arial"/>
         </w:rPr>
-        <w:t>los componentes electrónicos, los cuales, por razones de seguridad, se encuentran encapsulados mediante resina epóxica dieléctrica, que actúa como aislante eléctrico y térmico. Adicionalmente, para mantener la estabilidad y flotabilidad vertical de la boya, se integra un lastre interno que previene volcaduras y asegura la orientación adecuada de los paneles solares hacia la radiación solar.</w:t>
+        <w:t xml:space="preserve">los componentes electrónicos, los cuales, por razones de seguridad, se encuentran encapsulados mediante resina epóxica dieléctrica, que actúa como aislante eléctrico y térmico. Adicionalmente, para mantener la estabilidad y flotabilidad vertical de la </w:t>
+      </w:r>
+      <w:r>
+        <w:rPr>
+          <w:rFonts w:cs="Arial"/>
+        </w:rPr>
+        <w:t>sonda</w:t>
+      </w:r>
+      <w:r>
+        <w:rPr>
+          <w:rFonts w:cs="Arial"/>
+        </w:rPr>
+        <w:t>, se integra un lastre interno que previene volcaduras y asegura la orientación adecuada de los paneles solares hacia la radiación solar.</w:t>
       </w:r>
     </w:p>
     <w:p>
@@ -7344,21 +7232,7 @@
         <w:rPr>
           <w:rFonts w:cs="Arial"/>
         </w:rPr>
-        <w:t xml:space="preserve">Dentro del compartimiento interior de la sonda se resguarda un microcontrolador de 32 bits </w:t>
-      </w:r>
-      <w:proofErr w:type="spellStart"/>
-      <w:r>
-        <w:rPr>
-          <w:rFonts w:cs="Arial"/>
-        </w:rPr>
-        <w:t>Cortex</w:t>
-      </w:r>
-      <w:proofErr w:type="spellEnd"/>
-      <w:r>
-        <w:rPr>
-          <w:rFonts w:cs="Arial"/>
-        </w:rPr>
-        <w:t xml:space="preserve"> de 48 MHz</w:t>
+        <w:t>Dentro del compartimiento interior de la sonda se resguarda un microcontrolador de 32 bits Cortex de 48 MHz</w:t>
       </w:r>
       <w:r>
         <w:rPr>
@@ -7470,7 +7344,19 @@
         <w:rPr>
           <w:rFonts w:cs="Arial"/>
         </w:rPr>
-        <w:t>En la parte superior interna de la boya se instalaron paneles solares de 6.2 V y 1 A</w:t>
+        <w:t xml:space="preserve">En la parte superior interna de la </w:t>
+      </w:r>
+      <w:r>
+        <w:rPr>
+          <w:rFonts w:cs="Arial"/>
+        </w:rPr>
+        <w:t>sonda</w:t>
+      </w:r>
+      <w:r>
+        <w:rPr>
+          <w:rFonts w:cs="Arial"/>
+        </w:rPr>
+        <w:t xml:space="preserve"> se instalaron paneles solares de 6.2 V y 1 A</w:t>
       </w:r>
       <w:r>
         <w:rPr>
@@ -7582,7 +7468,31 @@
         <w:rPr>
           <w:rFonts w:cs="Arial"/>
         </w:rPr>
-        <w:t>Como parte del sistema de seguridad, la esfera de flotación incorpora un sistema de monitoreo de temperatura, presión interna y nivel de carga de las baterías, lo que permite dar seguimiento continuo a las condiciones internas de la boya. Asimismo, integra un sistema de purga como medida de protección, diseñado para evitar la acumulación de gases en caso de sobrecalentamiento de las baterías. Adicionalmente, la sonda cuenta con un circuito invertido de apertura que permite identificar si la boya se encuentra dentro o fuera del agua. Finalmente, el compartimento interno donde se alojan los componentes electrónicos se rellena con poliuretano, con el fin de minimizar variaciones de presión interna derivadas de la expansión y contracción del aire</w:t>
+        <w:t xml:space="preserve">Como parte del sistema de seguridad, la esfera de flotación incorpora un sistema de monitoreo de temperatura, presión interna y nivel de carga de las baterías, lo que permite dar seguimiento continuo a las condiciones internas de la </w:t>
+      </w:r>
+      <w:r>
+        <w:rPr>
+          <w:rFonts w:cs="Arial"/>
+        </w:rPr>
+        <w:t>sonda</w:t>
+      </w:r>
+      <w:r>
+        <w:rPr>
+          <w:rFonts w:cs="Arial"/>
+        </w:rPr>
+        <w:t xml:space="preserve">. Asimismo, integra un sistema de purga como medida de protección, diseñado para evitar la acumulación de gases en caso de sobrecalentamiento de las baterías. Adicionalmente, la sonda cuenta con un circuito invertido de apertura que permite identificar si la </w:t>
+      </w:r>
+      <w:r>
+        <w:rPr>
+          <w:rFonts w:cs="Arial"/>
+        </w:rPr>
+        <w:t>sonda</w:t>
+      </w:r>
+      <w:r>
+        <w:rPr>
+          <w:rFonts w:cs="Arial"/>
+        </w:rPr>
+        <w:t xml:space="preserve"> se encuentra dentro o fuera del agua. Finalmente, el compartimento interno donde se alojan los componentes electrónicos se rellena con poliuretano, con el fin de minimizar variaciones de presión interna derivadas de la expansión y contracción del aire</w:t>
       </w:r>
       <w:r>
         <w:rPr>
@@ -7644,7 +7554,19 @@
         <w:rPr>
           <w:rFonts w:cs="Arial"/>
         </w:rPr>
-        <w:t>Dado que la boya se encuentra sellada herméticamente y no es posible su apertura una vez cerrada, se incorpora un interruptor magnético que permite el encendido y apagado de la sonda sin necesidad de contacto físico directo. De igual forma, el sistema integra un módulo de comunicación Bluetooth, el cual permite la programación de la sonda y la descarga de datos una vez concluido el cierre de la estructura esférica.</w:t>
+        <w:t xml:space="preserve">Dado que la </w:t>
+      </w:r>
+      <w:r>
+        <w:rPr>
+          <w:rFonts w:cs="Arial"/>
+        </w:rPr>
+        <w:t>sonda</w:t>
+      </w:r>
+      <w:r>
+        <w:rPr>
+          <w:rFonts w:cs="Arial"/>
+        </w:rPr>
+        <w:t xml:space="preserve"> se encuentra sellada herméticamente y no es posible su apertura una vez cerrada, se incorpora un interruptor magnético que permite el encendido y apagado de la sonda sin necesidad de contacto físico directo. De igual forma, el sistema integra un módulo de comunicación Bluetooth, el cual permite la programación de la sonda y la descarga de datos una vez concluido el cierre de la estructura esférica.</w:t>
       </w:r>
     </w:p>
     <w:p/>
@@ -7682,116 +7604,46 @@
         <w:rPr>
           <w:rFonts w:cs="Arial"/>
         </w:rPr>
-        <w:t xml:space="preserve">La sonda oceanográfica incorpora un sistema redundante de posicionamiento global basado en receptores GNSS </w:t>
-      </w:r>
-      <w:proofErr w:type="spellStart"/>
+        <w:t>La sonda oceanográfica incorpora un sistema redundante de posicionamiento global basado en receptores GNSS multiconstelación, que integran los sistemas GPS</w:t>
+      </w:r>
       <w:r>
         <w:rPr>
           <w:rFonts w:cs="Arial"/>
         </w:rPr>
-        <w:t>multiconstelación</w:t>
-      </w:r>
-      <w:proofErr w:type="spellEnd"/>
+        <w:t xml:space="preserve"> (</w:t>
+      </w:r>
       <w:r>
         <w:rPr>
           <w:rFonts w:cs="Arial"/>
         </w:rPr>
-        <w:t>, que integran los sistemas GPS</w:t>
+        <w:t>&lt;&lt;ref_</w:t>
+      </w:r>
+      <w:r>
+        <w:t>descripcion_arquitectura_6&gt;&gt;</w:t>
       </w:r>
       <w:r>
         <w:rPr>
           <w:rFonts w:cs="Arial"/>
         </w:rPr>
-        <w:t xml:space="preserve"> (</w:t>
+        <w:t>)</w:t>
       </w:r>
       <w:r>
         <w:rPr>
           <w:rFonts w:cs="Arial"/>
         </w:rPr>
-        <w:t>&lt;&lt;ref_</w:t>
-      </w:r>
-      <w:r>
-        <w:t>descripcion_arquitectura_6&gt;&gt;</w:t>
+        <w:t xml:space="preserve">, GLONASS, BeiDou y Galileo, así como correcciones mediante sistemas SBAS, como WAAS, lo que permite alcanzar una precisión inferior a 3 m el 90 % del tiempo, con una tasa de muestreo </w:t>
       </w:r>
       <w:r>
         <w:rPr>
           <w:rFonts w:cs="Arial"/>
         </w:rPr>
-        <w:t>)</w:t>
+        <w:t>mínima</w:t>
       </w:r>
       <w:r>
         <w:rPr>
           <w:rFonts w:cs="Arial"/>
         </w:rPr>
-        <w:t xml:space="preserve">, GLONASS, </w:t>
-      </w:r>
-      <w:proofErr w:type="spellStart"/>
-      <w:r>
-        <w:rPr>
-          <w:rFonts w:cs="Arial"/>
-        </w:rPr>
-        <w:t>BeiDou</w:t>
-      </w:r>
-      <w:proofErr w:type="spellEnd"/>
-      <w:r>
-        <w:rPr>
-          <w:rFonts w:cs="Arial"/>
-        </w:rPr>
-        <w:t xml:space="preserve"> y Galileo, así como correcciones mediante sistemas SBAS, como WAAS, lo que permite alcanzar una precisión inferior a 3 m el 90 % del tiempo, con una tasa de muestreo </w:t>
-      </w:r>
-      <w:r>
-        <w:rPr>
-          <w:rFonts w:cs="Arial"/>
-        </w:rPr>
-        <w:t>mínima</w:t>
-      </w:r>
-      <w:r>
-        <w:rPr>
-          <w:rFonts w:cs="Arial"/>
-        </w:rPr>
-        <w:t xml:space="preserve"> 10 Hz. Adicionalmente, cuenta con un sistema de telemetría satelital, compatible con redes </w:t>
-      </w:r>
-      <w:proofErr w:type="spellStart"/>
-      <w:r>
-        <w:rPr>
-          <w:rFonts w:cs="Arial"/>
-        </w:rPr>
-        <w:t>Iridium</w:t>
-      </w:r>
-      <w:proofErr w:type="spellEnd"/>
-      <w:r>
-        <w:rPr>
-          <w:rFonts w:cs="Arial"/>
-        </w:rPr>
-        <w:t xml:space="preserve">, </w:t>
-      </w:r>
-      <w:proofErr w:type="spellStart"/>
-      <w:r>
-        <w:rPr>
-          <w:rFonts w:cs="Arial"/>
-        </w:rPr>
-        <w:t>GlobalStar</w:t>
-      </w:r>
-      <w:proofErr w:type="spellEnd"/>
-      <w:r>
-        <w:rPr>
-          <w:rFonts w:cs="Arial"/>
-        </w:rPr>
-        <w:t xml:space="preserve"> o </w:t>
-      </w:r>
-      <w:proofErr w:type="spellStart"/>
-      <w:r>
-        <w:rPr>
-          <w:rFonts w:cs="Arial"/>
-        </w:rPr>
-        <w:t>IsatData</w:t>
-      </w:r>
-      <w:proofErr w:type="spellEnd"/>
-      <w:r>
-        <w:rPr>
-          <w:rFonts w:cs="Arial"/>
-        </w:rPr>
-        <w:t xml:space="preserve"> Pro, que permite la transmisión de datos en tiempo real en zonas de mar abierto. Asimismo, la sonda integra un sistema </w:t>
+        <w:t xml:space="preserve"> 10 Hz. Adicionalmente, cuenta con un sistema de telemetría satelital, compatible con redes Iridium, GlobalStar o IsatData Pro, que permite la transmisión de datos en tiempo real en zonas de mar abierto. Asimismo, la sonda integra un sistema </w:t>
       </w:r>
       <w:r>
         <w:rPr>
@@ -7879,7 +7731,19 @@
         <w:rPr>
           <w:rFonts w:cs="Arial"/>
         </w:rPr>
-        <w:t>integra un acelerómetro inercial con una tasa de muestreo mínima de 10 Hz, el cual permite registrar el movimiento y la dinámica de la boya, proporcionando información relevante sobre su comportamiento ante</w:t>
+        <w:t xml:space="preserve">integra un acelerómetro inercial con una tasa de muestreo mínima de 10 Hz, el cual permite registrar el movimiento y la dinámica de la </w:t>
+      </w:r>
+      <w:r>
+        <w:rPr>
+          <w:rFonts w:cs="Arial"/>
+        </w:rPr>
+        <w:t>sonda</w:t>
+      </w:r>
+      <w:r>
+        <w:rPr>
+          <w:rFonts w:cs="Arial"/>
+        </w:rPr>
+        <w:t>, proporcionando información relevante sobre su comportamiento ante</w:t>
       </w:r>
       <w:r>
         <w:rPr>
@@ -8930,21 +8794,10 @@
         <w:rPr>
           <w:rFonts w:cs="Arial"/>
         </w:rPr>
-        <w:t>&lt;&lt;</w:t>
-      </w:r>
-      <w:proofErr w:type="spellStart"/>
-      <w:r>
-        <w:rPr>
-          <w:rFonts w:cs="Arial"/>
-        </w:rPr>
-        <w:t>ref_</w:t>
-      </w:r>
-      <w:r>
-        <w:t>actividades_previas</w:t>
-      </w:r>
-      <w:proofErr w:type="spellEnd"/>
-      <w:r>
-        <w:t>&gt;&gt;</w:t>
+        <w:t>&lt;&lt;ref_</w:t>
+      </w:r>
+      <w:r>
+        <w:t>actividades_previas&gt;&gt;</w:t>
       </w:r>
       <w:r>
         <w:t>)</w:t>
@@ -8967,21 +8820,13 @@
         <w:pStyle w:val="Figura"/>
       </w:pPr>
       <w:r>
-        <w:t>&lt;&lt;</w:t>
-      </w:r>
-      <w:proofErr w:type="spellStart"/>
-      <w:r>
-        <w:t>fig_</w:t>
+        <w:t>&lt;&lt;fig_</w:t>
       </w:r>
       <w:r>
         <w:t>actividades</w:t>
       </w:r>
       <w:r>
-        <w:t>_previas</w:t>
-      </w:r>
-      <w:proofErr w:type="spellEnd"/>
-      <w:r>
-        <w:t>&gt;&gt;</w:t>
+        <w:t>_previas&gt;&gt;</w:t>
       </w:r>
     </w:p>
     <w:p>
@@ -9075,11 +8920,9 @@
       <w:r>
         <w:t>&lt;&lt;</w:t>
       </w:r>
-      <w:proofErr w:type="spellStart"/>
       <w:r>
         <w:t>numero_de_sondas</w:t>
       </w:r>
-      <w:proofErr w:type="spellEnd"/>
       <w:r>
         <w:t>&gt;&gt;</w:t>
       </w:r>
@@ -9090,28 +8933,18 @@
         <w:t>Orden de Servicio PEMEX-ASM-CICESE-658225821-</w:t>
       </w:r>
       <w:r>
+        <w:t>&lt;&lt;orden_de_servicio&gt;&gt; del mes de</w:t>
+      </w:r>
+      <w:r>
+        <w:t xml:space="preserve"> </w:t>
+      </w:r>
+      <w:bookmarkStart w:id="77" w:name="_Hlk224322141"/>
+      <w:r>
         <w:t>&lt;&lt;</w:t>
       </w:r>
-      <w:proofErr w:type="spellStart"/>
-      <w:r>
-        <w:t>orden_de_servicio</w:t>
-      </w:r>
-      <w:proofErr w:type="spellEnd"/>
-      <w:r>
-        <w:t>&gt;&gt; del mes de</w:t>
-      </w:r>
-      <w:r>
-        <w:t xml:space="preserve"> </w:t>
-      </w:r>
-      <w:bookmarkStart w:id="77" w:name="_Hlk224322141"/>
-      <w:r>
-        <w:t>&lt;&lt;</w:t>
-      </w:r>
-      <w:proofErr w:type="spellStart"/>
       <w:r>
         <w:t>mes_y_anio_de_liberacion</w:t>
       </w:r>
-      <w:proofErr w:type="spellEnd"/>
       <w:r>
         <w:t xml:space="preserve">&gt;&gt;. </w:t>
       </w:r>
@@ -9257,16 +9090,11 @@
         <w:t xml:space="preserve"> que estuvieron</w:t>
       </w:r>
       <w:r>
-        <w:t xml:space="preserve"> </w:t>
-      </w:r>
-      <w:proofErr w:type="spellStart"/>
-      <w:r>
-        <w:t>pre-armada</w:t>
+        <w:t xml:space="preserve"> pre-armada</w:t>
       </w:r>
       <w:r>
         <w:t>s</w:t>
       </w:r>
-      <w:proofErr w:type="spellEnd"/>
       <w:r>
         <w:t xml:space="preserve"> la</w:t>
       </w:r>
@@ -9494,29 +9322,13 @@
         <w:t>obación. El derrotero o ruta de liberación de las sondas consideró</w:t>
       </w:r>
       <w:r>
-        <w:t xml:space="preserve"> el trayecto desde tierra hasta el lugar de despliegue de las &lt;&lt;</w:t>
-      </w:r>
-      <w:proofErr w:type="spellStart"/>
-      <w:r>
-        <w:t>numero_de_sondas</w:t>
-      </w:r>
-      <w:proofErr w:type="spellEnd"/>
-      <w:r>
-        <w:t>&gt;&gt;</w:t>
+        <w:t xml:space="preserve"> el trayecto desde tierra hasta el lugar de despliegue de las &lt;&lt;numero_de_sondas&gt;&gt;</w:t>
       </w:r>
       <w:r>
         <w:t xml:space="preserve"> </w:t>
       </w:r>
       <w:r>
-        <w:t>sondas oceanográficas liberadas en el &lt;&lt;</w:t>
-      </w:r>
-      <w:proofErr w:type="spellStart"/>
-      <w:r>
-        <w:t>mes_y_anio_de_liberacion</w:t>
-      </w:r>
-      <w:proofErr w:type="spellEnd"/>
-      <w:r>
-        <w:t>&gt;&gt; tomando en cuenta las condiciones ambientales y la posición de despliegue. &lt;&lt;ejecucion</w:t>
+        <w:t>sondas oceanográficas liberadas en el &lt;&lt;mes_y_anio_de_liberacion&gt;&gt; tomando en cuenta las condiciones ambientales y la posición de despliegue. &lt;&lt;ejecucion</w:t>
       </w:r>
       <w:r>
         <w:t>_de_la_campania_parrafo1&gt;&gt;.</w:t>
@@ -9542,16 +9354,19 @@
       </w:r>
       <w:bookmarkEnd w:id="84"/>
       <w:r>
-        <w:t xml:space="preserve">; se efectuó de acuerdo con la planeación de la logística y derrotero de la embarcación. El </w:t>
-      </w:r>
-      <w:r>
-        <w:t>líder del equipo de instalación le informó al personal las actividades que se realizarían durante el despliegue de las sondas con el fin de que cada miembro del equipo conociera los detalles de la operación, propiciando la integridad del personal y de los equipos de dichas sondas; asimismo se siguieron los procedimientos de seguridad durante todas las campañas de despliegue de las sondas oceanográficas</w:t>
-      </w:r>
-      <w:r>
-        <w:t xml:space="preserve">. </w:t>
-      </w:r>
-      <w:r>
-        <w:t xml:space="preserve">Para más detalles sobre las campañas vea el </w:t>
+        <w:t>,</w:t>
+      </w:r>
+      <w:r>
+        <w:t xml:space="preserve"> se efectuó de acuerdo con la planeación de la logística y derrotero de la embarcación. El </w:t>
+      </w:r>
+      <w:r>
+        <w:t>líder del equipo de instalación le informó al personal las actividades que se realizarían durante el despliegue de las sondas con el fin de que cada miembro del equipo conociera los detalles de la operación, propiciando la integridad del personal y de los equipos de dichas sondas; asimismo se siguieron los procedimientos de seguridad durante</w:t>
+      </w:r>
+      <w:r>
+        <w:t xml:space="preserve"> &lt;&lt;ejecucion_de_la_campania_parrafo3&gt;&gt;</w:t>
+      </w:r>
+      <w:r>
+        <w:t xml:space="preserve"> </w:t>
       </w:r>
       <w:r>
         <w:fldChar w:fldCharType="begin"/>
@@ -9591,10 +9406,10 @@
         <w:ind w:firstLine="426"/>
       </w:pPr>
       <w:r>
-        <w:t xml:space="preserve">Las actividades asociadas a la ejecución de las campañas para la liberación de sondas oceanográficas son similares entre ellas. </w:t>
-      </w:r>
-      <w:r>
-        <w:t xml:space="preserve">A continuación, se describen las actividades asociadas a la ejecución de </w:t>
+        <w:t>&lt;&lt;ejecucion_de_la_campania_parrafo4&gt;&gt;</w:t>
+      </w:r>
+      <w:r>
+        <w:t xml:space="preserve"> se describen las actividades asociadas a la ejecución de </w:t>
       </w:r>
       <w:r>
         <w:t xml:space="preserve">la campaña </w:t>
@@ -9603,7 +9418,10 @@
         <w:t>&lt;&lt;</w:t>
       </w:r>
       <w:r>
-        <w:t>ejecucion_de_la_campania_parrafo3</w:t>
+        <w:t>ejecucion_de_la_campania_parrafo</w:t>
+      </w:r>
+      <w:r>
+        <w:t>5</w:t>
       </w:r>
       <w:r>
         <w:t xml:space="preserve">&gt;&gt; para el despliegue de </w:t>
@@ -9670,7 +9488,19 @@
         <w:rPr>
           <w:szCs w:val="22"/>
         </w:rPr>
-        <w:t>Se corroboraron las coordenadas y el tirante de liberación de la sonda</w:t>
+        <w:t xml:space="preserve">Se corroboraron las coordenadas y el tirante </w:t>
+      </w:r>
+      <w:r>
+        <w:rPr>
+          <w:szCs w:val="22"/>
+        </w:rPr>
+        <w:t xml:space="preserve">aproximado </w:t>
+      </w:r>
+      <w:r>
+        <w:rPr>
+          <w:szCs w:val="22"/>
+        </w:rPr>
+        <w:t>de liberación de la sonda</w:t>
       </w:r>
       <w:r>
         <w:rPr>
@@ -9876,18 +9706,58 @@
         <w:t>L</w:t>
       </w:r>
       <w:r>
-        <w:t>as localizaciones de despliegue se muestran en la &lt;&lt;</w:t>
-      </w:r>
-      <w:proofErr w:type="spellStart"/>
-      <w:r>
-        <w:t>ref_mapa_de_despliegue</w:t>
-      </w:r>
-      <w:proofErr w:type="spellEnd"/>
-      <w:r>
-        <w:t>&gt;&gt;</w:t>
-      </w:r>
-      <w:r>
-        <w:t xml:space="preserve"> </w:t>
+        <w:t xml:space="preserve">as localizaciones de despliegue </w:t>
+      </w:r>
+      <w:r>
+        <w:t xml:space="preserve">de las sondas oceanográficas </w:t>
+      </w:r>
+      <w:r>
+        <w:t>se muestran en la &lt;&lt;ref_mapa_de_despliegue&gt;&gt;</w:t>
+      </w:r>
+      <w:r>
+        <w:t xml:space="preserve">, </w:t>
+      </w:r>
+      <w:r>
+        <w:t xml:space="preserve">las </w:t>
+      </w:r>
+      <w:r>
+        <w:t>localizaciones</w:t>
+      </w:r>
+      <w:r>
+        <w:t xml:space="preserve"> se muestran con círculos tal como se indican en la leyenda a la derecha de la figura, </w:t>
+      </w:r>
+      <w:r>
+        <w:rPr>
+          <w:rFonts w:cs="Microsoft Sans Serif"/>
+        </w:rPr>
+        <w:t>los ejes vertical y horizontal de la figura indican las coordenadas en latitud y longitud, respectivamente; los valores de la batimetría y topografía se indican mediante la escala de color que se encuentra a la derecha de la figura; y en líneas continuas de color negro se presentan las isóbatas de 2</w:t>
+      </w:r>
+      <w:r>
+        <w:rPr>
+          <w:rFonts w:cs="Microsoft Sans Serif"/>
+        </w:rPr>
+        <w:t>5</w:t>
+      </w:r>
+      <w:r>
+        <w:rPr>
+          <w:rFonts w:cs="Microsoft Sans Serif"/>
+        </w:rPr>
+        <w:t xml:space="preserve">, 100, 500, 1000 y </w:t>
+      </w:r>
+      <w:r>
+        <w:rPr>
+          <w:rFonts w:cs="Microsoft Sans Serif"/>
+        </w:rPr>
+        <w:t>20</w:t>
+      </w:r>
+      <w:r>
+        <w:rPr>
+          <w:rFonts w:cs="Microsoft Sans Serif"/>
+        </w:rPr>
+        <w:t>00 metros</w:t>
+      </w:r>
+      <w:r>
+        <w:t>.</w:t>
       </w:r>
     </w:p>
     <w:p/>
@@ -9896,21 +9766,13 @@
         <w:pStyle w:val="Figura"/>
       </w:pPr>
       <w:r>
-        <w:t>&lt;&lt;</w:t>
-      </w:r>
-      <w:proofErr w:type="spellStart"/>
-      <w:r>
-        <w:t>fig_</w:t>
+        <w:t>&lt;&lt;fig_</w:t>
       </w:r>
       <w:r>
         <w:t>mapa</w:t>
       </w:r>
       <w:r>
-        <w:t>_de_despliegue</w:t>
-      </w:r>
-      <w:proofErr w:type="spellEnd"/>
-      <w:r>
-        <w:t>&gt;&gt;</w:t>
+        <w:t>_de_despliegue&gt;&gt;</w:t>
       </w:r>
     </w:p>
     <w:p>
@@ -9924,21 +9786,10 @@
         <w:rPr>
           <w:rFonts w:cs="Arial"/>
         </w:rPr>
-        <w:t>&lt;&lt;</w:t>
-      </w:r>
-      <w:proofErr w:type="spellStart"/>
-      <w:r>
-        <w:rPr>
-          <w:rFonts w:cs="Arial"/>
-        </w:rPr>
-        <w:t>ref_</w:t>
-      </w:r>
-      <w:r>
-        <w:t>ejecucion_de_la_campania</w:t>
-      </w:r>
-      <w:proofErr w:type="spellEnd"/>
-      <w:r>
-        <w:t xml:space="preserve">&gt;&gt; </w:t>
+        <w:t>&lt;&lt;ref_</w:t>
+      </w:r>
+      <w:r>
+        <w:t xml:space="preserve">ejecucion_de_la_campania&gt;&gt; </w:t>
       </w:r>
       <w:r>
         <w:t xml:space="preserve">se presentan las evidencias fotográficas del despliegue de las </w:t>
@@ -9957,16 +9808,11 @@
         <w:pStyle w:val="Figura"/>
       </w:pPr>
       <w:r>
-        <w:t>&lt;&lt;</w:t>
-      </w:r>
-      <w:proofErr w:type="spellStart"/>
-      <w:r>
-        <w:t>fig_ejecucion_</w:t>
+        <w:t>&lt;&lt;fig_ejecucion_</w:t>
       </w:r>
       <w:r>
         <w:t>de_la_campania</w:t>
       </w:r>
-      <w:proofErr w:type="spellEnd"/>
       <w:r>
         <w:t>&gt;&gt;</w:t>
       </w:r>
@@ -10039,6 +9885,7 @@
       <w:bookmarkStart w:id="87" w:name="_Toc215827128"/>
       <w:bookmarkStart w:id="88" w:name="_Toc230346470"/>
       <w:r>
+        <w:lastRenderedPageBreak/>
         <w:t xml:space="preserve">Tabla </w:t>
       </w:r>
       <w:fldSimple w:instr=" SEQ Tabla \* ARABIC ">
@@ -10430,27 +10277,7 @@
                 <w:sz w:val="20"/>
                 <w:szCs w:val="20"/>
               </w:rPr>
-              <w:t>&lt;&lt;</w:t>
-            </w:r>
-            <w:proofErr w:type="spellStart"/>
-            <w:r>
-              <w:rPr>
-                <w:rFonts w:cs="Microsoft Sans Serif"/>
-                <w:vanish/>
-                <w:sz w:val="20"/>
-                <w:szCs w:val="20"/>
-              </w:rPr>
-              <w:t>tabla_plan</w:t>
-            </w:r>
-            <w:proofErr w:type="spellEnd"/>
-            <w:r>
-              <w:rPr>
-                <w:rFonts w:cs="Microsoft Sans Serif"/>
-                <w:vanish/>
-                <w:sz w:val="20"/>
-                <w:szCs w:val="20"/>
-              </w:rPr>
-              <w:t>&gt;&gt;</w:t>
+              <w:t>&lt;&lt;tabla_plan&gt;&gt;</w:t>
             </w:r>
           </w:p>
         </w:tc>
@@ -10522,7 +10349,6 @@
       <w:bookmarkStart w:id="91" w:name="_Ref224230599"/>
       <w:bookmarkStart w:id="92" w:name="_Toc230346484"/>
       <w:r>
-        <w:lastRenderedPageBreak/>
         <w:t>INFORMACIÓN DEL DESPLIEGUE DE LAS SONDAS OCEANOGRÁFICAS</w:t>
       </w:r>
       <w:bookmarkEnd w:id="89"/>
@@ -10550,7 +10376,7 @@
         <w:t>ia_parrafo</w:t>
       </w:r>
       <w:r>
-        <w:t>4</w:t>
+        <w:t>6</w:t>
       </w:r>
       <w:r>
         <w:t>&gt;&gt;</w:t>
@@ -11064,23 +10890,7 @@
                 <w:vanish/>
                 <w:szCs w:val="20"/>
               </w:rPr>
-              <w:t>&lt;&lt;</w:t>
-            </w:r>
-            <w:proofErr w:type="spellStart"/>
-            <w:r>
-              <w:rPr>
-                <w:vanish/>
-                <w:szCs w:val="20"/>
-              </w:rPr>
-              <w:t>tabla_maniobra</w:t>
-            </w:r>
-            <w:proofErr w:type="spellEnd"/>
-            <w:r>
-              <w:rPr>
-                <w:vanish/>
-                <w:szCs w:val="20"/>
-              </w:rPr>
-              <w:t>&gt;&gt;</w:t>
+              <w:t>&lt;&lt;tabla_maniobra&gt;&gt;</w:t>
             </w:r>
           </w:p>
         </w:tc>
@@ -11216,7 +11026,8 @@
     </w:p>
     <w:tbl>
       <w:tblPr>
-        <w:tblW w:w="5000" w:type="pct"/>
+        <w:tblW w:w="0" w:type="auto"/>
+        <w:tblLayout w:type="fixed"/>
         <w:tblCellMar>
           <w:left w:w="70" w:type="dxa"/>
           <w:right w:w="70" w:type="dxa"/>
@@ -11224,10 +11035,10 @@
         <w:tblLook w:val="04A0" w:firstRow="1" w:lastRow="0" w:firstColumn="1" w:lastColumn="0" w:noHBand="0" w:noVBand="1"/>
       </w:tblPr>
       <w:tblGrid>
-        <w:gridCol w:w="1855"/>
-        <w:gridCol w:w="1314"/>
-        <w:gridCol w:w="3651"/>
-        <w:gridCol w:w="2848"/>
+        <w:gridCol w:w="1266"/>
+        <w:gridCol w:w="2294"/>
+        <w:gridCol w:w="2384"/>
+        <w:gridCol w:w="3724"/>
       </w:tblGrid>
       <w:tr>
         <w:trPr>
@@ -11236,7 +11047,7 @@
         </w:trPr>
         <w:tc>
           <w:tcPr>
-            <w:tcW w:w="959" w:type="pct"/>
+            <w:tcW w:w="1266" w:type="dxa"/>
             <w:tcBorders>
               <w:top w:val="single" w:sz="8" w:space="0" w:color="auto"/>
               <w:left w:val="single" w:sz="8" w:space="0" w:color="auto"/>
@@ -11276,7 +11087,7 @@
         </w:tc>
         <w:tc>
           <w:tcPr>
-            <w:tcW w:w="680" w:type="pct"/>
+            <w:tcW w:w="2294" w:type="dxa"/>
             <w:tcBorders>
               <w:top w:val="single" w:sz="8" w:space="0" w:color="auto"/>
               <w:left w:val="nil"/>
@@ -11316,7 +11127,7 @@
         </w:tc>
         <w:tc>
           <w:tcPr>
-            <w:tcW w:w="1888" w:type="pct"/>
+            <w:tcW w:w="2384" w:type="dxa"/>
             <w:tcBorders>
               <w:top w:val="single" w:sz="8" w:space="0" w:color="auto"/>
               <w:left w:val="nil"/>
@@ -11356,7 +11167,7 @@
         </w:tc>
         <w:tc>
           <w:tcPr>
-            <w:tcW w:w="1473" w:type="pct"/>
+            <w:tcW w:w="3724" w:type="dxa"/>
             <w:tcBorders>
               <w:top w:val="single" w:sz="8" w:space="0" w:color="auto"/>
               <w:left w:val="nil"/>
@@ -11401,7 +11212,7 @@
         </w:trPr>
         <w:tc>
           <w:tcPr>
-            <w:tcW w:w="959" w:type="pct"/>
+            <w:tcW w:w="1266" w:type="dxa"/>
             <w:tcBorders>
               <w:top w:val="single" w:sz="4" w:space="0" w:color="auto"/>
               <w:left w:val="single" w:sz="4" w:space="0" w:color="auto"/>
@@ -11433,7 +11244,6 @@
               </w:rPr>
               <w:t>&lt;&lt;</w:t>
             </w:r>
-            <w:proofErr w:type="spellStart"/>
             <w:r>
               <w:rPr>
                 <w:rFonts w:cs="Microsoft Sans Serif"/>
@@ -11442,7 +11252,6 @@
               </w:rPr>
               <w:t>tabla_equipos</w:t>
             </w:r>
-            <w:proofErr w:type="spellEnd"/>
             <w:r>
               <w:rPr>
                 <w:rFonts w:cs="Microsoft Sans Serif"/>
@@ -11455,7 +11264,7 @@
         </w:tc>
         <w:tc>
           <w:tcPr>
-            <w:tcW w:w="680" w:type="pct"/>
+            <w:tcW w:w="2294" w:type="dxa"/>
             <w:tcBorders>
               <w:top w:val="single" w:sz="4" w:space="0" w:color="auto"/>
               <w:left w:val="single" w:sz="4" w:space="0" w:color="auto"/>
@@ -11482,7 +11291,7 @@
         </w:tc>
         <w:tc>
           <w:tcPr>
-            <w:tcW w:w="1888" w:type="pct"/>
+            <w:tcW w:w="2384" w:type="dxa"/>
             <w:tcBorders>
               <w:top w:val="single" w:sz="4" w:space="0" w:color="auto"/>
               <w:left w:val="nil"/>
@@ -11509,7 +11318,7 @@
         </w:tc>
         <w:tc>
           <w:tcPr>
-            <w:tcW w:w="1473" w:type="pct"/>
+            <w:tcW w:w="3724" w:type="dxa"/>
             <w:tcBorders>
               <w:top w:val="single" w:sz="4" w:space="0" w:color="auto"/>
               <w:left w:val="nil"/>
@@ -11568,11 +11377,9 @@
       <w:r>
         <w:t>&lt;&lt;</w:t>
       </w:r>
-      <w:proofErr w:type="spellStart"/>
       <w:r>
         <w:t>ref_esquema_de_sonda</w:t>
       </w:r>
-      <w:proofErr w:type="spellEnd"/>
       <w:r>
         <w:t xml:space="preserve">&gt;&gt; </w:t>
       </w:r>
@@ -11591,21 +11398,13 @@
       </w:pPr>
       <w:bookmarkStart w:id="105" w:name="_Ref224117752"/>
       <w:r>
-        <w:t>&lt;&lt;</w:t>
-      </w:r>
-      <w:proofErr w:type="spellStart"/>
-      <w:r>
-        <w:t>fig_</w:t>
+        <w:t>&lt;&lt;fig_</w:t>
       </w:r>
       <w:r>
         <w:t>esquema</w:t>
       </w:r>
       <w:r>
-        <w:t>_de_sonda</w:t>
-      </w:r>
-      <w:proofErr w:type="spellEnd"/>
-      <w:r>
-        <w:t>&gt;&gt;</w:t>
+        <w:t>_de_sonda&gt;&gt;</w:t>
       </w:r>
       <w:bookmarkEnd w:id="105"/>
     </w:p>
@@ -12108,63 +11907,47 @@
         <w:rPr>
           <w:rFonts w:cs="Arial"/>
         </w:rPr>
-        <w:t>&lt;&lt;</w:t>
-      </w:r>
-      <w:proofErr w:type="spellStart"/>
+        <w:t>&lt;&lt;ref_pruebas_</w:t>
+      </w:r>
       <w:r>
         <w:rPr>
           <w:rFonts w:cs="Arial"/>
         </w:rPr>
-        <w:t>ref_pruebas_</w:t>
+        <w:t>baterias</w:t>
       </w:r>
       <w:r>
         <w:rPr>
           <w:rFonts w:cs="Arial"/>
         </w:rPr>
-        <w:t>baterias</w:t>
-      </w:r>
-      <w:proofErr w:type="spellEnd"/>
+        <w:t>&gt;&gt;</w:t>
+      </w:r>
       <w:r>
         <w:rPr>
           <w:rFonts w:cs="Arial"/>
         </w:rPr>
-        <w:t>&gt;&gt;</w:t>
+        <w:t>)</w:t>
       </w:r>
       <w:r>
         <w:rPr>
           <w:rFonts w:cs="Arial"/>
         </w:rPr>
-        <w:t>)</w:t>
+        <w:t xml:space="preserve">, y los mapas de las posiciones </w:t>
       </w:r>
       <w:r>
         <w:rPr>
           <w:rFonts w:cs="Arial"/>
         </w:rPr>
-        <w:t xml:space="preserve">, y los mapas de las posiciones </w:t>
+        <w:t>transmitidas (</w:t>
       </w:r>
       <w:r>
         <w:rPr>
           <w:rFonts w:cs="Arial"/>
         </w:rPr>
-        <w:t>transmitidas (</w:t>
-      </w:r>
-      <w:r>
-        <w:rPr>
-          <w:rFonts w:cs="Arial"/>
-        </w:rPr>
-        <w:t>&lt;&lt;</w:t>
-      </w:r>
-      <w:proofErr w:type="spellStart"/>
-      <w:r>
-        <w:rPr>
-          <w:rFonts w:cs="Arial"/>
-        </w:rPr>
-        <w:t>ref_</w:t>
+        <w:t>&lt;&lt;ref_</w:t>
       </w:r>
       <w:r>
         <w:t>ubicacion_durante_pruebas</w:t>
       </w:r>
-      <w:proofErr w:type="spellEnd"/>
       <w:r>
         <w:rPr>
           <w:rFonts w:cs="Arial"/>
@@ -12230,14 +12013,12 @@
       <w:r>
         <w:t>&lt;&lt;</w:t>
       </w:r>
-      <w:proofErr w:type="spellStart"/>
       <w:r>
         <w:t>fi</w:t>
       </w:r>
       <w:r>
         <w:t>g_ubicacion_durante_pruebas</w:t>
       </w:r>
-      <w:proofErr w:type="spellEnd"/>
       <w:r>
         <w:t>&gt;&gt;</w:t>
       </w:r>
@@ -12280,7 +12061,21 @@
           <w:lang w:eastAsia="es-MX"/>
         </w:rPr>
         <w:lastRenderedPageBreak/>
-        <w:t xml:space="preserve">el momento en que la boya es desplegada hasta el momento en que se pierde comunicación con la misma. </w:t>
+        <w:t xml:space="preserve">el momento en que la </w:t>
+      </w:r>
+      <w:r>
+        <w:rPr>
+          <w:szCs w:val="22"/>
+          <w:lang w:eastAsia="es-MX"/>
+        </w:rPr>
+        <w:t>sonda</w:t>
+      </w:r>
+      <w:r>
+        <w:rPr>
+          <w:szCs w:val="22"/>
+          <w:lang w:eastAsia="es-MX"/>
+        </w:rPr>
+        <w:t xml:space="preserve"> es desplegada hasta el momento en que se pierde comunicación con la misma. </w:t>
       </w:r>
       <w:r>
         <w:rPr>
@@ -12367,35 +12162,7 @@
         <w:rPr>
           <w:szCs w:val="22"/>
         </w:rPr>
-        <w:t xml:space="preserve">En este reporte se describen los trabajos realizados dentro del Contrato No. 658225821 “Servicio de Medición y Análisis Metoceánicos del Golfo de México” celebrado entre PEMEX Exploración y Extracción y el consorcio </w:t>
-      </w:r>
-      <w:proofErr w:type="spellStart"/>
-      <w:r>
-        <w:rPr>
-          <w:szCs w:val="22"/>
-        </w:rPr>
-        <w:t>All</w:t>
-      </w:r>
-      <w:proofErr w:type="spellEnd"/>
-      <w:r>
-        <w:rPr>
-          <w:szCs w:val="22"/>
-        </w:rPr>
-        <w:t xml:space="preserve"> </w:t>
-      </w:r>
-      <w:proofErr w:type="spellStart"/>
-      <w:r>
-        <w:rPr>
-          <w:szCs w:val="22"/>
-        </w:rPr>
-        <w:t>Solutions</w:t>
-      </w:r>
-      <w:proofErr w:type="spellEnd"/>
-      <w:r>
-        <w:rPr>
-          <w:szCs w:val="22"/>
-        </w:rPr>
-        <w:t xml:space="preserve"> de México S. A. de C. V. (ASM) y el Centro de Investigación Científica y de Educación Superior de Ensenada (CICESE), relacionados con el concepto </w:t>
+        <w:t xml:space="preserve">En este reporte se describen los trabajos realizados dentro del Contrato No. 658225821 “Servicio de Medición y Análisis Metoceánicos del Golfo de México” celebrado entre PEMEX Exploración y Extracción y el consorcio All Solutions de México S. A. de C. V. (ASM) y el Centro de Investigación Científica y de Educación Superior de Ensenada (CICESE), relacionados con el concepto </w:t>
       </w:r>
       <w:bookmarkEnd w:id="123"/>
       <w:r>
@@ -12428,7 +12195,6 @@
         </w:rPr>
         <w:t>&lt;&lt;</w:t>
       </w:r>
-      <w:proofErr w:type="spellStart"/>
       <w:r>
         <w:rPr>
           <w:b/>
@@ -12437,7 +12203,6 @@
         </w:rPr>
         <w:t>orden_de_servicio</w:t>
       </w:r>
-      <w:proofErr w:type="spellEnd"/>
       <w:r>
         <w:rPr>
           <w:b/>
@@ -12445,6 +12210,14 @@
           <w:szCs w:val="22"/>
         </w:rPr>
         <w:t>&gt;&gt;</w:t>
+      </w:r>
+      <w:r>
+        <w:rPr>
+          <w:b/>
+          <w:bCs/>
+          <w:szCs w:val="22"/>
+        </w:rPr>
+        <w:t>.</w:t>
       </w:r>
     </w:p>
     <w:p>
@@ -12513,15 +12286,7 @@
         </w:rPr>
       </w:pPr>
       <w:r>
-        <w:t>Se desplegaron exitosamente &lt;&lt;</w:t>
-      </w:r>
-      <w:proofErr w:type="spellStart"/>
-      <w:r>
-        <w:t>numero_de_sondas</w:t>
-      </w:r>
-      <w:proofErr w:type="spellEnd"/>
-      <w:r>
-        <w:t>&gt;&gt; sondas oceanográficas en las localizaciones solicitadas por PEMEX.</w:t>
+        <w:t>Se desplegaron exitosamente &lt;&lt;numero_de_sondas&gt;&gt; sondas oceanográficas en las localizaciones solicitadas por PEMEX.</w:t>
       </w:r>
     </w:p>
     <w:p>
@@ -12641,7 +12406,19 @@
         <w:rPr>
           <w:szCs w:val="22"/>
         </w:rPr>
-        <w:t>Se describieron las pruebas de funcionamiento realizadas a las sondas para verificar el buen funcionamiento previo al despliegue.</w:t>
+        <w:t xml:space="preserve">Se </w:t>
+      </w:r>
+      <w:r>
+        <w:rPr>
+          <w:szCs w:val="22"/>
+        </w:rPr>
+        <w:t>reportaron</w:t>
+      </w:r>
+      <w:r>
+        <w:rPr>
+          <w:szCs w:val="22"/>
+        </w:rPr>
+        <w:t xml:space="preserve"> las pruebas de funcionamiento realizadas a las sondas para verificar el buen funcionamiento previo al despliegue.</w:t>
       </w:r>
     </w:p>
     <w:bookmarkEnd w:id="124"/>
@@ -13417,11 +13194,7 @@
         <w:pStyle w:val="Figura"/>
       </w:pPr>
       <w:r>
-        <w:t>&lt;&lt;</w:t>
-      </w:r>
-      <w:proofErr w:type="spellStart"/>
-      <w:r>
-        <w:t>fig_pruebas_</w:t>
+        <w:t>&lt;&lt;fig_pruebas_</w:t>
       </w:r>
       <w:r>
         <w:t>de</w:t>
@@ -13430,11 +13203,7 @@
         <w:t>_</w:t>
       </w:r>
       <w:r>
-        <w:t>transmision</w:t>
-      </w:r>
-      <w:proofErr w:type="spellEnd"/>
-      <w:r>
-        <w:t>&gt;&gt;</w:t>
+        <w:t>transmision&gt;&gt;</w:t>
       </w:r>
     </w:p>
     <w:p>
@@ -13651,23 +13420,13 @@
           <w:vertAlign w:val="baseline"/>
         </w:rPr>
       </w:pPr>
-      <w:proofErr w:type="spellStart"/>
       <w:r>
         <w:rPr>
           <w:rStyle w:val="Caracteresdenotaalpie"/>
           <w:rFonts w:ascii="Microsoft Sans Serif" w:hAnsi="Microsoft Sans Serif" w:cs="Microsoft Sans Serif"/>
           <w:vertAlign w:val="baseline"/>
         </w:rPr>
-        <w:t>Direction</w:t>
-      </w:r>
-      <w:proofErr w:type="spellEnd"/>
-      <w:r>
-        <w:rPr>
-          <w:rStyle w:val="Caracteresdenotaalpie"/>
-          <w:rFonts w:ascii="Microsoft Sans Serif" w:hAnsi="Microsoft Sans Serif" w:cs="Microsoft Sans Serif"/>
-          <w:vertAlign w:val="baseline"/>
-        </w:rPr>
-        <w:t>:</w:t>
+        <w:t>Direction:</w:t>
       </w:r>
       <w:r>
         <w:rPr>
@@ -13692,7 +13451,6 @@
           <w:vertAlign w:val="baseline"/>
         </w:rPr>
       </w:pPr>
-      <w:proofErr w:type="spellStart"/>
       <w:r>
         <w:rPr>
           <w:rStyle w:val="Caracteresdenotaalpie"/>
@@ -13701,7 +13459,6 @@
         </w:rPr>
         <w:t>Direction_gen</w:t>
       </w:r>
-      <w:proofErr w:type="spellEnd"/>
       <w:r>
         <w:rPr>
           <w:rStyle w:val="Caracteresdenotaalpie"/>
@@ -13764,7 +13521,6 @@
           <w:vertAlign w:val="baseline"/>
         </w:rPr>
       </w:pPr>
-      <w:proofErr w:type="spellStart"/>
       <w:r>
         <w:rPr>
           <w:rStyle w:val="Caracteresdenotaalpie"/>
@@ -13773,7 +13529,6 @@
         </w:rPr>
         <w:t>Temp_s</w:t>
       </w:r>
-      <w:proofErr w:type="spellEnd"/>
       <w:r>
         <w:rPr>
           <w:rStyle w:val="Caracteresdenotaalpie"/>
@@ -13797,7 +13552,6 @@
           <w:vertAlign w:val="baseline"/>
         </w:rPr>
       </w:pPr>
-      <w:proofErr w:type="spellStart"/>
       <w:r>
         <w:rPr>
           <w:rStyle w:val="Caracteresdenotaalpie"/>
@@ -13806,7 +13560,6 @@
         </w:rPr>
         <w:t>Acc_x</w:t>
       </w:r>
-      <w:proofErr w:type="spellEnd"/>
       <w:r>
         <w:rPr>
           <w:rStyle w:val="Caracteresdenotaalpie"/>
@@ -13845,7 +13598,6 @@
           <w:vertAlign w:val="baseline"/>
         </w:rPr>
       </w:pPr>
-      <w:proofErr w:type="spellStart"/>
       <w:r>
         <w:rPr>
           <w:rStyle w:val="Caracteresdenotaalpie"/>
@@ -13854,7 +13606,6 @@
         </w:rPr>
         <w:t>Acc_y</w:t>
       </w:r>
-      <w:proofErr w:type="spellEnd"/>
       <w:r>
         <w:rPr>
           <w:rStyle w:val="Caracteresdenotaalpie"/>
@@ -13893,7 +13644,6 @@
           <w:vertAlign w:val="baseline"/>
         </w:rPr>
       </w:pPr>
-      <w:proofErr w:type="spellStart"/>
       <w:r>
         <w:rPr>
           <w:rStyle w:val="Caracteresdenotaalpie"/>
@@ -13902,7 +13652,6 @@
         </w:rPr>
         <w:t>Acc_z</w:t>
       </w:r>
-      <w:proofErr w:type="spellEnd"/>
       <w:r>
         <w:rPr>
           <w:rStyle w:val="Caracteresdenotaalpie"/>
@@ -14103,16 +13852,11 @@
         <w:pStyle w:val="Figura"/>
       </w:pPr>
       <w:r>
-        <w:t>&lt;&lt;</w:t>
-      </w:r>
-      <w:proofErr w:type="spellStart"/>
-      <w:r>
-        <w:t>fig_anexo_</w:t>
+        <w:t>&lt;&lt;fig_anexo_</w:t>
       </w:r>
       <w:r>
         <w:t>fotografico</w:t>
       </w:r>
-      <w:proofErr w:type="spellEnd"/>
       <w:r>
         <w:t>&gt;&gt;</w:t>
       </w:r>
@@ -14573,6 +14317,7 @@
                 <w:rStyle w:val="Hipervnculo"/>
                 <w:rFonts w:ascii="Arial Narrow" w:hAnsi="Arial Narrow" w:cs="Arial"/>
                 <w:b/>
+                <w:color w:val="0000FF"/>
                 <w:sz w:val="14"/>
                 <w:szCs w:val="14"/>
               </w:rPr>
@@ -15173,6 +14918,7 @@
                 <w:docPartUnique/>
               </w:docPartObj>
             </w:sdtPr>
+            <w:sdtEndPr/>
             <w:sdtContent>
               <w:p>
                 <w:pPr>
@@ -15486,6 +15232,7 @@
                             <w:rStyle w:val="Hipervnculo"/>
                             <w:rFonts w:ascii="Arial Narrow" w:eastAsiaTheme="majorEastAsia" w:hAnsi="Arial Narrow" w:cs="Arial"/>
                             <w:b/>
+                            <w:color w:val="0000FF"/>
                             <w:sz w:val="14"/>
                             <w:szCs w:val="14"/>
                           </w:rPr>
@@ -15663,6 +15410,7 @@
         <w:docPartUnique/>
       </w:docPartObj>
     </w:sdtPr>
+    <w:sdtEndPr/>
     <w:sdtContent>
       <w:p>
         <w:pPr>
@@ -15992,6 +15740,7 @@
                     <w:rStyle w:val="Hipervnculo"/>
                     <w:rFonts w:ascii="Arial Narrow" w:eastAsiaTheme="majorEastAsia" w:hAnsi="Arial Narrow" w:cs="Arial"/>
                     <w:b/>
+                    <w:color w:val="0000FF"/>
                     <w:sz w:val="14"/>
                     <w:szCs w:val="14"/>
                   </w:rPr>
@@ -22365,6 +22114,7 @@
   <w:style w:type="character" w:default="1" w:styleId="Fuentedeprrafopredeter">
     <w:name w:val="Default Paragraph Font"/>
     <w:uiPriority w:val="1"/>
+    <w:semiHidden/>
     <w:unhideWhenUsed/>
   </w:style>
   <w:style w:type="table" w:default="1" w:styleId="Tablanormal">
@@ -23054,10 +22804,10 @@
       <w:szCs w:val="24"/>
     </w:rPr>
   </w:style>
-  <w:style w:type="character" w:customStyle="1" w:styleId="FirmadecorreoCar">
-    <w:name w:val="Firma de correo Car"/>
+  <w:style w:type="character" w:customStyle="1" w:styleId="FirmadecorreoelectrnicoCar">
+    <w:name w:val="Firma de correo electrónico Car"/>
     <w:basedOn w:val="Fuentedeprrafopredeter"/>
-    <w:link w:val="Firmadecorreo"/>
+    <w:link w:val="Firmadecorreoelectrnico"/>
     <w:uiPriority w:val="99"/>
     <w:semiHidden/>
     <w:qFormat/>
@@ -25302,10 +25052,10 @@
       <w:ind w:left="4252"/>
     </w:pPr>
   </w:style>
-  <w:style w:type="paragraph" w:styleId="Firmadecorreo">
+  <w:style w:type="paragraph" w:styleId="Firmadecorreoelectrnico">
     <w:name w:val="E-mail Signature"/>
     <w:basedOn w:val="Normal"/>
-    <w:link w:val="FirmadecorreoCar"/>
+    <w:link w:val="FirmadecorreoelectrnicoCar"/>
     <w:uiPriority w:val="99"/>
     <w:semiHidden/>
     <w:unhideWhenUsed/>

--- a/crear_documentos/services/doc_101/plantilla.docx
+++ b/crear_documentos/services/doc_101/plantilla.docx
@@ -231,7 +231,27 @@
           <w:sz w:val="28"/>
           <w:szCs w:val="28"/>
         </w:rPr>
-        <w:t>&lt;&lt;seriales_de_sondas&gt;&gt;</w:t>
+        <w:t>&lt;&lt;</w:t>
+      </w:r>
+      <w:proofErr w:type="spellStart"/>
+      <w:r>
+        <w:rPr>
+          <w:rFonts w:cs="Microsoft Sans Serif"/>
+          <w:b/>
+          <w:sz w:val="28"/>
+          <w:szCs w:val="28"/>
+        </w:rPr>
+        <w:t>seriales_de_sondas</w:t>
+      </w:r>
+      <w:proofErr w:type="spellEnd"/>
+      <w:r>
+        <w:rPr>
+          <w:rFonts w:cs="Microsoft Sans Serif"/>
+          <w:b/>
+          <w:sz w:val="28"/>
+          <w:szCs w:val="28"/>
+        </w:rPr>
+        <w:t>&gt;&gt;</w:t>
       </w:r>
     </w:p>
     <w:tbl>
@@ -285,7 +305,15 @@
               <w:t>PEMEX-ASM-CICESE-658225821-</w:t>
             </w:r>
             <w:r>
-              <w:t>&lt;&lt;orden_de_servicio&gt;&gt;</w:t>
+              <w:t>&lt;&lt;</w:t>
+            </w:r>
+            <w:proofErr w:type="spellStart"/>
+            <w:r>
+              <w:t>orden_de_servicio</w:t>
+            </w:r>
+            <w:proofErr w:type="spellEnd"/>
+            <w:r>
+              <w:t>&gt;&gt;</w:t>
             </w:r>
           </w:p>
         </w:tc>
@@ -342,16 +370,26 @@
                 <w:sz w:val="20"/>
                 <w:szCs w:val="20"/>
               </w:rPr>
-              <w:t>&lt;&lt;fe</w:t>
+              <w:t>&lt;&lt;</w:t>
             </w:r>
+            <w:proofErr w:type="spellStart"/>
             <w:r>
               <w:rPr>
                 <w:rFonts w:cs="Microsoft Sans Serif"/>
                 <w:sz w:val="20"/>
                 <w:szCs w:val="20"/>
               </w:rPr>
+              <w:t>fe</w:t>
+            </w:r>
+            <w:r>
+              <w:rPr>
+                <w:rFonts w:cs="Microsoft Sans Serif"/>
+                <w:sz w:val="20"/>
+                <w:szCs w:val="20"/>
+              </w:rPr>
               <w:t>cha_de_solicitud</w:t>
             </w:r>
+            <w:proofErr w:type="spellEnd"/>
             <w:r>
               <w:rPr>
                 <w:rFonts w:cs="Microsoft Sans Serif"/>
@@ -417,7 +455,25 @@
                 <w:sz w:val="20"/>
                 <w:szCs w:val="20"/>
               </w:rPr>
-              <w:t>&lt;&lt;fecha_inicio_vigencia&gt;&gt;</w:t>
+              <w:t>&lt;&lt;</w:t>
+            </w:r>
+            <w:proofErr w:type="spellStart"/>
+            <w:r>
+              <w:rPr>
+                <w:rFonts w:cs="Microsoft Sans Serif"/>
+                <w:sz w:val="20"/>
+                <w:szCs w:val="20"/>
+              </w:rPr>
+              <w:t>fecha_inicio_vigencia</w:t>
+            </w:r>
+            <w:proofErr w:type="spellEnd"/>
+            <w:r>
+              <w:rPr>
+                <w:rFonts w:cs="Microsoft Sans Serif"/>
+                <w:sz w:val="20"/>
+                <w:szCs w:val="20"/>
+              </w:rPr>
+              <w:t>&gt;&gt;</w:t>
             </w:r>
           </w:p>
         </w:tc>
@@ -469,7 +525,25 @@
                 <w:sz w:val="20"/>
                 <w:szCs w:val="20"/>
               </w:rPr>
-              <w:t>&lt;&lt;fecha_final_vigencia&gt;&gt;</w:t>
+              <w:t>&lt;&lt;</w:t>
+            </w:r>
+            <w:proofErr w:type="spellStart"/>
+            <w:r>
+              <w:rPr>
+                <w:rFonts w:cs="Microsoft Sans Serif"/>
+                <w:sz w:val="20"/>
+                <w:szCs w:val="20"/>
+              </w:rPr>
+              <w:t>fecha_final_vigencia</w:t>
+            </w:r>
+            <w:proofErr w:type="spellEnd"/>
+            <w:r>
+              <w:rPr>
+                <w:rFonts w:cs="Microsoft Sans Serif"/>
+                <w:sz w:val="20"/>
+                <w:szCs w:val="20"/>
+              </w:rPr>
+              <w:t>&gt;&gt;</w:t>
             </w:r>
           </w:p>
         </w:tc>
@@ -546,7 +620,25 @@
                 <w:sz w:val="20"/>
                 <w:szCs w:val="20"/>
               </w:rPr>
-              <w:t>&lt;&lt;fecha_de_entrega&gt;&gt;</w:t>
+              <w:t>&lt;&lt;</w:t>
+            </w:r>
+            <w:proofErr w:type="spellStart"/>
+            <w:r>
+              <w:rPr>
+                <w:rFonts w:cs="Microsoft Sans Serif"/>
+                <w:sz w:val="20"/>
+                <w:szCs w:val="20"/>
+              </w:rPr>
+              <w:t>fecha_de_entrega</w:t>
+            </w:r>
+            <w:proofErr w:type="spellEnd"/>
+            <w:r>
+              <w:rPr>
+                <w:rFonts w:cs="Microsoft Sans Serif"/>
+                <w:sz w:val="20"/>
+                <w:szCs w:val="20"/>
+              </w:rPr>
+              <w:t>&gt;&gt;</w:t>
             </w:r>
           </w:p>
         </w:tc>
@@ -790,7 +882,25 @@
                 <w:color w:val="000000" w:themeColor="text1"/>
                 <w:szCs w:val="22"/>
               </w:rPr>
-              <w:t>&lt;&lt;fecha_de_entrega&gt;&gt;</w:t>
+              <w:t>&lt;&lt;</w:t>
+            </w:r>
+            <w:proofErr w:type="spellStart"/>
+            <w:r>
+              <w:rPr>
+                <w:rFonts w:cs="Microsoft Sans Serif"/>
+                <w:color w:val="000000" w:themeColor="text1"/>
+                <w:szCs w:val="22"/>
+              </w:rPr>
+              <w:t>fecha_de_entrega</w:t>
+            </w:r>
+            <w:proofErr w:type="spellEnd"/>
+            <w:r>
+              <w:rPr>
+                <w:rFonts w:cs="Microsoft Sans Serif"/>
+                <w:color w:val="000000" w:themeColor="text1"/>
+                <w:szCs w:val="22"/>
+              </w:rPr>
+              <w:t>&gt;&gt;</w:t>
             </w:r>
           </w:p>
         </w:tc>
@@ -1251,7 +1361,6 @@
           <w:docPartUnique/>
         </w:docPartObj>
       </w:sdtPr>
-      <w:sdtEndPr/>
       <w:sdtContent>
         <w:p>
           <w:pPr>
@@ -5457,7 +5566,23 @@
         <w:t>Servicio de Medición y Análisis Metoceánicos del Golfo de México”</w:t>
       </w:r>
       <w:r>
-        <w:t xml:space="preserve"> inició en 2007 con un enfoque orientado al monitoreo de aguas profundas e intermedias, regiones en las que la información metoceánica disponible era limitada o inexistente, como en las áreas de Perdido y Lakach. Posteriormente, el alcance del proyecto se amplió para incluir el monitoreo en aguas someras, sin descuidar las regiones profundas, incorporando además un enfoque más operativo. Una etapa adicional relevante se presentó cuando el proyecto se adaptó para atender nuevas áreas donde PEMEX tenía asignaciones directas para exploración y producción y/o donde compartía algún tipo de asociación con alguna otra empresa (por citar un ejemplo, Trión). Para la etapa 2024-2025, a solicitud de PEMEX, el proyecto se enfocó a la disponibilidad inmediata de información </w:t>
+        <w:t xml:space="preserve"> inició en 2007 con un enfoque orientado al monitoreo de aguas profundas e intermedias, regiones en las que la información metoceánica disponible era limitada o inexistente, como en las áreas de Perdido y </w:t>
+      </w:r>
+      <w:proofErr w:type="spellStart"/>
+      <w:r>
+        <w:t>Lakach</w:t>
+      </w:r>
+      <w:proofErr w:type="spellEnd"/>
+      <w:r>
+        <w:t xml:space="preserve">. Posteriormente, el alcance del proyecto se amplió para incluir el monitoreo en aguas someras, sin descuidar las regiones profundas, incorporando además un enfoque más operativo. Una etapa adicional relevante se presentó cuando el proyecto se adaptó para atender nuevas áreas donde PEMEX tenía asignaciones directas para exploración y producción y/o donde compartía algún tipo de asociación con alguna otra empresa (por citar un ejemplo, </w:t>
+      </w:r>
+      <w:proofErr w:type="spellStart"/>
+      <w:r>
+        <w:t>Trión</w:t>
+      </w:r>
+      <w:proofErr w:type="spellEnd"/>
+      <w:r>
+        <w:t xml:space="preserve">). Para la etapa 2024-2025, a solicitud de PEMEX, el proyecto se enfocó a la disponibilidad inmediata de información </w:t>
       </w:r>
       <w:r>
         <w:lastRenderedPageBreak/>
@@ -5583,7 +5708,23 @@
         <w:ind w:firstLine="360"/>
       </w:pPr>
       <w:r>
-        <w:t>Este reporte describe y enumera las actividades realizadas por el consorcio All Solutions de México S. A. de C. V. (en lo sucesivo ASM) y el Centro de Investigación Científica y Educación Superior de Ensenada (en lo sucesivo CICESE) para la preparación, movilización y finalmente el</w:t>
+        <w:t xml:space="preserve">Este reporte describe y enumera las actividades realizadas por el consorcio </w:t>
+      </w:r>
+      <w:proofErr w:type="spellStart"/>
+      <w:r>
+        <w:t>All</w:t>
+      </w:r>
+      <w:proofErr w:type="spellEnd"/>
+      <w:r>
+        <w:t xml:space="preserve"> </w:t>
+      </w:r>
+      <w:proofErr w:type="spellStart"/>
+      <w:r>
+        <w:t>Solutions</w:t>
+      </w:r>
+      <w:proofErr w:type="spellEnd"/>
+      <w:r>
+        <w:t xml:space="preserve"> de México S. A. de C. V. (en lo sucesivo ASM) y el Centro de Investigación Científica y Educación Superior de Ensenada (en lo sucesivo CICESE) para la preparación, movilización y finalmente el</w:t>
       </w:r>
       <w:r>
         <w:t xml:space="preserve"> </w:t>
@@ -5602,7 +5743,15 @@
         <w:t>.” y específicamente a la Orden de Servicio PEMEX-ASM-CICESE-658225821-</w:t>
       </w:r>
       <w:r>
-        <w:t>&lt;&lt;orden_de_servicio&gt;&gt;</w:t>
+        <w:t>&lt;&lt;</w:t>
+      </w:r>
+      <w:proofErr w:type="spellStart"/>
+      <w:r>
+        <w:t>orden_de_servicio</w:t>
+      </w:r>
+      <w:proofErr w:type="spellEnd"/>
+      <w:r>
+        <w:t>&gt;&gt;</w:t>
       </w:r>
       <w:r>
         <w:t>.</w:t>
@@ -5654,11 +5803,16 @@
       <w:r>
         <w:t>&lt;&lt;</w:t>
       </w:r>
+      <w:proofErr w:type="spellStart"/>
       <w:r>
         <w:t>mes_y_anio</w:t>
       </w:r>
       <w:r>
-        <w:t>_de_liberacion&gt;&gt;</w:t>
+        <w:t>_de_liberacion</w:t>
+      </w:r>
+      <w:proofErr w:type="spellEnd"/>
+      <w:r>
+        <w:t>&gt;&gt;</w:t>
       </w:r>
       <w:r>
         <w:t xml:space="preserve">, las cuales se ejecutaron para dar cumplimiento a la orden de servicio </w:t>
@@ -5677,6 +5831,7 @@
         </w:rPr>
         <w:t>&lt;&lt;</w:t>
       </w:r>
+      <w:proofErr w:type="spellStart"/>
       <w:r>
         <w:rPr>
           <w:b/>
@@ -5684,6 +5839,7 @@
         </w:rPr>
         <w:t>orden_de_servicio</w:t>
       </w:r>
+      <w:proofErr w:type="spellEnd"/>
       <w:r>
         <w:rPr>
           <w:b/>
@@ -7017,8 +7173,16 @@
         <w:rPr>
           <w:rFonts w:cs="Arial"/>
         </w:rPr>
-        <w:t>La draga de arrastre sub-superficial</w:t>
-      </w:r>
+        <w:t xml:space="preserve">La draga de arrastre </w:t>
+      </w:r>
+      <w:proofErr w:type="spellStart"/>
+      <w:r>
+        <w:rPr>
+          <w:rFonts w:cs="Arial"/>
+        </w:rPr>
+        <w:t>sub-superficial</w:t>
+      </w:r>
+      <w:proofErr w:type="spellEnd"/>
       <w:r>
         <w:rPr>
           <w:rFonts w:cs="Arial"/>
@@ -7232,7 +7396,21 @@
         <w:rPr>
           <w:rFonts w:cs="Arial"/>
         </w:rPr>
-        <w:t>Dentro del compartimiento interior de la sonda se resguarda un microcontrolador de 32 bits Cortex de 48 MHz</w:t>
+        <w:t xml:space="preserve">Dentro del compartimiento interior de la sonda se resguarda un microcontrolador de 32 bits </w:t>
+      </w:r>
+      <w:proofErr w:type="spellStart"/>
+      <w:r>
+        <w:rPr>
+          <w:rFonts w:cs="Arial"/>
+        </w:rPr>
+        <w:t>Cortex</w:t>
+      </w:r>
+      <w:proofErr w:type="spellEnd"/>
+      <w:r>
+        <w:rPr>
+          <w:rFonts w:cs="Arial"/>
+        </w:rPr>
+        <w:t xml:space="preserve"> de 48 MHz</w:t>
       </w:r>
       <w:r>
         <w:rPr>
@@ -7604,7 +7782,21 @@
         <w:rPr>
           <w:rFonts w:cs="Arial"/>
         </w:rPr>
-        <w:t>La sonda oceanográfica incorpora un sistema redundante de posicionamiento global basado en receptores GNSS multiconstelación, que integran los sistemas GPS</w:t>
+        <w:t xml:space="preserve">La sonda oceanográfica incorpora un sistema redundante de posicionamiento global basado en receptores GNSS </w:t>
+      </w:r>
+      <w:proofErr w:type="spellStart"/>
+      <w:r>
+        <w:rPr>
+          <w:rFonts w:cs="Arial"/>
+        </w:rPr>
+        <w:t>multiconstelación</w:t>
+      </w:r>
+      <w:proofErr w:type="spellEnd"/>
+      <w:r>
+        <w:rPr>
+          <w:rFonts w:cs="Arial"/>
+        </w:rPr>
+        <w:t>, que integran los sistemas GPS</w:t>
       </w:r>
       <w:r>
         <w:rPr>
@@ -7631,7 +7823,21 @@
         <w:rPr>
           <w:rFonts w:cs="Arial"/>
         </w:rPr>
-        <w:t xml:space="preserve">, GLONASS, BeiDou y Galileo, así como correcciones mediante sistemas SBAS, como WAAS, lo que permite alcanzar una precisión inferior a 3 m el 90 % del tiempo, con una tasa de muestreo </w:t>
+        <w:t xml:space="preserve">, GLONASS, </w:t>
+      </w:r>
+      <w:proofErr w:type="spellStart"/>
+      <w:r>
+        <w:rPr>
+          <w:rFonts w:cs="Arial"/>
+        </w:rPr>
+        <w:t>BeiDou</w:t>
+      </w:r>
+      <w:proofErr w:type="spellEnd"/>
+      <w:r>
+        <w:rPr>
+          <w:rFonts w:cs="Arial"/>
+        </w:rPr>
+        <w:t xml:space="preserve"> y Galileo, así como correcciones mediante sistemas SBAS, como WAAS, lo que permite alcanzar una precisión inferior a 3 m el 90 % del tiempo, con una tasa de muestreo </w:t>
       </w:r>
       <w:r>
         <w:rPr>
@@ -7643,7 +7849,49 @@
         <w:rPr>
           <w:rFonts w:cs="Arial"/>
         </w:rPr>
-        <w:t xml:space="preserve"> 10 Hz. Adicionalmente, cuenta con un sistema de telemetría satelital, compatible con redes Iridium, GlobalStar o IsatData Pro, que permite la transmisión de datos en tiempo real en zonas de mar abierto. Asimismo, la sonda integra un sistema </w:t>
+        <w:t xml:space="preserve"> 10 Hz. Adicionalmente, cuenta con un sistema de telemetría satelital, compatible con redes </w:t>
+      </w:r>
+      <w:proofErr w:type="spellStart"/>
+      <w:r>
+        <w:rPr>
+          <w:rFonts w:cs="Arial"/>
+        </w:rPr>
+        <w:t>Iridium</w:t>
+      </w:r>
+      <w:proofErr w:type="spellEnd"/>
+      <w:r>
+        <w:rPr>
+          <w:rFonts w:cs="Arial"/>
+        </w:rPr>
+        <w:t xml:space="preserve">, </w:t>
+      </w:r>
+      <w:proofErr w:type="spellStart"/>
+      <w:r>
+        <w:rPr>
+          <w:rFonts w:cs="Arial"/>
+        </w:rPr>
+        <w:t>GlobalStar</w:t>
+      </w:r>
+      <w:proofErr w:type="spellEnd"/>
+      <w:r>
+        <w:rPr>
+          <w:rFonts w:cs="Arial"/>
+        </w:rPr>
+        <w:t xml:space="preserve"> o </w:t>
+      </w:r>
+      <w:proofErr w:type="spellStart"/>
+      <w:r>
+        <w:rPr>
+          <w:rFonts w:cs="Arial"/>
+        </w:rPr>
+        <w:t>IsatData</w:t>
+      </w:r>
+      <w:proofErr w:type="spellEnd"/>
+      <w:r>
+        <w:rPr>
+          <w:rFonts w:cs="Arial"/>
+        </w:rPr>
+        <w:t xml:space="preserve"> Pro, que permite la transmisión de datos en tiempo real en zonas de mar abierto. Asimismo, la sonda integra un sistema </w:t>
       </w:r>
       <w:r>
         <w:rPr>
@@ -8794,10 +9042,21 @@
         <w:rPr>
           <w:rFonts w:cs="Arial"/>
         </w:rPr>
-        <w:t>&lt;&lt;ref_</w:t>
-      </w:r>
-      <w:r>
-        <w:t>actividades_previas&gt;&gt;</w:t>
+        <w:t>&lt;&lt;</w:t>
+      </w:r>
+      <w:proofErr w:type="spellStart"/>
+      <w:r>
+        <w:rPr>
+          <w:rFonts w:cs="Arial"/>
+        </w:rPr>
+        <w:t>ref_</w:t>
+      </w:r>
+      <w:r>
+        <w:t>actividades_previas</w:t>
+      </w:r>
+      <w:proofErr w:type="spellEnd"/>
+      <w:r>
+        <w:t>&gt;&gt;</w:t>
       </w:r>
       <w:r>
         <w:t>)</w:t>
@@ -8820,13 +9079,21 @@
         <w:pStyle w:val="Figura"/>
       </w:pPr>
       <w:r>
-        <w:t>&lt;&lt;fig_</w:t>
+        <w:t>&lt;&lt;</w:t>
+      </w:r>
+      <w:proofErr w:type="spellStart"/>
+      <w:r>
+        <w:t>fig_</w:t>
       </w:r>
       <w:r>
         <w:t>actividades</w:t>
       </w:r>
       <w:r>
-        <w:t>_previas&gt;&gt;</w:t>
+        <w:t>_previas</w:t>
+      </w:r>
+      <w:proofErr w:type="spellEnd"/>
+      <w:r>
+        <w:t>&gt;&gt;</w:t>
       </w:r>
     </w:p>
     <w:p>
@@ -8920,9 +9187,11 @@
       <w:r>
         <w:t>&lt;&lt;</w:t>
       </w:r>
+      <w:proofErr w:type="spellStart"/>
       <w:r>
         <w:t>numero_de_sondas</w:t>
       </w:r>
+      <w:proofErr w:type="spellEnd"/>
       <w:r>
         <w:t>&gt;&gt;</w:t>
       </w:r>
@@ -8933,7 +9202,15 @@
         <w:t>Orden de Servicio PEMEX-ASM-CICESE-658225821-</w:t>
       </w:r>
       <w:r>
-        <w:t>&lt;&lt;orden_de_servicio&gt;&gt; del mes de</w:t>
+        <w:t>&lt;&lt;</w:t>
+      </w:r>
+      <w:proofErr w:type="spellStart"/>
+      <w:r>
+        <w:t>orden_de_servicio</w:t>
+      </w:r>
+      <w:proofErr w:type="spellEnd"/>
+      <w:r>
+        <w:t>&gt;&gt; del mes de</w:t>
       </w:r>
       <w:r>
         <w:t xml:space="preserve"> </w:t>
@@ -8942,9 +9219,11 @@
       <w:r>
         <w:t>&lt;&lt;</w:t>
       </w:r>
+      <w:proofErr w:type="spellStart"/>
       <w:r>
         <w:t>mes_y_anio_de_liberacion</w:t>
       </w:r>
+      <w:proofErr w:type="spellEnd"/>
       <w:r>
         <w:t xml:space="preserve">&gt;&gt;. </w:t>
       </w:r>
@@ -9090,11 +9369,16 @@
         <w:t xml:space="preserve"> que estuvieron</w:t>
       </w:r>
       <w:r>
-        <w:t xml:space="preserve"> pre-armada</w:t>
+        <w:t xml:space="preserve"> </w:t>
+      </w:r>
+      <w:proofErr w:type="spellStart"/>
+      <w:r>
+        <w:t>pre-armada</w:t>
       </w:r>
       <w:r>
         <w:t>s</w:t>
       </w:r>
+      <w:proofErr w:type="spellEnd"/>
       <w:r>
         <w:t xml:space="preserve"> la</w:t>
       </w:r>
@@ -9199,7 +9483,15 @@
         <w:ind w:firstLine="360"/>
       </w:pPr>
       <w:r>
-        <w:t>En cuanto al sistema de telemetría, la sonda emplea tecnología satelital Globalstar, basada en una constelación de satélites en órbita baja (LEO) que operan en banda L. Mediante servicios simplex de bajo consumo energético, se transmiten paquetes periódicos de información desde zonas remotas, lo que permite una comunicación confiable y con tiempos de transmisión reducidos. Este sistema resultó adecuado para plataformas autónomas y funcionó de manera exitosa durante las pruebas de 24 horas realizadas en el centro de operaciones del consorcio ASM-CICESE, donde los datos fueron recibidos de forma continua.</w:t>
+        <w:t xml:space="preserve">En cuanto al sistema de telemetría, la sonda emplea tecnología satelital </w:t>
+      </w:r>
+      <w:proofErr w:type="spellStart"/>
+      <w:r>
+        <w:t>Globalstar</w:t>
+      </w:r>
+      <w:proofErr w:type="spellEnd"/>
+      <w:r>
+        <w:t>, basada en una constelación de satélites en órbita baja (LEO) que operan en banda L. Mediante servicios simplex de bajo consumo energético, se transmiten paquetes periódicos de información desde zonas remotas, lo que permite una comunicación confiable y con tiempos de transmisión reducidos. Este sistema resultó adecuado para plataformas autónomas y funcionó de manera exitosa durante las pruebas de 24 horas realizadas en el centro de operaciones del consorcio ASM-CICESE, donde los datos fueron recibidos de forma continua.</w:t>
       </w:r>
     </w:p>
     <w:p>
@@ -9322,13 +9614,29 @@
         <w:t>obación. El derrotero o ruta de liberación de las sondas consideró</w:t>
       </w:r>
       <w:r>
-        <w:t xml:space="preserve"> el trayecto desde tierra hasta el lugar de despliegue de las &lt;&lt;numero_de_sondas&gt;&gt;</w:t>
+        <w:t xml:space="preserve"> el trayecto desde tierra hasta el lugar de despliegue de las &lt;&lt;</w:t>
+      </w:r>
+      <w:proofErr w:type="spellStart"/>
+      <w:r>
+        <w:t>numero_de_sondas</w:t>
+      </w:r>
+      <w:proofErr w:type="spellEnd"/>
+      <w:r>
+        <w:t>&gt;&gt;</w:t>
       </w:r>
       <w:r>
         <w:t xml:space="preserve"> </w:t>
       </w:r>
       <w:r>
-        <w:t>sondas oceanográficas liberadas en el &lt;&lt;mes_y_anio_de_liberacion&gt;&gt; tomando en cuenta las condiciones ambientales y la posición de despliegue. &lt;&lt;ejecucion</w:t>
+        <w:t>sondas oceanográficas liberadas en el &lt;&lt;</w:t>
+      </w:r>
+      <w:proofErr w:type="spellStart"/>
+      <w:r>
+        <w:t>mes_y_anio_de_liberacion</w:t>
+      </w:r>
+      <w:proofErr w:type="spellEnd"/>
+      <w:r>
+        <w:t>&gt;&gt; tomando en cuenta las condiciones ambientales y la posición de despliegue. &lt;&lt;ejecucion</w:t>
       </w:r>
       <w:r>
         <w:t>_de_la_campania_parrafo1&gt;&gt;.</w:t>
@@ -9582,7 +9890,6 @@
         <w:rPr>
           <w:szCs w:val="22"/>
         </w:rPr>
-        <w:lastRenderedPageBreak/>
         <w:t>Antes de poner la sonda en el agua, se hicieron las pruebas de conexión bluetooth in situ para asegurar el correcto funcionamiento de la sonda oceanográfica.</w:t>
       </w:r>
     </w:p>
@@ -9712,7 +10019,15 @@
         <w:t xml:space="preserve">de las sondas oceanográficas </w:t>
       </w:r>
       <w:r>
-        <w:t>se muestran en la &lt;&lt;ref_mapa_de_despliegue&gt;&gt;</w:t>
+        <w:t>se muestran en la &lt;&lt;</w:t>
+      </w:r>
+      <w:proofErr w:type="spellStart"/>
+      <w:r>
+        <w:t>ref_mapa_de_despliegue</w:t>
+      </w:r>
+      <w:proofErr w:type="spellEnd"/>
+      <w:r>
+        <w:t>&gt;&gt;</w:t>
       </w:r>
       <w:r>
         <w:t xml:space="preserve">, </w:t>
@@ -9766,13 +10081,21 @@
         <w:pStyle w:val="Figura"/>
       </w:pPr>
       <w:r>
-        <w:t>&lt;&lt;fig_</w:t>
+        <w:t>&lt;&lt;</w:t>
+      </w:r>
+      <w:proofErr w:type="spellStart"/>
+      <w:r>
+        <w:t>fig_</w:t>
       </w:r>
       <w:r>
         <w:t>mapa</w:t>
       </w:r>
       <w:r>
-        <w:t>_de_despliegue&gt;&gt;</w:t>
+        <w:t>_de_despliegue</w:t>
+      </w:r>
+      <w:proofErr w:type="spellEnd"/>
+      <w:r>
+        <w:t>&gt;&gt;</w:t>
       </w:r>
     </w:p>
     <w:p>
@@ -9786,10 +10109,21 @@
         <w:rPr>
           <w:rFonts w:cs="Arial"/>
         </w:rPr>
-        <w:t>&lt;&lt;ref_</w:t>
-      </w:r>
-      <w:r>
-        <w:t xml:space="preserve">ejecucion_de_la_campania&gt;&gt; </w:t>
+        <w:t>&lt;&lt;</w:t>
+      </w:r>
+      <w:proofErr w:type="spellStart"/>
+      <w:r>
+        <w:rPr>
+          <w:rFonts w:cs="Arial"/>
+        </w:rPr>
+        <w:t>ref_</w:t>
+      </w:r>
+      <w:r>
+        <w:t>ejecucion_de_la_campania</w:t>
+      </w:r>
+      <w:proofErr w:type="spellEnd"/>
+      <w:r>
+        <w:t xml:space="preserve">&gt;&gt; </w:t>
       </w:r>
       <w:r>
         <w:t xml:space="preserve">se presentan las evidencias fotográficas del despliegue de las </w:t>
@@ -9808,11 +10142,16 @@
         <w:pStyle w:val="Figura"/>
       </w:pPr>
       <w:r>
-        <w:t>&lt;&lt;fig_ejecucion_</w:t>
+        <w:t>&lt;&lt;</w:t>
+      </w:r>
+      <w:proofErr w:type="spellStart"/>
+      <w:r>
+        <w:t>fig_ejecucion_</w:t>
       </w:r>
       <w:r>
         <w:t>de_la_campania</w:t>
       </w:r>
+      <w:proofErr w:type="spellEnd"/>
       <w:r>
         <w:t>&gt;&gt;</w:t>
       </w:r>
@@ -9885,7 +10224,6 @@
       <w:bookmarkStart w:id="87" w:name="_Toc215827128"/>
       <w:bookmarkStart w:id="88" w:name="_Toc230346470"/>
       <w:r>
-        <w:lastRenderedPageBreak/>
         <w:t xml:space="preserve">Tabla </w:t>
       </w:r>
       <w:fldSimple w:instr=" SEQ Tabla \* ARABIC ">
@@ -10277,7 +10615,27 @@
                 <w:sz w:val="20"/>
                 <w:szCs w:val="20"/>
               </w:rPr>
-              <w:t>&lt;&lt;tabla_plan&gt;&gt;</w:t>
+              <w:t>&lt;&lt;</w:t>
+            </w:r>
+            <w:proofErr w:type="spellStart"/>
+            <w:r>
+              <w:rPr>
+                <w:rFonts w:cs="Microsoft Sans Serif"/>
+                <w:vanish/>
+                <w:sz w:val="20"/>
+                <w:szCs w:val="20"/>
+              </w:rPr>
+              <w:t>tabla_plan</w:t>
+            </w:r>
+            <w:proofErr w:type="spellEnd"/>
+            <w:r>
+              <w:rPr>
+                <w:rFonts w:cs="Microsoft Sans Serif"/>
+                <w:vanish/>
+                <w:sz w:val="20"/>
+                <w:szCs w:val="20"/>
+              </w:rPr>
+              <w:t>&gt;&gt;</w:t>
             </w:r>
           </w:p>
         </w:tc>
@@ -10307,14 +10665,7 @@
           </w:tcPr>
           <w:p>
             <w:pPr>
-              <w:keepNext/>
-              <w:keepLines/>
-              <w:spacing w:line="240" w:lineRule="auto"/>
-              <w:jc w:val="center"/>
-              <w:rPr>
-                <w:sz w:val="20"/>
-                <w:szCs w:val="22"/>
-              </w:rPr>
+              <w:pStyle w:val="Carcentrado"/>
             </w:pPr>
           </w:p>
         </w:tc>
@@ -10326,14 +10677,7 @@
           </w:tcPr>
           <w:p>
             <w:pPr>
-              <w:keepNext/>
-              <w:keepLines/>
-              <w:spacing w:line="240" w:lineRule="auto"/>
-              <w:jc w:val="center"/>
-              <w:rPr>
-                <w:sz w:val="20"/>
-                <w:szCs w:val="22"/>
-              </w:rPr>
+              <w:pStyle w:val="Carcentrado"/>
             </w:pPr>
           </w:p>
         </w:tc>
@@ -10349,6 +10693,7 @@
       <w:bookmarkStart w:id="91" w:name="_Ref224230599"/>
       <w:bookmarkStart w:id="92" w:name="_Toc230346484"/>
       <w:r>
+        <w:lastRenderedPageBreak/>
         <w:t>INFORMACIÓN DEL DESPLIEGUE DE LAS SONDAS OCEANOGRÁFICAS</w:t>
       </w:r>
       <w:bookmarkEnd w:id="89"/>
@@ -10890,7 +11235,23 @@
                 <w:vanish/>
                 <w:szCs w:val="20"/>
               </w:rPr>
-              <w:t>&lt;&lt;tabla_maniobra&gt;&gt;</w:t>
+              <w:t>&lt;&lt;</w:t>
+            </w:r>
+            <w:proofErr w:type="spellStart"/>
+            <w:r>
+              <w:rPr>
+                <w:vanish/>
+                <w:szCs w:val="20"/>
+              </w:rPr>
+              <w:t>tabla_maniobra</w:t>
+            </w:r>
+            <w:proofErr w:type="spellEnd"/>
+            <w:r>
+              <w:rPr>
+                <w:vanish/>
+                <w:szCs w:val="20"/>
+              </w:rPr>
+              <w:t>&gt;&gt;</w:t>
             </w:r>
           </w:p>
         </w:tc>
@@ -10919,13 +11280,7 @@
           </w:tcPr>
           <w:p>
             <w:pPr>
-              <w:spacing w:line="240" w:lineRule="auto"/>
-              <w:jc w:val="center"/>
-              <w:rPr>
-                <w:rFonts w:cs="Microsoft Sans Serif"/>
-                <w:sz w:val="20"/>
-                <w:szCs w:val="20"/>
-              </w:rPr>
+              <w:pStyle w:val="Carcentrado"/>
             </w:pPr>
           </w:p>
         </w:tc>
@@ -10937,13 +11292,7 @@
           </w:tcPr>
           <w:p>
             <w:pPr>
-              <w:spacing w:line="240" w:lineRule="auto"/>
-              <w:jc w:val="center"/>
-              <w:rPr>
-                <w:rFonts w:cs="Microsoft Sans Serif"/>
-                <w:sz w:val="20"/>
-                <w:szCs w:val="20"/>
-              </w:rPr>
+              <w:pStyle w:val="Carcentrado"/>
             </w:pPr>
           </w:p>
         </w:tc>
@@ -11244,6 +11593,7 @@
               </w:rPr>
               <w:t>&lt;&lt;</w:t>
             </w:r>
+            <w:proofErr w:type="spellStart"/>
             <w:r>
               <w:rPr>
                 <w:rFonts w:cs="Microsoft Sans Serif"/>
@@ -11252,6 +11602,7 @@
               </w:rPr>
               <w:t>tabla_equipos</w:t>
             </w:r>
+            <w:proofErr w:type="spellEnd"/>
             <w:r>
               <w:rPr>
                 <w:rFonts w:cs="Microsoft Sans Serif"/>
@@ -11377,9 +11728,11 @@
       <w:r>
         <w:t>&lt;&lt;</w:t>
       </w:r>
+      <w:proofErr w:type="spellStart"/>
       <w:r>
         <w:t>ref_esquema_de_sonda</w:t>
       </w:r>
+      <w:proofErr w:type="spellEnd"/>
       <w:r>
         <w:t xml:space="preserve">&gt;&gt; </w:t>
       </w:r>
@@ -11398,13 +11751,21 @@
       </w:pPr>
       <w:bookmarkStart w:id="105" w:name="_Ref224117752"/>
       <w:r>
-        <w:t>&lt;&lt;fig_</w:t>
+        <w:t>&lt;&lt;</w:t>
+      </w:r>
+      <w:proofErr w:type="spellStart"/>
+      <w:r>
+        <w:t>fig_</w:t>
       </w:r>
       <w:r>
         <w:t>esquema</w:t>
       </w:r>
       <w:r>
-        <w:t>_de_sonda&gt;&gt;</w:t>
+        <w:t>_de_sonda</w:t>
+      </w:r>
+      <w:proofErr w:type="spellEnd"/>
+      <w:r>
+        <w:t>&gt;&gt;</w:t>
       </w:r>
       <w:bookmarkEnd w:id="105"/>
     </w:p>
@@ -11907,7 +12268,14 @@
         <w:rPr>
           <w:rFonts w:cs="Arial"/>
         </w:rPr>
-        <w:t>&lt;&lt;ref_pruebas_</w:t>
+        <w:t>&lt;&lt;</w:t>
+      </w:r>
+      <w:proofErr w:type="spellStart"/>
+      <w:r>
+        <w:rPr>
+          <w:rFonts w:cs="Arial"/>
+        </w:rPr>
+        <w:t>ref_pruebas_</w:t>
       </w:r>
       <w:r>
         <w:rPr>
@@ -11915,6 +12283,7 @@
         </w:rPr>
         <w:t>baterias</w:t>
       </w:r>
+      <w:proofErr w:type="spellEnd"/>
       <w:r>
         <w:rPr>
           <w:rFonts w:cs="Arial"/>
@@ -11943,11 +12312,19 @@
         <w:rPr>
           <w:rFonts w:cs="Arial"/>
         </w:rPr>
-        <w:t>&lt;&lt;ref_</w:t>
+        <w:t>&lt;&lt;</w:t>
+      </w:r>
+      <w:proofErr w:type="spellStart"/>
+      <w:r>
+        <w:rPr>
+          <w:rFonts w:cs="Arial"/>
+        </w:rPr>
+        <w:t>ref_</w:t>
       </w:r>
       <w:r>
         <w:t>ubicacion_durante_pruebas</w:t>
       </w:r>
+      <w:proofErr w:type="spellEnd"/>
       <w:r>
         <w:rPr>
           <w:rFonts w:cs="Arial"/>
@@ -12013,12 +12390,14 @@
       <w:r>
         <w:t>&lt;&lt;</w:t>
       </w:r>
+      <w:proofErr w:type="spellStart"/>
       <w:r>
         <w:t>fi</w:t>
       </w:r>
       <w:r>
         <w:t>g_ubicacion_durante_pruebas</w:t>
       </w:r>
+      <w:proofErr w:type="spellEnd"/>
       <w:r>
         <w:t>&gt;&gt;</w:t>
       </w:r>
@@ -12162,7 +12541,35 @@
         <w:rPr>
           <w:szCs w:val="22"/>
         </w:rPr>
-        <w:t xml:space="preserve">En este reporte se describen los trabajos realizados dentro del Contrato No. 658225821 “Servicio de Medición y Análisis Metoceánicos del Golfo de México” celebrado entre PEMEX Exploración y Extracción y el consorcio All Solutions de México S. A. de C. V. (ASM) y el Centro de Investigación Científica y de Educación Superior de Ensenada (CICESE), relacionados con el concepto </w:t>
+        <w:t xml:space="preserve">En este reporte se describen los trabajos realizados dentro del Contrato No. 658225821 “Servicio de Medición y Análisis Metoceánicos del Golfo de México” celebrado entre PEMEX Exploración y Extracción y el consorcio </w:t>
+      </w:r>
+      <w:proofErr w:type="spellStart"/>
+      <w:r>
+        <w:rPr>
+          <w:szCs w:val="22"/>
+        </w:rPr>
+        <w:t>All</w:t>
+      </w:r>
+      <w:proofErr w:type="spellEnd"/>
+      <w:r>
+        <w:rPr>
+          <w:szCs w:val="22"/>
+        </w:rPr>
+        <w:t xml:space="preserve"> </w:t>
+      </w:r>
+      <w:proofErr w:type="spellStart"/>
+      <w:r>
+        <w:rPr>
+          <w:szCs w:val="22"/>
+        </w:rPr>
+        <w:t>Solutions</w:t>
+      </w:r>
+      <w:proofErr w:type="spellEnd"/>
+      <w:r>
+        <w:rPr>
+          <w:szCs w:val="22"/>
+        </w:rPr>
+        <w:t xml:space="preserve"> de México S. A. de C. V. (ASM) y el Centro de Investigación Científica y de Educación Superior de Ensenada (CICESE), relacionados con el concepto </w:t>
       </w:r>
       <w:bookmarkEnd w:id="123"/>
       <w:r>
@@ -12195,6 +12602,7 @@
         </w:rPr>
         <w:t>&lt;&lt;</w:t>
       </w:r>
+      <w:proofErr w:type="spellStart"/>
       <w:r>
         <w:rPr>
           <w:b/>
@@ -12203,6 +12611,7 @@
         </w:rPr>
         <w:t>orden_de_servicio</w:t>
       </w:r>
+      <w:proofErr w:type="spellEnd"/>
       <w:r>
         <w:rPr>
           <w:b/>
@@ -12286,7 +12695,15 @@
         </w:rPr>
       </w:pPr>
       <w:r>
-        <w:t>Se desplegaron exitosamente &lt;&lt;numero_de_sondas&gt;&gt; sondas oceanográficas en las localizaciones solicitadas por PEMEX.</w:t>
+        <w:t>Se desplegaron exitosamente &lt;&lt;</w:t>
+      </w:r>
+      <w:proofErr w:type="spellStart"/>
+      <w:r>
+        <w:t>numero_de_sondas</w:t>
+      </w:r>
+      <w:proofErr w:type="spellEnd"/>
+      <w:r>
+        <w:t>&gt;&gt; sondas oceanográficas en las localizaciones solicitadas por PEMEX.</w:t>
       </w:r>
     </w:p>
     <w:p>
@@ -12905,23 +13322,47 @@
             <w:pPr>
               <w:jc w:val="center"/>
               <w:rPr>
+                <w:rStyle w:val="Hipervnculo"/>
+                <w:rFonts w:ascii="Arial" w:hAnsi="Arial"/>
+                <w:color w:val="0000FF"/>
+              </w:rPr>
+            </w:pPr>
+            <w:r>
+              <w:rPr>
+                <w:rStyle w:val="Hipervnculo"/>
                 <w:rFonts w:ascii="Arial" w:hAnsi="Arial" w:cs="Arial"/>
                 <w:color w:val="0000FF"/>
               </w:rPr>
-            </w:pPr>
-            <w:r>
               <w:fldChar w:fldCharType="begin"/>
             </w:r>
             <w:r>
+              <w:rPr>
+                <w:rStyle w:val="Hipervnculo"/>
+                <w:rFonts w:ascii="Arial" w:hAnsi="Arial" w:cs="Arial"/>
+                <w:color w:val="0000FF"/>
+              </w:rPr>
               <w:instrText xml:space="preserve"> HYPERLINK "mailto:dnajera@cicese.mx" </w:instrText>
             </w:r>
             <w:r>
+              <w:rPr>
+                <w:rStyle w:val="Hipervnculo"/>
+                <w:rFonts w:ascii="Arial" w:hAnsi="Arial" w:cs="Arial"/>
+                <w:color w:val="0000FF"/>
+              </w:rPr>
+            </w:r>
+            <w:r>
+              <w:rPr>
+                <w:rStyle w:val="Hipervnculo"/>
+                <w:rFonts w:ascii="Arial" w:hAnsi="Arial" w:cs="Arial"/>
+                <w:color w:val="0000FF"/>
+              </w:rPr>
               <w:fldChar w:fldCharType="separate"/>
             </w:r>
             <w:r>
               <w:rPr>
                 <w:rStyle w:val="Hipervnculo"/>
                 <w:rFonts w:ascii="Arial" w:hAnsi="Arial" w:cs="Arial"/>
+                <w:color w:val="0000FF"/>
               </w:rPr>
               <w:t>dnajera@cicese.mx</w:t>
             </w:r>
@@ -12929,6 +13370,7 @@
               <w:rPr>
                 <w:rStyle w:val="Hipervnculo"/>
                 <w:rFonts w:ascii="Arial" w:hAnsi="Arial" w:cs="Arial"/>
+                <w:color w:val="0000FF"/>
               </w:rPr>
               <w:fldChar w:fldCharType="end"/>
             </w:r>
@@ -13194,7 +13636,11 @@
         <w:pStyle w:val="Figura"/>
       </w:pPr>
       <w:r>
-        <w:t>&lt;&lt;fig_pruebas_</w:t>
+        <w:t>&lt;&lt;</w:t>
+      </w:r>
+      <w:proofErr w:type="spellStart"/>
+      <w:r>
+        <w:t>fig_pruebas_</w:t>
       </w:r>
       <w:r>
         <w:t>de</w:t>
@@ -13203,7 +13649,11 @@
         <w:t>_</w:t>
       </w:r>
       <w:r>
-        <w:t>transmision&gt;&gt;</w:t>
+        <w:t>transmision</w:t>
+      </w:r>
+      <w:proofErr w:type="spellEnd"/>
+      <w:r>
+        <w:t>&gt;&gt;</w:t>
       </w:r>
     </w:p>
     <w:p>
@@ -13279,7 +13729,43 @@
           <w:rFonts w:ascii="Microsoft Sans Serif" w:hAnsi="Microsoft Sans Serif" w:cs="Microsoft Sans Serif"/>
           <w:vertAlign w:val="baseline"/>
         </w:rPr>
-        <w:t xml:space="preserve"> estampa de tiempo en formato YYYY-MM-DD-THH:mm:ss.sssz.</w:t>
+        <w:t xml:space="preserve"> estampa de tiempo en formato </w:t>
+      </w:r>
+      <w:proofErr w:type="spellStart"/>
+      <w:r>
+        <w:rPr>
+          <w:rStyle w:val="Caracteresdenotaalpie"/>
+          <w:rFonts w:ascii="Microsoft Sans Serif" w:hAnsi="Microsoft Sans Serif" w:cs="Microsoft Sans Serif"/>
+          <w:vertAlign w:val="baseline"/>
+        </w:rPr>
+        <w:t>YYYY-MM-DD-THH:</w:t>
+      </w:r>
+      <w:proofErr w:type="gramStart"/>
+      <w:r>
+        <w:rPr>
+          <w:rStyle w:val="Caracteresdenotaalpie"/>
+          <w:rFonts w:ascii="Microsoft Sans Serif" w:hAnsi="Microsoft Sans Serif" w:cs="Microsoft Sans Serif"/>
+          <w:vertAlign w:val="baseline"/>
+        </w:rPr>
+        <w:t>mm:ss</w:t>
+      </w:r>
+      <w:proofErr w:type="gramEnd"/>
+      <w:r>
+        <w:rPr>
+          <w:rStyle w:val="Caracteresdenotaalpie"/>
+          <w:rFonts w:ascii="Microsoft Sans Serif" w:hAnsi="Microsoft Sans Serif" w:cs="Microsoft Sans Serif"/>
+          <w:vertAlign w:val="baseline"/>
+        </w:rPr>
+        <w:t>.sssz</w:t>
+      </w:r>
+      <w:proofErr w:type="spellEnd"/>
+      <w:r>
+        <w:rPr>
+          <w:rStyle w:val="Caracteresdenotaalpie"/>
+          <w:rFonts w:ascii="Microsoft Sans Serif" w:hAnsi="Microsoft Sans Serif" w:cs="Microsoft Sans Serif"/>
+          <w:vertAlign w:val="baseline"/>
+        </w:rPr>
+        <w:t>.</w:t>
       </w:r>
     </w:p>
     <w:p>
@@ -13420,13 +13906,23 @@
           <w:vertAlign w:val="baseline"/>
         </w:rPr>
       </w:pPr>
+      <w:proofErr w:type="spellStart"/>
       <w:r>
         <w:rPr>
           <w:rStyle w:val="Caracteresdenotaalpie"/>
           <w:rFonts w:ascii="Microsoft Sans Serif" w:hAnsi="Microsoft Sans Serif" w:cs="Microsoft Sans Serif"/>
           <w:vertAlign w:val="baseline"/>
         </w:rPr>
-        <w:t>Direction:</w:t>
+        <w:t>Direction</w:t>
+      </w:r>
+      <w:proofErr w:type="spellEnd"/>
+      <w:r>
+        <w:rPr>
+          <w:rStyle w:val="Caracteresdenotaalpie"/>
+          <w:rFonts w:ascii="Microsoft Sans Serif" w:hAnsi="Microsoft Sans Serif" w:cs="Microsoft Sans Serif"/>
+          <w:vertAlign w:val="baseline"/>
+        </w:rPr>
+        <w:t>:</w:t>
       </w:r>
       <w:r>
         <w:rPr>
@@ -13451,6 +13947,7 @@
           <w:vertAlign w:val="baseline"/>
         </w:rPr>
       </w:pPr>
+      <w:proofErr w:type="spellStart"/>
       <w:r>
         <w:rPr>
           <w:rStyle w:val="Caracteresdenotaalpie"/>
@@ -13459,6 +13956,7 @@
         </w:rPr>
         <w:t>Direction_gen</w:t>
       </w:r>
+      <w:proofErr w:type="spellEnd"/>
       <w:r>
         <w:rPr>
           <w:rStyle w:val="Caracteresdenotaalpie"/>
@@ -13521,6 +14019,7 @@
           <w:vertAlign w:val="baseline"/>
         </w:rPr>
       </w:pPr>
+      <w:proofErr w:type="spellStart"/>
       <w:r>
         <w:rPr>
           <w:rStyle w:val="Caracteresdenotaalpie"/>
@@ -13529,6 +14028,7 @@
         </w:rPr>
         <w:t>Temp_s</w:t>
       </w:r>
+      <w:proofErr w:type="spellEnd"/>
       <w:r>
         <w:rPr>
           <w:rStyle w:val="Caracteresdenotaalpie"/>
@@ -13552,6 +14052,7 @@
           <w:vertAlign w:val="baseline"/>
         </w:rPr>
       </w:pPr>
+      <w:proofErr w:type="spellStart"/>
       <w:r>
         <w:rPr>
           <w:rStyle w:val="Caracteresdenotaalpie"/>
@@ -13560,6 +14061,7 @@
         </w:rPr>
         <w:t>Acc_x</w:t>
       </w:r>
+      <w:proofErr w:type="spellEnd"/>
       <w:r>
         <w:rPr>
           <w:rStyle w:val="Caracteresdenotaalpie"/>
@@ -13598,6 +14100,7 @@
           <w:vertAlign w:val="baseline"/>
         </w:rPr>
       </w:pPr>
+      <w:proofErr w:type="spellStart"/>
       <w:r>
         <w:rPr>
           <w:rStyle w:val="Caracteresdenotaalpie"/>
@@ -13606,6 +14109,7 @@
         </w:rPr>
         <w:t>Acc_y</w:t>
       </w:r>
+      <w:proofErr w:type="spellEnd"/>
       <w:r>
         <w:rPr>
           <w:rStyle w:val="Caracteresdenotaalpie"/>
@@ -13644,6 +14148,7 @@
           <w:vertAlign w:val="baseline"/>
         </w:rPr>
       </w:pPr>
+      <w:proofErr w:type="spellStart"/>
       <w:r>
         <w:rPr>
           <w:rStyle w:val="Caracteresdenotaalpie"/>
@@ -13652,6 +14157,7 @@
         </w:rPr>
         <w:t>Acc_z</w:t>
       </w:r>
+      <w:proofErr w:type="spellEnd"/>
       <w:r>
         <w:rPr>
           <w:rStyle w:val="Caracteresdenotaalpie"/>
@@ -13852,11 +14358,16 @@
         <w:pStyle w:val="Figura"/>
       </w:pPr>
       <w:r>
-        <w:t>&lt;&lt;fig_anexo_</w:t>
+        <w:t>&lt;&lt;</w:t>
+      </w:r>
+      <w:proofErr w:type="spellStart"/>
+      <w:r>
+        <w:t>fig_anexo_</w:t>
       </w:r>
       <w:r>
         <w:t>fotografico</w:t>
       </w:r>
+      <w:proofErr w:type="spellEnd"/>
       <w:r>
         <w:t>&gt;&gt;</w:t>
       </w:r>
@@ -14918,7 +15429,6 @@
                 <w:docPartUnique/>
               </w:docPartObj>
             </w:sdtPr>
-            <w:sdtEndPr/>
             <w:sdtContent>
               <w:p>
                 <w:pPr>
@@ -15410,7 +15920,6 @@
         <w:docPartUnique/>
       </w:docPartObj>
     </w:sdtPr>
-    <w:sdtEndPr/>
     <w:sdtContent>
       <w:p>
         <w:pPr>

--- a/crear_documentos/services/doc_101/plantilla.docx
+++ b/crear_documentos/services/doc_101/plantilla.docx
@@ -2,6 +2,3035 @@
 <file path=word/document.xml><?xml version="1.0" encoding="utf-8"?>
 <w:document xmlns:wpc="http://schemas.microsoft.com/office/word/2010/wordprocessingCanvas" xmlns:cx="http://schemas.microsoft.com/office/drawing/2014/chartex" xmlns:cx1="http://schemas.microsoft.com/office/drawing/2015/9/8/chartex" xmlns:cx2="http://schemas.microsoft.com/office/drawing/2015/10/21/chartex" xmlns:cx3="http://schemas.microsoft.com/office/drawing/2016/5/9/chartex" xmlns:cx4="http://schemas.microsoft.com/office/drawing/2016/5/10/chartex" xmlns:cx5="http://schemas.microsoft.com/office/drawing/2016/5/11/chartex" xmlns:cx6="http://schemas.microsoft.com/office/drawing/2016/5/12/chartex" xmlns:cx7="http://schemas.microsoft.com/office/drawing/2016/5/13/chartex" xmlns:cx8="http://schemas.microsoft.com/office/drawing/2016/5/14/chartex" xmlns:mc="http://schemas.openxmlformats.org/markup-compatibility/2006" xmlns:aink="http://schemas.microsoft.com/office/drawing/2016/ink" xmlns:am3d="http://schemas.microsoft.com/office/drawing/2017/model3d" xmlns:o="urn:schemas-microsoft-com:office:office" xmlns:oel="http://schemas.microsoft.com/office/2019/extlst" xmlns:r="http://schemas.openxmlformats.org/officeDocument/2006/relationships" xmlns:m="http://schemas.openxmlformats.org/officeDocument/2006/math" xmlns:v="urn:schemas-microsoft-com:vml" xmlns:wp14="http://schemas.microsoft.com/office/word/2010/wordprocessingDrawing" xmlns:wp="http://schemas.openxmlformats.org/drawingml/2006/wordprocessingDrawing" xmlns:w10="urn:schemas-microsoft-com:office:word" xmlns:w="http://schemas.openxmlformats.org/wordprocessingml/2006/main" xmlns:w14="http://schemas.microsoft.com/office/word/2010/wordml" xmlns:w15="http://schemas.microsoft.com/office/word/2012/wordml" xmlns:w16cex="http://schemas.microsoft.com/office/word/2018/wordml/cex" xmlns:w16cid="http://schemas.microsoft.com/office/word/2016/wordml/cid" xmlns:w16="http://schemas.microsoft.com/office/word/2018/wordml" xmlns:w16du="http://schemas.microsoft.com/office/word/2023/wordml/word16du" xmlns:w16sdtdh="http://schemas.microsoft.com/office/word/2020/wordml/sdtdatahash" xmlns:w16sdtfl="http://schemas.microsoft.com/office/word/2024/wordml/sdtformatlock" xmlns:w16se="http://schemas.microsoft.com/office/word/2015/wordml/symex" xmlns:wpg="http://schemas.microsoft.com/office/word/2010/wordprocessingGroup" xmlns:wpi="http://schemas.microsoft.com/office/word/2010/wordprocessingInk" xmlns:wne="http://schemas.microsoft.com/office/word/2006/wordml" xmlns:wps="http://schemas.microsoft.com/office/word/2010/wordprocessingShape" mc:Ignorable="w14 w15 w16se w16cid w16 w16cex w16sdtdh w16sdtfl w16du wp14">
   <w:body>
+    <w:p>
+      <w:r>
+        <w:rPr>
+          <w:rFonts w:cs="Microsoft Sans Serif"/>
+          <w:bCs/>
+          <w:noProof/>
+          <w:sz w:val="36"/>
+          <w:szCs w:val="36"/>
+        </w:rPr>
+        <w:drawing>
+          <wp:anchor distT="0" distB="0" distL="114300" distR="114300" simplePos="0" relativeHeight="251670528" behindDoc="1" locked="0" layoutInCell="1" allowOverlap="1" wp14:anchorId="0CEA036F" wp14:editId="245E5C73">
+            <wp:simplePos x="0" y="0"/>
+            <wp:positionH relativeFrom="column">
+              <wp:posOffset>-531495</wp:posOffset>
+            </wp:positionH>
+            <wp:positionV relativeFrom="paragraph">
+              <wp:posOffset>373702</wp:posOffset>
+            </wp:positionV>
+            <wp:extent cx="1746885" cy="7522210"/>
+            <wp:effectExtent l="0" t="0" r="5715" b="2540"/>
+            <wp:wrapNone/>
+            <wp:docPr id="1010996084" name="Imagen 13"/>
+            <wp:cNvGraphicFramePr>
+              <a:graphicFrameLocks xmlns:a="http://schemas.openxmlformats.org/drawingml/2006/main" noChangeAspect="1"/>
+            </wp:cNvGraphicFramePr>
+            <a:graphic xmlns:a="http://schemas.openxmlformats.org/drawingml/2006/main">
+              <a:graphicData uri="http://schemas.openxmlformats.org/drawingml/2006/picture">
+                <pic:pic xmlns:pic="http://schemas.openxmlformats.org/drawingml/2006/picture">
+                  <pic:nvPicPr>
+                    <pic:cNvPr id="0" name="Picture 6"/>
+                    <pic:cNvPicPr>
+                      <a:picLocks noChangeAspect="1" noChangeArrowheads="1"/>
+                    </pic:cNvPicPr>
+                  </pic:nvPicPr>
+                  <pic:blipFill rotWithShape="1">
+                    <a:blip r:embed="rId8" cstate="print">
+                      <a:extLst>
+                        <a:ext uri="{28A0092B-C50C-407E-A947-70E740481C1C}">
+                          <a14:useLocalDpi xmlns:a14="http://schemas.microsoft.com/office/drawing/2010/main" val="0"/>
+                        </a:ext>
+                      </a:extLst>
+                    </a:blip>
+                    <a:srcRect l="38410" r="30616"/>
+                    <a:stretch>
+                      <a:fillRect/>
+                    </a:stretch>
+                  </pic:blipFill>
+                  <pic:spPr bwMode="auto">
+                    <a:xfrm>
+                      <a:off x="0" y="0"/>
+                      <a:ext cx="1746885" cy="7522210"/>
+                    </a:xfrm>
+                    <a:prstGeom prst="rect">
+                      <a:avLst/>
+                    </a:prstGeom>
+                    <a:noFill/>
+                    <a:ln>
+                      <a:noFill/>
+                    </a:ln>
+                    <a:extLst>
+                      <a:ext uri="{53640926-AAD7-44D8-BBD7-CCE9431645EC}">
+                        <a14:shadowObscured xmlns:a14="http://schemas.microsoft.com/office/drawing/2010/main"/>
+                      </a:ext>
+                    </a:extLst>
+                  </pic:spPr>
+                </pic:pic>
+              </a:graphicData>
+            </a:graphic>
+            <wp14:sizeRelH relativeFrom="page">
+              <wp14:pctWidth>0</wp14:pctWidth>
+            </wp14:sizeRelH>
+            <wp14:sizeRelV relativeFrom="page">
+              <wp14:pctHeight>0</wp14:pctHeight>
+            </wp14:sizeRelV>
+          </wp:anchor>
+        </w:drawing>
+      </w:r>
+      <w:r>
+        <w:rPr>
+          <w:noProof/>
+        </w:rPr>
+        <mc:AlternateContent>
+          <mc:Choice Requires="wps">
+            <w:drawing>
+              <wp:anchor distT="0" distB="0" distL="114300" distR="114300" simplePos="0" relativeHeight="251665408" behindDoc="1" locked="0" layoutInCell="1" allowOverlap="1" wp14:anchorId="73EEEB72" wp14:editId="0E0992C8">
+                <wp:simplePos x="0" y="0"/>
+                <wp:positionH relativeFrom="page">
+                  <wp:posOffset>135890</wp:posOffset>
+                </wp:positionH>
+                <wp:positionV relativeFrom="paragraph">
+                  <wp:posOffset>-877883</wp:posOffset>
+                </wp:positionV>
+                <wp:extent cx="7524000" cy="1188000"/>
+                <wp:effectExtent l="0" t="0" r="1270" b="0"/>
+                <wp:wrapNone/>
+                <wp:docPr id="8" name="Rectángulo 8"/>
+                <wp:cNvGraphicFramePr/>
+                <a:graphic xmlns:a="http://schemas.openxmlformats.org/drawingml/2006/main">
+                  <a:graphicData uri="http://schemas.microsoft.com/office/word/2010/wordprocessingShape">
+                    <wps:wsp>
+                      <wps:cNvSpPr/>
+                      <wps:spPr>
+                        <a:xfrm>
+                          <a:off x="0" y="0"/>
+                          <a:ext cx="7524000" cy="1188000"/>
+                        </a:xfrm>
+                        <a:prstGeom prst="rect">
+                          <a:avLst/>
+                        </a:prstGeom>
+                        <a:solidFill>
+                          <a:schemeClr val="bg1">
+                            <a:lumMod val="65000"/>
+                            <a:alpha val="34000"/>
+                          </a:schemeClr>
+                        </a:solidFill>
+                        <a:ln>
+                          <a:noFill/>
+                        </a:ln>
+                        <a:effectLst>
+                          <a:softEdge rad="31750"/>
+                        </a:effectLst>
+                      </wps:spPr>
+                      <wps:style>
+                        <a:lnRef idx="2">
+                          <a:schemeClr val="accent1">
+                            <a:shade val="50000"/>
+                          </a:schemeClr>
+                        </a:lnRef>
+                        <a:fillRef idx="1">
+                          <a:schemeClr val="accent1"/>
+                        </a:fillRef>
+                        <a:effectRef idx="0">
+                          <a:schemeClr val="accent1"/>
+                        </a:effectRef>
+                        <a:fontRef idx="minor">
+                          <a:schemeClr val="lt1"/>
+                        </a:fontRef>
+                      </wps:style>
+                      <wps:bodyPr rot="0" spcFirstLastPara="0" vertOverflow="overflow" horzOverflow="overflow" vert="horz" wrap="square" lIns="91440" tIns="45720" rIns="91440" bIns="45720" numCol="1" spcCol="0" rtlCol="0" fromWordArt="0" anchor="ctr" anchorCtr="0" forceAA="0" compatLnSpc="1">
+                        <a:prstTxWarp prst="textNoShape">
+                          <a:avLst/>
+                        </a:prstTxWarp>
+                        <a:noAutofit/>
+                      </wps:bodyPr>
+                    </wps:wsp>
+                  </a:graphicData>
+                </a:graphic>
+                <wp14:sizeRelH relativeFrom="margin">
+                  <wp14:pctWidth>0</wp14:pctWidth>
+                </wp14:sizeRelH>
+                <wp14:sizeRelV relativeFrom="margin">
+                  <wp14:pctHeight>0</wp14:pctHeight>
+                </wp14:sizeRelV>
+              </wp:anchor>
+            </w:drawing>
+          </mc:Choice>
+          <mc:Fallback>
+            <w:pict>
+              <v:rect w14:anchorId="7AC7B066" id="Rectángulo 8" o:spid="_x0000_s1026" style="position:absolute;margin-left:10.7pt;margin-top:-69.1pt;width:592.45pt;height:93.55pt;z-index:-251651072;visibility:visible;mso-wrap-style:square;mso-width-percent:0;mso-height-percent:0;mso-wrap-distance-left:9pt;mso-wrap-distance-top:0;mso-wrap-distance-right:9pt;mso-wrap-distance-bottom:0;mso-position-horizontal:absolute;mso-position-horizontal-relative:page;mso-position-vertical:absolute;mso-position-vertical-relative:text;mso-width-percent:0;mso-height-percent:0;mso-width-relative:margin;mso-height-relative:margin;v-text-anchor:middle" o:gfxdata="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" fillcolor="#a5a5a5 [2092]" stroked="f" strokeweight="2pt">
+                <v:fill opacity="22359f"/>
+                <w10:wrap anchorx="page"/>
+              </v:rect>
+            </w:pict>
+          </mc:Fallback>
+        </mc:AlternateContent>
+      </w:r>
+      <w:r>
+        <w:rPr>
+          <w:noProof/>
+        </w:rPr>
+        <mc:AlternateContent>
+          <mc:Choice Requires="wps">
+            <w:drawing>
+              <wp:anchor distT="0" distB="0" distL="114300" distR="114300" simplePos="0" relativeHeight="251659264" behindDoc="0" locked="0" layoutInCell="1" allowOverlap="1" wp14:anchorId="27C7AB4B" wp14:editId="32031EEF">
+                <wp:simplePos x="0" y="0"/>
+                <wp:positionH relativeFrom="page">
+                  <wp:posOffset>1647633</wp:posOffset>
+                </wp:positionH>
+                <wp:positionV relativeFrom="paragraph">
+                  <wp:posOffset>-754380</wp:posOffset>
+                </wp:positionV>
+                <wp:extent cx="4678326" cy="933450"/>
+                <wp:effectExtent l="0" t="0" r="0" b="0"/>
+                <wp:wrapNone/>
+                <wp:docPr id="12" name="Rectangle 1"/>
+                <wp:cNvGraphicFramePr/>
+                <a:graphic xmlns:a="http://schemas.openxmlformats.org/drawingml/2006/main">
+                  <a:graphicData uri="http://schemas.microsoft.com/office/word/2010/wordprocessingShape">
+                    <wps:wsp>
+                      <wps:cNvSpPr/>
+                      <wps:spPr>
+                        <a:xfrm>
+                          <a:off x="0" y="0"/>
+                          <a:ext cx="4678326" cy="933450"/>
+                        </a:xfrm>
+                        <a:prstGeom prst="rect">
+                          <a:avLst/>
+                        </a:prstGeom>
+                        <a:noFill/>
+                        <a:ln>
+                          <a:noFill/>
+                        </a:ln>
+                      </wps:spPr>
+                      <wps:style>
+                        <a:lnRef idx="2">
+                          <a:schemeClr val="accent1">
+                            <a:shade val="50000"/>
+                          </a:schemeClr>
+                        </a:lnRef>
+                        <a:fillRef idx="1">
+                          <a:schemeClr val="accent1"/>
+                        </a:fillRef>
+                        <a:effectRef idx="0">
+                          <a:schemeClr val="accent1"/>
+                        </a:effectRef>
+                        <a:fontRef idx="minor">
+                          <a:schemeClr val="lt1"/>
+                        </a:fontRef>
+                      </wps:style>
+                      <wps:txbx>
+                        <w:txbxContent>
+                          <w:p>
+                            <w:pPr>
+                              <w:spacing w:line="240" w:lineRule="auto"/>
+                              <w:jc w:val="center"/>
+                              <w:rPr>
+                                <w:rFonts w:ascii="Arial Black" w:hAnsi="Arial Black" w:cs="Microsoft Sans Serif"/>
+                                <w:b/>
+                                <w:bCs/>
+                                <w:color w:val="002060"/>
+                                <w:sz w:val="24"/>
+                                <w14:shadow w14:blurRad="50800" w14:dist="38100" w14:dir="5400000" w14:sx="100000" w14:sy="100000" w14:kx="0" w14:ky="0" w14:algn="t">
+                                  <w14:schemeClr w14:val="bg1">
+                                    <w14:alpha w14:val="60000"/>
+                                  </w14:schemeClr>
+                                </w14:shadow>
+                              </w:rPr>
+                            </w:pPr>
+                            <w:r>
+                              <w:rPr>
+                                <w:rFonts w:ascii="Arial Black" w:hAnsi="Arial Black" w:cs="Microsoft Sans Serif"/>
+                                <w:b/>
+                                <w:bCs/>
+                                <w:color w:val="002060"/>
+                                <w:sz w:val="24"/>
+                                <w14:shadow w14:blurRad="50800" w14:dist="38100" w14:dir="5400000" w14:sx="100000" w14:sy="100000" w14:kx="0" w14:ky="0" w14:algn="t">
+                                  <w14:schemeClr w14:val="bg1">
+                                    <w14:alpha w14:val="60000"/>
+                                  </w14:schemeClr>
+                                </w14:shadow>
+                              </w:rPr>
+                              <w:t>Servicio de medición y análisis metoceánicos del Golfo de México</w:t>
+                            </w:r>
+                          </w:p>
+                          <w:p>
+                            <w:pPr>
+                              <w:spacing w:line="240" w:lineRule="auto"/>
+                              <w:jc w:val="center"/>
+                              <w:rPr>
+                                <w:rFonts w:ascii="Arial Black" w:hAnsi="Arial Black" w:cs="Microsoft Sans Serif"/>
+                                <w:b/>
+                                <w:bCs/>
+                                <w:color w:val="002060"/>
+                                <w:sz w:val="24"/>
+                                <w14:shadow w14:blurRad="50800" w14:dist="38100" w14:dir="5400000" w14:sx="100000" w14:sy="100000" w14:kx="0" w14:ky="0" w14:algn="t">
+                                  <w14:schemeClr w14:val="bg1">
+                                    <w14:alpha w14:val="60000"/>
+                                  </w14:schemeClr>
+                                </w14:shadow>
+                              </w:rPr>
+                            </w:pPr>
+                            <w:r>
+                              <w:rPr>
+                                <w:rFonts w:ascii="Arial Black" w:hAnsi="Arial Black" w:cs="Microsoft Sans Serif"/>
+                                <w:b/>
+                                <w:bCs/>
+                                <w:color w:val="002060"/>
+                                <w:sz w:val="24"/>
+                                <w14:shadow w14:blurRad="50800" w14:dist="38100" w14:dir="5400000" w14:sx="100000" w14:sy="100000" w14:kx="0" w14:ky="0" w14:algn="t">
+                                  <w14:schemeClr w14:val="bg1">
+                                    <w14:alpha w14:val="60000"/>
+                                  </w14:schemeClr>
+                                </w14:shadow>
+                              </w:rPr>
+                              <w:t xml:space="preserve">Contrato: </w:t>
+                            </w:r>
+                            <w:r>
+                              <w:rPr>
+                                <w:rFonts w:ascii="Arial Black" w:hAnsi="Arial Black" w:cs="Microsoft Sans Serif"/>
+                                <w:b/>
+                                <w:bCs/>
+                                <w:color w:val="002060"/>
+                                <w:sz w:val="24"/>
+                                <w14:shadow w14:blurRad="50800" w14:dist="38100" w14:dir="5400000" w14:sx="100000" w14:sy="100000" w14:kx="0" w14:ky="0" w14:algn="t">
+                                  <w14:schemeClr w14:val="bg1">
+                                    <w14:alpha w14:val="60000"/>
+                                  </w14:schemeClr>
+                                </w14:shadow>
+                              </w:rPr>
+                              <w:t>658225821</w:t>
+                            </w:r>
+                          </w:p>
+                        </w:txbxContent>
+                      </wps:txbx>
+                      <wps:bodyPr rot="0" spcFirstLastPara="0" vertOverflow="overflow" horzOverflow="overflow" vert="horz" wrap="square" lIns="91440" tIns="45720" rIns="91440" bIns="45720" numCol="1" spcCol="0" rtlCol="0" fromWordArt="0" anchor="b" anchorCtr="0" forceAA="0" compatLnSpc="1">
+                        <a:prstTxWarp prst="textNoShape">
+                          <a:avLst/>
+                        </a:prstTxWarp>
+                        <a:noAutofit/>
+                      </wps:bodyPr>
+                    </wps:wsp>
+                  </a:graphicData>
+                </a:graphic>
+                <wp14:sizeRelH relativeFrom="margin">
+                  <wp14:pctWidth>0</wp14:pctWidth>
+                </wp14:sizeRelH>
+                <wp14:sizeRelV relativeFrom="margin">
+                  <wp14:pctHeight>0</wp14:pctHeight>
+                </wp14:sizeRelV>
+              </wp:anchor>
+            </w:drawing>
+          </mc:Choice>
+          <mc:Fallback>
+            <w:pict>
+              <v:rect w14:anchorId="27C7AB4B" id="Rectangle 1" o:spid="_x0000_s1026" style="position:absolute;left:0;text-align:left;margin-left:129.75pt;margin-top:-59.4pt;width:368.35pt;height:73.5pt;z-index:251659264;visibility:visible;mso-wrap-style:square;mso-width-percent:0;mso-height-percent:0;mso-wrap-distance-left:9pt;mso-wrap-distance-top:0;mso-wrap-distance-right:9pt;mso-wrap-distance-bottom:0;mso-position-horizontal:absolute;mso-position-horizontal-relative:page;mso-position-vertical:absolute;mso-position-vertical-relative:text;mso-width-percent:0;mso-height-percent:0;mso-width-relative:margin;mso-height-relative:margin;v-text-anchor:bottom" o:gfxdata="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" filled="f" stroked="f" strokeweight="2pt">
+                <v:textbox>
+                  <w:txbxContent>
+                    <w:p>
+                      <w:pPr>
+                        <w:spacing w:line="240" w:lineRule="auto"/>
+                        <w:jc w:val="center"/>
+                        <w:rPr>
+                          <w:rFonts w:ascii="Arial Black" w:hAnsi="Arial Black" w:cs="Microsoft Sans Serif"/>
+                          <w:b/>
+                          <w:bCs/>
+                          <w:color w:val="002060"/>
+                          <w:sz w:val="24"/>
+                          <w14:shadow w14:blurRad="50800" w14:dist="38100" w14:dir="5400000" w14:sx="100000" w14:sy="100000" w14:kx="0" w14:ky="0" w14:algn="t">
+                            <w14:schemeClr w14:val="bg1">
+                              <w14:alpha w14:val="60000"/>
+                            </w14:schemeClr>
+                          </w14:shadow>
+                        </w:rPr>
+                      </w:pPr>
+                      <w:r>
+                        <w:rPr>
+                          <w:rFonts w:ascii="Arial Black" w:hAnsi="Arial Black" w:cs="Microsoft Sans Serif"/>
+                          <w:b/>
+                          <w:bCs/>
+                          <w:color w:val="002060"/>
+                          <w:sz w:val="24"/>
+                          <w14:shadow w14:blurRad="50800" w14:dist="38100" w14:dir="5400000" w14:sx="100000" w14:sy="100000" w14:kx="0" w14:ky="0" w14:algn="t">
+                            <w14:schemeClr w14:val="bg1">
+                              <w14:alpha w14:val="60000"/>
+                            </w14:schemeClr>
+                          </w14:shadow>
+                        </w:rPr>
+                        <w:t>Servicio de medición y análisis metoceánicos del Golfo de México</w:t>
+                      </w:r>
+                    </w:p>
+                    <w:p>
+                      <w:pPr>
+                        <w:spacing w:line="240" w:lineRule="auto"/>
+                        <w:jc w:val="center"/>
+                        <w:rPr>
+                          <w:rFonts w:ascii="Arial Black" w:hAnsi="Arial Black" w:cs="Microsoft Sans Serif"/>
+                          <w:b/>
+                          <w:bCs/>
+                          <w:color w:val="002060"/>
+                          <w:sz w:val="24"/>
+                          <w14:shadow w14:blurRad="50800" w14:dist="38100" w14:dir="5400000" w14:sx="100000" w14:sy="100000" w14:kx="0" w14:ky="0" w14:algn="t">
+                            <w14:schemeClr w14:val="bg1">
+                              <w14:alpha w14:val="60000"/>
+                            </w14:schemeClr>
+                          </w14:shadow>
+                        </w:rPr>
+                      </w:pPr>
+                      <w:r>
+                        <w:rPr>
+                          <w:rFonts w:ascii="Arial Black" w:hAnsi="Arial Black" w:cs="Microsoft Sans Serif"/>
+                          <w:b/>
+                          <w:bCs/>
+                          <w:color w:val="002060"/>
+                          <w:sz w:val="24"/>
+                          <w14:shadow w14:blurRad="50800" w14:dist="38100" w14:dir="5400000" w14:sx="100000" w14:sy="100000" w14:kx="0" w14:ky="0" w14:algn="t">
+                            <w14:schemeClr w14:val="bg1">
+                              <w14:alpha w14:val="60000"/>
+                            </w14:schemeClr>
+                          </w14:shadow>
+                        </w:rPr>
+                        <w:t xml:space="preserve">Contrato: </w:t>
+                      </w:r>
+                      <w:r>
+                        <w:rPr>
+                          <w:rFonts w:ascii="Arial Black" w:hAnsi="Arial Black" w:cs="Microsoft Sans Serif"/>
+                          <w:b/>
+                          <w:bCs/>
+                          <w:color w:val="002060"/>
+                          <w:sz w:val="24"/>
+                          <w14:shadow w14:blurRad="50800" w14:dist="38100" w14:dir="5400000" w14:sx="100000" w14:sy="100000" w14:kx="0" w14:ky="0" w14:algn="t">
+                            <w14:schemeClr w14:val="bg1">
+                              <w14:alpha w14:val="60000"/>
+                            </w14:schemeClr>
+                          </w14:shadow>
+                        </w:rPr>
+                        <w:t>658225821</w:t>
+                      </w:r>
+                    </w:p>
+                  </w:txbxContent>
+                </v:textbox>
+                <w10:wrap anchorx="page"/>
+              </v:rect>
+            </w:pict>
+          </mc:Fallback>
+        </mc:AlternateContent>
+      </w:r>
+      <w:r>
+        <w:rPr>
+          <w:noProof/>
+        </w:rPr>
+        <w:drawing>
+          <wp:anchor distT="0" distB="0" distL="114300" distR="114300" simplePos="0" relativeHeight="251664384" behindDoc="0" locked="0" layoutInCell="1" allowOverlap="1" wp14:anchorId="3CC683A0" wp14:editId="26B471EF">
+            <wp:simplePos x="0" y="0"/>
+            <wp:positionH relativeFrom="column">
+              <wp:posOffset>-428787</wp:posOffset>
+            </wp:positionH>
+            <wp:positionV relativeFrom="paragraph">
+              <wp:posOffset>-690245</wp:posOffset>
+            </wp:positionV>
+            <wp:extent cx="1020445" cy="723265"/>
+            <wp:effectExtent l="0" t="0" r="8255" b="635"/>
+            <wp:wrapNone/>
+            <wp:docPr id="6" name="Imagen 6"/>
+            <wp:cNvGraphicFramePr>
+              <a:graphicFrameLocks xmlns:a="http://schemas.openxmlformats.org/drawingml/2006/main" noChangeAspect="1"/>
+            </wp:cNvGraphicFramePr>
+            <a:graphic xmlns:a="http://schemas.openxmlformats.org/drawingml/2006/main">
+              <a:graphicData uri="http://schemas.openxmlformats.org/drawingml/2006/picture">
+                <pic:pic xmlns:pic="http://schemas.openxmlformats.org/drawingml/2006/picture">
+                  <pic:nvPicPr>
+                    <pic:cNvPr id="11" name="Imagen 11"/>
+                    <pic:cNvPicPr/>
+                  </pic:nvPicPr>
+                  <pic:blipFill rotWithShape="1">
+                    <a:blip r:embed="rId9">
+                      <a:clrChange>
+                        <a:clrFrom>
+                          <a:srgbClr val="FFFFFF"/>
+                        </a:clrFrom>
+                        <a:clrTo>
+                          <a:srgbClr val="FFFFFF">
+                            <a:alpha val="0"/>
+                          </a:srgbClr>
+                        </a:clrTo>
+                      </a:clrChange>
+                    </a:blip>
+                    <a:srcRect r="57669" b="-1"/>
+                    <a:stretch>
+                      <a:fillRect/>
+                    </a:stretch>
+                  </pic:blipFill>
+                  <pic:spPr bwMode="auto">
+                    <a:xfrm>
+                      <a:off x="0" y="0"/>
+                      <a:ext cx="1020445" cy="723265"/>
+                    </a:xfrm>
+                    <a:prstGeom prst="rect">
+                      <a:avLst/>
+                    </a:prstGeom>
+                    <a:ln>
+                      <a:noFill/>
+                    </a:ln>
+                    <a:extLst>
+                      <a:ext uri="{53640926-AAD7-44D8-BBD7-CCE9431645EC}">
+                        <a14:shadowObscured xmlns:a14="http://schemas.microsoft.com/office/drawing/2010/main"/>
+                      </a:ext>
+                    </a:extLst>
+                  </pic:spPr>
+                </pic:pic>
+              </a:graphicData>
+            </a:graphic>
+            <wp14:sizeRelH relativeFrom="page">
+              <wp14:pctWidth>0</wp14:pctWidth>
+            </wp14:sizeRelH>
+            <wp14:sizeRelV relativeFrom="page">
+              <wp14:pctHeight>0</wp14:pctHeight>
+            </wp14:sizeRelV>
+          </wp:anchor>
+        </w:drawing>
+      </w:r>
+      <w:r>
+        <w:rPr>
+          <w:noProof/>
+        </w:rPr>
+        <w:drawing>
+          <wp:anchor distT="0" distB="0" distL="114300" distR="114300" simplePos="0" relativeHeight="251666432" behindDoc="0" locked="0" layoutInCell="1" allowOverlap="1" wp14:anchorId="7383AB5F" wp14:editId="1D525BA4">
+            <wp:simplePos x="0" y="0"/>
+            <wp:positionH relativeFrom="column">
+              <wp:posOffset>5733827</wp:posOffset>
+            </wp:positionH>
+            <wp:positionV relativeFrom="paragraph">
+              <wp:posOffset>-691116</wp:posOffset>
+            </wp:positionV>
+            <wp:extent cx="1154323" cy="723265"/>
+            <wp:effectExtent l="0" t="0" r="8255" b="635"/>
+            <wp:wrapNone/>
+            <wp:docPr id="1413964204" name="Imagen 1413964204"/>
+            <wp:cNvGraphicFramePr>
+              <a:graphicFrameLocks xmlns:a="http://schemas.openxmlformats.org/drawingml/2006/main" noChangeAspect="1"/>
+            </wp:cNvGraphicFramePr>
+            <a:graphic xmlns:a="http://schemas.openxmlformats.org/drawingml/2006/main">
+              <a:graphicData uri="http://schemas.openxmlformats.org/drawingml/2006/picture">
+                <pic:pic xmlns:pic="http://schemas.openxmlformats.org/drawingml/2006/picture">
+                  <pic:nvPicPr>
+                    <pic:cNvPr id="11" name="Imagen 11"/>
+                    <pic:cNvPicPr/>
+                  </pic:nvPicPr>
+                  <pic:blipFill rotWithShape="1">
+                    <a:blip r:embed="rId9">
+                      <a:clrChange>
+                        <a:clrFrom>
+                          <a:srgbClr val="FFFFFF"/>
+                        </a:clrFrom>
+                        <a:clrTo>
+                          <a:srgbClr val="FFFFFF">
+                            <a:alpha val="0"/>
+                          </a:srgbClr>
+                        </a:clrTo>
+                      </a:clrChange>
+                    </a:blip>
+                    <a:srcRect l="41155"/>
+                    <a:stretch>
+                      <a:fillRect/>
+                    </a:stretch>
+                  </pic:blipFill>
+                  <pic:spPr bwMode="auto">
+                    <a:xfrm>
+                      <a:off x="0" y="0"/>
+                      <a:ext cx="1157566" cy="725297"/>
+                    </a:xfrm>
+                    <a:prstGeom prst="rect">
+                      <a:avLst/>
+                    </a:prstGeom>
+                    <a:ln>
+                      <a:noFill/>
+                    </a:ln>
+                    <a:extLst>
+                      <a:ext uri="{53640926-AAD7-44D8-BBD7-CCE9431645EC}">
+                        <a14:shadowObscured xmlns:a14="http://schemas.microsoft.com/office/drawing/2010/main"/>
+                      </a:ext>
+                    </a:extLst>
+                  </pic:spPr>
+                </pic:pic>
+              </a:graphicData>
+            </a:graphic>
+            <wp14:sizeRelH relativeFrom="page">
+              <wp14:pctWidth>0</wp14:pctWidth>
+            </wp14:sizeRelH>
+            <wp14:sizeRelV relativeFrom="page">
+              <wp14:pctHeight>0</wp14:pctHeight>
+            </wp14:sizeRelV>
+          </wp:anchor>
+        </w:drawing>
+      </w:r>
+    </w:p>
+    <w:p>
+      <w:pPr>
+        <w:tabs>
+          <w:tab w:val="left" w:pos="3975"/>
+          <w:tab w:val="center" w:pos="5040"/>
+        </w:tabs>
+      </w:pPr>
+      <w:r>
+        <w:tab/>
+      </w:r>
+    </w:p>
+    <w:p>
+      <w:pPr>
+        <w:tabs>
+          <w:tab w:val="center" w:pos="5040"/>
+        </w:tabs>
+        <w:rPr>
+          <w:rFonts w:cs="Microsoft Sans Serif"/>
+          <w:b/>
+          <w:sz w:val="36"/>
+          <w:szCs w:val="36"/>
+        </w:rPr>
+      </w:pPr>
+      <w:r>
+        <w:rPr>
+          <w:rFonts w:cs="Microsoft Sans Serif"/>
+          <w:b/>
+          <w:sz w:val="36"/>
+          <w:szCs w:val="36"/>
+        </w:rPr>
+        <w:tab/>
+      </w:r>
+    </w:p>
+    <w:p>
+      <w:pPr>
+        <w:tabs>
+          <w:tab w:val="left" w:pos="1170"/>
+          <w:tab w:val="left" w:pos="1755"/>
+        </w:tabs>
+        <w:rPr>
+          <w:rFonts w:cs="Microsoft Sans Serif"/>
+          <w:b/>
+          <w:sz w:val="36"/>
+          <w:szCs w:val="36"/>
+        </w:rPr>
+      </w:pPr>
+      <w:r>
+        <w:rPr>
+          <w:noProof/>
+        </w:rPr>
+        <mc:AlternateContent>
+          <mc:Choice Requires="wps">
+            <w:drawing>
+              <wp:anchor distT="0" distB="0" distL="114300" distR="114300" simplePos="0" relativeHeight="251660288" behindDoc="0" locked="0" layoutInCell="1" allowOverlap="1" wp14:anchorId="7B926D6E" wp14:editId="0A7E2501">
+                <wp:simplePos x="0" y="0"/>
+                <wp:positionH relativeFrom="margin">
+                  <wp:posOffset>1496695</wp:posOffset>
+                </wp:positionH>
+                <wp:positionV relativeFrom="paragraph">
+                  <wp:posOffset>26035</wp:posOffset>
+                </wp:positionV>
+                <wp:extent cx="5367655" cy="6623685"/>
+                <wp:effectExtent l="0" t="0" r="0" b="0"/>
+                <wp:wrapNone/>
+                <wp:docPr id="4" name="Rectangle 2"/>
+                <wp:cNvGraphicFramePr/>
+                <a:graphic xmlns:a="http://schemas.openxmlformats.org/drawingml/2006/main">
+                  <a:graphicData uri="http://schemas.microsoft.com/office/word/2010/wordprocessingShape">
+                    <wps:wsp>
+                      <wps:cNvSpPr/>
+                      <wps:spPr>
+                        <a:xfrm>
+                          <a:off x="0" y="0"/>
+                          <a:ext cx="5367655" cy="6623685"/>
+                        </a:xfrm>
+                        <a:prstGeom prst="rect">
+                          <a:avLst/>
+                        </a:prstGeom>
+                        <a:noFill/>
+                        <a:ln>
+                          <a:noFill/>
+                        </a:ln>
+                        <a:effectLst>
+                          <a:glow rad="127000">
+                            <a:schemeClr val="bg1">
+                              <a:lumMod val="85000"/>
+                              <a:alpha val="66000"/>
+                            </a:schemeClr>
+                          </a:glow>
+                        </a:effectLst>
+                      </wps:spPr>
+                      <wps:style>
+                        <a:lnRef idx="2">
+                          <a:schemeClr val="accent1">
+                            <a:shade val="50000"/>
+                          </a:schemeClr>
+                        </a:lnRef>
+                        <a:fillRef idx="1">
+                          <a:schemeClr val="accent1"/>
+                        </a:fillRef>
+                        <a:effectRef idx="0">
+                          <a:schemeClr val="accent1"/>
+                        </a:effectRef>
+                        <a:fontRef idx="minor">
+                          <a:schemeClr val="lt1"/>
+                        </a:fontRef>
+                      </wps:style>
+                      <wps:txbx>
+                        <w:txbxContent>
+                          <w:p>
+                            <w:pPr>
+                              <w:jc w:val="center"/>
+                              <w:rPr>
+                                <w:rFonts w:cs="Microsoft Sans Serif"/>
+                                <w:b/>
+                                <w:color w:val="000000" w:themeColor="text1"/>
+                                <w:sz w:val="28"/>
+                                <w:szCs w:val="28"/>
+                                <w14:shadow w14:blurRad="50800" w14:dist="38100" w14:dir="5400000" w14:sx="100000" w14:sy="100000" w14:kx="0" w14:ky="0" w14:algn="t">
+                                  <w14:schemeClr w14:val="bg1">
+                                    <w14:alpha w14:val="60000"/>
+                                  </w14:schemeClr>
+                                </w14:shadow>
+                                <w14:textOutline w14:w="0" w14:cap="flat" w14:cmpd="sng" w14:algn="ctr">
+                                  <w14:noFill/>
+                                  <w14:prstDash w14:val="solid"/>
+                                  <w14:round/>
+                                </w14:textOutline>
+                              </w:rPr>
+                            </w:pPr>
+                            <w:r>
+                              <w:rPr>
+                                <w:rFonts w:cs="Microsoft Sans Serif"/>
+                                <w:b/>
+                                <w:color w:val="000000" w:themeColor="text1"/>
+                                <w:sz w:val="28"/>
+                                <w:szCs w:val="28"/>
+                                <w14:shadow w14:blurRad="50800" w14:dist="38100" w14:dir="5400000" w14:sx="100000" w14:sy="100000" w14:kx="0" w14:ky="0" w14:algn="t">
+                                  <w14:schemeClr w14:val="bg1">
+                                    <w14:alpha w14:val="60000"/>
+                                  </w14:schemeClr>
+                                </w14:shadow>
+                                <w14:textOutline w14:w="0" w14:cap="flat" w14:cmpd="sng" w14:algn="ctr">
+                                  <w14:noFill/>
+                                  <w14:prstDash w14:val="solid"/>
+                                  <w14:round/>
+                                </w14:textOutline>
+                              </w:rPr>
+                              <w:t>10</w:t>
+                            </w:r>
+                            <w:r>
+                              <w:rPr>
+                                <w:rFonts w:cs="Microsoft Sans Serif"/>
+                                <w:b/>
+                                <w:color w:val="000000" w:themeColor="text1"/>
+                                <w:sz w:val="28"/>
+                                <w:szCs w:val="28"/>
+                                <w14:shadow w14:blurRad="50800" w14:dist="38100" w14:dir="5400000" w14:sx="100000" w14:sy="100000" w14:kx="0" w14:ky="0" w14:algn="t">
+                                  <w14:schemeClr w14:val="bg1">
+                                    <w14:alpha w14:val="60000"/>
+                                  </w14:schemeClr>
+                                </w14:shadow>
+                                <w14:textOutline w14:w="0" w14:cap="flat" w14:cmpd="sng" w14:algn="ctr">
+                                  <w14:noFill/>
+                                  <w14:prstDash w14:val="solid"/>
+                                  <w14:round/>
+                                </w14:textOutline>
+                              </w:rPr>
+                              <w:t xml:space="preserve">. </w:t>
+                            </w:r>
+                            <w:r>
+                              <w:rPr>
+                                <w:rFonts w:cs="Microsoft Sans Serif"/>
+                                <w:b/>
+                                <w:color w:val="000000" w:themeColor="text1"/>
+                                <w:sz w:val="28"/>
+                                <w:szCs w:val="28"/>
+                                <w14:shadow w14:blurRad="50800" w14:dist="38100" w14:dir="5400000" w14:sx="100000" w14:sy="100000" w14:kx="0" w14:ky="0" w14:algn="t">
+                                  <w14:schemeClr w14:val="bg1">
+                                    <w14:alpha w14:val="60000"/>
+                                  </w14:schemeClr>
+                                </w14:shadow>
+                                <w14:textOutline w14:w="0" w14:cap="flat" w14:cmpd="sng" w14:algn="ctr">
+                                  <w14:noFill/>
+                                  <w14:prstDash w14:val="solid"/>
+                                  <w14:round/>
+                                </w14:textOutline>
+                              </w:rPr>
+                              <w:t xml:space="preserve">DATOS PROCESADOS DE </w:t>
+                            </w:r>
+                            <w:r>
+                              <w:rPr>
+                                <w:rFonts w:cs="Microsoft Sans Serif"/>
+                                <w:b/>
+                                <w:color w:val="000000" w:themeColor="text1"/>
+                                <w:sz w:val="28"/>
+                                <w:szCs w:val="28"/>
+                                <w14:shadow w14:blurRad="50800" w14:dist="38100" w14:dir="5400000" w14:sx="100000" w14:sy="100000" w14:kx="0" w14:ky="0" w14:algn="t">
+                                  <w14:schemeClr w14:val="bg1">
+                                    <w14:alpha w14:val="60000"/>
+                                  </w14:schemeClr>
+                                </w14:shadow>
+                                <w14:textOutline w14:w="0" w14:cap="flat" w14:cmpd="sng" w14:algn="ctr">
+                                  <w14:noFill/>
+                                  <w14:prstDash w14:val="solid"/>
+                                  <w14:round/>
+                                </w14:textOutline>
+                              </w:rPr>
+                              <w:t>MEDICIONES LAGRANGIANAS CON SONDAS OCEANOGRÁFICAS</w:t>
+                            </w:r>
+                          </w:p>
+                          <w:p>
+                            <w:pPr>
+                              <w:rPr>
+                                <w:rFonts w:cs="Microsoft Sans Serif"/>
+                                <w:b/>
+                                <w:color w:val="000000" w:themeColor="text1"/>
+                                <w:sz w:val="32"/>
+                                <w:szCs w:val="32"/>
+                                <w14:shadow w14:blurRad="63500" w14:dist="50800" w14:dir="5400000" w14:sx="0" w14:sy="0" w14:kx="0" w14:ky="0" w14:algn="none">
+                                  <w14:srgbClr w14:val="000000">
+                                    <w14:alpha w14:val="50000"/>
+                                  </w14:srgbClr>
+                                </w14:shadow>
+                                <w14:textOutline w14:w="0" w14:cap="flat" w14:cmpd="sng" w14:algn="ctr">
+                                  <w14:noFill/>
+                                  <w14:prstDash w14:val="solid"/>
+                                  <w14:round/>
+                                </w14:textOutline>
+                              </w:rPr>
+                            </w:pPr>
+                          </w:p>
+                          <w:p>
+                            <w:pPr>
+                              <w:rPr>
+                                <w:rFonts w:cs="Microsoft Sans Serif"/>
+                                <w:b/>
+                                <w:color w:val="000000" w:themeColor="text1"/>
+                                <w:sz w:val="32"/>
+                                <w:szCs w:val="32"/>
+                                <w14:shadow w14:blurRad="63500" w14:dist="50800" w14:dir="5400000" w14:sx="0" w14:sy="0" w14:kx="0" w14:ky="0" w14:algn="none">
+                                  <w14:srgbClr w14:val="000000">
+                                    <w14:alpha w14:val="50000"/>
+                                  </w14:srgbClr>
+                                </w14:shadow>
+                                <w14:textOutline w14:w="0" w14:cap="flat" w14:cmpd="sng" w14:algn="ctr">
+                                  <w14:noFill/>
+                                  <w14:prstDash w14:val="solid"/>
+                                  <w14:round/>
+                                </w14:textOutline>
+                              </w:rPr>
+                            </w:pPr>
+                          </w:p>
+                          <w:p>
+                            <w:pPr>
+                              <w:jc w:val="center"/>
+                              <w:rPr>
+                                <w:rFonts w:cs="Microsoft Sans Serif"/>
+                                <w:b/>
+                                <w:color w:val="000000" w:themeColor="text1"/>
+                                <w:sz w:val="44"/>
+                                <w:szCs w:val="44"/>
+                                <w14:shadow w14:blurRad="63500" w14:dist="50800" w14:dir="5400000" w14:sx="0" w14:sy="0" w14:kx="0" w14:ky="0" w14:algn="none">
+                                  <w14:srgbClr w14:val="000000">
+                                    <w14:alpha w14:val="50000"/>
+                                  </w14:srgbClr>
+                                </w14:shadow>
+                                <w14:textOutline w14:w="0" w14:cap="flat" w14:cmpd="sng" w14:algn="ctr">
+                                  <w14:noFill/>
+                                  <w14:prstDash w14:val="solid"/>
+                                  <w14:round/>
+                                </w14:textOutline>
+                              </w:rPr>
+                            </w:pPr>
+                            <w:r>
+                              <w:rPr>
+                                <w:rFonts w:cs="Microsoft Sans Serif"/>
+                                <w:b/>
+                                <w:color w:val="000000" w:themeColor="text1"/>
+                                <w:sz w:val="44"/>
+                                <w:szCs w:val="44"/>
+                                <w14:shadow w14:blurRad="63500" w14:dist="50800" w14:dir="5400000" w14:sx="0" w14:sy="0" w14:kx="0" w14:ky="0" w14:algn="none">
+                                  <w14:srgbClr w14:val="000000">
+                                    <w14:alpha w14:val="50000"/>
+                                  </w14:srgbClr>
+                                </w14:shadow>
+                                <w14:textOutline w14:w="0" w14:cap="flat" w14:cmpd="sng" w14:algn="ctr">
+                                  <w14:noFill/>
+                                  <w14:prstDash w14:val="solid"/>
+                                  <w14:round/>
+                                </w14:textOutline>
+                              </w:rPr>
+                              <w:t xml:space="preserve">CONCEPTO </w:t>
+                            </w:r>
+                            <w:r>
+                              <w:rPr>
+                                <w:rFonts w:cs="Microsoft Sans Serif"/>
+                                <w:b/>
+                                <w:color w:val="000000" w:themeColor="text1"/>
+                                <w:sz w:val="44"/>
+                                <w:szCs w:val="44"/>
+                                <w14:shadow w14:blurRad="63500" w14:dist="50800" w14:dir="5400000" w14:sx="0" w14:sy="0" w14:kx="0" w14:ky="0" w14:algn="none">
+                                  <w14:srgbClr w14:val="000000">
+                                    <w14:alpha w14:val="50000"/>
+                                  </w14:srgbClr>
+                                </w14:shadow>
+                                <w14:textOutline w14:w="0" w14:cap="flat" w14:cmpd="sng" w14:algn="ctr">
+                                  <w14:noFill/>
+                                  <w14:prstDash w14:val="solid"/>
+                                  <w14:round/>
+                                </w14:textOutline>
+                              </w:rPr>
+                              <w:t>10.1</w:t>
+                            </w:r>
+                          </w:p>
+                          <w:p>
+                            <w:pPr>
+                              <w:jc w:val="center"/>
+                              <w:rPr>
+                                <w:rFonts w:cs="Microsoft Sans Serif"/>
+                                <w:b/>
+                                <w:bCs/>
+                                <w:color w:val="000000" w:themeColor="text1"/>
+                                <w:sz w:val="32"/>
+                                <w:szCs w:val="32"/>
+                                <w14:shadow w14:blurRad="63500" w14:dist="50800" w14:dir="5400000" w14:sx="0" w14:sy="0" w14:kx="0" w14:ky="0" w14:algn="none">
+                                  <w14:srgbClr w14:val="000000">
+                                    <w14:alpha w14:val="50000"/>
+                                  </w14:srgbClr>
+                                </w14:shadow>
+                                <w14:textOutline w14:w="0" w14:cap="flat" w14:cmpd="sng" w14:algn="ctr">
+                                  <w14:noFill/>
+                                  <w14:prstDash w14:val="solid"/>
+                                  <w14:round/>
+                                </w14:textOutline>
+                              </w:rPr>
+                            </w:pPr>
+                            <w:r>
+                              <w:rPr>
+                                <w:rFonts w:cs="Microsoft Sans Serif"/>
+                                <w:b/>
+                                <w:bCs/>
+                                <w:color w:val="000000" w:themeColor="text1"/>
+                                <w:sz w:val="32"/>
+                                <w:szCs w:val="32"/>
+                                <w14:shadow w14:blurRad="63500" w14:dist="50800" w14:dir="5400000" w14:sx="0" w14:sy="0" w14:kx="0" w14:ky="0" w14:algn="none">
+                                  <w14:srgbClr w14:val="000000">
+                                    <w14:alpha w14:val="50000"/>
+                                  </w14:srgbClr>
+                                </w14:shadow>
+                                <w14:textOutline w14:w="0" w14:cap="flat" w14:cmpd="sng" w14:algn="ctr">
+                                  <w14:noFill/>
+                                  <w14:prstDash w14:val="solid"/>
+                                  <w14:round/>
+                                </w14:textOutline>
+                              </w:rPr>
+                              <w:t>PROTOCOLO DE LIBERACIÓN DE LAS SONDAS OCEANOGRÁFICAS Y TRANSMISIÓN DE DATOS</w:t>
+                            </w:r>
+                          </w:p>
+                          <w:p>
+                            <w:pPr>
+                              <w:jc w:val="center"/>
+                              <w:rPr>
+                                <w:rFonts w:cs="Microsoft Sans Serif"/>
+                                <w:b/>
+                                <w:bCs/>
+                                <w:color w:val="000000" w:themeColor="text1"/>
+                                <w:sz w:val="40"/>
+                                <w:szCs w:val="40"/>
+                                <w14:shadow w14:blurRad="63500" w14:dist="50800" w14:dir="5400000" w14:sx="0" w14:sy="0" w14:kx="0" w14:ky="0" w14:algn="none">
+                                  <w14:srgbClr w14:val="000000">
+                                    <w14:alpha w14:val="50000"/>
+                                  </w14:srgbClr>
+                                </w14:shadow>
+                                <w14:textOutline w14:w="0" w14:cap="flat" w14:cmpd="sng" w14:algn="ctr">
+                                  <w14:noFill/>
+                                  <w14:prstDash w14:val="solid"/>
+                                  <w14:round/>
+                                </w14:textOutline>
+                              </w:rPr>
+                            </w:pPr>
+                          </w:p>
+                          <w:p>
+                            <w:pPr>
+                              <w:jc w:val="center"/>
+                              <w:rPr>
+                                <w:rFonts w:cs="Microsoft Sans Serif"/>
+                                <w:b/>
+                                <w:bCs/>
+                                <w:color w:val="000000" w:themeColor="text1"/>
+                                <w:sz w:val="36"/>
+                                <w:szCs w:val="36"/>
+                                <w14:shadow w14:blurRad="63500" w14:dist="50800" w14:dir="5400000" w14:sx="0" w14:sy="0" w14:kx="0" w14:ky="0" w14:algn="none">
+                                  <w14:srgbClr w14:val="000000">
+                                    <w14:alpha w14:val="50000"/>
+                                  </w14:srgbClr>
+                                </w14:shadow>
+                                <w14:textOutline w14:w="0" w14:cap="flat" w14:cmpd="sng" w14:algn="ctr">
+                                  <w14:noFill/>
+                                  <w14:prstDash w14:val="solid"/>
+                                  <w14:round/>
+                                </w14:textOutline>
+                              </w:rPr>
+                            </w:pPr>
+                            <w:r>
+                              <w:rPr>
+                                <w:rFonts w:cs="Microsoft Sans Serif"/>
+                                <w:b/>
+                                <w:color w:val="000000" w:themeColor="text1"/>
+                                <w:sz w:val="32"/>
+                                <w:szCs w:val="32"/>
+                                <w14:shadow w14:blurRad="63500" w14:dist="50800" w14:dir="5400000" w14:sx="0" w14:sy="0" w14:kx="0" w14:ky="0" w14:algn="none">
+                                  <w14:srgbClr w14:val="000000">
+                                    <w14:alpha w14:val="50000"/>
+                                  </w14:srgbClr>
+                                </w14:shadow>
+                                <w14:textOutline w14:w="0" w14:cap="flat" w14:cmpd="sng" w14:algn="ctr">
+                                  <w14:noFill/>
+                                  <w14:prstDash w14:val="solid"/>
+                                  <w14:round/>
+                                </w14:textOutline>
+                              </w:rPr>
+                              <w:t xml:space="preserve">Reporte </w:t>
+                            </w:r>
+                            <w:r>
+                              <w:rPr>
+                                <w:rFonts w:cs="Microsoft Sans Serif"/>
+                                <w:b/>
+                                <w:color w:val="000000" w:themeColor="text1"/>
+                                <w:sz w:val="32"/>
+                                <w:szCs w:val="32"/>
+                                <w14:shadow w14:blurRad="63500" w14:dist="50800" w14:dir="5400000" w14:sx="0" w14:sy="0" w14:kx="0" w14:ky="0" w14:algn="none">
+                                  <w14:srgbClr w14:val="000000">
+                                    <w14:alpha w14:val="50000"/>
+                                  </w14:srgbClr>
+                                </w14:shadow>
+                                <w14:textOutline w14:w="0" w14:cap="flat" w14:cmpd="sng" w14:algn="ctr">
+                                  <w14:noFill/>
+                                  <w14:prstDash w14:val="solid"/>
+                                  <w14:round/>
+                                </w14:textOutline>
+                              </w:rPr>
+                              <w:t>del protocolo de liberación de las sondas oceanográficas y transmisión de datos</w:t>
+                            </w:r>
+                          </w:p>
+                          <w:p>
+                            <w:pPr>
+                              <w:jc w:val="center"/>
+                              <w:rPr>
+                                <w:rFonts w:cs="Microsoft Sans Serif"/>
+                                <w:b/>
+                                <w:bCs/>
+                                <w:color w:val="000000" w:themeColor="text1"/>
+                                <w:sz w:val="36"/>
+                                <w:szCs w:val="36"/>
+                                <w14:shadow w14:blurRad="63500" w14:dist="50800" w14:dir="5400000" w14:sx="0" w14:sy="0" w14:kx="0" w14:ky="0" w14:algn="none">
+                                  <w14:srgbClr w14:val="000000">
+                                    <w14:alpha w14:val="50000"/>
+                                  </w14:srgbClr>
+                                </w14:shadow>
+                                <w14:textOutline w14:w="0" w14:cap="flat" w14:cmpd="sng" w14:algn="ctr">
+                                  <w14:noFill/>
+                                  <w14:prstDash w14:val="solid"/>
+                                  <w14:round/>
+                                </w14:textOutline>
+                              </w:rPr>
+                            </w:pPr>
+                          </w:p>
+                          <w:p>
+                            <w:pPr>
+                              <w:ind w:left="1418" w:hanging="1418"/>
+                              <w:jc w:val="center"/>
+                              <w:rPr>
+                                <w:rFonts w:cs="Microsoft Sans Serif"/>
+                                <w:b/>
+                                <w:color w:val="000000" w:themeColor="text1"/>
+                                <w:sz w:val="32"/>
+                                <w:szCs w:val="32"/>
+                                <w14:shadow w14:blurRad="63500" w14:dist="50800" w14:dir="5400000" w14:sx="0" w14:sy="0" w14:kx="0" w14:ky="0" w14:algn="none">
+                                  <w14:srgbClr w14:val="000000">
+                                    <w14:alpha w14:val="50000"/>
+                                  </w14:srgbClr>
+                                </w14:shadow>
+                                <w14:textOutline w14:w="0" w14:cap="flat" w14:cmpd="sng" w14:algn="ctr">
+                                  <w14:noFill/>
+                                  <w14:prstDash w14:val="solid"/>
+                                  <w14:round/>
+                                </w14:textOutline>
+                              </w:rPr>
+                            </w:pPr>
+                            <w:r>
+                              <w:rPr>
+                                <w:rFonts w:cs="Microsoft Sans Serif"/>
+                                <w:b/>
+                                <w:color w:val="000000" w:themeColor="text1"/>
+                                <w:sz w:val="32"/>
+                                <w:szCs w:val="32"/>
+                                <w14:shadow w14:blurRad="63500" w14:dist="50800" w14:dir="5400000" w14:sx="0" w14:sy="0" w14:kx="0" w14:ky="0" w14:algn="none">
+                                  <w14:srgbClr w14:val="000000">
+                                    <w14:alpha w14:val="50000"/>
+                                  </w14:srgbClr>
+                                </w14:shadow>
+                                <w14:textOutline w14:w="0" w14:cap="flat" w14:cmpd="sng" w14:algn="ctr">
+                                  <w14:noFill/>
+                                  <w14:prstDash w14:val="solid"/>
+                                  <w14:round/>
+                                </w14:textOutline>
+                              </w:rPr>
+                              <w:t>&lt;&lt;</w:t>
+                            </w:r>
+                            <w:proofErr w:type="spellStart"/>
+                            <w:r>
+                              <w:rPr>
+                                <w:rFonts w:cs="Microsoft Sans Serif"/>
+                                <w:b/>
+                                <w:color w:val="000000" w:themeColor="text1"/>
+                                <w:sz w:val="32"/>
+                                <w:szCs w:val="32"/>
+                                <w14:shadow w14:blurRad="63500" w14:dist="50800" w14:dir="5400000" w14:sx="0" w14:sy="0" w14:kx="0" w14:ky="0" w14:algn="none">
+                                  <w14:srgbClr w14:val="000000">
+                                    <w14:alpha w14:val="50000"/>
+                                  </w14:srgbClr>
+                                </w14:shadow>
+                                <w14:textOutline w14:w="0" w14:cap="flat" w14:cmpd="sng" w14:algn="ctr">
+                                  <w14:noFill/>
+                                  <w14:prstDash w14:val="solid"/>
+                                  <w14:round/>
+                                </w14:textOutline>
+                              </w:rPr>
+                              <w:t>seriales_de_sondas</w:t>
+                            </w:r>
+                            <w:proofErr w:type="spellEnd"/>
+                            <w:r>
+                              <w:rPr>
+                                <w:rFonts w:cs="Microsoft Sans Serif"/>
+                                <w:b/>
+                                <w:color w:val="000000" w:themeColor="text1"/>
+                                <w:sz w:val="32"/>
+                                <w:szCs w:val="32"/>
+                                <w14:shadow w14:blurRad="63500" w14:dist="50800" w14:dir="5400000" w14:sx="0" w14:sy="0" w14:kx="0" w14:ky="0" w14:algn="none">
+                                  <w14:srgbClr w14:val="000000">
+                                    <w14:alpha w14:val="50000"/>
+                                  </w14:srgbClr>
+                                </w14:shadow>
+                                <w14:textOutline w14:w="0" w14:cap="flat" w14:cmpd="sng" w14:algn="ctr">
+                                  <w14:noFill/>
+                                  <w14:prstDash w14:val="solid"/>
+                                  <w14:round/>
+                                </w14:textOutline>
+                              </w:rPr>
+                              <w:t>&gt;&gt;</w:t>
+                            </w:r>
+                          </w:p>
+                          <w:p>
+                            <w:pPr>
+                              <w:jc w:val="center"/>
+                              <w:rPr>
+                                <w:rFonts w:cs="Microsoft Sans Serif"/>
+                                <w:b/>
+                                <w:bCs/>
+                                <w:color w:val="000000" w:themeColor="text1"/>
+                                <w:sz w:val="36"/>
+                                <w:szCs w:val="36"/>
+                                <w14:shadow w14:blurRad="63500" w14:dist="50800" w14:dir="5400000" w14:sx="0" w14:sy="0" w14:kx="0" w14:ky="0" w14:algn="none">
+                                  <w14:srgbClr w14:val="000000">
+                                    <w14:alpha w14:val="50000"/>
+                                  </w14:srgbClr>
+                                </w14:shadow>
+                                <w14:textOutline w14:w="0" w14:cap="flat" w14:cmpd="sng" w14:algn="ctr">
+                                  <w14:noFill/>
+                                  <w14:prstDash w14:val="solid"/>
+                                  <w14:round/>
+                                </w14:textOutline>
+                              </w:rPr>
+                            </w:pPr>
+                          </w:p>
+                          <w:p>
+                            <w:pPr>
+                              <w:jc w:val="center"/>
+                              <w:rPr>
+                                <w:rFonts w:cs="Microsoft Sans Serif"/>
+                                <w:b/>
+                                <w:bCs/>
+                                <w:color w:val="000000" w:themeColor="text1"/>
+                                <w:sz w:val="36"/>
+                                <w:szCs w:val="36"/>
+                                <w14:shadow w14:blurRad="63500" w14:dist="50800" w14:dir="5400000" w14:sx="0" w14:sy="0" w14:kx="0" w14:ky="0" w14:algn="none">
+                                  <w14:srgbClr w14:val="000000">
+                                    <w14:alpha w14:val="50000"/>
+                                  </w14:srgbClr>
+                                </w14:shadow>
+                                <w14:textOutline w14:w="0" w14:cap="flat" w14:cmpd="sng" w14:algn="ctr">
+                                  <w14:noFill/>
+                                  <w14:prstDash w14:val="solid"/>
+                                  <w14:round/>
+                                </w14:textOutline>
+                              </w:rPr>
+                            </w:pPr>
+                            <w:r>
+                              <w:rPr>
+                                <w:rFonts w:cs="Microsoft Sans Serif"/>
+                                <w:b/>
+                                <w:bCs/>
+                                <w:color w:val="000000" w:themeColor="text1"/>
+                                <w:sz w:val="36"/>
+                                <w:szCs w:val="36"/>
+                                <w14:shadow w14:blurRad="63500" w14:dist="50800" w14:dir="5400000" w14:sx="0" w14:sy="0" w14:kx="0" w14:ky="0" w14:algn="none">
+                                  <w14:srgbClr w14:val="000000">
+                                    <w14:alpha w14:val="50000"/>
+                                  </w14:srgbClr>
+                                </w14:shadow>
+                                <w14:textOutline w14:w="0" w14:cap="flat" w14:cmpd="sng" w14:algn="ctr">
+                                  <w14:noFill/>
+                                  <w14:prstDash w14:val="solid"/>
+                                  <w14:round/>
+                                </w14:textOutline>
+                              </w:rPr>
+                              <w:t xml:space="preserve">Orden de servicio: </w:t>
+                            </w:r>
+                          </w:p>
+                          <w:p>
+                            <w:pPr>
+                              <w:jc w:val="center"/>
+                              <w:rPr>
+                                <w:rFonts w:cs="Microsoft Sans Serif"/>
+                                <w:b/>
+                                <w:bCs/>
+                                <w:color w:val="000000" w:themeColor="text1"/>
+                                <w:sz w:val="36"/>
+                                <w:szCs w:val="36"/>
+                                <w14:shadow w14:blurRad="63500" w14:dist="50800" w14:dir="5400000" w14:sx="0" w14:sy="0" w14:kx="0" w14:ky="0" w14:algn="none">
+                                  <w14:srgbClr w14:val="000000">
+                                    <w14:alpha w14:val="50000"/>
+                                  </w14:srgbClr>
+                                </w14:shadow>
+                                <w14:textOutline w14:w="0" w14:cap="flat" w14:cmpd="sng" w14:algn="ctr">
+                                  <w14:noFill/>
+                                  <w14:prstDash w14:val="solid"/>
+                                  <w14:round/>
+                                </w14:textOutline>
+                              </w:rPr>
+                            </w:pPr>
+                            <w:r>
+                              <w:rPr>
+                                <w:rFonts w:cs="Microsoft Sans Serif"/>
+                                <w:b/>
+                                <w:bCs/>
+                                <w:color w:val="000000" w:themeColor="text1"/>
+                                <w:sz w:val="36"/>
+                                <w:szCs w:val="36"/>
+                                <w14:shadow w14:blurRad="63500" w14:dist="50800" w14:dir="5400000" w14:sx="0" w14:sy="0" w14:kx="0" w14:ky="0" w14:algn="none">
+                                  <w14:srgbClr w14:val="000000">
+                                    <w14:alpha w14:val="50000"/>
+                                  </w14:srgbClr>
+                                </w14:shadow>
+                                <w14:textOutline w14:w="0" w14:cap="flat" w14:cmpd="sng" w14:algn="ctr">
+                                  <w14:noFill/>
+                                  <w14:prstDash w14:val="solid"/>
+                                  <w14:round/>
+                                </w14:textOutline>
+                              </w:rPr>
+                              <w:t>PEMEX-ASM-CICESE-658225821-</w:t>
+                            </w:r>
+                            <w:r>
+                              <w:rPr>
+                                <w:rFonts w:cs="Microsoft Sans Serif"/>
+                                <w:b/>
+                                <w:bCs/>
+                                <w:color w:val="000000" w:themeColor="text1"/>
+                                <w:sz w:val="36"/>
+                                <w:szCs w:val="36"/>
+                                <w14:shadow w14:blurRad="63500" w14:dist="50800" w14:dir="5400000" w14:sx="0" w14:sy="0" w14:kx="0" w14:ky="0" w14:algn="none">
+                                  <w14:srgbClr w14:val="000000">
+                                    <w14:alpha w14:val="50000"/>
+                                  </w14:srgbClr>
+                                </w14:shadow>
+                                <w14:textOutline w14:w="0" w14:cap="flat" w14:cmpd="sng" w14:algn="ctr">
+                                  <w14:noFill/>
+                                  <w14:prstDash w14:val="solid"/>
+                                  <w14:round/>
+                                </w14:textOutline>
+                              </w:rPr>
+                              <w:t>&lt;&lt;</w:t>
+                            </w:r>
+                            <w:proofErr w:type="spellStart"/>
+                            <w:r>
+                              <w:rPr>
+                                <w:rFonts w:cs="Microsoft Sans Serif"/>
+                                <w:b/>
+                                <w:bCs/>
+                                <w:color w:val="000000" w:themeColor="text1"/>
+                                <w:sz w:val="36"/>
+                                <w:szCs w:val="36"/>
+                                <w14:shadow w14:blurRad="63500" w14:dist="50800" w14:dir="5400000" w14:sx="0" w14:sy="0" w14:kx="0" w14:ky="0" w14:algn="none">
+                                  <w14:srgbClr w14:val="000000">
+                                    <w14:alpha w14:val="50000"/>
+                                  </w14:srgbClr>
+                                </w14:shadow>
+                                <w14:textOutline w14:w="0" w14:cap="flat" w14:cmpd="sng" w14:algn="ctr">
+                                  <w14:noFill/>
+                                  <w14:prstDash w14:val="solid"/>
+                                  <w14:round/>
+                                </w14:textOutline>
+                              </w:rPr>
+                              <w:t>orden_de_servicio</w:t>
+                            </w:r>
+                            <w:proofErr w:type="spellEnd"/>
+                            <w:r>
+                              <w:rPr>
+                                <w:rFonts w:cs="Microsoft Sans Serif"/>
+                                <w:b/>
+                                <w:bCs/>
+                                <w:color w:val="000000" w:themeColor="text1"/>
+                                <w:sz w:val="36"/>
+                                <w:szCs w:val="36"/>
+                                <w14:shadow w14:blurRad="63500" w14:dist="50800" w14:dir="5400000" w14:sx="0" w14:sy="0" w14:kx="0" w14:ky="0" w14:algn="none">
+                                  <w14:srgbClr w14:val="000000">
+                                    <w14:alpha w14:val="50000"/>
+                                  </w14:srgbClr>
+                                </w14:shadow>
+                                <w14:textOutline w14:w="0" w14:cap="flat" w14:cmpd="sng" w14:algn="ctr">
+                                  <w14:noFill/>
+                                  <w14:prstDash w14:val="solid"/>
+                                  <w14:round/>
+                                </w14:textOutline>
+                              </w:rPr>
+                              <w:t>&gt;&gt;</w:t>
+                            </w:r>
+                          </w:p>
+                          <w:p>
+                            <w:pPr>
+                              <w:jc w:val="center"/>
+                              <w:rPr>
+                                <w:rFonts w:cs="Microsoft Sans Serif"/>
+                                <w:b/>
+                                <w:bCs/>
+                                <w:color w:val="000000" w:themeColor="text1"/>
+                                <w:sz w:val="36"/>
+                                <w:szCs w:val="36"/>
+                                <w14:shadow w14:blurRad="63500" w14:dist="50800" w14:dir="5400000" w14:sx="0" w14:sy="0" w14:kx="0" w14:ky="0" w14:algn="none">
+                                  <w14:srgbClr w14:val="000000">
+                                    <w14:alpha w14:val="50000"/>
+                                  </w14:srgbClr>
+                                </w14:shadow>
+                                <w14:textOutline w14:w="0" w14:cap="flat" w14:cmpd="sng" w14:algn="ctr">
+                                  <w14:noFill/>
+                                  <w14:prstDash w14:val="solid"/>
+                                  <w14:round/>
+                                </w14:textOutline>
+                              </w:rPr>
+                            </w:pPr>
+                          </w:p>
+                          <w:p>
+                            <w:pPr>
+                              <w:spacing w:line="240" w:lineRule="auto"/>
+                              <w:rPr>
+                                <w:rFonts w:cs="Microsoft Sans Serif"/>
+                                <w:b/>
+                                <w:bCs/>
+                                <w:color w:val="000000" w:themeColor="text1"/>
+                                <w:sz w:val="36"/>
+                                <w:szCs w:val="40"/>
+                                <w14:shadow w14:blurRad="63500" w14:dist="50800" w14:dir="5400000" w14:sx="0" w14:sy="0" w14:kx="0" w14:ky="0" w14:algn="none">
+                                  <w14:srgbClr w14:val="000000">
+                                    <w14:alpha w14:val="50000"/>
+                                  </w14:srgbClr>
+                                </w14:shadow>
+                              </w:rPr>
+                            </w:pPr>
+                          </w:p>
+                        </w:txbxContent>
+                      </wps:txbx>
+                      <wps:bodyPr rot="0" spcFirstLastPara="0" vertOverflow="overflow" horzOverflow="overflow" vert="horz" wrap="square" lIns="91440" tIns="45720" rIns="91440" bIns="45720" numCol="1" spcCol="0" rtlCol="0" fromWordArt="0" anchor="b" anchorCtr="0" forceAA="0" compatLnSpc="1">
+                        <a:prstTxWarp prst="textNoShape">
+                          <a:avLst/>
+                        </a:prstTxWarp>
+                        <a:noAutofit/>
+                      </wps:bodyPr>
+                    </wps:wsp>
+                  </a:graphicData>
+                </a:graphic>
+                <wp14:sizeRelH relativeFrom="margin">
+                  <wp14:pctWidth>0</wp14:pctWidth>
+                </wp14:sizeRelH>
+                <wp14:sizeRelV relativeFrom="margin">
+                  <wp14:pctHeight>0</wp14:pctHeight>
+                </wp14:sizeRelV>
+              </wp:anchor>
+            </w:drawing>
+          </mc:Choice>
+          <mc:Fallback>
+            <w:pict>
+              <v:rect w14:anchorId="7B926D6E" id="Rectangle 2" o:spid="_x0000_s1027" style="position:absolute;left:0;text-align:left;margin-left:117.85pt;margin-top:2.05pt;width:422.65pt;height:521.55pt;z-index:251660288;visibility:visible;mso-wrap-style:square;mso-width-percent:0;mso-height-percent:0;mso-wrap-distance-left:9pt;mso-wrap-distance-top:0;mso-wrap-distance-right:9pt;mso-wrap-distance-bottom:0;mso-position-horizontal:absolute;mso-position-horizontal-relative:margin;mso-position-vertical:absolute;mso-position-vertical-relative:text;mso-width-percent:0;mso-height-percent:0;mso-width-relative:margin;mso-height-relative:margin;v-text-anchor:bottom" o:gfxdata="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" filled="f" stroked="f" strokeweight="2pt">
+                <v:textbox>
+                  <w:txbxContent>
+                    <w:p>
+                      <w:pPr>
+                        <w:jc w:val="center"/>
+                        <w:rPr>
+                          <w:rFonts w:cs="Microsoft Sans Serif"/>
+                          <w:b/>
+                          <w:color w:val="000000" w:themeColor="text1"/>
+                          <w:sz w:val="28"/>
+                          <w:szCs w:val="28"/>
+                          <w14:shadow w14:blurRad="50800" w14:dist="38100" w14:dir="5400000" w14:sx="100000" w14:sy="100000" w14:kx="0" w14:ky="0" w14:algn="t">
+                            <w14:schemeClr w14:val="bg1">
+                              <w14:alpha w14:val="60000"/>
+                            </w14:schemeClr>
+                          </w14:shadow>
+                          <w14:textOutline w14:w="0" w14:cap="flat" w14:cmpd="sng" w14:algn="ctr">
+                            <w14:noFill/>
+                            <w14:prstDash w14:val="solid"/>
+                            <w14:round/>
+                          </w14:textOutline>
+                        </w:rPr>
+                      </w:pPr>
+                      <w:r>
+                        <w:rPr>
+                          <w:rFonts w:cs="Microsoft Sans Serif"/>
+                          <w:b/>
+                          <w:color w:val="000000" w:themeColor="text1"/>
+                          <w:sz w:val="28"/>
+                          <w:szCs w:val="28"/>
+                          <w14:shadow w14:blurRad="50800" w14:dist="38100" w14:dir="5400000" w14:sx="100000" w14:sy="100000" w14:kx="0" w14:ky="0" w14:algn="t">
+                            <w14:schemeClr w14:val="bg1">
+                              <w14:alpha w14:val="60000"/>
+                            </w14:schemeClr>
+                          </w14:shadow>
+                          <w14:textOutline w14:w="0" w14:cap="flat" w14:cmpd="sng" w14:algn="ctr">
+                            <w14:noFill/>
+                            <w14:prstDash w14:val="solid"/>
+                            <w14:round/>
+                          </w14:textOutline>
+                        </w:rPr>
+                        <w:t>10</w:t>
+                      </w:r>
+                      <w:r>
+                        <w:rPr>
+                          <w:rFonts w:cs="Microsoft Sans Serif"/>
+                          <w:b/>
+                          <w:color w:val="000000" w:themeColor="text1"/>
+                          <w:sz w:val="28"/>
+                          <w:szCs w:val="28"/>
+                          <w14:shadow w14:blurRad="50800" w14:dist="38100" w14:dir="5400000" w14:sx="100000" w14:sy="100000" w14:kx="0" w14:ky="0" w14:algn="t">
+                            <w14:schemeClr w14:val="bg1">
+                              <w14:alpha w14:val="60000"/>
+                            </w14:schemeClr>
+                          </w14:shadow>
+                          <w14:textOutline w14:w="0" w14:cap="flat" w14:cmpd="sng" w14:algn="ctr">
+                            <w14:noFill/>
+                            <w14:prstDash w14:val="solid"/>
+                            <w14:round/>
+                          </w14:textOutline>
+                        </w:rPr>
+                        <w:t xml:space="preserve">. </w:t>
+                      </w:r>
+                      <w:r>
+                        <w:rPr>
+                          <w:rFonts w:cs="Microsoft Sans Serif"/>
+                          <w:b/>
+                          <w:color w:val="000000" w:themeColor="text1"/>
+                          <w:sz w:val="28"/>
+                          <w:szCs w:val="28"/>
+                          <w14:shadow w14:blurRad="50800" w14:dist="38100" w14:dir="5400000" w14:sx="100000" w14:sy="100000" w14:kx="0" w14:ky="0" w14:algn="t">
+                            <w14:schemeClr w14:val="bg1">
+                              <w14:alpha w14:val="60000"/>
+                            </w14:schemeClr>
+                          </w14:shadow>
+                          <w14:textOutline w14:w="0" w14:cap="flat" w14:cmpd="sng" w14:algn="ctr">
+                            <w14:noFill/>
+                            <w14:prstDash w14:val="solid"/>
+                            <w14:round/>
+                          </w14:textOutline>
+                        </w:rPr>
+                        <w:t xml:space="preserve">DATOS PROCESADOS DE </w:t>
+                      </w:r>
+                      <w:r>
+                        <w:rPr>
+                          <w:rFonts w:cs="Microsoft Sans Serif"/>
+                          <w:b/>
+                          <w:color w:val="000000" w:themeColor="text1"/>
+                          <w:sz w:val="28"/>
+                          <w:szCs w:val="28"/>
+                          <w14:shadow w14:blurRad="50800" w14:dist="38100" w14:dir="5400000" w14:sx="100000" w14:sy="100000" w14:kx="0" w14:ky="0" w14:algn="t">
+                            <w14:schemeClr w14:val="bg1">
+                              <w14:alpha w14:val="60000"/>
+                            </w14:schemeClr>
+                          </w14:shadow>
+                          <w14:textOutline w14:w="0" w14:cap="flat" w14:cmpd="sng" w14:algn="ctr">
+                            <w14:noFill/>
+                            <w14:prstDash w14:val="solid"/>
+                            <w14:round/>
+                          </w14:textOutline>
+                        </w:rPr>
+                        <w:t>MEDICIONES LAGRANGIANAS CON SONDAS OCEANOGRÁFICAS</w:t>
+                      </w:r>
+                    </w:p>
+                    <w:p>
+                      <w:pPr>
+                        <w:rPr>
+                          <w:rFonts w:cs="Microsoft Sans Serif"/>
+                          <w:b/>
+                          <w:color w:val="000000" w:themeColor="text1"/>
+                          <w:sz w:val="32"/>
+                          <w:szCs w:val="32"/>
+                          <w14:shadow w14:blurRad="63500" w14:dist="50800" w14:dir="5400000" w14:sx="0" w14:sy="0" w14:kx="0" w14:ky="0" w14:algn="none">
+                            <w14:srgbClr w14:val="000000">
+                              <w14:alpha w14:val="50000"/>
+                            </w14:srgbClr>
+                          </w14:shadow>
+                          <w14:textOutline w14:w="0" w14:cap="flat" w14:cmpd="sng" w14:algn="ctr">
+                            <w14:noFill/>
+                            <w14:prstDash w14:val="solid"/>
+                            <w14:round/>
+                          </w14:textOutline>
+                        </w:rPr>
+                      </w:pPr>
+                    </w:p>
+                    <w:p>
+                      <w:pPr>
+                        <w:rPr>
+                          <w:rFonts w:cs="Microsoft Sans Serif"/>
+                          <w:b/>
+                          <w:color w:val="000000" w:themeColor="text1"/>
+                          <w:sz w:val="32"/>
+                          <w:szCs w:val="32"/>
+                          <w14:shadow w14:blurRad="63500" w14:dist="50800" w14:dir="5400000" w14:sx="0" w14:sy="0" w14:kx="0" w14:ky="0" w14:algn="none">
+                            <w14:srgbClr w14:val="000000">
+                              <w14:alpha w14:val="50000"/>
+                            </w14:srgbClr>
+                          </w14:shadow>
+                          <w14:textOutline w14:w="0" w14:cap="flat" w14:cmpd="sng" w14:algn="ctr">
+                            <w14:noFill/>
+                            <w14:prstDash w14:val="solid"/>
+                            <w14:round/>
+                          </w14:textOutline>
+                        </w:rPr>
+                      </w:pPr>
+                    </w:p>
+                    <w:p>
+                      <w:pPr>
+                        <w:jc w:val="center"/>
+                        <w:rPr>
+                          <w:rFonts w:cs="Microsoft Sans Serif"/>
+                          <w:b/>
+                          <w:color w:val="000000" w:themeColor="text1"/>
+                          <w:sz w:val="44"/>
+                          <w:szCs w:val="44"/>
+                          <w14:shadow w14:blurRad="63500" w14:dist="50800" w14:dir="5400000" w14:sx="0" w14:sy="0" w14:kx="0" w14:ky="0" w14:algn="none">
+                            <w14:srgbClr w14:val="000000">
+                              <w14:alpha w14:val="50000"/>
+                            </w14:srgbClr>
+                          </w14:shadow>
+                          <w14:textOutline w14:w="0" w14:cap="flat" w14:cmpd="sng" w14:algn="ctr">
+                            <w14:noFill/>
+                            <w14:prstDash w14:val="solid"/>
+                            <w14:round/>
+                          </w14:textOutline>
+                        </w:rPr>
+                      </w:pPr>
+                      <w:r>
+                        <w:rPr>
+                          <w:rFonts w:cs="Microsoft Sans Serif"/>
+                          <w:b/>
+                          <w:color w:val="000000" w:themeColor="text1"/>
+                          <w:sz w:val="44"/>
+                          <w:szCs w:val="44"/>
+                          <w14:shadow w14:blurRad="63500" w14:dist="50800" w14:dir="5400000" w14:sx="0" w14:sy="0" w14:kx="0" w14:ky="0" w14:algn="none">
+                            <w14:srgbClr w14:val="000000">
+                              <w14:alpha w14:val="50000"/>
+                            </w14:srgbClr>
+                          </w14:shadow>
+                          <w14:textOutline w14:w="0" w14:cap="flat" w14:cmpd="sng" w14:algn="ctr">
+                            <w14:noFill/>
+                            <w14:prstDash w14:val="solid"/>
+                            <w14:round/>
+                          </w14:textOutline>
+                        </w:rPr>
+                        <w:t xml:space="preserve">CONCEPTO </w:t>
+                      </w:r>
+                      <w:r>
+                        <w:rPr>
+                          <w:rFonts w:cs="Microsoft Sans Serif"/>
+                          <w:b/>
+                          <w:color w:val="000000" w:themeColor="text1"/>
+                          <w:sz w:val="44"/>
+                          <w:szCs w:val="44"/>
+                          <w14:shadow w14:blurRad="63500" w14:dist="50800" w14:dir="5400000" w14:sx="0" w14:sy="0" w14:kx="0" w14:ky="0" w14:algn="none">
+                            <w14:srgbClr w14:val="000000">
+                              <w14:alpha w14:val="50000"/>
+                            </w14:srgbClr>
+                          </w14:shadow>
+                          <w14:textOutline w14:w="0" w14:cap="flat" w14:cmpd="sng" w14:algn="ctr">
+                            <w14:noFill/>
+                            <w14:prstDash w14:val="solid"/>
+                            <w14:round/>
+                          </w14:textOutline>
+                        </w:rPr>
+                        <w:t>10.1</w:t>
+                      </w:r>
+                    </w:p>
+                    <w:p>
+                      <w:pPr>
+                        <w:jc w:val="center"/>
+                        <w:rPr>
+                          <w:rFonts w:cs="Microsoft Sans Serif"/>
+                          <w:b/>
+                          <w:bCs/>
+                          <w:color w:val="000000" w:themeColor="text1"/>
+                          <w:sz w:val="32"/>
+                          <w:szCs w:val="32"/>
+                          <w14:shadow w14:blurRad="63500" w14:dist="50800" w14:dir="5400000" w14:sx="0" w14:sy="0" w14:kx="0" w14:ky="0" w14:algn="none">
+                            <w14:srgbClr w14:val="000000">
+                              <w14:alpha w14:val="50000"/>
+                            </w14:srgbClr>
+                          </w14:shadow>
+                          <w14:textOutline w14:w="0" w14:cap="flat" w14:cmpd="sng" w14:algn="ctr">
+                            <w14:noFill/>
+                            <w14:prstDash w14:val="solid"/>
+                            <w14:round/>
+                          </w14:textOutline>
+                        </w:rPr>
+                      </w:pPr>
+                      <w:r>
+                        <w:rPr>
+                          <w:rFonts w:cs="Microsoft Sans Serif"/>
+                          <w:b/>
+                          <w:bCs/>
+                          <w:color w:val="000000" w:themeColor="text1"/>
+                          <w:sz w:val="32"/>
+                          <w:szCs w:val="32"/>
+                          <w14:shadow w14:blurRad="63500" w14:dist="50800" w14:dir="5400000" w14:sx="0" w14:sy="0" w14:kx="0" w14:ky="0" w14:algn="none">
+                            <w14:srgbClr w14:val="000000">
+                              <w14:alpha w14:val="50000"/>
+                            </w14:srgbClr>
+                          </w14:shadow>
+                          <w14:textOutline w14:w="0" w14:cap="flat" w14:cmpd="sng" w14:algn="ctr">
+                            <w14:noFill/>
+                            <w14:prstDash w14:val="solid"/>
+                            <w14:round/>
+                          </w14:textOutline>
+                        </w:rPr>
+                        <w:t>PROTOCOLO DE LIBERACIÓN DE LAS SONDAS OCEANOGRÁFICAS Y TRANSMISIÓN DE DATOS</w:t>
+                      </w:r>
+                    </w:p>
+                    <w:p>
+                      <w:pPr>
+                        <w:jc w:val="center"/>
+                        <w:rPr>
+                          <w:rFonts w:cs="Microsoft Sans Serif"/>
+                          <w:b/>
+                          <w:bCs/>
+                          <w:color w:val="000000" w:themeColor="text1"/>
+                          <w:sz w:val="40"/>
+                          <w:szCs w:val="40"/>
+                          <w14:shadow w14:blurRad="63500" w14:dist="50800" w14:dir="5400000" w14:sx="0" w14:sy="0" w14:kx="0" w14:ky="0" w14:algn="none">
+                            <w14:srgbClr w14:val="000000">
+                              <w14:alpha w14:val="50000"/>
+                            </w14:srgbClr>
+                          </w14:shadow>
+                          <w14:textOutline w14:w="0" w14:cap="flat" w14:cmpd="sng" w14:algn="ctr">
+                            <w14:noFill/>
+                            <w14:prstDash w14:val="solid"/>
+                            <w14:round/>
+                          </w14:textOutline>
+                        </w:rPr>
+                      </w:pPr>
+                    </w:p>
+                    <w:p>
+                      <w:pPr>
+                        <w:jc w:val="center"/>
+                        <w:rPr>
+                          <w:rFonts w:cs="Microsoft Sans Serif"/>
+                          <w:b/>
+                          <w:bCs/>
+                          <w:color w:val="000000" w:themeColor="text1"/>
+                          <w:sz w:val="36"/>
+                          <w:szCs w:val="36"/>
+                          <w14:shadow w14:blurRad="63500" w14:dist="50800" w14:dir="5400000" w14:sx="0" w14:sy="0" w14:kx="0" w14:ky="0" w14:algn="none">
+                            <w14:srgbClr w14:val="000000">
+                              <w14:alpha w14:val="50000"/>
+                            </w14:srgbClr>
+                          </w14:shadow>
+                          <w14:textOutline w14:w="0" w14:cap="flat" w14:cmpd="sng" w14:algn="ctr">
+                            <w14:noFill/>
+                            <w14:prstDash w14:val="solid"/>
+                            <w14:round/>
+                          </w14:textOutline>
+                        </w:rPr>
+                      </w:pPr>
+                      <w:r>
+                        <w:rPr>
+                          <w:rFonts w:cs="Microsoft Sans Serif"/>
+                          <w:b/>
+                          <w:color w:val="000000" w:themeColor="text1"/>
+                          <w:sz w:val="32"/>
+                          <w:szCs w:val="32"/>
+                          <w14:shadow w14:blurRad="63500" w14:dist="50800" w14:dir="5400000" w14:sx="0" w14:sy="0" w14:kx="0" w14:ky="0" w14:algn="none">
+                            <w14:srgbClr w14:val="000000">
+                              <w14:alpha w14:val="50000"/>
+                            </w14:srgbClr>
+                          </w14:shadow>
+                          <w14:textOutline w14:w="0" w14:cap="flat" w14:cmpd="sng" w14:algn="ctr">
+                            <w14:noFill/>
+                            <w14:prstDash w14:val="solid"/>
+                            <w14:round/>
+                          </w14:textOutline>
+                        </w:rPr>
+                        <w:t xml:space="preserve">Reporte </w:t>
+                      </w:r>
+                      <w:r>
+                        <w:rPr>
+                          <w:rFonts w:cs="Microsoft Sans Serif"/>
+                          <w:b/>
+                          <w:color w:val="000000" w:themeColor="text1"/>
+                          <w:sz w:val="32"/>
+                          <w:szCs w:val="32"/>
+                          <w14:shadow w14:blurRad="63500" w14:dist="50800" w14:dir="5400000" w14:sx="0" w14:sy="0" w14:kx="0" w14:ky="0" w14:algn="none">
+                            <w14:srgbClr w14:val="000000">
+                              <w14:alpha w14:val="50000"/>
+                            </w14:srgbClr>
+                          </w14:shadow>
+                          <w14:textOutline w14:w="0" w14:cap="flat" w14:cmpd="sng" w14:algn="ctr">
+                            <w14:noFill/>
+                            <w14:prstDash w14:val="solid"/>
+                            <w14:round/>
+                          </w14:textOutline>
+                        </w:rPr>
+                        <w:t>del protocolo de liberación de las sondas oceanográficas y transmisión de datos</w:t>
+                      </w:r>
+                    </w:p>
+                    <w:p>
+                      <w:pPr>
+                        <w:jc w:val="center"/>
+                        <w:rPr>
+                          <w:rFonts w:cs="Microsoft Sans Serif"/>
+                          <w:b/>
+                          <w:bCs/>
+                          <w:color w:val="000000" w:themeColor="text1"/>
+                          <w:sz w:val="36"/>
+                          <w:szCs w:val="36"/>
+                          <w14:shadow w14:blurRad="63500" w14:dist="50800" w14:dir="5400000" w14:sx="0" w14:sy="0" w14:kx="0" w14:ky="0" w14:algn="none">
+                            <w14:srgbClr w14:val="000000">
+                              <w14:alpha w14:val="50000"/>
+                            </w14:srgbClr>
+                          </w14:shadow>
+                          <w14:textOutline w14:w="0" w14:cap="flat" w14:cmpd="sng" w14:algn="ctr">
+                            <w14:noFill/>
+                            <w14:prstDash w14:val="solid"/>
+                            <w14:round/>
+                          </w14:textOutline>
+                        </w:rPr>
+                      </w:pPr>
+                    </w:p>
+                    <w:p>
+                      <w:pPr>
+                        <w:ind w:left="1418" w:hanging="1418"/>
+                        <w:jc w:val="center"/>
+                        <w:rPr>
+                          <w:rFonts w:cs="Microsoft Sans Serif"/>
+                          <w:b/>
+                          <w:color w:val="000000" w:themeColor="text1"/>
+                          <w:sz w:val="32"/>
+                          <w:szCs w:val="32"/>
+                          <w14:shadow w14:blurRad="63500" w14:dist="50800" w14:dir="5400000" w14:sx="0" w14:sy="0" w14:kx="0" w14:ky="0" w14:algn="none">
+                            <w14:srgbClr w14:val="000000">
+                              <w14:alpha w14:val="50000"/>
+                            </w14:srgbClr>
+                          </w14:shadow>
+                          <w14:textOutline w14:w="0" w14:cap="flat" w14:cmpd="sng" w14:algn="ctr">
+                            <w14:noFill/>
+                            <w14:prstDash w14:val="solid"/>
+                            <w14:round/>
+                          </w14:textOutline>
+                        </w:rPr>
+                      </w:pPr>
+                      <w:r>
+                        <w:rPr>
+                          <w:rFonts w:cs="Microsoft Sans Serif"/>
+                          <w:b/>
+                          <w:color w:val="000000" w:themeColor="text1"/>
+                          <w:sz w:val="32"/>
+                          <w:szCs w:val="32"/>
+                          <w14:shadow w14:blurRad="63500" w14:dist="50800" w14:dir="5400000" w14:sx="0" w14:sy="0" w14:kx="0" w14:ky="0" w14:algn="none">
+                            <w14:srgbClr w14:val="000000">
+                              <w14:alpha w14:val="50000"/>
+                            </w14:srgbClr>
+                          </w14:shadow>
+                          <w14:textOutline w14:w="0" w14:cap="flat" w14:cmpd="sng" w14:algn="ctr">
+                            <w14:noFill/>
+                            <w14:prstDash w14:val="solid"/>
+                            <w14:round/>
+                          </w14:textOutline>
+                        </w:rPr>
+                        <w:t>&lt;&lt;</w:t>
+                      </w:r>
+                      <w:proofErr w:type="spellStart"/>
+                      <w:r>
+                        <w:rPr>
+                          <w:rFonts w:cs="Microsoft Sans Serif"/>
+                          <w:b/>
+                          <w:color w:val="000000" w:themeColor="text1"/>
+                          <w:sz w:val="32"/>
+                          <w:szCs w:val="32"/>
+                          <w14:shadow w14:blurRad="63500" w14:dist="50800" w14:dir="5400000" w14:sx="0" w14:sy="0" w14:kx="0" w14:ky="0" w14:algn="none">
+                            <w14:srgbClr w14:val="000000">
+                              <w14:alpha w14:val="50000"/>
+                            </w14:srgbClr>
+                          </w14:shadow>
+                          <w14:textOutline w14:w="0" w14:cap="flat" w14:cmpd="sng" w14:algn="ctr">
+                            <w14:noFill/>
+                            <w14:prstDash w14:val="solid"/>
+                            <w14:round/>
+                          </w14:textOutline>
+                        </w:rPr>
+                        <w:t>seriales_de_sondas</w:t>
+                      </w:r>
+                      <w:proofErr w:type="spellEnd"/>
+                      <w:r>
+                        <w:rPr>
+                          <w:rFonts w:cs="Microsoft Sans Serif"/>
+                          <w:b/>
+                          <w:color w:val="000000" w:themeColor="text1"/>
+                          <w:sz w:val="32"/>
+                          <w:szCs w:val="32"/>
+                          <w14:shadow w14:blurRad="63500" w14:dist="50800" w14:dir="5400000" w14:sx="0" w14:sy="0" w14:kx="0" w14:ky="0" w14:algn="none">
+                            <w14:srgbClr w14:val="000000">
+                              <w14:alpha w14:val="50000"/>
+                            </w14:srgbClr>
+                          </w14:shadow>
+                          <w14:textOutline w14:w="0" w14:cap="flat" w14:cmpd="sng" w14:algn="ctr">
+                            <w14:noFill/>
+                            <w14:prstDash w14:val="solid"/>
+                            <w14:round/>
+                          </w14:textOutline>
+                        </w:rPr>
+                        <w:t>&gt;&gt;</w:t>
+                      </w:r>
+                    </w:p>
+                    <w:p>
+                      <w:pPr>
+                        <w:jc w:val="center"/>
+                        <w:rPr>
+                          <w:rFonts w:cs="Microsoft Sans Serif"/>
+                          <w:b/>
+                          <w:bCs/>
+                          <w:color w:val="000000" w:themeColor="text1"/>
+                          <w:sz w:val="36"/>
+                          <w:szCs w:val="36"/>
+                          <w14:shadow w14:blurRad="63500" w14:dist="50800" w14:dir="5400000" w14:sx="0" w14:sy="0" w14:kx="0" w14:ky="0" w14:algn="none">
+                            <w14:srgbClr w14:val="000000">
+                              <w14:alpha w14:val="50000"/>
+                            </w14:srgbClr>
+                          </w14:shadow>
+                          <w14:textOutline w14:w="0" w14:cap="flat" w14:cmpd="sng" w14:algn="ctr">
+                            <w14:noFill/>
+                            <w14:prstDash w14:val="solid"/>
+                            <w14:round/>
+                          </w14:textOutline>
+                        </w:rPr>
+                      </w:pPr>
+                    </w:p>
+                    <w:p>
+                      <w:pPr>
+                        <w:jc w:val="center"/>
+                        <w:rPr>
+                          <w:rFonts w:cs="Microsoft Sans Serif"/>
+                          <w:b/>
+                          <w:bCs/>
+                          <w:color w:val="000000" w:themeColor="text1"/>
+                          <w:sz w:val="36"/>
+                          <w:szCs w:val="36"/>
+                          <w14:shadow w14:blurRad="63500" w14:dist="50800" w14:dir="5400000" w14:sx="0" w14:sy="0" w14:kx="0" w14:ky="0" w14:algn="none">
+                            <w14:srgbClr w14:val="000000">
+                              <w14:alpha w14:val="50000"/>
+                            </w14:srgbClr>
+                          </w14:shadow>
+                          <w14:textOutline w14:w="0" w14:cap="flat" w14:cmpd="sng" w14:algn="ctr">
+                            <w14:noFill/>
+                            <w14:prstDash w14:val="solid"/>
+                            <w14:round/>
+                          </w14:textOutline>
+                        </w:rPr>
+                      </w:pPr>
+                      <w:r>
+                        <w:rPr>
+                          <w:rFonts w:cs="Microsoft Sans Serif"/>
+                          <w:b/>
+                          <w:bCs/>
+                          <w:color w:val="000000" w:themeColor="text1"/>
+                          <w:sz w:val="36"/>
+                          <w:szCs w:val="36"/>
+                          <w14:shadow w14:blurRad="63500" w14:dist="50800" w14:dir="5400000" w14:sx="0" w14:sy="0" w14:kx="0" w14:ky="0" w14:algn="none">
+                            <w14:srgbClr w14:val="000000">
+                              <w14:alpha w14:val="50000"/>
+                            </w14:srgbClr>
+                          </w14:shadow>
+                          <w14:textOutline w14:w="0" w14:cap="flat" w14:cmpd="sng" w14:algn="ctr">
+                            <w14:noFill/>
+                            <w14:prstDash w14:val="solid"/>
+                            <w14:round/>
+                          </w14:textOutline>
+                        </w:rPr>
+                        <w:t xml:space="preserve">Orden de servicio: </w:t>
+                      </w:r>
+                    </w:p>
+                    <w:p>
+                      <w:pPr>
+                        <w:jc w:val="center"/>
+                        <w:rPr>
+                          <w:rFonts w:cs="Microsoft Sans Serif"/>
+                          <w:b/>
+                          <w:bCs/>
+                          <w:color w:val="000000" w:themeColor="text1"/>
+                          <w:sz w:val="36"/>
+                          <w:szCs w:val="36"/>
+                          <w14:shadow w14:blurRad="63500" w14:dist="50800" w14:dir="5400000" w14:sx="0" w14:sy="0" w14:kx="0" w14:ky="0" w14:algn="none">
+                            <w14:srgbClr w14:val="000000">
+                              <w14:alpha w14:val="50000"/>
+                            </w14:srgbClr>
+                          </w14:shadow>
+                          <w14:textOutline w14:w="0" w14:cap="flat" w14:cmpd="sng" w14:algn="ctr">
+                            <w14:noFill/>
+                            <w14:prstDash w14:val="solid"/>
+                            <w14:round/>
+                          </w14:textOutline>
+                        </w:rPr>
+                      </w:pPr>
+                      <w:r>
+                        <w:rPr>
+                          <w:rFonts w:cs="Microsoft Sans Serif"/>
+                          <w:b/>
+                          <w:bCs/>
+                          <w:color w:val="000000" w:themeColor="text1"/>
+                          <w:sz w:val="36"/>
+                          <w:szCs w:val="36"/>
+                          <w14:shadow w14:blurRad="63500" w14:dist="50800" w14:dir="5400000" w14:sx="0" w14:sy="0" w14:kx="0" w14:ky="0" w14:algn="none">
+                            <w14:srgbClr w14:val="000000">
+                              <w14:alpha w14:val="50000"/>
+                            </w14:srgbClr>
+                          </w14:shadow>
+                          <w14:textOutline w14:w="0" w14:cap="flat" w14:cmpd="sng" w14:algn="ctr">
+                            <w14:noFill/>
+                            <w14:prstDash w14:val="solid"/>
+                            <w14:round/>
+                          </w14:textOutline>
+                        </w:rPr>
+                        <w:t>PEMEX-ASM-CICESE-658225821-</w:t>
+                      </w:r>
+                      <w:r>
+                        <w:rPr>
+                          <w:rFonts w:cs="Microsoft Sans Serif"/>
+                          <w:b/>
+                          <w:bCs/>
+                          <w:color w:val="000000" w:themeColor="text1"/>
+                          <w:sz w:val="36"/>
+                          <w:szCs w:val="36"/>
+                          <w14:shadow w14:blurRad="63500" w14:dist="50800" w14:dir="5400000" w14:sx="0" w14:sy="0" w14:kx="0" w14:ky="0" w14:algn="none">
+                            <w14:srgbClr w14:val="000000">
+                              <w14:alpha w14:val="50000"/>
+                            </w14:srgbClr>
+                          </w14:shadow>
+                          <w14:textOutline w14:w="0" w14:cap="flat" w14:cmpd="sng" w14:algn="ctr">
+                            <w14:noFill/>
+                            <w14:prstDash w14:val="solid"/>
+                            <w14:round/>
+                          </w14:textOutline>
+                        </w:rPr>
+                        <w:t>&lt;&lt;</w:t>
+                      </w:r>
+                      <w:proofErr w:type="spellStart"/>
+                      <w:r>
+                        <w:rPr>
+                          <w:rFonts w:cs="Microsoft Sans Serif"/>
+                          <w:b/>
+                          <w:bCs/>
+                          <w:color w:val="000000" w:themeColor="text1"/>
+                          <w:sz w:val="36"/>
+                          <w:szCs w:val="36"/>
+                          <w14:shadow w14:blurRad="63500" w14:dist="50800" w14:dir="5400000" w14:sx="0" w14:sy="0" w14:kx="0" w14:ky="0" w14:algn="none">
+                            <w14:srgbClr w14:val="000000">
+                              <w14:alpha w14:val="50000"/>
+                            </w14:srgbClr>
+                          </w14:shadow>
+                          <w14:textOutline w14:w="0" w14:cap="flat" w14:cmpd="sng" w14:algn="ctr">
+                            <w14:noFill/>
+                            <w14:prstDash w14:val="solid"/>
+                            <w14:round/>
+                          </w14:textOutline>
+                        </w:rPr>
+                        <w:t>orden_de_servicio</w:t>
+                      </w:r>
+                      <w:proofErr w:type="spellEnd"/>
+                      <w:r>
+                        <w:rPr>
+                          <w:rFonts w:cs="Microsoft Sans Serif"/>
+                          <w:b/>
+                          <w:bCs/>
+                          <w:color w:val="000000" w:themeColor="text1"/>
+                          <w:sz w:val="36"/>
+                          <w:szCs w:val="36"/>
+                          <w14:shadow w14:blurRad="63500" w14:dist="50800" w14:dir="5400000" w14:sx="0" w14:sy="0" w14:kx="0" w14:ky="0" w14:algn="none">
+                            <w14:srgbClr w14:val="000000">
+                              <w14:alpha w14:val="50000"/>
+                            </w14:srgbClr>
+                          </w14:shadow>
+                          <w14:textOutline w14:w="0" w14:cap="flat" w14:cmpd="sng" w14:algn="ctr">
+                            <w14:noFill/>
+                            <w14:prstDash w14:val="solid"/>
+                            <w14:round/>
+                          </w14:textOutline>
+                        </w:rPr>
+                        <w:t>&gt;&gt;</w:t>
+                      </w:r>
+                    </w:p>
+                    <w:p>
+                      <w:pPr>
+                        <w:jc w:val="center"/>
+                        <w:rPr>
+                          <w:rFonts w:cs="Microsoft Sans Serif"/>
+                          <w:b/>
+                          <w:bCs/>
+                          <w:color w:val="000000" w:themeColor="text1"/>
+                          <w:sz w:val="36"/>
+                          <w:szCs w:val="36"/>
+                          <w14:shadow w14:blurRad="63500" w14:dist="50800" w14:dir="5400000" w14:sx="0" w14:sy="0" w14:kx="0" w14:ky="0" w14:algn="none">
+                            <w14:srgbClr w14:val="000000">
+                              <w14:alpha w14:val="50000"/>
+                            </w14:srgbClr>
+                          </w14:shadow>
+                          <w14:textOutline w14:w="0" w14:cap="flat" w14:cmpd="sng" w14:algn="ctr">
+                            <w14:noFill/>
+                            <w14:prstDash w14:val="solid"/>
+                            <w14:round/>
+                          </w14:textOutline>
+                        </w:rPr>
+                      </w:pPr>
+                    </w:p>
+                    <w:p>
+                      <w:pPr>
+                        <w:spacing w:line="240" w:lineRule="auto"/>
+                        <w:rPr>
+                          <w:rFonts w:cs="Microsoft Sans Serif"/>
+                          <w:b/>
+                          <w:bCs/>
+                          <w:color w:val="000000" w:themeColor="text1"/>
+                          <w:sz w:val="36"/>
+                          <w:szCs w:val="40"/>
+                          <w14:shadow w14:blurRad="63500" w14:dist="50800" w14:dir="5400000" w14:sx="0" w14:sy="0" w14:kx="0" w14:ky="0" w14:algn="none">
+                            <w14:srgbClr w14:val="000000">
+                              <w14:alpha w14:val="50000"/>
+                            </w14:srgbClr>
+                          </w14:shadow>
+                        </w:rPr>
+                      </w:pPr>
+                    </w:p>
+                  </w:txbxContent>
+                </v:textbox>
+                <w10:wrap anchorx="margin"/>
+              </v:rect>
+            </w:pict>
+          </mc:Fallback>
+        </mc:AlternateContent>
+      </w:r>
+      <w:r>
+        <w:rPr>
+          <w:rFonts w:cs="Microsoft Sans Serif"/>
+          <w:b/>
+          <w:sz w:val="36"/>
+          <w:szCs w:val="36"/>
+        </w:rPr>
+        <w:tab/>
+      </w:r>
+    </w:p>
+    <w:p>
+      <w:pPr>
+        <w:jc w:val="right"/>
+        <w:rPr>
+          <w:rFonts w:cs="Microsoft Sans Serif"/>
+          <w:b/>
+          <w:sz w:val="36"/>
+          <w:szCs w:val="36"/>
+        </w:rPr>
+      </w:pPr>
+    </w:p>
+    <w:p>
+      <w:pPr>
+        <w:jc w:val="center"/>
+        <w:rPr>
+          <w:rFonts w:cs="Microsoft Sans Serif"/>
+          <w:b/>
+          <w:bCs/>
+          <w:sz w:val="24"/>
+        </w:rPr>
+      </w:pPr>
+    </w:p>
+    <w:p>
+      <w:pPr>
+        <w:jc w:val="center"/>
+        <w:rPr>
+          <w:rFonts w:cs="Microsoft Sans Serif"/>
+          <w:bCs/>
+          <w:sz w:val="21"/>
+          <w:szCs w:val="36"/>
+        </w:rPr>
+      </w:pPr>
+    </w:p>
+    <w:p>
+      <w:pPr>
+        <w:jc w:val="center"/>
+        <w:rPr>
+          <w:rFonts w:cs="Microsoft Sans Serif"/>
+          <w:bCs/>
+          <w:sz w:val="36"/>
+          <w:szCs w:val="36"/>
+        </w:rPr>
+      </w:pPr>
+    </w:p>
+    <w:p>
+      <w:pPr>
+        <w:jc w:val="center"/>
+        <w:rPr>
+          <w:rFonts w:cs="Microsoft Sans Serif"/>
+          <w:bCs/>
+          <w:sz w:val="36"/>
+          <w:szCs w:val="36"/>
+        </w:rPr>
+      </w:pPr>
+    </w:p>
+    <w:p>
+      <w:pPr>
+        <w:tabs>
+          <w:tab w:val="left" w:pos="9639"/>
+        </w:tabs>
+        <w:jc w:val="center"/>
+        <w:rPr>
+          <w:rFonts w:cs="Microsoft Sans Serif"/>
+          <w:bCs/>
+          <w:sz w:val="36"/>
+          <w:szCs w:val="36"/>
+        </w:rPr>
+      </w:pPr>
+      <w:r>
+        <w:rPr>
+          <w:rFonts w:cs="Microsoft Sans Serif"/>
+          <w:bCs/>
+          <w:noProof/>
+          <w:sz w:val="36"/>
+          <w:szCs w:val="36"/>
+        </w:rPr>
+        <mc:AlternateContent>
+          <mc:Choice Requires="wps">
+            <w:drawing>
+              <wp:anchor distT="0" distB="0" distL="114300" distR="114300" simplePos="0" relativeHeight="251663360" behindDoc="0" locked="0" layoutInCell="1" allowOverlap="1" wp14:anchorId="458581E7" wp14:editId="2DD558E1">
+                <wp:simplePos x="0" y="0"/>
+                <wp:positionH relativeFrom="margin">
+                  <wp:posOffset>2674620</wp:posOffset>
+                </wp:positionH>
+                <wp:positionV relativeFrom="paragraph">
+                  <wp:posOffset>5699125</wp:posOffset>
+                </wp:positionV>
+                <wp:extent cx="914400" cy="333375"/>
+                <wp:effectExtent l="0" t="0" r="0" b="0"/>
+                <wp:wrapNone/>
+                <wp:docPr id="5" name="Cuadro de texto 5"/>
+                <wp:cNvGraphicFramePr/>
+                <a:graphic xmlns:a="http://schemas.openxmlformats.org/drawingml/2006/main">
+                  <a:graphicData uri="http://schemas.microsoft.com/office/word/2010/wordprocessingShape">
+                    <wps:wsp>
+                      <wps:cNvSpPr txBox="1"/>
+                      <wps:spPr>
+                        <a:xfrm>
+                          <a:off x="0" y="0"/>
+                          <a:ext cx="914400" cy="333375"/>
+                        </a:xfrm>
+                        <a:prstGeom prst="rect">
+                          <a:avLst/>
+                        </a:prstGeom>
+                        <a:noFill/>
+                        <a:ln w="6350">
+                          <a:noFill/>
+                        </a:ln>
+                      </wps:spPr>
+                      <wps:txbx>
+                        <w:txbxContent>
+                          <w:p>
+                            <w:pPr>
+                              <w:spacing w:line="240" w:lineRule="auto"/>
+                              <w:jc w:val="center"/>
+                              <w:rPr>
+                                <w:rFonts w:ascii="Arial Black" w:hAnsi="Arial Black" w:cs="Microsoft Sans Serif"/>
+                                <w:sz w:val="36"/>
+                                <w:szCs w:val="36"/>
+                              </w:rPr>
+                            </w:pPr>
+                            <w:r>
+                              <w:rPr>
+                                <w:rFonts w:ascii="Arial Black" w:hAnsi="Arial Black" w:cs="Microsoft Sans Serif"/>
+                                <w:b/>
+                                <w:bCs/>
+                                <w:sz w:val="24"/>
+                              </w:rPr>
+                              <w:t>&lt;&lt;</w:t>
+                            </w:r>
+                            <w:proofErr w:type="spellStart"/>
+                            <w:r>
+                              <w:rPr>
+                                <w:rFonts w:ascii="Arial Black" w:hAnsi="Arial Black" w:cs="Microsoft Sans Serif"/>
+                                <w:b/>
+                                <w:bCs/>
+                                <w:sz w:val="24"/>
+                              </w:rPr>
+                              <w:t>mes_portada</w:t>
+                            </w:r>
+                            <w:proofErr w:type="spellEnd"/>
+                            <w:r>
+                              <w:rPr>
+                                <w:rFonts w:ascii="Arial Black" w:hAnsi="Arial Black" w:cs="Microsoft Sans Serif"/>
+                                <w:b/>
+                                <w:bCs/>
+                                <w:sz w:val="24"/>
+                              </w:rPr>
+                              <w:t>&gt;&gt;</w:t>
+                            </w:r>
+                          </w:p>
+                        </w:txbxContent>
+                      </wps:txbx>
+                      <wps:bodyPr rot="0" spcFirstLastPara="0" vertOverflow="overflow" horzOverflow="overflow" vert="horz" wrap="none" lIns="91440" tIns="45720" rIns="91440" bIns="45720" numCol="1" spcCol="0" rtlCol="0" fromWordArt="0" anchor="t" anchorCtr="0" forceAA="0" compatLnSpc="1">
+                        <a:prstTxWarp prst="textNoShape">
+                          <a:avLst/>
+                        </a:prstTxWarp>
+                        <a:noAutofit/>
+                      </wps:bodyPr>
+                    </wps:wsp>
+                  </a:graphicData>
+                </a:graphic>
+                <wp14:sizeRelV relativeFrom="margin">
+                  <wp14:pctHeight>0</wp14:pctHeight>
+                </wp14:sizeRelV>
+              </wp:anchor>
+            </w:drawing>
+          </mc:Choice>
+          <mc:Fallback>
+            <w:pict>
+              <v:shapetype w14:anchorId="458581E7" id="_x0000_t202" coordsize="21600,21600" o:spt="202" path="m,l,21600r21600,l21600,xe">
+                <v:stroke joinstyle="miter"/>
+                <v:path gradientshapeok="t" o:connecttype="rect"/>
+              </v:shapetype>
+              <v:shape id="Cuadro de texto 5" o:spid="_x0000_s1028" type="#_x0000_t202" style="position:absolute;left:0;text-align:left;margin-left:210.6pt;margin-top:448.75pt;width:1in;height:26.25pt;z-index:251663360;visibility:visible;mso-wrap-style:none;mso-height-percent:0;mso-wrap-distance-left:9pt;mso-wrap-distance-top:0;mso-wrap-distance-right:9pt;mso-wrap-distance-bottom:0;mso-position-horizontal:absolute;mso-position-horizontal-relative:margin;mso-position-vertical:absolute;mso-position-vertical-relative:text;mso-height-percent:0;mso-height-relative:margin;v-text-anchor:top" o:gfxdata="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" filled="f" stroked="f" strokeweight=".5pt">
+                <v:textbox>
+                  <w:txbxContent>
+                    <w:p>
+                      <w:pPr>
+                        <w:spacing w:line="240" w:lineRule="auto"/>
+                        <w:jc w:val="center"/>
+                        <w:rPr>
+                          <w:rFonts w:ascii="Arial Black" w:hAnsi="Arial Black" w:cs="Microsoft Sans Serif"/>
+                          <w:sz w:val="36"/>
+                          <w:szCs w:val="36"/>
+                        </w:rPr>
+                      </w:pPr>
+                      <w:r>
+                        <w:rPr>
+                          <w:rFonts w:ascii="Arial Black" w:hAnsi="Arial Black" w:cs="Microsoft Sans Serif"/>
+                          <w:b/>
+                          <w:bCs/>
+                          <w:sz w:val="24"/>
+                        </w:rPr>
+                        <w:t>&lt;&lt;</w:t>
+                      </w:r>
+                      <w:proofErr w:type="spellStart"/>
+                      <w:r>
+                        <w:rPr>
+                          <w:rFonts w:ascii="Arial Black" w:hAnsi="Arial Black" w:cs="Microsoft Sans Serif"/>
+                          <w:b/>
+                          <w:bCs/>
+                          <w:sz w:val="24"/>
+                        </w:rPr>
+                        <w:t>mes_portada</w:t>
+                      </w:r>
+                      <w:proofErr w:type="spellEnd"/>
+                      <w:r>
+                        <w:rPr>
+                          <w:rFonts w:ascii="Arial Black" w:hAnsi="Arial Black" w:cs="Microsoft Sans Serif"/>
+                          <w:b/>
+                          <w:bCs/>
+                          <w:sz w:val="24"/>
+                        </w:rPr>
+                        <w:t>&gt;&gt;</w:t>
+                      </w:r>
+                    </w:p>
+                  </w:txbxContent>
+                </v:textbox>
+                <w10:wrap anchorx="margin"/>
+              </v:shape>
+            </w:pict>
+          </mc:Fallback>
+        </mc:AlternateContent>
+      </w:r>
+      <w:r>
+        <w:rPr>
+          <w:rFonts w:cs="Microsoft Sans Serif"/>
+          <w:bCs/>
+          <w:noProof/>
+          <w:sz w:val="36"/>
+          <w:szCs w:val="36"/>
+        </w:rPr>
+        <mc:AlternateContent>
+          <mc:Choice Requires="wps">
+            <w:drawing>
+              <wp:anchor distT="0" distB="0" distL="114300" distR="114300" simplePos="0" relativeHeight="251661312" behindDoc="0" locked="0" layoutInCell="1" allowOverlap="1" wp14:anchorId="6CBF8108" wp14:editId="09C6132F">
+                <wp:simplePos x="0" y="0"/>
+                <wp:positionH relativeFrom="page">
+                  <wp:posOffset>0</wp:posOffset>
+                </wp:positionH>
+                <wp:positionV relativeFrom="paragraph">
+                  <wp:posOffset>5128895</wp:posOffset>
+                </wp:positionV>
+                <wp:extent cx="7762875" cy="381000"/>
+                <wp:effectExtent l="0" t="0" r="0" b="0"/>
+                <wp:wrapNone/>
+                <wp:docPr id="14" name="Cuadro de texto 14"/>
+                <wp:cNvGraphicFramePr/>
+                <a:graphic xmlns:a="http://schemas.openxmlformats.org/drawingml/2006/main">
+                  <a:graphicData uri="http://schemas.microsoft.com/office/word/2010/wordprocessingShape">
+                    <wps:wsp>
+                      <wps:cNvSpPr txBox="1"/>
+                      <wps:spPr>
+                        <a:xfrm>
+                          <a:off x="0" y="0"/>
+                          <a:ext cx="7762875" cy="381000"/>
+                        </a:xfrm>
+                        <a:prstGeom prst="rect">
+                          <a:avLst/>
+                        </a:prstGeom>
+                        <a:noFill/>
+                        <a:ln w="6350">
+                          <a:noFill/>
+                        </a:ln>
+                      </wps:spPr>
+                      <wps:txbx>
+                        <w:txbxContent>
+                          <w:p>
+                            <w:pPr>
+                              <w:spacing w:line="240" w:lineRule="auto"/>
+                              <w:jc w:val="center"/>
+                              <w:rPr>
+                                <w:rFonts w:ascii="Arial Black" w:hAnsi="Arial Black" w:cs="Microsoft Sans Serif"/>
+                                <w:bCs/>
+                                <w:sz w:val="36"/>
+                                <w:szCs w:val="36"/>
+                              </w:rPr>
+                            </w:pPr>
+                            <w:r>
+                              <w:rPr>
+                                <w:rFonts w:ascii="Arial Black" w:hAnsi="Arial Black" w:cs="Microsoft Sans Serif"/>
+                                <w:b/>
+                                <w:bCs/>
+                                <w:sz w:val="24"/>
+                              </w:rPr>
+                              <w:t xml:space="preserve">Fecha de </w:t>
+                            </w:r>
+                            <w:r>
+                              <w:rPr>
+                                <w:rFonts w:ascii="Arial Black" w:hAnsi="Arial Black" w:cs="Microsoft Sans Serif"/>
+                                <w:b/>
+                                <w:bCs/>
+                                <w:sz w:val="24"/>
+                              </w:rPr>
+                              <w:t xml:space="preserve">vigencia: </w:t>
+                            </w:r>
+                            <w:r>
+                              <w:rPr>
+                                <w:rFonts w:ascii="Arial Black" w:hAnsi="Arial Black" w:cs="Microsoft Sans Serif"/>
+                                <w:b/>
+                                <w:bCs/>
+                                <w:sz w:val="24"/>
+                              </w:rPr>
+                              <w:t>&lt;&lt;</w:t>
+                            </w:r>
+                            <w:proofErr w:type="spellStart"/>
+                            <w:r>
+                              <w:rPr>
+                                <w:rFonts w:ascii="Arial Black" w:hAnsi="Arial Black" w:cs="Microsoft Sans Serif"/>
+                                <w:b/>
+                                <w:bCs/>
+                                <w:sz w:val="24"/>
+                              </w:rPr>
+                              <w:t>fecha_inicio_vigencia_portada</w:t>
+                            </w:r>
+                            <w:proofErr w:type="spellEnd"/>
+                            <w:r>
+                              <w:rPr>
+                                <w:rFonts w:ascii="Arial Black" w:hAnsi="Arial Black" w:cs="Microsoft Sans Serif"/>
+                                <w:b/>
+                                <w:bCs/>
+                                <w:sz w:val="24"/>
+                              </w:rPr>
+                              <w:t>&gt;&gt;</w:t>
+                            </w:r>
+                            <w:r>
+                              <w:rPr>
+                                <w:rFonts w:ascii="Arial Black" w:hAnsi="Arial Black" w:cs="Microsoft Sans Serif"/>
+                                <w:b/>
+                                <w:bCs/>
+                                <w:sz w:val="24"/>
+                              </w:rPr>
+                              <w:t xml:space="preserve"> al </w:t>
+                            </w:r>
+                            <w:r>
+                              <w:rPr>
+                                <w:rFonts w:ascii="Arial Black" w:hAnsi="Arial Black" w:cs="Microsoft Sans Serif"/>
+                                <w:b/>
+                                <w:bCs/>
+                                <w:sz w:val="24"/>
+                              </w:rPr>
+                              <w:t>&lt;&lt;</w:t>
+                            </w:r>
+                            <w:proofErr w:type="spellStart"/>
+                            <w:r>
+                              <w:rPr>
+                                <w:rFonts w:ascii="Arial Black" w:hAnsi="Arial Black" w:cs="Microsoft Sans Serif"/>
+                                <w:b/>
+                                <w:bCs/>
+                                <w:sz w:val="24"/>
+                              </w:rPr>
+                              <w:t>fecha_final_vigencia</w:t>
+                            </w:r>
+                            <w:proofErr w:type="spellEnd"/>
+                            <w:r>
+                              <w:rPr>
+                                <w:rFonts w:ascii="Arial Black" w:hAnsi="Arial Black" w:cs="Microsoft Sans Serif"/>
+                                <w:b/>
+                                <w:bCs/>
+                                <w:sz w:val="24"/>
+                              </w:rPr>
+                              <w:t>&gt;&gt;</w:t>
+                            </w:r>
+                          </w:p>
+                        </w:txbxContent>
+                      </wps:txbx>
+                      <wps:bodyPr rot="0" spcFirstLastPara="0" vertOverflow="overflow" horzOverflow="overflow" vert="horz" wrap="square" lIns="91440" tIns="45720" rIns="91440" bIns="45720" numCol="1" spcCol="0" rtlCol="0" fromWordArt="0" anchor="t" anchorCtr="0" forceAA="0" compatLnSpc="1">
+                        <a:prstTxWarp prst="textNoShape">
+                          <a:avLst/>
+                        </a:prstTxWarp>
+                        <a:noAutofit/>
+                      </wps:bodyPr>
+                    </wps:wsp>
+                  </a:graphicData>
+                </a:graphic>
+                <wp14:sizeRelH relativeFrom="margin">
+                  <wp14:pctWidth>0</wp14:pctWidth>
+                </wp14:sizeRelH>
+                <wp14:sizeRelV relativeFrom="margin">
+                  <wp14:pctHeight>0</wp14:pctHeight>
+                </wp14:sizeRelV>
+              </wp:anchor>
+            </w:drawing>
+          </mc:Choice>
+          <mc:Fallback>
+            <w:pict>
+              <v:shape w14:anchorId="6CBF8108" id="Cuadro de texto 14" o:spid="_x0000_s1029" type="#_x0000_t202" style="position:absolute;left:0;text-align:left;margin-left:0;margin-top:403.85pt;width:611.25pt;height:30pt;z-index:251661312;visibility:visible;mso-wrap-style:square;mso-width-percent:0;mso-height-percent:0;mso-wrap-distance-left:9pt;mso-wrap-distance-top:0;mso-wrap-distance-right:9pt;mso-wrap-distance-bottom:0;mso-position-horizontal:absolute;mso-position-horizontal-relative:page;mso-position-vertical:absolute;mso-position-vertical-relative:text;mso-width-percent:0;mso-height-percent:0;mso-width-relative:margin;mso-height-relative:margin;v-text-anchor:top" o:gfxdata="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" filled="f" stroked="f" strokeweight=".5pt">
+                <v:textbox>
+                  <w:txbxContent>
+                    <w:p>
+                      <w:pPr>
+                        <w:spacing w:line="240" w:lineRule="auto"/>
+                        <w:jc w:val="center"/>
+                        <w:rPr>
+                          <w:rFonts w:ascii="Arial Black" w:hAnsi="Arial Black" w:cs="Microsoft Sans Serif"/>
+                          <w:bCs/>
+                          <w:sz w:val="36"/>
+                          <w:szCs w:val="36"/>
+                        </w:rPr>
+                      </w:pPr>
+                      <w:r>
+                        <w:rPr>
+                          <w:rFonts w:ascii="Arial Black" w:hAnsi="Arial Black" w:cs="Microsoft Sans Serif"/>
+                          <w:b/>
+                          <w:bCs/>
+                          <w:sz w:val="24"/>
+                        </w:rPr>
+                        <w:t xml:space="preserve">Fecha de </w:t>
+                      </w:r>
+                      <w:r>
+                        <w:rPr>
+                          <w:rFonts w:ascii="Arial Black" w:hAnsi="Arial Black" w:cs="Microsoft Sans Serif"/>
+                          <w:b/>
+                          <w:bCs/>
+                          <w:sz w:val="24"/>
+                        </w:rPr>
+                        <w:t xml:space="preserve">vigencia: </w:t>
+                      </w:r>
+                      <w:r>
+                        <w:rPr>
+                          <w:rFonts w:ascii="Arial Black" w:hAnsi="Arial Black" w:cs="Microsoft Sans Serif"/>
+                          <w:b/>
+                          <w:bCs/>
+                          <w:sz w:val="24"/>
+                        </w:rPr>
+                        <w:t>&lt;&lt;</w:t>
+                      </w:r>
+                      <w:proofErr w:type="spellStart"/>
+                      <w:r>
+                        <w:rPr>
+                          <w:rFonts w:ascii="Arial Black" w:hAnsi="Arial Black" w:cs="Microsoft Sans Serif"/>
+                          <w:b/>
+                          <w:bCs/>
+                          <w:sz w:val="24"/>
+                        </w:rPr>
+                        <w:t>fecha_inicio_vigencia_portada</w:t>
+                      </w:r>
+                      <w:proofErr w:type="spellEnd"/>
+                      <w:r>
+                        <w:rPr>
+                          <w:rFonts w:ascii="Arial Black" w:hAnsi="Arial Black" w:cs="Microsoft Sans Serif"/>
+                          <w:b/>
+                          <w:bCs/>
+                          <w:sz w:val="24"/>
+                        </w:rPr>
+                        <w:t>&gt;&gt;</w:t>
+                      </w:r>
+                      <w:r>
+                        <w:rPr>
+                          <w:rFonts w:ascii="Arial Black" w:hAnsi="Arial Black" w:cs="Microsoft Sans Serif"/>
+                          <w:b/>
+                          <w:bCs/>
+                          <w:sz w:val="24"/>
+                        </w:rPr>
+                        <w:t xml:space="preserve"> al </w:t>
+                      </w:r>
+                      <w:r>
+                        <w:rPr>
+                          <w:rFonts w:ascii="Arial Black" w:hAnsi="Arial Black" w:cs="Microsoft Sans Serif"/>
+                          <w:b/>
+                          <w:bCs/>
+                          <w:sz w:val="24"/>
+                        </w:rPr>
+                        <w:t>&lt;&lt;</w:t>
+                      </w:r>
+                      <w:proofErr w:type="spellStart"/>
+                      <w:r>
+                        <w:rPr>
+                          <w:rFonts w:ascii="Arial Black" w:hAnsi="Arial Black" w:cs="Microsoft Sans Serif"/>
+                          <w:b/>
+                          <w:bCs/>
+                          <w:sz w:val="24"/>
+                        </w:rPr>
+                        <w:t>fecha_final_vigencia</w:t>
+                      </w:r>
+                      <w:proofErr w:type="spellEnd"/>
+                      <w:r>
+                        <w:rPr>
+                          <w:rFonts w:ascii="Arial Black" w:hAnsi="Arial Black" w:cs="Microsoft Sans Serif"/>
+                          <w:b/>
+                          <w:bCs/>
+                          <w:sz w:val="24"/>
+                        </w:rPr>
+                        <w:t>&gt;&gt;</w:t>
+                      </w:r>
+                    </w:p>
+                  </w:txbxContent>
+                </v:textbox>
+                <w10:wrap anchorx="page"/>
+              </v:shape>
+            </w:pict>
+          </mc:Fallback>
+        </mc:AlternateContent>
+      </w:r>
+      <w:r>
+        <w:rPr>
+          <w:rFonts w:cs="Microsoft Sans Serif"/>
+          <w:b/>
+          <w:noProof/>
+          <w:sz w:val="36"/>
+          <w:szCs w:val="36"/>
+        </w:rPr>
+        <mc:AlternateContent>
+          <mc:Choice Requires="wps">
+            <w:drawing>
+              <wp:anchor distT="0" distB="0" distL="114300" distR="114300" simplePos="0" relativeHeight="251667456" behindDoc="0" locked="0" layoutInCell="1" allowOverlap="1" wp14:anchorId="0EDAAE8B" wp14:editId="7666D45F">
+                <wp:simplePos x="0" y="0"/>
+                <wp:positionH relativeFrom="column">
+                  <wp:posOffset>-685165</wp:posOffset>
+                </wp:positionH>
+                <wp:positionV relativeFrom="paragraph">
+                  <wp:posOffset>5513070</wp:posOffset>
+                </wp:positionV>
+                <wp:extent cx="7764145" cy="35560"/>
+                <wp:effectExtent l="0" t="0" r="27305" b="21590"/>
+                <wp:wrapNone/>
+                <wp:docPr id="1753308895" name="Rectángulo 1753308895"/>
+                <wp:cNvGraphicFramePr/>
+                <a:graphic xmlns:a="http://schemas.openxmlformats.org/drawingml/2006/main">
+                  <a:graphicData uri="http://schemas.microsoft.com/office/word/2010/wordprocessingShape">
+                    <wps:wsp>
+                      <wps:cNvSpPr/>
+                      <wps:spPr>
+                        <a:xfrm>
+                          <a:off x="0" y="0"/>
+                          <a:ext cx="7764145" cy="35560"/>
+                        </a:xfrm>
+                        <a:prstGeom prst="rect">
+                          <a:avLst/>
+                        </a:prstGeom>
+                        <a:solidFill>
+                          <a:srgbClr val="C00000"/>
+                        </a:solidFill>
+                        <a:ln>
+                          <a:solidFill>
+                            <a:srgbClr val="C00000"/>
+                          </a:solidFill>
+                        </a:ln>
+                      </wps:spPr>
+                      <wps:style>
+                        <a:lnRef idx="2">
+                          <a:schemeClr val="accent1">
+                            <a:shade val="50000"/>
+                          </a:schemeClr>
+                        </a:lnRef>
+                        <a:fillRef idx="1">
+                          <a:schemeClr val="accent1"/>
+                        </a:fillRef>
+                        <a:effectRef idx="0">
+                          <a:schemeClr val="accent1"/>
+                        </a:effectRef>
+                        <a:fontRef idx="minor">
+                          <a:schemeClr val="lt1"/>
+                        </a:fontRef>
+                      </wps:style>
+                      <wps:bodyPr rot="0" spcFirstLastPara="0" vertOverflow="overflow" horzOverflow="overflow" vert="horz" wrap="square" lIns="91440" tIns="45720" rIns="91440" bIns="45720" numCol="1" spcCol="0" rtlCol="0" fromWordArt="0" anchor="ctr" anchorCtr="0" forceAA="0" compatLnSpc="1">
+                        <a:prstTxWarp prst="textNoShape">
+                          <a:avLst/>
+                        </a:prstTxWarp>
+                        <a:noAutofit/>
+                      </wps:bodyPr>
+                    </wps:wsp>
+                  </a:graphicData>
+                </a:graphic>
+                <wp14:sizeRelV relativeFrom="margin">
+                  <wp14:pctHeight>0</wp14:pctHeight>
+                </wp14:sizeRelV>
+              </wp:anchor>
+            </w:drawing>
+          </mc:Choice>
+          <mc:Fallback>
+            <w:pict>
+              <v:rect w14:anchorId="47C36FD5" id="Rectángulo 1753308895" o:spid="_x0000_s1026" style="position:absolute;margin-left:-53.95pt;margin-top:434.1pt;width:611.35pt;height:2.8pt;z-index:251667456;visibility:visible;mso-wrap-style:square;mso-height-percent:0;mso-wrap-distance-left:9pt;mso-wrap-distance-top:0;mso-wrap-distance-right:9pt;mso-wrap-distance-bottom:0;mso-position-horizontal:absolute;mso-position-horizontal-relative:text;mso-position-vertical:absolute;mso-position-vertical-relative:text;mso-height-percent:0;mso-height-relative:margin;v-text-anchor:middle" o:gfxdata="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" fillcolor="#c00000" strokecolor="#c00000" strokeweight="2pt"/>
+            </w:pict>
+          </mc:Fallback>
+        </mc:AlternateContent>
+      </w:r>
+      <w:r>
+        <w:rPr>
+          <w:rFonts w:cs="Microsoft Sans Serif"/>
+          <w:b/>
+          <w:noProof/>
+          <w:sz w:val="36"/>
+          <w:szCs w:val="36"/>
+        </w:rPr>
+        <mc:AlternateContent>
+          <mc:Choice Requires="wps">
+            <w:drawing>
+              <wp:anchor distT="0" distB="0" distL="114300" distR="114300" simplePos="0" relativeHeight="251669504" behindDoc="0" locked="0" layoutInCell="1" allowOverlap="1" wp14:anchorId="61EE4475" wp14:editId="0CC537C4">
+                <wp:simplePos x="0" y="0"/>
+                <wp:positionH relativeFrom="page">
+                  <wp:posOffset>-4445</wp:posOffset>
+                </wp:positionH>
+                <wp:positionV relativeFrom="paragraph">
+                  <wp:posOffset>5594985</wp:posOffset>
+                </wp:positionV>
+                <wp:extent cx="7764145" cy="0"/>
+                <wp:effectExtent l="0" t="0" r="0" b="0"/>
+                <wp:wrapNone/>
+                <wp:docPr id="1139183310" name="Rectángulo 1139183310"/>
+                <wp:cNvGraphicFramePr/>
+                <a:graphic xmlns:a="http://schemas.openxmlformats.org/drawingml/2006/main">
+                  <a:graphicData uri="http://schemas.microsoft.com/office/word/2010/wordprocessingShape">
+                    <wps:wsp>
+                      <wps:cNvSpPr/>
+                      <wps:spPr>
+                        <a:xfrm>
+                          <a:off x="0" y="0"/>
+                          <a:ext cx="7764145" cy="0"/>
+                        </a:xfrm>
+                        <a:prstGeom prst="rect">
+                          <a:avLst/>
+                        </a:prstGeom>
+                        <a:solidFill>
+                          <a:srgbClr val="C00000"/>
+                        </a:solidFill>
+                        <a:ln>
+                          <a:solidFill>
+                            <a:srgbClr val="C00000"/>
+                          </a:solidFill>
+                        </a:ln>
+                      </wps:spPr>
+                      <wps:style>
+                        <a:lnRef idx="2">
+                          <a:schemeClr val="accent1">
+                            <a:shade val="50000"/>
+                          </a:schemeClr>
+                        </a:lnRef>
+                        <a:fillRef idx="1">
+                          <a:schemeClr val="accent1"/>
+                        </a:fillRef>
+                        <a:effectRef idx="0">
+                          <a:schemeClr val="accent1"/>
+                        </a:effectRef>
+                        <a:fontRef idx="minor">
+                          <a:schemeClr val="lt1"/>
+                        </a:fontRef>
+                      </wps:style>
+                      <wps:bodyPr rot="0" spcFirstLastPara="0" vertOverflow="overflow" horzOverflow="overflow" vert="horz" wrap="square" lIns="91440" tIns="45720" rIns="91440" bIns="45720" numCol="1" spcCol="0" rtlCol="0" fromWordArt="0" anchor="ctr" anchorCtr="0" forceAA="0" compatLnSpc="1">
+                        <a:prstTxWarp prst="textNoShape">
+                          <a:avLst/>
+                        </a:prstTxWarp>
+                        <a:noAutofit/>
+                      </wps:bodyPr>
+                    </wps:wsp>
+                  </a:graphicData>
+                </a:graphic>
+                <wp14:sizeRelV relativeFrom="margin">
+                  <wp14:pctHeight>0</wp14:pctHeight>
+                </wp14:sizeRelV>
+              </wp:anchor>
+            </w:drawing>
+          </mc:Choice>
+          <mc:Fallback>
+            <w:pict>
+              <v:rect w14:anchorId="67213FFF" id="Rectángulo 1139183310" o:spid="_x0000_s1026" style="position:absolute;margin-left:-.35pt;margin-top:440.55pt;width:611.35pt;height:0;z-index:251669504;visibility:visible;mso-wrap-style:square;mso-height-percent:0;mso-wrap-distance-left:9pt;mso-wrap-distance-top:0;mso-wrap-distance-right:9pt;mso-wrap-distance-bottom:0;mso-position-horizontal:absolute;mso-position-horizontal-relative:page;mso-position-vertical:absolute;mso-position-vertical-relative:text;mso-height-percent:0;mso-height-relative:margin;v-text-anchor:middle" o:gfxdata="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" fillcolor="#c00000" strokecolor="#c00000" strokeweight="2pt">
+                <w10:wrap anchorx="page"/>
+              </v:rect>
+            </w:pict>
+          </mc:Fallback>
+        </mc:AlternateContent>
+      </w:r>
+      <w:r>
+        <w:rPr>
+          <w:rFonts w:cs="Microsoft Sans Serif"/>
+          <w:b/>
+          <w:noProof/>
+          <w:sz w:val="36"/>
+          <w:szCs w:val="36"/>
+        </w:rPr>
+        <mc:AlternateContent>
+          <mc:Choice Requires="wps">
+            <w:drawing>
+              <wp:anchor distT="0" distB="0" distL="114300" distR="114300" simplePos="0" relativeHeight="251668480" behindDoc="0" locked="0" layoutInCell="1" allowOverlap="1" wp14:anchorId="04F905F7" wp14:editId="60668B34">
+                <wp:simplePos x="0" y="0"/>
+                <wp:positionH relativeFrom="page">
+                  <wp:posOffset>0</wp:posOffset>
+                </wp:positionH>
+                <wp:positionV relativeFrom="paragraph">
+                  <wp:posOffset>5064125</wp:posOffset>
+                </wp:positionV>
+                <wp:extent cx="7764145" cy="0"/>
+                <wp:effectExtent l="0" t="0" r="0" b="0"/>
+                <wp:wrapNone/>
+                <wp:docPr id="1572935768" name="Rectángulo 1572935768"/>
+                <wp:cNvGraphicFramePr/>
+                <a:graphic xmlns:a="http://schemas.openxmlformats.org/drawingml/2006/main">
+                  <a:graphicData uri="http://schemas.microsoft.com/office/word/2010/wordprocessingShape">
+                    <wps:wsp>
+                      <wps:cNvSpPr/>
+                      <wps:spPr>
+                        <a:xfrm>
+                          <a:off x="0" y="0"/>
+                          <a:ext cx="7764145" cy="0"/>
+                        </a:xfrm>
+                        <a:prstGeom prst="rect">
+                          <a:avLst/>
+                        </a:prstGeom>
+                        <a:solidFill>
+                          <a:srgbClr val="C00000"/>
+                        </a:solidFill>
+                        <a:ln>
+                          <a:solidFill>
+                            <a:srgbClr val="C00000"/>
+                          </a:solidFill>
+                        </a:ln>
+                      </wps:spPr>
+                      <wps:style>
+                        <a:lnRef idx="2">
+                          <a:schemeClr val="accent1">
+                            <a:shade val="50000"/>
+                          </a:schemeClr>
+                        </a:lnRef>
+                        <a:fillRef idx="1">
+                          <a:schemeClr val="accent1"/>
+                        </a:fillRef>
+                        <a:effectRef idx="0">
+                          <a:schemeClr val="accent1"/>
+                        </a:effectRef>
+                        <a:fontRef idx="minor">
+                          <a:schemeClr val="lt1"/>
+                        </a:fontRef>
+                      </wps:style>
+                      <wps:bodyPr rot="0" spcFirstLastPara="0" vertOverflow="overflow" horzOverflow="overflow" vert="horz" wrap="square" lIns="91440" tIns="45720" rIns="91440" bIns="45720" numCol="1" spcCol="0" rtlCol="0" fromWordArt="0" anchor="ctr" anchorCtr="0" forceAA="0" compatLnSpc="1">
+                        <a:prstTxWarp prst="textNoShape">
+                          <a:avLst/>
+                        </a:prstTxWarp>
+                        <a:noAutofit/>
+                      </wps:bodyPr>
+                    </wps:wsp>
+                  </a:graphicData>
+                </a:graphic>
+                <wp14:sizeRelV relativeFrom="margin">
+                  <wp14:pctHeight>0</wp14:pctHeight>
+                </wp14:sizeRelV>
+              </wp:anchor>
+            </w:drawing>
+          </mc:Choice>
+          <mc:Fallback>
+            <w:pict>
+              <v:rect w14:anchorId="2B305262" id="Rectángulo 1572935768" o:spid="_x0000_s1026" style="position:absolute;margin-left:0;margin-top:398.75pt;width:611.35pt;height:0;z-index:251668480;visibility:visible;mso-wrap-style:square;mso-height-percent:0;mso-wrap-distance-left:9pt;mso-wrap-distance-top:0;mso-wrap-distance-right:9pt;mso-wrap-distance-bottom:0;mso-position-horizontal:absolute;mso-position-horizontal-relative:page;mso-position-vertical:absolute;mso-position-vertical-relative:text;mso-height-percent:0;mso-height-relative:margin;v-text-anchor:middle" o:gfxdata="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" fillcolor="#c00000" strokecolor="#c00000" strokeweight="2pt">
+                <w10:wrap anchorx="page"/>
+              </v:rect>
+            </w:pict>
+          </mc:Fallback>
+        </mc:AlternateContent>
+      </w:r>
+      <w:r>
+        <w:rPr>
+          <w:rFonts w:cs="Microsoft Sans Serif"/>
+          <w:b/>
+          <w:noProof/>
+          <w:sz w:val="36"/>
+          <w:szCs w:val="36"/>
+        </w:rPr>
+        <mc:AlternateContent>
+          <mc:Choice Requires="wps">
+            <w:drawing>
+              <wp:anchor distT="0" distB="0" distL="114300" distR="114300" simplePos="0" relativeHeight="251662336" behindDoc="0" locked="0" layoutInCell="1" allowOverlap="1" wp14:anchorId="58F725C0" wp14:editId="1C702B1E">
+                <wp:simplePos x="0" y="0"/>
+                <wp:positionH relativeFrom="page">
+                  <wp:posOffset>0</wp:posOffset>
+                </wp:positionH>
+                <wp:positionV relativeFrom="paragraph">
+                  <wp:posOffset>4981575</wp:posOffset>
+                </wp:positionV>
+                <wp:extent cx="7764145" cy="35560"/>
+                <wp:effectExtent l="0" t="0" r="27305" b="21590"/>
+                <wp:wrapNone/>
+                <wp:docPr id="17" name="Rectángulo 17"/>
+                <wp:cNvGraphicFramePr/>
+                <a:graphic xmlns:a="http://schemas.openxmlformats.org/drawingml/2006/main">
+                  <a:graphicData uri="http://schemas.microsoft.com/office/word/2010/wordprocessingShape">
+                    <wps:wsp>
+                      <wps:cNvSpPr/>
+                      <wps:spPr>
+                        <a:xfrm>
+                          <a:off x="0" y="0"/>
+                          <a:ext cx="7764145" cy="35560"/>
+                        </a:xfrm>
+                        <a:prstGeom prst="rect">
+                          <a:avLst/>
+                        </a:prstGeom>
+                        <a:solidFill>
+                          <a:srgbClr val="C00000"/>
+                        </a:solidFill>
+                        <a:ln>
+                          <a:solidFill>
+                            <a:srgbClr val="C00000"/>
+                          </a:solidFill>
+                        </a:ln>
+                      </wps:spPr>
+                      <wps:style>
+                        <a:lnRef idx="2">
+                          <a:schemeClr val="accent1">
+                            <a:shade val="50000"/>
+                          </a:schemeClr>
+                        </a:lnRef>
+                        <a:fillRef idx="1">
+                          <a:schemeClr val="accent1"/>
+                        </a:fillRef>
+                        <a:effectRef idx="0">
+                          <a:schemeClr val="accent1"/>
+                        </a:effectRef>
+                        <a:fontRef idx="minor">
+                          <a:schemeClr val="lt1"/>
+                        </a:fontRef>
+                      </wps:style>
+                      <wps:bodyPr rot="0" spcFirstLastPara="0" vertOverflow="overflow" horzOverflow="overflow" vert="horz" wrap="square" lIns="91440" tIns="45720" rIns="91440" bIns="45720" numCol="1" spcCol="0" rtlCol="0" fromWordArt="0" anchor="ctr" anchorCtr="0" forceAA="0" compatLnSpc="1">
+                        <a:prstTxWarp prst="textNoShape">
+                          <a:avLst/>
+                        </a:prstTxWarp>
+                        <a:noAutofit/>
+                      </wps:bodyPr>
+                    </wps:wsp>
+                  </a:graphicData>
+                </a:graphic>
+                <wp14:sizeRelV relativeFrom="margin">
+                  <wp14:pctHeight>0</wp14:pctHeight>
+                </wp14:sizeRelV>
+              </wp:anchor>
+            </w:drawing>
+          </mc:Choice>
+          <mc:Fallback>
+            <w:pict>
+              <v:rect w14:anchorId="707C172B" id="Rectángulo 17" o:spid="_x0000_s1026" style="position:absolute;margin-left:0;margin-top:392.25pt;width:611.35pt;height:2.8pt;z-index:251662336;visibility:visible;mso-wrap-style:square;mso-height-percent:0;mso-wrap-distance-left:9pt;mso-wrap-distance-top:0;mso-wrap-distance-right:9pt;mso-wrap-distance-bottom:0;mso-position-horizontal:absolute;mso-position-horizontal-relative:page;mso-position-vertical:absolute;mso-position-vertical-relative:text;mso-height-percent:0;mso-height-relative:margin;v-text-anchor:middle" o:gfxdata="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" fillcolor="#c00000" strokecolor="#c00000" strokeweight="2pt">
+                <w10:wrap anchorx="page"/>
+              </v:rect>
+            </w:pict>
+          </mc:Fallback>
+        </mc:AlternateContent>
+      </w:r>
+    </w:p>
+    <w:p>
+      <w:pPr>
+        <w:pStyle w:val="Estilo9ptoNegritaNegroCentradoAntes72ptoDespus7"/>
+      </w:pPr>
+    </w:p>
+    <w:p>
+      <w:pPr>
+        <w:pStyle w:val="Estilo9ptoNegritaNegroCentradoAntes72ptoDespus7"/>
+      </w:pPr>
+    </w:p>
+    <w:p>
+      <w:pPr>
+        <w:pStyle w:val="Estilo9ptoNegritaNegroCentradoAntes72ptoDespus7"/>
+      </w:pPr>
+    </w:p>
+    <w:p>
+      <w:pPr>
+        <w:pStyle w:val="Estilo9ptoNegritaNegroCentradoAntes72ptoDespus7"/>
+      </w:pPr>
+    </w:p>
+    <w:p>
+      <w:pPr>
+        <w:pStyle w:val="Estilo9ptoNegritaNegroCentradoAntes72ptoDespus7"/>
+      </w:pPr>
+    </w:p>
+    <w:p>
+      <w:pPr>
+        <w:pStyle w:val="Estilo9ptoNegritaNegroCentradoAntes72ptoDespus7"/>
+      </w:pPr>
+    </w:p>
+    <w:p>
+      <w:pPr>
+        <w:pStyle w:val="Estilo9ptoNegritaNegroCentradoAntes72ptoDespus7"/>
+      </w:pPr>
+    </w:p>
+    <w:p>
+      <w:pPr>
+        <w:pStyle w:val="Estilo9ptoNegritaNegroCentradoAntes72ptoDespus7"/>
+      </w:pPr>
+    </w:p>
+    <w:p>
+      <w:pPr>
+        <w:pStyle w:val="Estilo9ptoNegritaNegroCentradoAntes72ptoDespus7"/>
+      </w:pPr>
+    </w:p>
+    <w:p>
+      <w:pPr>
+        <w:pStyle w:val="Estilo9ptoNegritaNegroCentradoAntes72ptoDespus7"/>
+      </w:pPr>
+    </w:p>
+    <w:p>
+      <w:pPr>
+        <w:pStyle w:val="Estilo9ptoNegritaNegroCentradoAntes72ptoDespus7"/>
+      </w:pPr>
+    </w:p>
+    <w:p>
+      <w:pPr>
+        <w:pStyle w:val="Estilo9ptoNegritaNegroCentradoAntes72ptoDespus7"/>
+      </w:pPr>
+    </w:p>
+    <w:p>
+      <w:pPr>
+        <w:pStyle w:val="Estilo9ptoNegritaNegroCentradoAntes72ptoDespus7"/>
+      </w:pPr>
+    </w:p>
+    <w:p>
+      <w:pPr>
+        <w:pStyle w:val="Estilo9ptoNegritaNegroCentradoAntes72ptoDespus7"/>
+      </w:pPr>
+    </w:p>
+    <w:p>
+      <w:pPr>
+        <w:pStyle w:val="Estilo9ptoNegritaNegroCentradoAntes72ptoDespus7"/>
+      </w:pPr>
+    </w:p>
+    <w:p>
+      <w:pPr>
+        <w:pStyle w:val="Estilo9ptoNegritaNegroCentradoAntes72ptoDespus7"/>
+      </w:pPr>
+    </w:p>
+    <w:p>
+      <w:pPr>
+        <w:pStyle w:val="Estilo9ptoNegritaNegroCentradoAntes72ptoDespus7"/>
+      </w:pPr>
+    </w:p>
+    <w:p>
+      <w:pPr>
+        <w:pStyle w:val="Estilo9ptoNegritaNegroCentradoAntes72ptoDespus7"/>
+      </w:pPr>
+    </w:p>
+    <w:p>
+      <w:pPr>
+        <w:pStyle w:val="Estilo9ptoNegritaNegroCentradoAntes72ptoDespus7"/>
+      </w:pPr>
+    </w:p>
+    <w:p>
+      <w:pPr>
+        <w:pStyle w:val="Estilo9ptoNegritaNegroCentradoAntes72ptoDespus7"/>
+      </w:pPr>
+    </w:p>
+    <w:p>
+      <w:pPr>
+        <w:pStyle w:val="Estilo9ptoNegritaNegroCentradoAntes72ptoDespus7"/>
+      </w:pPr>
+    </w:p>
+    <w:p>
+      <w:pPr>
+        <w:pStyle w:val="Estilo9ptoNegritaNegroCentradoAntes72ptoDespus7"/>
+      </w:pPr>
+    </w:p>
+    <w:p>
+      <w:pPr>
+        <w:pStyle w:val="Estilo9ptoNegritaNegroCentradoAntes72ptoDespus7"/>
+      </w:pPr>
+    </w:p>
+    <w:p>
+      <w:pPr>
+        <w:pStyle w:val="Estilo9ptoNegritaNegroCentradoAntes72ptoDespus7"/>
+      </w:pPr>
+    </w:p>
+    <w:p>
+      <w:pPr>
+        <w:pStyle w:val="Estilo9ptoNegritaNegroCentradoAntes72ptoDespus7"/>
+      </w:pPr>
+    </w:p>
+    <w:p>
+      <w:pPr>
+        <w:pStyle w:val="Estilo9ptoNegritaNegroCentradoAntes72ptoDespus7"/>
+      </w:pPr>
+    </w:p>
+    <w:p>
+      <w:pPr>
+        <w:pStyle w:val="Estilo9ptoNegritaNegroCentradoAntes72ptoDespus7"/>
+      </w:pPr>
+    </w:p>
+    <w:p>
+      <w:pPr>
+        <w:pStyle w:val="Estilo9ptoNegritaNegroCentradoAntes72ptoDespus7"/>
+      </w:pPr>
+    </w:p>
+    <w:p>
+      <w:pPr>
+        <w:pStyle w:val="Estilo9ptoNegritaNegroCentradoAntes72ptoDespus7"/>
+      </w:pPr>
+    </w:p>
+    <w:p>
+      <w:pPr>
+        <w:pStyle w:val="Estilo9ptoNegritaNegroCentradoAntes72ptoDespus7"/>
+        <w:jc w:val="both"/>
+      </w:pPr>
+    </w:p>
+    <w:p>
+      <w:pPr>
+        <w:pStyle w:val="Estilo9ptoNegritaNegroCentradoAntes72ptoDespus7"/>
+      </w:pPr>
+    </w:p>
     <w:p>
       <w:pPr>
         <w:pStyle w:val="Estilo9ptoNegritaNegroCentradoAntes72ptoDespus7"/>
@@ -1311,18 +4340,18 @@
           <w:lang w:eastAsia="es-ES"/>
         </w:rPr>
         <w:sectPr>
-          <w:headerReference w:type="even" r:id="rId8"/>
-          <w:headerReference w:type="default" r:id="rId9"/>
-          <w:footerReference w:type="even" r:id="rId10"/>
-          <w:footerReference w:type="default" r:id="rId11"/>
-          <w:headerReference w:type="first" r:id="rId12"/>
-          <w:footerReference w:type="first" r:id="rId13"/>
+          <w:headerReference w:type="even" r:id="rId10"/>
+          <w:headerReference w:type="default" r:id="rId11"/>
+          <w:footerReference w:type="even" r:id="rId12"/>
+          <w:footerReference w:type="default" r:id="rId13"/>
+          <w:headerReference w:type="first" r:id="rId14"/>
           <w:pgSz w:w="12240" w:h="15840"/>
           <w:pgMar w:top="1021" w:right="1276" w:bottom="1021" w:left="1276" w:header="567" w:footer="454" w:gutter="0"/>
           <w:cols w:space="720"/>
           <w:formProt w:val="0"/>
           <w:vAlign w:val="center"/>
-          <w:docGrid w:linePitch="100"/>
+          <w:titlePg/>
+          <w:docGrid w:linePitch="299"/>
         </w:sectPr>
       </w:pPr>
     </w:p>
@@ -1361,6 +4390,7 @@
           <w:docPartUnique/>
         </w:docPartObj>
       </w:sdtPr>
+      <w:sdtEndPr/>
       <w:sdtContent>
         <w:p>
           <w:pPr>
@@ -5367,9 +8397,9 @@
           <w:szCs w:val="24"/>
         </w:rPr>
         <w:sectPr>
-          <w:footerReference w:type="default" r:id="rId14"/>
-          <w:headerReference w:type="first" r:id="rId15"/>
-          <w:footerReference w:type="first" r:id="rId16"/>
+          <w:footerReference w:type="default" r:id="rId15"/>
+          <w:headerReference w:type="first" r:id="rId16"/>
+          <w:footerReference w:type="first" r:id="rId17"/>
           <w:pgSz w:w="12240" w:h="15840"/>
           <w:pgMar w:top="1021" w:right="1276" w:bottom="1021" w:left="1276" w:header="567" w:footer="454" w:gutter="0"/>
           <w:pgNumType w:fmt="upperRoman" w:start="1"/>
@@ -10615,27 +13645,7 @@
                 <w:sz w:val="20"/>
                 <w:szCs w:val="20"/>
               </w:rPr>
-              <w:t>&lt;&lt;</w:t>
-            </w:r>
-            <w:proofErr w:type="spellStart"/>
-            <w:r>
-              <w:rPr>
-                <w:rFonts w:cs="Microsoft Sans Serif"/>
-                <w:vanish/>
-                <w:sz w:val="20"/>
-                <w:szCs w:val="20"/>
-              </w:rPr>
-              <w:t>tabla_plan</w:t>
-            </w:r>
-            <w:proofErr w:type="spellEnd"/>
-            <w:r>
-              <w:rPr>
-                <w:rFonts w:cs="Microsoft Sans Serif"/>
-                <w:vanish/>
-                <w:sz w:val="20"/>
-                <w:szCs w:val="20"/>
-              </w:rPr>
-              <w:t>&gt;&gt;</w:t>
+              <w:t>&lt;&lt;tabla_plan&gt;&gt;</w:t>
             </w:r>
           </w:p>
         </w:tc>
@@ -10665,7 +13675,14 @@
           </w:tcPr>
           <w:p>
             <w:pPr>
-              <w:pStyle w:val="Carcentrado"/>
+              <w:keepNext/>
+              <w:keepLines/>
+              <w:spacing w:line="240" w:lineRule="auto"/>
+              <w:jc w:val="center"/>
+              <w:rPr>
+                <w:sz w:val="20"/>
+                <w:szCs w:val="22"/>
+              </w:rPr>
             </w:pPr>
           </w:p>
         </w:tc>
@@ -10677,7 +13694,14 @@
           </w:tcPr>
           <w:p>
             <w:pPr>
-              <w:pStyle w:val="Carcentrado"/>
+              <w:keepNext/>
+              <w:keepLines/>
+              <w:spacing w:line="240" w:lineRule="auto"/>
+              <w:jc w:val="center"/>
+              <w:rPr>
+                <w:sz w:val="20"/>
+                <w:szCs w:val="22"/>
+              </w:rPr>
             </w:pPr>
           </w:p>
         </w:tc>
@@ -11235,23 +14259,7 @@
                 <w:vanish/>
                 <w:szCs w:val="20"/>
               </w:rPr>
-              <w:t>&lt;&lt;</w:t>
-            </w:r>
-            <w:proofErr w:type="spellStart"/>
-            <w:r>
-              <w:rPr>
-                <w:vanish/>
-                <w:szCs w:val="20"/>
-              </w:rPr>
-              <w:t>tabla_maniobra</w:t>
-            </w:r>
-            <w:proofErr w:type="spellEnd"/>
-            <w:r>
-              <w:rPr>
-                <w:vanish/>
-                <w:szCs w:val="20"/>
-              </w:rPr>
-              <w:t>&gt;&gt;</w:t>
+              <w:t>&lt;&lt;tabla_maniobra&gt;&gt;</w:t>
             </w:r>
           </w:p>
         </w:tc>
@@ -11280,7 +14288,13 @@
           </w:tcPr>
           <w:p>
             <w:pPr>
-              <w:pStyle w:val="Carcentrado"/>
+              <w:spacing w:line="240" w:lineRule="auto"/>
+              <w:jc w:val="center"/>
+              <w:rPr>
+                <w:rFonts w:cs="Microsoft Sans Serif"/>
+                <w:sz w:val="20"/>
+                <w:szCs w:val="20"/>
+              </w:rPr>
             </w:pPr>
           </w:p>
         </w:tc>
@@ -11292,7 +14306,13 @@
           </w:tcPr>
           <w:p>
             <w:pPr>
-              <w:pStyle w:val="Carcentrado"/>
+              <w:spacing w:line="240" w:lineRule="auto"/>
+              <w:jc w:val="center"/>
+              <w:rPr>
+                <w:rFonts w:cs="Microsoft Sans Serif"/>
+                <w:sz w:val="20"/>
+                <w:szCs w:val="20"/>
+              </w:rPr>
             </w:pPr>
           </w:p>
         </w:tc>
@@ -12417,7 +15437,7 @@
         </w:rPr>
         <w:t xml:space="preserve">El almacenamiento de la información se realiza en los servidores del consorcio ASM-CICESE y es resguardada en duplicado para evitar la pérdida de información. Asimismo, la información se despliega en el sitio WEB del proyecto </w:t>
       </w:r>
-      <w:hyperlink r:id="rId17" w:history="1">
+      <w:hyperlink r:id="rId18" w:history="1">
         <w:r>
           <w:rPr>
             <w:rStyle w:val="Hipervnculo"/>
@@ -13052,7 +16072,7 @@
         </w:rPr>
         <w:t xml:space="preserve"> </w:t>
       </w:r>
-      <w:hyperlink r:id="rId18" w:history="1">
+      <w:hyperlink r:id="rId19" w:history="1">
         <w:r>
           <w:rPr>
             <w:rStyle w:val="Hipervnculo"/>
@@ -13322,47 +16342,23 @@
             <w:pPr>
               <w:jc w:val="center"/>
               <w:rPr>
-                <w:rStyle w:val="Hipervnculo"/>
-                <w:rFonts w:ascii="Arial" w:hAnsi="Arial"/>
+                <w:rFonts w:ascii="Arial" w:hAnsi="Arial" w:cs="Arial"/>
                 <w:color w:val="0000FF"/>
               </w:rPr>
             </w:pPr>
             <w:r>
-              <w:rPr>
-                <w:rStyle w:val="Hipervnculo"/>
-                <w:rFonts w:ascii="Arial" w:hAnsi="Arial" w:cs="Arial"/>
-                <w:color w:val="0000FF"/>
-              </w:rPr>
               <w:fldChar w:fldCharType="begin"/>
             </w:r>
             <w:r>
-              <w:rPr>
-                <w:rStyle w:val="Hipervnculo"/>
-                <w:rFonts w:ascii="Arial" w:hAnsi="Arial" w:cs="Arial"/>
-                <w:color w:val="0000FF"/>
-              </w:rPr>
               <w:instrText xml:space="preserve"> HYPERLINK "mailto:dnajera@cicese.mx" </w:instrText>
             </w:r>
             <w:r>
-              <w:rPr>
-                <w:rStyle w:val="Hipervnculo"/>
-                <w:rFonts w:ascii="Arial" w:hAnsi="Arial" w:cs="Arial"/>
-                <w:color w:val="0000FF"/>
-              </w:rPr>
-            </w:r>
-            <w:r>
-              <w:rPr>
-                <w:rStyle w:val="Hipervnculo"/>
-                <w:rFonts w:ascii="Arial" w:hAnsi="Arial" w:cs="Arial"/>
-                <w:color w:val="0000FF"/>
-              </w:rPr>
               <w:fldChar w:fldCharType="separate"/>
             </w:r>
             <w:r>
               <w:rPr>
                 <w:rStyle w:val="Hipervnculo"/>
                 <w:rFonts w:ascii="Arial" w:hAnsi="Arial" w:cs="Arial"/>
-                <w:color w:val="0000FF"/>
               </w:rPr>
               <w:t>dnajera@cicese.mx</w:t>
             </w:r>
@@ -13370,7 +16366,6 @@
               <w:rPr>
                 <w:rStyle w:val="Hipervnculo"/>
                 <w:rFonts w:ascii="Arial" w:hAnsi="Arial" w:cs="Arial"/>
-                <w:color w:val="0000FF"/>
               </w:rPr>
               <w:fldChar w:fldCharType="end"/>
             </w:r>
@@ -14373,8 +17368,8 @@
       </w:r>
     </w:p>
     <w:sectPr>
-      <w:headerReference w:type="default" r:id="rId19"/>
-      <w:footerReference w:type="default" r:id="rId20"/>
+      <w:headerReference w:type="default" r:id="rId20"/>
+      <w:footerReference w:type="default" r:id="rId21"/>
       <w:pgSz w:w="12240" w:h="15840"/>
       <w:pgMar w:top="1021" w:right="1276" w:bottom="1021" w:left="1276" w:header="567" w:footer="454" w:gutter="0"/>
       <w:pgNumType w:start="1"/>
@@ -14528,7 +17523,7 @@
         </mc:Choice>
         <mc:Fallback>
           <w:pict>
-            <v:rect w14:anchorId="655843CC" id="Rectángulo 6" o:spid="_x0000_s1026" style="position:absolute;left:0;text-align:left;margin-left:0;margin-top:.05pt;width:1.15pt;height:1.15pt;z-index:-251658240;visibility:visible;mso-wrap-style:square;mso-width-percent:0;mso-height-percent:0;mso-wrap-distance-left:0;mso-wrap-distance-top:0;mso-wrap-distance-right:0;mso-wrap-distance-bottom:0;mso-position-horizontal:center;mso-position-horizontal-relative:margin;mso-position-vertical:absolute;mso-position-vertical-relative:text;mso-width-percent:0;mso-height-percent:0;mso-width-relative:page;mso-height-relative:page;v-text-anchor:top" o:gfxdata="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" o:allowincell="f" filled="f" stroked="f" strokeweight="0">
+            <v:rect w14:anchorId="655843CC" id="Rectángulo 6" o:spid="_x0000_s1030" style="position:absolute;left:0;text-align:left;margin-left:0;margin-top:.05pt;width:1.15pt;height:1.15pt;z-index:-251658240;visibility:visible;mso-wrap-style:square;mso-width-percent:0;mso-height-percent:0;mso-wrap-distance-left:0;mso-wrap-distance-top:0;mso-wrap-distance-right:0;mso-wrap-distance-bottom:0;mso-position-horizontal:center;mso-position-horizontal-relative:margin;mso-position-vertical:absolute;mso-position-vertical-relative:text;mso-width-percent:0;mso-height-percent:0;mso-width-relative:page;mso-height-relative:page;v-text-anchor:top" o:gfxdata="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" o:allowincell="f" filled="f" stroked="f" strokeweight="0">
               <v:textbox style="mso-fit-shape-to-text:t" inset="0,0,0,0">
                 <w:txbxContent>
                   <w:p>
@@ -14924,467 +17919,6 @@
 
 <file path=word/footer3.xml><?xml version="1.0" encoding="utf-8"?>
 <w:ftr xmlns:wpc="http://schemas.microsoft.com/office/word/2010/wordprocessingCanvas" xmlns:cx="http://schemas.microsoft.com/office/drawing/2014/chartex" xmlns:cx1="http://schemas.microsoft.com/office/drawing/2015/9/8/chartex" xmlns:cx2="http://schemas.microsoft.com/office/drawing/2015/10/21/chartex" xmlns:cx3="http://schemas.microsoft.com/office/drawing/2016/5/9/chartex" xmlns:cx4="http://schemas.microsoft.com/office/drawing/2016/5/10/chartex" xmlns:cx5="http://schemas.microsoft.com/office/drawing/2016/5/11/chartex" xmlns:cx6="http://schemas.microsoft.com/office/drawing/2016/5/12/chartex" xmlns:cx7="http://schemas.microsoft.com/office/drawing/2016/5/13/chartex" xmlns:cx8="http://schemas.microsoft.com/office/drawing/2016/5/14/chartex" xmlns:mc="http://schemas.openxmlformats.org/markup-compatibility/2006" xmlns:aink="http://schemas.microsoft.com/office/drawing/2016/ink" xmlns:am3d="http://schemas.microsoft.com/office/drawing/2017/model3d" xmlns:o="urn:schemas-microsoft-com:office:office" xmlns:oel="http://schemas.microsoft.com/office/2019/extlst" xmlns:r="http://schemas.openxmlformats.org/officeDocument/2006/relationships" xmlns:m="http://schemas.openxmlformats.org/officeDocument/2006/math" xmlns:v="urn:schemas-microsoft-com:vml" xmlns:wp14="http://schemas.microsoft.com/office/word/2010/wordprocessingDrawing" xmlns:wp="http://schemas.openxmlformats.org/drawingml/2006/wordprocessingDrawing" xmlns:w10="urn:schemas-microsoft-com:office:word" xmlns:w="http://schemas.openxmlformats.org/wordprocessingml/2006/main" xmlns:w14="http://schemas.microsoft.com/office/word/2010/wordml" xmlns:w15="http://schemas.microsoft.com/office/word/2012/wordml" xmlns:w16cex="http://schemas.microsoft.com/office/word/2018/wordml/cex" xmlns:w16cid="http://schemas.microsoft.com/office/word/2016/wordml/cid" xmlns:w16="http://schemas.microsoft.com/office/word/2018/wordml" xmlns:w16du="http://schemas.microsoft.com/office/word/2023/wordml/word16du" xmlns:w16sdtdh="http://schemas.microsoft.com/office/word/2020/wordml/sdtdatahash" xmlns:w16sdtfl="http://schemas.microsoft.com/office/word/2024/wordml/sdtformatlock" xmlns:w16se="http://schemas.microsoft.com/office/word/2015/wordml/symex" xmlns:wpg="http://schemas.microsoft.com/office/word/2010/wordprocessingGroup" xmlns:wpi="http://schemas.microsoft.com/office/word/2010/wordprocessingInk" xmlns:wne="http://schemas.microsoft.com/office/word/2006/wordml" xmlns:wps="http://schemas.microsoft.com/office/word/2010/wordprocessingShape" mc:Ignorable="w14 w15 w16se w16cid w16 w16cex w16sdtdh w16sdtfl w16du wp14">
-  <w:p>
-    <w:pPr>
-      <w:pStyle w:val="Piedepgina"/>
-      <w:jc w:val="center"/>
-      <w:rPr>
-        <w:rFonts w:ascii="Arial Narrow" w:hAnsi="Arial Narrow" w:cs="Arial"/>
-        <w:b/>
-        <w:sz w:val="14"/>
-        <w:szCs w:val="16"/>
-      </w:rPr>
-    </w:pPr>
-    <w:r>
-      <w:rPr>
-        <w:noProof/>
-      </w:rPr>
-      <mc:AlternateContent>
-        <mc:Choice Requires="wps">
-          <w:drawing>
-            <wp:anchor distT="19050" distB="19050" distL="19050" distR="19685" simplePos="0" relativeHeight="251654144" behindDoc="1" locked="0" layoutInCell="0" allowOverlap="1" wp14:anchorId="6CF30987" wp14:editId="42C174DB">
-              <wp:simplePos x="0" y="0"/>
-              <wp:positionH relativeFrom="column">
-                <wp:posOffset>-440055</wp:posOffset>
-              </wp:positionH>
-              <wp:positionV relativeFrom="paragraph">
-                <wp:posOffset>116840</wp:posOffset>
-              </wp:positionV>
-              <wp:extent cx="6804025" cy="635"/>
-              <wp:effectExtent l="0" t="19050" r="15875" b="18415"/>
-              <wp:wrapNone/>
-              <wp:docPr id="643946491" name="Conector recto 3"/>
-              <wp:cNvGraphicFramePr>
-                <a:graphicFrameLocks xmlns:a="http://schemas.openxmlformats.org/drawingml/2006/main"/>
-              </wp:cNvGraphicFramePr>
-              <a:graphic xmlns:a="http://schemas.openxmlformats.org/drawingml/2006/main">
-                <a:graphicData uri="http://schemas.microsoft.com/office/word/2010/wordprocessingShape">
-                  <wps:wsp>
-                    <wps:cNvCnPr>
-                      <a:cxnSpLocks/>
-                    </wps:cNvCnPr>
-                    <wps:spPr>
-                      <a:xfrm>
-                        <a:off x="0" y="0"/>
-                        <a:ext cx="6804025" cy="635"/>
-                      </a:xfrm>
-                      <a:prstGeom prst="line">
-                        <a:avLst/>
-                      </a:prstGeom>
-                      <a:ln w="38100">
-                        <a:solidFill>
-                          <a:srgbClr val="FF0000"/>
-                        </a:solidFill>
-                        <a:round/>
-                      </a:ln>
-                    </wps:spPr>
-                    <wps:style>
-                      <a:lnRef idx="0">
-                        <a:scrgbClr r="0" g="0" b="0"/>
-                      </a:lnRef>
-                      <a:fillRef idx="0">
-                        <a:scrgbClr r="0" g="0" b="0"/>
-                      </a:fillRef>
-                      <a:effectRef idx="0">
-                        <a:scrgbClr r="0" g="0" b="0"/>
-                      </a:effectRef>
-                      <a:fontRef idx="minor"/>
-                    </wps:style>
-                    <wps:bodyPr/>
-                  </wps:wsp>
-                </a:graphicData>
-              </a:graphic>
-              <wp14:sizeRelH relativeFrom="page">
-                <wp14:pctWidth>0</wp14:pctWidth>
-              </wp14:sizeRelH>
-              <wp14:sizeRelV relativeFrom="page">
-                <wp14:pctHeight>0</wp14:pctHeight>
-              </wp14:sizeRelV>
-            </wp:anchor>
-          </w:drawing>
-        </mc:Choice>
-        <mc:Fallback>
-          <w:pict>
-            <v:line w14:anchorId="0FAC793E" id="Conector recto 3" o:spid="_x0000_s1026" style="position:absolute;z-index:-251662336;visibility:visible;mso-wrap-style:square;mso-width-percent:0;mso-height-percent:0;mso-wrap-distance-left:1.5pt;mso-wrap-distance-top:1.5pt;mso-wrap-distance-right:1.55pt;mso-wrap-distance-bottom:1.5pt;mso-position-horizontal:absolute;mso-position-horizontal-relative:text;mso-position-vertical:absolute;mso-position-vertical-relative:text;mso-width-percent:0;mso-height-percent:0;mso-width-relative:page;mso-height-relative:page" from="-34.65pt,9.2pt" to="501.1pt,9.25pt" o:gfxdata="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" o:allowincell="f" strokecolor="red" strokeweight="3pt">
-              <o:lock v:ext="edit" shapetype="f"/>
-            </v:line>
-          </w:pict>
-        </mc:Fallback>
-      </mc:AlternateContent>
-    </w:r>
-  </w:p>
-  <w:tbl>
-    <w:tblPr>
-      <w:tblStyle w:val="Tablaconcuadrcula"/>
-      <w:tblW w:w="10916" w:type="dxa"/>
-      <w:tblInd w:w="-856" w:type="dxa"/>
-      <w:tblLayout w:type="fixed"/>
-      <w:tblLook w:val="04A0" w:firstRow="1" w:lastRow="0" w:firstColumn="1" w:lastColumn="0" w:noHBand="0" w:noVBand="1"/>
-    </w:tblPr>
-    <w:tblGrid>
-      <w:gridCol w:w="2831"/>
-      <w:gridCol w:w="5391"/>
-      <w:gridCol w:w="236"/>
-      <w:gridCol w:w="2458"/>
-    </w:tblGrid>
-    <w:tr>
-      <w:tc>
-        <w:tcPr>
-          <w:tcW w:w="2830" w:type="dxa"/>
-          <w:tcBorders>
-            <w:top w:val="nil"/>
-            <w:left w:val="nil"/>
-            <w:bottom w:val="nil"/>
-            <w:right w:val="nil"/>
-          </w:tcBorders>
-        </w:tcPr>
-        <w:p>
-          <w:pPr>
-            <w:pStyle w:val="Piedepgina"/>
-            <w:widowControl w:val="0"/>
-            <w:spacing w:line="240" w:lineRule="auto"/>
-            <w:ind w:left="176"/>
-            <w:rPr>
-              <w:rFonts w:ascii="Arial Narrow" w:hAnsi="Arial Narrow" w:cstheme="minorHAnsi"/>
-              <w:sz w:val="14"/>
-              <w:szCs w:val="14"/>
-            </w:rPr>
-          </w:pPr>
-          <w:r>
-            <w:rPr>
-              <w:rFonts w:ascii="Arial Narrow" w:hAnsi="Arial Narrow" w:cstheme="minorHAnsi"/>
-              <w:sz w:val="14"/>
-              <w:szCs w:val="14"/>
-            </w:rPr>
-            <w:t>Cerrada Santo Domingo No 102</w:t>
-          </w:r>
-        </w:p>
-        <w:p>
-          <w:pPr>
-            <w:pStyle w:val="Piedepgina"/>
-            <w:widowControl w:val="0"/>
-            <w:spacing w:line="240" w:lineRule="auto"/>
-            <w:ind w:left="176"/>
-            <w:rPr>
-              <w:rFonts w:ascii="Arial Narrow" w:hAnsi="Arial Narrow" w:cstheme="minorHAnsi"/>
-              <w:sz w:val="14"/>
-              <w:szCs w:val="14"/>
-            </w:rPr>
-          </w:pPr>
-          <w:r>
-            <w:rPr>
-              <w:rFonts w:ascii="Arial Narrow" w:hAnsi="Arial Narrow" w:cstheme="minorHAnsi"/>
-              <w:sz w:val="14"/>
-              <w:szCs w:val="14"/>
-            </w:rPr>
-            <w:t>Colonia Mediterráneo Ciudad del Carmen</w:t>
-          </w:r>
-        </w:p>
-        <w:p>
-          <w:pPr>
-            <w:pStyle w:val="Piedepgina"/>
-            <w:widowControl w:val="0"/>
-            <w:spacing w:line="240" w:lineRule="auto"/>
-            <w:ind w:left="176"/>
-            <w:rPr>
-              <w:rFonts w:ascii="Arial Narrow" w:hAnsi="Arial Narrow" w:cs="Arial"/>
-              <w:sz w:val="14"/>
-              <w:szCs w:val="14"/>
-            </w:rPr>
-          </w:pPr>
-          <w:r>
-            <w:rPr>
-              <w:rFonts w:ascii="Arial Narrow" w:hAnsi="Arial Narrow" w:cstheme="minorHAnsi"/>
-              <w:sz w:val="14"/>
-              <w:szCs w:val="14"/>
-            </w:rPr>
-            <w:t>Campeche C.P. 24156</w:t>
-          </w:r>
-        </w:p>
-      </w:tc>
-      <w:tc>
-        <w:tcPr>
-          <w:tcW w:w="5391" w:type="dxa"/>
-          <w:tcBorders>
-            <w:top w:val="nil"/>
-            <w:left w:val="nil"/>
-            <w:bottom w:val="nil"/>
-            <w:right w:val="nil"/>
-          </w:tcBorders>
-        </w:tcPr>
-        <w:p>
-          <w:pPr>
-            <w:pStyle w:val="Piedepgina"/>
-            <w:widowControl w:val="0"/>
-            <w:jc w:val="center"/>
-            <w:rPr>
-              <w:rFonts w:ascii="Arial Narrow" w:hAnsi="Arial Narrow" w:cs="Arial"/>
-              <w:b/>
-              <w:sz w:val="14"/>
-              <w:szCs w:val="14"/>
-              <w:lang w:val="en-US"/>
-            </w:rPr>
-          </w:pPr>
-          <w:r>
-            <w:rPr>
-              <w:rFonts w:ascii="Arial Narrow" w:hAnsi="Arial Narrow" w:cs="Arial"/>
-              <w:b/>
-              <w:sz w:val="14"/>
-              <w:szCs w:val="14"/>
-              <w:lang w:val="en-US"/>
-            </w:rPr>
-            <w:t>ALL SOLUTIONS DE MÉXICO</w:t>
-          </w:r>
-        </w:p>
-        <w:p>
-          <w:pPr>
-            <w:pStyle w:val="Piedepgina"/>
-            <w:widowControl w:val="0"/>
-            <w:jc w:val="center"/>
-            <w:rPr>
-              <w:rFonts w:ascii="Arial Narrow" w:hAnsi="Arial Narrow" w:cs="Arial"/>
-              <w:b/>
-              <w:sz w:val="14"/>
-              <w:szCs w:val="14"/>
-              <w:lang w:val="en-US"/>
-            </w:rPr>
-          </w:pPr>
-          <w:hyperlink r:id="rId1">
-            <w:r>
-              <w:rPr>
-                <w:rStyle w:val="Hipervnculo"/>
-                <w:rFonts w:ascii="Arial Narrow" w:hAnsi="Arial Narrow" w:cs="Arial"/>
-                <w:b/>
-                <w:sz w:val="14"/>
-                <w:szCs w:val="14"/>
-                <w:lang w:val="en-US"/>
-              </w:rPr>
-              <w:t>https://www.asm.mx</w:t>
-            </w:r>
-          </w:hyperlink>
-          <w:r>
-            <w:rPr>
-              <w:rFonts w:ascii="Arial Narrow" w:hAnsi="Arial Narrow" w:cs="Arial"/>
-              <w:b/>
-              <w:sz w:val="14"/>
-              <w:szCs w:val="14"/>
-              <w:lang w:val="en-US"/>
-            </w:rPr>
-            <w:t xml:space="preserve">  </w:t>
-          </w:r>
-          <w:r>
-            <w:rPr>
-              <w:rFonts w:ascii="Arial Narrow" w:hAnsi="Arial Narrow"/>
-              <w:sz w:val="14"/>
-              <w:szCs w:val="14"/>
-              <w:lang w:val="en-US"/>
-            </w:rPr>
-            <w:t xml:space="preserve">   </w:t>
-          </w:r>
-          <w:hyperlink r:id="rId2">
-            <w:r>
-              <w:rPr>
-                <w:rStyle w:val="Hipervnculo"/>
-                <w:rFonts w:ascii="Arial Narrow" w:hAnsi="Arial Narrow" w:cs="Arial"/>
-                <w:b/>
-                <w:sz w:val="14"/>
-                <w:szCs w:val="14"/>
-                <w:lang w:val="en-US"/>
-              </w:rPr>
-              <w:t xml:space="preserve">y </w:t>
-            </w:r>
-            <w:r>
-              <w:rPr>
-                <w:rStyle w:val="Hipervnculo"/>
-                <w:rFonts w:ascii="Arial Narrow" w:hAnsi="Arial Narrow"/>
-                <w:sz w:val="14"/>
-                <w:szCs w:val="14"/>
-                <w:lang w:val="en-US"/>
-              </w:rPr>
-              <w:t xml:space="preserve">   </w:t>
-            </w:r>
-            <w:r>
-              <w:rPr>
-                <w:rStyle w:val="Hipervnculo"/>
-                <w:rFonts w:ascii="Arial Narrow" w:hAnsi="Arial Narrow" w:cs="Arial"/>
-                <w:b/>
-                <w:sz w:val="14"/>
-                <w:szCs w:val="14"/>
-                <w:lang w:val="en-US"/>
-              </w:rPr>
-              <w:t xml:space="preserve"> https://</w:t>
-            </w:r>
-            <w:r>
-              <w:rPr>
-                <w:rStyle w:val="Hipervnculo"/>
-                <w:rFonts w:ascii="Arial Narrow" w:hAnsi="Arial Narrow"/>
-                <w:sz w:val="14"/>
-                <w:szCs w:val="14"/>
-                <w:lang w:val="en-US"/>
-              </w:rPr>
-              <w:t xml:space="preserve"> </w:t>
-            </w:r>
-            <w:r>
-              <w:rPr>
-                <w:rStyle w:val="Hipervnculo"/>
-                <w:rFonts w:ascii="Arial Narrow" w:hAnsi="Arial Narrow" w:cs="Arial"/>
-                <w:b/>
-                <w:sz w:val="14"/>
-                <w:szCs w:val="14"/>
-                <w:lang w:val="en-US"/>
-              </w:rPr>
-              <w:t>www.cicese.edu.mx</w:t>
-            </w:r>
-          </w:hyperlink>
-          <w:r>
-            <w:rPr>
-              <w:rFonts w:ascii="Arial Narrow" w:hAnsi="Arial Narrow" w:cs="Arial"/>
-              <w:b/>
-              <w:sz w:val="14"/>
-              <w:szCs w:val="14"/>
-              <w:lang w:val="en-US"/>
-            </w:rPr>
-            <w:t xml:space="preserve"> </w:t>
-          </w:r>
-        </w:p>
-        <w:p>
-          <w:pPr>
-            <w:pStyle w:val="Piedepgina"/>
-            <w:widowControl w:val="0"/>
-            <w:jc w:val="center"/>
-            <w:rPr>
-              <w:rFonts w:ascii="Arial Narrow" w:hAnsi="Arial Narrow" w:cs="Arial"/>
-              <w:b/>
-              <w:sz w:val="14"/>
-              <w:szCs w:val="14"/>
-            </w:rPr>
-          </w:pPr>
-          <w:r>
-            <w:rPr>
-              <w:rFonts w:ascii="Arial Narrow" w:hAnsi="Arial Narrow" w:cs="Arial"/>
-              <w:b/>
-              <w:sz w:val="14"/>
-              <w:szCs w:val="14"/>
-            </w:rPr>
-            <w:t>CENTRO DE INVESTIGACIÓN CIENTIFICA Y DE EDUCACIÓN SUPERIOR DE ENSENADA</w:t>
-          </w:r>
-        </w:p>
-      </w:tc>
-      <w:tc>
-        <w:tcPr>
-          <w:tcW w:w="236" w:type="dxa"/>
-          <w:tcBorders>
-            <w:top w:val="nil"/>
-            <w:left w:val="nil"/>
-            <w:bottom w:val="nil"/>
-            <w:right w:val="nil"/>
-          </w:tcBorders>
-        </w:tcPr>
-        <w:p>
-          <w:pPr>
-            <w:pStyle w:val="Piedepgina"/>
-            <w:widowControl w:val="0"/>
-            <w:ind w:left="176"/>
-            <w:rPr>
-              <w:rFonts w:ascii="Arial Narrow" w:hAnsi="Arial Narrow" w:cs="Arial"/>
-              <w:sz w:val="14"/>
-              <w:szCs w:val="16"/>
-            </w:rPr>
-          </w:pPr>
-        </w:p>
-      </w:tc>
-      <w:tc>
-        <w:tcPr>
-          <w:tcW w:w="2458" w:type="dxa"/>
-          <w:tcBorders>
-            <w:top w:val="nil"/>
-            <w:left w:val="nil"/>
-            <w:bottom w:val="nil"/>
-            <w:right w:val="nil"/>
-          </w:tcBorders>
-        </w:tcPr>
-        <w:p>
-          <w:pPr>
-            <w:pStyle w:val="Piedepgina"/>
-            <w:widowControl w:val="0"/>
-            <w:spacing w:line="240" w:lineRule="auto"/>
-            <w:ind w:left="176"/>
-            <w:rPr>
-              <w:rFonts w:ascii="Arial Narrow" w:hAnsi="Arial Narrow" w:cs="Arial"/>
-              <w:sz w:val="14"/>
-              <w:szCs w:val="16"/>
-            </w:rPr>
-          </w:pPr>
-          <w:r>
-            <w:rPr>
-              <w:rFonts w:ascii="Arial Narrow" w:hAnsi="Arial Narrow" w:cs="Arial"/>
-              <w:sz w:val="14"/>
-              <w:szCs w:val="16"/>
-            </w:rPr>
-            <w:t>Carretera Ensenada-Tijuana No 3918</w:t>
-          </w:r>
-        </w:p>
-        <w:p>
-          <w:pPr>
-            <w:pStyle w:val="Piedepgina"/>
-            <w:widowControl w:val="0"/>
-            <w:spacing w:line="240" w:lineRule="auto"/>
-            <w:ind w:left="176"/>
-            <w:rPr>
-              <w:rFonts w:ascii="Arial Narrow" w:hAnsi="Arial Narrow" w:cs="Arial"/>
-              <w:sz w:val="14"/>
-              <w:szCs w:val="16"/>
-            </w:rPr>
-          </w:pPr>
-          <w:r>
-            <w:rPr>
-              <w:rFonts w:ascii="Arial Narrow" w:hAnsi="Arial Narrow" w:cs="Arial"/>
-              <w:sz w:val="14"/>
-              <w:szCs w:val="16"/>
-            </w:rPr>
-            <w:t>Zona Playitas, Ensenada,</w:t>
-          </w:r>
-        </w:p>
-        <w:p>
-          <w:pPr>
-            <w:pStyle w:val="Piedepgina"/>
-            <w:widowControl w:val="0"/>
-            <w:spacing w:line="240" w:lineRule="auto"/>
-            <w:ind w:left="176"/>
-            <w:rPr>
-              <w:rFonts w:ascii="Arial Narrow" w:hAnsi="Arial Narrow" w:cs="Arial"/>
-              <w:b/>
-              <w:sz w:val="14"/>
-              <w:szCs w:val="16"/>
-            </w:rPr>
-          </w:pPr>
-          <w:r>
-            <w:rPr>
-              <w:rFonts w:ascii="Arial Narrow" w:hAnsi="Arial Narrow" w:cs="Arial"/>
-              <w:sz w:val="14"/>
-              <w:szCs w:val="16"/>
-            </w:rPr>
-            <w:t>Baja California, C.P. 22860</w:t>
-          </w:r>
-        </w:p>
-      </w:tc>
-    </w:tr>
-  </w:tbl>
-  <w:p>
-    <w:pPr>
-      <w:pStyle w:val="Piedepgina"/>
-      <w:rPr>
-        <w:rFonts w:ascii="Arial" w:hAnsi="Arial" w:cs="Arial"/>
-        <w:sz w:val="18"/>
-        <w:szCs w:val="18"/>
-      </w:rPr>
-    </w:pPr>
-  </w:p>
-</w:ftr>
-</file>
-
-<file path=word/footer4.xml><?xml version="1.0" encoding="utf-8"?>
-<w:ftr xmlns:wpc="http://schemas.microsoft.com/office/word/2010/wordprocessingCanvas" xmlns:cx="http://schemas.microsoft.com/office/drawing/2014/chartex" xmlns:cx1="http://schemas.microsoft.com/office/drawing/2015/9/8/chartex" xmlns:cx2="http://schemas.microsoft.com/office/drawing/2015/10/21/chartex" xmlns:cx3="http://schemas.microsoft.com/office/drawing/2016/5/9/chartex" xmlns:cx4="http://schemas.microsoft.com/office/drawing/2016/5/10/chartex" xmlns:cx5="http://schemas.microsoft.com/office/drawing/2016/5/11/chartex" xmlns:cx6="http://schemas.microsoft.com/office/drawing/2016/5/12/chartex" xmlns:cx7="http://schemas.microsoft.com/office/drawing/2016/5/13/chartex" xmlns:cx8="http://schemas.microsoft.com/office/drawing/2016/5/14/chartex" xmlns:mc="http://schemas.openxmlformats.org/markup-compatibility/2006" xmlns:aink="http://schemas.microsoft.com/office/drawing/2016/ink" xmlns:am3d="http://schemas.microsoft.com/office/drawing/2017/model3d" xmlns:o="urn:schemas-microsoft-com:office:office" xmlns:oel="http://schemas.microsoft.com/office/2019/extlst" xmlns:r="http://schemas.openxmlformats.org/officeDocument/2006/relationships" xmlns:m="http://schemas.openxmlformats.org/officeDocument/2006/math" xmlns:v="urn:schemas-microsoft-com:vml" xmlns:wp14="http://schemas.microsoft.com/office/word/2010/wordprocessingDrawing" xmlns:wp="http://schemas.openxmlformats.org/drawingml/2006/wordprocessingDrawing" xmlns:w10="urn:schemas-microsoft-com:office:word" xmlns:w="http://schemas.openxmlformats.org/wordprocessingml/2006/main" xmlns:w14="http://schemas.microsoft.com/office/word/2010/wordml" xmlns:w15="http://schemas.microsoft.com/office/word/2012/wordml" xmlns:w16cex="http://schemas.microsoft.com/office/word/2018/wordml/cex" xmlns:w16cid="http://schemas.microsoft.com/office/word/2016/wordml/cid" xmlns:w16="http://schemas.microsoft.com/office/word/2018/wordml" xmlns:w16du="http://schemas.microsoft.com/office/word/2023/wordml/word16du" xmlns:w16sdtdh="http://schemas.microsoft.com/office/word/2020/wordml/sdtdatahash" xmlns:w16sdtfl="http://schemas.microsoft.com/office/word/2024/wordml/sdtformatlock" xmlns:w16se="http://schemas.microsoft.com/office/word/2015/wordml/symex" xmlns:wpg="http://schemas.microsoft.com/office/word/2010/wordprocessingGroup" xmlns:wpi="http://schemas.microsoft.com/office/word/2010/wordprocessingInk" xmlns:wne="http://schemas.microsoft.com/office/word/2006/wordml" xmlns:wps="http://schemas.microsoft.com/office/word/2010/wordprocessingShape" mc:Ignorable="w14 w15 w16se w16cid w16 w16cex w16sdtdh w16sdtfl w16du wp14">
   <w:sdt>
     <w:sdtPr>
       <w:id w:val="1455451338"/>
@@ -15429,6 +17963,7 @@
                 <w:docPartUnique/>
               </w:docPartObj>
             </w:sdtPr>
+            <w:sdtEndPr/>
             <w:sdtContent>
               <w:p>
                 <w:pPr>
@@ -15901,13 +18436,13 @@
 </w:ftr>
 </file>
 
-<file path=word/footer5.xml><?xml version="1.0" encoding="utf-8"?>
+<file path=word/footer4.xml><?xml version="1.0" encoding="utf-8"?>
 <w:ftr xmlns:wpc="http://schemas.microsoft.com/office/word/2010/wordprocessingCanvas" xmlns:cx="http://schemas.microsoft.com/office/drawing/2014/chartex" xmlns:cx1="http://schemas.microsoft.com/office/drawing/2015/9/8/chartex" xmlns:cx2="http://schemas.microsoft.com/office/drawing/2015/10/21/chartex" xmlns:cx3="http://schemas.microsoft.com/office/drawing/2016/5/9/chartex" xmlns:cx4="http://schemas.microsoft.com/office/drawing/2016/5/10/chartex" xmlns:cx5="http://schemas.microsoft.com/office/drawing/2016/5/11/chartex" xmlns:cx6="http://schemas.microsoft.com/office/drawing/2016/5/12/chartex" xmlns:cx7="http://schemas.microsoft.com/office/drawing/2016/5/13/chartex" xmlns:cx8="http://schemas.microsoft.com/office/drawing/2016/5/14/chartex" xmlns:mc="http://schemas.openxmlformats.org/markup-compatibility/2006" xmlns:aink="http://schemas.microsoft.com/office/drawing/2016/ink" xmlns:am3d="http://schemas.microsoft.com/office/drawing/2017/model3d" xmlns:o="urn:schemas-microsoft-com:office:office" xmlns:oel="http://schemas.microsoft.com/office/2019/extlst" xmlns:r="http://schemas.openxmlformats.org/officeDocument/2006/relationships" xmlns:m="http://schemas.openxmlformats.org/officeDocument/2006/math" xmlns:v="urn:schemas-microsoft-com:vml" xmlns:wp14="http://schemas.microsoft.com/office/word/2010/wordprocessingDrawing" xmlns:wp="http://schemas.openxmlformats.org/drawingml/2006/wordprocessingDrawing" xmlns:w10="urn:schemas-microsoft-com:office:word" xmlns:w="http://schemas.openxmlformats.org/wordprocessingml/2006/main" xmlns:w14="http://schemas.microsoft.com/office/word/2010/wordml" xmlns:w15="http://schemas.microsoft.com/office/word/2012/wordml" xmlns:w16cex="http://schemas.microsoft.com/office/word/2018/wordml/cex" xmlns:w16cid="http://schemas.microsoft.com/office/word/2016/wordml/cid" xmlns:w16="http://schemas.microsoft.com/office/word/2018/wordml" xmlns:w16du="http://schemas.microsoft.com/office/word/2023/wordml/word16du" xmlns:w16sdtdh="http://schemas.microsoft.com/office/word/2020/wordml/sdtdatahash" xmlns:w16sdtfl="http://schemas.microsoft.com/office/word/2024/wordml/sdtformatlock" xmlns:w16se="http://schemas.microsoft.com/office/word/2015/wordml/symex" xmlns:wpg="http://schemas.microsoft.com/office/word/2010/wordprocessingGroup" xmlns:wpi="http://schemas.microsoft.com/office/word/2010/wordprocessingInk" xmlns:wne="http://schemas.microsoft.com/office/word/2006/wordml" xmlns:wps="http://schemas.microsoft.com/office/word/2010/wordprocessingShape" mc:Ignorable="w14 w15 w16se w16cid w16 w16cex w16sdtdh w16sdtfl w16du wp14">
   <w:p/>
 </w:ftr>
 </file>
 
-<file path=word/footer6.xml><?xml version="1.0" encoding="utf-8"?>
+<file path=word/footer5.xml><?xml version="1.0" encoding="utf-8"?>
 <w:ftr xmlns:wpc="http://schemas.microsoft.com/office/word/2010/wordprocessingCanvas" xmlns:cx="http://schemas.microsoft.com/office/drawing/2014/chartex" xmlns:cx1="http://schemas.microsoft.com/office/drawing/2015/9/8/chartex" xmlns:cx2="http://schemas.microsoft.com/office/drawing/2015/10/21/chartex" xmlns:cx3="http://schemas.microsoft.com/office/drawing/2016/5/9/chartex" xmlns:cx4="http://schemas.microsoft.com/office/drawing/2016/5/10/chartex" xmlns:cx5="http://schemas.microsoft.com/office/drawing/2016/5/11/chartex" xmlns:cx6="http://schemas.microsoft.com/office/drawing/2016/5/12/chartex" xmlns:cx7="http://schemas.microsoft.com/office/drawing/2016/5/13/chartex" xmlns:cx8="http://schemas.microsoft.com/office/drawing/2016/5/14/chartex" xmlns:mc="http://schemas.openxmlformats.org/markup-compatibility/2006" xmlns:aink="http://schemas.microsoft.com/office/drawing/2016/ink" xmlns:am3d="http://schemas.microsoft.com/office/drawing/2017/model3d" xmlns:o="urn:schemas-microsoft-com:office:office" xmlns:oel="http://schemas.microsoft.com/office/2019/extlst" xmlns:r="http://schemas.openxmlformats.org/officeDocument/2006/relationships" xmlns:m="http://schemas.openxmlformats.org/officeDocument/2006/math" xmlns:v="urn:schemas-microsoft-com:vml" xmlns:wp14="http://schemas.microsoft.com/office/word/2010/wordprocessingDrawing" xmlns:wp="http://schemas.openxmlformats.org/drawingml/2006/wordprocessingDrawing" xmlns:w10="urn:schemas-microsoft-com:office:word" xmlns:w="http://schemas.openxmlformats.org/wordprocessingml/2006/main" xmlns:w14="http://schemas.microsoft.com/office/word/2010/wordml" xmlns:w15="http://schemas.microsoft.com/office/word/2012/wordml" xmlns:w16cex="http://schemas.microsoft.com/office/word/2018/wordml/cex" xmlns:w16cid="http://schemas.microsoft.com/office/word/2016/wordml/cid" xmlns:w16="http://schemas.microsoft.com/office/word/2018/wordml" xmlns:w16du="http://schemas.microsoft.com/office/word/2023/wordml/word16du" xmlns:w16sdtdh="http://schemas.microsoft.com/office/word/2020/wordml/sdtdatahash" xmlns:w16sdtfl="http://schemas.microsoft.com/office/word/2024/wordml/sdtformatlock" xmlns:w16se="http://schemas.microsoft.com/office/word/2015/wordml/symex" xmlns:wpg="http://schemas.microsoft.com/office/word/2010/wordprocessingGroup" xmlns:wpi="http://schemas.microsoft.com/office/word/2010/wordprocessingInk" xmlns:wne="http://schemas.microsoft.com/office/word/2006/wordml" xmlns:wps="http://schemas.microsoft.com/office/word/2010/wordprocessingShape" mc:Ignorable="w14 w15 w16se w16cid w16 w16cex w16sdtdh w16sdtfl w16du wp14">
   <w:sdt>
     <w:sdtPr>
@@ -15920,6 +18455,7 @@
         <w:docPartUnique/>
       </w:docPartObj>
     </w:sdtPr>
+    <w:sdtEndPr/>
     <w:sdtContent>
       <w:p>
         <w:pPr>
@@ -16827,14 +19363,12 @@
   <w:tbl>
     <w:tblPr>
       <w:tblStyle w:val="Tablaconcuadrcula"/>
-      <w:tblW w:w="10207" w:type="dxa"/>
+      <w:tblW w:w="1753" w:type="dxa"/>
       <w:jc w:val="center"/>
       <w:tblLayout w:type="fixed"/>
       <w:tblLook w:val="04A0" w:firstRow="1" w:lastRow="0" w:firstColumn="1" w:lastColumn="0" w:noHBand="0" w:noVBand="1"/>
     </w:tblPr>
     <w:tblGrid>
-      <w:gridCol w:w="1696"/>
-      <w:gridCol w:w="6758"/>
       <w:gridCol w:w="1753"/>
     </w:tblGrid>
     <w:tr>
@@ -16842,127 +19376,6 @@
         <w:trHeight w:val="851"/>
         <w:jc w:val="center"/>
       </w:trPr>
-      <w:tc>
-        <w:tcPr>
-          <w:tcW w:w="1696" w:type="dxa"/>
-          <w:tcBorders>
-            <w:top w:val="nil"/>
-            <w:left w:val="nil"/>
-            <w:bottom w:val="nil"/>
-            <w:right w:val="nil"/>
-          </w:tcBorders>
-          <w:vAlign w:val="center"/>
-        </w:tcPr>
-        <w:p>
-          <w:pPr>
-            <w:pStyle w:val="Sinespaciado"/>
-            <w:widowControl w:val="0"/>
-            <w:jc w:val="center"/>
-          </w:pPr>
-          <w:r>
-            <w:rPr>
-              <w:noProof/>
-            </w:rPr>
-            <w:drawing>
-              <wp:inline distT="0" distB="0" distL="0" distR="0" wp14:anchorId="44D19163" wp14:editId="36C369B1">
-                <wp:extent cx="615315" cy="360045"/>
-                <wp:effectExtent l="0" t="0" r="0" b="0"/>
-                <wp:docPr id="1901398199" name="Imagen 1901398199"/>
-                <wp:cNvGraphicFramePr>
-                  <a:graphicFrameLocks xmlns:a="http://schemas.openxmlformats.org/drawingml/2006/main" noChangeAspect="1"/>
-                </wp:cNvGraphicFramePr>
-                <a:graphic xmlns:a="http://schemas.openxmlformats.org/drawingml/2006/main">
-                  <a:graphicData uri="http://schemas.openxmlformats.org/drawingml/2006/picture">
-                    <pic:pic xmlns:pic="http://schemas.openxmlformats.org/drawingml/2006/picture">
-                      <pic:nvPicPr>
-                        <pic:cNvPr id="6" name="Imagen 6"/>
-                        <pic:cNvPicPr>
-                          <a:picLocks noChangeAspect="1" noChangeArrowheads="1"/>
-                        </pic:cNvPicPr>
-                      </pic:nvPicPr>
-                      <pic:blipFill>
-                        <a:blip r:embed="rId1"/>
-                        <a:stretch>
-                          <a:fillRect/>
-                        </a:stretch>
-                      </pic:blipFill>
-                      <pic:spPr bwMode="auto">
-                        <a:xfrm>
-                          <a:off x="0" y="0"/>
-                          <a:ext cx="615315" cy="360045"/>
-                        </a:xfrm>
-                        <a:prstGeom prst="rect">
-                          <a:avLst/>
-                        </a:prstGeom>
-                      </pic:spPr>
-                    </pic:pic>
-                  </a:graphicData>
-                </a:graphic>
-              </wp:inline>
-            </w:drawing>
-          </w:r>
-        </w:p>
-      </w:tc>
-      <w:tc>
-        <w:tcPr>
-          <w:tcW w:w="6758" w:type="dxa"/>
-          <w:tcBorders>
-            <w:top w:val="nil"/>
-            <w:left w:val="nil"/>
-            <w:bottom w:val="nil"/>
-            <w:right w:val="nil"/>
-          </w:tcBorders>
-          <w:vAlign w:val="center"/>
-        </w:tcPr>
-        <w:p>
-          <w:pPr>
-            <w:pStyle w:val="Sinespaciado"/>
-            <w:widowControl w:val="0"/>
-            <w:jc w:val="center"/>
-            <w:rPr>
-              <w:rFonts w:cs="Arial"/>
-              <w:b/>
-              <w:color w:val="404040" w:themeColor="text1" w:themeTint="BF"/>
-              <w:sz w:val="18"/>
-              <w:szCs w:val="18"/>
-            </w:rPr>
-          </w:pPr>
-          <w:r>
-            <w:rPr>
-              <w:rFonts w:cs="Arial"/>
-              <w:b/>
-              <w:color w:val="404040" w:themeColor="text1" w:themeTint="BF"/>
-              <w:sz w:val="18"/>
-              <w:szCs w:val="18"/>
-            </w:rPr>
-            <w:t>Servicio de Medición y Análisis Metoceánicos del Golfo de México</w:t>
-          </w:r>
-        </w:p>
-        <w:p>
-          <w:pPr>
-            <w:pStyle w:val="Sinespaciado"/>
-            <w:widowControl w:val="0"/>
-            <w:jc w:val="center"/>
-            <w:rPr>
-              <w:rFonts w:cs="Arial"/>
-              <w:b/>
-              <w:color w:val="404040" w:themeColor="text1" w:themeTint="BF"/>
-              <w:sz w:val="16"/>
-              <w:szCs w:val="16"/>
-            </w:rPr>
-          </w:pPr>
-          <w:r>
-            <w:rPr>
-              <w:rFonts w:cs="Arial"/>
-              <w:b/>
-              <w:color w:val="404040" w:themeColor="text1" w:themeTint="BF"/>
-              <w:sz w:val="16"/>
-              <w:szCs w:val="16"/>
-            </w:rPr>
-            <w:t>Contrato número 648222820</w:t>
-          </w:r>
-        </w:p>
-      </w:tc>
       <w:tc>
         <w:tcPr>
           <w:tcW w:w="1753" w:type="dxa"/>
@@ -16986,48 +19399,6 @@
               <w:szCs w:val="18"/>
             </w:rPr>
           </w:pPr>
-          <w:r>
-            <w:rPr>
-              <w:noProof/>
-            </w:rPr>
-            <w:drawing>
-              <wp:inline distT="0" distB="0" distL="0" distR="0" wp14:anchorId="01BA8645" wp14:editId="6BBDA5CF">
-                <wp:extent cx="727075" cy="360045"/>
-                <wp:effectExtent l="0" t="0" r="0" b="0"/>
-                <wp:docPr id="582922999" name="Imagen 582922999"/>
-                <wp:cNvGraphicFramePr>
-                  <a:graphicFrameLocks xmlns:a="http://schemas.openxmlformats.org/drawingml/2006/main" noChangeAspect="1"/>
-                </wp:cNvGraphicFramePr>
-                <a:graphic xmlns:a="http://schemas.openxmlformats.org/drawingml/2006/main">
-                  <a:graphicData uri="http://schemas.openxmlformats.org/drawingml/2006/picture">
-                    <pic:pic xmlns:pic="http://schemas.openxmlformats.org/drawingml/2006/picture">
-                      <pic:nvPicPr>
-                        <pic:cNvPr id="7" name="Imagen 12"/>
-                        <pic:cNvPicPr>
-                          <a:picLocks noChangeAspect="1" noChangeArrowheads="1"/>
-                        </pic:cNvPicPr>
-                      </pic:nvPicPr>
-                      <pic:blipFill>
-                        <a:blip r:embed="rId2"/>
-                        <a:stretch>
-                          <a:fillRect/>
-                        </a:stretch>
-                      </pic:blipFill>
-                      <pic:spPr bwMode="auto">
-                        <a:xfrm>
-                          <a:off x="0" y="0"/>
-                          <a:ext cx="727075" cy="360045"/>
-                        </a:xfrm>
-                        <a:prstGeom prst="rect">
-                          <a:avLst/>
-                        </a:prstGeom>
-                      </pic:spPr>
-                    </pic:pic>
-                  </a:graphicData>
-                </a:graphic>
-              </wp:inline>
-            </w:drawing>
-          </w:r>
         </w:p>
       </w:tc>
     </w:tr>
@@ -17041,135 +19412,6 @@
         <w:szCs w:val="10"/>
       </w:rPr>
     </w:pPr>
-    <w:r>
-      <w:rPr>
-        <w:noProof/>
-        <w:sz w:val="10"/>
-        <w:szCs w:val="10"/>
-      </w:rPr>
-      <w:drawing>
-        <wp:anchor distT="0" distB="0" distL="0" distR="0" simplePos="0" relativeHeight="251652096" behindDoc="1" locked="0" layoutInCell="0" allowOverlap="1" wp14:anchorId="658EDE80" wp14:editId="34FABF6C">
-          <wp:simplePos x="0" y="0"/>
-          <wp:positionH relativeFrom="margin">
-            <wp:align>center</wp:align>
-          </wp:positionH>
-          <wp:positionV relativeFrom="margin">
-            <wp:align>center</wp:align>
-          </wp:positionV>
-          <wp:extent cx="5920740" cy="1319530"/>
-          <wp:effectExtent l="0" t="0" r="0" b="0"/>
-          <wp:wrapNone/>
-          <wp:docPr id="1662203589" name="Imagen 1662203589"/>
-          <wp:cNvGraphicFramePr>
-            <a:graphicFrameLocks xmlns:a="http://schemas.openxmlformats.org/drawingml/2006/main" noChangeAspect="1"/>
-          </wp:cNvGraphicFramePr>
-          <a:graphic xmlns:a="http://schemas.openxmlformats.org/drawingml/2006/main">
-            <a:graphicData uri="http://schemas.openxmlformats.org/drawingml/2006/picture">
-              <pic:pic xmlns:pic="http://schemas.openxmlformats.org/drawingml/2006/picture">
-                <pic:nvPicPr>
-                  <pic:cNvPr id="8" name="WordPictureWatermark842837673"/>
-                  <pic:cNvPicPr>
-                    <a:picLocks noChangeAspect="1" noChangeArrowheads="1"/>
-                  </pic:cNvPicPr>
-                </pic:nvPicPr>
-                <pic:blipFill>
-                  <a:blip r:embed="rId3"/>
-                  <a:stretch>
-                    <a:fillRect/>
-                  </a:stretch>
-                </pic:blipFill>
-                <pic:spPr bwMode="auto">
-                  <a:xfrm>
-                    <a:off x="0" y="0"/>
-                    <a:ext cx="5920740" cy="1319530"/>
-                  </a:xfrm>
-                  <a:prstGeom prst="rect">
-                    <a:avLst/>
-                  </a:prstGeom>
-                </pic:spPr>
-              </pic:pic>
-            </a:graphicData>
-          </a:graphic>
-        </wp:anchor>
-      </w:drawing>
-    </w:r>
-    <w:r>
-      <w:rPr>
-        <w:noProof/>
-      </w:rPr>
-      <mc:AlternateContent>
-        <mc:Choice Requires="wps">
-          <w:drawing>
-            <wp:anchor distT="14605" distB="14605" distL="14605" distR="14605" simplePos="0" relativeHeight="251657216" behindDoc="1" locked="0" layoutInCell="0" allowOverlap="1" wp14:anchorId="128E73CB" wp14:editId="7DFCF940">
-              <wp:simplePos x="0" y="0"/>
-              <wp:positionH relativeFrom="column">
-                <wp:posOffset>-322580</wp:posOffset>
-              </wp:positionH>
-              <wp:positionV relativeFrom="paragraph">
-                <wp:posOffset>49530</wp:posOffset>
-              </wp:positionV>
-              <wp:extent cx="6486525" cy="9525"/>
-              <wp:effectExtent l="19050" t="19050" r="9525" b="9525"/>
-              <wp:wrapNone/>
-              <wp:docPr id="1902798992" name="Conector recto 4"/>
-              <wp:cNvGraphicFramePr>
-                <a:graphicFrameLocks xmlns:a="http://schemas.openxmlformats.org/drawingml/2006/main"/>
-              </wp:cNvGraphicFramePr>
-              <a:graphic xmlns:a="http://schemas.openxmlformats.org/drawingml/2006/main">
-                <a:graphicData uri="http://schemas.microsoft.com/office/word/2010/wordprocessingShape">
-                  <wps:wsp>
-                    <wps:cNvCnPr>
-                      <a:cxnSpLocks/>
-                    </wps:cNvCnPr>
-                    <wps:spPr>
-                      <a:xfrm>
-                        <a:off x="0" y="0"/>
-                        <a:ext cx="6486525" cy="9525"/>
-                      </a:xfrm>
-                      <a:prstGeom prst="line">
-                        <a:avLst/>
-                      </a:prstGeom>
-                      <a:ln w="28575">
-                        <a:solidFill>
-                          <a:srgbClr val="17375E"/>
-                        </a:solidFill>
-                        <a:round/>
-                      </a:ln>
-                    </wps:spPr>
-                    <wps:style>
-                      <a:lnRef idx="1">
-                        <a:schemeClr val="accent1"/>
-                      </a:lnRef>
-                      <a:fillRef idx="0">
-                        <a:schemeClr val="accent1"/>
-                      </a:fillRef>
-                      <a:effectRef idx="0">
-                        <a:schemeClr val="accent1"/>
-                      </a:effectRef>
-                      <a:fontRef idx="minor"/>
-                    </wps:style>
-                    <wps:bodyPr/>
-                  </wps:wsp>
-                </a:graphicData>
-              </a:graphic>
-              <wp14:sizeRelH relativeFrom="page">
-                <wp14:pctWidth>0</wp14:pctWidth>
-              </wp14:sizeRelH>
-              <wp14:sizeRelV relativeFrom="page">
-                <wp14:pctHeight>0</wp14:pctHeight>
-              </wp14:sizeRelV>
-            </wp:anchor>
-          </w:drawing>
-        </mc:Choice>
-        <mc:Fallback>
-          <w:pict>
-            <v:line w14:anchorId="0C6CF436" id="Conector recto 4" o:spid="_x0000_s1026" style="position:absolute;z-index:-251659264;visibility:visible;mso-wrap-style:square;mso-width-percent:0;mso-height-percent:0;mso-wrap-distance-left:1.15pt;mso-wrap-distance-top:1.15pt;mso-wrap-distance-right:1.15pt;mso-wrap-distance-bottom:1.15pt;mso-position-horizontal:absolute;mso-position-horizontal-relative:text;mso-position-vertical:absolute;mso-position-vertical-relative:text;mso-width-percent:0;mso-height-percent:0;mso-width-relative:page;mso-height-relative:page" from="-25.4pt,3.9pt" to="485.35pt,4.65pt" o:gfxdata="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" o:allowincell="f" strokecolor="#17375e" strokeweight="2.25pt">
-              <o:lock v:ext="edit" shapetype="f"/>
-            </v:line>
-          </w:pict>
-        </mc:Fallback>
-      </mc:AlternateContent>
-    </w:r>
   </w:p>
 </w:hdr>
 </file>
